--- a/docs/manuals/Role_Guide_6_Documentary_RA.docx
+++ b/docs/manuals/Role_Guide_6_Documentary_RA.docx
@@ -69,7 +69,7 @@
           <w:left w:w="10" w:type="dxa"/>
           <w:right w:w="10" w:type="dxa"/>
         </w:tblCellMar>
-        <w:tblLook w:val="0000" w:firstRow="0" w:lastRow="0" w:firstColumn="0" w:lastColumn="0" w:noHBand="0" w:noVBand="0"/>
+        <w:tblLook w:val="04A0" w:firstRow="1" w:lastRow="0" w:firstColumn="1" w:lastColumn="0" w:noHBand="0" w:noVBand="1"/>
       </w:tblPr>
       <w:tblGrid>
         <w:gridCol w:w="2300"/>
@@ -538,7 +538,7 @@
     <w:sdt>
       <w:sdtPr>
         <w:alias w:val="Contents"/>
-        <w:id w:val="1480879527"/>
+        <w:id w:val="-836843642"/>
       </w:sdtPr>
       <w:sdtEndPr/>
       <w:sdtContent>
@@ -567,7 +567,7 @@
           <w:r>
             <w:fldChar w:fldCharType="separate"/>
           </w:r>
-          <w:hyperlink w:anchor="_Toc240395263" w:history="1">
+          <w:hyperlink w:anchor="_Toc240406037" w:history="1">
             <w:r>
               <w:rPr>
                 <w:rStyle w:val="Hyperlink"/>
@@ -591,7 +591,7 @@
               <w:rPr>
                 <w:noProof/>
               </w:rPr>
-              <w:instrText xml:space="preserve"> PAGEREF _Toc240395263 \h </w:instrText>
+              <w:instrText xml:space="preserve"> PAGEREF _Toc240406037 \h </w:instrText>
             </w:r>
             <w:r>
               <w:rPr>
@@ -634,7 +634,7 @@
               <w14:ligatures w14:val="standardContextual"/>
             </w:rPr>
           </w:pPr>
-          <w:hyperlink w:anchor="_Toc240395264" w:history="1">
+          <w:hyperlink w:anchor="_Toc240406038" w:history="1">
             <w:r>
               <w:rPr>
                 <w:rStyle w:val="Hyperlink"/>
@@ -658,7 +658,7 @@
               <w:rPr>
                 <w:noProof/>
               </w:rPr>
-              <w:instrText xml:space="preserve"> PAGEREF _Toc240395264 \h </w:instrText>
+              <w:instrText xml:space="preserve"> PAGEREF _Toc240406038 \h </w:instrText>
             </w:r>
             <w:r>
               <w:rPr>
@@ -701,7 +701,7 @@
               <w14:ligatures w14:val="standardContextual"/>
             </w:rPr>
           </w:pPr>
-          <w:hyperlink w:anchor="_Toc240395265" w:history="1">
+          <w:hyperlink w:anchor="_Toc240406039" w:history="1">
             <w:r>
               <w:rPr>
                 <w:rStyle w:val="Hyperlink"/>
@@ -725,7 +725,7 @@
               <w:rPr>
                 <w:noProof/>
               </w:rPr>
-              <w:instrText xml:space="preserve"> PAGEREF _Toc240395265 \h </w:instrText>
+              <w:instrText xml:space="preserve"> PAGEREF _Toc240406039 \h </w:instrText>
             </w:r>
             <w:r>
               <w:rPr>
@@ -768,7 +768,7 @@
               <w14:ligatures w14:val="standardContextual"/>
             </w:rPr>
           </w:pPr>
-          <w:hyperlink w:anchor="_Toc240395266" w:history="1">
+          <w:hyperlink w:anchor="_Toc240406040" w:history="1">
             <w:r>
               <w:rPr>
                 <w:rStyle w:val="Hyperlink"/>
@@ -792,7 +792,7 @@
               <w:rPr>
                 <w:noProof/>
               </w:rPr>
-              <w:instrText xml:space="preserve"> PAGEREF _Toc240395266 \h </w:instrText>
+              <w:instrText xml:space="preserve"> PAGEREF _Toc240406040 \h </w:instrText>
             </w:r>
             <w:r>
               <w:rPr>
@@ -835,7 +835,7 @@
               <w14:ligatures w14:val="standardContextual"/>
             </w:rPr>
           </w:pPr>
-          <w:hyperlink w:anchor="_Toc240395267" w:history="1">
+          <w:hyperlink w:anchor="_Toc240406041" w:history="1">
             <w:r>
               <w:rPr>
                 <w:rStyle w:val="Hyperlink"/>
@@ -859,7 +859,7 @@
               <w:rPr>
                 <w:noProof/>
               </w:rPr>
-              <w:instrText xml:space="preserve"> PAGEREF _Toc240395267 \h </w:instrText>
+              <w:instrText xml:space="preserve"> PAGEREF _Toc240406041 \h </w:instrText>
             </w:r>
             <w:r>
               <w:rPr>
@@ -902,7 +902,7 @@
               <w14:ligatures w14:val="standardContextual"/>
             </w:rPr>
           </w:pPr>
-          <w:hyperlink w:anchor="_Toc240395268" w:history="1">
+          <w:hyperlink w:anchor="_Toc240406042" w:history="1">
             <w:r>
               <w:rPr>
                 <w:rStyle w:val="Hyperlink"/>
@@ -926,7 +926,7 @@
               <w:rPr>
                 <w:noProof/>
               </w:rPr>
-              <w:instrText xml:space="preserve"> PAGEREF _Toc240395268 \h </w:instrText>
+              <w:instrText xml:space="preserve"> PAGEREF _Toc240406042 \h </w:instrText>
             </w:r>
             <w:r>
               <w:rPr>
@@ -969,7 +969,7 @@
               <w14:ligatures w14:val="standardContextual"/>
             </w:rPr>
           </w:pPr>
-          <w:hyperlink w:anchor="_Toc240395269" w:history="1">
+          <w:hyperlink w:anchor="_Toc240406043" w:history="1">
             <w:r>
               <w:rPr>
                 <w:rStyle w:val="Hyperlink"/>
@@ -993,7 +993,7 @@
               <w:rPr>
                 <w:noProof/>
               </w:rPr>
-              <w:instrText xml:space="preserve"> PAGEREF _Toc240395269 \h </w:instrText>
+              <w:instrText xml:space="preserve"> PAGEREF _Toc240406043 \h </w:instrText>
             </w:r>
             <w:r>
               <w:rPr>
@@ -1036,7 +1036,7 @@
               <w14:ligatures w14:val="standardContextual"/>
             </w:rPr>
           </w:pPr>
-          <w:hyperlink w:anchor="_Toc240395270" w:history="1">
+          <w:hyperlink w:anchor="_Toc240406044" w:history="1">
             <w:r>
               <w:rPr>
                 <w:rStyle w:val="Hyperlink"/>
@@ -1060,7 +1060,7 @@
               <w:rPr>
                 <w:noProof/>
               </w:rPr>
-              <w:instrText xml:space="preserve"> PAGEREF _Toc240395270 \h </w:instrText>
+              <w:instrText xml:space="preserve"> PAGEREF _Toc240406044 \h </w:instrText>
             </w:r>
             <w:r>
               <w:rPr>
@@ -1103,7 +1103,7 @@
               <w14:ligatures w14:val="standardContextual"/>
             </w:rPr>
           </w:pPr>
-          <w:hyperlink w:anchor="_Toc240395271" w:history="1">
+          <w:hyperlink w:anchor="_Toc240406045" w:history="1">
             <w:r>
               <w:rPr>
                 <w:rStyle w:val="Hyperlink"/>
@@ -1127,7 +1127,7 @@
               <w:rPr>
                 <w:noProof/>
               </w:rPr>
-              <w:instrText xml:space="preserve"> PAGEREF _Toc240395271 \h </w:instrText>
+              <w:instrText xml:space="preserve"> PAGEREF _Toc240406045 \h </w:instrText>
             </w:r>
             <w:r>
               <w:rPr>
@@ -1170,7 +1170,7 @@
               <w14:ligatures w14:val="standardContextual"/>
             </w:rPr>
           </w:pPr>
-          <w:hyperlink w:anchor="_Toc240395272" w:history="1">
+          <w:hyperlink w:anchor="_Toc240406046" w:history="1">
             <w:r>
               <w:rPr>
                 <w:rStyle w:val="Hyperlink"/>
@@ -1194,7 +1194,7 @@
               <w:rPr>
                 <w:noProof/>
               </w:rPr>
-              <w:instrText xml:space="preserve"> PAGEREF _Toc240395272 \h </w:instrText>
+              <w:instrText xml:space="preserve"> PAGEREF _Toc240406046 \h </w:instrText>
             </w:r>
             <w:r>
               <w:rPr>
@@ -1237,7 +1237,7 @@
               <w14:ligatures w14:val="standardContextual"/>
             </w:rPr>
           </w:pPr>
-          <w:hyperlink w:anchor="_Toc240395273" w:history="1">
+          <w:hyperlink w:anchor="_Toc240406047" w:history="1">
             <w:r>
               <w:rPr>
                 <w:rStyle w:val="Hyperlink"/>
@@ -1261,7 +1261,7 @@
               <w:rPr>
                 <w:noProof/>
               </w:rPr>
-              <w:instrText xml:space="preserve"> PAGEREF _Toc240395273 \h </w:instrText>
+              <w:instrText xml:space="preserve"> PAGEREF _Toc240406047 \h </w:instrText>
             </w:r>
             <w:r>
               <w:rPr>
@@ -1304,7 +1304,7 @@
               <w14:ligatures w14:val="standardContextual"/>
             </w:rPr>
           </w:pPr>
-          <w:hyperlink w:anchor="_Toc240395274" w:history="1">
+          <w:hyperlink w:anchor="_Toc240406048" w:history="1">
             <w:r>
               <w:rPr>
                 <w:rStyle w:val="Hyperlink"/>
@@ -1328,7 +1328,7 @@
               <w:rPr>
                 <w:noProof/>
               </w:rPr>
-              <w:instrText xml:space="preserve"> PAGEREF _Toc240395274 \h </w:instrText>
+              <w:instrText xml:space="preserve"> PAGEREF _Toc240406048 \h </w:instrText>
             </w:r>
             <w:r>
               <w:rPr>
@@ -1371,7 +1371,7 @@
               <w14:ligatures w14:val="standardContextual"/>
             </w:rPr>
           </w:pPr>
-          <w:hyperlink w:anchor="_Toc240395275" w:history="1">
+          <w:hyperlink w:anchor="_Toc240406049" w:history="1">
             <w:r>
               <w:rPr>
                 <w:rStyle w:val="Hyperlink"/>
@@ -1395,7 +1395,7 @@
               <w:rPr>
                 <w:noProof/>
               </w:rPr>
-              <w:instrText xml:space="preserve"> PAGEREF _Toc240395275 \h </w:instrText>
+              <w:instrText xml:space="preserve"> PAGEREF _Toc240406049 \h </w:instrText>
             </w:r>
             <w:r>
               <w:rPr>
@@ -1438,7 +1438,7 @@
               <w14:ligatures w14:val="standardContextual"/>
             </w:rPr>
           </w:pPr>
-          <w:hyperlink w:anchor="_Toc240395276" w:history="1">
+          <w:hyperlink w:anchor="_Toc240406050" w:history="1">
             <w:r>
               <w:rPr>
                 <w:rStyle w:val="Hyperlink"/>
@@ -1462,7 +1462,7 @@
               <w:rPr>
                 <w:noProof/>
               </w:rPr>
-              <w:instrText xml:space="preserve"> PAGEREF _Toc240395276 \h </w:instrText>
+              <w:instrText xml:space="preserve"> PAGEREF _Toc240406050 \h </w:instrText>
             </w:r>
             <w:r>
               <w:rPr>
@@ -1505,7 +1505,7 @@
               <w14:ligatures w14:val="standardContextual"/>
             </w:rPr>
           </w:pPr>
-          <w:hyperlink w:anchor="_Toc240395277" w:history="1">
+          <w:hyperlink w:anchor="_Toc240406051" w:history="1">
             <w:r>
               <w:rPr>
                 <w:rStyle w:val="Hyperlink"/>
@@ -1529,7 +1529,7 @@
               <w:rPr>
                 <w:noProof/>
               </w:rPr>
-              <w:instrText xml:space="preserve"> PAGEREF _Toc240395277 \h </w:instrText>
+              <w:instrText xml:space="preserve"> PAGEREF _Toc240406051 \h </w:instrText>
             </w:r>
             <w:r>
               <w:rPr>
@@ -1572,7 +1572,7 @@
               <w14:ligatures w14:val="standardContextual"/>
             </w:rPr>
           </w:pPr>
-          <w:hyperlink w:anchor="_Toc240395278" w:history="1">
+          <w:hyperlink w:anchor="_Toc240406052" w:history="1">
             <w:r>
               <w:rPr>
                 <w:rStyle w:val="Hyperlink"/>
@@ -1596,7 +1596,7 @@
               <w:rPr>
                 <w:noProof/>
               </w:rPr>
-              <w:instrText xml:space="preserve"> PAGEREF _Toc240395278 \h </w:instrText>
+              <w:instrText xml:space="preserve"> PAGEREF _Toc240406052 \h </w:instrText>
             </w:r>
             <w:r>
               <w:rPr>
@@ -1635,7 +1635,7 @@
         <w:pStyle w:val="Heading1"/>
         <w:pageBreakBefore/>
       </w:pPr>
-      <w:bookmarkStart w:id="0" w:name="_Toc240395263"/>
+      <w:bookmarkStart w:id="0" w:name="_Toc240406037"/>
       <w:r>
         <w:lastRenderedPageBreak/>
         <w:t>1. Your role at a glance</w:t>
@@ -1756,7 +1756,7 @@
           <w:left w:w="10" w:type="dxa"/>
           <w:right w:w="10" w:type="dxa"/>
         </w:tblCellMar>
-        <w:tblLook w:val="0000" w:firstRow="0" w:lastRow="0" w:firstColumn="0" w:lastColumn="0" w:noHBand="0" w:noVBand="0"/>
+        <w:tblLook w:val="04A0" w:firstRow="1" w:lastRow="0" w:firstColumn="1" w:lastColumn="0" w:noHBand="0" w:noVBand="1"/>
       </w:tblPr>
       <w:tblGrid>
         <w:gridCol w:w="9412"/>
@@ -1816,7 +1816,7 @@
         <w:pStyle w:val="Heading1"/>
         <w:pageBreakBefore/>
       </w:pPr>
-      <w:bookmarkStart w:id="1" w:name="_Toc240395264"/>
+      <w:bookmarkStart w:id="1" w:name="_Toc240406038"/>
       <w:r>
         <w:lastRenderedPageBreak/>
         <w:t>2. Signing in and your screens</w:t>
@@ -1827,7 +1827,7 @@
       <w:pPr>
         <w:pStyle w:val="Heading2"/>
       </w:pPr>
-      <w:bookmarkStart w:id="2" w:name="_Toc240395265"/>
+      <w:bookmarkStart w:id="2" w:name="_Toc240406039"/>
       <w:r>
         <w:t>Signing in</w:t>
       </w:r>
@@ -1910,7 +1910,7 @@
           <w:noProof/>
         </w:rPr>
         <w:drawing>
-          <wp:inline distT="0" distB="0" distL="0" distR="0" wp14:anchorId="146B215D" wp14:editId="6CEBAF2B">
+          <wp:inline distT="0" distB="0" distL="0" distR="0">
             <wp:extent cx="5334000" cy="2333625"/>
             <wp:effectExtent l="0" t="0" r="0" b="0"/>
             <wp:docPr id="1" name="adm_login.jpg" descr="The sign-in screen for all internal staff." title="The sign-in screen for all internal staff."/>
@@ -2018,7 +2018,7 @@
           <w:left w:w="10" w:type="dxa"/>
           <w:right w:w="10" w:type="dxa"/>
         </w:tblCellMar>
-        <w:tblLook w:val="0000" w:firstRow="0" w:lastRow="0" w:firstColumn="0" w:lastColumn="0" w:noHBand="0" w:noVBand="0"/>
+        <w:tblLook w:val="04A0" w:firstRow="1" w:lastRow="0" w:firstColumn="1" w:lastColumn="0" w:noHBand="0" w:noVBand="1"/>
       </w:tblPr>
       <w:tblGrid>
         <w:gridCol w:w="9412"/>
@@ -2077,7 +2077,7 @@
       <w:pPr>
         <w:pStyle w:val="Heading2"/>
       </w:pPr>
-      <w:bookmarkStart w:id="3" w:name="_Toc240395266"/>
+      <w:bookmarkStart w:id="3" w:name="_Toc240406040"/>
       <w:r>
         <w:t>Finding your way around</w:t>
       </w:r>
@@ -2252,7 +2252,7 @@
         </w:rPr>
         <w:lastRenderedPageBreak/>
         <w:drawing>
-          <wp:inline distT="0" distB="0" distL="0" distR="0" wp14:anchorId="28AC0247" wp14:editId="69E028CB">
+          <wp:inline distT="0" distB="0" distL="0" distR="0">
             <wp:extent cx="5715000" cy="1876425"/>
             <wp:effectExtent l="0" t="0" r="0" b="0"/>
             <wp:docPr id="2" name="adm_not_your_role.jpg" descr="Opening a screen outside your role (for example from an old bookmark) shows this card instead of the screen." title="Opening a screen outside your role (for example from an old bookmark) shows this card instead of the screen."/>
@@ -2321,7 +2321,7 @@
       <w:pPr>
         <w:pStyle w:val="Heading2"/>
       </w:pPr>
-      <w:bookmarkStart w:id="4" w:name="_Toc240395267"/>
+      <w:bookmarkStart w:id="4" w:name="_Toc240406041"/>
       <w:r>
         <w:t>Your screens</w:t>
       </w:r>
@@ -2342,7 +2342,7 @@
           <w:left w:w="10" w:type="dxa"/>
           <w:right w:w="10" w:type="dxa"/>
         </w:tblCellMar>
-        <w:tblLook w:val="0000" w:firstRow="0" w:lastRow="0" w:firstColumn="0" w:lastColumn="0" w:noHBand="0" w:noVBand="0"/>
+        <w:tblLook w:val="04A0" w:firstRow="1" w:lastRow="0" w:firstColumn="1" w:lastColumn="0" w:noHBand="0" w:noVBand="1"/>
       </w:tblPr>
       <w:tblGrid>
         <w:gridCol w:w="2824"/>
@@ -2596,7 +2596,7 @@
       <w:pPr>
         <w:pStyle w:val="Heading2"/>
       </w:pPr>
-      <w:bookmarkStart w:id="5" w:name="_Toc240395268"/>
+      <w:bookmarkStart w:id="5" w:name="_Toc240406042"/>
       <w:r>
         <w:t>Changing your password</w:t>
       </w:r>
@@ -2679,7 +2679,7 @@
           <w:noProof/>
         </w:rPr>
         <w:drawing>
-          <wp:inline distT="0" distB="0" distL="0" distR="0" wp14:anchorId="5789ED21" wp14:editId="615AEEB7">
+          <wp:inline distT="0" distB="0" distL="0" distR="0">
             <wp:extent cx="5334000" cy="2171700"/>
             <wp:effectExtent l="0" t="0" r="0" b="0"/>
             <wp:docPr id="3" name="adm_account.jpg" descr="Change Password screen." title="Change Password screen."/>
@@ -2767,7 +2767,7 @@
         <w:pStyle w:val="Heading1"/>
         <w:pageBreakBefore/>
       </w:pPr>
-      <w:bookmarkStart w:id="6" w:name="_Toc240395269"/>
+      <w:bookmarkStart w:id="6" w:name="_Toc240406043"/>
       <w:r>
         <w:lastRenderedPageBreak/>
         <w:t>3. Your routine</w:t>
@@ -2797,7 +2797,7 @@
           <w:left w:w="10" w:type="dxa"/>
           <w:right w:w="10" w:type="dxa"/>
         </w:tblCellMar>
-        <w:tblLook w:val="0000" w:firstRow="0" w:lastRow="0" w:firstColumn="0" w:lastColumn="0" w:noHBand="0" w:noVBand="0"/>
+        <w:tblLook w:val="04A0" w:firstRow="1" w:lastRow="0" w:firstColumn="1" w:lastColumn="0" w:noHBand="0" w:noVBand="1"/>
       </w:tblPr>
       <w:tblGrid>
         <w:gridCol w:w="2071"/>
@@ -3111,7 +3111,7 @@
         <w:pStyle w:val="Heading1"/>
         <w:pageBreakBefore/>
       </w:pPr>
-      <w:bookmarkStart w:id="7" w:name="_Toc240395270"/>
+      <w:bookmarkStart w:id="7" w:name="_Toc240406044"/>
       <w:r>
         <w:lastRenderedPageBreak/>
         <w:t>4. Step-by-step tasks</w:t>
@@ -3122,7 +3122,7 @@
       <w:pPr>
         <w:pStyle w:val="Heading2"/>
       </w:pPr>
-      <w:bookmarkStart w:id="8" w:name="_Toc240395271"/>
+      <w:bookmarkStart w:id="8" w:name="_Toc240406045"/>
       <w:r>
         <w:t>4.1 Reading the dashboard</w:t>
       </w:r>
@@ -3139,7 +3139,7 @@
           <w:noProof/>
         </w:rPr>
         <w:drawing>
-          <wp:inline distT="0" distB="0" distL="0" distR="0" wp14:anchorId="7884D99D" wp14:editId="1B9D54E6">
+          <wp:inline distT="0" distB="0" distL="0" distR="0">
             <wp:extent cx="5715000" cy="3571875"/>
             <wp:effectExtent l="0" t="0" r="0" b="0"/>
             <wp:docPr id="4" name="kii_dashboard.jpg" descr="Documents by type and by QA status." title="Documents by type and by QA status."/>
@@ -3208,7 +3208,7 @@
       <w:pPr>
         <w:pStyle w:val="Heading2"/>
       </w:pPr>
-      <w:bookmarkStart w:id="9" w:name="_Toc240395272"/>
+      <w:bookmarkStart w:id="9" w:name="_Toc240406046"/>
       <w:r>
         <w:t>4.2 Adding a document</w:t>
       </w:r>
@@ -3248,7 +3248,7 @@
           <w:noProof/>
         </w:rPr>
         <w:drawing>
-          <wp:inline distT="0" distB="0" distL="0" distR="0" wp14:anchorId="7DCEAE94" wp14:editId="7D0C585A">
+          <wp:inline distT="0" distB="0" distL="0" distR="0">
             <wp:extent cx="5334000" cy="3171825"/>
             <wp:effectExtent l="0" t="0" r="0" b="0"/>
             <wp:docPr id="5" name="doc_new.jpg" descr="New Documentary Evidence Record." title="New Documentary Evidence Record."/>
@@ -3406,7 +3406,7 @@
       <w:pPr>
         <w:pStyle w:val="Heading2"/>
       </w:pPr>
-      <w:bookmarkStart w:id="10" w:name="_Toc240395273"/>
+      <w:bookmarkStart w:id="10" w:name="_Toc240406047"/>
       <w:r>
         <w:t>4.3 Assessing and including a document</w:t>
       </w:r>
@@ -3456,7 +3456,7 @@
           <w:noProof/>
         </w:rPr>
         <w:drawing>
-          <wp:inline distT="0" distB="0" distL="0" distR="0" wp14:anchorId="5DA666CF" wp14:editId="53C3059D">
+          <wp:inline distT="0" distB="0" distL="0" distR="0">
             <wp:extent cx="5334000" cy="3333750"/>
             <wp:effectExtent l="0" t="0" r="0" b="0"/>
             <wp:docPr id="6" name="doc_register.jpg" descr="Documentary Evidence Corpus." title="Documentary Evidence Corpus."/>
@@ -3565,7 +3565,7 @@
           <w:noProof/>
         </w:rPr>
         <w:drawing>
-          <wp:inline distT="0" distB="0" distL="0" distR="0" wp14:anchorId="7BBB3FE2" wp14:editId="598EB7DD">
+          <wp:inline distT="0" distB="0" distL="0" distR="0">
             <wp:extent cx="5334000" cy="3333750"/>
             <wp:effectExtent l="0" t="0" r="0" b="0"/>
             <wp:docPr id="7" name="doc_detail.jpg" descr="Document record: authenticity, QA status, memo and coding form." title="Document record: authenticity, QA status, memo and coding form."/>
@@ -3729,7 +3729,7 @@
       <w:pPr>
         <w:pStyle w:val="Heading2"/>
       </w:pPr>
-      <w:bookmarkStart w:id="11" w:name="_Toc240395274"/>
+      <w:bookmarkStart w:id="11" w:name="_Toc240406048"/>
       <w:r>
         <w:t>4.4 Downloading or emailing completed forms (Form PDFs)</w:t>
       </w:r>
@@ -3821,7 +3821,7 @@
       <w:pPr>
         <w:pStyle w:val="Heading2"/>
       </w:pPr>
-      <w:bookmarkStart w:id="12" w:name="_Toc240395275"/>
+      <w:bookmarkStart w:id="12" w:name="_Toc240406049"/>
       <w:r>
         <w:t>4.5 Judging authenticity</w:t>
       </w:r>
@@ -3920,7 +3920,7 @@
         <w:pStyle w:val="Heading1"/>
         <w:pageBreakBefore/>
       </w:pPr>
-      <w:bookmarkStart w:id="13" w:name="_Toc240395276"/>
+      <w:bookmarkStart w:id="13" w:name="_Toc240406050"/>
       <w:r>
         <w:lastRenderedPageBreak/>
         <w:t>5. Rules you must follow</w:t>
@@ -4071,7 +4071,7 @@
         <w:pStyle w:val="Heading1"/>
         <w:pageBreakBefore/>
       </w:pPr>
-      <w:bookmarkStart w:id="14" w:name="_Toc240395277"/>
+      <w:bookmarkStart w:id="14" w:name="_Toc240406051"/>
       <w:r>
         <w:lastRenderedPageBreak/>
         <w:t>6. Troubleshooting</w:t>
@@ -4093,7 +4093,7 @@
           <w:left w:w="10" w:type="dxa"/>
           <w:right w:w="10" w:type="dxa"/>
         </w:tblCellMar>
-        <w:tblLook w:val="0000" w:firstRow="0" w:lastRow="0" w:firstColumn="0" w:lastColumn="0" w:noHBand="0" w:noVBand="0"/>
+        <w:tblLook w:val="04A0" w:firstRow="1" w:lastRow="0" w:firstColumn="1" w:lastColumn="0" w:noHBand="0" w:noVBand="1"/>
       </w:tblPr>
       <w:tblGrid>
         <w:gridCol w:w="2635"/>
@@ -4855,7 +4855,7 @@
         <w:pStyle w:val="Heading1"/>
         <w:pageBreakBefore/>
       </w:pPr>
-      <w:bookmarkStart w:id="15" w:name="_Toc240395278"/>
+      <w:bookmarkStart w:id="15" w:name="_Toc240406052"/>
       <w:r>
         <w:lastRenderedPageBreak/>
         <w:t>7. Quick reference</w:t>
@@ -4877,7 +4877,7 @@
           <w:left w:w="10" w:type="dxa"/>
           <w:right w:w="10" w:type="dxa"/>
         </w:tblCellMar>
-        <w:tblLook w:val="0000" w:firstRow="0" w:lastRow="0" w:firstColumn="0" w:lastColumn="0" w:noHBand="0" w:noVBand="0"/>
+        <w:tblLook w:val="04A0" w:firstRow="1" w:lastRow="0" w:firstColumn="1" w:lastColumn="0" w:noHBand="0" w:noVBand="1"/>
       </w:tblPr>
       <w:tblGrid>
         <w:gridCol w:w="2824"/>
@@ -5470,96 +5470,10 @@
 <file path=word/numbering.xml><?xml version="1.0" encoding="utf-8"?>
 <w:numbering xmlns:wpc="http://schemas.microsoft.com/office/word/2010/wordprocessingCanvas" xmlns:cx="http://schemas.microsoft.com/office/drawing/2014/chartex" xmlns:cx1="http://schemas.microsoft.com/office/drawing/2015/9/8/chartex" xmlns:cx2="http://schemas.microsoft.com/office/drawing/2015/10/21/chartex" xmlns:cx3="http://schemas.microsoft.com/office/drawing/2016/5/9/chartex" xmlns:cx4="http://schemas.microsoft.com/office/drawing/2016/5/10/chartex" xmlns:cx5="http://schemas.microsoft.com/office/drawing/2016/5/11/chartex" xmlns:cx6="http://schemas.microsoft.com/office/drawing/2016/5/12/chartex" xmlns:cx7="http://schemas.microsoft.com/office/drawing/2016/5/13/chartex" xmlns:cx8="http://schemas.microsoft.com/office/drawing/2016/5/14/chartex" xmlns:mc="http://schemas.openxmlformats.org/markup-compatibility/2006" xmlns:aink="http://schemas.microsoft.com/office/drawing/2016/ink" xmlns:am3d="http://schemas.microsoft.com/office/drawing/2017/model3d" xmlns:o="urn:schemas-microsoft-com:office:office" xmlns:oel="http://schemas.microsoft.com/office/2019/extlst" xmlns:r="http://schemas.openxmlformats.org/officeDocument/2006/relationships" xmlns:m="http://schemas.openxmlformats.org/officeDocument/2006/math" xmlns:v="urn:schemas-microsoft-com:vml" xmlns:wp14="http://schemas.microsoft.com/office/word/2010/wordprocessingDrawing" xmlns:wp="http://schemas.openxmlformats.org/drawingml/2006/wordprocessingDrawing" xmlns:w10="urn:schemas-microsoft-com:office:word" xmlns:w="http://schemas.openxmlformats.org/wordprocessingml/2006/main" xmlns:w14="http://schemas.microsoft.com/office/word/2010/wordml" xmlns:w15="http://schemas.microsoft.com/office/word/2012/wordml" xmlns:w16cex="http://schemas.microsoft.com/office/word/2018/wordml/cex" xmlns:w16cid="http://schemas.microsoft.com/office/word/2016/wordml/cid" xmlns:w16="http://schemas.microsoft.com/office/word/2018/wordml" xmlns:w16sdtdh="http://schemas.microsoft.com/office/word/2020/wordml/sdtdatahash" xmlns:w16se="http://schemas.microsoft.com/office/word/2015/wordml/symex" xmlns:wpg="http://schemas.microsoft.com/office/word/2010/wordprocessingGroup" xmlns:wpi="http://schemas.microsoft.com/office/word/2010/wordprocessingInk" xmlns:wne="http://schemas.microsoft.com/office/word/2006/wordml" xmlns:wps="http://schemas.microsoft.com/office/word/2010/wordprocessingShape" mc:Ignorable="w14 w15 w16se w16cid w16 w16cex w16sdtdh wp14">
   <w:abstractNum w:abstractNumId="0" w15:restartNumberingAfterBreak="0">
-    <w:nsid w:val="05DE50C9"/>
+    <w:nsid w:val="00A60336"/>
     <w:multiLevelType w:val="hybridMultilevel"/>
-    <w:tmpl w:val="C4B255AC"/>
-    <w:lvl w:ilvl="0" w:tplc="219E1982">
-      <w:start w:val="1"/>
-      <w:numFmt w:val="bullet"/>
-      <w:lvlText w:val="●"/>
-      <w:lvlJc w:val="left"/>
-      <w:pPr>
-        <w:ind w:left="720" w:hanging="360"/>
-      </w:pPr>
-    </w:lvl>
-    <w:lvl w:ilvl="1" w:tplc="088C4B9E">
-      <w:start w:val="1"/>
-      <w:numFmt w:val="bullet"/>
-      <w:lvlText w:val="○"/>
-      <w:lvlJc w:val="left"/>
-      <w:pPr>
-        <w:ind w:left="1440" w:hanging="360"/>
-      </w:pPr>
-    </w:lvl>
-    <w:lvl w:ilvl="2" w:tplc="7D8E39FE">
-      <w:start w:val="1"/>
-      <w:numFmt w:val="bullet"/>
-      <w:lvlText w:val="■"/>
-      <w:lvlJc w:val="left"/>
-      <w:pPr>
-        <w:ind w:left="2160" w:hanging="360"/>
-      </w:pPr>
-    </w:lvl>
-    <w:lvl w:ilvl="3" w:tplc="0F964994">
-      <w:start w:val="1"/>
-      <w:numFmt w:val="bullet"/>
-      <w:lvlText w:val="●"/>
-      <w:lvlJc w:val="left"/>
-      <w:pPr>
-        <w:ind w:left="2880" w:hanging="360"/>
-      </w:pPr>
-    </w:lvl>
-    <w:lvl w:ilvl="4" w:tplc="045EECBC">
-      <w:start w:val="1"/>
-      <w:numFmt w:val="bullet"/>
-      <w:lvlText w:val="○"/>
-      <w:lvlJc w:val="left"/>
-      <w:pPr>
-        <w:ind w:left="3600" w:hanging="360"/>
-      </w:pPr>
-    </w:lvl>
-    <w:lvl w:ilvl="5" w:tplc="99CCB504">
-      <w:start w:val="1"/>
-      <w:numFmt w:val="bullet"/>
-      <w:lvlText w:val="■"/>
-      <w:lvlJc w:val="left"/>
-      <w:pPr>
-        <w:ind w:left="4320" w:hanging="360"/>
-      </w:pPr>
-    </w:lvl>
-    <w:lvl w:ilvl="6" w:tplc="D42C28CE">
-      <w:start w:val="1"/>
-      <w:numFmt w:val="bullet"/>
-      <w:lvlText w:val="●"/>
-      <w:lvlJc w:val="left"/>
-      <w:pPr>
-        <w:ind w:left="5040" w:hanging="360"/>
-      </w:pPr>
-    </w:lvl>
-    <w:lvl w:ilvl="7" w:tplc="B3C4D9C4">
-      <w:start w:val="1"/>
-      <w:numFmt w:val="bullet"/>
-      <w:lvlText w:val="●"/>
-      <w:lvlJc w:val="left"/>
-      <w:pPr>
-        <w:ind w:left="5760" w:hanging="360"/>
-      </w:pPr>
-    </w:lvl>
-    <w:lvl w:ilvl="8" w:tplc="F050BEB0">
-      <w:start w:val="1"/>
-      <w:numFmt w:val="bullet"/>
-      <w:lvlText w:val="●"/>
-      <w:lvlJc w:val="left"/>
-      <w:pPr>
-        <w:ind w:left="6480" w:hanging="360"/>
-      </w:pPr>
-    </w:lvl>
-  </w:abstractNum>
-  <w:abstractNum w:abstractNumId="1" w15:restartNumberingAfterBreak="0">
-    <w:nsid w:val="18FB7F41"/>
-    <w:multiLevelType w:val="hybridMultilevel"/>
-    <w:tmpl w:val="85708690"/>
-    <w:lvl w:ilvl="0" w:tplc="BD842232">
+    <w:tmpl w:val="DA6A8DE6"/>
+    <w:lvl w:ilvl="0" w:tplc="21AAB912">
       <w:start w:val="1"/>
       <w:numFmt w:val="decimal"/>
       <w:lvlText w:val="%1."/>
@@ -5573,52 +5487,255 @@
         <w:color w:val="A67C27"/>
       </w:rPr>
     </w:lvl>
-    <w:lvl w:ilvl="1" w:tplc="37A06828">
+    <w:lvl w:ilvl="1" w:tplc="88B278B6">
       <w:numFmt w:val="decimal"/>
       <w:lvlText w:val=""/>
       <w:lvlJc w:val="left"/>
     </w:lvl>
-    <w:lvl w:ilvl="2" w:tplc="322E6142">
+    <w:lvl w:ilvl="2" w:tplc="3BC205D2">
       <w:numFmt w:val="decimal"/>
       <w:lvlText w:val=""/>
       <w:lvlJc w:val="left"/>
     </w:lvl>
-    <w:lvl w:ilvl="3" w:tplc="871A6E2A">
+    <w:lvl w:ilvl="3" w:tplc="ACAE2EDE">
       <w:numFmt w:val="decimal"/>
       <w:lvlText w:val=""/>
       <w:lvlJc w:val="left"/>
     </w:lvl>
-    <w:lvl w:ilvl="4" w:tplc="ABCC1F88">
+    <w:lvl w:ilvl="4" w:tplc="4EF0A7CC">
       <w:numFmt w:val="decimal"/>
       <w:lvlText w:val=""/>
       <w:lvlJc w:val="left"/>
     </w:lvl>
-    <w:lvl w:ilvl="5" w:tplc="07CC5E3E">
+    <w:lvl w:ilvl="5" w:tplc="A6A807C6">
       <w:numFmt w:val="decimal"/>
       <w:lvlText w:val=""/>
       <w:lvlJc w:val="left"/>
     </w:lvl>
-    <w:lvl w:ilvl="6" w:tplc="D8166518">
+    <w:lvl w:ilvl="6" w:tplc="AEFA2376">
       <w:numFmt w:val="decimal"/>
       <w:lvlText w:val=""/>
       <w:lvlJc w:val="left"/>
     </w:lvl>
-    <w:lvl w:ilvl="7" w:tplc="AA5ACEE4">
+    <w:lvl w:ilvl="7" w:tplc="CE8EDC0C">
       <w:numFmt w:val="decimal"/>
       <w:lvlText w:val=""/>
       <w:lvlJc w:val="left"/>
     </w:lvl>
-    <w:lvl w:ilvl="8" w:tplc="AB5A06CC">
+    <w:lvl w:ilvl="8" w:tplc="42E6DCAC">
+      <w:numFmt w:val="decimal"/>
+      <w:lvlText w:val=""/>
+      <w:lvlJc w:val="left"/>
+    </w:lvl>
+  </w:abstractNum>
+  <w:abstractNum w:abstractNumId="1" w15:restartNumberingAfterBreak="0">
+    <w:nsid w:val="2D5B2E19"/>
+    <w:multiLevelType w:val="hybridMultilevel"/>
+    <w:tmpl w:val="58B68FE2"/>
+    <w:lvl w:ilvl="0" w:tplc="44863716">
+      <w:start w:val="1"/>
+      <w:numFmt w:val="decimal"/>
+      <w:lvlText w:val="%1."/>
+      <w:lvlJc w:val="left"/>
+      <w:pPr>
+        <w:ind w:left="460" w:hanging="360"/>
+      </w:pPr>
+      <w:rPr>
+        <w:b/>
+        <w:bCs/>
+        <w:color w:val="A67C27"/>
+      </w:rPr>
+    </w:lvl>
+    <w:lvl w:ilvl="1" w:tplc="C0E8FAC0">
+      <w:numFmt w:val="decimal"/>
+      <w:lvlText w:val=""/>
+      <w:lvlJc w:val="left"/>
+    </w:lvl>
+    <w:lvl w:ilvl="2" w:tplc="261C7B78">
+      <w:numFmt w:val="decimal"/>
+      <w:lvlText w:val=""/>
+      <w:lvlJc w:val="left"/>
+    </w:lvl>
+    <w:lvl w:ilvl="3" w:tplc="22D6C700">
+      <w:numFmt w:val="decimal"/>
+      <w:lvlText w:val=""/>
+      <w:lvlJc w:val="left"/>
+    </w:lvl>
+    <w:lvl w:ilvl="4" w:tplc="FDCE5BD2">
+      <w:numFmt w:val="decimal"/>
+      <w:lvlText w:val=""/>
+      <w:lvlJc w:val="left"/>
+    </w:lvl>
+    <w:lvl w:ilvl="5" w:tplc="0D12CAAC">
+      <w:numFmt w:val="decimal"/>
+      <w:lvlText w:val=""/>
+      <w:lvlJc w:val="left"/>
+    </w:lvl>
+    <w:lvl w:ilvl="6" w:tplc="E5DE3352">
+      <w:numFmt w:val="decimal"/>
+      <w:lvlText w:val=""/>
+      <w:lvlJc w:val="left"/>
+    </w:lvl>
+    <w:lvl w:ilvl="7" w:tplc="2B94269A">
+      <w:numFmt w:val="decimal"/>
+      <w:lvlText w:val=""/>
+      <w:lvlJc w:val="left"/>
+    </w:lvl>
+    <w:lvl w:ilvl="8" w:tplc="41164E0C">
       <w:numFmt w:val="decimal"/>
       <w:lvlText w:val=""/>
       <w:lvlJc w:val="left"/>
     </w:lvl>
   </w:abstractNum>
   <w:abstractNum w:abstractNumId="2" w15:restartNumberingAfterBreak="0">
-    <w:nsid w:val="258A4C4C"/>
+    <w:nsid w:val="37BE3C33"/>
     <w:multiLevelType w:val="hybridMultilevel"/>
-    <w:tmpl w:val="6CA08D18"/>
-    <w:lvl w:ilvl="0" w:tplc="3BCEA502">
+    <w:tmpl w:val="4F028EB4"/>
+    <w:lvl w:ilvl="0" w:tplc="F35CD8EA">
+      <w:start w:val="1"/>
+      <w:numFmt w:val="bullet"/>
+      <w:lvlText w:val="●"/>
+      <w:lvlJc w:val="left"/>
+      <w:pPr>
+        <w:ind w:left="720" w:hanging="360"/>
+      </w:pPr>
+    </w:lvl>
+    <w:lvl w:ilvl="1" w:tplc="0254A55C">
+      <w:start w:val="1"/>
+      <w:numFmt w:val="bullet"/>
+      <w:lvlText w:val="○"/>
+      <w:lvlJc w:val="left"/>
+      <w:pPr>
+        <w:ind w:left="1440" w:hanging="360"/>
+      </w:pPr>
+    </w:lvl>
+    <w:lvl w:ilvl="2" w:tplc="3A00A1BA">
+      <w:start w:val="1"/>
+      <w:numFmt w:val="bullet"/>
+      <w:lvlText w:val="■"/>
+      <w:lvlJc w:val="left"/>
+      <w:pPr>
+        <w:ind w:left="2160" w:hanging="360"/>
+      </w:pPr>
+    </w:lvl>
+    <w:lvl w:ilvl="3" w:tplc="F4E6BDD0">
+      <w:start w:val="1"/>
+      <w:numFmt w:val="bullet"/>
+      <w:lvlText w:val="●"/>
+      <w:lvlJc w:val="left"/>
+      <w:pPr>
+        <w:ind w:left="2880" w:hanging="360"/>
+      </w:pPr>
+    </w:lvl>
+    <w:lvl w:ilvl="4" w:tplc="56AA1BD0">
+      <w:start w:val="1"/>
+      <w:numFmt w:val="bullet"/>
+      <w:lvlText w:val="○"/>
+      <w:lvlJc w:val="left"/>
+      <w:pPr>
+        <w:ind w:left="3600" w:hanging="360"/>
+      </w:pPr>
+    </w:lvl>
+    <w:lvl w:ilvl="5" w:tplc="5E7043C2">
+      <w:start w:val="1"/>
+      <w:numFmt w:val="bullet"/>
+      <w:lvlText w:val="■"/>
+      <w:lvlJc w:val="left"/>
+      <w:pPr>
+        <w:ind w:left="4320" w:hanging="360"/>
+      </w:pPr>
+    </w:lvl>
+    <w:lvl w:ilvl="6" w:tplc="CA80473C">
+      <w:start w:val="1"/>
+      <w:numFmt w:val="bullet"/>
+      <w:lvlText w:val="●"/>
+      <w:lvlJc w:val="left"/>
+      <w:pPr>
+        <w:ind w:left="5040" w:hanging="360"/>
+      </w:pPr>
+    </w:lvl>
+    <w:lvl w:ilvl="7" w:tplc="535A1918">
+      <w:start w:val="1"/>
+      <w:numFmt w:val="bullet"/>
+      <w:lvlText w:val="●"/>
+      <w:lvlJc w:val="left"/>
+      <w:pPr>
+        <w:ind w:left="5760" w:hanging="360"/>
+      </w:pPr>
+    </w:lvl>
+    <w:lvl w:ilvl="8" w:tplc="2B2209CE">
+      <w:start w:val="1"/>
+      <w:numFmt w:val="bullet"/>
+      <w:lvlText w:val="●"/>
+      <w:lvlJc w:val="left"/>
+      <w:pPr>
+        <w:ind w:left="6480" w:hanging="360"/>
+      </w:pPr>
+    </w:lvl>
+  </w:abstractNum>
+  <w:abstractNum w:abstractNumId="3" w15:restartNumberingAfterBreak="0">
+    <w:nsid w:val="3FC825B2"/>
+    <w:multiLevelType w:val="hybridMultilevel"/>
+    <w:tmpl w:val="91C269A4"/>
+    <w:lvl w:ilvl="0" w:tplc="1B6EAEAE">
+      <w:start w:val="1"/>
+      <w:numFmt w:val="bullet"/>
+      <w:lvlText w:val="•"/>
+      <w:lvlJc w:val="left"/>
+      <w:pPr>
+        <w:ind w:left="460" w:hanging="280"/>
+      </w:pPr>
+    </w:lvl>
+    <w:lvl w:ilvl="1" w:tplc="F8EE8B7E">
+      <w:start w:val="1"/>
+      <w:numFmt w:val="bullet"/>
+      <w:lvlText w:val="–"/>
+      <w:lvlJc w:val="left"/>
+      <w:pPr>
+        <w:ind w:left="900" w:hanging="280"/>
+      </w:pPr>
+    </w:lvl>
+    <w:lvl w:ilvl="2" w:tplc="E2B4954A">
+      <w:numFmt w:val="decimal"/>
+      <w:lvlText w:val=""/>
+      <w:lvlJc w:val="left"/>
+    </w:lvl>
+    <w:lvl w:ilvl="3" w:tplc="D92AB402">
+      <w:numFmt w:val="decimal"/>
+      <w:lvlText w:val=""/>
+      <w:lvlJc w:val="left"/>
+    </w:lvl>
+    <w:lvl w:ilvl="4" w:tplc="39689DA4">
+      <w:numFmt w:val="decimal"/>
+      <w:lvlText w:val=""/>
+      <w:lvlJc w:val="left"/>
+    </w:lvl>
+    <w:lvl w:ilvl="5" w:tplc="2E62D802">
+      <w:numFmt w:val="decimal"/>
+      <w:lvlText w:val=""/>
+      <w:lvlJc w:val="left"/>
+    </w:lvl>
+    <w:lvl w:ilvl="6" w:tplc="5C80107E">
+      <w:numFmt w:val="decimal"/>
+      <w:lvlText w:val=""/>
+      <w:lvlJc w:val="left"/>
+    </w:lvl>
+    <w:lvl w:ilvl="7" w:tplc="FD881506">
+      <w:numFmt w:val="decimal"/>
+      <w:lvlText w:val=""/>
+      <w:lvlJc w:val="left"/>
+    </w:lvl>
+    <w:lvl w:ilvl="8" w:tplc="DEDE8EF4">
+      <w:numFmt w:val="decimal"/>
+      <w:lvlText w:val=""/>
+      <w:lvlJc w:val="left"/>
+    </w:lvl>
+  </w:abstractNum>
+  <w:abstractNum w:abstractNumId="4" w15:restartNumberingAfterBreak="0">
+    <w:nsid w:val="6549792F"/>
+    <w:multiLevelType w:val="hybridMultilevel"/>
+    <w:tmpl w:val="8F4490BC"/>
+    <w:lvl w:ilvl="0" w:tplc="F66C3ECE">
       <w:start w:val="1"/>
       <w:numFmt w:val="decimal"/>
       <w:lvlText w:val="%1."/>
@@ -5632,52 +5749,52 @@
         <w:color w:val="A67C27"/>
       </w:rPr>
     </w:lvl>
-    <w:lvl w:ilvl="1" w:tplc="BE52C32C">
+    <w:lvl w:ilvl="1" w:tplc="F8742D3E">
       <w:numFmt w:val="decimal"/>
       <w:lvlText w:val=""/>
       <w:lvlJc w:val="left"/>
     </w:lvl>
-    <w:lvl w:ilvl="2" w:tplc="17B043B4">
+    <w:lvl w:ilvl="2" w:tplc="1DAA880A">
       <w:numFmt w:val="decimal"/>
       <w:lvlText w:val=""/>
       <w:lvlJc w:val="left"/>
     </w:lvl>
-    <w:lvl w:ilvl="3" w:tplc="AD1233D6">
+    <w:lvl w:ilvl="3" w:tplc="75108178">
       <w:numFmt w:val="decimal"/>
       <w:lvlText w:val=""/>
       <w:lvlJc w:val="left"/>
     </w:lvl>
-    <w:lvl w:ilvl="4" w:tplc="DE7E3B7A">
+    <w:lvl w:ilvl="4" w:tplc="55AAE5AC">
       <w:numFmt w:val="decimal"/>
       <w:lvlText w:val=""/>
       <w:lvlJc w:val="left"/>
     </w:lvl>
-    <w:lvl w:ilvl="5" w:tplc="134CC864">
+    <w:lvl w:ilvl="5" w:tplc="8E829FBA">
       <w:numFmt w:val="decimal"/>
       <w:lvlText w:val=""/>
       <w:lvlJc w:val="left"/>
     </w:lvl>
-    <w:lvl w:ilvl="6" w:tplc="1D906456">
+    <w:lvl w:ilvl="6" w:tplc="32F08CA0">
       <w:numFmt w:val="decimal"/>
       <w:lvlText w:val=""/>
       <w:lvlJc w:val="left"/>
     </w:lvl>
-    <w:lvl w:ilvl="7" w:tplc="BA64243A">
+    <w:lvl w:ilvl="7" w:tplc="3D2E7508">
       <w:numFmt w:val="decimal"/>
       <w:lvlText w:val=""/>
       <w:lvlJc w:val="left"/>
     </w:lvl>
-    <w:lvl w:ilvl="8" w:tplc="3042CE46">
+    <w:lvl w:ilvl="8" w:tplc="13BEA1E6">
       <w:numFmt w:val="decimal"/>
       <w:lvlText w:val=""/>
       <w:lvlJc w:val="left"/>
     </w:lvl>
   </w:abstractNum>
-  <w:abstractNum w:abstractNumId="3" w15:restartNumberingAfterBreak="0">
-    <w:nsid w:val="4122795A"/>
+  <w:abstractNum w:abstractNumId="5" w15:restartNumberingAfterBreak="0">
+    <w:nsid w:val="6ACE2FAB"/>
     <w:multiLevelType w:val="hybridMultilevel"/>
-    <w:tmpl w:val="6D30435E"/>
-    <w:lvl w:ilvl="0" w:tplc="E8081C88">
+    <w:tmpl w:val="E4ECE936"/>
+    <w:lvl w:ilvl="0" w:tplc="4F3C1AAA">
       <w:start w:val="1"/>
       <w:numFmt w:val="decimal"/>
       <w:lvlText w:val="%1."/>
@@ -5691,52 +5808,52 @@
         <w:color w:val="A67C27"/>
       </w:rPr>
     </w:lvl>
-    <w:lvl w:ilvl="1" w:tplc="F5D8240C">
+    <w:lvl w:ilvl="1" w:tplc="587C0B30">
       <w:numFmt w:val="decimal"/>
       <w:lvlText w:val=""/>
       <w:lvlJc w:val="left"/>
     </w:lvl>
-    <w:lvl w:ilvl="2" w:tplc="422E63A8">
+    <w:lvl w:ilvl="2" w:tplc="89AC1B52">
       <w:numFmt w:val="decimal"/>
       <w:lvlText w:val=""/>
       <w:lvlJc w:val="left"/>
     </w:lvl>
-    <w:lvl w:ilvl="3" w:tplc="8D7C446E">
+    <w:lvl w:ilvl="3" w:tplc="5BCC2704">
       <w:numFmt w:val="decimal"/>
       <w:lvlText w:val=""/>
       <w:lvlJc w:val="left"/>
     </w:lvl>
-    <w:lvl w:ilvl="4" w:tplc="888CF6BE">
+    <w:lvl w:ilvl="4" w:tplc="28745CB4">
       <w:numFmt w:val="decimal"/>
       <w:lvlText w:val=""/>
       <w:lvlJc w:val="left"/>
     </w:lvl>
-    <w:lvl w:ilvl="5" w:tplc="A378B604">
+    <w:lvl w:ilvl="5" w:tplc="E0EEB93C">
       <w:numFmt w:val="decimal"/>
       <w:lvlText w:val=""/>
       <w:lvlJc w:val="left"/>
     </w:lvl>
-    <w:lvl w:ilvl="6" w:tplc="65FCF5AC">
+    <w:lvl w:ilvl="6" w:tplc="AC2A53C2">
       <w:numFmt w:val="decimal"/>
       <w:lvlText w:val=""/>
       <w:lvlJc w:val="left"/>
     </w:lvl>
-    <w:lvl w:ilvl="7" w:tplc="76F8965A">
+    <w:lvl w:ilvl="7" w:tplc="C3EEF58C">
       <w:numFmt w:val="decimal"/>
       <w:lvlText w:val=""/>
       <w:lvlJc w:val="left"/>
     </w:lvl>
-    <w:lvl w:ilvl="8" w:tplc="A1420674">
+    <w:lvl w:ilvl="8" w:tplc="B04E3DE8">
       <w:numFmt w:val="decimal"/>
       <w:lvlText w:val=""/>
       <w:lvlJc w:val="left"/>
     </w:lvl>
   </w:abstractNum>
-  <w:abstractNum w:abstractNumId="4" w15:restartNumberingAfterBreak="0">
-    <w:nsid w:val="45CE24BC"/>
+  <w:abstractNum w:abstractNumId="6" w15:restartNumberingAfterBreak="0">
+    <w:nsid w:val="71ED6929"/>
     <w:multiLevelType w:val="hybridMultilevel"/>
-    <w:tmpl w:val="08B66C6A"/>
-    <w:lvl w:ilvl="0" w:tplc="9256559A">
+    <w:tmpl w:val="3C642BCA"/>
+    <w:lvl w:ilvl="0" w:tplc="39909EDC">
       <w:start w:val="1"/>
       <w:numFmt w:val="decimal"/>
       <w:lvlText w:val="%1."/>
@@ -5750,202 +5867,85 @@
         <w:color w:val="A67C27"/>
       </w:rPr>
     </w:lvl>
-    <w:lvl w:ilvl="1" w:tplc="79288BA8">
+    <w:lvl w:ilvl="1" w:tplc="C5947A7E">
       <w:numFmt w:val="decimal"/>
       <w:lvlText w:val=""/>
       <w:lvlJc w:val="left"/>
     </w:lvl>
-    <w:lvl w:ilvl="2" w:tplc="44723FCE">
+    <w:lvl w:ilvl="2" w:tplc="BFAE1676">
       <w:numFmt w:val="decimal"/>
       <w:lvlText w:val=""/>
       <w:lvlJc w:val="left"/>
     </w:lvl>
-    <w:lvl w:ilvl="3" w:tplc="140EE10A">
+    <w:lvl w:ilvl="3" w:tplc="259665F0">
       <w:numFmt w:val="decimal"/>
       <w:lvlText w:val=""/>
       <w:lvlJc w:val="left"/>
     </w:lvl>
-    <w:lvl w:ilvl="4" w:tplc="B630FC9A">
+    <w:lvl w:ilvl="4" w:tplc="05ACE80A">
       <w:numFmt w:val="decimal"/>
       <w:lvlText w:val=""/>
       <w:lvlJc w:val="left"/>
     </w:lvl>
-    <w:lvl w:ilvl="5" w:tplc="3B0A5850">
+    <w:lvl w:ilvl="5" w:tplc="4C641B04">
       <w:numFmt w:val="decimal"/>
       <w:lvlText w:val=""/>
       <w:lvlJc w:val="left"/>
     </w:lvl>
-    <w:lvl w:ilvl="6" w:tplc="5C0214A6">
+    <w:lvl w:ilvl="6" w:tplc="AAC01690">
       <w:numFmt w:val="decimal"/>
       <w:lvlText w:val=""/>
       <w:lvlJc w:val="left"/>
     </w:lvl>
-    <w:lvl w:ilvl="7" w:tplc="7E063066">
+    <w:lvl w:ilvl="7" w:tplc="FF26E752">
       <w:numFmt w:val="decimal"/>
       <w:lvlText w:val=""/>
       <w:lvlJc w:val="left"/>
     </w:lvl>
-    <w:lvl w:ilvl="8" w:tplc="0F381A0E">
+    <w:lvl w:ilvl="8" w:tplc="D15A26C8">
       <w:numFmt w:val="decimal"/>
       <w:lvlText w:val=""/>
       <w:lvlJc w:val="left"/>
     </w:lvl>
   </w:abstractNum>
-  <w:abstractNum w:abstractNumId="5" w15:restartNumberingAfterBreak="0">
-    <w:nsid w:val="4E8C2498"/>
-    <w:multiLevelType w:val="hybridMultilevel"/>
-    <w:tmpl w:val="4B14A988"/>
-    <w:lvl w:ilvl="0" w:tplc="67B867F4">
-      <w:start w:val="1"/>
-      <w:numFmt w:val="decimal"/>
-      <w:lvlText w:val="%1."/>
-      <w:lvlJc w:val="left"/>
-      <w:pPr>
-        <w:ind w:left="460" w:hanging="360"/>
-      </w:pPr>
-      <w:rPr>
-        <w:b/>
-        <w:bCs/>
-        <w:color w:val="A67C27"/>
-      </w:rPr>
-    </w:lvl>
-    <w:lvl w:ilvl="1" w:tplc="60787080">
-      <w:numFmt w:val="decimal"/>
-      <w:lvlText w:val=""/>
-      <w:lvlJc w:val="left"/>
-    </w:lvl>
-    <w:lvl w:ilvl="2" w:tplc="655041AE">
-      <w:numFmt w:val="decimal"/>
-      <w:lvlText w:val=""/>
-      <w:lvlJc w:val="left"/>
-    </w:lvl>
-    <w:lvl w:ilvl="3" w:tplc="1FF8B86E">
-      <w:numFmt w:val="decimal"/>
-      <w:lvlText w:val=""/>
-      <w:lvlJc w:val="left"/>
-    </w:lvl>
-    <w:lvl w:ilvl="4" w:tplc="002E46F6">
-      <w:numFmt w:val="decimal"/>
-      <w:lvlText w:val=""/>
-      <w:lvlJc w:val="left"/>
-    </w:lvl>
-    <w:lvl w:ilvl="5" w:tplc="9836DC26">
-      <w:numFmt w:val="decimal"/>
-      <w:lvlText w:val=""/>
-      <w:lvlJc w:val="left"/>
-    </w:lvl>
-    <w:lvl w:ilvl="6" w:tplc="2840878A">
-      <w:numFmt w:val="decimal"/>
-      <w:lvlText w:val=""/>
-      <w:lvlJc w:val="left"/>
-    </w:lvl>
-    <w:lvl w:ilvl="7" w:tplc="59C41DE4">
-      <w:numFmt w:val="decimal"/>
-      <w:lvlText w:val=""/>
-      <w:lvlJc w:val="left"/>
-    </w:lvl>
-    <w:lvl w:ilvl="8" w:tplc="1C3218A6">
-      <w:numFmt w:val="decimal"/>
-      <w:lvlText w:val=""/>
-      <w:lvlJc w:val="left"/>
-    </w:lvl>
-  </w:abstractNum>
-  <w:abstractNum w:abstractNumId="6" w15:restartNumberingAfterBreak="0">
-    <w:nsid w:val="578F5026"/>
-    <w:multiLevelType w:val="hybridMultilevel"/>
-    <w:tmpl w:val="ED4C12DC"/>
-    <w:lvl w:ilvl="0" w:tplc="D12C05BC">
-      <w:start w:val="1"/>
-      <w:numFmt w:val="bullet"/>
-      <w:lvlText w:val="•"/>
-      <w:lvlJc w:val="left"/>
-      <w:pPr>
-        <w:ind w:left="460" w:hanging="280"/>
-      </w:pPr>
-    </w:lvl>
-    <w:lvl w:ilvl="1" w:tplc="431885AC">
-      <w:start w:val="1"/>
-      <w:numFmt w:val="bullet"/>
-      <w:lvlText w:val="–"/>
-      <w:lvlJc w:val="left"/>
-      <w:pPr>
-        <w:ind w:left="900" w:hanging="280"/>
-      </w:pPr>
-    </w:lvl>
-    <w:lvl w:ilvl="2" w:tplc="9514C820">
-      <w:numFmt w:val="decimal"/>
-      <w:lvlText w:val=""/>
-      <w:lvlJc w:val="left"/>
-    </w:lvl>
-    <w:lvl w:ilvl="3" w:tplc="EA986D76">
-      <w:numFmt w:val="decimal"/>
-      <w:lvlText w:val=""/>
-      <w:lvlJc w:val="left"/>
-    </w:lvl>
-    <w:lvl w:ilvl="4" w:tplc="E34ED0A0">
-      <w:numFmt w:val="decimal"/>
-      <w:lvlText w:val=""/>
-      <w:lvlJc w:val="left"/>
-    </w:lvl>
-    <w:lvl w:ilvl="5" w:tplc="043A7890">
-      <w:numFmt w:val="decimal"/>
-      <w:lvlText w:val=""/>
-      <w:lvlJc w:val="left"/>
-    </w:lvl>
-    <w:lvl w:ilvl="6" w:tplc="CCEC07DE">
-      <w:numFmt w:val="decimal"/>
-      <w:lvlText w:val=""/>
-      <w:lvlJc w:val="left"/>
-    </w:lvl>
-    <w:lvl w:ilvl="7" w:tplc="2A707C08">
-      <w:numFmt w:val="decimal"/>
-      <w:lvlText w:val=""/>
-      <w:lvlJc w:val="left"/>
-    </w:lvl>
-    <w:lvl w:ilvl="8" w:tplc="CBC62290">
-      <w:numFmt w:val="decimal"/>
-      <w:lvlText w:val=""/>
-      <w:lvlJc w:val="left"/>
-    </w:lvl>
-  </w:abstractNum>
-  <w:num w:numId="1" w16cid:durableId="705638207">
-    <w:abstractNumId w:val="0"/>
+  <w:num w:numId="1" w16cid:durableId="1168667125">
+    <w:abstractNumId w:val="2"/>
     <w:lvlOverride w:ilvl="0">
       <w:startOverride w:val="1"/>
     </w:lvlOverride>
   </w:num>
-  <w:num w:numId="2" w16cid:durableId="242449704">
+  <w:num w:numId="2" w16cid:durableId="651252580">
+    <w:abstractNumId w:val="3"/>
+    <w:lvlOverride w:ilvl="0">
+      <w:startOverride w:val="1"/>
+    </w:lvlOverride>
+  </w:num>
+  <w:num w:numId="3" w16cid:durableId="1349868693">
+    <w:abstractNumId w:val="4"/>
+    <w:lvlOverride w:ilvl="0">
+      <w:startOverride w:val="1"/>
+    </w:lvlOverride>
+  </w:num>
+  <w:num w:numId="4" w16cid:durableId="1217818214">
+    <w:abstractNumId w:val="1"/>
+    <w:lvlOverride w:ilvl="0">
+      <w:startOverride w:val="1"/>
+    </w:lvlOverride>
+  </w:num>
+  <w:num w:numId="5" w16cid:durableId="611742355">
     <w:abstractNumId w:val="6"/>
     <w:lvlOverride w:ilvl="0">
       <w:startOverride w:val="1"/>
     </w:lvlOverride>
   </w:num>
-  <w:num w:numId="3" w16cid:durableId="1001157569">
-    <w:abstractNumId w:val="2"/>
-    <w:lvlOverride w:ilvl="0">
-      <w:startOverride w:val="1"/>
-    </w:lvlOverride>
-  </w:num>
-  <w:num w:numId="4" w16cid:durableId="395855565">
-    <w:abstractNumId w:val="1"/>
-    <w:lvlOverride w:ilvl="0">
-      <w:startOverride w:val="1"/>
-    </w:lvlOverride>
-  </w:num>
-  <w:num w:numId="5" w16cid:durableId="1330329125">
+  <w:num w:numId="6" w16cid:durableId="1099137018">
     <w:abstractNumId w:val="5"/>
     <w:lvlOverride w:ilvl="0">
       <w:startOverride w:val="1"/>
     </w:lvlOverride>
   </w:num>
-  <w:num w:numId="6" w16cid:durableId="836769474">
-    <w:abstractNumId w:val="4"/>
-    <w:lvlOverride w:ilvl="0">
-      <w:startOverride w:val="1"/>
-    </w:lvlOverride>
-  </w:num>
-  <w:num w:numId="7" w16cid:durableId="1518228892">
-    <w:abstractNumId w:val="3"/>
+  <w:num w:numId="7" w16cid:durableId="838428832">
+    <w:abstractNumId w:val="0"/>
     <w:lvlOverride w:ilvl="0">
       <w:startOverride w:val="1"/>
     </w:lvlOverride>
@@ -6570,7 +6570,7 @@
     <w:autoRedefine/>
     <w:uiPriority w:val="39"/>
     <w:unhideWhenUsed/>
-    <w:rsid w:val="00293462"/>
+    <w:rsid w:val="00596601"/>
     <w:pPr>
       <w:spacing w:after="100"/>
     </w:pPr>
@@ -6582,7 +6582,7 @@
     <w:autoRedefine/>
     <w:uiPriority w:val="39"/>
     <w:unhideWhenUsed/>
-    <w:rsid w:val="00293462"/>
+    <w:rsid w:val="00596601"/>
     <w:pPr>
       <w:spacing w:after="100"/>
       <w:ind w:left="210"/>

--- a/docs/manuals/Role_Guide_6_Documentary_RA.docx
+++ b/docs/manuals/Role_Guide_6_Documentary_RA.docx
@@ -69,7 +69,7 @@
           <w:left w:w="10" w:type="dxa"/>
           <w:right w:w="10" w:type="dxa"/>
         </w:tblCellMar>
-        <w:tblLook w:val="04A0" w:firstRow="1" w:lastRow="0" w:firstColumn="1" w:lastColumn="0" w:noHBand="0" w:noVBand="1"/>
+        <w:tblLook w:val="0000" w:firstRow="0" w:lastRow="0" w:firstColumn="0" w:lastColumn="0" w:noHBand="0" w:noVBand="0"/>
       </w:tblPr>
       <w:tblGrid>
         <w:gridCol w:w="2300"/>
@@ -538,7 +538,7 @@
     <w:sdt>
       <w:sdtPr>
         <w:alias w:val="Contents"/>
-        <w:id w:val="-836843642"/>
+        <w:id w:val="1649634487"/>
       </w:sdtPr>
       <w:sdtEndPr/>
       <w:sdtContent>
@@ -567,7 +567,7 @@
           <w:r>
             <w:fldChar w:fldCharType="separate"/>
           </w:r>
-          <w:hyperlink w:anchor="_Toc240406037" w:history="1">
+          <w:hyperlink w:anchor="_Toc240453670" w:history="1">
             <w:r>
               <w:rPr>
                 <w:rStyle w:val="Hyperlink"/>
@@ -591,7 +591,7 @@
               <w:rPr>
                 <w:noProof/>
               </w:rPr>
-              <w:instrText xml:space="preserve"> PAGEREF _Toc240406037 \h </w:instrText>
+              <w:instrText xml:space="preserve"> PAGEREF _Toc240453670 \h </w:instrText>
             </w:r>
             <w:r>
               <w:rPr>
@@ -634,7 +634,7 @@
               <w14:ligatures w14:val="standardContextual"/>
             </w:rPr>
           </w:pPr>
-          <w:hyperlink w:anchor="_Toc240406038" w:history="1">
+          <w:hyperlink w:anchor="_Toc240453671" w:history="1">
             <w:r>
               <w:rPr>
                 <w:rStyle w:val="Hyperlink"/>
@@ -658,7 +658,7 @@
               <w:rPr>
                 <w:noProof/>
               </w:rPr>
-              <w:instrText xml:space="preserve"> PAGEREF _Toc240406038 \h </w:instrText>
+              <w:instrText xml:space="preserve"> PAGEREF _Toc240453671 \h </w:instrText>
             </w:r>
             <w:r>
               <w:rPr>
@@ -701,7 +701,7 @@
               <w14:ligatures w14:val="standardContextual"/>
             </w:rPr>
           </w:pPr>
-          <w:hyperlink w:anchor="_Toc240406039" w:history="1">
+          <w:hyperlink w:anchor="_Toc240453672" w:history="1">
             <w:r>
               <w:rPr>
                 <w:rStyle w:val="Hyperlink"/>
@@ -725,7 +725,7 @@
               <w:rPr>
                 <w:noProof/>
               </w:rPr>
-              <w:instrText xml:space="preserve"> PAGEREF _Toc240406039 \h </w:instrText>
+              <w:instrText xml:space="preserve"> PAGEREF _Toc240453672 \h </w:instrText>
             </w:r>
             <w:r>
               <w:rPr>
@@ -768,7 +768,7 @@
               <w14:ligatures w14:val="standardContextual"/>
             </w:rPr>
           </w:pPr>
-          <w:hyperlink w:anchor="_Toc240406040" w:history="1">
+          <w:hyperlink w:anchor="_Toc240453673" w:history="1">
             <w:r>
               <w:rPr>
                 <w:rStyle w:val="Hyperlink"/>
@@ -792,7 +792,7 @@
               <w:rPr>
                 <w:noProof/>
               </w:rPr>
-              <w:instrText xml:space="preserve"> PAGEREF _Toc240406040 \h </w:instrText>
+              <w:instrText xml:space="preserve"> PAGEREF _Toc240453673 \h </w:instrText>
             </w:r>
             <w:r>
               <w:rPr>
@@ -835,7 +835,7 @@
               <w14:ligatures w14:val="standardContextual"/>
             </w:rPr>
           </w:pPr>
-          <w:hyperlink w:anchor="_Toc240406041" w:history="1">
+          <w:hyperlink w:anchor="_Toc240453674" w:history="1">
             <w:r>
               <w:rPr>
                 <w:rStyle w:val="Hyperlink"/>
@@ -859,7 +859,7 @@
               <w:rPr>
                 <w:noProof/>
               </w:rPr>
-              <w:instrText xml:space="preserve"> PAGEREF _Toc240406041 \h </w:instrText>
+              <w:instrText xml:space="preserve"> PAGEREF _Toc240453674 \h </w:instrText>
             </w:r>
             <w:r>
               <w:rPr>
@@ -902,7 +902,7 @@
               <w14:ligatures w14:val="standardContextual"/>
             </w:rPr>
           </w:pPr>
-          <w:hyperlink w:anchor="_Toc240406042" w:history="1">
+          <w:hyperlink w:anchor="_Toc240453675" w:history="1">
             <w:r>
               <w:rPr>
                 <w:rStyle w:val="Hyperlink"/>
@@ -926,7 +926,7 @@
               <w:rPr>
                 <w:noProof/>
               </w:rPr>
-              <w:instrText xml:space="preserve"> PAGEREF _Toc240406042 \h </w:instrText>
+              <w:instrText xml:space="preserve"> PAGEREF _Toc240453675 \h </w:instrText>
             </w:r>
             <w:r>
               <w:rPr>
@@ -969,7 +969,7 @@
               <w14:ligatures w14:val="standardContextual"/>
             </w:rPr>
           </w:pPr>
-          <w:hyperlink w:anchor="_Toc240406043" w:history="1">
+          <w:hyperlink w:anchor="_Toc240453676" w:history="1">
             <w:r>
               <w:rPr>
                 <w:rStyle w:val="Hyperlink"/>
@@ -993,7 +993,7 @@
               <w:rPr>
                 <w:noProof/>
               </w:rPr>
-              <w:instrText xml:space="preserve"> PAGEREF _Toc240406043 \h </w:instrText>
+              <w:instrText xml:space="preserve"> PAGEREF _Toc240453676 \h </w:instrText>
             </w:r>
             <w:r>
               <w:rPr>
@@ -1036,7 +1036,7 @@
               <w14:ligatures w14:val="standardContextual"/>
             </w:rPr>
           </w:pPr>
-          <w:hyperlink w:anchor="_Toc240406044" w:history="1">
+          <w:hyperlink w:anchor="_Toc240453677" w:history="1">
             <w:r>
               <w:rPr>
                 <w:rStyle w:val="Hyperlink"/>
@@ -1060,7 +1060,7 @@
               <w:rPr>
                 <w:noProof/>
               </w:rPr>
-              <w:instrText xml:space="preserve"> PAGEREF _Toc240406044 \h </w:instrText>
+              <w:instrText xml:space="preserve"> PAGEREF _Toc240453677 \h </w:instrText>
             </w:r>
             <w:r>
               <w:rPr>
@@ -1103,7 +1103,7 @@
               <w14:ligatures w14:val="standardContextual"/>
             </w:rPr>
           </w:pPr>
-          <w:hyperlink w:anchor="_Toc240406045" w:history="1">
+          <w:hyperlink w:anchor="_Toc240453678" w:history="1">
             <w:r>
               <w:rPr>
                 <w:rStyle w:val="Hyperlink"/>
@@ -1127,7 +1127,7 @@
               <w:rPr>
                 <w:noProof/>
               </w:rPr>
-              <w:instrText xml:space="preserve"> PAGEREF _Toc240406045 \h </w:instrText>
+              <w:instrText xml:space="preserve"> PAGEREF _Toc240453678 \h </w:instrText>
             </w:r>
             <w:r>
               <w:rPr>
@@ -1170,7 +1170,7 @@
               <w14:ligatures w14:val="standardContextual"/>
             </w:rPr>
           </w:pPr>
-          <w:hyperlink w:anchor="_Toc240406046" w:history="1">
+          <w:hyperlink w:anchor="_Toc240453679" w:history="1">
             <w:r>
               <w:rPr>
                 <w:rStyle w:val="Hyperlink"/>
@@ -1194,7 +1194,7 @@
               <w:rPr>
                 <w:noProof/>
               </w:rPr>
-              <w:instrText xml:space="preserve"> PAGEREF _Toc240406046 \h </w:instrText>
+              <w:instrText xml:space="preserve"> PAGEREF _Toc240453679 \h </w:instrText>
             </w:r>
             <w:r>
               <w:rPr>
@@ -1237,7 +1237,7 @@
               <w14:ligatures w14:val="standardContextual"/>
             </w:rPr>
           </w:pPr>
-          <w:hyperlink w:anchor="_Toc240406047" w:history="1">
+          <w:hyperlink w:anchor="_Toc240453680" w:history="1">
             <w:r>
               <w:rPr>
                 <w:rStyle w:val="Hyperlink"/>
@@ -1261,7 +1261,7 @@
               <w:rPr>
                 <w:noProof/>
               </w:rPr>
-              <w:instrText xml:space="preserve"> PAGEREF _Toc240406047 \h </w:instrText>
+              <w:instrText xml:space="preserve"> PAGEREF _Toc240453680 \h </w:instrText>
             </w:r>
             <w:r>
               <w:rPr>
@@ -1304,7 +1304,7 @@
               <w14:ligatures w14:val="standardContextual"/>
             </w:rPr>
           </w:pPr>
-          <w:hyperlink w:anchor="_Toc240406048" w:history="1">
+          <w:hyperlink w:anchor="_Toc240453681" w:history="1">
             <w:r>
               <w:rPr>
                 <w:rStyle w:val="Hyperlink"/>
@@ -1328,7 +1328,7 @@
               <w:rPr>
                 <w:noProof/>
               </w:rPr>
-              <w:instrText xml:space="preserve"> PAGEREF _Toc240406048 \h </w:instrText>
+              <w:instrText xml:space="preserve"> PAGEREF _Toc240453681 \h </w:instrText>
             </w:r>
             <w:r>
               <w:rPr>
@@ -1371,7 +1371,7 @@
               <w14:ligatures w14:val="standardContextual"/>
             </w:rPr>
           </w:pPr>
-          <w:hyperlink w:anchor="_Toc240406049" w:history="1">
+          <w:hyperlink w:anchor="_Toc240453682" w:history="1">
             <w:r>
               <w:rPr>
                 <w:rStyle w:val="Hyperlink"/>
@@ -1395,7 +1395,7 @@
               <w:rPr>
                 <w:noProof/>
               </w:rPr>
-              <w:instrText xml:space="preserve"> PAGEREF _Toc240406049 \h </w:instrText>
+              <w:instrText xml:space="preserve"> PAGEREF _Toc240453682 \h </w:instrText>
             </w:r>
             <w:r>
               <w:rPr>
@@ -1438,7 +1438,7 @@
               <w14:ligatures w14:val="standardContextual"/>
             </w:rPr>
           </w:pPr>
-          <w:hyperlink w:anchor="_Toc240406050" w:history="1">
+          <w:hyperlink w:anchor="_Toc240453683" w:history="1">
             <w:r>
               <w:rPr>
                 <w:rStyle w:val="Hyperlink"/>
@@ -1462,7 +1462,7 @@
               <w:rPr>
                 <w:noProof/>
               </w:rPr>
-              <w:instrText xml:space="preserve"> PAGEREF _Toc240406050 \h </w:instrText>
+              <w:instrText xml:space="preserve"> PAGEREF _Toc240453683 \h </w:instrText>
             </w:r>
             <w:r>
               <w:rPr>
@@ -1505,7 +1505,7 @@
               <w14:ligatures w14:val="standardContextual"/>
             </w:rPr>
           </w:pPr>
-          <w:hyperlink w:anchor="_Toc240406051" w:history="1">
+          <w:hyperlink w:anchor="_Toc240453684" w:history="1">
             <w:r>
               <w:rPr>
                 <w:rStyle w:val="Hyperlink"/>
@@ -1529,7 +1529,7 @@
               <w:rPr>
                 <w:noProof/>
               </w:rPr>
-              <w:instrText xml:space="preserve"> PAGEREF _Toc240406051 \h </w:instrText>
+              <w:instrText xml:space="preserve"> PAGEREF _Toc240453684 \h </w:instrText>
             </w:r>
             <w:r>
               <w:rPr>
@@ -1572,7 +1572,7 @@
               <w14:ligatures w14:val="standardContextual"/>
             </w:rPr>
           </w:pPr>
-          <w:hyperlink w:anchor="_Toc240406052" w:history="1">
+          <w:hyperlink w:anchor="_Toc240453685" w:history="1">
             <w:r>
               <w:rPr>
                 <w:rStyle w:val="Hyperlink"/>
@@ -1596,7 +1596,7 @@
               <w:rPr>
                 <w:noProof/>
               </w:rPr>
-              <w:instrText xml:space="preserve"> PAGEREF _Toc240406052 \h </w:instrText>
+              <w:instrText xml:space="preserve"> PAGEREF _Toc240453685 \h </w:instrText>
             </w:r>
             <w:r>
               <w:rPr>
@@ -1635,7 +1635,7 @@
         <w:pStyle w:val="Heading1"/>
         <w:pageBreakBefore/>
       </w:pPr>
-      <w:bookmarkStart w:id="0" w:name="_Toc240406037"/>
+      <w:bookmarkStart w:id="0" w:name="_Toc240453670"/>
       <w:r>
         <w:lastRenderedPageBreak/>
         <w:t>1. Your role at a glance</w:t>
@@ -1756,7 +1756,7 @@
           <w:left w:w="10" w:type="dxa"/>
           <w:right w:w="10" w:type="dxa"/>
         </w:tblCellMar>
-        <w:tblLook w:val="04A0" w:firstRow="1" w:lastRow="0" w:firstColumn="1" w:lastColumn="0" w:noHBand="0" w:noVBand="1"/>
+        <w:tblLook w:val="0000" w:firstRow="0" w:lastRow="0" w:firstColumn="0" w:lastColumn="0" w:noHBand="0" w:noVBand="0"/>
       </w:tblPr>
       <w:tblGrid>
         <w:gridCol w:w="9412"/>
@@ -1816,7 +1816,7 @@
         <w:pStyle w:val="Heading1"/>
         <w:pageBreakBefore/>
       </w:pPr>
-      <w:bookmarkStart w:id="1" w:name="_Toc240406038"/>
+      <w:bookmarkStart w:id="1" w:name="_Toc240453671"/>
       <w:r>
         <w:lastRenderedPageBreak/>
         <w:t>2. Signing in and your screens</w:t>
@@ -1827,7 +1827,7 @@
       <w:pPr>
         <w:pStyle w:val="Heading2"/>
       </w:pPr>
-      <w:bookmarkStart w:id="2" w:name="_Toc240406039"/>
+      <w:bookmarkStart w:id="2" w:name="_Toc240453672"/>
       <w:r>
         <w:t>Signing in</w:t>
       </w:r>
@@ -2018,7 +2018,7 @@
           <w:left w:w="10" w:type="dxa"/>
           <w:right w:w="10" w:type="dxa"/>
         </w:tblCellMar>
-        <w:tblLook w:val="04A0" w:firstRow="1" w:lastRow="0" w:firstColumn="1" w:lastColumn="0" w:noHBand="0" w:noVBand="1"/>
+        <w:tblLook w:val="0000" w:firstRow="0" w:lastRow="0" w:firstColumn="0" w:lastColumn="0" w:noHBand="0" w:noVBand="0"/>
       </w:tblPr>
       <w:tblGrid>
         <w:gridCol w:w="9412"/>
@@ -2077,7 +2077,7 @@
       <w:pPr>
         <w:pStyle w:val="Heading2"/>
       </w:pPr>
-      <w:bookmarkStart w:id="3" w:name="_Toc240406040"/>
+      <w:bookmarkStart w:id="3" w:name="_Toc240453673"/>
       <w:r>
         <w:t>Finding your way around</w:t>
       </w:r>
@@ -2321,7 +2321,7 @@
       <w:pPr>
         <w:pStyle w:val="Heading2"/>
       </w:pPr>
-      <w:bookmarkStart w:id="4" w:name="_Toc240406041"/>
+      <w:bookmarkStart w:id="4" w:name="_Toc240453674"/>
       <w:r>
         <w:t>Your screens</w:t>
       </w:r>
@@ -2342,7 +2342,7 @@
           <w:left w:w="10" w:type="dxa"/>
           <w:right w:w="10" w:type="dxa"/>
         </w:tblCellMar>
-        <w:tblLook w:val="04A0" w:firstRow="1" w:lastRow="0" w:firstColumn="1" w:lastColumn="0" w:noHBand="0" w:noVBand="1"/>
+        <w:tblLook w:val="0000" w:firstRow="0" w:lastRow="0" w:firstColumn="0" w:lastColumn="0" w:noHBand="0" w:noVBand="0"/>
       </w:tblPr>
       <w:tblGrid>
         <w:gridCol w:w="2824"/>
@@ -2596,7 +2596,7 @@
       <w:pPr>
         <w:pStyle w:val="Heading2"/>
       </w:pPr>
-      <w:bookmarkStart w:id="5" w:name="_Toc240406042"/>
+      <w:bookmarkStart w:id="5" w:name="_Toc240453675"/>
       <w:r>
         <w:t>Changing your password</w:t>
       </w:r>
@@ -2767,7 +2767,7 @@
         <w:pStyle w:val="Heading1"/>
         <w:pageBreakBefore/>
       </w:pPr>
-      <w:bookmarkStart w:id="6" w:name="_Toc240406043"/>
+      <w:bookmarkStart w:id="6" w:name="_Toc240453676"/>
       <w:r>
         <w:lastRenderedPageBreak/>
         <w:t>3. Your routine</w:t>
@@ -2797,7 +2797,7 @@
           <w:left w:w="10" w:type="dxa"/>
           <w:right w:w="10" w:type="dxa"/>
         </w:tblCellMar>
-        <w:tblLook w:val="04A0" w:firstRow="1" w:lastRow="0" w:firstColumn="1" w:lastColumn="0" w:noHBand="0" w:noVBand="1"/>
+        <w:tblLook w:val="0000" w:firstRow="0" w:lastRow="0" w:firstColumn="0" w:lastColumn="0" w:noHBand="0" w:noVBand="0"/>
       </w:tblPr>
       <w:tblGrid>
         <w:gridCol w:w="2071"/>
@@ -3111,7 +3111,7 @@
         <w:pStyle w:val="Heading1"/>
         <w:pageBreakBefore/>
       </w:pPr>
-      <w:bookmarkStart w:id="7" w:name="_Toc240406044"/>
+      <w:bookmarkStart w:id="7" w:name="_Toc240453677"/>
       <w:r>
         <w:lastRenderedPageBreak/>
         <w:t>4. Step-by-step tasks</w:t>
@@ -3122,7 +3122,7 @@
       <w:pPr>
         <w:pStyle w:val="Heading2"/>
       </w:pPr>
-      <w:bookmarkStart w:id="8" w:name="_Toc240406045"/>
+      <w:bookmarkStart w:id="8" w:name="_Toc240453678"/>
       <w:r>
         <w:t>4.1 Reading the dashboard</w:t>
       </w:r>
@@ -3208,7 +3208,7 @@
       <w:pPr>
         <w:pStyle w:val="Heading2"/>
       </w:pPr>
-      <w:bookmarkStart w:id="9" w:name="_Toc240406046"/>
+      <w:bookmarkStart w:id="9" w:name="_Toc240453679"/>
       <w:r>
         <w:t>4.2 Adding a document</w:t>
       </w:r>
@@ -3406,7 +3406,7 @@
       <w:pPr>
         <w:pStyle w:val="Heading2"/>
       </w:pPr>
-      <w:bookmarkStart w:id="10" w:name="_Toc240406047"/>
+      <w:bookmarkStart w:id="10" w:name="_Toc240453680"/>
       <w:r>
         <w:t>4.3 Assessing and including a document</w:t>
       </w:r>
@@ -3729,7 +3729,7 @@
       <w:pPr>
         <w:pStyle w:val="Heading2"/>
       </w:pPr>
-      <w:bookmarkStart w:id="11" w:name="_Toc240406048"/>
+      <w:bookmarkStart w:id="11" w:name="_Toc240453681"/>
       <w:r>
         <w:t>4.4 Downloading or emailing completed forms (Form PDFs)</w:t>
       </w:r>
@@ -3821,7 +3821,7 @@
       <w:pPr>
         <w:pStyle w:val="Heading2"/>
       </w:pPr>
-      <w:bookmarkStart w:id="12" w:name="_Toc240406049"/>
+      <w:bookmarkStart w:id="12" w:name="_Toc240453682"/>
       <w:r>
         <w:t>4.5 Judging authenticity</w:t>
       </w:r>
@@ -3920,7 +3920,7 @@
         <w:pStyle w:val="Heading1"/>
         <w:pageBreakBefore/>
       </w:pPr>
-      <w:bookmarkStart w:id="13" w:name="_Toc240406050"/>
+      <w:bookmarkStart w:id="13" w:name="_Toc240453683"/>
       <w:r>
         <w:lastRenderedPageBreak/>
         <w:t>5. Rules you must follow</w:t>
@@ -4071,7 +4071,7 @@
         <w:pStyle w:val="Heading1"/>
         <w:pageBreakBefore/>
       </w:pPr>
-      <w:bookmarkStart w:id="14" w:name="_Toc240406051"/>
+      <w:bookmarkStart w:id="14" w:name="_Toc240453684"/>
       <w:r>
         <w:lastRenderedPageBreak/>
         <w:t>6. Troubleshooting</w:t>
@@ -4093,7 +4093,7 @@
           <w:left w:w="10" w:type="dxa"/>
           <w:right w:w="10" w:type="dxa"/>
         </w:tblCellMar>
-        <w:tblLook w:val="04A0" w:firstRow="1" w:lastRow="0" w:firstColumn="1" w:lastColumn="0" w:noHBand="0" w:noVBand="1"/>
+        <w:tblLook w:val="0000" w:firstRow="0" w:lastRow="0" w:firstColumn="0" w:lastColumn="0" w:noHBand="0" w:noVBand="0"/>
       </w:tblPr>
       <w:tblGrid>
         <w:gridCol w:w="2635"/>
@@ -4855,7 +4855,7 @@
         <w:pStyle w:val="Heading1"/>
         <w:pageBreakBefore/>
       </w:pPr>
-      <w:bookmarkStart w:id="15" w:name="_Toc240406052"/>
+      <w:bookmarkStart w:id="15" w:name="_Toc240453685"/>
       <w:r>
         <w:lastRenderedPageBreak/>
         <w:t>7. Quick reference</w:t>
@@ -4877,7 +4877,7 @@
           <w:left w:w="10" w:type="dxa"/>
           <w:right w:w="10" w:type="dxa"/>
         </w:tblCellMar>
-        <w:tblLook w:val="04A0" w:firstRow="1" w:lastRow="0" w:firstColumn="1" w:lastColumn="0" w:noHBand="0" w:noVBand="1"/>
+        <w:tblLook w:val="0000" w:firstRow="0" w:lastRow="0" w:firstColumn="0" w:lastColumn="0" w:noHBand="0" w:noVBand="0"/>
       </w:tblPr>
       <w:tblGrid>
         <w:gridCol w:w="2824"/>
@@ -5470,10 +5470,10 @@
 <file path=word/numbering.xml><?xml version="1.0" encoding="utf-8"?>
 <w:numbering xmlns:wpc="http://schemas.microsoft.com/office/word/2010/wordprocessingCanvas" xmlns:cx="http://schemas.microsoft.com/office/drawing/2014/chartex" xmlns:cx1="http://schemas.microsoft.com/office/drawing/2015/9/8/chartex" xmlns:cx2="http://schemas.microsoft.com/office/drawing/2015/10/21/chartex" xmlns:cx3="http://schemas.microsoft.com/office/drawing/2016/5/9/chartex" xmlns:cx4="http://schemas.microsoft.com/office/drawing/2016/5/10/chartex" xmlns:cx5="http://schemas.microsoft.com/office/drawing/2016/5/11/chartex" xmlns:cx6="http://schemas.microsoft.com/office/drawing/2016/5/12/chartex" xmlns:cx7="http://schemas.microsoft.com/office/drawing/2016/5/13/chartex" xmlns:cx8="http://schemas.microsoft.com/office/drawing/2016/5/14/chartex" xmlns:mc="http://schemas.openxmlformats.org/markup-compatibility/2006" xmlns:aink="http://schemas.microsoft.com/office/drawing/2016/ink" xmlns:am3d="http://schemas.microsoft.com/office/drawing/2017/model3d" xmlns:o="urn:schemas-microsoft-com:office:office" xmlns:oel="http://schemas.microsoft.com/office/2019/extlst" xmlns:r="http://schemas.openxmlformats.org/officeDocument/2006/relationships" xmlns:m="http://schemas.openxmlformats.org/officeDocument/2006/math" xmlns:v="urn:schemas-microsoft-com:vml" xmlns:wp14="http://schemas.microsoft.com/office/word/2010/wordprocessingDrawing" xmlns:wp="http://schemas.openxmlformats.org/drawingml/2006/wordprocessingDrawing" xmlns:w10="urn:schemas-microsoft-com:office:word" xmlns:w="http://schemas.openxmlformats.org/wordprocessingml/2006/main" xmlns:w14="http://schemas.microsoft.com/office/word/2010/wordml" xmlns:w15="http://schemas.microsoft.com/office/word/2012/wordml" xmlns:w16cex="http://schemas.microsoft.com/office/word/2018/wordml/cex" xmlns:w16cid="http://schemas.microsoft.com/office/word/2016/wordml/cid" xmlns:w16="http://schemas.microsoft.com/office/word/2018/wordml" xmlns:w16sdtdh="http://schemas.microsoft.com/office/word/2020/wordml/sdtdatahash" xmlns:w16se="http://schemas.microsoft.com/office/word/2015/wordml/symex" xmlns:wpg="http://schemas.microsoft.com/office/word/2010/wordprocessingGroup" xmlns:wpi="http://schemas.microsoft.com/office/word/2010/wordprocessingInk" xmlns:wne="http://schemas.microsoft.com/office/word/2006/wordml" xmlns:wps="http://schemas.microsoft.com/office/word/2010/wordprocessingShape" mc:Ignorable="w14 w15 w16se w16cid w16 w16cex w16sdtdh wp14">
   <w:abstractNum w:abstractNumId="0" w15:restartNumberingAfterBreak="0">
-    <w:nsid w:val="00A60336"/>
+    <w:nsid w:val="32FB1038"/>
     <w:multiLevelType w:val="hybridMultilevel"/>
-    <w:tmpl w:val="DA6A8DE6"/>
-    <w:lvl w:ilvl="0" w:tplc="21AAB912">
+    <w:tmpl w:val="E7703B3C"/>
+    <w:lvl w:ilvl="0" w:tplc="E6088510">
       <w:start w:val="1"/>
       <w:numFmt w:val="decimal"/>
       <w:lvlText w:val="%1."/>
@@ -5487,52 +5487,52 @@
         <w:color w:val="A67C27"/>
       </w:rPr>
     </w:lvl>
-    <w:lvl w:ilvl="1" w:tplc="88B278B6">
+    <w:lvl w:ilvl="1" w:tplc="21CE6094">
       <w:numFmt w:val="decimal"/>
       <w:lvlText w:val=""/>
       <w:lvlJc w:val="left"/>
     </w:lvl>
-    <w:lvl w:ilvl="2" w:tplc="3BC205D2">
+    <w:lvl w:ilvl="2" w:tplc="ABD828F0">
       <w:numFmt w:val="decimal"/>
       <w:lvlText w:val=""/>
       <w:lvlJc w:val="left"/>
     </w:lvl>
-    <w:lvl w:ilvl="3" w:tplc="ACAE2EDE">
+    <w:lvl w:ilvl="3" w:tplc="FE3CD76E">
       <w:numFmt w:val="decimal"/>
       <w:lvlText w:val=""/>
       <w:lvlJc w:val="left"/>
     </w:lvl>
-    <w:lvl w:ilvl="4" w:tplc="4EF0A7CC">
+    <w:lvl w:ilvl="4" w:tplc="11621946">
       <w:numFmt w:val="decimal"/>
       <w:lvlText w:val=""/>
       <w:lvlJc w:val="left"/>
     </w:lvl>
-    <w:lvl w:ilvl="5" w:tplc="A6A807C6">
+    <w:lvl w:ilvl="5" w:tplc="D2FA8236">
       <w:numFmt w:val="decimal"/>
       <w:lvlText w:val=""/>
       <w:lvlJc w:val="left"/>
     </w:lvl>
-    <w:lvl w:ilvl="6" w:tplc="AEFA2376">
+    <w:lvl w:ilvl="6" w:tplc="F6DA9318">
       <w:numFmt w:val="decimal"/>
       <w:lvlText w:val=""/>
       <w:lvlJc w:val="left"/>
     </w:lvl>
-    <w:lvl w:ilvl="7" w:tplc="CE8EDC0C">
+    <w:lvl w:ilvl="7" w:tplc="74AEA0F6">
       <w:numFmt w:val="decimal"/>
       <w:lvlText w:val=""/>
       <w:lvlJc w:val="left"/>
     </w:lvl>
-    <w:lvl w:ilvl="8" w:tplc="42E6DCAC">
+    <w:lvl w:ilvl="8" w:tplc="874A9524">
       <w:numFmt w:val="decimal"/>
       <w:lvlText w:val=""/>
       <w:lvlJc w:val="left"/>
     </w:lvl>
   </w:abstractNum>
   <w:abstractNum w:abstractNumId="1" w15:restartNumberingAfterBreak="0">
-    <w:nsid w:val="2D5B2E19"/>
+    <w:nsid w:val="396B73FC"/>
     <w:multiLevelType w:val="hybridMultilevel"/>
-    <w:tmpl w:val="58B68FE2"/>
-    <w:lvl w:ilvl="0" w:tplc="44863716">
+    <w:tmpl w:val="BB4833FC"/>
+    <w:lvl w:ilvl="0" w:tplc="9A8A4570">
       <w:start w:val="1"/>
       <w:numFmt w:val="decimal"/>
       <w:lvlText w:val="%1."/>
@@ -5546,52 +5546,52 @@
         <w:color w:val="A67C27"/>
       </w:rPr>
     </w:lvl>
-    <w:lvl w:ilvl="1" w:tplc="C0E8FAC0">
+    <w:lvl w:ilvl="1" w:tplc="4C38916E">
       <w:numFmt w:val="decimal"/>
       <w:lvlText w:val=""/>
       <w:lvlJc w:val="left"/>
     </w:lvl>
-    <w:lvl w:ilvl="2" w:tplc="261C7B78">
+    <w:lvl w:ilvl="2" w:tplc="C7F45004">
       <w:numFmt w:val="decimal"/>
       <w:lvlText w:val=""/>
       <w:lvlJc w:val="left"/>
     </w:lvl>
-    <w:lvl w:ilvl="3" w:tplc="22D6C700">
+    <w:lvl w:ilvl="3" w:tplc="35C42428">
       <w:numFmt w:val="decimal"/>
       <w:lvlText w:val=""/>
       <w:lvlJc w:val="left"/>
     </w:lvl>
-    <w:lvl w:ilvl="4" w:tplc="FDCE5BD2">
+    <w:lvl w:ilvl="4" w:tplc="65A6E760">
       <w:numFmt w:val="decimal"/>
       <w:lvlText w:val=""/>
       <w:lvlJc w:val="left"/>
     </w:lvl>
-    <w:lvl w:ilvl="5" w:tplc="0D12CAAC">
+    <w:lvl w:ilvl="5" w:tplc="DDE2D572">
       <w:numFmt w:val="decimal"/>
       <w:lvlText w:val=""/>
       <w:lvlJc w:val="left"/>
     </w:lvl>
-    <w:lvl w:ilvl="6" w:tplc="E5DE3352">
+    <w:lvl w:ilvl="6" w:tplc="21CCF970">
       <w:numFmt w:val="decimal"/>
       <w:lvlText w:val=""/>
       <w:lvlJc w:val="left"/>
     </w:lvl>
-    <w:lvl w:ilvl="7" w:tplc="2B94269A">
+    <w:lvl w:ilvl="7" w:tplc="FD94DB82">
       <w:numFmt w:val="decimal"/>
       <w:lvlText w:val=""/>
       <w:lvlJc w:val="left"/>
     </w:lvl>
-    <w:lvl w:ilvl="8" w:tplc="41164E0C">
+    <w:lvl w:ilvl="8" w:tplc="C87CEC2E">
       <w:numFmt w:val="decimal"/>
       <w:lvlText w:val=""/>
       <w:lvlJc w:val="left"/>
     </w:lvl>
   </w:abstractNum>
   <w:abstractNum w:abstractNumId="2" w15:restartNumberingAfterBreak="0">
-    <w:nsid w:val="37BE3C33"/>
+    <w:nsid w:val="500D4BEA"/>
     <w:multiLevelType w:val="hybridMultilevel"/>
-    <w:tmpl w:val="4F028EB4"/>
-    <w:lvl w:ilvl="0" w:tplc="F35CD8EA">
+    <w:tmpl w:val="4C944BEA"/>
+    <w:lvl w:ilvl="0" w:tplc="C06A5C02">
       <w:start w:val="1"/>
       <w:numFmt w:val="bullet"/>
       <w:lvlText w:val="●"/>
@@ -5600,7 +5600,7 @@
         <w:ind w:left="720" w:hanging="360"/>
       </w:pPr>
     </w:lvl>
-    <w:lvl w:ilvl="1" w:tplc="0254A55C">
+    <w:lvl w:ilvl="1" w:tplc="0FBCF0CE">
       <w:start w:val="1"/>
       <w:numFmt w:val="bullet"/>
       <w:lvlText w:val="○"/>
@@ -5609,7 +5609,7 @@
         <w:ind w:left="1440" w:hanging="360"/>
       </w:pPr>
     </w:lvl>
-    <w:lvl w:ilvl="2" w:tplc="3A00A1BA">
+    <w:lvl w:ilvl="2" w:tplc="C99295EE">
       <w:start w:val="1"/>
       <w:numFmt w:val="bullet"/>
       <w:lvlText w:val="■"/>
@@ -5618,7 +5618,7 @@
         <w:ind w:left="2160" w:hanging="360"/>
       </w:pPr>
     </w:lvl>
-    <w:lvl w:ilvl="3" w:tplc="F4E6BDD0">
+    <w:lvl w:ilvl="3" w:tplc="503ECE24">
       <w:start w:val="1"/>
       <w:numFmt w:val="bullet"/>
       <w:lvlText w:val="●"/>
@@ -5627,7 +5627,7 @@
         <w:ind w:left="2880" w:hanging="360"/>
       </w:pPr>
     </w:lvl>
-    <w:lvl w:ilvl="4" w:tplc="56AA1BD0">
+    <w:lvl w:ilvl="4" w:tplc="B2C81DCC">
       <w:start w:val="1"/>
       <w:numFmt w:val="bullet"/>
       <w:lvlText w:val="○"/>
@@ -5636,7 +5636,7 @@
         <w:ind w:left="3600" w:hanging="360"/>
       </w:pPr>
     </w:lvl>
-    <w:lvl w:ilvl="5" w:tplc="5E7043C2">
+    <w:lvl w:ilvl="5" w:tplc="8AE851A6">
       <w:start w:val="1"/>
       <w:numFmt w:val="bullet"/>
       <w:lvlText w:val="■"/>
@@ -5645,7 +5645,7 @@
         <w:ind w:left="4320" w:hanging="360"/>
       </w:pPr>
     </w:lvl>
-    <w:lvl w:ilvl="6" w:tplc="CA80473C">
+    <w:lvl w:ilvl="6" w:tplc="AEAEF678">
       <w:start w:val="1"/>
       <w:numFmt w:val="bullet"/>
       <w:lvlText w:val="●"/>
@@ -5654,7 +5654,7 @@
         <w:ind w:left="5040" w:hanging="360"/>
       </w:pPr>
     </w:lvl>
-    <w:lvl w:ilvl="7" w:tplc="535A1918">
+    <w:lvl w:ilvl="7" w:tplc="DDE2CE3A">
       <w:start w:val="1"/>
       <w:numFmt w:val="bullet"/>
       <w:lvlText w:val="●"/>
@@ -5663,7 +5663,7 @@
         <w:ind w:left="5760" w:hanging="360"/>
       </w:pPr>
     </w:lvl>
-    <w:lvl w:ilvl="8" w:tplc="2B2209CE">
+    <w:lvl w:ilvl="8" w:tplc="2B3C2C1E">
       <w:start w:val="1"/>
       <w:numFmt w:val="bullet"/>
       <w:lvlText w:val="●"/>
@@ -5674,68 +5674,69 @@
     </w:lvl>
   </w:abstractNum>
   <w:abstractNum w:abstractNumId="3" w15:restartNumberingAfterBreak="0">
-    <w:nsid w:val="3FC825B2"/>
+    <w:nsid w:val="59281CE4"/>
     <w:multiLevelType w:val="hybridMultilevel"/>
-    <w:tmpl w:val="91C269A4"/>
-    <w:lvl w:ilvl="0" w:tplc="1B6EAEAE">
+    <w:tmpl w:val="17E4D04C"/>
+    <w:lvl w:ilvl="0" w:tplc="AD1CA02E">
       <w:start w:val="1"/>
-      <w:numFmt w:val="bullet"/>
-      <w:lvlText w:val="•"/>
+      <w:numFmt w:val="decimal"/>
+      <w:lvlText w:val="%1."/>
       <w:lvlJc w:val="left"/>
       <w:pPr>
-        <w:ind w:left="460" w:hanging="280"/>
-      </w:pPr>
+        <w:ind w:left="460" w:hanging="360"/>
+      </w:pPr>
+      <w:rPr>
+        <w:b/>
+        <w:bCs/>
+        <w:color w:val="A67C27"/>
+      </w:rPr>
     </w:lvl>
-    <w:lvl w:ilvl="1" w:tplc="F8EE8B7E">
-      <w:start w:val="1"/>
-      <w:numFmt w:val="bullet"/>
-      <w:lvlText w:val="–"/>
-      <w:lvlJc w:val="left"/>
-      <w:pPr>
-        <w:ind w:left="900" w:hanging="280"/>
-      </w:pPr>
-    </w:lvl>
-    <w:lvl w:ilvl="2" w:tplc="E2B4954A">
+    <w:lvl w:ilvl="1" w:tplc="7B12D32E">
       <w:numFmt w:val="decimal"/>
       <w:lvlText w:val=""/>
       <w:lvlJc w:val="left"/>
     </w:lvl>
-    <w:lvl w:ilvl="3" w:tplc="D92AB402">
+    <w:lvl w:ilvl="2" w:tplc="3B8E2B20">
       <w:numFmt w:val="decimal"/>
       <w:lvlText w:val=""/>
       <w:lvlJc w:val="left"/>
     </w:lvl>
-    <w:lvl w:ilvl="4" w:tplc="39689DA4">
+    <w:lvl w:ilvl="3" w:tplc="BF46780A">
       <w:numFmt w:val="decimal"/>
       <w:lvlText w:val=""/>
       <w:lvlJc w:val="left"/>
     </w:lvl>
-    <w:lvl w:ilvl="5" w:tplc="2E62D802">
+    <w:lvl w:ilvl="4" w:tplc="92FA0FBA">
       <w:numFmt w:val="decimal"/>
       <w:lvlText w:val=""/>
       <w:lvlJc w:val="left"/>
     </w:lvl>
-    <w:lvl w:ilvl="6" w:tplc="5C80107E">
+    <w:lvl w:ilvl="5" w:tplc="D4E4D8B8">
       <w:numFmt w:val="decimal"/>
       <w:lvlText w:val=""/>
       <w:lvlJc w:val="left"/>
     </w:lvl>
-    <w:lvl w:ilvl="7" w:tplc="FD881506">
+    <w:lvl w:ilvl="6" w:tplc="CCC65D36">
       <w:numFmt w:val="decimal"/>
       <w:lvlText w:val=""/>
       <w:lvlJc w:val="left"/>
     </w:lvl>
-    <w:lvl w:ilvl="8" w:tplc="DEDE8EF4">
+    <w:lvl w:ilvl="7" w:tplc="62189818">
+      <w:numFmt w:val="decimal"/>
+      <w:lvlText w:val=""/>
+      <w:lvlJc w:val="left"/>
+    </w:lvl>
+    <w:lvl w:ilvl="8" w:tplc="685E47B6">
       <w:numFmt w:val="decimal"/>
       <w:lvlText w:val=""/>
       <w:lvlJc w:val="left"/>
     </w:lvl>
   </w:abstractNum>
   <w:abstractNum w:abstractNumId="4" w15:restartNumberingAfterBreak="0">
-    <w:nsid w:val="6549792F"/>
+    <w:nsid w:val="5C376D8A"/>
     <w:multiLevelType w:val="hybridMultilevel"/>
-    <w:tmpl w:val="8F4490BC"/>
-    <w:lvl w:ilvl="0" w:tplc="F66C3ECE">
+    <w:tmpl w:val="0C2EB440"/>
+    <w:lvl w:ilvl="0" w:tplc="9B6034BC">
       <w:start w:val="1"/>
       <w:numFmt w:val="decimal"/>
       <w:lvlText w:val="%1."/>
@@ -5749,52 +5750,52 @@
         <w:color w:val="A67C27"/>
       </w:rPr>
     </w:lvl>
-    <w:lvl w:ilvl="1" w:tplc="F8742D3E">
+    <w:lvl w:ilvl="1" w:tplc="9550889A">
       <w:numFmt w:val="decimal"/>
       <w:lvlText w:val=""/>
       <w:lvlJc w:val="left"/>
     </w:lvl>
-    <w:lvl w:ilvl="2" w:tplc="1DAA880A">
+    <w:lvl w:ilvl="2" w:tplc="27623E2C">
       <w:numFmt w:val="decimal"/>
       <w:lvlText w:val=""/>
       <w:lvlJc w:val="left"/>
     </w:lvl>
-    <w:lvl w:ilvl="3" w:tplc="75108178">
+    <w:lvl w:ilvl="3" w:tplc="A022B060">
       <w:numFmt w:val="decimal"/>
       <w:lvlText w:val=""/>
       <w:lvlJc w:val="left"/>
     </w:lvl>
-    <w:lvl w:ilvl="4" w:tplc="55AAE5AC">
+    <w:lvl w:ilvl="4" w:tplc="E27430F0">
       <w:numFmt w:val="decimal"/>
       <w:lvlText w:val=""/>
       <w:lvlJc w:val="left"/>
     </w:lvl>
-    <w:lvl w:ilvl="5" w:tplc="8E829FBA">
+    <w:lvl w:ilvl="5" w:tplc="C882A046">
       <w:numFmt w:val="decimal"/>
       <w:lvlText w:val=""/>
       <w:lvlJc w:val="left"/>
     </w:lvl>
-    <w:lvl w:ilvl="6" w:tplc="32F08CA0">
+    <w:lvl w:ilvl="6" w:tplc="24E852F2">
       <w:numFmt w:val="decimal"/>
       <w:lvlText w:val=""/>
       <w:lvlJc w:val="left"/>
     </w:lvl>
-    <w:lvl w:ilvl="7" w:tplc="3D2E7508">
+    <w:lvl w:ilvl="7" w:tplc="98A69B0C">
       <w:numFmt w:val="decimal"/>
       <w:lvlText w:val=""/>
       <w:lvlJc w:val="left"/>
     </w:lvl>
-    <w:lvl w:ilvl="8" w:tplc="13BEA1E6">
+    <w:lvl w:ilvl="8" w:tplc="98EAE7EC">
       <w:numFmt w:val="decimal"/>
       <w:lvlText w:val=""/>
       <w:lvlJc w:val="left"/>
     </w:lvl>
   </w:abstractNum>
   <w:abstractNum w:abstractNumId="5" w15:restartNumberingAfterBreak="0">
-    <w:nsid w:val="6ACE2FAB"/>
+    <w:nsid w:val="77CB6601"/>
     <w:multiLevelType w:val="hybridMultilevel"/>
-    <w:tmpl w:val="E4ECE936"/>
-    <w:lvl w:ilvl="0" w:tplc="4F3C1AAA">
+    <w:tmpl w:val="1880263A"/>
+    <w:lvl w:ilvl="0" w:tplc="EE560462">
       <w:start w:val="1"/>
       <w:numFmt w:val="decimal"/>
       <w:lvlText w:val="%1."/>
@@ -5808,144 +5809,143 @@
         <w:color w:val="A67C27"/>
       </w:rPr>
     </w:lvl>
-    <w:lvl w:ilvl="1" w:tplc="587C0B30">
+    <w:lvl w:ilvl="1" w:tplc="8970FF7A">
       <w:numFmt w:val="decimal"/>
       <w:lvlText w:val=""/>
       <w:lvlJc w:val="left"/>
     </w:lvl>
-    <w:lvl w:ilvl="2" w:tplc="89AC1B52">
+    <w:lvl w:ilvl="2" w:tplc="B626493E">
       <w:numFmt w:val="decimal"/>
       <w:lvlText w:val=""/>
       <w:lvlJc w:val="left"/>
     </w:lvl>
-    <w:lvl w:ilvl="3" w:tplc="5BCC2704">
+    <w:lvl w:ilvl="3" w:tplc="61B27AE6">
       <w:numFmt w:val="decimal"/>
       <w:lvlText w:val=""/>
       <w:lvlJc w:val="left"/>
     </w:lvl>
-    <w:lvl w:ilvl="4" w:tplc="28745CB4">
+    <w:lvl w:ilvl="4" w:tplc="65E81134">
       <w:numFmt w:val="decimal"/>
       <w:lvlText w:val=""/>
       <w:lvlJc w:val="left"/>
     </w:lvl>
-    <w:lvl w:ilvl="5" w:tplc="E0EEB93C">
+    <w:lvl w:ilvl="5" w:tplc="70C8157C">
       <w:numFmt w:val="decimal"/>
       <w:lvlText w:val=""/>
       <w:lvlJc w:val="left"/>
     </w:lvl>
-    <w:lvl w:ilvl="6" w:tplc="AC2A53C2">
+    <w:lvl w:ilvl="6" w:tplc="B6C42D0E">
       <w:numFmt w:val="decimal"/>
       <w:lvlText w:val=""/>
       <w:lvlJc w:val="left"/>
     </w:lvl>
-    <w:lvl w:ilvl="7" w:tplc="C3EEF58C">
+    <w:lvl w:ilvl="7" w:tplc="E3141602">
       <w:numFmt w:val="decimal"/>
       <w:lvlText w:val=""/>
       <w:lvlJc w:val="left"/>
     </w:lvl>
-    <w:lvl w:ilvl="8" w:tplc="B04E3DE8">
+    <w:lvl w:ilvl="8" w:tplc="9882300A">
       <w:numFmt w:val="decimal"/>
       <w:lvlText w:val=""/>
       <w:lvlJc w:val="left"/>
     </w:lvl>
   </w:abstractNum>
   <w:abstractNum w:abstractNumId="6" w15:restartNumberingAfterBreak="0">
-    <w:nsid w:val="71ED6929"/>
+    <w:nsid w:val="7A2B15A4"/>
     <w:multiLevelType w:val="hybridMultilevel"/>
-    <w:tmpl w:val="3C642BCA"/>
-    <w:lvl w:ilvl="0" w:tplc="39909EDC">
+    <w:tmpl w:val="DB0ABC92"/>
+    <w:lvl w:ilvl="0" w:tplc="DDF23100">
       <w:start w:val="1"/>
-      <w:numFmt w:val="decimal"/>
-      <w:lvlText w:val="%1."/>
+      <w:numFmt w:val="bullet"/>
+      <w:lvlText w:val="•"/>
       <w:lvlJc w:val="left"/>
       <w:pPr>
-        <w:ind w:left="460" w:hanging="360"/>
-      </w:pPr>
-      <w:rPr>
-        <w:b/>
-        <w:bCs/>
-        <w:color w:val="A67C27"/>
-      </w:rPr>
+        <w:ind w:left="460" w:hanging="280"/>
+      </w:pPr>
     </w:lvl>
-    <w:lvl w:ilvl="1" w:tplc="C5947A7E">
+    <w:lvl w:ilvl="1" w:tplc="3A345ADC">
+      <w:start w:val="1"/>
+      <w:numFmt w:val="bullet"/>
+      <w:lvlText w:val="–"/>
+      <w:lvlJc w:val="left"/>
+      <w:pPr>
+        <w:ind w:left="900" w:hanging="280"/>
+      </w:pPr>
+    </w:lvl>
+    <w:lvl w:ilvl="2" w:tplc="0A4ECA16">
       <w:numFmt w:val="decimal"/>
       <w:lvlText w:val=""/>
       <w:lvlJc w:val="left"/>
     </w:lvl>
-    <w:lvl w:ilvl="2" w:tplc="BFAE1676">
+    <w:lvl w:ilvl="3" w:tplc="216A67AC">
       <w:numFmt w:val="decimal"/>
       <w:lvlText w:val=""/>
       <w:lvlJc w:val="left"/>
     </w:lvl>
-    <w:lvl w:ilvl="3" w:tplc="259665F0">
+    <w:lvl w:ilvl="4" w:tplc="AEE4F90A">
       <w:numFmt w:val="decimal"/>
       <w:lvlText w:val=""/>
       <w:lvlJc w:val="left"/>
     </w:lvl>
-    <w:lvl w:ilvl="4" w:tplc="05ACE80A">
+    <w:lvl w:ilvl="5" w:tplc="9D8A2EE8">
       <w:numFmt w:val="decimal"/>
       <w:lvlText w:val=""/>
       <w:lvlJc w:val="left"/>
     </w:lvl>
-    <w:lvl w:ilvl="5" w:tplc="4C641B04">
+    <w:lvl w:ilvl="6" w:tplc="E110BCBA">
       <w:numFmt w:val="decimal"/>
       <w:lvlText w:val=""/>
       <w:lvlJc w:val="left"/>
     </w:lvl>
-    <w:lvl w:ilvl="6" w:tplc="AAC01690">
+    <w:lvl w:ilvl="7" w:tplc="A03EF806">
       <w:numFmt w:val="decimal"/>
       <w:lvlText w:val=""/>
       <w:lvlJc w:val="left"/>
     </w:lvl>
-    <w:lvl w:ilvl="7" w:tplc="FF26E752">
-      <w:numFmt w:val="decimal"/>
-      <w:lvlText w:val=""/>
-      <w:lvlJc w:val="left"/>
-    </w:lvl>
-    <w:lvl w:ilvl="8" w:tplc="D15A26C8">
+    <w:lvl w:ilvl="8" w:tplc="C60E89D2">
       <w:numFmt w:val="decimal"/>
       <w:lvlText w:val=""/>
       <w:lvlJc w:val="left"/>
     </w:lvl>
   </w:abstractNum>
-  <w:num w:numId="1" w16cid:durableId="1168667125">
+  <w:num w:numId="1" w16cid:durableId="2038895317">
     <w:abstractNumId w:val="2"/>
     <w:lvlOverride w:ilvl="0">
       <w:startOverride w:val="1"/>
     </w:lvlOverride>
   </w:num>
-  <w:num w:numId="2" w16cid:durableId="651252580">
+  <w:num w:numId="2" w16cid:durableId="787091484">
+    <w:abstractNumId w:val="6"/>
+    <w:lvlOverride w:ilvl="0">
+      <w:startOverride w:val="1"/>
+    </w:lvlOverride>
+  </w:num>
+  <w:num w:numId="3" w16cid:durableId="1489059043">
     <w:abstractNumId w:val="3"/>
     <w:lvlOverride w:ilvl="0">
       <w:startOverride w:val="1"/>
     </w:lvlOverride>
   </w:num>
-  <w:num w:numId="3" w16cid:durableId="1349868693">
-    <w:abstractNumId w:val="4"/>
+  <w:num w:numId="4" w16cid:durableId="2117828473">
+    <w:abstractNumId w:val="0"/>
     <w:lvlOverride w:ilvl="0">
       <w:startOverride w:val="1"/>
     </w:lvlOverride>
   </w:num>
-  <w:num w:numId="4" w16cid:durableId="1217818214">
+  <w:num w:numId="5" w16cid:durableId="1892227711">
     <w:abstractNumId w:val="1"/>
     <w:lvlOverride w:ilvl="0">
       <w:startOverride w:val="1"/>
     </w:lvlOverride>
   </w:num>
-  <w:num w:numId="5" w16cid:durableId="611742355">
-    <w:abstractNumId w:val="6"/>
-    <w:lvlOverride w:ilvl="0">
-      <w:startOverride w:val="1"/>
-    </w:lvlOverride>
-  </w:num>
-  <w:num w:numId="6" w16cid:durableId="1099137018">
+  <w:num w:numId="6" w16cid:durableId="983005240">
     <w:abstractNumId w:val="5"/>
     <w:lvlOverride w:ilvl="0">
       <w:startOverride w:val="1"/>
     </w:lvlOverride>
   </w:num>
-  <w:num w:numId="7" w16cid:durableId="838428832">
-    <w:abstractNumId w:val="0"/>
+  <w:num w:numId="7" w16cid:durableId="864251359">
+    <w:abstractNumId w:val="4"/>
     <w:lvlOverride w:ilvl="0">
       <w:startOverride w:val="1"/>
     </w:lvlOverride>
@@ -6570,7 +6570,7 @@
     <w:autoRedefine/>
     <w:uiPriority w:val="39"/>
     <w:unhideWhenUsed/>
-    <w:rsid w:val="00596601"/>
+    <w:rsid w:val="004A0CC7"/>
     <w:pPr>
       <w:spacing w:after="100"/>
     </w:pPr>
@@ -6582,7 +6582,7 @@
     <w:autoRedefine/>
     <w:uiPriority w:val="39"/>
     <w:unhideWhenUsed/>
-    <w:rsid w:val="00596601"/>
+    <w:rsid w:val="004A0CC7"/>
     <w:pPr>
       <w:spacing w:after="100"/>
       <w:ind w:left="210"/>

--- a/docs/manuals/Role_Guide_6_Documentary_RA.docx
+++ b/docs/manuals/Role_Guide_6_Documentary_RA.docx
@@ -69,7 +69,7 @@
           <w:left w:w="10" w:type="dxa"/>
           <w:right w:w="10" w:type="dxa"/>
         </w:tblCellMar>
-        <w:tblLook w:val="0000" w:firstRow="0" w:lastRow="0" w:firstColumn="0" w:lastColumn="0" w:noHBand="0" w:noVBand="0"/>
+        <w:tblLook w:val="04A0" w:firstRow="1" w:lastRow="0" w:firstColumn="1" w:lastColumn="0" w:noHBand="0" w:noVBand="1"/>
       </w:tblPr>
       <w:tblGrid>
         <w:gridCol w:w="2300"/>
@@ -538,7 +538,7 @@
     <w:sdt>
       <w:sdtPr>
         <w:alias w:val="Contents"/>
-        <w:id w:val="1649634487"/>
+        <w:id w:val="1670141998"/>
       </w:sdtPr>
       <w:sdtEndPr/>
       <w:sdtContent>
@@ -567,7 +567,7 @@
           <w:r>
             <w:fldChar w:fldCharType="separate"/>
           </w:r>
-          <w:hyperlink w:anchor="_Toc240453670" w:history="1">
+          <w:hyperlink w:anchor="_Toc240455327" w:history="1">
             <w:r>
               <w:rPr>
                 <w:rStyle w:val="Hyperlink"/>
@@ -591,7 +591,7 @@
               <w:rPr>
                 <w:noProof/>
               </w:rPr>
-              <w:instrText xml:space="preserve"> PAGEREF _Toc240453670 \h </w:instrText>
+              <w:instrText xml:space="preserve"> PAGEREF _Toc240455327 \h </w:instrText>
             </w:r>
             <w:r>
               <w:rPr>
@@ -634,7 +634,7 @@
               <w14:ligatures w14:val="standardContextual"/>
             </w:rPr>
           </w:pPr>
-          <w:hyperlink w:anchor="_Toc240453671" w:history="1">
+          <w:hyperlink w:anchor="_Toc240455328" w:history="1">
             <w:r>
               <w:rPr>
                 <w:rStyle w:val="Hyperlink"/>
@@ -658,7 +658,7 @@
               <w:rPr>
                 <w:noProof/>
               </w:rPr>
-              <w:instrText xml:space="preserve"> PAGEREF _Toc240453671 \h </w:instrText>
+              <w:instrText xml:space="preserve"> PAGEREF _Toc240455328 \h </w:instrText>
             </w:r>
             <w:r>
               <w:rPr>
@@ -701,7 +701,7 @@
               <w14:ligatures w14:val="standardContextual"/>
             </w:rPr>
           </w:pPr>
-          <w:hyperlink w:anchor="_Toc240453672" w:history="1">
+          <w:hyperlink w:anchor="_Toc240455329" w:history="1">
             <w:r>
               <w:rPr>
                 <w:rStyle w:val="Hyperlink"/>
@@ -725,7 +725,7 @@
               <w:rPr>
                 <w:noProof/>
               </w:rPr>
-              <w:instrText xml:space="preserve"> PAGEREF _Toc240453672 \h </w:instrText>
+              <w:instrText xml:space="preserve"> PAGEREF _Toc240455329 \h </w:instrText>
             </w:r>
             <w:r>
               <w:rPr>
@@ -768,7 +768,7 @@
               <w14:ligatures w14:val="standardContextual"/>
             </w:rPr>
           </w:pPr>
-          <w:hyperlink w:anchor="_Toc240453673" w:history="1">
+          <w:hyperlink w:anchor="_Toc240455330" w:history="1">
             <w:r>
               <w:rPr>
                 <w:rStyle w:val="Hyperlink"/>
@@ -792,7 +792,7 @@
               <w:rPr>
                 <w:noProof/>
               </w:rPr>
-              <w:instrText xml:space="preserve"> PAGEREF _Toc240453673 \h </w:instrText>
+              <w:instrText xml:space="preserve"> PAGEREF _Toc240455330 \h </w:instrText>
             </w:r>
             <w:r>
               <w:rPr>
@@ -835,7 +835,7 @@
               <w14:ligatures w14:val="standardContextual"/>
             </w:rPr>
           </w:pPr>
-          <w:hyperlink w:anchor="_Toc240453674" w:history="1">
+          <w:hyperlink w:anchor="_Toc240455331" w:history="1">
             <w:r>
               <w:rPr>
                 <w:rStyle w:val="Hyperlink"/>
@@ -859,7 +859,7 @@
               <w:rPr>
                 <w:noProof/>
               </w:rPr>
-              <w:instrText xml:space="preserve"> PAGEREF _Toc240453674 \h </w:instrText>
+              <w:instrText xml:space="preserve"> PAGEREF _Toc240455331 \h </w:instrText>
             </w:r>
             <w:r>
               <w:rPr>
@@ -902,7 +902,7 @@
               <w14:ligatures w14:val="standardContextual"/>
             </w:rPr>
           </w:pPr>
-          <w:hyperlink w:anchor="_Toc240453675" w:history="1">
+          <w:hyperlink w:anchor="_Toc240455332" w:history="1">
             <w:r>
               <w:rPr>
                 <w:rStyle w:val="Hyperlink"/>
@@ -926,7 +926,7 @@
               <w:rPr>
                 <w:noProof/>
               </w:rPr>
-              <w:instrText xml:space="preserve"> PAGEREF _Toc240453675 \h </w:instrText>
+              <w:instrText xml:space="preserve"> PAGEREF _Toc240455332 \h </w:instrText>
             </w:r>
             <w:r>
               <w:rPr>
@@ -969,7 +969,7 @@
               <w14:ligatures w14:val="standardContextual"/>
             </w:rPr>
           </w:pPr>
-          <w:hyperlink w:anchor="_Toc240453676" w:history="1">
+          <w:hyperlink w:anchor="_Toc240455333" w:history="1">
             <w:r>
               <w:rPr>
                 <w:rStyle w:val="Hyperlink"/>
@@ -993,7 +993,7 @@
               <w:rPr>
                 <w:noProof/>
               </w:rPr>
-              <w:instrText xml:space="preserve"> PAGEREF _Toc240453676 \h </w:instrText>
+              <w:instrText xml:space="preserve"> PAGEREF _Toc240455333 \h </w:instrText>
             </w:r>
             <w:r>
               <w:rPr>
@@ -1036,7 +1036,7 @@
               <w14:ligatures w14:val="standardContextual"/>
             </w:rPr>
           </w:pPr>
-          <w:hyperlink w:anchor="_Toc240453677" w:history="1">
+          <w:hyperlink w:anchor="_Toc240455334" w:history="1">
             <w:r>
               <w:rPr>
                 <w:rStyle w:val="Hyperlink"/>
@@ -1060,7 +1060,7 @@
               <w:rPr>
                 <w:noProof/>
               </w:rPr>
-              <w:instrText xml:space="preserve"> PAGEREF _Toc240453677 \h </w:instrText>
+              <w:instrText xml:space="preserve"> PAGEREF _Toc240455334 \h </w:instrText>
             </w:r>
             <w:r>
               <w:rPr>
@@ -1103,7 +1103,7 @@
               <w14:ligatures w14:val="standardContextual"/>
             </w:rPr>
           </w:pPr>
-          <w:hyperlink w:anchor="_Toc240453678" w:history="1">
+          <w:hyperlink w:anchor="_Toc240455335" w:history="1">
             <w:r>
               <w:rPr>
                 <w:rStyle w:val="Hyperlink"/>
@@ -1127,7 +1127,7 @@
               <w:rPr>
                 <w:noProof/>
               </w:rPr>
-              <w:instrText xml:space="preserve"> PAGEREF _Toc240453678 \h </w:instrText>
+              <w:instrText xml:space="preserve"> PAGEREF _Toc240455335 \h </w:instrText>
             </w:r>
             <w:r>
               <w:rPr>
@@ -1170,7 +1170,7 @@
               <w14:ligatures w14:val="standardContextual"/>
             </w:rPr>
           </w:pPr>
-          <w:hyperlink w:anchor="_Toc240453679" w:history="1">
+          <w:hyperlink w:anchor="_Toc240455336" w:history="1">
             <w:r>
               <w:rPr>
                 <w:rStyle w:val="Hyperlink"/>
@@ -1194,7 +1194,7 @@
               <w:rPr>
                 <w:noProof/>
               </w:rPr>
-              <w:instrText xml:space="preserve"> PAGEREF _Toc240453679 \h </w:instrText>
+              <w:instrText xml:space="preserve"> PAGEREF _Toc240455336 \h </w:instrText>
             </w:r>
             <w:r>
               <w:rPr>
@@ -1237,7 +1237,7 @@
               <w14:ligatures w14:val="standardContextual"/>
             </w:rPr>
           </w:pPr>
-          <w:hyperlink w:anchor="_Toc240453680" w:history="1">
+          <w:hyperlink w:anchor="_Toc240455337" w:history="1">
             <w:r>
               <w:rPr>
                 <w:rStyle w:val="Hyperlink"/>
@@ -1261,7 +1261,7 @@
               <w:rPr>
                 <w:noProof/>
               </w:rPr>
-              <w:instrText xml:space="preserve"> PAGEREF _Toc240453680 \h </w:instrText>
+              <w:instrText xml:space="preserve"> PAGEREF _Toc240455337 \h </w:instrText>
             </w:r>
             <w:r>
               <w:rPr>
@@ -1304,7 +1304,7 @@
               <w14:ligatures w14:val="standardContextual"/>
             </w:rPr>
           </w:pPr>
-          <w:hyperlink w:anchor="_Toc240453681" w:history="1">
+          <w:hyperlink w:anchor="_Toc240455338" w:history="1">
             <w:r>
               <w:rPr>
                 <w:rStyle w:val="Hyperlink"/>
@@ -1328,7 +1328,7 @@
               <w:rPr>
                 <w:noProof/>
               </w:rPr>
-              <w:instrText xml:space="preserve"> PAGEREF _Toc240453681 \h </w:instrText>
+              <w:instrText xml:space="preserve"> PAGEREF _Toc240455338 \h </w:instrText>
             </w:r>
             <w:r>
               <w:rPr>
@@ -1371,7 +1371,7 @@
               <w14:ligatures w14:val="standardContextual"/>
             </w:rPr>
           </w:pPr>
-          <w:hyperlink w:anchor="_Toc240453682" w:history="1">
+          <w:hyperlink w:anchor="_Toc240455339" w:history="1">
             <w:r>
               <w:rPr>
                 <w:rStyle w:val="Hyperlink"/>
@@ -1395,7 +1395,7 @@
               <w:rPr>
                 <w:noProof/>
               </w:rPr>
-              <w:instrText xml:space="preserve"> PAGEREF _Toc240453682 \h </w:instrText>
+              <w:instrText xml:space="preserve"> PAGEREF _Toc240455339 \h </w:instrText>
             </w:r>
             <w:r>
               <w:rPr>
@@ -1438,7 +1438,7 @@
               <w14:ligatures w14:val="standardContextual"/>
             </w:rPr>
           </w:pPr>
-          <w:hyperlink w:anchor="_Toc240453683" w:history="1">
+          <w:hyperlink w:anchor="_Toc240455340" w:history="1">
             <w:r>
               <w:rPr>
                 <w:rStyle w:val="Hyperlink"/>
@@ -1462,7 +1462,7 @@
               <w:rPr>
                 <w:noProof/>
               </w:rPr>
-              <w:instrText xml:space="preserve"> PAGEREF _Toc240453683 \h </w:instrText>
+              <w:instrText xml:space="preserve"> PAGEREF _Toc240455340 \h </w:instrText>
             </w:r>
             <w:r>
               <w:rPr>
@@ -1505,7 +1505,7 @@
               <w14:ligatures w14:val="standardContextual"/>
             </w:rPr>
           </w:pPr>
-          <w:hyperlink w:anchor="_Toc240453684" w:history="1">
+          <w:hyperlink w:anchor="_Toc240455341" w:history="1">
             <w:r>
               <w:rPr>
                 <w:rStyle w:val="Hyperlink"/>
@@ -1529,7 +1529,7 @@
               <w:rPr>
                 <w:noProof/>
               </w:rPr>
-              <w:instrText xml:space="preserve"> PAGEREF _Toc240453684 \h </w:instrText>
+              <w:instrText xml:space="preserve"> PAGEREF _Toc240455341 \h </w:instrText>
             </w:r>
             <w:r>
               <w:rPr>
@@ -1572,7 +1572,7 @@
               <w14:ligatures w14:val="standardContextual"/>
             </w:rPr>
           </w:pPr>
-          <w:hyperlink w:anchor="_Toc240453685" w:history="1">
+          <w:hyperlink w:anchor="_Toc240455342" w:history="1">
             <w:r>
               <w:rPr>
                 <w:rStyle w:val="Hyperlink"/>
@@ -1596,7 +1596,7 @@
               <w:rPr>
                 <w:noProof/>
               </w:rPr>
-              <w:instrText xml:space="preserve"> PAGEREF _Toc240453685 \h </w:instrText>
+              <w:instrText xml:space="preserve"> PAGEREF _Toc240455342 \h </w:instrText>
             </w:r>
             <w:r>
               <w:rPr>
@@ -1635,7 +1635,7 @@
         <w:pStyle w:val="Heading1"/>
         <w:pageBreakBefore/>
       </w:pPr>
-      <w:bookmarkStart w:id="0" w:name="_Toc240453670"/>
+      <w:bookmarkStart w:id="0" w:name="_Toc240455327"/>
       <w:r>
         <w:lastRenderedPageBreak/>
         <w:t>1. Your role at a glance</w:t>
@@ -1756,7 +1756,7 @@
           <w:left w:w="10" w:type="dxa"/>
           <w:right w:w="10" w:type="dxa"/>
         </w:tblCellMar>
-        <w:tblLook w:val="0000" w:firstRow="0" w:lastRow="0" w:firstColumn="0" w:lastColumn="0" w:noHBand="0" w:noVBand="0"/>
+        <w:tblLook w:val="04A0" w:firstRow="1" w:lastRow="0" w:firstColumn="1" w:lastColumn="0" w:noHBand="0" w:noVBand="1"/>
       </w:tblPr>
       <w:tblGrid>
         <w:gridCol w:w="9412"/>
@@ -1816,7 +1816,7 @@
         <w:pStyle w:val="Heading1"/>
         <w:pageBreakBefore/>
       </w:pPr>
-      <w:bookmarkStart w:id="1" w:name="_Toc240453671"/>
+      <w:bookmarkStart w:id="1" w:name="_Toc240455328"/>
       <w:r>
         <w:lastRenderedPageBreak/>
         <w:t>2. Signing in and your screens</w:t>
@@ -1827,7 +1827,7 @@
       <w:pPr>
         <w:pStyle w:val="Heading2"/>
       </w:pPr>
-      <w:bookmarkStart w:id="2" w:name="_Toc240453672"/>
+      <w:bookmarkStart w:id="2" w:name="_Toc240455329"/>
       <w:r>
         <w:t>Signing in</w:t>
       </w:r>
@@ -1910,7 +1910,7 @@
           <w:noProof/>
         </w:rPr>
         <w:drawing>
-          <wp:inline distT="0" distB="0" distL="0" distR="0">
+          <wp:inline distT="0" distB="0" distL="0" distR="0" wp14:anchorId="5BFFA980" wp14:editId="7A168B4F">
             <wp:extent cx="5334000" cy="2333625"/>
             <wp:effectExtent l="0" t="0" r="0" b="0"/>
             <wp:docPr id="1" name="adm_login.jpg" descr="The sign-in screen for all internal staff." title="The sign-in screen for all internal staff."/>
@@ -2018,7 +2018,7 @@
           <w:left w:w="10" w:type="dxa"/>
           <w:right w:w="10" w:type="dxa"/>
         </w:tblCellMar>
-        <w:tblLook w:val="0000" w:firstRow="0" w:lastRow="0" w:firstColumn="0" w:lastColumn="0" w:noHBand="0" w:noVBand="0"/>
+        <w:tblLook w:val="04A0" w:firstRow="1" w:lastRow="0" w:firstColumn="1" w:lastColumn="0" w:noHBand="0" w:noVBand="1"/>
       </w:tblPr>
       <w:tblGrid>
         <w:gridCol w:w="9412"/>
@@ -2077,7 +2077,7 @@
       <w:pPr>
         <w:pStyle w:val="Heading2"/>
       </w:pPr>
-      <w:bookmarkStart w:id="3" w:name="_Toc240453673"/>
+      <w:bookmarkStart w:id="3" w:name="_Toc240455330"/>
       <w:r>
         <w:t>Finding your way around</w:t>
       </w:r>
@@ -2252,7 +2252,7 @@
         </w:rPr>
         <w:lastRenderedPageBreak/>
         <w:drawing>
-          <wp:inline distT="0" distB="0" distL="0" distR="0">
+          <wp:inline distT="0" distB="0" distL="0" distR="0" wp14:anchorId="4DEB408C" wp14:editId="55181599">
             <wp:extent cx="5715000" cy="1876425"/>
             <wp:effectExtent l="0" t="0" r="0" b="0"/>
             <wp:docPr id="2" name="adm_not_your_role.jpg" descr="Opening a screen outside your role (for example from an old bookmark) shows this card instead of the screen." title="Opening a screen outside your role (for example from an old bookmark) shows this card instead of the screen."/>
@@ -2321,7 +2321,7 @@
       <w:pPr>
         <w:pStyle w:val="Heading2"/>
       </w:pPr>
-      <w:bookmarkStart w:id="4" w:name="_Toc240453674"/>
+      <w:bookmarkStart w:id="4" w:name="_Toc240455331"/>
       <w:r>
         <w:t>Your screens</w:t>
       </w:r>
@@ -2342,7 +2342,7 @@
           <w:left w:w="10" w:type="dxa"/>
           <w:right w:w="10" w:type="dxa"/>
         </w:tblCellMar>
-        <w:tblLook w:val="0000" w:firstRow="0" w:lastRow="0" w:firstColumn="0" w:lastColumn="0" w:noHBand="0" w:noVBand="0"/>
+        <w:tblLook w:val="04A0" w:firstRow="1" w:lastRow="0" w:firstColumn="1" w:lastColumn="0" w:noHBand="0" w:noVBand="1"/>
       </w:tblPr>
       <w:tblGrid>
         <w:gridCol w:w="2824"/>
@@ -2596,7 +2596,7 @@
       <w:pPr>
         <w:pStyle w:val="Heading2"/>
       </w:pPr>
-      <w:bookmarkStart w:id="5" w:name="_Toc240453675"/>
+      <w:bookmarkStart w:id="5" w:name="_Toc240455332"/>
       <w:r>
         <w:t>Changing your password</w:t>
       </w:r>
@@ -2679,7 +2679,7 @@
           <w:noProof/>
         </w:rPr>
         <w:drawing>
-          <wp:inline distT="0" distB="0" distL="0" distR="0">
+          <wp:inline distT="0" distB="0" distL="0" distR="0" wp14:anchorId="18016726" wp14:editId="08DEEB1C">
             <wp:extent cx="5334000" cy="2171700"/>
             <wp:effectExtent l="0" t="0" r="0" b="0"/>
             <wp:docPr id="3" name="adm_account.jpg" descr="Change Password screen." title="Change Password screen."/>
@@ -2767,7 +2767,7 @@
         <w:pStyle w:val="Heading1"/>
         <w:pageBreakBefore/>
       </w:pPr>
-      <w:bookmarkStart w:id="6" w:name="_Toc240453676"/>
+      <w:bookmarkStart w:id="6" w:name="_Toc240455333"/>
       <w:r>
         <w:lastRenderedPageBreak/>
         <w:t>3. Your routine</w:t>
@@ -2797,7 +2797,7 @@
           <w:left w:w="10" w:type="dxa"/>
           <w:right w:w="10" w:type="dxa"/>
         </w:tblCellMar>
-        <w:tblLook w:val="0000" w:firstRow="0" w:lastRow="0" w:firstColumn="0" w:lastColumn="0" w:noHBand="0" w:noVBand="0"/>
+        <w:tblLook w:val="04A0" w:firstRow="1" w:lastRow="0" w:firstColumn="1" w:lastColumn="0" w:noHBand="0" w:noVBand="1"/>
       </w:tblPr>
       <w:tblGrid>
         <w:gridCol w:w="2071"/>
@@ -3111,7 +3111,7 @@
         <w:pStyle w:val="Heading1"/>
         <w:pageBreakBefore/>
       </w:pPr>
-      <w:bookmarkStart w:id="7" w:name="_Toc240453677"/>
+      <w:bookmarkStart w:id="7" w:name="_Toc240455334"/>
       <w:r>
         <w:lastRenderedPageBreak/>
         <w:t>4. Step-by-step tasks</w:t>
@@ -3122,7 +3122,7 @@
       <w:pPr>
         <w:pStyle w:val="Heading2"/>
       </w:pPr>
-      <w:bookmarkStart w:id="8" w:name="_Toc240453678"/>
+      <w:bookmarkStart w:id="8" w:name="_Toc240455335"/>
       <w:r>
         <w:t>4.1 Reading the dashboard</w:t>
       </w:r>
@@ -3139,7 +3139,7 @@
           <w:noProof/>
         </w:rPr>
         <w:drawing>
-          <wp:inline distT="0" distB="0" distL="0" distR="0">
+          <wp:inline distT="0" distB="0" distL="0" distR="0" wp14:anchorId="6AEE3D87" wp14:editId="50BB5243">
             <wp:extent cx="5715000" cy="3571875"/>
             <wp:effectExtent l="0" t="0" r="0" b="0"/>
             <wp:docPr id="4" name="kii_dashboard.jpg" descr="Documents by type and by QA status." title="Documents by type and by QA status."/>
@@ -3208,7 +3208,7 @@
       <w:pPr>
         <w:pStyle w:val="Heading2"/>
       </w:pPr>
-      <w:bookmarkStart w:id="9" w:name="_Toc240453679"/>
+      <w:bookmarkStart w:id="9" w:name="_Toc240455336"/>
       <w:r>
         <w:t>4.2 Adding a document</w:t>
       </w:r>
@@ -3248,7 +3248,7 @@
           <w:noProof/>
         </w:rPr>
         <w:drawing>
-          <wp:inline distT="0" distB="0" distL="0" distR="0">
+          <wp:inline distT="0" distB="0" distL="0" distR="0" wp14:anchorId="3D4FB5AC" wp14:editId="35F95F73">
             <wp:extent cx="5334000" cy="3171825"/>
             <wp:effectExtent l="0" t="0" r="0" b="0"/>
             <wp:docPr id="5" name="doc_new.jpg" descr="New Documentary Evidence Record." title="New Documentary Evidence Record."/>
@@ -3406,7 +3406,7 @@
       <w:pPr>
         <w:pStyle w:val="Heading2"/>
       </w:pPr>
-      <w:bookmarkStart w:id="10" w:name="_Toc240453680"/>
+      <w:bookmarkStart w:id="10" w:name="_Toc240455337"/>
       <w:r>
         <w:t>4.3 Assessing and including a document</w:t>
       </w:r>
@@ -3456,7 +3456,7 @@
           <w:noProof/>
         </w:rPr>
         <w:drawing>
-          <wp:inline distT="0" distB="0" distL="0" distR="0">
+          <wp:inline distT="0" distB="0" distL="0" distR="0" wp14:anchorId="3ACFA20F" wp14:editId="4A88E6C6">
             <wp:extent cx="5334000" cy="3333750"/>
             <wp:effectExtent l="0" t="0" r="0" b="0"/>
             <wp:docPr id="6" name="doc_register.jpg" descr="Documentary Evidence Corpus." title="Documentary Evidence Corpus."/>
@@ -3565,7 +3565,7 @@
           <w:noProof/>
         </w:rPr>
         <w:drawing>
-          <wp:inline distT="0" distB="0" distL="0" distR="0">
+          <wp:inline distT="0" distB="0" distL="0" distR="0" wp14:anchorId="010A2528" wp14:editId="7D40203B">
             <wp:extent cx="5334000" cy="3333750"/>
             <wp:effectExtent l="0" t="0" r="0" b="0"/>
             <wp:docPr id="7" name="doc_detail.jpg" descr="Document record: authenticity, QA status, memo and coding form." title="Document record: authenticity, QA status, memo and coding form."/>
@@ -3729,7 +3729,7 @@
       <w:pPr>
         <w:pStyle w:val="Heading2"/>
       </w:pPr>
-      <w:bookmarkStart w:id="11" w:name="_Toc240453681"/>
+      <w:bookmarkStart w:id="11" w:name="_Toc240455338"/>
       <w:r>
         <w:t>4.4 Downloading or emailing completed forms (Form PDFs)</w:t>
       </w:r>
@@ -3821,7 +3821,7 @@
       <w:pPr>
         <w:pStyle w:val="Heading2"/>
       </w:pPr>
-      <w:bookmarkStart w:id="12" w:name="_Toc240453682"/>
+      <w:bookmarkStart w:id="12" w:name="_Toc240455339"/>
       <w:r>
         <w:t>4.5 Judging authenticity</w:t>
       </w:r>
@@ -3920,7 +3920,7 @@
         <w:pStyle w:val="Heading1"/>
         <w:pageBreakBefore/>
       </w:pPr>
-      <w:bookmarkStart w:id="13" w:name="_Toc240453683"/>
+      <w:bookmarkStart w:id="13" w:name="_Toc240455340"/>
       <w:r>
         <w:lastRenderedPageBreak/>
         <w:t>5. Rules you must follow</w:t>
@@ -4071,7 +4071,7 @@
         <w:pStyle w:val="Heading1"/>
         <w:pageBreakBefore/>
       </w:pPr>
-      <w:bookmarkStart w:id="14" w:name="_Toc240453684"/>
+      <w:bookmarkStart w:id="14" w:name="_Toc240455341"/>
       <w:r>
         <w:lastRenderedPageBreak/>
         <w:t>6. Troubleshooting</w:t>
@@ -4093,7 +4093,7 @@
           <w:left w:w="10" w:type="dxa"/>
           <w:right w:w="10" w:type="dxa"/>
         </w:tblCellMar>
-        <w:tblLook w:val="0000" w:firstRow="0" w:lastRow="0" w:firstColumn="0" w:lastColumn="0" w:noHBand="0" w:noVBand="0"/>
+        <w:tblLook w:val="04A0" w:firstRow="1" w:lastRow="0" w:firstColumn="1" w:lastColumn="0" w:noHBand="0" w:noVBand="1"/>
       </w:tblPr>
       <w:tblGrid>
         <w:gridCol w:w="2635"/>
@@ -4855,7 +4855,7 @@
         <w:pStyle w:val="Heading1"/>
         <w:pageBreakBefore/>
       </w:pPr>
-      <w:bookmarkStart w:id="15" w:name="_Toc240453685"/>
+      <w:bookmarkStart w:id="15" w:name="_Toc240455342"/>
       <w:r>
         <w:lastRenderedPageBreak/>
         <w:t>7. Quick reference</w:t>
@@ -4877,7 +4877,7 @@
           <w:left w:w="10" w:type="dxa"/>
           <w:right w:w="10" w:type="dxa"/>
         </w:tblCellMar>
-        <w:tblLook w:val="0000" w:firstRow="0" w:lastRow="0" w:firstColumn="0" w:lastColumn="0" w:noHBand="0" w:noVBand="0"/>
+        <w:tblLook w:val="04A0" w:firstRow="1" w:lastRow="0" w:firstColumn="1" w:lastColumn="0" w:noHBand="0" w:noVBand="1"/>
       </w:tblPr>
       <w:tblGrid>
         <w:gridCol w:w="2824"/>
@@ -5470,10 +5470,154 @@
 <file path=word/numbering.xml><?xml version="1.0" encoding="utf-8"?>
 <w:numbering xmlns:wpc="http://schemas.microsoft.com/office/word/2010/wordprocessingCanvas" xmlns:cx="http://schemas.microsoft.com/office/drawing/2014/chartex" xmlns:cx1="http://schemas.microsoft.com/office/drawing/2015/9/8/chartex" xmlns:cx2="http://schemas.microsoft.com/office/drawing/2015/10/21/chartex" xmlns:cx3="http://schemas.microsoft.com/office/drawing/2016/5/9/chartex" xmlns:cx4="http://schemas.microsoft.com/office/drawing/2016/5/10/chartex" xmlns:cx5="http://schemas.microsoft.com/office/drawing/2016/5/11/chartex" xmlns:cx6="http://schemas.microsoft.com/office/drawing/2016/5/12/chartex" xmlns:cx7="http://schemas.microsoft.com/office/drawing/2016/5/13/chartex" xmlns:cx8="http://schemas.microsoft.com/office/drawing/2016/5/14/chartex" xmlns:mc="http://schemas.openxmlformats.org/markup-compatibility/2006" xmlns:aink="http://schemas.microsoft.com/office/drawing/2016/ink" xmlns:am3d="http://schemas.microsoft.com/office/drawing/2017/model3d" xmlns:o="urn:schemas-microsoft-com:office:office" xmlns:oel="http://schemas.microsoft.com/office/2019/extlst" xmlns:r="http://schemas.openxmlformats.org/officeDocument/2006/relationships" xmlns:m="http://schemas.openxmlformats.org/officeDocument/2006/math" xmlns:v="urn:schemas-microsoft-com:vml" xmlns:wp14="http://schemas.microsoft.com/office/word/2010/wordprocessingDrawing" xmlns:wp="http://schemas.openxmlformats.org/drawingml/2006/wordprocessingDrawing" xmlns:w10="urn:schemas-microsoft-com:office:word" xmlns:w="http://schemas.openxmlformats.org/wordprocessingml/2006/main" xmlns:w14="http://schemas.microsoft.com/office/word/2010/wordml" xmlns:w15="http://schemas.microsoft.com/office/word/2012/wordml" xmlns:w16cex="http://schemas.microsoft.com/office/word/2018/wordml/cex" xmlns:w16cid="http://schemas.microsoft.com/office/word/2016/wordml/cid" xmlns:w16="http://schemas.microsoft.com/office/word/2018/wordml" xmlns:w16sdtdh="http://schemas.microsoft.com/office/word/2020/wordml/sdtdatahash" xmlns:w16se="http://schemas.microsoft.com/office/word/2015/wordml/symex" xmlns:wpg="http://schemas.microsoft.com/office/word/2010/wordprocessingGroup" xmlns:wpi="http://schemas.microsoft.com/office/word/2010/wordprocessingInk" xmlns:wne="http://schemas.microsoft.com/office/word/2006/wordml" xmlns:wps="http://schemas.microsoft.com/office/word/2010/wordprocessingShape" mc:Ignorable="w14 w15 w16se w16cid w16 w16cex w16sdtdh wp14">
   <w:abstractNum w:abstractNumId="0" w15:restartNumberingAfterBreak="0">
-    <w:nsid w:val="32FB1038"/>
+    <w:nsid w:val="06AA6A9F"/>
     <w:multiLevelType w:val="hybridMultilevel"/>
-    <w:tmpl w:val="E7703B3C"/>
-    <w:lvl w:ilvl="0" w:tplc="E6088510">
+    <w:tmpl w:val="618818E2"/>
+    <w:lvl w:ilvl="0" w:tplc="DBE0D128">
+      <w:start w:val="1"/>
+      <w:numFmt w:val="bullet"/>
+      <w:lvlText w:val="●"/>
+      <w:lvlJc w:val="left"/>
+      <w:pPr>
+        <w:ind w:left="720" w:hanging="360"/>
+      </w:pPr>
+    </w:lvl>
+    <w:lvl w:ilvl="1" w:tplc="8B9C5CB6">
+      <w:start w:val="1"/>
+      <w:numFmt w:val="bullet"/>
+      <w:lvlText w:val="○"/>
+      <w:lvlJc w:val="left"/>
+      <w:pPr>
+        <w:ind w:left="1440" w:hanging="360"/>
+      </w:pPr>
+    </w:lvl>
+    <w:lvl w:ilvl="2" w:tplc="0630978C">
+      <w:start w:val="1"/>
+      <w:numFmt w:val="bullet"/>
+      <w:lvlText w:val="■"/>
+      <w:lvlJc w:val="left"/>
+      <w:pPr>
+        <w:ind w:left="2160" w:hanging="360"/>
+      </w:pPr>
+    </w:lvl>
+    <w:lvl w:ilvl="3" w:tplc="50FAD81C">
+      <w:start w:val="1"/>
+      <w:numFmt w:val="bullet"/>
+      <w:lvlText w:val="●"/>
+      <w:lvlJc w:val="left"/>
+      <w:pPr>
+        <w:ind w:left="2880" w:hanging="360"/>
+      </w:pPr>
+    </w:lvl>
+    <w:lvl w:ilvl="4" w:tplc="5EBCB2EC">
+      <w:start w:val="1"/>
+      <w:numFmt w:val="bullet"/>
+      <w:lvlText w:val="○"/>
+      <w:lvlJc w:val="left"/>
+      <w:pPr>
+        <w:ind w:left="3600" w:hanging="360"/>
+      </w:pPr>
+    </w:lvl>
+    <w:lvl w:ilvl="5" w:tplc="7EAAA0F8">
+      <w:start w:val="1"/>
+      <w:numFmt w:val="bullet"/>
+      <w:lvlText w:val="■"/>
+      <w:lvlJc w:val="left"/>
+      <w:pPr>
+        <w:ind w:left="4320" w:hanging="360"/>
+      </w:pPr>
+    </w:lvl>
+    <w:lvl w:ilvl="6" w:tplc="C9C080A8">
+      <w:start w:val="1"/>
+      <w:numFmt w:val="bullet"/>
+      <w:lvlText w:val="●"/>
+      <w:lvlJc w:val="left"/>
+      <w:pPr>
+        <w:ind w:left="5040" w:hanging="360"/>
+      </w:pPr>
+    </w:lvl>
+    <w:lvl w:ilvl="7" w:tplc="25A23F3A">
+      <w:start w:val="1"/>
+      <w:numFmt w:val="bullet"/>
+      <w:lvlText w:val="●"/>
+      <w:lvlJc w:val="left"/>
+      <w:pPr>
+        <w:ind w:left="5760" w:hanging="360"/>
+      </w:pPr>
+    </w:lvl>
+    <w:lvl w:ilvl="8" w:tplc="291A0FBE">
+      <w:start w:val="1"/>
+      <w:numFmt w:val="bullet"/>
+      <w:lvlText w:val="●"/>
+      <w:lvlJc w:val="left"/>
+      <w:pPr>
+        <w:ind w:left="6480" w:hanging="360"/>
+      </w:pPr>
+    </w:lvl>
+  </w:abstractNum>
+  <w:abstractNum w:abstractNumId="1" w15:restartNumberingAfterBreak="0">
+    <w:nsid w:val="0D940FBC"/>
+    <w:multiLevelType w:val="hybridMultilevel"/>
+    <w:tmpl w:val="C7F23986"/>
+    <w:lvl w:ilvl="0" w:tplc="45A89C3C">
+      <w:start w:val="1"/>
+      <w:numFmt w:val="bullet"/>
+      <w:lvlText w:val="•"/>
+      <w:lvlJc w:val="left"/>
+      <w:pPr>
+        <w:ind w:left="460" w:hanging="280"/>
+      </w:pPr>
+    </w:lvl>
+    <w:lvl w:ilvl="1" w:tplc="425E8882">
+      <w:start w:val="1"/>
+      <w:numFmt w:val="bullet"/>
+      <w:lvlText w:val="–"/>
+      <w:lvlJc w:val="left"/>
+      <w:pPr>
+        <w:ind w:left="900" w:hanging="280"/>
+      </w:pPr>
+    </w:lvl>
+    <w:lvl w:ilvl="2" w:tplc="7D3CE5B4">
+      <w:numFmt w:val="decimal"/>
+      <w:lvlText w:val=""/>
+      <w:lvlJc w:val="left"/>
+    </w:lvl>
+    <w:lvl w:ilvl="3" w:tplc="C5E6A0F2">
+      <w:numFmt w:val="decimal"/>
+      <w:lvlText w:val=""/>
+      <w:lvlJc w:val="left"/>
+    </w:lvl>
+    <w:lvl w:ilvl="4" w:tplc="EF06386C">
+      <w:numFmt w:val="decimal"/>
+      <w:lvlText w:val=""/>
+      <w:lvlJc w:val="left"/>
+    </w:lvl>
+    <w:lvl w:ilvl="5" w:tplc="0CEC2D90">
+      <w:numFmt w:val="decimal"/>
+      <w:lvlText w:val=""/>
+      <w:lvlJc w:val="left"/>
+    </w:lvl>
+    <w:lvl w:ilvl="6" w:tplc="5DB698A2">
+      <w:numFmt w:val="decimal"/>
+      <w:lvlText w:val=""/>
+      <w:lvlJc w:val="left"/>
+    </w:lvl>
+    <w:lvl w:ilvl="7" w:tplc="1D3CDEA6">
+      <w:numFmt w:val="decimal"/>
+      <w:lvlText w:val=""/>
+      <w:lvlJc w:val="left"/>
+    </w:lvl>
+    <w:lvl w:ilvl="8" w:tplc="0A829AC2">
+      <w:numFmt w:val="decimal"/>
+      <w:lvlText w:val=""/>
+      <w:lvlJc w:val="left"/>
+    </w:lvl>
+  </w:abstractNum>
+  <w:abstractNum w:abstractNumId="2" w15:restartNumberingAfterBreak="0">
+    <w:nsid w:val="35054CD1"/>
+    <w:multiLevelType w:val="hybridMultilevel"/>
+    <w:tmpl w:val="511C2B2E"/>
+    <w:lvl w:ilvl="0" w:tplc="CBC603F0">
       <w:start w:val="1"/>
       <w:numFmt w:val="decimal"/>
       <w:lvlText w:val="%1."/>
@@ -5487,52 +5631,52 @@
         <w:color w:val="A67C27"/>
       </w:rPr>
     </w:lvl>
-    <w:lvl w:ilvl="1" w:tplc="21CE6094">
+    <w:lvl w:ilvl="1" w:tplc="705E674E">
       <w:numFmt w:val="decimal"/>
       <w:lvlText w:val=""/>
       <w:lvlJc w:val="left"/>
     </w:lvl>
-    <w:lvl w:ilvl="2" w:tplc="ABD828F0">
+    <w:lvl w:ilvl="2" w:tplc="A8D0BA14">
       <w:numFmt w:val="decimal"/>
       <w:lvlText w:val=""/>
       <w:lvlJc w:val="left"/>
     </w:lvl>
-    <w:lvl w:ilvl="3" w:tplc="FE3CD76E">
+    <w:lvl w:ilvl="3" w:tplc="45BCA174">
       <w:numFmt w:val="decimal"/>
       <w:lvlText w:val=""/>
       <w:lvlJc w:val="left"/>
     </w:lvl>
-    <w:lvl w:ilvl="4" w:tplc="11621946">
+    <w:lvl w:ilvl="4" w:tplc="4D0E8A88">
       <w:numFmt w:val="decimal"/>
       <w:lvlText w:val=""/>
       <w:lvlJc w:val="left"/>
     </w:lvl>
-    <w:lvl w:ilvl="5" w:tplc="D2FA8236">
+    <w:lvl w:ilvl="5" w:tplc="2B6AFC82">
       <w:numFmt w:val="decimal"/>
       <w:lvlText w:val=""/>
       <w:lvlJc w:val="left"/>
     </w:lvl>
-    <w:lvl w:ilvl="6" w:tplc="F6DA9318">
+    <w:lvl w:ilvl="6" w:tplc="BDEA3680">
       <w:numFmt w:val="decimal"/>
       <w:lvlText w:val=""/>
       <w:lvlJc w:val="left"/>
     </w:lvl>
-    <w:lvl w:ilvl="7" w:tplc="74AEA0F6">
+    <w:lvl w:ilvl="7" w:tplc="1596757E">
       <w:numFmt w:val="decimal"/>
       <w:lvlText w:val=""/>
       <w:lvlJc w:val="left"/>
     </w:lvl>
-    <w:lvl w:ilvl="8" w:tplc="874A9524">
+    <w:lvl w:ilvl="8" w:tplc="D34CBB76">
       <w:numFmt w:val="decimal"/>
       <w:lvlText w:val=""/>
       <w:lvlJc w:val="left"/>
     </w:lvl>
   </w:abstractNum>
-  <w:abstractNum w:abstractNumId="1" w15:restartNumberingAfterBreak="0">
-    <w:nsid w:val="396B73FC"/>
+  <w:abstractNum w:abstractNumId="3" w15:restartNumberingAfterBreak="0">
+    <w:nsid w:val="35635FCA"/>
     <w:multiLevelType w:val="hybridMultilevel"/>
-    <w:tmpl w:val="BB4833FC"/>
-    <w:lvl w:ilvl="0" w:tplc="9A8A4570">
+    <w:tmpl w:val="0DB65648"/>
+    <w:lvl w:ilvl="0" w:tplc="A17CAF36">
       <w:start w:val="1"/>
       <w:numFmt w:val="decimal"/>
       <w:lvlText w:val="%1."/>
@@ -5546,138 +5690,52 @@
         <w:color w:val="A67C27"/>
       </w:rPr>
     </w:lvl>
-    <w:lvl w:ilvl="1" w:tplc="4C38916E">
+    <w:lvl w:ilvl="1" w:tplc="27E61684">
       <w:numFmt w:val="decimal"/>
       <w:lvlText w:val=""/>
       <w:lvlJc w:val="left"/>
     </w:lvl>
-    <w:lvl w:ilvl="2" w:tplc="C7F45004">
+    <w:lvl w:ilvl="2" w:tplc="433EFA90">
       <w:numFmt w:val="decimal"/>
       <w:lvlText w:val=""/>
       <w:lvlJc w:val="left"/>
     </w:lvl>
-    <w:lvl w:ilvl="3" w:tplc="35C42428">
+    <w:lvl w:ilvl="3" w:tplc="13E6D99C">
       <w:numFmt w:val="decimal"/>
       <w:lvlText w:val=""/>
       <w:lvlJc w:val="left"/>
     </w:lvl>
-    <w:lvl w:ilvl="4" w:tplc="65A6E760">
+    <w:lvl w:ilvl="4" w:tplc="DA34B8C6">
       <w:numFmt w:val="decimal"/>
       <w:lvlText w:val=""/>
       <w:lvlJc w:val="left"/>
     </w:lvl>
-    <w:lvl w:ilvl="5" w:tplc="DDE2D572">
+    <w:lvl w:ilvl="5" w:tplc="2FC05D30">
       <w:numFmt w:val="decimal"/>
       <w:lvlText w:val=""/>
       <w:lvlJc w:val="left"/>
     </w:lvl>
-    <w:lvl w:ilvl="6" w:tplc="21CCF970">
+    <w:lvl w:ilvl="6" w:tplc="8154125C">
       <w:numFmt w:val="decimal"/>
       <w:lvlText w:val=""/>
       <w:lvlJc w:val="left"/>
     </w:lvl>
-    <w:lvl w:ilvl="7" w:tplc="FD94DB82">
+    <w:lvl w:ilvl="7" w:tplc="D564FBE8">
       <w:numFmt w:val="decimal"/>
       <w:lvlText w:val=""/>
       <w:lvlJc w:val="left"/>
     </w:lvl>
-    <w:lvl w:ilvl="8" w:tplc="C87CEC2E">
+    <w:lvl w:ilvl="8" w:tplc="7F763366">
       <w:numFmt w:val="decimal"/>
       <w:lvlText w:val=""/>
       <w:lvlJc w:val="left"/>
     </w:lvl>
   </w:abstractNum>
-  <w:abstractNum w:abstractNumId="2" w15:restartNumberingAfterBreak="0">
-    <w:nsid w:val="500D4BEA"/>
+  <w:abstractNum w:abstractNumId="4" w15:restartNumberingAfterBreak="0">
+    <w:nsid w:val="44A35253"/>
     <w:multiLevelType w:val="hybridMultilevel"/>
-    <w:tmpl w:val="4C944BEA"/>
-    <w:lvl w:ilvl="0" w:tplc="C06A5C02">
-      <w:start w:val="1"/>
-      <w:numFmt w:val="bullet"/>
-      <w:lvlText w:val="●"/>
-      <w:lvlJc w:val="left"/>
-      <w:pPr>
-        <w:ind w:left="720" w:hanging="360"/>
-      </w:pPr>
-    </w:lvl>
-    <w:lvl w:ilvl="1" w:tplc="0FBCF0CE">
-      <w:start w:val="1"/>
-      <w:numFmt w:val="bullet"/>
-      <w:lvlText w:val="○"/>
-      <w:lvlJc w:val="left"/>
-      <w:pPr>
-        <w:ind w:left="1440" w:hanging="360"/>
-      </w:pPr>
-    </w:lvl>
-    <w:lvl w:ilvl="2" w:tplc="C99295EE">
-      <w:start w:val="1"/>
-      <w:numFmt w:val="bullet"/>
-      <w:lvlText w:val="■"/>
-      <w:lvlJc w:val="left"/>
-      <w:pPr>
-        <w:ind w:left="2160" w:hanging="360"/>
-      </w:pPr>
-    </w:lvl>
-    <w:lvl w:ilvl="3" w:tplc="503ECE24">
-      <w:start w:val="1"/>
-      <w:numFmt w:val="bullet"/>
-      <w:lvlText w:val="●"/>
-      <w:lvlJc w:val="left"/>
-      <w:pPr>
-        <w:ind w:left="2880" w:hanging="360"/>
-      </w:pPr>
-    </w:lvl>
-    <w:lvl w:ilvl="4" w:tplc="B2C81DCC">
-      <w:start w:val="1"/>
-      <w:numFmt w:val="bullet"/>
-      <w:lvlText w:val="○"/>
-      <w:lvlJc w:val="left"/>
-      <w:pPr>
-        <w:ind w:left="3600" w:hanging="360"/>
-      </w:pPr>
-    </w:lvl>
-    <w:lvl w:ilvl="5" w:tplc="8AE851A6">
-      <w:start w:val="1"/>
-      <w:numFmt w:val="bullet"/>
-      <w:lvlText w:val="■"/>
-      <w:lvlJc w:val="left"/>
-      <w:pPr>
-        <w:ind w:left="4320" w:hanging="360"/>
-      </w:pPr>
-    </w:lvl>
-    <w:lvl w:ilvl="6" w:tplc="AEAEF678">
-      <w:start w:val="1"/>
-      <w:numFmt w:val="bullet"/>
-      <w:lvlText w:val="●"/>
-      <w:lvlJc w:val="left"/>
-      <w:pPr>
-        <w:ind w:left="5040" w:hanging="360"/>
-      </w:pPr>
-    </w:lvl>
-    <w:lvl w:ilvl="7" w:tplc="DDE2CE3A">
-      <w:start w:val="1"/>
-      <w:numFmt w:val="bullet"/>
-      <w:lvlText w:val="●"/>
-      <w:lvlJc w:val="left"/>
-      <w:pPr>
-        <w:ind w:left="5760" w:hanging="360"/>
-      </w:pPr>
-    </w:lvl>
-    <w:lvl w:ilvl="8" w:tplc="2B3C2C1E">
-      <w:start w:val="1"/>
-      <w:numFmt w:val="bullet"/>
-      <w:lvlText w:val="●"/>
-      <w:lvlJc w:val="left"/>
-      <w:pPr>
-        <w:ind w:left="6480" w:hanging="360"/>
-      </w:pPr>
-    </w:lvl>
-  </w:abstractNum>
-  <w:abstractNum w:abstractNumId="3" w15:restartNumberingAfterBreak="0">
-    <w:nsid w:val="59281CE4"/>
-    <w:multiLevelType w:val="hybridMultilevel"/>
-    <w:tmpl w:val="17E4D04C"/>
-    <w:lvl w:ilvl="0" w:tplc="AD1CA02E">
+    <w:tmpl w:val="091829DC"/>
+    <w:lvl w:ilvl="0" w:tplc="20BE7720">
       <w:start w:val="1"/>
       <w:numFmt w:val="decimal"/>
       <w:lvlText w:val="%1."/>
@@ -5691,52 +5749,52 @@
         <w:color w:val="A67C27"/>
       </w:rPr>
     </w:lvl>
-    <w:lvl w:ilvl="1" w:tplc="7B12D32E">
+    <w:lvl w:ilvl="1" w:tplc="75829168">
       <w:numFmt w:val="decimal"/>
       <w:lvlText w:val=""/>
       <w:lvlJc w:val="left"/>
     </w:lvl>
-    <w:lvl w:ilvl="2" w:tplc="3B8E2B20">
+    <w:lvl w:ilvl="2" w:tplc="F0F0C0F2">
       <w:numFmt w:val="decimal"/>
       <w:lvlText w:val=""/>
       <w:lvlJc w:val="left"/>
     </w:lvl>
-    <w:lvl w:ilvl="3" w:tplc="BF46780A">
+    <w:lvl w:ilvl="3" w:tplc="A392966E">
       <w:numFmt w:val="decimal"/>
       <w:lvlText w:val=""/>
       <w:lvlJc w:val="left"/>
     </w:lvl>
-    <w:lvl w:ilvl="4" w:tplc="92FA0FBA">
+    <w:lvl w:ilvl="4" w:tplc="81AE612A">
       <w:numFmt w:val="decimal"/>
       <w:lvlText w:val=""/>
       <w:lvlJc w:val="left"/>
     </w:lvl>
-    <w:lvl w:ilvl="5" w:tplc="D4E4D8B8">
+    <w:lvl w:ilvl="5" w:tplc="E9C48DD2">
       <w:numFmt w:val="decimal"/>
       <w:lvlText w:val=""/>
       <w:lvlJc w:val="left"/>
     </w:lvl>
-    <w:lvl w:ilvl="6" w:tplc="CCC65D36">
+    <w:lvl w:ilvl="6" w:tplc="15BC413A">
       <w:numFmt w:val="decimal"/>
       <w:lvlText w:val=""/>
       <w:lvlJc w:val="left"/>
     </w:lvl>
-    <w:lvl w:ilvl="7" w:tplc="62189818">
+    <w:lvl w:ilvl="7" w:tplc="B38E02E2">
       <w:numFmt w:val="decimal"/>
       <w:lvlText w:val=""/>
       <w:lvlJc w:val="left"/>
     </w:lvl>
-    <w:lvl w:ilvl="8" w:tplc="685E47B6">
+    <w:lvl w:ilvl="8" w:tplc="EA00A072">
       <w:numFmt w:val="decimal"/>
       <w:lvlText w:val=""/>
       <w:lvlJc w:val="left"/>
     </w:lvl>
   </w:abstractNum>
-  <w:abstractNum w:abstractNumId="4" w15:restartNumberingAfterBreak="0">
-    <w:nsid w:val="5C376D8A"/>
+  <w:abstractNum w:abstractNumId="5" w15:restartNumberingAfterBreak="0">
+    <w:nsid w:val="4F1E76C2"/>
     <w:multiLevelType w:val="hybridMultilevel"/>
-    <w:tmpl w:val="0C2EB440"/>
-    <w:lvl w:ilvl="0" w:tplc="9B6034BC">
+    <w:tmpl w:val="9CD4E60E"/>
+    <w:lvl w:ilvl="0" w:tplc="28549250">
       <w:start w:val="1"/>
       <w:numFmt w:val="decimal"/>
       <w:lvlText w:val="%1."/>
@@ -5750,52 +5808,52 @@
         <w:color w:val="A67C27"/>
       </w:rPr>
     </w:lvl>
-    <w:lvl w:ilvl="1" w:tplc="9550889A">
+    <w:lvl w:ilvl="1" w:tplc="74FA2ADA">
       <w:numFmt w:val="decimal"/>
       <w:lvlText w:val=""/>
       <w:lvlJc w:val="left"/>
     </w:lvl>
-    <w:lvl w:ilvl="2" w:tplc="27623E2C">
+    <w:lvl w:ilvl="2" w:tplc="59523222">
       <w:numFmt w:val="decimal"/>
       <w:lvlText w:val=""/>
       <w:lvlJc w:val="left"/>
     </w:lvl>
-    <w:lvl w:ilvl="3" w:tplc="A022B060">
+    <w:lvl w:ilvl="3" w:tplc="A8FC62D8">
       <w:numFmt w:val="decimal"/>
       <w:lvlText w:val=""/>
       <w:lvlJc w:val="left"/>
     </w:lvl>
-    <w:lvl w:ilvl="4" w:tplc="E27430F0">
+    <w:lvl w:ilvl="4" w:tplc="61DA4C70">
       <w:numFmt w:val="decimal"/>
       <w:lvlText w:val=""/>
       <w:lvlJc w:val="left"/>
     </w:lvl>
-    <w:lvl w:ilvl="5" w:tplc="C882A046">
+    <w:lvl w:ilvl="5" w:tplc="E8C680BA">
       <w:numFmt w:val="decimal"/>
       <w:lvlText w:val=""/>
       <w:lvlJc w:val="left"/>
     </w:lvl>
-    <w:lvl w:ilvl="6" w:tplc="24E852F2">
+    <w:lvl w:ilvl="6" w:tplc="01405650">
       <w:numFmt w:val="decimal"/>
       <w:lvlText w:val=""/>
       <w:lvlJc w:val="left"/>
     </w:lvl>
-    <w:lvl w:ilvl="7" w:tplc="98A69B0C">
+    <w:lvl w:ilvl="7" w:tplc="B79E964A">
       <w:numFmt w:val="decimal"/>
       <w:lvlText w:val=""/>
       <w:lvlJc w:val="left"/>
     </w:lvl>
-    <w:lvl w:ilvl="8" w:tplc="98EAE7EC">
+    <w:lvl w:ilvl="8" w:tplc="349E080C">
       <w:numFmt w:val="decimal"/>
       <w:lvlText w:val=""/>
       <w:lvlJc w:val="left"/>
     </w:lvl>
   </w:abstractNum>
-  <w:abstractNum w:abstractNumId="5" w15:restartNumberingAfterBreak="0">
-    <w:nsid w:val="77CB6601"/>
+  <w:abstractNum w:abstractNumId="6" w15:restartNumberingAfterBreak="0">
+    <w:nsid w:val="70F250BE"/>
     <w:multiLevelType w:val="hybridMultilevel"/>
-    <w:tmpl w:val="1880263A"/>
-    <w:lvl w:ilvl="0" w:tplc="EE560462">
+    <w:tmpl w:val="BB265028"/>
+    <w:lvl w:ilvl="0" w:tplc="9022DF0C">
       <w:start w:val="1"/>
       <w:numFmt w:val="decimal"/>
       <w:lvlText w:val="%1."/>
@@ -5809,143 +5867,85 @@
         <w:color w:val="A67C27"/>
       </w:rPr>
     </w:lvl>
-    <w:lvl w:ilvl="1" w:tplc="8970FF7A">
+    <w:lvl w:ilvl="1" w:tplc="835866B0">
       <w:numFmt w:val="decimal"/>
       <w:lvlText w:val=""/>
       <w:lvlJc w:val="left"/>
     </w:lvl>
-    <w:lvl w:ilvl="2" w:tplc="B626493E">
+    <w:lvl w:ilvl="2" w:tplc="CC48A0BA">
       <w:numFmt w:val="decimal"/>
       <w:lvlText w:val=""/>
       <w:lvlJc w:val="left"/>
     </w:lvl>
-    <w:lvl w:ilvl="3" w:tplc="61B27AE6">
+    <w:lvl w:ilvl="3" w:tplc="A1884AF8">
       <w:numFmt w:val="decimal"/>
       <w:lvlText w:val=""/>
       <w:lvlJc w:val="left"/>
     </w:lvl>
-    <w:lvl w:ilvl="4" w:tplc="65E81134">
+    <w:lvl w:ilvl="4" w:tplc="6284F5D2">
       <w:numFmt w:val="decimal"/>
       <w:lvlText w:val=""/>
       <w:lvlJc w:val="left"/>
     </w:lvl>
-    <w:lvl w:ilvl="5" w:tplc="70C8157C">
+    <w:lvl w:ilvl="5" w:tplc="43E647E2">
       <w:numFmt w:val="decimal"/>
       <w:lvlText w:val=""/>
       <w:lvlJc w:val="left"/>
     </w:lvl>
-    <w:lvl w:ilvl="6" w:tplc="B6C42D0E">
+    <w:lvl w:ilvl="6" w:tplc="F4C4A79E">
       <w:numFmt w:val="decimal"/>
       <w:lvlText w:val=""/>
       <w:lvlJc w:val="left"/>
     </w:lvl>
-    <w:lvl w:ilvl="7" w:tplc="E3141602">
+    <w:lvl w:ilvl="7" w:tplc="0248C9F4">
       <w:numFmt w:val="decimal"/>
       <w:lvlText w:val=""/>
       <w:lvlJc w:val="left"/>
     </w:lvl>
-    <w:lvl w:ilvl="8" w:tplc="9882300A">
+    <w:lvl w:ilvl="8" w:tplc="52B2CD8C">
       <w:numFmt w:val="decimal"/>
       <w:lvlText w:val=""/>
       <w:lvlJc w:val="left"/>
     </w:lvl>
   </w:abstractNum>
-  <w:abstractNum w:abstractNumId="6" w15:restartNumberingAfterBreak="0">
-    <w:nsid w:val="7A2B15A4"/>
-    <w:multiLevelType w:val="hybridMultilevel"/>
-    <w:tmpl w:val="DB0ABC92"/>
-    <w:lvl w:ilvl="0" w:tplc="DDF23100">
-      <w:start w:val="1"/>
-      <w:numFmt w:val="bullet"/>
-      <w:lvlText w:val="•"/>
-      <w:lvlJc w:val="left"/>
-      <w:pPr>
-        <w:ind w:left="460" w:hanging="280"/>
-      </w:pPr>
-    </w:lvl>
-    <w:lvl w:ilvl="1" w:tplc="3A345ADC">
-      <w:start w:val="1"/>
-      <w:numFmt w:val="bullet"/>
-      <w:lvlText w:val="–"/>
-      <w:lvlJc w:val="left"/>
-      <w:pPr>
-        <w:ind w:left="900" w:hanging="280"/>
-      </w:pPr>
-    </w:lvl>
-    <w:lvl w:ilvl="2" w:tplc="0A4ECA16">
-      <w:numFmt w:val="decimal"/>
-      <w:lvlText w:val=""/>
-      <w:lvlJc w:val="left"/>
-    </w:lvl>
-    <w:lvl w:ilvl="3" w:tplc="216A67AC">
-      <w:numFmt w:val="decimal"/>
-      <w:lvlText w:val=""/>
-      <w:lvlJc w:val="left"/>
-    </w:lvl>
-    <w:lvl w:ilvl="4" w:tplc="AEE4F90A">
-      <w:numFmt w:val="decimal"/>
-      <w:lvlText w:val=""/>
-      <w:lvlJc w:val="left"/>
-    </w:lvl>
-    <w:lvl w:ilvl="5" w:tplc="9D8A2EE8">
-      <w:numFmt w:val="decimal"/>
-      <w:lvlText w:val=""/>
-      <w:lvlJc w:val="left"/>
-    </w:lvl>
-    <w:lvl w:ilvl="6" w:tplc="E110BCBA">
-      <w:numFmt w:val="decimal"/>
-      <w:lvlText w:val=""/>
-      <w:lvlJc w:val="left"/>
-    </w:lvl>
-    <w:lvl w:ilvl="7" w:tplc="A03EF806">
-      <w:numFmt w:val="decimal"/>
-      <w:lvlText w:val=""/>
-      <w:lvlJc w:val="left"/>
-    </w:lvl>
-    <w:lvl w:ilvl="8" w:tplc="C60E89D2">
-      <w:numFmt w:val="decimal"/>
-      <w:lvlText w:val=""/>
-      <w:lvlJc w:val="left"/>
-    </w:lvl>
-  </w:abstractNum>
-  <w:num w:numId="1" w16cid:durableId="2038895317">
+  <w:num w:numId="1" w16cid:durableId="838809670">
+    <w:abstractNumId w:val="0"/>
+    <w:lvlOverride w:ilvl="0">
+      <w:startOverride w:val="1"/>
+    </w:lvlOverride>
+  </w:num>
+  <w:num w:numId="2" w16cid:durableId="428936015">
+    <w:abstractNumId w:val="1"/>
+    <w:lvlOverride w:ilvl="0">
+      <w:startOverride w:val="1"/>
+    </w:lvlOverride>
+  </w:num>
+  <w:num w:numId="3" w16cid:durableId="380246734">
+    <w:abstractNumId w:val="4"/>
+    <w:lvlOverride w:ilvl="0">
+      <w:startOverride w:val="1"/>
+    </w:lvlOverride>
+  </w:num>
+  <w:num w:numId="4" w16cid:durableId="1982030134">
     <w:abstractNumId w:val="2"/>
     <w:lvlOverride w:ilvl="0">
       <w:startOverride w:val="1"/>
     </w:lvlOverride>
   </w:num>
-  <w:num w:numId="2" w16cid:durableId="787091484">
+  <w:num w:numId="5" w16cid:durableId="186212116">
     <w:abstractNumId w:val="6"/>
     <w:lvlOverride w:ilvl="0">
       <w:startOverride w:val="1"/>
     </w:lvlOverride>
   </w:num>
-  <w:num w:numId="3" w16cid:durableId="1489059043">
-    <w:abstractNumId w:val="3"/>
-    <w:lvlOverride w:ilvl="0">
-      <w:startOverride w:val="1"/>
-    </w:lvlOverride>
-  </w:num>
-  <w:num w:numId="4" w16cid:durableId="2117828473">
-    <w:abstractNumId w:val="0"/>
-    <w:lvlOverride w:ilvl="0">
-      <w:startOverride w:val="1"/>
-    </w:lvlOverride>
-  </w:num>
-  <w:num w:numId="5" w16cid:durableId="1892227711">
-    <w:abstractNumId w:val="1"/>
-    <w:lvlOverride w:ilvl="0">
-      <w:startOverride w:val="1"/>
-    </w:lvlOverride>
-  </w:num>
-  <w:num w:numId="6" w16cid:durableId="983005240">
+  <w:num w:numId="6" w16cid:durableId="1169901870">
     <w:abstractNumId w:val="5"/>
     <w:lvlOverride w:ilvl="0">
       <w:startOverride w:val="1"/>
     </w:lvlOverride>
   </w:num>
-  <w:num w:numId="7" w16cid:durableId="864251359">
-    <w:abstractNumId w:val="4"/>
+  <w:num w:numId="7" w16cid:durableId="1818910668">
+    <w:abstractNumId w:val="3"/>
     <w:lvlOverride w:ilvl="0">
       <w:startOverride w:val="1"/>
     </w:lvlOverride>
@@ -6570,7 +6570,7 @@
     <w:autoRedefine/>
     <w:uiPriority w:val="39"/>
     <w:unhideWhenUsed/>
-    <w:rsid w:val="004A0CC7"/>
+    <w:rsid w:val="007A6819"/>
     <w:pPr>
       <w:spacing w:after="100"/>
     </w:pPr>
@@ -6582,7 +6582,7 @@
     <w:autoRedefine/>
     <w:uiPriority w:val="39"/>
     <w:unhideWhenUsed/>
-    <w:rsid w:val="004A0CC7"/>
+    <w:rsid w:val="007A6819"/>
     <w:pPr>
       <w:spacing w:after="100"/>
       <w:ind w:left="210"/>

--- a/docs/manuals/Role_Guide_6_Documentary_RA.docx
+++ b/docs/manuals/Role_Guide_6_Documentary_RA.docx
@@ -469,7 +469,7 @@
                 <w:sz w:val="19"/>
                 <w:szCs w:val="19"/>
               </w:rPr>
-              <w:t>Version 1.0 · 15 September 2026</w:t>
+              <w:t>Version 1.1 · 19 September 2026</w:t>
             </w:r>
           </w:p>
         </w:tc>
@@ -538,7 +538,7 @@
     <w:sdt>
       <w:sdtPr>
         <w:alias w:val="Contents"/>
-        <w:id w:val="1670141998"/>
+        <w:id w:val="902109504"/>
       </w:sdtPr>
       <w:sdtEndPr/>
       <w:sdtContent>
@@ -567,7 +567,7 @@
           <w:r>
             <w:fldChar w:fldCharType="separate"/>
           </w:r>
-          <w:hyperlink w:anchor="_Toc240455327" w:history="1">
+          <w:hyperlink w:anchor="_Toc240713154" w:history="1">
             <w:r>
               <w:rPr>
                 <w:rStyle w:val="Hyperlink"/>
@@ -591,7 +591,7 @@
               <w:rPr>
                 <w:noProof/>
               </w:rPr>
-              <w:instrText xml:space="preserve"> PAGEREF _Toc240455327 \h </w:instrText>
+              <w:instrText xml:space="preserve"> PAGEREF _Toc240713154 \h </w:instrText>
             </w:r>
             <w:r>
               <w:rPr>
@@ -634,7 +634,7 @@
               <w14:ligatures w14:val="standardContextual"/>
             </w:rPr>
           </w:pPr>
-          <w:hyperlink w:anchor="_Toc240455328" w:history="1">
+          <w:hyperlink w:anchor="_Toc240713155" w:history="1">
             <w:r>
               <w:rPr>
                 <w:rStyle w:val="Hyperlink"/>
@@ -658,7 +658,7 @@
               <w:rPr>
                 <w:noProof/>
               </w:rPr>
-              <w:instrText xml:space="preserve"> PAGEREF _Toc240455328 \h </w:instrText>
+              <w:instrText xml:space="preserve"> PAGEREF _Toc240713155 \h </w:instrText>
             </w:r>
             <w:r>
               <w:rPr>
@@ -701,7 +701,7 @@
               <w14:ligatures w14:val="standardContextual"/>
             </w:rPr>
           </w:pPr>
-          <w:hyperlink w:anchor="_Toc240455329" w:history="1">
+          <w:hyperlink w:anchor="_Toc240713156" w:history="1">
             <w:r>
               <w:rPr>
                 <w:rStyle w:val="Hyperlink"/>
@@ -725,7 +725,7 @@
               <w:rPr>
                 <w:noProof/>
               </w:rPr>
-              <w:instrText xml:space="preserve"> PAGEREF _Toc240455329 \h </w:instrText>
+              <w:instrText xml:space="preserve"> PAGEREF _Toc240713156 \h </w:instrText>
             </w:r>
             <w:r>
               <w:rPr>
@@ -768,7 +768,7 @@
               <w14:ligatures w14:val="standardContextual"/>
             </w:rPr>
           </w:pPr>
-          <w:hyperlink w:anchor="_Toc240455330" w:history="1">
+          <w:hyperlink w:anchor="_Toc240713157" w:history="1">
             <w:r>
               <w:rPr>
                 <w:rStyle w:val="Hyperlink"/>
@@ -792,7 +792,7 @@
               <w:rPr>
                 <w:noProof/>
               </w:rPr>
-              <w:instrText xml:space="preserve"> PAGEREF _Toc240455330 \h </w:instrText>
+              <w:instrText xml:space="preserve"> PAGEREF _Toc240713157 \h </w:instrText>
             </w:r>
             <w:r>
               <w:rPr>
@@ -835,7 +835,7 @@
               <w14:ligatures w14:val="standardContextual"/>
             </w:rPr>
           </w:pPr>
-          <w:hyperlink w:anchor="_Toc240455331" w:history="1">
+          <w:hyperlink w:anchor="_Toc240713158" w:history="1">
             <w:r>
               <w:rPr>
                 <w:rStyle w:val="Hyperlink"/>
@@ -859,7 +859,7 @@
               <w:rPr>
                 <w:noProof/>
               </w:rPr>
-              <w:instrText xml:space="preserve"> PAGEREF _Toc240455331 \h </w:instrText>
+              <w:instrText xml:space="preserve"> PAGEREF _Toc240713158 \h </w:instrText>
             </w:r>
             <w:r>
               <w:rPr>
@@ -902,7 +902,7 @@
               <w14:ligatures w14:val="standardContextual"/>
             </w:rPr>
           </w:pPr>
-          <w:hyperlink w:anchor="_Toc240455332" w:history="1">
+          <w:hyperlink w:anchor="_Toc240713159" w:history="1">
             <w:r>
               <w:rPr>
                 <w:rStyle w:val="Hyperlink"/>
@@ -926,7 +926,7 @@
               <w:rPr>
                 <w:noProof/>
               </w:rPr>
-              <w:instrText xml:space="preserve"> PAGEREF _Toc240455332 \h </w:instrText>
+              <w:instrText xml:space="preserve"> PAGEREF _Toc240713159 \h </w:instrText>
             </w:r>
             <w:r>
               <w:rPr>
@@ -969,7 +969,7 @@
               <w14:ligatures w14:val="standardContextual"/>
             </w:rPr>
           </w:pPr>
-          <w:hyperlink w:anchor="_Toc240455333" w:history="1">
+          <w:hyperlink w:anchor="_Toc240713160" w:history="1">
             <w:r>
               <w:rPr>
                 <w:rStyle w:val="Hyperlink"/>
@@ -993,7 +993,7 @@
               <w:rPr>
                 <w:noProof/>
               </w:rPr>
-              <w:instrText xml:space="preserve"> PAGEREF _Toc240455333 \h </w:instrText>
+              <w:instrText xml:space="preserve"> PAGEREF _Toc240713160 \h </w:instrText>
             </w:r>
             <w:r>
               <w:rPr>
@@ -1036,7 +1036,7 @@
               <w14:ligatures w14:val="standardContextual"/>
             </w:rPr>
           </w:pPr>
-          <w:hyperlink w:anchor="_Toc240455334" w:history="1">
+          <w:hyperlink w:anchor="_Toc240713161" w:history="1">
             <w:r>
               <w:rPr>
                 <w:rStyle w:val="Hyperlink"/>
@@ -1060,7 +1060,7 @@
               <w:rPr>
                 <w:noProof/>
               </w:rPr>
-              <w:instrText xml:space="preserve"> PAGEREF _Toc240455334 \h </w:instrText>
+              <w:instrText xml:space="preserve"> PAGEREF _Toc240713161 \h </w:instrText>
             </w:r>
             <w:r>
               <w:rPr>
@@ -1103,7 +1103,7 @@
               <w14:ligatures w14:val="standardContextual"/>
             </w:rPr>
           </w:pPr>
-          <w:hyperlink w:anchor="_Toc240455335" w:history="1">
+          <w:hyperlink w:anchor="_Toc240713162" w:history="1">
             <w:r>
               <w:rPr>
                 <w:rStyle w:val="Hyperlink"/>
@@ -1127,7 +1127,7 @@
               <w:rPr>
                 <w:noProof/>
               </w:rPr>
-              <w:instrText xml:space="preserve"> PAGEREF _Toc240455335 \h </w:instrText>
+              <w:instrText xml:space="preserve"> PAGEREF _Toc240713162 \h </w:instrText>
             </w:r>
             <w:r>
               <w:rPr>
@@ -1170,7 +1170,7 @@
               <w14:ligatures w14:val="standardContextual"/>
             </w:rPr>
           </w:pPr>
-          <w:hyperlink w:anchor="_Toc240455336" w:history="1">
+          <w:hyperlink w:anchor="_Toc240713163" w:history="1">
             <w:r>
               <w:rPr>
                 <w:rStyle w:val="Hyperlink"/>
@@ -1194,7 +1194,7 @@
               <w:rPr>
                 <w:noProof/>
               </w:rPr>
-              <w:instrText xml:space="preserve"> PAGEREF _Toc240455336 \h </w:instrText>
+              <w:instrText xml:space="preserve"> PAGEREF _Toc240713163 \h </w:instrText>
             </w:r>
             <w:r>
               <w:rPr>
@@ -1237,13 +1237,13 @@
               <w14:ligatures w14:val="standardContextual"/>
             </w:rPr>
           </w:pPr>
-          <w:hyperlink w:anchor="_Toc240455337" w:history="1">
+          <w:hyperlink w:anchor="_Toc240713164" w:history="1">
             <w:r>
               <w:rPr>
                 <w:rStyle w:val="Hyperlink"/>
                 <w:noProof/>
               </w:rPr>
-              <w:t>4.3 Assessing and including a document</w:t>
+              <w:t>4.3 Attaching the source file, and removing a wrong one</w:t>
             </w:r>
             <w:r>
               <w:rPr>
@@ -1261,7 +1261,7 @@
               <w:rPr>
                 <w:noProof/>
               </w:rPr>
-              <w:instrText xml:space="preserve"> PAGEREF _Toc240455337 \h </w:instrText>
+              <w:instrText xml:space="preserve"> PAGEREF _Toc240713164 \h </w:instrText>
             </w:r>
             <w:r>
               <w:rPr>
@@ -1304,13 +1304,13 @@
               <w14:ligatures w14:val="standardContextual"/>
             </w:rPr>
           </w:pPr>
-          <w:hyperlink w:anchor="_Toc240455338" w:history="1">
+          <w:hyperlink w:anchor="_Toc240713165" w:history="1">
             <w:r>
               <w:rPr>
                 <w:rStyle w:val="Hyperlink"/>
                 <w:noProof/>
               </w:rPr>
-              <w:t>4.4 Downloading or emailing completed forms (Form PDFs)</w:t>
+              <w:t>4.4 Assessing and including a document</w:t>
             </w:r>
             <w:r>
               <w:rPr>
@@ -1328,7 +1328,7 @@
               <w:rPr>
                 <w:noProof/>
               </w:rPr>
-              <w:instrText xml:space="preserve"> PAGEREF _Toc240455338 \h </w:instrText>
+              <w:instrText xml:space="preserve"> PAGEREF _Toc240713165 \h </w:instrText>
             </w:r>
             <w:r>
               <w:rPr>
@@ -1345,7 +1345,7 @@
               <w:rPr>
                 <w:noProof/>
               </w:rPr>
-              <w:t>9</w:t>
+              <w:t>8</w:t>
             </w:r>
             <w:r>
               <w:rPr>
@@ -1371,13 +1371,13 @@
               <w14:ligatures w14:val="standardContextual"/>
             </w:rPr>
           </w:pPr>
-          <w:hyperlink w:anchor="_Toc240455339" w:history="1">
+          <w:hyperlink w:anchor="_Toc240713166" w:history="1">
             <w:r>
               <w:rPr>
                 <w:rStyle w:val="Hyperlink"/>
                 <w:noProof/>
               </w:rPr>
-              <w:t>4.5 Judging authenticity</w:t>
+              <w:t>4.5 Coding a document: two ways</w:t>
             </w:r>
             <w:r>
               <w:rPr>
@@ -1395,7 +1395,7 @@
               <w:rPr>
                 <w:noProof/>
               </w:rPr>
-              <w:instrText xml:space="preserve"> PAGEREF _Toc240455339 \h </w:instrText>
+              <w:instrText xml:space="preserve"> PAGEREF _Toc240713166 \h </w:instrText>
             </w:r>
             <w:r>
               <w:rPr>
@@ -1412,7 +1412,208 @@
               <w:rPr>
                 <w:noProof/>
               </w:rPr>
-              <w:t>9</w:t>
+              <w:t>10</w:t>
+            </w:r>
+            <w:r>
+              <w:rPr>
+                <w:noProof/>
+              </w:rPr>
+              <w:fldChar w:fldCharType="end"/>
+            </w:r>
+          </w:hyperlink>
+        </w:p>
+        <w:p>
+          <w:pPr>
+            <w:pStyle w:val="TOC2"/>
+            <w:tabs>
+              <w:tab w:val="right" w:leader="dot" w:pos="9402"/>
+            </w:tabs>
+            <w:rPr>
+              <w:rFonts w:asciiTheme="minorHAnsi" w:eastAsiaTheme="minorEastAsia" w:hAnsiTheme="minorHAnsi" w:cstheme="minorBidi"/>
+              <w:noProof/>
+              <w:color w:val="auto"/>
+              <w:kern w:val="2"/>
+              <w:sz w:val="24"/>
+              <w:szCs w:val="24"/>
+              <w14:ligatures w14:val="standardContextual"/>
+            </w:rPr>
+          </w:pPr>
+          <w:hyperlink w:anchor="_Toc240713167" w:history="1">
+            <w:r>
+              <w:rPr>
+                <w:rStyle w:val="Hyperlink"/>
+                <w:noProof/>
+              </w:rPr>
+              <w:t>4.6 Auto-fill: the AI drafts, you review</w:t>
+            </w:r>
+            <w:r>
+              <w:rPr>
+                <w:noProof/>
+              </w:rPr>
+              <w:tab/>
+            </w:r>
+            <w:r>
+              <w:rPr>
+                <w:noProof/>
+              </w:rPr>
+              <w:fldChar w:fldCharType="begin"/>
+            </w:r>
+            <w:r>
+              <w:rPr>
+                <w:noProof/>
+              </w:rPr>
+              <w:instrText xml:space="preserve"> PAGEREF _Toc240713167 \h </w:instrText>
+            </w:r>
+            <w:r>
+              <w:rPr>
+                <w:noProof/>
+              </w:rPr>
+            </w:r>
+            <w:r>
+              <w:rPr>
+                <w:noProof/>
+              </w:rPr>
+              <w:fldChar w:fldCharType="separate"/>
+            </w:r>
+            <w:r>
+              <w:rPr>
+                <w:noProof/>
+              </w:rPr>
+              <w:t>10</w:t>
+            </w:r>
+            <w:r>
+              <w:rPr>
+                <w:noProof/>
+              </w:rPr>
+              <w:fldChar w:fldCharType="end"/>
+            </w:r>
+          </w:hyperlink>
+        </w:p>
+        <w:p>
+          <w:pPr>
+            <w:pStyle w:val="TOC2"/>
+            <w:tabs>
+              <w:tab w:val="right" w:leader="dot" w:pos="9402"/>
+            </w:tabs>
+            <w:rPr>
+              <w:rFonts w:asciiTheme="minorHAnsi" w:eastAsiaTheme="minorEastAsia" w:hAnsiTheme="minorHAnsi" w:cstheme="minorBidi"/>
+              <w:noProof/>
+              <w:color w:val="auto"/>
+              <w:kern w:val="2"/>
+              <w:sz w:val="24"/>
+              <w:szCs w:val="24"/>
+              <w14:ligatures w14:val="standardContextual"/>
+            </w:rPr>
+          </w:pPr>
+          <w:hyperlink w:anchor="_Toc240713168" w:history="1">
+            <w:r>
+              <w:rPr>
+                <w:rStyle w:val="Hyperlink"/>
+                <w:noProof/>
+              </w:rPr>
+              <w:t>4.7 Downloading or emailing completed forms (Form PDFs)</w:t>
+            </w:r>
+            <w:r>
+              <w:rPr>
+                <w:noProof/>
+              </w:rPr>
+              <w:tab/>
+            </w:r>
+            <w:r>
+              <w:rPr>
+                <w:noProof/>
+              </w:rPr>
+              <w:fldChar w:fldCharType="begin"/>
+            </w:r>
+            <w:r>
+              <w:rPr>
+                <w:noProof/>
+              </w:rPr>
+              <w:instrText xml:space="preserve"> PAGEREF _Toc240713168 \h </w:instrText>
+            </w:r>
+            <w:r>
+              <w:rPr>
+                <w:noProof/>
+              </w:rPr>
+            </w:r>
+            <w:r>
+              <w:rPr>
+                <w:noProof/>
+              </w:rPr>
+              <w:fldChar w:fldCharType="separate"/>
+            </w:r>
+            <w:r>
+              <w:rPr>
+                <w:noProof/>
+              </w:rPr>
+              <w:t>14</w:t>
+            </w:r>
+            <w:r>
+              <w:rPr>
+                <w:noProof/>
+              </w:rPr>
+              <w:fldChar w:fldCharType="end"/>
+            </w:r>
+          </w:hyperlink>
+        </w:p>
+        <w:p>
+          <w:pPr>
+            <w:pStyle w:val="TOC2"/>
+            <w:tabs>
+              <w:tab w:val="right" w:leader="dot" w:pos="9402"/>
+            </w:tabs>
+            <w:rPr>
+              <w:rFonts w:asciiTheme="minorHAnsi" w:eastAsiaTheme="minorEastAsia" w:hAnsiTheme="minorHAnsi" w:cstheme="minorBidi"/>
+              <w:noProof/>
+              <w:color w:val="auto"/>
+              <w:kern w:val="2"/>
+              <w:sz w:val="24"/>
+              <w:szCs w:val="24"/>
+              <w14:ligatures w14:val="standardContextual"/>
+            </w:rPr>
+          </w:pPr>
+          <w:hyperlink w:anchor="_Toc240713169" w:history="1">
+            <w:r>
+              <w:rPr>
+                <w:rStyle w:val="Hyperlink"/>
+                <w:noProof/>
+              </w:rPr>
+              <w:t>4.8 Judging authenticity</w:t>
+            </w:r>
+            <w:r>
+              <w:rPr>
+                <w:noProof/>
+              </w:rPr>
+              <w:tab/>
+            </w:r>
+            <w:r>
+              <w:rPr>
+                <w:noProof/>
+              </w:rPr>
+              <w:fldChar w:fldCharType="begin"/>
+            </w:r>
+            <w:r>
+              <w:rPr>
+                <w:noProof/>
+              </w:rPr>
+              <w:instrText xml:space="preserve"> PAGEREF _Toc240713169 \h </w:instrText>
+            </w:r>
+            <w:r>
+              <w:rPr>
+                <w:noProof/>
+              </w:rPr>
+            </w:r>
+            <w:r>
+              <w:rPr>
+                <w:noProof/>
+              </w:rPr>
+              <w:fldChar w:fldCharType="separate"/>
+            </w:r>
+            <w:r>
+              <w:rPr>
+                <w:noProof/>
+              </w:rPr>
+              <w:t>14</w:t>
             </w:r>
             <w:r>
               <w:rPr>
@@ -1438,7 +1639,7 @@
               <w14:ligatures w14:val="standardContextual"/>
             </w:rPr>
           </w:pPr>
-          <w:hyperlink w:anchor="_Toc240455340" w:history="1">
+          <w:hyperlink w:anchor="_Toc240713170" w:history="1">
             <w:r>
               <w:rPr>
                 <w:rStyle w:val="Hyperlink"/>
@@ -1462,7 +1663,7 @@
               <w:rPr>
                 <w:noProof/>
               </w:rPr>
-              <w:instrText xml:space="preserve"> PAGEREF _Toc240455340 \h </w:instrText>
+              <w:instrText xml:space="preserve"> PAGEREF _Toc240713170 \h </w:instrText>
             </w:r>
             <w:r>
               <w:rPr>
@@ -1479,7 +1680,7 @@
               <w:rPr>
                 <w:noProof/>
               </w:rPr>
-              <w:t>10</w:t>
+              <w:t>15</w:t>
             </w:r>
             <w:r>
               <w:rPr>
@@ -1505,7 +1706,7 @@
               <w14:ligatures w14:val="standardContextual"/>
             </w:rPr>
           </w:pPr>
-          <w:hyperlink w:anchor="_Toc240455341" w:history="1">
+          <w:hyperlink w:anchor="_Toc240713171" w:history="1">
             <w:r>
               <w:rPr>
                 <w:rStyle w:val="Hyperlink"/>
@@ -1529,7 +1730,7 @@
               <w:rPr>
                 <w:noProof/>
               </w:rPr>
-              <w:instrText xml:space="preserve"> PAGEREF _Toc240455341 \h </w:instrText>
+              <w:instrText xml:space="preserve"> PAGEREF _Toc240713171 \h </w:instrText>
             </w:r>
             <w:r>
               <w:rPr>
@@ -1546,7 +1747,7 @@
               <w:rPr>
                 <w:noProof/>
               </w:rPr>
-              <w:t>11</w:t>
+              <w:t>16</w:t>
             </w:r>
             <w:r>
               <w:rPr>
@@ -1572,7 +1773,7 @@
               <w14:ligatures w14:val="standardContextual"/>
             </w:rPr>
           </w:pPr>
-          <w:hyperlink w:anchor="_Toc240455342" w:history="1">
+          <w:hyperlink w:anchor="_Toc240713172" w:history="1">
             <w:r>
               <w:rPr>
                 <w:rStyle w:val="Hyperlink"/>
@@ -1596,7 +1797,7 @@
               <w:rPr>
                 <w:noProof/>
               </w:rPr>
-              <w:instrText xml:space="preserve"> PAGEREF _Toc240455342 \h </w:instrText>
+              <w:instrText xml:space="preserve"> PAGEREF _Toc240713172 \h </w:instrText>
             </w:r>
             <w:r>
               <w:rPr>
@@ -1613,7 +1814,7 @@
               <w:rPr>
                 <w:noProof/>
               </w:rPr>
-              <w:t>12</w:t>
+              <w:t>17</w:t>
             </w:r>
             <w:r>
               <w:rPr>
@@ -1635,7 +1836,7 @@
         <w:pStyle w:val="Heading1"/>
         <w:pageBreakBefore/>
       </w:pPr>
-      <w:bookmarkStart w:id="0" w:name="_Toc240455327"/>
+      <w:bookmarkStart w:id="0" w:name="_Toc240713154"/>
       <w:r>
         <w:lastRenderedPageBreak/>
         <w:t>1. Your role at a glance</w:t>
@@ -1694,20 +1895,7 @@
         <w:spacing w:after="60" w:line="276" w:lineRule="auto"/>
       </w:pPr>
       <w:r>
-        <w:t>Download PDFs of completed document coding forms.</w:t>
-      </w:r>
-    </w:p>
-    <w:p>
-      <w:pPr>
-        <w:spacing w:after="60"/>
-      </w:pPr>
-    </w:p>
-    <w:p>
-      <w:pPr>
-        <w:pStyle w:val="Heading3"/>
-      </w:pPr>
-      <w:r>
-        <w:t>You cannot</w:t>
+        <w:t>Attach, replace or remove a document's source file.</w:t>
       </w:r>
     </w:p>
     <w:p>
@@ -1720,7 +1908,7 @@
         <w:spacing w:after="60" w:line="276" w:lineRule="auto"/>
       </w:pPr>
       <w:r>
-        <w:t>See or edit KII records, questionnaire QA, the Main-400 register, costs or exports.</w:t>
+        <w:t>Use Auto-fill (once switched on) to have AI draft the coding form, then review, edit and submit it.</w:t>
       </w:r>
     </w:p>
     <w:p>
@@ -1733,7 +1921,59 @@
         <w:spacing w:after="60" w:line="276" w:lineRule="auto"/>
       </w:pPr>
       <w:r>
+        <w:t>Download PDFs of completed document coding forms.</w:t>
+      </w:r>
+    </w:p>
+    <w:p>
+      <w:pPr>
+        <w:spacing w:after="60"/>
+      </w:pPr>
+    </w:p>
+    <w:p>
+      <w:pPr>
+        <w:pStyle w:val="Heading3"/>
+      </w:pPr>
+      <w:r>
+        <w:t>You cannot</w:t>
+      </w:r>
+    </w:p>
+    <w:p>
+      <w:pPr>
+        <w:pStyle w:val="ListParagraph"/>
+        <w:numPr>
+          <w:ilvl w:val="0"/>
+          <w:numId w:val="2"/>
+        </w:numPr>
+        <w:spacing w:after="60" w:line="276" w:lineRule="auto"/>
+      </w:pPr>
+      <w:r>
+        <w:t>See or edit KII records, questionnaire QA, the Main-400 register, costs or exports.</w:t>
+      </w:r>
+    </w:p>
+    <w:p>
+      <w:pPr>
+        <w:pStyle w:val="ListParagraph"/>
+        <w:numPr>
+          <w:ilvl w:val="0"/>
+          <w:numId w:val="2"/>
+        </w:numPr>
+        <w:spacing w:after="60" w:line="276" w:lineRule="auto"/>
+      </w:pPr>
+      <w:r>
         <w:t>Include a document before its authenticity has been assessed.</w:t>
+      </w:r>
+    </w:p>
+    <w:p>
+      <w:pPr>
+        <w:pStyle w:val="ListParagraph"/>
+        <w:numPr>
+          <w:ilvl w:val="0"/>
+          <w:numId w:val="2"/>
+        </w:numPr>
+        <w:spacing w:after="60" w:line="276" w:lineRule="auto"/>
+      </w:pPr>
+      <w:r>
+        <w:t>Send an AI draft to KoboToolbox without reviewing it: nothing is submitted until you select Submit.</w:t>
       </w:r>
     </w:p>
     <w:p>
@@ -1816,7 +2056,7 @@
         <w:pStyle w:val="Heading1"/>
         <w:pageBreakBefore/>
       </w:pPr>
-      <w:bookmarkStart w:id="1" w:name="_Toc240455328"/>
+      <w:bookmarkStart w:id="1" w:name="_Toc240713155"/>
       <w:r>
         <w:lastRenderedPageBreak/>
         <w:t>2. Signing in and your screens</w:t>
@@ -1827,7 +2067,7 @@
       <w:pPr>
         <w:pStyle w:val="Heading2"/>
       </w:pPr>
-      <w:bookmarkStart w:id="2" w:name="_Toc240455329"/>
+      <w:bookmarkStart w:id="2" w:name="_Toc240713156"/>
       <w:r>
         <w:t>Signing in</w:t>
       </w:r>
@@ -1910,7 +2150,7 @@
           <w:noProof/>
         </w:rPr>
         <w:drawing>
-          <wp:inline distT="0" distB="0" distL="0" distR="0" wp14:anchorId="5BFFA980" wp14:editId="7A168B4F">
+          <wp:inline distT="0" distB="0" distL="0" distR="0" wp14:anchorId="400E588F" wp14:editId="0168409E">
             <wp:extent cx="5334000" cy="2333625"/>
             <wp:effectExtent l="0" t="0" r="0" b="0"/>
             <wp:docPr id="1" name="adm_login.jpg" descr="The sign-in screen for all internal staff." title="The sign-in screen for all internal staff."/>
@@ -2077,7 +2317,7 @@
       <w:pPr>
         <w:pStyle w:val="Heading2"/>
       </w:pPr>
-      <w:bookmarkStart w:id="3" w:name="_Toc240455330"/>
+      <w:bookmarkStart w:id="3" w:name="_Toc240713157"/>
       <w:r>
         <w:t>Finding your way around</w:t>
       </w:r>
@@ -2252,7 +2492,7 @@
         </w:rPr>
         <w:lastRenderedPageBreak/>
         <w:drawing>
-          <wp:inline distT="0" distB="0" distL="0" distR="0" wp14:anchorId="4DEB408C" wp14:editId="55181599">
+          <wp:inline distT="0" distB="0" distL="0" distR="0" wp14:anchorId="178398A3" wp14:editId="2E835146">
             <wp:extent cx="5715000" cy="1876425"/>
             <wp:effectExtent l="0" t="0" r="0" b="0"/>
             <wp:docPr id="2" name="adm_not_your_role.jpg" descr="Opening a screen outside your role (for example from an old bookmark) shows this card instead of the screen." title="Opening a screen outside your role (for example from an old bookmark) shows this card instead of the screen."/>
@@ -2321,7 +2561,7 @@
       <w:pPr>
         <w:pStyle w:val="Heading2"/>
       </w:pPr>
-      <w:bookmarkStart w:id="4" w:name="_Toc240455331"/>
+      <w:bookmarkStart w:id="4" w:name="_Toc240713158"/>
       <w:r>
         <w:t>Your screens</w:t>
       </w:r>
@@ -2596,7 +2836,7 @@
       <w:pPr>
         <w:pStyle w:val="Heading2"/>
       </w:pPr>
-      <w:bookmarkStart w:id="5" w:name="_Toc240455332"/>
+      <w:bookmarkStart w:id="5" w:name="_Toc240713159"/>
       <w:r>
         <w:t>Changing your password</w:t>
       </w:r>
@@ -2679,7 +2919,7 @@
           <w:noProof/>
         </w:rPr>
         <w:drawing>
-          <wp:inline distT="0" distB="0" distL="0" distR="0" wp14:anchorId="18016726" wp14:editId="08DEEB1C">
+          <wp:inline distT="0" distB="0" distL="0" distR="0" wp14:anchorId="7ED1C846" wp14:editId="50FD25D2">
             <wp:extent cx="5334000" cy="2171700"/>
             <wp:effectExtent l="0" t="0" r="0" b="0"/>
             <wp:docPr id="3" name="adm_account.jpg" descr="Change Password screen." title="Change Password screen."/>
@@ -2767,7 +3007,7 @@
         <w:pStyle w:val="Heading1"/>
         <w:pageBreakBefore/>
       </w:pPr>
-      <w:bookmarkStart w:id="6" w:name="_Toc240455333"/>
+      <w:bookmarkStart w:id="6" w:name="_Toc240713160"/>
       <w:r>
         <w:lastRenderedPageBreak/>
         <w:t>3. Your routine</w:t>
@@ -3071,7 +3311,7 @@
                 <w:sz w:val="19"/>
                 <w:szCs w:val="19"/>
               </w:rPr>
-              <w:t>Coding</w:t>
+              <w:t>Source file</w:t>
             </w:r>
           </w:p>
         </w:tc>
@@ -3095,7 +3335,64 @@
                 <w:sz w:val="19"/>
                 <w:szCs w:val="19"/>
               </w:rPr>
-              <w:t>Complete the Document Analysis Tool in KoboToolbox using the DOC ID.</w:t>
+              <w:t>Upload the source. Wrong one? Select Remove file and upload the right one.</w:t>
+            </w:r>
+          </w:p>
+        </w:tc>
+      </w:tr>
+      <w:tr>
+        <w:tblPrEx>
+          <w:tblCellMar>
+            <w:top w:w="0" w:type="dxa"/>
+            <w:bottom w:w="0" w:type="dxa"/>
+          </w:tblCellMar>
+        </w:tblPrEx>
+        <w:trPr>
+          <w:cantSplit/>
+        </w:trPr>
+        <w:tc>
+          <w:tcPr>
+            <w:tcW w:w="2071" w:type="dxa"/>
+            <w:tcMar>
+              <w:top w:w="70" w:type="dxa"/>
+              <w:left w:w="110" w:type="dxa"/>
+              <w:bottom w:w="70" w:type="dxa"/>
+              <w:right w:w="110" w:type="dxa"/>
+            </w:tcMar>
+          </w:tcPr>
+          <w:p>
+            <w:pPr>
+              <w:spacing w:after="40"/>
+            </w:pPr>
+            <w:r>
+              <w:rPr>
+                <w:sz w:val="19"/>
+                <w:szCs w:val="19"/>
+              </w:rPr>
+              <w:t>Coding</w:t>
+            </w:r>
+          </w:p>
+        </w:tc>
+        <w:tc>
+          <w:tcPr>
+            <w:tcW w:w="7341" w:type="dxa"/>
+            <w:tcMar>
+              <w:top w:w="70" w:type="dxa"/>
+              <w:left w:w="110" w:type="dxa"/>
+              <w:bottom w:w="70" w:type="dxa"/>
+              <w:right w:w="110" w:type="dxa"/>
+            </w:tcMar>
+          </w:tcPr>
+          <w:p>
+            <w:pPr>
+              <w:spacing w:after="40"/>
+            </w:pPr>
+            <w:r>
+              <w:rPr>
+                <w:sz w:val="19"/>
+                <w:szCs w:val="19"/>
+              </w:rPr>
+              <w:t>Either Code this document (you answer the form, DOC ID filled in) or Auto-fill (AI drafts, you review every field, then Submit).</w:t>
             </w:r>
           </w:p>
         </w:tc>
@@ -3111,7 +3408,7 @@
         <w:pStyle w:val="Heading1"/>
         <w:pageBreakBefore/>
       </w:pPr>
-      <w:bookmarkStart w:id="7" w:name="_Toc240455334"/>
+      <w:bookmarkStart w:id="7" w:name="_Toc240713161"/>
       <w:r>
         <w:lastRenderedPageBreak/>
         <w:t>4. Step-by-step tasks</w:t>
@@ -3122,7 +3419,7 @@
       <w:pPr>
         <w:pStyle w:val="Heading2"/>
       </w:pPr>
-      <w:bookmarkStart w:id="8" w:name="_Toc240455335"/>
+      <w:bookmarkStart w:id="8" w:name="_Toc240713162"/>
       <w:r>
         <w:t>4.1 Reading the dashboard</w:t>
       </w:r>
@@ -3139,7 +3436,7 @@
           <w:noProof/>
         </w:rPr>
         <w:drawing>
-          <wp:inline distT="0" distB="0" distL="0" distR="0" wp14:anchorId="6AEE3D87" wp14:editId="50BB5243">
+          <wp:inline distT="0" distB="0" distL="0" distR="0" wp14:anchorId="1AA0B93D" wp14:editId="22EF2BBC">
             <wp:extent cx="5715000" cy="3571875"/>
             <wp:effectExtent l="0" t="0" r="0" b="0"/>
             <wp:docPr id="4" name="kii_dashboard.jpg" descr="Documents by type and by QA status." title="Documents by type and by QA status."/>
@@ -3208,7 +3505,7 @@
       <w:pPr>
         <w:pStyle w:val="Heading2"/>
       </w:pPr>
-      <w:bookmarkStart w:id="9" w:name="_Toc240455336"/>
+      <w:bookmarkStart w:id="9" w:name="_Toc240713163"/>
       <w:r>
         <w:t>4.2 Adding a document</w:t>
       </w:r>
@@ -3248,7 +3545,7 @@
           <w:noProof/>
         </w:rPr>
         <w:drawing>
-          <wp:inline distT="0" distB="0" distL="0" distR="0" wp14:anchorId="3D4FB5AC" wp14:editId="35F95F73">
+          <wp:inline distT="0" distB="0" distL="0" distR="0" wp14:anchorId="4C6D8537" wp14:editId="209C787B">
             <wp:extent cx="5334000" cy="3171825"/>
             <wp:effectExtent l="0" t="0" r="0" b="0"/>
             <wp:docPr id="5" name="doc_new.jpg" descr="New Documentary Evidence Record." title="New Documentary Evidence Record."/>
@@ -3406,9 +3703,9 @@
       <w:pPr>
         <w:pStyle w:val="Heading2"/>
       </w:pPr>
-      <w:bookmarkStart w:id="10" w:name="_Toc240455337"/>
-      <w:r>
-        <w:t>4.3 Assessing and including a document</w:t>
+      <w:bookmarkStart w:id="10" w:name="_Toc240713164"/>
+      <w:r>
+        <w:t>4.3 Attaching the source file, and removing a wrong one</w:t>
       </w:r>
       <w:bookmarkEnd w:id="10"/>
     </w:p>
@@ -3422,14 +3719,14 @@
         <w:spacing w:after="80" w:line="276" w:lineRule="auto"/>
       </w:pPr>
       <w:r>
-        <w:t xml:space="preserve">In </w:t>
+        <w:t xml:space="preserve">On the document's page, under </w:t>
       </w:r>
       <w:r>
         <w:rPr>
           <w:b/>
           <w:bCs/>
         </w:rPr>
-        <w:t>Documents</w:t>
+        <w:t>Source file</w:t>
       </w:r>
       <w:r>
         <w:t xml:space="preserve">, select </w:t>
@@ -3439,10 +3736,10 @@
           <w:b/>
           <w:bCs/>
         </w:rPr>
-        <w:t>Manage</w:t>
-      </w:r>
-      <w:r>
-        <w:t xml:space="preserve"> on the record.</w:t>
+        <w:t>Choose File</w:t>
+      </w:r>
+      <w:r>
+        <w:t xml:space="preserve"> and pick the source: a PDF, a scan or photo (JPG or PNG), a Word (.docx) or Excel (.xlsx) file, or a text or CSV file. Audio and video can be attached as a reference. The limit is 20 MB. The file is stored privately on the server.</w:t>
       </w:r>
     </w:p>
     <w:p>
@@ -3456,10 +3753,10 @@
           <w:noProof/>
         </w:rPr>
         <w:drawing>
-          <wp:inline distT="0" distB="0" distL="0" distR="0" wp14:anchorId="3ACFA20F" wp14:editId="4A88E6C6">
-            <wp:extent cx="5334000" cy="3333750"/>
+          <wp:inline distT="0" distB="0" distL="0" distR="0" wp14:anchorId="2DC6D6EF" wp14:editId="403056E8">
+            <wp:extent cx="5334000" cy="819150"/>
             <wp:effectExtent l="0" t="0" r="0" b="0"/>
-            <wp:docPr id="6" name="doc_register.jpg" descr="Documentary Evidence Corpus." title="Documentary Evidence Corpus."/>
+            <wp:docPr id="6" name="doc_source_file.jpg" descr="Source file: the file name, size and date, with Remove file beside it." title="Source file: the file name, size and date, with Remove file beside it."/>
             <wp:cNvGraphicFramePr>
               <a:graphicFrameLocks xmlns:a="http://schemas.openxmlformats.org/drawingml/2006/main" noChangeAspect="1"/>
             </wp:cNvGraphicFramePr>
@@ -3482,7 +3779,7 @@
                   <pic:spPr bwMode="auto">
                     <a:xfrm>
                       <a:off x="0" y="0"/>
-                      <a:ext cx="5334000" cy="3333750"/>
+                      <a:ext cx="5334000" cy="819150"/>
                     </a:xfrm>
                     <a:prstGeom prst="rect">
                       <a:avLst/>
@@ -3518,7 +3815,7 @@
           <w:sz w:val="17"/>
           <w:szCs w:val="17"/>
         </w:rPr>
-        <w:t>Documentary Evidence Corpus.</w:t>
+        <w:t>Source file: the file name, size and date, with Remove file beside it.</w:t>
       </w:r>
     </w:p>
     <w:p>
@@ -3531,27 +3828,171 @@
         <w:spacing w:after="80" w:line="276" w:lineRule="auto"/>
       </w:pPr>
       <w:r>
-        <w:t xml:space="preserve">Assess authenticity: select </w:t>
+        <w:t xml:space="preserve">A bar shows how much of the file has been sent. A large file on a slow connection can take a minute or two: wait until it says </w:t>
       </w:r>
       <w:r>
         <w:rPr>
           <w:b/>
           <w:bCs/>
         </w:rPr>
-        <w:t>Mark verified</w:t>
-      </w:r>
-      <w:r>
-        <w:t xml:space="preserve"> or </w:t>
+        <w:t>Saving…</w:t>
+      </w:r>
+      <w:r>
+        <w:t xml:space="preserve"> and the file name appears.</w:t>
+      </w:r>
+    </w:p>
+    <w:p>
+      <w:pPr>
+        <w:pStyle w:val="ListParagraph"/>
+        <w:numPr>
+          <w:ilvl w:val="0"/>
+          <w:numId w:val="6"/>
+        </w:numPr>
+        <w:spacing w:after="80" w:line="276" w:lineRule="auto"/>
+      </w:pPr>
+      <w:r>
+        <w:t xml:space="preserve">Attached the wrong one? Select the red </w:t>
       </w:r>
       <w:r>
         <w:rPr>
           <w:b/>
           <w:bCs/>
         </w:rPr>
-        <w:t>Mark disputed</w:t>
-      </w:r>
-      <w:r>
-        <w:t>.</w:t>
+        <w:t>Remove file</w:t>
+      </w:r>
+      <w:r>
+        <w:t xml:space="preserve"> link beside the file name and confirm. The file is deleted from the server and the record says “No file uploaded yet”. Then choose the right file.</w:t>
+      </w:r>
+    </w:p>
+    <w:p>
+      <w:pPr>
+        <w:pStyle w:val="ListParagraph"/>
+        <w:numPr>
+          <w:ilvl w:val="0"/>
+          <w:numId w:val="6"/>
+        </w:numPr>
+        <w:spacing w:after="80" w:line="276" w:lineRule="auto"/>
+      </w:pPr>
+      <w:r>
+        <w:t>Choosing another file straight away also replaces the old one.</w:t>
+      </w:r>
+    </w:p>
+    <w:p>
+      <w:pPr>
+        <w:spacing w:after="80"/>
+      </w:pPr>
+    </w:p>
+    <w:tbl>
+      <w:tblPr>
+        <w:tblW w:w="9412" w:type="dxa"/>
+        <w:tblBorders>
+          <w:top w:val="single" w:sz="2" w:space="0" w:color="EAF2FA"/>
+          <w:left w:val="single" w:sz="24" w:space="0" w:color="2A6FB0"/>
+          <w:bottom w:val="single" w:sz="2" w:space="0" w:color="EAF2FA"/>
+          <w:right w:val="single" w:sz="2" w:space="0" w:color="EAF2FA"/>
+          <w:insideH w:val="single" w:sz="4" w:space="0" w:color="EAF2FA"/>
+          <w:insideV w:val="single" w:sz="4" w:space="0" w:color="EAF2FA"/>
+        </w:tblBorders>
+        <w:tblCellMar>
+          <w:left w:w="10" w:type="dxa"/>
+          <w:right w:w="10" w:type="dxa"/>
+        </w:tblCellMar>
+        <w:tblLook w:val="04A0" w:firstRow="1" w:lastRow="0" w:firstColumn="1" w:lastColumn="0" w:noHBand="0" w:noVBand="1"/>
+      </w:tblPr>
+      <w:tblGrid>
+        <w:gridCol w:w="9412"/>
+      </w:tblGrid>
+      <w:tr>
+        <w:tblPrEx>
+          <w:tblCellMar>
+            <w:top w:w="0" w:type="dxa"/>
+            <w:bottom w:w="0" w:type="dxa"/>
+          </w:tblCellMar>
+        </w:tblPrEx>
+        <w:trPr>
+          <w:cantSplit/>
+        </w:trPr>
+        <w:tc>
+          <w:tcPr>
+            <w:tcW w:w="9412" w:type="dxa"/>
+            <w:shd w:val="clear" w:color="auto" w:fill="EAF2FA"/>
+            <w:tcMar>
+              <w:top w:w="100" w:type="dxa"/>
+              <w:left w:w="180" w:type="dxa"/>
+              <w:bottom w:w="100" w:type="dxa"/>
+              <w:right w:w="160" w:type="dxa"/>
+            </w:tcMar>
+          </w:tcPr>
+          <w:p>
+            <w:pPr>
+              <w:spacing w:after="40"/>
+            </w:pPr>
+            <w:r>
+              <w:rPr>
+                <w:b/>
+                <w:bCs/>
+                <w:sz w:val="20"/>
+                <w:szCs w:val="20"/>
+              </w:rPr>
+              <w:t>What goes with a removed file</w:t>
+            </w:r>
+          </w:p>
+          <w:p>
+            <w:pPr>
+              <w:spacing w:after="40" w:line="264" w:lineRule="auto"/>
+            </w:pPr>
+            <w:r>
+              <w:rPr>
+                <w:sz w:val="19"/>
+                <w:szCs w:val="19"/>
+              </w:rPr>
+              <w:t>An AI draft (see below) made from the removed or replaced file is discarded too, so a draft of the wrong document can never be reviewed and submitted for the right one. A draft that has already been submitted to KoboToolbox is kept as the record of what was filed. Removals are recorded in the audit log with the file name.</w:t>
+            </w:r>
+          </w:p>
+        </w:tc>
+      </w:tr>
+    </w:tbl>
+    <w:p>
+      <w:pPr>
+        <w:pStyle w:val="Heading2"/>
+      </w:pPr>
+      <w:bookmarkStart w:id="11" w:name="_Toc240713165"/>
+      <w:r>
+        <w:t>4.4 Assessing and including a document</w:t>
+      </w:r>
+      <w:bookmarkEnd w:id="11"/>
+    </w:p>
+    <w:p>
+      <w:pPr>
+        <w:pStyle w:val="ListParagraph"/>
+        <w:numPr>
+          <w:ilvl w:val="0"/>
+          <w:numId w:val="7"/>
+        </w:numPr>
+        <w:spacing w:after="80" w:line="276" w:lineRule="auto"/>
+      </w:pPr>
+      <w:r>
+        <w:t xml:space="preserve">In </w:t>
+      </w:r>
+      <w:r>
+        <w:rPr>
+          <w:b/>
+          <w:bCs/>
+        </w:rPr>
+        <w:t>Documents</w:t>
+      </w:r>
+      <w:r>
+        <w:t xml:space="preserve">, select </w:t>
+      </w:r>
+      <w:r>
+        <w:rPr>
+          <w:b/>
+          <w:bCs/>
+        </w:rPr>
+        <w:t>Manage</w:t>
+      </w:r>
+      <w:r>
+        <w:t xml:space="preserve"> on the record.</w:t>
       </w:r>
     </w:p>
     <w:p>
@@ -3564,11 +4005,12 @@
         <w:rPr>
           <w:noProof/>
         </w:rPr>
+        <w:lastRenderedPageBreak/>
         <w:drawing>
-          <wp:inline distT="0" distB="0" distL="0" distR="0" wp14:anchorId="010A2528" wp14:editId="7D40203B">
+          <wp:inline distT="0" distB="0" distL="0" distR="0" wp14:anchorId="1982D215" wp14:editId="4AC23443">
             <wp:extent cx="5334000" cy="3333750"/>
             <wp:effectExtent l="0" t="0" r="0" b="0"/>
-            <wp:docPr id="7" name="doc_detail.jpg" descr="Document record: authenticity, QA status, memo and coding form." title="Document record: authenticity, QA status, memo and coding form."/>
+            <wp:docPr id="7" name="doc_register.jpg" descr="Documentary Evidence Corpus." title="Documentary Evidence Corpus."/>
             <wp:cNvGraphicFramePr>
               <a:graphicFrameLocks xmlns:a="http://schemas.openxmlformats.org/drawingml/2006/main" noChangeAspect="1"/>
             </wp:cNvGraphicFramePr>
@@ -3627,113 +4069,8 @@
           <w:sz w:val="17"/>
           <w:szCs w:val="17"/>
         </w:rPr>
-        <w:t>Document record: authenticity, QA status, memo and coding form.</w:t>
-      </w:r>
-    </w:p>
-    <w:p>
-      <w:pPr>
-        <w:pStyle w:val="ListParagraph"/>
-        <w:numPr>
-          <w:ilvl w:val="0"/>
-          <w:numId w:val="6"/>
-        </w:numPr>
-        <w:spacing w:after="80" w:line="276" w:lineRule="auto"/>
-      </w:pPr>
-      <w:r>
-        <w:lastRenderedPageBreak/>
-        <w:t xml:space="preserve">Set the QA status: </w:t>
-      </w:r>
-      <w:r>
-        <w:rPr>
-          <w:b/>
-          <w:bCs/>
-        </w:rPr>
-        <w:t>Include</w:t>
-      </w:r>
-      <w:r>
-        <w:t xml:space="preserve"> or </w:t>
-      </w:r>
-      <w:r>
-        <w:rPr>
-          <w:b/>
-          <w:bCs/>
-        </w:rPr>
-        <w:t>Exclude</w:t>
-      </w:r>
-      <w:r>
-        <w:t>. A document cannot be included until authenticity has been assessed.</w:t>
-      </w:r>
-    </w:p>
-    <w:p>
-      <w:pPr>
-        <w:pStyle w:val="ListParagraph"/>
-        <w:numPr>
-          <w:ilvl w:val="0"/>
-          <w:numId w:val="6"/>
-        </w:numPr>
-        <w:spacing w:after="80" w:line="276" w:lineRule="auto"/>
-      </w:pPr>
-      <w:r>
-        <w:t xml:space="preserve">Write the </w:t>
-      </w:r>
-      <w:r>
-        <w:rPr>
-          <w:b/>
-          <w:bCs/>
-        </w:rPr>
-        <w:t>Interpretive memo</w:t>
-      </w:r>
-      <w:r>
-        <w:t xml:space="preserve"> (dispute reasons, interpretation notes) and select </w:t>
-      </w:r>
-      <w:r>
-        <w:rPr>
-          <w:b/>
-          <w:bCs/>
-        </w:rPr>
-        <w:t>Save memo</w:t>
-      </w:r>
-      <w:r>
-        <w:t>.</w:t>
-      </w:r>
-    </w:p>
-    <w:p>
-      <w:pPr>
-        <w:pStyle w:val="ListParagraph"/>
-        <w:numPr>
-          <w:ilvl w:val="0"/>
-          <w:numId w:val="6"/>
-        </w:numPr>
-        <w:spacing w:after="80" w:line="276" w:lineRule="auto"/>
-      </w:pPr>
-      <w:r>
-        <w:t xml:space="preserve">Code the document in the </w:t>
-      </w:r>
-      <w:r>
-        <w:rPr>
-          <w:b/>
-          <w:bCs/>
-        </w:rPr>
-        <w:t>Document, Digital Platform &amp; Media Analysis Tool</w:t>
-      </w:r>
-      <w:r>
-        <w:t xml:space="preserve"> in KoboToolbox using the DOC ID; its PDF then appears on the record.</w:t>
-      </w:r>
-    </w:p>
-    <w:p>
-      <w:pPr>
-        <w:spacing w:after="80"/>
-      </w:pPr>
-    </w:p>
-    <w:p>
-      <w:pPr>
-        <w:pStyle w:val="Heading2"/>
-      </w:pPr>
-      <w:bookmarkStart w:id="11" w:name="_Toc240455338"/>
-      <w:r>
-        <w:t>4.4 Downloading or emailing completed forms (Form PDFs)</w:t>
-      </w:r>
-      <w:bookmarkEnd w:id="11"/>
+        <w:t>Documentary Evidence Corpus.</w:t>
+      </w:r>
     </w:p>
     <w:p>
       <w:pPr>
@@ -3745,17 +4082,103 @@
         <w:spacing w:after="80" w:line="276" w:lineRule="auto"/>
       </w:pPr>
       <w:r>
-        <w:t xml:space="preserve">Select </w:t>
+        <w:t xml:space="preserve">Assess authenticity: select </w:t>
       </w:r>
       <w:r>
         <w:rPr>
           <w:b/>
           <w:bCs/>
         </w:rPr>
-        <w:t>Form PDFs</w:t>
-      </w:r>
-      <w:r>
-        <w:t>. You see the completed Document Analysis Tool forms from KoboToolbox, newest first.</w:t>
+        <w:t>Mark verified</w:t>
+      </w:r>
+      <w:r>
+        <w:t xml:space="preserve"> or </w:t>
+      </w:r>
+      <w:r>
+        <w:rPr>
+          <w:b/>
+          <w:bCs/>
+        </w:rPr>
+        <w:t>Mark disputed</w:t>
+      </w:r>
+      <w:r>
+        <w:t>.</w:t>
+      </w:r>
+    </w:p>
+    <w:p>
+      <w:pPr>
+        <w:keepNext/>
+        <w:spacing w:before="80" w:after="40"/>
+        <w:jc w:val="center"/>
+      </w:pPr>
+      <w:r>
+        <w:rPr>
+          <w:noProof/>
+        </w:rPr>
+        <w:drawing>
+          <wp:inline distT="0" distB="0" distL="0" distR="0" wp14:anchorId="175BD6DE" wp14:editId="394EC509">
+            <wp:extent cx="5334000" cy="3419475"/>
+            <wp:effectExtent l="0" t="0" r="0" b="0"/>
+            <wp:docPr id="8" name="doc_detail.jpg" descr="Document record: authenticity, QA status, memo and coding form." title="Document record: authenticity, QA status, memo and coding form."/>
+            <wp:cNvGraphicFramePr>
+              <a:graphicFrameLocks xmlns:a="http://schemas.openxmlformats.org/drawingml/2006/main" noChangeAspect="1"/>
+            </wp:cNvGraphicFramePr>
+            <a:graphic xmlns:a="http://schemas.openxmlformats.org/drawingml/2006/main">
+              <a:graphicData uri="http://schemas.openxmlformats.org/drawingml/2006/picture">
+                <pic:pic xmlns:pic="http://schemas.openxmlformats.org/drawingml/2006/picture">
+                  <pic:nvPicPr>
+                    <pic:cNvPr id="0" name=""/>
+                    <pic:cNvPicPr>
+                      <a:picLocks noChangeAspect="1" noChangeArrowheads="1"/>
+                    </pic:cNvPicPr>
+                  </pic:nvPicPr>
+                  <pic:blipFill>
+                    <a:blip r:embed="rId14"/>
+                    <a:srcRect/>
+                    <a:stretch>
+                      <a:fillRect/>
+                    </a:stretch>
+                  </pic:blipFill>
+                  <pic:spPr bwMode="auto">
+                    <a:xfrm>
+                      <a:off x="0" y="0"/>
+                      <a:ext cx="5334000" cy="3419475"/>
+                    </a:xfrm>
+                    <a:prstGeom prst="rect">
+                      <a:avLst/>
+                    </a:prstGeom>
+                  </pic:spPr>
+                </pic:pic>
+              </a:graphicData>
+            </a:graphic>
+          </wp:inline>
+        </w:drawing>
+      </w:r>
+    </w:p>
+    <w:p>
+      <w:pPr>
+        <w:spacing w:after="180"/>
+        <w:jc w:val="center"/>
+      </w:pPr>
+      <w:r>
+        <w:rPr>
+          <w:b/>
+          <w:bCs/>
+          <w:color w:val="5B6670"/>
+          <w:sz w:val="17"/>
+          <w:szCs w:val="17"/>
+        </w:rPr>
+        <w:t xml:space="preserve">Figure 8. </w:t>
+      </w:r>
+      <w:r>
+        <w:rPr>
+          <w:i/>
+          <w:iCs/>
+          <w:color w:val="5B6670"/>
+          <w:sz w:val="17"/>
+          <w:szCs w:val="17"/>
+        </w:rPr>
+        <w:t>Document record: authenticity, QA status, memo and coding form.</w:t>
       </w:r>
     </w:p>
     <w:p>
@@ -3768,17 +4191,27 @@
         <w:spacing w:after="80" w:line="276" w:lineRule="auto"/>
       </w:pPr>
       <w:r>
-        <w:t xml:space="preserve">Select </w:t>
+        <w:t xml:space="preserve">Set the QA status: </w:t>
       </w:r>
       <w:r>
         <w:rPr>
           <w:b/>
           <w:bCs/>
         </w:rPr>
-        <w:t>Download PDF</w:t>
-      </w:r>
-      <w:r>
-        <w:t xml:space="preserve"> to save a readable copy: sections, questions, the chosen answers as words (not codes) and repeated groups.</w:t>
+        <w:t>Include</w:t>
+      </w:r>
+      <w:r>
+        <w:t xml:space="preserve"> or </w:t>
+      </w:r>
+      <w:r>
+        <w:rPr>
+          <w:b/>
+          <w:bCs/>
+        </w:rPr>
+        <w:t>Exclude</w:t>
+      </w:r>
+      <w:r>
+        <w:t>. A document cannot be included until authenticity has been assessed.</w:t>
       </w:r>
     </w:p>
     <w:p>
@@ -3791,13 +4224,2501 @@
         <w:spacing w:after="80" w:line="276" w:lineRule="auto"/>
       </w:pPr>
       <w:r>
-        <w:t xml:space="preserve">Select </w:t>
+        <w:t xml:space="preserve">Write the </w:t>
       </w:r>
       <w:r>
         <w:rPr>
           <w:b/>
           <w:bCs/>
         </w:rPr>
+        <w:t>Interpretive memo</w:t>
+      </w:r>
+      <w:r>
+        <w:t xml:space="preserve"> (dispute reasons, interpretation notes) and select </w:t>
+      </w:r>
+      <w:r>
+        <w:rPr>
+          <w:b/>
+          <w:bCs/>
+        </w:rPr>
+        <w:t>Save memo</w:t>
+      </w:r>
+      <w:r>
+        <w:t>.</w:t>
+      </w:r>
+    </w:p>
+    <w:p>
+      <w:pPr>
+        <w:pStyle w:val="ListParagraph"/>
+        <w:numPr>
+          <w:ilvl w:val="0"/>
+          <w:numId w:val="7"/>
+        </w:numPr>
+        <w:spacing w:after="80" w:line="276" w:lineRule="auto"/>
+      </w:pPr>
+      <w:r>
+        <w:t xml:space="preserve">Code the document (next two sections). The completed form's PDF then appears on the record, under </w:t>
+      </w:r>
+      <w:r>
+        <w:rPr>
+          <w:b/>
+          <w:bCs/>
+        </w:rPr>
+        <w:t>Completed coding form (KoboToolbox)</w:t>
+      </w:r>
+      <w:r>
+        <w:t>.</w:t>
+      </w:r>
+    </w:p>
+    <w:p>
+      <w:pPr>
+        <w:spacing w:after="80"/>
+      </w:pPr>
+    </w:p>
+    <w:p>
+      <w:pPr>
+        <w:pStyle w:val="Heading2"/>
+      </w:pPr>
+      <w:bookmarkStart w:id="12" w:name="_Toc240713166"/>
+      <w:r>
+        <w:lastRenderedPageBreak/>
+        <w:t>4.5 Coding a document: two ways</w:t>
+      </w:r>
+      <w:bookmarkEnd w:id="12"/>
+    </w:p>
+    <w:p>
+      <w:pPr>
+        <w:spacing w:after="120" w:line="288" w:lineRule="auto"/>
+      </w:pPr>
+      <w:r>
+        <w:t xml:space="preserve">The </w:t>
+      </w:r>
+      <w:r>
+        <w:rPr>
+          <w:b/>
+          <w:bCs/>
+        </w:rPr>
+        <w:t>Coding</w:t>
+      </w:r>
+      <w:r>
+        <w:t xml:space="preserve"> panel offers two buttons for the Document, Digital Platform &amp; Media Analysis Tool:</w:t>
+      </w:r>
+    </w:p>
+    <w:tbl>
+      <w:tblPr>
+        <w:tblW w:w="9412" w:type="dxa"/>
+        <w:tblBorders>
+          <w:top w:val="single" w:sz="4" w:space="0" w:color="D5DAE0"/>
+          <w:left w:val="single" w:sz="4" w:space="0" w:color="D5DAE0"/>
+          <w:bottom w:val="single" w:sz="4" w:space="0" w:color="D5DAE0"/>
+          <w:right w:val="single" w:sz="4" w:space="0" w:color="D5DAE0"/>
+          <w:insideH w:val="single" w:sz="4" w:space="0" w:color="D5DAE0"/>
+          <w:insideV w:val="single" w:sz="4" w:space="0" w:color="D5DAE0"/>
+        </w:tblBorders>
+        <w:tblCellMar>
+          <w:left w:w="10" w:type="dxa"/>
+          <w:right w:w="10" w:type="dxa"/>
+        </w:tblCellMar>
+        <w:tblLook w:val="04A0" w:firstRow="1" w:lastRow="0" w:firstColumn="1" w:lastColumn="0" w:noHBand="0" w:noVBand="1"/>
+      </w:tblPr>
+      <w:tblGrid>
+        <w:gridCol w:w="1882"/>
+        <w:gridCol w:w="4706"/>
+        <w:gridCol w:w="2824"/>
+      </w:tblGrid>
+      <w:tr>
+        <w:tblPrEx>
+          <w:tblCellMar>
+            <w:top w:w="0" w:type="dxa"/>
+            <w:bottom w:w="0" w:type="dxa"/>
+          </w:tblCellMar>
+        </w:tblPrEx>
+        <w:trPr>
+          <w:tblHeader/>
+        </w:trPr>
+        <w:tc>
+          <w:tcPr>
+            <w:tcW w:w="1882" w:type="dxa"/>
+            <w:shd w:val="clear" w:color="auto" w:fill="1B3350"/>
+            <w:tcMar>
+              <w:top w:w="70" w:type="dxa"/>
+              <w:left w:w="110" w:type="dxa"/>
+              <w:bottom w:w="70" w:type="dxa"/>
+              <w:right w:w="110" w:type="dxa"/>
+            </w:tcMar>
+          </w:tcPr>
+          <w:p>
+            <w:pPr>
+              <w:spacing w:after="40"/>
+            </w:pPr>
+            <w:r>
+              <w:rPr>
+                <w:b/>
+                <w:bCs/>
+                <w:color w:val="FFFFFF"/>
+                <w:sz w:val="19"/>
+                <w:szCs w:val="19"/>
+              </w:rPr>
+              <w:t>Button</w:t>
+            </w:r>
+          </w:p>
+        </w:tc>
+        <w:tc>
+          <w:tcPr>
+            <w:tcW w:w="4706" w:type="dxa"/>
+            <w:shd w:val="clear" w:color="auto" w:fill="1B3350"/>
+            <w:tcMar>
+              <w:top w:w="70" w:type="dxa"/>
+              <w:left w:w="110" w:type="dxa"/>
+              <w:bottom w:w="70" w:type="dxa"/>
+              <w:right w:w="110" w:type="dxa"/>
+            </w:tcMar>
+          </w:tcPr>
+          <w:p>
+            <w:pPr>
+              <w:spacing w:after="40"/>
+            </w:pPr>
+            <w:r>
+              <w:rPr>
+                <w:b/>
+                <w:bCs/>
+                <w:color w:val="FFFFFF"/>
+                <w:sz w:val="19"/>
+                <w:szCs w:val="19"/>
+              </w:rPr>
+              <w:t>What it does</w:t>
+            </w:r>
+          </w:p>
+        </w:tc>
+        <w:tc>
+          <w:tcPr>
+            <w:tcW w:w="2824" w:type="dxa"/>
+            <w:shd w:val="clear" w:color="auto" w:fill="1B3350"/>
+            <w:tcMar>
+              <w:top w:w="70" w:type="dxa"/>
+              <w:left w:w="110" w:type="dxa"/>
+              <w:bottom w:w="70" w:type="dxa"/>
+              <w:right w:w="110" w:type="dxa"/>
+            </w:tcMar>
+          </w:tcPr>
+          <w:p>
+            <w:pPr>
+              <w:spacing w:after="40"/>
+            </w:pPr>
+            <w:r>
+              <w:rPr>
+                <w:b/>
+                <w:bCs/>
+                <w:color w:val="FFFFFF"/>
+                <w:sz w:val="19"/>
+                <w:szCs w:val="19"/>
+              </w:rPr>
+              <w:t>Use it when</w:t>
+            </w:r>
+          </w:p>
+        </w:tc>
+      </w:tr>
+      <w:tr>
+        <w:tblPrEx>
+          <w:tblCellMar>
+            <w:top w:w="0" w:type="dxa"/>
+            <w:bottom w:w="0" w:type="dxa"/>
+          </w:tblCellMar>
+        </w:tblPrEx>
+        <w:trPr>
+          <w:cantSplit/>
+        </w:trPr>
+        <w:tc>
+          <w:tcPr>
+            <w:tcW w:w="1882" w:type="dxa"/>
+            <w:tcMar>
+              <w:top w:w="70" w:type="dxa"/>
+              <w:left w:w="110" w:type="dxa"/>
+              <w:bottom w:w="70" w:type="dxa"/>
+              <w:right w:w="110" w:type="dxa"/>
+            </w:tcMar>
+          </w:tcPr>
+          <w:p>
+            <w:pPr>
+              <w:spacing w:after="40"/>
+            </w:pPr>
+            <w:r>
+              <w:rPr>
+                <w:sz w:val="19"/>
+                <w:szCs w:val="19"/>
+              </w:rPr>
+              <w:t>Code this document</w:t>
+            </w:r>
+          </w:p>
+        </w:tc>
+        <w:tc>
+          <w:tcPr>
+            <w:tcW w:w="4706" w:type="dxa"/>
+            <w:tcMar>
+              <w:top w:w="70" w:type="dxa"/>
+              <w:left w:w="110" w:type="dxa"/>
+              <w:bottom w:w="70" w:type="dxa"/>
+              <w:right w:w="110" w:type="dxa"/>
+            </w:tcMar>
+          </w:tcPr>
+          <w:p>
+            <w:pPr>
+              <w:spacing w:after="40"/>
+            </w:pPr>
+            <w:r>
+              <w:rPr>
+                <w:sz w:val="19"/>
+                <w:szCs w:val="19"/>
+              </w:rPr>
+              <w:t>Opens the KoboToolbox Document Analysis Tool with the DOC ID, title, author, date and source already filled in. You answer every other question yourself.</w:t>
+            </w:r>
+          </w:p>
+        </w:tc>
+        <w:tc>
+          <w:tcPr>
+            <w:tcW w:w="2824" w:type="dxa"/>
+            <w:tcMar>
+              <w:top w:w="70" w:type="dxa"/>
+              <w:left w:w="110" w:type="dxa"/>
+              <w:bottom w:w="70" w:type="dxa"/>
+              <w:right w:w="110" w:type="dxa"/>
+            </w:tcMar>
+          </w:tcPr>
+          <w:p>
+            <w:pPr>
+              <w:spacing w:after="40"/>
+            </w:pPr>
+            <w:r>
+              <w:rPr>
+                <w:sz w:val="19"/>
+                <w:szCs w:val="19"/>
+              </w:rPr>
+              <w:t>You code by hand, or the source cannot be read by the AI.</w:t>
+            </w:r>
+          </w:p>
+        </w:tc>
+      </w:tr>
+      <w:tr>
+        <w:tblPrEx>
+          <w:tblCellMar>
+            <w:top w:w="0" w:type="dxa"/>
+            <w:bottom w:w="0" w:type="dxa"/>
+          </w:tblCellMar>
+        </w:tblPrEx>
+        <w:trPr>
+          <w:cantSplit/>
+        </w:trPr>
+        <w:tc>
+          <w:tcPr>
+            <w:tcW w:w="1882" w:type="dxa"/>
+            <w:shd w:val="clear" w:color="auto" w:fill="F8FAFB"/>
+            <w:tcMar>
+              <w:top w:w="70" w:type="dxa"/>
+              <w:left w:w="110" w:type="dxa"/>
+              <w:bottom w:w="70" w:type="dxa"/>
+              <w:right w:w="110" w:type="dxa"/>
+            </w:tcMar>
+          </w:tcPr>
+          <w:p>
+            <w:pPr>
+              <w:spacing w:after="40"/>
+            </w:pPr>
+            <w:r>
+              <w:rPr>
+                <w:sz w:val="19"/>
+                <w:szCs w:val="19"/>
+              </w:rPr>
+              <w:t>Auto-fill</w:t>
+            </w:r>
+          </w:p>
+        </w:tc>
+        <w:tc>
+          <w:tcPr>
+            <w:tcW w:w="4706" w:type="dxa"/>
+            <w:shd w:val="clear" w:color="auto" w:fill="F8FAFB"/>
+            <w:tcMar>
+              <w:top w:w="70" w:type="dxa"/>
+              <w:left w:w="110" w:type="dxa"/>
+              <w:bottom w:w="70" w:type="dxa"/>
+              <w:right w:w="110" w:type="dxa"/>
+            </w:tcMar>
+          </w:tcPr>
+          <w:p>
+            <w:pPr>
+              <w:spacing w:after="40"/>
+            </w:pPr>
+            <w:r>
+              <w:rPr>
+                <w:sz w:val="19"/>
+                <w:szCs w:val="19"/>
+              </w:rPr>
+              <w:t>Has the AI read the uploaded source file and draft answers to the whole form. You review, edit and submit.</w:t>
+            </w:r>
+          </w:p>
+        </w:tc>
+        <w:tc>
+          <w:tcPr>
+            <w:tcW w:w="2824" w:type="dxa"/>
+            <w:shd w:val="clear" w:color="auto" w:fill="F8FAFB"/>
+            <w:tcMar>
+              <w:top w:w="70" w:type="dxa"/>
+              <w:left w:w="110" w:type="dxa"/>
+              <w:bottom w:w="70" w:type="dxa"/>
+              <w:right w:w="110" w:type="dxa"/>
+            </w:tcMar>
+          </w:tcPr>
+          <w:p>
+            <w:pPr>
+              <w:spacing w:after="40"/>
+            </w:pPr>
+            <w:r>
+              <w:rPr>
+                <w:sz w:val="19"/>
+                <w:szCs w:val="19"/>
+              </w:rPr>
+              <w:t>A source file is uploaded and you want a fast first draft. The button only appears once the administrator has switched AI drafting on.</w:t>
+            </w:r>
+          </w:p>
+        </w:tc>
+      </w:tr>
+    </w:tbl>
+    <w:p>
+      <w:pPr>
+        <w:spacing w:after="120"/>
+      </w:pPr>
+    </w:p>
+    <w:p>
+      <w:pPr>
+        <w:keepNext/>
+        <w:spacing w:before="80" w:after="40"/>
+        <w:jc w:val="center"/>
+      </w:pPr>
+      <w:r>
+        <w:rPr>
+          <w:noProof/>
+        </w:rPr>
+        <w:drawing>
+          <wp:inline distT="0" distB="0" distL="0" distR="0" wp14:anchorId="1DE9C190" wp14:editId="2BB37C3E">
+            <wp:extent cx="5715000" cy="904875"/>
+            <wp:effectExtent l="0" t="0" r="0" b="0"/>
+            <wp:docPr id="9" name="doc_coding_buttons.jpg" descr="The Coding panel: Code this document, and Auto-fill." title="The Coding panel: Code this document, and Auto-fill."/>
+            <wp:cNvGraphicFramePr>
+              <a:graphicFrameLocks xmlns:a="http://schemas.openxmlformats.org/drawingml/2006/main" noChangeAspect="1"/>
+            </wp:cNvGraphicFramePr>
+            <a:graphic xmlns:a="http://schemas.openxmlformats.org/drawingml/2006/main">
+              <a:graphicData uri="http://schemas.openxmlformats.org/drawingml/2006/picture">
+                <pic:pic xmlns:pic="http://schemas.openxmlformats.org/drawingml/2006/picture">
+                  <pic:nvPicPr>
+                    <pic:cNvPr id="0" name=""/>
+                    <pic:cNvPicPr>
+                      <a:picLocks noChangeAspect="1" noChangeArrowheads="1"/>
+                    </pic:cNvPicPr>
+                  </pic:nvPicPr>
+                  <pic:blipFill>
+                    <a:blip r:embed="rId15"/>
+                    <a:srcRect/>
+                    <a:stretch>
+                      <a:fillRect/>
+                    </a:stretch>
+                  </pic:blipFill>
+                  <pic:spPr bwMode="auto">
+                    <a:xfrm>
+                      <a:off x="0" y="0"/>
+                      <a:ext cx="5715000" cy="904875"/>
+                    </a:xfrm>
+                    <a:prstGeom prst="rect">
+                      <a:avLst/>
+                    </a:prstGeom>
+                  </pic:spPr>
+                </pic:pic>
+              </a:graphicData>
+            </a:graphic>
+          </wp:inline>
+        </w:drawing>
+      </w:r>
+    </w:p>
+    <w:p>
+      <w:pPr>
+        <w:spacing w:after="180"/>
+        <w:jc w:val="center"/>
+      </w:pPr>
+      <w:r>
+        <w:rPr>
+          <w:b/>
+          <w:bCs/>
+          <w:color w:val="5B6670"/>
+          <w:sz w:val="17"/>
+          <w:szCs w:val="17"/>
+        </w:rPr>
+        <w:t xml:space="preserve">Figure 9. </w:t>
+      </w:r>
+      <w:r>
+        <w:rPr>
+          <w:i/>
+          <w:iCs/>
+          <w:color w:val="5B6670"/>
+          <w:sz w:val="17"/>
+          <w:szCs w:val="17"/>
+        </w:rPr>
+        <w:t>The Coding panel: Code this document, and Auto-fill.</w:t>
+      </w:r>
+    </w:p>
+    <w:p>
+      <w:pPr>
+        <w:pStyle w:val="Heading2"/>
+      </w:pPr>
+      <w:bookmarkStart w:id="13" w:name="_Toc240713167"/>
+      <w:r>
+        <w:t>4.6 Auto-fill: the AI drafts, you review</w:t>
+      </w:r>
+      <w:bookmarkEnd w:id="13"/>
+    </w:p>
+    <w:p>
+      <w:pPr>
+        <w:pStyle w:val="ListParagraph"/>
+        <w:numPr>
+          <w:ilvl w:val="0"/>
+          <w:numId w:val="8"/>
+        </w:numPr>
+        <w:spacing w:after="80" w:line="276" w:lineRule="auto"/>
+      </w:pPr>
+      <w:r>
+        <w:t xml:space="preserve">Attach the source file (above). Select </w:t>
+      </w:r>
+      <w:r>
+        <w:rPr>
+          <w:b/>
+          <w:bCs/>
+        </w:rPr>
+        <w:t>Auto-fill</w:t>
+      </w:r>
+      <w:r>
+        <w:t xml:space="preserve"> in the </w:t>
+      </w:r>
+      <w:r>
+        <w:rPr>
+          <w:b/>
+          <w:bCs/>
+        </w:rPr>
+        <w:t>Coding</w:t>
+      </w:r>
+      <w:r>
+        <w:t xml:space="preserve"> panel; the review screen opens.</w:t>
+      </w:r>
+    </w:p>
+    <w:p>
+      <w:pPr>
+        <w:pStyle w:val="ListParagraph"/>
+        <w:numPr>
+          <w:ilvl w:val="0"/>
+          <w:numId w:val="8"/>
+        </w:numPr>
+        <w:spacing w:after="80" w:line="276" w:lineRule="auto"/>
+      </w:pPr>
+      <w:r>
+        <w:t xml:space="preserve">If the file is a PDF of more than 100 pages, enter the </w:t>
+      </w:r>
+      <w:r>
+        <w:rPr>
+          <w:b/>
+          <w:bCs/>
+        </w:rPr>
+        <w:t>Pages to read</w:t>
+      </w:r>
+      <w:r>
+        <w:t xml:space="preserve">, for example </w:t>
+      </w:r>
+      <w:r>
+        <w:rPr>
+          <w:rFonts w:ascii="Consolas" w:eastAsia="Consolas" w:hAnsi="Consolas" w:cs="Consolas"/>
+          <w:color w:val="122238"/>
+          <w:sz w:val="19"/>
+          <w:szCs w:val="19"/>
+        </w:rPr>
+        <w:t>10-90</w:t>
+      </w:r>
+      <w:r>
+        <w:t>. The AI reads up to 100 pages at a time, so choose the pages that make up this evidence unit, such as one chapter. Its locators use the original page numbers. For shorter files, leave the box empty to read everything.</w:t>
+      </w:r>
+    </w:p>
+    <w:p>
+      <w:pPr>
+        <w:keepNext/>
+        <w:spacing w:before="80" w:after="40"/>
+        <w:jc w:val="center"/>
+      </w:pPr>
+      <w:r>
+        <w:rPr>
+          <w:noProof/>
+        </w:rPr>
+        <w:drawing>
+          <wp:inline distT="0" distB="0" distL="0" distR="0" wp14:anchorId="1FB22294" wp14:editId="0FE54942">
+            <wp:extent cx="5334000" cy="2171700"/>
+            <wp:effectExtent l="0" t="0" r="0" b="0"/>
+            <wp:docPr id="10" name="doc_autofill_pages.jpg" descr="A 240-page PDF asks for a page range." title="A 240-page PDF asks for a page range."/>
+            <wp:cNvGraphicFramePr>
+              <a:graphicFrameLocks xmlns:a="http://schemas.openxmlformats.org/drawingml/2006/main" noChangeAspect="1"/>
+            </wp:cNvGraphicFramePr>
+            <a:graphic xmlns:a="http://schemas.openxmlformats.org/drawingml/2006/main">
+              <a:graphicData uri="http://schemas.openxmlformats.org/drawingml/2006/picture">
+                <pic:pic xmlns:pic="http://schemas.openxmlformats.org/drawingml/2006/picture">
+                  <pic:nvPicPr>
+                    <pic:cNvPr id="0" name=""/>
+                    <pic:cNvPicPr>
+                      <a:picLocks noChangeAspect="1" noChangeArrowheads="1"/>
+                    </pic:cNvPicPr>
+                  </pic:nvPicPr>
+                  <pic:blipFill>
+                    <a:blip r:embed="rId16"/>
+                    <a:srcRect/>
+                    <a:stretch>
+                      <a:fillRect/>
+                    </a:stretch>
+                  </pic:blipFill>
+                  <pic:spPr bwMode="auto">
+                    <a:xfrm>
+                      <a:off x="0" y="0"/>
+                      <a:ext cx="5334000" cy="2171700"/>
+                    </a:xfrm>
+                    <a:prstGeom prst="rect">
+                      <a:avLst/>
+                    </a:prstGeom>
+                  </pic:spPr>
+                </pic:pic>
+              </a:graphicData>
+            </a:graphic>
+          </wp:inline>
+        </w:drawing>
+      </w:r>
+    </w:p>
+    <w:p>
+      <w:pPr>
+        <w:spacing w:after="180"/>
+        <w:jc w:val="center"/>
+      </w:pPr>
+      <w:r>
+        <w:rPr>
+          <w:b/>
+          <w:bCs/>
+          <w:color w:val="5B6670"/>
+          <w:sz w:val="17"/>
+          <w:szCs w:val="17"/>
+        </w:rPr>
+        <w:t xml:space="preserve">Figure 10. </w:t>
+      </w:r>
+      <w:r>
+        <w:rPr>
+          <w:i/>
+          <w:iCs/>
+          <w:color w:val="5B6670"/>
+          <w:sz w:val="17"/>
+          <w:szCs w:val="17"/>
+        </w:rPr>
+        <w:t>A 240-page PDF asks for a page range.</w:t>
+      </w:r>
+    </w:p>
+    <w:p>
+      <w:pPr>
+        <w:pStyle w:val="ListParagraph"/>
+        <w:numPr>
+          <w:ilvl w:val="0"/>
+          <w:numId w:val="8"/>
+        </w:numPr>
+        <w:spacing w:after="80" w:line="276" w:lineRule="auto"/>
+      </w:pPr>
+      <w:r>
+        <w:t xml:space="preserve">Select </w:t>
+      </w:r>
+      <w:r>
+        <w:rPr>
+          <w:b/>
+          <w:bCs/>
+        </w:rPr>
+        <w:t>Generate AI draft</w:t>
+      </w:r>
+      <w:r>
+        <w:t>. The AI reads in the background, usually one to five minutes. You can leave the page and come back; the draft will be there.</w:t>
+      </w:r>
+    </w:p>
+    <w:p>
+      <w:pPr>
+        <w:keepNext/>
+        <w:spacing w:before="80" w:after="40"/>
+        <w:jc w:val="center"/>
+      </w:pPr>
+      <w:r>
+        <w:rPr>
+          <w:noProof/>
+        </w:rPr>
+        <w:lastRenderedPageBreak/>
+        <w:drawing>
+          <wp:inline distT="0" distB="0" distL="0" distR="0" wp14:anchorId="6A381302" wp14:editId="043E301D">
+            <wp:extent cx="5334000" cy="1752600"/>
+            <wp:effectExtent l="0" t="0" r="0" b="0"/>
+            <wp:docPr id="11" name="doc_autofill_running.jpg" descr="The AI is reading the document." title="The AI is reading the document."/>
+            <wp:cNvGraphicFramePr>
+              <a:graphicFrameLocks xmlns:a="http://schemas.openxmlformats.org/drawingml/2006/main" noChangeAspect="1"/>
+            </wp:cNvGraphicFramePr>
+            <a:graphic xmlns:a="http://schemas.openxmlformats.org/drawingml/2006/main">
+              <a:graphicData uri="http://schemas.openxmlformats.org/drawingml/2006/picture">
+                <pic:pic xmlns:pic="http://schemas.openxmlformats.org/drawingml/2006/picture">
+                  <pic:nvPicPr>
+                    <pic:cNvPr id="0" name=""/>
+                    <pic:cNvPicPr>
+                      <a:picLocks noChangeAspect="1" noChangeArrowheads="1"/>
+                    </pic:cNvPicPr>
+                  </pic:nvPicPr>
+                  <pic:blipFill>
+                    <a:blip r:embed="rId17"/>
+                    <a:srcRect/>
+                    <a:stretch>
+                      <a:fillRect/>
+                    </a:stretch>
+                  </pic:blipFill>
+                  <pic:spPr bwMode="auto">
+                    <a:xfrm>
+                      <a:off x="0" y="0"/>
+                      <a:ext cx="5334000" cy="1752600"/>
+                    </a:xfrm>
+                    <a:prstGeom prst="rect">
+                      <a:avLst/>
+                    </a:prstGeom>
+                  </pic:spPr>
+                </pic:pic>
+              </a:graphicData>
+            </a:graphic>
+          </wp:inline>
+        </w:drawing>
+      </w:r>
+    </w:p>
+    <w:p>
+      <w:pPr>
+        <w:spacing w:after="180"/>
+        <w:jc w:val="center"/>
+      </w:pPr>
+      <w:r>
+        <w:rPr>
+          <w:b/>
+          <w:bCs/>
+          <w:color w:val="5B6670"/>
+          <w:sz w:val="17"/>
+          <w:szCs w:val="17"/>
+        </w:rPr>
+        <w:t xml:space="preserve">Figure 11. </w:t>
+      </w:r>
+      <w:r>
+        <w:rPr>
+          <w:i/>
+          <w:iCs/>
+          <w:color w:val="5B6670"/>
+          <w:sz w:val="17"/>
+          <w:szCs w:val="17"/>
+        </w:rPr>
+        <w:t>The AI is reading the document.</w:t>
+      </w:r>
+    </w:p>
+    <w:p>
+      <w:pPr>
+        <w:pStyle w:val="ListParagraph"/>
+        <w:numPr>
+          <w:ilvl w:val="0"/>
+          <w:numId w:val="8"/>
+        </w:numPr>
+        <w:spacing w:after="80" w:line="276" w:lineRule="auto"/>
+      </w:pPr>
+      <w:r>
+        <w:t>Read the draft. It has every section of the KoboToolbox form, A to L. The DOC ID, author, title, date and source come from the record and cannot be changed here; everything else you can edit.</w:t>
+      </w:r>
+    </w:p>
+    <w:p>
+      <w:pPr>
+        <w:keepNext/>
+        <w:spacing w:before="80" w:after="40"/>
+        <w:jc w:val="center"/>
+      </w:pPr>
+      <w:r>
+        <w:rPr>
+          <w:noProof/>
+        </w:rPr>
+        <w:drawing>
+          <wp:inline distT="0" distB="0" distL="0" distR="0" wp14:anchorId="60C869BA" wp14:editId="038CF052">
+            <wp:extent cx="5334000" cy="4581525"/>
+            <wp:effectExtent l="0" t="0" r="0" b="0"/>
+            <wp:docPr id="12" name="doc_autofill_review.jpg" descr="The review screen: the draft, ready to check and edit." title="The review screen: the draft, ready to check and edit."/>
+            <wp:cNvGraphicFramePr>
+              <a:graphicFrameLocks xmlns:a="http://schemas.openxmlformats.org/drawingml/2006/main" noChangeAspect="1"/>
+            </wp:cNvGraphicFramePr>
+            <a:graphic xmlns:a="http://schemas.openxmlformats.org/drawingml/2006/main">
+              <a:graphicData uri="http://schemas.openxmlformats.org/drawingml/2006/picture">
+                <pic:pic xmlns:pic="http://schemas.openxmlformats.org/drawingml/2006/picture">
+                  <pic:nvPicPr>
+                    <pic:cNvPr id="0" name=""/>
+                    <pic:cNvPicPr>
+                      <a:picLocks noChangeAspect="1" noChangeArrowheads="1"/>
+                    </pic:cNvPicPr>
+                  </pic:nvPicPr>
+                  <pic:blipFill>
+                    <a:blip r:embed="rId18"/>
+                    <a:srcRect/>
+                    <a:stretch>
+                      <a:fillRect/>
+                    </a:stretch>
+                  </pic:blipFill>
+                  <pic:spPr bwMode="auto">
+                    <a:xfrm>
+                      <a:off x="0" y="0"/>
+                      <a:ext cx="5334000" cy="4581525"/>
+                    </a:xfrm>
+                    <a:prstGeom prst="rect">
+                      <a:avLst/>
+                    </a:prstGeom>
+                  </pic:spPr>
+                </pic:pic>
+              </a:graphicData>
+            </a:graphic>
+          </wp:inline>
+        </w:drawing>
+      </w:r>
+    </w:p>
+    <w:p>
+      <w:pPr>
+        <w:spacing w:after="180"/>
+        <w:jc w:val="center"/>
+      </w:pPr>
+      <w:r>
+        <w:rPr>
+          <w:b/>
+          <w:bCs/>
+          <w:color w:val="5B6670"/>
+          <w:sz w:val="17"/>
+          <w:szCs w:val="17"/>
+        </w:rPr>
+        <w:t xml:space="preserve">Figure 12. </w:t>
+      </w:r>
+      <w:r>
+        <w:rPr>
+          <w:i/>
+          <w:iCs/>
+          <w:color w:val="5B6670"/>
+          <w:sz w:val="17"/>
+          <w:szCs w:val="17"/>
+        </w:rPr>
+        <w:t>The review screen: the draft, ready to check and edit.</w:t>
+      </w:r>
+    </w:p>
+    <w:p>
+      <w:pPr>
+        <w:pStyle w:val="ListParagraph"/>
+        <w:numPr>
+          <w:ilvl w:val="0"/>
+          <w:numId w:val="8"/>
+        </w:numPr>
+        <w:spacing w:after="80" w:line="276" w:lineRule="auto"/>
+      </w:pPr>
+      <w:r>
+        <w:t>Check the judgements, not just the facts: the strength ratings (Sections D and H), the hypothesis codes (Section K) and the locators. Open the source and confirm a few page or paragraph references.</w:t>
+      </w:r>
+    </w:p>
+    <w:p>
+      <w:pPr>
+        <w:keepNext/>
+        <w:spacing w:before="80" w:after="40"/>
+        <w:jc w:val="center"/>
+      </w:pPr>
+      <w:r>
+        <w:rPr>
+          <w:noProof/>
+        </w:rPr>
+        <w:lastRenderedPageBreak/>
+        <w:drawing>
+          <wp:inline distT="0" distB="0" distL="0" distR="0" wp14:anchorId="50EC34E8" wp14:editId="10B68E30">
+            <wp:extent cx="5334000" cy="3838575"/>
+            <wp:effectExtent l="0" t="0" r="0" b="0"/>
+            <wp:docPr id="13" name="doc_autofill_section_d.jpg" descr="Section D: ratings and locators, all editable." title="Section D: ratings and locators, all editable."/>
+            <wp:cNvGraphicFramePr>
+              <a:graphicFrameLocks xmlns:a="http://schemas.openxmlformats.org/drawingml/2006/main" noChangeAspect="1"/>
+            </wp:cNvGraphicFramePr>
+            <a:graphic xmlns:a="http://schemas.openxmlformats.org/drawingml/2006/main">
+              <a:graphicData uri="http://schemas.openxmlformats.org/drawingml/2006/picture">
+                <pic:pic xmlns:pic="http://schemas.openxmlformats.org/drawingml/2006/picture">
+                  <pic:nvPicPr>
+                    <pic:cNvPr id="0" name=""/>
+                    <pic:cNvPicPr>
+                      <a:picLocks noChangeAspect="1" noChangeArrowheads="1"/>
+                    </pic:cNvPicPr>
+                  </pic:nvPicPr>
+                  <pic:blipFill>
+                    <a:blip r:embed="rId19"/>
+                    <a:srcRect/>
+                    <a:stretch>
+                      <a:fillRect/>
+                    </a:stretch>
+                  </pic:blipFill>
+                  <pic:spPr bwMode="auto">
+                    <a:xfrm>
+                      <a:off x="0" y="0"/>
+                      <a:ext cx="5334000" cy="3838575"/>
+                    </a:xfrm>
+                    <a:prstGeom prst="rect">
+                      <a:avLst/>
+                    </a:prstGeom>
+                  </pic:spPr>
+                </pic:pic>
+              </a:graphicData>
+            </a:graphic>
+          </wp:inline>
+        </w:drawing>
+      </w:r>
+    </w:p>
+    <w:p>
+      <w:pPr>
+        <w:spacing w:after="180"/>
+        <w:jc w:val="center"/>
+      </w:pPr>
+      <w:r>
+        <w:rPr>
+          <w:b/>
+          <w:bCs/>
+          <w:color w:val="5B6670"/>
+          <w:sz w:val="17"/>
+          <w:szCs w:val="17"/>
+        </w:rPr>
+        <w:t xml:space="preserve">Figure 13. </w:t>
+      </w:r>
+      <w:r>
+        <w:rPr>
+          <w:i/>
+          <w:iCs/>
+          <w:color w:val="5B6670"/>
+          <w:sz w:val="17"/>
+          <w:szCs w:val="17"/>
+        </w:rPr>
+        <w:t>Section D: ratings and locators, all editable.</w:t>
+      </w:r>
+    </w:p>
+    <w:p>
+      <w:pPr>
+        <w:pStyle w:val="ListParagraph"/>
+        <w:numPr>
+          <w:ilvl w:val="0"/>
+          <w:numId w:val="8"/>
+        </w:numPr>
+        <w:spacing w:after="80" w:line="276" w:lineRule="auto"/>
+      </w:pPr>
+      <w:r>
+        <w:t>Check the numbers in Section J against the source. Add or remove metrics as needed.</w:t>
+      </w:r>
+    </w:p>
+    <w:p>
+      <w:pPr>
+        <w:keepNext/>
+        <w:spacing w:before="80" w:after="40"/>
+        <w:jc w:val="center"/>
+      </w:pPr>
+      <w:r>
+        <w:rPr>
+          <w:noProof/>
+        </w:rPr>
+        <w:drawing>
+          <wp:inline distT="0" distB="0" distL="0" distR="0" wp14:anchorId="46797C1D" wp14:editId="3D9B329C">
+            <wp:extent cx="5334000" cy="3838575"/>
+            <wp:effectExtent l="0" t="0" r="0" b="0"/>
+            <wp:docPr id="14" name="doc_autofill_section_j.jpg" descr="Section J: quantitative metrics." title="Section J: quantitative metrics."/>
+            <wp:cNvGraphicFramePr>
+              <a:graphicFrameLocks xmlns:a="http://schemas.openxmlformats.org/drawingml/2006/main" noChangeAspect="1"/>
+            </wp:cNvGraphicFramePr>
+            <a:graphic xmlns:a="http://schemas.openxmlformats.org/drawingml/2006/main">
+              <a:graphicData uri="http://schemas.openxmlformats.org/drawingml/2006/picture">
+                <pic:pic xmlns:pic="http://schemas.openxmlformats.org/drawingml/2006/picture">
+                  <pic:nvPicPr>
+                    <pic:cNvPr id="0" name=""/>
+                    <pic:cNvPicPr>
+                      <a:picLocks noChangeAspect="1" noChangeArrowheads="1"/>
+                    </pic:cNvPicPr>
+                  </pic:nvPicPr>
+                  <pic:blipFill>
+                    <a:blip r:embed="rId20"/>
+                    <a:srcRect/>
+                    <a:stretch>
+                      <a:fillRect/>
+                    </a:stretch>
+                  </pic:blipFill>
+                  <pic:spPr bwMode="auto">
+                    <a:xfrm>
+                      <a:off x="0" y="0"/>
+                      <a:ext cx="5334000" cy="3838575"/>
+                    </a:xfrm>
+                    <a:prstGeom prst="rect">
+                      <a:avLst/>
+                    </a:prstGeom>
+                  </pic:spPr>
+                </pic:pic>
+              </a:graphicData>
+            </a:graphic>
+          </wp:inline>
+        </w:drawing>
+      </w:r>
+    </w:p>
+    <w:p>
+      <w:pPr>
+        <w:spacing w:after="180"/>
+        <w:jc w:val="center"/>
+      </w:pPr>
+      <w:r>
+        <w:rPr>
+          <w:b/>
+          <w:bCs/>
+          <w:color w:val="5B6670"/>
+          <w:sz w:val="17"/>
+          <w:szCs w:val="17"/>
+        </w:rPr>
+        <w:t xml:space="preserve">Figure 14. </w:t>
+      </w:r>
+      <w:r>
+        <w:rPr>
+          <w:i/>
+          <w:iCs/>
+          <w:color w:val="5B6670"/>
+          <w:sz w:val="17"/>
+          <w:szCs w:val="17"/>
+        </w:rPr>
+        <w:t>Section J: quantitative metrics.</w:t>
+      </w:r>
+    </w:p>
+    <w:p>
+      <w:pPr>
+        <w:pStyle w:val="ListParagraph"/>
+        <w:numPr>
+          <w:ilvl w:val="0"/>
+          <w:numId w:val="8"/>
+        </w:numPr>
+        <w:spacing w:after="80" w:line="276" w:lineRule="auto"/>
+      </w:pPr>
+      <w:r>
+        <w:t xml:space="preserve">Select </w:t>
+      </w:r>
+      <w:r>
+        <w:rPr>
+          <w:b/>
+          <w:bCs/>
+        </w:rPr>
+        <w:t>Save changes</w:t>
+      </w:r>
+      <w:r>
+        <w:t xml:space="preserve"> to keep your edits and finish later. When you are satisfied, select </w:t>
+      </w:r>
+      <w:r>
+        <w:rPr>
+          <w:b/>
+          <w:bCs/>
+        </w:rPr>
+        <w:t>Submit to KoboToolbox</w:t>
+      </w:r>
+      <w:r>
+        <w:t xml:space="preserve"> and confirm. Your reviewed answers are sent as a completed record.</w:t>
+      </w:r>
+    </w:p>
+    <w:p>
+      <w:pPr>
+        <w:pStyle w:val="ListParagraph"/>
+        <w:numPr>
+          <w:ilvl w:val="0"/>
+          <w:numId w:val="8"/>
+        </w:numPr>
+        <w:spacing w:after="80" w:line="276" w:lineRule="auto"/>
+      </w:pPr>
+      <w:r>
+        <w:lastRenderedPageBreak/>
+        <w:t xml:space="preserve">The record appears at once under </w:t>
+      </w:r>
+      <w:r>
+        <w:rPr>
+          <w:b/>
+          <w:bCs/>
+        </w:rPr>
+        <w:t>Completed coding form (KoboToolbox)</w:t>
+      </w:r>
+      <w:r>
+        <w:t xml:space="preserve"> on the document page and in </w:t>
+      </w:r>
+      <w:r>
+        <w:rPr>
+          <w:b/>
+          <w:bCs/>
+        </w:rPr>
+        <w:t>Form PDFs</w:t>
+      </w:r>
+      <w:r>
+        <w:t>, found by its DOC ID. There is no separate sync to run for documents.</w:t>
+      </w:r>
+    </w:p>
+    <w:p>
+      <w:pPr>
+        <w:spacing w:after="80"/>
+      </w:pPr>
+    </w:p>
+    <w:tbl>
+      <w:tblPr>
+        <w:tblW w:w="9412" w:type="dxa"/>
+        <w:tblInd w:w="-25" w:type="dxa"/>
+        <w:tblBorders>
+          <w:top w:val="single" w:sz="2" w:space="0" w:color="FBF1E1"/>
+          <w:left w:val="single" w:sz="24" w:space="0" w:color="D9A441"/>
+          <w:bottom w:val="single" w:sz="2" w:space="0" w:color="FBF1E1"/>
+          <w:right w:val="single" w:sz="2" w:space="0" w:color="FBF1E1"/>
+          <w:insideH w:val="single" w:sz="4" w:space="0" w:color="FBF1E1"/>
+          <w:insideV w:val="single" w:sz="4" w:space="0" w:color="FBF1E1"/>
+        </w:tblBorders>
+        <w:tblCellMar>
+          <w:left w:w="10" w:type="dxa"/>
+          <w:right w:w="10" w:type="dxa"/>
+        </w:tblCellMar>
+        <w:tblLook w:val="04A0" w:firstRow="1" w:lastRow="0" w:firstColumn="1" w:lastColumn="0" w:noHBand="0" w:noVBand="1"/>
+      </w:tblPr>
+      <w:tblGrid>
+        <w:gridCol w:w="24"/>
+        <w:gridCol w:w="2603"/>
+        <w:gridCol w:w="4130"/>
+        <w:gridCol w:w="2630"/>
+        <w:gridCol w:w="25"/>
+      </w:tblGrid>
+      <w:tr>
+        <w:tblPrEx>
+          <w:tblCellMar>
+            <w:top w:w="0" w:type="dxa"/>
+            <w:bottom w:w="0" w:type="dxa"/>
+          </w:tblCellMar>
+        </w:tblPrEx>
+        <w:trPr>
+          <w:gridBefore w:val="1"/>
+          <w:wBefore w:w="25" w:type="dxa"/>
+          <w:cantSplit/>
+        </w:trPr>
+        <w:tc>
+          <w:tcPr>
+            <w:tcW w:w="9412" w:type="dxa"/>
+            <w:gridSpan w:val="4"/>
+            <w:shd w:val="clear" w:color="auto" w:fill="FBF1E1"/>
+            <w:tcMar>
+              <w:top w:w="100" w:type="dxa"/>
+              <w:left w:w="180" w:type="dxa"/>
+              <w:bottom w:w="100" w:type="dxa"/>
+              <w:right w:w="160" w:type="dxa"/>
+            </w:tcMar>
+          </w:tcPr>
+          <w:p>
+            <w:pPr>
+              <w:spacing w:after="40"/>
+            </w:pPr>
+            <w:r>
+              <w:rPr>
+                <w:b/>
+                <w:bCs/>
+                <w:sz w:val="20"/>
+                <w:szCs w:val="20"/>
+              </w:rPr>
+              <w:t>The draft is a starting point, not a finding</w:t>
+            </w:r>
+          </w:p>
+          <w:p>
+            <w:pPr>
+              <w:spacing w:after="40" w:line="264" w:lineRule="auto"/>
+            </w:pPr>
+            <w:r>
+              <w:rPr>
+                <w:sz w:val="19"/>
+                <w:szCs w:val="19"/>
+              </w:rPr>
+              <w:t>Sections D to K are this study's documentary analysis. The AI drafts them; you are responsible for them. Change any rating you disagree with. A draft where everything is rated as strongly supportive deserves a second look.</w:t>
+            </w:r>
+          </w:p>
+          <w:p>
+            <w:pPr>
+              <w:spacing w:after="40" w:line="264" w:lineRule="auto"/>
+            </w:pPr>
+            <w:r>
+              <w:rPr>
+                <w:sz w:val="19"/>
+                <w:szCs w:val="19"/>
+              </w:rPr>
+              <w:t xml:space="preserve">Nothing reaches KoboToolbox until you select </w:t>
+            </w:r>
+            <w:r>
+              <w:rPr>
+                <w:b/>
+                <w:bCs/>
+                <w:sz w:val="19"/>
+                <w:szCs w:val="19"/>
+              </w:rPr>
+              <w:t>Submit</w:t>
+            </w:r>
+            <w:r>
+              <w:rPr>
+                <w:sz w:val="19"/>
+                <w:szCs w:val="19"/>
+              </w:rPr>
+              <w:t>. Each draft and submission is recorded in the audit log, so the study can say exactly which records were AI-assisted.</w:t>
+            </w:r>
+          </w:p>
+          <w:p>
+            <w:pPr>
+              <w:spacing w:after="40" w:line="264" w:lineRule="auto"/>
+            </w:pPr>
+            <w:r>
+              <w:rPr>
+                <w:sz w:val="19"/>
+                <w:szCs w:val="19"/>
+              </w:rPr>
+              <w:t>Submit once. A second submission would create a duplicate record for the document, and the screen shows “Already submitted” to stop it.</w:t>
+            </w:r>
+          </w:p>
+        </w:tc>
+      </w:tr>
+      <w:tr>
+        <w:tblPrEx>
+          <w:tblBorders>
+            <w:top w:val="single" w:sz="4" w:space="0" w:color="D5DAE0"/>
+            <w:left w:val="single" w:sz="4" w:space="0" w:color="D5DAE0"/>
+            <w:bottom w:val="single" w:sz="4" w:space="0" w:color="D5DAE0"/>
+            <w:right w:val="single" w:sz="4" w:space="0" w:color="D5DAE0"/>
+            <w:insideH w:val="single" w:sz="4" w:space="0" w:color="D5DAE0"/>
+            <w:insideV w:val="single" w:sz="4" w:space="0" w:color="D5DAE0"/>
+          </w:tblBorders>
+          <w:tblCellMar>
+            <w:top w:w="0" w:type="dxa"/>
+            <w:bottom w:w="0" w:type="dxa"/>
+          </w:tblCellMar>
+        </w:tblPrEx>
+        <w:trPr>
+          <w:gridAfter w:val="1"/>
+          <w:wAfter w:w="25" w:type="dxa"/>
+          <w:tblHeader/>
+        </w:trPr>
+        <w:tc>
+          <w:tcPr>
+            <w:tcW w:w="2635" w:type="dxa"/>
+            <w:gridSpan w:val="2"/>
+            <w:shd w:val="clear" w:color="auto" w:fill="1B3350"/>
+            <w:tcMar>
+              <w:top w:w="70" w:type="dxa"/>
+              <w:left w:w="110" w:type="dxa"/>
+              <w:bottom w:w="70" w:type="dxa"/>
+              <w:right w:w="110" w:type="dxa"/>
+            </w:tcMar>
+          </w:tcPr>
+          <w:p>
+            <w:pPr>
+              <w:spacing w:after="40"/>
+            </w:pPr>
+            <w:r>
+              <w:rPr>
+                <w:b/>
+                <w:bCs/>
+                <w:color w:val="FFFFFF"/>
+                <w:sz w:val="19"/>
+                <w:szCs w:val="19"/>
+              </w:rPr>
+              <w:t>File type</w:t>
+            </w:r>
+          </w:p>
+        </w:tc>
+        <w:tc>
+          <w:tcPr>
+            <w:tcW w:w="4141" w:type="dxa"/>
+            <w:shd w:val="clear" w:color="auto" w:fill="1B3350"/>
+            <w:tcMar>
+              <w:top w:w="70" w:type="dxa"/>
+              <w:left w:w="110" w:type="dxa"/>
+              <w:bottom w:w="70" w:type="dxa"/>
+              <w:right w:w="110" w:type="dxa"/>
+            </w:tcMar>
+          </w:tcPr>
+          <w:p>
+            <w:pPr>
+              <w:spacing w:after="40"/>
+            </w:pPr>
+            <w:r>
+              <w:rPr>
+                <w:b/>
+                <w:bCs/>
+                <w:color w:val="FFFFFF"/>
+                <w:sz w:val="19"/>
+                <w:szCs w:val="19"/>
+              </w:rPr>
+              <w:t>Can the AI read it?</w:t>
+            </w:r>
+          </w:p>
+        </w:tc>
+        <w:tc>
+          <w:tcPr>
+            <w:tcW w:w="2636" w:type="dxa"/>
+            <w:shd w:val="clear" w:color="auto" w:fill="1B3350"/>
+            <w:tcMar>
+              <w:top w:w="70" w:type="dxa"/>
+              <w:left w:w="110" w:type="dxa"/>
+              <w:bottom w:w="70" w:type="dxa"/>
+              <w:right w:w="110" w:type="dxa"/>
+            </w:tcMar>
+          </w:tcPr>
+          <w:p>
+            <w:pPr>
+              <w:spacing w:after="40"/>
+            </w:pPr>
+            <w:r>
+              <w:rPr>
+                <w:b/>
+                <w:bCs/>
+                <w:color w:val="FFFFFF"/>
+                <w:sz w:val="19"/>
+                <w:szCs w:val="19"/>
+              </w:rPr>
+              <w:t>Locators</w:t>
+            </w:r>
+          </w:p>
+        </w:tc>
+      </w:tr>
+      <w:tr>
+        <w:tblPrEx>
+          <w:tblBorders>
+            <w:top w:val="single" w:sz="4" w:space="0" w:color="D5DAE0"/>
+            <w:left w:val="single" w:sz="4" w:space="0" w:color="D5DAE0"/>
+            <w:bottom w:val="single" w:sz="4" w:space="0" w:color="D5DAE0"/>
+            <w:right w:val="single" w:sz="4" w:space="0" w:color="D5DAE0"/>
+            <w:insideH w:val="single" w:sz="4" w:space="0" w:color="D5DAE0"/>
+            <w:insideV w:val="single" w:sz="4" w:space="0" w:color="D5DAE0"/>
+          </w:tblBorders>
+          <w:tblCellMar>
+            <w:top w:w="0" w:type="dxa"/>
+            <w:bottom w:w="0" w:type="dxa"/>
+          </w:tblCellMar>
+        </w:tblPrEx>
+        <w:trPr>
+          <w:gridAfter w:val="1"/>
+          <w:wAfter w:w="25" w:type="dxa"/>
+          <w:cantSplit/>
+        </w:trPr>
+        <w:tc>
+          <w:tcPr>
+            <w:tcW w:w="2635" w:type="dxa"/>
+            <w:gridSpan w:val="2"/>
+            <w:tcMar>
+              <w:top w:w="70" w:type="dxa"/>
+              <w:left w:w="110" w:type="dxa"/>
+              <w:bottom w:w="70" w:type="dxa"/>
+              <w:right w:w="110" w:type="dxa"/>
+            </w:tcMar>
+          </w:tcPr>
+          <w:p>
+            <w:pPr>
+              <w:spacing w:after="40"/>
+            </w:pPr>
+            <w:r>
+              <w:rPr>
+                <w:sz w:val="19"/>
+                <w:szCs w:val="19"/>
+              </w:rPr>
+              <w:t>PDF</w:t>
+            </w:r>
+          </w:p>
+        </w:tc>
+        <w:tc>
+          <w:tcPr>
+            <w:tcW w:w="4141" w:type="dxa"/>
+            <w:tcMar>
+              <w:top w:w="70" w:type="dxa"/>
+              <w:left w:w="110" w:type="dxa"/>
+              <w:bottom w:w="70" w:type="dxa"/>
+              <w:right w:w="110" w:type="dxa"/>
+            </w:tcMar>
+          </w:tcPr>
+          <w:p>
+            <w:pPr>
+              <w:spacing w:after="40"/>
+            </w:pPr>
+            <w:r>
+              <w:rPr>
+                <w:sz w:val="19"/>
+                <w:szCs w:val="19"/>
+              </w:rPr>
+              <w:t>Yes, up to 100 pages at a time (choose a page range for longer files).</w:t>
+            </w:r>
+          </w:p>
+        </w:tc>
+        <w:tc>
+          <w:tcPr>
+            <w:tcW w:w="2636" w:type="dxa"/>
+            <w:tcMar>
+              <w:top w:w="70" w:type="dxa"/>
+              <w:left w:w="110" w:type="dxa"/>
+              <w:bottom w:w="70" w:type="dxa"/>
+              <w:right w:w="110" w:type="dxa"/>
+            </w:tcMar>
+          </w:tcPr>
+          <w:p>
+            <w:pPr>
+              <w:spacing w:after="40"/>
+            </w:pPr>
+            <w:r>
+              <w:rPr>
+                <w:sz w:val="19"/>
+                <w:szCs w:val="19"/>
+              </w:rPr>
+              <w:t>Original page and paragraph numbers.</w:t>
+            </w:r>
+          </w:p>
+        </w:tc>
+      </w:tr>
+      <w:tr>
+        <w:tblPrEx>
+          <w:tblBorders>
+            <w:top w:val="single" w:sz="4" w:space="0" w:color="D5DAE0"/>
+            <w:left w:val="single" w:sz="4" w:space="0" w:color="D5DAE0"/>
+            <w:bottom w:val="single" w:sz="4" w:space="0" w:color="D5DAE0"/>
+            <w:right w:val="single" w:sz="4" w:space="0" w:color="D5DAE0"/>
+            <w:insideH w:val="single" w:sz="4" w:space="0" w:color="D5DAE0"/>
+            <w:insideV w:val="single" w:sz="4" w:space="0" w:color="D5DAE0"/>
+          </w:tblBorders>
+          <w:tblCellMar>
+            <w:top w:w="0" w:type="dxa"/>
+            <w:bottom w:w="0" w:type="dxa"/>
+          </w:tblCellMar>
+        </w:tblPrEx>
+        <w:trPr>
+          <w:gridAfter w:val="1"/>
+          <w:wAfter w:w="25" w:type="dxa"/>
+          <w:cantSplit/>
+        </w:trPr>
+        <w:tc>
+          <w:tcPr>
+            <w:tcW w:w="2635" w:type="dxa"/>
+            <w:gridSpan w:val="2"/>
+            <w:shd w:val="clear" w:color="auto" w:fill="F8FAFB"/>
+            <w:tcMar>
+              <w:top w:w="70" w:type="dxa"/>
+              <w:left w:w="110" w:type="dxa"/>
+              <w:bottom w:w="70" w:type="dxa"/>
+              <w:right w:w="110" w:type="dxa"/>
+            </w:tcMar>
+          </w:tcPr>
+          <w:p>
+            <w:pPr>
+              <w:spacing w:after="40"/>
+            </w:pPr>
+            <w:r>
+              <w:rPr>
+                <w:sz w:val="19"/>
+                <w:szCs w:val="19"/>
+              </w:rPr>
+              <w:t>JPG, PNG (scan or photo)</w:t>
+            </w:r>
+          </w:p>
+        </w:tc>
+        <w:tc>
+          <w:tcPr>
+            <w:tcW w:w="4141" w:type="dxa"/>
+            <w:shd w:val="clear" w:color="auto" w:fill="F8FAFB"/>
+            <w:tcMar>
+              <w:top w:w="70" w:type="dxa"/>
+              <w:left w:w="110" w:type="dxa"/>
+              <w:bottom w:w="70" w:type="dxa"/>
+              <w:right w:w="110" w:type="dxa"/>
+            </w:tcMar>
+          </w:tcPr>
+          <w:p>
+            <w:pPr>
+              <w:spacing w:after="40"/>
+            </w:pPr>
+            <w:r>
+              <w:rPr>
+                <w:sz w:val="19"/>
+                <w:szCs w:val="19"/>
+              </w:rPr>
+              <w:t>Yes. Very large photos are shrunk automatically.</w:t>
+            </w:r>
+          </w:p>
+        </w:tc>
+        <w:tc>
+          <w:tcPr>
+            <w:tcW w:w="2636" w:type="dxa"/>
+            <w:shd w:val="clear" w:color="auto" w:fill="F8FAFB"/>
+            <w:tcMar>
+              <w:top w:w="70" w:type="dxa"/>
+              <w:left w:w="110" w:type="dxa"/>
+              <w:bottom w:w="70" w:type="dxa"/>
+              <w:right w:w="110" w:type="dxa"/>
+            </w:tcMar>
+          </w:tcPr>
+          <w:p>
+            <w:pPr>
+              <w:spacing w:after="40"/>
+            </w:pPr>
+            <w:r>
+              <w:rPr>
+                <w:sz w:val="19"/>
+                <w:szCs w:val="19"/>
+              </w:rPr>
+              <w:t>Whatever the image shows.</w:t>
+            </w:r>
+          </w:p>
+        </w:tc>
+      </w:tr>
+      <w:tr>
+        <w:tblPrEx>
+          <w:tblBorders>
+            <w:top w:val="single" w:sz="4" w:space="0" w:color="D5DAE0"/>
+            <w:left w:val="single" w:sz="4" w:space="0" w:color="D5DAE0"/>
+            <w:bottom w:val="single" w:sz="4" w:space="0" w:color="D5DAE0"/>
+            <w:right w:val="single" w:sz="4" w:space="0" w:color="D5DAE0"/>
+            <w:insideH w:val="single" w:sz="4" w:space="0" w:color="D5DAE0"/>
+            <w:insideV w:val="single" w:sz="4" w:space="0" w:color="D5DAE0"/>
+          </w:tblBorders>
+          <w:tblCellMar>
+            <w:top w:w="0" w:type="dxa"/>
+            <w:bottom w:w="0" w:type="dxa"/>
+          </w:tblCellMar>
+        </w:tblPrEx>
+        <w:trPr>
+          <w:gridAfter w:val="1"/>
+          <w:wAfter w:w="25" w:type="dxa"/>
+          <w:cantSplit/>
+        </w:trPr>
+        <w:tc>
+          <w:tcPr>
+            <w:tcW w:w="2635" w:type="dxa"/>
+            <w:gridSpan w:val="2"/>
+            <w:tcMar>
+              <w:top w:w="70" w:type="dxa"/>
+              <w:left w:w="110" w:type="dxa"/>
+              <w:bottom w:w="70" w:type="dxa"/>
+              <w:right w:w="110" w:type="dxa"/>
+            </w:tcMar>
+          </w:tcPr>
+          <w:p>
+            <w:pPr>
+              <w:spacing w:after="40"/>
+            </w:pPr>
+            <w:r>
+              <w:rPr>
+                <w:sz w:val="19"/>
+                <w:szCs w:val="19"/>
+              </w:rPr>
+              <w:t>Word (.docx), Excel (.xlsx), text, CSV</w:t>
+            </w:r>
+          </w:p>
+        </w:tc>
+        <w:tc>
+          <w:tcPr>
+            <w:tcW w:w="4141" w:type="dxa"/>
+            <w:tcMar>
+              <w:top w:w="70" w:type="dxa"/>
+              <w:left w:w="110" w:type="dxa"/>
+              <w:bottom w:w="70" w:type="dxa"/>
+              <w:right w:w="110" w:type="dxa"/>
+            </w:tcMar>
+          </w:tcPr>
+          <w:p>
+            <w:pPr>
+              <w:spacing w:after="40"/>
+            </w:pPr>
+            <w:r>
+              <w:rPr>
+                <w:sz w:val="19"/>
+                <w:szCs w:val="19"/>
+              </w:rPr>
+              <w:t>Yes, as text.</w:t>
+            </w:r>
+          </w:p>
+        </w:tc>
+        <w:tc>
+          <w:tcPr>
+            <w:tcW w:w="2636" w:type="dxa"/>
+            <w:tcMar>
+              <w:top w:w="70" w:type="dxa"/>
+              <w:left w:w="110" w:type="dxa"/>
+              <w:bottom w:w="70" w:type="dxa"/>
+              <w:right w:w="110" w:type="dxa"/>
+            </w:tcMar>
+          </w:tcPr>
+          <w:p>
+            <w:pPr>
+              <w:spacing w:after="40"/>
+            </w:pPr>
+            <w:r>
+              <w:rPr>
+                <w:sz w:val="19"/>
+                <w:szCs w:val="19"/>
+              </w:rPr>
+              <w:t>No page numbers: headings, paragraph or section numbers, sheet names.</w:t>
+            </w:r>
+          </w:p>
+        </w:tc>
+      </w:tr>
+      <w:tr>
+        <w:tblPrEx>
+          <w:tblBorders>
+            <w:top w:val="single" w:sz="4" w:space="0" w:color="D5DAE0"/>
+            <w:left w:val="single" w:sz="4" w:space="0" w:color="D5DAE0"/>
+            <w:bottom w:val="single" w:sz="4" w:space="0" w:color="D5DAE0"/>
+            <w:right w:val="single" w:sz="4" w:space="0" w:color="D5DAE0"/>
+            <w:insideH w:val="single" w:sz="4" w:space="0" w:color="D5DAE0"/>
+            <w:insideV w:val="single" w:sz="4" w:space="0" w:color="D5DAE0"/>
+          </w:tblBorders>
+          <w:tblCellMar>
+            <w:top w:w="0" w:type="dxa"/>
+            <w:bottom w:w="0" w:type="dxa"/>
+          </w:tblCellMar>
+        </w:tblPrEx>
+        <w:trPr>
+          <w:gridAfter w:val="1"/>
+          <w:wAfter w:w="25" w:type="dxa"/>
+          <w:cantSplit/>
+        </w:trPr>
+        <w:tc>
+          <w:tcPr>
+            <w:tcW w:w="2635" w:type="dxa"/>
+            <w:gridSpan w:val="2"/>
+            <w:shd w:val="clear" w:color="auto" w:fill="F8FAFB"/>
+            <w:tcMar>
+              <w:top w:w="70" w:type="dxa"/>
+              <w:left w:w="110" w:type="dxa"/>
+              <w:bottom w:w="70" w:type="dxa"/>
+              <w:right w:w="110" w:type="dxa"/>
+            </w:tcMar>
+          </w:tcPr>
+          <w:p>
+            <w:pPr>
+              <w:spacing w:after="40"/>
+            </w:pPr>
+            <w:r>
+              <w:rPr>
+                <w:sz w:val="19"/>
+                <w:szCs w:val="19"/>
+              </w:rPr>
+              <w:t>Audio or video</w:t>
+            </w:r>
+          </w:p>
+        </w:tc>
+        <w:tc>
+          <w:tcPr>
+            <w:tcW w:w="4141" w:type="dxa"/>
+            <w:shd w:val="clear" w:color="auto" w:fill="F8FAFB"/>
+            <w:tcMar>
+              <w:top w:w="70" w:type="dxa"/>
+              <w:left w:w="110" w:type="dxa"/>
+              <w:bottom w:w="70" w:type="dxa"/>
+              <w:right w:w="110" w:type="dxa"/>
+            </w:tcMar>
+          </w:tcPr>
+          <w:p>
+            <w:pPr>
+              <w:spacing w:after="40"/>
+            </w:pPr>
+            <w:r>
+              <w:rPr>
+                <w:sz w:val="19"/>
+                <w:szCs w:val="19"/>
+              </w:rPr>
+              <w:t>No. Upload a transcript (PDF, Word or text) and keep the recording as the source reference.</w:t>
+            </w:r>
+          </w:p>
+        </w:tc>
+        <w:tc>
+          <w:tcPr>
+            <w:tcW w:w="2636" w:type="dxa"/>
+            <w:shd w:val="clear" w:color="auto" w:fill="F8FAFB"/>
+            <w:tcMar>
+              <w:top w:w="70" w:type="dxa"/>
+              <w:left w:w="110" w:type="dxa"/>
+              <w:bottom w:w="70" w:type="dxa"/>
+              <w:right w:w="110" w:type="dxa"/>
+            </w:tcMar>
+          </w:tcPr>
+          <w:p>
+            <w:pPr>
+              <w:spacing w:after="40"/>
+            </w:pPr>
+            <w:r>
+              <w:rPr>
+                <w:sz w:val="19"/>
+                <w:szCs w:val="19"/>
+              </w:rPr>
+              <w:t>-</w:t>
+            </w:r>
+          </w:p>
+        </w:tc>
+      </w:tr>
+      <w:tr>
+        <w:tblPrEx>
+          <w:tblBorders>
+            <w:top w:val="single" w:sz="4" w:space="0" w:color="D5DAE0"/>
+            <w:left w:val="single" w:sz="4" w:space="0" w:color="D5DAE0"/>
+            <w:bottom w:val="single" w:sz="4" w:space="0" w:color="D5DAE0"/>
+            <w:right w:val="single" w:sz="4" w:space="0" w:color="D5DAE0"/>
+            <w:insideH w:val="single" w:sz="4" w:space="0" w:color="D5DAE0"/>
+            <w:insideV w:val="single" w:sz="4" w:space="0" w:color="D5DAE0"/>
+          </w:tblBorders>
+          <w:tblCellMar>
+            <w:top w:w="0" w:type="dxa"/>
+            <w:bottom w:w="0" w:type="dxa"/>
+          </w:tblCellMar>
+        </w:tblPrEx>
+        <w:trPr>
+          <w:gridAfter w:val="1"/>
+          <w:wAfter w:w="25" w:type="dxa"/>
+          <w:cantSplit/>
+        </w:trPr>
+        <w:tc>
+          <w:tcPr>
+            <w:tcW w:w="2635" w:type="dxa"/>
+            <w:gridSpan w:val="2"/>
+            <w:tcMar>
+              <w:top w:w="70" w:type="dxa"/>
+              <w:left w:w="110" w:type="dxa"/>
+              <w:bottom w:w="70" w:type="dxa"/>
+              <w:right w:w="110" w:type="dxa"/>
+            </w:tcMar>
+          </w:tcPr>
+          <w:p>
+            <w:pPr>
+              <w:spacing w:after="40"/>
+            </w:pPr>
+            <w:r>
+              <w:rPr>
+                <w:sz w:val="19"/>
+                <w:szCs w:val="19"/>
+              </w:rPr>
+              <w:t>Old .doc or .xls</w:t>
+            </w:r>
+          </w:p>
+        </w:tc>
+        <w:tc>
+          <w:tcPr>
+            <w:tcW w:w="4141" w:type="dxa"/>
+            <w:tcMar>
+              <w:top w:w="70" w:type="dxa"/>
+              <w:left w:w="110" w:type="dxa"/>
+              <w:bottom w:w="70" w:type="dxa"/>
+              <w:right w:w="110" w:type="dxa"/>
+            </w:tcMar>
+          </w:tcPr>
+          <w:p>
+            <w:pPr>
+              <w:spacing w:after="40"/>
+            </w:pPr>
+            <w:r>
+              <w:rPr>
+                <w:sz w:val="19"/>
+                <w:szCs w:val="19"/>
+              </w:rPr>
+              <w:t>No. Save as a PDF or as .docx / .xlsx and upload that.</w:t>
+            </w:r>
+          </w:p>
+        </w:tc>
+        <w:tc>
+          <w:tcPr>
+            <w:tcW w:w="2636" w:type="dxa"/>
+            <w:tcMar>
+              <w:top w:w="70" w:type="dxa"/>
+              <w:left w:w="110" w:type="dxa"/>
+              <w:bottom w:w="70" w:type="dxa"/>
+              <w:right w:w="110" w:type="dxa"/>
+            </w:tcMar>
+          </w:tcPr>
+          <w:p>
+            <w:pPr>
+              <w:spacing w:after="40"/>
+            </w:pPr>
+            <w:r>
+              <w:rPr>
+                <w:sz w:val="19"/>
+                <w:szCs w:val="19"/>
+              </w:rPr>
+              <w:t>-</w:t>
+            </w:r>
+          </w:p>
+        </w:tc>
+      </w:tr>
+    </w:tbl>
+    <w:p>
+      <w:pPr>
+        <w:spacing w:after="120"/>
+      </w:pPr>
+    </w:p>
+    <w:p>
+      <w:pPr>
+        <w:pStyle w:val="Heading3"/>
+      </w:pPr>
+      <w:r>
+        <w:t>If Auto-fill shows a message</w:t>
+      </w:r>
+    </w:p>
+    <w:tbl>
+      <w:tblPr>
+        <w:tblW w:w="9412" w:type="dxa"/>
+        <w:tblBorders>
+          <w:top w:val="single" w:sz="4" w:space="0" w:color="D5DAE0"/>
+          <w:left w:val="single" w:sz="4" w:space="0" w:color="D5DAE0"/>
+          <w:bottom w:val="single" w:sz="4" w:space="0" w:color="D5DAE0"/>
+          <w:right w:val="single" w:sz="4" w:space="0" w:color="D5DAE0"/>
+          <w:insideH w:val="single" w:sz="4" w:space="0" w:color="D5DAE0"/>
+          <w:insideV w:val="single" w:sz="4" w:space="0" w:color="D5DAE0"/>
+        </w:tblBorders>
+        <w:tblCellMar>
+          <w:left w:w="10" w:type="dxa"/>
+          <w:right w:w="10" w:type="dxa"/>
+        </w:tblCellMar>
+        <w:tblLook w:val="04A0" w:firstRow="1" w:lastRow="0" w:firstColumn="1" w:lastColumn="0" w:noHBand="0" w:noVBand="1"/>
+      </w:tblPr>
+      <w:tblGrid>
+        <w:gridCol w:w="2824"/>
+        <w:gridCol w:w="3294"/>
+        <w:gridCol w:w="3294"/>
+      </w:tblGrid>
+      <w:tr>
+        <w:tblPrEx>
+          <w:tblCellMar>
+            <w:top w:w="0" w:type="dxa"/>
+            <w:bottom w:w="0" w:type="dxa"/>
+          </w:tblCellMar>
+        </w:tblPrEx>
+        <w:trPr>
+          <w:tblHeader/>
+        </w:trPr>
+        <w:tc>
+          <w:tcPr>
+            <w:tcW w:w="2824" w:type="dxa"/>
+            <w:shd w:val="clear" w:color="auto" w:fill="1B3350"/>
+            <w:tcMar>
+              <w:top w:w="70" w:type="dxa"/>
+              <w:left w:w="110" w:type="dxa"/>
+              <w:bottom w:w="70" w:type="dxa"/>
+              <w:right w:w="110" w:type="dxa"/>
+            </w:tcMar>
+          </w:tcPr>
+          <w:p>
+            <w:pPr>
+              <w:spacing w:after="40"/>
+            </w:pPr>
+            <w:r>
+              <w:rPr>
+                <w:b/>
+                <w:bCs/>
+                <w:color w:val="FFFFFF"/>
+                <w:sz w:val="19"/>
+                <w:szCs w:val="19"/>
+              </w:rPr>
+              <w:t>You see</w:t>
+            </w:r>
+          </w:p>
+        </w:tc>
+        <w:tc>
+          <w:tcPr>
+            <w:tcW w:w="3294" w:type="dxa"/>
+            <w:shd w:val="clear" w:color="auto" w:fill="1B3350"/>
+            <w:tcMar>
+              <w:top w:w="70" w:type="dxa"/>
+              <w:left w:w="110" w:type="dxa"/>
+              <w:bottom w:w="70" w:type="dxa"/>
+              <w:right w:w="110" w:type="dxa"/>
+            </w:tcMar>
+          </w:tcPr>
+          <w:p>
+            <w:pPr>
+              <w:spacing w:after="40"/>
+            </w:pPr>
+            <w:r>
+              <w:rPr>
+                <w:b/>
+                <w:bCs/>
+                <w:color w:val="FFFFFF"/>
+                <w:sz w:val="19"/>
+                <w:szCs w:val="19"/>
+              </w:rPr>
+              <w:t>What it means</w:t>
+            </w:r>
+          </w:p>
+        </w:tc>
+        <w:tc>
+          <w:tcPr>
+            <w:tcW w:w="3294" w:type="dxa"/>
+            <w:shd w:val="clear" w:color="auto" w:fill="1B3350"/>
+            <w:tcMar>
+              <w:top w:w="70" w:type="dxa"/>
+              <w:left w:w="110" w:type="dxa"/>
+              <w:bottom w:w="70" w:type="dxa"/>
+              <w:right w:w="110" w:type="dxa"/>
+            </w:tcMar>
+          </w:tcPr>
+          <w:p>
+            <w:pPr>
+              <w:spacing w:after="40"/>
+            </w:pPr>
+            <w:r>
+              <w:rPr>
+                <w:b/>
+                <w:bCs/>
+                <w:color w:val="FFFFFF"/>
+                <w:sz w:val="19"/>
+                <w:szCs w:val="19"/>
+              </w:rPr>
+              <w:t>What to do</w:t>
+            </w:r>
+          </w:p>
+        </w:tc>
+      </w:tr>
+      <w:tr>
+        <w:tblPrEx>
+          <w:tblCellMar>
+            <w:top w:w="0" w:type="dxa"/>
+            <w:bottom w:w="0" w:type="dxa"/>
+          </w:tblCellMar>
+        </w:tblPrEx>
+        <w:trPr>
+          <w:cantSplit/>
+        </w:trPr>
+        <w:tc>
+          <w:tcPr>
+            <w:tcW w:w="2824" w:type="dxa"/>
+            <w:tcMar>
+              <w:top w:w="70" w:type="dxa"/>
+              <w:left w:w="110" w:type="dxa"/>
+              <w:bottom w:w="70" w:type="dxa"/>
+              <w:right w:w="110" w:type="dxa"/>
+            </w:tcMar>
+          </w:tcPr>
+          <w:p>
+            <w:pPr>
+              <w:spacing w:after="40"/>
+            </w:pPr>
+            <w:r>
+              <w:rPr>
+                <w:sz w:val="19"/>
+                <w:szCs w:val="19"/>
+              </w:rPr>
+              <w:t>“Pages to read (required)”, or “This PDF has N pages…”</w:t>
+            </w:r>
+          </w:p>
+        </w:tc>
+        <w:tc>
+          <w:tcPr>
+            <w:tcW w:w="3294" w:type="dxa"/>
+            <w:tcMar>
+              <w:top w:w="70" w:type="dxa"/>
+              <w:left w:w="110" w:type="dxa"/>
+              <w:bottom w:w="70" w:type="dxa"/>
+              <w:right w:w="110" w:type="dxa"/>
+            </w:tcMar>
+          </w:tcPr>
+          <w:p>
+            <w:pPr>
+              <w:spacing w:after="40"/>
+            </w:pPr>
+            <w:r>
+              <w:rPr>
+                <w:sz w:val="19"/>
+                <w:szCs w:val="19"/>
+              </w:rPr>
+              <w:t>The PDF is longer than 100 pages.</w:t>
+            </w:r>
+          </w:p>
+        </w:tc>
+        <w:tc>
+          <w:tcPr>
+            <w:tcW w:w="3294" w:type="dxa"/>
+            <w:tcMar>
+              <w:top w:w="70" w:type="dxa"/>
+              <w:left w:w="110" w:type="dxa"/>
+              <w:bottom w:w="70" w:type="dxa"/>
+              <w:right w:w="110" w:type="dxa"/>
+            </w:tcMar>
+          </w:tcPr>
+          <w:p>
+            <w:pPr>
+              <w:spacing w:after="40"/>
+            </w:pPr>
+            <w:r>
+              <w:rPr>
+                <w:sz w:val="19"/>
+                <w:szCs w:val="19"/>
+              </w:rPr>
+              <w:t>Enter a page range of up to 100 pages.</w:t>
+            </w:r>
+          </w:p>
+        </w:tc>
+      </w:tr>
+      <w:tr>
+        <w:tblPrEx>
+          <w:tblCellMar>
+            <w:top w:w="0" w:type="dxa"/>
+            <w:bottom w:w="0" w:type="dxa"/>
+          </w:tblCellMar>
+        </w:tblPrEx>
+        <w:trPr>
+          <w:cantSplit/>
+        </w:trPr>
+        <w:tc>
+          <w:tcPr>
+            <w:tcW w:w="2824" w:type="dxa"/>
+            <w:shd w:val="clear" w:color="auto" w:fill="F8FAFB"/>
+            <w:tcMar>
+              <w:top w:w="70" w:type="dxa"/>
+              <w:left w:w="110" w:type="dxa"/>
+              <w:bottom w:w="70" w:type="dxa"/>
+              <w:right w:w="110" w:type="dxa"/>
+            </w:tcMar>
+          </w:tcPr>
+          <w:p>
+            <w:pPr>
+              <w:spacing w:after="40"/>
+            </w:pPr>
+            <w:r>
+              <w:rPr>
+                <w:sz w:val="19"/>
+                <w:szCs w:val="19"/>
+              </w:rPr>
+              <w:t>“The AI's answer was cut off…”</w:t>
+            </w:r>
+          </w:p>
+        </w:tc>
+        <w:tc>
+          <w:tcPr>
+            <w:tcW w:w="3294" w:type="dxa"/>
+            <w:shd w:val="clear" w:color="auto" w:fill="F8FAFB"/>
+            <w:tcMar>
+              <w:top w:w="70" w:type="dxa"/>
+              <w:left w:w="110" w:type="dxa"/>
+              <w:bottom w:w="70" w:type="dxa"/>
+              <w:right w:w="110" w:type="dxa"/>
+            </w:tcMar>
+          </w:tcPr>
+          <w:p>
+            <w:pPr>
+              <w:spacing w:after="40"/>
+            </w:pPr>
+            <w:r>
+              <w:rPr>
+                <w:sz w:val="19"/>
+                <w:szCs w:val="19"/>
+              </w:rPr>
+              <w:t>The range was too big to answer in one go.</w:t>
+            </w:r>
+          </w:p>
+        </w:tc>
+        <w:tc>
+          <w:tcPr>
+            <w:tcW w:w="3294" w:type="dxa"/>
+            <w:shd w:val="clear" w:color="auto" w:fill="F8FAFB"/>
+            <w:tcMar>
+              <w:top w:w="70" w:type="dxa"/>
+              <w:left w:w="110" w:type="dxa"/>
+              <w:bottom w:w="70" w:type="dxa"/>
+              <w:right w:w="110" w:type="dxa"/>
+            </w:tcMar>
+          </w:tcPr>
+          <w:p>
+            <w:pPr>
+              <w:spacing w:after="40"/>
+            </w:pPr>
+            <w:r>
+              <w:rPr>
+                <w:sz w:val="19"/>
+                <w:szCs w:val="19"/>
+              </w:rPr>
+              <w:t>Try a narrower range.</w:t>
+            </w:r>
+          </w:p>
+        </w:tc>
+      </w:tr>
+      <w:tr>
+        <w:tblPrEx>
+          <w:tblCellMar>
+            <w:top w:w="0" w:type="dxa"/>
+            <w:bottom w:w="0" w:type="dxa"/>
+          </w:tblCellMar>
+        </w:tblPrEx>
+        <w:trPr>
+          <w:cantSplit/>
+        </w:trPr>
+        <w:tc>
+          <w:tcPr>
+            <w:tcW w:w="2824" w:type="dxa"/>
+            <w:tcMar>
+              <w:top w:w="70" w:type="dxa"/>
+              <w:left w:w="110" w:type="dxa"/>
+              <w:bottom w:w="70" w:type="dxa"/>
+              <w:right w:w="110" w:type="dxa"/>
+            </w:tcMar>
+          </w:tcPr>
+          <w:p>
+            <w:pPr>
+              <w:spacing w:after="40"/>
+            </w:pPr>
+            <w:r>
+              <w:rPr>
+                <w:sz w:val="19"/>
+                <w:szCs w:val="19"/>
+              </w:rPr>
+              <w:t>“A draft is already being generated”</w:t>
+            </w:r>
+          </w:p>
+        </w:tc>
+        <w:tc>
+          <w:tcPr>
+            <w:tcW w:w="3294" w:type="dxa"/>
+            <w:tcMar>
+              <w:top w:w="70" w:type="dxa"/>
+              <w:left w:w="110" w:type="dxa"/>
+              <w:bottom w:w="70" w:type="dxa"/>
+              <w:right w:w="110" w:type="dxa"/>
+            </w:tcMar>
+          </w:tcPr>
+          <w:p>
+            <w:pPr>
+              <w:spacing w:after="40"/>
+            </w:pPr>
+            <w:r>
+              <w:rPr>
+                <w:sz w:val="19"/>
+                <w:szCs w:val="19"/>
+              </w:rPr>
+              <w:t>You or a colleague already started one.</w:t>
+            </w:r>
+          </w:p>
+        </w:tc>
+        <w:tc>
+          <w:tcPr>
+            <w:tcW w:w="3294" w:type="dxa"/>
+            <w:tcMar>
+              <w:top w:w="70" w:type="dxa"/>
+              <w:left w:w="110" w:type="dxa"/>
+              <w:bottom w:w="70" w:type="dxa"/>
+              <w:right w:w="110" w:type="dxa"/>
+            </w:tcMar>
+          </w:tcPr>
+          <w:p>
+            <w:pPr>
+              <w:spacing w:after="40"/>
+            </w:pPr>
+            <w:r>
+              <w:rPr>
+                <w:sz w:val="19"/>
+                <w:szCs w:val="19"/>
+              </w:rPr>
+              <w:t>Wait for it to finish (about five minutes).</w:t>
+            </w:r>
+          </w:p>
+        </w:tc>
+      </w:tr>
+      <w:tr>
+        <w:tblPrEx>
+          <w:tblCellMar>
+            <w:top w:w="0" w:type="dxa"/>
+            <w:bottom w:w="0" w:type="dxa"/>
+          </w:tblCellMar>
+        </w:tblPrEx>
+        <w:trPr>
+          <w:cantSplit/>
+        </w:trPr>
+        <w:tc>
+          <w:tcPr>
+            <w:tcW w:w="2824" w:type="dxa"/>
+            <w:shd w:val="clear" w:color="auto" w:fill="F8FAFB"/>
+            <w:tcMar>
+              <w:top w:w="70" w:type="dxa"/>
+              <w:left w:w="110" w:type="dxa"/>
+              <w:bottom w:w="70" w:type="dxa"/>
+              <w:right w:w="110" w:type="dxa"/>
+            </w:tcMar>
+          </w:tcPr>
+          <w:p>
+            <w:pPr>
+              <w:spacing w:after="40"/>
+            </w:pPr>
+            <w:r>
+              <w:rPr>
+                <w:sz w:val="19"/>
+                <w:szCs w:val="19"/>
+              </w:rPr>
+              <w:t>“The last attempt failed: …”</w:t>
+            </w:r>
+          </w:p>
+        </w:tc>
+        <w:tc>
+          <w:tcPr>
+            <w:tcW w:w="3294" w:type="dxa"/>
+            <w:shd w:val="clear" w:color="auto" w:fill="F8FAFB"/>
+            <w:tcMar>
+              <w:top w:w="70" w:type="dxa"/>
+              <w:left w:w="110" w:type="dxa"/>
+              <w:bottom w:w="70" w:type="dxa"/>
+              <w:right w:w="110" w:type="dxa"/>
+            </w:tcMar>
+          </w:tcPr>
+          <w:p>
+            <w:pPr>
+              <w:spacing w:after="40"/>
+            </w:pPr>
+            <w:r>
+              <w:rPr>
+                <w:sz w:val="19"/>
+                <w:szCs w:val="19"/>
+              </w:rPr>
+              <w:t>The AI request did not complete.</w:t>
+            </w:r>
+          </w:p>
+        </w:tc>
+        <w:tc>
+          <w:tcPr>
+            <w:tcW w:w="3294" w:type="dxa"/>
+            <w:shd w:val="clear" w:color="auto" w:fill="F8FAFB"/>
+            <w:tcMar>
+              <w:top w:w="70" w:type="dxa"/>
+              <w:left w:w="110" w:type="dxa"/>
+              <w:bottom w:w="70" w:type="dxa"/>
+              <w:right w:w="110" w:type="dxa"/>
+            </w:tcMar>
+          </w:tcPr>
+          <w:p>
+            <w:pPr>
+              <w:spacing w:after="40"/>
+            </w:pPr>
+            <w:r>
+              <w:rPr>
+                <w:sz w:val="19"/>
+                <w:szCs w:val="19"/>
+              </w:rPr>
+              <w:t>Select Generate AI draft</w:t>
+            </w:r>
+            <w:r>
+              <w:rPr>
+                <w:sz w:val="19"/>
+                <w:szCs w:val="19"/>
+              </w:rPr>
+              <w:t xml:space="preserve"> again. If it keeps failing, tell the administrator the message.</w:t>
+            </w:r>
+          </w:p>
+        </w:tc>
+      </w:tr>
+      <w:tr>
+        <w:tblPrEx>
+          <w:tblCellMar>
+            <w:top w:w="0" w:type="dxa"/>
+            <w:bottom w:w="0" w:type="dxa"/>
+          </w:tblCellMar>
+        </w:tblPrEx>
+        <w:trPr>
+          <w:cantSplit/>
+        </w:trPr>
+        <w:tc>
+          <w:tcPr>
+            <w:tcW w:w="2824" w:type="dxa"/>
+            <w:tcMar>
+              <w:top w:w="70" w:type="dxa"/>
+              <w:left w:w="110" w:type="dxa"/>
+              <w:bottom w:w="70" w:type="dxa"/>
+              <w:right w:w="110" w:type="dxa"/>
+            </w:tcMar>
+          </w:tcPr>
+          <w:p>
+            <w:pPr>
+              <w:spacing w:after="40"/>
+            </w:pPr>
+            <w:r>
+              <w:rPr>
+                <w:sz w:val="19"/>
+                <w:szCs w:val="19"/>
+              </w:rPr>
+              <w:t>No Auto-fill button</w:t>
+            </w:r>
+          </w:p>
+        </w:tc>
+        <w:tc>
+          <w:tcPr>
+            <w:tcW w:w="3294" w:type="dxa"/>
+            <w:tcMar>
+              <w:top w:w="70" w:type="dxa"/>
+              <w:left w:w="110" w:type="dxa"/>
+              <w:bottom w:w="70" w:type="dxa"/>
+              <w:right w:w="110" w:type="dxa"/>
+            </w:tcMar>
+          </w:tcPr>
+          <w:p>
+            <w:pPr>
+              <w:spacing w:after="40"/>
+            </w:pPr>
+            <w:r>
+              <w:rPr>
+                <w:sz w:val="19"/>
+                <w:szCs w:val="19"/>
+              </w:rPr>
+              <w:t>AI drafting has not been switched on, or there is no source file yet.</w:t>
+            </w:r>
+          </w:p>
+        </w:tc>
+        <w:tc>
+          <w:tcPr>
+            <w:tcW w:w="3294" w:type="dxa"/>
+            <w:tcMar>
+              <w:top w:w="70" w:type="dxa"/>
+              <w:left w:w="110" w:type="dxa"/>
+              <w:bottom w:w="70" w:type="dxa"/>
+              <w:right w:w="110" w:type="dxa"/>
+            </w:tcMar>
+          </w:tcPr>
+          <w:p>
+            <w:pPr>
+              <w:spacing w:after="40"/>
+            </w:pPr>
+            <w:r>
+              <w:rPr>
+                <w:sz w:val="19"/>
+                <w:szCs w:val="19"/>
+              </w:rPr>
+              <w:t>Attach the file; otherwise ask the administrator.</w:t>
+            </w:r>
+          </w:p>
+        </w:tc>
+      </w:tr>
+      <w:tr>
+        <w:tblPrEx>
+          <w:tblCellMar>
+            <w:top w:w="0" w:type="dxa"/>
+            <w:bottom w:w="0" w:type="dxa"/>
+          </w:tblCellMar>
+        </w:tblPrEx>
+        <w:trPr>
+          <w:cantSplit/>
+        </w:trPr>
+        <w:tc>
+          <w:tcPr>
+            <w:tcW w:w="2824" w:type="dxa"/>
+            <w:shd w:val="clear" w:color="auto" w:fill="F8FAFB"/>
+            <w:tcMar>
+              <w:top w:w="70" w:type="dxa"/>
+              <w:left w:w="110" w:type="dxa"/>
+              <w:bottom w:w="70" w:type="dxa"/>
+              <w:right w:w="110" w:type="dxa"/>
+            </w:tcMar>
+          </w:tcPr>
+          <w:p>
+            <w:pPr>
+              <w:spacing w:after="40"/>
+            </w:pPr>
+            <w:r>
+              <w:rPr>
+                <w:sz w:val="19"/>
+                <w:szCs w:val="19"/>
+              </w:rPr>
+              <w:t>Submit</w:t>
+            </w:r>
+            <w:r>
+              <w:rPr>
+                <w:sz w:val="19"/>
+                <w:szCs w:val="19"/>
+              </w:rPr>
+              <w:t xml:space="preserve"> is refused by KoboToolbox</w:t>
+            </w:r>
+          </w:p>
+        </w:tc>
+        <w:tc>
+          <w:tcPr>
+            <w:tcW w:w="3294" w:type="dxa"/>
+            <w:shd w:val="clear" w:color="auto" w:fill="F8FAFB"/>
+            <w:tcMar>
+              <w:top w:w="70" w:type="dxa"/>
+              <w:left w:w="110" w:type="dxa"/>
+              <w:bottom w:w="70" w:type="dxa"/>
+              <w:right w:w="110" w:type="dxa"/>
+            </w:tcMar>
+          </w:tcPr>
+          <w:p>
+            <w:pPr>
+              <w:spacing w:after="40"/>
+            </w:pPr>
+            <w:r>
+              <w:rPr>
+                <w:sz w:val="19"/>
+                <w:szCs w:val="19"/>
+              </w:rPr>
+              <w:t>KoboToolbox did not accept the record.</w:t>
+            </w:r>
+          </w:p>
+        </w:tc>
+        <w:tc>
+          <w:tcPr>
+            <w:tcW w:w="3294" w:type="dxa"/>
+            <w:shd w:val="clear" w:color="auto" w:fill="F8FAFB"/>
+            <w:tcMar>
+              <w:top w:w="70" w:type="dxa"/>
+              <w:left w:w="110" w:type="dxa"/>
+              <w:bottom w:w="70" w:type="dxa"/>
+              <w:right w:w="110" w:type="dxa"/>
+            </w:tcMar>
+          </w:tcPr>
+          <w:p>
+            <w:pPr>
+              <w:spacing w:after="40"/>
+            </w:pPr>
+            <w:r>
+              <w:rPr>
+                <w:sz w:val="19"/>
+                <w:szCs w:val="19"/>
+              </w:rPr>
+              <w:t>Tell the administrator; your draft is kept.</w:t>
+            </w:r>
+          </w:p>
+        </w:tc>
+      </w:tr>
+    </w:tbl>
+    <w:p>
+      <w:pPr>
+        <w:spacing w:after="120"/>
+      </w:pPr>
+    </w:p>
+    <w:tbl>
+      <w:tblPr>
+        <w:tblW w:w="9412" w:type="dxa"/>
+        <w:tblBorders>
+          <w:top w:val="single" w:sz="2" w:space="0" w:color="EAF2FA"/>
+          <w:left w:val="single" w:sz="24" w:space="0" w:color="2A6FB0"/>
+          <w:bottom w:val="single" w:sz="2" w:space="0" w:color="EAF2FA"/>
+          <w:right w:val="single" w:sz="2" w:space="0" w:color="EAF2FA"/>
+          <w:insideH w:val="single" w:sz="4" w:space="0" w:color="EAF2FA"/>
+          <w:insideV w:val="single" w:sz="4" w:space="0" w:color="EAF2FA"/>
+        </w:tblBorders>
+        <w:tblCellMar>
+          <w:left w:w="10" w:type="dxa"/>
+          <w:right w:w="10" w:type="dxa"/>
+        </w:tblCellMar>
+        <w:tblLook w:val="04A0" w:firstRow="1" w:lastRow="0" w:firstColumn="1" w:lastColumn="0" w:noHBand="0" w:noVBand="1"/>
+      </w:tblPr>
+      <w:tblGrid>
+        <w:gridCol w:w="9412"/>
+      </w:tblGrid>
+      <w:tr>
+        <w:tblPrEx>
+          <w:tblCellMar>
+            <w:top w:w="0" w:type="dxa"/>
+            <w:bottom w:w="0" w:type="dxa"/>
+          </w:tblCellMar>
+        </w:tblPrEx>
+        <w:trPr>
+          <w:cantSplit/>
+        </w:trPr>
+        <w:tc>
+          <w:tcPr>
+            <w:tcW w:w="9412" w:type="dxa"/>
+            <w:shd w:val="clear" w:color="auto" w:fill="EAF2FA"/>
+            <w:tcMar>
+              <w:top w:w="100" w:type="dxa"/>
+              <w:left w:w="180" w:type="dxa"/>
+              <w:bottom w:w="100" w:type="dxa"/>
+              <w:right w:w="160" w:type="dxa"/>
+            </w:tcMar>
+          </w:tcPr>
+          <w:p>
+            <w:pPr>
+              <w:spacing w:after="40"/>
+            </w:pPr>
+            <w:r>
+              <w:rPr>
+                <w:b/>
+                <w:bCs/>
+                <w:sz w:val="20"/>
+                <w:szCs w:val="20"/>
+              </w:rPr>
+              <w:t>Cost</w:t>
+            </w:r>
+          </w:p>
+          <w:p>
+            <w:pPr>
+              <w:spacing w:after="40" w:line="264" w:lineRule="auto"/>
+            </w:pPr>
+            <w:r>
+              <w:rPr>
+                <w:sz w:val="19"/>
+                <w:szCs w:val="19"/>
+              </w:rPr>
+              <w:t>Each draft is a paid request on the study's AI account. A short chapter costs little; a full 100 pages costs several times more. Choose the pages you need.</w:t>
+            </w:r>
+          </w:p>
+        </w:tc>
+      </w:tr>
+    </w:tbl>
+    <w:p>
+      <w:pPr>
+        <w:pStyle w:val="Heading2"/>
+      </w:pPr>
+      <w:bookmarkStart w:id="14" w:name="_Toc240713168"/>
+      <w:r>
+        <w:lastRenderedPageBreak/>
+        <w:t>4.7 Downloading or emailing completed forms (Form PDFs)</w:t>
+      </w:r>
+      <w:bookmarkEnd w:id="14"/>
+    </w:p>
+    <w:p>
+      <w:pPr>
+        <w:pStyle w:val="ListParagraph"/>
+        <w:numPr>
+          <w:ilvl w:val="0"/>
+          <w:numId w:val="9"/>
+        </w:numPr>
+        <w:spacing w:after="80" w:line="276" w:lineRule="auto"/>
+      </w:pPr>
+      <w:r>
+        <w:t xml:space="preserve">Select </w:t>
+      </w:r>
+      <w:r>
+        <w:rPr>
+          <w:b/>
+          <w:bCs/>
+        </w:rPr>
+        <w:t>Form PDFs</w:t>
+      </w:r>
+      <w:r>
+        <w:t>. You see the completed Document Analysis Tool forms from KoboToolbox, newest first.</w:t>
+      </w:r>
+    </w:p>
+    <w:p>
+      <w:pPr>
+        <w:pStyle w:val="ListParagraph"/>
+        <w:numPr>
+          <w:ilvl w:val="0"/>
+          <w:numId w:val="9"/>
+        </w:numPr>
+        <w:spacing w:after="80" w:line="276" w:lineRule="auto"/>
+      </w:pPr>
+      <w:r>
+        <w:t xml:space="preserve">Select </w:t>
+      </w:r>
+      <w:r>
+        <w:rPr>
+          <w:b/>
+          <w:bCs/>
+        </w:rPr>
+        <w:t>Download PDF</w:t>
+      </w:r>
+      <w:r>
+        <w:t xml:space="preserve"> to save a readable copy: sections, questions, the chosen answers as words (not codes) and repeated groups.</w:t>
+      </w:r>
+    </w:p>
+    <w:p>
+      <w:pPr>
+        <w:pStyle w:val="ListParagraph"/>
+        <w:numPr>
+          <w:ilvl w:val="0"/>
+          <w:numId w:val="9"/>
+        </w:numPr>
+        <w:spacing w:after="80" w:line="276" w:lineRule="auto"/>
+      </w:pPr>
+      <w:r>
+        <w:t xml:space="preserve">Select </w:t>
+      </w:r>
+      <w:r>
+        <w:rPr>
+          <w:b/>
+          <w:bCs/>
+        </w:rPr>
         <w:t>Email to me</w:t>
       </w:r>
       <w:r>
@@ -3821,11 +6742,11 @@
       <w:pPr>
         <w:pStyle w:val="Heading2"/>
       </w:pPr>
-      <w:bookmarkStart w:id="12" w:name="_Toc240455339"/>
-      <w:r>
-        <w:t>4.5 Judging authenticity</w:t>
-      </w:r>
-      <w:bookmarkEnd w:id="12"/>
+      <w:bookmarkStart w:id="15" w:name="_Toc240713169"/>
+      <w:r>
+        <w:t>4.8 Judging authenticity</w:t>
+      </w:r>
+      <w:bookmarkEnd w:id="15"/>
     </w:p>
     <w:p>
       <w:pPr>
@@ -3920,12 +6841,12 @@
         <w:pStyle w:val="Heading1"/>
         <w:pageBreakBefore/>
       </w:pPr>
-      <w:bookmarkStart w:id="13" w:name="_Toc240455340"/>
+      <w:bookmarkStart w:id="16" w:name="_Toc240713170"/>
       <w:r>
         <w:lastRenderedPageBreak/>
         <w:t>5. Rules you must follow</w:t>
       </w:r>
-      <w:bookmarkEnd w:id="13"/>
+      <w:bookmarkEnd w:id="16"/>
     </w:p>
     <w:p>
       <w:pPr>
@@ -4071,12 +6992,12 @@
         <w:pStyle w:val="Heading1"/>
         <w:pageBreakBefore/>
       </w:pPr>
-      <w:bookmarkStart w:id="14" w:name="_Toc240455341"/>
+      <w:bookmarkStart w:id="17" w:name="_Toc240713171"/>
       <w:r>
         <w:lastRenderedPageBreak/>
         <w:t>6. Troubleshooting</w:t>
       </w:r>
-      <w:bookmarkEnd w:id="14"/>
+      <w:bookmarkEnd w:id="17"/>
     </w:p>
     <w:tbl>
       <w:tblPr>
@@ -4350,7 +7271,7 @@
                 <w:sz w:val="19"/>
                 <w:szCs w:val="19"/>
               </w:rPr>
-              <w:t>Check the DOC ID in the KoboToolbox form.</w:t>
+              <w:t>Use Code this document or Auto-fill so the DOC ID is filled in for you.</w:t>
             </w:r>
           </w:p>
         </w:tc>
@@ -4384,7 +7305,7 @@
                 <w:sz w:val="19"/>
                 <w:szCs w:val="19"/>
               </w:rPr>
-              <w:t>"This screen isn't part of your role"</w:t>
+              <w:t>No Auto-fill button</w:t>
             </w:r>
           </w:p>
         </w:tc>
@@ -4407,7 +7328,7 @@
                 <w:sz w:val="19"/>
                 <w:szCs w:val="19"/>
               </w:rPr>
-              <w:t>The screen belongs to another role (often an old bookmark or shared link).</w:t>
+              <w:t>No source file yet, or AI drafting is not switched on.</w:t>
             </w:r>
           </w:p>
         </w:tc>
@@ -4430,7 +7351,7 @@
                 <w:sz w:val="19"/>
                 <w:szCs w:val="19"/>
               </w:rPr>
-              <w:t>Select Go to my start screen. If you need that screen, ask the PI about your role.</w:t>
+              <w:t>Attach the file; otherwise ask the administrator.</w:t>
             </w:r>
           </w:p>
         </w:tc>
@@ -4465,7 +7386,7 @@
                 <w:sz w:val="19"/>
                 <w:szCs w:val="19"/>
               </w:rPr>
-              <w:t>"Too many sign-in attempts from this network"</w:t>
+              <w:t>Auto-fill asks for Pages to read</w:t>
             </w:r>
           </w:p>
         </w:tc>
@@ -4489,7 +7410,7 @@
                 <w:sz w:val="19"/>
                 <w:szCs w:val="19"/>
               </w:rPr>
-              <w:t>Sign-in is rate-limited per network; an office shares one address.</w:t>
+              <w:t>The PDF has more than 100 pages.</w:t>
             </w:r>
           </w:p>
         </w:tc>
@@ -4513,7 +7434,7 @@
                 <w:sz w:val="19"/>
                 <w:szCs w:val="19"/>
               </w:rPr>
-              <w:t>Wait a minute and try again. A wrong password says so explicitly.</w:t>
+              <w:t>Enter a range of up to 100 pages, such as one chapter.</w:t>
             </w:r>
           </w:p>
         </w:tc>
@@ -4547,7 +7468,7 @@
                 <w:sz w:val="19"/>
                 <w:szCs w:val="19"/>
               </w:rPr>
-              <w:t>A register shows fewer rows than expected</w:t>
+              <w:t>Uploaded the wrong file</w:t>
             </w:r>
           </w:p>
         </w:tc>
@@ -4570,7 +7491,7 @@
                 <w:sz w:val="19"/>
                 <w:szCs w:val="19"/>
               </w:rPr>
-              <w:t>Registers show 20 rows per page; a Contact RA sees only assigned cases.</w:t>
+              <w:t>It happens.</w:t>
             </w:r>
           </w:p>
         </w:tc>
@@ -4593,7 +7514,7 @@
                 <w:sz w:val="19"/>
                 <w:szCs w:val="19"/>
               </w:rPr>
-              <w:t>Use Next, or search. Ask the Field Coordinator to assign the case.</w:t>
+              <w:t>Select Remove file beside the file name, then upload the right one.</w:t>
             </w:r>
           </w:p>
         </w:tc>
@@ -4628,7 +7549,7 @@
                 <w:sz w:val="19"/>
                 <w:szCs w:val="19"/>
               </w:rPr>
-              <w:t>A button is greyed out</w:t>
+              <w:t>"This screen isn't part of your role"</w:t>
             </w:r>
           </w:p>
         </w:tc>
@@ -4652,7 +7573,7 @@
                 <w:sz w:val="19"/>
                 <w:szCs w:val="19"/>
               </w:rPr>
-              <w:t>A required step is missing (a note, an authenticity decision, a selection).</w:t>
+              <w:t>The screen belongs to another role (often an old bookmark or shared link).</w:t>
             </w:r>
           </w:p>
         </w:tc>
@@ -4676,7 +7597,7 @@
                 <w:sz w:val="19"/>
                 <w:szCs w:val="19"/>
               </w:rPr>
-              <w:t>Read the message beside the button; complete the missing step first.</w:t>
+              <w:t>Select Go to my start screen. If you need that screen, ask the PI about your role.</w:t>
             </w:r>
           </w:p>
         </w:tc>
@@ -4710,7 +7631,7 @@
                 <w:sz w:val="19"/>
                 <w:szCs w:val="19"/>
               </w:rPr>
-              <w:t>"KoboToolbox couldn't be reached"</w:t>
+              <w:t>"Too many sign-in attempts from this network"</w:t>
             </w:r>
           </w:p>
         </w:tc>
@@ -4733,7 +7654,7 @@
                 <w:sz w:val="19"/>
                 <w:szCs w:val="19"/>
               </w:rPr>
-              <w:t>KoboToolbox is slow or the connection token has changed.</w:t>
+              <w:t>Sign-in is rate-limited per network; an office shares one address.</w:t>
             </w:r>
           </w:p>
         </w:tc>
@@ -4756,7 +7677,7 @@
                 <w:sz w:val="19"/>
                 <w:szCs w:val="19"/>
               </w:rPr>
-              <w:t>Try again in a few minutes. If it persists, tell the PI.</w:t>
+              <w:t>Wait a minute and try again. A wrong password says so explicitly.</w:t>
             </w:r>
           </w:p>
         </w:tc>
@@ -4791,7 +7712,7 @@
                 <w:sz w:val="19"/>
                 <w:szCs w:val="19"/>
               </w:rPr>
-              <w:t>A page keeps loading</w:t>
+              <w:t>A register shows fewer rows than expected</w:t>
             </w:r>
           </w:p>
         </w:tc>
@@ -4815,7 +7736,7 @@
                 <w:sz w:val="19"/>
                 <w:szCs w:val="19"/>
               </w:rPr>
-              <w:t>A slow or dropped connection.</w:t>
+              <w:t>Registers show 20 rows per page; a Contact RA sees only assigned cases.</w:t>
             </w:r>
           </w:p>
         </w:tc>
@@ -4839,7 +7760,333 @@
                 <w:sz w:val="19"/>
                 <w:szCs w:val="19"/>
               </w:rPr>
+              <w:t>Use Next, or search. Ask the Field Coordinator to assign the case.</w:t>
+            </w:r>
+          </w:p>
+        </w:tc>
+      </w:tr>
+      <w:tr>
+        <w:tblPrEx>
+          <w:tblCellMar>
+            <w:top w:w="0" w:type="dxa"/>
+            <w:bottom w:w="0" w:type="dxa"/>
+          </w:tblCellMar>
+        </w:tblPrEx>
+        <w:trPr>
+          <w:cantSplit/>
+        </w:trPr>
+        <w:tc>
+          <w:tcPr>
+            <w:tcW w:w="2635" w:type="dxa"/>
+            <w:tcMar>
+              <w:top w:w="70" w:type="dxa"/>
+              <w:left w:w="110" w:type="dxa"/>
+              <w:bottom w:w="70" w:type="dxa"/>
+              <w:right w:w="110" w:type="dxa"/>
+            </w:tcMar>
+          </w:tcPr>
+          <w:p>
+            <w:pPr>
+              <w:spacing w:after="40"/>
+            </w:pPr>
+            <w:r>
+              <w:rPr>
+                <w:sz w:val="19"/>
+                <w:szCs w:val="19"/>
+              </w:rPr>
+              <w:t>A button is greyed out</w:t>
+            </w:r>
+          </w:p>
+        </w:tc>
+        <w:tc>
+          <w:tcPr>
+            <w:tcW w:w="3200" w:type="dxa"/>
+            <w:tcMar>
+              <w:top w:w="70" w:type="dxa"/>
+              <w:left w:w="110" w:type="dxa"/>
+              <w:bottom w:w="70" w:type="dxa"/>
+              <w:right w:w="110" w:type="dxa"/>
+            </w:tcMar>
+          </w:tcPr>
+          <w:p>
+            <w:pPr>
+              <w:spacing w:after="40"/>
+            </w:pPr>
+            <w:r>
+              <w:rPr>
+                <w:sz w:val="19"/>
+                <w:szCs w:val="19"/>
+              </w:rPr>
+              <w:t>A required step is missing (a note, an authenticity decision, a selection).</w:t>
+            </w:r>
+          </w:p>
+        </w:tc>
+        <w:tc>
+          <w:tcPr>
+            <w:tcW w:w="3577" w:type="dxa"/>
+            <w:tcMar>
+              <w:top w:w="70" w:type="dxa"/>
+              <w:left w:w="110" w:type="dxa"/>
+              <w:bottom w:w="70" w:type="dxa"/>
+              <w:right w:w="110" w:type="dxa"/>
+            </w:tcMar>
+          </w:tcPr>
+          <w:p>
+            <w:pPr>
+              <w:spacing w:after="40"/>
+            </w:pPr>
+            <w:r>
+              <w:rPr>
+                <w:sz w:val="19"/>
+                <w:szCs w:val="19"/>
+              </w:rPr>
+              <w:t>Read the message beside the button; complete the missing step first.</w:t>
+            </w:r>
+          </w:p>
+        </w:tc>
+      </w:tr>
+      <w:tr>
+        <w:tblPrEx>
+          <w:tblCellMar>
+            <w:top w:w="0" w:type="dxa"/>
+            <w:bottom w:w="0" w:type="dxa"/>
+          </w:tblCellMar>
+        </w:tblPrEx>
+        <w:trPr>
+          <w:cantSplit/>
+        </w:trPr>
+        <w:tc>
+          <w:tcPr>
+            <w:tcW w:w="2635" w:type="dxa"/>
+            <w:shd w:val="clear" w:color="auto" w:fill="F8FAFB"/>
+            <w:tcMar>
+              <w:top w:w="70" w:type="dxa"/>
+              <w:left w:w="110" w:type="dxa"/>
+              <w:bottom w:w="70" w:type="dxa"/>
+              <w:right w:w="110" w:type="dxa"/>
+            </w:tcMar>
+          </w:tcPr>
+          <w:p>
+            <w:pPr>
+              <w:spacing w:after="40"/>
+            </w:pPr>
+            <w:r>
+              <w:rPr>
+                <w:sz w:val="19"/>
+                <w:szCs w:val="19"/>
+              </w:rPr>
+              <w:t>"KoboToolbox couldn't be reached"</w:t>
+            </w:r>
+          </w:p>
+        </w:tc>
+        <w:tc>
+          <w:tcPr>
+            <w:tcW w:w="3200" w:type="dxa"/>
+            <w:shd w:val="clear" w:color="auto" w:fill="F8FAFB"/>
+            <w:tcMar>
+              <w:top w:w="70" w:type="dxa"/>
+              <w:left w:w="110" w:type="dxa"/>
+              <w:bottom w:w="70" w:type="dxa"/>
+              <w:right w:w="110" w:type="dxa"/>
+            </w:tcMar>
+          </w:tcPr>
+          <w:p>
+            <w:pPr>
+              <w:spacing w:after="40"/>
+            </w:pPr>
+            <w:r>
+              <w:rPr>
+                <w:sz w:val="19"/>
+                <w:szCs w:val="19"/>
+              </w:rPr>
+              <w:t>KoboToolbox is slow or the connection token has changed.</w:t>
+            </w:r>
+          </w:p>
+        </w:tc>
+        <w:tc>
+          <w:tcPr>
+            <w:tcW w:w="3577" w:type="dxa"/>
+            <w:shd w:val="clear" w:color="auto" w:fill="F8FAFB"/>
+            <w:tcMar>
+              <w:top w:w="70" w:type="dxa"/>
+              <w:left w:w="110" w:type="dxa"/>
+              <w:bottom w:w="70" w:type="dxa"/>
+              <w:right w:w="110" w:type="dxa"/>
+            </w:tcMar>
+          </w:tcPr>
+          <w:p>
+            <w:pPr>
+              <w:spacing w:after="40"/>
+            </w:pPr>
+            <w:r>
+              <w:rPr>
+                <w:sz w:val="19"/>
+                <w:szCs w:val="19"/>
+              </w:rPr>
+              <w:t>Try again in a few minutes. If it persists, tell the PI.</w:t>
+            </w:r>
+          </w:p>
+        </w:tc>
+      </w:tr>
+      <w:tr>
+        <w:tblPrEx>
+          <w:tblCellMar>
+            <w:top w:w="0" w:type="dxa"/>
+            <w:bottom w:w="0" w:type="dxa"/>
+          </w:tblCellMar>
+        </w:tblPrEx>
+        <w:trPr>
+          <w:cantSplit/>
+        </w:trPr>
+        <w:tc>
+          <w:tcPr>
+            <w:tcW w:w="2635" w:type="dxa"/>
+            <w:tcMar>
+              <w:top w:w="70" w:type="dxa"/>
+              <w:left w:w="110" w:type="dxa"/>
+              <w:bottom w:w="70" w:type="dxa"/>
+              <w:right w:w="110" w:type="dxa"/>
+            </w:tcMar>
+          </w:tcPr>
+          <w:p>
+            <w:pPr>
+              <w:spacing w:after="40"/>
+            </w:pPr>
+            <w:r>
+              <w:rPr>
+                <w:sz w:val="19"/>
+                <w:szCs w:val="19"/>
+              </w:rPr>
+              <w:t>A page keeps loading</w:t>
+            </w:r>
+          </w:p>
+        </w:tc>
+        <w:tc>
+          <w:tcPr>
+            <w:tcW w:w="3200" w:type="dxa"/>
+            <w:tcMar>
+              <w:top w:w="70" w:type="dxa"/>
+              <w:left w:w="110" w:type="dxa"/>
+              <w:bottom w:w="70" w:type="dxa"/>
+              <w:right w:w="110" w:type="dxa"/>
+            </w:tcMar>
+          </w:tcPr>
+          <w:p>
+            <w:pPr>
+              <w:spacing w:after="40"/>
+            </w:pPr>
+            <w:r>
+              <w:rPr>
+                <w:sz w:val="19"/>
+                <w:szCs w:val="19"/>
+              </w:rPr>
+              <w:t>A slow or dropped connection.</w:t>
+            </w:r>
+          </w:p>
+        </w:tc>
+        <w:tc>
+          <w:tcPr>
+            <w:tcW w:w="3577" w:type="dxa"/>
+            <w:tcMar>
+              <w:top w:w="70" w:type="dxa"/>
+              <w:left w:w="110" w:type="dxa"/>
+              <w:bottom w:w="70" w:type="dxa"/>
+              <w:right w:w="110" w:type="dxa"/>
+            </w:tcMar>
+          </w:tcPr>
+          <w:p>
+            <w:pPr>
+              <w:spacing w:after="40"/>
+            </w:pPr>
+            <w:r>
+              <w:rPr>
+                <w:sz w:val="19"/>
+                <w:szCs w:val="19"/>
+              </w:rPr>
               <w:t>Refresh the page. Your saved work is not lost; unsaved typing may be.</w:t>
+            </w:r>
+          </w:p>
+        </w:tc>
+      </w:tr>
+      <w:tr>
+        <w:tblPrEx>
+          <w:tblCellMar>
+            <w:top w:w="0" w:type="dxa"/>
+            <w:bottom w:w="0" w:type="dxa"/>
+          </w:tblCellMar>
+        </w:tblPrEx>
+        <w:trPr>
+          <w:cantSplit/>
+        </w:trPr>
+        <w:tc>
+          <w:tcPr>
+            <w:tcW w:w="2635" w:type="dxa"/>
+            <w:shd w:val="clear" w:color="auto" w:fill="F8FAFB"/>
+            <w:tcMar>
+              <w:top w:w="70" w:type="dxa"/>
+              <w:left w:w="110" w:type="dxa"/>
+              <w:bottom w:w="70" w:type="dxa"/>
+              <w:right w:w="110" w:type="dxa"/>
+            </w:tcMar>
+          </w:tcPr>
+          <w:p>
+            <w:pPr>
+              <w:spacing w:after="40"/>
+            </w:pPr>
+            <w:r>
+              <w:rPr>
+                <w:sz w:val="19"/>
+                <w:szCs w:val="19"/>
+              </w:rPr>
+              <w:t>A file upload seems stuck</w:t>
+            </w:r>
+          </w:p>
+        </w:tc>
+        <w:tc>
+          <w:tcPr>
+            <w:tcW w:w="3200" w:type="dxa"/>
+            <w:shd w:val="clear" w:color="auto" w:fill="F8FAFB"/>
+            <w:tcMar>
+              <w:top w:w="70" w:type="dxa"/>
+              <w:left w:w="110" w:type="dxa"/>
+              <w:bottom w:w="70" w:type="dxa"/>
+              <w:right w:w="110" w:type="dxa"/>
+            </w:tcMar>
+          </w:tcPr>
+          <w:p>
+            <w:pPr>
+              <w:spacing w:after="40"/>
+            </w:pPr>
+            <w:r>
+              <w:rPr>
+                <w:sz w:val="19"/>
+                <w:szCs w:val="19"/>
+              </w:rPr>
+              <w:t>A large file on a slow connection takes time; the bar shows how much has been sent.</w:t>
+            </w:r>
+          </w:p>
+        </w:tc>
+        <w:tc>
+          <w:tcPr>
+            <w:tcW w:w="3577" w:type="dxa"/>
+            <w:shd w:val="clear" w:color="auto" w:fill="F8FAFB"/>
+            <w:tcMar>
+              <w:top w:w="70" w:type="dxa"/>
+              <w:left w:w="110" w:type="dxa"/>
+              <w:bottom w:w="70" w:type="dxa"/>
+              <w:right w:w="110" w:type="dxa"/>
+            </w:tcMar>
+          </w:tcPr>
+          <w:p>
+            <w:pPr>
+              <w:spacing w:after="40"/>
+            </w:pPr>
+            <w:r>
+              <w:rPr>
+                <w:sz w:val="19"/>
+                <w:szCs w:val="19"/>
+              </w:rPr>
+              <w:t>Wait for Saving… and the file name. If it fails, try again or upload a smaller version.</w:t>
             </w:r>
           </w:p>
         </w:tc>
@@ -4855,12 +8102,12 @@
         <w:pStyle w:val="Heading1"/>
         <w:pageBreakBefore/>
       </w:pPr>
-      <w:bookmarkStart w:id="15" w:name="_Toc240455342"/>
+      <w:bookmarkStart w:id="18" w:name="_Toc240713172"/>
       <w:r>
         <w:lastRenderedPageBreak/>
         <w:t>7. Quick reference</w:t>
       </w:r>
-      <w:bookmarkEnd w:id="15"/>
+      <w:bookmarkEnd w:id="18"/>
     </w:p>
     <w:tbl>
       <w:tblPr>
@@ -5178,7 +8425,7 @@
                 <w:sz w:val="19"/>
                 <w:szCs w:val="19"/>
               </w:rPr>
-              <w:t>Create → assess authenticity → include/exclude → memo → code</w:t>
+              <w:t>Create → attach source → assess authenticity → include/exclude → memo → code (by hand or Auto-fill)</w:t>
             </w:r>
           </w:p>
         </w:tc>
@@ -5215,6 +8462,66 @@
                 <w:sz w:val="19"/>
                 <w:szCs w:val="19"/>
               </w:rPr>
+              <w:t>Auto-fill</w:t>
+            </w:r>
+          </w:p>
+        </w:tc>
+        <w:tc>
+          <w:tcPr>
+            <w:tcW w:w="6588" w:type="dxa"/>
+            <w:tcMar>
+              <w:top w:w="70" w:type="dxa"/>
+              <w:left w:w="110" w:type="dxa"/>
+              <w:bottom w:w="70" w:type="dxa"/>
+              <w:right w:w="110" w:type="dxa"/>
+            </w:tcMar>
+          </w:tcPr>
+          <w:p>
+            <w:pPr>
+              <w:spacing w:after="40"/>
+            </w:pPr>
+            <w:r>
+              <w:rPr>
+                <w:sz w:val="19"/>
+                <w:szCs w:val="19"/>
+              </w:rPr>
+              <w:t>AI drafts; you review every field; only Submit sends it</w:t>
+            </w:r>
+          </w:p>
+        </w:tc>
+      </w:tr>
+      <w:tr>
+        <w:tblPrEx>
+          <w:tblCellMar>
+            <w:top w:w="0" w:type="dxa"/>
+            <w:bottom w:w="0" w:type="dxa"/>
+          </w:tblCellMar>
+        </w:tblPrEx>
+        <w:trPr>
+          <w:cantSplit/>
+        </w:trPr>
+        <w:tc>
+          <w:tcPr>
+            <w:tcW w:w="2824" w:type="dxa"/>
+            <w:shd w:val="clear" w:color="auto" w:fill="F1F4F7"/>
+            <w:tcMar>
+              <w:top w:w="70" w:type="dxa"/>
+              <w:left w:w="110" w:type="dxa"/>
+              <w:bottom w:w="70" w:type="dxa"/>
+              <w:right w:w="110" w:type="dxa"/>
+            </w:tcMar>
+          </w:tcPr>
+          <w:p>
+            <w:pPr>
+              <w:spacing w:after="40"/>
+            </w:pPr>
+            <w:r>
+              <w:rPr>
+                <w:b/>
+                <w:bCs/>
+                <w:sz w:val="19"/>
+                <w:szCs w:val="19"/>
+              </w:rPr>
               <w:t>Help</w:t>
             </w:r>
           </w:p>
@@ -5250,10 +8557,10 @@
       </w:pPr>
     </w:p>
     <w:sectPr>
-      <w:headerReference w:type="default" r:id="rId14"/>
-      <w:footerReference w:type="default" r:id="rId15"/>
-      <w:headerReference w:type="first" r:id="rId16"/>
-      <w:footerReference w:type="first" r:id="rId17"/>
+      <w:headerReference w:type="default" r:id="rId21"/>
+      <w:footerReference w:type="default" r:id="rId22"/>
+      <w:headerReference w:type="first" r:id="rId23"/>
+      <w:footerReference w:type="first" r:id="rId24"/>
       <w:pgSz w:w="11906" w:h="16838"/>
       <w:pgMar w:top="1300" w:right="1247" w:bottom="1200" w:left="1247" w:header="708" w:footer="708" w:gutter="0"/>
       <w:cols w:space="720"/>
@@ -5297,7 +8604,7 @@
         <w:sz w:val="16"/>
         <w:szCs w:val="16"/>
       </w:rPr>
-      <w:t>Version 1.0 · 15 September 2026</w:t>
+      <w:t>Version 1.1 · 19 September 2026</w:t>
     </w:r>
     <w:r>
       <w:rPr>
@@ -5470,96 +8777,69 @@
 <file path=word/numbering.xml><?xml version="1.0" encoding="utf-8"?>
 <w:numbering xmlns:wpc="http://schemas.microsoft.com/office/word/2010/wordprocessingCanvas" xmlns:cx="http://schemas.microsoft.com/office/drawing/2014/chartex" xmlns:cx1="http://schemas.microsoft.com/office/drawing/2015/9/8/chartex" xmlns:cx2="http://schemas.microsoft.com/office/drawing/2015/10/21/chartex" xmlns:cx3="http://schemas.microsoft.com/office/drawing/2016/5/9/chartex" xmlns:cx4="http://schemas.microsoft.com/office/drawing/2016/5/10/chartex" xmlns:cx5="http://schemas.microsoft.com/office/drawing/2016/5/11/chartex" xmlns:cx6="http://schemas.microsoft.com/office/drawing/2016/5/12/chartex" xmlns:cx7="http://schemas.microsoft.com/office/drawing/2016/5/13/chartex" xmlns:cx8="http://schemas.microsoft.com/office/drawing/2016/5/14/chartex" xmlns:mc="http://schemas.openxmlformats.org/markup-compatibility/2006" xmlns:aink="http://schemas.microsoft.com/office/drawing/2016/ink" xmlns:am3d="http://schemas.microsoft.com/office/drawing/2017/model3d" xmlns:o="urn:schemas-microsoft-com:office:office" xmlns:oel="http://schemas.microsoft.com/office/2019/extlst" xmlns:r="http://schemas.openxmlformats.org/officeDocument/2006/relationships" xmlns:m="http://schemas.openxmlformats.org/officeDocument/2006/math" xmlns:v="urn:schemas-microsoft-com:vml" xmlns:wp14="http://schemas.microsoft.com/office/word/2010/wordprocessingDrawing" xmlns:wp="http://schemas.openxmlformats.org/drawingml/2006/wordprocessingDrawing" xmlns:w10="urn:schemas-microsoft-com:office:word" xmlns:w="http://schemas.openxmlformats.org/wordprocessingml/2006/main" xmlns:w14="http://schemas.microsoft.com/office/word/2010/wordml" xmlns:w15="http://schemas.microsoft.com/office/word/2012/wordml" xmlns:w16cex="http://schemas.microsoft.com/office/word/2018/wordml/cex" xmlns:w16cid="http://schemas.microsoft.com/office/word/2016/wordml/cid" xmlns:w16="http://schemas.microsoft.com/office/word/2018/wordml" xmlns:w16sdtdh="http://schemas.microsoft.com/office/word/2020/wordml/sdtdatahash" xmlns:w16se="http://schemas.microsoft.com/office/word/2015/wordml/symex" xmlns:wpg="http://schemas.microsoft.com/office/word/2010/wordprocessingGroup" xmlns:wpi="http://schemas.microsoft.com/office/word/2010/wordprocessingInk" xmlns:wne="http://schemas.microsoft.com/office/word/2006/wordml" xmlns:wps="http://schemas.microsoft.com/office/word/2010/wordprocessingShape" mc:Ignorable="w14 w15 w16se w16cid w16 w16cex w16sdtdh wp14">
   <w:abstractNum w:abstractNumId="0" w15:restartNumberingAfterBreak="0">
-    <w:nsid w:val="06AA6A9F"/>
+    <w:nsid w:val="1CE36DFF"/>
     <w:multiLevelType w:val="hybridMultilevel"/>
-    <w:tmpl w:val="618818E2"/>
-    <w:lvl w:ilvl="0" w:tplc="DBE0D128">
+    <w:tmpl w:val="459283AC"/>
+    <w:lvl w:ilvl="0" w:tplc="C6428B64">
       <w:start w:val="1"/>
-      <w:numFmt w:val="bullet"/>
-      <w:lvlText w:val="●"/>
+      <w:numFmt w:val="decimal"/>
+      <w:lvlText w:val="%1."/>
       <w:lvlJc w:val="left"/>
       <w:pPr>
-        <w:ind w:left="720" w:hanging="360"/>
-      </w:pPr>
+        <w:ind w:left="460" w:hanging="360"/>
+      </w:pPr>
+      <w:rPr>
+        <w:b/>
+        <w:bCs/>
+        <w:color w:val="A67C27"/>
+      </w:rPr>
     </w:lvl>
-    <w:lvl w:ilvl="1" w:tplc="8B9C5CB6">
-      <w:start w:val="1"/>
-      <w:numFmt w:val="bullet"/>
-      <w:lvlText w:val="○"/>
+    <w:lvl w:ilvl="1" w:tplc="22D6B782">
+      <w:numFmt w:val="decimal"/>
+      <w:lvlText w:val=""/>
       <w:lvlJc w:val="left"/>
-      <w:pPr>
-        <w:ind w:left="1440" w:hanging="360"/>
-      </w:pPr>
     </w:lvl>
-    <w:lvl w:ilvl="2" w:tplc="0630978C">
-      <w:start w:val="1"/>
-      <w:numFmt w:val="bullet"/>
-      <w:lvlText w:val="■"/>
+    <w:lvl w:ilvl="2" w:tplc="756415F2">
+      <w:numFmt w:val="decimal"/>
+      <w:lvlText w:val=""/>
       <w:lvlJc w:val="left"/>
-      <w:pPr>
-        <w:ind w:left="2160" w:hanging="360"/>
-      </w:pPr>
     </w:lvl>
-    <w:lvl w:ilvl="3" w:tplc="50FAD81C">
-      <w:start w:val="1"/>
-      <w:numFmt w:val="bullet"/>
-      <w:lvlText w:val="●"/>
+    <w:lvl w:ilvl="3" w:tplc="68C2754E">
+      <w:numFmt w:val="decimal"/>
+      <w:lvlText w:val=""/>
       <w:lvlJc w:val="left"/>
-      <w:pPr>
-        <w:ind w:left="2880" w:hanging="360"/>
-      </w:pPr>
     </w:lvl>
-    <w:lvl w:ilvl="4" w:tplc="5EBCB2EC">
-      <w:start w:val="1"/>
-      <w:numFmt w:val="bullet"/>
-      <w:lvlText w:val="○"/>
+    <w:lvl w:ilvl="4" w:tplc="A81235C8">
+      <w:numFmt w:val="decimal"/>
+      <w:lvlText w:val=""/>
       <w:lvlJc w:val="left"/>
-      <w:pPr>
-        <w:ind w:left="3600" w:hanging="360"/>
-      </w:pPr>
     </w:lvl>
-    <w:lvl w:ilvl="5" w:tplc="7EAAA0F8">
-      <w:start w:val="1"/>
-      <w:numFmt w:val="bullet"/>
-      <w:lvlText w:val="■"/>
+    <w:lvl w:ilvl="5" w:tplc="97E4A770">
+      <w:numFmt w:val="decimal"/>
+      <w:lvlText w:val=""/>
       <w:lvlJc w:val="left"/>
-      <w:pPr>
-        <w:ind w:left="4320" w:hanging="360"/>
-      </w:pPr>
     </w:lvl>
-    <w:lvl w:ilvl="6" w:tplc="C9C080A8">
-      <w:start w:val="1"/>
-      <w:numFmt w:val="bullet"/>
-      <w:lvlText w:val="●"/>
+    <w:lvl w:ilvl="6" w:tplc="0096E942">
+      <w:numFmt w:val="decimal"/>
+      <w:lvlText w:val=""/>
       <w:lvlJc w:val="left"/>
-      <w:pPr>
-        <w:ind w:left="5040" w:hanging="360"/>
-      </w:pPr>
     </w:lvl>
-    <w:lvl w:ilvl="7" w:tplc="25A23F3A">
-      <w:start w:val="1"/>
-      <w:numFmt w:val="bullet"/>
-      <w:lvlText w:val="●"/>
+    <w:lvl w:ilvl="7" w:tplc="3E0EF0FC">
+      <w:numFmt w:val="decimal"/>
+      <w:lvlText w:val=""/>
       <w:lvlJc w:val="left"/>
-      <w:pPr>
-        <w:ind w:left="5760" w:hanging="360"/>
-      </w:pPr>
     </w:lvl>
-    <w:lvl w:ilvl="8" w:tplc="291A0FBE">
-      <w:start w:val="1"/>
-      <w:numFmt w:val="bullet"/>
-      <w:lvlText w:val="●"/>
+    <w:lvl w:ilvl="8" w:tplc="8EAAA5AE">
+      <w:numFmt w:val="decimal"/>
+      <w:lvlText w:val=""/>
       <w:lvlJc w:val="left"/>
-      <w:pPr>
-        <w:ind w:left="6480" w:hanging="360"/>
-      </w:pPr>
     </w:lvl>
   </w:abstractNum>
   <w:abstractNum w:abstractNumId="1" w15:restartNumberingAfterBreak="0">
-    <w:nsid w:val="0D940FBC"/>
+    <w:nsid w:val="1F4435C5"/>
     <w:multiLevelType w:val="hybridMultilevel"/>
-    <w:tmpl w:val="C7F23986"/>
-    <w:lvl w:ilvl="0" w:tplc="45A89C3C">
+    <w:tmpl w:val="2CFC4B64"/>
+    <w:lvl w:ilvl="0" w:tplc="B3821498">
       <w:start w:val="1"/>
       <w:numFmt w:val="bullet"/>
       <w:lvlText w:val="•"/>
@@ -5568,7 +8848,7 @@
         <w:ind w:left="460" w:hanging="280"/>
       </w:pPr>
     </w:lvl>
-    <w:lvl w:ilvl="1" w:tplc="425E8882">
+    <w:lvl w:ilvl="1" w:tplc="935004B2">
       <w:start w:val="1"/>
       <w:numFmt w:val="bullet"/>
       <w:lvlText w:val="–"/>
@@ -5577,47 +8857,47 @@
         <w:ind w:left="900" w:hanging="280"/>
       </w:pPr>
     </w:lvl>
-    <w:lvl w:ilvl="2" w:tplc="7D3CE5B4">
+    <w:lvl w:ilvl="2" w:tplc="8848C472">
       <w:numFmt w:val="decimal"/>
       <w:lvlText w:val=""/>
       <w:lvlJc w:val="left"/>
     </w:lvl>
-    <w:lvl w:ilvl="3" w:tplc="C5E6A0F2">
+    <w:lvl w:ilvl="3" w:tplc="0074A63C">
       <w:numFmt w:val="decimal"/>
       <w:lvlText w:val=""/>
       <w:lvlJc w:val="left"/>
     </w:lvl>
-    <w:lvl w:ilvl="4" w:tplc="EF06386C">
+    <w:lvl w:ilvl="4" w:tplc="E92E0EF8">
       <w:numFmt w:val="decimal"/>
       <w:lvlText w:val=""/>
       <w:lvlJc w:val="left"/>
     </w:lvl>
-    <w:lvl w:ilvl="5" w:tplc="0CEC2D90">
+    <w:lvl w:ilvl="5" w:tplc="B7CEE486">
       <w:numFmt w:val="decimal"/>
       <w:lvlText w:val=""/>
       <w:lvlJc w:val="left"/>
     </w:lvl>
-    <w:lvl w:ilvl="6" w:tplc="5DB698A2">
+    <w:lvl w:ilvl="6" w:tplc="6F6E6A80">
       <w:numFmt w:val="decimal"/>
       <w:lvlText w:val=""/>
       <w:lvlJc w:val="left"/>
     </w:lvl>
-    <w:lvl w:ilvl="7" w:tplc="1D3CDEA6">
+    <w:lvl w:ilvl="7" w:tplc="2A3C8A78">
       <w:numFmt w:val="decimal"/>
       <w:lvlText w:val=""/>
       <w:lvlJc w:val="left"/>
     </w:lvl>
-    <w:lvl w:ilvl="8" w:tplc="0A829AC2">
+    <w:lvl w:ilvl="8" w:tplc="BA001606">
       <w:numFmt w:val="decimal"/>
       <w:lvlText w:val=""/>
       <w:lvlJc w:val="left"/>
     </w:lvl>
   </w:abstractNum>
   <w:abstractNum w:abstractNumId="2" w15:restartNumberingAfterBreak="0">
-    <w:nsid w:val="35054CD1"/>
+    <w:nsid w:val="21C12C99"/>
     <w:multiLevelType w:val="hybridMultilevel"/>
-    <w:tmpl w:val="511C2B2E"/>
-    <w:lvl w:ilvl="0" w:tplc="CBC603F0">
+    <w:tmpl w:val="2BACED00"/>
+    <w:lvl w:ilvl="0" w:tplc="A540FDD8">
       <w:start w:val="1"/>
       <w:numFmt w:val="decimal"/>
       <w:lvlText w:val="%1."/>
@@ -5631,52 +8911,52 @@
         <w:color w:val="A67C27"/>
       </w:rPr>
     </w:lvl>
-    <w:lvl w:ilvl="1" w:tplc="705E674E">
+    <w:lvl w:ilvl="1" w:tplc="CAFCB846">
       <w:numFmt w:val="decimal"/>
       <w:lvlText w:val=""/>
       <w:lvlJc w:val="left"/>
     </w:lvl>
-    <w:lvl w:ilvl="2" w:tplc="A8D0BA14">
+    <w:lvl w:ilvl="2" w:tplc="C66217DC">
       <w:numFmt w:val="decimal"/>
       <w:lvlText w:val=""/>
       <w:lvlJc w:val="left"/>
     </w:lvl>
-    <w:lvl w:ilvl="3" w:tplc="45BCA174">
+    <w:lvl w:ilvl="3" w:tplc="C50034D6">
       <w:numFmt w:val="decimal"/>
       <w:lvlText w:val=""/>
       <w:lvlJc w:val="left"/>
     </w:lvl>
-    <w:lvl w:ilvl="4" w:tplc="4D0E8A88">
+    <w:lvl w:ilvl="4" w:tplc="7CA41FB6">
       <w:numFmt w:val="decimal"/>
       <w:lvlText w:val=""/>
       <w:lvlJc w:val="left"/>
     </w:lvl>
-    <w:lvl w:ilvl="5" w:tplc="2B6AFC82">
+    <w:lvl w:ilvl="5" w:tplc="FECCA00A">
       <w:numFmt w:val="decimal"/>
       <w:lvlText w:val=""/>
       <w:lvlJc w:val="left"/>
     </w:lvl>
-    <w:lvl w:ilvl="6" w:tplc="BDEA3680">
+    <w:lvl w:ilvl="6" w:tplc="26DC179C">
       <w:numFmt w:val="decimal"/>
       <w:lvlText w:val=""/>
       <w:lvlJc w:val="left"/>
     </w:lvl>
-    <w:lvl w:ilvl="7" w:tplc="1596757E">
+    <w:lvl w:ilvl="7" w:tplc="2BD62F20">
       <w:numFmt w:val="decimal"/>
       <w:lvlText w:val=""/>
       <w:lvlJc w:val="left"/>
     </w:lvl>
-    <w:lvl w:ilvl="8" w:tplc="D34CBB76">
+    <w:lvl w:ilvl="8" w:tplc="45CCFDAA">
       <w:numFmt w:val="decimal"/>
       <w:lvlText w:val=""/>
       <w:lvlJc w:val="left"/>
     </w:lvl>
   </w:abstractNum>
   <w:abstractNum w:abstractNumId="3" w15:restartNumberingAfterBreak="0">
-    <w:nsid w:val="35635FCA"/>
+    <w:nsid w:val="2A6F233B"/>
     <w:multiLevelType w:val="hybridMultilevel"/>
-    <w:tmpl w:val="0DB65648"/>
-    <w:lvl w:ilvl="0" w:tplc="A17CAF36">
+    <w:tmpl w:val="93E8C094"/>
+    <w:lvl w:ilvl="0" w:tplc="A064B6D2">
       <w:start w:val="1"/>
       <w:numFmt w:val="decimal"/>
       <w:lvlText w:val="%1."/>
@@ -5690,52 +8970,52 @@
         <w:color w:val="A67C27"/>
       </w:rPr>
     </w:lvl>
-    <w:lvl w:ilvl="1" w:tplc="27E61684">
+    <w:lvl w:ilvl="1" w:tplc="2006CAFA">
       <w:numFmt w:val="decimal"/>
       <w:lvlText w:val=""/>
       <w:lvlJc w:val="left"/>
     </w:lvl>
-    <w:lvl w:ilvl="2" w:tplc="433EFA90">
+    <w:lvl w:ilvl="2" w:tplc="8BC23762">
       <w:numFmt w:val="decimal"/>
       <w:lvlText w:val=""/>
       <w:lvlJc w:val="left"/>
     </w:lvl>
-    <w:lvl w:ilvl="3" w:tplc="13E6D99C">
+    <w:lvl w:ilvl="3" w:tplc="F738BFDE">
       <w:numFmt w:val="decimal"/>
       <w:lvlText w:val=""/>
       <w:lvlJc w:val="left"/>
     </w:lvl>
-    <w:lvl w:ilvl="4" w:tplc="DA34B8C6">
+    <w:lvl w:ilvl="4" w:tplc="52C27062">
       <w:numFmt w:val="decimal"/>
       <w:lvlText w:val=""/>
       <w:lvlJc w:val="left"/>
     </w:lvl>
-    <w:lvl w:ilvl="5" w:tplc="2FC05D30">
+    <w:lvl w:ilvl="5" w:tplc="BDA63758">
       <w:numFmt w:val="decimal"/>
       <w:lvlText w:val=""/>
       <w:lvlJc w:val="left"/>
     </w:lvl>
-    <w:lvl w:ilvl="6" w:tplc="8154125C">
+    <w:lvl w:ilvl="6" w:tplc="A62A2BAE">
       <w:numFmt w:val="decimal"/>
       <w:lvlText w:val=""/>
       <w:lvlJc w:val="left"/>
     </w:lvl>
-    <w:lvl w:ilvl="7" w:tplc="D564FBE8">
+    <w:lvl w:ilvl="7" w:tplc="1512CE3E">
       <w:numFmt w:val="decimal"/>
       <w:lvlText w:val=""/>
       <w:lvlJc w:val="left"/>
     </w:lvl>
-    <w:lvl w:ilvl="8" w:tplc="7F763366">
+    <w:lvl w:ilvl="8" w:tplc="BD9A62C6">
       <w:numFmt w:val="decimal"/>
       <w:lvlText w:val=""/>
       <w:lvlJc w:val="left"/>
     </w:lvl>
   </w:abstractNum>
   <w:abstractNum w:abstractNumId="4" w15:restartNumberingAfterBreak="0">
-    <w:nsid w:val="44A35253"/>
+    <w:nsid w:val="36C57468"/>
     <w:multiLevelType w:val="hybridMultilevel"/>
-    <w:tmpl w:val="091829DC"/>
-    <w:lvl w:ilvl="0" w:tplc="20BE7720">
+    <w:tmpl w:val="F8462C7E"/>
+    <w:lvl w:ilvl="0" w:tplc="5E10F132">
       <w:start w:val="1"/>
       <w:numFmt w:val="decimal"/>
       <w:lvlText w:val="%1."/>
@@ -5749,52 +9029,52 @@
         <w:color w:val="A67C27"/>
       </w:rPr>
     </w:lvl>
-    <w:lvl w:ilvl="1" w:tplc="75829168">
+    <w:lvl w:ilvl="1" w:tplc="8DCC645E">
       <w:numFmt w:val="decimal"/>
       <w:lvlText w:val=""/>
       <w:lvlJc w:val="left"/>
     </w:lvl>
-    <w:lvl w:ilvl="2" w:tplc="F0F0C0F2">
+    <w:lvl w:ilvl="2" w:tplc="DC44D3B2">
       <w:numFmt w:val="decimal"/>
       <w:lvlText w:val=""/>
       <w:lvlJc w:val="left"/>
     </w:lvl>
-    <w:lvl w:ilvl="3" w:tplc="A392966E">
+    <w:lvl w:ilvl="3" w:tplc="D5E40944">
       <w:numFmt w:val="decimal"/>
       <w:lvlText w:val=""/>
       <w:lvlJc w:val="left"/>
     </w:lvl>
-    <w:lvl w:ilvl="4" w:tplc="81AE612A">
+    <w:lvl w:ilvl="4" w:tplc="F196B8C0">
       <w:numFmt w:val="decimal"/>
       <w:lvlText w:val=""/>
       <w:lvlJc w:val="left"/>
     </w:lvl>
-    <w:lvl w:ilvl="5" w:tplc="E9C48DD2">
+    <w:lvl w:ilvl="5" w:tplc="0D8E77E8">
       <w:numFmt w:val="decimal"/>
       <w:lvlText w:val=""/>
       <w:lvlJc w:val="left"/>
     </w:lvl>
-    <w:lvl w:ilvl="6" w:tplc="15BC413A">
+    <w:lvl w:ilvl="6" w:tplc="7DD2640E">
       <w:numFmt w:val="decimal"/>
       <w:lvlText w:val=""/>
       <w:lvlJc w:val="left"/>
     </w:lvl>
-    <w:lvl w:ilvl="7" w:tplc="B38E02E2">
+    <w:lvl w:ilvl="7" w:tplc="FFFAD2FA">
       <w:numFmt w:val="decimal"/>
       <w:lvlText w:val=""/>
       <w:lvlJc w:val="left"/>
     </w:lvl>
-    <w:lvl w:ilvl="8" w:tplc="EA00A072">
+    <w:lvl w:ilvl="8" w:tplc="6B66881A">
       <w:numFmt w:val="decimal"/>
       <w:lvlText w:val=""/>
       <w:lvlJc w:val="left"/>
     </w:lvl>
   </w:abstractNum>
   <w:abstractNum w:abstractNumId="5" w15:restartNumberingAfterBreak="0">
-    <w:nsid w:val="4F1E76C2"/>
+    <w:nsid w:val="4009485D"/>
     <w:multiLevelType w:val="hybridMultilevel"/>
-    <w:tmpl w:val="9CD4E60E"/>
-    <w:lvl w:ilvl="0" w:tplc="28549250">
+    <w:tmpl w:val="BE487C34"/>
+    <w:lvl w:ilvl="0" w:tplc="743A400C">
       <w:start w:val="1"/>
       <w:numFmt w:val="decimal"/>
       <w:lvlText w:val="%1."/>
@@ -5808,52 +9088,138 @@
         <w:color w:val="A67C27"/>
       </w:rPr>
     </w:lvl>
-    <w:lvl w:ilvl="1" w:tplc="74FA2ADA">
+    <w:lvl w:ilvl="1" w:tplc="688896C0">
       <w:numFmt w:val="decimal"/>
       <w:lvlText w:val=""/>
       <w:lvlJc w:val="left"/>
     </w:lvl>
-    <w:lvl w:ilvl="2" w:tplc="59523222">
+    <w:lvl w:ilvl="2" w:tplc="B114D754">
       <w:numFmt w:val="decimal"/>
       <w:lvlText w:val=""/>
       <w:lvlJc w:val="left"/>
     </w:lvl>
-    <w:lvl w:ilvl="3" w:tplc="A8FC62D8">
+    <w:lvl w:ilvl="3" w:tplc="5BE4AD28">
       <w:numFmt w:val="decimal"/>
       <w:lvlText w:val=""/>
       <w:lvlJc w:val="left"/>
     </w:lvl>
-    <w:lvl w:ilvl="4" w:tplc="61DA4C70">
+    <w:lvl w:ilvl="4" w:tplc="50960BE2">
       <w:numFmt w:val="decimal"/>
       <w:lvlText w:val=""/>
       <w:lvlJc w:val="left"/>
     </w:lvl>
-    <w:lvl w:ilvl="5" w:tplc="E8C680BA">
+    <w:lvl w:ilvl="5" w:tplc="277AF55A">
       <w:numFmt w:val="decimal"/>
       <w:lvlText w:val=""/>
       <w:lvlJc w:val="left"/>
     </w:lvl>
-    <w:lvl w:ilvl="6" w:tplc="01405650">
+    <w:lvl w:ilvl="6" w:tplc="3F90D552">
       <w:numFmt w:val="decimal"/>
       <w:lvlText w:val=""/>
       <w:lvlJc w:val="left"/>
     </w:lvl>
-    <w:lvl w:ilvl="7" w:tplc="B79E964A">
+    <w:lvl w:ilvl="7" w:tplc="436E3058">
       <w:numFmt w:val="decimal"/>
       <w:lvlText w:val=""/>
       <w:lvlJc w:val="left"/>
     </w:lvl>
-    <w:lvl w:ilvl="8" w:tplc="349E080C">
+    <w:lvl w:ilvl="8" w:tplc="1936B31C">
       <w:numFmt w:val="decimal"/>
       <w:lvlText w:val=""/>
       <w:lvlJc w:val="left"/>
     </w:lvl>
   </w:abstractNum>
   <w:abstractNum w:abstractNumId="6" w15:restartNumberingAfterBreak="0">
-    <w:nsid w:val="70F250BE"/>
+    <w:nsid w:val="42FD27A4"/>
     <w:multiLevelType w:val="hybridMultilevel"/>
-    <w:tmpl w:val="BB265028"/>
-    <w:lvl w:ilvl="0" w:tplc="9022DF0C">
+    <w:tmpl w:val="E1F4CA7A"/>
+    <w:lvl w:ilvl="0" w:tplc="667C2A8C">
+      <w:start w:val="1"/>
+      <w:numFmt w:val="bullet"/>
+      <w:lvlText w:val="●"/>
+      <w:lvlJc w:val="left"/>
+      <w:pPr>
+        <w:ind w:left="720" w:hanging="360"/>
+      </w:pPr>
+    </w:lvl>
+    <w:lvl w:ilvl="1" w:tplc="82767E64">
+      <w:start w:val="1"/>
+      <w:numFmt w:val="bullet"/>
+      <w:lvlText w:val="○"/>
+      <w:lvlJc w:val="left"/>
+      <w:pPr>
+        <w:ind w:left="1440" w:hanging="360"/>
+      </w:pPr>
+    </w:lvl>
+    <w:lvl w:ilvl="2" w:tplc="5F582B80">
+      <w:start w:val="1"/>
+      <w:numFmt w:val="bullet"/>
+      <w:lvlText w:val="■"/>
+      <w:lvlJc w:val="left"/>
+      <w:pPr>
+        <w:ind w:left="2160" w:hanging="360"/>
+      </w:pPr>
+    </w:lvl>
+    <w:lvl w:ilvl="3" w:tplc="3042DE14">
+      <w:start w:val="1"/>
+      <w:numFmt w:val="bullet"/>
+      <w:lvlText w:val="●"/>
+      <w:lvlJc w:val="left"/>
+      <w:pPr>
+        <w:ind w:left="2880" w:hanging="360"/>
+      </w:pPr>
+    </w:lvl>
+    <w:lvl w:ilvl="4" w:tplc="5C8CF77E">
+      <w:start w:val="1"/>
+      <w:numFmt w:val="bullet"/>
+      <w:lvlText w:val="○"/>
+      <w:lvlJc w:val="left"/>
+      <w:pPr>
+        <w:ind w:left="3600" w:hanging="360"/>
+      </w:pPr>
+    </w:lvl>
+    <w:lvl w:ilvl="5" w:tplc="58AAE2E2">
+      <w:start w:val="1"/>
+      <w:numFmt w:val="bullet"/>
+      <w:lvlText w:val="■"/>
+      <w:lvlJc w:val="left"/>
+      <w:pPr>
+        <w:ind w:left="4320" w:hanging="360"/>
+      </w:pPr>
+    </w:lvl>
+    <w:lvl w:ilvl="6" w:tplc="8D64BE0A">
+      <w:start w:val="1"/>
+      <w:numFmt w:val="bullet"/>
+      <w:lvlText w:val="●"/>
+      <w:lvlJc w:val="left"/>
+      <w:pPr>
+        <w:ind w:left="5040" w:hanging="360"/>
+      </w:pPr>
+    </w:lvl>
+    <w:lvl w:ilvl="7" w:tplc="238AC982">
+      <w:start w:val="1"/>
+      <w:numFmt w:val="bullet"/>
+      <w:lvlText w:val="●"/>
+      <w:lvlJc w:val="left"/>
+      <w:pPr>
+        <w:ind w:left="5760" w:hanging="360"/>
+      </w:pPr>
+    </w:lvl>
+    <w:lvl w:ilvl="8" w:tplc="FB245004">
+      <w:start w:val="1"/>
+      <w:numFmt w:val="bullet"/>
+      <w:lvlText w:val="●"/>
+      <w:lvlJc w:val="left"/>
+      <w:pPr>
+        <w:ind w:left="6480" w:hanging="360"/>
+      </w:pPr>
+    </w:lvl>
+  </w:abstractNum>
+  <w:abstractNum w:abstractNumId="7" w15:restartNumberingAfterBreak="0">
+    <w:nsid w:val="5A107194"/>
+    <w:multiLevelType w:val="hybridMultilevel"/>
+    <w:tmpl w:val="08B2D762"/>
+    <w:lvl w:ilvl="0" w:tplc="6BFAC2F0">
       <w:start w:val="1"/>
       <w:numFmt w:val="decimal"/>
       <w:lvlText w:val="%1."/>
@@ -5867,85 +9233,156 @@
         <w:color w:val="A67C27"/>
       </w:rPr>
     </w:lvl>
-    <w:lvl w:ilvl="1" w:tplc="835866B0">
+    <w:lvl w:ilvl="1" w:tplc="0F8E0858">
       <w:numFmt w:val="decimal"/>
       <w:lvlText w:val=""/>
       <w:lvlJc w:val="left"/>
     </w:lvl>
-    <w:lvl w:ilvl="2" w:tplc="CC48A0BA">
+    <w:lvl w:ilvl="2" w:tplc="539CDE54">
       <w:numFmt w:val="decimal"/>
       <w:lvlText w:val=""/>
       <w:lvlJc w:val="left"/>
     </w:lvl>
-    <w:lvl w:ilvl="3" w:tplc="A1884AF8">
+    <w:lvl w:ilvl="3" w:tplc="C13A8098">
       <w:numFmt w:val="decimal"/>
       <w:lvlText w:val=""/>
       <w:lvlJc w:val="left"/>
     </w:lvl>
-    <w:lvl w:ilvl="4" w:tplc="6284F5D2">
+    <w:lvl w:ilvl="4" w:tplc="EE70DDA2">
       <w:numFmt w:val="decimal"/>
       <w:lvlText w:val=""/>
       <w:lvlJc w:val="left"/>
     </w:lvl>
-    <w:lvl w:ilvl="5" w:tplc="43E647E2">
+    <w:lvl w:ilvl="5" w:tplc="47D66604">
       <w:numFmt w:val="decimal"/>
       <w:lvlText w:val=""/>
       <w:lvlJc w:val="left"/>
     </w:lvl>
-    <w:lvl w:ilvl="6" w:tplc="F4C4A79E">
+    <w:lvl w:ilvl="6" w:tplc="1C763772">
       <w:numFmt w:val="decimal"/>
       <w:lvlText w:val=""/>
       <w:lvlJc w:val="left"/>
     </w:lvl>
-    <w:lvl w:ilvl="7" w:tplc="0248C9F4">
+    <w:lvl w:ilvl="7" w:tplc="8C2AD1E4">
       <w:numFmt w:val="decimal"/>
       <w:lvlText w:val=""/>
       <w:lvlJc w:val="left"/>
     </w:lvl>
-    <w:lvl w:ilvl="8" w:tplc="52B2CD8C">
+    <w:lvl w:ilvl="8" w:tplc="B6E28330">
       <w:numFmt w:val="decimal"/>
       <w:lvlText w:val=""/>
       <w:lvlJc w:val="left"/>
     </w:lvl>
   </w:abstractNum>
-  <w:num w:numId="1" w16cid:durableId="838809670">
+  <w:abstractNum w:abstractNumId="8" w15:restartNumberingAfterBreak="0">
+    <w:nsid w:val="72F73062"/>
+    <w:multiLevelType w:val="hybridMultilevel"/>
+    <w:tmpl w:val="D0DC20D0"/>
+    <w:lvl w:ilvl="0" w:tplc="244CC0BA">
+      <w:start w:val="1"/>
+      <w:numFmt w:val="decimal"/>
+      <w:lvlText w:val="%1."/>
+      <w:lvlJc w:val="left"/>
+      <w:pPr>
+        <w:ind w:left="460" w:hanging="360"/>
+      </w:pPr>
+      <w:rPr>
+        <w:b/>
+        <w:bCs/>
+        <w:color w:val="A67C27"/>
+      </w:rPr>
+    </w:lvl>
+    <w:lvl w:ilvl="1" w:tplc="503EE974">
+      <w:numFmt w:val="decimal"/>
+      <w:lvlText w:val=""/>
+      <w:lvlJc w:val="left"/>
+    </w:lvl>
+    <w:lvl w:ilvl="2" w:tplc="87F690CA">
+      <w:numFmt w:val="decimal"/>
+      <w:lvlText w:val=""/>
+      <w:lvlJc w:val="left"/>
+    </w:lvl>
+    <w:lvl w:ilvl="3" w:tplc="0E66B164">
+      <w:numFmt w:val="decimal"/>
+      <w:lvlText w:val=""/>
+      <w:lvlJc w:val="left"/>
+    </w:lvl>
+    <w:lvl w:ilvl="4" w:tplc="DBB2D4BC">
+      <w:numFmt w:val="decimal"/>
+      <w:lvlText w:val=""/>
+      <w:lvlJc w:val="left"/>
+    </w:lvl>
+    <w:lvl w:ilvl="5" w:tplc="D9FC368A">
+      <w:numFmt w:val="decimal"/>
+      <w:lvlText w:val=""/>
+      <w:lvlJc w:val="left"/>
+    </w:lvl>
+    <w:lvl w:ilvl="6" w:tplc="C9320E18">
+      <w:numFmt w:val="decimal"/>
+      <w:lvlText w:val=""/>
+      <w:lvlJc w:val="left"/>
+    </w:lvl>
+    <w:lvl w:ilvl="7" w:tplc="30B2ACD0">
+      <w:numFmt w:val="decimal"/>
+      <w:lvlText w:val=""/>
+      <w:lvlJc w:val="left"/>
+    </w:lvl>
+    <w:lvl w:ilvl="8" w:tplc="2820D5BA">
+      <w:numFmt w:val="decimal"/>
+      <w:lvlText w:val=""/>
+      <w:lvlJc w:val="left"/>
+    </w:lvl>
+  </w:abstractNum>
+  <w:num w:numId="1" w16cid:durableId="1136022677">
+    <w:abstractNumId w:val="6"/>
+    <w:lvlOverride w:ilvl="0">
+      <w:startOverride w:val="1"/>
+    </w:lvlOverride>
+  </w:num>
+  <w:num w:numId="2" w16cid:durableId="1868368659">
+    <w:abstractNumId w:val="1"/>
+    <w:lvlOverride w:ilvl="0">
+      <w:startOverride w:val="1"/>
+    </w:lvlOverride>
+  </w:num>
+  <w:num w:numId="3" w16cid:durableId="198204835">
+    <w:abstractNumId w:val="7"/>
+    <w:lvlOverride w:ilvl="0">
+      <w:startOverride w:val="1"/>
+    </w:lvlOverride>
+  </w:num>
+  <w:num w:numId="4" w16cid:durableId="597786540">
+    <w:abstractNumId w:val="2"/>
+    <w:lvlOverride w:ilvl="0">
+      <w:startOverride w:val="1"/>
+    </w:lvlOverride>
+  </w:num>
+  <w:num w:numId="5" w16cid:durableId="671613236">
+    <w:abstractNumId w:val="3"/>
+    <w:lvlOverride w:ilvl="0">
+      <w:startOverride w:val="1"/>
+    </w:lvlOverride>
+  </w:num>
+  <w:num w:numId="6" w16cid:durableId="2021812644">
     <w:abstractNumId w:val="0"/>
     <w:lvlOverride w:ilvl="0">
       <w:startOverride w:val="1"/>
     </w:lvlOverride>
   </w:num>
-  <w:num w:numId="2" w16cid:durableId="428936015">
-    <w:abstractNumId w:val="1"/>
-    <w:lvlOverride w:ilvl="0">
-      <w:startOverride w:val="1"/>
-    </w:lvlOverride>
-  </w:num>
-  <w:num w:numId="3" w16cid:durableId="380246734">
-    <w:abstractNumId w:val="4"/>
-    <w:lvlOverride w:ilvl="0">
-      <w:startOverride w:val="1"/>
-    </w:lvlOverride>
-  </w:num>
-  <w:num w:numId="4" w16cid:durableId="1982030134">
-    <w:abstractNumId w:val="2"/>
-    <w:lvlOverride w:ilvl="0">
-      <w:startOverride w:val="1"/>
-    </w:lvlOverride>
-  </w:num>
-  <w:num w:numId="5" w16cid:durableId="186212116">
-    <w:abstractNumId w:val="6"/>
-    <w:lvlOverride w:ilvl="0">
-      <w:startOverride w:val="1"/>
-    </w:lvlOverride>
-  </w:num>
-  <w:num w:numId="6" w16cid:durableId="1169901870">
+  <w:num w:numId="7" w16cid:durableId="429157090">
     <w:abstractNumId w:val="5"/>
     <w:lvlOverride w:ilvl="0">
       <w:startOverride w:val="1"/>
     </w:lvlOverride>
   </w:num>
-  <w:num w:numId="7" w16cid:durableId="1818910668">
-    <w:abstractNumId w:val="3"/>
+  <w:num w:numId="8" w16cid:durableId="140853264">
+    <w:abstractNumId w:val="8"/>
+    <w:lvlOverride w:ilvl="0">
+      <w:startOverride w:val="1"/>
+    </w:lvlOverride>
+  </w:num>
+  <w:num w:numId="9" w16cid:durableId="1595283228">
+    <w:abstractNumId w:val="4"/>
     <w:lvlOverride w:ilvl="0">
       <w:startOverride w:val="1"/>
     </w:lvlOverride>
@@ -6570,7 +10007,7 @@
     <w:autoRedefine/>
     <w:uiPriority w:val="39"/>
     <w:unhideWhenUsed/>
-    <w:rsid w:val="007A6819"/>
+    <w:rsid w:val="00012444"/>
     <w:pPr>
       <w:spacing w:after="100"/>
     </w:pPr>
@@ -6582,7 +10019,7 @@
     <w:autoRedefine/>
     <w:uiPriority w:val="39"/>
     <w:unhideWhenUsed/>
-    <w:rsid w:val="007A6819"/>
+    <w:rsid w:val="00012444"/>
     <w:pPr>
       <w:spacing w:after="100"/>
       <w:ind w:left="210"/>

--- a/docs/manuals/Role_Guide_6_Documentary_RA.docx
+++ b/docs/manuals/Role_Guide_6_Documentary_RA.docx
@@ -469,7 +469,7 @@
                 <w:sz w:val="19"/>
                 <w:szCs w:val="19"/>
               </w:rPr>
-              <w:t>Version 1.1 · 19 September 2026</w:t>
+              <w:t>Version 1.2 · 20 September 2026</w:t>
             </w:r>
           </w:p>
         </w:tc>
@@ -538,7 +538,7 @@
     <w:sdt>
       <w:sdtPr>
         <w:alias w:val="Contents"/>
-        <w:id w:val="902109504"/>
+        <w:id w:val="1924831980"/>
       </w:sdtPr>
       <w:sdtEndPr/>
       <w:sdtContent>
@@ -567,7 +567,7 @@
           <w:r>
             <w:fldChar w:fldCharType="separate"/>
           </w:r>
-          <w:hyperlink w:anchor="_Toc240713154" w:history="1">
+          <w:hyperlink w:anchor="_Toc240759100" w:history="1">
             <w:r>
               <w:rPr>
                 <w:rStyle w:val="Hyperlink"/>
@@ -591,7 +591,7 @@
               <w:rPr>
                 <w:noProof/>
               </w:rPr>
-              <w:instrText xml:space="preserve"> PAGEREF _Toc240713154 \h </w:instrText>
+              <w:instrText xml:space="preserve"> PAGEREF _Toc240759100 \h </w:instrText>
             </w:r>
             <w:r>
               <w:rPr>
@@ -634,7 +634,7 @@
               <w14:ligatures w14:val="standardContextual"/>
             </w:rPr>
           </w:pPr>
-          <w:hyperlink w:anchor="_Toc240713155" w:history="1">
+          <w:hyperlink w:anchor="_Toc240759101" w:history="1">
             <w:r>
               <w:rPr>
                 <w:rStyle w:val="Hyperlink"/>
@@ -658,7 +658,7 @@
               <w:rPr>
                 <w:noProof/>
               </w:rPr>
-              <w:instrText xml:space="preserve"> PAGEREF _Toc240713155 \h </w:instrText>
+              <w:instrText xml:space="preserve"> PAGEREF _Toc240759101 \h </w:instrText>
             </w:r>
             <w:r>
               <w:rPr>
@@ -701,7 +701,7 @@
               <w14:ligatures w14:val="standardContextual"/>
             </w:rPr>
           </w:pPr>
-          <w:hyperlink w:anchor="_Toc240713156" w:history="1">
+          <w:hyperlink w:anchor="_Toc240759102" w:history="1">
             <w:r>
               <w:rPr>
                 <w:rStyle w:val="Hyperlink"/>
@@ -725,7 +725,7 @@
               <w:rPr>
                 <w:noProof/>
               </w:rPr>
-              <w:instrText xml:space="preserve"> PAGEREF _Toc240713156 \h </w:instrText>
+              <w:instrText xml:space="preserve"> PAGEREF _Toc240759102 \h </w:instrText>
             </w:r>
             <w:r>
               <w:rPr>
@@ -768,7 +768,7 @@
               <w14:ligatures w14:val="standardContextual"/>
             </w:rPr>
           </w:pPr>
-          <w:hyperlink w:anchor="_Toc240713157" w:history="1">
+          <w:hyperlink w:anchor="_Toc240759103" w:history="1">
             <w:r>
               <w:rPr>
                 <w:rStyle w:val="Hyperlink"/>
@@ -792,7 +792,7 @@
               <w:rPr>
                 <w:noProof/>
               </w:rPr>
-              <w:instrText xml:space="preserve"> PAGEREF _Toc240713157 \h </w:instrText>
+              <w:instrText xml:space="preserve"> PAGEREF _Toc240759103 \h </w:instrText>
             </w:r>
             <w:r>
               <w:rPr>
@@ -835,7 +835,7 @@
               <w14:ligatures w14:val="standardContextual"/>
             </w:rPr>
           </w:pPr>
-          <w:hyperlink w:anchor="_Toc240713158" w:history="1">
+          <w:hyperlink w:anchor="_Toc240759104" w:history="1">
             <w:r>
               <w:rPr>
                 <w:rStyle w:val="Hyperlink"/>
@@ -859,7 +859,7 @@
               <w:rPr>
                 <w:noProof/>
               </w:rPr>
-              <w:instrText xml:space="preserve"> PAGEREF _Toc240713158 \h </w:instrText>
+              <w:instrText xml:space="preserve"> PAGEREF _Toc240759104 \h </w:instrText>
             </w:r>
             <w:r>
               <w:rPr>
@@ -902,7 +902,7 @@
               <w14:ligatures w14:val="standardContextual"/>
             </w:rPr>
           </w:pPr>
-          <w:hyperlink w:anchor="_Toc240713159" w:history="1">
+          <w:hyperlink w:anchor="_Toc240759105" w:history="1">
             <w:r>
               <w:rPr>
                 <w:rStyle w:val="Hyperlink"/>
@@ -926,7 +926,7 @@
               <w:rPr>
                 <w:noProof/>
               </w:rPr>
-              <w:instrText xml:space="preserve"> PAGEREF _Toc240713159 \h </w:instrText>
+              <w:instrText xml:space="preserve"> PAGEREF _Toc240759105 \h </w:instrText>
             </w:r>
             <w:r>
               <w:rPr>
@@ -969,7 +969,7 @@
               <w14:ligatures w14:val="standardContextual"/>
             </w:rPr>
           </w:pPr>
-          <w:hyperlink w:anchor="_Toc240713160" w:history="1">
+          <w:hyperlink w:anchor="_Toc240759106" w:history="1">
             <w:r>
               <w:rPr>
                 <w:rStyle w:val="Hyperlink"/>
@@ -993,7 +993,7 @@
               <w:rPr>
                 <w:noProof/>
               </w:rPr>
-              <w:instrText xml:space="preserve"> PAGEREF _Toc240713160 \h </w:instrText>
+              <w:instrText xml:space="preserve"> PAGEREF _Toc240759106 \h </w:instrText>
             </w:r>
             <w:r>
               <w:rPr>
@@ -1036,7 +1036,7 @@
               <w14:ligatures w14:val="standardContextual"/>
             </w:rPr>
           </w:pPr>
-          <w:hyperlink w:anchor="_Toc240713161" w:history="1">
+          <w:hyperlink w:anchor="_Toc240759107" w:history="1">
             <w:r>
               <w:rPr>
                 <w:rStyle w:val="Hyperlink"/>
@@ -1060,7 +1060,7 @@
               <w:rPr>
                 <w:noProof/>
               </w:rPr>
-              <w:instrText xml:space="preserve"> PAGEREF _Toc240713161 \h </w:instrText>
+              <w:instrText xml:space="preserve"> PAGEREF _Toc240759107 \h </w:instrText>
             </w:r>
             <w:r>
               <w:rPr>
@@ -1103,7 +1103,7 @@
               <w14:ligatures w14:val="standardContextual"/>
             </w:rPr>
           </w:pPr>
-          <w:hyperlink w:anchor="_Toc240713162" w:history="1">
+          <w:hyperlink w:anchor="_Toc240759108" w:history="1">
             <w:r>
               <w:rPr>
                 <w:rStyle w:val="Hyperlink"/>
@@ -1127,7 +1127,7 @@
               <w:rPr>
                 <w:noProof/>
               </w:rPr>
-              <w:instrText xml:space="preserve"> PAGEREF _Toc240713162 \h </w:instrText>
+              <w:instrText xml:space="preserve"> PAGEREF _Toc240759108 \h </w:instrText>
             </w:r>
             <w:r>
               <w:rPr>
@@ -1170,7 +1170,7 @@
               <w14:ligatures w14:val="standardContextual"/>
             </w:rPr>
           </w:pPr>
-          <w:hyperlink w:anchor="_Toc240713163" w:history="1">
+          <w:hyperlink w:anchor="_Toc240759109" w:history="1">
             <w:r>
               <w:rPr>
                 <w:rStyle w:val="Hyperlink"/>
@@ -1194,7 +1194,7 @@
               <w:rPr>
                 <w:noProof/>
               </w:rPr>
-              <w:instrText xml:space="preserve"> PAGEREF _Toc240713163 \h </w:instrText>
+              <w:instrText xml:space="preserve"> PAGEREF _Toc240759109 \h </w:instrText>
             </w:r>
             <w:r>
               <w:rPr>
@@ -1237,7 +1237,7 @@
               <w14:ligatures w14:val="standardContextual"/>
             </w:rPr>
           </w:pPr>
-          <w:hyperlink w:anchor="_Toc240713164" w:history="1">
+          <w:hyperlink w:anchor="_Toc240759110" w:history="1">
             <w:r>
               <w:rPr>
                 <w:rStyle w:val="Hyperlink"/>
@@ -1261,7 +1261,7 @@
               <w:rPr>
                 <w:noProof/>
               </w:rPr>
-              <w:instrText xml:space="preserve"> PAGEREF _Toc240713164 \h </w:instrText>
+              <w:instrText xml:space="preserve"> PAGEREF _Toc240759110 \h </w:instrText>
             </w:r>
             <w:r>
               <w:rPr>
@@ -1304,7 +1304,7 @@
               <w14:ligatures w14:val="standardContextual"/>
             </w:rPr>
           </w:pPr>
-          <w:hyperlink w:anchor="_Toc240713165" w:history="1">
+          <w:hyperlink w:anchor="_Toc240759111" w:history="1">
             <w:r>
               <w:rPr>
                 <w:rStyle w:val="Hyperlink"/>
@@ -1328,7 +1328,7 @@
               <w:rPr>
                 <w:noProof/>
               </w:rPr>
-              <w:instrText xml:space="preserve"> PAGEREF _Toc240713165 \h </w:instrText>
+              <w:instrText xml:space="preserve"> PAGEREF _Toc240759111 \h </w:instrText>
             </w:r>
             <w:r>
               <w:rPr>
@@ -1371,7 +1371,7 @@
               <w14:ligatures w14:val="standardContextual"/>
             </w:rPr>
           </w:pPr>
-          <w:hyperlink w:anchor="_Toc240713166" w:history="1">
+          <w:hyperlink w:anchor="_Toc240759112" w:history="1">
             <w:r>
               <w:rPr>
                 <w:rStyle w:val="Hyperlink"/>
@@ -1395,7 +1395,7 @@
               <w:rPr>
                 <w:noProof/>
               </w:rPr>
-              <w:instrText xml:space="preserve"> PAGEREF _Toc240713166 \h </w:instrText>
+              <w:instrText xml:space="preserve"> PAGEREF _Toc240759112 \h </w:instrText>
             </w:r>
             <w:r>
               <w:rPr>
@@ -1438,7 +1438,7 @@
               <w14:ligatures w14:val="standardContextual"/>
             </w:rPr>
           </w:pPr>
-          <w:hyperlink w:anchor="_Toc240713167" w:history="1">
+          <w:hyperlink w:anchor="_Toc240759113" w:history="1">
             <w:r>
               <w:rPr>
                 <w:rStyle w:val="Hyperlink"/>
@@ -1462,7 +1462,7 @@
               <w:rPr>
                 <w:noProof/>
               </w:rPr>
-              <w:instrText xml:space="preserve"> PAGEREF _Toc240713167 \h </w:instrText>
+              <w:instrText xml:space="preserve"> PAGEREF _Toc240759113 \h </w:instrText>
             </w:r>
             <w:r>
               <w:rPr>
@@ -1505,7 +1505,7 @@
               <w14:ligatures w14:val="standardContextual"/>
             </w:rPr>
           </w:pPr>
-          <w:hyperlink w:anchor="_Toc240713168" w:history="1">
+          <w:hyperlink w:anchor="_Toc240759114" w:history="1">
             <w:r>
               <w:rPr>
                 <w:rStyle w:val="Hyperlink"/>
@@ -1529,7 +1529,7 @@
               <w:rPr>
                 <w:noProof/>
               </w:rPr>
-              <w:instrText xml:space="preserve"> PAGEREF _Toc240713168 \h </w:instrText>
+              <w:instrText xml:space="preserve"> PAGEREF _Toc240759114 \h </w:instrText>
             </w:r>
             <w:r>
               <w:rPr>
@@ -1572,7 +1572,7 @@
               <w14:ligatures w14:val="standardContextual"/>
             </w:rPr>
           </w:pPr>
-          <w:hyperlink w:anchor="_Toc240713169" w:history="1">
+          <w:hyperlink w:anchor="_Toc240759115" w:history="1">
             <w:r>
               <w:rPr>
                 <w:rStyle w:val="Hyperlink"/>
@@ -1596,7 +1596,7 @@
               <w:rPr>
                 <w:noProof/>
               </w:rPr>
-              <w:instrText xml:space="preserve"> PAGEREF _Toc240713169 \h </w:instrText>
+              <w:instrText xml:space="preserve"> PAGEREF _Toc240759115 \h </w:instrText>
             </w:r>
             <w:r>
               <w:rPr>
@@ -1639,7 +1639,7 @@
               <w14:ligatures w14:val="standardContextual"/>
             </w:rPr>
           </w:pPr>
-          <w:hyperlink w:anchor="_Toc240713170" w:history="1">
+          <w:hyperlink w:anchor="_Toc240759116" w:history="1">
             <w:r>
               <w:rPr>
                 <w:rStyle w:val="Hyperlink"/>
@@ -1663,7 +1663,7 @@
               <w:rPr>
                 <w:noProof/>
               </w:rPr>
-              <w:instrText xml:space="preserve"> PAGEREF _Toc240713170 \h </w:instrText>
+              <w:instrText xml:space="preserve"> PAGEREF _Toc240759116 \h </w:instrText>
             </w:r>
             <w:r>
               <w:rPr>
@@ -1706,7 +1706,7 @@
               <w14:ligatures w14:val="standardContextual"/>
             </w:rPr>
           </w:pPr>
-          <w:hyperlink w:anchor="_Toc240713171" w:history="1">
+          <w:hyperlink w:anchor="_Toc240759117" w:history="1">
             <w:r>
               <w:rPr>
                 <w:rStyle w:val="Hyperlink"/>
@@ -1730,7 +1730,7 @@
               <w:rPr>
                 <w:noProof/>
               </w:rPr>
-              <w:instrText xml:space="preserve"> PAGEREF _Toc240713171 \h </w:instrText>
+              <w:instrText xml:space="preserve"> PAGEREF _Toc240759117 \h </w:instrText>
             </w:r>
             <w:r>
               <w:rPr>
@@ -1773,7 +1773,7 @@
               <w14:ligatures w14:val="standardContextual"/>
             </w:rPr>
           </w:pPr>
-          <w:hyperlink w:anchor="_Toc240713172" w:history="1">
+          <w:hyperlink w:anchor="_Toc240759118" w:history="1">
             <w:r>
               <w:rPr>
                 <w:rStyle w:val="Hyperlink"/>
@@ -1797,7 +1797,7 @@
               <w:rPr>
                 <w:noProof/>
               </w:rPr>
-              <w:instrText xml:space="preserve"> PAGEREF _Toc240713172 \h </w:instrText>
+              <w:instrText xml:space="preserve"> PAGEREF _Toc240759118 \h </w:instrText>
             </w:r>
             <w:r>
               <w:rPr>
@@ -1836,7 +1836,7 @@
         <w:pStyle w:val="Heading1"/>
         <w:pageBreakBefore/>
       </w:pPr>
-      <w:bookmarkStart w:id="0" w:name="_Toc240713154"/>
+      <w:bookmarkStart w:id="0" w:name="_Toc240759100"/>
       <w:r>
         <w:lastRenderedPageBreak/>
         <w:t>1. Your role at a glance</w:t>
@@ -2056,7 +2056,7 @@
         <w:pStyle w:val="Heading1"/>
         <w:pageBreakBefore/>
       </w:pPr>
-      <w:bookmarkStart w:id="1" w:name="_Toc240713155"/>
+      <w:bookmarkStart w:id="1" w:name="_Toc240759101"/>
       <w:r>
         <w:lastRenderedPageBreak/>
         <w:t>2. Signing in and your screens</w:t>
@@ -2067,7 +2067,7 @@
       <w:pPr>
         <w:pStyle w:val="Heading2"/>
       </w:pPr>
-      <w:bookmarkStart w:id="2" w:name="_Toc240713156"/>
+      <w:bookmarkStart w:id="2" w:name="_Toc240759102"/>
       <w:r>
         <w:t>Signing in</w:t>
       </w:r>
@@ -2150,7 +2150,7 @@
           <w:noProof/>
         </w:rPr>
         <w:drawing>
-          <wp:inline distT="0" distB="0" distL="0" distR="0" wp14:anchorId="400E588F" wp14:editId="0168409E">
+          <wp:inline distT="0" distB="0" distL="0" distR="0" wp14:anchorId="79424D49" wp14:editId="7F9BD9FC">
             <wp:extent cx="5334000" cy="2333625"/>
             <wp:effectExtent l="0" t="0" r="0" b="0"/>
             <wp:docPr id="1" name="adm_login.jpg" descr="The sign-in screen for all internal staff." title="The sign-in screen for all internal staff."/>
@@ -2317,7 +2317,7 @@
       <w:pPr>
         <w:pStyle w:val="Heading2"/>
       </w:pPr>
-      <w:bookmarkStart w:id="3" w:name="_Toc240713157"/>
+      <w:bookmarkStart w:id="3" w:name="_Toc240759103"/>
       <w:r>
         <w:t>Finding your way around</w:t>
       </w:r>
@@ -2492,7 +2492,7 @@
         </w:rPr>
         <w:lastRenderedPageBreak/>
         <w:drawing>
-          <wp:inline distT="0" distB="0" distL="0" distR="0" wp14:anchorId="178398A3" wp14:editId="2E835146">
+          <wp:inline distT="0" distB="0" distL="0" distR="0" wp14:anchorId="19068B1D" wp14:editId="2B13A709">
             <wp:extent cx="5715000" cy="1876425"/>
             <wp:effectExtent l="0" t="0" r="0" b="0"/>
             <wp:docPr id="2" name="adm_not_your_role.jpg" descr="Opening a screen outside your role (for example from an old bookmark) shows this card instead of the screen." title="Opening a screen outside your role (for example from an old bookmark) shows this card instead of the screen."/>
@@ -2561,7 +2561,7 @@
       <w:pPr>
         <w:pStyle w:val="Heading2"/>
       </w:pPr>
-      <w:bookmarkStart w:id="4" w:name="_Toc240713158"/>
+      <w:bookmarkStart w:id="4" w:name="_Toc240759104"/>
       <w:r>
         <w:t>Your screens</w:t>
       </w:r>
@@ -2836,7 +2836,7 @@
       <w:pPr>
         <w:pStyle w:val="Heading2"/>
       </w:pPr>
-      <w:bookmarkStart w:id="5" w:name="_Toc240713159"/>
+      <w:bookmarkStart w:id="5" w:name="_Toc240759105"/>
       <w:r>
         <w:t>Changing your password</w:t>
       </w:r>
@@ -2919,7 +2919,7 @@
           <w:noProof/>
         </w:rPr>
         <w:drawing>
-          <wp:inline distT="0" distB="0" distL="0" distR="0" wp14:anchorId="7ED1C846" wp14:editId="50FD25D2">
+          <wp:inline distT="0" distB="0" distL="0" distR="0" wp14:anchorId="2BFBD365" wp14:editId="76E99C56">
             <wp:extent cx="5334000" cy="2171700"/>
             <wp:effectExtent l="0" t="0" r="0" b="0"/>
             <wp:docPr id="3" name="adm_account.jpg" descr="Change Password screen." title="Change Password screen."/>
@@ -3007,7 +3007,7 @@
         <w:pStyle w:val="Heading1"/>
         <w:pageBreakBefore/>
       </w:pPr>
-      <w:bookmarkStart w:id="6" w:name="_Toc240713160"/>
+      <w:bookmarkStart w:id="6" w:name="_Toc240759106"/>
       <w:r>
         <w:lastRenderedPageBreak/>
         <w:t>3. Your routine</w:t>
@@ -3408,7 +3408,7 @@
         <w:pStyle w:val="Heading1"/>
         <w:pageBreakBefore/>
       </w:pPr>
-      <w:bookmarkStart w:id="7" w:name="_Toc240713161"/>
+      <w:bookmarkStart w:id="7" w:name="_Toc240759107"/>
       <w:r>
         <w:lastRenderedPageBreak/>
         <w:t>4. Step-by-step tasks</w:t>
@@ -3419,7 +3419,7 @@
       <w:pPr>
         <w:pStyle w:val="Heading2"/>
       </w:pPr>
-      <w:bookmarkStart w:id="8" w:name="_Toc240713162"/>
+      <w:bookmarkStart w:id="8" w:name="_Toc240759108"/>
       <w:r>
         <w:t>4.1 Reading the dashboard</w:t>
       </w:r>
@@ -3436,7 +3436,7 @@
           <w:noProof/>
         </w:rPr>
         <w:drawing>
-          <wp:inline distT="0" distB="0" distL="0" distR="0" wp14:anchorId="1AA0B93D" wp14:editId="22EF2BBC">
+          <wp:inline distT="0" distB="0" distL="0" distR="0" wp14:anchorId="7B1F767D" wp14:editId="0111A54E">
             <wp:extent cx="5715000" cy="3571875"/>
             <wp:effectExtent l="0" t="0" r="0" b="0"/>
             <wp:docPr id="4" name="kii_dashboard.jpg" descr="Documents by type and by QA status." title="Documents by type and by QA status."/>
@@ -3505,7 +3505,7 @@
       <w:pPr>
         <w:pStyle w:val="Heading2"/>
       </w:pPr>
-      <w:bookmarkStart w:id="9" w:name="_Toc240713163"/>
+      <w:bookmarkStart w:id="9" w:name="_Toc240759109"/>
       <w:r>
         <w:t>4.2 Adding a document</w:t>
       </w:r>
@@ -3545,7 +3545,7 @@
           <w:noProof/>
         </w:rPr>
         <w:drawing>
-          <wp:inline distT="0" distB="0" distL="0" distR="0" wp14:anchorId="4C6D8537" wp14:editId="209C787B">
+          <wp:inline distT="0" distB="0" distL="0" distR="0" wp14:anchorId="1CFF599C" wp14:editId="0B1D78F6">
             <wp:extent cx="5334000" cy="3171825"/>
             <wp:effectExtent l="0" t="0" r="0" b="0"/>
             <wp:docPr id="5" name="doc_new.jpg" descr="New Documentary Evidence Record." title="New Documentary Evidence Record."/>
@@ -3703,7 +3703,7 @@
       <w:pPr>
         <w:pStyle w:val="Heading2"/>
       </w:pPr>
-      <w:bookmarkStart w:id="10" w:name="_Toc240713164"/>
+      <w:bookmarkStart w:id="10" w:name="_Toc240759110"/>
       <w:r>
         <w:t>4.3 Attaching the source file, and removing a wrong one</w:t>
       </w:r>
@@ -3753,7 +3753,7 @@
           <w:noProof/>
         </w:rPr>
         <w:drawing>
-          <wp:inline distT="0" distB="0" distL="0" distR="0" wp14:anchorId="2DC6D6EF" wp14:editId="403056E8">
+          <wp:inline distT="0" distB="0" distL="0" distR="0" wp14:anchorId="04B638B2" wp14:editId="5DA9ACC9">
             <wp:extent cx="5334000" cy="819150"/>
             <wp:effectExtent l="0" t="0" r="0" b="0"/>
             <wp:docPr id="6" name="doc_source_file.jpg" descr="Source file: the file name, size and date, with Remove file beside it." title="Source file: the file name, size and date, with Remove file beside it."/>
@@ -3956,7 +3956,7 @@
       <w:pPr>
         <w:pStyle w:val="Heading2"/>
       </w:pPr>
-      <w:bookmarkStart w:id="11" w:name="_Toc240713165"/>
+      <w:bookmarkStart w:id="11" w:name="_Toc240759111"/>
       <w:r>
         <w:t>4.4 Assessing and including a document</w:t>
       </w:r>
@@ -4007,7 +4007,7 @@
         </w:rPr>
         <w:lastRenderedPageBreak/>
         <w:drawing>
-          <wp:inline distT="0" distB="0" distL="0" distR="0" wp14:anchorId="1982D215" wp14:editId="4AC23443">
+          <wp:inline distT="0" distB="0" distL="0" distR="0" wp14:anchorId="51569258" wp14:editId="01390ABF">
             <wp:extent cx="5334000" cy="3333750"/>
             <wp:effectExtent l="0" t="0" r="0" b="0"/>
             <wp:docPr id="7" name="doc_register.jpg" descr="Documentary Evidence Corpus." title="Documentary Evidence Corpus."/>
@@ -4116,7 +4116,7 @@
           <w:noProof/>
         </w:rPr>
         <w:drawing>
-          <wp:inline distT="0" distB="0" distL="0" distR="0" wp14:anchorId="175BD6DE" wp14:editId="394EC509">
+          <wp:inline distT="0" distB="0" distL="0" distR="0" wp14:anchorId="045DED86" wp14:editId="226DE0A2">
             <wp:extent cx="5334000" cy="3419475"/>
             <wp:effectExtent l="0" t="0" r="0" b="0"/>
             <wp:docPr id="8" name="doc_detail.jpg" descr="Document record: authenticity, QA status, memo and coding form." title="Document record: authenticity, QA status, memo and coding form."/>
@@ -4279,7 +4279,7 @@
       <w:pPr>
         <w:pStyle w:val="Heading2"/>
       </w:pPr>
-      <w:bookmarkStart w:id="12" w:name="_Toc240713166"/>
+      <w:bookmarkStart w:id="12" w:name="_Toc240759112"/>
       <w:r>
         <w:lastRenderedPageBreak/>
         <w:t>4.5 Coding a document: two ways</w:t>
@@ -4598,7 +4598,7 @@
           <w:noProof/>
         </w:rPr>
         <w:drawing>
-          <wp:inline distT="0" distB="0" distL="0" distR="0" wp14:anchorId="1DE9C190" wp14:editId="2BB37C3E">
+          <wp:inline distT="0" distB="0" distL="0" distR="0" wp14:anchorId="6C4F799A" wp14:editId="3FF90630">
             <wp:extent cx="5715000" cy="904875"/>
             <wp:effectExtent l="0" t="0" r="0" b="0"/>
             <wp:docPr id="9" name="doc_coding_buttons.jpg" descr="The Coding panel: Code this document, and Auto-fill." title="The Coding panel: Code this document, and Auto-fill."/>
@@ -4667,7 +4667,7 @@
       <w:pPr>
         <w:pStyle w:val="Heading2"/>
       </w:pPr>
-      <w:bookmarkStart w:id="13" w:name="_Toc240713167"/>
+      <w:bookmarkStart w:id="13" w:name="_Toc240759113"/>
       <w:r>
         <w:t>4.6 Auto-fill: the AI drafts, you review</w:t>
       </w:r>
@@ -4752,7 +4752,7 @@
           <w:noProof/>
         </w:rPr>
         <w:drawing>
-          <wp:inline distT="0" distB="0" distL="0" distR="0" wp14:anchorId="1FB22294" wp14:editId="0FE54942">
+          <wp:inline distT="0" distB="0" distL="0" distR="0" wp14:anchorId="4F6F3D9F" wp14:editId="799BE2F6">
             <wp:extent cx="5334000" cy="2171700"/>
             <wp:effectExtent l="0" t="0" r="0" b="0"/>
             <wp:docPr id="10" name="doc_autofill_pages.jpg" descr="A 240-page PDF asks for a page range." title="A 240-page PDF asks for a page range."/>
@@ -4852,7 +4852,7 @@
         </w:rPr>
         <w:lastRenderedPageBreak/>
         <w:drawing>
-          <wp:inline distT="0" distB="0" distL="0" distR="0" wp14:anchorId="6A381302" wp14:editId="043E301D">
+          <wp:inline distT="0" distB="0" distL="0" distR="0" wp14:anchorId="6C5EEE47" wp14:editId="10E7FDD3">
             <wp:extent cx="5334000" cy="1752600"/>
             <wp:effectExtent l="0" t="0" r="0" b="0"/>
             <wp:docPr id="11" name="doc_autofill_running.jpg" descr="The AI is reading the document." title="The AI is reading the document."/>
@@ -4941,7 +4941,7 @@
           <w:noProof/>
         </w:rPr>
         <w:drawing>
-          <wp:inline distT="0" distB="0" distL="0" distR="0" wp14:anchorId="60C869BA" wp14:editId="038CF052">
+          <wp:inline distT="0" distB="0" distL="0" distR="0" wp14:anchorId="2F014E03" wp14:editId="601A9212">
             <wp:extent cx="5334000" cy="4581525"/>
             <wp:effectExtent l="0" t="0" r="0" b="0"/>
             <wp:docPr id="12" name="doc_autofill_review.jpg" descr="The review screen: the draft, ready to check and edit." title="The review screen: the draft, ready to check and edit."/>
@@ -5031,7 +5031,7 @@
         </w:rPr>
         <w:lastRenderedPageBreak/>
         <w:drawing>
-          <wp:inline distT="0" distB="0" distL="0" distR="0" wp14:anchorId="50EC34E8" wp14:editId="10B68E30">
+          <wp:inline distT="0" distB="0" distL="0" distR="0" wp14:anchorId="7662933A" wp14:editId="3EB71E58">
             <wp:extent cx="5334000" cy="3838575"/>
             <wp:effectExtent l="0" t="0" r="0" b="0"/>
             <wp:docPr id="13" name="doc_autofill_section_d.jpg" descr="Section D: ratings and locators, all editable." title="Section D: ratings and locators, all editable."/>
@@ -5120,7 +5120,7 @@
           <w:noProof/>
         </w:rPr>
         <w:drawing>
-          <wp:inline distT="0" distB="0" distL="0" distR="0" wp14:anchorId="46797C1D" wp14:editId="3D9B329C">
+          <wp:inline distT="0" distB="0" distL="0" distR="0" wp14:anchorId="1213DCA1" wp14:editId="1F03CAFB">
             <wp:extent cx="5334000" cy="3838575"/>
             <wp:effectExtent l="0" t="0" r="0" b="0"/>
             <wp:docPr id="14" name="doc_autofill_section_j.jpg" descr="Section J: quantitative metrics." title="Section J: quantitative metrics."/>
@@ -5249,7 +5249,27 @@
         <w:t>Form PDFs</w:t>
       </w:r>
       <w:r>
-        <w:t>, found by its DOC ID. There is no separate sync to run for documents.</w:t>
+        <w:t xml:space="preserve">, found by its DOC ID. The portal's copy of the Document Analysis Tool is refreshed the moment you submit. If a coding you submitted is later deleted in KoboToolbox, the next sync (automatic, or </w:t>
+      </w:r>
+      <w:r>
+        <w:rPr>
+          <w:b/>
+          <w:bCs/>
+        </w:rPr>
+        <w:t>Sync now</w:t>
+      </w:r>
+      <w:r>
+        <w:t xml:space="preserve"> on </w:t>
+      </w:r>
+      <w:r>
+        <w:rPr>
+          <w:b/>
+          <w:bCs/>
+        </w:rPr>
+        <w:t>Form PDFs</w:t>
+      </w:r>
+      <w:r>
+        <w:t>) unlocks the document so it can be coded again.</w:t>
       </w:r>
     </w:p>
     <w:p>
@@ -6649,7 +6669,7 @@
       <w:pPr>
         <w:pStyle w:val="Heading2"/>
       </w:pPr>
-      <w:bookmarkStart w:id="14" w:name="_Toc240713168"/>
+      <w:bookmarkStart w:id="14" w:name="_Toc240759114"/>
       <w:r>
         <w:lastRenderedPageBreak/>
         <w:t>4.7 Downloading or emailing completed forms (Form PDFs)</w:t>
@@ -6689,17 +6709,17 @@
         <w:spacing w:after="80" w:line="276" w:lineRule="auto"/>
       </w:pPr>
       <w:r>
-        <w:t xml:space="preserve">Select </w:t>
+        <w:t xml:space="preserve">At the top, the sync panel shows whether the portal holds the same forms as KoboToolbox: for example “✓ In sync with KoboToolbox — KoboToolbox holds 12 · the portal holds 12”. Each row also says “✓ saved in portal” once the portal has an identical copy. If the panel says “Not in sync”, select </w:t>
       </w:r>
       <w:r>
         <w:rPr>
           <w:b/>
           <w:bCs/>
         </w:rPr>
-        <w:t>Download PDF</w:t>
-      </w:r>
-      <w:r>
-        <w:t xml:space="preserve"> to save a readable copy: sections, questions, the chosen answers as words (not codes) and repeated groups.</w:t>
+        <w:t>Sync now</w:t>
+      </w:r>
+      <w:r>
+        <w:t>; it takes a few seconds.</w:t>
       </w:r>
     </w:p>
     <w:p>
@@ -6719,6 +6739,29 @@
           <w:b/>
           <w:bCs/>
         </w:rPr>
+        <w:t>Download PDF</w:t>
+      </w:r>
+      <w:r>
+        <w:t xml:space="preserve"> to save a readable copy: sections, questions, the chosen answers as words (not codes) and repeated groups.</w:t>
+      </w:r>
+    </w:p>
+    <w:p>
+      <w:pPr>
+        <w:pStyle w:val="ListParagraph"/>
+        <w:numPr>
+          <w:ilvl w:val="0"/>
+          <w:numId w:val="9"/>
+        </w:numPr>
+        <w:spacing w:after="80" w:line="276" w:lineRule="auto"/>
+      </w:pPr>
+      <w:r>
+        <w:t xml:space="preserve">Select </w:t>
+      </w:r>
+      <w:r>
+        <w:rPr>
+          <w:b/>
+          <w:bCs/>
+        </w:rPr>
         <w:t>Email to me</w:t>
       </w:r>
       <w:r>
@@ -6738,11 +6781,81 @@
         <w:t>The same PDF is available from the record itself: the case page (questionnaire), the KII page (KII Guide) or the document page (coding form).</w:t>
       </w:r>
     </w:p>
+    <w:tbl>
+      <w:tblPr>
+        <w:tblW w:w="9412" w:type="dxa"/>
+        <w:tblBorders>
+          <w:top w:val="single" w:sz="2" w:space="0" w:color="EAF2FA"/>
+          <w:left w:val="single" w:sz="24" w:space="0" w:color="2A6FB0"/>
+          <w:bottom w:val="single" w:sz="2" w:space="0" w:color="EAF2FA"/>
+          <w:right w:val="single" w:sz="2" w:space="0" w:color="EAF2FA"/>
+          <w:insideH w:val="single" w:sz="4" w:space="0" w:color="EAF2FA"/>
+          <w:insideV w:val="single" w:sz="4" w:space="0" w:color="EAF2FA"/>
+        </w:tblBorders>
+        <w:tblCellMar>
+          <w:left w:w="10" w:type="dxa"/>
+          <w:right w:w="10" w:type="dxa"/>
+        </w:tblCellMar>
+        <w:tblLook w:val="04A0" w:firstRow="1" w:lastRow="0" w:firstColumn="1" w:lastColumn="0" w:noHBand="0" w:noVBand="1"/>
+      </w:tblPr>
+      <w:tblGrid>
+        <w:gridCol w:w="9412"/>
+      </w:tblGrid>
+      <w:tr>
+        <w:tblPrEx>
+          <w:tblCellMar>
+            <w:top w:w="0" w:type="dxa"/>
+            <w:bottom w:w="0" w:type="dxa"/>
+          </w:tblCellMar>
+        </w:tblPrEx>
+        <w:trPr>
+          <w:cantSplit/>
+        </w:trPr>
+        <w:tc>
+          <w:tcPr>
+            <w:tcW w:w="9412" w:type="dxa"/>
+            <w:shd w:val="clear" w:color="auto" w:fill="EAF2FA"/>
+            <w:tcMar>
+              <w:top w:w="100" w:type="dxa"/>
+              <w:left w:w="180" w:type="dxa"/>
+              <w:bottom w:w="100" w:type="dxa"/>
+              <w:right w:w="160" w:type="dxa"/>
+            </w:tcMar>
+          </w:tcPr>
+          <w:p>
+            <w:pPr>
+              <w:spacing w:after="40"/>
+            </w:pPr>
+            <w:r>
+              <w:rPr>
+                <w:b/>
+                <w:bCs/>
+                <w:sz w:val="20"/>
+                <w:szCs w:val="20"/>
+              </w:rPr>
+              <w:t>How the sync works</w:t>
+            </w:r>
+          </w:p>
+          <w:p>
+            <w:pPr>
+              <w:spacing w:after="40" w:line="264" w:lineRule="auto"/>
+            </w:pPr>
+            <w:r>
+              <w:rPr>
+                <w:sz w:val="19"/>
+                <w:szCs w:val="19"/>
+              </w:rPr>
+              <w:t>The portal keeps its own copy of the questionnaire, KII Guide and Document Analysis Tool, and refreshes it every 15 minutes and whenever someone selects Sync now. A submission edited in KoboToolbox is updated here; one deleted in KoboToolbox is flagged as removed. You never need to sync before downloading a PDF: the PDF is always read from KoboToolbox at that moment.</w:t>
+            </w:r>
+          </w:p>
+        </w:tc>
+      </w:tr>
+    </w:tbl>
     <w:p>
       <w:pPr>
         <w:pStyle w:val="Heading2"/>
       </w:pPr>
-      <w:bookmarkStart w:id="15" w:name="_Toc240713169"/>
+      <w:bookmarkStart w:id="15" w:name="_Toc240759115"/>
       <w:r>
         <w:t>4.8 Judging authenticity</w:t>
       </w:r>
@@ -6841,7 +6954,7 @@
         <w:pStyle w:val="Heading1"/>
         <w:pageBreakBefore/>
       </w:pPr>
-      <w:bookmarkStart w:id="16" w:name="_Toc240713170"/>
+      <w:bookmarkStart w:id="16" w:name="_Toc240759116"/>
       <w:r>
         <w:lastRenderedPageBreak/>
         <w:t>5. Rules you must follow</w:t>
@@ -6992,7 +7105,7 @@
         <w:pStyle w:val="Heading1"/>
         <w:pageBreakBefore/>
       </w:pPr>
-      <w:bookmarkStart w:id="17" w:name="_Toc240713171"/>
+      <w:bookmarkStart w:id="17" w:name="_Toc240759117"/>
       <w:r>
         <w:lastRenderedPageBreak/>
         <w:t>6. Troubleshooting</w:t>
@@ -7957,7 +8070,7 @@
                 <w:sz w:val="19"/>
                 <w:szCs w:val="19"/>
               </w:rPr>
-              <w:t>A page keeps loading</w:t>
+              <w:t>Form PDFs says "Not in sync with KoboToolbox yet"</w:t>
             </w:r>
           </w:p>
         </w:tc>
@@ -7980,7 +8093,7 @@
                 <w:sz w:val="19"/>
                 <w:szCs w:val="19"/>
               </w:rPr>
-              <w:t>A slow or dropped connection.</w:t>
+              <w:t>The counts differ: a form was submitted or changed in KoboToolbox since the last sync (it runs every 15 minutes).</w:t>
             </w:r>
           </w:p>
         </w:tc>
@@ -8003,7 +8116,7 @@
                 <w:sz w:val="19"/>
                 <w:szCs w:val="19"/>
               </w:rPr>
-              <w:t>Refresh the page. Your saved work is not lost; unsaved typing may be.</w:t>
+              <w:t>Select Sync now. If it still differs, or says it couldn't reach KoboToolbox, try again in a few minutes and tell the PI if it persists.</w:t>
             </w:r>
           </w:p>
         </w:tc>
@@ -8038,7 +8151,7 @@
                 <w:sz w:val="19"/>
                 <w:szCs w:val="19"/>
               </w:rPr>
-              <w:t>A file upload seems stuck</w:t>
+              <w:t>A document says "Already submitted" and its answers are locked</w:t>
             </w:r>
           </w:p>
         </w:tc>
@@ -8062,7 +8175,7 @@
                 <w:sz w:val="19"/>
                 <w:szCs w:val="19"/>
               </w:rPr>
-              <w:t>A large file on a slow connection takes time; the bar shows how much has been sent.</w:t>
+              <w:t>Its coding was already sent to KoboToolbox; changing it here would not change that record.</w:t>
             </w:r>
           </w:p>
         </w:tc>
@@ -8086,6 +8199,169 @@
                 <w:sz w:val="19"/>
                 <w:szCs w:val="19"/>
               </w:rPr>
+              <w:t>To redo the coding, delete that record in KoboToolbox, then select Sync now on Form PDFs. The document unlocks.</w:t>
+            </w:r>
+          </w:p>
+        </w:tc>
+      </w:tr>
+      <w:tr>
+        <w:tblPrEx>
+          <w:tblCellMar>
+            <w:top w:w="0" w:type="dxa"/>
+            <w:bottom w:w="0" w:type="dxa"/>
+          </w:tblCellMar>
+        </w:tblPrEx>
+        <w:trPr>
+          <w:cantSplit/>
+        </w:trPr>
+        <w:tc>
+          <w:tcPr>
+            <w:tcW w:w="2635" w:type="dxa"/>
+            <w:tcMar>
+              <w:top w:w="70" w:type="dxa"/>
+              <w:left w:w="110" w:type="dxa"/>
+              <w:bottom w:w="70" w:type="dxa"/>
+              <w:right w:w="110" w:type="dxa"/>
+            </w:tcMar>
+          </w:tcPr>
+          <w:p>
+            <w:pPr>
+              <w:spacing w:after="40"/>
+            </w:pPr>
+            <w:r>
+              <w:rPr>
+                <w:sz w:val="19"/>
+                <w:szCs w:val="19"/>
+              </w:rPr>
+              <w:t>A page keeps loading</w:t>
+            </w:r>
+          </w:p>
+        </w:tc>
+        <w:tc>
+          <w:tcPr>
+            <w:tcW w:w="3200" w:type="dxa"/>
+            <w:tcMar>
+              <w:top w:w="70" w:type="dxa"/>
+              <w:left w:w="110" w:type="dxa"/>
+              <w:bottom w:w="70" w:type="dxa"/>
+              <w:right w:w="110" w:type="dxa"/>
+            </w:tcMar>
+          </w:tcPr>
+          <w:p>
+            <w:pPr>
+              <w:spacing w:after="40"/>
+            </w:pPr>
+            <w:r>
+              <w:rPr>
+                <w:sz w:val="19"/>
+                <w:szCs w:val="19"/>
+              </w:rPr>
+              <w:t>A slow or dropped connection.</w:t>
+            </w:r>
+          </w:p>
+        </w:tc>
+        <w:tc>
+          <w:tcPr>
+            <w:tcW w:w="3577" w:type="dxa"/>
+            <w:tcMar>
+              <w:top w:w="70" w:type="dxa"/>
+              <w:left w:w="110" w:type="dxa"/>
+              <w:bottom w:w="70" w:type="dxa"/>
+              <w:right w:w="110" w:type="dxa"/>
+            </w:tcMar>
+          </w:tcPr>
+          <w:p>
+            <w:pPr>
+              <w:spacing w:after="40"/>
+            </w:pPr>
+            <w:r>
+              <w:rPr>
+                <w:sz w:val="19"/>
+                <w:szCs w:val="19"/>
+              </w:rPr>
+              <w:t>Refresh the page. Your saved work is not lost; unsaved typing may be.</w:t>
+            </w:r>
+          </w:p>
+        </w:tc>
+      </w:tr>
+      <w:tr>
+        <w:tblPrEx>
+          <w:tblCellMar>
+            <w:top w:w="0" w:type="dxa"/>
+            <w:bottom w:w="0" w:type="dxa"/>
+          </w:tblCellMar>
+        </w:tblPrEx>
+        <w:trPr>
+          <w:cantSplit/>
+        </w:trPr>
+        <w:tc>
+          <w:tcPr>
+            <w:tcW w:w="2635" w:type="dxa"/>
+            <w:shd w:val="clear" w:color="auto" w:fill="F8FAFB"/>
+            <w:tcMar>
+              <w:top w:w="70" w:type="dxa"/>
+              <w:left w:w="110" w:type="dxa"/>
+              <w:bottom w:w="70" w:type="dxa"/>
+              <w:right w:w="110" w:type="dxa"/>
+            </w:tcMar>
+          </w:tcPr>
+          <w:p>
+            <w:pPr>
+              <w:spacing w:after="40"/>
+            </w:pPr>
+            <w:r>
+              <w:rPr>
+                <w:sz w:val="19"/>
+                <w:szCs w:val="19"/>
+              </w:rPr>
+              <w:t>A file upload seems stuck</w:t>
+            </w:r>
+          </w:p>
+        </w:tc>
+        <w:tc>
+          <w:tcPr>
+            <w:tcW w:w="3200" w:type="dxa"/>
+            <w:shd w:val="clear" w:color="auto" w:fill="F8FAFB"/>
+            <w:tcMar>
+              <w:top w:w="70" w:type="dxa"/>
+              <w:left w:w="110" w:type="dxa"/>
+              <w:bottom w:w="70" w:type="dxa"/>
+              <w:right w:w="110" w:type="dxa"/>
+            </w:tcMar>
+          </w:tcPr>
+          <w:p>
+            <w:pPr>
+              <w:spacing w:after="40"/>
+            </w:pPr>
+            <w:r>
+              <w:rPr>
+                <w:sz w:val="19"/>
+                <w:szCs w:val="19"/>
+              </w:rPr>
+              <w:t>A large file on a slow connection takes time; the bar shows how much has been sent.</w:t>
+            </w:r>
+          </w:p>
+        </w:tc>
+        <w:tc>
+          <w:tcPr>
+            <w:tcW w:w="3577" w:type="dxa"/>
+            <w:shd w:val="clear" w:color="auto" w:fill="F8FAFB"/>
+            <w:tcMar>
+              <w:top w:w="70" w:type="dxa"/>
+              <w:left w:w="110" w:type="dxa"/>
+              <w:bottom w:w="70" w:type="dxa"/>
+              <w:right w:w="110" w:type="dxa"/>
+            </w:tcMar>
+          </w:tcPr>
+          <w:p>
+            <w:pPr>
+              <w:spacing w:after="40"/>
+            </w:pPr>
+            <w:r>
+              <w:rPr>
+                <w:sz w:val="19"/>
+                <w:szCs w:val="19"/>
+              </w:rPr>
               <w:t>Wait for Saving… and the file name. If it fails, try again or upload a smaller version.</w:t>
             </w:r>
           </w:p>
@@ -8102,7 +8378,7 @@
         <w:pStyle w:val="Heading1"/>
         <w:pageBreakBefore/>
       </w:pPr>
-      <w:bookmarkStart w:id="18" w:name="_Toc240713172"/>
+      <w:bookmarkStart w:id="18" w:name="_Toc240759118"/>
       <w:r>
         <w:lastRenderedPageBreak/>
         <w:t>7. Quick reference</w:t>
@@ -8604,7 +8880,7 @@
         <w:sz w:val="16"/>
         <w:szCs w:val="16"/>
       </w:rPr>
-      <w:t>Version 1.1 · 19 September 2026</w:t>
+      <w:t>Version 1.2 · 20 September 2026</w:t>
     </w:r>
     <w:r>
       <w:rPr>
@@ -8777,10 +9053,10 @@
 <file path=word/numbering.xml><?xml version="1.0" encoding="utf-8"?>
 <w:numbering xmlns:wpc="http://schemas.microsoft.com/office/word/2010/wordprocessingCanvas" xmlns:cx="http://schemas.microsoft.com/office/drawing/2014/chartex" xmlns:cx1="http://schemas.microsoft.com/office/drawing/2015/9/8/chartex" xmlns:cx2="http://schemas.microsoft.com/office/drawing/2015/10/21/chartex" xmlns:cx3="http://schemas.microsoft.com/office/drawing/2016/5/9/chartex" xmlns:cx4="http://schemas.microsoft.com/office/drawing/2016/5/10/chartex" xmlns:cx5="http://schemas.microsoft.com/office/drawing/2016/5/11/chartex" xmlns:cx6="http://schemas.microsoft.com/office/drawing/2016/5/12/chartex" xmlns:cx7="http://schemas.microsoft.com/office/drawing/2016/5/13/chartex" xmlns:cx8="http://schemas.microsoft.com/office/drawing/2016/5/14/chartex" xmlns:mc="http://schemas.openxmlformats.org/markup-compatibility/2006" xmlns:aink="http://schemas.microsoft.com/office/drawing/2016/ink" xmlns:am3d="http://schemas.microsoft.com/office/drawing/2017/model3d" xmlns:o="urn:schemas-microsoft-com:office:office" xmlns:oel="http://schemas.microsoft.com/office/2019/extlst" xmlns:r="http://schemas.openxmlformats.org/officeDocument/2006/relationships" xmlns:m="http://schemas.openxmlformats.org/officeDocument/2006/math" xmlns:v="urn:schemas-microsoft-com:vml" xmlns:wp14="http://schemas.microsoft.com/office/word/2010/wordprocessingDrawing" xmlns:wp="http://schemas.openxmlformats.org/drawingml/2006/wordprocessingDrawing" xmlns:w10="urn:schemas-microsoft-com:office:word" xmlns:w="http://schemas.openxmlformats.org/wordprocessingml/2006/main" xmlns:w14="http://schemas.microsoft.com/office/word/2010/wordml" xmlns:w15="http://schemas.microsoft.com/office/word/2012/wordml" xmlns:w16cex="http://schemas.microsoft.com/office/word/2018/wordml/cex" xmlns:w16cid="http://schemas.microsoft.com/office/word/2016/wordml/cid" xmlns:w16="http://schemas.microsoft.com/office/word/2018/wordml" xmlns:w16sdtdh="http://schemas.microsoft.com/office/word/2020/wordml/sdtdatahash" xmlns:w16se="http://schemas.microsoft.com/office/word/2015/wordml/symex" xmlns:wpg="http://schemas.microsoft.com/office/word/2010/wordprocessingGroup" xmlns:wpi="http://schemas.microsoft.com/office/word/2010/wordprocessingInk" xmlns:wne="http://schemas.microsoft.com/office/word/2006/wordml" xmlns:wps="http://schemas.microsoft.com/office/word/2010/wordprocessingShape" mc:Ignorable="w14 w15 w16se w16cid w16 w16cex w16sdtdh wp14">
   <w:abstractNum w:abstractNumId="0" w15:restartNumberingAfterBreak="0">
-    <w:nsid w:val="1CE36DFF"/>
+    <w:nsid w:val="11255945"/>
     <w:multiLevelType w:val="hybridMultilevel"/>
-    <w:tmpl w:val="459283AC"/>
-    <w:lvl w:ilvl="0" w:tplc="C6428B64">
+    <w:tmpl w:val="FD508508"/>
+    <w:lvl w:ilvl="0" w:tplc="EDF8D21C">
       <w:start w:val="1"/>
       <w:numFmt w:val="decimal"/>
       <w:lvlText w:val="%1."/>
@@ -8794,110 +9070,111 @@
         <w:color w:val="A67C27"/>
       </w:rPr>
     </w:lvl>
-    <w:lvl w:ilvl="1" w:tplc="22D6B782">
+    <w:lvl w:ilvl="1" w:tplc="1388B7D4">
       <w:numFmt w:val="decimal"/>
       <w:lvlText w:val=""/>
       <w:lvlJc w:val="left"/>
     </w:lvl>
-    <w:lvl w:ilvl="2" w:tplc="756415F2">
+    <w:lvl w:ilvl="2" w:tplc="E21A9026">
       <w:numFmt w:val="decimal"/>
       <w:lvlText w:val=""/>
       <w:lvlJc w:val="left"/>
     </w:lvl>
-    <w:lvl w:ilvl="3" w:tplc="68C2754E">
+    <w:lvl w:ilvl="3" w:tplc="67464914">
       <w:numFmt w:val="decimal"/>
       <w:lvlText w:val=""/>
       <w:lvlJc w:val="left"/>
     </w:lvl>
-    <w:lvl w:ilvl="4" w:tplc="A81235C8">
+    <w:lvl w:ilvl="4" w:tplc="DC96F874">
       <w:numFmt w:val="decimal"/>
       <w:lvlText w:val=""/>
       <w:lvlJc w:val="left"/>
     </w:lvl>
-    <w:lvl w:ilvl="5" w:tplc="97E4A770">
+    <w:lvl w:ilvl="5" w:tplc="44D4F392">
       <w:numFmt w:val="decimal"/>
       <w:lvlText w:val=""/>
       <w:lvlJc w:val="left"/>
     </w:lvl>
-    <w:lvl w:ilvl="6" w:tplc="0096E942">
+    <w:lvl w:ilvl="6" w:tplc="C71ADFCE">
       <w:numFmt w:val="decimal"/>
       <w:lvlText w:val=""/>
       <w:lvlJc w:val="left"/>
     </w:lvl>
-    <w:lvl w:ilvl="7" w:tplc="3E0EF0FC">
+    <w:lvl w:ilvl="7" w:tplc="78DE7356">
       <w:numFmt w:val="decimal"/>
       <w:lvlText w:val=""/>
       <w:lvlJc w:val="left"/>
     </w:lvl>
-    <w:lvl w:ilvl="8" w:tplc="8EAAA5AE">
+    <w:lvl w:ilvl="8" w:tplc="1194B926">
       <w:numFmt w:val="decimal"/>
       <w:lvlText w:val=""/>
       <w:lvlJc w:val="left"/>
     </w:lvl>
   </w:abstractNum>
   <w:abstractNum w:abstractNumId="1" w15:restartNumberingAfterBreak="0">
-    <w:nsid w:val="1F4435C5"/>
+    <w:nsid w:val="26B767DE"/>
     <w:multiLevelType w:val="hybridMultilevel"/>
-    <w:tmpl w:val="2CFC4B64"/>
-    <w:lvl w:ilvl="0" w:tplc="B3821498">
+    <w:tmpl w:val="E93C3B16"/>
+    <w:lvl w:ilvl="0" w:tplc="04245BF4">
       <w:start w:val="1"/>
-      <w:numFmt w:val="bullet"/>
-      <w:lvlText w:val="•"/>
+      <w:numFmt w:val="decimal"/>
+      <w:lvlText w:val="%1."/>
       <w:lvlJc w:val="left"/>
       <w:pPr>
-        <w:ind w:left="460" w:hanging="280"/>
-      </w:pPr>
+        <w:ind w:left="460" w:hanging="360"/>
+      </w:pPr>
+      <w:rPr>
+        <w:b/>
+        <w:bCs/>
+        <w:color w:val="A67C27"/>
+      </w:rPr>
     </w:lvl>
-    <w:lvl w:ilvl="1" w:tplc="935004B2">
-      <w:start w:val="1"/>
-      <w:numFmt w:val="bullet"/>
-      <w:lvlText w:val="–"/>
-      <w:lvlJc w:val="left"/>
-      <w:pPr>
-        <w:ind w:left="900" w:hanging="280"/>
-      </w:pPr>
-    </w:lvl>
-    <w:lvl w:ilvl="2" w:tplc="8848C472">
+    <w:lvl w:ilvl="1" w:tplc="1B7EFEDE">
       <w:numFmt w:val="decimal"/>
       <w:lvlText w:val=""/>
       <w:lvlJc w:val="left"/>
     </w:lvl>
-    <w:lvl w:ilvl="3" w:tplc="0074A63C">
+    <w:lvl w:ilvl="2" w:tplc="1EDC5DFC">
       <w:numFmt w:val="decimal"/>
       <w:lvlText w:val=""/>
       <w:lvlJc w:val="left"/>
     </w:lvl>
-    <w:lvl w:ilvl="4" w:tplc="E92E0EF8">
+    <w:lvl w:ilvl="3" w:tplc="21647AE8">
       <w:numFmt w:val="decimal"/>
       <w:lvlText w:val=""/>
       <w:lvlJc w:val="left"/>
     </w:lvl>
-    <w:lvl w:ilvl="5" w:tplc="B7CEE486">
+    <w:lvl w:ilvl="4" w:tplc="9104EDF2">
       <w:numFmt w:val="decimal"/>
       <w:lvlText w:val=""/>
       <w:lvlJc w:val="left"/>
     </w:lvl>
-    <w:lvl w:ilvl="6" w:tplc="6F6E6A80">
+    <w:lvl w:ilvl="5" w:tplc="E4F41B22">
       <w:numFmt w:val="decimal"/>
       <w:lvlText w:val=""/>
       <w:lvlJc w:val="left"/>
     </w:lvl>
-    <w:lvl w:ilvl="7" w:tplc="2A3C8A78">
+    <w:lvl w:ilvl="6" w:tplc="25FEFD7C">
       <w:numFmt w:val="decimal"/>
       <w:lvlText w:val=""/>
       <w:lvlJc w:val="left"/>
     </w:lvl>
-    <w:lvl w:ilvl="8" w:tplc="BA001606">
+    <w:lvl w:ilvl="7" w:tplc="28F810B2">
+      <w:numFmt w:val="decimal"/>
+      <w:lvlText w:val=""/>
+      <w:lvlJc w:val="left"/>
+    </w:lvl>
+    <w:lvl w:ilvl="8" w:tplc="E42CFD80">
       <w:numFmt w:val="decimal"/>
       <w:lvlText w:val=""/>
       <w:lvlJc w:val="left"/>
     </w:lvl>
   </w:abstractNum>
   <w:abstractNum w:abstractNumId="2" w15:restartNumberingAfterBreak="0">
-    <w:nsid w:val="21C12C99"/>
+    <w:nsid w:val="2D246A3D"/>
     <w:multiLevelType w:val="hybridMultilevel"/>
-    <w:tmpl w:val="2BACED00"/>
-    <w:lvl w:ilvl="0" w:tplc="A540FDD8">
+    <w:tmpl w:val="04D49AD4"/>
+    <w:lvl w:ilvl="0" w:tplc="221AC080">
       <w:start w:val="1"/>
       <w:numFmt w:val="decimal"/>
       <w:lvlText w:val="%1."/>
@@ -8911,52 +9188,52 @@
         <w:color w:val="A67C27"/>
       </w:rPr>
     </w:lvl>
-    <w:lvl w:ilvl="1" w:tplc="CAFCB846">
+    <w:lvl w:ilvl="1" w:tplc="932C7290">
       <w:numFmt w:val="decimal"/>
       <w:lvlText w:val=""/>
       <w:lvlJc w:val="left"/>
     </w:lvl>
-    <w:lvl w:ilvl="2" w:tplc="C66217DC">
+    <w:lvl w:ilvl="2" w:tplc="91DC3D1C">
       <w:numFmt w:val="decimal"/>
       <w:lvlText w:val=""/>
       <w:lvlJc w:val="left"/>
     </w:lvl>
-    <w:lvl w:ilvl="3" w:tplc="C50034D6">
+    <w:lvl w:ilvl="3" w:tplc="B9A6A81A">
       <w:numFmt w:val="decimal"/>
       <w:lvlText w:val=""/>
       <w:lvlJc w:val="left"/>
     </w:lvl>
-    <w:lvl w:ilvl="4" w:tplc="7CA41FB6">
+    <w:lvl w:ilvl="4" w:tplc="76B0BB9E">
       <w:numFmt w:val="decimal"/>
       <w:lvlText w:val=""/>
       <w:lvlJc w:val="left"/>
     </w:lvl>
-    <w:lvl w:ilvl="5" w:tplc="FECCA00A">
+    <w:lvl w:ilvl="5" w:tplc="2F5C522E">
       <w:numFmt w:val="decimal"/>
       <w:lvlText w:val=""/>
       <w:lvlJc w:val="left"/>
     </w:lvl>
-    <w:lvl w:ilvl="6" w:tplc="26DC179C">
+    <w:lvl w:ilvl="6" w:tplc="3190EBE8">
       <w:numFmt w:val="decimal"/>
       <w:lvlText w:val=""/>
       <w:lvlJc w:val="left"/>
     </w:lvl>
-    <w:lvl w:ilvl="7" w:tplc="2BD62F20">
+    <w:lvl w:ilvl="7" w:tplc="BBE4A6CE">
       <w:numFmt w:val="decimal"/>
       <w:lvlText w:val=""/>
       <w:lvlJc w:val="left"/>
     </w:lvl>
-    <w:lvl w:ilvl="8" w:tplc="45CCFDAA">
+    <w:lvl w:ilvl="8" w:tplc="B614D3D4">
       <w:numFmt w:val="decimal"/>
       <w:lvlText w:val=""/>
       <w:lvlJc w:val="left"/>
     </w:lvl>
   </w:abstractNum>
   <w:abstractNum w:abstractNumId="3" w15:restartNumberingAfterBreak="0">
-    <w:nsid w:val="2A6F233B"/>
+    <w:nsid w:val="451463AE"/>
     <w:multiLevelType w:val="hybridMultilevel"/>
-    <w:tmpl w:val="93E8C094"/>
-    <w:lvl w:ilvl="0" w:tplc="A064B6D2">
+    <w:tmpl w:val="AE58DDBA"/>
+    <w:lvl w:ilvl="0" w:tplc="B2921470">
       <w:start w:val="1"/>
       <w:numFmt w:val="decimal"/>
       <w:lvlText w:val="%1."/>
@@ -8970,52 +9247,196 @@
         <w:color w:val="A67C27"/>
       </w:rPr>
     </w:lvl>
-    <w:lvl w:ilvl="1" w:tplc="2006CAFA">
+    <w:lvl w:ilvl="1" w:tplc="9176076C">
       <w:numFmt w:val="decimal"/>
       <w:lvlText w:val=""/>
       <w:lvlJc w:val="left"/>
     </w:lvl>
-    <w:lvl w:ilvl="2" w:tplc="8BC23762">
+    <w:lvl w:ilvl="2" w:tplc="F5EAD7D8">
       <w:numFmt w:val="decimal"/>
       <w:lvlText w:val=""/>
       <w:lvlJc w:val="left"/>
     </w:lvl>
-    <w:lvl w:ilvl="3" w:tplc="F738BFDE">
+    <w:lvl w:ilvl="3" w:tplc="2DAC8890">
       <w:numFmt w:val="decimal"/>
       <w:lvlText w:val=""/>
       <w:lvlJc w:val="left"/>
     </w:lvl>
-    <w:lvl w:ilvl="4" w:tplc="52C27062">
+    <w:lvl w:ilvl="4" w:tplc="9FCE13FA">
       <w:numFmt w:val="decimal"/>
       <w:lvlText w:val=""/>
       <w:lvlJc w:val="left"/>
     </w:lvl>
-    <w:lvl w:ilvl="5" w:tplc="BDA63758">
+    <w:lvl w:ilvl="5" w:tplc="A7284B80">
       <w:numFmt w:val="decimal"/>
       <w:lvlText w:val=""/>
       <w:lvlJc w:val="left"/>
     </w:lvl>
-    <w:lvl w:ilvl="6" w:tplc="A62A2BAE">
+    <w:lvl w:ilvl="6" w:tplc="E97847C2">
       <w:numFmt w:val="decimal"/>
       <w:lvlText w:val=""/>
       <w:lvlJc w:val="left"/>
     </w:lvl>
-    <w:lvl w:ilvl="7" w:tplc="1512CE3E">
+    <w:lvl w:ilvl="7" w:tplc="2FD6777A">
       <w:numFmt w:val="decimal"/>
       <w:lvlText w:val=""/>
       <w:lvlJc w:val="left"/>
     </w:lvl>
-    <w:lvl w:ilvl="8" w:tplc="BD9A62C6">
+    <w:lvl w:ilvl="8" w:tplc="E320C77E">
       <w:numFmt w:val="decimal"/>
       <w:lvlText w:val=""/>
       <w:lvlJc w:val="left"/>
     </w:lvl>
   </w:abstractNum>
   <w:abstractNum w:abstractNumId="4" w15:restartNumberingAfterBreak="0">
-    <w:nsid w:val="36C57468"/>
+    <w:nsid w:val="4DB02108"/>
     <w:multiLevelType w:val="hybridMultilevel"/>
-    <w:tmpl w:val="F8462C7E"/>
-    <w:lvl w:ilvl="0" w:tplc="5E10F132">
+    <w:tmpl w:val="CEB81C38"/>
+    <w:lvl w:ilvl="0" w:tplc="E990BB32">
+      <w:start w:val="1"/>
+      <w:numFmt w:val="bullet"/>
+      <w:lvlText w:val="●"/>
+      <w:lvlJc w:val="left"/>
+      <w:pPr>
+        <w:ind w:left="720" w:hanging="360"/>
+      </w:pPr>
+    </w:lvl>
+    <w:lvl w:ilvl="1" w:tplc="24763682">
+      <w:start w:val="1"/>
+      <w:numFmt w:val="bullet"/>
+      <w:lvlText w:val="○"/>
+      <w:lvlJc w:val="left"/>
+      <w:pPr>
+        <w:ind w:left="1440" w:hanging="360"/>
+      </w:pPr>
+    </w:lvl>
+    <w:lvl w:ilvl="2" w:tplc="AAEA69F4">
+      <w:start w:val="1"/>
+      <w:numFmt w:val="bullet"/>
+      <w:lvlText w:val="■"/>
+      <w:lvlJc w:val="left"/>
+      <w:pPr>
+        <w:ind w:left="2160" w:hanging="360"/>
+      </w:pPr>
+    </w:lvl>
+    <w:lvl w:ilvl="3" w:tplc="3F749B36">
+      <w:start w:val="1"/>
+      <w:numFmt w:val="bullet"/>
+      <w:lvlText w:val="●"/>
+      <w:lvlJc w:val="left"/>
+      <w:pPr>
+        <w:ind w:left="2880" w:hanging="360"/>
+      </w:pPr>
+    </w:lvl>
+    <w:lvl w:ilvl="4" w:tplc="F1644A4C">
+      <w:start w:val="1"/>
+      <w:numFmt w:val="bullet"/>
+      <w:lvlText w:val="○"/>
+      <w:lvlJc w:val="left"/>
+      <w:pPr>
+        <w:ind w:left="3600" w:hanging="360"/>
+      </w:pPr>
+    </w:lvl>
+    <w:lvl w:ilvl="5" w:tplc="D40ED464">
+      <w:start w:val="1"/>
+      <w:numFmt w:val="bullet"/>
+      <w:lvlText w:val="■"/>
+      <w:lvlJc w:val="left"/>
+      <w:pPr>
+        <w:ind w:left="4320" w:hanging="360"/>
+      </w:pPr>
+    </w:lvl>
+    <w:lvl w:ilvl="6" w:tplc="B51A463C">
+      <w:start w:val="1"/>
+      <w:numFmt w:val="bullet"/>
+      <w:lvlText w:val="●"/>
+      <w:lvlJc w:val="left"/>
+      <w:pPr>
+        <w:ind w:left="5040" w:hanging="360"/>
+      </w:pPr>
+    </w:lvl>
+    <w:lvl w:ilvl="7" w:tplc="FDBEF0E2">
+      <w:start w:val="1"/>
+      <w:numFmt w:val="bullet"/>
+      <w:lvlText w:val="●"/>
+      <w:lvlJc w:val="left"/>
+      <w:pPr>
+        <w:ind w:left="5760" w:hanging="360"/>
+      </w:pPr>
+    </w:lvl>
+    <w:lvl w:ilvl="8" w:tplc="CF741D92">
+      <w:start w:val="1"/>
+      <w:numFmt w:val="bullet"/>
+      <w:lvlText w:val="●"/>
+      <w:lvlJc w:val="left"/>
+      <w:pPr>
+        <w:ind w:left="6480" w:hanging="360"/>
+      </w:pPr>
+    </w:lvl>
+  </w:abstractNum>
+  <w:abstractNum w:abstractNumId="5" w15:restartNumberingAfterBreak="0">
+    <w:nsid w:val="548D795F"/>
+    <w:multiLevelType w:val="hybridMultilevel"/>
+    <w:tmpl w:val="F5FC52E6"/>
+    <w:lvl w:ilvl="0" w:tplc="A39ABCFE">
+      <w:start w:val="1"/>
+      <w:numFmt w:val="bullet"/>
+      <w:lvlText w:val="•"/>
+      <w:lvlJc w:val="left"/>
+      <w:pPr>
+        <w:ind w:left="460" w:hanging="280"/>
+      </w:pPr>
+    </w:lvl>
+    <w:lvl w:ilvl="1" w:tplc="E23484DA">
+      <w:start w:val="1"/>
+      <w:numFmt w:val="bullet"/>
+      <w:lvlText w:val="–"/>
+      <w:lvlJc w:val="left"/>
+      <w:pPr>
+        <w:ind w:left="900" w:hanging="280"/>
+      </w:pPr>
+    </w:lvl>
+    <w:lvl w:ilvl="2" w:tplc="360E3FA2">
+      <w:numFmt w:val="decimal"/>
+      <w:lvlText w:val=""/>
+      <w:lvlJc w:val="left"/>
+    </w:lvl>
+    <w:lvl w:ilvl="3" w:tplc="77709C0E">
+      <w:numFmt w:val="decimal"/>
+      <w:lvlText w:val=""/>
+      <w:lvlJc w:val="left"/>
+    </w:lvl>
+    <w:lvl w:ilvl="4" w:tplc="395AB610">
+      <w:numFmt w:val="decimal"/>
+      <w:lvlText w:val=""/>
+      <w:lvlJc w:val="left"/>
+    </w:lvl>
+    <w:lvl w:ilvl="5" w:tplc="353A707E">
+      <w:numFmt w:val="decimal"/>
+      <w:lvlText w:val=""/>
+      <w:lvlJc w:val="left"/>
+    </w:lvl>
+    <w:lvl w:ilvl="6" w:tplc="1E3EB3D2">
+      <w:numFmt w:val="decimal"/>
+      <w:lvlText w:val=""/>
+      <w:lvlJc w:val="left"/>
+    </w:lvl>
+    <w:lvl w:ilvl="7" w:tplc="01F46D10">
+      <w:numFmt w:val="decimal"/>
+      <w:lvlText w:val=""/>
+      <w:lvlJc w:val="left"/>
+    </w:lvl>
+    <w:lvl w:ilvl="8" w:tplc="7E82B9C8">
+      <w:numFmt w:val="decimal"/>
+      <w:lvlText w:val=""/>
+      <w:lvlJc w:val="left"/>
+    </w:lvl>
+  </w:abstractNum>
+  <w:abstractNum w:abstractNumId="6" w15:restartNumberingAfterBreak="0">
+    <w:nsid w:val="564151AA"/>
+    <w:multiLevelType w:val="hybridMultilevel"/>
+    <w:tmpl w:val="5BAA07A8"/>
+    <w:lvl w:ilvl="0" w:tplc="0B842D32">
       <w:start w:val="1"/>
       <w:numFmt w:val="decimal"/>
       <w:lvlText w:val="%1."/>
@@ -9029,52 +9450,52 @@
         <w:color w:val="A67C27"/>
       </w:rPr>
     </w:lvl>
-    <w:lvl w:ilvl="1" w:tplc="8DCC645E">
+    <w:lvl w:ilvl="1" w:tplc="1B922FA0">
       <w:numFmt w:val="decimal"/>
       <w:lvlText w:val=""/>
       <w:lvlJc w:val="left"/>
     </w:lvl>
-    <w:lvl w:ilvl="2" w:tplc="DC44D3B2">
+    <w:lvl w:ilvl="2" w:tplc="6C72D234">
       <w:numFmt w:val="decimal"/>
       <w:lvlText w:val=""/>
       <w:lvlJc w:val="left"/>
     </w:lvl>
-    <w:lvl w:ilvl="3" w:tplc="D5E40944">
+    <w:lvl w:ilvl="3" w:tplc="A78AC9F8">
       <w:numFmt w:val="decimal"/>
       <w:lvlText w:val=""/>
       <w:lvlJc w:val="left"/>
     </w:lvl>
-    <w:lvl w:ilvl="4" w:tplc="F196B8C0">
+    <w:lvl w:ilvl="4" w:tplc="DA42BB0E">
       <w:numFmt w:val="decimal"/>
       <w:lvlText w:val=""/>
       <w:lvlJc w:val="left"/>
     </w:lvl>
-    <w:lvl w:ilvl="5" w:tplc="0D8E77E8">
+    <w:lvl w:ilvl="5" w:tplc="8556DD58">
       <w:numFmt w:val="decimal"/>
       <w:lvlText w:val=""/>
       <w:lvlJc w:val="left"/>
     </w:lvl>
-    <w:lvl w:ilvl="6" w:tplc="7DD2640E">
+    <w:lvl w:ilvl="6" w:tplc="064264E0">
       <w:numFmt w:val="decimal"/>
       <w:lvlText w:val=""/>
       <w:lvlJc w:val="left"/>
     </w:lvl>
-    <w:lvl w:ilvl="7" w:tplc="FFFAD2FA">
+    <w:lvl w:ilvl="7" w:tplc="839EDA7E">
       <w:numFmt w:val="decimal"/>
       <w:lvlText w:val=""/>
       <w:lvlJc w:val="left"/>
     </w:lvl>
-    <w:lvl w:ilvl="8" w:tplc="6B66881A">
+    <w:lvl w:ilvl="8" w:tplc="C882995C">
       <w:numFmt w:val="decimal"/>
       <w:lvlText w:val=""/>
       <w:lvlJc w:val="left"/>
     </w:lvl>
   </w:abstractNum>
-  <w:abstractNum w:abstractNumId="5" w15:restartNumberingAfterBreak="0">
-    <w:nsid w:val="4009485D"/>
+  <w:abstractNum w:abstractNumId="7" w15:restartNumberingAfterBreak="0">
+    <w:nsid w:val="68CD51CC"/>
     <w:multiLevelType w:val="hybridMultilevel"/>
-    <w:tmpl w:val="BE487C34"/>
-    <w:lvl w:ilvl="0" w:tplc="743A400C">
+    <w:tmpl w:val="7F14C7C4"/>
+    <w:lvl w:ilvl="0" w:tplc="3B081992">
       <w:start w:val="1"/>
       <w:numFmt w:val="decimal"/>
       <w:lvlText w:val="%1."/>
@@ -9088,138 +9509,52 @@
         <w:color w:val="A67C27"/>
       </w:rPr>
     </w:lvl>
-    <w:lvl w:ilvl="1" w:tplc="688896C0">
+    <w:lvl w:ilvl="1" w:tplc="7B1A2D0A">
       <w:numFmt w:val="decimal"/>
       <w:lvlText w:val=""/>
       <w:lvlJc w:val="left"/>
     </w:lvl>
-    <w:lvl w:ilvl="2" w:tplc="B114D754">
+    <w:lvl w:ilvl="2" w:tplc="2C763324">
       <w:numFmt w:val="decimal"/>
       <w:lvlText w:val=""/>
       <w:lvlJc w:val="left"/>
     </w:lvl>
-    <w:lvl w:ilvl="3" w:tplc="5BE4AD28">
+    <w:lvl w:ilvl="3" w:tplc="59F6A8DA">
       <w:numFmt w:val="decimal"/>
       <w:lvlText w:val=""/>
       <w:lvlJc w:val="left"/>
     </w:lvl>
-    <w:lvl w:ilvl="4" w:tplc="50960BE2">
+    <w:lvl w:ilvl="4" w:tplc="1DB0591A">
       <w:numFmt w:val="decimal"/>
       <w:lvlText w:val=""/>
       <w:lvlJc w:val="left"/>
     </w:lvl>
-    <w:lvl w:ilvl="5" w:tplc="277AF55A">
+    <w:lvl w:ilvl="5" w:tplc="A2F4E460">
       <w:numFmt w:val="decimal"/>
       <w:lvlText w:val=""/>
       <w:lvlJc w:val="left"/>
     </w:lvl>
-    <w:lvl w:ilvl="6" w:tplc="3F90D552">
+    <w:lvl w:ilvl="6" w:tplc="E74C04CE">
       <w:numFmt w:val="decimal"/>
       <w:lvlText w:val=""/>
       <w:lvlJc w:val="left"/>
     </w:lvl>
-    <w:lvl w:ilvl="7" w:tplc="436E3058">
+    <w:lvl w:ilvl="7" w:tplc="98186E9C">
       <w:numFmt w:val="decimal"/>
       <w:lvlText w:val=""/>
       <w:lvlJc w:val="left"/>
     </w:lvl>
-    <w:lvl w:ilvl="8" w:tplc="1936B31C">
+    <w:lvl w:ilvl="8" w:tplc="CDC20FAE">
       <w:numFmt w:val="decimal"/>
       <w:lvlText w:val=""/>
       <w:lvlJc w:val="left"/>
     </w:lvl>
   </w:abstractNum>
-  <w:abstractNum w:abstractNumId="6" w15:restartNumberingAfterBreak="0">
-    <w:nsid w:val="42FD27A4"/>
+  <w:abstractNum w:abstractNumId="8" w15:restartNumberingAfterBreak="0">
+    <w:nsid w:val="739314BA"/>
     <w:multiLevelType w:val="hybridMultilevel"/>
-    <w:tmpl w:val="E1F4CA7A"/>
-    <w:lvl w:ilvl="0" w:tplc="667C2A8C">
-      <w:start w:val="1"/>
-      <w:numFmt w:val="bullet"/>
-      <w:lvlText w:val="●"/>
-      <w:lvlJc w:val="left"/>
-      <w:pPr>
-        <w:ind w:left="720" w:hanging="360"/>
-      </w:pPr>
-    </w:lvl>
-    <w:lvl w:ilvl="1" w:tplc="82767E64">
-      <w:start w:val="1"/>
-      <w:numFmt w:val="bullet"/>
-      <w:lvlText w:val="○"/>
-      <w:lvlJc w:val="left"/>
-      <w:pPr>
-        <w:ind w:left="1440" w:hanging="360"/>
-      </w:pPr>
-    </w:lvl>
-    <w:lvl w:ilvl="2" w:tplc="5F582B80">
-      <w:start w:val="1"/>
-      <w:numFmt w:val="bullet"/>
-      <w:lvlText w:val="■"/>
-      <w:lvlJc w:val="left"/>
-      <w:pPr>
-        <w:ind w:left="2160" w:hanging="360"/>
-      </w:pPr>
-    </w:lvl>
-    <w:lvl w:ilvl="3" w:tplc="3042DE14">
-      <w:start w:val="1"/>
-      <w:numFmt w:val="bullet"/>
-      <w:lvlText w:val="●"/>
-      <w:lvlJc w:val="left"/>
-      <w:pPr>
-        <w:ind w:left="2880" w:hanging="360"/>
-      </w:pPr>
-    </w:lvl>
-    <w:lvl w:ilvl="4" w:tplc="5C8CF77E">
-      <w:start w:val="1"/>
-      <w:numFmt w:val="bullet"/>
-      <w:lvlText w:val="○"/>
-      <w:lvlJc w:val="left"/>
-      <w:pPr>
-        <w:ind w:left="3600" w:hanging="360"/>
-      </w:pPr>
-    </w:lvl>
-    <w:lvl w:ilvl="5" w:tplc="58AAE2E2">
-      <w:start w:val="1"/>
-      <w:numFmt w:val="bullet"/>
-      <w:lvlText w:val="■"/>
-      <w:lvlJc w:val="left"/>
-      <w:pPr>
-        <w:ind w:left="4320" w:hanging="360"/>
-      </w:pPr>
-    </w:lvl>
-    <w:lvl w:ilvl="6" w:tplc="8D64BE0A">
-      <w:start w:val="1"/>
-      <w:numFmt w:val="bullet"/>
-      <w:lvlText w:val="●"/>
-      <w:lvlJc w:val="left"/>
-      <w:pPr>
-        <w:ind w:left="5040" w:hanging="360"/>
-      </w:pPr>
-    </w:lvl>
-    <w:lvl w:ilvl="7" w:tplc="238AC982">
-      <w:start w:val="1"/>
-      <w:numFmt w:val="bullet"/>
-      <w:lvlText w:val="●"/>
-      <w:lvlJc w:val="left"/>
-      <w:pPr>
-        <w:ind w:left="5760" w:hanging="360"/>
-      </w:pPr>
-    </w:lvl>
-    <w:lvl w:ilvl="8" w:tplc="FB245004">
-      <w:start w:val="1"/>
-      <w:numFmt w:val="bullet"/>
-      <w:lvlText w:val="●"/>
-      <w:lvlJc w:val="left"/>
-      <w:pPr>
-        <w:ind w:left="6480" w:hanging="360"/>
-      </w:pPr>
-    </w:lvl>
-  </w:abstractNum>
-  <w:abstractNum w:abstractNumId="7" w15:restartNumberingAfterBreak="0">
-    <w:nsid w:val="5A107194"/>
-    <w:multiLevelType w:val="hybridMultilevel"/>
-    <w:tmpl w:val="08B2D762"/>
-    <w:lvl w:ilvl="0" w:tplc="6BFAC2F0">
+    <w:tmpl w:val="A9A22800"/>
+    <w:lvl w:ilvl="0" w:tplc="0594502C">
       <w:start w:val="1"/>
       <w:numFmt w:val="decimal"/>
       <w:lvlText w:val="%1."/>
@@ -9233,156 +9568,97 @@
         <w:color w:val="A67C27"/>
       </w:rPr>
     </w:lvl>
-    <w:lvl w:ilvl="1" w:tplc="0F8E0858">
+    <w:lvl w:ilvl="1" w:tplc="0D747CDE">
       <w:numFmt w:val="decimal"/>
       <w:lvlText w:val=""/>
       <w:lvlJc w:val="left"/>
     </w:lvl>
-    <w:lvl w:ilvl="2" w:tplc="539CDE54">
+    <w:lvl w:ilvl="2" w:tplc="AE00E0DC">
       <w:numFmt w:val="decimal"/>
       <w:lvlText w:val=""/>
       <w:lvlJc w:val="left"/>
     </w:lvl>
-    <w:lvl w:ilvl="3" w:tplc="C13A8098">
+    <w:lvl w:ilvl="3" w:tplc="D7BAA046">
       <w:numFmt w:val="decimal"/>
       <w:lvlText w:val=""/>
       <w:lvlJc w:val="left"/>
     </w:lvl>
-    <w:lvl w:ilvl="4" w:tplc="EE70DDA2">
+    <w:lvl w:ilvl="4" w:tplc="2EACE9CC">
       <w:numFmt w:val="decimal"/>
       <w:lvlText w:val=""/>
       <w:lvlJc w:val="left"/>
     </w:lvl>
-    <w:lvl w:ilvl="5" w:tplc="47D66604">
+    <w:lvl w:ilvl="5" w:tplc="D95423C8">
       <w:numFmt w:val="decimal"/>
       <w:lvlText w:val=""/>
       <w:lvlJc w:val="left"/>
     </w:lvl>
-    <w:lvl w:ilvl="6" w:tplc="1C763772">
+    <w:lvl w:ilvl="6" w:tplc="29B6AFF6">
       <w:numFmt w:val="decimal"/>
       <w:lvlText w:val=""/>
       <w:lvlJc w:val="left"/>
     </w:lvl>
-    <w:lvl w:ilvl="7" w:tplc="8C2AD1E4">
+    <w:lvl w:ilvl="7" w:tplc="10A86FEA">
       <w:numFmt w:val="decimal"/>
       <w:lvlText w:val=""/>
       <w:lvlJc w:val="left"/>
     </w:lvl>
-    <w:lvl w:ilvl="8" w:tplc="B6E28330">
+    <w:lvl w:ilvl="8" w:tplc="C1C8A048">
       <w:numFmt w:val="decimal"/>
       <w:lvlText w:val=""/>
       <w:lvlJc w:val="left"/>
     </w:lvl>
   </w:abstractNum>
-  <w:abstractNum w:abstractNumId="8" w15:restartNumberingAfterBreak="0">
-    <w:nsid w:val="72F73062"/>
-    <w:multiLevelType w:val="hybridMultilevel"/>
-    <w:tmpl w:val="D0DC20D0"/>
-    <w:lvl w:ilvl="0" w:tplc="244CC0BA">
-      <w:start w:val="1"/>
-      <w:numFmt w:val="decimal"/>
-      <w:lvlText w:val="%1."/>
-      <w:lvlJc w:val="left"/>
-      <w:pPr>
-        <w:ind w:left="460" w:hanging="360"/>
-      </w:pPr>
-      <w:rPr>
-        <w:b/>
-        <w:bCs/>
-        <w:color w:val="A67C27"/>
-      </w:rPr>
-    </w:lvl>
-    <w:lvl w:ilvl="1" w:tplc="503EE974">
-      <w:numFmt w:val="decimal"/>
-      <w:lvlText w:val=""/>
-      <w:lvlJc w:val="left"/>
-    </w:lvl>
-    <w:lvl w:ilvl="2" w:tplc="87F690CA">
-      <w:numFmt w:val="decimal"/>
-      <w:lvlText w:val=""/>
-      <w:lvlJc w:val="left"/>
-    </w:lvl>
-    <w:lvl w:ilvl="3" w:tplc="0E66B164">
-      <w:numFmt w:val="decimal"/>
-      <w:lvlText w:val=""/>
-      <w:lvlJc w:val="left"/>
-    </w:lvl>
-    <w:lvl w:ilvl="4" w:tplc="DBB2D4BC">
-      <w:numFmt w:val="decimal"/>
-      <w:lvlText w:val=""/>
-      <w:lvlJc w:val="left"/>
-    </w:lvl>
-    <w:lvl w:ilvl="5" w:tplc="D9FC368A">
-      <w:numFmt w:val="decimal"/>
-      <w:lvlText w:val=""/>
-      <w:lvlJc w:val="left"/>
-    </w:lvl>
-    <w:lvl w:ilvl="6" w:tplc="C9320E18">
-      <w:numFmt w:val="decimal"/>
-      <w:lvlText w:val=""/>
-      <w:lvlJc w:val="left"/>
-    </w:lvl>
-    <w:lvl w:ilvl="7" w:tplc="30B2ACD0">
-      <w:numFmt w:val="decimal"/>
-      <w:lvlText w:val=""/>
-      <w:lvlJc w:val="left"/>
-    </w:lvl>
-    <w:lvl w:ilvl="8" w:tplc="2820D5BA">
-      <w:numFmt w:val="decimal"/>
-      <w:lvlText w:val=""/>
-      <w:lvlJc w:val="left"/>
-    </w:lvl>
-  </w:abstractNum>
-  <w:num w:numId="1" w16cid:durableId="1136022677">
+  <w:num w:numId="1" w16cid:durableId="747463058">
+    <w:abstractNumId w:val="4"/>
+    <w:lvlOverride w:ilvl="0">
+      <w:startOverride w:val="1"/>
+    </w:lvlOverride>
+  </w:num>
+  <w:num w:numId="2" w16cid:durableId="16346338">
+    <w:abstractNumId w:val="5"/>
+    <w:lvlOverride w:ilvl="0">
+      <w:startOverride w:val="1"/>
+    </w:lvlOverride>
+  </w:num>
+  <w:num w:numId="3" w16cid:durableId="432089030">
+    <w:abstractNumId w:val="7"/>
+    <w:lvlOverride w:ilvl="0">
+      <w:startOverride w:val="1"/>
+    </w:lvlOverride>
+  </w:num>
+  <w:num w:numId="4" w16cid:durableId="2132284960">
+    <w:abstractNumId w:val="1"/>
+    <w:lvlOverride w:ilvl="0">
+      <w:startOverride w:val="1"/>
+    </w:lvlOverride>
+  </w:num>
+  <w:num w:numId="5" w16cid:durableId="367342258">
     <w:abstractNumId w:val="6"/>
     <w:lvlOverride w:ilvl="0">
       <w:startOverride w:val="1"/>
     </w:lvlOverride>
   </w:num>
-  <w:num w:numId="2" w16cid:durableId="1868368659">
-    <w:abstractNumId w:val="1"/>
+  <w:num w:numId="6" w16cid:durableId="2100908608">
+    <w:abstractNumId w:val="8"/>
     <w:lvlOverride w:ilvl="0">
       <w:startOverride w:val="1"/>
     </w:lvlOverride>
   </w:num>
-  <w:num w:numId="3" w16cid:durableId="198204835">
-    <w:abstractNumId w:val="7"/>
-    <w:lvlOverride w:ilvl="0">
-      <w:startOverride w:val="1"/>
-    </w:lvlOverride>
-  </w:num>
-  <w:num w:numId="4" w16cid:durableId="597786540">
-    <w:abstractNumId w:val="2"/>
-    <w:lvlOverride w:ilvl="0">
-      <w:startOverride w:val="1"/>
-    </w:lvlOverride>
-  </w:num>
-  <w:num w:numId="5" w16cid:durableId="671613236">
+  <w:num w:numId="7" w16cid:durableId="307903220">
     <w:abstractNumId w:val="3"/>
     <w:lvlOverride w:ilvl="0">
       <w:startOverride w:val="1"/>
     </w:lvlOverride>
   </w:num>
-  <w:num w:numId="6" w16cid:durableId="2021812644">
+  <w:num w:numId="8" w16cid:durableId="271786444">
     <w:abstractNumId w:val="0"/>
     <w:lvlOverride w:ilvl="0">
       <w:startOverride w:val="1"/>
     </w:lvlOverride>
   </w:num>
-  <w:num w:numId="7" w16cid:durableId="429157090">
-    <w:abstractNumId w:val="5"/>
-    <w:lvlOverride w:ilvl="0">
-      <w:startOverride w:val="1"/>
-    </w:lvlOverride>
-  </w:num>
-  <w:num w:numId="8" w16cid:durableId="140853264">
-    <w:abstractNumId w:val="8"/>
-    <w:lvlOverride w:ilvl="0">
-      <w:startOverride w:val="1"/>
-    </w:lvlOverride>
-  </w:num>
-  <w:num w:numId="9" w16cid:durableId="1595283228">
-    <w:abstractNumId w:val="4"/>
+  <w:num w:numId="9" w16cid:durableId="1676112371">
+    <w:abstractNumId w:val="2"/>
     <w:lvlOverride w:ilvl="0">
       <w:startOverride w:val="1"/>
     </w:lvlOverride>
@@ -10007,7 +10283,7 @@
     <w:autoRedefine/>
     <w:uiPriority w:val="39"/>
     <w:unhideWhenUsed/>
-    <w:rsid w:val="00012444"/>
+    <w:rsid w:val="006235C6"/>
     <w:pPr>
       <w:spacing w:after="100"/>
     </w:pPr>
@@ -10019,7 +10295,7 @@
     <w:autoRedefine/>
     <w:uiPriority w:val="39"/>
     <w:unhideWhenUsed/>
-    <w:rsid w:val="00012444"/>
+    <w:rsid w:val="006235C6"/>
     <w:pPr>
       <w:spacing w:after="100"/>
       <w:ind w:left="210"/>

--- a/docs/manuals/Role_Guide_6_Documentary_RA.docx
+++ b/docs/manuals/Role_Guide_6_Documentary_RA.docx
@@ -538,7 +538,7 @@
     <w:sdt>
       <w:sdtPr>
         <w:alias w:val="Contents"/>
-        <w:id w:val="1924831980"/>
+        <w:id w:val="1835253981"/>
       </w:sdtPr>
       <w:sdtEndPr/>
       <w:sdtContent>
@@ -567,7 +567,7 @@
           <w:r>
             <w:fldChar w:fldCharType="separate"/>
           </w:r>
-          <w:hyperlink w:anchor="_Toc240759100" w:history="1">
+          <w:hyperlink w:anchor="_Toc240759360" w:history="1">
             <w:r>
               <w:rPr>
                 <w:rStyle w:val="Hyperlink"/>
@@ -591,7 +591,7 @@
               <w:rPr>
                 <w:noProof/>
               </w:rPr>
-              <w:instrText xml:space="preserve"> PAGEREF _Toc240759100 \h </w:instrText>
+              <w:instrText xml:space="preserve"> PAGEREF _Toc240759360 \h </w:instrText>
             </w:r>
             <w:r>
               <w:rPr>
@@ -634,7 +634,7 @@
               <w14:ligatures w14:val="standardContextual"/>
             </w:rPr>
           </w:pPr>
-          <w:hyperlink w:anchor="_Toc240759101" w:history="1">
+          <w:hyperlink w:anchor="_Toc240759361" w:history="1">
             <w:r>
               <w:rPr>
                 <w:rStyle w:val="Hyperlink"/>
@@ -658,7 +658,7 @@
               <w:rPr>
                 <w:noProof/>
               </w:rPr>
-              <w:instrText xml:space="preserve"> PAGEREF _Toc240759101 \h </w:instrText>
+              <w:instrText xml:space="preserve"> PAGEREF _Toc240759361 \h </w:instrText>
             </w:r>
             <w:r>
               <w:rPr>
@@ -701,7 +701,7 @@
               <w14:ligatures w14:val="standardContextual"/>
             </w:rPr>
           </w:pPr>
-          <w:hyperlink w:anchor="_Toc240759102" w:history="1">
+          <w:hyperlink w:anchor="_Toc240759362" w:history="1">
             <w:r>
               <w:rPr>
                 <w:rStyle w:val="Hyperlink"/>
@@ -725,7 +725,7 @@
               <w:rPr>
                 <w:noProof/>
               </w:rPr>
-              <w:instrText xml:space="preserve"> PAGEREF _Toc240759102 \h </w:instrText>
+              <w:instrText xml:space="preserve"> PAGEREF _Toc240759362 \h </w:instrText>
             </w:r>
             <w:r>
               <w:rPr>
@@ -768,7 +768,7 @@
               <w14:ligatures w14:val="standardContextual"/>
             </w:rPr>
           </w:pPr>
-          <w:hyperlink w:anchor="_Toc240759103" w:history="1">
+          <w:hyperlink w:anchor="_Toc240759363" w:history="1">
             <w:r>
               <w:rPr>
                 <w:rStyle w:val="Hyperlink"/>
@@ -792,7 +792,7 @@
               <w:rPr>
                 <w:noProof/>
               </w:rPr>
-              <w:instrText xml:space="preserve"> PAGEREF _Toc240759103 \h </w:instrText>
+              <w:instrText xml:space="preserve"> PAGEREF _Toc240759363 \h </w:instrText>
             </w:r>
             <w:r>
               <w:rPr>
@@ -835,7 +835,7 @@
               <w14:ligatures w14:val="standardContextual"/>
             </w:rPr>
           </w:pPr>
-          <w:hyperlink w:anchor="_Toc240759104" w:history="1">
+          <w:hyperlink w:anchor="_Toc240759364" w:history="1">
             <w:r>
               <w:rPr>
                 <w:rStyle w:val="Hyperlink"/>
@@ -859,7 +859,7 @@
               <w:rPr>
                 <w:noProof/>
               </w:rPr>
-              <w:instrText xml:space="preserve"> PAGEREF _Toc240759104 \h </w:instrText>
+              <w:instrText xml:space="preserve"> PAGEREF _Toc240759364 \h </w:instrText>
             </w:r>
             <w:r>
               <w:rPr>
@@ -902,7 +902,7 @@
               <w14:ligatures w14:val="standardContextual"/>
             </w:rPr>
           </w:pPr>
-          <w:hyperlink w:anchor="_Toc240759105" w:history="1">
+          <w:hyperlink w:anchor="_Toc240759365" w:history="1">
             <w:r>
               <w:rPr>
                 <w:rStyle w:val="Hyperlink"/>
@@ -926,7 +926,7 @@
               <w:rPr>
                 <w:noProof/>
               </w:rPr>
-              <w:instrText xml:space="preserve"> PAGEREF _Toc240759105 \h </w:instrText>
+              <w:instrText xml:space="preserve"> PAGEREF _Toc240759365 \h </w:instrText>
             </w:r>
             <w:r>
               <w:rPr>
@@ -969,7 +969,7 @@
               <w14:ligatures w14:val="standardContextual"/>
             </w:rPr>
           </w:pPr>
-          <w:hyperlink w:anchor="_Toc240759106" w:history="1">
+          <w:hyperlink w:anchor="_Toc240759366" w:history="1">
             <w:r>
               <w:rPr>
                 <w:rStyle w:val="Hyperlink"/>
@@ -993,7 +993,7 @@
               <w:rPr>
                 <w:noProof/>
               </w:rPr>
-              <w:instrText xml:space="preserve"> PAGEREF _Toc240759106 \h </w:instrText>
+              <w:instrText xml:space="preserve"> PAGEREF _Toc240759366 \h </w:instrText>
             </w:r>
             <w:r>
               <w:rPr>
@@ -1036,7 +1036,7 @@
               <w14:ligatures w14:val="standardContextual"/>
             </w:rPr>
           </w:pPr>
-          <w:hyperlink w:anchor="_Toc240759107" w:history="1">
+          <w:hyperlink w:anchor="_Toc240759367" w:history="1">
             <w:r>
               <w:rPr>
                 <w:rStyle w:val="Hyperlink"/>
@@ -1060,7 +1060,7 @@
               <w:rPr>
                 <w:noProof/>
               </w:rPr>
-              <w:instrText xml:space="preserve"> PAGEREF _Toc240759107 \h </w:instrText>
+              <w:instrText xml:space="preserve"> PAGEREF _Toc240759367 \h </w:instrText>
             </w:r>
             <w:r>
               <w:rPr>
@@ -1103,7 +1103,7 @@
               <w14:ligatures w14:val="standardContextual"/>
             </w:rPr>
           </w:pPr>
-          <w:hyperlink w:anchor="_Toc240759108" w:history="1">
+          <w:hyperlink w:anchor="_Toc240759368" w:history="1">
             <w:r>
               <w:rPr>
                 <w:rStyle w:val="Hyperlink"/>
@@ -1127,7 +1127,7 @@
               <w:rPr>
                 <w:noProof/>
               </w:rPr>
-              <w:instrText xml:space="preserve"> PAGEREF _Toc240759108 \h </w:instrText>
+              <w:instrText xml:space="preserve"> PAGEREF _Toc240759368 \h </w:instrText>
             </w:r>
             <w:r>
               <w:rPr>
@@ -1170,7 +1170,7 @@
               <w14:ligatures w14:val="standardContextual"/>
             </w:rPr>
           </w:pPr>
-          <w:hyperlink w:anchor="_Toc240759109" w:history="1">
+          <w:hyperlink w:anchor="_Toc240759369" w:history="1">
             <w:r>
               <w:rPr>
                 <w:rStyle w:val="Hyperlink"/>
@@ -1194,7 +1194,7 @@
               <w:rPr>
                 <w:noProof/>
               </w:rPr>
-              <w:instrText xml:space="preserve"> PAGEREF _Toc240759109 \h </w:instrText>
+              <w:instrText xml:space="preserve"> PAGEREF _Toc240759369 \h </w:instrText>
             </w:r>
             <w:r>
               <w:rPr>
@@ -1237,7 +1237,7 @@
               <w14:ligatures w14:val="standardContextual"/>
             </w:rPr>
           </w:pPr>
-          <w:hyperlink w:anchor="_Toc240759110" w:history="1">
+          <w:hyperlink w:anchor="_Toc240759370" w:history="1">
             <w:r>
               <w:rPr>
                 <w:rStyle w:val="Hyperlink"/>
@@ -1261,7 +1261,7 @@
               <w:rPr>
                 <w:noProof/>
               </w:rPr>
-              <w:instrText xml:space="preserve"> PAGEREF _Toc240759110 \h </w:instrText>
+              <w:instrText xml:space="preserve"> PAGEREF _Toc240759370 \h </w:instrText>
             </w:r>
             <w:r>
               <w:rPr>
@@ -1304,7 +1304,7 @@
               <w14:ligatures w14:val="standardContextual"/>
             </w:rPr>
           </w:pPr>
-          <w:hyperlink w:anchor="_Toc240759111" w:history="1">
+          <w:hyperlink w:anchor="_Toc240759371" w:history="1">
             <w:r>
               <w:rPr>
                 <w:rStyle w:val="Hyperlink"/>
@@ -1328,7 +1328,7 @@
               <w:rPr>
                 <w:noProof/>
               </w:rPr>
-              <w:instrText xml:space="preserve"> PAGEREF _Toc240759111 \h </w:instrText>
+              <w:instrText xml:space="preserve"> PAGEREF _Toc240759371 \h </w:instrText>
             </w:r>
             <w:r>
               <w:rPr>
@@ -1371,7 +1371,7 @@
               <w14:ligatures w14:val="standardContextual"/>
             </w:rPr>
           </w:pPr>
-          <w:hyperlink w:anchor="_Toc240759112" w:history="1">
+          <w:hyperlink w:anchor="_Toc240759372" w:history="1">
             <w:r>
               <w:rPr>
                 <w:rStyle w:val="Hyperlink"/>
@@ -1395,7 +1395,7 @@
               <w:rPr>
                 <w:noProof/>
               </w:rPr>
-              <w:instrText xml:space="preserve"> PAGEREF _Toc240759112 \h </w:instrText>
+              <w:instrText xml:space="preserve"> PAGEREF _Toc240759372 \h </w:instrText>
             </w:r>
             <w:r>
               <w:rPr>
@@ -1438,7 +1438,7 @@
               <w14:ligatures w14:val="standardContextual"/>
             </w:rPr>
           </w:pPr>
-          <w:hyperlink w:anchor="_Toc240759113" w:history="1">
+          <w:hyperlink w:anchor="_Toc240759373" w:history="1">
             <w:r>
               <w:rPr>
                 <w:rStyle w:val="Hyperlink"/>
@@ -1462,7 +1462,7 @@
               <w:rPr>
                 <w:noProof/>
               </w:rPr>
-              <w:instrText xml:space="preserve"> PAGEREF _Toc240759113 \h </w:instrText>
+              <w:instrText xml:space="preserve"> PAGEREF _Toc240759373 \h </w:instrText>
             </w:r>
             <w:r>
               <w:rPr>
@@ -1505,7 +1505,7 @@
               <w14:ligatures w14:val="standardContextual"/>
             </w:rPr>
           </w:pPr>
-          <w:hyperlink w:anchor="_Toc240759114" w:history="1">
+          <w:hyperlink w:anchor="_Toc240759374" w:history="1">
             <w:r>
               <w:rPr>
                 <w:rStyle w:val="Hyperlink"/>
@@ -1529,7 +1529,7 @@
               <w:rPr>
                 <w:noProof/>
               </w:rPr>
-              <w:instrText xml:space="preserve"> PAGEREF _Toc240759114 \h </w:instrText>
+              <w:instrText xml:space="preserve"> PAGEREF _Toc240759374 \h </w:instrText>
             </w:r>
             <w:r>
               <w:rPr>
@@ -1572,7 +1572,7 @@
               <w14:ligatures w14:val="standardContextual"/>
             </w:rPr>
           </w:pPr>
-          <w:hyperlink w:anchor="_Toc240759115" w:history="1">
+          <w:hyperlink w:anchor="_Toc240759375" w:history="1">
             <w:r>
               <w:rPr>
                 <w:rStyle w:val="Hyperlink"/>
@@ -1596,7 +1596,7 @@
               <w:rPr>
                 <w:noProof/>
               </w:rPr>
-              <w:instrText xml:space="preserve"> PAGEREF _Toc240759115 \h </w:instrText>
+              <w:instrText xml:space="preserve"> PAGEREF _Toc240759375 \h </w:instrText>
             </w:r>
             <w:r>
               <w:rPr>
@@ -1639,7 +1639,7 @@
               <w14:ligatures w14:val="standardContextual"/>
             </w:rPr>
           </w:pPr>
-          <w:hyperlink w:anchor="_Toc240759116" w:history="1">
+          <w:hyperlink w:anchor="_Toc240759376" w:history="1">
             <w:r>
               <w:rPr>
                 <w:rStyle w:val="Hyperlink"/>
@@ -1663,7 +1663,7 @@
               <w:rPr>
                 <w:noProof/>
               </w:rPr>
-              <w:instrText xml:space="preserve"> PAGEREF _Toc240759116 \h </w:instrText>
+              <w:instrText xml:space="preserve"> PAGEREF _Toc240759376 \h </w:instrText>
             </w:r>
             <w:r>
               <w:rPr>
@@ -1706,7 +1706,7 @@
               <w14:ligatures w14:val="standardContextual"/>
             </w:rPr>
           </w:pPr>
-          <w:hyperlink w:anchor="_Toc240759117" w:history="1">
+          <w:hyperlink w:anchor="_Toc240759377" w:history="1">
             <w:r>
               <w:rPr>
                 <w:rStyle w:val="Hyperlink"/>
@@ -1730,7 +1730,7 @@
               <w:rPr>
                 <w:noProof/>
               </w:rPr>
-              <w:instrText xml:space="preserve"> PAGEREF _Toc240759117 \h </w:instrText>
+              <w:instrText xml:space="preserve"> PAGEREF _Toc240759377 \h </w:instrText>
             </w:r>
             <w:r>
               <w:rPr>
@@ -1773,7 +1773,7 @@
               <w14:ligatures w14:val="standardContextual"/>
             </w:rPr>
           </w:pPr>
-          <w:hyperlink w:anchor="_Toc240759118" w:history="1">
+          <w:hyperlink w:anchor="_Toc240759378" w:history="1">
             <w:r>
               <w:rPr>
                 <w:rStyle w:val="Hyperlink"/>
@@ -1797,7 +1797,7 @@
               <w:rPr>
                 <w:noProof/>
               </w:rPr>
-              <w:instrText xml:space="preserve"> PAGEREF _Toc240759118 \h </w:instrText>
+              <w:instrText xml:space="preserve"> PAGEREF _Toc240759378 \h </w:instrText>
             </w:r>
             <w:r>
               <w:rPr>
@@ -1836,7 +1836,7 @@
         <w:pStyle w:val="Heading1"/>
         <w:pageBreakBefore/>
       </w:pPr>
-      <w:bookmarkStart w:id="0" w:name="_Toc240759100"/>
+      <w:bookmarkStart w:id="0" w:name="_Toc240759360"/>
       <w:r>
         <w:lastRenderedPageBreak/>
         <w:t>1. Your role at a glance</w:t>
@@ -2056,7 +2056,7 @@
         <w:pStyle w:val="Heading1"/>
         <w:pageBreakBefore/>
       </w:pPr>
-      <w:bookmarkStart w:id="1" w:name="_Toc240759101"/>
+      <w:bookmarkStart w:id="1" w:name="_Toc240759361"/>
       <w:r>
         <w:lastRenderedPageBreak/>
         <w:t>2. Signing in and your screens</w:t>
@@ -2067,7 +2067,7 @@
       <w:pPr>
         <w:pStyle w:val="Heading2"/>
       </w:pPr>
-      <w:bookmarkStart w:id="2" w:name="_Toc240759102"/>
+      <w:bookmarkStart w:id="2" w:name="_Toc240759362"/>
       <w:r>
         <w:t>Signing in</w:t>
       </w:r>
@@ -2150,7 +2150,7 @@
           <w:noProof/>
         </w:rPr>
         <w:drawing>
-          <wp:inline distT="0" distB="0" distL="0" distR="0" wp14:anchorId="79424D49" wp14:editId="7F9BD9FC">
+          <wp:inline distT="0" distB="0" distL="0" distR="0" wp14:anchorId="7C543AB9" wp14:editId="465DD440">
             <wp:extent cx="5334000" cy="2333625"/>
             <wp:effectExtent l="0" t="0" r="0" b="0"/>
             <wp:docPr id="1" name="adm_login.jpg" descr="The sign-in screen for all internal staff." title="The sign-in screen for all internal staff."/>
@@ -2317,7 +2317,7 @@
       <w:pPr>
         <w:pStyle w:val="Heading2"/>
       </w:pPr>
-      <w:bookmarkStart w:id="3" w:name="_Toc240759103"/>
+      <w:bookmarkStart w:id="3" w:name="_Toc240759363"/>
       <w:r>
         <w:t>Finding your way around</w:t>
       </w:r>
@@ -2492,7 +2492,7 @@
         </w:rPr>
         <w:lastRenderedPageBreak/>
         <w:drawing>
-          <wp:inline distT="0" distB="0" distL="0" distR="0" wp14:anchorId="19068B1D" wp14:editId="2B13A709">
+          <wp:inline distT="0" distB="0" distL="0" distR="0" wp14:anchorId="18A47DA2" wp14:editId="79747648">
             <wp:extent cx="5715000" cy="1876425"/>
             <wp:effectExtent l="0" t="0" r="0" b="0"/>
             <wp:docPr id="2" name="adm_not_your_role.jpg" descr="Opening a screen outside your role (for example from an old bookmark) shows this card instead of the screen." title="Opening a screen outside your role (for example from an old bookmark) shows this card instead of the screen."/>
@@ -2561,7 +2561,7 @@
       <w:pPr>
         <w:pStyle w:val="Heading2"/>
       </w:pPr>
-      <w:bookmarkStart w:id="4" w:name="_Toc240759104"/>
+      <w:bookmarkStart w:id="4" w:name="_Toc240759364"/>
       <w:r>
         <w:t>Your screens</w:t>
       </w:r>
@@ -2836,7 +2836,7 @@
       <w:pPr>
         <w:pStyle w:val="Heading2"/>
       </w:pPr>
-      <w:bookmarkStart w:id="5" w:name="_Toc240759105"/>
+      <w:bookmarkStart w:id="5" w:name="_Toc240759365"/>
       <w:r>
         <w:t>Changing your password</w:t>
       </w:r>
@@ -2919,7 +2919,7 @@
           <w:noProof/>
         </w:rPr>
         <w:drawing>
-          <wp:inline distT="0" distB="0" distL="0" distR="0" wp14:anchorId="2BFBD365" wp14:editId="76E99C56">
+          <wp:inline distT="0" distB="0" distL="0" distR="0" wp14:anchorId="03EA9E79" wp14:editId="5ACE343D">
             <wp:extent cx="5334000" cy="2171700"/>
             <wp:effectExtent l="0" t="0" r="0" b="0"/>
             <wp:docPr id="3" name="adm_account.jpg" descr="Change Password screen." title="Change Password screen."/>
@@ -3007,7 +3007,7 @@
         <w:pStyle w:val="Heading1"/>
         <w:pageBreakBefore/>
       </w:pPr>
-      <w:bookmarkStart w:id="6" w:name="_Toc240759106"/>
+      <w:bookmarkStart w:id="6" w:name="_Toc240759366"/>
       <w:r>
         <w:lastRenderedPageBreak/>
         <w:t>3. Your routine</w:t>
@@ -3408,7 +3408,7 @@
         <w:pStyle w:val="Heading1"/>
         <w:pageBreakBefore/>
       </w:pPr>
-      <w:bookmarkStart w:id="7" w:name="_Toc240759107"/>
+      <w:bookmarkStart w:id="7" w:name="_Toc240759367"/>
       <w:r>
         <w:lastRenderedPageBreak/>
         <w:t>4. Step-by-step tasks</w:t>
@@ -3419,7 +3419,7 @@
       <w:pPr>
         <w:pStyle w:val="Heading2"/>
       </w:pPr>
-      <w:bookmarkStart w:id="8" w:name="_Toc240759108"/>
+      <w:bookmarkStart w:id="8" w:name="_Toc240759368"/>
       <w:r>
         <w:t>4.1 Reading the dashboard</w:t>
       </w:r>
@@ -3436,7 +3436,7 @@
           <w:noProof/>
         </w:rPr>
         <w:drawing>
-          <wp:inline distT="0" distB="0" distL="0" distR="0" wp14:anchorId="7B1F767D" wp14:editId="0111A54E">
+          <wp:inline distT="0" distB="0" distL="0" distR="0" wp14:anchorId="33B6EF6A" wp14:editId="0C0B7487">
             <wp:extent cx="5715000" cy="3571875"/>
             <wp:effectExtent l="0" t="0" r="0" b="0"/>
             <wp:docPr id="4" name="kii_dashboard.jpg" descr="Documents by type and by QA status." title="Documents by type and by QA status."/>
@@ -3505,7 +3505,7 @@
       <w:pPr>
         <w:pStyle w:val="Heading2"/>
       </w:pPr>
-      <w:bookmarkStart w:id="9" w:name="_Toc240759109"/>
+      <w:bookmarkStart w:id="9" w:name="_Toc240759369"/>
       <w:r>
         <w:t>4.2 Adding a document</w:t>
       </w:r>
@@ -3545,7 +3545,7 @@
           <w:noProof/>
         </w:rPr>
         <w:drawing>
-          <wp:inline distT="0" distB="0" distL="0" distR="0" wp14:anchorId="1CFF599C" wp14:editId="0B1D78F6">
+          <wp:inline distT="0" distB="0" distL="0" distR="0" wp14:anchorId="2E82094E" wp14:editId="4DABB9E5">
             <wp:extent cx="5334000" cy="3171825"/>
             <wp:effectExtent l="0" t="0" r="0" b="0"/>
             <wp:docPr id="5" name="doc_new.jpg" descr="New Documentary Evidence Record." title="New Documentary Evidence Record."/>
@@ -3703,7 +3703,7 @@
       <w:pPr>
         <w:pStyle w:val="Heading2"/>
       </w:pPr>
-      <w:bookmarkStart w:id="10" w:name="_Toc240759110"/>
+      <w:bookmarkStart w:id="10" w:name="_Toc240759370"/>
       <w:r>
         <w:t>4.3 Attaching the source file, and removing a wrong one</w:t>
       </w:r>
@@ -3753,7 +3753,7 @@
           <w:noProof/>
         </w:rPr>
         <w:drawing>
-          <wp:inline distT="0" distB="0" distL="0" distR="0" wp14:anchorId="04B638B2" wp14:editId="5DA9ACC9">
+          <wp:inline distT="0" distB="0" distL="0" distR="0" wp14:anchorId="500767BF" wp14:editId="4723F742">
             <wp:extent cx="5334000" cy="819150"/>
             <wp:effectExtent l="0" t="0" r="0" b="0"/>
             <wp:docPr id="6" name="doc_source_file.jpg" descr="Source file: the file name, size and date, with Remove file beside it." title="Source file: the file name, size and date, with Remove file beside it."/>
@@ -3956,7 +3956,7 @@
       <w:pPr>
         <w:pStyle w:val="Heading2"/>
       </w:pPr>
-      <w:bookmarkStart w:id="11" w:name="_Toc240759111"/>
+      <w:bookmarkStart w:id="11" w:name="_Toc240759371"/>
       <w:r>
         <w:t>4.4 Assessing and including a document</w:t>
       </w:r>
@@ -4007,7 +4007,7 @@
         </w:rPr>
         <w:lastRenderedPageBreak/>
         <w:drawing>
-          <wp:inline distT="0" distB="0" distL="0" distR="0" wp14:anchorId="51569258" wp14:editId="01390ABF">
+          <wp:inline distT="0" distB="0" distL="0" distR="0" wp14:anchorId="49D175E5" wp14:editId="03A4A0A5">
             <wp:extent cx="5334000" cy="3333750"/>
             <wp:effectExtent l="0" t="0" r="0" b="0"/>
             <wp:docPr id="7" name="doc_register.jpg" descr="Documentary Evidence Corpus." title="Documentary Evidence Corpus."/>
@@ -4116,7 +4116,7 @@
           <w:noProof/>
         </w:rPr>
         <w:drawing>
-          <wp:inline distT="0" distB="0" distL="0" distR="0" wp14:anchorId="045DED86" wp14:editId="226DE0A2">
+          <wp:inline distT="0" distB="0" distL="0" distR="0" wp14:anchorId="5DB3943C" wp14:editId="4D4AA7C6">
             <wp:extent cx="5334000" cy="3419475"/>
             <wp:effectExtent l="0" t="0" r="0" b="0"/>
             <wp:docPr id="8" name="doc_detail.jpg" descr="Document record: authenticity, QA status, memo and coding form." title="Document record: authenticity, QA status, memo and coding form."/>
@@ -4279,7 +4279,7 @@
       <w:pPr>
         <w:pStyle w:val="Heading2"/>
       </w:pPr>
-      <w:bookmarkStart w:id="12" w:name="_Toc240759112"/>
+      <w:bookmarkStart w:id="12" w:name="_Toc240759372"/>
       <w:r>
         <w:lastRenderedPageBreak/>
         <w:t>4.5 Coding a document: two ways</w:t>
@@ -4598,7 +4598,7 @@
           <w:noProof/>
         </w:rPr>
         <w:drawing>
-          <wp:inline distT="0" distB="0" distL="0" distR="0" wp14:anchorId="6C4F799A" wp14:editId="3FF90630">
+          <wp:inline distT="0" distB="0" distL="0" distR="0" wp14:anchorId="441338F0" wp14:editId="307C1925">
             <wp:extent cx="5715000" cy="904875"/>
             <wp:effectExtent l="0" t="0" r="0" b="0"/>
             <wp:docPr id="9" name="doc_coding_buttons.jpg" descr="The Coding panel: Code this document, and Auto-fill." title="The Coding panel: Code this document, and Auto-fill."/>
@@ -4667,7 +4667,7 @@
       <w:pPr>
         <w:pStyle w:val="Heading2"/>
       </w:pPr>
-      <w:bookmarkStart w:id="13" w:name="_Toc240759113"/>
+      <w:bookmarkStart w:id="13" w:name="_Toc240759373"/>
       <w:r>
         <w:t>4.6 Auto-fill: the AI drafts, you review</w:t>
       </w:r>
@@ -4752,7 +4752,7 @@
           <w:noProof/>
         </w:rPr>
         <w:drawing>
-          <wp:inline distT="0" distB="0" distL="0" distR="0" wp14:anchorId="4F6F3D9F" wp14:editId="799BE2F6">
+          <wp:inline distT="0" distB="0" distL="0" distR="0" wp14:anchorId="23DD5EA2" wp14:editId="7E843D8C">
             <wp:extent cx="5334000" cy="2171700"/>
             <wp:effectExtent l="0" t="0" r="0" b="0"/>
             <wp:docPr id="10" name="doc_autofill_pages.jpg" descr="A 240-page PDF asks for a page range." title="A 240-page PDF asks for a page range."/>
@@ -4852,7 +4852,7 @@
         </w:rPr>
         <w:lastRenderedPageBreak/>
         <w:drawing>
-          <wp:inline distT="0" distB="0" distL="0" distR="0" wp14:anchorId="6C5EEE47" wp14:editId="10E7FDD3">
+          <wp:inline distT="0" distB="0" distL="0" distR="0" wp14:anchorId="323A15C0" wp14:editId="7961442F">
             <wp:extent cx="5334000" cy="1752600"/>
             <wp:effectExtent l="0" t="0" r="0" b="0"/>
             <wp:docPr id="11" name="doc_autofill_running.jpg" descr="The AI is reading the document." title="The AI is reading the document."/>
@@ -4941,7 +4941,7 @@
           <w:noProof/>
         </w:rPr>
         <w:drawing>
-          <wp:inline distT="0" distB="0" distL="0" distR="0" wp14:anchorId="2F014E03" wp14:editId="601A9212">
+          <wp:inline distT="0" distB="0" distL="0" distR="0" wp14:anchorId="2381AC52" wp14:editId="40BC9956">
             <wp:extent cx="5334000" cy="4581525"/>
             <wp:effectExtent l="0" t="0" r="0" b="0"/>
             <wp:docPr id="12" name="doc_autofill_review.jpg" descr="The review screen: the draft, ready to check and edit." title="The review screen: the draft, ready to check and edit."/>
@@ -5031,7 +5031,7 @@
         </w:rPr>
         <w:lastRenderedPageBreak/>
         <w:drawing>
-          <wp:inline distT="0" distB="0" distL="0" distR="0" wp14:anchorId="7662933A" wp14:editId="3EB71E58">
+          <wp:inline distT="0" distB="0" distL="0" distR="0" wp14:anchorId="1E534007" wp14:editId="7ACC0077">
             <wp:extent cx="5334000" cy="3838575"/>
             <wp:effectExtent l="0" t="0" r="0" b="0"/>
             <wp:docPr id="13" name="doc_autofill_section_d.jpg" descr="Section D: ratings and locators, all editable." title="Section D: ratings and locators, all editable."/>
@@ -5120,7 +5120,7 @@
           <w:noProof/>
         </w:rPr>
         <w:drawing>
-          <wp:inline distT="0" distB="0" distL="0" distR="0" wp14:anchorId="1213DCA1" wp14:editId="1F03CAFB">
+          <wp:inline distT="0" distB="0" distL="0" distR="0" wp14:anchorId="7F3AD0B5" wp14:editId="0E65BD26">
             <wp:extent cx="5334000" cy="3838575"/>
             <wp:effectExtent l="0" t="0" r="0" b="0"/>
             <wp:docPr id="14" name="doc_autofill_section_j.jpg" descr="Section J: quantitative metrics." title="Section J: quantitative metrics."/>
@@ -6669,7 +6669,7 @@
       <w:pPr>
         <w:pStyle w:val="Heading2"/>
       </w:pPr>
-      <w:bookmarkStart w:id="14" w:name="_Toc240759114"/>
+      <w:bookmarkStart w:id="14" w:name="_Toc240759374"/>
       <w:r>
         <w:lastRenderedPageBreak/>
         <w:t>4.7 Downloading or emailing completed forms (Form PDFs)</w:t>
@@ -6855,7 +6855,7 @@
       <w:pPr>
         <w:pStyle w:val="Heading2"/>
       </w:pPr>
-      <w:bookmarkStart w:id="15" w:name="_Toc240759115"/>
+      <w:bookmarkStart w:id="15" w:name="_Toc240759375"/>
       <w:r>
         <w:t>4.8 Judging authenticity</w:t>
       </w:r>
@@ -6954,7 +6954,7 @@
         <w:pStyle w:val="Heading1"/>
         <w:pageBreakBefore/>
       </w:pPr>
-      <w:bookmarkStart w:id="16" w:name="_Toc240759116"/>
+      <w:bookmarkStart w:id="16" w:name="_Toc240759376"/>
       <w:r>
         <w:lastRenderedPageBreak/>
         <w:t>5. Rules you must follow</w:t>
@@ -7105,7 +7105,7 @@
         <w:pStyle w:val="Heading1"/>
         <w:pageBreakBefore/>
       </w:pPr>
-      <w:bookmarkStart w:id="17" w:name="_Toc240759117"/>
+      <w:bookmarkStart w:id="17" w:name="_Toc240759377"/>
       <w:r>
         <w:lastRenderedPageBreak/>
         <w:t>6. Troubleshooting</w:t>
@@ -8378,7 +8378,7 @@
         <w:pStyle w:val="Heading1"/>
         <w:pageBreakBefore/>
       </w:pPr>
-      <w:bookmarkStart w:id="18" w:name="_Toc240759118"/>
+      <w:bookmarkStart w:id="18" w:name="_Toc240759378"/>
       <w:r>
         <w:lastRenderedPageBreak/>
         <w:t>7. Quick reference</w:t>
@@ -9053,10 +9053,10 @@
 <file path=word/numbering.xml><?xml version="1.0" encoding="utf-8"?>
 <w:numbering xmlns:wpc="http://schemas.microsoft.com/office/word/2010/wordprocessingCanvas" xmlns:cx="http://schemas.microsoft.com/office/drawing/2014/chartex" xmlns:cx1="http://schemas.microsoft.com/office/drawing/2015/9/8/chartex" xmlns:cx2="http://schemas.microsoft.com/office/drawing/2015/10/21/chartex" xmlns:cx3="http://schemas.microsoft.com/office/drawing/2016/5/9/chartex" xmlns:cx4="http://schemas.microsoft.com/office/drawing/2016/5/10/chartex" xmlns:cx5="http://schemas.microsoft.com/office/drawing/2016/5/11/chartex" xmlns:cx6="http://schemas.microsoft.com/office/drawing/2016/5/12/chartex" xmlns:cx7="http://schemas.microsoft.com/office/drawing/2016/5/13/chartex" xmlns:cx8="http://schemas.microsoft.com/office/drawing/2016/5/14/chartex" xmlns:mc="http://schemas.openxmlformats.org/markup-compatibility/2006" xmlns:aink="http://schemas.microsoft.com/office/drawing/2016/ink" xmlns:am3d="http://schemas.microsoft.com/office/drawing/2017/model3d" xmlns:o="urn:schemas-microsoft-com:office:office" xmlns:oel="http://schemas.microsoft.com/office/2019/extlst" xmlns:r="http://schemas.openxmlformats.org/officeDocument/2006/relationships" xmlns:m="http://schemas.openxmlformats.org/officeDocument/2006/math" xmlns:v="urn:schemas-microsoft-com:vml" xmlns:wp14="http://schemas.microsoft.com/office/word/2010/wordprocessingDrawing" xmlns:wp="http://schemas.openxmlformats.org/drawingml/2006/wordprocessingDrawing" xmlns:w10="urn:schemas-microsoft-com:office:word" xmlns:w="http://schemas.openxmlformats.org/wordprocessingml/2006/main" xmlns:w14="http://schemas.microsoft.com/office/word/2010/wordml" xmlns:w15="http://schemas.microsoft.com/office/word/2012/wordml" xmlns:w16cex="http://schemas.microsoft.com/office/word/2018/wordml/cex" xmlns:w16cid="http://schemas.microsoft.com/office/word/2016/wordml/cid" xmlns:w16="http://schemas.microsoft.com/office/word/2018/wordml" xmlns:w16sdtdh="http://schemas.microsoft.com/office/word/2020/wordml/sdtdatahash" xmlns:w16se="http://schemas.microsoft.com/office/word/2015/wordml/symex" xmlns:wpg="http://schemas.microsoft.com/office/word/2010/wordprocessingGroup" xmlns:wpi="http://schemas.microsoft.com/office/word/2010/wordprocessingInk" xmlns:wne="http://schemas.microsoft.com/office/word/2006/wordml" xmlns:wps="http://schemas.microsoft.com/office/word/2010/wordprocessingShape" mc:Ignorable="w14 w15 w16se w16cid w16 w16cex w16sdtdh wp14">
   <w:abstractNum w:abstractNumId="0" w15:restartNumberingAfterBreak="0">
-    <w:nsid w:val="11255945"/>
+    <w:nsid w:val="043355B0"/>
     <w:multiLevelType w:val="hybridMultilevel"/>
-    <w:tmpl w:val="FD508508"/>
-    <w:lvl w:ilvl="0" w:tplc="EDF8D21C">
+    <w:tmpl w:val="2F5C6202"/>
+    <w:lvl w:ilvl="0" w:tplc="6AB88AF2">
       <w:start w:val="1"/>
       <w:numFmt w:val="decimal"/>
       <w:lvlText w:val="%1."/>
@@ -9070,52 +9070,52 @@
         <w:color w:val="A67C27"/>
       </w:rPr>
     </w:lvl>
-    <w:lvl w:ilvl="1" w:tplc="1388B7D4">
+    <w:lvl w:ilvl="1" w:tplc="DF1E3E3A">
       <w:numFmt w:val="decimal"/>
       <w:lvlText w:val=""/>
       <w:lvlJc w:val="left"/>
     </w:lvl>
-    <w:lvl w:ilvl="2" w:tplc="E21A9026">
+    <w:lvl w:ilvl="2" w:tplc="9E9E907A">
       <w:numFmt w:val="decimal"/>
       <w:lvlText w:val=""/>
       <w:lvlJc w:val="left"/>
     </w:lvl>
-    <w:lvl w:ilvl="3" w:tplc="67464914">
+    <w:lvl w:ilvl="3" w:tplc="3D08AB7C">
       <w:numFmt w:val="decimal"/>
       <w:lvlText w:val=""/>
       <w:lvlJc w:val="left"/>
     </w:lvl>
-    <w:lvl w:ilvl="4" w:tplc="DC96F874">
+    <w:lvl w:ilvl="4" w:tplc="55667B58">
       <w:numFmt w:val="decimal"/>
       <w:lvlText w:val=""/>
       <w:lvlJc w:val="left"/>
     </w:lvl>
-    <w:lvl w:ilvl="5" w:tplc="44D4F392">
+    <w:lvl w:ilvl="5" w:tplc="77D6E6BE">
       <w:numFmt w:val="decimal"/>
       <w:lvlText w:val=""/>
       <w:lvlJc w:val="left"/>
     </w:lvl>
-    <w:lvl w:ilvl="6" w:tplc="C71ADFCE">
+    <w:lvl w:ilvl="6" w:tplc="C9B82F9A">
       <w:numFmt w:val="decimal"/>
       <w:lvlText w:val=""/>
       <w:lvlJc w:val="left"/>
     </w:lvl>
-    <w:lvl w:ilvl="7" w:tplc="78DE7356">
+    <w:lvl w:ilvl="7" w:tplc="8F42702E">
       <w:numFmt w:val="decimal"/>
       <w:lvlText w:val=""/>
       <w:lvlJc w:val="left"/>
     </w:lvl>
-    <w:lvl w:ilvl="8" w:tplc="1194B926">
+    <w:lvl w:ilvl="8" w:tplc="0728E65A">
       <w:numFmt w:val="decimal"/>
       <w:lvlText w:val=""/>
       <w:lvlJc w:val="left"/>
     </w:lvl>
   </w:abstractNum>
   <w:abstractNum w:abstractNumId="1" w15:restartNumberingAfterBreak="0">
-    <w:nsid w:val="26B767DE"/>
+    <w:nsid w:val="1F1D6450"/>
     <w:multiLevelType w:val="hybridMultilevel"/>
-    <w:tmpl w:val="E93C3B16"/>
-    <w:lvl w:ilvl="0" w:tplc="04245BF4">
+    <w:tmpl w:val="376A5E0C"/>
+    <w:lvl w:ilvl="0" w:tplc="77F6B182">
       <w:start w:val="1"/>
       <w:numFmt w:val="decimal"/>
       <w:lvlText w:val="%1."/>
@@ -9129,52 +9129,138 @@
         <w:color w:val="A67C27"/>
       </w:rPr>
     </w:lvl>
-    <w:lvl w:ilvl="1" w:tplc="1B7EFEDE">
+    <w:lvl w:ilvl="1" w:tplc="4D762240">
       <w:numFmt w:val="decimal"/>
       <w:lvlText w:val=""/>
       <w:lvlJc w:val="left"/>
     </w:lvl>
-    <w:lvl w:ilvl="2" w:tplc="1EDC5DFC">
+    <w:lvl w:ilvl="2" w:tplc="5504E162">
       <w:numFmt w:val="decimal"/>
       <w:lvlText w:val=""/>
       <w:lvlJc w:val="left"/>
     </w:lvl>
-    <w:lvl w:ilvl="3" w:tplc="21647AE8">
+    <w:lvl w:ilvl="3" w:tplc="EB549F54">
       <w:numFmt w:val="decimal"/>
       <w:lvlText w:val=""/>
       <w:lvlJc w:val="left"/>
     </w:lvl>
-    <w:lvl w:ilvl="4" w:tplc="9104EDF2">
+    <w:lvl w:ilvl="4" w:tplc="CBAE5882">
       <w:numFmt w:val="decimal"/>
       <w:lvlText w:val=""/>
       <w:lvlJc w:val="left"/>
     </w:lvl>
-    <w:lvl w:ilvl="5" w:tplc="E4F41B22">
+    <w:lvl w:ilvl="5" w:tplc="C4B278FA">
       <w:numFmt w:val="decimal"/>
       <w:lvlText w:val=""/>
       <w:lvlJc w:val="left"/>
     </w:lvl>
-    <w:lvl w:ilvl="6" w:tplc="25FEFD7C">
+    <w:lvl w:ilvl="6" w:tplc="9104B912">
       <w:numFmt w:val="decimal"/>
       <w:lvlText w:val=""/>
       <w:lvlJc w:val="left"/>
     </w:lvl>
-    <w:lvl w:ilvl="7" w:tplc="28F810B2">
+    <w:lvl w:ilvl="7" w:tplc="9516157C">
       <w:numFmt w:val="decimal"/>
       <w:lvlText w:val=""/>
       <w:lvlJc w:val="left"/>
     </w:lvl>
-    <w:lvl w:ilvl="8" w:tplc="E42CFD80">
+    <w:lvl w:ilvl="8" w:tplc="961EA7A0">
       <w:numFmt w:val="decimal"/>
       <w:lvlText w:val=""/>
       <w:lvlJc w:val="left"/>
     </w:lvl>
   </w:abstractNum>
   <w:abstractNum w:abstractNumId="2" w15:restartNumberingAfterBreak="0">
-    <w:nsid w:val="2D246A3D"/>
+    <w:nsid w:val="286902C9"/>
     <w:multiLevelType w:val="hybridMultilevel"/>
-    <w:tmpl w:val="04D49AD4"/>
-    <w:lvl w:ilvl="0" w:tplc="221AC080">
+    <w:tmpl w:val="F25EA696"/>
+    <w:lvl w:ilvl="0" w:tplc="72443B60">
+      <w:start w:val="1"/>
+      <w:numFmt w:val="bullet"/>
+      <w:lvlText w:val="●"/>
+      <w:lvlJc w:val="left"/>
+      <w:pPr>
+        <w:ind w:left="720" w:hanging="360"/>
+      </w:pPr>
+    </w:lvl>
+    <w:lvl w:ilvl="1" w:tplc="5E9288EA">
+      <w:start w:val="1"/>
+      <w:numFmt w:val="bullet"/>
+      <w:lvlText w:val="○"/>
+      <w:lvlJc w:val="left"/>
+      <w:pPr>
+        <w:ind w:left="1440" w:hanging="360"/>
+      </w:pPr>
+    </w:lvl>
+    <w:lvl w:ilvl="2" w:tplc="E6D053DE">
+      <w:start w:val="1"/>
+      <w:numFmt w:val="bullet"/>
+      <w:lvlText w:val="■"/>
+      <w:lvlJc w:val="left"/>
+      <w:pPr>
+        <w:ind w:left="2160" w:hanging="360"/>
+      </w:pPr>
+    </w:lvl>
+    <w:lvl w:ilvl="3" w:tplc="C908CD0A">
+      <w:start w:val="1"/>
+      <w:numFmt w:val="bullet"/>
+      <w:lvlText w:val="●"/>
+      <w:lvlJc w:val="left"/>
+      <w:pPr>
+        <w:ind w:left="2880" w:hanging="360"/>
+      </w:pPr>
+    </w:lvl>
+    <w:lvl w:ilvl="4" w:tplc="88885C64">
+      <w:start w:val="1"/>
+      <w:numFmt w:val="bullet"/>
+      <w:lvlText w:val="○"/>
+      <w:lvlJc w:val="left"/>
+      <w:pPr>
+        <w:ind w:left="3600" w:hanging="360"/>
+      </w:pPr>
+    </w:lvl>
+    <w:lvl w:ilvl="5" w:tplc="D2D60120">
+      <w:start w:val="1"/>
+      <w:numFmt w:val="bullet"/>
+      <w:lvlText w:val="■"/>
+      <w:lvlJc w:val="left"/>
+      <w:pPr>
+        <w:ind w:left="4320" w:hanging="360"/>
+      </w:pPr>
+    </w:lvl>
+    <w:lvl w:ilvl="6" w:tplc="8F481EDA">
+      <w:start w:val="1"/>
+      <w:numFmt w:val="bullet"/>
+      <w:lvlText w:val="●"/>
+      <w:lvlJc w:val="left"/>
+      <w:pPr>
+        <w:ind w:left="5040" w:hanging="360"/>
+      </w:pPr>
+    </w:lvl>
+    <w:lvl w:ilvl="7" w:tplc="064E1926">
+      <w:start w:val="1"/>
+      <w:numFmt w:val="bullet"/>
+      <w:lvlText w:val="●"/>
+      <w:lvlJc w:val="left"/>
+      <w:pPr>
+        <w:ind w:left="5760" w:hanging="360"/>
+      </w:pPr>
+    </w:lvl>
+    <w:lvl w:ilvl="8" w:tplc="0E8682A2">
+      <w:start w:val="1"/>
+      <w:numFmt w:val="bullet"/>
+      <w:lvlText w:val="●"/>
+      <w:lvlJc w:val="left"/>
+      <w:pPr>
+        <w:ind w:left="6480" w:hanging="360"/>
+      </w:pPr>
+    </w:lvl>
+  </w:abstractNum>
+  <w:abstractNum w:abstractNumId="3" w15:restartNumberingAfterBreak="0">
+    <w:nsid w:val="3BB01135"/>
+    <w:multiLevelType w:val="hybridMultilevel"/>
+    <w:tmpl w:val="88DCEBE2"/>
+    <w:lvl w:ilvl="0" w:tplc="F370CF12">
       <w:start w:val="1"/>
       <w:numFmt w:val="decimal"/>
       <w:lvlText w:val="%1."/>
@@ -9188,52 +9274,52 @@
         <w:color w:val="A67C27"/>
       </w:rPr>
     </w:lvl>
-    <w:lvl w:ilvl="1" w:tplc="932C7290">
+    <w:lvl w:ilvl="1" w:tplc="87FEC35E">
       <w:numFmt w:val="decimal"/>
       <w:lvlText w:val=""/>
       <w:lvlJc w:val="left"/>
     </w:lvl>
-    <w:lvl w:ilvl="2" w:tplc="91DC3D1C">
+    <w:lvl w:ilvl="2" w:tplc="80CC9F56">
       <w:numFmt w:val="decimal"/>
       <w:lvlText w:val=""/>
       <w:lvlJc w:val="left"/>
     </w:lvl>
-    <w:lvl w:ilvl="3" w:tplc="B9A6A81A">
+    <w:lvl w:ilvl="3" w:tplc="42C2600E">
       <w:numFmt w:val="decimal"/>
       <w:lvlText w:val=""/>
       <w:lvlJc w:val="left"/>
     </w:lvl>
-    <w:lvl w:ilvl="4" w:tplc="76B0BB9E">
+    <w:lvl w:ilvl="4" w:tplc="4C1E968E">
       <w:numFmt w:val="decimal"/>
       <w:lvlText w:val=""/>
       <w:lvlJc w:val="left"/>
     </w:lvl>
-    <w:lvl w:ilvl="5" w:tplc="2F5C522E">
+    <w:lvl w:ilvl="5" w:tplc="439C075E">
       <w:numFmt w:val="decimal"/>
       <w:lvlText w:val=""/>
       <w:lvlJc w:val="left"/>
     </w:lvl>
-    <w:lvl w:ilvl="6" w:tplc="3190EBE8">
+    <w:lvl w:ilvl="6" w:tplc="FF74D294">
       <w:numFmt w:val="decimal"/>
       <w:lvlText w:val=""/>
       <w:lvlJc w:val="left"/>
     </w:lvl>
-    <w:lvl w:ilvl="7" w:tplc="BBE4A6CE">
+    <w:lvl w:ilvl="7" w:tplc="F98CF4FA">
       <w:numFmt w:val="decimal"/>
       <w:lvlText w:val=""/>
       <w:lvlJc w:val="left"/>
     </w:lvl>
-    <w:lvl w:ilvl="8" w:tplc="B614D3D4">
+    <w:lvl w:ilvl="8" w:tplc="CD18A60E">
       <w:numFmt w:val="decimal"/>
       <w:lvlText w:val=""/>
       <w:lvlJc w:val="left"/>
     </w:lvl>
   </w:abstractNum>
-  <w:abstractNum w:abstractNumId="3" w15:restartNumberingAfterBreak="0">
-    <w:nsid w:val="451463AE"/>
+  <w:abstractNum w:abstractNumId="4" w15:restartNumberingAfterBreak="0">
+    <w:nsid w:val="49080C71"/>
     <w:multiLevelType w:val="hybridMultilevel"/>
-    <w:tmpl w:val="AE58DDBA"/>
-    <w:lvl w:ilvl="0" w:tplc="B2921470">
+    <w:tmpl w:val="177EC332"/>
+    <w:lvl w:ilvl="0" w:tplc="F5D23FD8">
       <w:start w:val="1"/>
       <w:numFmt w:val="decimal"/>
       <w:lvlText w:val="%1."/>
@@ -9247,196 +9333,169 @@
         <w:color w:val="A67C27"/>
       </w:rPr>
     </w:lvl>
-    <w:lvl w:ilvl="1" w:tplc="9176076C">
+    <w:lvl w:ilvl="1" w:tplc="8BC20B1C">
       <w:numFmt w:val="decimal"/>
       <w:lvlText w:val=""/>
       <w:lvlJc w:val="left"/>
     </w:lvl>
-    <w:lvl w:ilvl="2" w:tplc="F5EAD7D8">
+    <w:lvl w:ilvl="2" w:tplc="96F8374A">
       <w:numFmt w:val="decimal"/>
       <w:lvlText w:val=""/>
       <w:lvlJc w:val="left"/>
     </w:lvl>
-    <w:lvl w:ilvl="3" w:tplc="2DAC8890">
+    <w:lvl w:ilvl="3" w:tplc="7A6625C8">
       <w:numFmt w:val="decimal"/>
       <w:lvlText w:val=""/>
       <w:lvlJc w:val="left"/>
     </w:lvl>
-    <w:lvl w:ilvl="4" w:tplc="9FCE13FA">
+    <w:lvl w:ilvl="4" w:tplc="E1D43FEC">
       <w:numFmt w:val="decimal"/>
       <w:lvlText w:val=""/>
       <w:lvlJc w:val="left"/>
     </w:lvl>
-    <w:lvl w:ilvl="5" w:tplc="A7284B80">
+    <w:lvl w:ilvl="5" w:tplc="A2367728">
       <w:numFmt w:val="decimal"/>
       <w:lvlText w:val=""/>
       <w:lvlJc w:val="left"/>
     </w:lvl>
-    <w:lvl w:ilvl="6" w:tplc="E97847C2">
+    <w:lvl w:ilvl="6" w:tplc="9DA65B6C">
       <w:numFmt w:val="decimal"/>
       <w:lvlText w:val=""/>
       <w:lvlJc w:val="left"/>
     </w:lvl>
-    <w:lvl w:ilvl="7" w:tplc="2FD6777A">
+    <w:lvl w:ilvl="7" w:tplc="930C9F3A">
       <w:numFmt w:val="decimal"/>
       <w:lvlText w:val=""/>
       <w:lvlJc w:val="left"/>
     </w:lvl>
-    <w:lvl w:ilvl="8" w:tplc="E320C77E">
+    <w:lvl w:ilvl="8" w:tplc="1E7496F6">
       <w:numFmt w:val="decimal"/>
       <w:lvlText w:val=""/>
       <w:lvlJc w:val="left"/>
     </w:lvl>
   </w:abstractNum>
-  <w:abstractNum w:abstractNumId="4" w15:restartNumberingAfterBreak="0">
-    <w:nsid w:val="4DB02108"/>
+  <w:abstractNum w:abstractNumId="5" w15:restartNumberingAfterBreak="0">
+    <w:nsid w:val="50ED61F8"/>
     <w:multiLevelType w:val="hybridMultilevel"/>
-    <w:tmpl w:val="CEB81C38"/>
-    <w:lvl w:ilvl="0" w:tplc="E990BB32">
+    <w:tmpl w:val="3F423D4E"/>
+    <w:lvl w:ilvl="0" w:tplc="47781ED4">
       <w:start w:val="1"/>
-      <w:numFmt w:val="bullet"/>
-      <w:lvlText w:val="●"/>
+      <w:numFmt w:val="decimal"/>
+      <w:lvlText w:val="%1."/>
       <w:lvlJc w:val="left"/>
       <w:pPr>
-        <w:ind w:left="720" w:hanging="360"/>
-      </w:pPr>
+        <w:ind w:left="460" w:hanging="360"/>
+      </w:pPr>
+      <w:rPr>
+        <w:b/>
+        <w:bCs/>
+        <w:color w:val="A67C27"/>
+      </w:rPr>
     </w:lvl>
-    <w:lvl w:ilvl="1" w:tplc="24763682">
-      <w:start w:val="1"/>
-      <w:numFmt w:val="bullet"/>
-      <w:lvlText w:val="○"/>
-      <w:lvlJc w:val="left"/>
-      <w:pPr>
-        <w:ind w:left="1440" w:hanging="360"/>
-      </w:pPr>
-    </w:lvl>
-    <w:lvl w:ilvl="2" w:tplc="AAEA69F4">
-      <w:start w:val="1"/>
-      <w:numFmt w:val="bullet"/>
-      <w:lvlText w:val="■"/>
-      <w:lvlJc w:val="left"/>
-      <w:pPr>
-        <w:ind w:left="2160" w:hanging="360"/>
-      </w:pPr>
-    </w:lvl>
-    <w:lvl w:ilvl="3" w:tplc="3F749B36">
-      <w:start w:val="1"/>
-      <w:numFmt w:val="bullet"/>
-      <w:lvlText w:val="●"/>
-      <w:lvlJc w:val="left"/>
-      <w:pPr>
-        <w:ind w:left="2880" w:hanging="360"/>
-      </w:pPr>
-    </w:lvl>
-    <w:lvl w:ilvl="4" w:tplc="F1644A4C">
-      <w:start w:val="1"/>
-      <w:numFmt w:val="bullet"/>
-      <w:lvlText w:val="○"/>
-      <w:lvlJc w:val="left"/>
-      <w:pPr>
-        <w:ind w:left="3600" w:hanging="360"/>
-      </w:pPr>
-    </w:lvl>
-    <w:lvl w:ilvl="5" w:tplc="D40ED464">
-      <w:start w:val="1"/>
-      <w:numFmt w:val="bullet"/>
-      <w:lvlText w:val="■"/>
-      <w:lvlJc w:val="left"/>
-      <w:pPr>
-        <w:ind w:left="4320" w:hanging="360"/>
-      </w:pPr>
-    </w:lvl>
-    <w:lvl w:ilvl="6" w:tplc="B51A463C">
-      <w:start w:val="1"/>
-      <w:numFmt w:val="bullet"/>
-      <w:lvlText w:val="●"/>
-      <w:lvlJc w:val="left"/>
-      <w:pPr>
-        <w:ind w:left="5040" w:hanging="360"/>
-      </w:pPr>
-    </w:lvl>
-    <w:lvl w:ilvl="7" w:tplc="FDBEF0E2">
-      <w:start w:val="1"/>
-      <w:numFmt w:val="bullet"/>
-      <w:lvlText w:val="●"/>
-      <w:lvlJc w:val="left"/>
-      <w:pPr>
-        <w:ind w:left="5760" w:hanging="360"/>
-      </w:pPr>
-    </w:lvl>
-    <w:lvl w:ilvl="8" w:tplc="CF741D92">
-      <w:start w:val="1"/>
-      <w:numFmt w:val="bullet"/>
-      <w:lvlText w:val="●"/>
-      <w:lvlJc w:val="left"/>
-      <w:pPr>
-        <w:ind w:left="6480" w:hanging="360"/>
-      </w:pPr>
-    </w:lvl>
-  </w:abstractNum>
-  <w:abstractNum w:abstractNumId="5" w15:restartNumberingAfterBreak="0">
-    <w:nsid w:val="548D795F"/>
-    <w:multiLevelType w:val="hybridMultilevel"/>
-    <w:tmpl w:val="F5FC52E6"/>
-    <w:lvl w:ilvl="0" w:tplc="A39ABCFE">
-      <w:start w:val="1"/>
-      <w:numFmt w:val="bullet"/>
-      <w:lvlText w:val="•"/>
-      <w:lvlJc w:val="left"/>
-      <w:pPr>
-        <w:ind w:left="460" w:hanging="280"/>
-      </w:pPr>
-    </w:lvl>
-    <w:lvl w:ilvl="1" w:tplc="E23484DA">
-      <w:start w:val="1"/>
-      <w:numFmt w:val="bullet"/>
-      <w:lvlText w:val="–"/>
-      <w:lvlJc w:val="left"/>
-      <w:pPr>
-        <w:ind w:left="900" w:hanging="280"/>
-      </w:pPr>
-    </w:lvl>
-    <w:lvl w:ilvl="2" w:tplc="360E3FA2">
+    <w:lvl w:ilvl="1" w:tplc="EB34E730">
       <w:numFmt w:val="decimal"/>
       <w:lvlText w:val=""/>
       <w:lvlJc w:val="left"/>
     </w:lvl>
-    <w:lvl w:ilvl="3" w:tplc="77709C0E">
+    <w:lvl w:ilvl="2" w:tplc="AD9000BE">
       <w:numFmt w:val="decimal"/>
       <w:lvlText w:val=""/>
       <w:lvlJc w:val="left"/>
     </w:lvl>
-    <w:lvl w:ilvl="4" w:tplc="395AB610">
+    <w:lvl w:ilvl="3" w:tplc="D10C4496">
       <w:numFmt w:val="decimal"/>
       <w:lvlText w:val=""/>
       <w:lvlJc w:val="left"/>
     </w:lvl>
-    <w:lvl w:ilvl="5" w:tplc="353A707E">
+    <w:lvl w:ilvl="4" w:tplc="B53C4DE2">
       <w:numFmt w:val="decimal"/>
       <w:lvlText w:val=""/>
       <w:lvlJc w:val="left"/>
     </w:lvl>
-    <w:lvl w:ilvl="6" w:tplc="1E3EB3D2">
+    <w:lvl w:ilvl="5" w:tplc="6E0C397C">
       <w:numFmt w:val="decimal"/>
       <w:lvlText w:val=""/>
       <w:lvlJc w:val="left"/>
     </w:lvl>
-    <w:lvl w:ilvl="7" w:tplc="01F46D10">
+    <w:lvl w:ilvl="6" w:tplc="C05E55D4">
       <w:numFmt w:val="decimal"/>
       <w:lvlText w:val=""/>
       <w:lvlJc w:val="left"/>
     </w:lvl>
-    <w:lvl w:ilvl="8" w:tplc="7E82B9C8">
+    <w:lvl w:ilvl="7" w:tplc="346CA594">
+      <w:numFmt w:val="decimal"/>
+      <w:lvlText w:val=""/>
+      <w:lvlJc w:val="left"/>
+    </w:lvl>
+    <w:lvl w:ilvl="8" w:tplc="B3D0D414">
       <w:numFmt w:val="decimal"/>
       <w:lvlText w:val=""/>
       <w:lvlJc w:val="left"/>
     </w:lvl>
   </w:abstractNum>
   <w:abstractNum w:abstractNumId="6" w15:restartNumberingAfterBreak="0">
-    <w:nsid w:val="564151AA"/>
+    <w:nsid w:val="5F63283B"/>
     <w:multiLevelType w:val="hybridMultilevel"/>
-    <w:tmpl w:val="5BAA07A8"/>
-    <w:lvl w:ilvl="0" w:tplc="0B842D32">
+    <w:tmpl w:val="2FEE3926"/>
+    <w:lvl w:ilvl="0" w:tplc="C9D8DF80">
+      <w:start w:val="1"/>
+      <w:numFmt w:val="bullet"/>
+      <w:lvlText w:val="•"/>
+      <w:lvlJc w:val="left"/>
+      <w:pPr>
+        <w:ind w:left="460" w:hanging="280"/>
+      </w:pPr>
+    </w:lvl>
+    <w:lvl w:ilvl="1" w:tplc="D9E0F550">
+      <w:start w:val="1"/>
+      <w:numFmt w:val="bullet"/>
+      <w:lvlText w:val="–"/>
+      <w:lvlJc w:val="left"/>
+      <w:pPr>
+        <w:ind w:left="900" w:hanging="280"/>
+      </w:pPr>
+    </w:lvl>
+    <w:lvl w:ilvl="2" w:tplc="AF6688EC">
+      <w:numFmt w:val="decimal"/>
+      <w:lvlText w:val=""/>
+      <w:lvlJc w:val="left"/>
+    </w:lvl>
+    <w:lvl w:ilvl="3" w:tplc="2932E6DE">
+      <w:numFmt w:val="decimal"/>
+      <w:lvlText w:val=""/>
+      <w:lvlJc w:val="left"/>
+    </w:lvl>
+    <w:lvl w:ilvl="4" w:tplc="71565BF0">
+      <w:numFmt w:val="decimal"/>
+      <w:lvlText w:val=""/>
+      <w:lvlJc w:val="left"/>
+    </w:lvl>
+    <w:lvl w:ilvl="5" w:tplc="8004B052">
+      <w:numFmt w:val="decimal"/>
+      <w:lvlText w:val=""/>
+      <w:lvlJc w:val="left"/>
+    </w:lvl>
+    <w:lvl w:ilvl="6" w:tplc="B58414DE">
+      <w:numFmt w:val="decimal"/>
+      <w:lvlText w:val=""/>
+      <w:lvlJc w:val="left"/>
+    </w:lvl>
+    <w:lvl w:ilvl="7" w:tplc="E41EF770">
+      <w:numFmt w:val="decimal"/>
+      <w:lvlText w:val=""/>
+      <w:lvlJc w:val="left"/>
+    </w:lvl>
+    <w:lvl w:ilvl="8" w:tplc="1EE46712">
+      <w:numFmt w:val="decimal"/>
+      <w:lvlText w:val=""/>
+      <w:lvlJc w:val="left"/>
+    </w:lvl>
+  </w:abstractNum>
+  <w:abstractNum w:abstractNumId="7" w15:restartNumberingAfterBreak="0">
+    <w:nsid w:val="685E239B"/>
+    <w:multiLevelType w:val="hybridMultilevel"/>
+    <w:tmpl w:val="6346032E"/>
+    <w:lvl w:ilvl="0" w:tplc="40CC4432">
       <w:start w:val="1"/>
       <w:numFmt w:val="decimal"/>
       <w:lvlText w:val="%1."/>
@@ -9450,52 +9509,52 @@
         <w:color w:val="A67C27"/>
       </w:rPr>
     </w:lvl>
-    <w:lvl w:ilvl="1" w:tplc="1B922FA0">
+    <w:lvl w:ilvl="1" w:tplc="7F9E583A">
       <w:numFmt w:val="decimal"/>
       <w:lvlText w:val=""/>
       <w:lvlJc w:val="left"/>
     </w:lvl>
-    <w:lvl w:ilvl="2" w:tplc="6C72D234">
+    <w:lvl w:ilvl="2" w:tplc="45BA552C">
       <w:numFmt w:val="decimal"/>
       <w:lvlText w:val=""/>
       <w:lvlJc w:val="left"/>
     </w:lvl>
-    <w:lvl w:ilvl="3" w:tplc="A78AC9F8">
+    <w:lvl w:ilvl="3" w:tplc="EC8C682C">
       <w:numFmt w:val="decimal"/>
       <w:lvlText w:val=""/>
       <w:lvlJc w:val="left"/>
     </w:lvl>
-    <w:lvl w:ilvl="4" w:tplc="DA42BB0E">
+    <w:lvl w:ilvl="4" w:tplc="C11E2FD2">
       <w:numFmt w:val="decimal"/>
       <w:lvlText w:val=""/>
       <w:lvlJc w:val="left"/>
     </w:lvl>
-    <w:lvl w:ilvl="5" w:tplc="8556DD58">
+    <w:lvl w:ilvl="5" w:tplc="E572FED8">
       <w:numFmt w:val="decimal"/>
       <w:lvlText w:val=""/>
       <w:lvlJc w:val="left"/>
     </w:lvl>
-    <w:lvl w:ilvl="6" w:tplc="064264E0">
+    <w:lvl w:ilvl="6" w:tplc="5DF4C7AA">
       <w:numFmt w:val="decimal"/>
       <w:lvlText w:val=""/>
       <w:lvlJc w:val="left"/>
     </w:lvl>
-    <w:lvl w:ilvl="7" w:tplc="839EDA7E">
+    <w:lvl w:ilvl="7" w:tplc="5DF63938">
       <w:numFmt w:val="decimal"/>
       <w:lvlText w:val=""/>
       <w:lvlJc w:val="left"/>
     </w:lvl>
-    <w:lvl w:ilvl="8" w:tplc="C882995C">
+    <w:lvl w:ilvl="8" w:tplc="6E30B620">
       <w:numFmt w:val="decimal"/>
       <w:lvlText w:val=""/>
       <w:lvlJc w:val="left"/>
     </w:lvl>
   </w:abstractNum>
-  <w:abstractNum w:abstractNumId="7" w15:restartNumberingAfterBreak="0">
-    <w:nsid w:val="68CD51CC"/>
+  <w:abstractNum w:abstractNumId="8" w15:restartNumberingAfterBreak="0">
+    <w:nsid w:val="7A7E0262"/>
     <w:multiLevelType w:val="hybridMultilevel"/>
-    <w:tmpl w:val="7F14C7C4"/>
-    <w:lvl w:ilvl="0" w:tplc="3B081992">
+    <w:tmpl w:val="33FCA64C"/>
+    <w:lvl w:ilvl="0" w:tplc="53601328">
       <w:start w:val="1"/>
       <w:numFmt w:val="decimal"/>
       <w:lvlText w:val="%1."/>
@@ -9509,156 +9568,97 @@
         <w:color w:val="A67C27"/>
       </w:rPr>
     </w:lvl>
-    <w:lvl w:ilvl="1" w:tplc="7B1A2D0A">
+    <w:lvl w:ilvl="1" w:tplc="629C5E58">
       <w:numFmt w:val="decimal"/>
       <w:lvlText w:val=""/>
       <w:lvlJc w:val="left"/>
     </w:lvl>
-    <w:lvl w:ilvl="2" w:tplc="2C763324">
+    <w:lvl w:ilvl="2" w:tplc="C9126178">
       <w:numFmt w:val="decimal"/>
       <w:lvlText w:val=""/>
       <w:lvlJc w:val="left"/>
     </w:lvl>
-    <w:lvl w:ilvl="3" w:tplc="59F6A8DA">
+    <w:lvl w:ilvl="3" w:tplc="C012EFA6">
       <w:numFmt w:val="decimal"/>
       <w:lvlText w:val=""/>
       <w:lvlJc w:val="left"/>
     </w:lvl>
-    <w:lvl w:ilvl="4" w:tplc="1DB0591A">
+    <w:lvl w:ilvl="4" w:tplc="569641DA">
       <w:numFmt w:val="decimal"/>
       <w:lvlText w:val=""/>
       <w:lvlJc w:val="left"/>
     </w:lvl>
-    <w:lvl w:ilvl="5" w:tplc="A2F4E460">
+    <w:lvl w:ilvl="5" w:tplc="D136C5FE">
       <w:numFmt w:val="decimal"/>
       <w:lvlText w:val=""/>
       <w:lvlJc w:val="left"/>
     </w:lvl>
-    <w:lvl w:ilvl="6" w:tplc="E74C04CE">
+    <w:lvl w:ilvl="6" w:tplc="2D06CB04">
       <w:numFmt w:val="decimal"/>
       <w:lvlText w:val=""/>
       <w:lvlJc w:val="left"/>
     </w:lvl>
-    <w:lvl w:ilvl="7" w:tplc="98186E9C">
+    <w:lvl w:ilvl="7" w:tplc="D928721E">
       <w:numFmt w:val="decimal"/>
       <w:lvlText w:val=""/>
       <w:lvlJc w:val="left"/>
     </w:lvl>
-    <w:lvl w:ilvl="8" w:tplc="CDC20FAE">
+    <w:lvl w:ilvl="8" w:tplc="60D421C4">
       <w:numFmt w:val="decimal"/>
       <w:lvlText w:val=""/>
       <w:lvlJc w:val="left"/>
     </w:lvl>
   </w:abstractNum>
-  <w:abstractNum w:abstractNumId="8" w15:restartNumberingAfterBreak="0">
-    <w:nsid w:val="739314BA"/>
-    <w:multiLevelType w:val="hybridMultilevel"/>
-    <w:tmpl w:val="A9A22800"/>
-    <w:lvl w:ilvl="0" w:tplc="0594502C">
-      <w:start w:val="1"/>
-      <w:numFmt w:val="decimal"/>
-      <w:lvlText w:val="%1."/>
-      <w:lvlJc w:val="left"/>
-      <w:pPr>
-        <w:ind w:left="460" w:hanging="360"/>
-      </w:pPr>
-      <w:rPr>
-        <w:b/>
-        <w:bCs/>
-        <w:color w:val="A67C27"/>
-      </w:rPr>
-    </w:lvl>
-    <w:lvl w:ilvl="1" w:tplc="0D747CDE">
-      <w:numFmt w:val="decimal"/>
-      <w:lvlText w:val=""/>
-      <w:lvlJc w:val="left"/>
-    </w:lvl>
-    <w:lvl w:ilvl="2" w:tplc="AE00E0DC">
-      <w:numFmt w:val="decimal"/>
-      <w:lvlText w:val=""/>
-      <w:lvlJc w:val="left"/>
-    </w:lvl>
-    <w:lvl w:ilvl="3" w:tplc="D7BAA046">
-      <w:numFmt w:val="decimal"/>
-      <w:lvlText w:val=""/>
-      <w:lvlJc w:val="left"/>
-    </w:lvl>
-    <w:lvl w:ilvl="4" w:tplc="2EACE9CC">
-      <w:numFmt w:val="decimal"/>
-      <w:lvlText w:val=""/>
-      <w:lvlJc w:val="left"/>
-    </w:lvl>
-    <w:lvl w:ilvl="5" w:tplc="D95423C8">
-      <w:numFmt w:val="decimal"/>
-      <w:lvlText w:val=""/>
-      <w:lvlJc w:val="left"/>
-    </w:lvl>
-    <w:lvl w:ilvl="6" w:tplc="29B6AFF6">
-      <w:numFmt w:val="decimal"/>
-      <w:lvlText w:val=""/>
-      <w:lvlJc w:val="left"/>
-    </w:lvl>
-    <w:lvl w:ilvl="7" w:tplc="10A86FEA">
-      <w:numFmt w:val="decimal"/>
-      <w:lvlText w:val=""/>
-      <w:lvlJc w:val="left"/>
-    </w:lvl>
-    <w:lvl w:ilvl="8" w:tplc="C1C8A048">
-      <w:numFmt w:val="decimal"/>
-      <w:lvlText w:val=""/>
-      <w:lvlJc w:val="left"/>
-    </w:lvl>
-  </w:abstractNum>
-  <w:num w:numId="1" w16cid:durableId="747463058">
+  <w:num w:numId="1" w16cid:durableId="1218122886">
+    <w:abstractNumId w:val="2"/>
+    <w:lvlOverride w:ilvl="0">
+      <w:startOverride w:val="1"/>
+    </w:lvlOverride>
+  </w:num>
+  <w:num w:numId="2" w16cid:durableId="259996344">
+    <w:abstractNumId w:val="6"/>
+    <w:lvlOverride w:ilvl="0">
+      <w:startOverride w:val="1"/>
+    </w:lvlOverride>
+  </w:num>
+  <w:num w:numId="3" w16cid:durableId="2046564044">
+    <w:abstractNumId w:val="8"/>
+    <w:lvlOverride w:ilvl="0">
+      <w:startOverride w:val="1"/>
+    </w:lvlOverride>
+  </w:num>
+  <w:num w:numId="4" w16cid:durableId="544567123">
     <w:abstractNumId w:val="4"/>
     <w:lvlOverride w:ilvl="0">
       <w:startOverride w:val="1"/>
     </w:lvlOverride>
   </w:num>
-  <w:num w:numId="2" w16cid:durableId="16346338">
+  <w:num w:numId="5" w16cid:durableId="1981614173">
+    <w:abstractNumId w:val="7"/>
+    <w:lvlOverride w:ilvl="0">
+      <w:startOverride w:val="1"/>
+    </w:lvlOverride>
+  </w:num>
+  <w:num w:numId="6" w16cid:durableId="708650452">
+    <w:abstractNumId w:val="0"/>
+    <w:lvlOverride w:ilvl="0">
+      <w:startOverride w:val="1"/>
+    </w:lvlOverride>
+  </w:num>
+  <w:num w:numId="7" w16cid:durableId="289285971">
     <w:abstractNumId w:val="5"/>
     <w:lvlOverride w:ilvl="0">
       <w:startOverride w:val="1"/>
     </w:lvlOverride>
   </w:num>
-  <w:num w:numId="3" w16cid:durableId="432089030">
-    <w:abstractNumId w:val="7"/>
-    <w:lvlOverride w:ilvl="0">
-      <w:startOverride w:val="1"/>
-    </w:lvlOverride>
-  </w:num>
-  <w:num w:numId="4" w16cid:durableId="2132284960">
-    <w:abstractNumId w:val="1"/>
-    <w:lvlOverride w:ilvl="0">
-      <w:startOverride w:val="1"/>
-    </w:lvlOverride>
-  </w:num>
-  <w:num w:numId="5" w16cid:durableId="367342258">
-    <w:abstractNumId w:val="6"/>
-    <w:lvlOverride w:ilvl="0">
-      <w:startOverride w:val="1"/>
-    </w:lvlOverride>
-  </w:num>
-  <w:num w:numId="6" w16cid:durableId="2100908608">
-    <w:abstractNumId w:val="8"/>
-    <w:lvlOverride w:ilvl="0">
-      <w:startOverride w:val="1"/>
-    </w:lvlOverride>
-  </w:num>
-  <w:num w:numId="7" w16cid:durableId="307903220">
+  <w:num w:numId="8" w16cid:durableId="150997077">
     <w:abstractNumId w:val="3"/>
     <w:lvlOverride w:ilvl="0">
       <w:startOverride w:val="1"/>
     </w:lvlOverride>
   </w:num>
-  <w:num w:numId="8" w16cid:durableId="271786444">
-    <w:abstractNumId w:val="0"/>
-    <w:lvlOverride w:ilvl="0">
-      <w:startOverride w:val="1"/>
-    </w:lvlOverride>
-  </w:num>
-  <w:num w:numId="9" w16cid:durableId="1676112371">
-    <w:abstractNumId w:val="2"/>
+  <w:num w:numId="9" w16cid:durableId="1742828984">
+    <w:abstractNumId w:val="1"/>
     <w:lvlOverride w:ilvl="0">
       <w:startOverride w:val="1"/>
     </w:lvlOverride>
@@ -10283,7 +10283,7 @@
     <w:autoRedefine/>
     <w:uiPriority w:val="39"/>
     <w:unhideWhenUsed/>
-    <w:rsid w:val="006235C6"/>
+    <w:rsid w:val="00B17E6D"/>
     <w:pPr>
       <w:spacing w:after="100"/>
     </w:pPr>
@@ -10295,7 +10295,7 @@
     <w:autoRedefine/>
     <w:uiPriority w:val="39"/>
     <w:unhideWhenUsed/>
-    <w:rsid w:val="006235C6"/>
+    <w:rsid w:val="00B17E6D"/>
     <w:pPr>
       <w:spacing w:after="100"/>
       <w:ind w:left="210"/>

--- a/docs/manuals/Role_Guide_6_Documentary_RA.docx
+++ b/docs/manuals/Role_Guide_6_Documentary_RA.docx
@@ -469,7 +469,7 @@
                 <w:sz w:val="19"/>
                 <w:szCs w:val="19"/>
               </w:rPr>
-              <w:t>Version 1.2 · 20 September 2026</w:t>
+              <w:t>Version 1.3 · 20 September 2026</w:t>
             </w:r>
           </w:p>
         </w:tc>
@@ -538,7 +538,7 @@
     <w:sdt>
       <w:sdtPr>
         <w:alias w:val="Contents"/>
-        <w:id w:val="1835253981"/>
+        <w:id w:val="1364330686"/>
       </w:sdtPr>
       <w:sdtEndPr/>
       <w:sdtContent>
@@ -567,7 +567,7 @@
           <w:r>
             <w:fldChar w:fldCharType="separate"/>
           </w:r>
-          <w:hyperlink w:anchor="_Toc240759360" w:history="1">
+          <w:hyperlink w:anchor="_Toc240767986" w:history="1">
             <w:r>
               <w:rPr>
                 <w:rStyle w:val="Hyperlink"/>
@@ -591,7 +591,7 @@
               <w:rPr>
                 <w:noProof/>
               </w:rPr>
-              <w:instrText xml:space="preserve"> PAGEREF _Toc240759360 \h </w:instrText>
+              <w:instrText xml:space="preserve"> PAGEREF _Toc240767986 \h </w:instrText>
             </w:r>
             <w:r>
               <w:rPr>
@@ -634,7 +634,7 @@
               <w14:ligatures w14:val="standardContextual"/>
             </w:rPr>
           </w:pPr>
-          <w:hyperlink w:anchor="_Toc240759361" w:history="1">
+          <w:hyperlink w:anchor="_Toc240767987" w:history="1">
             <w:r>
               <w:rPr>
                 <w:rStyle w:val="Hyperlink"/>
@@ -658,7 +658,7 @@
               <w:rPr>
                 <w:noProof/>
               </w:rPr>
-              <w:instrText xml:space="preserve"> PAGEREF _Toc240759361 \h </w:instrText>
+              <w:instrText xml:space="preserve"> PAGEREF _Toc240767987 \h </w:instrText>
             </w:r>
             <w:r>
               <w:rPr>
@@ -701,7 +701,7 @@
               <w14:ligatures w14:val="standardContextual"/>
             </w:rPr>
           </w:pPr>
-          <w:hyperlink w:anchor="_Toc240759362" w:history="1">
+          <w:hyperlink w:anchor="_Toc240767988" w:history="1">
             <w:r>
               <w:rPr>
                 <w:rStyle w:val="Hyperlink"/>
@@ -725,7 +725,7 @@
               <w:rPr>
                 <w:noProof/>
               </w:rPr>
-              <w:instrText xml:space="preserve"> PAGEREF _Toc240759362 \h </w:instrText>
+              <w:instrText xml:space="preserve"> PAGEREF _Toc240767988 \h </w:instrText>
             </w:r>
             <w:r>
               <w:rPr>
@@ -768,7 +768,7 @@
               <w14:ligatures w14:val="standardContextual"/>
             </w:rPr>
           </w:pPr>
-          <w:hyperlink w:anchor="_Toc240759363" w:history="1">
+          <w:hyperlink w:anchor="_Toc240767989" w:history="1">
             <w:r>
               <w:rPr>
                 <w:rStyle w:val="Hyperlink"/>
@@ -792,7 +792,7 @@
               <w:rPr>
                 <w:noProof/>
               </w:rPr>
-              <w:instrText xml:space="preserve"> PAGEREF _Toc240759363 \h </w:instrText>
+              <w:instrText xml:space="preserve"> PAGEREF _Toc240767989 \h </w:instrText>
             </w:r>
             <w:r>
               <w:rPr>
@@ -835,7 +835,7 @@
               <w14:ligatures w14:val="standardContextual"/>
             </w:rPr>
           </w:pPr>
-          <w:hyperlink w:anchor="_Toc240759364" w:history="1">
+          <w:hyperlink w:anchor="_Toc240767990" w:history="1">
             <w:r>
               <w:rPr>
                 <w:rStyle w:val="Hyperlink"/>
@@ -859,7 +859,7 @@
               <w:rPr>
                 <w:noProof/>
               </w:rPr>
-              <w:instrText xml:space="preserve"> PAGEREF _Toc240759364 \h </w:instrText>
+              <w:instrText xml:space="preserve"> PAGEREF _Toc240767990 \h </w:instrText>
             </w:r>
             <w:r>
               <w:rPr>
@@ -902,7 +902,7 @@
               <w14:ligatures w14:val="standardContextual"/>
             </w:rPr>
           </w:pPr>
-          <w:hyperlink w:anchor="_Toc240759365" w:history="1">
+          <w:hyperlink w:anchor="_Toc240767991" w:history="1">
             <w:r>
               <w:rPr>
                 <w:rStyle w:val="Hyperlink"/>
@@ -926,7 +926,7 @@
               <w:rPr>
                 <w:noProof/>
               </w:rPr>
-              <w:instrText xml:space="preserve"> PAGEREF _Toc240759365 \h </w:instrText>
+              <w:instrText xml:space="preserve"> PAGEREF _Toc240767991 \h </w:instrText>
             </w:r>
             <w:r>
               <w:rPr>
@@ -969,7 +969,7 @@
               <w14:ligatures w14:val="standardContextual"/>
             </w:rPr>
           </w:pPr>
-          <w:hyperlink w:anchor="_Toc240759366" w:history="1">
+          <w:hyperlink w:anchor="_Toc240767992" w:history="1">
             <w:r>
               <w:rPr>
                 <w:rStyle w:val="Hyperlink"/>
@@ -993,7 +993,7 @@
               <w:rPr>
                 <w:noProof/>
               </w:rPr>
-              <w:instrText xml:space="preserve"> PAGEREF _Toc240759366 \h </w:instrText>
+              <w:instrText xml:space="preserve"> PAGEREF _Toc240767992 \h </w:instrText>
             </w:r>
             <w:r>
               <w:rPr>
@@ -1036,7 +1036,7 @@
               <w14:ligatures w14:val="standardContextual"/>
             </w:rPr>
           </w:pPr>
-          <w:hyperlink w:anchor="_Toc240759367" w:history="1">
+          <w:hyperlink w:anchor="_Toc240767993" w:history="1">
             <w:r>
               <w:rPr>
                 <w:rStyle w:val="Hyperlink"/>
@@ -1060,7 +1060,7 @@
               <w:rPr>
                 <w:noProof/>
               </w:rPr>
-              <w:instrText xml:space="preserve"> PAGEREF _Toc240759367 \h </w:instrText>
+              <w:instrText xml:space="preserve"> PAGEREF _Toc240767993 \h </w:instrText>
             </w:r>
             <w:r>
               <w:rPr>
@@ -1103,7 +1103,7 @@
               <w14:ligatures w14:val="standardContextual"/>
             </w:rPr>
           </w:pPr>
-          <w:hyperlink w:anchor="_Toc240759368" w:history="1">
+          <w:hyperlink w:anchor="_Toc240767994" w:history="1">
             <w:r>
               <w:rPr>
                 <w:rStyle w:val="Hyperlink"/>
@@ -1127,7 +1127,7 @@
               <w:rPr>
                 <w:noProof/>
               </w:rPr>
-              <w:instrText xml:space="preserve"> PAGEREF _Toc240759368 \h </w:instrText>
+              <w:instrText xml:space="preserve"> PAGEREF _Toc240767994 \h </w:instrText>
             </w:r>
             <w:r>
               <w:rPr>
@@ -1170,7 +1170,7 @@
               <w14:ligatures w14:val="standardContextual"/>
             </w:rPr>
           </w:pPr>
-          <w:hyperlink w:anchor="_Toc240759369" w:history="1">
+          <w:hyperlink w:anchor="_Toc240767995" w:history="1">
             <w:r>
               <w:rPr>
                 <w:rStyle w:val="Hyperlink"/>
@@ -1194,7 +1194,7 @@
               <w:rPr>
                 <w:noProof/>
               </w:rPr>
-              <w:instrText xml:space="preserve"> PAGEREF _Toc240759369 \h </w:instrText>
+              <w:instrText xml:space="preserve"> PAGEREF _Toc240767995 \h </w:instrText>
             </w:r>
             <w:r>
               <w:rPr>
@@ -1237,7 +1237,7 @@
               <w14:ligatures w14:val="standardContextual"/>
             </w:rPr>
           </w:pPr>
-          <w:hyperlink w:anchor="_Toc240759370" w:history="1">
+          <w:hyperlink w:anchor="_Toc240767996" w:history="1">
             <w:r>
               <w:rPr>
                 <w:rStyle w:val="Hyperlink"/>
@@ -1261,7 +1261,7 @@
               <w:rPr>
                 <w:noProof/>
               </w:rPr>
-              <w:instrText xml:space="preserve"> PAGEREF _Toc240759370 \h </w:instrText>
+              <w:instrText xml:space="preserve"> PAGEREF _Toc240767996 \h </w:instrText>
             </w:r>
             <w:r>
               <w:rPr>
@@ -1304,7 +1304,7 @@
               <w14:ligatures w14:val="standardContextual"/>
             </w:rPr>
           </w:pPr>
-          <w:hyperlink w:anchor="_Toc240759371" w:history="1">
+          <w:hyperlink w:anchor="_Toc240767997" w:history="1">
             <w:r>
               <w:rPr>
                 <w:rStyle w:val="Hyperlink"/>
@@ -1328,7 +1328,7 @@
               <w:rPr>
                 <w:noProof/>
               </w:rPr>
-              <w:instrText xml:space="preserve"> PAGEREF _Toc240759371 \h </w:instrText>
+              <w:instrText xml:space="preserve"> PAGEREF _Toc240767997 \h </w:instrText>
             </w:r>
             <w:r>
               <w:rPr>
@@ -1371,7 +1371,7 @@
               <w14:ligatures w14:val="standardContextual"/>
             </w:rPr>
           </w:pPr>
-          <w:hyperlink w:anchor="_Toc240759372" w:history="1">
+          <w:hyperlink w:anchor="_Toc240767998" w:history="1">
             <w:r>
               <w:rPr>
                 <w:rStyle w:val="Hyperlink"/>
@@ -1395,7 +1395,7 @@
               <w:rPr>
                 <w:noProof/>
               </w:rPr>
-              <w:instrText xml:space="preserve"> PAGEREF _Toc240759372 \h </w:instrText>
+              <w:instrText xml:space="preserve"> PAGEREF _Toc240767998 \h </w:instrText>
             </w:r>
             <w:r>
               <w:rPr>
@@ -1438,7 +1438,7 @@
               <w14:ligatures w14:val="standardContextual"/>
             </w:rPr>
           </w:pPr>
-          <w:hyperlink w:anchor="_Toc240759373" w:history="1">
+          <w:hyperlink w:anchor="_Toc240767999" w:history="1">
             <w:r>
               <w:rPr>
                 <w:rStyle w:val="Hyperlink"/>
@@ -1462,7 +1462,7 @@
               <w:rPr>
                 <w:noProof/>
               </w:rPr>
-              <w:instrText xml:space="preserve"> PAGEREF _Toc240759373 \h </w:instrText>
+              <w:instrText xml:space="preserve"> PAGEREF _Toc240767999 \h </w:instrText>
             </w:r>
             <w:r>
               <w:rPr>
@@ -1505,7 +1505,7 @@
               <w14:ligatures w14:val="standardContextual"/>
             </w:rPr>
           </w:pPr>
-          <w:hyperlink w:anchor="_Toc240759374" w:history="1">
+          <w:hyperlink w:anchor="_Toc240768000" w:history="1">
             <w:r>
               <w:rPr>
                 <w:rStyle w:val="Hyperlink"/>
@@ -1529,7 +1529,7 @@
               <w:rPr>
                 <w:noProof/>
               </w:rPr>
-              <w:instrText xml:space="preserve"> PAGEREF _Toc240759374 \h </w:instrText>
+              <w:instrText xml:space="preserve"> PAGEREF _Toc240768000 \h </w:instrText>
             </w:r>
             <w:r>
               <w:rPr>
@@ -1572,7 +1572,7 @@
               <w14:ligatures w14:val="standardContextual"/>
             </w:rPr>
           </w:pPr>
-          <w:hyperlink w:anchor="_Toc240759375" w:history="1">
+          <w:hyperlink w:anchor="_Toc240768001" w:history="1">
             <w:r>
               <w:rPr>
                 <w:rStyle w:val="Hyperlink"/>
@@ -1596,7 +1596,7 @@
               <w:rPr>
                 <w:noProof/>
               </w:rPr>
-              <w:instrText xml:space="preserve"> PAGEREF _Toc240759375 \h </w:instrText>
+              <w:instrText xml:space="preserve"> PAGEREF _Toc240768001 \h </w:instrText>
             </w:r>
             <w:r>
               <w:rPr>
@@ -1613,7 +1613,7 @@
               <w:rPr>
                 <w:noProof/>
               </w:rPr>
-              <w:t>14</w:t>
+              <w:t>15</w:t>
             </w:r>
             <w:r>
               <w:rPr>
@@ -1639,7 +1639,7 @@
               <w14:ligatures w14:val="standardContextual"/>
             </w:rPr>
           </w:pPr>
-          <w:hyperlink w:anchor="_Toc240759376" w:history="1">
+          <w:hyperlink w:anchor="_Toc240768002" w:history="1">
             <w:r>
               <w:rPr>
                 <w:rStyle w:val="Hyperlink"/>
@@ -1663,7 +1663,7 @@
               <w:rPr>
                 <w:noProof/>
               </w:rPr>
-              <w:instrText xml:space="preserve"> PAGEREF _Toc240759376 \h </w:instrText>
+              <w:instrText xml:space="preserve"> PAGEREF _Toc240768002 \h </w:instrText>
             </w:r>
             <w:r>
               <w:rPr>
@@ -1680,7 +1680,7 @@
               <w:rPr>
                 <w:noProof/>
               </w:rPr>
-              <w:t>15</w:t>
+              <w:t>16</w:t>
             </w:r>
             <w:r>
               <w:rPr>
@@ -1706,7 +1706,7 @@
               <w14:ligatures w14:val="standardContextual"/>
             </w:rPr>
           </w:pPr>
-          <w:hyperlink w:anchor="_Toc240759377" w:history="1">
+          <w:hyperlink w:anchor="_Toc240768003" w:history="1">
             <w:r>
               <w:rPr>
                 <w:rStyle w:val="Hyperlink"/>
@@ -1730,7 +1730,7 @@
               <w:rPr>
                 <w:noProof/>
               </w:rPr>
-              <w:instrText xml:space="preserve"> PAGEREF _Toc240759377 \h </w:instrText>
+              <w:instrText xml:space="preserve"> PAGEREF _Toc240768003 \h </w:instrText>
             </w:r>
             <w:r>
               <w:rPr>
@@ -1747,7 +1747,7 @@
               <w:rPr>
                 <w:noProof/>
               </w:rPr>
-              <w:t>16</w:t>
+              <w:t>17</w:t>
             </w:r>
             <w:r>
               <w:rPr>
@@ -1773,7 +1773,7 @@
               <w14:ligatures w14:val="standardContextual"/>
             </w:rPr>
           </w:pPr>
-          <w:hyperlink w:anchor="_Toc240759378" w:history="1">
+          <w:hyperlink w:anchor="_Toc240768004" w:history="1">
             <w:r>
               <w:rPr>
                 <w:rStyle w:val="Hyperlink"/>
@@ -1797,7 +1797,7 @@
               <w:rPr>
                 <w:noProof/>
               </w:rPr>
-              <w:instrText xml:space="preserve"> PAGEREF _Toc240759378 \h </w:instrText>
+              <w:instrText xml:space="preserve"> PAGEREF _Toc240768004 \h </w:instrText>
             </w:r>
             <w:r>
               <w:rPr>
@@ -1814,7 +1814,7 @@
               <w:rPr>
                 <w:noProof/>
               </w:rPr>
-              <w:t>17</w:t>
+              <w:t>18</w:t>
             </w:r>
             <w:r>
               <w:rPr>
@@ -1836,7 +1836,7 @@
         <w:pStyle w:val="Heading1"/>
         <w:pageBreakBefore/>
       </w:pPr>
-      <w:bookmarkStart w:id="0" w:name="_Toc240759360"/>
+      <w:bookmarkStart w:id="0" w:name="_Toc240767986"/>
       <w:r>
         <w:lastRenderedPageBreak/>
         <w:t>1. Your role at a glance</w:t>
@@ -2056,7 +2056,7 @@
         <w:pStyle w:val="Heading1"/>
         <w:pageBreakBefore/>
       </w:pPr>
-      <w:bookmarkStart w:id="1" w:name="_Toc240759361"/>
+      <w:bookmarkStart w:id="1" w:name="_Toc240767987"/>
       <w:r>
         <w:lastRenderedPageBreak/>
         <w:t>2. Signing in and your screens</w:t>
@@ -2067,7 +2067,7 @@
       <w:pPr>
         <w:pStyle w:val="Heading2"/>
       </w:pPr>
-      <w:bookmarkStart w:id="2" w:name="_Toc240759362"/>
+      <w:bookmarkStart w:id="2" w:name="_Toc240767988"/>
       <w:r>
         <w:t>Signing in</w:t>
       </w:r>
@@ -2150,7 +2150,7 @@
           <w:noProof/>
         </w:rPr>
         <w:drawing>
-          <wp:inline distT="0" distB="0" distL="0" distR="0" wp14:anchorId="7C543AB9" wp14:editId="465DD440">
+          <wp:inline distT="0" distB="0" distL="0" distR="0" wp14:anchorId="6F80315D" wp14:editId="23F2A0E4">
             <wp:extent cx="5334000" cy="2333625"/>
             <wp:effectExtent l="0" t="0" r="0" b="0"/>
             <wp:docPr id="1" name="adm_login.jpg" descr="The sign-in screen for all internal staff." title="The sign-in screen for all internal staff."/>
@@ -2317,7 +2317,7 @@
       <w:pPr>
         <w:pStyle w:val="Heading2"/>
       </w:pPr>
-      <w:bookmarkStart w:id="3" w:name="_Toc240759363"/>
+      <w:bookmarkStart w:id="3" w:name="_Toc240767989"/>
       <w:r>
         <w:t>Finding your way around</w:t>
       </w:r>
@@ -2492,7 +2492,7 @@
         </w:rPr>
         <w:lastRenderedPageBreak/>
         <w:drawing>
-          <wp:inline distT="0" distB="0" distL="0" distR="0" wp14:anchorId="18A47DA2" wp14:editId="79747648">
+          <wp:inline distT="0" distB="0" distL="0" distR="0" wp14:anchorId="2E131815" wp14:editId="2D8F9B85">
             <wp:extent cx="5715000" cy="1876425"/>
             <wp:effectExtent l="0" t="0" r="0" b="0"/>
             <wp:docPr id="2" name="adm_not_your_role.jpg" descr="Opening a screen outside your role (for example from an old bookmark) shows this card instead of the screen." title="Opening a screen outside your role (for example from an old bookmark) shows this card instead of the screen."/>
@@ -2561,7 +2561,7 @@
       <w:pPr>
         <w:pStyle w:val="Heading2"/>
       </w:pPr>
-      <w:bookmarkStart w:id="4" w:name="_Toc240759364"/>
+      <w:bookmarkStart w:id="4" w:name="_Toc240767990"/>
       <w:r>
         <w:t>Your screens</w:t>
       </w:r>
@@ -2836,7 +2836,7 @@
       <w:pPr>
         <w:pStyle w:val="Heading2"/>
       </w:pPr>
-      <w:bookmarkStart w:id="5" w:name="_Toc240759365"/>
+      <w:bookmarkStart w:id="5" w:name="_Toc240767991"/>
       <w:r>
         <w:t>Changing your password</w:t>
       </w:r>
@@ -2919,7 +2919,7 @@
           <w:noProof/>
         </w:rPr>
         <w:drawing>
-          <wp:inline distT="0" distB="0" distL="0" distR="0" wp14:anchorId="03EA9E79" wp14:editId="5ACE343D">
+          <wp:inline distT="0" distB="0" distL="0" distR="0" wp14:anchorId="794E1880" wp14:editId="440EE8E0">
             <wp:extent cx="5334000" cy="2171700"/>
             <wp:effectExtent l="0" t="0" r="0" b="0"/>
             <wp:docPr id="3" name="adm_account.jpg" descr="Change Password screen." title="Change Password screen."/>
@@ -3007,7 +3007,7 @@
         <w:pStyle w:val="Heading1"/>
         <w:pageBreakBefore/>
       </w:pPr>
-      <w:bookmarkStart w:id="6" w:name="_Toc240759366"/>
+      <w:bookmarkStart w:id="6" w:name="_Toc240767992"/>
       <w:r>
         <w:lastRenderedPageBreak/>
         <w:t>3. Your routine</w:t>
@@ -3408,7 +3408,7 @@
         <w:pStyle w:val="Heading1"/>
         <w:pageBreakBefore/>
       </w:pPr>
-      <w:bookmarkStart w:id="7" w:name="_Toc240759367"/>
+      <w:bookmarkStart w:id="7" w:name="_Toc240767993"/>
       <w:r>
         <w:lastRenderedPageBreak/>
         <w:t>4. Step-by-step tasks</w:t>
@@ -3419,7 +3419,7 @@
       <w:pPr>
         <w:pStyle w:val="Heading2"/>
       </w:pPr>
-      <w:bookmarkStart w:id="8" w:name="_Toc240759368"/>
+      <w:bookmarkStart w:id="8" w:name="_Toc240767994"/>
       <w:r>
         <w:t>4.1 Reading the dashboard</w:t>
       </w:r>
@@ -3436,7 +3436,7 @@
           <w:noProof/>
         </w:rPr>
         <w:drawing>
-          <wp:inline distT="0" distB="0" distL="0" distR="0" wp14:anchorId="33B6EF6A" wp14:editId="0C0B7487">
+          <wp:inline distT="0" distB="0" distL="0" distR="0" wp14:anchorId="0B08B551" wp14:editId="68209307">
             <wp:extent cx="5715000" cy="3571875"/>
             <wp:effectExtent l="0" t="0" r="0" b="0"/>
             <wp:docPr id="4" name="kii_dashboard.jpg" descr="Documents by type and by QA status." title="Documents by type and by QA status."/>
@@ -3505,7 +3505,7 @@
       <w:pPr>
         <w:pStyle w:val="Heading2"/>
       </w:pPr>
-      <w:bookmarkStart w:id="9" w:name="_Toc240759369"/>
+      <w:bookmarkStart w:id="9" w:name="_Toc240767995"/>
       <w:r>
         <w:t>4.2 Adding a document</w:t>
       </w:r>
@@ -3545,7 +3545,7 @@
           <w:noProof/>
         </w:rPr>
         <w:drawing>
-          <wp:inline distT="0" distB="0" distL="0" distR="0" wp14:anchorId="2E82094E" wp14:editId="4DABB9E5">
+          <wp:inline distT="0" distB="0" distL="0" distR="0" wp14:anchorId="44B572FF" wp14:editId="0009795B">
             <wp:extent cx="5334000" cy="3171825"/>
             <wp:effectExtent l="0" t="0" r="0" b="0"/>
             <wp:docPr id="5" name="doc_new.jpg" descr="New Documentary Evidence Record." title="New Documentary Evidence Record."/>
@@ -3703,7 +3703,7 @@
       <w:pPr>
         <w:pStyle w:val="Heading2"/>
       </w:pPr>
-      <w:bookmarkStart w:id="10" w:name="_Toc240759370"/>
+      <w:bookmarkStart w:id="10" w:name="_Toc240767996"/>
       <w:r>
         <w:t>4.3 Attaching the source file, and removing a wrong one</w:t>
       </w:r>
@@ -3753,7 +3753,7 @@
           <w:noProof/>
         </w:rPr>
         <w:drawing>
-          <wp:inline distT="0" distB="0" distL="0" distR="0" wp14:anchorId="500767BF" wp14:editId="4723F742">
+          <wp:inline distT="0" distB="0" distL="0" distR="0" wp14:anchorId="06814DF0" wp14:editId="2997944E">
             <wp:extent cx="5334000" cy="819150"/>
             <wp:effectExtent l="0" t="0" r="0" b="0"/>
             <wp:docPr id="6" name="doc_source_file.jpg" descr="Source file: the file name, size and date, with Remove file beside it." title="Source file: the file name, size and date, with Remove file beside it."/>
@@ -3956,7 +3956,7 @@
       <w:pPr>
         <w:pStyle w:val="Heading2"/>
       </w:pPr>
-      <w:bookmarkStart w:id="11" w:name="_Toc240759371"/>
+      <w:bookmarkStart w:id="11" w:name="_Toc240767997"/>
       <w:r>
         <w:t>4.4 Assessing and including a document</w:t>
       </w:r>
@@ -4007,7 +4007,7 @@
         </w:rPr>
         <w:lastRenderedPageBreak/>
         <w:drawing>
-          <wp:inline distT="0" distB="0" distL="0" distR="0" wp14:anchorId="49D175E5" wp14:editId="03A4A0A5">
+          <wp:inline distT="0" distB="0" distL="0" distR="0" wp14:anchorId="37214A99" wp14:editId="1337A42E">
             <wp:extent cx="5334000" cy="3333750"/>
             <wp:effectExtent l="0" t="0" r="0" b="0"/>
             <wp:docPr id="7" name="doc_register.jpg" descr="Documentary Evidence Corpus." title="Documentary Evidence Corpus."/>
@@ -4116,7 +4116,7 @@
           <w:noProof/>
         </w:rPr>
         <w:drawing>
-          <wp:inline distT="0" distB="0" distL="0" distR="0" wp14:anchorId="5DB3943C" wp14:editId="4D4AA7C6">
+          <wp:inline distT="0" distB="0" distL="0" distR="0" wp14:anchorId="58A22EF5" wp14:editId="60F05A53">
             <wp:extent cx="5334000" cy="3419475"/>
             <wp:effectExtent l="0" t="0" r="0" b="0"/>
             <wp:docPr id="8" name="doc_detail.jpg" descr="Document record: authenticity, QA status, memo and coding form." title="Document record: authenticity, QA status, memo and coding form."/>
@@ -4279,7 +4279,7 @@
       <w:pPr>
         <w:pStyle w:val="Heading2"/>
       </w:pPr>
-      <w:bookmarkStart w:id="12" w:name="_Toc240759372"/>
+      <w:bookmarkStart w:id="12" w:name="_Toc240767998"/>
       <w:r>
         <w:lastRenderedPageBreak/>
         <w:t>4.5 Coding a document: two ways</w:t>
@@ -4598,7 +4598,7 @@
           <w:noProof/>
         </w:rPr>
         <w:drawing>
-          <wp:inline distT="0" distB="0" distL="0" distR="0" wp14:anchorId="441338F0" wp14:editId="307C1925">
+          <wp:inline distT="0" distB="0" distL="0" distR="0" wp14:anchorId="7FC5FC83" wp14:editId="6975300A">
             <wp:extent cx="5715000" cy="904875"/>
             <wp:effectExtent l="0" t="0" r="0" b="0"/>
             <wp:docPr id="9" name="doc_coding_buttons.jpg" descr="The Coding panel: Code this document, and Auto-fill." title="The Coding panel: Code this document, and Auto-fill."/>
@@ -4667,7 +4667,7 @@
       <w:pPr>
         <w:pStyle w:val="Heading2"/>
       </w:pPr>
-      <w:bookmarkStart w:id="13" w:name="_Toc240759373"/>
+      <w:bookmarkStart w:id="13" w:name="_Toc240767999"/>
       <w:r>
         <w:t>4.6 Auto-fill: the AI drafts, you review</w:t>
       </w:r>
@@ -4738,7 +4738,17 @@
         <w:t>10-90</w:t>
       </w:r>
       <w:r>
-        <w:t>. The AI reads up to 100 pages at a time, so choose the pages that make up this evidence unit, such as one chapter. Its locators use the original page numbers. For shorter files, leave the box empty to read everything.</w:t>
+        <w:t xml:space="preserve">. The AI reads up to 100 pages at a time, so either choose the pages that make up this evidence unit, such as one chapter, or tick </w:t>
+      </w:r>
+      <w:r>
+        <w:rPr>
+          <w:b/>
+          <w:bCs/>
+        </w:rPr>
+        <w:t>Read the whole document in parts</w:t>
+      </w:r>
+      <w:r>
+        <w:t xml:space="preserve"> (see “Coding a very long document” below). Its locators use the original page numbers. For shorter files, leave the box empty to read everything.</w:t>
       </w:r>
     </w:p>
     <w:p>
@@ -4752,10 +4762,10 @@
           <w:noProof/>
         </w:rPr>
         <w:drawing>
-          <wp:inline distT="0" distB="0" distL="0" distR="0" wp14:anchorId="23DD5EA2" wp14:editId="7E843D8C">
-            <wp:extent cx="5334000" cy="2171700"/>
+          <wp:inline distT="0" distB="0" distL="0" distR="0" wp14:anchorId="4FC0D29D" wp14:editId="335CA8DA">
+            <wp:extent cx="5334000" cy="2667000"/>
             <wp:effectExtent l="0" t="0" r="0" b="0"/>
-            <wp:docPr id="10" name="doc_autofill_pages.jpg" descr="A 240-page PDF asks for a page range." title="A 240-page PDF asks for a page range."/>
+            <wp:docPr id="10" name="doc_autofill_pages.jpg" descr="A 240-page PDF: enter a page range, or read the whole document in parts." title="A 240-page PDF: enter a page range, or read the whole document in parts."/>
             <wp:cNvGraphicFramePr>
               <a:graphicFrameLocks xmlns:a="http://schemas.openxmlformats.org/drawingml/2006/main" noChangeAspect="1"/>
             </wp:cNvGraphicFramePr>
@@ -4778,7 +4788,7 @@
                   <pic:spPr bwMode="auto">
                     <a:xfrm>
                       <a:off x="0" y="0"/>
-                      <a:ext cx="5334000" cy="2171700"/>
+                      <a:ext cx="5334000" cy="2667000"/>
                     </a:xfrm>
                     <a:prstGeom prst="rect">
                       <a:avLst/>
@@ -4814,7 +4824,7 @@
           <w:sz w:val="17"/>
           <w:szCs w:val="17"/>
         </w:rPr>
-        <w:t>A 240-page PDF asks for a page range.</w:t>
+        <w:t>A 240-page PDF: enter a page range, or read the whole document in parts.</w:t>
       </w:r>
     </w:p>
     <w:p>
@@ -4852,7 +4862,7 @@
         </w:rPr>
         <w:lastRenderedPageBreak/>
         <w:drawing>
-          <wp:inline distT="0" distB="0" distL="0" distR="0" wp14:anchorId="323A15C0" wp14:editId="7961442F">
+          <wp:inline distT="0" distB="0" distL="0" distR="0" wp14:anchorId="04C6888B" wp14:editId="4F70EBB3">
             <wp:extent cx="5334000" cy="1752600"/>
             <wp:effectExtent l="0" t="0" r="0" b="0"/>
             <wp:docPr id="11" name="doc_autofill_running.jpg" descr="The AI is reading the document." title="The AI is reading the document."/>
@@ -4941,7 +4951,7 @@
           <w:noProof/>
         </w:rPr>
         <w:drawing>
-          <wp:inline distT="0" distB="0" distL="0" distR="0" wp14:anchorId="2381AC52" wp14:editId="40BC9956">
+          <wp:inline distT="0" distB="0" distL="0" distR="0" wp14:anchorId="3A0F1C80" wp14:editId="70C5389B">
             <wp:extent cx="5334000" cy="4581525"/>
             <wp:effectExtent l="0" t="0" r="0" b="0"/>
             <wp:docPr id="12" name="doc_autofill_review.jpg" descr="The review screen: the draft, ready to check and edit." title="The review screen: the draft, ready to check and edit."/>
@@ -5031,7 +5041,7 @@
         </w:rPr>
         <w:lastRenderedPageBreak/>
         <w:drawing>
-          <wp:inline distT="0" distB="0" distL="0" distR="0" wp14:anchorId="1E534007" wp14:editId="7ACC0077">
+          <wp:inline distT="0" distB="0" distL="0" distR="0" wp14:anchorId="591997E8" wp14:editId="45E57406">
             <wp:extent cx="5334000" cy="3838575"/>
             <wp:effectExtent l="0" t="0" r="0" b="0"/>
             <wp:docPr id="13" name="doc_autofill_section_d.jpg" descr="Section D: ratings and locators, all editable." title="Section D: ratings and locators, all editable."/>
@@ -5120,7 +5130,7 @@
           <w:noProof/>
         </w:rPr>
         <w:drawing>
-          <wp:inline distT="0" distB="0" distL="0" distR="0" wp14:anchorId="7F3AD0B5" wp14:editId="0E65BD26">
+          <wp:inline distT="0" distB="0" distL="0" distR="0" wp14:anchorId="0EA0F4BB" wp14:editId="4FD968A6">
             <wp:extent cx="5334000" cy="3838575"/>
             <wp:effectExtent l="0" t="0" r="0" b="0"/>
             <wp:docPr id="14" name="doc_autofill_section_j.jpg" descr="Section J: quantitative metrics." title="Section J: quantitative metrics."/>
@@ -5560,7 +5570,7 @@
                 <w:sz w:val="19"/>
                 <w:szCs w:val="19"/>
               </w:rPr>
-              <w:t>Yes, up to 100 pages at a time (choose a page range for longer files).</w:t>
+              <w:t>Yes, up to 100 pages at a time; longer files by page range, or read whole in parts (up to 1,500 pages).</w:t>
             </w:r>
           </w:p>
         </w:tc>
@@ -5964,6 +5974,194 @@
         <w:spacing w:after="120"/>
       </w:pPr>
     </w:p>
+    <w:p>
+      <w:pPr>
+        <w:pStyle w:val="Heading3"/>
+      </w:pPr>
+      <w:r>
+        <w:t>Coding a very long document</w:t>
+      </w:r>
+    </w:p>
+    <w:p>
+      <w:pPr>
+        <w:spacing w:after="120" w:line="288" w:lineRule="auto"/>
+      </w:pPr>
+      <w:r>
+        <w:t>The AI can take in 100 pages at a time. A report of several hundred or a thousand pages therefore needs one of two approaches:</w:t>
+      </w:r>
+    </w:p>
+    <w:p>
+      <w:pPr>
+        <w:pStyle w:val="ListParagraph"/>
+        <w:numPr>
+          <w:ilvl w:val="0"/>
+          <w:numId w:val="2"/>
+        </w:numPr>
+        <w:spacing w:after="60" w:line="276" w:lineRule="auto"/>
+      </w:pPr>
+      <w:r>
+        <w:rPr>
+          <w:b/>
+          <w:bCs/>
+        </w:rPr>
+        <w:t>One record per chapter (recommended).</w:t>
+      </w:r>
+      <w:r>
+        <w:t xml:space="preserve"> Create a document record for each part you want coded, for example “NDS2 – Agriculture chapter”. Upload the same PDF to each, enter that part's page range, and review and submit each one. Each part gets its own DOC ID, its own coding and its own row in the Excel export.</w:t>
+      </w:r>
+    </w:p>
+    <w:p>
+      <w:pPr>
+        <w:pStyle w:val="ListParagraph"/>
+        <w:numPr>
+          <w:ilvl w:val="0"/>
+          <w:numId w:val="2"/>
+        </w:numPr>
+        <w:spacing w:after="60" w:line="276" w:lineRule="auto"/>
+      </w:pPr>
+      <w:r>
+        <w:rPr>
+          <w:b/>
+          <w:bCs/>
+        </w:rPr>
+        <w:t>Read the whole document in parts.</w:t>
+      </w:r>
+      <w:r>
+        <w:t xml:space="preserve"> Tick </w:t>
+      </w:r>
+      <w:r>
+        <w:rPr>
+          <w:b/>
+          <w:bCs/>
+        </w:rPr>
+        <w:t>Read the whole document in parts</w:t>
+      </w:r>
+      <w:r>
+        <w:t xml:space="preserve">. Leave </w:t>
+      </w:r>
+      <w:r>
+        <w:rPr>
+          <w:b/>
+          <w:bCs/>
+        </w:rPr>
+        <w:t>Pages to read</w:t>
+      </w:r>
+      <w:r>
+        <w:t xml:space="preserve"> empty for every page, or enter a longer range such as </w:t>
+      </w:r>
+      <w:r>
+        <w:rPr>
+          <w:rFonts w:ascii="Consolas" w:eastAsia="Consolas" w:hAnsi="Consolas" w:cs="Consolas"/>
+          <w:color w:val="122238"/>
+          <w:sz w:val="19"/>
+          <w:szCs w:val="19"/>
+        </w:rPr>
+        <w:t>1-600</w:t>
+      </w:r>
+      <w:r>
+        <w:t xml:space="preserve"> (up to 1,500 pages). The AI codes each part of about 80 pages, then combines them into one draft for the record. The screen tells you how many parts it will take and asks you to confirm, then shows progress (“Read part 3 of 8”, then “Combining the parts into one draft”). Expect roughly ten to thirty minutes, and you can leave the page.</w:t>
+      </w:r>
+    </w:p>
+    <w:p>
+      <w:pPr>
+        <w:spacing w:after="60"/>
+      </w:pPr>
+    </w:p>
+    <w:tbl>
+      <w:tblPr>
+        <w:tblW w:w="9412" w:type="dxa"/>
+        <w:tblBorders>
+          <w:top w:val="single" w:sz="2" w:space="0" w:color="FBF1E1"/>
+          <w:left w:val="single" w:sz="24" w:space="0" w:color="D9A441"/>
+          <w:bottom w:val="single" w:sz="2" w:space="0" w:color="FBF1E1"/>
+          <w:right w:val="single" w:sz="2" w:space="0" w:color="FBF1E1"/>
+          <w:insideH w:val="single" w:sz="4" w:space="0" w:color="FBF1E1"/>
+          <w:insideV w:val="single" w:sz="4" w:space="0" w:color="FBF1E1"/>
+        </w:tblBorders>
+        <w:tblCellMar>
+          <w:left w:w="10" w:type="dxa"/>
+          <w:right w:w="10" w:type="dxa"/>
+        </w:tblCellMar>
+        <w:tblLook w:val="04A0" w:firstRow="1" w:lastRow="0" w:firstColumn="1" w:lastColumn="0" w:noHBand="0" w:noVBand="1"/>
+      </w:tblPr>
+      <w:tblGrid>
+        <w:gridCol w:w="9412"/>
+      </w:tblGrid>
+      <w:tr>
+        <w:tblPrEx>
+          <w:tblCellMar>
+            <w:top w:w="0" w:type="dxa"/>
+            <w:bottom w:w="0" w:type="dxa"/>
+          </w:tblCellMar>
+        </w:tblPrEx>
+        <w:trPr>
+          <w:cantSplit/>
+        </w:trPr>
+        <w:tc>
+          <w:tcPr>
+            <w:tcW w:w="9412" w:type="dxa"/>
+            <w:shd w:val="clear" w:color="auto" w:fill="FBF1E1"/>
+            <w:tcMar>
+              <w:top w:w="100" w:type="dxa"/>
+              <w:left w:w="180" w:type="dxa"/>
+              <w:bottom w:w="100" w:type="dxa"/>
+              <w:right w:w="160" w:type="dxa"/>
+            </w:tcMar>
+          </w:tcPr>
+          <w:p>
+            <w:pPr>
+              <w:spacing w:after="40"/>
+            </w:pPr>
+            <w:r>
+              <w:rPr>
+                <w:b/>
+                <w:bCs/>
+                <w:sz w:val="20"/>
+                <w:szCs w:val="20"/>
+              </w:rPr>
+              <w:lastRenderedPageBreak/>
+              <w:t>A combined draft needs extra care</w:t>
+            </w:r>
+          </w:p>
+          <w:p>
+            <w:pPr>
+              <w:spacing w:after="40" w:line="264" w:lineRule="auto"/>
+            </w:pPr>
+            <w:r>
+              <w:rPr>
+                <w:sz w:val="19"/>
+                <w:szCs w:val="19"/>
+              </w:rPr>
+              <w:t>Because the ratings are judged across the parts rather than from every page at once, check the strength ratings (Sections D and H), the hypothesis codes (Section K) and the locators more carefully than for a single chapter. The draft states which pages it covers; confirm that this is the evidence unit you meant.</w:t>
+            </w:r>
+          </w:p>
+          <w:p>
+            <w:pPr>
+              <w:spacing w:after="40" w:line="264" w:lineRule="auto"/>
+            </w:pPr>
+            <w:r>
+              <w:rPr>
+                <w:sz w:val="19"/>
+                <w:szCs w:val="19"/>
+              </w:rPr>
+              <w:t>A whole-document read costs about the number of parts plus one times an ordinary draft. If any part fails, the whole draft fails and nothing is saved, so you never receive a coding that silently skipped pages.</w:t>
+            </w:r>
+          </w:p>
+          <w:p>
+            <w:pPr>
+              <w:spacing w:after="40" w:line="264" w:lineRule="auto"/>
+            </w:pPr>
+            <w:r>
+              <w:rPr>
+                <w:sz w:val="19"/>
+                <w:szCs w:val="19"/>
+              </w:rPr>
+              <w:t>Whether a whole-document coding is appropriate for a given source is a methodology decision for the PI; for a report that covers many topics, one record per chapter usually gives a sharper analysis.</w:t>
+            </w:r>
+          </w:p>
+        </w:tc>
+      </w:tr>
+    </w:tbl>
     <w:p>
       <w:pPr>
         <w:pStyle w:val="Heading3"/>
@@ -6161,7 +6359,7 @@
                 <w:sz w:val="19"/>
                 <w:szCs w:val="19"/>
               </w:rPr>
-              <w:t>Enter a page range of up to 100 pages.</w:t>
+              <w:t>Enter a page range of up to 100 pages, or tick Read the whole document in parts.</w:t>
             </w:r>
           </w:p>
         </w:tc>
@@ -6196,7 +6394,7 @@
                 <w:sz w:val="19"/>
                 <w:szCs w:val="19"/>
               </w:rPr>
-              <w:t>“The AI's answer was cut off…”</w:t>
+              <w:t>“…over the 1500-page ceiling…”</w:t>
             </w:r>
           </w:p>
         </w:tc>
@@ -6220,7 +6418,7 @@
                 <w:sz w:val="19"/>
                 <w:szCs w:val="19"/>
               </w:rPr>
-              <w:t>The range was too big to answer in one go.</w:t>
+              <w:t>The PDF is longer than the most that can be read in one draft.</w:t>
             </w:r>
           </w:p>
         </w:tc>
@@ -6244,7 +6442,7 @@
                 <w:sz w:val="19"/>
                 <w:szCs w:val="19"/>
               </w:rPr>
-              <w:t>Try a narrower range.</w:t>
+              <w:t>Enter a page range, or make one record per chapter.</w:t>
             </w:r>
           </w:p>
         </w:tc>
@@ -6278,7 +6476,7 @@
                 <w:sz w:val="19"/>
                 <w:szCs w:val="19"/>
               </w:rPr>
-              <w:t>“A draft is already being generated”</w:t>
+              <w:t>“Read part 4 of 12” or “Combining the parts…”</w:t>
             </w:r>
           </w:p>
         </w:tc>
@@ -6301,7 +6499,7 @@
                 <w:sz w:val="19"/>
                 <w:szCs w:val="19"/>
               </w:rPr>
-              <w:t>You or a colleague already started one.</w:t>
+              <w:t>A long document is being read in parts. Nothing is wrong.</w:t>
             </w:r>
           </w:p>
         </w:tc>
@@ -6324,7 +6522,7 @@
                 <w:sz w:val="19"/>
                 <w:szCs w:val="19"/>
               </w:rPr>
-              <w:t>Wait for it to finish (about five minutes).</w:t>
+              <w:t>Wait, or leave the page and come back.</w:t>
             </w:r>
           </w:p>
         </w:tc>
@@ -6359,7 +6557,7 @@
                 <w:sz w:val="19"/>
                 <w:szCs w:val="19"/>
               </w:rPr>
-              <w:t>“The last attempt failed: …”</w:t>
+              <w:t>“The AI's answer was cut off…”</w:t>
             </w:r>
           </w:p>
         </w:tc>
@@ -6383,7 +6581,7 @@
                 <w:sz w:val="19"/>
                 <w:szCs w:val="19"/>
               </w:rPr>
-              <w:t>The AI request did not complete.</w:t>
+              <w:t>The range was too big to answer in one go.</w:t>
             </w:r>
           </w:p>
         </w:tc>
@@ -6407,14 +6605,7 @@
                 <w:sz w:val="19"/>
                 <w:szCs w:val="19"/>
               </w:rPr>
-              <w:t>Select Generate AI draft</w:t>
-            </w:r>
-            <w:r>
-              <w:rPr>
-                <w:sz w:val="19"/>
-                <w:szCs w:val="19"/>
-              </w:rPr>
-              <w:t xml:space="preserve"> again. If it keeps failing, tell the administrator the message.</w:t>
+              <w:t>Try a narrower range.</w:t>
             </w:r>
           </w:p>
         </w:tc>
@@ -6448,7 +6639,7 @@
                 <w:sz w:val="19"/>
                 <w:szCs w:val="19"/>
               </w:rPr>
-              <w:t>No Auto-fill button</w:t>
+              <w:t>“A draft is already being generated”</w:t>
             </w:r>
           </w:p>
         </w:tc>
@@ -6471,7 +6662,7 @@
                 <w:sz w:val="19"/>
                 <w:szCs w:val="19"/>
               </w:rPr>
-              <w:t>AI drafting has not been switched on, or there is no source file yet.</w:t>
+              <w:t>You or a colleague already started one.</w:t>
             </w:r>
           </w:p>
         </w:tc>
@@ -6494,7 +6685,7 @@
                 <w:sz w:val="19"/>
                 <w:szCs w:val="19"/>
               </w:rPr>
-              <w:t>Attach the file; otherwise ask the administrator.</w:t>
+              <w:t>Wait for it to finish (about five minutes; up to half an hour for a document read in parts).</w:t>
             </w:r>
           </w:p>
         </w:tc>
@@ -6529,14 +6720,177 @@
                 <w:sz w:val="19"/>
                 <w:szCs w:val="19"/>
               </w:rPr>
-              <w:t>Submit</w:t>
-            </w:r>
-            <w:r>
-              <w:rPr>
-                <w:sz w:val="19"/>
-                <w:szCs w:val="19"/>
-              </w:rPr>
-              <w:t xml:space="preserve"> is refused by KoboToolbox</w:t>
+              <w:t>“The last attempt failed: …”</w:t>
+            </w:r>
+          </w:p>
+        </w:tc>
+        <w:tc>
+          <w:tcPr>
+            <w:tcW w:w="3294" w:type="dxa"/>
+            <w:shd w:val="clear" w:color="auto" w:fill="F8FAFB"/>
+            <w:tcMar>
+              <w:top w:w="70" w:type="dxa"/>
+              <w:left w:w="110" w:type="dxa"/>
+              <w:bottom w:w="70" w:type="dxa"/>
+              <w:right w:w="110" w:type="dxa"/>
+            </w:tcMar>
+          </w:tcPr>
+          <w:p>
+            <w:pPr>
+              <w:spacing w:after="40"/>
+            </w:pPr>
+            <w:r>
+              <w:rPr>
+                <w:sz w:val="19"/>
+                <w:szCs w:val="19"/>
+              </w:rPr>
+              <w:t>The AI request did not complete.</w:t>
+            </w:r>
+          </w:p>
+        </w:tc>
+        <w:tc>
+          <w:tcPr>
+            <w:tcW w:w="3294" w:type="dxa"/>
+            <w:shd w:val="clear" w:color="auto" w:fill="F8FAFB"/>
+            <w:tcMar>
+              <w:top w:w="70" w:type="dxa"/>
+              <w:left w:w="110" w:type="dxa"/>
+              <w:bottom w:w="70" w:type="dxa"/>
+              <w:right w:w="110" w:type="dxa"/>
+            </w:tcMar>
+          </w:tcPr>
+          <w:p>
+            <w:pPr>
+              <w:spacing w:after="40"/>
+            </w:pPr>
+            <w:r>
+              <w:rPr>
+                <w:sz w:val="19"/>
+                <w:szCs w:val="19"/>
+              </w:rPr>
+              <w:t>Select Generate AI draft again. If it keeps failing, tell the administrator the message.</w:t>
+            </w:r>
+          </w:p>
+        </w:tc>
+      </w:tr>
+      <w:tr>
+        <w:tblPrEx>
+          <w:tblCellMar>
+            <w:top w:w="0" w:type="dxa"/>
+            <w:bottom w:w="0" w:type="dxa"/>
+          </w:tblCellMar>
+        </w:tblPrEx>
+        <w:trPr>
+          <w:cantSplit/>
+        </w:trPr>
+        <w:tc>
+          <w:tcPr>
+            <w:tcW w:w="2824" w:type="dxa"/>
+            <w:tcMar>
+              <w:top w:w="70" w:type="dxa"/>
+              <w:left w:w="110" w:type="dxa"/>
+              <w:bottom w:w="70" w:type="dxa"/>
+              <w:right w:w="110" w:type="dxa"/>
+            </w:tcMar>
+          </w:tcPr>
+          <w:p>
+            <w:pPr>
+              <w:spacing w:after="40"/>
+            </w:pPr>
+            <w:r>
+              <w:rPr>
+                <w:sz w:val="19"/>
+                <w:szCs w:val="19"/>
+              </w:rPr>
+              <w:t xml:space="preserve">No </w:t>
+            </w:r>
+            <w:r>
+              <w:rPr>
+                <w:sz w:val="19"/>
+                <w:szCs w:val="19"/>
+              </w:rPr>
+              <w:t>Auto-fill button</w:t>
+            </w:r>
+          </w:p>
+        </w:tc>
+        <w:tc>
+          <w:tcPr>
+            <w:tcW w:w="3294" w:type="dxa"/>
+            <w:tcMar>
+              <w:top w:w="70" w:type="dxa"/>
+              <w:left w:w="110" w:type="dxa"/>
+              <w:bottom w:w="70" w:type="dxa"/>
+              <w:right w:w="110" w:type="dxa"/>
+            </w:tcMar>
+          </w:tcPr>
+          <w:p>
+            <w:pPr>
+              <w:spacing w:after="40"/>
+            </w:pPr>
+            <w:r>
+              <w:rPr>
+                <w:sz w:val="19"/>
+                <w:szCs w:val="19"/>
+              </w:rPr>
+              <w:t>AI drafting has not been switched on, or there is no source file yet.</w:t>
+            </w:r>
+          </w:p>
+        </w:tc>
+        <w:tc>
+          <w:tcPr>
+            <w:tcW w:w="3294" w:type="dxa"/>
+            <w:tcMar>
+              <w:top w:w="70" w:type="dxa"/>
+              <w:left w:w="110" w:type="dxa"/>
+              <w:bottom w:w="70" w:type="dxa"/>
+              <w:right w:w="110" w:type="dxa"/>
+            </w:tcMar>
+          </w:tcPr>
+          <w:p>
+            <w:pPr>
+              <w:spacing w:after="40"/>
+            </w:pPr>
+            <w:r>
+              <w:rPr>
+                <w:sz w:val="19"/>
+                <w:szCs w:val="19"/>
+              </w:rPr>
+              <w:t>Attach the file; otherwise ask the administrator.</w:t>
+            </w:r>
+          </w:p>
+        </w:tc>
+      </w:tr>
+      <w:tr>
+        <w:tblPrEx>
+          <w:tblCellMar>
+            <w:top w:w="0" w:type="dxa"/>
+            <w:bottom w:w="0" w:type="dxa"/>
+          </w:tblCellMar>
+        </w:tblPrEx>
+        <w:trPr>
+          <w:cantSplit/>
+        </w:trPr>
+        <w:tc>
+          <w:tcPr>
+            <w:tcW w:w="2824" w:type="dxa"/>
+            <w:shd w:val="clear" w:color="auto" w:fill="F8FAFB"/>
+            <w:tcMar>
+              <w:top w:w="70" w:type="dxa"/>
+              <w:left w:w="110" w:type="dxa"/>
+              <w:bottom w:w="70" w:type="dxa"/>
+              <w:right w:w="110" w:type="dxa"/>
+            </w:tcMar>
+          </w:tcPr>
+          <w:p>
+            <w:pPr>
+              <w:spacing w:after="40"/>
+            </w:pPr>
+            <w:r>
+              <w:rPr>
+                <w:sz w:val="19"/>
+                <w:szCs w:val="19"/>
+              </w:rPr>
+              <w:t>Submit is refused by KoboToolbox</w:t>
             </w:r>
           </w:p>
         </w:tc>
@@ -6659,7 +7013,7 @@
                 <w:sz w:val="19"/>
                 <w:szCs w:val="19"/>
               </w:rPr>
-              <w:t>Each draft is a paid request on the study's AI account. A short chapter costs little; a full 100 pages costs several times more. Choose the pages you need.</w:t>
+              <w:t>Each draft is a paid request on the study's AI account. A short chapter costs little; a full 100 pages costs several times more; a whole document read in parts costs about the number of parts plus one times an ordinary draft. Choose the pages you need.</w:t>
             </w:r>
           </w:p>
         </w:tc>
@@ -6669,9 +7023,8 @@
       <w:pPr>
         <w:pStyle w:val="Heading2"/>
       </w:pPr>
-      <w:bookmarkStart w:id="14" w:name="_Toc240759374"/>
-      <w:r>
-        <w:lastRenderedPageBreak/>
+      <w:bookmarkStart w:id="14" w:name="_Toc240768000"/>
+      <w:r>
         <w:t>4.7 Downloading or emailing completed forms (Form PDFs)</w:t>
       </w:r>
       <w:bookmarkEnd w:id="14"/>
@@ -6755,6 +7108,7 @@
         <w:spacing w:after="80" w:line="276" w:lineRule="auto"/>
       </w:pPr>
       <w:r>
+        <w:lastRenderedPageBreak/>
         <w:t xml:space="preserve">Select </w:t>
       </w:r>
       <w:r>
@@ -6855,7 +7209,7 @@
       <w:pPr>
         <w:pStyle w:val="Heading2"/>
       </w:pPr>
-      <w:bookmarkStart w:id="15" w:name="_Toc240759375"/>
+      <w:bookmarkStart w:id="15" w:name="_Toc240768001"/>
       <w:r>
         <w:t>4.8 Judging authenticity</w:t>
       </w:r>
@@ -6954,7 +7308,7 @@
         <w:pStyle w:val="Heading1"/>
         <w:pageBreakBefore/>
       </w:pPr>
-      <w:bookmarkStart w:id="16" w:name="_Toc240759376"/>
+      <w:bookmarkStart w:id="16" w:name="_Toc240768002"/>
       <w:r>
         <w:lastRenderedPageBreak/>
         <w:t>5. Rules you must follow</w:t>
@@ -7105,7 +7459,7 @@
         <w:pStyle w:val="Heading1"/>
         <w:pageBreakBefore/>
       </w:pPr>
-      <w:bookmarkStart w:id="17" w:name="_Toc240759377"/>
+      <w:bookmarkStart w:id="17" w:name="_Toc240768003"/>
       <w:r>
         <w:lastRenderedPageBreak/>
         <w:t>6. Troubleshooting</w:t>
@@ -7547,7 +7901,7 @@
                 <w:sz w:val="19"/>
                 <w:szCs w:val="19"/>
               </w:rPr>
-              <w:t>Enter a range of up to 100 pages, such as one chapter.</w:t>
+              <w:t>Enter a range of up to 100 pages, such as one chapter, or tick Read the whole document in parts.</w:t>
             </w:r>
           </w:p>
         </w:tc>
@@ -7627,7 +7981,14 @@
                 <w:sz w:val="19"/>
                 <w:szCs w:val="19"/>
               </w:rPr>
-              <w:t>Select Remove file beside the file name, then upload the right one.</w:t>
+              <w:t>Select Remove file</w:t>
+            </w:r>
+            <w:r>
+              <w:rPr>
+                <w:sz w:val="19"/>
+                <w:szCs w:val="19"/>
+              </w:rPr>
+              <w:t xml:space="preserve"> beside the file name, then upload the right one.</w:t>
             </w:r>
           </w:p>
         </w:tc>
@@ -7710,7 +8071,14 @@
                 <w:sz w:val="19"/>
                 <w:szCs w:val="19"/>
               </w:rPr>
-              <w:t>Select Go to my start screen. If you need that screen, ask the PI about your role.</w:t>
+              <w:t>Select Go to my start screen</w:t>
+            </w:r>
+            <w:r>
+              <w:rPr>
+                <w:sz w:val="19"/>
+                <w:szCs w:val="19"/>
+              </w:rPr>
+              <w:t>. If you need that screen, ask the PI about your role.</w:t>
             </w:r>
           </w:p>
         </w:tc>
@@ -7873,7 +8241,14 @@
                 <w:sz w:val="19"/>
                 <w:szCs w:val="19"/>
               </w:rPr>
-              <w:t>Use Next, or search. Ask the Field Coordinator to assign the case.</w:t>
+              <w:t>Use Next</w:t>
+            </w:r>
+            <w:r>
+              <w:rPr>
+                <w:sz w:val="19"/>
+                <w:szCs w:val="19"/>
+              </w:rPr>
+              <w:t>, or search. Ask the Field Coordinator to assign the case.</w:t>
             </w:r>
           </w:p>
         </w:tc>
@@ -8199,7 +8574,14 @@
                 <w:sz w:val="19"/>
                 <w:szCs w:val="19"/>
               </w:rPr>
-              <w:t>To redo the coding, delete that record in KoboToolbox, then select Sync now on Form PDFs. The document unlocks.</w:t>
+              <w:t>To redo the coding, delete that record in KoboToolbox, then select Sync now</w:t>
+            </w:r>
+            <w:r>
+              <w:rPr>
+                <w:sz w:val="19"/>
+                <w:szCs w:val="19"/>
+              </w:rPr>
+              <w:t xml:space="preserve"> on Form PDFs. The document unlocks.</w:t>
             </w:r>
           </w:p>
         </w:tc>
@@ -8378,7 +8760,7 @@
         <w:pStyle w:val="Heading1"/>
         <w:pageBreakBefore/>
       </w:pPr>
-      <w:bookmarkStart w:id="18" w:name="_Toc240759378"/>
+      <w:bookmarkStart w:id="18" w:name="_Toc240768004"/>
       <w:r>
         <w:lastRenderedPageBreak/>
         <w:t>7. Quick reference</w:t>
@@ -8880,7 +9262,7 @@
         <w:sz w:val="16"/>
         <w:szCs w:val="16"/>
       </w:rPr>
-      <w:t>Version 1.2 · 20 September 2026</w:t>
+      <w:t>Version 1.3 · 20 September 2026</w:t>
     </w:r>
     <w:r>
       <w:rPr>
@@ -9053,10 +9435,68 @@
 <file path=word/numbering.xml><?xml version="1.0" encoding="utf-8"?>
 <w:numbering xmlns:wpc="http://schemas.microsoft.com/office/word/2010/wordprocessingCanvas" xmlns:cx="http://schemas.microsoft.com/office/drawing/2014/chartex" xmlns:cx1="http://schemas.microsoft.com/office/drawing/2015/9/8/chartex" xmlns:cx2="http://schemas.microsoft.com/office/drawing/2015/10/21/chartex" xmlns:cx3="http://schemas.microsoft.com/office/drawing/2016/5/9/chartex" xmlns:cx4="http://schemas.microsoft.com/office/drawing/2016/5/10/chartex" xmlns:cx5="http://schemas.microsoft.com/office/drawing/2016/5/11/chartex" xmlns:cx6="http://schemas.microsoft.com/office/drawing/2016/5/12/chartex" xmlns:cx7="http://schemas.microsoft.com/office/drawing/2016/5/13/chartex" xmlns:cx8="http://schemas.microsoft.com/office/drawing/2016/5/14/chartex" xmlns:mc="http://schemas.openxmlformats.org/markup-compatibility/2006" xmlns:aink="http://schemas.microsoft.com/office/drawing/2016/ink" xmlns:am3d="http://schemas.microsoft.com/office/drawing/2017/model3d" xmlns:o="urn:schemas-microsoft-com:office:office" xmlns:oel="http://schemas.microsoft.com/office/2019/extlst" xmlns:r="http://schemas.openxmlformats.org/officeDocument/2006/relationships" xmlns:m="http://schemas.openxmlformats.org/officeDocument/2006/math" xmlns:v="urn:schemas-microsoft-com:vml" xmlns:wp14="http://schemas.microsoft.com/office/word/2010/wordprocessingDrawing" xmlns:wp="http://schemas.openxmlformats.org/drawingml/2006/wordprocessingDrawing" xmlns:w10="urn:schemas-microsoft-com:office:word" xmlns:w="http://schemas.openxmlformats.org/wordprocessingml/2006/main" xmlns:w14="http://schemas.microsoft.com/office/word/2010/wordml" xmlns:w15="http://schemas.microsoft.com/office/word/2012/wordml" xmlns:w16cex="http://schemas.microsoft.com/office/word/2018/wordml/cex" xmlns:w16cid="http://schemas.microsoft.com/office/word/2016/wordml/cid" xmlns:w16="http://schemas.microsoft.com/office/word/2018/wordml" xmlns:w16sdtdh="http://schemas.microsoft.com/office/word/2020/wordml/sdtdatahash" xmlns:w16se="http://schemas.microsoft.com/office/word/2015/wordml/symex" xmlns:wpg="http://schemas.microsoft.com/office/word/2010/wordprocessingGroup" xmlns:wpi="http://schemas.microsoft.com/office/word/2010/wordprocessingInk" xmlns:wne="http://schemas.microsoft.com/office/word/2006/wordml" xmlns:wps="http://schemas.microsoft.com/office/word/2010/wordprocessingShape" mc:Ignorable="w14 w15 w16se w16cid w16 w16cex w16sdtdh wp14">
   <w:abstractNum w:abstractNumId="0" w15:restartNumberingAfterBreak="0">
-    <w:nsid w:val="043355B0"/>
+    <w:nsid w:val="0BB84694"/>
     <w:multiLevelType w:val="hybridMultilevel"/>
-    <w:tmpl w:val="2F5C6202"/>
-    <w:lvl w:ilvl="0" w:tplc="6AB88AF2">
+    <w:tmpl w:val="BDDAC4E8"/>
+    <w:lvl w:ilvl="0" w:tplc="90268DF4">
+      <w:start w:val="1"/>
+      <w:numFmt w:val="bullet"/>
+      <w:lvlText w:val="•"/>
+      <w:lvlJc w:val="left"/>
+      <w:pPr>
+        <w:ind w:left="460" w:hanging="280"/>
+      </w:pPr>
+    </w:lvl>
+    <w:lvl w:ilvl="1" w:tplc="3EC8FE30">
+      <w:start w:val="1"/>
+      <w:numFmt w:val="bullet"/>
+      <w:lvlText w:val="–"/>
+      <w:lvlJc w:val="left"/>
+      <w:pPr>
+        <w:ind w:left="900" w:hanging="280"/>
+      </w:pPr>
+    </w:lvl>
+    <w:lvl w:ilvl="2" w:tplc="3FAAAB76">
+      <w:numFmt w:val="decimal"/>
+      <w:lvlText w:val=""/>
+      <w:lvlJc w:val="left"/>
+    </w:lvl>
+    <w:lvl w:ilvl="3" w:tplc="40D454C8">
+      <w:numFmt w:val="decimal"/>
+      <w:lvlText w:val=""/>
+      <w:lvlJc w:val="left"/>
+    </w:lvl>
+    <w:lvl w:ilvl="4" w:tplc="D1FAE7DA">
+      <w:numFmt w:val="decimal"/>
+      <w:lvlText w:val=""/>
+      <w:lvlJc w:val="left"/>
+    </w:lvl>
+    <w:lvl w:ilvl="5" w:tplc="3844158C">
+      <w:numFmt w:val="decimal"/>
+      <w:lvlText w:val=""/>
+      <w:lvlJc w:val="left"/>
+    </w:lvl>
+    <w:lvl w:ilvl="6" w:tplc="0DE4699C">
+      <w:numFmt w:val="decimal"/>
+      <w:lvlText w:val=""/>
+      <w:lvlJc w:val="left"/>
+    </w:lvl>
+    <w:lvl w:ilvl="7" w:tplc="FBDA5CA2">
+      <w:numFmt w:val="decimal"/>
+      <w:lvlText w:val=""/>
+      <w:lvlJc w:val="left"/>
+    </w:lvl>
+    <w:lvl w:ilvl="8" w:tplc="41B65F82">
+      <w:numFmt w:val="decimal"/>
+      <w:lvlText w:val=""/>
+      <w:lvlJc w:val="left"/>
+    </w:lvl>
+  </w:abstractNum>
+  <w:abstractNum w:abstractNumId="1" w15:restartNumberingAfterBreak="0">
+    <w:nsid w:val="19230365"/>
+    <w:multiLevelType w:val="hybridMultilevel"/>
+    <w:tmpl w:val="ECBCAB0E"/>
+    <w:lvl w:ilvl="0" w:tplc="DDE0991A">
       <w:start w:val="1"/>
       <w:numFmt w:val="decimal"/>
       <w:lvlText w:val="%1."/>
@@ -9070,52 +9510,52 @@
         <w:color w:val="A67C27"/>
       </w:rPr>
     </w:lvl>
-    <w:lvl w:ilvl="1" w:tplc="DF1E3E3A">
+    <w:lvl w:ilvl="1" w:tplc="E708DE9A">
       <w:numFmt w:val="decimal"/>
       <w:lvlText w:val=""/>
       <w:lvlJc w:val="left"/>
     </w:lvl>
-    <w:lvl w:ilvl="2" w:tplc="9E9E907A">
+    <w:lvl w:ilvl="2" w:tplc="35602860">
       <w:numFmt w:val="decimal"/>
       <w:lvlText w:val=""/>
       <w:lvlJc w:val="left"/>
     </w:lvl>
-    <w:lvl w:ilvl="3" w:tplc="3D08AB7C">
+    <w:lvl w:ilvl="3" w:tplc="3D22CD18">
       <w:numFmt w:val="decimal"/>
       <w:lvlText w:val=""/>
       <w:lvlJc w:val="left"/>
     </w:lvl>
-    <w:lvl w:ilvl="4" w:tplc="55667B58">
+    <w:lvl w:ilvl="4" w:tplc="AD66B586">
       <w:numFmt w:val="decimal"/>
       <w:lvlText w:val=""/>
       <w:lvlJc w:val="left"/>
     </w:lvl>
-    <w:lvl w:ilvl="5" w:tplc="77D6E6BE">
+    <w:lvl w:ilvl="5" w:tplc="5838BA96">
       <w:numFmt w:val="decimal"/>
       <w:lvlText w:val=""/>
       <w:lvlJc w:val="left"/>
     </w:lvl>
-    <w:lvl w:ilvl="6" w:tplc="C9B82F9A">
+    <w:lvl w:ilvl="6" w:tplc="9E64EF68">
       <w:numFmt w:val="decimal"/>
       <w:lvlText w:val=""/>
       <w:lvlJc w:val="left"/>
     </w:lvl>
-    <w:lvl w:ilvl="7" w:tplc="8F42702E">
+    <w:lvl w:ilvl="7" w:tplc="189211DA">
       <w:numFmt w:val="decimal"/>
       <w:lvlText w:val=""/>
       <w:lvlJc w:val="left"/>
     </w:lvl>
-    <w:lvl w:ilvl="8" w:tplc="0728E65A">
+    <w:lvl w:ilvl="8" w:tplc="18A23D1C">
       <w:numFmt w:val="decimal"/>
       <w:lvlText w:val=""/>
       <w:lvlJc w:val="left"/>
     </w:lvl>
   </w:abstractNum>
-  <w:abstractNum w:abstractNumId="1" w15:restartNumberingAfterBreak="0">
-    <w:nsid w:val="1F1D6450"/>
+  <w:abstractNum w:abstractNumId="2" w15:restartNumberingAfterBreak="0">
+    <w:nsid w:val="361B7A70"/>
     <w:multiLevelType w:val="hybridMultilevel"/>
-    <w:tmpl w:val="376A5E0C"/>
-    <w:lvl w:ilvl="0" w:tplc="77F6B182">
+    <w:tmpl w:val="E56AB28E"/>
+    <w:lvl w:ilvl="0" w:tplc="64743534">
       <w:start w:val="1"/>
       <w:numFmt w:val="decimal"/>
       <w:lvlText w:val="%1."/>
@@ -9129,138 +9569,52 @@
         <w:color w:val="A67C27"/>
       </w:rPr>
     </w:lvl>
-    <w:lvl w:ilvl="1" w:tplc="4D762240">
+    <w:lvl w:ilvl="1" w:tplc="7628388A">
       <w:numFmt w:val="decimal"/>
       <w:lvlText w:val=""/>
       <w:lvlJc w:val="left"/>
     </w:lvl>
-    <w:lvl w:ilvl="2" w:tplc="5504E162">
+    <w:lvl w:ilvl="2" w:tplc="659C969E">
       <w:numFmt w:val="decimal"/>
       <w:lvlText w:val=""/>
       <w:lvlJc w:val="left"/>
     </w:lvl>
-    <w:lvl w:ilvl="3" w:tplc="EB549F54">
+    <w:lvl w:ilvl="3" w:tplc="ABC2A6AE">
       <w:numFmt w:val="decimal"/>
       <w:lvlText w:val=""/>
       <w:lvlJc w:val="left"/>
     </w:lvl>
-    <w:lvl w:ilvl="4" w:tplc="CBAE5882">
+    <w:lvl w:ilvl="4" w:tplc="FF785D4A">
       <w:numFmt w:val="decimal"/>
       <w:lvlText w:val=""/>
       <w:lvlJc w:val="left"/>
     </w:lvl>
-    <w:lvl w:ilvl="5" w:tplc="C4B278FA">
+    <w:lvl w:ilvl="5" w:tplc="681C5D72">
       <w:numFmt w:val="decimal"/>
       <w:lvlText w:val=""/>
       <w:lvlJc w:val="left"/>
     </w:lvl>
-    <w:lvl w:ilvl="6" w:tplc="9104B912">
+    <w:lvl w:ilvl="6" w:tplc="5C28E74E">
       <w:numFmt w:val="decimal"/>
       <w:lvlText w:val=""/>
       <w:lvlJc w:val="left"/>
     </w:lvl>
-    <w:lvl w:ilvl="7" w:tplc="9516157C">
+    <w:lvl w:ilvl="7" w:tplc="3C8674C6">
       <w:numFmt w:val="decimal"/>
       <w:lvlText w:val=""/>
       <w:lvlJc w:val="left"/>
     </w:lvl>
-    <w:lvl w:ilvl="8" w:tplc="961EA7A0">
+    <w:lvl w:ilvl="8" w:tplc="41F008DA">
       <w:numFmt w:val="decimal"/>
       <w:lvlText w:val=""/>
       <w:lvlJc w:val="left"/>
     </w:lvl>
   </w:abstractNum>
-  <w:abstractNum w:abstractNumId="2" w15:restartNumberingAfterBreak="0">
-    <w:nsid w:val="286902C9"/>
+  <w:abstractNum w:abstractNumId="3" w15:restartNumberingAfterBreak="0">
+    <w:nsid w:val="36AC19D9"/>
     <w:multiLevelType w:val="hybridMultilevel"/>
-    <w:tmpl w:val="F25EA696"/>
-    <w:lvl w:ilvl="0" w:tplc="72443B60">
-      <w:start w:val="1"/>
-      <w:numFmt w:val="bullet"/>
-      <w:lvlText w:val="●"/>
-      <w:lvlJc w:val="left"/>
-      <w:pPr>
-        <w:ind w:left="720" w:hanging="360"/>
-      </w:pPr>
-    </w:lvl>
-    <w:lvl w:ilvl="1" w:tplc="5E9288EA">
-      <w:start w:val="1"/>
-      <w:numFmt w:val="bullet"/>
-      <w:lvlText w:val="○"/>
-      <w:lvlJc w:val="left"/>
-      <w:pPr>
-        <w:ind w:left="1440" w:hanging="360"/>
-      </w:pPr>
-    </w:lvl>
-    <w:lvl w:ilvl="2" w:tplc="E6D053DE">
-      <w:start w:val="1"/>
-      <w:numFmt w:val="bullet"/>
-      <w:lvlText w:val="■"/>
-      <w:lvlJc w:val="left"/>
-      <w:pPr>
-        <w:ind w:left="2160" w:hanging="360"/>
-      </w:pPr>
-    </w:lvl>
-    <w:lvl w:ilvl="3" w:tplc="C908CD0A">
-      <w:start w:val="1"/>
-      <w:numFmt w:val="bullet"/>
-      <w:lvlText w:val="●"/>
-      <w:lvlJc w:val="left"/>
-      <w:pPr>
-        <w:ind w:left="2880" w:hanging="360"/>
-      </w:pPr>
-    </w:lvl>
-    <w:lvl w:ilvl="4" w:tplc="88885C64">
-      <w:start w:val="1"/>
-      <w:numFmt w:val="bullet"/>
-      <w:lvlText w:val="○"/>
-      <w:lvlJc w:val="left"/>
-      <w:pPr>
-        <w:ind w:left="3600" w:hanging="360"/>
-      </w:pPr>
-    </w:lvl>
-    <w:lvl w:ilvl="5" w:tplc="D2D60120">
-      <w:start w:val="1"/>
-      <w:numFmt w:val="bullet"/>
-      <w:lvlText w:val="■"/>
-      <w:lvlJc w:val="left"/>
-      <w:pPr>
-        <w:ind w:left="4320" w:hanging="360"/>
-      </w:pPr>
-    </w:lvl>
-    <w:lvl w:ilvl="6" w:tplc="8F481EDA">
-      <w:start w:val="1"/>
-      <w:numFmt w:val="bullet"/>
-      <w:lvlText w:val="●"/>
-      <w:lvlJc w:val="left"/>
-      <w:pPr>
-        <w:ind w:left="5040" w:hanging="360"/>
-      </w:pPr>
-    </w:lvl>
-    <w:lvl w:ilvl="7" w:tplc="064E1926">
-      <w:start w:val="1"/>
-      <w:numFmt w:val="bullet"/>
-      <w:lvlText w:val="●"/>
-      <w:lvlJc w:val="left"/>
-      <w:pPr>
-        <w:ind w:left="5760" w:hanging="360"/>
-      </w:pPr>
-    </w:lvl>
-    <w:lvl w:ilvl="8" w:tplc="0E8682A2">
-      <w:start w:val="1"/>
-      <w:numFmt w:val="bullet"/>
-      <w:lvlText w:val="●"/>
-      <w:lvlJc w:val="left"/>
-      <w:pPr>
-        <w:ind w:left="6480" w:hanging="360"/>
-      </w:pPr>
-    </w:lvl>
-  </w:abstractNum>
-  <w:abstractNum w:abstractNumId="3" w15:restartNumberingAfterBreak="0">
-    <w:nsid w:val="3BB01135"/>
-    <w:multiLevelType w:val="hybridMultilevel"/>
-    <w:tmpl w:val="88DCEBE2"/>
-    <w:lvl w:ilvl="0" w:tplc="F370CF12">
+    <w:tmpl w:val="B46C0CC4"/>
+    <w:lvl w:ilvl="0" w:tplc="0CE650BC">
       <w:start w:val="1"/>
       <w:numFmt w:val="decimal"/>
       <w:lvlText w:val="%1."/>
@@ -9274,52 +9628,52 @@
         <w:color w:val="A67C27"/>
       </w:rPr>
     </w:lvl>
-    <w:lvl w:ilvl="1" w:tplc="87FEC35E">
+    <w:lvl w:ilvl="1" w:tplc="92E0469C">
       <w:numFmt w:val="decimal"/>
       <w:lvlText w:val=""/>
       <w:lvlJc w:val="left"/>
     </w:lvl>
-    <w:lvl w:ilvl="2" w:tplc="80CC9F56">
+    <w:lvl w:ilvl="2" w:tplc="22B85050">
       <w:numFmt w:val="decimal"/>
       <w:lvlText w:val=""/>
       <w:lvlJc w:val="left"/>
     </w:lvl>
-    <w:lvl w:ilvl="3" w:tplc="42C2600E">
+    <w:lvl w:ilvl="3" w:tplc="8E20FD1E">
       <w:numFmt w:val="decimal"/>
       <w:lvlText w:val=""/>
       <w:lvlJc w:val="left"/>
     </w:lvl>
-    <w:lvl w:ilvl="4" w:tplc="4C1E968E">
+    <w:lvl w:ilvl="4" w:tplc="00588750">
       <w:numFmt w:val="decimal"/>
       <w:lvlText w:val=""/>
       <w:lvlJc w:val="left"/>
     </w:lvl>
-    <w:lvl w:ilvl="5" w:tplc="439C075E">
+    <w:lvl w:ilvl="5" w:tplc="70EA392C">
       <w:numFmt w:val="decimal"/>
       <w:lvlText w:val=""/>
       <w:lvlJc w:val="left"/>
     </w:lvl>
-    <w:lvl w:ilvl="6" w:tplc="FF74D294">
+    <w:lvl w:ilvl="6" w:tplc="95AC8B28">
       <w:numFmt w:val="decimal"/>
       <w:lvlText w:val=""/>
       <w:lvlJc w:val="left"/>
     </w:lvl>
-    <w:lvl w:ilvl="7" w:tplc="F98CF4FA">
+    <w:lvl w:ilvl="7" w:tplc="F726F05C">
       <w:numFmt w:val="decimal"/>
       <w:lvlText w:val=""/>
       <w:lvlJc w:val="left"/>
     </w:lvl>
-    <w:lvl w:ilvl="8" w:tplc="CD18A60E">
+    <w:lvl w:ilvl="8" w:tplc="9E4A1AD8">
       <w:numFmt w:val="decimal"/>
       <w:lvlText w:val=""/>
       <w:lvlJc w:val="left"/>
     </w:lvl>
   </w:abstractNum>
   <w:abstractNum w:abstractNumId="4" w15:restartNumberingAfterBreak="0">
-    <w:nsid w:val="49080C71"/>
+    <w:nsid w:val="473323D8"/>
     <w:multiLevelType w:val="hybridMultilevel"/>
-    <w:tmpl w:val="177EC332"/>
-    <w:lvl w:ilvl="0" w:tplc="F5D23FD8">
+    <w:tmpl w:val="78722E34"/>
+    <w:lvl w:ilvl="0" w:tplc="E51287CE">
       <w:start w:val="1"/>
       <w:numFmt w:val="decimal"/>
       <w:lvlText w:val="%1."/>
@@ -9333,52 +9687,52 @@
         <w:color w:val="A67C27"/>
       </w:rPr>
     </w:lvl>
-    <w:lvl w:ilvl="1" w:tplc="8BC20B1C">
+    <w:lvl w:ilvl="1" w:tplc="56BAB340">
       <w:numFmt w:val="decimal"/>
       <w:lvlText w:val=""/>
       <w:lvlJc w:val="left"/>
     </w:lvl>
-    <w:lvl w:ilvl="2" w:tplc="96F8374A">
+    <w:lvl w:ilvl="2" w:tplc="257C691A">
       <w:numFmt w:val="decimal"/>
       <w:lvlText w:val=""/>
       <w:lvlJc w:val="left"/>
     </w:lvl>
-    <w:lvl w:ilvl="3" w:tplc="7A6625C8">
+    <w:lvl w:ilvl="3" w:tplc="84D68E46">
       <w:numFmt w:val="decimal"/>
       <w:lvlText w:val=""/>
       <w:lvlJc w:val="left"/>
     </w:lvl>
-    <w:lvl w:ilvl="4" w:tplc="E1D43FEC">
+    <w:lvl w:ilvl="4" w:tplc="AFD2B168">
       <w:numFmt w:val="decimal"/>
       <w:lvlText w:val=""/>
       <w:lvlJc w:val="left"/>
     </w:lvl>
-    <w:lvl w:ilvl="5" w:tplc="A2367728">
+    <w:lvl w:ilvl="5" w:tplc="5CE06460">
       <w:numFmt w:val="decimal"/>
       <w:lvlText w:val=""/>
       <w:lvlJc w:val="left"/>
     </w:lvl>
-    <w:lvl w:ilvl="6" w:tplc="9DA65B6C">
+    <w:lvl w:ilvl="6" w:tplc="47285C08">
       <w:numFmt w:val="decimal"/>
       <w:lvlText w:val=""/>
       <w:lvlJc w:val="left"/>
     </w:lvl>
-    <w:lvl w:ilvl="7" w:tplc="930C9F3A">
+    <w:lvl w:ilvl="7" w:tplc="2AF43F0A">
       <w:numFmt w:val="decimal"/>
       <w:lvlText w:val=""/>
       <w:lvlJc w:val="left"/>
     </w:lvl>
-    <w:lvl w:ilvl="8" w:tplc="1E7496F6">
+    <w:lvl w:ilvl="8" w:tplc="F6162A8A">
       <w:numFmt w:val="decimal"/>
       <w:lvlText w:val=""/>
       <w:lvlJc w:val="left"/>
     </w:lvl>
   </w:abstractNum>
   <w:abstractNum w:abstractNumId="5" w15:restartNumberingAfterBreak="0">
-    <w:nsid w:val="50ED61F8"/>
+    <w:nsid w:val="48F6386F"/>
     <w:multiLevelType w:val="hybridMultilevel"/>
-    <w:tmpl w:val="3F423D4E"/>
-    <w:lvl w:ilvl="0" w:tplc="47781ED4">
+    <w:tmpl w:val="6DA8574E"/>
+    <w:lvl w:ilvl="0" w:tplc="E252FF00">
       <w:start w:val="1"/>
       <w:numFmt w:val="decimal"/>
       <w:lvlText w:val="%1."/>
@@ -9392,110 +9746,138 @@
         <w:color w:val="A67C27"/>
       </w:rPr>
     </w:lvl>
-    <w:lvl w:ilvl="1" w:tplc="EB34E730">
+    <w:lvl w:ilvl="1" w:tplc="30F80DF6">
       <w:numFmt w:val="decimal"/>
       <w:lvlText w:val=""/>
       <w:lvlJc w:val="left"/>
     </w:lvl>
-    <w:lvl w:ilvl="2" w:tplc="AD9000BE">
+    <w:lvl w:ilvl="2" w:tplc="EF52A808">
       <w:numFmt w:val="decimal"/>
       <w:lvlText w:val=""/>
       <w:lvlJc w:val="left"/>
     </w:lvl>
-    <w:lvl w:ilvl="3" w:tplc="D10C4496">
+    <w:lvl w:ilvl="3" w:tplc="A3709BF2">
       <w:numFmt w:val="decimal"/>
       <w:lvlText w:val=""/>
       <w:lvlJc w:val="left"/>
     </w:lvl>
-    <w:lvl w:ilvl="4" w:tplc="B53C4DE2">
+    <w:lvl w:ilvl="4" w:tplc="2A10EC7C">
       <w:numFmt w:val="decimal"/>
       <w:lvlText w:val=""/>
       <w:lvlJc w:val="left"/>
     </w:lvl>
-    <w:lvl w:ilvl="5" w:tplc="6E0C397C">
+    <w:lvl w:ilvl="5" w:tplc="D1A67CAA">
       <w:numFmt w:val="decimal"/>
       <w:lvlText w:val=""/>
       <w:lvlJc w:val="left"/>
     </w:lvl>
-    <w:lvl w:ilvl="6" w:tplc="C05E55D4">
+    <w:lvl w:ilvl="6" w:tplc="E59667E8">
       <w:numFmt w:val="decimal"/>
       <w:lvlText w:val=""/>
       <w:lvlJc w:val="left"/>
     </w:lvl>
-    <w:lvl w:ilvl="7" w:tplc="346CA594">
+    <w:lvl w:ilvl="7" w:tplc="AC604B08">
       <w:numFmt w:val="decimal"/>
       <w:lvlText w:val=""/>
       <w:lvlJc w:val="left"/>
     </w:lvl>
-    <w:lvl w:ilvl="8" w:tplc="B3D0D414">
+    <w:lvl w:ilvl="8" w:tplc="E3A49F66">
       <w:numFmt w:val="decimal"/>
       <w:lvlText w:val=""/>
       <w:lvlJc w:val="left"/>
     </w:lvl>
   </w:abstractNum>
   <w:abstractNum w:abstractNumId="6" w15:restartNumberingAfterBreak="0">
-    <w:nsid w:val="5F63283B"/>
+    <w:nsid w:val="497E2949"/>
     <w:multiLevelType w:val="hybridMultilevel"/>
-    <w:tmpl w:val="2FEE3926"/>
-    <w:lvl w:ilvl="0" w:tplc="C9D8DF80">
+    <w:tmpl w:val="39EEC46A"/>
+    <w:lvl w:ilvl="0" w:tplc="AC469C3A">
       <w:start w:val="1"/>
       <w:numFmt w:val="bullet"/>
-      <w:lvlText w:val="•"/>
+      <w:lvlText w:val="●"/>
       <w:lvlJc w:val="left"/>
       <w:pPr>
-        <w:ind w:left="460" w:hanging="280"/>
+        <w:ind w:left="720" w:hanging="360"/>
       </w:pPr>
     </w:lvl>
-    <w:lvl w:ilvl="1" w:tplc="D9E0F550">
+    <w:lvl w:ilvl="1" w:tplc="CB2CDFF4">
       <w:start w:val="1"/>
       <w:numFmt w:val="bullet"/>
-      <w:lvlText w:val="–"/>
+      <w:lvlText w:val="○"/>
       <w:lvlJc w:val="left"/>
       <w:pPr>
-        <w:ind w:left="900" w:hanging="280"/>
+        <w:ind w:left="1440" w:hanging="360"/>
       </w:pPr>
     </w:lvl>
-    <w:lvl w:ilvl="2" w:tplc="AF6688EC">
-      <w:numFmt w:val="decimal"/>
-      <w:lvlText w:val=""/>
+    <w:lvl w:ilvl="2" w:tplc="11CC23FA">
+      <w:start w:val="1"/>
+      <w:numFmt w:val="bullet"/>
+      <w:lvlText w:val="■"/>
       <w:lvlJc w:val="left"/>
+      <w:pPr>
+        <w:ind w:left="2160" w:hanging="360"/>
+      </w:pPr>
     </w:lvl>
-    <w:lvl w:ilvl="3" w:tplc="2932E6DE">
-      <w:numFmt w:val="decimal"/>
-      <w:lvlText w:val=""/>
+    <w:lvl w:ilvl="3" w:tplc="907EA56A">
+      <w:start w:val="1"/>
+      <w:numFmt w:val="bullet"/>
+      <w:lvlText w:val="●"/>
       <w:lvlJc w:val="left"/>
+      <w:pPr>
+        <w:ind w:left="2880" w:hanging="360"/>
+      </w:pPr>
     </w:lvl>
-    <w:lvl w:ilvl="4" w:tplc="71565BF0">
-      <w:numFmt w:val="decimal"/>
-      <w:lvlText w:val=""/>
+    <w:lvl w:ilvl="4" w:tplc="5A2CC402">
+      <w:start w:val="1"/>
+      <w:numFmt w:val="bullet"/>
+      <w:lvlText w:val="○"/>
       <w:lvlJc w:val="left"/>
+      <w:pPr>
+        <w:ind w:left="3600" w:hanging="360"/>
+      </w:pPr>
     </w:lvl>
-    <w:lvl w:ilvl="5" w:tplc="8004B052">
-      <w:numFmt w:val="decimal"/>
-      <w:lvlText w:val=""/>
+    <w:lvl w:ilvl="5" w:tplc="034011A4">
+      <w:start w:val="1"/>
+      <w:numFmt w:val="bullet"/>
+      <w:lvlText w:val="■"/>
       <w:lvlJc w:val="left"/>
+      <w:pPr>
+        <w:ind w:left="4320" w:hanging="360"/>
+      </w:pPr>
     </w:lvl>
-    <w:lvl w:ilvl="6" w:tplc="B58414DE">
-      <w:numFmt w:val="decimal"/>
-      <w:lvlText w:val=""/>
+    <w:lvl w:ilvl="6" w:tplc="45EA7D5C">
+      <w:start w:val="1"/>
+      <w:numFmt w:val="bullet"/>
+      <w:lvlText w:val="●"/>
       <w:lvlJc w:val="left"/>
+      <w:pPr>
+        <w:ind w:left="5040" w:hanging="360"/>
+      </w:pPr>
     </w:lvl>
-    <w:lvl w:ilvl="7" w:tplc="E41EF770">
-      <w:numFmt w:val="decimal"/>
-      <w:lvlText w:val=""/>
+    <w:lvl w:ilvl="7" w:tplc="9A681E5A">
+      <w:start w:val="1"/>
+      <w:numFmt w:val="bullet"/>
+      <w:lvlText w:val="●"/>
       <w:lvlJc w:val="left"/>
+      <w:pPr>
+        <w:ind w:left="5760" w:hanging="360"/>
+      </w:pPr>
     </w:lvl>
-    <w:lvl w:ilvl="8" w:tplc="1EE46712">
-      <w:numFmt w:val="decimal"/>
-      <w:lvlText w:val=""/>
+    <w:lvl w:ilvl="8" w:tplc="CAA813D8">
+      <w:start w:val="1"/>
+      <w:numFmt w:val="bullet"/>
+      <w:lvlText w:val="●"/>
       <w:lvlJc w:val="left"/>
+      <w:pPr>
+        <w:ind w:left="6480" w:hanging="360"/>
+      </w:pPr>
     </w:lvl>
   </w:abstractNum>
   <w:abstractNum w:abstractNumId="7" w15:restartNumberingAfterBreak="0">
-    <w:nsid w:val="685E239B"/>
+    <w:nsid w:val="6283173D"/>
     <w:multiLevelType w:val="hybridMultilevel"/>
-    <w:tmpl w:val="6346032E"/>
-    <w:lvl w:ilvl="0" w:tplc="40CC4432">
+    <w:tmpl w:val="629A33CA"/>
+    <w:lvl w:ilvl="0" w:tplc="1C3C9D38">
       <w:start w:val="1"/>
       <w:numFmt w:val="decimal"/>
       <w:lvlText w:val="%1."/>
@@ -9509,52 +9891,52 @@
         <w:color w:val="A67C27"/>
       </w:rPr>
     </w:lvl>
-    <w:lvl w:ilvl="1" w:tplc="7F9E583A">
+    <w:lvl w:ilvl="1" w:tplc="EE7474E6">
       <w:numFmt w:val="decimal"/>
       <w:lvlText w:val=""/>
       <w:lvlJc w:val="left"/>
     </w:lvl>
-    <w:lvl w:ilvl="2" w:tplc="45BA552C">
+    <w:lvl w:ilvl="2" w:tplc="3CDC502E">
       <w:numFmt w:val="decimal"/>
       <w:lvlText w:val=""/>
       <w:lvlJc w:val="left"/>
     </w:lvl>
-    <w:lvl w:ilvl="3" w:tplc="EC8C682C">
+    <w:lvl w:ilvl="3" w:tplc="564E6FDA">
       <w:numFmt w:val="decimal"/>
       <w:lvlText w:val=""/>
       <w:lvlJc w:val="left"/>
     </w:lvl>
-    <w:lvl w:ilvl="4" w:tplc="C11E2FD2">
+    <w:lvl w:ilvl="4" w:tplc="84E0131E">
       <w:numFmt w:val="decimal"/>
       <w:lvlText w:val=""/>
       <w:lvlJc w:val="left"/>
     </w:lvl>
-    <w:lvl w:ilvl="5" w:tplc="E572FED8">
+    <w:lvl w:ilvl="5" w:tplc="AD4E165C">
       <w:numFmt w:val="decimal"/>
       <w:lvlText w:val=""/>
       <w:lvlJc w:val="left"/>
     </w:lvl>
-    <w:lvl w:ilvl="6" w:tplc="5DF4C7AA">
+    <w:lvl w:ilvl="6" w:tplc="3D08C2BE">
       <w:numFmt w:val="decimal"/>
       <w:lvlText w:val=""/>
       <w:lvlJc w:val="left"/>
     </w:lvl>
-    <w:lvl w:ilvl="7" w:tplc="5DF63938">
+    <w:lvl w:ilvl="7" w:tplc="6E368AAC">
       <w:numFmt w:val="decimal"/>
       <w:lvlText w:val=""/>
       <w:lvlJc w:val="left"/>
     </w:lvl>
-    <w:lvl w:ilvl="8" w:tplc="6E30B620">
+    <w:lvl w:ilvl="8" w:tplc="5B321A54">
       <w:numFmt w:val="decimal"/>
       <w:lvlText w:val=""/>
       <w:lvlJc w:val="left"/>
     </w:lvl>
   </w:abstractNum>
   <w:abstractNum w:abstractNumId="8" w15:restartNumberingAfterBreak="0">
-    <w:nsid w:val="7A7E0262"/>
+    <w:nsid w:val="797713F7"/>
     <w:multiLevelType w:val="hybridMultilevel"/>
-    <w:tmpl w:val="33FCA64C"/>
-    <w:lvl w:ilvl="0" w:tplc="53601328">
+    <w:tmpl w:val="4DE4A6B8"/>
+    <w:lvl w:ilvl="0" w:tplc="5EB0E774">
       <w:start w:val="1"/>
       <w:numFmt w:val="decimal"/>
       <w:lvlText w:val="%1."/>
@@ -9568,97 +9950,97 @@
         <w:color w:val="A67C27"/>
       </w:rPr>
     </w:lvl>
-    <w:lvl w:ilvl="1" w:tplc="629C5E58">
+    <w:lvl w:ilvl="1" w:tplc="E89899DA">
       <w:numFmt w:val="decimal"/>
       <w:lvlText w:val=""/>
       <w:lvlJc w:val="left"/>
     </w:lvl>
-    <w:lvl w:ilvl="2" w:tplc="C9126178">
+    <w:lvl w:ilvl="2" w:tplc="A6300384">
       <w:numFmt w:val="decimal"/>
       <w:lvlText w:val=""/>
       <w:lvlJc w:val="left"/>
     </w:lvl>
-    <w:lvl w:ilvl="3" w:tplc="C012EFA6">
+    <w:lvl w:ilvl="3" w:tplc="4F283600">
       <w:numFmt w:val="decimal"/>
       <w:lvlText w:val=""/>
       <w:lvlJc w:val="left"/>
     </w:lvl>
-    <w:lvl w:ilvl="4" w:tplc="569641DA">
+    <w:lvl w:ilvl="4" w:tplc="03E01B64">
       <w:numFmt w:val="decimal"/>
       <w:lvlText w:val=""/>
       <w:lvlJc w:val="left"/>
     </w:lvl>
-    <w:lvl w:ilvl="5" w:tplc="D136C5FE">
+    <w:lvl w:ilvl="5" w:tplc="0D6AE560">
       <w:numFmt w:val="decimal"/>
       <w:lvlText w:val=""/>
       <w:lvlJc w:val="left"/>
     </w:lvl>
-    <w:lvl w:ilvl="6" w:tplc="2D06CB04">
+    <w:lvl w:ilvl="6" w:tplc="4CDE5238">
       <w:numFmt w:val="decimal"/>
       <w:lvlText w:val=""/>
       <w:lvlJc w:val="left"/>
     </w:lvl>
-    <w:lvl w:ilvl="7" w:tplc="D928721E">
+    <w:lvl w:ilvl="7" w:tplc="AD4E1B4C">
       <w:numFmt w:val="decimal"/>
       <w:lvlText w:val=""/>
       <w:lvlJc w:val="left"/>
     </w:lvl>
-    <w:lvl w:ilvl="8" w:tplc="60D421C4">
+    <w:lvl w:ilvl="8" w:tplc="B86C7BFE">
       <w:numFmt w:val="decimal"/>
       <w:lvlText w:val=""/>
       <w:lvlJc w:val="left"/>
     </w:lvl>
   </w:abstractNum>
-  <w:num w:numId="1" w16cid:durableId="1218122886">
+  <w:num w:numId="1" w16cid:durableId="1629432766">
+    <w:abstractNumId w:val="6"/>
+    <w:lvlOverride w:ilvl="0">
+      <w:startOverride w:val="1"/>
+    </w:lvlOverride>
+  </w:num>
+  <w:num w:numId="2" w16cid:durableId="1085109913">
+    <w:abstractNumId w:val="0"/>
+    <w:lvlOverride w:ilvl="0">
+      <w:startOverride w:val="1"/>
+    </w:lvlOverride>
+  </w:num>
+  <w:num w:numId="3" w16cid:durableId="1229267300">
+    <w:abstractNumId w:val="1"/>
+    <w:lvlOverride w:ilvl="0">
+      <w:startOverride w:val="1"/>
+    </w:lvlOverride>
+  </w:num>
+  <w:num w:numId="4" w16cid:durableId="650791147">
+    <w:abstractNumId w:val="8"/>
+    <w:lvlOverride w:ilvl="0">
+      <w:startOverride w:val="1"/>
+    </w:lvlOverride>
+  </w:num>
+  <w:num w:numId="5" w16cid:durableId="78797044">
+    <w:abstractNumId w:val="5"/>
+    <w:lvlOverride w:ilvl="0">
+      <w:startOverride w:val="1"/>
+    </w:lvlOverride>
+  </w:num>
+  <w:num w:numId="6" w16cid:durableId="175924563">
+    <w:abstractNumId w:val="3"/>
+    <w:lvlOverride w:ilvl="0">
+      <w:startOverride w:val="1"/>
+    </w:lvlOverride>
+  </w:num>
+  <w:num w:numId="7" w16cid:durableId="1617056663">
     <w:abstractNumId w:val="2"/>
     <w:lvlOverride w:ilvl="0">
       <w:startOverride w:val="1"/>
     </w:lvlOverride>
   </w:num>
-  <w:num w:numId="2" w16cid:durableId="259996344">
-    <w:abstractNumId w:val="6"/>
-    <w:lvlOverride w:ilvl="0">
-      <w:startOverride w:val="1"/>
-    </w:lvlOverride>
-  </w:num>
-  <w:num w:numId="3" w16cid:durableId="2046564044">
-    <w:abstractNumId w:val="8"/>
-    <w:lvlOverride w:ilvl="0">
-      <w:startOverride w:val="1"/>
-    </w:lvlOverride>
-  </w:num>
-  <w:num w:numId="4" w16cid:durableId="544567123">
-    <w:abstractNumId w:val="4"/>
-    <w:lvlOverride w:ilvl="0">
-      <w:startOverride w:val="1"/>
-    </w:lvlOverride>
-  </w:num>
-  <w:num w:numId="5" w16cid:durableId="1981614173">
+  <w:num w:numId="8" w16cid:durableId="1542984365">
     <w:abstractNumId w:val="7"/>
     <w:lvlOverride w:ilvl="0">
       <w:startOverride w:val="1"/>
     </w:lvlOverride>
   </w:num>
-  <w:num w:numId="6" w16cid:durableId="708650452">
-    <w:abstractNumId w:val="0"/>
-    <w:lvlOverride w:ilvl="0">
-      <w:startOverride w:val="1"/>
-    </w:lvlOverride>
-  </w:num>
-  <w:num w:numId="7" w16cid:durableId="289285971">
-    <w:abstractNumId w:val="5"/>
-    <w:lvlOverride w:ilvl="0">
-      <w:startOverride w:val="1"/>
-    </w:lvlOverride>
-  </w:num>
-  <w:num w:numId="8" w16cid:durableId="150997077">
-    <w:abstractNumId w:val="3"/>
-    <w:lvlOverride w:ilvl="0">
-      <w:startOverride w:val="1"/>
-    </w:lvlOverride>
-  </w:num>
-  <w:num w:numId="9" w16cid:durableId="1742828984">
-    <w:abstractNumId w:val="1"/>
+  <w:num w:numId="9" w16cid:durableId="1657026096">
+    <w:abstractNumId w:val="4"/>
     <w:lvlOverride w:ilvl="0">
       <w:startOverride w:val="1"/>
     </w:lvlOverride>
@@ -10283,7 +10665,7 @@
     <w:autoRedefine/>
     <w:uiPriority w:val="39"/>
     <w:unhideWhenUsed/>
-    <w:rsid w:val="00B17E6D"/>
+    <w:rsid w:val="003F18C3"/>
     <w:pPr>
       <w:spacing w:after="100"/>
     </w:pPr>
@@ -10295,7 +10677,7 @@
     <w:autoRedefine/>
     <w:uiPriority w:val="39"/>
     <w:unhideWhenUsed/>
-    <w:rsid w:val="00B17E6D"/>
+    <w:rsid w:val="003F18C3"/>
     <w:pPr>
       <w:spacing w:after="100"/>
       <w:ind w:left="210"/>

--- a/docs/manuals/Role_Guide_6_Documentary_RA.docx
+++ b/docs/manuals/Role_Guide_6_Documentary_RA.docx
@@ -69,7 +69,7 @@
           <w:left w:w="10" w:type="dxa"/>
           <w:right w:w="10" w:type="dxa"/>
         </w:tblCellMar>
-        <w:tblLook w:val="04A0" w:firstRow="1" w:lastRow="0" w:firstColumn="1" w:lastColumn="0" w:noHBand="0" w:noVBand="1"/>
+        <w:tblLook w:val="0000" w:firstRow="0" w:lastRow="0" w:firstColumn="0" w:lastColumn="0" w:noHBand="0" w:noVBand="0"/>
       </w:tblPr>
       <w:tblGrid>
         <w:gridCol w:w="2300"/>
@@ -469,7 +469,7 @@
                 <w:sz w:val="19"/>
                 <w:szCs w:val="19"/>
               </w:rPr>
-              <w:t>Version 1.3 · 20 September 2026</w:t>
+              <w:t>Version 1.4 · 20 September 2026</w:t>
             </w:r>
           </w:p>
         </w:tc>
@@ -538,7 +538,7 @@
     <w:sdt>
       <w:sdtPr>
         <w:alias w:val="Contents"/>
-        <w:id w:val="1364330686"/>
+        <w:id w:val="1064067304"/>
       </w:sdtPr>
       <w:sdtEndPr/>
       <w:sdtContent>
@@ -567,7 +567,7 @@
           <w:r>
             <w:fldChar w:fldCharType="separate"/>
           </w:r>
-          <w:hyperlink w:anchor="_Toc240767986" w:history="1">
+          <w:hyperlink w:anchor="_Toc240773533" w:history="1">
             <w:r>
               <w:rPr>
                 <w:rStyle w:val="Hyperlink"/>
@@ -591,7 +591,7 @@
               <w:rPr>
                 <w:noProof/>
               </w:rPr>
-              <w:instrText xml:space="preserve"> PAGEREF _Toc240767986 \h </w:instrText>
+              <w:instrText xml:space="preserve"> PAGEREF _Toc240773533 \h </w:instrText>
             </w:r>
             <w:r>
               <w:rPr>
@@ -634,7 +634,7 @@
               <w14:ligatures w14:val="standardContextual"/>
             </w:rPr>
           </w:pPr>
-          <w:hyperlink w:anchor="_Toc240767987" w:history="1">
+          <w:hyperlink w:anchor="_Toc240773534" w:history="1">
             <w:r>
               <w:rPr>
                 <w:rStyle w:val="Hyperlink"/>
@@ -658,7 +658,7 @@
               <w:rPr>
                 <w:noProof/>
               </w:rPr>
-              <w:instrText xml:space="preserve"> PAGEREF _Toc240767987 \h </w:instrText>
+              <w:instrText xml:space="preserve"> PAGEREF _Toc240773534 \h </w:instrText>
             </w:r>
             <w:r>
               <w:rPr>
@@ -701,7 +701,7 @@
               <w14:ligatures w14:val="standardContextual"/>
             </w:rPr>
           </w:pPr>
-          <w:hyperlink w:anchor="_Toc240767988" w:history="1">
+          <w:hyperlink w:anchor="_Toc240773535" w:history="1">
             <w:r>
               <w:rPr>
                 <w:rStyle w:val="Hyperlink"/>
@@ -725,7 +725,7 @@
               <w:rPr>
                 <w:noProof/>
               </w:rPr>
-              <w:instrText xml:space="preserve"> PAGEREF _Toc240767988 \h </w:instrText>
+              <w:instrText xml:space="preserve"> PAGEREF _Toc240773535 \h </w:instrText>
             </w:r>
             <w:r>
               <w:rPr>
@@ -768,7 +768,7 @@
               <w14:ligatures w14:val="standardContextual"/>
             </w:rPr>
           </w:pPr>
-          <w:hyperlink w:anchor="_Toc240767989" w:history="1">
+          <w:hyperlink w:anchor="_Toc240773536" w:history="1">
             <w:r>
               <w:rPr>
                 <w:rStyle w:val="Hyperlink"/>
@@ -792,7 +792,7 @@
               <w:rPr>
                 <w:noProof/>
               </w:rPr>
-              <w:instrText xml:space="preserve"> PAGEREF _Toc240767989 \h </w:instrText>
+              <w:instrText xml:space="preserve"> PAGEREF _Toc240773536 \h </w:instrText>
             </w:r>
             <w:r>
               <w:rPr>
@@ -835,7 +835,7 @@
               <w14:ligatures w14:val="standardContextual"/>
             </w:rPr>
           </w:pPr>
-          <w:hyperlink w:anchor="_Toc240767990" w:history="1">
+          <w:hyperlink w:anchor="_Toc240773537" w:history="1">
             <w:r>
               <w:rPr>
                 <w:rStyle w:val="Hyperlink"/>
@@ -859,7 +859,7 @@
               <w:rPr>
                 <w:noProof/>
               </w:rPr>
-              <w:instrText xml:space="preserve"> PAGEREF _Toc240767990 \h </w:instrText>
+              <w:instrText xml:space="preserve"> PAGEREF _Toc240773537 \h </w:instrText>
             </w:r>
             <w:r>
               <w:rPr>
@@ -902,7 +902,7 @@
               <w14:ligatures w14:val="standardContextual"/>
             </w:rPr>
           </w:pPr>
-          <w:hyperlink w:anchor="_Toc240767991" w:history="1">
+          <w:hyperlink w:anchor="_Toc240773538" w:history="1">
             <w:r>
               <w:rPr>
                 <w:rStyle w:val="Hyperlink"/>
@@ -926,7 +926,7 @@
               <w:rPr>
                 <w:noProof/>
               </w:rPr>
-              <w:instrText xml:space="preserve"> PAGEREF _Toc240767991 \h </w:instrText>
+              <w:instrText xml:space="preserve"> PAGEREF _Toc240773538 \h </w:instrText>
             </w:r>
             <w:r>
               <w:rPr>
@@ -969,7 +969,7 @@
               <w14:ligatures w14:val="standardContextual"/>
             </w:rPr>
           </w:pPr>
-          <w:hyperlink w:anchor="_Toc240767992" w:history="1">
+          <w:hyperlink w:anchor="_Toc240773539" w:history="1">
             <w:r>
               <w:rPr>
                 <w:rStyle w:val="Hyperlink"/>
@@ -993,7 +993,7 @@
               <w:rPr>
                 <w:noProof/>
               </w:rPr>
-              <w:instrText xml:space="preserve"> PAGEREF _Toc240767992 \h </w:instrText>
+              <w:instrText xml:space="preserve"> PAGEREF _Toc240773539 \h </w:instrText>
             </w:r>
             <w:r>
               <w:rPr>
@@ -1036,7 +1036,7 @@
               <w14:ligatures w14:val="standardContextual"/>
             </w:rPr>
           </w:pPr>
-          <w:hyperlink w:anchor="_Toc240767993" w:history="1">
+          <w:hyperlink w:anchor="_Toc240773540" w:history="1">
             <w:r>
               <w:rPr>
                 <w:rStyle w:val="Hyperlink"/>
@@ -1060,7 +1060,7 @@
               <w:rPr>
                 <w:noProof/>
               </w:rPr>
-              <w:instrText xml:space="preserve"> PAGEREF _Toc240767993 \h </w:instrText>
+              <w:instrText xml:space="preserve"> PAGEREF _Toc240773540 \h </w:instrText>
             </w:r>
             <w:r>
               <w:rPr>
@@ -1103,7 +1103,7 @@
               <w14:ligatures w14:val="standardContextual"/>
             </w:rPr>
           </w:pPr>
-          <w:hyperlink w:anchor="_Toc240767994" w:history="1">
+          <w:hyperlink w:anchor="_Toc240773541" w:history="1">
             <w:r>
               <w:rPr>
                 <w:rStyle w:val="Hyperlink"/>
@@ -1127,7 +1127,7 @@
               <w:rPr>
                 <w:noProof/>
               </w:rPr>
-              <w:instrText xml:space="preserve"> PAGEREF _Toc240767994 \h </w:instrText>
+              <w:instrText xml:space="preserve"> PAGEREF _Toc240773541 \h </w:instrText>
             </w:r>
             <w:r>
               <w:rPr>
@@ -1170,13 +1170,13 @@
               <w14:ligatures w14:val="standardContextual"/>
             </w:rPr>
           </w:pPr>
-          <w:hyperlink w:anchor="_Toc240767995" w:history="1">
+          <w:hyperlink w:anchor="_Toc240773542" w:history="1">
             <w:r>
               <w:rPr>
                 <w:rStyle w:val="Hyperlink"/>
                 <w:noProof/>
               </w:rPr>
-              <w:t>4.2 Adding a document</w:t>
+              <w:t>4.2 The fastest way: upload the document (Quick add)</w:t>
             </w:r>
             <w:r>
               <w:rPr>
@@ -1194,7 +1194,7 @@
               <w:rPr>
                 <w:noProof/>
               </w:rPr>
-              <w:instrText xml:space="preserve"> PAGEREF _Toc240767995 \h </w:instrText>
+              <w:instrText xml:space="preserve"> PAGEREF _Toc240773542 \h </w:instrText>
             </w:r>
             <w:r>
               <w:rPr>
@@ -1237,13 +1237,13 @@
               <w14:ligatures w14:val="standardContextual"/>
             </w:rPr>
           </w:pPr>
-          <w:hyperlink w:anchor="_Toc240767996" w:history="1">
+          <w:hyperlink w:anchor="_Toc240773543" w:history="1">
             <w:r>
               <w:rPr>
                 <w:rStyle w:val="Hyperlink"/>
                 <w:noProof/>
               </w:rPr>
-              <w:t>4.3 Attaching the source file, and removing a wrong one</w:t>
+              <w:t>4.3 Adding a document by hand</w:t>
             </w:r>
             <w:r>
               <w:rPr>
@@ -1261,7 +1261,7 @@
               <w:rPr>
                 <w:noProof/>
               </w:rPr>
-              <w:instrText xml:space="preserve"> PAGEREF _Toc240767996 \h </w:instrText>
+              <w:instrText xml:space="preserve"> PAGEREF _Toc240773543 \h </w:instrText>
             </w:r>
             <w:r>
               <w:rPr>
@@ -1278,7 +1278,7 @@
               <w:rPr>
                 <w:noProof/>
               </w:rPr>
-              <w:t>8</w:t>
+              <w:t>9</w:t>
             </w:r>
             <w:r>
               <w:rPr>
@@ -1304,13 +1304,13 @@
               <w14:ligatures w14:val="standardContextual"/>
             </w:rPr>
           </w:pPr>
-          <w:hyperlink w:anchor="_Toc240767997" w:history="1">
+          <w:hyperlink w:anchor="_Toc240773544" w:history="1">
             <w:r>
               <w:rPr>
                 <w:rStyle w:val="Hyperlink"/>
                 <w:noProof/>
               </w:rPr>
-              <w:t>4.4 Assessing and including a document</w:t>
+              <w:t>4.4 Correcting a record's details</w:t>
             </w:r>
             <w:r>
               <w:rPr>
@@ -1328,7 +1328,7 @@
               <w:rPr>
                 <w:noProof/>
               </w:rPr>
-              <w:instrText xml:space="preserve"> PAGEREF _Toc240767997 \h </w:instrText>
+              <w:instrText xml:space="preserve"> PAGEREF _Toc240773544 \h </w:instrText>
             </w:r>
             <w:r>
               <w:rPr>
@@ -1345,7 +1345,7 @@
               <w:rPr>
                 <w:noProof/>
               </w:rPr>
-              <w:t>8</w:t>
+              <w:t>9</w:t>
             </w:r>
             <w:r>
               <w:rPr>
@@ -1371,13 +1371,13 @@
               <w14:ligatures w14:val="standardContextual"/>
             </w:rPr>
           </w:pPr>
-          <w:hyperlink w:anchor="_Toc240767998" w:history="1">
+          <w:hyperlink w:anchor="_Toc240773545" w:history="1">
             <w:r>
               <w:rPr>
                 <w:rStyle w:val="Hyperlink"/>
                 <w:noProof/>
               </w:rPr>
-              <w:t>4.5 Coding a document: two ways</w:t>
+              <w:t>4.5 Attaching the source file, and removing a wrong one</w:t>
             </w:r>
             <w:r>
               <w:rPr>
@@ -1395,7 +1395,7 @@
               <w:rPr>
                 <w:noProof/>
               </w:rPr>
-              <w:instrText xml:space="preserve"> PAGEREF _Toc240767998 \h </w:instrText>
+              <w:instrText xml:space="preserve"> PAGEREF _Toc240773545 \h </w:instrText>
             </w:r>
             <w:r>
               <w:rPr>
@@ -1412,7 +1412,7 @@
               <w:rPr>
                 <w:noProof/>
               </w:rPr>
-              <w:t>10</w:t>
+              <w:t>9</w:t>
             </w:r>
             <w:r>
               <w:rPr>
@@ -1438,13 +1438,13 @@
               <w14:ligatures w14:val="standardContextual"/>
             </w:rPr>
           </w:pPr>
-          <w:hyperlink w:anchor="_Toc240767999" w:history="1">
+          <w:hyperlink w:anchor="_Toc240773546" w:history="1">
             <w:r>
               <w:rPr>
                 <w:rStyle w:val="Hyperlink"/>
                 <w:noProof/>
               </w:rPr>
-              <w:t>4.6 Auto-fill: the AI drafts, you review</w:t>
+              <w:t>4.6 Assessing and including a document</w:t>
             </w:r>
             <w:r>
               <w:rPr>
@@ -1462,7 +1462,7 @@
               <w:rPr>
                 <w:noProof/>
               </w:rPr>
-              <w:instrText xml:space="preserve"> PAGEREF _Toc240767999 \h </w:instrText>
+              <w:instrText xml:space="preserve"> PAGEREF _Toc240773546 \h </w:instrText>
             </w:r>
             <w:r>
               <w:rPr>
@@ -1505,13 +1505,13 @@
               <w14:ligatures w14:val="standardContextual"/>
             </w:rPr>
           </w:pPr>
-          <w:hyperlink w:anchor="_Toc240768000" w:history="1">
+          <w:hyperlink w:anchor="_Toc240773547" w:history="1">
             <w:r>
               <w:rPr>
                 <w:rStyle w:val="Hyperlink"/>
                 <w:noProof/>
               </w:rPr>
-              <w:t>4.7 Downloading or emailing completed forms (Form PDFs)</w:t>
+              <w:t>4.7 Coding a document: two ways</w:t>
             </w:r>
             <w:r>
               <w:rPr>
@@ -1529,7 +1529,7 @@
               <w:rPr>
                 <w:noProof/>
               </w:rPr>
-              <w:instrText xml:space="preserve"> PAGEREF _Toc240768000 \h </w:instrText>
+              <w:instrText xml:space="preserve"> PAGEREF _Toc240773547 \h </w:instrText>
             </w:r>
             <w:r>
               <w:rPr>
@@ -1546,7 +1546,7 @@
               <w:rPr>
                 <w:noProof/>
               </w:rPr>
-              <w:t>14</w:t>
+              <w:t>11</w:t>
             </w:r>
             <w:r>
               <w:rPr>
@@ -1572,13 +1572,13 @@
               <w14:ligatures w14:val="standardContextual"/>
             </w:rPr>
           </w:pPr>
-          <w:hyperlink w:anchor="_Toc240768001" w:history="1">
+          <w:hyperlink w:anchor="_Toc240773548" w:history="1">
             <w:r>
               <w:rPr>
                 <w:rStyle w:val="Hyperlink"/>
                 <w:noProof/>
               </w:rPr>
-              <w:t>4.8 Judging authenticity</w:t>
+              <w:t>4.8 Auto-fill: the AI drafts, you review</w:t>
             </w:r>
             <w:r>
               <w:rPr>
@@ -1596,7 +1596,7 @@
               <w:rPr>
                 <w:noProof/>
               </w:rPr>
-              <w:instrText xml:space="preserve"> PAGEREF _Toc240768001 \h </w:instrText>
+              <w:instrText xml:space="preserve"> PAGEREF _Toc240773548 \h </w:instrText>
             </w:r>
             <w:r>
               <w:rPr>
@@ -1613,7 +1613,141 @@
               <w:rPr>
                 <w:noProof/>
               </w:rPr>
-              <w:t>15</w:t>
+              <w:t>12</w:t>
+            </w:r>
+            <w:r>
+              <w:rPr>
+                <w:noProof/>
+              </w:rPr>
+              <w:fldChar w:fldCharType="end"/>
+            </w:r>
+          </w:hyperlink>
+        </w:p>
+        <w:p>
+          <w:pPr>
+            <w:pStyle w:val="TOC2"/>
+            <w:tabs>
+              <w:tab w:val="right" w:leader="dot" w:pos="9402"/>
+            </w:tabs>
+            <w:rPr>
+              <w:rFonts w:asciiTheme="minorHAnsi" w:eastAsiaTheme="minorEastAsia" w:hAnsiTheme="minorHAnsi" w:cstheme="minorBidi"/>
+              <w:noProof/>
+              <w:color w:val="auto"/>
+              <w:kern w:val="2"/>
+              <w:sz w:val="24"/>
+              <w:szCs w:val="24"/>
+              <w14:ligatures w14:val="standardContextual"/>
+            </w:rPr>
+          </w:pPr>
+          <w:hyperlink w:anchor="_Toc240773549" w:history="1">
+            <w:r>
+              <w:rPr>
+                <w:rStyle w:val="Hyperlink"/>
+                <w:noProof/>
+              </w:rPr>
+              <w:t>4.9 Downloading or emailing completed forms (Form PDFs)</w:t>
+            </w:r>
+            <w:r>
+              <w:rPr>
+                <w:noProof/>
+              </w:rPr>
+              <w:tab/>
+            </w:r>
+            <w:r>
+              <w:rPr>
+                <w:noProof/>
+              </w:rPr>
+              <w:fldChar w:fldCharType="begin"/>
+            </w:r>
+            <w:r>
+              <w:rPr>
+                <w:noProof/>
+              </w:rPr>
+              <w:instrText xml:space="preserve"> PAGEREF _Toc240773549 \h </w:instrText>
+            </w:r>
+            <w:r>
+              <w:rPr>
+                <w:noProof/>
+              </w:rPr>
+            </w:r>
+            <w:r>
+              <w:rPr>
+                <w:noProof/>
+              </w:rPr>
+              <w:fldChar w:fldCharType="separate"/>
+            </w:r>
+            <w:r>
+              <w:rPr>
+                <w:noProof/>
+              </w:rPr>
+              <w:t>17</w:t>
+            </w:r>
+            <w:r>
+              <w:rPr>
+                <w:noProof/>
+              </w:rPr>
+              <w:fldChar w:fldCharType="end"/>
+            </w:r>
+          </w:hyperlink>
+        </w:p>
+        <w:p>
+          <w:pPr>
+            <w:pStyle w:val="TOC2"/>
+            <w:tabs>
+              <w:tab w:val="right" w:leader="dot" w:pos="9402"/>
+            </w:tabs>
+            <w:rPr>
+              <w:rFonts w:asciiTheme="minorHAnsi" w:eastAsiaTheme="minorEastAsia" w:hAnsiTheme="minorHAnsi" w:cstheme="minorBidi"/>
+              <w:noProof/>
+              <w:color w:val="auto"/>
+              <w:kern w:val="2"/>
+              <w:sz w:val="24"/>
+              <w:szCs w:val="24"/>
+              <w14:ligatures w14:val="standardContextual"/>
+            </w:rPr>
+          </w:pPr>
+          <w:hyperlink w:anchor="_Toc240773550" w:history="1">
+            <w:r>
+              <w:rPr>
+                <w:rStyle w:val="Hyperlink"/>
+                <w:noProof/>
+              </w:rPr>
+              <w:t>4.10 Judging authenticity</w:t>
+            </w:r>
+            <w:r>
+              <w:rPr>
+                <w:noProof/>
+              </w:rPr>
+              <w:tab/>
+            </w:r>
+            <w:r>
+              <w:rPr>
+                <w:noProof/>
+              </w:rPr>
+              <w:fldChar w:fldCharType="begin"/>
+            </w:r>
+            <w:r>
+              <w:rPr>
+                <w:noProof/>
+              </w:rPr>
+              <w:instrText xml:space="preserve"> PAGEREF _Toc240773550 \h </w:instrText>
+            </w:r>
+            <w:r>
+              <w:rPr>
+                <w:noProof/>
+              </w:rPr>
+            </w:r>
+            <w:r>
+              <w:rPr>
+                <w:noProof/>
+              </w:rPr>
+              <w:fldChar w:fldCharType="separate"/>
+            </w:r>
+            <w:r>
+              <w:rPr>
+                <w:noProof/>
+              </w:rPr>
+              <w:t>17</w:t>
             </w:r>
             <w:r>
               <w:rPr>
@@ -1639,7 +1773,7 @@
               <w14:ligatures w14:val="standardContextual"/>
             </w:rPr>
           </w:pPr>
-          <w:hyperlink w:anchor="_Toc240768002" w:history="1">
+          <w:hyperlink w:anchor="_Toc240773551" w:history="1">
             <w:r>
               <w:rPr>
                 <w:rStyle w:val="Hyperlink"/>
@@ -1663,7 +1797,7 @@
               <w:rPr>
                 <w:noProof/>
               </w:rPr>
-              <w:instrText xml:space="preserve"> PAGEREF _Toc240768002 \h </w:instrText>
+              <w:instrText xml:space="preserve"> PAGEREF _Toc240773551 \h </w:instrText>
             </w:r>
             <w:r>
               <w:rPr>
@@ -1680,7 +1814,7 @@
               <w:rPr>
                 <w:noProof/>
               </w:rPr>
-              <w:t>16</w:t>
+              <w:t>18</w:t>
             </w:r>
             <w:r>
               <w:rPr>
@@ -1706,7 +1840,7 @@
               <w14:ligatures w14:val="standardContextual"/>
             </w:rPr>
           </w:pPr>
-          <w:hyperlink w:anchor="_Toc240768003" w:history="1">
+          <w:hyperlink w:anchor="_Toc240773552" w:history="1">
             <w:r>
               <w:rPr>
                 <w:rStyle w:val="Hyperlink"/>
@@ -1730,7 +1864,7 @@
               <w:rPr>
                 <w:noProof/>
               </w:rPr>
-              <w:instrText xml:space="preserve"> PAGEREF _Toc240768003 \h </w:instrText>
+              <w:instrText xml:space="preserve"> PAGEREF _Toc240773552 \h </w:instrText>
             </w:r>
             <w:r>
               <w:rPr>
@@ -1747,7 +1881,7 @@
               <w:rPr>
                 <w:noProof/>
               </w:rPr>
-              <w:t>17</w:t>
+              <w:t>19</w:t>
             </w:r>
             <w:r>
               <w:rPr>
@@ -1773,7 +1907,7 @@
               <w14:ligatures w14:val="standardContextual"/>
             </w:rPr>
           </w:pPr>
-          <w:hyperlink w:anchor="_Toc240768004" w:history="1">
+          <w:hyperlink w:anchor="_Toc240773553" w:history="1">
             <w:r>
               <w:rPr>
                 <w:rStyle w:val="Hyperlink"/>
@@ -1797,7 +1931,7 @@
               <w:rPr>
                 <w:noProof/>
               </w:rPr>
-              <w:instrText xml:space="preserve"> PAGEREF _Toc240768004 \h </w:instrText>
+              <w:instrText xml:space="preserve"> PAGEREF _Toc240773553 \h </w:instrText>
             </w:r>
             <w:r>
               <w:rPr>
@@ -1814,7 +1948,7 @@
               <w:rPr>
                 <w:noProof/>
               </w:rPr>
-              <w:t>18</w:t>
+              <w:t>20</w:t>
             </w:r>
             <w:r>
               <w:rPr>
@@ -1836,7 +1970,7 @@
         <w:pStyle w:val="Heading1"/>
         <w:pageBreakBefore/>
       </w:pPr>
-      <w:bookmarkStart w:id="0" w:name="_Toc240767986"/>
+      <w:bookmarkStart w:id="0" w:name="_Toc240773533"/>
       <w:r>
         <w:lastRenderedPageBreak/>
         <w:t>1. Your role at a glance</w:t>
@@ -1882,7 +2016,20 @@
         <w:spacing w:after="60" w:line="276" w:lineRule="auto"/>
       </w:pPr>
       <w:r>
-        <w:t>Create document records, assess authenticity, include or exclude, write memos.</w:t>
+        <w:t>Create document records: upload the document and let the AI fill in the details and draft the form (Quick add), or type them in.</w:t>
+      </w:r>
+    </w:p>
+    <w:p>
+      <w:pPr>
+        <w:pStyle w:val="ListParagraph"/>
+        <w:numPr>
+          <w:ilvl w:val="0"/>
+          <w:numId w:val="2"/>
+        </w:numPr>
+        <w:spacing w:after="60" w:line="276" w:lineRule="auto"/>
+      </w:pPr>
+      <w:r>
+        <w:t>Correct a record's details, assess authenticity, include or exclude, write memos.</w:t>
       </w:r>
     </w:p>
     <w:p>
@@ -1996,7 +2143,7 @@
           <w:left w:w="10" w:type="dxa"/>
           <w:right w:w="10" w:type="dxa"/>
         </w:tblCellMar>
-        <w:tblLook w:val="04A0" w:firstRow="1" w:lastRow="0" w:firstColumn="1" w:lastColumn="0" w:noHBand="0" w:noVBand="1"/>
+        <w:tblLook w:val="0000" w:firstRow="0" w:lastRow="0" w:firstColumn="0" w:lastColumn="0" w:noHBand="0" w:noVBand="0"/>
       </w:tblPr>
       <w:tblGrid>
         <w:gridCol w:w="9412"/>
@@ -2056,7 +2203,7 @@
         <w:pStyle w:val="Heading1"/>
         <w:pageBreakBefore/>
       </w:pPr>
-      <w:bookmarkStart w:id="1" w:name="_Toc240767987"/>
+      <w:bookmarkStart w:id="1" w:name="_Toc240773534"/>
       <w:r>
         <w:lastRenderedPageBreak/>
         <w:t>2. Signing in and your screens</w:t>
@@ -2067,7 +2214,7 @@
       <w:pPr>
         <w:pStyle w:val="Heading2"/>
       </w:pPr>
-      <w:bookmarkStart w:id="2" w:name="_Toc240767988"/>
+      <w:bookmarkStart w:id="2" w:name="_Toc240773535"/>
       <w:r>
         <w:t>Signing in</w:t>
       </w:r>
@@ -2150,7 +2297,7 @@
           <w:noProof/>
         </w:rPr>
         <w:drawing>
-          <wp:inline distT="0" distB="0" distL="0" distR="0" wp14:anchorId="6F80315D" wp14:editId="23F2A0E4">
+          <wp:inline distT="0" distB="0" distL="0" distR="0">
             <wp:extent cx="5334000" cy="2333625"/>
             <wp:effectExtent l="0" t="0" r="0" b="0"/>
             <wp:docPr id="1" name="adm_login.jpg" descr="The sign-in screen for all internal staff." title="The sign-in screen for all internal staff."/>
@@ -2258,7 +2405,7 @@
           <w:left w:w="10" w:type="dxa"/>
           <w:right w:w="10" w:type="dxa"/>
         </w:tblCellMar>
-        <w:tblLook w:val="04A0" w:firstRow="1" w:lastRow="0" w:firstColumn="1" w:lastColumn="0" w:noHBand="0" w:noVBand="1"/>
+        <w:tblLook w:val="0000" w:firstRow="0" w:lastRow="0" w:firstColumn="0" w:lastColumn="0" w:noHBand="0" w:noVBand="0"/>
       </w:tblPr>
       <w:tblGrid>
         <w:gridCol w:w="9412"/>
@@ -2317,7 +2464,7 @@
       <w:pPr>
         <w:pStyle w:val="Heading2"/>
       </w:pPr>
-      <w:bookmarkStart w:id="3" w:name="_Toc240767989"/>
+      <w:bookmarkStart w:id="3" w:name="_Toc240773536"/>
       <w:r>
         <w:t>Finding your way around</w:t>
       </w:r>
@@ -2492,7 +2639,7 @@
         </w:rPr>
         <w:lastRenderedPageBreak/>
         <w:drawing>
-          <wp:inline distT="0" distB="0" distL="0" distR="0" wp14:anchorId="2E131815" wp14:editId="2D8F9B85">
+          <wp:inline distT="0" distB="0" distL="0" distR="0">
             <wp:extent cx="5715000" cy="1876425"/>
             <wp:effectExtent l="0" t="0" r="0" b="0"/>
             <wp:docPr id="2" name="adm_not_your_role.jpg" descr="Opening a screen outside your role (for example from an old bookmark) shows this card instead of the screen." title="Opening a screen outside your role (for example from an old bookmark) shows this card instead of the screen."/>
@@ -2561,7 +2708,7 @@
       <w:pPr>
         <w:pStyle w:val="Heading2"/>
       </w:pPr>
-      <w:bookmarkStart w:id="4" w:name="_Toc240767990"/>
+      <w:bookmarkStart w:id="4" w:name="_Toc240773537"/>
       <w:r>
         <w:t>Your screens</w:t>
       </w:r>
@@ -2582,7 +2729,7 @@
           <w:left w:w="10" w:type="dxa"/>
           <w:right w:w="10" w:type="dxa"/>
         </w:tblCellMar>
-        <w:tblLook w:val="04A0" w:firstRow="1" w:lastRow="0" w:firstColumn="1" w:lastColumn="0" w:noHBand="0" w:noVBand="1"/>
+        <w:tblLook w:val="0000" w:firstRow="0" w:lastRow="0" w:firstColumn="0" w:lastColumn="0" w:noHBand="0" w:noVBand="0"/>
       </w:tblPr>
       <w:tblGrid>
         <w:gridCol w:w="2824"/>
@@ -2764,7 +2911,7 @@
                 <w:sz w:val="19"/>
                 <w:szCs w:val="19"/>
               </w:rPr>
-              <w:t>Completed document coding forms.</w:t>
+              <w:t>Completed document coding forms, and whether the portal matches KoboToolbox (Sync now).</w:t>
             </w:r>
           </w:p>
         </w:tc>
@@ -2821,7 +2968,7 @@
                 <w:sz w:val="19"/>
                 <w:szCs w:val="19"/>
               </w:rPr>
-              <w:t>The corpus; create and manage records.</w:t>
+              <w:t>The corpus; create records by uploading the document, and manage them.</w:t>
             </w:r>
           </w:p>
         </w:tc>
@@ -2836,7 +2983,7 @@
       <w:pPr>
         <w:pStyle w:val="Heading2"/>
       </w:pPr>
-      <w:bookmarkStart w:id="5" w:name="_Toc240767991"/>
+      <w:bookmarkStart w:id="5" w:name="_Toc240773538"/>
       <w:r>
         <w:t>Changing your password</w:t>
       </w:r>
@@ -2919,7 +3066,7 @@
           <w:noProof/>
         </w:rPr>
         <w:drawing>
-          <wp:inline distT="0" distB="0" distL="0" distR="0" wp14:anchorId="794E1880" wp14:editId="440EE8E0">
+          <wp:inline distT="0" distB="0" distL="0" distR="0">
             <wp:extent cx="5334000" cy="2171700"/>
             <wp:effectExtent l="0" t="0" r="0" b="0"/>
             <wp:docPr id="3" name="adm_account.jpg" descr="Change Password screen." title="Change Password screen."/>
@@ -3007,7 +3154,7 @@
         <w:pStyle w:val="Heading1"/>
         <w:pageBreakBefore/>
       </w:pPr>
-      <w:bookmarkStart w:id="6" w:name="_Toc240767992"/>
+      <w:bookmarkStart w:id="6" w:name="_Toc240773539"/>
       <w:r>
         <w:lastRenderedPageBreak/>
         <w:t>3. Your routine</w:t>
@@ -3037,7 +3184,7 @@
           <w:left w:w="10" w:type="dxa"/>
           <w:right w:w="10" w:type="dxa"/>
         </w:tblCellMar>
-        <w:tblLook w:val="04A0" w:firstRow="1" w:lastRow="0" w:firstColumn="1" w:lastColumn="0" w:noHBand="0" w:noVBand="1"/>
+        <w:tblLook w:val="0000" w:firstRow="0" w:lastRow="0" w:firstColumn="0" w:lastColumn="0" w:noHBand="0" w:noVBand="0"/>
       </w:tblPr>
       <w:tblGrid>
         <w:gridCol w:w="2071"/>
@@ -3160,7 +3307,7 @@
                 <w:sz w:val="19"/>
                 <w:szCs w:val="19"/>
               </w:rPr>
-              <w:t>Create the record with a precise reference and an evidence extract.</w:t>
+              <w:t>Documents → New document → upload the file (Quick add): the AI fills in the record and drafts the form. No file? Type the details, with a precise reference and an evidence extract.</w:t>
             </w:r>
           </w:p>
         </w:tc>
@@ -3195,7 +3342,7 @@
                 <w:sz w:val="19"/>
                 <w:szCs w:val="19"/>
               </w:rPr>
-              <w:t>Assessment</w:t>
+              <w:t>Check the details</w:t>
             </w:r>
           </w:p>
         </w:tc>
@@ -3219,7 +3366,7 @@
                 <w:sz w:val="19"/>
                 <w:szCs w:val="19"/>
               </w:rPr>
-              <w:t>Verify authenticity against the source; mark Verified or Disputed; write the memo.</w:t>
+              <w:t>Read the Record details on the record page and correct anything the AI got wrong.</w:t>
             </w:r>
           </w:p>
         </w:tc>
@@ -3253,7 +3400,7 @@
                 <w:sz w:val="19"/>
                 <w:szCs w:val="19"/>
               </w:rPr>
-              <w:t>Inclusion</w:t>
+              <w:t>Assessment</w:t>
             </w:r>
           </w:p>
         </w:tc>
@@ -3276,7 +3423,7 @@
                 <w:sz w:val="19"/>
                 <w:szCs w:val="19"/>
               </w:rPr>
-              <w:t>Include or Exclude with reasons in the memo.</w:t>
+              <w:t>Verify authenticity against the source; mark Verified or Disputed; write the memo.</w:t>
             </w:r>
           </w:p>
         </w:tc>
@@ -3311,7 +3458,7 @@
                 <w:sz w:val="19"/>
                 <w:szCs w:val="19"/>
               </w:rPr>
-              <w:t>Source file</w:t>
+              <w:t>Inclusion</w:t>
             </w:r>
           </w:p>
         </w:tc>
@@ -3335,7 +3482,7 @@
                 <w:sz w:val="19"/>
                 <w:szCs w:val="19"/>
               </w:rPr>
-              <w:t>Upload the source. Wrong one? Select Remove file and upload the right one.</w:t>
+              <w:t>Include or Exclude with reasons in the memo.</w:t>
             </w:r>
           </w:p>
         </w:tc>
@@ -3369,6 +3516,64 @@
                 <w:sz w:val="19"/>
                 <w:szCs w:val="19"/>
               </w:rPr>
+              <w:t>Source file</w:t>
+            </w:r>
+          </w:p>
+        </w:tc>
+        <w:tc>
+          <w:tcPr>
+            <w:tcW w:w="7341" w:type="dxa"/>
+            <w:tcMar>
+              <w:top w:w="70" w:type="dxa"/>
+              <w:left w:w="110" w:type="dxa"/>
+              <w:bottom w:w="70" w:type="dxa"/>
+              <w:right w:w="110" w:type="dxa"/>
+            </w:tcMar>
+          </w:tcPr>
+          <w:p>
+            <w:pPr>
+              <w:spacing w:after="40"/>
+            </w:pPr>
+            <w:r>
+              <w:rPr>
+                <w:sz w:val="19"/>
+                <w:szCs w:val="19"/>
+              </w:rPr>
+              <w:t>Upload the source. Wrong one? Select Remove file and upload the right one.</w:t>
+            </w:r>
+          </w:p>
+        </w:tc>
+      </w:tr>
+      <w:tr>
+        <w:tblPrEx>
+          <w:tblCellMar>
+            <w:top w:w="0" w:type="dxa"/>
+            <w:bottom w:w="0" w:type="dxa"/>
+          </w:tblCellMar>
+        </w:tblPrEx>
+        <w:trPr>
+          <w:cantSplit/>
+        </w:trPr>
+        <w:tc>
+          <w:tcPr>
+            <w:tcW w:w="2071" w:type="dxa"/>
+            <w:shd w:val="clear" w:color="auto" w:fill="F8FAFB"/>
+            <w:tcMar>
+              <w:top w:w="70" w:type="dxa"/>
+              <w:left w:w="110" w:type="dxa"/>
+              <w:bottom w:w="70" w:type="dxa"/>
+              <w:right w:w="110" w:type="dxa"/>
+            </w:tcMar>
+          </w:tcPr>
+          <w:p>
+            <w:pPr>
+              <w:spacing w:after="40"/>
+            </w:pPr>
+            <w:r>
+              <w:rPr>
+                <w:sz w:val="19"/>
+                <w:szCs w:val="19"/>
+              </w:rPr>
               <w:t>Coding</w:t>
             </w:r>
           </w:p>
@@ -3376,23 +3581,81 @@
         <w:tc>
           <w:tcPr>
             <w:tcW w:w="7341" w:type="dxa"/>
-            <w:tcMar>
-              <w:top w:w="70" w:type="dxa"/>
-              <w:left w:w="110" w:type="dxa"/>
-              <w:bottom w:w="70" w:type="dxa"/>
-              <w:right w:w="110" w:type="dxa"/>
-            </w:tcMar>
-          </w:tcPr>
-          <w:p>
-            <w:pPr>
-              <w:spacing w:after="40"/>
-            </w:pPr>
-            <w:r>
-              <w:rPr>
-                <w:sz w:val="19"/>
-                <w:szCs w:val="19"/>
-              </w:rPr>
-              <w:t>Either Code this document (you answer the form, DOC ID filled in) or Auto-fill (AI drafts, you review every field, then Submit).</w:t>
+            <w:shd w:val="clear" w:color="auto" w:fill="F8FAFB"/>
+            <w:tcMar>
+              <w:top w:w="70" w:type="dxa"/>
+              <w:left w:w="110" w:type="dxa"/>
+              <w:bottom w:w="70" w:type="dxa"/>
+              <w:right w:w="110" w:type="dxa"/>
+            </w:tcMar>
+          </w:tcPr>
+          <w:p>
+            <w:pPr>
+              <w:spacing w:after="40"/>
+            </w:pPr>
+            <w:r>
+              <w:rPr>
+                <w:sz w:val="19"/>
+                <w:szCs w:val="19"/>
+              </w:rPr>
+              <w:t>Review the AI's draft field by field (Auto-fill), Save, then Submit; or use Code this document to answer the form yourself. A long report: one record per chapter.</w:t>
+            </w:r>
+          </w:p>
+        </w:tc>
+      </w:tr>
+      <w:tr>
+        <w:tblPrEx>
+          <w:tblCellMar>
+            <w:top w:w="0" w:type="dxa"/>
+            <w:bottom w:w="0" w:type="dxa"/>
+          </w:tblCellMar>
+        </w:tblPrEx>
+        <w:trPr>
+          <w:cantSplit/>
+        </w:trPr>
+        <w:tc>
+          <w:tcPr>
+            <w:tcW w:w="2071" w:type="dxa"/>
+            <w:tcMar>
+              <w:top w:w="70" w:type="dxa"/>
+              <w:left w:w="110" w:type="dxa"/>
+              <w:bottom w:w="70" w:type="dxa"/>
+              <w:right w:w="110" w:type="dxa"/>
+            </w:tcMar>
+          </w:tcPr>
+          <w:p>
+            <w:pPr>
+              <w:spacing w:after="40"/>
+            </w:pPr>
+            <w:r>
+              <w:rPr>
+                <w:sz w:val="19"/>
+                <w:szCs w:val="19"/>
+              </w:rPr>
+              <w:t>Afterwards</w:t>
+            </w:r>
+          </w:p>
+        </w:tc>
+        <w:tc>
+          <w:tcPr>
+            <w:tcW w:w="7341" w:type="dxa"/>
+            <w:tcMar>
+              <w:top w:w="70" w:type="dxa"/>
+              <w:left w:w="110" w:type="dxa"/>
+              <w:bottom w:w="70" w:type="dxa"/>
+              <w:right w:w="110" w:type="dxa"/>
+            </w:tcMar>
+          </w:tcPr>
+          <w:p>
+            <w:pPr>
+              <w:spacing w:after="40"/>
+            </w:pPr>
+            <w:r>
+              <w:rPr>
+                <w:sz w:val="19"/>
+                <w:szCs w:val="19"/>
+              </w:rPr>
+              <w:t>Form PDFs shows the completed form; Sync now confirms the portal and KoboToolbox match.</w:t>
             </w:r>
           </w:p>
         </w:tc>
@@ -3408,7 +3671,7 @@
         <w:pStyle w:val="Heading1"/>
         <w:pageBreakBefore/>
       </w:pPr>
-      <w:bookmarkStart w:id="7" w:name="_Toc240767993"/>
+      <w:bookmarkStart w:id="7" w:name="_Toc240773540"/>
       <w:r>
         <w:lastRenderedPageBreak/>
         <w:t>4. Step-by-step tasks</w:t>
@@ -3419,7 +3682,7 @@
       <w:pPr>
         <w:pStyle w:val="Heading2"/>
       </w:pPr>
-      <w:bookmarkStart w:id="8" w:name="_Toc240767994"/>
+      <w:bookmarkStart w:id="8" w:name="_Toc240773541"/>
       <w:r>
         <w:t>4.1 Reading the dashboard</w:t>
       </w:r>
@@ -3436,7 +3699,7 @@
           <w:noProof/>
         </w:rPr>
         <w:drawing>
-          <wp:inline distT="0" distB="0" distL="0" distR="0" wp14:anchorId="0B08B551" wp14:editId="68209307">
+          <wp:inline distT="0" distB="0" distL="0" distR="0">
             <wp:extent cx="5715000" cy="3571875"/>
             <wp:effectExtent l="0" t="0" r="0" b="0"/>
             <wp:docPr id="4" name="kii_dashboard.jpg" descr="Documents by type and by QA status." title="Documents by type and by QA status."/>
@@ -3505,11 +3768,19 @@
       <w:pPr>
         <w:pStyle w:val="Heading2"/>
       </w:pPr>
-      <w:bookmarkStart w:id="9" w:name="_Toc240767995"/>
-      <w:r>
-        <w:t>4.2 Adding a document</w:t>
+      <w:bookmarkStart w:id="9" w:name="_Toc240773542"/>
+      <w:r>
+        <w:t>4.2 The fastest way: upload the document (Quick add)</w:t>
       </w:r>
       <w:bookmarkEnd w:id="9"/>
+    </w:p>
+    <w:p>
+      <w:pPr>
+        <w:spacing w:after="120" w:line="288" w:lineRule="auto"/>
+      </w:pPr>
+      <w:r>
+        <w:t>You do not need to type the details of a document. Upload it and the AI reads it, fills in the record, drafts the whole KoboToolbox coding form, and waits for you to review. (This needs AI drafting to be switched on; otherwise use “Adding a document by hand” below.)</w:t>
+      </w:r>
     </w:p>
     <w:p>
       <w:pPr>
@@ -3531,6 +3802,16 @@
         <w:t>Documents → New document</w:t>
       </w:r>
       <w:r>
+        <w:t xml:space="preserve">. At the top is the box </w:t>
+      </w:r>
+      <w:r>
+        <w:rPr>
+          <w:b/>
+          <w:bCs/>
+        </w:rPr>
+        <w:t>Fastest: upload the document</w:t>
+      </w:r>
+      <w:r>
         <w:t>.</w:t>
       </w:r>
     </w:p>
@@ -3544,11 +3825,12 @@
         <w:rPr>
           <w:noProof/>
         </w:rPr>
+        <w:lastRenderedPageBreak/>
         <w:drawing>
-          <wp:inline distT="0" distB="0" distL="0" distR="0" wp14:anchorId="44B572FF" wp14:editId="0009795B">
-            <wp:extent cx="5334000" cy="3171825"/>
+          <wp:inline distT="0" distB="0" distL="0" distR="0">
+            <wp:extent cx="5334000" cy="4248150"/>
             <wp:effectExtent l="0" t="0" r="0" b="0"/>
-            <wp:docPr id="5" name="doc_new.jpg" descr="New Documentary Evidence Record." title="New Documentary Evidence Record."/>
+            <wp:docPr id="5" name="doc_new.jpg" descr="New document: upload the file and let the AI do the rest." title="New document: upload the file and let the AI do the rest."/>
             <wp:cNvGraphicFramePr>
               <a:graphicFrameLocks xmlns:a="http://schemas.openxmlformats.org/drawingml/2006/main" noChangeAspect="1"/>
             </wp:cNvGraphicFramePr>
@@ -3571,7 +3853,7 @@
                   <pic:spPr bwMode="auto">
                     <a:xfrm>
                       <a:off x="0" y="0"/>
-                      <a:ext cx="5334000" cy="3171825"/>
+                      <a:ext cx="5334000" cy="4248150"/>
                     </a:xfrm>
                     <a:prstGeom prst="rect">
                       <a:avLst/>
@@ -3607,7 +3889,7 @@
           <w:sz w:val="17"/>
           <w:szCs w:val="17"/>
         </w:rPr>
-        <w:t>New Documentary Evidence Record.</w:t>
+        <w:t>New document: upload the file and let the AI do the rest.</w:t>
       </w:r>
     </w:p>
     <w:p>
@@ -3620,78 +3902,214 @@
         <w:spacing w:after="80" w:line="276" w:lineRule="auto"/>
       </w:pPr>
       <w:r>
-        <w:lastRenderedPageBreak/>
-        <w:t xml:space="preserve">Enter </w:t>
+        <w:t>Choose the file: a PDF, a Word (.docx) or Excel (.xlsx) file, a text or CSV file, or a JPG or PNG scan or photo (up to 20 MB). Nothing else is required.</w:t>
+      </w:r>
+    </w:p>
+    <w:p>
+      <w:pPr>
+        <w:pStyle w:val="ListParagraph"/>
+        <w:numPr>
+          <w:ilvl w:val="0"/>
+          <w:numId w:val="5"/>
+        </w:numPr>
+        <w:spacing w:after="80" w:line="276" w:lineRule="auto"/>
+      </w:pPr>
+      <w:r>
+        <w:t xml:space="preserve">Optional (open </w:t>
       </w:r>
       <w:r>
         <w:rPr>
           <w:b/>
           <w:bCs/>
         </w:rPr>
-        <w:t>Title</w:t>
-      </w:r>
-      <w:r>
-        <w:t xml:space="preserve">, </w:t>
+        <w:t>Optional: title, pages to read</w:t>
+      </w:r>
+      <w:r>
+        <w:t xml:space="preserve">): a </w:t>
       </w:r>
       <w:r>
         <w:rPr>
           <w:b/>
           <w:bCs/>
         </w:rPr>
-        <w:t>Author / speaker</w:t>
-      </w:r>
-      <w:r>
-        <w:t xml:space="preserve">, </w:t>
+        <w:t>Title</w:t>
+      </w:r>
+      <w:r>
+        <w:t xml:space="preserve"> if you want your own; </w:t>
       </w:r>
       <w:r>
         <w:rPr>
           <w:b/>
           <w:bCs/>
         </w:rPr>
-        <w:t>Source URL / reference</w:t>
-      </w:r>
-      <w:r>
-        <w:t xml:space="preserve">, </w:t>
+        <w:t>Pages to read</w:t>
+      </w:r>
+      <w:r>
+        <w:t xml:space="preserve"> if you are coding one chapter of a long PDF, for example </w:t>
+      </w:r>
+      <w:r>
+        <w:rPr>
+          <w:rFonts w:ascii="Consolas" w:eastAsia="Consolas" w:hAnsi="Consolas" w:cs="Consolas"/>
+          <w:color w:val="122238"/>
+          <w:sz w:val="19"/>
+          <w:szCs w:val="19"/>
+        </w:rPr>
+        <w:t>290-340</w:t>
+      </w:r>
+      <w:r>
+        <w:t xml:space="preserve">; or tick </w:t>
       </w:r>
       <w:r>
         <w:rPr>
           <w:b/>
           <w:bCs/>
         </w:rPr>
-        <w:t>Document type</w:t>
-      </w:r>
-      <w:r>
-        <w:t xml:space="preserve"> (OFFICIAL, SECONDARY or PLATFORM), </w:t>
+        <w:t>Read the whole document in parts</w:t>
+      </w:r>
+      <w:r>
+        <w:t xml:space="preserve"> for a PDF over 100 pages (see “Coding a very long document” below).</w:t>
+      </w:r>
+    </w:p>
+    <w:p>
+      <w:pPr>
+        <w:pStyle w:val="ListParagraph"/>
+        <w:numPr>
+          <w:ilvl w:val="0"/>
+          <w:numId w:val="5"/>
+        </w:numPr>
+        <w:spacing w:after="80" w:line="276" w:lineRule="auto"/>
+      </w:pPr>
+      <w:r>
+        <w:t xml:space="preserve">Select </w:t>
       </w:r>
       <w:r>
         <w:rPr>
           <w:b/>
           <w:bCs/>
         </w:rPr>
-        <w:t>Geographic scope</w:t>
-      </w:r>
-      <w:r>
-        <w:t xml:space="preserve"> and an </w:t>
+        <w:t>Upload and auto-fill</w:t>
+      </w:r>
+      <w:r>
+        <w:t>. The record is created straight away and the review screen opens, showing “Step 1 of 2: reading the document’s details”, then “Step 2 of 2: drafting the coding form”. You can leave the page; the draft will be there when you return.</w:t>
+      </w:r>
+    </w:p>
+    <w:p>
+      <w:pPr>
+        <w:pStyle w:val="ListParagraph"/>
+        <w:numPr>
+          <w:ilvl w:val="0"/>
+          <w:numId w:val="5"/>
+        </w:numPr>
+        <w:spacing w:after="80" w:line="276" w:lineRule="auto"/>
+      </w:pPr>
+      <w:r>
+        <w:t xml:space="preserve">The AI has filled in the title, author, date, document type, geographic scope, value chain and source it found in the document, and left blank anything the document does not state. Check them on the record page under </w:t>
       </w:r>
       <w:r>
         <w:rPr>
           <w:b/>
           <w:bCs/>
         </w:rPr>
-        <w:t>Evidence extract</w:t>
-      </w:r>
-      <w:r>
-        <w:t xml:space="preserve">, then select </w:t>
+        <w:t>Record details</w:t>
+      </w:r>
+      <w:r>
+        <w:t xml:space="preserve"> and correct anything wrong; a correction shows in the draft at once and is used when you submit.</w:t>
+      </w:r>
+    </w:p>
+    <w:p>
+      <w:pPr>
+        <w:pStyle w:val="ListParagraph"/>
+        <w:numPr>
+          <w:ilvl w:val="0"/>
+          <w:numId w:val="5"/>
+        </w:numPr>
+        <w:spacing w:after="80" w:line="276" w:lineRule="auto"/>
+      </w:pPr>
+      <w:r>
+        <w:t xml:space="preserve">You still make the human decisions: assess </w:t>
       </w:r>
       <w:r>
         <w:rPr>
           <w:b/>
           <w:bCs/>
         </w:rPr>
-        <w:t>Create document record</w:t>
-      </w:r>
-      <w:r>
-        <w:t>. The document ID (e.g. DOC-0025) is generated.</w:t>
+        <w:t>authenticity</w:t>
+      </w:r>
+      <w:r>
+        <w:t xml:space="preserve"> (Verified or Disputed) and </w:t>
+      </w:r>
+      <w:r>
+        <w:rPr>
+          <w:b/>
+          <w:bCs/>
+        </w:rPr>
+        <w:t>Include</w:t>
+      </w:r>
+      <w:r>
+        <w:t xml:space="preserve"> or </w:t>
+      </w:r>
+      <w:r>
+        <w:rPr>
+          <w:b/>
+          <w:bCs/>
+        </w:rPr>
+        <w:t>Exclude</w:t>
+      </w:r>
+      <w:r>
+        <w:t xml:space="preserve"> the document, as described below.</w:t>
+      </w:r>
+    </w:p>
+    <w:p>
+      <w:pPr>
+        <w:pStyle w:val="ListParagraph"/>
+        <w:numPr>
+          <w:ilvl w:val="0"/>
+          <w:numId w:val="5"/>
+        </w:numPr>
+        <w:spacing w:after="80" w:line="276" w:lineRule="auto"/>
+      </w:pPr>
+      <w:r>
+        <w:t xml:space="preserve">Review every section of the draft, </w:t>
+      </w:r>
+      <w:r>
+        <w:rPr>
+          <w:b/>
+          <w:bCs/>
+        </w:rPr>
+        <w:t>Save changes</w:t>
+      </w:r>
+      <w:r>
+        <w:t xml:space="preserve">, then </w:t>
+      </w:r>
+      <w:r>
+        <w:rPr>
+          <w:b/>
+          <w:bCs/>
+        </w:rPr>
+        <w:t>Submit to KoboToolbox</w:t>
+      </w:r>
+      <w:r>
+        <w:t xml:space="preserve"> (see “Auto-fill: the AI drafts, you review”). The portal keeps its own copy of the completed form; </w:t>
+      </w:r>
+      <w:r>
+        <w:rPr>
+          <w:b/>
+          <w:bCs/>
+        </w:rPr>
+        <w:t>Sync now</w:t>
+      </w:r>
+      <w:r>
+        <w:t xml:space="preserve"> on </w:t>
+      </w:r>
+      <w:r>
+        <w:rPr>
+          <w:b/>
+          <w:bCs/>
+        </w:rPr>
+        <w:t>Form PDFs</w:t>
+      </w:r>
+      <w:r>
+        <w:t xml:space="preserve"> confirms the portal and KoboToolbox match.</w:t>
       </w:r>
     </w:p>
     <w:p>
@@ -3699,13 +4117,84 @@
         <w:spacing w:after="80"/>
       </w:pPr>
     </w:p>
+    <w:tbl>
+      <w:tblPr>
+        <w:tblW w:w="9412" w:type="dxa"/>
+        <w:tblBorders>
+          <w:top w:val="single" w:sz="2" w:space="0" w:color="EAF2FA"/>
+          <w:left w:val="single" w:sz="24" w:space="0" w:color="2A6FB0"/>
+          <w:bottom w:val="single" w:sz="2" w:space="0" w:color="EAF2FA"/>
+          <w:right w:val="single" w:sz="2" w:space="0" w:color="EAF2FA"/>
+          <w:insideH w:val="single" w:sz="4" w:space="0" w:color="EAF2FA"/>
+          <w:insideV w:val="single" w:sz="4" w:space="0" w:color="EAF2FA"/>
+        </w:tblBorders>
+        <w:tblCellMar>
+          <w:left w:w="10" w:type="dxa"/>
+          <w:right w:w="10" w:type="dxa"/>
+        </w:tblCellMar>
+        <w:tblLook w:val="0000" w:firstRow="0" w:lastRow="0" w:firstColumn="0" w:lastColumn="0" w:noHBand="0" w:noVBand="0"/>
+      </w:tblPr>
+      <w:tblGrid>
+        <w:gridCol w:w="9412"/>
+      </w:tblGrid>
+      <w:tr>
+        <w:tblPrEx>
+          <w:tblCellMar>
+            <w:top w:w="0" w:type="dxa"/>
+            <w:bottom w:w="0" w:type="dxa"/>
+          </w:tblCellMar>
+        </w:tblPrEx>
+        <w:trPr>
+          <w:cantSplit/>
+        </w:trPr>
+        <w:tc>
+          <w:tcPr>
+            <w:tcW w:w="9412" w:type="dxa"/>
+            <w:shd w:val="clear" w:color="auto" w:fill="EAF2FA"/>
+            <w:tcMar>
+              <w:top w:w="100" w:type="dxa"/>
+              <w:left w:w="180" w:type="dxa"/>
+              <w:bottom w:w="100" w:type="dxa"/>
+              <w:right w:w="160" w:type="dxa"/>
+            </w:tcMar>
+          </w:tcPr>
+          <w:p>
+            <w:pPr>
+              <w:spacing w:after="40"/>
+            </w:pPr>
+            <w:r>
+              <w:rPr>
+                <w:b/>
+                <w:bCs/>
+                <w:sz w:val="20"/>
+                <w:szCs w:val="20"/>
+              </w:rPr>
+              <w:t>One document, one chapter</w:t>
+            </w:r>
+          </w:p>
+          <w:p>
+            <w:pPr>
+              <w:spacing w:after="40" w:line="264" w:lineRule="auto"/>
+            </w:pPr>
+            <w:r>
+              <w:rPr>
+                <w:sz w:val="19"/>
+                <w:szCs w:val="19"/>
+              </w:rPr>
+              <w:t>For a long report, make one record per chapter you want coded: on each new record choose the same PDF and enter that chapter's pages. Put the chapter in the title (or leave the title empty: with a page range the AI names the part, for example “Title – Chapter 6: Agriculture (pp. 290-340)”).</w:t>
+            </w:r>
+          </w:p>
+        </w:tc>
+      </w:tr>
+    </w:tbl>
     <w:p>
       <w:pPr>
         <w:pStyle w:val="Heading2"/>
       </w:pPr>
-      <w:bookmarkStart w:id="10" w:name="_Toc240767996"/>
-      <w:r>
-        <w:t>4.3 Attaching the source file, and removing a wrong one</w:t>
+      <w:bookmarkStart w:id="10" w:name="_Toc240773543"/>
+      <w:r>
+        <w:lastRenderedPageBreak/>
+        <w:t>4.3 Adding a document by hand</w:t>
       </w:r>
       <w:bookmarkEnd w:id="10"/>
     </w:p>
@@ -3719,27 +4208,158 @@
         <w:spacing w:after="80" w:line="276" w:lineRule="auto"/>
       </w:pPr>
       <w:r>
-        <w:t xml:space="preserve">On the document's page, under </w:t>
+        <w:t xml:space="preserve">Select </w:t>
       </w:r>
       <w:r>
         <w:rPr>
           <w:b/>
           <w:bCs/>
         </w:rPr>
-        <w:t>Source file</w:t>
-      </w:r>
-      <w:r>
-        <w:t xml:space="preserve">, select </w:t>
+        <w:t>Documents → New document</w:t>
+      </w:r>
+      <w:r>
+        <w:t xml:space="preserve"> and, below </w:t>
       </w:r>
       <w:r>
         <w:rPr>
           <w:b/>
           <w:bCs/>
         </w:rPr>
-        <w:t>Choose File</w:t>
-      </w:r>
-      <w:r>
-        <w:t xml:space="preserve"> and pick the source: a PDF, a scan or photo (JPG or PNG), a Word (.docx) or Excel (.xlsx) file, or a text or CSV file. Audio and video can be attached as a reference. The limit is 20 MB. The file is stored privately on the server.</w:t>
+        <w:t>Or enter the details yourself</w:t>
+      </w:r>
+      <w:r>
+        <w:t xml:space="preserve">, fill in </w:t>
+      </w:r>
+      <w:r>
+        <w:rPr>
+          <w:b/>
+          <w:bCs/>
+        </w:rPr>
+        <w:t>Title</w:t>
+      </w:r>
+      <w:r>
+        <w:t xml:space="preserve">, </w:t>
+      </w:r>
+      <w:r>
+        <w:rPr>
+          <w:b/>
+          <w:bCs/>
+        </w:rPr>
+        <w:t>Author / speaker</w:t>
+      </w:r>
+      <w:r>
+        <w:t xml:space="preserve">, </w:t>
+      </w:r>
+      <w:r>
+        <w:rPr>
+          <w:b/>
+          <w:bCs/>
+        </w:rPr>
+        <w:t>Source URL / reference</w:t>
+      </w:r>
+      <w:r>
+        <w:t xml:space="preserve">, </w:t>
+      </w:r>
+      <w:r>
+        <w:rPr>
+          <w:b/>
+          <w:bCs/>
+        </w:rPr>
+        <w:t>Document type</w:t>
+      </w:r>
+      <w:r>
+        <w:t xml:space="preserve"> (OFFICIAL, SECONDARY or PLATFORM), </w:t>
+      </w:r>
+      <w:r>
+        <w:rPr>
+          <w:b/>
+          <w:bCs/>
+        </w:rPr>
+        <w:t>Geographic scope</w:t>
+      </w:r>
+      <w:r>
+        <w:t xml:space="preserve"> and an </w:t>
+      </w:r>
+      <w:r>
+        <w:rPr>
+          <w:b/>
+          <w:bCs/>
+        </w:rPr>
+        <w:t>Evidence extract</w:t>
+      </w:r>
+      <w:r>
+        <w:t xml:space="preserve">, then select </w:t>
+      </w:r>
+      <w:r>
+        <w:rPr>
+          <w:b/>
+          <w:bCs/>
+        </w:rPr>
+        <w:t>Create document record</w:t>
+      </w:r>
+      <w:r>
+        <w:t>. The document ID (e.g. DOC-0025) is generated.</w:t>
+      </w:r>
+    </w:p>
+    <w:p>
+      <w:pPr>
+        <w:pStyle w:val="ListParagraph"/>
+        <w:numPr>
+          <w:ilvl w:val="0"/>
+          <w:numId w:val="6"/>
+        </w:numPr>
+        <w:spacing w:after="80" w:line="276" w:lineRule="auto"/>
+      </w:pPr>
+      <w:r>
+        <w:t xml:space="preserve">Then attach the source file (below). If AI drafting is on, ticking </w:t>
+      </w:r>
+      <w:r>
+        <w:rPr>
+          <w:b/>
+          <w:bCs/>
+        </w:rPr>
+        <w:t>Start Auto-fill as soon as the file is uploaded</w:t>
+      </w:r>
+      <w:r>
+        <w:t xml:space="preserve"> sends you straight to the draft.</w:t>
+      </w:r>
+    </w:p>
+    <w:p>
+      <w:pPr>
+        <w:spacing w:after="80"/>
+      </w:pPr>
+    </w:p>
+    <w:p>
+      <w:pPr>
+        <w:pStyle w:val="Heading2"/>
+      </w:pPr>
+      <w:bookmarkStart w:id="11" w:name="_Toc240773544"/>
+      <w:r>
+        <w:t>4.4 Correcting a record's details</w:t>
+      </w:r>
+      <w:bookmarkEnd w:id="11"/>
+    </w:p>
+    <w:p>
+      <w:pPr>
+        <w:pStyle w:val="ListParagraph"/>
+        <w:numPr>
+          <w:ilvl w:val="0"/>
+          <w:numId w:val="7"/>
+        </w:numPr>
+        <w:spacing w:after="80" w:line="276" w:lineRule="auto"/>
+      </w:pPr>
+      <w:r>
+        <w:t xml:space="preserve">Open the record. Under </w:t>
+      </w:r>
+      <w:r>
+        <w:rPr>
+          <w:b/>
+          <w:bCs/>
+        </w:rPr>
+        <w:t>Record details</w:t>
+      </w:r>
+      <w:r>
+        <w:t xml:space="preserve"> you can edit the title, author, publication or event date, source URL or reference, geographic scope, value chain and document type.</w:t>
       </w:r>
     </w:p>
     <w:p>
@@ -3753,10 +4373,10 @@
           <w:noProof/>
         </w:rPr>
         <w:drawing>
-          <wp:inline distT="0" distB="0" distL="0" distR="0" wp14:anchorId="06814DF0" wp14:editId="2997944E">
-            <wp:extent cx="5334000" cy="819150"/>
+          <wp:inline distT="0" distB="0" distL="0" distR="0">
+            <wp:extent cx="5334000" cy="2038350"/>
             <wp:effectExtent l="0" t="0" r="0" b="0"/>
-            <wp:docPr id="6" name="doc_source_file.jpg" descr="Source file: the file name, size and date, with Remove file beside it." title="Source file: the file name, size and date, with Remove file beside it."/>
+            <wp:docPr id="6" name="doc_record_details.jpg" descr="Record details: the details the AI filled in, ready to check." title="Record details: the details the AI filled in, ready to check."/>
             <wp:cNvGraphicFramePr>
               <a:graphicFrameLocks xmlns:a="http://schemas.openxmlformats.org/drawingml/2006/main" noChangeAspect="1"/>
             </wp:cNvGraphicFramePr>
@@ -3779,7 +4399,7 @@
                   <pic:spPr bwMode="auto">
                     <a:xfrm>
                       <a:off x="0" y="0"/>
-                      <a:ext cx="5334000" cy="819150"/>
+                      <a:ext cx="5334000" cy="2038350"/>
                     </a:xfrm>
                     <a:prstGeom prst="rect">
                       <a:avLst/>
@@ -3815,152 +4435,8 @@
           <w:sz w:val="17"/>
           <w:szCs w:val="17"/>
         </w:rPr>
-        <w:t>Source file: the file name, size and date, with Remove file beside it.</w:t>
-      </w:r>
-    </w:p>
-    <w:p>
-      <w:pPr>
-        <w:pStyle w:val="ListParagraph"/>
-        <w:numPr>
-          <w:ilvl w:val="0"/>
-          <w:numId w:val="6"/>
-        </w:numPr>
-        <w:spacing w:after="80" w:line="276" w:lineRule="auto"/>
-      </w:pPr>
-      <w:r>
-        <w:t xml:space="preserve">A bar shows how much of the file has been sent. A large file on a slow connection can take a minute or two: wait until it says </w:t>
-      </w:r>
-      <w:r>
-        <w:rPr>
-          <w:b/>
-          <w:bCs/>
-        </w:rPr>
-        <w:t>Saving…</w:t>
-      </w:r>
-      <w:r>
-        <w:t xml:space="preserve"> and the file name appears.</w:t>
-      </w:r>
-    </w:p>
-    <w:p>
-      <w:pPr>
-        <w:pStyle w:val="ListParagraph"/>
-        <w:numPr>
-          <w:ilvl w:val="0"/>
-          <w:numId w:val="6"/>
-        </w:numPr>
-        <w:spacing w:after="80" w:line="276" w:lineRule="auto"/>
-      </w:pPr>
-      <w:r>
-        <w:t xml:space="preserve">Attached the wrong one? Select the red </w:t>
-      </w:r>
-      <w:r>
-        <w:rPr>
-          <w:b/>
-          <w:bCs/>
-        </w:rPr>
-        <w:t>Remove file</w:t>
-      </w:r>
-      <w:r>
-        <w:t xml:space="preserve"> link beside the file name and confirm. The file is deleted from the server and the record says “No file uploaded yet”. Then choose the right file.</w:t>
-      </w:r>
-    </w:p>
-    <w:p>
-      <w:pPr>
-        <w:pStyle w:val="ListParagraph"/>
-        <w:numPr>
-          <w:ilvl w:val="0"/>
-          <w:numId w:val="6"/>
-        </w:numPr>
-        <w:spacing w:after="80" w:line="276" w:lineRule="auto"/>
-      </w:pPr>
-      <w:r>
-        <w:t>Choosing another file straight away also replaces the old one.</w:t>
-      </w:r>
-    </w:p>
-    <w:p>
-      <w:pPr>
-        <w:spacing w:after="80"/>
-      </w:pPr>
-    </w:p>
-    <w:tbl>
-      <w:tblPr>
-        <w:tblW w:w="9412" w:type="dxa"/>
-        <w:tblBorders>
-          <w:top w:val="single" w:sz="2" w:space="0" w:color="EAF2FA"/>
-          <w:left w:val="single" w:sz="24" w:space="0" w:color="2A6FB0"/>
-          <w:bottom w:val="single" w:sz="2" w:space="0" w:color="EAF2FA"/>
-          <w:right w:val="single" w:sz="2" w:space="0" w:color="EAF2FA"/>
-          <w:insideH w:val="single" w:sz="4" w:space="0" w:color="EAF2FA"/>
-          <w:insideV w:val="single" w:sz="4" w:space="0" w:color="EAF2FA"/>
-        </w:tblBorders>
-        <w:tblCellMar>
-          <w:left w:w="10" w:type="dxa"/>
-          <w:right w:w="10" w:type="dxa"/>
-        </w:tblCellMar>
-        <w:tblLook w:val="04A0" w:firstRow="1" w:lastRow="0" w:firstColumn="1" w:lastColumn="0" w:noHBand="0" w:noVBand="1"/>
-      </w:tblPr>
-      <w:tblGrid>
-        <w:gridCol w:w="9412"/>
-      </w:tblGrid>
-      <w:tr>
-        <w:tblPrEx>
-          <w:tblCellMar>
-            <w:top w:w="0" w:type="dxa"/>
-            <w:bottom w:w="0" w:type="dxa"/>
-          </w:tblCellMar>
-        </w:tblPrEx>
-        <w:trPr>
-          <w:cantSplit/>
-        </w:trPr>
-        <w:tc>
-          <w:tcPr>
-            <w:tcW w:w="9412" w:type="dxa"/>
-            <w:shd w:val="clear" w:color="auto" w:fill="EAF2FA"/>
-            <w:tcMar>
-              <w:top w:w="100" w:type="dxa"/>
-              <w:left w:w="180" w:type="dxa"/>
-              <w:bottom w:w="100" w:type="dxa"/>
-              <w:right w:w="160" w:type="dxa"/>
-            </w:tcMar>
-          </w:tcPr>
-          <w:p>
-            <w:pPr>
-              <w:spacing w:after="40"/>
-            </w:pPr>
-            <w:r>
-              <w:rPr>
-                <w:b/>
-                <w:bCs/>
-                <w:sz w:val="20"/>
-                <w:szCs w:val="20"/>
-              </w:rPr>
-              <w:t>What goes with a removed file</w:t>
-            </w:r>
-          </w:p>
-          <w:p>
-            <w:pPr>
-              <w:spacing w:after="40" w:line="264" w:lineRule="auto"/>
-            </w:pPr>
-            <w:r>
-              <w:rPr>
-                <w:sz w:val="19"/>
-                <w:szCs w:val="19"/>
-              </w:rPr>
-              <w:t>An AI draft (see below) made from the removed or replaced file is discarded too, so a draft of the wrong document can never be reviewed and submitted for the right one. A draft that has already been submitted to KoboToolbox is kept as the record of what was filed. Removals are recorded in the audit log with the file name.</w:t>
-            </w:r>
-          </w:p>
-        </w:tc>
-      </w:tr>
-    </w:tbl>
-    <w:p>
-      <w:pPr>
-        <w:pStyle w:val="Heading2"/>
-      </w:pPr>
-      <w:bookmarkStart w:id="11" w:name="_Toc240767997"/>
-      <w:r>
-        <w:t>4.4 Assessing and including a document</w:t>
-      </w:r>
-      <w:bookmarkEnd w:id="11"/>
+        <w:t>Record details: the details the AI filled in, ready to check.</w:t>
+      </w:r>
     </w:p>
     <w:p>
       <w:pPr>
@@ -3972,27 +4448,65 @@
         <w:spacing w:after="80" w:line="276" w:lineRule="auto"/>
       </w:pPr>
       <w:r>
-        <w:t xml:space="preserve">In </w:t>
+        <w:t xml:space="preserve">Select </w:t>
       </w:r>
       <w:r>
         <w:rPr>
           <w:b/>
           <w:bCs/>
         </w:rPr>
-        <w:t>Documents</w:t>
-      </w:r>
-      <w:r>
-        <w:t xml:space="preserve">, select </w:t>
+        <w:t>Save details</w:t>
+      </w:r>
+      <w:r>
+        <w:t>. The details appear in the coding form's Section A: on the review screen they show in grey, and the corrected values are the ones submitted to KoboToolbox.</w:t>
+      </w:r>
+    </w:p>
+    <w:p>
+      <w:pPr>
+        <w:spacing w:after="80"/>
+      </w:pPr>
+    </w:p>
+    <w:p>
+      <w:pPr>
+        <w:pStyle w:val="Heading2"/>
+      </w:pPr>
+      <w:bookmarkStart w:id="12" w:name="_Toc240773545"/>
+      <w:r>
+        <w:t>4.5 Attaching the source file, and removing a wrong one</w:t>
+      </w:r>
+      <w:bookmarkEnd w:id="12"/>
+    </w:p>
+    <w:p>
+      <w:pPr>
+        <w:pStyle w:val="ListParagraph"/>
+        <w:numPr>
+          <w:ilvl w:val="0"/>
+          <w:numId w:val="8"/>
+        </w:numPr>
+        <w:spacing w:after="80" w:line="276" w:lineRule="auto"/>
+      </w:pPr>
+      <w:r>
+        <w:t xml:space="preserve">On the document's page, under </w:t>
       </w:r>
       <w:r>
         <w:rPr>
           <w:b/>
           <w:bCs/>
         </w:rPr>
-        <w:t>Manage</w:t>
-      </w:r>
-      <w:r>
-        <w:t xml:space="preserve"> on the record.</w:t>
+        <w:t>Source file</w:t>
+      </w:r>
+      <w:r>
+        <w:t xml:space="preserve">, select </w:t>
+      </w:r>
+      <w:r>
+        <w:rPr>
+          <w:b/>
+          <w:bCs/>
+        </w:rPr>
+        <w:t>Choose File</w:t>
+      </w:r>
+      <w:r>
+        <w:t xml:space="preserve"> and pick the source: a PDF, a scan or photo (JPG or PNG), a Word (.docx) or Excel (.xlsx) file, or a text or CSV file. Audio and video can be attached as a reference. The limit is 20 MB. The file is stored privately on the server.</w:t>
       </w:r>
     </w:p>
     <w:p>
@@ -4005,12 +4519,11 @@
         <w:rPr>
           <w:noProof/>
         </w:rPr>
-        <w:lastRenderedPageBreak/>
         <w:drawing>
-          <wp:inline distT="0" distB="0" distL="0" distR="0" wp14:anchorId="37214A99" wp14:editId="1337A42E">
-            <wp:extent cx="5334000" cy="3333750"/>
+          <wp:inline distT="0" distB="0" distL="0" distR="0">
+            <wp:extent cx="5334000" cy="952500"/>
             <wp:effectExtent l="0" t="0" r="0" b="0"/>
-            <wp:docPr id="7" name="doc_register.jpg" descr="Documentary Evidence Corpus." title="Documentary Evidence Corpus."/>
+            <wp:docPr id="7" name="doc_source_file.jpg" descr="Source file: the file name, size and date, with Remove file beside it." title="Source file: the file name, size and date, with Remove file beside it."/>
             <wp:cNvGraphicFramePr>
               <a:graphicFrameLocks xmlns:a="http://schemas.openxmlformats.org/drawingml/2006/main" noChangeAspect="1"/>
             </wp:cNvGraphicFramePr>
@@ -4033,7 +4546,7 @@
                   <pic:spPr bwMode="auto">
                     <a:xfrm>
                       <a:off x="0" y="0"/>
-                      <a:ext cx="5334000" cy="3333750"/>
+                      <a:ext cx="5334000" cy="952500"/>
                     </a:xfrm>
                     <a:prstGeom prst="rect">
                       <a:avLst/>
@@ -4069,7 +4582,7 @@
           <w:sz w:val="17"/>
           <w:szCs w:val="17"/>
         </w:rPr>
-        <w:t>Documentary Evidence Corpus.</w:t>
+        <w:t>Source file: the file name, size and date, with Remove file beside it.</w:t>
       </w:r>
     </w:p>
     <w:p>
@@ -4077,32 +4590,186 @@
         <w:pStyle w:val="ListParagraph"/>
         <w:numPr>
           <w:ilvl w:val="0"/>
-          <w:numId w:val="7"/>
+          <w:numId w:val="8"/>
         </w:numPr>
         <w:spacing w:after="80" w:line="276" w:lineRule="auto"/>
       </w:pPr>
       <w:r>
-        <w:t xml:space="preserve">Assess authenticity: select </w:t>
+        <w:t xml:space="preserve">A bar shows how much of the file has been sent. A large file on a slow connection can take a minute or two: wait until it says </w:t>
       </w:r>
       <w:r>
         <w:rPr>
           <w:b/>
           <w:bCs/>
         </w:rPr>
-        <w:t>Mark verified</w:t>
-      </w:r>
-      <w:r>
-        <w:t xml:space="preserve"> or </w:t>
+        <w:t>Saving…</w:t>
+      </w:r>
+      <w:r>
+        <w:t xml:space="preserve"> and the file name appears. If </w:t>
       </w:r>
       <w:r>
         <w:rPr>
           <w:b/>
           <w:bCs/>
         </w:rPr>
-        <w:t>Mark disputed</w:t>
-      </w:r>
-      <w:r>
-        <w:t>.</w:t>
+        <w:t>Start Auto-fill as soon as the file is uploaded</w:t>
+      </w:r>
+      <w:r>
+        <w:t xml:space="preserve"> is ticked (it is by default), the review screen then opens and the AI starts reading.</w:t>
+      </w:r>
+    </w:p>
+    <w:p>
+      <w:pPr>
+        <w:pStyle w:val="ListParagraph"/>
+        <w:numPr>
+          <w:ilvl w:val="0"/>
+          <w:numId w:val="8"/>
+        </w:numPr>
+        <w:spacing w:after="80" w:line="276" w:lineRule="auto"/>
+      </w:pPr>
+      <w:r>
+        <w:t xml:space="preserve">Attached the wrong one? Select the red </w:t>
+      </w:r>
+      <w:r>
+        <w:rPr>
+          <w:b/>
+          <w:bCs/>
+        </w:rPr>
+        <w:t>Remove file</w:t>
+      </w:r>
+      <w:r>
+        <w:t xml:space="preserve"> link beside the file name and confirm. The file is deleted from the server and the record says “No file uploaded yet”. Then choose the right file.</w:t>
+      </w:r>
+    </w:p>
+    <w:p>
+      <w:pPr>
+        <w:pStyle w:val="ListParagraph"/>
+        <w:numPr>
+          <w:ilvl w:val="0"/>
+          <w:numId w:val="8"/>
+        </w:numPr>
+        <w:spacing w:after="80" w:line="276" w:lineRule="auto"/>
+      </w:pPr>
+      <w:r>
+        <w:t>Choosing another file straight away also replaces the old one.</w:t>
+      </w:r>
+    </w:p>
+    <w:p>
+      <w:pPr>
+        <w:spacing w:after="80"/>
+      </w:pPr>
+    </w:p>
+    <w:tbl>
+      <w:tblPr>
+        <w:tblW w:w="9412" w:type="dxa"/>
+        <w:tblBorders>
+          <w:top w:val="single" w:sz="2" w:space="0" w:color="EAF2FA"/>
+          <w:left w:val="single" w:sz="24" w:space="0" w:color="2A6FB0"/>
+          <w:bottom w:val="single" w:sz="2" w:space="0" w:color="EAF2FA"/>
+          <w:right w:val="single" w:sz="2" w:space="0" w:color="EAF2FA"/>
+          <w:insideH w:val="single" w:sz="4" w:space="0" w:color="EAF2FA"/>
+          <w:insideV w:val="single" w:sz="4" w:space="0" w:color="EAF2FA"/>
+        </w:tblBorders>
+        <w:tblCellMar>
+          <w:left w:w="10" w:type="dxa"/>
+          <w:right w:w="10" w:type="dxa"/>
+        </w:tblCellMar>
+        <w:tblLook w:val="0000" w:firstRow="0" w:lastRow="0" w:firstColumn="0" w:lastColumn="0" w:noHBand="0" w:noVBand="0"/>
+      </w:tblPr>
+      <w:tblGrid>
+        <w:gridCol w:w="9412"/>
+      </w:tblGrid>
+      <w:tr>
+        <w:tblPrEx>
+          <w:tblCellMar>
+            <w:top w:w="0" w:type="dxa"/>
+            <w:bottom w:w="0" w:type="dxa"/>
+          </w:tblCellMar>
+        </w:tblPrEx>
+        <w:trPr>
+          <w:cantSplit/>
+        </w:trPr>
+        <w:tc>
+          <w:tcPr>
+            <w:tcW w:w="9412" w:type="dxa"/>
+            <w:shd w:val="clear" w:color="auto" w:fill="EAF2FA"/>
+            <w:tcMar>
+              <w:top w:w="100" w:type="dxa"/>
+              <w:left w:w="180" w:type="dxa"/>
+              <w:bottom w:w="100" w:type="dxa"/>
+              <w:right w:w="160" w:type="dxa"/>
+            </w:tcMar>
+          </w:tcPr>
+          <w:p>
+            <w:pPr>
+              <w:spacing w:after="40"/>
+            </w:pPr>
+            <w:r>
+              <w:rPr>
+                <w:b/>
+                <w:bCs/>
+                <w:sz w:val="20"/>
+                <w:szCs w:val="20"/>
+              </w:rPr>
+              <w:t>What goes with a removed file</w:t>
+            </w:r>
+          </w:p>
+          <w:p>
+            <w:pPr>
+              <w:spacing w:after="40" w:line="264" w:lineRule="auto"/>
+            </w:pPr>
+            <w:r>
+              <w:rPr>
+                <w:sz w:val="19"/>
+                <w:szCs w:val="19"/>
+              </w:rPr>
+              <w:t>An AI draft (see below) made from the removed or replaced file is discarded too, so a draft of the wrong document can never be reviewed and submitted for the right one. A draft that has already been submitted to KoboToolbox is kept as the record of what was filed. Removals are recorded in the audit log with the file name.</w:t>
+            </w:r>
+          </w:p>
+        </w:tc>
+      </w:tr>
+    </w:tbl>
+    <w:p>
+      <w:pPr>
+        <w:pStyle w:val="Heading2"/>
+      </w:pPr>
+      <w:bookmarkStart w:id="13" w:name="_Toc240773546"/>
+      <w:r>
+        <w:t>4.6 Assessing and including a document</w:t>
+      </w:r>
+      <w:bookmarkEnd w:id="13"/>
+    </w:p>
+    <w:p>
+      <w:pPr>
+        <w:pStyle w:val="ListParagraph"/>
+        <w:numPr>
+          <w:ilvl w:val="0"/>
+          <w:numId w:val="9"/>
+        </w:numPr>
+        <w:spacing w:after="80" w:line="276" w:lineRule="auto"/>
+      </w:pPr>
+      <w:r>
+        <w:t xml:space="preserve">In </w:t>
+      </w:r>
+      <w:r>
+        <w:rPr>
+          <w:b/>
+          <w:bCs/>
+        </w:rPr>
+        <w:t>Documents</w:t>
+      </w:r>
+      <w:r>
+        <w:t xml:space="preserve">, select </w:t>
+      </w:r>
+      <w:r>
+        <w:rPr>
+          <w:b/>
+          <w:bCs/>
+        </w:rPr>
+        <w:t>Manage</w:t>
+      </w:r>
+      <w:r>
+        <w:t xml:space="preserve"> on the record.</w:t>
       </w:r>
     </w:p>
     <w:p>
@@ -4116,10 +4783,10 @@
           <w:noProof/>
         </w:rPr>
         <w:drawing>
-          <wp:inline distT="0" distB="0" distL="0" distR="0" wp14:anchorId="58A22EF5" wp14:editId="60F05A53">
-            <wp:extent cx="5334000" cy="3419475"/>
+          <wp:inline distT="0" distB="0" distL="0" distR="0">
+            <wp:extent cx="5334000" cy="3333750"/>
             <wp:effectExtent l="0" t="0" r="0" b="0"/>
-            <wp:docPr id="8" name="doc_detail.jpg" descr="Document record: authenticity, QA status, memo and coding form." title="Document record: authenticity, QA status, memo and coding form."/>
+            <wp:docPr id="8" name="doc_register.jpg" descr="Documentary Evidence Corpus." title="Documentary Evidence Corpus."/>
             <wp:cNvGraphicFramePr>
               <a:graphicFrameLocks xmlns:a="http://schemas.openxmlformats.org/drawingml/2006/main" noChangeAspect="1"/>
             </wp:cNvGraphicFramePr>
@@ -4142,7 +4809,7 @@
                   <pic:spPr bwMode="auto">
                     <a:xfrm>
                       <a:off x="0" y="0"/>
-                      <a:ext cx="5334000" cy="3419475"/>
+                      <a:ext cx="5334000" cy="3333750"/>
                     </a:xfrm>
                     <a:prstGeom prst="rect">
                       <a:avLst/>
@@ -4178,7 +4845,7 @@
           <w:sz w:val="17"/>
           <w:szCs w:val="17"/>
         </w:rPr>
-        <w:t>Document record: authenticity, QA status, memo and coding form.</w:t>
+        <w:t>Documentary Evidence Corpus.</w:t>
       </w:r>
     </w:p>
     <w:p>
@@ -4186,19 +4853,19 @@
         <w:pStyle w:val="ListParagraph"/>
         <w:numPr>
           <w:ilvl w:val="0"/>
-          <w:numId w:val="7"/>
+          <w:numId w:val="9"/>
         </w:numPr>
         <w:spacing w:after="80" w:line="276" w:lineRule="auto"/>
       </w:pPr>
       <w:r>
-        <w:t xml:space="preserve">Set the QA status: </w:t>
+        <w:t xml:space="preserve">Assess authenticity: select </w:t>
       </w:r>
       <w:r>
         <w:rPr>
           <w:b/>
           <w:bCs/>
         </w:rPr>
-        <w:t>Include</w:t>
+        <w:t>Mark verified</w:t>
       </w:r>
       <w:r>
         <w:t xml:space="preserve"> or </w:t>
@@ -4208,384 +4875,11 @@
           <w:b/>
           <w:bCs/>
         </w:rPr>
-        <w:t>Exclude</w:t>
-      </w:r>
-      <w:r>
-        <w:t>. A document cannot be included until authenticity has been assessed.</w:t>
-      </w:r>
-    </w:p>
-    <w:p>
-      <w:pPr>
-        <w:pStyle w:val="ListParagraph"/>
-        <w:numPr>
-          <w:ilvl w:val="0"/>
-          <w:numId w:val="7"/>
-        </w:numPr>
-        <w:spacing w:after="80" w:line="276" w:lineRule="auto"/>
-      </w:pPr>
-      <w:r>
-        <w:t xml:space="preserve">Write the </w:t>
-      </w:r>
-      <w:r>
-        <w:rPr>
-          <w:b/>
-          <w:bCs/>
-        </w:rPr>
-        <w:t>Interpretive memo</w:t>
-      </w:r>
-      <w:r>
-        <w:t xml:space="preserve"> (dispute reasons, interpretation notes) and select </w:t>
-      </w:r>
-      <w:r>
-        <w:rPr>
-          <w:b/>
-          <w:bCs/>
-        </w:rPr>
-        <w:t>Save memo</w:t>
+        <w:t>Mark disputed</w:t>
       </w:r>
       <w:r>
         <w:t>.</w:t>
       </w:r>
-    </w:p>
-    <w:p>
-      <w:pPr>
-        <w:pStyle w:val="ListParagraph"/>
-        <w:numPr>
-          <w:ilvl w:val="0"/>
-          <w:numId w:val="7"/>
-        </w:numPr>
-        <w:spacing w:after="80" w:line="276" w:lineRule="auto"/>
-      </w:pPr>
-      <w:r>
-        <w:t xml:space="preserve">Code the document (next two sections). The completed form's PDF then appears on the record, under </w:t>
-      </w:r>
-      <w:r>
-        <w:rPr>
-          <w:b/>
-          <w:bCs/>
-        </w:rPr>
-        <w:t>Completed coding form (KoboToolbox)</w:t>
-      </w:r>
-      <w:r>
-        <w:t>.</w:t>
-      </w:r>
-    </w:p>
-    <w:p>
-      <w:pPr>
-        <w:spacing w:after="80"/>
-      </w:pPr>
-    </w:p>
-    <w:p>
-      <w:pPr>
-        <w:pStyle w:val="Heading2"/>
-      </w:pPr>
-      <w:bookmarkStart w:id="12" w:name="_Toc240767998"/>
-      <w:r>
-        <w:lastRenderedPageBreak/>
-        <w:t>4.5 Coding a document: two ways</w:t>
-      </w:r>
-      <w:bookmarkEnd w:id="12"/>
-    </w:p>
-    <w:p>
-      <w:pPr>
-        <w:spacing w:after="120" w:line="288" w:lineRule="auto"/>
-      </w:pPr>
-      <w:r>
-        <w:t xml:space="preserve">The </w:t>
-      </w:r>
-      <w:r>
-        <w:rPr>
-          <w:b/>
-          <w:bCs/>
-        </w:rPr>
-        <w:t>Coding</w:t>
-      </w:r>
-      <w:r>
-        <w:t xml:space="preserve"> panel offers two buttons for the Document, Digital Platform &amp; Media Analysis Tool:</w:t>
-      </w:r>
-    </w:p>
-    <w:tbl>
-      <w:tblPr>
-        <w:tblW w:w="9412" w:type="dxa"/>
-        <w:tblBorders>
-          <w:top w:val="single" w:sz="4" w:space="0" w:color="D5DAE0"/>
-          <w:left w:val="single" w:sz="4" w:space="0" w:color="D5DAE0"/>
-          <w:bottom w:val="single" w:sz="4" w:space="0" w:color="D5DAE0"/>
-          <w:right w:val="single" w:sz="4" w:space="0" w:color="D5DAE0"/>
-          <w:insideH w:val="single" w:sz="4" w:space="0" w:color="D5DAE0"/>
-          <w:insideV w:val="single" w:sz="4" w:space="0" w:color="D5DAE0"/>
-        </w:tblBorders>
-        <w:tblCellMar>
-          <w:left w:w="10" w:type="dxa"/>
-          <w:right w:w="10" w:type="dxa"/>
-        </w:tblCellMar>
-        <w:tblLook w:val="04A0" w:firstRow="1" w:lastRow="0" w:firstColumn="1" w:lastColumn="0" w:noHBand="0" w:noVBand="1"/>
-      </w:tblPr>
-      <w:tblGrid>
-        <w:gridCol w:w="1882"/>
-        <w:gridCol w:w="4706"/>
-        <w:gridCol w:w="2824"/>
-      </w:tblGrid>
-      <w:tr>
-        <w:tblPrEx>
-          <w:tblCellMar>
-            <w:top w:w="0" w:type="dxa"/>
-            <w:bottom w:w="0" w:type="dxa"/>
-          </w:tblCellMar>
-        </w:tblPrEx>
-        <w:trPr>
-          <w:tblHeader/>
-        </w:trPr>
-        <w:tc>
-          <w:tcPr>
-            <w:tcW w:w="1882" w:type="dxa"/>
-            <w:shd w:val="clear" w:color="auto" w:fill="1B3350"/>
-            <w:tcMar>
-              <w:top w:w="70" w:type="dxa"/>
-              <w:left w:w="110" w:type="dxa"/>
-              <w:bottom w:w="70" w:type="dxa"/>
-              <w:right w:w="110" w:type="dxa"/>
-            </w:tcMar>
-          </w:tcPr>
-          <w:p>
-            <w:pPr>
-              <w:spacing w:after="40"/>
-            </w:pPr>
-            <w:r>
-              <w:rPr>
-                <w:b/>
-                <w:bCs/>
-                <w:color w:val="FFFFFF"/>
-                <w:sz w:val="19"/>
-                <w:szCs w:val="19"/>
-              </w:rPr>
-              <w:t>Button</w:t>
-            </w:r>
-          </w:p>
-        </w:tc>
-        <w:tc>
-          <w:tcPr>
-            <w:tcW w:w="4706" w:type="dxa"/>
-            <w:shd w:val="clear" w:color="auto" w:fill="1B3350"/>
-            <w:tcMar>
-              <w:top w:w="70" w:type="dxa"/>
-              <w:left w:w="110" w:type="dxa"/>
-              <w:bottom w:w="70" w:type="dxa"/>
-              <w:right w:w="110" w:type="dxa"/>
-            </w:tcMar>
-          </w:tcPr>
-          <w:p>
-            <w:pPr>
-              <w:spacing w:after="40"/>
-            </w:pPr>
-            <w:r>
-              <w:rPr>
-                <w:b/>
-                <w:bCs/>
-                <w:color w:val="FFFFFF"/>
-                <w:sz w:val="19"/>
-                <w:szCs w:val="19"/>
-              </w:rPr>
-              <w:t>What it does</w:t>
-            </w:r>
-          </w:p>
-        </w:tc>
-        <w:tc>
-          <w:tcPr>
-            <w:tcW w:w="2824" w:type="dxa"/>
-            <w:shd w:val="clear" w:color="auto" w:fill="1B3350"/>
-            <w:tcMar>
-              <w:top w:w="70" w:type="dxa"/>
-              <w:left w:w="110" w:type="dxa"/>
-              <w:bottom w:w="70" w:type="dxa"/>
-              <w:right w:w="110" w:type="dxa"/>
-            </w:tcMar>
-          </w:tcPr>
-          <w:p>
-            <w:pPr>
-              <w:spacing w:after="40"/>
-            </w:pPr>
-            <w:r>
-              <w:rPr>
-                <w:b/>
-                <w:bCs/>
-                <w:color w:val="FFFFFF"/>
-                <w:sz w:val="19"/>
-                <w:szCs w:val="19"/>
-              </w:rPr>
-              <w:t>Use it when</w:t>
-            </w:r>
-          </w:p>
-        </w:tc>
-      </w:tr>
-      <w:tr>
-        <w:tblPrEx>
-          <w:tblCellMar>
-            <w:top w:w="0" w:type="dxa"/>
-            <w:bottom w:w="0" w:type="dxa"/>
-          </w:tblCellMar>
-        </w:tblPrEx>
-        <w:trPr>
-          <w:cantSplit/>
-        </w:trPr>
-        <w:tc>
-          <w:tcPr>
-            <w:tcW w:w="1882" w:type="dxa"/>
-            <w:tcMar>
-              <w:top w:w="70" w:type="dxa"/>
-              <w:left w:w="110" w:type="dxa"/>
-              <w:bottom w:w="70" w:type="dxa"/>
-              <w:right w:w="110" w:type="dxa"/>
-            </w:tcMar>
-          </w:tcPr>
-          <w:p>
-            <w:pPr>
-              <w:spacing w:after="40"/>
-            </w:pPr>
-            <w:r>
-              <w:rPr>
-                <w:sz w:val="19"/>
-                <w:szCs w:val="19"/>
-              </w:rPr>
-              <w:t>Code this document</w:t>
-            </w:r>
-          </w:p>
-        </w:tc>
-        <w:tc>
-          <w:tcPr>
-            <w:tcW w:w="4706" w:type="dxa"/>
-            <w:tcMar>
-              <w:top w:w="70" w:type="dxa"/>
-              <w:left w:w="110" w:type="dxa"/>
-              <w:bottom w:w="70" w:type="dxa"/>
-              <w:right w:w="110" w:type="dxa"/>
-            </w:tcMar>
-          </w:tcPr>
-          <w:p>
-            <w:pPr>
-              <w:spacing w:after="40"/>
-            </w:pPr>
-            <w:r>
-              <w:rPr>
-                <w:sz w:val="19"/>
-                <w:szCs w:val="19"/>
-              </w:rPr>
-              <w:t>Opens the KoboToolbox Document Analysis Tool with the DOC ID, title, author, date and source already filled in. You answer every other question yourself.</w:t>
-            </w:r>
-          </w:p>
-        </w:tc>
-        <w:tc>
-          <w:tcPr>
-            <w:tcW w:w="2824" w:type="dxa"/>
-            <w:tcMar>
-              <w:top w:w="70" w:type="dxa"/>
-              <w:left w:w="110" w:type="dxa"/>
-              <w:bottom w:w="70" w:type="dxa"/>
-              <w:right w:w="110" w:type="dxa"/>
-            </w:tcMar>
-          </w:tcPr>
-          <w:p>
-            <w:pPr>
-              <w:spacing w:after="40"/>
-            </w:pPr>
-            <w:r>
-              <w:rPr>
-                <w:sz w:val="19"/>
-                <w:szCs w:val="19"/>
-              </w:rPr>
-              <w:t>You code by hand, or the source cannot be read by the AI.</w:t>
-            </w:r>
-          </w:p>
-        </w:tc>
-      </w:tr>
-      <w:tr>
-        <w:tblPrEx>
-          <w:tblCellMar>
-            <w:top w:w="0" w:type="dxa"/>
-            <w:bottom w:w="0" w:type="dxa"/>
-          </w:tblCellMar>
-        </w:tblPrEx>
-        <w:trPr>
-          <w:cantSplit/>
-        </w:trPr>
-        <w:tc>
-          <w:tcPr>
-            <w:tcW w:w="1882" w:type="dxa"/>
-            <w:shd w:val="clear" w:color="auto" w:fill="F8FAFB"/>
-            <w:tcMar>
-              <w:top w:w="70" w:type="dxa"/>
-              <w:left w:w="110" w:type="dxa"/>
-              <w:bottom w:w="70" w:type="dxa"/>
-              <w:right w:w="110" w:type="dxa"/>
-            </w:tcMar>
-          </w:tcPr>
-          <w:p>
-            <w:pPr>
-              <w:spacing w:after="40"/>
-            </w:pPr>
-            <w:r>
-              <w:rPr>
-                <w:sz w:val="19"/>
-                <w:szCs w:val="19"/>
-              </w:rPr>
-              <w:t>Auto-fill</w:t>
-            </w:r>
-          </w:p>
-        </w:tc>
-        <w:tc>
-          <w:tcPr>
-            <w:tcW w:w="4706" w:type="dxa"/>
-            <w:shd w:val="clear" w:color="auto" w:fill="F8FAFB"/>
-            <w:tcMar>
-              <w:top w:w="70" w:type="dxa"/>
-              <w:left w:w="110" w:type="dxa"/>
-              <w:bottom w:w="70" w:type="dxa"/>
-              <w:right w:w="110" w:type="dxa"/>
-            </w:tcMar>
-          </w:tcPr>
-          <w:p>
-            <w:pPr>
-              <w:spacing w:after="40"/>
-            </w:pPr>
-            <w:r>
-              <w:rPr>
-                <w:sz w:val="19"/>
-                <w:szCs w:val="19"/>
-              </w:rPr>
-              <w:t>Has the AI read the uploaded source file and draft answers to the whole form. You review, edit and submit.</w:t>
-            </w:r>
-          </w:p>
-        </w:tc>
-        <w:tc>
-          <w:tcPr>
-            <w:tcW w:w="2824" w:type="dxa"/>
-            <w:shd w:val="clear" w:color="auto" w:fill="F8FAFB"/>
-            <w:tcMar>
-              <w:top w:w="70" w:type="dxa"/>
-              <w:left w:w="110" w:type="dxa"/>
-              <w:bottom w:w="70" w:type="dxa"/>
-              <w:right w:w="110" w:type="dxa"/>
-            </w:tcMar>
-          </w:tcPr>
-          <w:p>
-            <w:pPr>
-              <w:spacing w:after="40"/>
-            </w:pPr>
-            <w:r>
-              <w:rPr>
-                <w:sz w:val="19"/>
-                <w:szCs w:val="19"/>
-              </w:rPr>
-              <w:t>A source file is uploaded and you want a fast first draft. The button only appears once the administrator has switched AI drafting on.</w:t>
-            </w:r>
-          </w:p>
-        </w:tc>
-      </w:tr>
-    </w:tbl>
-    <w:p>
-      <w:pPr>
-        <w:spacing w:after="120"/>
-      </w:pPr>
     </w:p>
     <w:p>
       <w:pPr>
@@ -4597,11 +4891,12 @@
         <w:rPr>
           <w:noProof/>
         </w:rPr>
+        <w:lastRenderedPageBreak/>
         <w:drawing>
-          <wp:inline distT="0" distB="0" distL="0" distR="0" wp14:anchorId="7FC5FC83" wp14:editId="6975300A">
-            <wp:extent cx="5715000" cy="904875"/>
+          <wp:inline distT="0" distB="0" distL="0" distR="0">
+            <wp:extent cx="5334000" cy="3419475"/>
             <wp:effectExtent l="0" t="0" r="0" b="0"/>
-            <wp:docPr id="9" name="doc_coding_buttons.jpg" descr="The Coding panel: Code this document, and Auto-fill." title="The Coding panel: Code this document, and Auto-fill."/>
+            <wp:docPr id="9" name="doc_detail.jpg" descr="Document record: authenticity, QA status, memo and coding form." title="Document record: authenticity, QA status, memo and coding form."/>
             <wp:cNvGraphicFramePr>
               <a:graphicFrameLocks xmlns:a="http://schemas.openxmlformats.org/drawingml/2006/main" noChangeAspect="1"/>
             </wp:cNvGraphicFramePr>
@@ -4624,7 +4919,7 @@
                   <pic:spPr bwMode="auto">
                     <a:xfrm>
                       <a:off x="0" y="0"/>
-                      <a:ext cx="5715000" cy="904875"/>
+                      <a:ext cx="5334000" cy="3419475"/>
                     </a:xfrm>
                     <a:prstGeom prst="rect">
                       <a:avLst/>
@@ -4660,50 +4955,40 @@
           <w:sz w:val="17"/>
           <w:szCs w:val="17"/>
         </w:rPr>
-        <w:t>The Coding panel: Code this document, and Auto-fill.</w:t>
-      </w:r>
-    </w:p>
-    <w:p>
-      <w:pPr>
-        <w:pStyle w:val="Heading2"/>
-      </w:pPr>
-      <w:bookmarkStart w:id="13" w:name="_Toc240767999"/>
-      <w:r>
-        <w:t>4.6 Auto-fill: the AI drafts, you review</w:t>
-      </w:r>
-      <w:bookmarkEnd w:id="13"/>
+        <w:t>Document record: authenticity, QA status, memo and coding form.</w:t>
+      </w:r>
     </w:p>
     <w:p>
       <w:pPr>
         <w:pStyle w:val="ListParagraph"/>
         <w:numPr>
           <w:ilvl w:val="0"/>
-          <w:numId w:val="8"/>
+          <w:numId w:val="9"/>
         </w:numPr>
         <w:spacing w:after="80" w:line="276" w:lineRule="auto"/>
       </w:pPr>
       <w:r>
-        <w:t xml:space="preserve">Attach the source file (above). Select </w:t>
+        <w:t xml:space="preserve">Set the QA status: </w:t>
       </w:r>
       <w:r>
         <w:rPr>
           <w:b/>
           <w:bCs/>
         </w:rPr>
-        <w:t>Auto-fill</w:t>
-      </w:r>
-      <w:r>
-        <w:t xml:space="preserve"> in the </w:t>
+        <w:t>Include</w:t>
+      </w:r>
+      <w:r>
+        <w:t xml:space="preserve"> or </w:t>
       </w:r>
       <w:r>
         <w:rPr>
           <w:b/>
           <w:bCs/>
         </w:rPr>
-        <w:t>Coding</w:t>
-      </w:r>
-      <w:r>
-        <w:t xml:space="preserve"> panel; the review screen opens.</w:t>
+        <w:t>Exclude</w:t>
+      </w:r>
+      <w:r>
+        <w:t>. A document cannot be included until authenticity has been assessed.</w:t>
       </w:r>
     </w:p>
     <w:p>
@@ -4711,45 +4996,372 @@
         <w:pStyle w:val="ListParagraph"/>
         <w:numPr>
           <w:ilvl w:val="0"/>
-          <w:numId w:val="8"/>
+          <w:numId w:val="9"/>
         </w:numPr>
         <w:spacing w:after="80" w:line="276" w:lineRule="auto"/>
       </w:pPr>
       <w:r>
-        <w:t xml:space="preserve">If the file is a PDF of more than 100 pages, enter the </w:t>
+        <w:t xml:space="preserve">Write the </w:t>
       </w:r>
       <w:r>
         <w:rPr>
           <w:b/>
           <w:bCs/>
         </w:rPr>
-        <w:t>Pages to read</w:t>
-      </w:r>
-      <w:r>
-        <w:t xml:space="preserve">, for example </w:t>
-      </w:r>
-      <w:r>
-        <w:rPr>
-          <w:rFonts w:ascii="Consolas" w:eastAsia="Consolas" w:hAnsi="Consolas" w:cs="Consolas"/>
-          <w:color w:val="122238"/>
-          <w:sz w:val="19"/>
-          <w:szCs w:val="19"/>
-        </w:rPr>
-        <w:t>10-90</w:t>
-      </w:r>
-      <w:r>
-        <w:t xml:space="preserve">. The AI reads up to 100 pages at a time, so either choose the pages that make up this evidence unit, such as one chapter, or tick </w:t>
+        <w:t>Interpretive memo</w:t>
+      </w:r>
+      <w:r>
+        <w:t xml:space="preserve"> (dispute reasons, interpretation notes) and select </w:t>
       </w:r>
       <w:r>
         <w:rPr>
           <w:b/>
           <w:bCs/>
         </w:rPr>
-        <w:t>Read the whole document in parts</w:t>
-      </w:r>
-      <w:r>
-        <w:t xml:space="preserve"> (see “Coding a very long document” below). Its locators use the original page numbers. For shorter files, leave the box empty to read everything.</w:t>
-      </w:r>
+        <w:t>Save memo</w:t>
+      </w:r>
+      <w:r>
+        <w:t>.</w:t>
+      </w:r>
+    </w:p>
+    <w:p>
+      <w:pPr>
+        <w:pStyle w:val="ListParagraph"/>
+        <w:numPr>
+          <w:ilvl w:val="0"/>
+          <w:numId w:val="9"/>
+        </w:numPr>
+        <w:spacing w:after="80" w:line="276" w:lineRule="auto"/>
+      </w:pPr>
+      <w:r>
+        <w:t xml:space="preserve">Code the document (next two sections). The completed form's PDF then appears on the record, under </w:t>
+      </w:r>
+      <w:r>
+        <w:rPr>
+          <w:b/>
+          <w:bCs/>
+        </w:rPr>
+        <w:t>Completed coding form (KoboToolbox)</w:t>
+      </w:r>
+      <w:r>
+        <w:t>.</w:t>
+      </w:r>
+    </w:p>
+    <w:p>
+      <w:pPr>
+        <w:spacing w:after="80"/>
+      </w:pPr>
+    </w:p>
+    <w:p>
+      <w:pPr>
+        <w:pStyle w:val="Heading2"/>
+      </w:pPr>
+      <w:bookmarkStart w:id="14" w:name="_Toc240773547"/>
+      <w:r>
+        <w:t>4.7 Coding a document: two ways</w:t>
+      </w:r>
+      <w:bookmarkEnd w:id="14"/>
+    </w:p>
+    <w:p>
+      <w:pPr>
+        <w:spacing w:after="120" w:line="288" w:lineRule="auto"/>
+      </w:pPr>
+      <w:r>
+        <w:t xml:space="preserve">The </w:t>
+      </w:r>
+      <w:r>
+        <w:rPr>
+          <w:b/>
+          <w:bCs/>
+        </w:rPr>
+        <w:t>Coding</w:t>
+      </w:r>
+      <w:r>
+        <w:t xml:space="preserve"> panel offers two buttons for the Document, Digital Platform &amp; Media Analysis Tool:</w:t>
+      </w:r>
+    </w:p>
+    <w:tbl>
+      <w:tblPr>
+        <w:tblW w:w="9412" w:type="dxa"/>
+        <w:tblBorders>
+          <w:top w:val="single" w:sz="4" w:space="0" w:color="D5DAE0"/>
+          <w:left w:val="single" w:sz="4" w:space="0" w:color="D5DAE0"/>
+          <w:bottom w:val="single" w:sz="4" w:space="0" w:color="D5DAE0"/>
+          <w:right w:val="single" w:sz="4" w:space="0" w:color="D5DAE0"/>
+          <w:insideH w:val="single" w:sz="4" w:space="0" w:color="D5DAE0"/>
+          <w:insideV w:val="single" w:sz="4" w:space="0" w:color="D5DAE0"/>
+        </w:tblBorders>
+        <w:tblCellMar>
+          <w:left w:w="10" w:type="dxa"/>
+          <w:right w:w="10" w:type="dxa"/>
+        </w:tblCellMar>
+        <w:tblLook w:val="0000" w:firstRow="0" w:lastRow="0" w:firstColumn="0" w:lastColumn="0" w:noHBand="0" w:noVBand="0"/>
+      </w:tblPr>
+      <w:tblGrid>
+        <w:gridCol w:w="1882"/>
+        <w:gridCol w:w="4706"/>
+        <w:gridCol w:w="2824"/>
+      </w:tblGrid>
+      <w:tr>
+        <w:tblPrEx>
+          <w:tblCellMar>
+            <w:top w:w="0" w:type="dxa"/>
+            <w:bottom w:w="0" w:type="dxa"/>
+          </w:tblCellMar>
+        </w:tblPrEx>
+        <w:trPr>
+          <w:tblHeader/>
+        </w:trPr>
+        <w:tc>
+          <w:tcPr>
+            <w:tcW w:w="1882" w:type="dxa"/>
+            <w:shd w:val="clear" w:color="auto" w:fill="1B3350"/>
+            <w:tcMar>
+              <w:top w:w="70" w:type="dxa"/>
+              <w:left w:w="110" w:type="dxa"/>
+              <w:bottom w:w="70" w:type="dxa"/>
+              <w:right w:w="110" w:type="dxa"/>
+            </w:tcMar>
+          </w:tcPr>
+          <w:p>
+            <w:pPr>
+              <w:spacing w:after="40"/>
+            </w:pPr>
+            <w:r>
+              <w:rPr>
+                <w:b/>
+                <w:bCs/>
+                <w:color w:val="FFFFFF"/>
+                <w:sz w:val="19"/>
+                <w:szCs w:val="19"/>
+              </w:rPr>
+              <w:t>Button</w:t>
+            </w:r>
+          </w:p>
+        </w:tc>
+        <w:tc>
+          <w:tcPr>
+            <w:tcW w:w="4706" w:type="dxa"/>
+            <w:shd w:val="clear" w:color="auto" w:fill="1B3350"/>
+            <w:tcMar>
+              <w:top w:w="70" w:type="dxa"/>
+              <w:left w:w="110" w:type="dxa"/>
+              <w:bottom w:w="70" w:type="dxa"/>
+              <w:right w:w="110" w:type="dxa"/>
+            </w:tcMar>
+          </w:tcPr>
+          <w:p>
+            <w:pPr>
+              <w:spacing w:after="40"/>
+            </w:pPr>
+            <w:r>
+              <w:rPr>
+                <w:b/>
+                <w:bCs/>
+                <w:color w:val="FFFFFF"/>
+                <w:sz w:val="19"/>
+                <w:szCs w:val="19"/>
+              </w:rPr>
+              <w:t>What it does</w:t>
+            </w:r>
+          </w:p>
+        </w:tc>
+        <w:tc>
+          <w:tcPr>
+            <w:tcW w:w="2824" w:type="dxa"/>
+            <w:shd w:val="clear" w:color="auto" w:fill="1B3350"/>
+            <w:tcMar>
+              <w:top w:w="70" w:type="dxa"/>
+              <w:left w:w="110" w:type="dxa"/>
+              <w:bottom w:w="70" w:type="dxa"/>
+              <w:right w:w="110" w:type="dxa"/>
+            </w:tcMar>
+          </w:tcPr>
+          <w:p>
+            <w:pPr>
+              <w:spacing w:after="40"/>
+            </w:pPr>
+            <w:r>
+              <w:rPr>
+                <w:b/>
+                <w:bCs/>
+                <w:color w:val="FFFFFF"/>
+                <w:sz w:val="19"/>
+                <w:szCs w:val="19"/>
+              </w:rPr>
+              <w:t>Use it when</w:t>
+            </w:r>
+          </w:p>
+        </w:tc>
+      </w:tr>
+      <w:tr>
+        <w:tblPrEx>
+          <w:tblCellMar>
+            <w:top w:w="0" w:type="dxa"/>
+            <w:bottom w:w="0" w:type="dxa"/>
+          </w:tblCellMar>
+        </w:tblPrEx>
+        <w:trPr>
+          <w:cantSplit/>
+        </w:trPr>
+        <w:tc>
+          <w:tcPr>
+            <w:tcW w:w="1882" w:type="dxa"/>
+            <w:tcMar>
+              <w:top w:w="70" w:type="dxa"/>
+              <w:left w:w="110" w:type="dxa"/>
+              <w:bottom w:w="70" w:type="dxa"/>
+              <w:right w:w="110" w:type="dxa"/>
+            </w:tcMar>
+          </w:tcPr>
+          <w:p>
+            <w:pPr>
+              <w:spacing w:after="40"/>
+            </w:pPr>
+            <w:r>
+              <w:rPr>
+                <w:sz w:val="19"/>
+                <w:szCs w:val="19"/>
+              </w:rPr>
+              <w:t>Code this document</w:t>
+            </w:r>
+          </w:p>
+        </w:tc>
+        <w:tc>
+          <w:tcPr>
+            <w:tcW w:w="4706" w:type="dxa"/>
+            <w:tcMar>
+              <w:top w:w="70" w:type="dxa"/>
+              <w:left w:w="110" w:type="dxa"/>
+              <w:bottom w:w="70" w:type="dxa"/>
+              <w:right w:w="110" w:type="dxa"/>
+            </w:tcMar>
+          </w:tcPr>
+          <w:p>
+            <w:pPr>
+              <w:spacing w:after="40"/>
+            </w:pPr>
+            <w:r>
+              <w:rPr>
+                <w:sz w:val="19"/>
+                <w:szCs w:val="19"/>
+              </w:rPr>
+              <w:t>Opens the KoboToolbox Document Analysis Tool with the DOC ID, title, author, date and source already filled in. You answer every other question yourself.</w:t>
+            </w:r>
+          </w:p>
+        </w:tc>
+        <w:tc>
+          <w:tcPr>
+            <w:tcW w:w="2824" w:type="dxa"/>
+            <w:tcMar>
+              <w:top w:w="70" w:type="dxa"/>
+              <w:left w:w="110" w:type="dxa"/>
+              <w:bottom w:w="70" w:type="dxa"/>
+              <w:right w:w="110" w:type="dxa"/>
+            </w:tcMar>
+          </w:tcPr>
+          <w:p>
+            <w:pPr>
+              <w:spacing w:after="40"/>
+            </w:pPr>
+            <w:r>
+              <w:rPr>
+                <w:sz w:val="19"/>
+                <w:szCs w:val="19"/>
+              </w:rPr>
+              <w:t>You code by hand, or the source cannot be read by the AI.</w:t>
+            </w:r>
+          </w:p>
+        </w:tc>
+      </w:tr>
+      <w:tr>
+        <w:tblPrEx>
+          <w:tblCellMar>
+            <w:top w:w="0" w:type="dxa"/>
+            <w:bottom w:w="0" w:type="dxa"/>
+          </w:tblCellMar>
+        </w:tblPrEx>
+        <w:trPr>
+          <w:cantSplit/>
+        </w:trPr>
+        <w:tc>
+          <w:tcPr>
+            <w:tcW w:w="1882" w:type="dxa"/>
+            <w:shd w:val="clear" w:color="auto" w:fill="F8FAFB"/>
+            <w:tcMar>
+              <w:top w:w="70" w:type="dxa"/>
+              <w:left w:w="110" w:type="dxa"/>
+              <w:bottom w:w="70" w:type="dxa"/>
+              <w:right w:w="110" w:type="dxa"/>
+            </w:tcMar>
+          </w:tcPr>
+          <w:p>
+            <w:pPr>
+              <w:spacing w:after="40"/>
+            </w:pPr>
+            <w:r>
+              <w:rPr>
+                <w:sz w:val="19"/>
+                <w:szCs w:val="19"/>
+              </w:rPr>
+              <w:t>Auto-fill</w:t>
+            </w:r>
+          </w:p>
+        </w:tc>
+        <w:tc>
+          <w:tcPr>
+            <w:tcW w:w="4706" w:type="dxa"/>
+            <w:shd w:val="clear" w:color="auto" w:fill="F8FAFB"/>
+            <w:tcMar>
+              <w:top w:w="70" w:type="dxa"/>
+              <w:left w:w="110" w:type="dxa"/>
+              <w:bottom w:w="70" w:type="dxa"/>
+              <w:right w:w="110" w:type="dxa"/>
+            </w:tcMar>
+          </w:tcPr>
+          <w:p>
+            <w:pPr>
+              <w:spacing w:after="40"/>
+            </w:pPr>
+            <w:r>
+              <w:rPr>
+                <w:sz w:val="19"/>
+                <w:szCs w:val="19"/>
+              </w:rPr>
+              <w:t>Has the AI read the uploaded source file and draft answers to the whole form. You review, edit and submit.</w:t>
+            </w:r>
+          </w:p>
+        </w:tc>
+        <w:tc>
+          <w:tcPr>
+            <w:tcW w:w="2824" w:type="dxa"/>
+            <w:shd w:val="clear" w:color="auto" w:fill="F8FAFB"/>
+            <w:tcMar>
+              <w:top w:w="70" w:type="dxa"/>
+              <w:left w:w="110" w:type="dxa"/>
+              <w:bottom w:w="70" w:type="dxa"/>
+              <w:right w:w="110" w:type="dxa"/>
+            </w:tcMar>
+          </w:tcPr>
+          <w:p>
+            <w:pPr>
+              <w:spacing w:after="40"/>
+            </w:pPr>
+            <w:r>
+              <w:rPr>
+                <w:sz w:val="19"/>
+                <w:szCs w:val="19"/>
+              </w:rPr>
+              <w:t>A source file is uploaded and you want a fast first draft. The button only appears once the administrator has switched AI drafting on.</w:t>
+            </w:r>
+          </w:p>
+        </w:tc>
+      </w:tr>
+    </w:tbl>
+    <w:p>
+      <w:pPr>
+        <w:spacing w:after="120"/>
+      </w:pPr>
     </w:p>
     <w:p>
       <w:pPr>
@@ -4762,10 +5374,10 @@
           <w:noProof/>
         </w:rPr>
         <w:drawing>
-          <wp:inline distT="0" distB="0" distL="0" distR="0" wp14:anchorId="4FC0D29D" wp14:editId="335CA8DA">
-            <wp:extent cx="5334000" cy="2667000"/>
+          <wp:inline distT="0" distB="0" distL="0" distR="0">
+            <wp:extent cx="5715000" cy="904875"/>
             <wp:effectExtent l="0" t="0" r="0" b="0"/>
-            <wp:docPr id="10" name="doc_autofill_pages.jpg" descr="A 240-page PDF: enter a page range, or read the whole document in parts." title="A 240-page PDF: enter a page range, or read the whole document in parts."/>
+            <wp:docPr id="10" name="doc_coding_buttons.jpg" descr="The Coding panel: Code this document, and Auto-fill." title="The Coding panel: Code this document, and Auto-fill."/>
             <wp:cNvGraphicFramePr>
               <a:graphicFrameLocks xmlns:a="http://schemas.openxmlformats.org/drawingml/2006/main" noChangeAspect="1"/>
             </wp:cNvGraphicFramePr>
@@ -4788,7 +5400,7 @@
                   <pic:spPr bwMode="auto">
                     <a:xfrm>
                       <a:off x="0" y="0"/>
-                      <a:ext cx="5334000" cy="2667000"/>
+                      <a:ext cx="5715000" cy="904875"/>
                     </a:xfrm>
                     <a:prstGeom prst="rect">
                       <a:avLst/>
@@ -4824,30 +5436,96 @@
           <w:sz w:val="17"/>
           <w:szCs w:val="17"/>
         </w:rPr>
-        <w:t>A 240-page PDF: enter a page range, or read the whole document in parts.</w:t>
-      </w:r>
+        <w:t>The Coding panel: Code this document, and Auto-fill.</w:t>
+      </w:r>
+    </w:p>
+    <w:p>
+      <w:pPr>
+        <w:pStyle w:val="Heading2"/>
+      </w:pPr>
+      <w:bookmarkStart w:id="15" w:name="_Toc240773548"/>
+      <w:r>
+        <w:lastRenderedPageBreak/>
+        <w:t>4.8 Auto-fill: the AI drafts, you review</w:t>
+      </w:r>
+      <w:bookmarkEnd w:id="15"/>
     </w:p>
     <w:p>
       <w:pPr>
         <w:pStyle w:val="ListParagraph"/>
         <w:numPr>
           <w:ilvl w:val="0"/>
-          <w:numId w:val="8"/>
+          <w:numId w:val="10"/>
         </w:numPr>
         <w:spacing w:after="80" w:line="276" w:lineRule="auto"/>
       </w:pPr>
       <w:r>
-        <w:t xml:space="preserve">Select </w:t>
+        <w:t xml:space="preserve">Attach the source file (above). Select </w:t>
       </w:r>
       <w:r>
         <w:rPr>
           <w:b/>
           <w:bCs/>
         </w:rPr>
-        <w:t>Generate AI draft</w:t>
-      </w:r>
-      <w:r>
-        <w:t>. The AI reads in the background, usually one to five minutes. You can leave the page and come back; the draft will be there.</w:t>
+        <w:t>Auto-fill</w:t>
+      </w:r>
+      <w:r>
+        <w:t xml:space="preserve"> in the </w:t>
+      </w:r>
+      <w:r>
+        <w:rPr>
+          <w:b/>
+          <w:bCs/>
+        </w:rPr>
+        <w:t>Coding</w:t>
+      </w:r>
+      <w:r>
+        <w:t xml:space="preserve"> panel; the review screen opens.</w:t>
+      </w:r>
+    </w:p>
+    <w:p>
+      <w:pPr>
+        <w:pStyle w:val="ListParagraph"/>
+        <w:numPr>
+          <w:ilvl w:val="0"/>
+          <w:numId w:val="10"/>
+        </w:numPr>
+        <w:spacing w:after="80" w:line="276" w:lineRule="auto"/>
+      </w:pPr>
+      <w:r>
+        <w:t xml:space="preserve">If the file is a PDF of more than 100 pages, enter the </w:t>
+      </w:r>
+      <w:r>
+        <w:rPr>
+          <w:b/>
+          <w:bCs/>
+        </w:rPr>
+        <w:t>Pages to read</w:t>
+      </w:r>
+      <w:r>
+        <w:t xml:space="preserve">, for example </w:t>
+      </w:r>
+      <w:r>
+        <w:rPr>
+          <w:rFonts w:ascii="Consolas" w:eastAsia="Consolas" w:hAnsi="Consolas" w:cs="Consolas"/>
+          <w:color w:val="122238"/>
+          <w:sz w:val="19"/>
+          <w:szCs w:val="19"/>
+        </w:rPr>
+        <w:t>10-90</w:t>
+      </w:r>
+      <w:r>
+        <w:t xml:space="preserve">. The AI reads up to 100 pages at a time, so either choose the pages that make up this evidence unit, such as one chapter, or tick </w:t>
+      </w:r>
+      <w:r>
+        <w:rPr>
+          <w:b/>
+          <w:bCs/>
+        </w:rPr>
+        <w:t>Read the whole document in parts</w:t>
+      </w:r>
+      <w:r>
+        <w:t xml:space="preserve"> (see “Coding a very long document” below). Its locators use the original page numbers. For shorter files, leave the box empty to read everything.</w:t>
       </w:r>
     </w:p>
     <w:p>
@@ -4860,12 +5538,11 @@
         <w:rPr>
           <w:noProof/>
         </w:rPr>
-        <w:lastRenderedPageBreak/>
         <w:drawing>
-          <wp:inline distT="0" distB="0" distL="0" distR="0" wp14:anchorId="04C6888B" wp14:editId="4F70EBB3">
-            <wp:extent cx="5334000" cy="1752600"/>
+          <wp:inline distT="0" distB="0" distL="0" distR="0">
+            <wp:extent cx="5334000" cy="2667000"/>
             <wp:effectExtent l="0" t="0" r="0" b="0"/>
-            <wp:docPr id="11" name="doc_autofill_running.jpg" descr="The AI is reading the document." title="The AI is reading the document."/>
+            <wp:docPr id="11" name="doc_autofill_pages.jpg" descr="A 240-page PDF: enter a page range, or read the whole document in parts." title="A 240-page PDF: enter a page range, or read the whole document in parts."/>
             <wp:cNvGraphicFramePr>
               <a:graphicFrameLocks xmlns:a="http://schemas.openxmlformats.org/drawingml/2006/main" noChangeAspect="1"/>
             </wp:cNvGraphicFramePr>
@@ -4888,7 +5565,7 @@
                   <pic:spPr bwMode="auto">
                     <a:xfrm>
                       <a:off x="0" y="0"/>
-                      <a:ext cx="5334000" cy="1752600"/>
+                      <a:ext cx="5334000" cy="2667000"/>
                     </a:xfrm>
                     <a:prstGeom prst="rect">
                       <a:avLst/>
@@ -4924,7 +5601,7 @@
           <w:sz w:val="17"/>
           <w:szCs w:val="17"/>
         </w:rPr>
-        <w:t>The AI is reading the document.</w:t>
+        <w:t>A 240-page PDF: enter a page range, or read the whole document in parts.</w:t>
       </w:r>
     </w:p>
     <w:p>
@@ -4932,12 +5609,22 @@
         <w:pStyle w:val="ListParagraph"/>
         <w:numPr>
           <w:ilvl w:val="0"/>
-          <w:numId w:val="8"/>
+          <w:numId w:val="10"/>
         </w:numPr>
         <w:spacing w:after="80" w:line="276" w:lineRule="auto"/>
       </w:pPr>
       <w:r>
-        <w:t>Read the draft. It has every section of the KoboToolbox form, A to L. The DOC ID, author, title, date and source come from the record and cannot be changed here; everything else you can edit.</w:t>
+        <w:t xml:space="preserve">Select </w:t>
+      </w:r>
+      <w:r>
+        <w:rPr>
+          <w:b/>
+          <w:bCs/>
+        </w:rPr>
+        <w:t>Generate AI draft</w:t>
+      </w:r>
+      <w:r>
+        <w:t>. The AI reads in the background, usually one to five minutes. You can leave the page and come back; the draft will be there.</w:t>
       </w:r>
     </w:p>
     <w:p>
@@ -4951,10 +5638,10 @@
           <w:noProof/>
         </w:rPr>
         <w:drawing>
-          <wp:inline distT="0" distB="0" distL="0" distR="0" wp14:anchorId="3A0F1C80" wp14:editId="70C5389B">
-            <wp:extent cx="5334000" cy="4581525"/>
+          <wp:inline distT="0" distB="0" distL="0" distR="0">
+            <wp:extent cx="5334000" cy="1752600"/>
             <wp:effectExtent l="0" t="0" r="0" b="0"/>
-            <wp:docPr id="12" name="doc_autofill_review.jpg" descr="The review screen: the draft, ready to check and edit." title="The review screen: the draft, ready to check and edit."/>
+            <wp:docPr id="12" name="doc_autofill_running.jpg" descr="The AI is reading the document." title="The AI is reading the document."/>
             <wp:cNvGraphicFramePr>
               <a:graphicFrameLocks xmlns:a="http://schemas.openxmlformats.org/drawingml/2006/main" noChangeAspect="1"/>
             </wp:cNvGraphicFramePr>
@@ -4977,7 +5664,7 @@
                   <pic:spPr bwMode="auto">
                     <a:xfrm>
                       <a:off x="0" y="0"/>
-                      <a:ext cx="5334000" cy="4581525"/>
+                      <a:ext cx="5334000" cy="1752600"/>
                     </a:xfrm>
                     <a:prstGeom prst="rect">
                       <a:avLst/>
@@ -5013,7 +5700,7 @@
           <w:sz w:val="17"/>
           <w:szCs w:val="17"/>
         </w:rPr>
-        <w:t>The review screen: the draft, ready to check and edit.</w:t>
+        <w:t>The AI is reading the document.</w:t>
       </w:r>
     </w:p>
     <w:p>
@@ -5021,12 +5708,12 @@
         <w:pStyle w:val="ListParagraph"/>
         <w:numPr>
           <w:ilvl w:val="0"/>
-          <w:numId w:val="8"/>
+          <w:numId w:val="10"/>
         </w:numPr>
         <w:spacing w:after="80" w:line="276" w:lineRule="auto"/>
       </w:pPr>
       <w:r>
-        <w:t>Check the judgements, not just the facts: the strength ratings (Sections D and H), the hypothesis codes (Section K) and the locators. Open the source and confirm a few page or paragraph references.</w:t>
+        <w:t>Read the draft. It has every section of the KoboToolbox form, A to L. The DOC ID, author, title, date and source come from the record and cannot be changed here; everything else you can edit.</w:t>
       </w:r>
     </w:p>
     <w:p>
@@ -5041,10 +5728,10 @@
         </w:rPr>
         <w:lastRenderedPageBreak/>
         <w:drawing>
-          <wp:inline distT="0" distB="0" distL="0" distR="0" wp14:anchorId="591997E8" wp14:editId="45E57406">
-            <wp:extent cx="5334000" cy="3838575"/>
+          <wp:inline distT="0" distB="0" distL="0" distR="0">
+            <wp:extent cx="5334000" cy="4581525"/>
             <wp:effectExtent l="0" t="0" r="0" b="0"/>
-            <wp:docPr id="13" name="doc_autofill_section_d.jpg" descr="Section D: ratings and locators, all editable." title="Section D: ratings and locators, all editable."/>
+            <wp:docPr id="13" name="doc_autofill_review.jpg" descr="The review screen: the draft, ready to check and edit." title="The review screen: the draft, ready to check and edit."/>
             <wp:cNvGraphicFramePr>
               <a:graphicFrameLocks xmlns:a="http://schemas.openxmlformats.org/drawingml/2006/main" noChangeAspect="1"/>
             </wp:cNvGraphicFramePr>
@@ -5067,7 +5754,7 @@
                   <pic:spPr bwMode="auto">
                     <a:xfrm>
                       <a:off x="0" y="0"/>
-                      <a:ext cx="5334000" cy="3838575"/>
+                      <a:ext cx="5334000" cy="4581525"/>
                     </a:xfrm>
                     <a:prstGeom prst="rect">
                       <a:avLst/>
@@ -5103,7 +5790,7 @@
           <w:sz w:val="17"/>
           <w:szCs w:val="17"/>
         </w:rPr>
-        <w:t>Section D: ratings and locators, all editable.</w:t>
+        <w:t>The review screen: the draft, ready to check and edit.</w:t>
       </w:r>
     </w:p>
     <w:p>
@@ -5111,12 +5798,12 @@
         <w:pStyle w:val="ListParagraph"/>
         <w:numPr>
           <w:ilvl w:val="0"/>
-          <w:numId w:val="8"/>
+          <w:numId w:val="10"/>
         </w:numPr>
         <w:spacing w:after="80" w:line="276" w:lineRule="auto"/>
       </w:pPr>
       <w:r>
-        <w:t>Check the numbers in Section J against the source. Add or remove metrics as needed.</w:t>
+        <w:t>Check the judgements, not just the facts: the strength ratings (Sections D and H), the hypothesis codes (Section K) and the locators. Open the source and confirm a few page or paragraph references.</w:t>
       </w:r>
     </w:p>
     <w:p>
@@ -5129,11 +5816,12 @@
         <w:rPr>
           <w:noProof/>
         </w:rPr>
+        <w:lastRenderedPageBreak/>
         <w:drawing>
-          <wp:inline distT="0" distB="0" distL="0" distR="0" wp14:anchorId="0EA0F4BB" wp14:editId="4FD968A6">
+          <wp:inline distT="0" distB="0" distL="0" distR="0">
             <wp:extent cx="5334000" cy="3838575"/>
             <wp:effectExtent l="0" t="0" r="0" b="0"/>
-            <wp:docPr id="14" name="doc_autofill_section_j.jpg" descr="Section J: quantitative metrics." title="Section J: quantitative metrics."/>
+            <wp:docPr id="14" name="doc_autofill_section_d.jpg" descr="Section D: ratings and locators, all editable." title="Section D: ratings and locators, all editable."/>
             <wp:cNvGraphicFramePr>
               <a:graphicFrameLocks xmlns:a="http://schemas.openxmlformats.org/drawingml/2006/main" noChangeAspect="1"/>
             </wp:cNvGraphicFramePr>
@@ -5192,7 +5880,7 @@
           <w:sz w:val="17"/>
           <w:szCs w:val="17"/>
         </w:rPr>
-        <w:t>Section J: quantitative metrics.</w:t>
+        <w:t>Section D: ratings and locators, all editable.</w:t>
       </w:r>
     </w:p>
     <w:p>
@@ -5200,32 +5888,88 @@
         <w:pStyle w:val="ListParagraph"/>
         <w:numPr>
           <w:ilvl w:val="0"/>
-          <w:numId w:val="8"/>
+          <w:numId w:val="10"/>
         </w:numPr>
         <w:spacing w:after="80" w:line="276" w:lineRule="auto"/>
       </w:pPr>
       <w:r>
-        <w:t xml:space="preserve">Select </w:t>
-      </w:r>
+        <w:t>Check the numbers in Section J against the source. Add or remove metrics as needed.</w:t>
+      </w:r>
+    </w:p>
+    <w:p>
+      <w:pPr>
+        <w:keepNext/>
+        <w:spacing w:before="80" w:after="40"/>
+        <w:jc w:val="center"/>
+      </w:pPr>
+      <w:r>
+        <w:rPr>
+          <w:noProof/>
+        </w:rPr>
+        <w:drawing>
+          <wp:inline distT="0" distB="0" distL="0" distR="0">
+            <wp:extent cx="5334000" cy="3838575"/>
+            <wp:effectExtent l="0" t="0" r="0" b="0"/>
+            <wp:docPr id="15" name="doc_autofill_section_j.jpg" descr="Section J: quantitative metrics." title="Section J: quantitative metrics."/>
+            <wp:cNvGraphicFramePr>
+              <a:graphicFrameLocks xmlns:a="http://schemas.openxmlformats.org/drawingml/2006/main" noChangeAspect="1"/>
+            </wp:cNvGraphicFramePr>
+            <a:graphic xmlns:a="http://schemas.openxmlformats.org/drawingml/2006/main">
+              <a:graphicData uri="http://schemas.openxmlformats.org/drawingml/2006/picture">
+                <pic:pic xmlns:pic="http://schemas.openxmlformats.org/drawingml/2006/picture">
+                  <pic:nvPicPr>
+                    <pic:cNvPr id="0" name=""/>
+                    <pic:cNvPicPr>
+                      <a:picLocks noChangeAspect="1" noChangeArrowheads="1"/>
+                    </pic:cNvPicPr>
+                  </pic:nvPicPr>
+                  <pic:blipFill>
+                    <a:blip r:embed="rId21"/>
+                    <a:srcRect/>
+                    <a:stretch>
+                      <a:fillRect/>
+                    </a:stretch>
+                  </pic:blipFill>
+                  <pic:spPr bwMode="auto">
+                    <a:xfrm>
+                      <a:off x="0" y="0"/>
+                      <a:ext cx="5334000" cy="3838575"/>
+                    </a:xfrm>
+                    <a:prstGeom prst="rect">
+                      <a:avLst/>
+                    </a:prstGeom>
+                  </pic:spPr>
+                </pic:pic>
+              </a:graphicData>
+            </a:graphic>
+          </wp:inline>
+        </w:drawing>
+      </w:r>
+    </w:p>
+    <w:p>
+      <w:pPr>
+        <w:spacing w:after="180"/>
+        <w:jc w:val="center"/>
+      </w:pPr>
       <w:r>
         <w:rPr>
           <w:b/>
           <w:bCs/>
-        </w:rPr>
-        <w:t>Save changes</w:t>
-      </w:r>
-      <w:r>
-        <w:t xml:space="preserve"> to keep your edits and finish later. When you are satisfied, select </w:t>
-      </w:r>
-      <w:r>
-        <w:rPr>
-          <w:b/>
-          <w:bCs/>
-        </w:rPr>
-        <w:t>Submit to KoboToolbox</w:t>
-      </w:r>
-      <w:r>
-        <w:t xml:space="preserve"> and confirm. Your reviewed answers are sent as a completed record.</w:t>
+          <w:color w:val="5B6670"/>
+          <w:sz w:val="17"/>
+          <w:szCs w:val="17"/>
+        </w:rPr>
+        <w:t xml:space="preserve">Figure 15. </w:t>
+      </w:r>
+      <w:r>
+        <w:rPr>
+          <w:i/>
+          <w:iCs/>
+          <w:color w:val="5B6670"/>
+          <w:sz w:val="17"/>
+          <w:szCs w:val="17"/>
+        </w:rPr>
+        <w:t>Section J: quantitative metrics.</w:t>
       </w:r>
     </w:p>
     <w:p>
@@ -5233,7 +5977,40 @@
         <w:pStyle w:val="ListParagraph"/>
         <w:numPr>
           <w:ilvl w:val="0"/>
-          <w:numId w:val="8"/>
+          <w:numId w:val="10"/>
+        </w:numPr>
+        <w:spacing w:after="80" w:line="276" w:lineRule="auto"/>
+      </w:pPr>
+      <w:r>
+        <w:t xml:space="preserve">Select </w:t>
+      </w:r>
+      <w:r>
+        <w:rPr>
+          <w:b/>
+          <w:bCs/>
+        </w:rPr>
+        <w:t>Save changes</w:t>
+      </w:r>
+      <w:r>
+        <w:t xml:space="preserve"> to keep your edits and finish later. When you are satisfied, select </w:t>
+      </w:r>
+      <w:r>
+        <w:rPr>
+          <w:b/>
+          <w:bCs/>
+        </w:rPr>
+        <w:t>Submit to KoboToolbox</w:t>
+      </w:r>
+      <w:r>
+        <w:t xml:space="preserve"> and confirm. Your reviewed answers are sent as a completed record.</w:t>
+      </w:r>
+    </w:p>
+    <w:p>
+      <w:pPr>
+        <w:pStyle w:val="ListParagraph"/>
+        <w:numPr>
+          <w:ilvl w:val="0"/>
+          <w:numId w:val="10"/>
         </w:numPr>
         <w:spacing w:after="80" w:line="276" w:lineRule="auto"/>
       </w:pPr>
@@ -5303,7 +6080,7 @@
           <w:left w:w="10" w:type="dxa"/>
           <w:right w:w="10" w:type="dxa"/>
         </w:tblCellMar>
-        <w:tblLook w:val="04A0" w:firstRow="1" w:lastRow="0" w:firstColumn="1" w:lastColumn="0" w:noHBand="0" w:noVBand="1"/>
+        <w:tblLook w:val="0000" w:firstRow="0" w:lastRow="0" w:firstColumn="0" w:lastColumn="0" w:noHBand="0" w:noVBand="0"/>
       </w:tblPr>
       <w:tblGrid>
         <w:gridCol w:w="24"/>
@@ -6082,7 +6859,7 @@
           <w:left w:w="10" w:type="dxa"/>
           <w:right w:w="10" w:type="dxa"/>
         </w:tblCellMar>
-        <w:tblLook w:val="04A0" w:firstRow="1" w:lastRow="0" w:firstColumn="1" w:lastColumn="0" w:noHBand="0" w:noVBand="1"/>
+        <w:tblLook w:val="0000" w:firstRow="0" w:lastRow="0" w:firstColumn="0" w:lastColumn="0" w:noHBand="0" w:noVBand="0"/>
       </w:tblPr>
       <w:tblGrid>
         <w:gridCol w:w="9412"/>
@@ -6185,7 +6962,7 @@
           <w:left w:w="10" w:type="dxa"/>
           <w:right w:w="10" w:type="dxa"/>
         </w:tblCellMar>
-        <w:tblLook w:val="04A0" w:firstRow="1" w:lastRow="0" w:firstColumn="1" w:lastColumn="0" w:noHBand="0" w:noVBand="1"/>
+        <w:tblLook w:val="0000" w:firstRow="0" w:lastRow="0" w:firstColumn="0" w:lastColumn="0" w:noHBand="0" w:noVBand="0"/>
       </w:tblPr>
       <w:tblGrid>
         <w:gridCol w:w="2824"/>
@@ -6476,7 +7253,7 @@
                 <w:sz w:val="19"/>
                 <w:szCs w:val="19"/>
               </w:rPr>
-              <w:t>“Read part 4 of 12” or “Combining the parts…”</w:t>
+              <w:t>“Step 1 of 2…” or “Step 2 of 2…”</w:t>
             </w:r>
           </w:p>
         </w:tc>
@@ -6499,7 +7276,7 @@
                 <w:sz w:val="19"/>
                 <w:szCs w:val="19"/>
               </w:rPr>
-              <w:t>A long document is being read in parts. Nothing is wrong.</w:t>
+              <w:t>A record made by Quick add is being filled in and drafted. Nothing is wrong.</w:t>
             </w:r>
           </w:p>
         </w:tc>
@@ -6557,7 +7334,7 @@
                 <w:sz w:val="19"/>
                 <w:szCs w:val="19"/>
               </w:rPr>
-              <w:t>“The AI's answer was cut off…”</w:t>
+              <w:t>A detail in Section A is wrong or blank</w:t>
             </w:r>
           </w:p>
         </w:tc>
@@ -6581,7 +7358,7 @@
                 <w:sz w:val="19"/>
                 <w:szCs w:val="19"/>
               </w:rPr>
-              <w:t>The range was too big to answer in one go.</w:t>
+              <w:t>The AI reads only what the document states, and can mistake a title or date.</w:t>
             </w:r>
           </w:p>
         </w:tc>
@@ -6605,7 +7382,14 @@
                 <w:sz w:val="19"/>
                 <w:szCs w:val="19"/>
               </w:rPr>
-              <w:t>Try a narrower range.</w:t>
+              <w:t>Correct it under Record details</w:t>
+            </w:r>
+            <w:r>
+              <w:rPr>
+                <w:sz w:val="19"/>
+                <w:szCs w:val="19"/>
+              </w:rPr>
+              <w:t xml:space="preserve"> on the record page; the draft and the submission use the corrected value.</w:t>
             </w:r>
           </w:p>
         </w:tc>
@@ -6639,7 +7423,7 @@
                 <w:sz w:val="19"/>
                 <w:szCs w:val="19"/>
               </w:rPr>
-              <w:t>“A draft is already being generated”</w:t>
+              <w:t>Quick add says the file can't be used</w:t>
             </w:r>
           </w:p>
         </w:tc>
@@ -6662,7 +7446,7 @@
                 <w:sz w:val="19"/>
                 <w:szCs w:val="19"/>
               </w:rPr>
-              <w:t>You or a colleague already started one.</w:t>
+              <w:t>Unsupported type (for example audio), a damaged file, or a long PDF with no pages chosen.</w:t>
             </w:r>
           </w:p>
         </w:tc>
@@ -6685,7 +7469,7 @@
                 <w:sz w:val="19"/>
                 <w:szCs w:val="19"/>
               </w:rPr>
-              <w:t>Wait for it to finish (about five minutes; up to half an hour for a document read in parts).</w:t>
+              <w:t>Read the message: convert the file, enter a page range, or tick Read the whole document in parts. No record is created when this happens.</w:t>
             </w:r>
           </w:p>
         </w:tc>
@@ -6720,7 +7504,7 @@
                 <w:sz w:val="19"/>
                 <w:szCs w:val="19"/>
               </w:rPr>
-              <w:t>“The last attempt failed: …”</w:t>
+              <w:t>“Read part 4 of 12” or “Combining the parts…”</w:t>
             </w:r>
           </w:p>
         </w:tc>
@@ -6744,7 +7528,7 @@
                 <w:sz w:val="19"/>
                 <w:szCs w:val="19"/>
               </w:rPr>
-              <w:t>The AI request did not complete.</w:t>
+              <w:t>A long document is being read in parts. Nothing is wrong.</w:t>
             </w:r>
           </w:p>
         </w:tc>
@@ -6768,7 +7552,7 @@
                 <w:sz w:val="19"/>
                 <w:szCs w:val="19"/>
               </w:rPr>
-              <w:t>Select Generate AI draft again. If it keeps failing, tell the administrator the message.</w:t>
+              <w:t>Wait, or leave the page and come back.</w:t>
             </w:r>
           </w:p>
         </w:tc>
@@ -6802,14 +7586,7 @@
                 <w:sz w:val="19"/>
                 <w:szCs w:val="19"/>
               </w:rPr>
-              <w:t xml:space="preserve">No </w:t>
-            </w:r>
-            <w:r>
-              <w:rPr>
-                <w:sz w:val="19"/>
-                <w:szCs w:val="19"/>
-              </w:rPr>
-              <w:t>Auto-fill button</w:t>
+              <w:t>“The AI's answer was cut off…”</w:t>
             </w:r>
           </w:p>
         </w:tc>
@@ -6832,7 +7609,7 @@
                 <w:sz w:val="19"/>
                 <w:szCs w:val="19"/>
               </w:rPr>
-              <w:t>AI drafting has not been switched on, or there is no source file yet.</w:t>
+              <w:t>The range was too big to answer in one go.</w:t>
             </w:r>
           </w:p>
         </w:tc>
@@ -6855,7 +7632,7 @@
                 <w:sz w:val="19"/>
                 <w:szCs w:val="19"/>
               </w:rPr>
-              <w:t>Attach the file; otherwise ask the administrator.</w:t>
+              <w:t>Try a narrower range.</w:t>
             </w:r>
           </w:p>
         </w:tc>
@@ -6890,7 +7667,7 @@
                 <w:sz w:val="19"/>
                 <w:szCs w:val="19"/>
               </w:rPr>
-              <w:t>Submit is refused by KoboToolbox</w:t>
+              <w:t>“A draft is already being generated”</w:t>
             </w:r>
           </w:p>
         </w:tc>
@@ -6914,7 +7691,7 @@
                 <w:sz w:val="19"/>
                 <w:szCs w:val="19"/>
               </w:rPr>
-              <w:t>KoboToolbox did not accept the record.</w:t>
+              <w:t>You or a colleague already started one.</w:t>
             </w:r>
           </w:p>
         </w:tc>
@@ -6922,6 +7699,256 @@
           <w:tcPr>
             <w:tcW w:w="3294" w:type="dxa"/>
             <w:shd w:val="clear" w:color="auto" w:fill="F8FAFB"/>
+            <w:tcMar>
+              <w:top w:w="70" w:type="dxa"/>
+              <w:left w:w="110" w:type="dxa"/>
+              <w:bottom w:w="70" w:type="dxa"/>
+              <w:right w:w="110" w:type="dxa"/>
+            </w:tcMar>
+          </w:tcPr>
+          <w:p>
+            <w:pPr>
+              <w:spacing w:after="40"/>
+            </w:pPr>
+            <w:r>
+              <w:rPr>
+                <w:sz w:val="19"/>
+                <w:szCs w:val="19"/>
+              </w:rPr>
+              <w:t>Wait for it to finish (about five minutes; up to half an hour for a document read in parts).</w:t>
+            </w:r>
+          </w:p>
+        </w:tc>
+      </w:tr>
+      <w:tr>
+        <w:tblPrEx>
+          <w:tblCellMar>
+            <w:top w:w="0" w:type="dxa"/>
+            <w:bottom w:w="0" w:type="dxa"/>
+          </w:tblCellMar>
+        </w:tblPrEx>
+        <w:trPr>
+          <w:cantSplit/>
+        </w:trPr>
+        <w:tc>
+          <w:tcPr>
+            <w:tcW w:w="2824" w:type="dxa"/>
+            <w:tcMar>
+              <w:top w:w="70" w:type="dxa"/>
+              <w:left w:w="110" w:type="dxa"/>
+              <w:bottom w:w="70" w:type="dxa"/>
+              <w:right w:w="110" w:type="dxa"/>
+            </w:tcMar>
+          </w:tcPr>
+          <w:p>
+            <w:pPr>
+              <w:spacing w:after="40"/>
+            </w:pPr>
+            <w:r>
+              <w:rPr>
+                <w:sz w:val="19"/>
+                <w:szCs w:val="19"/>
+              </w:rPr>
+              <w:t>“The last attempt failed: …”</w:t>
+            </w:r>
+          </w:p>
+        </w:tc>
+        <w:tc>
+          <w:tcPr>
+            <w:tcW w:w="3294" w:type="dxa"/>
+            <w:tcMar>
+              <w:top w:w="70" w:type="dxa"/>
+              <w:left w:w="110" w:type="dxa"/>
+              <w:bottom w:w="70" w:type="dxa"/>
+              <w:right w:w="110" w:type="dxa"/>
+            </w:tcMar>
+          </w:tcPr>
+          <w:p>
+            <w:pPr>
+              <w:spacing w:after="40"/>
+            </w:pPr>
+            <w:r>
+              <w:rPr>
+                <w:sz w:val="19"/>
+                <w:szCs w:val="19"/>
+              </w:rPr>
+              <w:t>The AI request did not complete.</w:t>
+            </w:r>
+          </w:p>
+        </w:tc>
+        <w:tc>
+          <w:tcPr>
+            <w:tcW w:w="3294" w:type="dxa"/>
+            <w:tcMar>
+              <w:top w:w="70" w:type="dxa"/>
+              <w:left w:w="110" w:type="dxa"/>
+              <w:bottom w:w="70" w:type="dxa"/>
+              <w:right w:w="110" w:type="dxa"/>
+            </w:tcMar>
+          </w:tcPr>
+          <w:p>
+            <w:pPr>
+              <w:spacing w:after="40"/>
+            </w:pPr>
+            <w:r>
+              <w:rPr>
+                <w:sz w:val="19"/>
+                <w:szCs w:val="19"/>
+              </w:rPr>
+              <w:t>Select Generate AI draft again. If it keeps failing, tell the administrator the message.</w:t>
+            </w:r>
+          </w:p>
+        </w:tc>
+      </w:tr>
+      <w:tr>
+        <w:tblPrEx>
+          <w:tblCellMar>
+            <w:top w:w="0" w:type="dxa"/>
+            <w:bottom w:w="0" w:type="dxa"/>
+          </w:tblCellMar>
+        </w:tblPrEx>
+        <w:trPr>
+          <w:cantSplit/>
+        </w:trPr>
+        <w:tc>
+          <w:tcPr>
+            <w:tcW w:w="2824" w:type="dxa"/>
+            <w:shd w:val="clear" w:color="auto" w:fill="F8FAFB"/>
+            <w:tcMar>
+              <w:top w:w="70" w:type="dxa"/>
+              <w:left w:w="110" w:type="dxa"/>
+              <w:bottom w:w="70" w:type="dxa"/>
+              <w:right w:w="110" w:type="dxa"/>
+            </w:tcMar>
+          </w:tcPr>
+          <w:p>
+            <w:pPr>
+              <w:spacing w:after="40"/>
+            </w:pPr>
+            <w:r>
+              <w:rPr>
+                <w:sz w:val="19"/>
+                <w:szCs w:val="19"/>
+              </w:rPr>
+              <w:t xml:space="preserve">No </w:t>
+            </w:r>
+            <w:r>
+              <w:rPr>
+                <w:sz w:val="19"/>
+                <w:szCs w:val="19"/>
+              </w:rPr>
+              <w:t>Auto-fill button</w:t>
+            </w:r>
+          </w:p>
+        </w:tc>
+        <w:tc>
+          <w:tcPr>
+            <w:tcW w:w="3294" w:type="dxa"/>
+            <w:shd w:val="clear" w:color="auto" w:fill="F8FAFB"/>
+            <w:tcMar>
+              <w:top w:w="70" w:type="dxa"/>
+              <w:left w:w="110" w:type="dxa"/>
+              <w:bottom w:w="70" w:type="dxa"/>
+              <w:right w:w="110" w:type="dxa"/>
+            </w:tcMar>
+          </w:tcPr>
+          <w:p>
+            <w:pPr>
+              <w:spacing w:after="40"/>
+            </w:pPr>
+            <w:r>
+              <w:rPr>
+                <w:sz w:val="19"/>
+                <w:szCs w:val="19"/>
+              </w:rPr>
+              <w:t>AI drafting has not been switched on, or there is no source file yet.</w:t>
+            </w:r>
+          </w:p>
+        </w:tc>
+        <w:tc>
+          <w:tcPr>
+            <w:tcW w:w="3294" w:type="dxa"/>
+            <w:shd w:val="clear" w:color="auto" w:fill="F8FAFB"/>
+            <w:tcMar>
+              <w:top w:w="70" w:type="dxa"/>
+              <w:left w:w="110" w:type="dxa"/>
+              <w:bottom w:w="70" w:type="dxa"/>
+              <w:right w:w="110" w:type="dxa"/>
+            </w:tcMar>
+          </w:tcPr>
+          <w:p>
+            <w:pPr>
+              <w:spacing w:after="40"/>
+            </w:pPr>
+            <w:r>
+              <w:rPr>
+                <w:sz w:val="19"/>
+                <w:szCs w:val="19"/>
+              </w:rPr>
+              <w:t>Attach the file; otherwise ask the administrator.</w:t>
+            </w:r>
+          </w:p>
+        </w:tc>
+      </w:tr>
+      <w:tr>
+        <w:tblPrEx>
+          <w:tblCellMar>
+            <w:top w:w="0" w:type="dxa"/>
+            <w:bottom w:w="0" w:type="dxa"/>
+          </w:tblCellMar>
+        </w:tblPrEx>
+        <w:trPr>
+          <w:cantSplit/>
+        </w:trPr>
+        <w:tc>
+          <w:tcPr>
+            <w:tcW w:w="2824" w:type="dxa"/>
+            <w:tcMar>
+              <w:top w:w="70" w:type="dxa"/>
+              <w:left w:w="110" w:type="dxa"/>
+              <w:bottom w:w="70" w:type="dxa"/>
+              <w:right w:w="110" w:type="dxa"/>
+            </w:tcMar>
+          </w:tcPr>
+          <w:p>
+            <w:pPr>
+              <w:spacing w:after="40"/>
+            </w:pPr>
+            <w:r>
+              <w:rPr>
+                <w:sz w:val="19"/>
+                <w:szCs w:val="19"/>
+              </w:rPr>
+              <w:t>Submit is refused by KoboToolbox</w:t>
+            </w:r>
+          </w:p>
+        </w:tc>
+        <w:tc>
+          <w:tcPr>
+            <w:tcW w:w="3294" w:type="dxa"/>
+            <w:tcMar>
+              <w:top w:w="70" w:type="dxa"/>
+              <w:left w:w="110" w:type="dxa"/>
+              <w:bottom w:w="70" w:type="dxa"/>
+              <w:right w:w="110" w:type="dxa"/>
+            </w:tcMar>
+          </w:tcPr>
+          <w:p>
+            <w:pPr>
+              <w:spacing w:after="40"/>
+            </w:pPr>
+            <w:r>
+              <w:rPr>
+                <w:sz w:val="19"/>
+                <w:szCs w:val="19"/>
+              </w:rPr>
+              <w:t>KoboToolbox did not accept the record.</w:t>
+            </w:r>
+          </w:p>
+        </w:tc>
+        <w:tc>
+          <w:tcPr>
+            <w:tcW w:w="3294" w:type="dxa"/>
             <w:tcMar>
               <w:top w:w="70" w:type="dxa"/>
               <w:left w:w="110" w:type="dxa"/>
@@ -6964,7 +7991,7 @@
           <w:left w:w="10" w:type="dxa"/>
           <w:right w:w="10" w:type="dxa"/>
         </w:tblCellMar>
-        <w:tblLook w:val="04A0" w:firstRow="1" w:lastRow="0" w:firstColumn="1" w:lastColumn="0" w:noHBand="0" w:noVBand="1"/>
+        <w:tblLook w:val="0000" w:firstRow="0" w:lastRow="0" w:firstColumn="0" w:lastColumn="0" w:noHBand="0" w:noVBand="0"/>
       </w:tblPr>
       <w:tblGrid>
         <w:gridCol w:w="9412"/>
@@ -7023,18 +8050,19 @@
       <w:pPr>
         <w:pStyle w:val="Heading2"/>
       </w:pPr>
-      <w:bookmarkStart w:id="14" w:name="_Toc240768000"/>
-      <w:r>
-        <w:t>4.7 Downloading or emailing completed forms (Form PDFs)</w:t>
-      </w:r>
-      <w:bookmarkEnd w:id="14"/>
+      <w:bookmarkStart w:id="16" w:name="_Toc240773549"/>
+      <w:r>
+        <w:lastRenderedPageBreak/>
+        <w:t>4.9 Downloading or emailing completed forms (Form PDFs)</w:t>
+      </w:r>
+      <w:bookmarkEnd w:id="16"/>
     </w:p>
     <w:p>
       <w:pPr>
         <w:pStyle w:val="ListParagraph"/>
         <w:numPr>
           <w:ilvl w:val="0"/>
-          <w:numId w:val="9"/>
+          <w:numId w:val="11"/>
         </w:numPr>
         <w:spacing w:after="80" w:line="276" w:lineRule="auto"/>
       </w:pPr>
@@ -7057,22 +8085,22 @@
         <w:pStyle w:val="ListParagraph"/>
         <w:numPr>
           <w:ilvl w:val="0"/>
-          <w:numId w:val="9"/>
+          <w:numId w:val="11"/>
         </w:numPr>
         <w:spacing w:after="80" w:line="276" w:lineRule="auto"/>
       </w:pPr>
       <w:r>
-        <w:t xml:space="preserve">At the top, the sync panel shows whether the portal holds the same forms as KoboToolbox: for example “✓ In sync with KoboToolbox — KoboToolbox holds 12 · the portal holds 12”. Each row also says “✓ saved in portal” once the portal has an identical copy. If the panel says “Not in sync”, select </w:t>
+        <w:t xml:space="preserve">Select </w:t>
       </w:r>
       <w:r>
         <w:rPr>
           <w:b/>
           <w:bCs/>
         </w:rPr>
-        <w:t>Sync now</w:t>
-      </w:r>
-      <w:r>
-        <w:t>; it takes a few seconds.</w:t>
+        <w:t>Download PDF</w:t>
+      </w:r>
+      <w:r>
+        <w:t xml:space="preserve"> to save a readable copy: sections, questions, the chosen answers as words (not codes) and repeated groups.</w:t>
       </w:r>
     </w:p>
     <w:p>
@@ -7080,7 +8108,7 @@
         <w:pStyle w:val="ListParagraph"/>
         <w:numPr>
           <w:ilvl w:val="0"/>
-          <w:numId w:val="9"/>
+          <w:numId w:val="11"/>
         </w:numPr>
         <w:spacing w:after="80" w:line="276" w:lineRule="auto"/>
       </w:pPr>
@@ -7092,40 +8120,34 @@
           <w:b/>
           <w:bCs/>
         </w:rPr>
-        <w:t>Download PDF</w:t>
-      </w:r>
-      <w:r>
-        <w:t xml:space="preserve"> to save a readable copy: sections, questions, the chosen answers as words (not codes) and repeated groups.</w:t>
-      </w:r>
-    </w:p>
-    <w:p>
-      <w:pPr>
-        <w:pStyle w:val="ListParagraph"/>
-        <w:numPr>
-          <w:ilvl w:val="0"/>
-          <w:numId w:val="9"/>
-        </w:numPr>
-        <w:spacing w:after="80" w:line="276" w:lineRule="auto"/>
-      </w:pPr>
-      <w:r>
-        <w:lastRenderedPageBreak/>
-        <w:t xml:space="preserve">Select </w:t>
+        <w:t>Email to me</w:t>
+      </w:r>
+      <w:r>
+        <w:t xml:space="preserve"> to send the PDF to the email address on your account.</w:t>
+      </w:r>
+    </w:p>
+    <w:p>
+      <w:pPr>
+        <w:spacing w:after="80"/>
+      </w:pPr>
+    </w:p>
+    <w:p>
+      <w:pPr>
+        <w:spacing w:after="120" w:line="288" w:lineRule="auto"/>
+      </w:pPr>
+      <w:r>
+        <w:t xml:space="preserve">At the top of the page, a sync panel shows whether the portal holds the same forms as KoboToolbox, for example “✓ In sync with KoboToolbox — KoboToolbox holds 12 · the portal holds 12”. Each row also says “✓ saved in portal” once the portal has an identical copy. If the panel says “Not in sync”, select </w:t>
       </w:r>
       <w:r>
         <w:rPr>
           <w:b/>
           <w:bCs/>
         </w:rPr>
-        <w:t>Email to me</w:t>
-      </w:r>
-      <w:r>
-        <w:t xml:space="preserve"> to send the PDF to the email address on your account.</w:t>
-      </w:r>
-    </w:p>
-    <w:p>
-      <w:pPr>
-        <w:spacing w:after="80"/>
-      </w:pPr>
+        <w:t>Sync now</w:t>
+      </w:r>
+      <w:r>
+        <w:t xml:space="preserve"> (read-only roles see the panel but not the button); it takes a few seconds.</w:t>
+      </w:r>
     </w:p>
     <w:p>
       <w:pPr>
@@ -7150,7 +8172,7 @@
           <w:left w:w="10" w:type="dxa"/>
           <w:right w:w="10" w:type="dxa"/>
         </w:tblCellMar>
-        <w:tblLook w:val="04A0" w:firstRow="1" w:lastRow="0" w:firstColumn="1" w:lastColumn="0" w:noHBand="0" w:noVBand="1"/>
+        <w:tblLook w:val="0000" w:firstRow="0" w:lastRow="0" w:firstColumn="0" w:lastColumn="0" w:noHBand="0" w:noVBand="0"/>
       </w:tblPr>
       <w:tblGrid>
         <w:gridCol w:w="9412"/>
@@ -7209,11 +8231,11 @@
       <w:pPr>
         <w:pStyle w:val="Heading2"/>
       </w:pPr>
-      <w:bookmarkStart w:id="15" w:name="_Toc240768001"/>
-      <w:r>
-        <w:t>4.8 Judging authenticity</w:t>
-      </w:r>
-      <w:bookmarkEnd w:id="15"/>
+      <w:bookmarkStart w:id="17" w:name="_Toc240773550"/>
+      <w:r>
+        <w:t>4.10 Judging authenticity</w:t>
+      </w:r>
+      <w:bookmarkEnd w:id="17"/>
     </w:p>
     <w:p>
       <w:pPr>
@@ -7308,12 +8330,12 @@
         <w:pStyle w:val="Heading1"/>
         <w:pageBreakBefore/>
       </w:pPr>
-      <w:bookmarkStart w:id="16" w:name="_Toc240768002"/>
+      <w:bookmarkStart w:id="18" w:name="_Toc240773551"/>
       <w:r>
         <w:lastRenderedPageBreak/>
         <w:t>5. Rules you must follow</w:t>
       </w:r>
-      <w:bookmarkEnd w:id="16"/>
+      <w:bookmarkEnd w:id="18"/>
     </w:p>
     <w:p>
       <w:pPr>
@@ -7459,12 +8481,12 @@
         <w:pStyle w:val="Heading1"/>
         <w:pageBreakBefore/>
       </w:pPr>
-      <w:bookmarkStart w:id="17" w:name="_Toc240768003"/>
+      <w:bookmarkStart w:id="19" w:name="_Toc240773552"/>
       <w:r>
         <w:lastRenderedPageBreak/>
         <w:t>6. Troubleshooting</w:t>
       </w:r>
-      <w:bookmarkEnd w:id="17"/>
+      <w:bookmarkEnd w:id="19"/>
     </w:p>
     <w:tbl>
       <w:tblPr>
@@ -7481,7 +8503,7 @@
           <w:left w:w="10" w:type="dxa"/>
           <w:right w:w="10" w:type="dxa"/>
         </w:tblCellMar>
-        <w:tblLook w:val="04A0" w:firstRow="1" w:lastRow="0" w:firstColumn="1" w:lastColumn="0" w:noHBand="0" w:noVBand="1"/>
+        <w:tblLook w:val="0000" w:firstRow="0" w:lastRow="0" w:firstColumn="0" w:lastColumn="0" w:noHBand="0" w:noVBand="0"/>
       </w:tblPr>
       <w:tblGrid>
         <w:gridCol w:w="2635"/>
@@ -7772,7 +8794,7 @@
                 <w:sz w:val="19"/>
                 <w:szCs w:val="19"/>
               </w:rPr>
-              <w:t>No Auto-fill button</w:t>
+              <w:t>A record says “Already submitted” and is locked</w:t>
             </w:r>
           </w:p>
         </w:tc>
@@ -7795,7 +8817,7 @@
                 <w:sz w:val="19"/>
                 <w:szCs w:val="19"/>
               </w:rPr>
-              <w:t>No source file yet, or AI drafting is not switched on.</w:t>
+              <w:t>Its coding was already sent to KoboToolbox.</w:t>
             </w:r>
           </w:p>
         </w:tc>
@@ -7818,7 +8840,7 @@
                 <w:sz w:val="19"/>
                 <w:szCs w:val="19"/>
               </w:rPr>
-              <w:t>Attach the file; otherwise ask the administrator.</w:t>
+              <w:t>To redo it, delete that record in KoboToolbox, then select Sync now on Form PDFs.</w:t>
             </w:r>
           </w:p>
         </w:tc>
@@ -7853,7 +8875,7 @@
                 <w:sz w:val="19"/>
                 <w:szCs w:val="19"/>
               </w:rPr>
-              <w:t>Auto-fill asks for Pages to read</w:t>
+              <w:t>No Auto-fill button</w:t>
             </w:r>
           </w:p>
         </w:tc>
@@ -7877,7 +8899,7 @@
                 <w:sz w:val="19"/>
                 <w:szCs w:val="19"/>
               </w:rPr>
-              <w:t>The PDF has more than 100 pages.</w:t>
+              <w:t>No source file yet, or AI drafting is not switched on.</w:t>
             </w:r>
           </w:p>
         </w:tc>
@@ -7901,7 +8923,7 @@
                 <w:sz w:val="19"/>
                 <w:szCs w:val="19"/>
               </w:rPr>
-              <w:t>Enter a range of up to 100 pages, such as one chapter, or tick Read the whole document in parts.</w:t>
+              <w:t>Attach the file; otherwise ask the administrator.</w:t>
             </w:r>
           </w:p>
         </w:tc>
@@ -7935,7 +8957,7 @@
                 <w:sz w:val="19"/>
                 <w:szCs w:val="19"/>
               </w:rPr>
-              <w:t>Uploaded the wrong file</w:t>
+              <w:t>Auto-fill asks for Pages to read</w:t>
             </w:r>
           </w:p>
         </w:tc>
@@ -7958,7 +8980,7 @@
                 <w:sz w:val="19"/>
                 <w:szCs w:val="19"/>
               </w:rPr>
-              <w:t>It happens.</w:t>
+              <w:t>The PDF has more than 100 pages.</w:t>
             </w:r>
           </w:p>
         </w:tc>
@@ -7981,14 +9003,7 @@
                 <w:sz w:val="19"/>
                 <w:szCs w:val="19"/>
               </w:rPr>
-              <w:t>Select Remove file</w:t>
-            </w:r>
-            <w:r>
-              <w:rPr>
-                <w:sz w:val="19"/>
-                <w:szCs w:val="19"/>
-              </w:rPr>
-              <w:t xml:space="preserve"> beside the file name, then upload the right one.</w:t>
+              <w:t>Enter a range of up to 100 pages, such as one chapter, or tick Read the whole document in parts.</w:t>
             </w:r>
           </w:p>
         </w:tc>
@@ -8023,7 +9038,7 @@
                 <w:sz w:val="19"/>
                 <w:szCs w:val="19"/>
               </w:rPr>
-              <w:t>"This screen isn't part of your role"</w:t>
+              <w:t>Uploaded the wrong file</w:t>
             </w:r>
           </w:p>
         </w:tc>
@@ -8047,7 +9062,7 @@
                 <w:sz w:val="19"/>
                 <w:szCs w:val="19"/>
               </w:rPr>
-              <w:t>The screen belongs to another role (often an old bookmark or shared link).</w:t>
+              <w:t>It happens.</w:t>
             </w:r>
           </w:p>
         </w:tc>
@@ -8071,14 +9086,7 @@
                 <w:sz w:val="19"/>
                 <w:szCs w:val="19"/>
               </w:rPr>
-              <w:t>Select Go to my start screen</w:t>
-            </w:r>
-            <w:r>
-              <w:rPr>
-                <w:sz w:val="19"/>
-                <w:szCs w:val="19"/>
-              </w:rPr>
-              <w:t>. If you need that screen, ask the PI about your role.</w:t>
+              <w:t>Select Remove file beside the file name, then upload the right one.</w:t>
             </w:r>
           </w:p>
         </w:tc>
@@ -8112,7 +9120,7 @@
                 <w:sz w:val="19"/>
                 <w:szCs w:val="19"/>
               </w:rPr>
-              <w:t>"Too many sign-in attempts from this network"</w:t>
+              <w:t>"This screen isn't part of your role"</w:t>
             </w:r>
           </w:p>
         </w:tc>
@@ -8135,7 +9143,7 @@
                 <w:sz w:val="19"/>
                 <w:szCs w:val="19"/>
               </w:rPr>
-              <w:t>Sign-in is rate-limited per network; an office shares one address.</w:t>
+              <w:t>The screen belongs to another role (often an old bookmark or shared link).</w:t>
             </w:r>
           </w:p>
         </w:tc>
@@ -8158,7 +9166,7 @@
                 <w:sz w:val="19"/>
                 <w:szCs w:val="19"/>
               </w:rPr>
-              <w:t>Wait a minute and try again. A wrong password says so explicitly.</w:t>
+              <w:t>Select Go to my start screen. If you need that screen, ask the PI about your role.</w:t>
             </w:r>
           </w:p>
         </w:tc>
@@ -8193,7 +9201,7 @@
                 <w:sz w:val="19"/>
                 <w:szCs w:val="19"/>
               </w:rPr>
-              <w:t>A register shows fewer rows than expected</w:t>
+              <w:t>"Too many sign-in attempts from this network"</w:t>
             </w:r>
           </w:p>
         </w:tc>
@@ -8217,7 +9225,7 @@
                 <w:sz w:val="19"/>
                 <w:szCs w:val="19"/>
               </w:rPr>
-              <w:t>Registers show 20 rows per page; a Contact RA sees only assigned cases.</w:t>
+              <w:t>Sign-in is rate-limited per network; an office shares one address.</w:t>
             </w:r>
           </w:p>
         </w:tc>
@@ -8241,14 +9249,7 @@
                 <w:sz w:val="19"/>
                 <w:szCs w:val="19"/>
               </w:rPr>
-              <w:t>Use Next</w:t>
-            </w:r>
-            <w:r>
-              <w:rPr>
-                <w:sz w:val="19"/>
-                <w:szCs w:val="19"/>
-              </w:rPr>
-              <w:t>, or search. Ask the Field Coordinator to assign the case.</w:t>
+              <w:t>Wait a minute and try again. A wrong password says so explicitly.</w:t>
             </w:r>
           </w:p>
         </w:tc>
@@ -8282,7 +9283,7 @@
                 <w:sz w:val="19"/>
                 <w:szCs w:val="19"/>
               </w:rPr>
-              <w:t>A button is greyed out</w:t>
+              <w:t>A register shows fewer rows than expected</w:t>
             </w:r>
           </w:p>
         </w:tc>
@@ -8305,7 +9306,7 @@
                 <w:sz w:val="19"/>
                 <w:szCs w:val="19"/>
               </w:rPr>
-              <w:t>A required step is missing (a note, an authenticity decision, a selection).</w:t>
+              <w:t>Registers show 20 rows per page; a Contact RA sees only assigned cases.</w:t>
             </w:r>
           </w:p>
         </w:tc>
@@ -8328,7 +9329,7 @@
                 <w:sz w:val="19"/>
                 <w:szCs w:val="19"/>
               </w:rPr>
-              <w:t>Read the message beside the button; complete the missing step first.</w:t>
+              <w:t>Use Next, or search. Ask the Field Coordinator to assign the case.</w:t>
             </w:r>
           </w:p>
         </w:tc>
@@ -8363,7 +9364,7 @@
                 <w:sz w:val="19"/>
                 <w:szCs w:val="19"/>
               </w:rPr>
-              <w:t>"KoboToolbox couldn't be reached"</w:t>
+              <w:t>A button is greyed out</w:t>
             </w:r>
           </w:p>
         </w:tc>
@@ -8387,7 +9388,7 @@
                 <w:sz w:val="19"/>
                 <w:szCs w:val="19"/>
               </w:rPr>
-              <w:t>KoboToolbox is slow or the connection token has changed.</w:t>
+              <w:t>A required step is missing (a note, an authenticity decision, a selection).</w:t>
             </w:r>
           </w:p>
         </w:tc>
@@ -8411,7 +9412,7 @@
                 <w:sz w:val="19"/>
                 <w:szCs w:val="19"/>
               </w:rPr>
-              <w:t>Try again in a few minutes. If it persists, tell the PI.</w:t>
+              <w:t>Read the message beside the button; complete the missing step first.</w:t>
             </w:r>
           </w:p>
         </w:tc>
@@ -8445,7 +9446,7 @@
                 <w:sz w:val="19"/>
                 <w:szCs w:val="19"/>
               </w:rPr>
-              <w:t>Form PDFs says "Not in sync with KoboToolbox yet"</w:t>
+              <w:t>"KoboToolbox couldn't be reached"</w:t>
             </w:r>
           </w:p>
         </w:tc>
@@ -8468,7 +9469,7 @@
                 <w:sz w:val="19"/>
                 <w:szCs w:val="19"/>
               </w:rPr>
-              <w:t>The counts differ: a form was submitted or changed in KoboToolbox since the last sync (it runs every 15 minutes).</w:t>
+              <w:t>KoboToolbox is slow or the connection token has changed.</w:t>
             </w:r>
           </w:p>
         </w:tc>
@@ -8491,7 +9492,7 @@
                 <w:sz w:val="19"/>
                 <w:szCs w:val="19"/>
               </w:rPr>
-              <w:t>Select Sync now. If it still differs, or says it couldn't reach KoboToolbox, try again in a few minutes and tell the PI if it persists.</w:t>
+              <w:t>Try again in a few minutes. If it persists, tell the PI.</w:t>
             </w:r>
           </w:p>
         </w:tc>
@@ -8526,7 +9527,7 @@
                 <w:sz w:val="19"/>
                 <w:szCs w:val="19"/>
               </w:rPr>
-              <w:t>A document says "Already submitted" and its answers are locked</w:t>
+              <w:t>Form PDFs says "Not in sync with KoboToolbox yet"</w:t>
             </w:r>
           </w:p>
         </w:tc>
@@ -8550,7 +9551,7 @@
                 <w:sz w:val="19"/>
                 <w:szCs w:val="19"/>
               </w:rPr>
-              <w:t>Its coding was already sent to KoboToolbox; changing it here would not change that record.</w:t>
+              <w:t>The counts differ: a form was submitted or changed in KoboToolbox since the last sync (it runs every 15 minutes).</w:t>
             </w:r>
           </w:p>
         </w:tc>
@@ -8574,14 +9575,7 @@
                 <w:sz w:val="19"/>
                 <w:szCs w:val="19"/>
               </w:rPr>
-              <w:t>To redo the coding, delete that record in KoboToolbox, then select Sync now</w:t>
-            </w:r>
-            <w:r>
-              <w:rPr>
-                <w:sz w:val="19"/>
-                <w:szCs w:val="19"/>
-              </w:rPr>
-              <w:t xml:space="preserve"> on Form PDFs. The document unlocks.</w:t>
+              <w:t>Select Sync now. If it still differs, or says it couldn't reach KoboToolbox, try again in a few minutes and tell the PI if it persists.</w:t>
             </w:r>
           </w:p>
         </w:tc>
@@ -8615,7 +9609,7 @@
                 <w:sz w:val="19"/>
                 <w:szCs w:val="19"/>
               </w:rPr>
-              <w:t>A page keeps loading</w:t>
+              <w:t>A document says "Already submitted" and its answers are locked</w:t>
             </w:r>
           </w:p>
         </w:tc>
@@ -8638,7 +9632,7 @@
                 <w:sz w:val="19"/>
                 <w:szCs w:val="19"/>
               </w:rPr>
-              <w:t>A slow or dropped connection.</w:t>
+              <w:t>Its coding was already sent to KoboToolbox; changing it here would not change that record.</w:t>
             </w:r>
           </w:p>
         </w:tc>
@@ -8661,7 +9655,7 @@
                 <w:sz w:val="19"/>
                 <w:szCs w:val="19"/>
               </w:rPr>
-              <w:t>Refresh the page. Your saved work is not lost; unsaved typing may be.</w:t>
+              <w:t>To redo the coding, delete that record in KoboToolbox, then select Sync now on Form PDFs. The document unlocks.</w:t>
             </w:r>
           </w:p>
         </w:tc>
@@ -8696,7 +9690,7 @@
                 <w:sz w:val="19"/>
                 <w:szCs w:val="19"/>
               </w:rPr>
-              <w:t>A file upload seems stuck</w:t>
+              <w:t>A page keeps loading</w:t>
             </w:r>
           </w:p>
         </w:tc>
@@ -8720,7 +9714,7 @@
                 <w:sz w:val="19"/>
                 <w:szCs w:val="19"/>
               </w:rPr>
-              <w:t>A large file on a slow connection takes time; the bar shows how much has been sent.</w:t>
+              <w:t>A slow or dropped connection.</w:t>
             </w:r>
           </w:p>
         </w:tc>
@@ -8744,6 +9738,86 @@
                 <w:sz w:val="19"/>
                 <w:szCs w:val="19"/>
               </w:rPr>
+              <w:t>Refresh the page. Your saved work is not lost; unsaved typing may be.</w:t>
+            </w:r>
+          </w:p>
+        </w:tc>
+      </w:tr>
+      <w:tr>
+        <w:tblPrEx>
+          <w:tblCellMar>
+            <w:top w:w="0" w:type="dxa"/>
+            <w:bottom w:w="0" w:type="dxa"/>
+          </w:tblCellMar>
+        </w:tblPrEx>
+        <w:trPr>
+          <w:cantSplit/>
+        </w:trPr>
+        <w:tc>
+          <w:tcPr>
+            <w:tcW w:w="2635" w:type="dxa"/>
+            <w:tcMar>
+              <w:top w:w="70" w:type="dxa"/>
+              <w:left w:w="110" w:type="dxa"/>
+              <w:bottom w:w="70" w:type="dxa"/>
+              <w:right w:w="110" w:type="dxa"/>
+            </w:tcMar>
+          </w:tcPr>
+          <w:p>
+            <w:pPr>
+              <w:spacing w:after="40"/>
+            </w:pPr>
+            <w:r>
+              <w:rPr>
+                <w:sz w:val="19"/>
+                <w:szCs w:val="19"/>
+              </w:rPr>
+              <w:t>A file upload seems stuck</w:t>
+            </w:r>
+          </w:p>
+        </w:tc>
+        <w:tc>
+          <w:tcPr>
+            <w:tcW w:w="3200" w:type="dxa"/>
+            <w:tcMar>
+              <w:top w:w="70" w:type="dxa"/>
+              <w:left w:w="110" w:type="dxa"/>
+              <w:bottom w:w="70" w:type="dxa"/>
+              <w:right w:w="110" w:type="dxa"/>
+            </w:tcMar>
+          </w:tcPr>
+          <w:p>
+            <w:pPr>
+              <w:spacing w:after="40"/>
+            </w:pPr>
+            <w:r>
+              <w:rPr>
+                <w:sz w:val="19"/>
+                <w:szCs w:val="19"/>
+              </w:rPr>
+              <w:t>A large file on a slow connection takes time; the bar shows how much has been sent.</w:t>
+            </w:r>
+          </w:p>
+        </w:tc>
+        <w:tc>
+          <w:tcPr>
+            <w:tcW w:w="3577" w:type="dxa"/>
+            <w:tcMar>
+              <w:top w:w="70" w:type="dxa"/>
+              <w:left w:w="110" w:type="dxa"/>
+              <w:bottom w:w="70" w:type="dxa"/>
+              <w:right w:w="110" w:type="dxa"/>
+            </w:tcMar>
+          </w:tcPr>
+          <w:p>
+            <w:pPr>
+              <w:spacing w:after="40"/>
+            </w:pPr>
+            <w:r>
+              <w:rPr>
+                <w:sz w:val="19"/>
+                <w:szCs w:val="19"/>
+              </w:rPr>
               <w:t>Wait for Saving… and the file name. If it fails, try again or upload a smaller version.</w:t>
             </w:r>
           </w:p>
@@ -8760,12 +9834,12 @@
         <w:pStyle w:val="Heading1"/>
         <w:pageBreakBefore/>
       </w:pPr>
-      <w:bookmarkStart w:id="18" w:name="_Toc240768004"/>
+      <w:bookmarkStart w:id="20" w:name="_Toc240773553"/>
       <w:r>
         <w:lastRenderedPageBreak/>
         <w:t>7. Quick reference</w:t>
       </w:r>
-      <w:bookmarkEnd w:id="18"/>
+      <w:bookmarkEnd w:id="20"/>
     </w:p>
     <w:tbl>
       <w:tblPr>
@@ -8782,7 +9856,7 @@
           <w:left w:w="10" w:type="dxa"/>
           <w:right w:w="10" w:type="dxa"/>
         </w:tblCellMar>
-        <w:tblLook w:val="04A0" w:firstRow="1" w:lastRow="0" w:firstColumn="1" w:lastColumn="0" w:noHBand="0" w:noVBand="1"/>
+        <w:tblLook w:val="0000" w:firstRow="0" w:lastRow="0" w:firstColumn="0" w:lastColumn="0" w:noHBand="0" w:noVBand="0"/>
       </w:tblPr>
       <w:tblGrid>
         <w:gridCol w:w="2824"/>
@@ -9060,7 +10134,7 @@
                 <w:sz w:val="19"/>
                 <w:szCs w:val="19"/>
               </w:rPr>
-              <w:t>Order</w:t>
+              <w:t>Fast path</w:t>
             </w:r>
           </w:p>
         </w:tc>
@@ -9083,7 +10157,7 @@
                 <w:sz w:val="19"/>
                 <w:szCs w:val="19"/>
               </w:rPr>
-              <w:t>Create → attach source → assess authenticity → include/exclude → memo → code (by hand or Auto-fill)</w:t>
+              <w:t>New document → upload file → AI fills the record and drafts the form → check details → assess authenticity → review draft → Submit → Sync now</w:t>
             </w:r>
           </w:p>
         </w:tc>
@@ -9120,7 +10194,7 @@
                 <w:sz w:val="19"/>
                 <w:szCs w:val="19"/>
               </w:rPr>
-              <w:t>Auto-fill</w:t>
+              <w:t>Long report</w:t>
             </w:r>
           </w:p>
         </w:tc>
@@ -9143,7 +10217,7 @@
                 <w:sz w:val="19"/>
                 <w:szCs w:val="19"/>
               </w:rPr>
-              <w:t>AI drafts; you review every field; only Submit sends it</w:t>
+              <w:t>One record per chapter, each with its own page range</w:t>
             </w:r>
           </w:p>
         </w:tc>
@@ -9180,6 +10254,66 @@
                 <w:sz w:val="19"/>
                 <w:szCs w:val="19"/>
               </w:rPr>
+              <w:t>Auto-fill</w:t>
+            </w:r>
+          </w:p>
+        </w:tc>
+        <w:tc>
+          <w:tcPr>
+            <w:tcW w:w="6588" w:type="dxa"/>
+            <w:tcMar>
+              <w:top w:w="70" w:type="dxa"/>
+              <w:left w:w="110" w:type="dxa"/>
+              <w:bottom w:w="70" w:type="dxa"/>
+              <w:right w:w="110" w:type="dxa"/>
+            </w:tcMar>
+          </w:tcPr>
+          <w:p>
+            <w:pPr>
+              <w:spacing w:after="40"/>
+            </w:pPr>
+            <w:r>
+              <w:rPr>
+                <w:sz w:val="19"/>
+                <w:szCs w:val="19"/>
+              </w:rPr>
+              <w:t>AI drafts; you review every field; only Submit sends it</w:t>
+            </w:r>
+          </w:p>
+        </w:tc>
+      </w:tr>
+      <w:tr>
+        <w:tblPrEx>
+          <w:tblCellMar>
+            <w:top w:w="0" w:type="dxa"/>
+            <w:bottom w:w="0" w:type="dxa"/>
+          </w:tblCellMar>
+        </w:tblPrEx>
+        <w:trPr>
+          <w:cantSplit/>
+        </w:trPr>
+        <w:tc>
+          <w:tcPr>
+            <w:tcW w:w="2824" w:type="dxa"/>
+            <w:shd w:val="clear" w:color="auto" w:fill="F1F4F7"/>
+            <w:tcMar>
+              <w:top w:w="70" w:type="dxa"/>
+              <w:left w:w="110" w:type="dxa"/>
+              <w:bottom w:w="70" w:type="dxa"/>
+              <w:right w:w="110" w:type="dxa"/>
+            </w:tcMar>
+          </w:tcPr>
+          <w:p>
+            <w:pPr>
+              <w:spacing w:after="40"/>
+            </w:pPr>
+            <w:r>
+              <w:rPr>
+                <w:b/>
+                <w:bCs/>
+                <w:sz w:val="19"/>
+                <w:szCs w:val="19"/>
+              </w:rPr>
               <w:t>Help</w:t>
             </w:r>
           </w:p>
@@ -9215,10 +10349,10 @@
       </w:pPr>
     </w:p>
     <w:sectPr>
-      <w:headerReference w:type="default" r:id="rId21"/>
-      <w:footerReference w:type="default" r:id="rId22"/>
-      <w:headerReference w:type="first" r:id="rId23"/>
-      <w:footerReference w:type="first" r:id="rId24"/>
+      <w:headerReference w:type="default" r:id="rId22"/>
+      <w:footerReference w:type="default" r:id="rId23"/>
+      <w:headerReference w:type="first" r:id="rId24"/>
+      <w:footerReference w:type="first" r:id="rId25"/>
       <w:pgSz w:w="11906" w:h="16838"/>
       <w:pgMar w:top="1300" w:right="1247" w:bottom="1200" w:left="1247" w:header="708" w:footer="708" w:gutter="0"/>
       <w:cols w:space="720"/>
@@ -9262,7 +10396,7 @@
         <w:sz w:val="16"/>
         <w:szCs w:val="16"/>
       </w:rPr>
-      <w:t>Version 1.3 · 20 September 2026</w:t>
+      <w:t>Version 1.4 · 20 September 2026</w:t>
     </w:r>
     <w:r>
       <w:rPr>
@@ -9435,10 +10569,10 @@
 <file path=word/numbering.xml><?xml version="1.0" encoding="utf-8"?>
 <w:numbering xmlns:wpc="http://schemas.microsoft.com/office/word/2010/wordprocessingCanvas" xmlns:cx="http://schemas.microsoft.com/office/drawing/2014/chartex" xmlns:cx1="http://schemas.microsoft.com/office/drawing/2015/9/8/chartex" xmlns:cx2="http://schemas.microsoft.com/office/drawing/2015/10/21/chartex" xmlns:cx3="http://schemas.microsoft.com/office/drawing/2016/5/9/chartex" xmlns:cx4="http://schemas.microsoft.com/office/drawing/2016/5/10/chartex" xmlns:cx5="http://schemas.microsoft.com/office/drawing/2016/5/11/chartex" xmlns:cx6="http://schemas.microsoft.com/office/drawing/2016/5/12/chartex" xmlns:cx7="http://schemas.microsoft.com/office/drawing/2016/5/13/chartex" xmlns:cx8="http://schemas.microsoft.com/office/drawing/2016/5/14/chartex" xmlns:mc="http://schemas.openxmlformats.org/markup-compatibility/2006" xmlns:aink="http://schemas.microsoft.com/office/drawing/2016/ink" xmlns:am3d="http://schemas.microsoft.com/office/drawing/2017/model3d" xmlns:o="urn:schemas-microsoft-com:office:office" xmlns:oel="http://schemas.microsoft.com/office/2019/extlst" xmlns:r="http://schemas.openxmlformats.org/officeDocument/2006/relationships" xmlns:m="http://schemas.openxmlformats.org/officeDocument/2006/math" xmlns:v="urn:schemas-microsoft-com:vml" xmlns:wp14="http://schemas.microsoft.com/office/word/2010/wordprocessingDrawing" xmlns:wp="http://schemas.openxmlformats.org/drawingml/2006/wordprocessingDrawing" xmlns:w10="urn:schemas-microsoft-com:office:word" xmlns:w="http://schemas.openxmlformats.org/wordprocessingml/2006/main" xmlns:w14="http://schemas.microsoft.com/office/word/2010/wordml" xmlns:w15="http://schemas.microsoft.com/office/word/2012/wordml" xmlns:w16cex="http://schemas.microsoft.com/office/word/2018/wordml/cex" xmlns:w16cid="http://schemas.microsoft.com/office/word/2016/wordml/cid" xmlns:w16="http://schemas.microsoft.com/office/word/2018/wordml" xmlns:w16sdtdh="http://schemas.microsoft.com/office/word/2020/wordml/sdtdatahash" xmlns:w16se="http://schemas.microsoft.com/office/word/2015/wordml/symex" xmlns:wpg="http://schemas.microsoft.com/office/word/2010/wordprocessingGroup" xmlns:wpi="http://schemas.microsoft.com/office/word/2010/wordprocessingInk" xmlns:wne="http://schemas.microsoft.com/office/word/2006/wordml" xmlns:wps="http://schemas.microsoft.com/office/word/2010/wordprocessingShape" mc:Ignorable="w14 w15 w16se w16cid w16 w16cex w16sdtdh wp14">
   <w:abstractNum w:abstractNumId="0" w15:restartNumberingAfterBreak="0">
-    <w:nsid w:val="0BB84694"/>
+    <w:nsid w:val="0E2E372B"/>
     <w:multiLevelType w:val="hybridMultilevel"/>
-    <w:tmpl w:val="BDDAC4E8"/>
-    <w:lvl w:ilvl="0" w:tplc="90268DF4">
+    <w:tmpl w:val="780AB120"/>
+    <w:lvl w:ilvl="0" w:tplc="D04696DA">
       <w:start w:val="1"/>
       <w:numFmt w:val="bullet"/>
       <w:lvlText w:val="•"/>
@@ -9447,7 +10581,7 @@
         <w:ind w:left="460" w:hanging="280"/>
       </w:pPr>
     </w:lvl>
-    <w:lvl w:ilvl="1" w:tplc="3EC8FE30">
+    <w:lvl w:ilvl="1" w:tplc="CB64732A">
       <w:start w:val="1"/>
       <w:numFmt w:val="bullet"/>
       <w:lvlText w:val="–"/>
@@ -9456,47 +10590,47 @@
         <w:ind w:left="900" w:hanging="280"/>
       </w:pPr>
     </w:lvl>
-    <w:lvl w:ilvl="2" w:tplc="3FAAAB76">
+    <w:lvl w:ilvl="2" w:tplc="7DEC2578">
       <w:numFmt w:val="decimal"/>
       <w:lvlText w:val=""/>
       <w:lvlJc w:val="left"/>
     </w:lvl>
-    <w:lvl w:ilvl="3" w:tplc="40D454C8">
+    <w:lvl w:ilvl="3" w:tplc="E7BA465A">
       <w:numFmt w:val="decimal"/>
       <w:lvlText w:val=""/>
       <w:lvlJc w:val="left"/>
     </w:lvl>
-    <w:lvl w:ilvl="4" w:tplc="D1FAE7DA">
+    <w:lvl w:ilvl="4" w:tplc="4920D78E">
       <w:numFmt w:val="decimal"/>
       <w:lvlText w:val=""/>
       <w:lvlJc w:val="left"/>
     </w:lvl>
-    <w:lvl w:ilvl="5" w:tplc="3844158C">
+    <w:lvl w:ilvl="5" w:tplc="F5426864">
       <w:numFmt w:val="decimal"/>
       <w:lvlText w:val=""/>
       <w:lvlJc w:val="left"/>
     </w:lvl>
-    <w:lvl w:ilvl="6" w:tplc="0DE4699C">
+    <w:lvl w:ilvl="6" w:tplc="5E92962E">
       <w:numFmt w:val="decimal"/>
       <w:lvlText w:val=""/>
       <w:lvlJc w:val="left"/>
     </w:lvl>
-    <w:lvl w:ilvl="7" w:tplc="FBDA5CA2">
+    <w:lvl w:ilvl="7" w:tplc="0FDEF890">
       <w:numFmt w:val="decimal"/>
       <w:lvlText w:val=""/>
       <w:lvlJc w:val="left"/>
     </w:lvl>
-    <w:lvl w:ilvl="8" w:tplc="41B65F82">
+    <w:lvl w:ilvl="8" w:tplc="4FE2ED62">
       <w:numFmt w:val="decimal"/>
       <w:lvlText w:val=""/>
       <w:lvlJc w:val="left"/>
     </w:lvl>
   </w:abstractNum>
   <w:abstractNum w:abstractNumId="1" w15:restartNumberingAfterBreak="0">
-    <w:nsid w:val="19230365"/>
+    <w:nsid w:val="184D77D6"/>
     <w:multiLevelType w:val="hybridMultilevel"/>
-    <w:tmpl w:val="ECBCAB0E"/>
-    <w:lvl w:ilvl="0" w:tplc="DDE0991A">
+    <w:tmpl w:val="34AE5BDC"/>
+    <w:lvl w:ilvl="0" w:tplc="A1AA6F82">
       <w:start w:val="1"/>
       <w:numFmt w:val="decimal"/>
       <w:lvlText w:val="%1."/>
@@ -9510,52 +10644,52 @@
         <w:color w:val="A67C27"/>
       </w:rPr>
     </w:lvl>
-    <w:lvl w:ilvl="1" w:tplc="E708DE9A">
+    <w:lvl w:ilvl="1" w:tplc="282476E2">
       <w:numFmt w:val="decimal"/>
       <w:lvlText w:val=""/>
       <w:lvlJc w:val="left"/>
     </w:lvl>
-    <w:lvl w:ilvl="2" w:tplc="35602860">
+    <w:lvl w:ilvl="2" w:tplc="49D60C56">
       <w:numFmt w:val="decimal"/>
       <w:lvlText w:val=""/>
       <w:lvlJc w:val="left"/>
     </w:lvl>
-    <w:lvl w:ilvl="3" w:tplc="3D22CD18">
+    <w:lvl w:ilvl="3" w:tplc="B44093D4">
       <w:numFmt w:val="decimal"/>
       <w:lvlText w:val=""/>
       <w:lvlJc w:val="left"/>
     </w:lvl>
-    <w:lvl w:ilvl="4" w:tplc="AD66B586">
+    <w:lvl w:ilvl="4" w:tplc="D9A671E2">
       <w:numFmt w:val="decimal"/>
       <w:lvlText w:val=""/>
       <w:lvlJc w:val="left"/>
     </w:lvl>
-    <w:lvl w:ilvl="5" w:tplc="5838BA96">
+    <w:lvl w:ilvl="5" w:tplc="465CB7EC">
       <w:numFmt w:val="decimal"/>
       <w:lvlText w:val=""/>
       <w:lvlJc w:val="left"/>
     </w:lvl>
-    <w:lvl w:ilvl="6" w:tplc="9E64EF68">
+    <w:lvl w:ilvl="6" w:tplc="76D2B262">
       <w:numFmt w:val="decimal"/>
       <w:lvlText w:val=""/>
       <w:lvlJc w:val="left"/>
     </w:lvl>
-    <w:lvl w:ilvl="7" w:tplc="189211DA">
+    <w:lvl w:ilvl="7" w:tplc="CA0A83EC">
       <w:numFmt w:val="decimal"/>
       <w:lvlText w:val=""/>
       <w:lvlJc w:val="left"/>
     </w:lvl>
-    <w:lvl w:ilvl="8" w:tplc="18A23D1C">
+    <w:lvl w:ilvl="8" w:tplc="7192628C">
       <w:numFmt w:val="decimal"/>
       <w:lvlText w:val=""/>
       <w:lvlJc w:val="left"/>
     </w:lvl>
   </w:abstractNum>
   <w:abstractNum w:abstractNumId="2" w15:restartNumberingAfterBreak="0">
-    <w:nsid w:val="361B7A70"/>
+    <w:nsid w:val="2DAC6B79"/>
     <w:multiLevelType w:val="hybridMultilevel"/>
-    <w:tmpl w:val="E56AB28E"/>
-    <w:lvl w:ilvl="0" w:tplc="64743534">
+    <w:tmpl w:val="890CF8FC"/>
+    <w:lvl w:ilvl="0" w:tplc="9606FE0E">
       <w:start w:val="1"/>
       <w:numFmt w:val="decimal"/>
       <w:lvlText w:val="%1."/>
@@ -9569,52 +10703,52 @@
         <w:color w:val="A67C27"/>
       </w:rPr>
     </w:lvl>
-    <w:lvl w:ilvl="1" w:tplc="7628388A">
+    <w:lvl w:ilvl="1" w:tplc="06A0A156">
       <w:numFmt w:val="decimal"/>
       <w:lvlText w:val=""/>
       <w:lvlJc w:val="left"/>
     </w:lvl>
-    <w:lvl w:ilvl="2" w:tplc="659C969E">
+    <w:lvl w:ilvl="2" w:tplc="D1EE182E">
       <w:numFmt w:val="decimal"/>
       <w:lvlText w:val=""/>
       <w:lvlJc w:val="left"/>
     </w:lvl>
-    <w:lvl w:ilvl="3" w:tplc="ABC2A6AE">
+    <w:lvl w:ilvl="3" w:tplc="F7DAF64E">
       <w:numFmt w:val="decimal"/>
       <w:lvlText w:val=""/>
       <w:lvlJc w:val="left"/>
     </w:lvl>
-    <w:lvl w:ilvl="4" w:tplc="FF785D4A">
+    <w:lvl w:ilvl="4" w:tplc="9C36724C">
       <w:numFmt w:val="decimal"/>
       <w:lvlText w:val=""/>
       <w:lvlJc w:val="left"/>
     </w:lvl>
-    <w:lvl w:ilvl="5" w:tplc="681C5D72">
+    <w:lvl w:ilvl="5" w:tplc="6AC206A6">
       <w:numFmt w:val="decimal"/>
       <w:lvlText w:val=""/>
       <w:lvlJc w:val="left"/>
     </w:lvl>
-    <w:lvl w:ilvl="6" w:tplc="5C28E74E">
+    <w:lvl w:ilvl="6" w:tplc="6B669C1E">
       <w:numFmt w:val="decimal"/>
       <w:lvlText w:val=""/>
       <w:lvlJc w:val="left"/>
     </w:lvl>
-    <w:lvl w:ilvl="7" w:tplc="3C8674C6">
+    <w:lvl w:ilvl="7" w:tplc="92F8A0A4">
       <w:numFmt w:val="decimal"/>
       <w:lvlText w:val=""/>
       <w:lvlJc w:val="left"/>
     </w:lvl>
-    <w:lvl w:ilvl="8" w:tplc="41F008DA">
+    <w:lvl w:ilvl="8" w:tplc="4396549C">
       <w:numFmt w:val="decimal"/>
       <w:lvlText w:val=""/>
       <w:lvlJc w:val="left"/>
     </w:lvl>
   </w:abstractNum>
   <w:abstractNum w:abstractNumId="3" w15:restartNumberingAfterBreak="0">
-    <w:nsid w:val="36AC19D9"/>
+    <w:nsid w:val="33BD2387"/>
     <w:multiLevelType w:val="hybridMultilevel"/>
-    <w:tmpl w:val="B46C0CC4"/>
-    <w:lvl w:ilvl="0" w:tplc="0CE650BC">
+    <w:tmpl w:val="4086E692"/>
+    <w:lvl w:ilvl="0" w:tplc="02467146">
       <w:start w:val="1"/>
       <w:numFmt w:val="decimal"/>
       <w:lvlText w:val="%1."/>
@@ -9628,52 +10762,52 @@
         <w:color w:val="A67C27"/>
       </w:rPr>
     </w:lvl>
-    <w:lvl w:ilvl="1" w:tplc="92E0469C">
+    <w:lvl w:ilvl="1" w:tplc="FEEE965C">
       <w:numFmt w:val="decimal"/>
       <w:lvlText w:val=""/>
       <w:lvlJc w:val="left"/>
     </w:lvl>
-    <w:lvl w:ilvl="2" w:tplc="22B85050">
+    <w:lvl w:ilvl="2" w:tplc="DCE2549C">
       <w:numFmt w:val="decimal"/>
       <w:lvlText w:val=""/>
       <w:lvlJc w:val="left"/>
     </w:lvl>
-    <w:lvl w:ilvl="3" w:tplc="8E20FD1E">
+    <w:lvl w:ilvl="3" w:tplc="51A477F2">
       <w:numFmt w:val="decimal"/>
       <w:lvlText w:val=""/>
       <w:lvlJc w:val="left"/>
     </w:lvl>
-    <w:lvl w:ilvl="4" w:tplc="00588750">
+    <w:lvl w:ilvl="4" w:tplc="D9CC0C1A">
       <w:numFmt w:val="decimal"/>
       <w:lvlText w:val=""/>
       <w:lvlJc w:val="left"/>
     </w:lvl>
-    <w:lvl w:ilvl="5" w:tplc="70EA392C">
+    <w:lvl w:ilvl="5" w:tplc="BB3A57A6">
       <w:numFmt w:val="decimal"/>
       <w:lvlText w:val=""/>
       <w:lvlJc w:val="left"/>
     </w:lvl>
-    <w:lvl w:ilvl="6" w:tplc="95AC8B28">
+    <w:lvl w:ilvl="6" w:tplc="F6A821C4">
       <w:numFmt w:val="decimal"/>
       <w:lvlText w:val=""/>
       <w:lvlJc w:val="left"/>
     </w:lvl>
-    <w:lvl w:ilvl="7" w:tplc="F726F05C">
+    <w:lvl w:ilvl="7" w:tplc="B6182DC6">
       <w:numFmt w:val="decimal"/>
       <w:lvlText w:val=""/>
       <w:lvlJc w:val="left"/>
     </w:lvl>
-    <w:lvl w:ilvl="8" w:tplc="9E4A1AD8">
+    <w:lvl w:ilvl="8" w:tplc="5732835E">
       <w:numFmt w:val="decimal"/>
       <w:lvlText w:val=""/>
       <w:lvlJc w:val="left"/>
     </w:lvl>
   </w:abstractNum>
   <w:abstractNum w:abstractNumId="4" w15:restartNumberingAfterBreak="0">
-    <w:nsid w:val="473323D8"/>
+    <w:nsid w:val="34D6449B"/>
     <w:multiLevelType w:val="hybridMultilevel"/>
-    <w:tmpl w:val="78722E34"/>
-    <w:lvl w:ilvl="0" w:tplc="E51287CE">
+    <w:tmpl w:val="6A105AFC"/>
+    <w:lvl w:ilvl="0" w:tplc="F750524C">
       <w:start w:val="1"/>
       <w:numFmt w:val="decimal"/>
       <w:lvlText w:val="%1."/>
@@ -9687,52 +10821,52 @@
         <w:color w:val="A67C27"/>
       </w:rPr>
     </w:lvl>
-    <w:lvl w:ilvl="1" w:tplc="56BAB340">
+    <w:lvl w:ilvl="1" w:tplc="C158038E">
       <w:numFmt w:val="decimal"/>
       <w:lvlText w:val=""/>
       <w:lvlJc w:val="left"/>
     </w:lvl>
-    <w:lvl w:ilvl="2" w:tplc="257C691A">
+    <w:lvl w:ilvl="2" w:tplc="B4CCA2D8">
       <w:numFmt w:val="decimal"/>
       <w:lvlText w:val=""/>
       <w:lvlJc w:val="left"/>
     </w:lvl>
-    <w:lvl w:ilvl="3" w:tplc="84D68E46">
+    <w:lvl w:ilvl="3" w:tplc="E990FB30">
       <w:numFmt w:val="decimal"/>
       <w:lvlText w:val=""/>
       <w:lvlJc w:val="left"/>
     </w:lvl>
-    <w:lvl w:ilvl="4" w:tplc="AFD2B168">
+    <w:lvl w:ilvl="4" w:tplc="E3328026">
       <w:numFmt w:val="decimal"/>
       <w:lvlText w:val=""/>
       <w:lvlJc w:val="left"/>
     </w:lvl>
-    <w:lvl w:ilvl="5" w:tplc="5CE06460">
+    <w:lvl w:ilvl="5" w:tplc="A07C56A4">
       <w:numFmt w:val="decimal"/>
       <w:lvlText w:val=""/>
       <w:lvlJc w:val="left"/>
     </w:lvl>
-    <w:lvl w:ilvl="6" w:tplc="47285C08">
+    <w:lvl w:ilvl="6" w:tplc="5734E71E">
       <w:numFmt w:val="decimal"/>
       <w:lvlText w:val=""/>
       <w:lvlJc w:val="left"/>
     </w:lvl>
-    <w:lvl w:ilvl="7" w:tplc="2AF43F0A">
+    <w:lvl w:ilvl="7" w:tplc="012AE86A">
       <w:numFmt w:val="decimal"/>
       <w:lvlText w:val=""/>
       <w:lvlJc w:val="left"/>
     </w:lvl>
-    <w:lvl w:ilvl="8" w:tplc="F6162A8A">
+    <w:lvl w:ilvl="8" w:tplc="BB5EBED4">
       <w:numFmt w:val="decimal"/>
       <w:lvlText w:val=""/>
       <w:lvlJc w:val="left"/>
     </w:lvl>
   </w:abstractNum>
   <w:abstractNum w:abstractNumId="5" w15:restartNumberingAfterBreak="0">
-    <w:nsid w:val="48F6386F"/>
+    <w:nsid w:val="3CBE75BA"/>
     <w:multiLevelType w:val="hybridMultilevel"/>
-    <w:tmpl w:val="6DA8574E"/>
-    <w:lvl w:ilvl="0" w:tplc="E252FF00">
+    <w:tmpl w:val="5BBA7DAE"/>
+    <w:lvl w:ilvl="0" w:tplc="24309184">
       <w:start w:val="1"/>
       <w:numFmt w:val="decimal"/>
       <w:lvlText w:val="%1."/>
@@ -9746,138 +10880,52 @@
         <w:color w:val="A67C27"/>
       </w:rPr>
     </w:lvl>
-    <w:lvl w:ilvl="1" w:tplc="30F80DF6">
+    <w:lvl w:ilvl="1" w:tplc="022E08D4">
       <w:numFmt w:val="decimal"/>
       <w:lvlText w:val=""/>
       <w:lvlJc w:val="left"/>
     </w:lvl>
-    <w:lvl w:ilvl="2" w:tplc="EF52A808">
+    <w:lvl w:ilvl="2" w:tplc="31342878">
       <w:numFmt w:val="decimal"/>
       <w:lvlText w:val=""/>
       <w:lvlJc w:val="left"/>
     </w:lvl>
-    <w:lvl w:ilvl="3" w:tplc="A3709BF2">
+    <w:lvl w:ilvl="3" w:tplc="009A5576">
       <w:numFmt w:val="decimal"/>
       <w:lvlText w:val=""/>
       <w:lvlJc w:val="left"/>
     </w:lvl>
-    <w:lvl w:ilvl="4" w:tplc="2A10EC7C">
+    <w:lvl w:ilvl="4" w:tplc="1C903AD6">
       <w:numFmt w:val="decimal"/>
       <w:lvlText w:val=""/>
       <w:lvlJc w:val="left"/>
     </w:lvl>
-    <w:lvl w:ilvl="5" w:tplc="D1A67CAA">
+    <w:lvl w:ilvl="5" w:tplc="AE86FDB2">
       <w:numFmt w:val="decimal"/>
       <w:lvlText w:val=""/>
       <w:lvlJc w:val="left"/>
     </w:lvl>
-    <w:lvl w:ilvl="6" w:tplc="E59667E8">
+    <w:lvl w:ilvl="6" w:tplc="56020DA4">
       <w:numFmt w:val="decimal"/>
       <w:lvlText w:val=""/>
       <w:lvlJc w:val="left"/>
     </w:lvl>
-    <w:lvl w:ilvl="7" w:tplc="AC604B08">
+    <w:lvl w:ilvl="7" w:tplc="979A7DBE">
       <w:numFmt w:val="decimal"/>
       <w:lvlText w:val=""/>
       <w:lvlJc w:val="left"/>
     </w:lvl>
-    <w:lvl w:ilvl="8" w:tplc="E3A49F66">
+    <w:lvl w:ilvl="8" w:tplc="66EABDDE">
       <w:numFmt w:val="decimal"/>
       <w:lvlText w:val=""/>
       <w:lvlJc w:val="left"/>
     </w:lvl>
   </w:abstractNum>
   <w:abstractNum w:abstractNumId="6" w15:restartNumberingAfterBreak="0">
-    <w:nsid w:val="497E2949"/>
+    <w:nsid w:val="45800EBB"/>
     <w:multiLevelType w:val="hybridMultilevel"/>
-    <w:tmpl w:val="39EEC46A"/>
-    <w:lvl w:ilvl="0" w:tplc="AC469C3A">
-      <w:start w:val="1"/>
-      <w:numFmt w:val="bullet"/>
-      <w:lvlText w:val="●"/>
-      <w:lvlJc w:val="left"/>
-      <w:pPr>
-        <w:ind w:left="720" w:hanging="360"/>
-      </w:pPr>
-    </w:lvl>
-    <w:lvl w:ilvl="1" w:tplc="CB2CDFF4">
-      <w:start w:val="1"/>
-      <w:numFmt w:val="bullet"/>
-      <w:lvlText w:val="○"/>
-      <w:lvlJc w:val="left"/>
-      <w:pPr>
-        <w:ind w:left="1440" w:hanging="360"/>
-      </w:pPr>
-    </w:lvl>
-    <w:lvl w:ilvl="2" w:tplc="11CC23FA">
-      <w:start w:val="1"/>
-      <w:numFmt w:val="bullet"/>
-      <w:lvlText w:val="■"/>
-      <w:lvlJc w:val="left"/>
-      <w:pPr>
-        <w:ind w:left="2160" w:hanging="360"/>
-      </w:pPr>
-    </w:lvl>
-    <w:lvl w:ilvl="3" w:tplc="907EA56A">
-      <w:start w:val="1"/>
-      <w:numFmt w:val="bullet"/>
-      <w:lvlText w:val="●"/>
-      <w:lvlJc w:val="left"/>
-      <w:pPr>
-        <w:ind w:left="2880" w:hanging="360"/>
-      </w:pPr>
-    </w:lvl>
-    <w:lvl w:ilvl="4" w:tplc="5A2CC402">
-      <w:start w:val="1"/>
-      <w:numFmt w:val="bullet"/>
-      <w:lvlText w:val="○"/>
-      <w:lvlJc w:val="left"/>
-      <w:pPr>
-        <w:ind w:left="3600" w:hanging="360"/>
-      </w:pPr>
-    </w:lvl>
-    <w:lvl w:ilvl="5" w:tplc="034011A4">
-      <w:start w:val="1"/>
-      <w:numFmt w:val="bullet"/>
-      <w:lvlText w:val="■"/>
-      <w:lvlJc w:val="left"/>
-      <w:pPr>
-        <w:ind w:left="4320" w:hanging="360"/>
-      </w:pPr>
-    </w:lvl>
-    <w:lvl w:ilvl="6" w:tplc="45EA7D5C">
-      <w:start w:val="1"/>
-      <w:numFmt w:val="bullet"/>
-      <w:lvlText w:val="●"/>
-      <w:lvlJc w:val="left"/>
-      <w:pPr>
-        <w:ind w:left="5040" w:hanging="360"/>
-      </w:pPr>
-    </w:lvl>
-    <w:lvl w:ilvl="7" w:tplc="9A681E5A">
-      <w:start w:val="1"/>
-      <w:numFmt w:val="bullet"/>
-      <w:lvlText w:val="●"/>
-      <w:lvlJc w:val="left"/>
-      <w:pPr>
-        <w:ind w:left="5760" w:hanging="360"/>
-      </w:pPr>
-    </w:lvl>
-    <w:lvl w:ilvl="8" w:tplc="CAA813D8">
-      <w:start w:val="1"/>
-      <w:numFmt w:val="bullet"/>
-      <w:lvlText w:val="●"/>
-      <w:lvlJc w:val="left"/>
-      <w:pPr>
-        <w:ind w:left="6480" w:hanging="360"/>
-      </w:pPr>
-    </w:lvl>
-  </w:abstractNum>
-  <w:abstractNum w:abstractNumId="7" w15:restartNumberingAfterBreak="0">
-    <w:nsid w:val="6283173D"/>
-    <w:multiLevelType w:val="hybridMultilevel"/>
-    <w:tmpl w:val="629A33CA"/>
-    <w:lvl w:ilvl="0" w:tplc="1C3C9D38">
+    <w:tmpl w:val="B93821E2"/>
+    <w:lvl w:ilvl="0" w:tplc="3EF6C9DC">
       <w:start w:val="1"/>
       <w:numFmt w:val="decimal"/>
       <w:lvlText w:val="%1."/>
@@ -9891,52 +10939,138 @@
         <w:color w:val="A67C27"/>
       </w:rPr>
     </w:lvl>
-    <w:lvl w:ilvl="1" w:tplc="EE7474E6">
+    <w:lvl w:ilvl="1" w:tplc="B8DC68C4">
       <w:numFmt w:val="decimal"/>
       <w:lvlText w:val=""/>
       <w:lvlJc w:val="left"/>
     </w:lvl>
-    <w:lvl w:ilvl="2" w:tplc="3CDC502E">
+    <w:lvl w:ilvl="2" w:tplc="82F459D0">
       <w:numFmt w:val="decimal"/>
       <w:lvlText w:val=""/>
       <w:lvlJc w:val="left"/>
     </w:lvl>
-    <w:lvl w:ilvl="3" w:tplc="564E6FDA">
+    <w:lvl w:ilvl="3" w:tplc="FCAC1F5C">
       <w:numFmt w:val="decimal"/>
       <w:lvlText w:val=""/>
       <w:lvlJc w:val="left"/>
     </w:lvl>
-    <w:lvl w:ilvl="4" w:tplc="84E0131E">
+    <w:lvl w:ilvl="4" w:tplc="5206355C">
       <w:numFmt w:val="decimal"/>
       <w:lvlText w:val=""/>
       <w:lvlJc w:val="left"/>
     </w:lvl>
-    <w:lvl w:ilvl="5" w:tplc="AD4E165C">
+    <w:lvl w:ilvl="5" w:tplc="76EEF746">
       <w:numFmt w:val="decimal"/>
       <w:lvlText w:val=""/>
       <w:lvlJc w:val="left"/>
     </w:lvl>
-    <w:lvl w:ilvl="6" w:tplc="3D08C2BE">
+    <w:lvl w:ilvl="6" w:tplc="E20800CA">
       <w:numFmt w:val="decimal"/>
       <w:lvlText w:val=""/>
       <w:lvlJc w:val="left"/>
     </w:lvl>
-    <w:lvl w:ilvl="7" w:tplc="6E368AAC">
+    <w:lvl w:ilvl="7" w:tplc="9B9E61BA">
       <w:numFmt w:val="decimal"/>
       <w:lvlText w:val=""/>
       <w:lvlJc w:val="left"/>
     </w:lvl>
-    <w:lvl w:ilvl="8" w:tplc="5B321A54">
+    <w:lvl w:ilvl="8" w:tplc="B4FE05B6">
       <w:numFmt w:val="decimal"/>
       <w:lvlText w:val=""/>
       <w:lvlJc w:val="left"/>
     </w:lvl>
   </w:abstractNum>
+  <w:abstractNum w:abstractNumId="7" w15:restartNumberingAfterBreak="0">
+    <w:nsid w:val="53511725"/>
+    <w:multiLevelType w:val="hybridMultilevel"/>
+    <w:tmpl w:val="3FA4E3BE"/>
+    <w:lvl w:ilvl="0" w:tplc="B5B2E286">
+      <w:start w:val="1"/>
+      <w:numFmt w:val="bullet"/>
+      <w:lvlText w:val="●"/>
+      <w:lvlJc w:val="left"/>
+      <w:pPr>
+        <w:ind w:left="720" w:hanging="360"/>
+      </w:pPr>
+    </w:lvl>
+    <w:lvl w:ilvl="1" w:tplc="D4CAD972">
+      <w:start w:val="1"/>
+      <w:numFmt w:val="bullet"/>
+      <w:lvlText w:val="○"/>
+      <w:lvlJc w:val="left"/>
+      <w:pPr>
+        <w:ind w:left="1440" w:hanging="360"/>
+      </w:pPr>
+    </w:lvl>
+    <w:lvl w:ilvl="2" w:tplc="9CC6FFAE">
+      <w:start w:val="1"/>
+      <w:numFmt w:val="bullet"/>
+      <w:lvlText w:val="■"/>
+      <w:lvlJc w:val="left"/>
+      <w:pPr>
+        <w:ind w:left="2160" w:hanging="360"/>
+      </w:pPr>
+    </w:lvl>
+    <w:lvl w:ilvl="3" w:tplc="4A643662">
+      <w:start w:val="1"/>
+      <w:numFmt w:val="bullet"/>
+      <w:lvlText w:val="●"/>
+      <w:lvlJc w:val="left"/>
+      <w:pPr>
+        <w:ind w:left="2880" w:hanging="360"/>
+      </w:pPr>
+    </w:lvl>
+    <w:lvl w:ilvl="4" w:tplc="D368CAA8">
+      <w:start w:val="1"/>
+      <w:numFmt w:val="bullet"/>
+      <w:lvlText w:val="○"/>
+      <w:lvlJc w:val="left"/>
+      <w:pPr>
+        <w:ind w:left="3600" w:hanging="360"/>
+      </w:pPr>
+    </w:lvl>
+    <w:lvl w:ilvl="5" w:tplc="1E0E4C98">
+      <w:start w:val="1"/>
+      <w:numFmt w:val="bullet"/>
+      <w:lvlText w:val="■"/>
+      <w:lvlJc w:val="left"/>
+      <w:pPr>
+        <w:ind w:left="4320" w:hanging="360"/>
+      </w:pPr>
+    </w:lvl>
+    <w:lvl w:ilvl="6" w:tplc="CDAE2A1C">
+      <w:start w:val="1"/>
+      <w:numFmt w:val="bullet"/>
+      <w:lvlText w:val="●"/>
+      <w:lvlJc w:val="left"/>
+      <w:pPr>
+        <w:ind w:left="5040" w:hanging="360"/>
+      </w:pPr>
+    </w:lvl>
+    <w:lvl w:ilvl="7" w:tplc="BFEC5AB8">
+      <w:start w:val="1"/>
+      <w:numFmt w:val="bullet"/>
+      <w:lvlText w:val="●"/>
+      <w:lvlJc w:val="left"/>
+      <w:pPr>
+        <w:ind w:left="5760" w:hanging="360"/>
+      </w:pPr>
+    </w:lvl>
+    <w:lvl w:ilvl="8" w:tplc="C84236F4">
+      <w:start w:val="1"/>
+      <w:numFmt w:val="bullet"/>
+      <w:lvlText w:val="●"/>
+      <w:lvlJc w:val="left"/>
+      <w:pPr>
+        <w:ind w:left="6480" w:hanging="360"/>
+      </w:pPr>
+    </w:lvl>
+  </w:abstractNum>
   <w:abstractNum w:abstractNumId="8" w15:restartNumberingAfterBreak="0">
-    <w:nsid w:val="797713F7"/>
+    <w:nsid w:val="5E647C46"/>
     <w:multiLevelType w:val="hybridMultilevel"/>
-    <w:tmpl w:val="4DE4A6B8"/>
-    <w:lvl w:ilvl="0" w:tplc="5EB0E774">
+    <w:tmpl w:val="BEBA78BA"/>
+    <w:lvl w:ilvl="0" w:tplc="F9BE9CAA">
       <w:start w:val="1"/>
       <w:numFmt w:val="decimal"/>
       <w:lvlText w:val="%1."/>
@@ -9950,97 +11084,227 @@
         <w:color w:val="A67C27"/>
       </w:rPr>
     </w:lvl>
-    <w:lvl w:ilvl="1" w:tplc="E89899DA">
+    <w:lvl w:ilvl="1" w:tplc="CFAEE5DC">
       <w:numFmt w:val="decimal"/>
       <w:lvlText w:val=""/>
       <w:lvlJc w:val="left"/>
     </w:lvl>
-    <w:lvl w:ilvl="2" w:tplc="A6300384">
+    <w:lvl w:ilvl="2" w:tplc="DA5EF294">
       <w:numFmt w:val="decimal"/>
       <w:lvlText w:val=""/>
       <w:lvlJc w:val="left"/>
     </w:lvl>
-    <w:lvl w:ilvl="3" w:tplc="4F283600">
+    <w:lvl w:ilvl="3" w:tplc="99364A20">
       <w:numFmt w:val="decimal"/>
       <w:lvlText w:val=""/>
       <w:lvlJc w:val="left"/>
     </w:lvl>
-    <w:lvl w:ilvl="4" w:tplc="03E01B64">
+    <w:lvl w:ilvl="4" w:tplc="20302C44">
       <w:numFmt w:val="decimal"/>
       <w:lvlText w:val=""/>
       <w:lvlJc w:val="left"/>
     </w:lvl>
-    <w:lvl w:ilvl="5" w:tplc="0D6AE560">
+    <w:lvl w:ilvl="5" w:tplc="8416D2EC">
       <w:numFmt w:val="decimal"/>
       <w:lvlText w:val=""/>
       <w:lvlJc w:val="left"/>
     </w:lvl>
-    <w:lvl w:ilvl="6" w:tplc="4CDE5238">
+    <w:lvl w:ilvl="6" w:tplc="5D26D526">
       <w:numFmt w:val="decimal"/>
       <w:lvlText w:val=""/>
       <w:lvlJc w:val="left"/>
     </w:lvl>
-    <w:lvl w:ilvl="7" w:tplc="AD4E1B4C">
+    <w:lvl w:ilvl="7" w:tplc="C3DC87CA">
       <w:numFmt w:val="decimal"/>
       <w:lvlText w:val=""/>
       <w:lvlJc w:val="left"/>
     </w:lvl>
-    <w:lvl w:ilvl="8" w:tplc="B86C7BFE">
+    <w:lvl w:ilvl="8" w:tplc="ECA873E2">
       <w:numFmt w:val="decimal"/>
       <w:lvlText w:val=""/>
       <w:lvlJc w:val="left"/>
     </w:lvl>
   </w:abstractNum>
-  <w:num w:numId="1" w16cid:durableId="1629432766">
+  <w:abstractNum w:abstractNumId="9" w15:restartNumberingAfterBreak="0">
+    <w:nsid w:val="6A0468EE"/>
+    <w:multiLevelType w:val="hybridMultilevel"/>
+    <w:tmpl w:val="A3801210"/>
+    <w:lvl w:ilvl="0" w:tplc="4F04D2D0">
+      <w:start w:val="1"/>
+      <w:numFmt w:val="decimal"/>
+      <w:lvlText w:val="%1."/>
+      <w:lvlJc w:val="left"/>
+      <w:pPr>
+        <w:ind w:left="460" w:hanging="360"/>
+      </w:pPr>
+      <w:rPr>
+        <w:b/>
+        <w:bCs/>
+        <w:color w:val="A67C27"/>
+      </w:rPr>
+    </w:lvl>
+    <w:lvl w:ilvl="1" w:tplc="FFBC9ABC">
+      <w:numFmt w:val="decimal"/>
+      <w:lvlText w:val=""/>
+      <w:lvlJc w:val="left"/>
+    </w:lvl>
+    <w:lvl w:ilvl="2" w:tplc="B97E9E7A">
+      <w:numFmt w:val="decimal"/>
+      <w:lvlText w:val=""/>
+      <w:lvlJc w:val="left"/>
+    </w:lvl>
+    <w:lvl w:ilvl="3" w:tplc="4FA60722">
+      <w:numFmt w:val="decimal"/>
+      <w:lvlText w:val=""/>
+      <w:lvlJc w:val="left"/>
+    </w:lvl>
+    <w:lvl w:ilvl="4" w:tplc="0E46000C">
+      <w:numFmt w:val="decimal"/>
+      <w:lvlText w:val=""/>
+      <w:lvlJc w:val="left"/>
+    </w:lvl>
+    <w:lvl w:ilvl="5" w:tplc="239C9A3E">
+      <w:numFmt w:val="decimal"/>
+      <w:lvlText w:val=""/>
+      <w:lvlJc w:val="left"/>
+    </w:lvl>
+    <w:lvl w:ilvl="6" w:tplc="ABBCDE8C">
+      <w:numFmt w:val="decimal"/>
+      <w:lvlText w:val=""/>
+      <w:lvlJc w:val="left"/>
+    </w:lvl>
+    <w:lvl w:ilvl="7" w:tplc="46FCB83E">
+      <w:numFmt w:val="decimal"/>
+      <w:lvlText w:val=""/>
+      <w:lvlJc w:val="left"/>
+    </w:lvl>
+    <w:lvl w:ilvl="8" w:tplc="C2607BC8">
+      <w:numFmt w:val="decimal"/>
+      <w:lvlText w:val=""/>
+      <w:lvlJc w:val="left"/>
+    </w:lvl>
+  </w:abstractNum>
+  <w:abstractNum w:abstractNumId="10" w15:restartNumberingAfterBreak="0">
+    <w:nsid w:val="730B2D53"/>
+    <w:multiLevelType w:val="hybridMultilevel"/>
+    <w:tmpl w:val="E3BC6568"/>
+    <w:lvl w:ilvl="0" w:tplc="9DFEBD30">
+      <w:start w:val="1"/>
+      <w:numFmt w:val="decimal"/>
+      <w:lvlText w:val="%1."/>
+      <w:lvlJc w:val="left"/>
+      <w:pPr>
+        <w:ind w:left="460" w:hanging="360"/>
+      </w:pPr>
+      <w:rPr>
+        <w:b/>
+        <w:bCs/>
+        <w:color w:val="A67C27"/>
+      </w:rPr>
+    </w:lvl>
+    <w:lvl w:ilvl="1" w:tplc="79F8B714">
+      <w:numFmt w:val="decimal"/>
+      <w:lvlText w:val=""/>
+      <w:lvlJc w:val="left"/>
+    </w:lvl>
+    <w:lvl w:ilvl="2" w:tplc="F1E215B6">
+      <w:numFmt w:val="decimal"/>
+      <w:lvlText w:val=""/>
+      <w:lvlJc w:val="left"/>
+    </w:lvl>
+    <w:lvl w:ilvl="3" w:tplc="33DE251A">
+      <w:numFmt w:val="decimal"/>
+      <w:lvlText w:val=""/>
+      <w:lvlJc w:val="left"/>
+    </w:lvl>
+    <w:lvl w:ilvl="4" w:tplc="989AC250">
+      <w:numFmt w:val="decimal"/>
+      <w:lvlText w:val=""/>
+      <w:lvlJc w:val="left"/>
+    </w:lvl>
+    <w:lvl w:ilvl="5" w:tplc="30105910">
+      <w:numFmt w:val="decimal"/>
+      <w:lvlText w:val=""/>
+      <w:lvlJc w:val="left"/>
+    </w:lvl>
+    <w:lvl w:ilvl="6" w:tplc="569E811A">
+      <w:numFmt w:val="decimal"/>
+      <w:lvlText w:val=""/>
+      <w:lvlJc w:val="left"/>
+    </w:lvl>
+    <w:lvl w:ilvl="7" w:tplc="2EA6E0D0">
+      <w:numFmt w:val="decimal"/>
+      <w:lvlText w:val=""/>
+      <w:lvlJc w:val="left"/>
+    </w:lvl>
+    <w:lvl w:ilvl="8" w:tplc="3F2E5350">
+      <w:numFmt w:val="decimal"/>
+      <w:lvlText w:val=""/>
+      <w:lvlJc w:val="left"/>
+    </w:lvl>
+  </w:abstractNum>
+  <w:num w:numId="1" w16cid:durableId="587815002">
+    <w:abstractNumId w:val="7"/>
+    <w:lvlOverride w:ilvl="0">
+      <w:startOverride w:val="1"/>
+    </w:lvlOverride>
+  </w:num>
+  <w:num w:numId="2" w16cid:durableId="1443065894">
+    <w:abstractNumId w:val="0"/>
+    <w:lvlOverride w:ilvl="0">
+      <w:startOverride w:val="1"/>
+    </w:lvlOverride>
+  </w:num>
+  <w:num w:numId="3" w16cid:durableId="481703109">
+    <w:abstractNumId w:val="5"/>
+    <w:lvlOverride w:ilvl="0">
+      <w:startOverride w:val="1"/>
+    </w:lvlOverride>
+  </w:num>
+  <w:num w:numId="4" w16cid:durableId="914166636">
     <w:abstractNumId w:val="6"/>
     <w:lvlOverride w:ilvl="0">
       <w:startOverride w:val="1"/>
     </w:lvlOverride>
   </w:num>
-  <w:num w:numId="2" w16cid:durableId="1085109913">
-    <w:abstractNumId w:val="0"/>
+  <w:num w:numId="5" w16cid:durableId="36898873">
+    <w:abstractNumId w:val="3"/>
     <w:lvlOverride w:ilvl="0">
       <w:startOverride w:val="1"/>
     </w:lvlOverride>
   </w:num>
-  <w:num w:numId="3" w16cid:durableId="1229267300">
-    <w:abstractNumId w:val="1"/>
+  <w:num w:numId="6" w16cid:durableId="1836533107">
+    <w:abstractNumId w:val="9"/>
     <w:lvlOverride w:ilvl="0">
       <w:startOverride w:val="1"/>
     </w:lvlOverride>
   </w:num>
-  <w:num w:numId="4" w16cid:durableId="650791147">
+  <w:num w:numId="7" w16cid:durableId="475685306">
     <w:abstractNumId w:val="8"/>
     <w:lvlOverride w:ilvl="0">
       <w:startOverride w:val="1"/>
     </w:lvlOverride>
   </w:num>
-  <w:num w:numId="5" w16cid:durableId="78797044">
-    <w:abstractNumId w:val="5"/>
-    <w:lvlOverride w:ilvl="0">
-      <w:startOverride w:val="1"/>
-    </w:lvlOverride>
-  </w:num>
-  <w:num w:numId="6" w16cid:durableId="175924563">
-    <w:abstractNumId w:val="3"/>
-    <w:lvlOverride w:ilvl="0">
-      <w:startOverride w:val="1"/>
-    </w:lvlOverride>
-  </w:num>
-  <w:num w:numId="7" w16cid:durableId="1617056663">
+  <w:num w:numId="8" w16cid:durableId="1617522492">
     <w:abstractNumId w:val="2"/>
     <w:lvlOverride w:ilvl="0">
       <w:startOverride w:val="1"/>
     </w:lvlOverride>
   </w:num>
-  <w:num w:numId="8" w16cid:durableId="1542984365">
-    <w:abstractNumId w:val="7"/>
+  <w:num w:numId="9" w16cid:durableId="1863786092">
+    <w:abstractNumId w:val="10"/>
     <w:lvlOverride w:ilvl="0">
       <w:startOverride w:val="1"/>
     </w:lvlOverride>
   </w:num>
-  <w:num w:numId="9" w16cid:durableId="1657026096">
+  <w:num w:numId="10" w16cid:durableId="1189875444">
     <w:abstractNumId w:val="4"/>
+    <w:lvlOverride w:ilvl="0">
+      <w:startOverride w:val="1"/>
+    </w:lvlOverride>
+  </w:num>
+  <w:num w:numId="11" w16cid:durableId="536045966">
+    <w:abstractNumId w:val="1"/>
     <w:lvlOverride w:ilvl="0">
       <w:startOverride w:val="1"/>
     </w:lvlOverride>
@@ -10665,7 +11929,7 @@
     <w:autoRedefine/>
     <w:uiPriority w:val="39"/>
     <w:unhideWhenUsed/>
-    <w:rsid w:val="003F18C3"/>
+    <w:rsid w:val="000E5B13"/>
     <w:pPr>
       <w:spacing w:after="100"/>
     </w:pPr>
@@ -10677,7 +11941,7 @@
     <w:autoRedefine/>
     <w:uiPriority w:val="39"/>
     <w:unhideWhenUsed/>
-    <w:rsid w:val="003F18C3"/>
+    <w:rsid w:val="000E5B13"/>
     <w:pPr>
       <w:spacing w:after="100"/>
       <w:ind w:left="210"/>

--- a/docs/manuals/Role_Guide_6_Documentary_RA.docx
+++ b/docs/manuals/Role_Guide_6_Documentary_RA.docx
@@ -69,7 +69,7 @@
           <w:left w:w="10" w:type="dxa"/>
           <w:right w:w="10" w:type="dxa"/>
         </w:tblCellMar>
-        <w:tblLook w:val="0000" w:firstRow="0" w:lastRow="0" w:firstColumn="0" w:lastColumn="0" w:noHBand="0" w:noVBand="0"/>
+        <w:tblLook w:val="04A0" w:firstRow="1" w:lastRow="0" w:firstColumn="1" w:lastColumn="0" w:noHBand="0" w:noVBand="1"/>
       </w:tblPr>
       <w:tblGrid>
         <w:gridCol w:w="2300"/>
@@ -469,7 +469,7 @@
                 <w:sz w:val="19"/>
                 <w:szCs w:val="19"/>
               </w:rPr>
-              <w:t>Version 1.4 · 20 September 2026</w:t>
+              <w:t>Version 1.5 · 20 September 2026</w:t>
             </w:r>
           </w:p>
         </w:tc>
@@ -538,7 +538,7 @@
     <w:sdt>
       <w:sdtPr>
         <w:alias w:val="Contents"/>
-        <w:id w:val="1064067304"/>
+        <w:id w:val="-1748341429"/>
       </w:sdtPr>
       <w:sdtEndPr/>
       <w:sdtContent>
@@ -567,7 +567,7 @@
           <w:r>
             <w:fldChar w:fldCharType="separate"/>
           </w:r>
-          <w:hyperlink w:anchor="_Toc240773533" w:history="1">
+          <w:hyperlink w:anchor="_Toc240779716" w:history="1">
             <w:r>
               <w:rPr>
                 <w:rStyle w:val="Hyperlink"/>
@@ -591,7 +591,7 @@
               <w:rPr>
                 <w:noProof/>
               </w:rPr>
-              <w:instrText xml:space="preserve"> PAGEREF _Toc240773533 \h </w:instrText>
+              <w:instrText xml:space="preserve"> PAGEREF _Toc240779716 \h </w:instrText>
             </w:r>
             <w:r>
               <w:rPr>
@@ -634,7 +634,7 @@
               <w14:ligatures w14:val="standardContextual"/>
             </w:rPr>
           </w:pPr>
-          <w:hyperlink w:anchor="_Toc240773534" w:history="1">
+          <w:hyperlink w:anchor="_Toc240779717" w:history="1">
             <w:r>
               <w:rPr>
                 <w:rStyle w:val="Hyperlink"/>
@@ -658,7 +658,7 @@
               <w:rPr>
                 <w:noProof/>
               </w:rPr>
-              <w:instrText xml:space="preserve"> PAGEREF _Toc240773534 \h </w:instrText>
+              <w:instrText xml:space="preserve"> PAGEREF _Toc240779717 \h </w:instrText>
             </w:r>
             <w:r>
               <w:rPr>
@@ -701,7 +701,7 @@
               <w14:ligatures w14:val="standardContextual"/>
             </w:rPr>
           </w:pPr>
-          <w:hyperlink w:anchor="_Toc240773535" w:history="1">
+          <w:hyperlink w:anchor="_Toc240779718" w:history="1">
             <w:r>
               <w:rPr>
                 <w:rStyle w:val="Hyperlink"/>
@@ -725,7 +725,7 @@
               <w:rPr>
                 <w:noProof/>
               </w:rPr>
-              <w:instrText xml:space="preserve"> PAGEREF _Toc240773535 \h </w:instrText>
+              <w:instrText xml:space="preserve"> PAGEREF _Toc240779718 \h </w:instrText>
             </w:r>
             <w:r>
               <w:rPr>
@@ -768,7 +768,7 @@
               <w14:ligatures w14:val="standardContextual"/>
             </w:rPr>
           </w:pPr>
-          <w:hyperlink w:anchor="_Toc240773536" w:history="1">
+          <w:hyperlink w:anchor="_Toc240779719" w:history="1">
             <w:r>
               <w:rPr>
                 <w:rStyle w:val="Hyperlink"/>
@@ -792,7 +792,7 @@
               <w:rPr>
                 <w:noProof/>
               </w:rPr>
-              <w:instrText xml:space="preserve"> PAGEREF _Toc240773536 \h </w:instrText>
+              <w:instrText xml:space="preserve"> PAGEREF _Toc240779719 \h </w:instrText>
             </w:r>
             <w:r>
               <w:rPr>
@@ -835,7 +835,7 @@
               <w14:ligatures w14:val="standardContextual"/>
             </w:rPr>
           </w:pPr>
-          <w:hyperlink w:anchor="_Toc240773537" w:history="1">
+          <w:hyperlink w:anchor="_Toc240779720" w:history="1">
             <w:r>
               <w:rPr>
                 <w:rStyle w:val="Hyperlink"/>
@@ -859,7 +859,7 @@
               <w:rPr>
                 <w:noProof/>
               </w:rPr>
-              <w:instrText xml:space="preserve"> PAGEREF _Toc240773537 \h </w:instrText>
+              <w:instrText xml:space="preserve"> PAGEREF _Toc240779720 \h </w:instrText>
             </w:r>
             <w:r>
               <w:rPr>
@@ -902,7 +902,7 @@
               <w14:ligatures w14:val="standardContextual"/>
             </w:rPr>
           </w:pPr>
-          <w:hyperlink w:anchor="_Toc240773538" w:history="1">
+          <w:hyperlink w:anchor="_Toc240779721" w:history="1">
             <w:r>
               <w:rPr>
                 <w:rStyle w:val="Hyperlink"/>
@@ -926,7 +926,7 @@
               <w:rPr>
                 <w:noProof/>
               </w:rPr>
-              <w:instrText xml:space="preserve"> PAGEREF _Toc240773538 \h </w:instrText>
+              <w:instrText xml:space="preserve"> PAGEREF _Toc240779721 \h </w:instrText>
             </w:r>
             <w:r>
               <w:rPr>
@@ -969,7 +969,7 @@
               <w14:ligatures w14:val="standardContextual"/>
             </w:rPr>
           </w:pPr>
-          <w:hyperlink w:anchor="_Toc240773539" w:history="1">
+          <w:hyperlink w:anchor="_Toc240779722" w:history="1">
             <w:r>
               <w:rPr>
                 <w:rStyle w:val="Hyperlink"/>
@@ -993,7 +993,7 @@
               <w:rPr>
                 <w:noProof/>
               </w:rPr>
-              <w:instrText xml:space="preserve"> PAGEREF _Toc240773539 \h </w:instrText>
+              <w:instrText xml:space="preserve"> PAGEREF _Toc240779722 \h </w:instrText>
             </w:r>
             <w:r>
               <w:rPr>
@@ -1036,7 +1036,7 @@
               <w14:ligatures w14:val="standardContextual"/>
             </w:rPr>
           </w:pPr>
-          <w:hyperlink w:anchor="_Toc240773540" w:history="1">
+          <w:hyperlink w:anchor="_Toc240779723" w:history="1">
             <w:r>
               <w:rPr>
                 <w:rStyle w:val="Hyperlink"/>
@@ -1060,7 +1060,7 @@
               <w:rPr>
                 <w:noProof/>
               </w:rPr>
-              <w:instrText xml:space="preserve"> PAGEREF _Toc240773540 \h </w:instrText>
+              <w:instrText xml:space="preserve"> PAGEREF _Toc240779723 \h </w:instrText>
             </w:r>
             <w:r>
               <w:rPr>
@@ -1103,7 +1103,7 @@
               <w14:ligatures w14:val="standardContextual"/>
             </w:rPr>
           </w:pPr>
-          <w:hyperlink w:anchor="_Toc240773541" w:history="1">
+          <w:hyperlink w:anchor="_Toc240779724" w:history="1">
             <w:r>
               <w:rPr>
                 <w:rStyle w:val="Hyperlink"/>
@@ -1127,7 +1127,7 @@
               <w:rPr>
                 <w:noProof/>
               </w:rPr>
-              <w:instrText xml:space="preserve"> PAGEREF _Toc240773541 \h </w:instrText>
+              <w:instrText xml:space="preserve"> PAGEREF _Toc240779724 \h </w:instrText>
             </w:r>
             <w:r>
               <w:rPr>
@@ -1170,7 +1170,7 @@
               <w14:ligatures w14:val="standardContextual"/>
             </w:rPr>
           </w:pPr>
-          <w:hyperlink w:anchor="_Toc240773542" w:history="1">
+          <w:hyperlink w:anchor="_Toc240779725" w:history="1">
             <w:r>
               <w:rPr>
                 <w:rStyle w:val="Hyperlink"/>
@@ -1194,7 +1194,7 @@
               <w:rPr>
                 <w:noProof/>
               </w:rPr>
-              <w:instrText xml:space="preserve"> PAGEREF _Toc240773542 \h </w:instrText>
+              <w:instrText xml:space="preserve"> PAGEREF _Toc240779725 \h </w:instrText>
             </w:r>
             <w:r>
               <w:rPr>
@@ -1237,13 +1237,13 @@
               <w14:ligatures w14:val="standardContextual"/>
             </w:rPr>
           </w:pPr>
-          <w:hyperlink w:anchor="_Toc240773543" w:history="1">
+          <w:hyperlink w:anchor="_Toc240779726" w:history="1">
             <w:r>
               <w:rPr>
                 <w:rStyle w:val="Hyperlink"/>
                 <w:noProof/>
               </w:rPr>
-              <w:t>4.3 Adding a document by hand</w:t>
+              <w:t>4.3 Coding another chapter of the same document (Copy for another chapter)</w:t>
             </w:r>
             <w:r>
               <w:rPr>
@@ -1261,7 +1261,7 @@
               <w:rPr>
                 <w:noProof/>
               </w:rPr>
-              <w:instrText xml:space="preserve"> PAGEREF _Toc240773543 \h </w:instrText>
+              <w:instrText xml:space="preserve"> PAGEREF _Toc240779726 \h </w:instrText>
             </w:r>
             <w:r>
               <w:rPr>
@@ -1304,13 +1304,13 @@
               <w14:ligatures w14:val="standardContextual"/>
             </w:rPr>
           </w:pPr>
-          <w:hyperlink w:anchor="_Toc240773544" w:history="1">
+          <w:hyperlink w:anchor="_Toc240779727" w:history="1">
             <w:r>
               <w:rPr>
                 <w:rStyle w:val="Hyperlink"/>
                 <w:noProof/>
               </w:rPr>
-              <w:t>4.4 Correcting a record's details</w:t>
+              <w:t>4.4 Adding a document by hand</w:t>
             </w:r>
             <w:r>
               <w:rPr>
@@ -1328,7 +1328,7 @@
               <w:rPr>
                 <w:noProof/>
               </w:rPr>
-              <w:instrText xml:space="preserve"> PAGEREF _Toc240773544 \h </w:instrText>
+              <w:instrText xml:space="preserve"> PAGEREF _Toc240779727 \h </w:instrText>
             </w:r>
             <w:r>
               <w:rPr>
@@ -1371,13 +1371,13 @@
               <w14:ligatures w14:val="standardContextual"/>
             </w:rPr>
           </w:pPr>
-          <w:hyperlink w:anchor="_Toc240773545" w:history="1">
+          <w:hyperlink w:anchor="_Toc240779728" w:history="1">
             <w:r>
               <w:rPr>
                 <w:rStyle w:val="Hyperlink"/>
                 <w:noProof/>
               </w:rPr>
-              <w:t>4.5 Attaching the source file, and removing a wrong one</w:t>
+              <w:t>4.5 Correcting a record's details</w:t>
             </w:r>
             <w:r>
               <w:rPr>
@@ -1395,7 +1395,7 @@
               <w:rPr>
                 <w:noProof/>
               </w:rPr>
-              <w:instrText xml:space="preserve"> PAGEREF _Toc240773545 \h </w:instrText>
+              <w:instrText xml:space="preserve"> PAGEREF _Toc240779728 \h </w:instrText>
             </w:r>
             <w:r>
               <w:rPr>
@@ -1438,13 +1438,13 @@
               <w14:ligatures w14:val="standardContextual"/>
             </w:rPr>
           </w:pPr>
-          <w:hyperlink w:anchor="_Toc240773546" w:history="1">
+          <w:hyperlink w:anchor="_Toc240779729" w:history="1">
             <w:r>
               <w:rPr>
                 <w:rStyle w:val="Hyperlink"/>
                 <w:noProof/>
               </w:rPr>
-              <w:t>4.6 Assessing and including a document</w:t>
+              <w:t>4.6 Attaching the source file, and removing a wrong one</w:t>
             </w:r>
             <w:r>
               <w:rPr>
@@ -1462,7 +1462,7 @@
               <w:rPr>
                 <w:noProof/>
               </w:rPr>
-              <w:instrText xml:space="preserve"> PAGEREF _Toc240773546 \h </w:instrText>
+              <w:instrText xml:space="preserve"> PAGEREF _Toc240779729 \h </w:instrText>
             </w:r>
             <w:r>
               <w:rPr>
@@ -1505,13 +1505,13 @@
               <w14:ligatures w14:val="standardContextual"/>
             </w:rPr>
           </w:pPr>
-          <w:hyperlink w:anchor="_Toc240773547" w:history="1">
+          <w:hyperlink w:anchor="_Toc240779730" w:history="1">
             <w:r>
               <w:rPr>
                 <w:rStyle w:val="Hyperlink"/>
                 <w:noProof/>
               </w:rPr>
-              <w:t>4.7 Coding a document: two ways</w:t>
+              <w:t>4.7 Assessing and including a document</w:t>
             </w:r>
             <w:r>
               <w:rPr>
@@ -1529,7 +1529,7 @@
               <w:rPr>
                 <w:noProof/>
               </w:rPr>
-              <w:instrText xml:space="preserve"> PAGEREF _Toc240773547 \h </w:instrText>
+              <w:instrText xml:space="preserve"> PAGEREF _Toc240779730 \h </w:instrText>
             </w:r>
             <w:r>
               <w:rPr>
@@ -1546,7 +1546,7 @@
               <w:rPr>
                 <w:noProof/>
               </w:rPr>
-              <w:t>11</w:t>
+              <w:t>10</w:t>
             </w:r>
             <w:r>
               <w:rPr>
@@ -1572,13 +1572,13 @@
               <w14:ligatures w14:val="standardContextual"/>
             </w:rPr>
           </w:pPr>
-          <w:hyperlink w:anchor="_Toc240773548" w:history="1">
+          <w:hyperlink w:anchor="_Toc240779731" w:history="1">
             <w:r>
               <w:rPr>
                 <w:rStyle w:val="Hyperlink"/>
                 <w:noProof/>
               </w:rPr>
-              <w:t>4.8 Auto-fill: the AI drafts, you review</w:t>
+              <w:t>4.8 Coding a document: two ways</w:t>
             </w:r>
             <w:r>
               <w:rPr>
@@ -1596,7 +1596,7 @@
               <w:rPr>
                 <w:noProof/>
               </w:rPr>
-              <w:instrText xml:space="preserve"> PAGEREF _Toc240773548 \h </w:instrText>
+              <w:instrText xml:space="preserve"> PAGEREF _Toc240779731 \h </w:instrText>
             </w:r>
             <w:r>
               <w:rPr>
@@ -1639,13 +1639,13 @@
               <w14:ligatures w14:val="standardContextual"/>
             </w:rPr>
           </w:pPr>
-          <w:hyperlink w:anchor="_Toc240773549" w:history="1">
+          <w:hyperlink w:anchor="_Toc240779732" w:history="1">
             <w:r>
               <w:rPr>
                 <w:rStyle w:val="Hyperlink"/>
                 <w:noProof/>
               </w:rPr>
-              <w:t>4.9 Downloading or emailing completed forms (Form PDFs)</w:t>
+              <w:t>4.9 Auto-fill: the AI drafts, you review</w:t>
             </w:r>
             <w:r>
               <w:rPr>
@@ -1663,7 +1663,7 @@
               <w:rPr>
                 <w:noProof/>
               </w:rPr>
-              <w:instrText xml:space="preserve"> PAGEREF _Toc240773549 \h </w:instrText>
+              <w:instrText xml:space="preserve"> PAGEREF _Toc240779732 \h </w:instrText>
             </w:r>
             <w:r>
               <w:rPr>
@@ -1680,7 +1680,7 @@
               <w:rPr>
                 <w:noProof/>
               </w:rPr>
-              <w:t>17</w:t>
+              <w:t>12</w:t>
             </w:r>
             <w:r>
               <w:rPr>
@@ -1706,13 +1706,13 @@
               <w14:ligatures w14:val="standardContextual"/>
             </w:rPr>
           </w:pPr>
-          <w:hyperlink w:anchor="_Toc240773550" w:history="1">
+          <w:hyperlink w:anchor="_Toc240779733" w:history="1">
             <w:r>
               <w:rPr>
                 <w:rStyle w:val="Hyperlink"/>
                 <w:noProof/>
               </w:rPr>
-              <w:t>4.10 Judging authenticity</w:t>
+              <w:t>4.10 Downloading or emailing completed forms (Form PDFs)</w:t>
             </w:r>
             <w:r>
               <w:rPr>
@@ -1730,7 +1730,74 @@
               <w:rPr>
                 <w:noProof/>
               </w:rPr>
-              <w:instrText xml:space="preserve"> PAGEREF _Toc240773550 \h </w:instrText>
+              <w:instrText xml:space="preserve"> PAGEREF _Toc240779733 \h </w:instrText>
+            </w:r>
+            <w:r>
+              <w:rPr>
+                <w:noProof/>
+              </w:rPr>
+            </w:r>
+            <w:r>
+              <w:rPr>
+                <w:noProof/>
+              </w:rPr>
+              <w:fldChar w:fldCharType="separate"/>
+            </w:r>
+            <w:r>
+              <w:rPr>
+                <w:noProof/>
+              </w:rPr>
+              <w:t>17</w:t>
+            </w:r>
+            <w:r>
+              <w:rPr>
+                <w:noProof/>
+              </w:rPr>
+              <w:fldChar w:fldCharType="end"/>
+            </w:r>
+          </w:hyperlink>
+        </w:p>
+        <w:p>
+          <w:pPr>
+            <w:pStyle w:val="TOC2"/>
+            <w:tabs>
+              <w:tab w:val="right" w:leader="dot" w:pos="9402"/>
+            </w:tabs>
+            <w:rPr>
+              <w:rFonts w:asciiTheme="minorHAnsi" w:eastAsiaTheme="minorEastAsia" w:hAnsiTheme="minorHAnsi" w:cstheme="minorBidi"/>
+              <w:noProof/>
+              <w:color w:val="auto"/>
+              <w:kern w:val="2"/>
+              <w:sz w:val="24"/>
+              <w:szCs w:val="24"/>
+              <w14:ligatures w14:val="standardContextual"/>
+            </w:rPr>
+          </w:pPr>
+          <w:hyperlink w:anchor="_Toc240779734" w:history="1">
+            <w:r>
+              <w:rPr>
+                <w:rStyle w:val="Hyperlink"/>
+                <w:noProof/>
+              </w:rPr>
+              <w:t>4.11 Judging authenticity</w:t>
+            </w:r>
+            <w:r>
+              <w:rPr>
+                <w:noProof/>
+              </w:rPr>
+              <w:tab/>
+            </w:r>
+            <w:r>
+              <w:rPr>
+                <w:noProof/>
+              </w:rPr>
+              <w:fldChar w:fldCharType="begin"/>
+            </w:r>
+            <w:r>
+              <w:rPr>
+                <w:noProof/>
+              </w:rPr>
+              <w:instrText xml:space="preserve"> PAGEREF _Toc240779734 \h </w:instrText>
             </w:r>
             <w:r>
               <w:rPr>
@@ -1773,7 +1840,7 @@
               <w14:ligatures w14:val="standardContextual"/>
             </w:rPr>
           </w:pPr>
-          <w:hyperlink w:anchor="_Toc240773551" w:history="1">
+          <w:hyperlink w:anchor="_Toc240779735" w:history="1">
             <w:r>
               <w:rPr>
                 <w:rStyle w:val="Hyperlink"/>
@@ -1797,7 +1864,7 @@
               <w:rPr>
                 <w:noProof/>
               </w:rPr>
-              <w:instrText xml:space="preserve"> PAGEREF _Toc240773551 \h </w:instrText>
+              <w:instrText xml:space="preserve"> PAGEREF _Toc240779735 \h </w:instrText>
             </w:r>
             <w:r>
               <w:rPr>
@@ -1840,7 +1907,7 @@
               <w14:ligatures w14:val="standardContextual"/>
             </w:rPr>
           </w:pPr>
-          <w:hyperlink w:anchor="_Toc240773552" w:history="1">
+          <w:hyperlink w:anchor="_Toc240779736" w:history="1">
             <w:r>
               <w:rPr>
                 <w:rStyle w:val="Hyperlink"/>
@@ -1864,7 +1931,7 @@
               <w:rPr>
                 <w:noProof/>
               </w:rPr>
-              <w:instrText xml:space="preserve"> PAGEREF _Toc240773552 \h </w:instrText>
+              <w:instrText xml:space="preserve"> PAGEREF _Toc240779736 \h </w:instrText>
             </w:r>
             <w:r>
               <w:rPr>
@@ -1907,7 +1974,7 @@
               <w14:ligatures w14:val="standardContextual"/>
             </w:rPr>
           </w:pPr>
-          <w:hyperlink w:anchor="_Toc240773553" w:history="1">
+          <w:hyperlink w:anchor="_Toc240779737" w:history="1">
             <w:r>
               <w:rPr>
                 <w:rStyle w:val="Hyperlink"/>
@@ -1931,7 +1998,7 @@
               <w:rPr>
                 <w:noProof/>
               </w:rPr>
-              <w:instrText xml:space="preserve"> PAGEREF _Toc240773553 \h </w:instrText>
+              <w:instrText xml:space="preserve"> PAGEREF _Toc240779737 \h </w:instrText>
             </w:r>
             <w:r>
               <w:rPr>
@@ -1970,7 +2037,7 @@
         <w:pStyle w:val="Heading1"/>
         <w:pageBreakBefore/>
       </w:pPr>
-      <w:bookmarkStart w:id="0" w:name="_Toc240773533"/>
+      <w:bookmarkStart w:id="0" w:name="_Toc240779716"/>
       <w:r>
         <w:lastRenderedPageBreak/>
         <w:t>1. Your role at a glance</w:t>
@@ -2017,6 +2084,19 @@
       </w:pPr>
       <w:r>
         <w:t>Create document records: upload the document and let the AI fill in the details and draft the form (Quick add), or type them in.</w:t>
+      </w:r>
+    </w:p>
+    <w:p>
+      <w:pPr>
+        <w:pStyle w:val="ListParagraph"/>
+        <w:numPr>
+          <w:ilvl w:val="0"/>
+          <w:numId w:val="2"/>
+        </w:numPr>
+        <w:spacing w:after="60" w:line="276" w:lineRule="auto"/>
+      </w:pPr>
+      <w:r>
+        <w:t>Copy a record for another chapter of the same document, with its own file.</w:t>
       </w:r>
     </w:p>
     <w:p>
@@ -2143,7 +2223,7 @@
           <w:left w:w="10" w:type="dxa"/>
           <w:right w:w="10" w:type="dxa"/>
         </w:tblCellMar>
-        <w:tblLook w:val="0000" w:firstRow="0" w:lastRow="0" w:firstColumn="0" w:lastColumn="0" w:noHBand="0" w:noVBand="0"/>
+        <w:tblLook w:val="04A0" w:firstRow="1" w:lastRow="0" w:firstColumn="1" w:lastColumn="0" w:noHBand="0" w:noVBand="1"/>
       </w:tblPr>
       <w:tblGrid>
         <w:gridCol w:w="9412"/>
@@ -2203,7 +2283,7 @@
         <w:pStyle w:val="Heading1"/>
         <w:pageBreakBefore/>
       </w:pPr>
-      <w:bookmarkStart w:id="1" w:name="_Toc240773534"/>
+      <w:bookmarkStart w:id="1" w:name="_Toc240779717"/>
       <w:r>
         <w:lastRenderedPageBreak/>
         <w:t>2. Signing in and your screens</w:t>
@@ -2214,7 +2294,7 @@
       <w:pPr>
         <w:pStyle w:val="Heading2"/>
       </w:pPr>
-      <w:bookmarkStart w:id="2" w:name="_Toc240773535"/>
+      <w:bookmarkStart w:id="2" w:name="_Toc240779718"/>
       <w:r>
         <w:t>Signing in</w:t>
       </w:r>
@@ -2297,7 +2377,7 @@
           <w:noProof/>
         </w:rPr>
         <w:drawing>
-          <wp:inline distT="0" distB="0" distL="0" distR="0">
+          <wp:inline distT="0" distB="0" distL="0" distR="0" wp14:anchorId="6CD91BF0" wp14:editId="6011C4E4">
             <wp:extent cx="5334000" cy="2333625"/>
             <wp:effectExtent l="0" t="0" r="0" b="0"/>
             <wp:docPr id="1" name="adm_login.jpg" descr="The sign-in screen for all internal staff." title="The sign-in screen for all internal staff."/>
@@ -2405,7 +2485,7 @@
           <w:left w:w="10" w:type="dxa"/>
           <w:right w:w="10" w:type="dxa"/>
         </w:tblCellMar>
-        <w:tblLook w:val="0000" w:firstRow="0" w:lastRow="0" w:firstColumn="0" w:lastColumn="0" w:noHBand="0" w:noVBand="0"/>
+        <w:tblLook w:val="04A0" w:firstRow="1" w:lastRow="0" w:firstColumn="1" w:lastColumn="0" w:noHBand="0" w:noVBand="1"/>
       </w:tblPr>
       <w:tblGrid>
         <w:gridCol w:w="9412"/>
@@ -2464,7 +2544,7 @@
       <w:pPr>
         <w:pStyle w:val="Heading2"/>
       </w:pPr>
-      <w:bookmarkStart w:id="3" w:name="_Toc240773536"/>
+      <w:bookmarkStart w:id="3" w:name="_Toc240779719"/>
       <w:r>
         <w:t>Finding your way around</w:t>
       </w:r>
@@ -2639,7 +2719,7 @@
         </w:rPr>
         <w:lastRenderedPageBreak/>
         <w:drawing>
-          <wp:inline distT="0" distB="0" distL="0" distR="0">
+          <wp:inline distT="0" distB="0" distL="0" distR="0" wp14:anchorId="24BB3EAA" wp14:editId="3E5FBF73">
             <wp:extent cx="5715000" cy="1876425"/>
             <wp:effectExtent l="0" t="0" r="0" b="0"/>
             <wp:docPr id="2" name="adm_not_your_role.jpg" descr="Opening a screen outside your role (for example from an old bookmark) shows this card instead of the screen." title="Opening a screen outside your role (for example from an old bookmark) shows this card instead of the screen."/>
@@ -2708,7 +2788,7 @@
       <w:pPr>
         <w:pStyle w:val="Heading2"/>
       </w:pPr>
-      <w:bookmarkStart w:id="4" w:name="_Toc240773537"/>
+      <w:bookmarkStart w:id="4" w:name="_Toc240779720"/>
       <w:r>
         <w:t>Your screens</w:t>
       </w:r>
@@ -2729,7 +2809,7 @@
           <w:left w:w="10" w:type="dxa"/>
           <w:right w:w="10" w:type="dxa"/>
         </w:tblCellMar>
-        <w:tblLook w:val="0000" w:firstRow="0" w:lastRow="0" w:firstColumn="0" w:lastColumn="0" w:noHBand="0" w:noVBand="0"/>
+        <w:tblLook w:val="04A0" w:firstRow="1" w:lastRow="0" w:firstColumn="1" w:lastColumn="0" w:noHBand="0" w:noVBand="1"/>
       </w:tblPr>
       <w:tblGrid>
         <w:gridCol w:w="2824"/>
@@ -2983,7 +3063,7 @@
       <w:pPr>
         <w:pStyle w:val="Heading2"/>
       </w:pPr>
-      <w:bookmarkStart w:id="5" w:name="_Toc240773538"/>
+      <w:bookmarkStart w:id="5" w:name="_Toc240779721"/>
       <w:r>
         <w:t>Changing your password</w:t>
       </w:r>
@@ -3066,7 +3146,7 @@
           <w:noProof/>
         </w:rPr>
         <w:drawing>
-          <wp:inline distT="0" distB="0" distL="0" distR="0">
+          <wp:inline distT="0" distB="0" distL="0" distR="0" wp14:anchorId="7A406163" wp14:editId="12E4FF2A">
             <wp:extent cx="5334000" cy="2171700"/>
             <wp:effectExtent l="0" t="0" r="0" b="0"/>
             <wp:docPr id="3" name="adm_account.jpg" descr="Change Password screen." title="Change Password screen."/>
@@ -3154,7 +3234,7 @@
         <w:pStyle w:val="Heading1"/>
         <w:pageBreakBefore/>
       </w:pPr>
-      <w:bookmarkStart w:id="6" w:name="_Toc240773539"/>
+      <w:bookmarkStart w:id="6" w:name="_Toc240779722"/>
       <w:r>
         <w:lastRenderedPageBreak/>
         <w:t>3. Your routine</w:t>
@@ -3184,7 +3264,7 @@
           <w:left w:w="10" w:type="dxa"/>
           <w:right w:w="10" w:type="dxa"/>
         </w:tblCellMar>
-        <w:tblLook w:val="0000" w:firstRow="0" w:lastRow="0" w:firstColumn="0" w:lastColumn="0" w:noHBand="0" w:noVBand="0"/>
+        <w:tblLook w:val="04A0" w:firstRow="1" w:lastRow="0" w:firstColumn="1" w:lastColumn="0" w:noHBand="0" w:noVBand="1"/>
       </w:tblPr>
       <w:tblGrid>
         <w:gridCol w:w="2071"/>
@@ -3598,7 +3678,7 @@
                 <w:sz w:val="19"/>
                 <w:szCs w:val="19"/>
               </w:rPr>
-              <w:t>Review the AI's draft field by field (Auto-fill), Save, then Submit; or use Code this document to answer the form yourself. A long report: one record per chapter.</w:t>
+              <w:t>Review the AI's draft field by field (Auto-fill), Save, then Submit; or use Code this document to answer the form yourself.</w:t>
             </w:r>
           </w:p>
         </w:tc>
@@ -3632,6 +3712,64 @@
                 <w:sz w:val="19"/>
                 <w:szCs w:val="19"/>
               </w:rPr>
+              <w:t>Another chapter</w:t>
+            </w:r>
+          </w:p>
+        </w:tc>
+        <w:tc>
+          <w:tcPr>
+            <w:tcW w:w="7341" w:type="dxa"/>
+            <w:tcMar>
+              <w:top w:w="70" w:type="dxa"/>
+              <w:left w:w="110" w:type="dxa"/>
+              <w:bottom w:w="70" w:type="dxa"/>
+              <w:right w:w="110" w:type="dxa"/>
+            </w:tcMar>
+          </w:tcPr>
+          <w:p>
+            <w:pPr>
+              <w:spacing w:after="40"/>
+            </w:pPr>
+            <w:r>
+              <w:rPr>
+                <w:sz w:val="19"/>
+                <w:szCs w:val="19"/>
+              </w:rPr>
+              <w:t>On the record, Copy for another chapter: enter the pages, and a new record with its own file is drafted. Authenticity is assessed separately for each.</w:t>
+            </w:r>
+          </w:p>
+        </w:tc>
+      </w:tr>
+      <w:tr>
+        <w:tblPrEx>
+          <w:tblCellMar>
+            <w:top w:w="0" w:type="dxa"/>
+            <w:bottom w:w="0" w:type="dxa"/>
+          </w:tblCellMar>
+        </w:tblPrEx>
+        <w:trPr>
+          <w:cantSplit/>
+        </w:trPr>
+        <w:tc>
+          <w:tcPr>
+            <w:tcW w:w="2071" w:type="dxa"/>
+            <w:shd w:val="clear" w:color="auto" w:fill="F8FAFB"/>
+            <w:tcMar>
+              <w:top w:w="70" w:type="dxa"/>
+              <w:left w:w="110" w:type="dxa"/>
+              <w:bottom w:w="70" w:type="dxa"/>
+              <w:right w:w="110" w:type="dxa"/>
+            </w:tcMar>
+          </w:tcPr>
+          <w:p>
+            <w:pPr>
+              <w:spacing w:after="40"/>
+            </w:pPr>
+            <w:r>
+              <w:rPr>
+                <w:sz w:val="19"/>
+                <w:szCs w:val="19"/>
+              </w:rPr>
               <w:t>Afterwards</w:t>
             </w:r>
           </w:p>
@@ -3639,6 +3777,7 @@
         <w:tc>
           <w:tcPr>
             <w:tcW w:w="7341" w:type="dxa"/>
+            <w:shd w:val="clear" w:color="auto" w:fill="F8FAFB"/>
             <w:tcMar>
               <w:top w:w="70" w:type="dxa"/>
               <w:left w:w="110" w:type="dxa"/>
@@ -3671,7 +3810,7 @@
         <w:pStyle w:val="Heading1"/>
         <w:pageBreakBefore/>
       </w:pPr>
-      <w:bookmarkStart w:id="7" w:name="_Toc240773540"/>
+      <w:bookmarkStart w:id="7" w:name="_Toc240779723"/>
       <w:r>
         <w:lastRenderedPageBreak/>
         <w:t>4. Step-by-step tasks</w:t>
@@ -3682,7 +3821,7 @@
       <w:pPr>
         <w:pStyle w:val="Heading2"/>
       </w:pPr>
-      <w:bookmarkStart w:id="8" w:name="_Toc240773541"/>
+      <w:bookmarkStart w:id="8" w:name="_Toc240779724"/>
       <w:r>
         <w:t>4.1 Reading the dashboard</w:t>
       </w:r>
@@ -3699,7 +3838,7 @@
           <w:noProof/>
         </w:rPr>
         <w:drawing>
-          <wp:inline distT="0" distB="0" distL="0" distR="0">
+          <wp:inline distT="0" distB="0" distL="0" distR="0" wp14:anchorId="761DACD2" wp14:editId="6B7BE7D4">
             <wp:extent cx="5715000" cy="3571875"/>
             <wp:effectExtent l="0" t="0" r="0" b="0"/>
             <wp:docPr id="4" name="kii_dashboard.jpg" descr="Documents by type and by QA status." title="Documents by type and by QA status."/>
@@ -3768,7 +3907,7 @@
       <w:pPr>
         <w:pStyle w:val="Heading2"/>
       </w:pPr>
-      <w:bookmarkStart w:id="9" w:name="_Toc240773542"/>
+      <w:bookmarkStart w:id="9" w:name="_Toc240779725"/>
       <w:r>
         <w:t>4.2 The fastest way: upload the document (Quick add)</w:t>
       </w:r>
@@ -3827,7 +3966,7 @@
         </w:rPr>
         <w:lastRenderedPageBreak/>
         <w:drawing>
-          <wp:inline distT="0" distB="0" distL="0" distR="0">
+          <wp:inline distT="0" distB="0" distL="0" distR="0" wp14:anchorId="0B798D74" wp14:editId="51346219">
             <wp:extent cx="5334000" cy="4248150"/>
             <wp:effectExtent l="0" t="0" r="0" b="0"/>
             <wp:docPr id="5" name="doc_new.jpg" descr="New document: upload the file and let the AI do the rest." title="New document: upload the file and let the AI do the rest."/>
@@ -4117,86 +4256,24 @@
         <w:spacing w:after="80"/>
       </w:pPr>
     </w:p>
-    <w:tbl>
-      <w:tblPr>
-        <w:tblW w:w="9412" w:type="dxa"/>
-        <w:tblBorders>
-          <w:top w:val="single" w:sz="2" w:space="0" w:color="EAF2FA"/>
-          <w:left w:val="single" w:sz="24" w:space="0" w:color="2A6FB0"/>
-          <w:bottom w:val="single" w:sz="2" w:space="0" w:color="EAF2FA"/>
-          <w:right w:val="single" w:sz="2" w:space="0" w:color="EAF2FA"/>
-          <w:insideH w:val="single" w:sz="4" w:space="0" w:color="EAF2FA"/>
-          <w:insideV w:val="single" w:sz="4" w:space="0" w:color="EAF2FA"/>
-        </w:tblBorders>
-        <w:tblCellMar>
-          <w:left w:w="10" w:type="dxa"/>
-          <w:right w:w="10" w:type="dxa"/>
-        </w:tblCellMar>
-        <w:tblLook w:val="0000" w:firstRow="0" w:lastRow="0" w:firstColumn="0" w:lastColumn="0" w:noHBand="0" w:noVBand="0"/>
-      </w:tblPr>
-      <w:tblGrid>
-        <w:gridCol w:w="9412"/>
-      </w:tblGrid>
-      <w:tr>
-        <w:tblPrEx>
-          <w:tblCellMar>
-            <w:top w:w="0" w:type="dxa"/>
-            <w:bottom w:w="0" w:type="dxa"/>
-          </w:tblCellMar>
-        </w:tblPrEx>
-        <w:trPr>
-          <w:cantSplit/>
-        </w:trPr>
-        <w:tc>
-          <w:tcPr>
-            <w:tcW w:w="9412" w:type="dxa"/>
-            <w:shd w:val="clear" w:color="auto" w:fill="EAF2FA"/>
-            <w:tcMar>
-              <w:top w:w="100" w:type="dxa"/>
-              <w:left w:w="180" w:type="dxa"/>
-              <w:bottom w:w="100" w:type="dxa"/>
-              <w:right w:w="160" w:type="dxa"/>
-            </w:tcMar>
-          </w:tcPr>
-          <w:p>
-            <w:pPr>
-              <w:spacing w:after="40"/>
-            </w:pPr>
-            <w:r>
-              <w:rPr>
-                <w:b/>
-                <w:bCs/>
-                <w:sz w:val="20"/>
-                <w:szCs w:val="20"/>
-              </w:rPr>
-              <w:t>One document, one chapter</w:t>
-            </w:r>
-          </w:p>
-          <w:p>
-            <w:pPr>
-              <w:spacing w:after="40" w:line="264" w:lineRule="auto"/>
-            </w:pPr>
-            <w:r>
-              <w:rPr>
-                <w:sz w:val="19"/>
-                <w:szCs w:val="19"/>
-              </w:rPr>
-              <w:t>For a long report, make one record per chapter you want coded: on each new record choose the same PDF and enter that chapter's pages. Put the chapter in the title (or leave the title empty: with a page range the AI names the part, for example “Title – Chapter 6: Agriculture (pp. 290-340)”).</w:t>
-            </w:r>
-          </w:p>
-        </w:tc>
-      </w:tr>
-    </w:tbl>
     <w:p>
       <w:pPr>
         <w:pStyle w:val="Heading2"/>
       </w:pPr>
-      <w:bookmarkStart w:id="10" w:name="_Toc240773543"/>
+      <w:bookmarkStart w:id="10" w:name="_Toc240779726"/>
       <w:r>
         <w:lastRenderedPageBreak/>
-        <w:t>4.3 Adding a document by hand</w:t>
+        <w:t>4.3 Coding another chapter of the same document (Copy for another chapter)</w:t>
       </w:r>
       <w:bookmarkEnd w:id="10"/>
+    </w:p>
+    <w:p>
+      <w:pPr>
+        <w:spacing w:after="120" w:line="288" w:lineRule="auto"/>
+      </w:pPr>
+      <w:r>
+        <w:t>A long report holds several evidence units. Give each chapter you want coded its own record, so each gets its own ratings, its own DOC ID and its own row in the export. You do not upload the file again or retype the details:</w:t>
+      </w:r>
     </w:p>
     <w:p>
       <w:pPr>
@@ -4208,158 +4285,49 @@
         <w:spacing w:after="80" w:line="276" w:lineRule="auto"/>
       </w:pPr>
       <w:r>
-        <w:t xml:space="preserve">Select </w:t>
+        <w:t xml:space="preserve">Open the record of the document and, under </w:t>
       </w:r>
       <w:r>
         <w:rPr>
           <w:b/>
           <w:bCs/>
         </w:rPr>
-        <w:t>Documents → New document</w:t>
-      </w:r>
-      <w:r>
-        <w:t xml:space="preserve"> and, below </w:t>
+        <w:t>Copy for another chapter</w:t>
+      </w:r>
+      <w:r>
+        <w:t xml:space="preserve">, enter the chapter's </w:t>
       </w:r>
       <w:r>
         <w:rPr>
           <w:b/>
           <w:bCs/>
         </w:rPr>
-        <w:t>Or enter the details yourself</w:t>
-      </w:r>
-      <w:r>
-        <w:t xml:space="preserve">, fill in </w:t>
+        <w:t>Pages to read</w:t>
+      </w:r>
+      <w:r>
+        <w:t xml:space="preserve"> (for example </w:t>
+      </w:r>
+      <w:r>
+        <w:rPr>
+          <w:rFonts w:ascii="Consolas" w:eastAsia="Consolas" w:hAnsi="Consolas" w:cs="Consolas"/>
+          <w:color w:val="122238"/>
+          <w:sz w:val="19"/>
+          <w:szCs w:val="19"/>
+        </w:rPr>
+        <w:t>290-340</w:t>
+      </w:r>
+      <w:r>
+        <w:t xml:space="preserve">) and, if you like, a </w:t>
       </w:r>
       <w:r>
         <w:rPr>
           <w:b/>
           <w:bCs/>
         </w:rPr>
-        <w:t>Title</w:t>
-      </w:r>
-      <w:r>
-        <w:t xml:space="preserve">, </w:t>
-      </w:r>
-      <w:r>
-        <w:rPr>
-          <w:b/>
-          <w:bCs/>
-        </w:rPr>
-        <w:t>Author / speaker</w:t>
-      </w:r>
-      <w:r>
-        <w:t xml:space="preserve">, </w:t>
-      </w:r>
-      <w:r>
-        <w:rPr>
-          <w:b/>
-          <w:bCs/>
-        </w:rPr>
-        <w:t>Source URL / reference</w:t>
-      </w:r>
-      <w:r>
-        <w:t xml:space="preserve">, </w:t>
-      </w:r>
-      <w:r>
-        <w:rPr>
-          <w:b/>
-          <w:bCs/>
-        </w:rPr>
-        <w:t>Document type</w:t>
-      </w:r>
-      <w:r>
-        <w:t xml:space="preserve"> (OFFICIAL, SECONDARY or PLATFORM), </w:t>
-      </w:r>
-      <w:r>
-        <w:rPr>
-          <w:b/>
-          <w:bCs/>
-        </w:rPr>
-        <w:t>Geographic scope</w:t>
-      </w:r>
-      <w:r>
-        <w:t xml:space="preserve"> and an </w:t>
-      </w:r>
-      <w:r>
-        <w:rPr>
-          <w:b/>
-          <w:bCs/>
-        </w:rPr>
-        <w:t>Evidence extract</w:t>
-      </w:r>
-      <w:r>
-        <w:t xml:space="preserve">, then select </w:t>
-      </w:r>
-      <w:r>
-        <w:rPr>
-          <w:b/>
-          <w:bCs/>
-        </w:rPr>
-        <w:t>Create document record</w:t>
-      </w:r>
-      <w:r>
-        <w:t>. The document ID (e.g. DOC-0025) is generated.</w:t>
-      </w:r>
-    </w:p>
-    <w:p>
-      <w:pPr>
-        <w:pStyle w:val="ListParagraph"/>
-        <w:numPr>
-          <w:ilvl w:val="0"/>
-          <w:numId w:val="6"/>
-        </w:numPr>
-        <w:spacing w:after="80" w:line="276" w:lineRule="auto"/>
-      </w:pPr>
-      <w:r>
-        <w:t xml:space="preserve">Then attach the source file (below). If AI drafting is on, ticking </w:t>
-      </w:r>
-      <w:r>
-        <w:rPr>
-          <w:b/>
-          <w:bCs/>
-        </w:rPr>
-        <w:t>Start Auto-fill as soon as the file is uploaded</w:t>
-      </w:r>
-      <w:r>
-        <w:t xml:space="preserve"> sends you straight to the draft.</w:t>
-      </w:r>
-    </w:p>
-    <w:p>
-      <w:pPr>
-        <w:spacing w:after="80"/>
-      </w:pPr>
-    </w:p>
-    <w:p>
-      <w:pPr>
-        <w:pStyle w:val="Heading2"/>
-      </w:pPr>
-      <w:bookmarkStart w:id="11" w:name="_Toc240773544"/>
-      <w:r>
-        <w:t>4.4 Correcting a record's details</w:t>
-      </w:r>
-      <w:bookmarkEnd w:id="11"/>
-    </w:p>
-    <w:p>
-      <w:pPr>
-        <w:pStyle w:val="ListParagraph"/>
-        <w:numPr>
-          <w:ilvl w:val="0"/>
-          <w:numId w:val="7"/>
-        </w:numPr>
-        <w:spacing w:after="80" w:line="276" w:lineRule="auto"/>
-      </w:pPr>
-      <w:r>
-        <w:t xml:space="preserve">Open the record. Under </w:t>
-      </w:r>
-      <w:r>
-        <w:rPr>
-          <w:b/>
-          <w:bCs/>
-        </w:rPr>
-        <w:t>Record details</w:t>
-      </w:r>
-      <w:r>
-        <w:t xml:space="preserve"> you can edit the title, author, publication or event date, source URL or reference, geographic scope, value chain and document type.</w:t>
+        <w:t>Chapter title</w:t>
+      </w:r>
+      <w:r>
+        <w:t>. Leave the title empty and the AI names the part from its pages, for example “Title – Chapter 6: Agriculture (pp. 290-340)”.</w:t>
       </w:r>
     </w:p>
     <w:p>
@@ -4373,10 +4341,10 @@
           <w:noProof/>
         </w:rPr>
         <w:drawing>
-          <wp:inline distT="0" distB="0" distL="0" distR="0">
-            <wp:extent cx="5334000" cy="2038350"/>
+          <wp:inline distT="0" distB="0" distL="0" distR="0" wp14:anchorId="61A43372" wp14:editId="73567880">
+            <wp:extent cx="5334000" cy="1019175"/>
             <wp:effectExtent l="0" t="0" r="0" b="0"/>
-            <wp:docPr id="6" name="doc_record_details.jpg" descr="Record details: the details the AI filled in, ready to check." title="Record details: the details the AI filled in, ready to check."/>
+            <wp:docPr id="6" name="doc_copy_chapter.jpg" descr="Copy for another chapter: pages, and an optional title." title="Copy for another chapter: pages, and an optional title."/>
             <wp:cNvGraphicFramePr>
               <a:graphicFrameLocks xmlns:a="http://schemas.openxmlformats.org/drawingml/2006/main" noChangeAspect="1"/>
             </wp:cNvGraphicFramePr>
@@ -4399,7 +4367,7 @@
                   <pic:spPr bwMode="auto">
                     <a:xfrm>
                       <a:off x="0" y="0"/>
-                      <a:ext cx="5334000" cy="2038350"/>
+                      <a:ext cx="5334000" cy="1019175"/>
                     </a:xfrm>
                     <a:prstGeom prst="rect">
                       <a:avLst/>
@@ -4435,8 +4403,188 @@
           <w:sz w:val="17"/>
           <w:szCs w:val="17"/>
         </w:rPr>
-        <w:t>Record details: the details the AI filled in, ready to check.</w:t>
-      </w:r>
+        <w:t>Copy for another chapter: pages, and an optional title.</w:t>
+      </w:r>
+    </w:p>
+    <w:p>
+      <w:pPr>
+        <w:pStyle w:val="ListParagraph"/>
+        <w:numPr>
+          <w:ilvl w:val="0"/>
+          <w:numId w:val="6"/>
+        </w:numPr>
+        <w:spacing w:after="80" w:line="276" w:lineRule="auto"/>
+      </w:pPr>
+      <w:r>
+        <w:t xml:space="preserve">Select </w:t>
+      </w:r>
+      <w:r>
+        <w:rPr>
+          <w:b/>
+          <w:bCs/>
+        </w:rPr>
+        <w:t>Copy and auto-fill</w:t>
+      </w:r>
+      <w:r>
+        <w:t xml:space="preserve"> (or </w:t>
+      </w:r>
+      <w:r>
+        <w:rPr>
+          <w:b/>
+          <w:bCs/>
+        </w:rPr>
+        <w:t>Copy record</w:t>
+      </w:r>
+      <w:r>
+        <w:t xml:space="preserve"> if AI drafting is not switched on). A new record is created with the same author, date, source, type and scope, and </w:t>
+      </w:r>
+      <w:r>
+        <w:rPr>
+          <w:b/>
+          <w:bCs/>
+        </w:rPr>
+        <w:t>its own copy of the file</w:t>
+      </w:r>
+      <w:r>
+        <w:t>, so removing or replacing one file never affects the other.</w:t>
+      </w:r>
+    </w:p>
+    <w:p>
+      <w:pPr>
+        <w:pStyle w:val="ListParagraph"/>
+        <w:numPr>
+          <w:ilvl w:val="0"/>
+          <w:numId w:val="6"/>
+        </w:numPr>
+        <w:spacing w:after="80" w:line="276" w:lineRule="auto"/>
+      </w:pPr>
+      <w:r>
+        <w:t>With AI drafting on, the new record's review screen opens and the AI starts drafting that chapter. Review, save and submit it as usual.</w:t>
+      </w:r>
+    </w:p>
+    <w:p>
+      <w:pPr>
+        <w:pStyle w:val="ListParagraph"/>
+        <w:numPr>
+          <w:ilvl w:val="0"/>
+          <w:numId w:val="6"/>
+        </w:numPr>
+        <w:spacing w:after="80" w:line="276" w:lineRule="auto"/>
+      </w:pPr>
+      <w:r>
+        <w:t xml:space="preserve">Authenticity and Include or Exclude are </w:t>
+      </w:r>
+      <w:r>
+        <w:rPr>
+          <w:b/>
+          <w:bCs/>
+        </w:rPr>
+        <w:t>not</w:t>
+      </w:r>
+      <w:r>
+        <w:t xml:space="preserve"> copied: assess each chapter on its own. Repeat for every chapter you want coded.</w:t>
+      </w:r>
+    </w:p>
+    <w:p>
+      <w:pPr>
+        <w:spacing w:after="80"/>
+      </w:pPr>
+    </w:p>
+    <w:tbl>
+      <w:tblPr>
+        <w:tblW w:w="9412" w:type="dxa"/>
+        <w:tblBorders>
+          <w:top w:val="single" w:sz="2" w:space="0" w:color="EAF2FA"/>
+          <w:left w:val="single" w:sz="24" w:space="0" w:color="2A6FB0"/>
+          <w:bottom w:val="single" w:sz="2" w:space="0" w:color="EAF2FA"/>
+          <w:right w:val="single" w:sz="2" w:space="0" w:color="EAF2FA"/>
+          <w:insideH w:val="single" w:sz="4" w:space="0" w:color="EAF2FA"/>
+          <w:insideV w:val="single" w:sz="4" w:space="0" w:color="EAF2FA"/>
+        </w:tblBorders>
+        <w:tblCellMar>
+          <w:left w:w="10" w:type="dxa"/>
+          <w:right w:w="10" w:type="dxa"/>
+        </w:tblCellMar>
+        <w:tblLook w:val="04A0" w:firstRow="1" w:lastRow="0" w:firstColumn="1" w:lastColumn="0" w:noHBand="0" w:noVBand="1"/>
+      </w:tblPr>
+      <w:tblGrid>
+        <w:gridCol w:w="9412"/>
+      </w:tblGrid>
+      <w:tr>
+        <w:tblPrEx>
+          <w:tblCellMar>
+            <w:top w:w="0" w:type="dxa"/>
+            <w:bottom w:w="0" w:type="dxa"/>
+          </w:tblCellMar>
+        </w:tblPrEx>
+        <w:trPr>
+          <w:cantSplit/>
+        </w:trPr>
+        <w:tc>
+          <w:tcPr>
+            <w:tcW w:w="9412" w:type="dxa"/>
+            <w:shd w:val="clear" w:color="auto" w:fill="EAF2FA"/>
+            <w:tcMar>
+              <w:top w:w="100" w:type="dxa"/>
+              <w:left w:w="180" w:type="dxa"/>
+              <w:bottom w:w="100" w:type="dxa"/>
+              <w:right w:w="160" w:type="dxa"/>
+            </w:tcMar>
+          </w:tcPr>
+          <w:p>
+            <w:pPr>
+              <w:spacing w:after="40"/>
+            </w:pPr>
+            <w:r>
+              <w:rPr>
+                <w:b/>
+                <w:bCs/>
+                <w:sz w:val="20"/>
+                <w:szCs w:val="20"/>
+              </w:rPr>
+              <w:t>Copy needs a file</w:t>
+            </w:r>
+          </w:p>
+          <w:p>
+            <w:pPr>
+              <w:spacing w:after="40" w:line="264" w:lineRule="auto"/>
+            </w:pPr>
+            <w:r>
+              <w:rPr>
+                <w:sz w:val="19"/>
+                <w:szCs w:val="19"/>
+              </w:rPr>
+              <w:t xml:space="preserve">The </w:t>
+            </w:r>
+            <w:r>
+              <w:rPr>
+                <w:b/>
+                <w:bCs/>
+                <w:sz w:val="19"/>
+                <w:szCs w:val="19"/>
+              </w:rPr>
+              <w:t>Copy for another chapter</w:t>
+            </w:r>
+            <w:r>
+              <w:rPr>
+                <w:sz w:val="19"/>
+                <w:szCs w:val="19"/>
+              </w:rPr>
+              <w:t xml:space="preserve"> panel appears once a record has its source file. A title or pages is required, and a long PDF needs a page range (or the whole-document option). If the pages are not valid nothing is created.</w:t>
+            </w:r>
+          </w:p>
+        </w:tc>
+      </w:tr>
+    </w:tbl>
+    <w:p>
+      <w:pPr>
+        <w:pStyle w:val="Heading2"/>
+      </w:pPr>
+      <w:bookmarkStart w:id="11" w:name="_Toc240779727"/>
+      <w:r>
+        <w:t>4.4 Adding a document by hand</w:t>
+      </w:r>
+      <w:bookmarkEnd w:id="11"/>
     </w:p>
     <w:p>
       <w:pPr>
@@ -4455,10 +4603,113 @@
           <w:b/>
           <w:bCs/>
         </w:rPr>
-        <w:t>Save details</w:t>
-      </w:r>
-      <w:r>
-        <w:t>. The details appear in the coding form's Section A: on the review screen they show in grey, and the corrected values are the ones submitted to KoboToolbox.</w:t>
+        <w:t>Documents → New document</w:t>
+      </w:r>
+      <w:r>
+        <w:t xml:space="preserve"> and, below </w:t>
+      </w:r>
+      <w:r>
+        <w:rPr>
+          <w:b/>
+          <w:bCs/>
+        </w:rPr>
+        <w:t>Or enter the details yourself</w:t>
+      </w:r>
+      <w:r>
+        <w:t xml:space="preserve">, fill in </w:t>
+      </w:r>
+      <w:r>
+        <w:rPr>
+          <w:b/>
+          <w:bCs/>
+        </w:rPr>
+        <w:t>Title</w:t>
+      </w:r>
+      <w:r>
+        <w:t xml:space="preserve">, </w:t>
+      </w:r>
+      <w:r>
+        <w:rPr>
+          <w:b/>
+          <w:bCs/>
+        </w:rPr>
+        <w:t>Author / speaker</w:t>
+      </w:r>
+      <w:r>
+        <w:t xml:space="preserve">, </w:t>
+      </w:r>
+      <w:r>
+        <w:rPr>
+          <w:b/>
+          <w:bCs/>
+        </w:rPr>
+        <w:t>Source URL / reference</w:t>
+      </w:r>
+      <w:r>
+        <w:t xml:space="preserve">, </w:t>
+      </w:r>
+      <w:r>
+        <w:rPr>
+          <w:b/>
+          <w:bCs/>
+        </w:rPr>
+        <w:t>Document type</w:t>
+      </w:r>
+      <w:r>
+        <w:t xml:space="preserve"> (OFFICIAL, SECONDARY or PLATFORM), </w:t>
+      </w:r>
+      <w:r>
+        <w:rPr>
+          <w:b/>
+          <w:bCs/>
+        </w:rPr>
+        <w:t>Geographic scope</w:t>
+      </w:r>
+      <w:r>
+        <w:t xml:space="preserve"> and an </w:t>
+      </w:r>
+      <w:r>
+        <w:rPr>
+          <w:b/>
+          <w:bCs/>
+        </w:rPr>
+        <w:t>Evidence extract</w:t>
+      </w:r>
+      <w:r>
+        <w:t xml:space="preserve">, then select </w:t>
+      </w:r>
+      <w:r>
+        <w:rPr>
+          <w:b/>
+          <w:bCs/>
+        </w:rPr>
+        <w:t>Create document record</w:t>
+      </w:r>
+      <w:r>
+        <w:t>. The document ID (e.g. DOC-0025) is generated.</w:t>
+      </w:r>
+    </w:p>
+    <w:p>
+      <w:pPr>
+        <w:pStyle w:val="ListParagraph"/>
+        <w:numPr>
+          <w:ilvl w:val="0"/>
+          <w:numId w:val="7"/>
+        </w:numPr>
+        <w:spacing w:after="80" w:line="276" w:lineRule="auto"/>
+      </w:pPr>
+      <w:r>
+        <w:t xml:space="preserve">Then attach the source file (below). If AI drafting is on, ticking </w:t>
+      </w:r>
+      <w:r>
+        <w:rPr>
+          <w:b/>
+          <w:bCs/>
+        </w:rPr>
+        <w:t>Start Auto-fill as soon as the file is uploaded</w:t>
+      </w:r>
+      <w:r>
+        <w:t xml:space="preserve"> sends you straight to the draft.</w:t>
       </w:r>
     </w:p>
     <w:p>
@@ -4470,9 +4721,9 @@
       <w:pPr>
         <w:pStyle w:val="Heading2"/>
       </w:pPr>
-      <w:bookmarkStart w:id="12" w:name="_Toc240773545"/>
-      <w:r>
-        <w:t>4.5 Attaching the source file, and removing a wrong one</w:t>
+      <w:bookmarkStart w:id="12" w:name="_Toc240779728"/>
+      <w:r>
+        <w:t>4.5 Correcting a record's details</w:t>
       </w:r>
       <w:bookmarkEnd w:id="12"/>
     </w:p>
@@ -4486,27 +4737,17 @@
         <w:spacing w:after="80" w:line="276" w:lineRule="auto"/>
       </w:pPr>
       <w:r>
-        <w:t xml:space="preserve">On the document's page, under </w:t>
+        <w:t xml:space="preserve">Open the record. Under </w:t>
       </w:r>
       <w:r>
         <w:rPr>
           <w:b/>
           <w:bCs/>
         </w:rPr>
-        <w:t>Source file</w:t>
-      </w:r>
-      <w:r>
-        <w:t xml:space="preserve">, select </w:t>
-      </w:r>
-      <w:r>
-        <w:rPr>
-          <w:b/>
-          <w:bCs/>
-        </w:rPr>
-        <w:t>Choose File</w:t>
-      </w:r>
-      <w:r>
-        <w:t xml:space="preserve"> and pick the source: a PDF, a scan or photo (JPG or PNG), a Word (.docx) or Excel (.xlsx) file, or a text or CSV file. Audio and video can be attached as a reference. The limit is 20 MB. The file is stored privately on the server.</w:t>
+        <w:t>Record details</w:t>
+      </w:r>
+      <w:r>
+        <w:t xml:space="preserve"> you can edit the title, author, publication or event date, source URL or reference, geographic scope, value chain and document type.</w:t>
       </w:r>
     </w:p>
     <w:p>
@@ -4519,11 +4760,12 @@
         <w:rPr>
           <w:noProof/>
         </w:rPr>
+        <w:lastRenderedPageBreak/>
         <w:drawing>
-          <wp:inline distT="0" distB="0" distL="0" distR="0">
-            <wp:extent cx="5334000" cy="952500"/>
+          <wp:inline distT="0" distB="0" distL="0" distR="0" wp14:anchorId="5759A967" wp14:editId="25C4CBA1">
+            <wp:extent cx="5334000" cy="2038350"/>
             <wp:effectExtent l="0" t="0" r="0" b="0"/>
-            <wp:docPr id="7" name="doc_source_file.jpg" descr="Source file: the file name, size and date, with Remove file beside it." title="Source file: the file name, size and date, with Remove file beside it."/>
+            <wp:docPr id="7" name="doc_record_details.jpg" descr="Record details: the details the AI filled in, ready to check." title="Record details: the details the AI filled in, ready to check."/>
             <wp:cNvGraphicFramePr>
               <a:graphicFrameLocks xmlns:a="http://schemas.openxmlformats.org/drawingml/2006/main" noChangeAspect="1"/>
             </wp:cNvGraphicFramePr>
@@ -4546,7 +4788,7 @@
                   <pic:spPr bwMode="auto">
                     <a:xfrm>
                       <a:off x="0" y="0"/>
-                      <a:ext cx="5334000" cy="952500"/>
+                      <a:ext cx="5334000" cy="2038350"/>
                     </a:xfrm>
                     <a:prstGeom prst="rect">
                       <a:avLst/>
@@ -4582,7 +4824,7 @@
           <w:sz w:val="17"/>
           <w:szCs w:val="17"/>
         </w:rPr>
-        <w:t>Source file: the file name, size and date, with Remove file beside it.</w:t>
+        <w:t>Record details: the details the AI filled in, ready to check.</w:t>
       </w:r>
     </w:p>
     <w:p>
@@ -4595,63 +4837,17 @@
         <w:spacing w:after="80" w:line="276" w:lineRule="auto"/>
       </w:pPr>
       <w:r>
-        <w:t xml:space="preserve">A bar shows how much of the file has been sent. A large file on a slow connection can take a minute or two: wait until it says </w:t>
+        <w:t xml:space="preserve">Select </w:t>
       </w:r>
       <w:r>
         <w:rPr>
           <w:b/>
           <w:bCs/>
         </w:rPr>
-        <w:t>Saving…</w:t>
-      </w:r>
-      <w:r>
-        <w:t xml:space="preserve"> and the file name appears. If </w:t>
-      </w:r>
-      <w:r>
-        <w:rPr>
-          <w:b/>
-          <w:bCs/>
-        </w:rPr>
-        <w:t>Start Auto-fill as soon as the file is uploaded</w:t>
-      </w:r>
-      <w:r>
-        <w:t xml:space="preserve"> is ticked (it is by default), the review screen then opens and the AI starts reading.</w:t>
-      </w:r>
-    </w:p>
-    <w:p>
-      <w:pPr>
-        <w:pStyle w:val="ListParagraph"/>
-        <w:numPr>
-          <w:ilvl w:val="0"/>
-          <w:numId w:val="8"/>
-        </w:numPr>
-        <w:spacing w:after="80" w:line="276" w:lineRule="auto"/>
-      </w:pPr>
-      <w:r>
-        <w:t xml:space="preserve">Attached the wrong one? Select the red </w:t>
-      </w:r>
-      <w:r>
-        <w:rPr>
-          <w:b/>
-          <w:bCs/>
-        </w:rPr>
-        <w:t>Remove file</w:t>
-      </w:r>
-      <w:r>
-        <w:t xml:space="preserve"> link beside the file name and confirm. The file is deleted from the server and the record says “No file uploaded yet”. Then choose the right file.</w:t>
-      </w:r>
-    </w:p>
-    <w:p>
-      <w:pPr>
-        <w:pStyle w:val="ListParagraph"/>
-        <w:numPr>
-          <w:ilvl w:val="0"/>
-          <w:numId w:val="8"/>
-        </w:numPr>
-        <w:spacing w:after="80" w:line="276" w:lineRule="auto"/>
-      </w:pPr>
-      <w:r>
-        <w:t>Choosing another file straight away also replaces the old one.</w:t>
+        <w:t>Save details</w:t>
+      </w:r>
+      <w:r>
+        <w:t>. The details appear in the coding form's Section A: on the review screen they show in grey, and the corrected values are the ones submitted to KoboToolbox.</w:t>
       </w:r>
     </w:p>
     <w:p>
@@ -4659,83 +4855,13 @@
         <w:spacing w:after="80"/>
       </w:pPr>
     </w:p>
-    <w:tbl>
-      <w:tblPr>
-        <w:tblW w:w="9412" w:type="dxa"/>
-        <w:tblBorders>
-          <w:top w:val="single" w:sz="2" w:space="0" w:color="EAF2FA"/>
-          <w:left w:val="single" w:sz="24" w:space="0" w:color="2A6FB0"/>
-          <w:bottom w:val="single" w:sz="2" w:space="0" w:color="EAF2FA"/>
-          <w:right w:val="single" w:sz="2" w:space="0" w:color="EAF2FA"/>
-          <w:insideH w:val="single" w:sz="4" w:space="0" w:color="EAF2FA"/>
-          <w:insideV w:val="single" w:sz="4" w:space="0" w:color="EAF2FA"/>
-        </w:tblBorders>
-        <w:tblCellMar>
-          <w:left w:w="10" w:type="dxa"/>
-          <w:right w:w="10" w:type="dxa"/>
-        </w:tblCellMar>
-        <w:tblLook w:val="0000" w:firstRow="0" w:lastRow="0" w:firstColumn="0" w:lastColumn="0" w:noHBand="0" w:noVBand="0"/>
-      </w:tblPr>
-      <w:tblGrid>
-        <w:gridCol w:w="9412"/>
-      </w:tblGrid>
-      <w:tr>
-        <w:tblPrEx>
-          <w:tblCellMar>
-            <w:top w:w="0" w:type="dxa"/>
-            <w:bottom w:w="0" w:type="dxa"/>
-          </w:tblCellMar>
-        </w:tblPrEx>
-        <w:trPr>
-          <w:cantSplit/>
-        </w:trPr>
-        <w:tc>
-          <w:tcPr>
-            <w:tcW w:w="9412" w:type="dxa"/>
-            <w:shd w:val="clear" w:color="auto" w:fill="EAF2FA"/>
-            <w:tcMar>
-              <w:top w:w="100" w:type="dxa"/>
-              <w:left w:w="180" w:type="dxa"/>
-              <w:bottom w:w="100" w:type="dxa"/>
-              <w:right w:w="160" w:type="dxa"/>
-            </w:tcMar>
-          </w:tcPr>
-          <w:p>
-            <w:pPr>
-              <w:spacing w:after="40"/>
-            </w:pPr>
-            <w:r>
-              <w:rPr>
-                <w:b/>
-                <w:bCs/>
-                <w:sz w:val="20"/>
-                <w:szCs w:val="20"/>
-              </w:rPr>
-              <w:t>What goes with a removed file</w:t>
-            </w:r>
-          </w:p>
-          <w:p>
-            <w:pPr>
-              <w:spacing w:after="40" w:line="264" w:lineRule="auto"/>
-            </w:pPr>
-            <w:r>
-              <w:rPr>
-                <w:sz w:val="19"/>
-                <w:szCs w:val="19"/>
-              </w:rPr>
-              <w:t>An AI draft (see below) made from the removed or replaced file is discarded too, so a draft of the wrong document can never be reviewed and submitted for the right one. A draft that has already been submitted to KoboToolbox is kept as the record of what was filed. Removals are recorded in the audit log with the file name.</w:t>
-            </w:r>
-          </w:p>
-        </w:tc>
-      </w:tr>
-    </w:tbl>
     <w:p>
       <w:pPr>
         <w:pStyle w:val="Heading2"/>
       </w:pPr>
-      <w:bookmarkStart w:id="13" w:name="_Toc240773546"/>
-      <w:r>
-        <w:t>4.6 Assessing and including a document</w:t>
+      <w:bookmarkStart w:id="13" w:name="_Toc240779729"/>
+      <w:r>
+        <w:t>4.6 Attaching the source file, and removing a wrong one</w:t>
       </w:r>
       <w:bookmarkEnd w:id="13"/>
     </w:p>
@@ -4749,14 +4875,14 @@
         <w:spacing w:after="80" w:line="276" w:lineRule="auto"/>
       </w:pPr>
       <w:r>
-        <w:t xml:space="preserve">In </w:t>
+        <w:t xml:space="preserve">On the document's page, under </w:t>
       </w:r>
       <w:r>
         <w:rPr>
           <w:b/>
           <w:bCs/>
         </w:rPr>
-        <w:t>Documents</w:t>
+        <w:t>Source file</w:t>
       </w:r>
       <w:r>
         <w:t xml:space="preserve">, select </w:t>
@@ -4766,10 +4892,10 @@
           <w:b/>
           <w:bCs/>
         </w:rPr>
-        <w:t>Manage</w:t>
-      </w:r>
-      <w:r>
-        <w:t xml:space="preserve"> on the record.</w:t>
+        <w:t>Choose File</w:t>
+      </w:r>
+      <w:r>
+        <w:t xml:space="preserve"> and pick the source: a PDF, a scan or photo (JPG or PNG), a Word (.docx) or Excel (.xlsx) file, or a text or CSV file. Audio and video can be attached as a reference. The limit is 20 MB. The file is stored privately on the server.</w:t>
       </w:r>
     </w:p>
     <w:p>
@@ -4783,10 +4909,10 @@
           <w:noProof/>
         </w:rPr>
         <w:drawing>
-          <wp:inline distT="0" distB="0" distL="0" distR="0">
-            <wp:extent cx="5334000" cy="3333750"/>
+          <wp:inline distT="0" distB="0" distL="0" distR="0" wp14:anchorId="09C4B8F5" wp14:editId="5AF83DD5">
+            <wp:extent cx="5334000" cy="952500"/>
             <wp:effectExtent l="0" t="0" r="0" b="0"/>
-            <wp:docPr id="8" name="doc_register.jpg" descr="Documentary Evidence Corpus." title="Documentary Evidence Corpus."/>
+            <wp:docPr id="8" name="doc_source_file.jpg" descr="Source file: the file name, size and date, with Remove file beside it." title="Source file: the file name, size and date, with Remove file beside it."/>
             <wp:cNvGraphicFramePr>
               <a:graphicFrameLocks xmlns:a="http://schemas.openxmlformats.org/drawingml/2006/main" noChangeAspect="1"/>
             </wp:cNvGraphicFramePr>
@@ -4809,7 +4935,7 @@
                   <pic:spPr bwMode="auto">
                     <a:xfrm>
                       <a:off x="0" y="0"/>
-                      <a:ext cx="5334000" cy="3333750"/>
+                      <a:ext cx="5334000" cy="952500"/>
                     </a:xfrm>
                     <a:prstGeom prst="rect">
                       <a:avLst/>
@@ -4845,7 +4971,7 @@
           <w:sz w:val="17"/>
           <w:szCs w:val="17"/>
         </w:rPr>
-        <w:t>Documentary Evidence Corpus.</w:t>
+        <w:t>Source file: the file name, size and date, with Remove file beside it.</w:t>
       </w:r>
     </w:p>
     <w:p>
@@ -4858,27 +4984,181 @@
         <w:spacing w:after="80" w:line="276" w:lineRule="auto"/>
       </w:pPr>
       <w:r>
-        <w:t xml:space="preserve">Assess authenticity: select </w:t>
+        <w:t xml:space="preserve">A bar shows how much of the file has been sent. A large file on a slow connection can take a minute or two: wait until it says </w:t>
       </w:r>
       <w:r>
         <w:rPr>
           <w:b/>
           <w:bCs/>
         </w:rPr>
-        <w:t>Mark verified</w:t>
-      </w:r>
-      <w:r>
-        <w:t xml:space="preserve"> or </w:t>
+        <w:t>Saving…</w:t>
+      </w:r>
+      <w:r>
+        <w:t xml:space="preserve"> and the file name appears. If </w:t>
       </w:r>
       <w:r>
         <w:rPr>
           <w:b/>
           <w:bCs/>
         </w:rPr>
-        <w:t>Mark disputed</w:t>
-      </w:r>
-      <w:r>
-        <w:t>.</w:t>
+        <w:t>Start Auto-fill as soon as the file is uploaded</w:t>
+      </w:r>
+      <w:r>
+        <w:t xml:space="preserve"> is ticked (it is by default), the review screen then opens and the AI starts reading.</w:t>
+      </w:r>
+    </w:p>
+    <w:p>
+      <w:pPr>
+        <w:pStyle w:val="ListParagraph"/>
+        <w:numPr>
+          <w:ilvl w:val="0"/>
+          <w:numId w:val="9"/>
+        </w:numPr>
+        <w:spacing w:after="80" w:line="276" w:lineRule="auto"/>
+      </w:pPr>
+      <w:r>
+        <w:t xml:space="preserve">Attached the wrong one? Select the red </w:t>
+      </w:r>
+      <w:r>
+        <w:rPr>
+          <w:b/>
+          <w:bCs/>
+        </w:rPr>
+        <w:t>Remove file</w:t>
+      </w:r>
+      <w:r>
+        <w:t xml:space="preserve"> link beside the file name and confirm. The file is deleted from the server and the record says “No file uploaded yet”. Then choose the right file.</w:t>
+      </w:r>
+    </w:p>
+    <w:p>
+      <w:pPr>
+        <w:pStyle w:val="ListParagraph"/>
+        <w:numPr>
+          <w:ilvl w:val="0"/>
+          <w:numId w:val="9"/>
+        </w:numPr>
+        <w:spacing w:after="80" w:line="276" w:lineRule="auto"/>
+      </w:pPr>
+      <w:r>
+        <w:t>Choosing another file straight away also replaces the old one.</w:t>
+      </w:r>
+    </w:p>
+    <w:p>
+      <w:pPr>
+        <w:spacing w:after="80"/>
+      </w:pPr>
+    </w:p>
+    <w:tbl>
+      <w:tblPr>
+        <w:tblW w:w="9412" w:type="dxa"/>
+        <w:tblBorders>
+          <w:top w:val="single" w:sz="2" w:space="0" w:color="EAF2FA"/>
+          <w:left w:val="single" w:sz="24" w:space="0" w:color="2A6FB0"/>
+          <w:bottom w:val="single" w:sz="2" w:space="0" w:color="EAF2FA"/>
+          <w:right w:val="single" w:sz="2" w:space="0" w:color="EAF2FA"/>
+          <w:insideH w:val="single" w:sz="4" w:space="0" w:color="EAF2FA"/>
+          <w:insideV w:val="single" w:sz="4" w:space="0" w:color="EAF2FA"/>
+        </w:tblBorders>
+        <w:tblCellMar>
+          <w:left w:w="10" w:type="dxa"/>
+          <w:right w:w="10" w:type="dxa"/>
+        </w:tblCellMar>
+        <w:tblLook w:val="04A0" w:firstRow="1" w:lastRow="0" w:firstColumn="1" w:lastColumn="0" w:noHBand="0" w:noVBand="1"/>
+      </w:tblPr>
+      <w:tblGrid>
+        <w:gridCol w:w="9412"/>
+      </w:tblGrid>
+      <w:tr>
+        <w:tblPrEx>
+          <w:tblCellMar>
+            <w:top w:w="0" w:type="dxa"/>
+            <w:bottom w:w="0" w:type="dxa"/>
+          </w:tblCellMar>
+        </w:tblPrEx>
+        <w:trPr>
+          <w:cantSplit/>
+        </w:trPr>
+        <w:tc>
+          <w:tcPr>
+            <w:tcW w:w="9412" w:type="dxa"/>
+            <w:shd w:val="clear" w:color="auto" w:fill="EAF2FA"/>
+            <w:tcMar>
+              <w:top w:w="100" w:type="dxa"/>
+              <w:left w:w="180" w:type="dxa"/>
+              <w:bottom w:w="100" w:type="dxa"/>
+              <w:right w:w="160" w:type="dxa"/>
+            </w:tcMar>
+          </w:tcPr>
+          <w:p>
+            <w:pPr>
+              <w:spacing w:after="40"/>
+            </w:pPr>
+            <w:r>
+              <w:rPr>
+                <w:b/>
+                <w:bCs/>
+                <w:sz w:val="20"/>
+                <w:szCs w:val="20"/>
+              </w:rPr>
+              <w:t>What goes with a removed file</w:t>
+            </w:r>
+          </w:p>
+          <w:p>
+            <w:pPr>
+              <w:spacing w:after="40" w:line="264" w:lineRule="auto"/>
+            </w:pPr>
+            <w:r>
+              <w:rPr>
+                <w:sz w:val="19"/>
+                <w:szCs w:val="19"/>
+              </w:rPr>
+              <w:t>An AI draft (see below) made from the removed or replaced file is discarded too, so a draft of the wrong document can never be reviewed and submitted for the right one. A draft that has already been submitted to KoboToolbox is kept as the record of what was filed. Removals are recorded in the audit log with the file name.</w:t>
+            </w:r>
+          </w:p>
+        </w:tc>
+      </w:tr>
+    </w:tbl>
+    <w:p>
+      <w:pPr>
+        <w:pStyle w:val="Heading2"/>
+      </w:pPr>
+      <w:bookmarkStart w:id="14" w:name="_Toc240779730"/>
+      <w:r>
+        <w:t>4.7 Assessing and including a document</w:t>
+      </w:r>
+      <w:bookmarkEnd w:id="14"/>
+    </w:p>
+    <w:p>
+      <w:pPr>
+        <w:pStyle w:val="ListParagraph"/>
+        <w:numPr>
+          <w:ilvl w:val="0"/>
+          <w:numId w:val="10"/>
+        </w:numPr>
+        <w:spacing w:after="80" w:line="276" w:lineRule="auto"/>
+      </w:pPr>
+      <w:r>
+        <w:t xml:space="preserve">In </w:t>
+      </w:r>
+      <w:r>
+        <w:rPr>
+          <w:b/>
+          <w:bCs/>
+        </w:rPr>
+        <w:t>Documents</w:t>
+      </w:r>
+      <w:r>
+        <w:t xml:space="preserve">, select </w:t>
+      </w:r>
+      <w:r>
+        <w:rPr>
+          <w:b/>
+          <w:bCs/>
+        </w:rPr>
+        <w:t>Manage</w:t>
+      </w:r>
+      <w:r>
+        <w:t xml:space="preserve"> on the record.</w:t>
       </w:r>
     </w:p>
     <w:p>
@@ -4893,10 +5173,10 @@
         </w:rPr>
         <w:lastRenderedPageBreak/>
         <w:drawing>
-          <wp:inline distT="0" distB="0" distL="0" distR="0">
-            <wp:extent cx="5334000" cy="3419475"/>
+          <wp:inline distT="0" distB="0" distL="0" distR="0" wp14:anchorId="00690261" wp14:editId="578CE93A">
+            <wp:extent cx="5334000" cy="3333750"/>
             <wp:effectExtent l="0" t="0" r="0" b="0"/>
-            <wp:docPr id="9" name="doc_detail.jpg" descr="Document record: authenticity, QA status, memo and coding form." title="Document record: authenticity, QA status, memo and coding form."/>
+            <wp:docPr id="9" name="doc_register.jpg" descr="Documentary Evidence Corpus." title="Documentary Evidence Corpus."/>
             <wp:cNvGraphicFramePr>
               <a:graphicFrameLocks xmlns:a="http://schemas.openxmlformats.org/drawingml/2006/main" noChangeAspect="1"/>
             </wp:cNvGraphicFramePr>
@@ -4919,7 +5199,7 @@
                   <pic:spPr bwMode="auto">
                     <a:xfrm>
                       <a:off x="0" y="0"/>
-                      <a:ext cx="5334000" cy="3419475"/>
+                      <a:ext cx="5334000" cy="3333750"/>
                     </a:xfrm>
                     <a:prstGeom prst="rect">
                       <a:avLst/>
@@ -4955,7 +5235,7 @@
           <w:sz w:val="17"/>
           <w:szCs w:val="17"/>
         </w:rPr>
-        <w:t>Document record: authenticity, QA status, memo and coding form.</w:t>
+        <w:t>Documentary Evidence Corpus.</w:t>
       </w:r>
     </w:p>
     <w:p>
@@ -4963,19 +5243,19 @@
         <w:pStyle w:val="ListParagraph"/>
         <w:numPr>
           <w:ilvl w:val="0"/>
-          <w:numId w:val="9"/>
+          <w:numId w:val="10"/>
         </w:numPr>
         <w:spacing w:after="80" w:line="276" w:lineRule="auto"/>
       </w:pPr>
       <w:r>
-        <w:t xml:space="preserve">Set the QA status: </w:t>
+        <w:t xml:space="preserve">Assess authenticity: select </w:t>
       </w:r>
       <w:r>
         <w:rPr>
           <w:b/>
           <w:bCs/>
         </w:rPr>
-        <w:t>Include</w:t>
+        <w:t>Mark verified</w:t>
       </w:r>
       <w:r>
         <w:t xml:space="preserve"> or </w:t>
@@ -4985,383 +5265,11 @@
           <w:b/>
           <w:bCs/>
         </w:rPr>
-        <w:t>Exclude</w:t>
-      </w:r>
-      <w:r>
-        <w:t>. A document cannot be included until authenticity has been assessed.</w:t>
-      </w:r>
-    </w:p>
-    <w:p>
-      <w:pPr>
-        <w:pStyle w:val="ListParagraph"/>
-        <w:numPr>
-          <w:ilvl w:val="0"/>
-          <w:numId w:val="9"/>
-        </w:numPr>
-        <w:spacing w:after="80" w:line="276" w:lineRule="auto"/>
-      </w:pPr>
-      <w:r>
-        <w:t xml:space="preserve">Write the </w:t>
-      </w:r>
-      <w:r>
-        <w:rPr>
-          <w:b/>
-          <w:bCs/>
-        </w:rPr>
-        <w:t>Interpretive memo</w:t>
-      </w:r>
-      <w:r>
-        <w:t xml:space="preserve"> (dispute reasons, interpretation notes) and select </w:t>
-      </w:r>
-      <w:r>
-        <w:rPr>
-          <w:b/>
-          <w:bCs/>
-        </w:rPr>
-        <w:t>Save memo</w:t>
+        <w:t>Mark disputed</w:t>
       </w:r>
       <w:r>
         <w:t>.</w:t>
       </w:r>
-    </w:p>
-    <w:p>
-      <w:pPr>
-        <w:pStyle w:val="ListParagraph"/>
-        <w:numPr>
-          <w:ilvl w:val="0"/>
-          <w:numId w:val="9"/>
-        </w:numPr>
-        <w:spacing w:after="80" w:line="276" w:lineRule="auto"/>
-      </w:pPr>
-      <w:r>
-        <w:t xml:space="preserve">Code the document (next two sections). The completed form's PDF then appears on the record, under </w:t>
-      </w:r>
-      <w:r>
-        <w:rPr>
-          <w:b/>
-          <w:bCs/>
-        </w:rPr>
-        <w:t>Completed coding form (KoboToolbox)</w:t>
-      </w:r>
-      <w:r>
-        <w:t>.</w:t>
-      </w:r>
-    </w:p>
-    <w:p>
-      <w:pPr>
-        <w:spacing w:after="80"/>
-      </w:pPr>
-    </w:p>
-    <w:p>
-      <w:pPr>
-        <w:pStyle w:val="Heading2"/>
-      </w:pPr>
-      <w:bookmarkStart w:id="14" w:name="_Toc240773547"/>
-      <w:r>
-        <w:t>4.7 Coding a document: two ways</w:t>
-      </w:r>
-      <w:bookmarkEnd w:id="14"/>
-    </w:p>
-    <w:p>
-      <w:pPr>
-        <w:spacing w:after="120" w:line="288" w:lineRule="auto"/>
-      </w:pPr>
-      <w:r>
-        <w:t xml:space="preserve">The </w:t>
-      </w:r>
-      <w:r>
-        <w:rPr>
-          <w:b/>
-          <w:bCs/>
-        </w:rPr>
-        <w:t>Coding</w:t>
-      </w:r>
-      <w:r>
-        <w:t xml:space="preserve"> panel offers two buttons for the Document, Digital Platform &amp; Media Analysis Tool:</w:t>
-      </w:r>
-    </w:p>
-    <w:tbl>
-      <w:tblPr>
-        <w:tblW w:w="9412" w:type="dxa"/>
-        <w:tblBorders>
-          <w:top w:val="single" w:sz="4" w:space="0" w:color="D5DAE0"/>
-          <w:left w:val="single" w:sz="4" w:space="0" w:color="D5DAE0"/>
-          <w:bottom w:val="single" w:sz="4" w:space="0" w:color="D5DAE0"/>
-          <w:right w:val="single" w:sz="4" w:space="0" w:color="D5DAE0"/>
-          <w:insideH w:val="single" w:sz="4" w:space="0" w:color="D5DAE0"/>
-          <w:insideV w:val="single" w:sz="4" w:space="0" w:color="D5DAE0"/>
-        </w:tblBorders>
-        <w:tblCellMar>
-          <w:left w:w="10" w:type="dxa"/>
-          <w:right w:w="10" w:type="dxa"/>
-        </w:tblCellMar>
-        <w:tblLook w:val="0000" w:firstRow="0" w:lastRow="0" w:firstColumn="0" w:lastColumn="0" w:noHBand="0" w:noVBand="0"/>
-      </w:tblPr>
-      <w:tblGrid>
-        <w:gridCol w:w="1882"/>
-        <w:gridCol w:w="4706"/>
-        <w:gridCol w:w="2824"/>
-      </w:tblGrid>
-      <w:tr>
-        <w:tblPrEx>
-          <w:tblCellMar>
-            <w:top w:w="0" w:type="dxa"/>
-            <w:bottom w:w="0" w:type="dxa"/>
-          </w:tblCellMar>
-        </w:tblPrEx>
-        <w:trPr>
-          <w:tblHeader/>
-        </w:trPr>
-        <w:tc>
-          <w:tcPr>
-            <w:tcW w:w="1882" w:type="dxa"/>
-            <w:shd w:val="clear" w:color="auto" w:fill="1B3350"/>
-            <w:tcMar>
-              <w:top w:w="70" w:type="dxa"/>
-              <w:left w:w="110" w:type="dxa"/>
-              <w:bottom w:w="70" w:type="dxa"/>
-              <w:right w:w="110" w:type="dxa"/>
-            </w:tcMar>
-          </w:tcPr>
-          <w:p>
-            <w:pPr>
-              <w:spacing w:after="40"/>
-            </w:pPr>
-            <w:r>
-              <w:rPr>
-                <w:b/>
-                <w:bCs/>
-                <w:color w:val="FFFFFF"/>
-                <w:sz w:val="19"/>
-                <w:szCs w:val="19"/>
-              </w:rPr>
-              <w:t>Button</w:t>
-            </w:r>
-          </w:p>
-        </w:tc>
-        <w:tc>
-          <w:tcPr>
-            <w:tcW w:w="4706" w:type="dxa"/>
-            <w:shd w:val="clear" w:color="auto" w:fill="1B3350"/>
-            <w:tcMar>
-              <w:top w:w="70" w:type="dxa"/>
-              <w:left w:w="110" w:type="dxa"/>
-              <w:bottom w:w="70" w:type="dxa"/>
-              <w:right w:w="110" w:type="dxa"/>
-            </w:tcMar>
-          </w:tcPr>
-          <w:p>
-            <w:pPr>
-              <w:spacing w:after="40"/>
-            </w:pPr>
-            <w:r>
-              <w:rPr>
-                <w:b/>
-                <w:bCs/>
-                <w:color w:val="FFFFFF"/>
-                <w:sz w:val="19"/>
-                <w:szCs w:val="19"/>
-              </w:rPr>
-              <w:t>What it does</w:t>
-            </w:r>
-          </w:p>
-        </w:tc>
-        <w:tc>
-          <w:tcPr>
-            <w:tcW w:w="2824" w:type="dxa"/>
-            <w:shd w:val="clear" w:color="auto" w:fill="1B3350"/>
-            <w:tcMar>
-              <w:top w:w="70" w:type="dxa"/>
-              <w:left w:w="110" w:type="dxa"/>
-              <w:bottom w:w="70" w:type="dxa"/>
-              <w:right w:w="110" w:type="dxa"/>
-            </w:tcMar>
-          </w:tcPr>
-          <w:p>
-            <w:pPr>
-              <w:spacing w:after="40"/>
-            </w:pPr>
-            <w:r>
-              <w:rPr>
-                <w:b/>
-                <w:bCs/>
-                <w:color w:val="FFFFFF"/>
-                <w:sz w:val="19"/>
-                <w:szCs w:val="19"/>
-              </w:rPr>
-              <w:t>Use it when</w:t>
-            </w:r>
-          </w:p>
-        </w:tc>
-      </w:tr>
-      <w:tr>
-        <w:tblPrEx>
-          <w:tblCellMar>
-            <w:top w:w="0" w:type="dxa"/>
-            <w:bottom w:w="0" w:type="dxa"/>
-          </w:tblCellMar>
-        </w:tblPrEx>
-        <w:trPr>
-          <w:cantSplit/>
-        </w:trPr>
-        <w:tc>
-          <w:tcPr>
-            <w:tcW w:w="1882" w:type="dxa"/>
-            <w:tcMar>
-              <w:top w:w="70" w:type="dxa"/>
-              <w:left w:w="110" w:type="dxa"/>
-              <w:bottom w:w="70" w:type="dxa"/>
-              <w:right w:w="110" w:type="dxa"/>
-            </w:tcMar>
-          </w:tcPr>
-          <w:p>
-            <w:pPr>
-              <w:spacing w:after="40"/>
-            </w:pPr>
-            <w:r>
-              <w:rPr>
-                <w:sz w:val="19"/>
-                <w:szCs w:val="19"/>
-              </w:rPr>
-              <w:t>Code this document</w:t>
-            </w:r>
-          </w:p>
-        </w:tc>
-        <w:tc>
-          <w:tcPr>
-            <w:tcW w:w="4706" w:type="dxa"/>
-            <w:tcMar>
-              <w:top w:w="70" w:type="dxa"/>
-              <w:left w:w="110" w:type="dxa"/>
-              <w:bottom w:w="70" w:type="dxa"/>
-              <w:right w:w="110" w:type="dxa"/>
-            </w:tcMar>
-          </w:tcPr>
-          <w:p>
-            <w:pPr>
-              <w:spacing w:after="40"/>
-            </w:pPr>
-            <w:r>
-              <w:rPr>
-                <w:sz w:val="19"/>
-                <w:szCs w:val="19"/>
-              </w:rPr>
-              <w:t>Opens the KoboToolbox Document Analysis Tool with the DOC ID, title, author, date and source already filled in. You answer every other question yourself.</w:t>
-            </w:r>
-          </w:p>
-        </w:tc>
-        <w:tc>
-          <w:tcPr>
-            <w:tcW w:w="2824" w:type="dxa"/>
-            <w:tcMar>
-              <w:top w:w="70" w:type="dxa"/>
-              <w:left w:w="110" w:type="dxa"/>
-              <w:bottom w:w="70" w:type="dxa"/>
-              <w:right w:w="110" w:type="dxa"/>
-            </w:tcMar>
-          </w:tcPr>
-          <w:p>
-            <w:pPr>
-              <w:spacing w:after="40"/>
-            </w:pPr>
-            <w:r>
-              <w:rPr>
-                <w:sz w:val="19"/>
-                <w:szCs w:val="19"/>
-              </w:rPr>
-              <w:t>You code by hand, or the source cannot be read by the AI.</w:t>
-            </w:r>
-          </w:p>
-        </w:tc>
-      </w:tr>
-      <w:tr>
-        <w:tblPrEx>
-          <w:tblCellMar>
-            <w:top w:w="0" w:type="dxa"/>
-            <w:bottom w:w="0" w:type="dxa"/>
-          </w:tblCellMar>
-        </w:tblPrEx>
-        <w:trPr>
-          <w:cantSplit/>
-        </w:trPr>
-        <w:tc>
-          <w:tcPr>
-            <w:tcW w:w="1882" w:type="dxa"/>
-            <w:shd w:val="clear" w:color="auto" w:fill="F8FAFB"/>
-            <w:tcMar>
-              <w:top w:w="70" w:type="dxa"/>
-              <w:left w:w="110" w:type="dxa"/>
-              <w:bottom w:w="70" w:type="dxa"/>
-              <w:right w:w="110" w:type="dxa"/>
-            </w:tcMar>
-          </w:tcPr>
-          <w:p>
-            <w:pPr>
-              <w:spacing w:after="40"/>
-            </w:pPr>
-            <w:r>
-              <w:rPr>
-                <w:sz w:val="19"/>
-                <w:szCs w:val="19"/>
-              </w:rPr>
-              <w:t>Auto-fill</w:t>
-            </w:r>
-          </w:p>
-        </w:tc>
-        <w:tc>
-          <w:tcPr>
-            <w:tcW w:w="4706" w:type="dxa"/>
-            <w:shd w:val="clear" w:color="auto" w:fill="F8FAFB"/>
-            <w:tcMar>
-              <w:top w:w="70" w:type="dxa"/>
-              <w:left w:w="110" w:type="dxa"/>
-              <w:bottom w:w="70" w:type="dxa"/>
-              <w:right w:w="110" w:type="dxa"/>
-            </w:tcMar>
-          </w:tcPr>
-          <w:p>
-            <w:pPr>
-              <w:spacing w:after="40"/>
-            </w:pPr>
-            <w:r>
-              <w:rPr>
-                <w:sz w:val="19"/>
-                <w:szCs w:val="19"/>
-              </w:rPr>
-              <w:t>Has the AI read the uploaded source file and draft answers to the whole form. You review, edit and submit.</w:t>
-            </w:r>
-          </w:p>
-        </w:tc>
-        <w:tc>
-          <w:tcPr>
-            <w:tcW w:w="2824" w:type="dxa"/>
-            <w:shd w:val="clear" w:color="auto" w:fill="F8FAFB"/>
-            <w:tcMar>
-              <w:top w:w="70" w:type="dxa"/>
-              <w:left w:w="110" w:type="dxa"/>
-              <w:bottom w:w="70" w:type="dxa"/>
-              <w:right w:w="110" w:type="dxa"/>
-            </w:tcMar>
-          </w:tcPr>
-          <w:p>
-            <w:pPr>
-              <w:spacing w:after="40"/>
-            </w:pPr>
-            <w:r>
-              <w:rPr>
-                <w:sz w:val="19"/>
-                <w:szCs w:val="19"/>
-              </w:rPr>
-              <w:t>A source file is uploaded and you want a fast first draft. The button only appears once the administrator has switched AI drafting on.</w:t>
-            </w:r>
-          </w:p>
-        </w:tc>
-      </w:tr>
-    </w:tbl>
-    <w:p>
-      <w:pPr>
-        <w:spacing w:after="120"/>
-      </w:pPr>
     </w:p>
     <w:p>
       <w:pPr>
@@ -5374,10 +5282,10 @@
           <w:noProof/>
         </w:rPr>
         <w:drawing>
-          <wp:inline distT="0" distB="0" distL="0" distR="0">
-            <wp:extent cx="5715000" cy="904875"/>
+          <wp:inline distT="0" distB="0" distL="0" distR="0" wp14:anchorId="53DC336E" wp14:editId="41ADF7A0">
+            <wp:extent cx="5334000" cy="3419475"/>
             <wp:effectExtent l="0" t="0" r="0" b="0"/>
-            <wp:docPr id="10" name="doc_coding_buttons.jpg" descr="The Coding panel: Code this document, and Auto-fill." title="The Coding panel: Code this document, and Auto-fill."/>
+            <wp:docPr id="10" name="doc_detail.jpg" descr="Document record: authenticity, QA status, memo and coding form." title="Document record: authenticity, QA status, memo and coding form."/>
             <wp:cNvGraphicFramePr>
               <a:graphicFrameLocks xmlns:a="http://schemas.openxmlformats.org/drawingml/2006/main" noChangeAspect="1"/>
             </wp:cNvGraphicFramePr>
@@ -5400,7 +5308,7 @@
                   <pic:spPr bwMode="auto">
                     <a:xfrm>
                       <a:off x="0" y="0"/>
-                      <a:ext cx="5715000" cy="904875"/>
+                      <a:ext cx="5334000" cy="3419475"/>
                     </a:xfrm>
                     <a:prstGeom prst="rect">
                       <a:avLst/>
@@ -5436,19 +5344,8 @@
           <w:sz w:val="17"/>
           <w:szCs w:val="17"/>
         </w:rPr>
-        <w:t>The Coding panel: Code this document, and Auto-fill.</w:t>
-      </w:r>
-    </w:p>
-    <w:p>
-      <w:pPr>
-        <w:pStyle w:val="Heading2"/>
-      </w:pPr>
-      <w:bookmarkStart w:id="15" w:name="_Toc240773548"/>
-      <w:r>
-        <w:lastRenderedPageBreak/>
-        <w:t>4.8 Auto-fill: the AI drafts, you review</w:t>
-      </w:r>
-      <w:bookmarkEnd w:id="15"/>
+        <w:t>Document record: authenticity, QA status, memo and coding form.</w:t>
+      </w:r>
     </w:p>
     <w:p>
       <w:pPr>
@@ -5460,27 +5357,27 @@
         <w:spacing w:after="80" w:line="276" w:lineRule="auto"/>
       </w:pPr>
       <w:r>
-        <w:t xml:space="preserve">Attach the source file (above). Select </w:t>
+        <w:t xml:space="preserve">Set the QA status: </w:t>
       </w:r>
       <w:r>
         <w:rPr>
           <w:b/>
           <w:bCs/>
         </w:rPr>
-        <w:t>Auto-fill</w:t>
-      </w:r>
-      <w:r>
-        <w:t xml:space="preserve"> in the </w:t>
+        <w:t>Include</w:t>
+      </w:r>
+      <w:r>
+        <w:t xml:space="preserve"> or </w:t>
       </w:r>
       <w:r>
         <w:rPr>
           <w:b/>
           <w:bCs/>
         </w:rPr>
-        <w:t>Coding</w:t>
-      </w:r>
-      <w:r>
-        <w:t xml:space="preserve"> panel; the review screen opens.</w:t>
+        <w:t>Exclude</w:t>
+      </w:r>
+      <w:r>
+        <w:t>. A document cannot be included until authenticity has been assessed.</w:t>
       </w:r>
     </w:p>
     <w:p>
@@ -5493,40 +5390,368 @@
         <w:spacing w:after="80" w:line="276" w:lineRule="auto"/>
       </w:pPr>
       <w:r>
-        <w:t xml:space="preserve">If the file is a PDF of more than 100 pages, enter the </w:t>
+        <w:t xml:space="preserve">Write the </w:t>
       </w:r>
       <w:r>
         <w:rPr>
           <w:b/>
           <w:bCs/>
         </w:rPr>
-        <w:t>Pages to read</w:t>
-      </w:r>
-      <w:r>
-        <w:t xml:space="preserve">, for example </w:t>
-      </w:r>
-      <w:r>
-        <w:rPr>
-          <w:rFonts w:ascii="Consolas" w:eastAsia="Consolas" w:hAnsi="Consolas" w:cs="Consolas"/>
-          <w:color w:val="122238"/>
-          <w:sz w:val="19"/>
-          <w:szCs w:val="19"/>
-        </w:rPr>
-        <w:t>10-90</w:t>
-      </w:r>
-      <w:r>
-        <w:t xml:space="preserve">. The AI reads up to 100 pages at a time, so either choose the pages that make up this evidence unit, such as one chapter, or tick </w:t>
+        <w:t>Interpretive memo</w:t>
+      </w:r>
+      <w:r>
+        <w:t xml:space="preserve"> (dispute reasons, interpretation notes) and select </w:t>
       </w:r>
       <w:r>
         <w:rPr>
           <w:b/>
           <w:bCs/>
         </w:rPr>
-        <w:t>Read the whole document in parts</w:t>
-      </w:r>
-      <w:r>
-        <w:t xml:space="preserve"> (see “Coding a very long document” below). Its locators use the original page numbers. For shorter files, leave the box empty to read everything.</w:t>
-      </w:r>
+        <w:t>Save memo</w:t>
+      </w:r>
+      <w:r>
+        <w:t>.</w:t>
+      </w:r>
+    </w:p>
+    <w:p>
+      <w:pPr>
+        <w:pStyle w:val="ListParagraph"/>
+        <w:numPr>
+          <w:ilvl w:val="0"/>
+          <w:numId w:val="10"/>
+        </w:numPr>
+        <w:spacing w:after="80" w:line="276" w:lineRule="auto"/>
+      </w:pPr>
+      <w:r>
+        <w:t xml:space="preserve">Code the document (next two sections). The completed form's PDF then appears on the record, under </w:t>
+      </w:r>
+      <w:r>
+        <w:rPr>
+          <w:b/>
+          <w:bCs/>
+        </w:rPr>
+        <w:t>Completed coding form (KoboToolbox)</w:t>
+      </w:r>
+      <w:r>
+        <w:t>.</w:t>
+      </w:r>
+    </w:p>
+    <w:p>
+      <w:pPr>
+        <w:spacing w:after="80"/>
+      </w:pPr>
+    </w:p>
+    <w:p>
+      <w:pPr>
+        <w:pStyle w:val="Heading2"/>
+      </w:pPr>
+      <w:bookmarkStart w:id="15" w:name="_Toc240779731"/>
+      <w:r>
+        <w:lastRenderedPageBreak/>
+        <w:t>4.8 Coding a document: two ways</w:t>
+      </w:r>
+      <w:bookmarkEnd w:id="15"/>
+    </w:p>
+    <w:p>
+      <w:pPr>
+        <w:spacing w:after="120" w:line="288" w:lineRule="auto"/>
+      </w:pPr>
+      <w:r>
+        <w:t xml:space="preserve">The </w:t>
+      </w:r>
+      <w:r>
+        <w:rPr>
+          <w:b/>
+          <w:bCs/>
+        </w:rPr>
+        <w:t>Coding</w:t>
+      </w:r>
+      <w:r>
+        <w:t xml:space="preserve"> panel offers two buttons for the Document, Digital Platform &amp; Media Analysis Tool:</w:t>
+      </w:r>
+    </w:p>
+    <w:tbl>
+      <w:tblPr>
+        <w:tblW w:w="9412" w:type="dxa"/>
+        <w:tblBorders>
+          <w:top w:val="single" w:sz="4" w:space="0" w:color="D5DAE0"/>
+          <w:left w:val="single" w:sz="4" w:space="0" w:color="D5DAE0"/>
+          <w:bottom w:val="single" w:sz="4" w:space="0" w:color="D5DAE0"/>
+          <w:right w:val="single" w:sz="4" w:space="0" w:color="D5DAE0"/>
+          <w:insideH w:val="single" w:sz="4" w:space="0" w:color="D5DAE0"/>
+          <w:insideV w:val="single" w:sz="4" w:space="0" w:color="D5DAE0"/>
+        </w:tblBorders>
+        <w:tblCellMar>
+          <w:left w:w="10" w:type="dxa"/>
+          <w:right w:w="10" w:type="dxa"/>
+        </w:tblCellMar>
+        <w:tblLook w:val="04A0" w:firstRow="1" w:lastRow="0" w:firstColumn="1" w:lastColumn="0" w:noHBand="0" w:noVBand="1"/>
+      </w:tblPr>
+      <w:tblGrid>
+        <w:gridCol w:w="1882"/>
+        <w:gridCol w:w="4706"/>
+        <w:gridCol w:w="2824"/>
+      </w:tblGrid>
+      <w:tr>
+        <w:tblPrEx>
+          <w:tblCellMar>
+            <w:top w:w="0" w:type="dxa"/>
+            <w:bottom w:w="0" w:type="dxa"/>
+          </w:tblCellMar>
+        </w:tblPrEx>
+        <w:trPr>
+          <w:tblHeader/>
+        </w:trPr>
+        <w:tc>
+          <w:tcPr>
+            <w:tcW w:w="1882" w:type="dxa"/>
+            <w:shd w:val="clear" w:color="auto" w:fill="1B3350"/>
+            <w:tcMar>
+              <w:top w:w="70" w:type="dxa"/>
+              <w:left w:w="110" w:type="dxa"/>
+              <w:bottom w:w="70" w:type="dxa"/>
+              <w:right w:w="110" w:type="dxa"/>
+            </w:tcMar>
+          </w:tcPr>
+          <w:p>
+            <w:pPr>
+              <w:spacing w:after="40"/>
+            </w:pPr>
+            <w:r>
+              <w:rPr>
+                <w:b/>
+                <w:bCs/>
+                <w:color w:val="FFFFFF"/>
+                <w:sz w:val="19"/>
+                <w:szCs w:val="19"/>
+              </w:rPr>
+              <w:t>Button</w:t>
+            </w:r>
+          </w:p>
+        </w:tc>
+        <w:tc>
+          <w:tcPr>
+            <w:tcW w:w="4706" w:type="dxa"/>
+            <w:shd w:val="clear" w:color="auto" w:fill="1B3350"/>
+            <w:tcMar>
+              <w:top w:w="70" w:type="dxa"/>
+              <w:left w:w="110" w:type="dxa"/>
+              <w:bottom w:w="70" w:type="dxa"/>
+              <w:right w:w="110" w:type="dxa"/>
+            </w:tcMar>
+          </w:tcPr>
+          <w:p>
+            <w:pPr>
+              <w:spacing w:after="40"/>
+            </w:pPr>
+            <w:r>
+              <w:rPr>
+                <w:b/>
+                <w:bCs/>
+                <w:color w:val="FFFFFF"/>
+                <w:sz w:val="19"/>
+                <w:szCs w:val="19"/>
+              </w:rPr>
+              <w:t>What it does</w:t>
+            </w:r>
+          </w:p>
+        </w:tc>
+        <w:tc>
+          <w:tcPr>
+            <w:tcW w:w="2824" w:type="dxa"/>
+            <w:shd w:val="clear" w:color="auto" w:fill="1B3350"/>
+            <w:tcMar>
+              <w:top w:w="70" w:type="dxa"/>
+              <w:left w:w="110" w:type="dxa"/>
+              <w:bottom w:w="70" w:type="dxa"/>
+              <w:right w:w="110" w:type="dxa"/>
+            </w:tcMar>
+          </w:tcPr>
+          <w:p>
+            <w:pPr>
+              <w:spacing w:after="40"/>
+            </w:pPr>
+            <w:r>
+              <w:rPr>
+                <w:b/>
+                <w:bCs/>
+                <w:color w:val="FFFFFF"/>
+                <w:sz w:val="19"/>
+                <w:szCs w:val="19"/>
+              </w:rPr>
+              <w:t>Use it when</w:t>
+            </w:r>
+          </w:p>
+        </w:tc>
+      </w:tr>
+      <w:tr>
+        <w:tblPrEx>
+          <w:tblCellMar>
+            <w:top w:w="0" w:type="dxa"/>
+            <w:bottom w:w="0" w:type="dxa"/>
+          </w:tblCellMar>
+        </w:tblPrEx>
+        <w:trPr>
+          <w:cantSplit/>
+        </w:trPr>
+        <w:tc>
+          <w:tcPr>
+            <w:tcW w:w="1882" w:type="dxa"/>
+            <w:tcMar>
+              <w:top w:w="70" w:type="dxa"/>
+              <w:left w:w="110" w:type="dxa"/>
+              <w:bottom w:w="70" w:type="dxa"/>
+              <w:right w:w="110" w:type="dxa"/>
+            </w:tcMar>
+          </w:tcPr>
+          <w:p>
+            <w:pPr>
+              <w:spacing w:after="40"/>
+            </w:pPr>
+            <w:r>
+              <w:rPr>
+                <w:sz w:val="19"/>
+                <w:szCs w:val="19"/>
+              </w:rPr>
+              <w:t>Code this document</w:t>
+            </w:r>
+          </w:p>
+        </w:tc>
+        <w:tc>
+          <w:tcPr>
+            <w:tcW w:w="4706" w:type="dxa"/>
+            <w:tcMar>
+              <w:top w:w="70" w:type="dxa"/>
+              <w:left w:w="110" w:type="dxa"/>
+              <w:bottom w:w="70" w:type="dxa"/>
+              <w:right w:w="110" w:type="dxa"/>
+            </w:tcMar>
+          </w:tcPr>
+          <w:p>
+            <w:pPr>
+              <w:spacing w:after="40"/>
+            </w:pPr>
+            <w:r>
+              <w:rPr>
+                <w:sz w:val="19"/>
+                <w:szCs w:val="19"/>
+              </w:rPr>
+              <w:t>Opens the KoboToolbox Document Analysis Tool with the DOC ID, title, author, date and source already filled in. You answer every other question yourself.</w:t>
+            </w:r>
+          </w:p>
+        </w:tc>
+        <w:tc>
+          <w:tcPr>
+            <w:tcW w:w="2824" w:type="dxa"/>
+            <w:tcMar>
+              <w:top w:w="70" w:type="dxa"/>
+              <w:left w:w="110" w:type="dxa"/>
+              <w:bottom w:w="70" w:type="dxa"/>
+              <w:right w:w="110" w:type="dxa"/>
+            </w:tcMar>
+          </w:tcPr>
+          <w:p>
+            <w:pPr>
+              <w:spacing w:after="40"/>
+            </w:pPr>
+            <w:r>
+              <w:rPr>
+                <w:sz w:val="19"/>
+                <w:szCs w:val="19"/>
+              </w:rPr>
+              <w:t>You code by hand, or the source cannot be read by the AI.</w:t>
+            </w:r>
+          </w:p>
+        </w:tc>
+      </w:tr>
+      <w:tr>
+        <w:tblPrEx>
+          <w:tblCellMar>
+            <w:top w:w="0" w:type="dxa"/>
+            <w:bottom w:w="0" w:type="dxa"/>
+          </w:tblCellMar>
+        </w:tblPrEx>
+        <w:trPr>
+          <w:cantSplit/>
+        </w:trPr>
+        <w:tc>
+          <w:tcPr>
+            <w:tcW w:w="1882" w:type="dxa"/>
+            <w:shd w:val="clear" w:color="auto" w:fill="F8FAFB"/>
+            <w:tcMar>
+              <w:top w:w="70" w:type="dxa"/>
+              <w:left w:w="110" w:type="dxa"/>
+              <w:bottom w:w="70" w:type="dxa"/>
+              <w:right w:w="110" w:type="dxa"/>
+            </w:tcMar>
+          </w:tcPr>
+          <w:p>
+            <w:pPr>
+              <w:spacing w:after="40"/>
+            </w:pPr>
+            <w:r>
+              <w:rPr>
+                <w:sz w:val="19"/>
+                <w:szCs w:val="19"/>
+              </w:rPr>
+              <w:t>Auto-fill</w:t>
+            </w:r>
+          </w:p>
+        </w:tc>
+        <w:tc>
+          <w:tcPr>
+            <w:tcW w:w="4706" w:type="dxa"/>
+            <w:shd w:val="clear" w:color="auto" w:fill="F8FAFB"/>
+            <w:tcMar>
+              <w:top w:w="70" w:type="dxa"/>
+              <w:left w:w="110" w:type="dxa"/>
+              <w:bottom w:w="70" w:type="dxa"/>
+              <w:right w:w="110" w:type="dxa"/>
+            </w:tcMar>
+          </w:tcPr>
+          <w:p>
+            <w:pPr>
+              <w:spacing w:after="40"/>
+            </w:pPr>
+            <w:r>
+              <w:rPr>
+                <w:sz w:val="19"/>
+                <w:szCs w:val="19"/>
+              </w:rPr>
+              <w:t>Has the AI read the uploaded source file and draft answers to the whole form. You review, edit and submit.</w:t>
+            </w:r>
+          </w:p>
+        </w:tc>
+        <w:tc>
+          <w:tcPr>
+            <w:tcW w:w="2824" w:type="dxa"/>
+            <w:shd w:val="clear" w:color="auto" w:fill="F8FAFB"/>
+            <w:tcMar>
+              <w:top w:w="70" w:type="dxa"/>
+              <w:left w:w="110" w:type="dxa"/>
+              <w:bottom w:w="70" w:type="dxa"/>
+              <w:right w:w="110" w:type="dxa"/>
+            </w:tcMar>
+          </w:tcPr>
+          <w:p>
+            <w:pPr>
+              <w:spacing w:after="40"/>
+            </w:pPr>
+            <w:r>
+              <w:rPr>
+                <w:sz w:val="19"/>
+                <w:szCs w:val="19"/>
+              </w:rPr>
+              <w:t>A source file is uploaded and you want a fast first draft. The button only appears once the administrator has switched AI drafting on.</w:t>
+            </w:r>
+          </w:p>
+        </w:tc>
+      </w:tr>
+    </w:tbl>
+    <w:p>
+      <w:pPr>
+        <w:spacing w:after="120"/>
+      </w:pPr>
     </w:p>
     <w:p>
       <w:pPr>
@@ -5539,10 +5764,10 @@
           <w:noProof/>
         </w:rPr>
         <w:drawing>
-          <wp:inline distT="0" distB="0" distL="0" distR="0">
-            <wp:extent cx="5334000" cy="2667000"/>
+          <wp:inline distT="0" distB="0" distL="0" distR="0" wp14:anchorId="4A0187D8" wp14:editId="37C557B0">
+            <wp:extent cx="5715000" cy="904875"/>
             <wp:effectExtent l="0" t="0" r="0" b="0"/>
-            <wp:docPr id="11" name="doc_autofill_pages.jpg" descr="A 240-page PDF: enter a page range, or read the whole document in parts." title="A 240-page PDF: enter a page range, or read the whole document in parts."/>
+            <wp:docPr id="11" name="doc_coding_buttons.jpg" descr="The Coding panel: Code this document, and Auto-fill." title="The Coding panel: Code this document, and Auto-fill."/>
             <wp:cNvGraphicFramePr>
               <a:graphicFrameLocks xmlns:a="http://schemas.openxmlformats.org/drawingml/2006/main" noChangeAspect="1"/>
             </wp:cNvGraphicFramePr>
@@ -5565,7 +5790,7 @@
                   <pic:spPr bwMode="auto">
                     <a:xfrm>
                       <a:off x="0" y="0"/>
-                      <a:ext cx="5334000" cy="2667000"/>
+                      <a:ext cx="5715000" cy="904875"/>
                     </a:xfrm>
                     <a:prstGeom prst="rect">
                       <a:avLst/>
@@ -5601,30 +5826,95 @@
           <w:sz w:val="17"/>
           <w:szCs w:val="17"/>
         </w:rPr>
-        <w:t>A 240-page PDF: enter a page range, or read the whole document in parts.</w:t>
-      </w:r>
+        <w:t>The Coding panel: Code this document, and Auto-fill.</w:t>
+      </w:r>
+    </w:p>
+    <w:p>
+      <w:pPr>
+        <w:pStyle w:val="Heading2"/>
+      </w:pPr>
+      <w:bookmarkStart w:id="16" w:name="_Toc240779732"/>
+      <w:r>
+        <w:t>4.9 Auto-fill: the AI drafts, you review</w:t>
+      </w:r>
+      <w:bookmarkEnd w:id="16"/>
     </w:p>
     <w:p>
       <w:pPr>
         <w:pStyle w:val="ListParagraph"/>
         <w:numPr>
           <w:ilvl w:val="0"/>
-          <w:numId w:val="10"/>
+          <w:numId w:val="11"/>
         </w:numPr>
         <w:spacing w:after="80" w:line="276" w:lineRule="auto"/>
       </w:pPr>
       <w:r>
-        <w:t xml:space="preserve">Select </w:t>
+        <w:t xml:space="preserve">Attach the source file (above). Select </w:t>
       </w:r>
       <w:r>
         <w:rPr>
           <w:b/>
           <w:bCs/>
         </w:rPr>
-        <w:t>Generate AI draft</w:t>
-      </w:r>
-      <w:r>
-        <w:t>. The AI reads in the background, usually one to five minutes. You can leave the page and come back; the draft will be there.</w:t>
+        <w:t>Auto-fill</w:t>
+      </w:r>
+      <w:r>
+        <w:t xml:space="preserve"> in the </w:t>
+      </w:r>
+      <w:r>
+        <w:rPr>
+          <w:b/>
+          <w:bCs/>
+        </w:rPr>
+        <w:t>Coding</w:t>
+      </w:r>
+      <w:r>
+        <w:t xml:space="preserve"> panel; the review screen opens.</w:t>
+      </w:r>
+    </w:p>
+    <w:p>
+      <w:pPr>
+        <w:pStyle w:val="ListParagraph"/>
+        <w:numPr>
+          <w:ilvl w:val="0"/>
+          <w:numId w:val="11"/>
+        </w:numPr>
+        <w:spacing w:after="80" w:line="276" w:lineRule="auto"/>
+      </w:pPr>
+      <w:r>
+        <w:t xml:space="preserve">If the file is a PDF of more than 100 pages, enter the </w:t>
+      </w:r>
+      <w:r>
+        <w:rPr>
+          <w:b/>
+          <w:bCs/>
+        </w:rPr>
+        <w:t>Pages to read</w:t>
+      </w:r>
+      <w:r>
+        <w:t xml:space="preserve">, for example </w:t>
+      </w:r>
+      <w:r>
+        <w:rPr>
+          <w:rFonts w:ascii="Consolas" w:eastAsia="Consolas" w:hAnsi="Consolas" w:cs="Consolas"/>
+          <w:color w:val="122238"/>
+          <w:sz w:val="19"/>
+          <w:szCs w:val="19"/>
+        </w:rPr>
+        <w:t>10-90</w:t>
+      </w:r>
+      <w:r>
+        <w:t xml:space="preserve">. The AI reads up to 100 pages at a time, so either choose the pages that make up this evidence unit, such as one chapter, or tick </w:t>
+      </w:r>
+      <w:r>
+        <w:rPr>
+          <w:b/>
+          <w:bCs/>
+        </w:rPr>
+        <w:t>Read the whole document in parts</w:t>
+      </w:r>
+      <w:r>
+        <w:t xml:space="preserve"> (see “Coding a very long document” below). Its locators use the original page numbers. For shorter files, leave the box empty to read everything.</w:t>
       </w:r>
     </w:p>
     <w:p>
@@ -5638,10 +5928,10 @@
           <w:noProof/>
         </w:rPr>
         <w:drawing>
-          <wp:inline distT="0" distB="0" distL="0" distR="0">
-            <wp:extent cx="5334000" cy="1752600"/>
+          <wp:inline distT="0" distB="0" distL="0" distR="0" wp14:anchorId="28C1DC32" wp14:editId="30293B2A">
+            <wp:extent cx="5334000" cy="2667000"/>
             <wp:effectExtent l="0" t="0" r="0" b="0"/>
-            <wp:docPr id="12" name="doc_autofill_running.jpg" descr="The AI is reading the document." title="The AI is reading the document."/>
+            <wp:docPr id="12" name="doc_autofill_pages.jpg" descr="A 240-page PDF: enter a page range, or read the whole document in parts." title="A 240-page PDF: enter a page range, or read the whole document in parts."/>
             <wp:cNvGraphicFramePr>
               <a:graphicFrameLocks xmlns:a="http://schemas.openxmlformats.org/drawingml/2006/main" noChangeAspect="1"/>
             </wp:cNvGraphicFramePr>
@@ -5664,7 +5954,7 @@
                   <pic:spPr bwMode="auto">
                     <a:xfrm>
                       <a:off x="0" y="0"/>
-                      <a:ext cx="5334000" cy="1752600"/>
+                      <a:ext cx="5334000" cy="2667000"/>
                     </a:xfrm>
                     <a:prstGeom prst="rect">
                       <a:avLst/>
@@ -5700,7 +5990,7 @@
           <w:sz w:val="17"/>
           <w:szCs w:val="17"/>
         </w:rPr>
-        <w:t>The AI is reading the document.</w:t>
+        <w:t>A 240-page PDF: enter a page range, or read the whole document in parts.</w:t>
       </w:r>
     </w:p>
     <w:p>
@@ -5708,12 +5998,22 @@
         <w:pStyle w:val="ListParagraph"/>
         <w:numPr>
           <w:ilvl w:val="0"/>
-          <w:numId w:val="10"/>
+          <w:numId w:val="11"/>
         </w:numPr>
         <w:spacing w:after="80" w:line="276" w:lineRule="auto"/>
       </w:pPr>
       <w:r>
-        <w:t>Read the draft. It has every section of the KoboToolbox form, A to L. The DOC ID, author, title, date and source come from the record and cannot be changed here; everything else you can edit.</w:t>
+        <w:t xml:space="preserve">Select </w:t>
+      </w:r>
+      <w:r>
+        <w:rPr>
+          <w:b/>
+          <w:bCs/>
+        </w:rPr>
+        <w:t>Generate AI draft</w:t>
+      </w:r>
+      <w:r>
+        <w:t>. The AI reads in the background, usually one to five minutes. You can leave the page and come back; the draft will be there.</w:t>
       </w:r>
     </w:p>
     <w:p>
@@ -5728,10 +6028,10 @@
         </w:rPr>
         <w:lastRenderedPageBreak/>
         <w:drawing>
-          <wp:inline distT="0" distB="0" distL="0" distR="0">
-            <wp:extent cx="5334000" cy="4581525"/>
+          <wp:inline distT="0" distB="0" distL="0" distR="0" wp14:anchorId="38CF7B4C" wp14:editId="0AB9DF90">
+            <wp:extent cx="5334000" cy="1752600"/>
             <wp:effectExtent l="0" t="0" r="0" b="0"/>
-            <wp:docPr id="13" name="doc_autofill_review.jpg" descr="The review screen: the draft, ready to check and edit." title="The review screen: the draft, ready to check and edit."/>
+            <wp:docPr id="13" name="doc_autofill_running.jpg" descr="The AI is reading the document." title="The AI is reading the document."/>
             <wp:cNvGraphicFramePr>
               <a:graphicFrameLocks xmlns:a="http://schemas.openxmlformats.org/drawingml/2006/main" noChangeAspect="1"/>
             </wp:cNvGraphicFramePr>
@@ -5754,7 +6054,7 @@
                   <pic:spPr bwMode="auto">
                     <a:xfrm>
                       <a:off x="0" y="0"/>
-                      <a:ext cx="5334000" cy="4581525"/>
+                      <a:ext cx="5334000" cy="1752600"/>
                     </a:xfrm>
                     <a:prstGeom prst="rect">
                       <a:avLst/>
@@ -5790,7 +6090,7 @@
           <w:sz w:val="17"/>
           <w:szCs w:val="17"/>
         </w:rPr>
-        <w:t>The review screen: the draft, ready to check and edit.</w:t>
+        <w:t>The AI is reading the document.</w:t>
       </w:r>
     </w:p>
     <w:p>
@@ -5798,12 +6098,12 @@
         <w:pStyle w:val="ListParagraph"/>
         <w:numPr>
           <w:ilvl w:val="0"/>
-          <w:numId w:val="10"/>
+          <w:numId w:val="11"/>
         </w:numPr>
         <w:spacing w:after="80" w:line="276" w:lineRule="auto"/>
       </w:pPr>
       <w:r>
-        <w:t>Check the judgements, not just the facts: the strength ratings (Sections D and H), the hypothesis codes (Section K) and the locators. Open the source and confirm a few page or paragraph references.</w:t>
+        <w:t>Read the draft. It has every section of the KoboToolbox form, A to L. The DOC ID, author, title, date and source come from the record and cannot be changed here; everything else you can edit.</w:t>
       </w:r>
     </w:p>
     <w:p>
@@ -5816,12 +6116,11 @@
         <w:rPr>
           <w:noProof/>
         </w:rPr>
-        <w:lastRenderedPageBreak/>
         <w:drawing>
-          <wp:inline distT="0" distB="0" distL="0" distR="0">
-            <wp:extent cx="5334000" cy="3838575"/>
+          <wp:inline distT="0" distB="0" distL="0" distR="0" wp14:anchorId="17C25FB2" wp14:editId="16DDF4FA">
+            <wp:extent cx="5334000" cy="4581525"/>
             <wp:effectExtent l="0" t="0" r="0" b="0"/>
-            <wp:docPr id="14" name="doc_autofill_section_d.jpg" descr="Section D: ratings and locators, all editable." title="Section D: ratings and locators, all editable."/>
+            <wp:docPr id="14" name="doc_autofill_review.jpg" descr="The review screen: the draft, ready to check and edit." title="The review screen: the draft, ready to check and edit."/>
             <wp:cNvGraphicFramePr>
               <a:graphicFrameLocks xmlns:a="http://schemas.openxmlformats.org/drawingml/2006/main" noChangeAspect="1"/>
             </wp:cNvGraphicFramePr>
@@ -5844,7 +6143,7 @@
                   <pic:spPr bwMode="auto">
                     <a:xfrm>
                       <a:off x="0" y="0"/>
-                      <a:ext cx="5334000" cy="3838575"/>
+                      <a:ext cx="5334000" cy="4581525"/>
                     </a:xfrm>
                     <a:prstGeom prst="rect">
                       <a:avLst/>
@@ -5880,7 +6179,7 @@
           <w:sz w:val="17"/>
           <w:szCs w:val="17"/>
         </w:rPr>
-        <w:t>Section D: ratings and locators, all editable.</w:t>
+        <w:t>The review screen: the draft, ready to check and edit.</w:t>
       </w:r>
     </w:p>
     <w:p>
@@ -5888,12 +6187,12 @@
         <w:pStyle w:val="ListParagraph"/>
         <w:numPr>
           <w:ilvl w:val="0"/>
-          <w:numId w:val="10"/>
+          <w:numId w:val="11"/>
         </w:numPr>
         <w:spacing w:after="80" w:line="276" w:lineRule="auto"/>
       </w:pPr>
       <w:r>
-        <w:t>Check the numbers in Section J against the source. Add or remove metrics as needed.</w:t>
+        <w:t>Check the judgements, not just the facts: the strength ratings (Sections D and H), the hypothesis codes (Section K) and the locators. Open the source and confirm a few page or paragraph references.</w:t>
       </w:r>
     </w:p>
     <w:p>
@@ -5906,11 +6205,12 @@
         <w:rPr>
           <w:noProof/>
         </w:rPr>
+        <w:lastRenderedPageBreak/>
         <w:drawing>
-          <wp:inline distT="0" distB="0" distL="0" distR="0">
+          <wp:inline distT="0" distB="0" distL="0" distR="0" wp14:anchorId="5C0BCEF8" wp14:editId="4C0FEA1E">
             <wp:extent cx="5334000" cy="3838575"/>
             <wp:effectExtent l="0" t="0" r="0" b="0"/>
-            <wp:docPr id="15" name="doc_autofill_section_j.jpg" descr="Section J: quantitative metrics." title="Section J: quantitative metrics."/>
+            <wp:docPr id="15" name="doc_autofill_section_d.jpg" descr="Section D: ratings and locators, all editable." title="Section D: ratings and locators, all editable."/>
             <wp:cNvGraphicFramePr>
               <a:graphicFrameLocks xmlns:a="http://schemas.openxmlformats.org/drawingml/2006/main" noChangeAspect="1"/>
             </wp:cNvGraphicFramePr>
@@ -5969,7 +6269,7 @@
           <w:sz w:val="17"/>
           <w:szCs w:val="17"/>
         </w:rPr>
-        <w:t>Section J: quantitative metrics.</w:t>
+        <w:t>Section D: ratings and locators, all editable.</w:t>
       </w:r>
     </w:p>
     <w:p>
@@ -5977,32 +6277,88 @@
         <w:pStyle w:val="ListParagraph"/>
         <w:numPr>
           <w:ilvl w:val="0"/>
-          <w:numId w:val="10"/>
+          <w:numId w:val="11"/>
         </w:numPr>
         <w:spacing w:after="80" w:line="276" w:lineRule="auto"/>
       </w:pPr>
       <w:r>
-        <w:t xml:space="preserve">Select </w:t>
-      </w:r>
+        <w:t>Check the numbers in Section J against the source. Add or remove metrics as needed.</w:t>
+      </w:r>
+    </w:p>
+    <w:p>
+      <w:pPr>
+        <w:keepNext/>
+        <w:spacing w:before="80" w:after="40"/>
+        <w:jc w:val="center"/>
+      </w:pPr>
+      <w:r>
+        <w:rPr>
+          <w:noProof/>
+        </w:rPr>
+        <w:drawing>
+          <wp:inline distT="0" distB="0" distL="0" distR="0" wp14:anchorId="19955B90" wp14:editId="11E674EA">
+            <wp:extent cx="5334000" cy="3838575"/>
+            <wp:effectExtent l="0" t="0" r="0" b="0"/>
+            <wp:docPr id="16" name="doc_autofill_section_j.jpg" descr="Section J: quantitative metrics." title="Section J: quantitative metrics."/>
+            <wp:cNvGraphicFramePr>
+              <a:graphicFrameLocks xmlns:a="http://schemas.openxmlformats.org/drawingml/2006/main" noChangeAspect="1"/>
+            </wp:cNvGraphicFramePr>
+            <a:graphic xmlns:a="http://schemas.openxmlformats.org/drawingml/2006/main">
+              <a:graphicData uri="http://schemas.openxmlformats.org/drawingml/2006/picture">
+                <pic:pic xmlns:pic="http://schemas.openxmlformats.org/drawingml/2006/picture">
+                  <pic:nvPicPr>
+                    <pic:cNvPr id="0" name=""/>
+                    <pic:cNvPicPr>
+                      <a:picLocks noChangeAspect="1" noChangeArrowheads="1"/>
+                    </pic:cNvPicPr>
+                  </pic:nvPicPr>
+                  <pic:blipFill>
+                    <a:blip r:embed="rId22"/>
+                    <a:srcRect/>
+                    <a:stretch>
+                      <a:fillRect/>
+                    </a:stretch>
+                  </pic:blipFill>
+                  <pic:spPr bwMode="auto">
+                    <a:xfrm>
+                      <a:off x="0" y="0"/>
+                      <a:ext cx="5334000" cy="3838575"/>
+                    </a:xfrm>
+                    <a:prstGeom prst="rect">
+                      <a:avLst/>
+                    </a:prstGeom>
+                  </pic:spPr>
+                </pic:pic>
+              </a:graphicData>
+            </a:graphic>
+          </wp:inline>
+        </w:drawing>
+      </w:r>
+    </w:p>
+    <w:p>
+      <w:pPr>
+        <w:spacing w:after="180"/>
+        <w:jc w:val="center"/>
+      </w:pPr>
       <w:r>
         <w:rPr>
           <w:b/>
           <w:bCs/>
-        </w:rPr>
-        <w:t>Save changes</w:t>
-      </w:r>
-      <w:r>
-        <w:t xml:space="preserve"> to keep your edits and finish later. When you are satisfied, select </w:t>
-      </w:r>
-      <w:r>
-        <w:rPr>
-          <w:b/>
-          <w:bCs/>
-        </w:rPr>
-        <w:t>Submit to KoboToolbox</w:t>
-      </w:r>
-      <w:r>
-        <w:t xml:space="preserve"> and confirm. Your reviewed answers are sent as a completed record.</w:t>
+          <w:color w:val="5B6670"/>
+          <w:sz w:val="17"/>
+          <w:szCs w:val="17"/>
+        </w:rPr>
+        <w:t xml:space="preserve">Figure 16. </w:t>
+      </w:r>
+      <w:r>
+        <w:rPr>
+          <w:i/>
+          <w:iCs/>
+          <w:color w:val="5B6670"/>
+          <w:sz w:val="17"/>
+          <w:szCs w:val="17"/>
+        </w:rPr>
+        <w:t>Section J: quantitative metrics.</w:t>
       </w:r>
     </w:p>
     <w:p>
@@ -6010,7 +6366,40 @@
         <w:pStyle w:val="ListParagraph"/>
         <w:numPr>
           <w:ilvl w:val="0"/>
-          <w:numId w:val="10"/>
+          <w:numId w:val="11"/>
+        </w:numPr>
+        <w:spacing w:after="80" w:line="276" w:lineRule="auto"/>
+      </w:pPr>
+      <w:r>
+        <w:t xml:space="preserve">Select </w:t>
+      </w:r>
+      <w:r>
+        <w:rPr>
+          <w:b/>
+          <w:bCs/>
+        </w:rPr>
+        <w:t>Save changes</w:t>
+      </w:r>
+      <w:r>
+        <w:t xml:space="preserve"> to keep your edits and finish later. When you are satisfied, select </w:t>
+      </w:r>
+      <w:r>
+        <w:rPr>
+          <w:b/>
+          <w:bCs/>
+        </w:rPr>
+        <w:t>Submit to KoboToolbox</w:t>
+      </w:r>
+      <w:r>
+        <w:t xml:space="preserve"> and confirm. Your reviewed answers are sent as a completed record.</w:t>
+      </w:r>
+    </w:p>
+    <w:p>
+      <w:pPr>
+        <w:pStyle w:val="ListParagraph"/>
+        <w:numPr>
+          <w:ilvl w:val="0"/>
+          <w:numId w:val="11"/>
         </w:numPr>
         <w:spacing w:after="80" w:line="276" w:lineRule="auto"/>
       </w:pPr>
@@ -6080,7 +6469,7 @@
           <w:left w:w="10" w:type="dxa"/>
           <w:right w:w="10" w:type="dxa"/>
         </w:tblCellMar>
-        <w:tblLook w:val="0000" w:firstRow="0" w:lastRow="0" w:firstColumn="0" w:lastColumn="0" w:noHBand="0" w:noVBand="0"/>
+        <w:tblLook w:val="04A0" w:firstRow="1" w:lastRow="0" w:firstColumn="1" w:lastColumn="0" w:noHBand="0" w:noVBand="1"/>
       </w:tblPr>
       <w:tblGrid>
         <w:gridCol w:w="24"/>
@@ -6784,7 +7173,17 @@
         <w:t>One record per chapter (recommended).</w:t>
       </w:r>
       <w:r>
-        <w:t xml:space="preserve"> Create a document record for each part you want coded, for example “NDS2 – Agriculture chapter”. Upload the same PDF to each, enter that part's page range, and review and submit each one. Each part gets its own DOC ID, its own coding and its own row in the Excel export.</w:t>
+        <w:t xml:space="preserve"> Make a record for each part you want coded, for example “NDS2 – Agriculture chapter”: upload the PDF once, then use </w:t>
+      </w:r>
+      <w:r>
+        <w:rPr>
+          <w:b/>
+          <w:bCs/>
+        </w:rPr>
+        <w:t>Copy for another chapter</w:t>
+      </w:r>
+      <w:r>
+        <w:t xml:space="preserve"> on that record for every further part, entering each part's page range (see “Coding another chapter of the same document” above). Review and submit each one. Each part gets its own DOC ID, its own coding and its own row in the Excel export.</w:t>
       </w:r>
     </w:p>
     <w:p>
@@ -6859,7 +7258,7 @@
           <w:left w:w="10" w:type="dxa"/>
           <w:right w:w="10" w:type="dxa"/>
         </w:tblCellMar>
-        <w:tblLook w:val="0000" w:firstRow="0" w:lastRow="0" w:firstColumn="0" w:lastColumn="0" w:noHBand="0" w:noVBand="0"/>
+        <w:tblLook w:val="04A0" w:firstRow="1" w:lastRow="0" w:firstColumn="1" w:lastColumn="0" w:noHBand="0" w:noVBand="1"/>
       </w:tblPr>
       <w:tblGrid>
         <w:gridCol w:w="9412"/>
@@ -6962,7 +7361,7 @@
           <w:left w:w="10" w:type="dxa"/>
           <w:right w:w="10" w:type="dxa"/>
         </w:tblCellMar>
-        <w:tblLook w:val="0000" w:firstRow="0" w:lastRow="0" w:firstColumn="0" w:lastColumn="0" w:noHBand="0" w:noVBand="0"/>
+        <w:tblLook w:val="04A0" w:firstRow="1" w:lastRow="0" w:firstColumn="1" w:lastColumn="0" w:noHBand="0" w:noVBand="1"/>
       </w:tblPr>
       <w:tblGrid>
         <w:gridCol w:w="2824"/>
@@ -7136,7 +7535,14 @@
                 <w:sz w:val="19"/>
                 <w:szCs w:val="19"/>
               </w:rPr>
-              <w:t>Enter a page range of up to 100 pages, or tick Read the whole document in parts.</w:t>
+              <w:t xml:space="preserve">Enter a page range of up to 100 pages, or tick </w:t>
+            </w:r>
+            <w:r>
+              <w:rPr>
+                <w:sz w:val="19"/>
+                <w:szCs w:val="19"/>
+              </w:rPr>
+              <w:t>Read the whole document in parts.</w:t>
             </w:r>
           </w:p>
         </w:tc>
@@ -7382,14 +7788,7 @@
                 <w:sz w:val="19"/>
                 <w:szCs w:val="19"/>
               </w:rPr>
-              <w:t>Correct it under Record details</w:t>
-            </w:r>
-            <w:r>
-              <w:rPr>
-                <w:sz w:val="19"/>
-                <w:szCs w:val="19"/>
-              </w:rPr>
-              <w:t xml:space="preserve"> on the record page; the draft and the submission use the corrected value.</w:t>
+              <w:t>Correct it under Record details on the record page; the draft and the submission use the corrected value.</w:t>
             </w:r>
           </w:p>
         </w:tc>
@@ -7469,7 +7868,14 @@
                 <w:sz w:val="19"/>
                 <w:szCs w:val="19"/>
               </w:rPr>
-              <w:t>Read the message: convert the file, enter a page range, or tick Read the whole document in parts. No record is created when this happens.</w:t>
+              <w:t>Read the message: convert the file, enter a page range, or tick Read the whole document in parts</w:t>
+            </w:r>
+            <w:r>
+              <w:rPr>
+                <w:sz w:val="19"/>
+                <w:szCs w:val="19"/>
+              </w:rPr>
+              <w:t>. No record is created when this happens.</w:t>
             </w:r>
           </w:p>
         </w:tc>
@@ -7991,7 +8397,7 @@
           <w:left w:w="10" w:type="dxa"/>
           <w:right w:w="10" w:type="dxa"/>
         </w:tblCellMar>
-        <w:tblLook w:val="0000" w:firstRow="0" w:lastRow="0" w:firstColumn="0" w:lastColumn="0" w:noHBand="0" w:noVBand="0"/>
+        <w:tblLook w:val="04A0" w:firstRow="1" w:lastRow="0" w:firstColumn="1" w:lastColumn="0" w:noHBand="0" w:noVBand="1"/>
       </w:tblPr>
       <w:tblGrid>
         <w:gridCol w:w="9412"/>
@@ -8050,19 +8456,19 @@
       <w:pPr>
         <w:pStyle w:val="Heading2"/>
       </w:pPr>
-      <w:bookmarkStart w:id="16" w:name="_Toc240773549"/>
+      <w:bookmarkStart w:id="17" w:name="_Toc240779733"/>
       <w:r>
         <w:lastRenderedPageBreak/>
-        <w:t>4.9 Downloading or emailing completed forms (Form PDFs)</w:t>
-      </w:r>
-      <w:bookmarkEnd w:id="16"/>
+        <w:t>4.10 Downloading or emailing completed forms (Form PDFs)</w:t>
+      </w:r>
+      <w:bookmarkEnd w:id="17"/>
     </w:p>
     <w:p>
       <w:pPr>
         <w:pStyle w:val="ListParagraph"/>
         <w:numPr>
           <w:ilvl w:val="0"/>
-          <w:numId w:val="11"/>
+          <w:numId w:val="12"/>
         </w:numPr>
         <w:spacing w:after="80" w:line="276" w:lineRule="auto"/>
       </w:pPr>
@@ -8078,6 +8484,82 @@
       </w:r>
       <w:r>
         <w:t>. You see the completed Document Analysis Tool forms from KoboToolbox, newest first.</w:t>
+      </w:r>
+    </w:p>
+    <w:p>
+      <w:pPr>
+        <w:keepNext/>
+        <w:spacing w:before="80" w:after="40"/>
+        <w:jc w:val="center"/>
+      </w:pPr>
+      <w:r>
+        <w:rPr>
+          <w:noProof/>
+        </w:rPr>
+        <w:drawing>
+          <wp:inline distT="0" distB="0" distL="0" distR="0" wp14:anchorId="511FE111" wp14:editId="4F0A1B85">
+            <wp:extent cx="5334000" cy="2667000"/>
+            <wp:effectExtent l="0" t="0" r="0" b="0"/>
+            <wp:docPr id="17" name="doc_form_pdfs.jpg" descr="Completed document coding forms, with the sync status." title="Completed document coding forms, with the sync status."/>
+            <wp:cNvGraphicFramePr>
+              <a:graphicFrameLocks xmlns:a="http://schemas.openxmlformats.org/drawingml/2006/main" noChangeAspect="1"/>
+            </wp:cNvGraphicFramePr>
+            <a:graphic xmlns:a="http://schemas.openxmlformats.org/drawingml/2006/main">
+              <a:graphicData uri="http://schemas.openxmlformats.org/drawingml/2006/picture">
+                <pic:pic xmlns:pic="http://schemas.openxmlformats.org/drawingml/2006/picture">
+                  <pic:nvPicPr>
+                    <pic:cNvPr id="0" name=""/>
+                    <pic:cNvPicPr>
+                      <a:picLocks noChangeAspect="1" noChangeArrowheads="1"/>
+                    </pic:cNvPicPr>
+                  </pic:nvPicPr>
+                  <pic:blipFill>
+                    <a:blip r:embed="rId23"/>
+                    <a:srcRect/>
+                    <a:stretch>
+                      <a:fillRect/>
+                    </a:stretch>
+                  </pic:blipFill>
+                  <pic:spPr bwMode="auto">
+                    <a:xfrm>
+                      <a:off x="0" y="0"/>
+                      <a:ext cx="5334000" cy="2667000"/>
+                    </a:xfrm>
+                    <a:prstGeom prst="rect">
+                      <a:avLst/>
+                    </a:prstGeom>
+                  </pic:spPr>
+                </pic:pic>
+              </a:graphicData>
+            </a:graphic>
+          </wp:inline>
+        </w:drawing>
+      </w:r>
+    </w:p>
+    <w:p>
+      <w:pPr>
+        <w:spacing w:after="180"/>
+        <w:jc w:val="center"/>
+      </w:pPr>
+      <w:r>
+        <w:rPr>
+          <w:b/>
+          <w:bCs/>
+          <w:color w:val="5B6670"/>
+          <w:sz w:val="17"/>
+          <w:szCs w:val="17"/>
+        </w:rPr>
+        <w:t xml:space="preserve">Figure 17. </w:t>
+      </w:r>
+      <w:r>
+        <w:rPr>
+          <w:i/>
+          <w:iCs/>
+          <w:color w:val="5B6670"/>
+          <w:sz w:val="17"/>
+          <w:szCs w:val="17"/>
+        </w:rPr>
+        <w:t>Completed document coding forms, with the sync status.</w:t>
       </w:r>
     </w:p>
     <w:p>
@@ -8085,7 +8567,7 @@
         <w:pStyle w:val="ListParagraph"/>
         <w:numPr>
           <w:ilvl w:val="0"/>
-          <w:numId w:val="11"/>
+          <w:numId w:val="12"/>
         </w:numPr>
         <w:spacing w:after="80" w:line="276" w:lineRule="auto"/>
       </w:pPr>
@@ -8108,7 +8590,7 @@
         <w:pStyle w:val="ListParagraph"/>
         <w:numPr>
           <w:ilvl w:val="0"/>
-          <w:numId w:val="11"/>
+          <w:numId w:val="12"/>
         </w:numPr>
         <w:spacing w:after="80" w:line="276" w:lineRule="auto"/>
       </w:pPr>
@@ -8172,7 +8654,7 @@
           <w:left w:w="10" w:type="dxa"/>
           <w:right w:w="10" w:type="dxa"/>
         </w:tblCellMar>
-        <w:tblLook w:val="0000" w:firstRow="0" w:lastRow="0" w:firstColumn="0" w:lastColumn="0" w:noHBand="0" w:noVBand="0"/>
+        <w:tblLook w:val="04A0" w:firstRow="1" w:lastRow="0" w:firstColumn="1" w:lastColumn="0" w:noHBand="0" w:noVBand="1"/>
       </w:tblPr>
       <w:tblGrid>
         <w:gridCol w:w="9412"/>
@@ -8231,11 +8713,11 @@
       <w:pPr>
         <w:pStyle w:val="Heading2"/>
       </w:pPr>
-      <w:bookmarkStart w:id="17" w:name="_Toc240773550"/>
-      <w:r>
-        <w:t>4.10 Judging authenticity</w:t>
-      </w:r>
-      <w:bookmarkEnd w:id="17"/>
+      <w:bookmarkStart w:id="18" w:name="_Toc240779734"/>
+      <w:r>
+        <w:t>4.11 Judging authenticity</w:t>
+      </w:r>
+      <w:bookmarkEnd w:id="18"/>
     </w:p>
     <w:p>
       <w:pPr>
@@ -8330,12 +8812,12 @@
         <w:pStyle w:val="Heading1"/>
         <w:pageBreakBefore/>
       </w:pPr>
-      <w:bookmarkStart w:id="18" w:name="_Toc240773551"/>
+      <w:bookmarkStart w:id="19" w:name="_Toc240779735"/>
       <w:r>
         <w:lastRenderedPageBreak/>
         <w:t>5. Rules you must follow</w:t>
       </w:r>
-      <w:bookmarkEnd w:id="18"/>
+      <w:bookmarkEnd w:id="19"/>
     </w:p>
     <w:p>
       <w:pPr>
@@ -8481,12 +8963,12 @@
         <w:pStyle w:val="Heading1"/>
         <w:pageBreakBefore/>
       </w:pPr>
-      <w:bookmarkStart w:id="19" w:name="_Toc240773552"/>
+      <w:bookmarkStart w:id="20" w:name="_Toc240779736"/>
       <w:r>
         <w:lastRenderedPageBreak/>
         <w:t>6. Troubleshooting</w:t>
       </w:r>
-      <w:bookmarkEnd w:id="19"/>
+      <w:bookmarkEnd w:id="20"/>
     </w:p>
     <w:tbl>
       <w:tblPr>
@@ -8503,7 +8985,7 @@
           <w:left w:w="10" w:type="dxa"/>
           <w:right w:w="10" w:type="dxa"/>
         </w:tblCellMar>
-        <w:tblLook w:val="0000" w:firstRow="0" w:lastRow="0" w:firstColumn="0" w:lastColumn="0" w:noHBand="0" w:noVBand="0"/>
+        <w:tblLook w:val="04A0" w:firstRow="1" w:lastRow="0" w:firstColumn="1" w:lastColumn="0" w:noHBand="0" w:noVBand="1"/>
       </w:tblPr>
       <w:tblGrid>
         <w:gridCol w:w="2635"/>
@@ -9834,12 +10316,12 @@
         <w:pStyle w:val="Heading1"/>
         <w:pageBreakBefore/>
       </w:pPr>
-      <w:bookmarkStart w:id="20" w:name="_Toc240773553"/>
+      <w:bookmarkStart w:id="21" w:name="_Toc240779737"/>
       <w:r>
         <w:lastRenderedPageBreak/>
         <w:t>7. Quick reference</w:t>
       </w:r>
-      <w:bookmarkEnd w:id="20"/>
+      <w:bookmarkEnd w:id="21"/>
     </w:p>
     <w:tbl>
       <w:tblPr>
@@ -9856,7 +10338,7 @@
           <w:left w:w="10" w:type="dxa"/>
           <w:right w:w="10" w:type="dxa"/>
         </w:tblCellMar>
-        <w:tblLook w:val="0000" w:firstRow="0" w:lastRow="0" w:firstColumn="0" w:lastColumn="0" w:noHBand="0" w:noVBand="0"/>
+        <w:tblLook w:val="04A0" w:firstRow="1" w:lastRow="0" w:firstColumn="1" w:lastColumn="0" w:noHBand="0" w:noVBand="1"/>
       </w:tblPr>
       <w:tblGrid>
         <w:gridCol w:w="2824"/>
@@ -10217,7 +10699,7 @@
                 <w:sz w:val="19"/>
                 <w:szCs w:val="19"/>
               </w:rPr>
-              <w:t>One record per chapter, each with its own page range</w:t>
+              <w:t>One record per chapter: Copy for another chapter, then the chapter's pages</w:t>
             </w:r>
           </w:p>
         </w:tc>
@@ -10349,10 +10831,10 @@
       </w:pPr>
     </w:p>
     <w:sectPr>
-      <w:headerReference w:type="default" r:id="rId22"/>
-      <w:footerReference w:type="default" r:id="rId23"/>
-      <w:headerReference w:type="first" r:id="rId24"/>
-      <w:footerReference w:type="first" r:id="rId25"/>
+      <w:headerReference w:type="default" r:id="rId24"/>
+      <w:footerReference w:type="default" r:id="rId25"/>
+      <w:headerReference w:type="first" r:id="rId26"/>
+      <w:footerReference w:type="first" r:id="rId27"/>
       <w:pgSz w:w="11906" w:h="16838"/>
       <w:pgMar w:top="1300" w:right="1247" w:bottom="1200" w:left="1247" w:header="708" w:footer="708" w:gutter="0"/>
       <w:cols w:space="720"/>
@@ -10396,7 +10878,7 @@
         <w:sz w:val="16"/>
         <w:szCs w:val="16"/>
       </w:rPr>
-      <w:t>Version 1.4 · 20 September 2026</w:t>
+      <w:t>Version 1.5 · 20 September 2026</w:t>
     </w:r>
     <w:r>
       <w:rPr>
@@ -10569,68 +11051,69 @@
 <file path=word/numbering.xml><?xml version="1.0" encoding="utf-8"?>
 <w:numbering xmlns:wpc="http://schemas.microsoft.com/office/word/2010/wordprocessingCanvas" xmlns:cx="http://schemas.microsoft.com/office/drawing/2014/chartex" xmlns:cx1="http://schemas.microsoft.com/office/drawing/2015/9/8/chartex" xmlns:cx2="http://schemas.microsoft.com/office/drawing/2015/10/21/chartex" xmlns:cx3="http://schemas.microsoft.com/office/drawing/2016/5/9/chartex" xmlns:cx4="http://schemas.microsoft.com/office/drawing/2016/5/10/chartex" xmlns:cx5="http://schemas.microsoft.com/office/drawing/2016/5/11/chartex" xmlns:cx6="http://schemas.microsoft.com/office/drawing/2016/5/12/chartex" xmlns:cx7="http://schemas.microsoft.com/office/drawing/2016/5/13/chartex" xmlns:cx8="http://schemas.microsoft.com/office/drawing/2016/5/14/chartex" xmlns:mc="http://schemas.openxmlformats.org/markup-compatibility/2006" xmlns:aink="http://schemas.microsoft.com/office/drawing/2016/ink" xmlns:am3d="http://schemas.microsoft.com/office/drawing/2017/model3d" xmlns:o="urn:schemas-microsoft-com:office:office" xmlns:oel="http://schemas.microsoft.com/office/2019/extlst" xmlns:r="http://schemas.openxmlformats.org/officeDocument/2006/relationships" xmlns:m="http://schemas.openxmlformats.org/officeDocument/2006/math" xmlns:v="urn:schemas-microsoft-com:vml" xmlns:wp14="http://schemas.microsoft.com/office/word/2010/wordprocessingDrawing" xmlns:wp="http://schemas.openxmlformats.org/drawingml/2006/wordprocessingDrawing" xmlns:w10="urn:schemas-microsoft-com:office:word" xmlns:w="http://schemas.openxmlformats.org/wordprocessingml/2006/main" xmlns:w14="http://schemas.microsoft.com/office/word/2010/wordml" xmlns:w15="http://schemas.microsoft.com/office/word/2012/wordml" xmlns:w16cex="http://schemas.microsoft.com/office/word/2018/wordml/cex" xmlns:w16cid="http://schemas.microsoft.com/office/word/2016/wordml/cid" xmlns:w16="http://schemas.microsoft.com/office/word/2018/wordml" xmlns:w16sdtdh="http://schemas.microsoft.com/office/word/2020/wordml/sdtdatahash" xmlns:w16se="http://schemas.microsoft.com/office/word/2015/wordml/symex" xmlns:wpg="http://schemas.microsoft.com/office/word/2010/wordprocessingGroup" xmlns:wpi="http://schemas.microsoft.com/office/word/2010/wordprocessingInk" xmlns:wne="http://schemas.microsoft.com/office/word/2006/wordml" xmlns:wps="http://schemas.microsoft.com/office/word/2010/wordprocessingShape" mc:Ignorable="w14 w15 w16se w16cid w16 w16cex w16sdtdh wp14">
   <w:abstractNum w:abstractNumId="0" w15:restartNumberingAfterBreak="0">
-    <w:nsid w:val="0E2E372B"/>
+    <w:nsid w:val="08972839"/>
     <w:multiLevelType w:val="hybridMultilevel"/>
-    <w:tmpl w:val="780AB120"/>
-    <w:lvl w:ilvl="0" w:tplc="D04696DA">
+    <w:tmpl w:val="A5428622"/>
+    <w:lvl w:ilvl="0" w:tplc="5694F30A">
       <w:start w:val="1"/>
-      <w:numFmt w:val="bullet"/>
-      <w:lvlText w:val="•"/>
+      <w:numFmt w:val="decimal"/>
+      <w:lvlText w:val="%1."/>
       <w:lvlJc w:val="left"/>
       <w:pPr>
-        <w:ind w:left="460" w:hanging="280"/>
-      </w:pPr>
+        <w:ind w:left="460" w:hanging="360"/>
+      </w:pPr>
+      <w:rPr>
+        <w:b/>
+        <w:bCs/>
+        <w:color w:val="A67C27"/>
+      </w:rPr>
     </w:lvl>
-    <w:lvl w:ilvl="1" w:tplc="CB64732A">
-      <w:start w:val="1"/>
-      <w:numFmt w:val="bullet"/>
-      <w:lvlText w:val="–"/>
-      <w:lvlJc w:val="left"/>
-      <w:pPr>
-        <w:ind w:left="900" w:hanging="280"/>
-      </w:pPr>
-    </w:lvl>
-    <w:lvl w:ilvl="2" w:tplc="7DEC2578">
+    <w:lvl w:ilvl="1" w:tplc="6C56BFAA">
       <w:numFmt w:val="decimal"/>
       <w:lvlText w:val=""/>
       <w:lvlJc w:val="left"/>
     </w:lvl>
-    <w:lvl w:ilvl="3" w:tplc="E7BA465A">
+    <w:lvl w:ilvl="2" w:tplc="563CC0AC">
       <w:numFmt w:val="decimal"/>
       <w:lvlText w:val=""/>
       <w:lvlJc w:val="left"/>
     </w:lvl>
-    <w:lvl w:ilvl="4" w:tplc="4920D78E">
+    <w:lvl w:ilvl="3" w:tplc="2E4A3092">
       <w:numFmt w:val="decimal"/>
       <w:lvlText w:val=""/>
       <w:lvlJc w:val="left"/>
     </w:lvl>
-    <w:lvl w:ilvl="5" w:tplc="F5426864">
+    <w:lvl w:ilvl="4" w:tplc="C68A459C">
       <w:numFmt w:val="decimal"/>
       <w:lvlText w:val=""/>
       <w:lvlJc w:val="left"/>
     </w:lvl>
-    <w:lvl w:ilvl="6" w:tplc="5E92962E">
+    <w:lvl w:ilvl="5" w:tplc="DCBCA85A">
       <w:numFmt w:val="decimal"/>
       <w:lvlText w:val=""/>
       <w:lvlJc w:val="left"/>
     </w:lvl>
-    <w:lvl w:ilvl="7" w:tplc="0FDEF890">
+    <w:lvl w:ilvl="6" w:tplc="0310F638">
       <w:numFmt w:val="decimal"/>
       <w:lvlText w:val=""/>
       <w:lvlJc w:val="left"/>
     </w:lvl>
-    <w:lvl w:ilvl="8" w:tplc="4FE2ED62">
+    <w:lvl w:ilvl="7" w:tplc="5010C43E">
+      <w:numFmt w:val="decimal"/>
+      <w:lvlText w:val=""/>
+      <w:lvlJc w:val="left"/>
+    </w:lvl>
+    <w:lvl w:ilvl="8" w:tplc="1A26ACB8">
       <w:numFmt w:val="decimal"/>
       <w:lvlText w:val=""/>
       <w:lvlJc w:val="left"/>
     </w:lvl>
   </w:abstractNum>
   <w:abstractNum w:abstractNumId="1" w15:restartNumberingAfterBreak="0">
-    <w:nsid w:val="184D77D6"/>
+    <w:nsid w:val="12B264A4"/>
     <w:multiLevelType w:val="hybridMultilevel"/>
-    <w:tmpl w:val="34AE5BDC"/>
-    <w:lvl w:ilvl="0" w:tplc="A1AA6F82">
+    <w:tmpl w:val="54C68C86"/>
+    <w:lvl w:ilvl="0" w:tplc="656C6AB4">
       <w:start w:val="1"/>
       <w:numFmt w:val="decimal"/>
       <w:lvlText w:val="%1."/>
@@ -10644,52 +11127,52 @@
         <w:color w:val="A67C27"/>
       </w:rPr>
     </w:lvl>
-    <w:lvl w:ilvl="1" w:tplc="282476E2">
+    <w:lvl w:ilvl="1" w:tplc="E600135E">
       <w:numFmt w:val="decimal"/>
       <w:lvlText w:val=""/>
       <w:lvlJc w:val="left"/>
     </w:lvl>
-    <w:lvl w:ilvl="2" w:tplc="49D60C56">
+    <w:lvl w:ilvl="2" w:tplc="3FECB0B2">
       <w:numFmt w:val="decimal"/>
       <w:lvlText w:val=""/>
       <w:lvlJc w:val="left"/>
     </w:lvl>
-    <w:lvl w:ilvl="3" w:tplc="B44093D4">
+    <w:lvl w:ilvl="3" w:tplc="326A84F4">
       <w:numFmt w:val="decimal"/>
       <w:lvlText w:val=""/>
       <w:lvlJc w:val="left"/>
     </w:lvl>
-    <w:lvl w:ilvl="4" w:tplc="D9A671E2">
+    <w:lvl w:ilvl="4" w:tplc="0834167E">
       <w:numFmt w:val="decimal"/>
       <w:lvlText w:val=""/>
       <w:lvlJc w:val="left"/>
     </w:lvl>
-    <w:lvl w:ilvl="5" w:tplc="465CB7EC">
+    <w:lvl w:ilvl="5" w:tplc="30661140">
       <w:numFmt w:val="decimal"/>
       <w:lvlText w:val=""/>
       <w:lvlJc w:val="left"/>
     </w:lvl>
-    <w:lvl w:ilvl="6" w:tplc="76D2B262">
+    <w:lvl w:ilvl="6" w:tplc="3AEE08EE">
       <w:numFmt w:val="decimal"/>
       <w:lvlText w:val=""/>
       <w:lvlJc w:val="left"/>
     </w:lvl>
-    <w:lvl w:ilvl="7" w:tplc="CA0A83EC">
+    <w:lvl w:ilvl="7" w:tplc="F1666F78">
       <w:numFmt w:val="decimal"/>
       <w:lvlText w:val=""/>
       <w:lvlJc w:val="left"/>
     </w:lvl>
-    <w:lvl w:ilvl="8" w:tplc="7192628C">
+    <w:lvl w:ilvl="8" w:tplc="C5FE30DC">
       <w:numFmt w:val="decimal"/>
       <w:lvlText w:val=""/>
       <w:lvlJc w:val="left"/>
     </w:lvl>
   </w:abstractNum>
   <w:abstractNum w:abstractNumId="2" w15:restartNumberingAfterBreak="0">
-    <w:nsid w:val="2DAC6B79"/>
+    <w:nsid w:val="136C3723"/>
     <w:multiLevelType w:val="hybridMultilevel"/>
-    <w:tmpl w:val="890CF8FC"/>
-    <w:lvl w:ilvl="0" w:tplc="9606FE0E">
+    <w:tmpl w:val="FCAAA1A2"/>
+    <w:lvl w:ilvl="0" w:tplc="5A666CC8">
       <w:start w:val="1"/>
       <w:numFmt w:val="decimal"/>
       <w:lvlText w:val="%1."/>
@@ -10703,52 +11186,52 @@
         <w:color w:val="A67C27"/>
       </w:rPr>
     </w:lvl>
-    <w:lvl w:ilvl="1" w:tplc="06A0A156">
+    <w:lvl w:ilvl="1" w:tplc="ACAE0EDA">
       <w:numFmt w:val="decimal"/>
       <w:lvlText w:val=""/>
       <w:lvlJc w:val="left"/>
     </w:lvl>
-    <w:lvl w:ilvl="2" w:tplc="D1EE182E">
+    <w:lvl w:ilvl="2" w:tplc="319A5ABC">
       <w:numFmt w:val="decimal"/>
       <w:lvlText w:val=""/>
       <w:lvlJc w:val="left"/>
     </w:lvl>
-    <w:lvl w:ilvl="3" w:tplc="F7DAF64E">
+    <w:lvl w:ilvl="3" w:tplc="39C48D56">
       <w:numFmt w:val="decimal"/>
       <w:lvlText w:val=""/>
       <w:lvlJc w:val="left"/>
     </w:lvl>
-    <w:lvl w:ilvl="4" w:tplc="9C36724C">
+    <w:lvl w:ilvl="4" w:tplc="98DEF4D6">
       <w:numFmt w:val="decimal"/>
       <w:lvlText w:val=""/>
       <w:lvlJc w:val="left"/>
     </w:lvl>
-    <w:lvl w:ilvl="5" w:tplc="6AC206A6">
+    <w:lvl w:ilvl="5" w:tplc="64023DA6">
       <w:numFmt w:val="decimal"/>
       <w:lvlText w:val=""/>
       <w:lvlJc w:val="left"/>
     </w:lvl>
-    <w:lvl w:ilvl="6" w:tplc="6B669C1E">
+    <w:lvl w:ilvl="6" w:tplc="6700F926">
       <w:numFmt w:val="decimal"/>
       <w:lvlText w:val=""/>
       <w:lvlJc w:val="left"/>
     </w:lvl>
-    <w:lvl w:ilvl="7" w:tplc="92F8A0A4">
+    <w:lvl w:ilvl="7" w:tplc="B61C0400">
       <w:numFmt w:val="decimal"/>
       <w:lvlText w:val=""/>
       <w:lvlJc w:val="left"/>
     </w:lvl>
-    <w:lvl w:ilvl="8" w:tplc="4396549C">
+    <w:lvl w:ilvl="8" w:tplc="F6782576">
       <w:numFmt w:val="decimal"/>
       <w:lvlText w:val=""/>
       <w:lvlJc w:val="left"/>
     </w:lvl>
   </w:abstractNum>
   <w:abstractNum w:abstractNumId="3" w15:restartNumberingAfterBreak="0">
-    <w:nsid w:val="33BD2387"/>
+    <w:nsid w:val="1FBE067D"/>
     <w:multiLevelType w:val="hybridMultilevel"/>
-    <w:tmpl w:val="4086E692"/>
-    <w:lvl w:ilvl="0" w:tplc="02467146">
+    <w:tmpl w:val="5964E14C"/>
+    <w:lvl w:ilvl="0" w:tplc="A0B25530">
       <w:start w:val="1"/>
       <w:numFmt w:val="decimal"/>
       <w:lvlText w:val="%1."/>
@@ -10762,52 +11245,52 @@
         <w:color w:val="A67C27"/>
       </w:rPr>
     </w:lvl>
-    <w:lvl w:ilvl="1" w:tplc="FEEE965C">
+    <w:lvl w:ilvl="1" w:tplc="6BAE542C">
       <w:numFmt w:val="decimal"/>
       <w:lvlText w:val=""/>
       <w:lvlJc w:val="left"/>
     </w:lvl>
-    <w:lvl w:ilvl="2" w:tplc="DCE2549C">
+    <w:lvl w:ilvl="2" w:tplc="89A4F830">
       <w:numFmt w:val="decimal"/>
       <w:lvlText w:val=""/>
       <w:lvlJc w:val="left"/>
     </w:lvl>
-    <w:lvl w:ilvl="3" w:tplc="51A477F2">
+    <w:lvl w:ilvl="3" w:tplc="D0FAC06A">
       <w:numFmt w:val="decimal"/>
       <w:lvlText w:val=""/>
       <w:lvlJc w:val="left"/>
     </w:lvl>
-    <w:lvl w:ilvl="4" w:tplc="D9CC0C1A">
+    <w:lvl w:ilvl="4" w:tplc="25BAB89A">
       <w:numFmt w:val="decimal"/>
       <w:lvlText w:val=""/>
       <w:lvlJc w:val="left"/>
     </w:lvl>
-    <w:lvl w:ilvl="5" w:tplc="BB3A57A6">
+    <w:lvl w:ilvl="5" w:tplc="608EB3A6">
       <w:numFmt w:val="decimal"/>
       <w:lvlText w:val=""/>
       <w:lvlJc w:val="left"/>
     </w:lvl>
-    <w:lvl w:ilvl="6" w:tplc="F6A821C4">
+    <w:lvl w:ilvl="6" w:tplc="862A5FAC">
       <w:numFmt w:val="decimal"/>
       <w:lvlText w:val=""/>
       <w:lvlJc w:val="left"/>
     </w:lvl>
-    <w:lvl w:ilvl="7" w:tplc="B6182DC6">
+    <w:lvl w:ilvl="7" w:tplc="BB6804B0">
       <w:numFmt w:val="decimal"/>
       <w:lvlText w:val=""/>
       <w:lvlJc w:val="left"/>
     </w:lvl>
-    <w:lvl w:ilvl="8" w:tplc="5732835E">
+    <w:lvl w:ilvl="8" w:tplc="4DA88B3C">
       <w:numFmt w:val="decimal"/>
       <w:lvlText w:val=""/>
       <w:lvlJc w:val="left"/>
     </w:lvl>
   </w:abstractNum>
   <w:abstractNum w:abstractNumId="4" w15:restartNumberingAfterBreak="0">
-    <w:nsid w:val="34D6449B"/>
+    <w:nsid w:val="25B12535"/>
     <w:multiLevelType w:val="hybridMultilevel"/>
-    <w:tmpl w:val="6A105AFC"/>
-    <w:lvl w:ilvl="0" w:tplc="F750524C">
+    <w:tmpl w:val="2ACA0C16"/>
+    <w:lvl w:ilvl="0" w:tplc="0E8A3FFA">
       <w:start w:val="1"/>
       <w:numFmt w:val="decimal"/>
       <w:lvlText w:val="%1."/>
@@ -10821,52 +11304,52 @@
         <w:color w:val="A67C27"/>
       </w:rPr>
     </w:lvl>
-    <w:lvl w:ilvl="1" w:tplc="C158038E">
+    <w:lvl w:ilvl="1" w:tplc="D4BA8B32">
       <w:numFmt w:val="decimal"/>
       <w:lvlText w:val=""/>
       <w:lvlJc w:val="left"/>
     </w:lvl>
-    <w:lvl w:ilvl="2" w:tplc="B4CCA2D8">
+    <w:lvl w:ilvl="2" w:tplc="6A5E1F98">
       <w:numFmt w:val="decimal"/>
       <w:lvlText w:val=""/>
       <w:lvlJc w:val="left"/>
     </w:lvl>
-    <w:lvl w:ilvl="3" w:tplc="E990FB30">
+    <w:lvl w:ilvl="3" w:tplc="6D6C6A80">
       <w:numFmt w:val="decimal"/>
       <w:lvlText w:val=""/>
       <w:lvlJc w:val="left"/>
     </w:lvl>
-    <w:lvl w:ilvl="4" w:tplc="E3328026">
+    <w:lvl w:ilvl="4" w:tplc="33FA87B2">
       <w:numFmt w:val="decimal"/>
       <w:lvlText w:val=""/>
       <w:lvlJc w:val="left"/>
     </w:lvl>
-    <w:lvl w:ilvl="5" w:tplc="A07C56A4">
+    <w:lvl w:ilvl="5" w:tplc="4B685A2C">
       <w:numFmt w:val="decimal"/>
       <w:lvlText w:val=""/>
       <w:lvlJc w:val="left"/>
     </w:lvl>
-    <w:lvl w:ilvl="6" w:tplc="5734E71E">
+    <w:lvl w:ilvl="6" w:tplc="AA38DC0E">
       <w:numFmt w:val="decimal"/>
       <w:lvlText w:val=""/>
       <w:lvlJc w:val="left"/>
     </w:lvl>
-    <w:lvl w:ilvl="7" w:tplc="012AE86A">
+    <w:lvl w:ilvl="7" w:tplc="BD8E7EBA">
       <w:numFmt w:val="decimal"/>
       <w:lvlText w:val=""/>
       <w:lvlJc w:val="left"/>
     </w:lvl>
-    <w:lvl w:ilvl="8" w:tplc="BB5EBED4">
+    <w:lvl w:ilvl="8" w:tplc="24760AF0">
       <w:numFmt w:val="decimal"/>
       <w:lvlText w:val=""/>
       <w:lvlJc w:val="left"/>
     </w:lvl>
   </w:abstractNum>
   <w:abstractNum w:abstractNumId="5" w15:restartNumberingAfterBreak="0">
-    <w:nsid w:val="3CBE75BA"/>
+    <w:nsid w:val="2E8A2FCF"/>
     <w:multiLevelType w:val="hybridMultilevel"/>
-    <w:tmpl w:val="5BBA7DAE"/>
-    <w:lvl w:ilvl="0" w:tplc="24309184">
+    <w:tmpl w:val="A47CB7A8"/>
+    <w:lvl w:ilvl="0" w:tplc="1D6C0286">
       <w:start w:val="1"/>
       <w:numFmt w:val="decimal"/>
       <w:lvlText w:val="%1."/>
@@ -10880,52 +11363,52 @@
         <w:color w:val="A67C27"/>
       </w:rPr>
     </w:lvl>
-    <w:lvl w:ilvl="1" w:tplc="022E08D4">
+    <w:lvl w:ilvl="1" w:tplc="47921CB6">
       <w:numFmt w:val="decimal"/>
       <w:lvlText w:val=""/>
       <w:lvlJc w:val="left"/>
     </w:lvl>
-    <w:lvl w:ilvl="2" w:tplc="31342878">
+    <w:lvl w:ilvl="2" w:tplc="CF709A64">
       <w:numFmt w:val="decimal"/>
       <w:lvlText w:val=""/>
       <w:lvlJc w:val="left"/>
     </w:lvl>
-    <w:lvl w:ilvl="3" w:tplc="009A5576">
+    <w:lvl w:ilvl="3" w:tplc="9D507422">
       <w:numFmt w:val="decimal"/>
       <w:lvlText w:val=""/>
       <w:lvlJc w:val="left"/>
     </w:lvl>
-    <w:lvl w:ilvl="4" w:tplc="1C903AD6">
+    <w:lvl w:ilvl="4" w:tplc="A490BADC">
       <w:numFmt w:val="decimal"/>
       <w:lvlText w:val=""/>
       <w:lvlJc w:val="left"/>
     </w:lvl>
-    <w:lvl w:ilvl="5" w:tplc="AE86FDB2">
+    <w:lvl w:ilvl="5" w:tplc="29728032">
       <w:numFmt w:val="decimal"/>
       <w:lvlText w:val=""/>
       <w:lvlJc w:val="left"/>
     </w:lvl>
-    <w:lvl w:ilvl="6" w:tplc="56020DA4">
+    <w:lvl w:ilvl="6" w:tplc="9CF27900">
       <w:numFmt w:val="decimal"/>
       <w:lvlText w:val=""/>
       <w:lvlJc w:val="left"/>
     </w:lvl>
-    <w:lvl w:ilvl="7" w:tplc="979A7DBE">
+    <w:lvl w:ilvl="7" w:tplc="7890C9D2">
       <w:numFmt w:val="decimal"/>
       <w:lvlText w:val=""/>
       <w:lvlJc w:val="left"/>
     </w:lvl>
-    <w:lvl w:ilvl="8" w:tplc="66EABDDE">
+    <w:lvl w:ilvl="8" w:tplc="335C96A4">
       <w:numFmt w:val="decimal"/>
       <w:lvlText w:val=""/>
       <w:lvlJc w:val="left"/>
     </w:lvl>
   </w:abstractNum>
   <w:abstractNum w:abstractNumId="6" w15:restartNumberingAfterBreak="0">
-    <w:nsid w:val="45800EBB"/>
+    <w:nsid w:val="406B08B0"/>
     <w:multiLevelType w:val="hybridMultilevel"/>
-    <w:tmpl w:val="B93821E2"/>
-    <w:lvl w:ilvl="0" w:tplc="3EF6C9DC">
+    <w:tmpl w:val="09F0977A"/>
+    <w:lvl w:ilvl="0" w:tplc="9A16EAA6">
       <w:start w:val="1"/>
       <w:numFmt w:val="decimal"/>
       <w:lvlText w:val="%1."/>
@@ -10939,138 +11422,52 @@
         <w:color w:val="A67C27"/>
       </w:rPr>
     </w:lvl>
-    <w:lvl w:ilvl="1" w:tplc="B8DC68C4">
+    <w:lvl w:ilvl="1" w:tplc="6F4C173C">
       <w:numFmt w:val="decimal"/>
       <w:lvlText w:val=""/>
       <w:lvlJc w:val="left"/>
     </w:lvl>
-    <w:lvl w:ilvl="2" w:tplc="82F459D0">
+    <w:lvl w:ilvl="2" w:tplc="99609086">
       <w:numFmt w:val="decimal"/>
       <w:lvlText w:val=""/>
       <w:lvlJc w:val="left"/>
     </w:lvl>
-    <w:lvl w:ilvl="3" w:tplc="FCAC1F5C">
+    <w:lvl w:ilvl="3" w:tplc="E4844510">
       <w:numFmt w:val="decimal"/>
       <w:lvlText w:val=""/>
       <w:lvlJc w:val="left"/>
     </w:lvl>
-    <w:lvl w:ilvl="4" w:tplc="5206355C">
+    <w:lvl w:ilvl="4" w:tplc="F6500AC0">
       <w:numFmt w:val="decimal"/>
       <w:lvlText w:val=""/>
       <w:lvlJc w:val="left"/>
     </w:lvl>
-    <w:lvl w:ilvl="5" w:tplc="76EEF746">
+    <w:lvl w:ilvl="5" w:tplc="CFD8105A">
       <w:numFmt w:val="decimal"/>
       <w:lvlText w:val=""/>
       <w:lvlJc w:val="left"/>
     </w:lvl>
-    <w:lvl w:ilvl="6" w:tplc="E20800CA">
+    <w:lvl w:ilvl="6" w:tplc="9C3AF664">
       <w:numFmt w:val="decimal"/>
       <w:lvlText w:val=""/>
       <w:lvlJc w:val="left"/>
     </w:lvl>
-    <w:lvl w:ilvl="7" w:tplc="9B9E61BA">
+    <w:lvl w:ilvl="7" w:tplc="DE6092E4">
       <w:numFmt w:val="decimal"/>
       <w:lvlText w:val=""/>
       <w:lvlJc w:val="left"/>
     </w:lvl>
-    <w:lvl w:ilvl="8" w:tplc="B4FE05B6">
+    <w:lvl w:ilvl="8" w:tplc="B55AC24A">
       <w:numFmt w:val="decimal"/>
       <w:lvlText w:val=""/>
       <w:lvlJc w:val="left"/>
     </w:lvl>
   </w:abstractNum>
   <w:abstractNum w:abstractNumId="7" w15:restartNumberingAfterBreak="0">
-    <w:nsid w:val="53511725"/>
+    <w:nsid w:val="44E65BDE"/>
     <w:multiLevelType w:val="hybridMultilevel"/>
-    <w:tmpl w:val="3FA4E3BE"/>
-    <w:lvl w:ilvl="0" w:tplc="B5B2E286">
-      <w:start w:val="1"/>
-      <w:numFmt w:val="bullet"/>
-      <w:lvlText w:val="●"/>
-      <w:lvlJc w:val="left"/>
-      <w:pPr>
-        <w:ind w:left="720" w:hanging="360"/>
-      </w:pPr>
-    </w:lvl>
-    <w:lvl w:ilvl="1" w:tplc="D4CAD972">
-      <w:start w:val="1"/>
-      <w:numFmt w:val="bullet"/>
-      <w:lvlText w:val="○"/>
-      <w:lvlJc w:val="left"/>
-      <w:pPr>
-        <w:ind w:left="1440" w:hanging="360"/>
-      </w:pPr>
-    </w:lvl>
-    <w:lvl w:ilvl="2" w:tplc="9CC6FFAE">
-      <w:start w:val="1"/>
-      <w:numFmt w:val="bullet"/>
-      <w:lvlText w:val="■"/>
-      <w:lvlJc w:val="left"/>
-      <w:pPr>
-        <w:ind w:left="2160" w:hanging="360"/>
-      </w:pPr>
-    </w:lvl>
-    <w:lvl w:ilvl="3" w:tplc="4A643662">
-      <w:start w:val="1"/>
-      <w:numFmt w:val="bullet"/>
-      <w:lvlText w:val="●"/>
-      <w:lvlJc w:val="left"/>
-      <w:pPr>
-        <w:ind w:left="2880" w:hanging="360"/>
-      </w:pPr>
-    </w:lvl>
-    <w:lvl w:ilvl="4" w:tplc="D368CAA8">
-      <w:start w:val="1"/>
-      <w:numFmt w:val="bullet"/>
-      <w:lvlText w:val="○"/>
-      <w:lvlJc w:val="left"/>
-      <w:pPr>
-        <w:ind w:left="3600" w:hanging="360"/>
-      </w:pPr>
-    </w:lvl>
-    <w:lvl w:ilvl="5" w:tplc="1E0E4C98">
-      <w:start w:val="1"/>
-      <w:numFmt w:val="bullet"/>
-      <w:lvlText w:val="■"/>
-      <w:lvlJc w:val="left"/>
-      <w:pPr>
-        <w:ind w:left="4320" w:hanging="360"/>
-      </w:pPr>
-    </w:lvl>
-    <w:lvl w:ilvl="6" w:tplc="CDAE2A1C">
-      <w:start w:val="1"/>
-      <w:numFmt w:val="bullet"/>
-      <w:lvlText w:val="●"/>
-      <w:lvlJc w:val="left"/>
-      <w:pPr>
-        <w:ind w:left="5040" w:hanging="360"/>
-      </w:pPr>
-    </w:lvl>
-    <w:lvl w:ilvl="7" w:tplc="BFEC5AB8">
-      <w:start w:val="1"/>
-      <w:numFmt w:val="bullet"/>
-      <w:lvlText w:val="●"/>
-      <w:lvlJc w:val="left"/>
-      <w:pPr>
-        <w:ind w:left="5760" w:hanging="360"/>
-      </w:pPr>
-    </w:lvl>
-    <w:lvl w:ilvl="8" w:tplc="C84236F4">
-      <w:start w:val="1"/>
-      <w:numFmt w:val="bullet"/>
-      <w:lvlText w:val="●"/>
-      <w:lvlJc w:val="left"/>
-      <w:pPr>
-        <w:ind w:left="6480" w:hanging="360"/>
-      </w:pPr>
-    </w:lvl>
-  </w:abstractNum>
-  <w:abstractNum w:abstractNumId="8" w15:restartNumberingAfterBreak="0">
-    <w:nsid w:val="5E647C46"/>
-    <w:multiLevelType w:val="hybridMultilevel"/>
-    <w:tmpl w:val="BEBA78BA"/>
-    <w:lvl w:ilvl="0" w:tplc="F9BE9CAA">
+    <w:tmpl w:val="3B603A52"/>
+    <w:lvl w:ilvl="0" w:tplc="D3AE5580">
       <w:start w:val="1"/>
       <w:numFmt w:val="decimal"/>
       <w:lvlText w:val="%1."/>
@@ -11084,52 +11481,196 @@
         <w:color w:val="A67C27"/>
       </w:rPr>
     </w:lvl>
-    <w:lvl w:ilvl="1" w:tplc="CFAEE5DC">
+    <w:lvl w:ilvl="1" w:tplc="8730D5F6">
       <w:numFmt w:val="decimal"/>
       <w:lvlText w:val=""/>
       <w:lvlJc w:val="left"/>
     </w:lvl>
-    <w:lvl w:ilvl="2" w:tplc="DA5EF294">
+    <w:lvl w:ilvl="2" w:tplc="E91EA498">
       <w:numFmt w:val="decimal"/>
       <w:lvlText w:val=""/>
       <w:lvlJc w:val="left"/>
     </w:lvl>
-    <w:lvl w:ilvl="3" w:tplc="99364A20">
+    <w:lvl w:ilvl="3" w:tplc="C8E20D84">
       <w:numFmt w:val="decimal"/>
       <w:lvlText w:val=""/>
       <w:lvlJc w:val="left"/>
     </w:lvl>
-    <w:lvl w:ilvl="4" w:tplc="20302C44">
+    <w:lvl w:ilvl="4" w:tplc="DDCA2118">
       <w:numFmt w:val="decimal"/>
       <w:lvlText w:val=""/>
       <w:lvlJc w:val="left"/>
     </w:lvl>
-    <w:lvl w:ilvl="5" w:tplc="8416D2EC">
+    <w:lvl w:ilvl="5" w:tplc="08CA96B6">
       <w:numFmt w:val="decimal"/>
       <w:lvlText w:val=""/>
       <w:lvlJc w:val="left"/>
     </w:lvl>
-    <w:lvl w:ilvl="6" w:tplc="5D26D526">
+    <w:lvl w:ilvl="6" w:tplc="5D68ED80">
       <w:numFmt w:val="decimal"/>
       <w:lvlText w:val=""/>
       <w:lvlJc w:val="left"/>
     </w:lvl>
-    <w:lvl w:ilvl="7" w:tplc="C3DC87CA">
+    <w:lvl w:ilvl="7" w:tplc="FADA3620">
       <w:numFmt w:val="decimal"/>
       <w:lvlText w:val=""/>
       <w:lvlJc w:val="left"/>
     </w:lvl>
-    <w:lvl w:ilvl="8" w:tplc="ECA873E2">
+    <w:lvl w:ilvl="8" w:tplc="C7165048">
+      <w:numFmt w:val="decimal"/>
+      <w:lvlText w:val=""/>
+      <w:lvlJc w:val="left"/>
+    </w:lvl>
+  </w:abstractNum>
+  <w:abstractNum w:abstractNumId="8" w15:restartNumberingAfterBreak="0">
+    <w:nsid w:val="491A210D"/>
+    <w:multiLevelType w:val="hybridMultilevel"/>
+    <w:tmpl w:val="6764EF2C"/>
+    <w:lvl w:ilvl="0" w:tplc="0A582738">
+      <w:start w:val="1"/>
+      <w:numFmt w:val="bullet"/>
+      <w:lvlText w:val="•"/>
+      <w:lvlJc w:val="left"/>
+      <w:pPr>
+        <w:ind w:left="460" w:hanging="280"/>
+      </w:pPr>
+    </w:lvl>
+    <w:lvl w:ilvl="1" w:tplc="E822F958">
+      <w:start w:val="1"/>
+      <w:numFmt w:val="bullet"/>
+      <w:lvlText w:val="–"/>
+      <w:lvlJc w:val="left"/>
+      <w:pPr>
+        <w:ind w:left="900" w:hanging="280"/>
+      </w:pPr>
+    </w:lvl>
+    <w:lvl w:ilvl="2" w:tplc="555ADDB8">
+      <w:numFmt w:val="decimal"/>
+      <w:lvlText w:val=""/>
+      <w:lvlJc w:val="left"/>
+    </w:lvl>
+    <w:lvl w:ilvl="3" w:tplc="58A4E0BA">
+      <w:numFmt w:val="decimal"/>
+      <w:lvlText w:val=""/>
+      <w:lvlJc w:val="left"/>
+    </w:lvl>
+    <w:lvl w:ilvl="4" w:tplc="FC82D4C6">
+      <w:numFmt w:val="decimal"/>
+      <w:lvlText w:val=""/>
+      <w:lvlJc w:val="left"/>
+    </w:lvl>
+    <w:lvl w:ilvl="5" w:tplc="4FC6D390">
+      <w:numFmt w:val="decimal"/>
+      <w:lvlText w:val=""/>
+      <w:lvlJc w:val="left"/>
+    </w:lvl>
+    <w:lvl w:ilvl="6" w:tplc="D9B47980">
+      <w:numFmt w:val="decimal"/>
+      <w:lvlText w:val=""/>
+      <w:lvlJc w:val="left"/>
+    </w:lvl>
+    <w:lvl w:ilvl="7" w:tplc="A01E0860">
+      <w:numFmt w:val="decimal"/>
+      <w:lvlText w:val=""/>
+      <w:lvlJc w:val="left"/>
+    </w:lvl>
+    <w:lvl w:ilvl="8" w:tplc="B0CC0638">
       <w:numFmt w:val="decimal"/>
       <w:lvlText w:val=""/>
       <w:lvlJc w:val="left"/>
     </w:lvl>
   </w:abstractNum>
   <w:abstractNum w:abstractNumId="9" w15:restartNumberingAfterBreak="0">
-    <w:nsid w:val="6A0468EE"/>
+    <w:nsid w:val="5BA925BA"/>
     <w:multiLevelType w:val="hybridMultilevel"/>
-    <w:tmpl w:val="A3801210"/>
-    <w:lvl w:ilvl="0" w:tplc="4F04D2D0">
+    <w:tmpl w:val="05EC9C60"/>
+    <w:lvl w:ilvl="0" w:tplc="A80C3CFA">
+      <w:start w:val="1"/>
+      <w:numFmt w:val="bullet"/>
+      <w:lvlText w:val="●"/>
+      <w:lvlJc w:val="left"/>
+      <w:pPr>
+        <w:ind w:left="720" w:hanging="360"/>
+      </w:pPr>
+    </w:lvl>
+    <w:lvl w:ilvl="1" w:tplc="B0227E84">
+      <w:start w:val="1"/>
+      <w:numFmt w:val="bullet"/>
+      <w:lvlText w:val="○"/>
+      <w:lvlJc w:val="left"/>
+      <w:pPr>
+        <w:ind w:left="1440" w:hanging="360"/>
+      </w:pPr>
+    </w:lvl>
+    <w:lvl w:ilvl="2" w:tplc="0C00ABA0">
+      <w:start w:val="1"/>
+      <w:numFmt w:val="bullet"/>
+      <w:lvlText w:val="■"/>
+      <w:lvlJc w:val="left"/>
+      <w:pPr>
+        <w:ind w:left="2160" w:hanging="360"/>
+      </w:pPr>
+    </w:lvl>
+    <w:lvl w:ilvl="3" w:tplc="C03433A8">
+      <w:start w:val="1"/>
+      <w:numFmt w:val="bullet"/>
+      <w:lvlText w:val="●"/>
+      <w:lvlJc w:val="left"/>
+      <w:pPr>
+        <w:ind w:left="2880" w:hanging="360"/>
+      </w:pPr>
+    </w:lvl>
+    <w:lvl w:ilvl="4" w:tplc="00646682">
+      <w:start w:val="1"/>
+      <w:numFmt w:val="bullet"/>
+      <w:lvlText w:val="○"/>
+      <w:lvlJc w:val="left"/>
+      <w:pPr>
+        <w:ind w:left="3600" w:hanging="360"/>
+      </w:pPr>
+    </w:lvl>
+    <w:lvl w:ilvl="5" w:tplc="F57418A0">
+      <w:start w:val="1"/>
+      <w:numFmt w:val="bullet"/>
+      <w:lvlText w:val="■"/>
+      <w:lvlJc w:val="left"/>
+      <w:pPr>
+        <w:ind w:left="4320" w:hanging="360"/>
+      </w:pPr>
+    </w:lvl>
+    <w:lvl w:ilvl="6" w:tplc="0D46B392">
+      <w:start w:val="1"/>
+      <w:numFmt w:val="bullet"/>
+      <w:lvlText w:val="●"/>
+      <w:lvlJc w:val="left"/>
+      <w:pPr>
+        <w:ind w:left="5040" w:hanging="360"/>
+      </w:pPr>
+    </w:lvl>
+    <w:lvl w:ilvl="7" w:tplc="8550F2BE">
+      <w:start w:val="1"/>
+      <w:numFmt w:val="bullet"/>
+      <w:lvlText w:val="●"/>
+      <w:lvlJc w:val="left"/>
+      <w:pPr>
+        <w:ind w:left="5760" w:hanging="360"/>
+      </w:pPr>
+    </w:lvl>
+    <w:lvl w:ilvl="8" w:tplc="03148EDA">
+      <w:start w:val="1"/>
+      <w:numFmt w:val="bullet"/>
+      <w:lvlText w:val="●"/>
+      <w:lvlJc w:val="left"/>
+      <w:pPr>
+        <w:ind w:left="6480" w:hanging="360"/>
+      </w:pPr>
+    </w:lvl>
+  </w:abstractNum>
+  <w:abstractNum w:abstractNumId="10" w15:restartNumberingAfterBreak="0">
+    <w:nsid w:val="6D3434B5"/>
+    <w:multiLevelType w:val="hybridMultilevel"/>
+    <w:tmpl w:val="A21C7C06"/>
+    <w:lvl w:ilvl="0" w:tplc="5712DA2A">
       <w:start w:val="1"/>
       <w:numFmt w:val="decimal"/>
       <w:lvlText w:val="%1."/>
@@ -11143,52 +11684,52 @@
         <w:color w:val="A67C27"/>
       </w:rPr>
     </w:lvl>
-    <w:lvl w:ilvl="1" w:tplc="FFBC9ABC">
+    <w:lvl w:ilvl="1" w:tplc="FABCA63E">
       <w:numFmt w:val="decimal"/>
       <w:lvlText w:val=""/>
       <w:lvlJc w:val="left"/>
     </w:lvl>
-    <w:lvl w:ilvl="2" w:tplc="B97E9E7A">
+    <w:lvl w:ilvl="2" w:tplc="36E090C2">
       <w:numFmt w:val="decimal"/>
       <w:lvlText w:val=""/>
       <w:lvlJc w:val="left"/>
     </w:lvl>
-    <w:lvl w:ilvl="3" w:tplc="4FA60722">
+    <w:lvl w:ilvl="3" w:tplc="E20A4844">
       <w:numFmt w:val="decimal"/>
       <w:lvlText w:val=""/>
       <w:lvlJc w:val="left"/>
     </w:lvl>
-    <w:lvl w:ilvl="4" w:tplc="0E46000C">
+    <w:lvl w:ilvl="4" w:tplc="E4868A78">
       <w:numFmt w:val="decimal"/>
       <w:lvlText w:val=""/>
       <w:lvlJc w:val="left"/>
     </w:lvl>
-    <w:lvl w:ilvl="5" w:tplc="239C9A3E">
+    <w:lvl w:ilvl="5" w:tplc="A5C274DE">
       <w:numFmt w:val="decimal"/>
       <w:lvlText w:val=""/>
       <w:lvlJc w:val="left"/>
     </w:lvl>
-    <w:lvl w:ilvl="6" w:tplc="ABBCDE8C">
+    <w:lvl w:ilvl="6" w:tplc="0C043B02">
       <w:numFmt w:val="decimal"/>
       <w:lvlText w:val=""/>
       <w:lvlJc w:val="left"/>
     </w:lvl>
-    <w:lvl w:ilvl="7" w:tplc="46FCB83E">
+    <w:lvl w:ilvl="7" w:tplc="049AE7FC">
       <w:numFmt w:val="decimal"/>
       <w:lvlText w:val=""/>
       <w:lvlJc w:val="left"/>
     </w:lvl>
-    <w:lvl w:ilvl="8" w:tplc="C2607BC8">
+    <w:lvl w:ilvl="8" w:tplc="5F98BFEE">
       <w:numFmt w:val="decimal"/>
       <w:lvlText w:val=""/>
       <w:lvlJc w:val="left"/>
     </w:lvl>
   </w:abstractNum>
-  <w:abstractNum w:abstractNumId="10" w15:restartNumberingAfterBreak="0">
-    <w:nsid w:val="730B2D53"/>
+  <w:abstractNum w:abstractNumId="11" w15:restartNumberingAfterBreak="0">
+    <w:nsid w:val="7B400D6B"/>
     <w:multiLevelType w:val="hybridMultilevel"/>
-    <w:tmpl w:val="E3BC6568"/>
-    <w:lvl w:ilvl="0" w:tplc="9DFEBD30">
+    <w:tmpl w:val="F0F44218"/>
+    <w:lvl w:ilvl="0" w:tplc="2878D574">
       <w:start w:val="1"/>
       <w:numFmt w:val="decimal"/>
       <w:lvlText w:val="%1."/>
@@ -11202,109 +11743,115 @@
         <w:color w:val="A67C27"/>
       </w:rPr>
     </w:lvl>
-    <w:lvl w:ilvl="1" w:tplc="79F8B714">
+    <w:lvl w:ilvl="1" w:tplc="761C907E">
       <w:numFmt w:val="decimal"/>
       <w:lvlText w:val=""/>
       <w:lvlJc w:val="left"/>
     </w:lvl>
-    <w:lvl w:ilvl="2" w:tplc="F1E215B6">
+    <w:lvl w:ilvl="2" w:tplc="BD0867AC">
       <w:numFmt w:val="decimal"/>
       <w:lvlText w:val=""/>
       <w:lvlJc w:val="left"/>
     </w:lvl>
-    <w:lvl w:ilvl="3" w:tplc="33DE251A">
+    <w:lvl w:ilvl="3" w:tplc="A7C813AE">
       <w:numFmt w:val="decimal"/>
       <w:lvlText w:val=""/>
       <w:lvlJc w:val="left"/>
     </w:lvl>
-    <w:lvl w:ilvl="4" w:tplc="989AC250">
+    <w:lvl w:ilvl="4" w:tplc="81589A32">
       <w:numFmt w:val="decimal"/>
       <w:lvlText w:val=""/>
       <w:lvlJc w:val="left"/>
     </w:lvl>
-    <w:lvl w:ilvl="5" w:tplc="30105910">
+    <w:lvl w:ilvl="5" w:tplc="D68E7D08">
       <w:numFmt w:val="decimal"/>
       <w:lvlText w:val=""/>
       <w:lvlJc w:val="left"/>
     </w:lvl>
-    <w:lvl w:ilvl="6" w:tplc="569E811A">
+    <w:lvl w:ilvl="6" w:tplc="F9921BD4">
       <w:numFmt w:val="decimal"/>
       <w:lvlText w:val=""/>
       <w:lvlJc w:val="left"/>
     </w:lvl>
-    <w:lvl w:ilvl="7" w:tplc="2EA6E0D0">
+    <w:lvl w:ilvl="7" w:tplc="EBE2E432">
       <w:numFmt w:val="decimal"/>
       <w:lvlText w:val=""/>
       <w:lvlJc w:val="left"/>
     </w:lvl>
-    <w:lvl w:ilvl="8" w:tplc="3F2E5350">
+    <w:lvl w:ilvl="8" w:tplc="ED768F16">
       <w:numFmt w:val="decimal"/>
       <w:lvlText w:val=""/>
       <w:lvlJc w:val="left"/>
     </w:lvl>
   </w:abstractNum>
-  <w:num w:numId="1" w16cid:durableId="587815002">
+  <w:num w:numId="1" w16cid:durableId="1195193453">
+    <w:abstractNumId w:val="9"/>
+    <w:lvlOverride w:ilvl="0">
+      <w:startOverride w:val="1"/>
+    </w:lvlOverride>
+  </w:num>
+  <w:num w:numId="2" w16cid:durableId="171258340">
+    <w:abstractNumId w:val="8"/>
+    <w:lvlOverride w:ilvl="0">
+      <w:startOverride w:val="1"/>
+    </w:lvlOverride>
+  </w:num>
+  <w:num w:numId="3" w16cid:durableId="1422530458">
+    <w:abstractNumId w:val="6"/>
+    <w:lvlOverride w:ilvl="0">
+      <w:startOverride w:val="1"/>
+    </w:lvlOverride>
+  </w:num>
+  <w:num w:numId="4" w16cid:durableId="898637621">
+    <w:abstractNumId w:val="3"/>
+    <w:lvlOverride w:ilvl="0">
+      <w:startOverride w:val="1"/>
+    </w:lvlOverride>
+  </w:num>
+  <w:num w:numId="5" w16cid:durableId="1731464423">
+    <w:abstractNumId w:val="2"/>
+    <w:lvlOverride w:ilvl="0">
+      <w:startOverride w:val="1"/>
+    </w:lvlOverride>
+  </w:num>
+  <w:num w:numId="6" w16cid:durableId="1158687653">
+    <w:abstractNumId w:val="4"/>
+    <w:lvlOverride w:ilvl="0">
+      <w:startOverride w:val="1"/>
+    </w:lvlOverride>
+  </w:num>
+  <w:num w:numId="7" w16cid:durableId="937566456">
+    <w:abstractNumId w:val="1"/>
+    <w:lvlOverride w:ilvl="0">
+      <w:startOverride w:val="1"/>
+    </w:lvlOverride>
+  </w:num>
+  <w:num w:numId="8" w16cid:durableId="163447185">
+    <w:abstractNumId w:val="10"/>
+    <w:lvlOverride w:ilvl="0">
+      <w:startOverride w:val="1"/>
+    </w:lvlOverride>
+  </w:num>
+  <w:num w:numId="9" w16cid:durableId="134371682">
+    <w:abstractNumId w:val="11"/>
+    <w:lvlOverride w:ilvl="0">
+      <w:startOverride w:val="1"/>
+    </w:lvlOverride>
+  </w:num>
+  <w:num w:numId="10" w16cid:durableId="1237090010">
+    <w:abstractNumId w:val="0"/>
+    <w:lvlOverride w:ilvl="0">
+      <w:startOverride w:val="1"/>
+    </w:lvlOverride>
+  </w:num>
+  <w:num w:numId="11" w16cid:durableId="1745105511">
     <w:abstractNumId w:val="7"/>
     <w:lvlOverride w:ilvl="0">
       <w:startOverride w:val="1"/>
     </w:lvlOverride>
   </w:num>
-  <w:num w:numId="2" w16cid:durableId="1443065894">
-    <w:abstractNumId w:val="0"/>
-    <w:lvlOverride w:ilvl="0">
-      <w:startOverride w:val="1"/>
-    </w:lvlOverride>
-  </w:num>
-  <w:num w:numId="3" w16cid:durableId="481703109">
+  <w:num w:numId="12" w16cid:durableId="880752662">
     <w:abstractNumId w:val="5"/>
-    <w:lvlOverride w:ilvl="0">
-      <w:startOverride w:val="1"/>
-    </w:lvlOverride>
-  </w:num>
-  <w:num w:numId="4" w16cid:durableId="914166636">
-    <w:abstractNumId w:val="6"/>
-    <w:lvlOverride w:ilvl="0">
-      <w:startOverride w:val="1"/>
-    </w:lvlOverride>
-  </w:num>
-  <w:num w:numId="5" w16cid:durableId="36898873">
-    <w:abstractNumId w:val="3"/>
-    <w:lvlOverride w:ilvl="0">
-      <w:startOverride w:val="1"/>
-    </w:lvlOverride>
-  </w:num>
-  <w:num w:numId="6" w16cid:durableId="1836533107">
-    <w:abstractNumId w:val="9"/>
-    <w:lvlOverride w:ilvl="0">
-      <w:startOverride w:val="1"/>
-    </w:lvlOverride>
-  </w:num>
-  <w:num w:numId="7" w16cid:durableId="475685306">
-    <w:abstractNumId w:val="8"/>
-    <w:lvlOverride w:ilvl="0">
-      <w:startOverride w:val="1"/>
-    </w:lvlOverride>
-  </w:num>
-  <w:num w:numId="8" w16cid:durableId="1617522492">
-    <w:abstractNumId w:val="2"/>
-    <w:lvlOverride w:ilvl="0">
-      <w:startOverride w:val="1"/>
-    </w:lvlOverride>
-  </w:num>
-  <w:num w:numId="9" w16cid:durableId="1863786092">
-    <w:abstractNumId w:val="10"/>
-    <w:lvlOverride w:ilvl="0">
-      <w:startOverride w:val="1"/>
-    </w:lvlOverride>
-  </w:num>
-  <w:num w:numId="10" w16cid:durableId="1189875444">
-    <w:abstractNumId w:val="4"/>
-    <w:lvlOverride w:ilvl="0">
-      <w:startOverride w:val="1"/>
-    </w:lvlOverride>
-  </w:num>
-  <w:num w:numId="11" w16cid:durableId="536045966">
-    <w:abstractNumId w:val="1"/>
     <w:lvlOverride w:ilvl="0">
       <w:startOverride w:val="1"/>
     </w:lvlOverride>
@@ -11929,7 +12476,7 @@
     <w:autoRedefine/>
     <w:uiPriority w:val="39"/>
     <w:unhideWhenUsed/>
-    <w:rsid w:val="000E5B13"/>
+    <w:rsid w:val="00A708A7"/>
     <w:pPr>
       <w:spacing w:after="100"/>
     </w:pPr>
@@ -11941,7 +12488,7 @@
     <w:autoRedefine/>
     <w:uiPriority w:val="39"/>
     <w:unhideWhenUsed/>
-    <w:rsid w:val="000E5B13"/>
+    <w:rsid w:val="00A708A7"/>
     <w:pPr>
       <w:spacing w:after="100"/>
       <w:ind w:left="210"/>

--- a/docs/manuals/Role_Guide_6_Documentary_RA.docx
+++ b/docs/manuals/Role_Guide_6_Documentary_RA.docx
@@ -469,7 +469,7 @@
                 <w:sz w:val="19"/>
                 <w:szCs w:val="19"/>
               </w:rPr>
-              <w:t>Version 1.5 · 20 September 2026</w:t>
+              <w:t>Version 1.6 · 20 September 2026</w:t>
             </w:r>
           </w:p>
         </w:tc>
@@ -538,7 +538,7 @@
     <w:sdt>
       <w:sdtPr>
         <w:alias w:val="Contents"/>
-        <w:id w:val="-1748341429"/>
+        <w:id w:val="-1679425628"/>
       </w:sdtPr>
       <w:sdtEndPr/>
       <w:sdtContent>
@@ -567,7 +567,7 @@
           <w:r>
             <w:fldChar w:fldCharType="separate"/>
           </w:r>
-          <w:hyperlink w:anchor="_Toc240779716" w:history="1">
+          <w:hyperlink w:anchor="_Toc240784474" w:history="1">
             <w:r>
               <w:rPr>
                 <w:rStyle w:val="Hyperlink"/>
@@ -591,7 +591,7 @@
               <w:rPr>
                 <w:noProof/>
               </w:rPr>
-              <w:instrText xml:space="preserve"> PAGEREF _Toc240779716 \h </w:instrText>
+              <w:instrText xml:space="preserve"> PAGEREF _Toc240784474 \h </w:instrText>
             </w:r>
             <w:r>
               <w:rPr>
@@ -634,7 +634,7 @@
               <w14:ligatures w14:val="standardContextual"/>
             </w:rPr>
           </w:pPr>
-          <w:hyperlink w:anchor="_Toc240779717" w:history="1">
+          <w:hyperlink w:anchor="_Toc240784475" w:history="1">
             <w:r>
               <w:rPr>
                 <w:rStyle w:val="Hyperlink"/>
@@ -658,7 +658,7 @@
               <w:rPr>
                 <w:noProof/>
               </w:rPr>
-              <w:instrText xml:space="preserve"> PAGEREF _Toc240779717 \h </w:instrText>
+              <w:instrText xml:space="preserve"> PAGEREF _Toc240784475 \h </w:instrText>
             </w:r>
             <w:r>
               <w:rPr>
@@ -701,7 +701,7 @@
               <w14:ligatures w14:val="standardContextual"/>
             </w:rPr>
           </w:pPr>
-          <w:hyperlink w:anchor="_Toc240779718" w:history="1">
+          <w:hyperlink w:anchor="_Toc240784476" w:history="1">
             <w:r>
               <w:rPr>
                 <w:rStyle w:val="Hyperlink"/>
@@ -725,7 +725,7 @@
               <w:rPr>
                 <w:noProof/>
               </w:rPr>
-              <w:instrText xml:space="preserve"> PAGEREF _Toc240779718 \h </w:instrText>
+              <w:instrText xml:space="preserve"> PAGEREF _Toc240784476 \h </w:instrText>
             </w:r>
             <w:r>
               <w:rPr>
@@ -768,7 +768,7 @@
               <w14:ligatures w14:val="standardContextual"/>
             </w:rPr>
           </w:pPr>
-          <w:hyperlink w:anchor="_Toc240779719" w:history="1">
+          <w:hyperlink w:anchor="_Toc240784477" w:history="1">
             <w:r>
               <w:rPr>
                 <w:rStyle w:val="Hyperlink"/>
@@ -792,7 +792,7 @@
               <w:rPr>
                 <w:noProof/>
               </w:rPr>
-              <w:instrText xml:space="preserve"> PAGEREF _Toc240779719 \h </w:instrText>
+              <w:instrText xml:space="preserve"> PAGEREF _Toc240784477 \h </w:instrText>
             </w:r>
             <w:r>
               <w:rPr>
@@ -835,7 +835,7 @@
               <w14:ligatures w14:val="standardContextual"/>
             </w:rPr>
           </w:pPr>
-          <w:hyperlink w:anchor="_Toc240779720" w:history="1">
+          <w:hyperlink w:anchor="_Toc240784478" w:history="1">
             <w:r>
               <w:rPr>
                 <w:rStyle w:val="Hyperlink"/>
@@ -859,7 +859,7 @@
               <w:rPr>
                 <w:noProof/>
               </w:rPr>
-              <w:instrText xml:space="preserve"> PAGEREF _Toc240779720 \h </w:instrText>
+              <w:instrText xml:space="preserve"> PAGEREF _Toc240784478 \h </w:instrText>
             </w:r>
             <w:r>
               <w:rPr>
@@ -902,7 +902,7 @@
               <w14:ligatures w14:val="standardContextual"/>
             </w:rPr>
           </w:pPr>
-          <w:hyperlink w:anchor="_Toc240779721" w:history="1">
+          <w:hyperlink w:anchor="_Toc240784479" w:history="1">
             <w:r>
               <w:rPr>
                 <w:rStyle w:val="Hyperlink"/>
@@ -926,7 +926,7 @@
               <w:rPr>
                 <w:noProof/>
               </w:rPr>
-              <w:instrText xml:space="preserve"> PAGEREF _Toc240779721 \h </w:instrText>
+              <w:instrText xml:space="preserve"> PAGEREF _Toc240784479 \h </w:instrText>
             </w:r>
             <w:r>
               <w:rPr>
@@ -969,7 +969,7 @@
               <w14:ligatures w14:val="standardContextual"/>
             </w:rPr>
           </w:pPr>
-          <w:hyperlink w:anchor="_Toc240779722" w:history="1">
+          <w:hyperlink w:anchor="_Toc240784480" w:history="1">
             <w:r>
               <w:rPr>
                 <w:rStyle w:val="Hyperlink"/>
@@ -993,7 +993,7 @@
               <w:rPr>
                 <w:noProof/>
               </w:rPr>
-              <w:instrText xml:space="preserve"> PAGEREF _Toc240779722 \h </w:instrText>
+              <w:instrText xml:space="preserve"> PAGEREF _Toc240784480 \h </w:instrText>
             </w:r>
             <w:r>
               <w:rPr>
@@ -1036,7 +1036,7 @@
               <w14:ligatures w14:val="standardContextual"/>
             </w:rPr>
           </w:pPr>
-          <w:hyperlink w:anchor="_Toc240779723" w:history="1">
+          <w:hyperlink w:anchor="_Toc240784481" w:history="1">
             <w:r>
               <w:rPr>
                 <w:rStyle w:val="Hyperlink"/>
@@ -1060,7 +1060,7 @@
               <w:rPr>
                 <w:noProof/>
               </w:rPr>
-              <w:instrText xml:space="preserve"> PAGEREF _Toc240779723 \h </w:instrText>
+              <w:instrText xml:space="preserve"> PAGEREF _Toc240784481 \h </w:instrText>
             </w:r>
             <w:r>
               <w:rPr>
@@ -1103,7 +1103,7 @@
               <w14:ligatures w14:val="standardContextual"/>
             </w:rPr>
           </w:pPr>
-          <w:hyperlink w:anchor="_Toc240779724" w:history="1">
+          <w:hyperlink w:anchor="_Toc240784482" w:history="1">
             <w:r>
               <w:rPr>
                 <w:rStyle w:val="Hyperlink"/>
@@ -1127,7 +1127,7 @@
               <w:rPr>
                 <w:noProof/>
               </w:rPr>
-              <w:instrText xml:space="preserve"> PAGEREF _Toc240779724 \h </w:instrText>
+              <w:instrText xml:space="preserve"> PAGEREF _Toc240784482 \h </w:instrText>
             </w:r>
             <w:r>
               <w:rPr>
@@ -1170,7 +1170,7 @@
               <w14:ligatures w14:val="standardContextual"/>
             </w:rPr>
           </w:pPr>
-          <w:hyperlink w:anchor="_Toc240779725" w:history="1">
+          <w:hyperlink w:anchor="_Toc240784483" w:history="1">
             <w:r>
               <w:rPr>
                 <w:rStyle w:val="Hyperlink"/>
@@ -1194,7 +1194,7 @@
               <w:rPr>
                 <w:noProof/>
               </w:rPr>
-              <w:instrText xml:space="preserve"> PAGEREF _Toc240779725 \h </w:instrText>
+              <w:instrText xml:space="preserve"> PAGEREF _Toc240784483 \h </w:instrText>
             </w:r>
             <w:r>
               <w:rPr>
@@ -1237,7 +1237,7 @@
               <w14:ligatures w14:val="standardContextual"/>
             </w:rPr>
           </w:pPr>
-          <w:hyperlink w:anchor="_Toc240779726" w:history="1">
+          <w:hyperlink w:anchor="_Toc240784484" w:history="1">
             <w:r>
               <w:rPr>
                 <w:rStyle w:val="Hyperlink"/>
@@ -1261,7 +1261,7 @@
               <w:rPr>
                 <w:noProof/>
               </w:rPr>
-              <w:instrText xml:space="preserve"> PAGEREF _Toc240779726 \h </w:instrText>
+              <w:instrText xml:space="preserve"> PAGEREF _Toc240784484 \h </w:instrText>
             </w:r>
             <w:r>
               <w:rPr>
@@ -1304,7 +1304,7 @@
               <w14:ligatures w14:val="standardContextual"/>
             </w:rPr>
           </w:pPr>
-          <w:hyperlink w:anchor="_Toc240779727" w:history="1">
+          <w:hyperlink w:anchor="_Toc240784485" w:history="1">
             <w:r>
               <w:rPr>
                 <w:rStyle w:val="Hyperlink"/>
@@ -1328,7 +1328,7 @@
               <w:rPr>
                 <w:noProof/>
               </w:rPr>
-              <w:instrText xml:space="preserve"> PAGEREF _Toc240779727 \h </w:instrText>
+              <w:instrText xml:space="preserve"> PAGEREF _Toc240784485 \h </w:instrText>
             </w:r>
             <w:r>
               <w:rPr>
@@ -1371,7 +1371,7 @@
               <w14:ligatures w14:val="standardContextual"/>
             </w:rPr>
           </w:pPr>
-          <w:hyperlink w:anchor="_Toc240779728" w:history="1">
+          <w:hyperlink w:anchor="_Toc240784486" w:history="1">
             <w:r>
               <w:rPr>
                 <w:rStyle w:val="Hyperlink"/>
@@ -1395,7 +1395,7 @@
               <w:rPr>
                 <w:noProof/>
               </w:rPr>
-              <w:instrText xml:space="preserve"> PAGEREF _Toc240779728 \h </w:instrText>
+              <w:instrText xml:space="preserve"> PAGEREF _Toc240784486 \h </w:instrText>
             </w:r>
             <w:r>
               <w:rPr>
@@ -1438,7 +1438,7 @@
               <w14:ligatures w14:val="standardContextual"/>
             </w:rPr>
           </w:pPr>
-          <w:hyperlink w:anchor="_Toc240779729" w:history="1">
+          <w:hyperlink w:anchor="_Toc240784487" w:history="1">
             <w:r>
               <w:rPr>
                 <w:rStyle w:val="Hyperlink"/>
@@ -1462,7 +1462,7 @@
               <w:rPr>
                 <w:noProof/>
               </w:rPr>
-              <w:instrText xml:space="preserve"> PAGEREF _Toc240779729 \h </w:instrText>
+              <w:instrText xml:space="preserve"> PAGEREF _Toc240784487 \h </w:instrText>
             </w:r>
             <w:r>
               <w:rPr>
@@ -1505,7 +1505,7 @@
               <w14:ligatures w14:val="standardContextual"/>
             </w:rPr>
           </w:pPr>
-          <w:hyperlink w:anchor="_Toc240779730" w:history="1">
+          <w:hyperlink w:anchor="_Toc240784488" w:history="1">
             <w:r>
               <w:rPr>
                 <w:rStyle w:val="Hyperlink"/>
@@ -1529,7 +1529,7 @@
               <w:rPr>
                 <w:noProof/>
               </w:rPr>
-              <w:instrText xml:space="preserve"> PAGEREF _Toc240779730 \h </w:instrText>
+              <w:instrText xml:space="preserve"> PAGEREF _Toc240784488 \h </w:instrText>
             </w:r>
             <w:r>
               <w:rPr>
@@ -1572,7 +1572,7 @@
               <w14:ligatures w14:val="standardContextual"/>
             </w:rPr>
           </w:pPr>
-          <w:hyperlink w:anchor="_Toc240779731" w:history="1">
+          <w:hyperlink w:anchor="_Toc240784489" w:history="1">
             <w:r>
               <w:rPr>
                 <w:rStyle w:val="Hyperlink"/>
@@ -1596,7 +1596,7 @@
               <w:rPr>
                 <w:noProof/>
               </w:rPr>
-              <w:instrText xml:space="preserve"> PAGEREF _Toc240779731 \h </w:instrText>
+              <w:instrText xml:space="preserve"> PAGEREF _Toc240784489 \h </w:instrText>
             </w:r>
             <w:r>
               <w:rPr>
@@ -1639,7 +1639,7 @@
               <w14:ligatures w14:val="standardContextual"/>
             </w:rPr>
           </w:pPr>
-          <w:hyperlink w:anchor="_Toc240779732" w:history="1">
+          <w:hyperlink w:anchor="_Toc240784490" w:history="1">
             <w:r>
               <w:rPr>
                 <w:rStyle w:val="Hyperlink"/>
@@ -1663,7 +1663,7 @@
               <w:rPr>
                 <w:noProof/>
               </w:rPr>
-              <w:instrText xml:space="preserve"> PAGEREF _Toc240779732 \h </w:instrText>
+              <w:instrText xml:space="preserve"> PAGEREF _Toc240784490 \h </w:instrText>
             </w:r>
             <w:r>
               <w:rPr>
@@ -1706,7 +1706,7 @@
               <w14:ligatures w14:val="standardContextual"/>
             </w:rPr>
           </w:pPr>
-          <w:hyperlink w:anchor="_Toc240779733" w:history="1">
+          <w:hyperlink w:anchor="_Toc240784491" w:history="1">
             <w:r>
               <w:rPr>
                 <w:rStyle w:val="Hyperlink"/>
@@ -1730,7 +1730,7 @@
               <w:rPr>
                 <w:noProof/>
               </w:rPr>
-              <w:instrText xml:space="preserve"> PAGEREF _Toc240779733 \h </w:instrText>
+              <w:instrText xml:space="preserve"> PAGEREF _Toc240784491 \h </w:instrText>
             </w:r>
             <w:r>
               <w:rPr>
@@ -1773,7 +1773,7 @@
               <w14:ligatures w14:val="standardContextual"/>
             </w:rPr>
           </w:pPr>
-          <w:hyperlink w:anchor="_Toc240779734" w:history="1">
+          <w:hyperlink w:anchor="_Toc240784492" w:history="1">
             <w:r>
               <w:rPr>
                 <w:rStyle w:val="Hyperlink"/>
@@ -1797,7 +1797,7 @@
               <w:rPr>
                 <w:noProof/>
               </w:rPr>
-              <w:instrText xml:space="preserve"> PAGEREF _Toc240779734 \h </w:instrText>
+              <w:instrText xml:space="preserve"> PAGEREF _Toc240784492 \h </w:instrText>
             </w:r>
             <w:r>
               <w:rPr>
@@ -1840,7 +1840,7 @@
               <w14:ligatures w14:val="standardContextual"/>
             </w:rPr>
           </w:pPr>
-          <w:hyperlink w:anchor="_Toc240779735" w:history="1">
+          <w:hyperlink w:anchor="_Toc240784493" w:history="1">
             <w:r>
               <w:rPr>
                 <w:rStyle w:val="Hyperlink"/>
@@ -1864,7 +1864,7 @@
               <w:rPr>
                 <w:noProof/>
               </w:rPr>
-              <w:instrText xml:space="preserve"> PAGEREF _Toc240779735 \h </w:instrText>
+              <w:instrText xml:space="preserve"> PAGEREF _Toc240784493 \h </w:instrText>
             </w:r>
             <w:r>
               <w:rPr>
@@ -1881,7 +1881,7 @@
               <w:rPr>
                 <w:noProof/>
               </w:rPr>
-              <w:t>18</w:t>
+              <w:t>19</w:t>
             </w:r>
             <w:r>
               <w:rPr>
@@ -1907,7 +1907,7 @@
               <w14:ligatures w14:val="standardContextual"/>
             </w:rPr>
           </w:pPr>
-          <w:hyperlink w:anchor="_Toc240779736" w:history="1">
+          <w:hyperlink w:anchor="_Toc240784494" w:history="1">
             <w:r>
               <w:rPr>
                 <w:rStyle w:val="Hyperlink"/>
@@ -1931,7 +1931,7 @@
               <w:rPr>
                 <w:noProof/>
               </w:rPr>
-              <w:instrText xml:space="preserve"> PAGEREF _Toc240779736 \h </w:instrText>
+              <w:instrText xml:space="preserve"> PAGEREF _Toc240784494 \h </w:instrText>
             </w:r>
             <w:r>
               <w:rPr>
@@ -1948,7 +1948,7 @@
               <w:rPr>
                 <w:noProof/>
               </w:rPr>
-              <w:t>19</w:t>
+              <w:t>20</w:t>
             </w:r>
             <w:r>
               <w:rPr>
@@ -1974,7 +1974,7 @@
               <w14:ligatures w14:val="standardContextual"/>
             </w:rPr>
           </w:pPr>
-          <w:hyperlink w:anchor="_Toc240779737" w:history="1">
+          <w:hyperlink w:anchor="_Toc240784495" w:history="1">
             <w:r>
               <w:rPr>
                 <w:rStyle w:val="Hyperlink"/>
@@ -1998,7 +1998,7 @@
               <w:rPr>
                 <w:noProof/>
               </w:rPr>
-              <w:instrText xml:space="preserve"> PAGEREF _Toc240779737 \h </w:instrText>
+              <w:instrText xml:space="preserve"> PAGEREF _Toc240784495 \h </w:instrText>
             </w:r>
             <w:r>
               <w:rPr>
@@ -2015,7 +2015,7 @@
               <w:rPr>
                 <w:noProof/>
               </w:rPr>
-              <w:t>20</w:t>
+              <w:t>21</w:t>
             </w:r>
             <w:r>
               <w:rPr>
@@ -2037,7 +2037,7 @@
         <w:pStyle w:val="Heading1"/>
         <w:pageBreakBefore/>
       </w:pPr>
-      <w:bookmarkStart w:id="0" w:name="_Toc240779716"/>
+      <w:bookmarkStart w:id="0" w:name="_Toc240784474"/>
       <w:r>
         <w:lastRenderedPageBreak/>
         <w:t>1. Your role at a glance</w:t>
@@ -2283,7 +2283,7 @@
         <w:pStyle w:val="Heading1"/>
         <w:pageBreakBefore/>
       </w:pPr>
-      <w:bookmarkStart w:id="1" w:name="_Toc240779717"/>
+      <w:bookmarkStart w:id="1" w:name="_Toc240784475"/>
       <w:r>
         <w:lastRenderedPageBreak/>
         <w:t>2. Signing in and your screens</w:t>
@@ -2294,7 +2294,7 @@
       <w:pPr>
         <w:pStyle w:val="Heading2"/>
       </w:pPr>
-      <w:bookmarkStart w:id="2" w:name="_Toc240779718"/>
+      <w:bookmarkStart w:id="2" w:name="_Toc240784476"/>
       <w:r>
         <w:t>Signing in</w:t>
       </w:r>
@@ -2377,7 +2377,7 @@
           <w:noProof/>
         </w:rPr>
         <w:drawing>
-          <wp:inline distT="0" distB="0" distL="0" distR="0" wp14:anchorId="6CD91BF0" wp14:editId="6011C4E4">
+          <wp:inline distT="0" distB="0" distL="0" distR="0" wp14:anchorId="305AB2D4" wp14:editId="228B48B5">
             <wp:extent cx="5334000" cy="2333625"/>
             <wp:effectExtent l="0" t="0" r="0" b="0"/>
             <wp:docPr id="1" name="adm_login.jpg" descr="The sign-in screen for all internal staff." title="The sign-in screen for all internal staff."/>
@@ -2544,7 +2544,7 @@
       <w:pPr>
         <w:pStyle w:val="Heading2"/>
       </w:pPr>
-      <w:bookmarkStart w:id="3" w:name="_Toc240779719"/>
+      <w:bookmarkStart w:id="3" w:name="_Toc240784477"/>
       <w:r>
         <w:t>Finding your way around</w:t>
       </w:r>
@@ -2616,37 +2616,47 @@
         <w:t>20 rows per page</w:t>
       </w:r>
       <w:r>
-        <w:t xml:space="preserve">. Use </w:t>
+        <w:t xml:space="preserve"> to begin with. At the foot of the list, </w:t>
       </w:r>
       <w:r>
         <w:rPr>
           <w:b/>
           <w:bCs/>
         </w:rPr>
-        <w:t>Previous</w:t>
-      </w:r>
-      <w:r>
-        <w:t xml:space="preserve"> and </w:t>
+        <w:t>Show</w:t>
+      </w:r>
+      <w:r>
+        <w:t xml:space="preserve"> lets you choose 10, 20, 50, 100 or 200 rows per page (the portal remembers your choice), and the page numbers, </w:t>
       </w:r>
       <w:r>
         <w:rPr>
           <w:b/>
           <w:bCs/>
         </w:rPr>
-        <w:t>Next</w:t>
-      </w:r>
-      <w:r>
-        <w:t xml:space="preserve"> at the foot of the list, and the </w:t>
+        <w:t>Previous</w:t>
+      </w:r>
+      <w:r>
+        <w:t xml:space="preserve">, </w:t>
       </w:r>
       <w:r>
         <w:rPr>
           <w:b/>
           <w:bCs/>
         </w:rPr>
+        <w:t>Next</w:t>
+      </w:r>
+      <w:r>
+        <w:t xml:space="preserve"> and the double arrows take you to any page. The </w:t>
+      </w:r>
+      <w:r>
+        <w:rPr>
+          <w:b/>
+          <w:bCs/>
+        </w:rPr>
         <w:t>Search</w:t>
       </w:r>
       <w:r>
-        <w:t xml:space="preserve"> box above it.</w:t>
+        <w:t xml:space="preserve"> box above the list narrows it.</w:t>
       </w:r>
     </w:p>
     <w:p>
@@ -2719,7 +2729,7 @@
         </w:rPr>
         <w:lastRenderedPageBreak/>
         <w:drawing>
-          <wp:inline distT="0" distB="0" distL="0" distR="0" wp14:anchorId="24BB3EAA" wp14:editId="3E5FBF73">
+          <wp:inline distT="0" distB="0" distL="0" distR="0" wp14:anchorId="54710B7D" wp14:editId="0FD29C0C">
             <wp:extent cx="5715000" cy="1876425"/>
             <wp:effectExtent l="0" t="0" r="0" b="0"/>
             <wp:docPr id="2" name="adm_not_your_role.jpg" descr="Opening a screen outside your role (for example from an old bookmark) shows this card instead of the screen." title="Opening a screen outside your role (for example from an old bookmark) shows this card instead of the screen."/>
@@ -2788,7 +2798,7 @@
       <w:pPr>
         <w:pStyle w:val="Heading2"/>
       </w:pPr>
-      <w:bookmarkStart w:id="4" w:name="_Toc240779720"/>
+      <w:bookmarkStart w:id="4" w:name="_Toc240784478"/>
       <w:r>
         <w:t>Your screens</w:t>
       </w:r>
@@ -3063,7 +3073,7 @@
       <w:pPr>
         <w:pStyle w:val="Heading2"/>
       </w:pPr>
-      <w:bookmarkStart w:id="5" w:name="_Toc240779721"/>
+      <w:bookmarkStart w:id="5" w:name="_Toc240784479"/>
       <w:r>
         <w:t>Changing your password</w:t>
       </w:r>
@@ -3146,7 +3156,7 @@
           <w:noProof/>
         </w:rPr>
         <w:drawing>
-          <wp:inline distT="0" distB="0" distL="0" distR="0" wp14:anchorId="7A406163" wp14:editId="12E4FF2A">
+          <wp:inline distT="0" distB="0" distL="0" distR="0" wp14:anchorId="1DB91F79" wp14:editId="61F937C0">
             <wp:extent cx="5334000" cy="2171700"/>
             <wp:effectExtent l="0" t="0" r="0" b="0"/>
             <wp:docPr id="3" name="adm_account.jpg" descr="Change Password screen." title="Change Password screen."/>
@@ -3234,7 +3244,7 @@
         <w:pStyle w:val="Heading1"/>
         <w:pageBreakBefore/>
       </w:pPr>
-      <w:bookmarkStart w:id="6" w:name="_Toc240779722"/>
+      <w:bookmarkStart w:id="6" w:name="_Toc240784480"/>
       <w:r>
         <w:lastRenderedPageBreak/>
         <w:t>3. Your routine</w:t>
@@ -3810,7 +3820,7 @@
         <w:pStyle w:val="Heading1"/>
         <w:pageBreakBefore/>
       </w:pPr>
-      <w:bookmarkStart w:id="7" w:name="_Toc240779723"/>
+      <w:bookmarkStart w:id="7" w:name="_Toc240784481"/>
       <w:r>
         <w:lastRenderedPageBreak/>
         <w:t>4. Step-by-step tasks</w:t>
@@ -3821,7 +3831,7 @@
       <w:pPr>
         <w:pStyle w:val="Heading2"/>
       </w:pPr>
-      <w:bookmarkStart w:id="8" w:name="_Toc240779724"/>
+      <w:bookmarkStart w:id="8" w:name="_Toc240784482"/>
       <w:r>
         <w:t>4.1 Reading the dashboard</w:t>
       </w:r>
@@ -3838,7 +3848,7 @@
           <w:noProof/>
         </w:rPr>
         <w:drawing>
-          <wp:inline distT="0" distB="0" distL="0" distR="0" wp14:anchorId="761DACD2" wp14:editId="6B7BE7D4">
+          <wp:inline distT="0" distB="0" distL="0" distR="0" wp14:anchorId="30DCB5F0" wp14:editId="1E3C9553">
             <wp:extent cx="5715000" cy="3571875"/>
             <wp:effectExtent l="0" t="0" r="0" b="0"/>
             <wp:docPr id="4" name="kii_dashboard.jpg" descr="Documents by type and by QA status." title="Documents by type and by QA status."/>
@@ -3907,7 +3917,7 @@
       <w:pPr>
         <w:pStyle w:val="Heading2"/>
       </w:pPr>
-      <w:bookmarkStart w:id="9" w:name="_Toc240779725"/>
+      <w:bookmarkStart w:id="9" w:name="_Toc240784483"/>
       <w:r>
         <w:t>4.2 The fastest way: upload the document (Quick add)</w:t>
       </w:r>
@@ -3966,7 +3976,7 @@
         </w:rPr>
         <w:lastRenderedPageBreak/>
         <w:drawing>
-          <wp:inline distT="0" distB="0" distL="0" distR="0" wp14:anchorId="0B798D74" wp14:editId="51346219">
+          <wp:inline distT="0" distB="0" distL="0" distR="0" wp14:anchorId="15396287" wp14:editId="5585928F">
             <wp:extent cx="5334000" cy="4248150"/>
             <wp:effectExtent l="0" t="0" r="0" b="0"/>
             <wp:docPr id="5" name="doc_new.jpg" descr="New document: upload the file and let the AI do the rest." title="New document: upload the file and let the AI do the rest."/>
@@ -4260,7 +4270,7 @@
       <w:pPr>
         <w:pStyle w:val="Heading2"/>
       </w:pPr>
-      <w:bookmarkStart w:id="10" w:name="_Toc240779726"/>
+      <w:bookmarkStart w:id="10" w:name="_Toc240784484"/>
       <w:r>
         <w:lastRenderedPageBreak/>
         <w:t>4.3 Coding another chapter of the same document (Copy for another chapter)</w:t>
@@ -4341,7 +4351,7 @@
           <w:noProof/>
         </w:rPr>
         <w:drawing>
-          <wp:inline distT="0" distB="0" distL="0" distR="0" wp14:anchorId="61A43372" wp14:editId="73567880">
+          <wp:inline distT="0" distB="0" distL="0" distR="0" wp14:anchorId="005456AA" wp14:editId="3E8D5BA6">
             <wp:extent cx="5334000" cy="1019175"/>
             <wp:effectExtent l="0" t="0" r="0" b="0"/>
             <wp:docPr id="6" name="doc_copy_chapter.jpg" descr="Copy for another chapter: pages, and an optional title." title="Copy for another chapter: pages, and an optional title."/>
@@ -4580,7 +4590,7 @@
       <w:pPr>
         <w:pStyle w:val="Heading2"/>
       </w:pPr>
-      <w:bookmarkStart w:id="11" w:name="_Toc240779727"/>
+      <w:bookmarkStart w:id="11" w:name="_Toc240784485"/>
       <w:r>
         <w:t>4.4 Adding a document by hand</w:t>
       </w:r>
@@ -4721,7 +4731,7 @@
       <w:pPr>
         <w:pStyle w:val="Heading2"/>
       </w:pPr>
-      <w:bookmarkStart w:id="12" w:name="_Toc240779728"/>
+      <w:bookmarkStart w:id="12" w:name="_Toc240784486"/>
       <w:r>
         <w:t>4.5 Correcting a record's details</w:t>
       </w:r>
@@ -4762,7 +4772,7 @@
         </w:rPr>
         <w:lastRenderedPageBreak/>
         <w:drawing>
-          <wp:inline distT="0" distB="0" distL="0" distR="0" wp14:anchorId="5759A967" wp14:editId="25C4CBA1">
+          <wp:inline distT="0" distB="0" distL="0" distR="0" wp14:anchorId="5001C95F" wp14:editId="6F97101C">
             <wp:extent cx="5334000" cy="2038350"/>
             <wp:effectExtent l="0" t="0" r="0" b="0"/>
             <wp:docPr id="7" name="doc_record_details.jpg" descr="Record details: the details the AI filled in, ready to check." title="Record details: the details the AI filled in, ready to check."/>
@@ -4859,7 +4869,7 @@
       <w:pPr>
         <w:pStyle w:val="Heading2"/>
       </w:pPr>
-      <w:bookmarkStart w:id="13" w:name="_Toc240779729"/>
+      <w:bookmarkStart w:id="13" w:name="_Toc240784487"/>
       <w:r>
         <w:t>4.6 Attaching the source file, and removing a wrong one</w:t>
       </w:r>
@@ -4909,7 +4919,7 @@
           <w:noProof/>
         </w:rPr>
         <w:drawing>
-          <wp:inline distT="0" distB="0" distL="0" distR="0" wp14:anchorId="09C4B8F5" wp14:editId="5AF83DD5">
+          <wp:inline distT="0" distB="0" distL="0" distR="0" wp14:anchorId="1151F0C5" wp14:editId="0F8E6CF1">
             <wp:extent cx="5334000" cy="952500"/>
             <wp:effectExtent l="0" t="0" r="0" b="0"/>
             <wp:docPr id="8" name="doc_source_file.jpg" descr="Source file: the file name, size and date, with Remove file beside it." title="Source file: the file name, size and date, with Remove file beside it."/>
@@ -5122,7 +5132,7 @@
       <w:pPr>
         <w:pStyle w:val="Heading2"/>
       </w:pPr>
-      <w:bookmarkStart w:id="14" w:name="_Toc240779730"/>
+      <w:bookmarkStart w:id="14" w:name="_Toc240784488"/>
       <w:r>
         <w:t>4.7 Assessing and including a document</w:t>
       </w:r>
@@ -5173,7 +5183,7 @@
         </w:rPr>
         <w:lastRenderedPageBreak/>
         <w:drawing>
-          <wp:inline distT="0" distB="0" distL="0" distR="0" wp14:anchorId="00690261" wp14:editId="578CE93A">
+          <wp:inline distT="0" distB="0" distL="0" distR="0" wp14:anchorId="65F615F1" wp14:editId="2CB4A7D4">
             <wp:extent cx="5334000" cy="3333750"/>
             <wp:effectExtent l="0" t="0" r="0" b="0"/>
             <wp:docPr id="9" name="doc_register.jpg" descr="Documentary Evidence Corpus." title="Documentary Evidence Corpus."/>
@@ -5282,7 +5292,7 @@
           <w:noProof/>
         </w:rPr>
         <w:drawing>
-          <wp:inline distT="0" distB="0" distL="0" distR="0" wp14:anchorId="53DC336E" wp14:editId="41ADF7A0">
+          <wp:inline distT="0" distB="0" distL="0" distR="0" wp14:anchorId="29972B5C" wp14:editId="27673CDE">
             <wp:extent cx="5334000" cy="3419475"/>
             <wp:effectExtent l="0" t="0" r="0" b="0"/>
             <wp:docPr id="10" name="doc_detail.jpg" descr="Document record: authenticity, QA status, memo and coding form." title="Document record: authenticity, QA status, memo and coding form."/>
@@ -5445,7 +5455,7 @@
       <w:pPr>
         <w:pStyle w:val="Heading2"/>
       </w:pPr>
-      <w:bookmarkStart w:id="15" w:name="_Toc240779731"/>
+      <w:bookmarkStart w:id="15" w:name="_Toc240784489"/>
       <w:r>
         <w:lastRenderedPageBreak/>
         <w:t>4.8 Coding a document: two ways</w:t>
@@ -5764,7 +5774,7 @@
           <w:noProof/>
         </w:rPr>
         <w:drawing>
-          <wp:inline distT="0" distB="0" distL="0" distR="0" wp14:anchorId="4A0187D8" wp14:editId="37C557B0">
+          <wp:inline distT="0" distB="0" distL="0" distR="0" wp14:anchorId="3E96DF53" wp14:editId="3D02425A">
             <wp:extent cx="5715000" cy="904875"/>
             <wp:effectExtent l="0" t="0" r="0" b="0"/>
             <wp:docPr id="11" name="doc_coding_buttons.jpg" descr="The Coding panel: Code this document, and Auto-fill." title="The Coding panel: Code this document, and Auto-fill."/>
@@ -5833,7 +5843,7 @@
       <w:pPr>
         <w:pStyle w:val="Heading2"/>
       </w:pPr>
-      <w:bookmarkStart w:id="16" w:name="_Toc240779732"/>
+      <w:bookmarkStart w:id="16" w:name="_Toc240784490"/>
       <w:r>
         <w:t>4.9 Auto-fill: the AI drafts, you review</w:t>
       </w:r>
@@ -5928,7 +5938,7 @@
           <w:noProof/>
         </w:rPr>
         <w:drawing>
-          <wp:inline distT="0" distB="0" distL="0" distR="0" wp14:anchorId="28C1DC32" wp14:editId="30293B2A">
+          <wp:inline distT="0" distB="0" distL="0" distR="0" wp14:anchorId="1AB85050" wp14:editId="2BEDC9D5">
             <wp:extent cx="5334000" cy="2667000"/>
             <wp:effectExtent l="0" t="0" r="0" b="0"/>
             <wp:docPr id="12" name="doc_autofill_pages.jpg" descr="A 240-page PDF: enter a page range, or read the whole document in parts." title="A 240-page PDF: enter a page range, or read the whole document in parts."/>
@@ -6028,7 +6038,7 @@
         </w:rPr>
         <w:lastRenderedPageBreak/>
         <w:drawing>
-          <wp:inline distT="0" distB="0" distL="0" distR="0" wp14:anchorId="38CF7B4C" wp14:editId="0AB9DF90">
+          <wp:inline distT="0" distB="0" distL="0" distR="0" wp14:anchorId="5C64AFC4" wp14:editId="1DB7E5AC">
             <wp:extent cx="5334000" cy="1752600"/>
             <wp:effectExtent l="0" t="0" r="0" b="0"/>
             <wp:docPr id="13" name="doc_autofill_running.jpg" descr="The AI is reading the document." title="The AI is reading the document."/>
@@ -6117,7 +6127,7 @@
           <w:noProof/>
         </w:rPr>
         <w:drawing>
-          <wp:inline distT="0" distB="0" distL="0" distR="0" wp14:anchorId="17C25FB2" wp14:editId="16DDF4FA">
+          <wp:inline distT="0" distB="0" distL="0" distR="0" wp14:anchorId="32F2A771" wp14:editId="220E571F">
             <wp:extent cx="5334000" cy="4581525"/>
             <wp:effectExtent l="0" t="0" r="0" b="0"/>
             <wp:docPr id="14" name="doc_autofill_review.jpg" descr="The review screen: the draft, ready to check and edit." title="The review screen: the draft, ready to check and edit."/>
@@ -6207,7 +6217,7 @@
         </w:rPr>
         <w:lastRenderedPageBreak/>
         <w:drawing>
-          <wp:inline distT="0" distB="0" distL="0" distR="0" wp14:anchorId="5C0BCEF8" wp14:editId="4C0FEA1E">
+          <wp:inline distT="0" distB="0" distL="0" distR="0" wp14:anchorId="1B30F52A" wp14:editId="403A08E0">
             <wp:extent cx="5334000" cy="3838575"/>
             <wp:effectExtent l="0" t="0" r="0" b="0"/>
             <wp:docPr id="15" name="doc_autofill_section_d.jpg" descr="Section D: ratings and locators, all editable." title="Section D: ratings and locators, all editable."/>
@@ -6296,7 +6306,7 @@
           <w:noProof/>
         </w:rPr>
         <w:drawing>
-          <wp:inline distT="0" distB="0" distL="0" distR="0" wp14:anchorId="19955B90" wp14:editId="11E674EA">
+          <wp:inline distT="0" distB="0" distL="0" distR="0" wp14:anchorId="0D735132" wp14:editId="1BFE9A26">
             <wp:extent cx="5334000" cy="3838575"/>
             <wp:effectExtent l="0" t="0" r="0" b="0"/>
             <wp:docPr id="16" name="doc_autofill_section_j.jpg" descr="Section J: quantitative metrics." title="Section J: quantitative metrics."/>
@@ -7868,14 +7878,7 @@
                 <w:sz w:val="19"/>
                 <w:szCs w:val="19"/>
               </w:rPr>
-              <w:t>Read the message: convert the file, enter a page range, or tick Read the whole document in parts</w:t>
-            </w:r>
-            <w:r>
-              <w:rPr>
-                <w:sz w:val="19"/>
-                <w:szCs w:val="19"/>
-              </w:rPr>
-              <w:t>. No record is created when this happens.</w:t>
+              <w:t>Read the message: convert the file, enter a page range, or tick Read the whole document in parts. No record is created when this happens.</w:t>
             </w:r>
           </w:p>
         </w:tc>
@@ -8456,7 +8459,7 @@
       <w:pPr>
         <w:pStyle w:val="Heading2"/>
       </w:pPr>
-      <w:bookmarkStart w:id="17" w:name="_Toc240779733"/>
+      <w:bookmarkStart w:id="17" w:name="_Toc240784491"/>
       <w:r>
         <w:lastRenderedPageBreak/>
         <w:t>4.10 Downloading or emailing completed forms (Form PDFs)</w:t>
@@ -8497,8 +8500,8 @@
           <w:noProof/>
         </w:rPr>
         <w:drawing>
-          <wp:inline distT="0" distB="0" distL="0" distR="0" wp14:anchorId="511FE111" wp14:editId="4F0A1B85">
-            <wp:extent cx="5334000" cy="2667000"/>
+          <wp:inline distT="0" distB="0" distL="0" distR="0" wp14:anchorId="116C5303" wp14:editId="03B95E34">
+            <wp:extent cx="5334000" cy="3333750"/>
             <wp:effectExtent l="0" t="0" r="0" b="0"/>
             <wp:docPr id="17" name="doc_form_pdfs.jpg" descr="Completed document coding forms, with the sync status." title="Completed document coding forms, with the sync status."/>
             <wp:cNvGraphicFramePr>
@@ -8523,7 +8526,7 @@
                   <pic:spPr bwMode="auto">
                     <a:xfrm>
                       <a:off x="0" y="0"/>
-                      <a:ext cx="5334000" cy="2667000"/>
+                      <a:ext cx="5334000" cy="3333750"/>
                     </a:xfrm>
                     <a:prstGeom prst="rect">
                       <a:avLst/>
@@ -8713,7 +8716,7 @@
       <w:pPr>
         <w:pStyle w:val="Heading2"/>
       </w:pPr>
-      <w:bookmarkStart w:id="18" w:name="_Toc240779734"/>
+      <w:bookmarkStart w:id="18" w:name="_Toc240784492"/>
       <w:r>
         <w:t>4.11 Judging authenticity</w:t>
       </w:r>
@@ -8789,6 +8792,7 @@
         <w:spacing w:after="60" w:line="276" w:lineRule="auto"/>
       </w:pPr>
       <w:r>
+        <w:lastRenderedPageBreak/>
         <w:t xml:space="preserve">Mark </w:t>
       </w:r>
       <w:r>
@@ -8812,7 +8816,7 @@
         <w:pStyle w:val="Heading1"/>
         <w:pageBreakBefore/>
       </w:pPr>
-      <w:bookmarkStart w:id="19" w:name="_Toc240779735"/>
+      <w:bookmarkStart w:id="19" w:name="_Toc240784493"/>
       <w:r>
         <w:lastRenderedPageBreak/>
         <w:t>5. Rules you must follow</w:t>
@@ -8963,7 +8967,7 @@
         <w:pStyle w:val="Heading1"/>
         <w:pageBreakBefore/>
       </w:pPr>
-      <w:bookmarkStart w:id="20" w:name="_Toc240779736"/>
+      <w:bookmarkStart w:id="20" w:name="_Toc240784494"/>
       <w:r>
         <w:lastRenderedPageBreak/>
         <w:t>6. Troubleshooting</w:t>
@@ -9788,7 +9792,7 @@
                 <w:sz w:val="19"/>
                 <w:szCs w:val="19"/>
               </w:rPr>
-              <w:t>Registers show 20 rows per page; a Contact RA sees only assigned cases.</w:t>
+              <w:t>Registers show 20 rows per page to begin with; a Contact RA sees only assigned cases.</w:t>
             </w:r>
           </w:p>
         </w:tc>
@@ -9811,7 +9815,7 @@
                 <w:sz w:val="19"/>
                 <w:szCs w:val="19"/>
               </w:rPr>
-              <w:t>Use Next, or search. Ask the Field Coordinator to assign the case.</w:t>
+              <w:t>Choose more rows under Show at the foot of the list, use the page numbers or Next, or search. Ask the Field Coordinator to assign the case.</w:t>
             </w:r>
           </w:p>
         </w:tc>
@@ -10316,7 +10320,7 @@
         <w:pStyle w:val="Heading1"/>
         <w:pageBreakBefore/>
       </w:pPr>
-      <w:bookmarkStart w:id="21" w:name="_Toc240779737"/>
+      <w:bookmarkStart w:id="21" w:name="_Toc240784495"/>
       <w:r>
         <w:lastRenderedPageBreak/>
         <w:t>7. Quick reference</w:t>
@@ -10878,7 +10882,7 @@
         <w:sz w:val="16"/>
         <w:szCs w:val="16"/>
       </w:rPr>
-      <w:t>Version 1.5 · 20 September 2026</w:t>
+      <w:t>Version 1.6 · 20 September 2026</w:t>
     </w:r>
     <w:r>
       <w:rPr>
@@ -11051,10 +11055,10 @@
 <file path=word/numbering.xml><?xml version="1.0" encoding="utf-8"?>
 <w:numbering xmlns:wpc="http://schemas.microsoft.com/office/word/2010/wordprocessingCanvas" xmlns:cx="http://schemas.microsoft.com/office/drawing/2014/chartex" xmlns:cx1="http://schemas.microsoft.com/office/drawing/2015/9/8/chartex" xmlns:cx2="http://schemas.microsoft.com/office/drawing/2015/10/21/chartex" xmlns:cx3="http://schemas.microsoft.com/office/drawing/2016/5/9/chartex" xmlns:cx4="http://schemas.microsoft.com/office/drawing/2016/5/10/chartex" xmlns:cx5="http://schemas.microsoft.com/office/drawing/2016/5/11/chartex" xmlns:cx6="http://schemas.microsoft.com/office/drawing/2016/5/12/chartex" xmlns:cx7="http://schemas.microsoft.com/office/drawing/2016/5/13/chartex" xmlns:cx8="http://schemas.microsoft.com/office/drawing/2016/5/14/chartex" xmlns:mc="http://schemas.openxmlformats.org/markup-compatibility/2006" xmlns:aink="http://schemas.microsoft.com/office/drawing/2016/ink" xmlns:am3d="http://schemas.microsoft.com/office/drawing/2017/model3d" xmlns:o="urn:schemas-microsoft-com:office:office" xmlns:oel="http://schemas.microsoft.com/office/2019/extlst" xmlns:r="http://schemas.openxmlformats.org/officeDocument/2006/relationships" xmlns:m="http://schemas.openxmlformats.org/officeDocument/2006/math" xmlns:v="urn:schemas-microsoft-com:vml" xmlns:wp14="http://schemas.microsoft.com/office/word/2010/wordprocessingDrawing" xmlns:wp="http://schemas.openxmlformats.org/drawingml/2006/wordprocessingDrawing" xmlns:w10="urn:schemas-microsoft-com:office:word" xmlns:w="http://schemas.openxmlformats.org/wordprocessingml/2006/main" xmlns:w14="http://schemas.microsoft.com/office/word/2010/wordml" xmlns:w15="http://schemas.microsoft.com/office/word/2012/wordml" xmlns:w16cex="http://schemas.microsoft.com/office/word/2018/wordml/cex" xmlns:w16cid="http://schemas.microsoft.com/office/word/2016/wordml/cid" xmlns:w16="http://schemas.microsoft.com/office/word/2018/wordml" xmlns:w16sdtdh="http://schemas.microsoft.com/office/word/2020/wordml/sdtdatahash" xmlns:w16se="http://schemas.microsoft.com/office/word/2015/wordml/symex" xmlns:wpg="http://schemas.microsoft.com/office/word/2010/wordprocessingGroup" xmlns:wpi="http://schemas.microsoft.com/office/word/2010/wordprocessingInk" xmlns:wne="http://schemas.microsoft.com/office/word/2006/wordml" xmlns:wps="http://schemas.microsoft.com/office/word/2010/wordprocessingShape" mc:Ignorable="w14 w15 w16se w16cid w16 w16cex w16sdtdh wp14">
   <w:abstractNum w:abstractNumId="0" w15:restartNumberingAfterBreak="0">
-    <w:nsid w:val="08972839"/>
+    <w:nsid w:val="071E45E0"/>
     <w:multiLevelType w:val="hybridMultilevel"/>
-    <w:tmpl w:val="A5428622"/>
-    <w:lvl w:ilvl="0" w:tplc="5694F30A">
+    <w:tmpl w:val="BF7A4D2C"/>
+    <w:lvl w:ilvl="0" w:tplc="E762409E">
       <w:start w:val="1"/>
       <w:numFmt w:val="decimal"/>
       <w:lvlText w:val="%1."/>
@@ -11068,52 +11072,52 @@
         <w:color w:val="A67C27"/>
       </w:rPr>
     </w:lvl>
-    <w:lvl w:ilvl="1" w:tplc="6C56BFAA">
+    <w:lvl w:ilvl="1" w:tplc="6CCEB70E">
       <w:numFmt w:val="decimal"/>
       <w:lvlText w:val=""/>
       <w:lvlJc w:val="left"/>
     </w:lvl>
-    <w:lvl w:ilvl="2" w:tplc="563CC0AC">
+    <w:lvl w:ilvl="2" w:tplc="1ADCD4D2">
       <w:numFmt w:val="decimal"/>
       <w:lvlText w:val=""/>
       <w:lvlJc w:val="left"/>
     </w:lvl>
-    <w:lvl w:ilvl="3" w:tplc="2E4A3092">
+    <w:lvl w:ilvl="3" w:tplc="15EE929E">
       <w:numFmt w:val="decimal"/>
       <w:lvlText w:val=""/>
       <w:lvlJc w:val="left"/>
     </w:lvl>
-    <w:lvl w:ilvl="4" w:tplc="C68A459C">
+    <w:lvl w:ilvl="4" w:tplc="1972927E">
       <w:numFmt w:val="decimal"/>
       <w:lvlText w:val=""/>
       <w:lvlJc w:val="left"/>
     </w:lvl>
-    <w:lvl w:ilvl="5" w:tplc="DCBCA85A">
+    <w:lvl w:ilvl="5" w:tplc="5C8E215E">
       <w:numFmt w:val="decimal"/>
       <w:lvlText w:val=""/>
       <w:lvlJc w:val="left"/>
     </w:lvl>
-    <w:lvl w:ilvl="6" w:tplc="0310F638">
+    <w:lvl w:ilvl="6" w:tplc="557CD5E0">
       <w:numFmt w:val="decimal"/>
       <w:lvlText w:val=""/>
       <w:lvlJc w:val="left"/>
     </w:lvl>
-    <w:lvl w:ilvl="7" w:tplc="5010C43E">
+    <w:lvl w:ilvl="7" w:tplc="898E9066">
       <w:numFmt w:val="decimal"/>
       <w:lvlText w:val=""/>
       <w:lvlJc w:val="left"/>
     </w:lvl>
-    <w:lvl w:ilvl="8" w:tplc="1A26ACB8">
+    <w:lvl w:ilvl="8" w:tplc="13FCFAA8">
       <w:numFmt w:val="decimal"/>
       <w:lvlText w:val=""/>
       <w:lvlJc w:val="left"/>
     </w:lvl>
   </w:abstractNum>
   <w:abstractNum w:abstractNumId="1" w15:restartNumberingAfterBreak="0">
-    <w:nsid w:val="12B264A4"/>
+    <w:nsid w:val="0ED36E64"/>
     <w:multiLevelType w:val="hybridMultilevel"/>
-    <w:tmpl w:val="54C68C86"/>
-    <w:lvl w:ilvl="0" w:tplc="656C6AB4">
+    <w:tmpl w:val="9ABED604"/>
+    <w:lvl w:ilvl="0" w:tplc="0D84F046">
       <w:start w:val="1"/>
       <w:numFmt w:val="decimal"/>
       <w:lvlText w:val="%1."/>
@@ -11127,52 +11131,52 @@
         <w:color w:val="A67C27"/>
       </w:rPr>
     </w:lvl>
-    <w:lvl w:ilvl="1" w:tplc="E600135E">
+    <w:lvl w:ilvl="1" w:tplc="734A48DC">
       <w:numFmt w:val="decimal"/>
       <w:lvlText w:val=""/>
       <w:lvlJc w:val="left"/>
     </w:lvl>
-    <w:lvl w:ilvl="2" w:tplc="3FECB0B2">
+    <w:lvl w:ilvl="2" w:tplc="7D14FA42">
       <w:numFmt w:val="decimal"/>
       <w:lvlText w:val=""/>
       <w:lvlJc w:val="left"/>
     </w:lvl>
-    <w:lvl w:ilvl="3" w:tplc="326A84F4">
+    <w:lvl w:ilvl="3" w:tplc="7F600070">
       <w:numFmt w:val="decimal"/>
       <w:lvlText w:val=""/>
       <w:lvlJc w:val="left"/>
     </w:lvl>
-    <w:lvl w:ilvl="4" w:tplc="0834167E">
+    <w:lvl w:ilvl="4" w:tplc="279CD89A">
       <w:numFmt w:val="decimal"/>
       <w:lvlText w:val=""/>
       <w:lvlJc w:val="left"/>
     </w:lvl>
-    <w:lvl w:ilvl="5" w:tplc="30661140">
+    <w:lvl w:ilvl="5" w:tplc="06FEC1D4">
       <w:numFmt w:val="decimal"/>
       <w:lvlText w:val=""/>
       <w:lvlJc w:val="left"/>
     </w:lvl>
-    <w:lvl w:ilvl="6" w:tplc="3AEE08EE">
+    <w:lvl w:ilvl="6" w:tplc="6DEA2652">
       <w:numFmt w:val="decimal"/>
       <w:lvlText w:val=""/>
       <w:lvlJc w:val="left"/>
     </w:lvl>
-    <w:lvl w:ilvl="7" w:tplc="F1666F78">
+    <w:lvl w:ilvl="7" w:tplc="7662F804">
       <w:numFmt w:val="decimal"/>
       <w:lvlText w:val=""/>
       <w:lvlJc w:val="left"/>
     </w:lvl>
-    <w:lvl w:ilvl="8" w:tplc="C5FE30DC">
+    <w:lvl w:ilvl="8" w:tplc="6C100746">
       <w:numFmt w:val="decimal"/>
       <w:lvlText w:val=""/>
       <w:lvlJc w:val="left"/>
     </w:lvl>
   </w:abstractNum>
   <w:abstractNum w:abstractNumId="2" w15:restartNumberingAfterBreak="0">
-    <w:nsid w:val="136C3723"/>
+    <w:nsid w:val="0FFD0E95"/>
     <w:multiLevelType w:val="hybridMultilevel"/>
-    <w:tmpl w:val="FCAAA1A2"/>
-    <w:lvl w:ilvl="0" w:tplc="5A666CC8">
+    <w:tmpl w:val="2F309134"/>
+    <w:lvl w:ilvl="0" w:tplc="0526BBF4">
       <w:start w:val="1"/>
       <w:numFmt w:val="decimal"/>
       <w:lvlText w:val="%1."/>
@@ -11186,52 +11190,52 @@
         <w:color w:val="A67C27"/>
       </w:rPr>
     </w:lvl>
-    <w:lvl w:ilvl="1" w:tplc="ACAE0EDA">
+    <w:lvl w:ilvl="1" w:tplc="262CAB14">
       <w:numFmt w:val="decimal"/>
       <w:lvlText w:val=""/>
       <w:lvlJc w:val="left"/>
     </w:lvl>
-    <w:lvl w:ilvl="2" w:tplc="319A5ABC">
+    <w:lvl w:ilvl="2" w:tplc="C2F8523C">
       <w:numFmt w:val="decimal"/>
       <w:lvlText w:val=""/>
       <w:lvlJc w:val="left"/>
     </w:lvl>
-    <w:lvl w:ilvl="3" w:tplc="39C48D56">
+    <w:lvl w:ilvl="3" w:tplc="37309E74">
       <w:numFmt w:val="decimal"/>
       <w:lvlText w:val=""/>
       <w:lvlJc w:val="left"/>
     </w:lvl>
-    <w:lvl w:ilvl="4" w:tplc="98DEF4D6">
+    <w:lvl w:ilvl="4" w:tplc="4E20BA20">
       <w:numFmt w:val="decimal"/>
       <w:lvlText w:val=""/>
       <w:lvlJc w:val="left"/>
     </w:lvl>
-    <w:lvl w:ilvl="5" w:tplc="64023DA6">
+    <w:lvl w:ilvl="5" w:tplc="FB1277B0">
       <w:numFmt w:val="decimal"/>
       <w:lvlText w:val=""/>
       <w:lvlJc w:val="left"/>
     </w:lvl>
-    <w:lvl w:ilvl="6" w:tplc="6700F926">
+    <w:lvl w:ilvl="6" w:tplc="1CB21A48">
       <w:numFmt w:val="decimal"/>
       <w:lvlText w:val=""/>
       <w:lvlJc w:val="left"/>
     </w:lvl>
-    <w:lvl w:ilvl="7" w:tplc="B61C0400">
+    <w:lvl w:ilvl="7" w:tplc="8A6E26AE">
       <w:numFmt w:val="decimal"/>
       <w:lvlText w:val=""/>
       <w:lvlJc w:val="left"/>
     </w:lvl>
-    <w:lvl w:ilvl="8" w:tplc="F6782576">
+    <w:lvl w:ilvl="8" w:tplc="52C0FF66">
       <w:numFmt w:val="decimal"/>
       <w:lvlText w:val=""/>
       <w:lvlJc w:val="left"/>
     </w:lvl>
   </w:abstractNum>
   <w:abstractNum w:abstractNumId="3" w15:restartNumberingAfterBreak="0">
-    <w:nsid w:val="1FBE067D"/>
+    <w:nsid w:val="163B10D6"/>
     <w:multiLevelType w:val="hybridMultilevel"/>
-    <w:tmpl w:val="5964E14C"/>
-    <w:lvl w:ilvl="0" w:tplc="A0B25530">
+    <w:tmpl w:val="09FE8F40"/>
+    <w:lvl w:ilvl="0" w:tplc="11B4A488">
       <w:start w:val="1"/>
       <w:numFmt w:val="decimal"/>
       <w:lvlText w:val="%1."/>
@@ -11245,52 +11249,52 @@
         <w:color w:val="A67C27"/>
       </w:rPr>
     </w:lvl>
-    <w:lvl w:ilvl="1" w:tplc="6BAE542C">
+    <w:lvl w:ilvl="1" w:tplc="7E342E8A">
       <w:numFmt w:val="decimal"/>
       <w:lvlText w:val=""/>
       <w:lvlJc w:val="left"/>
     </w:lvl>
-    <w:lvl w:ilvl="2" w:tplc="89A4F830">
+    <w:lvl w:ilvl="2" w:tplc="AD426D48">
       <w:numFmt w:val="decimal"/>
       <w:lvlText w:val=""/>
       <w:lvlJc w:val="left"/>
     </w:lvl>
-    <w:lvl w:ilvl="3" w:tplc="D0FAC06A">
+    <w:lvl w:ilvl="3" w:tplc="BB0671A8">
       <w:numFmt w:val="decimal"/>
       <w:lvlText w:val=""/>
       <w:lvlJc w:val="left"/>
     </w:lvl>
-    <w:lvl w:ilvl="4" w:tplc="25BAB89A">
+    <w:lvl w:ilvl="4" w:tplc="A4888ABE">
       <w:numFmt w:val="decimal"/>
       <w:lvlText w:val=""/>
       <w:lvlJc w:val="left"/>
     </w:lvl>
-    <w:lvl w:ilvl="5" w:tplc="608EB3A6">
+    <w:lvl w:ilvl="5" w:tplc="251E667A">
       <w:numFmt w:val="decimal"/>
       <w:lvlText w:val=""/>
       <w:lvlJc w:val="left"/>
     </w:lvl>
-    <w:lvl w:ilvl="6" w:tplc="862A5FAC">
+    <w:lvl w:ilvl="6" w:tplc="BB58D504">
       <w:numFmt w:val="decimal"/>
       <w:lvlText w:val=""/>
       <w:lvlJc w:val="left"/>
     </w:lvl>
-    <w:lvl w:ilvl="7" w:tplc="BB6804B0">
+    <w:lvl w:ilvl="7" w:tplc="B93CD548">
       <w:numFmt w:val="decimal"/>
       <w:lvlText w:val=""/>
       <w:lvlJc w:val="left"/>
     </w:lvl>
-    <w:lvl w:ilvl="8" w:tplc="4DA88B3C">
+    <w:lvl w:ilvl="8" w:tplc="AEDCCE32">
       <w:numFmt w:val="decimal"/>
       <w:lvlText w:val=""/>
       <w:lvlJc w:val="left"/>
     </w:lvl>
   </w:abstractNum>
   <w:abstractNum w:abstractNumId="4" w15:restartNumberingAfterBreak="0">
-    <w:nsid w:val="25B12535"/>
+    <w:nsid w:val="19E40692"/>
     <w:multiLevelType w:val="hybridMultilevel"/>
-    <w:tmpl w:val="2ACA0C16"/>
-    <w:lvl w:ilvl="0" w:tplc="0E8A3FFA">
+    <w:tmpl w:val="68E6A3FC"/>
+    <w:lvl w:ilvl="0" w:tplc="ABDA5B84">
       <w:start w:val="1"/>
       <w:numFmt w:val="decimal"/>
       <w:lvlText w:val="%1."/>
@@ -11304,52 +11308,52 @@
         <w:color w:val="A67C27"/>
       </w:rPr>
     </w:lvl>
-    <w:lvl w:ilvl="1" w:tplc="D4BA8B32">
+    <w:lvl w:ilvl="1" w:tplc="45CC1B92">
       <w:numFmt w:val="decimal"/>
       <w:lvlText w:val=""/>
       <w:lvlJc w:val="left"/>
     </w:lvl>
-    <w:lvl w:ilvl="2" w:tplc="6A5E1F98">
+    <w:lvl w:ilvl="2" w:tplc="39D65336">
       <w:numFmt w:val="decimal"/>
       <w:lvlText w:val=""/>
       <w:lvlJc w:val="left"/>
     </w:lvl>
-    <w:lvl w:ilvl="3" w:tplc="6D6C6A80">
+    <w:lvl w:ilvl="3" w:tplc="AAF63678">
       <w:numFmt w:val="decimal"/>
       <w:lvlText w:val=""/>
       <w:lvlJc w:val="left"/>
     </w:lvl>
-    <w:lvl w:ilvl="4" w:tplc="33FA87B2">
+    <w:lvl w:ilvl="4" w:tplc="E09698C2">
       <w:numFmt w:val="decimal"/>
       <w:lvlText w:val=""/>
       <w:lvlJc w:val="left"/>
     </w:lvl>
-    <w:lvl w:ilvl="5" w:tplc="4B685A2C">
+    <w:lvl w:ilvl="5" w:tplc="D2E08F3E">
       <w:numFmt w:val="decimal"/>
       <w:lvlText w:val=""/>
       <w:lvlJc w:val="left"/>
     </w:lvl>
-    <w:lvl w:ilvl="6" w:tplc="AA38DC0E">
+    <w:lvl w:ilvl="6" w:tplc="B896F138">
       <w:numFmt w:val="decimal"/>
       <w:lvlText w:val=""/>
       <w:lvlJc w:val="left"/>
     </w:lvl>
-    <w:lvl w:ilvl="7" w:tplc="BD8E7EBA">
+    <w:lvl w:ilvl="7" w:tplc="92BCA962">
       <w:numFmt w:val="decimal"/>
       <w:lvlText w:val=""/>
       <w:lvlJc w:val="left"/>
     </w:lvl>
-    <w:lvl w:ilvl="8" w:tplc="24760AF0">
+    <w:lvl w:ilvl="8" w:tplc="B5EA47E8">
       <w:numFmt w:val="decimal"/>
       <w:lvlText w:val=""/>
       <w:lvlJc w:val="left"/>
     </w:lvl>
   </w:abstractNum>
   <w:abstractNum w:abstractNumId="5" w15:restartNumberingAfterBreak="0">
-    <w:nsid w:val="2E8A2FCF"/>
+    <w:nsid w:val="29597159"/>
     <w:multiLevelType w:val="hybridMultilevel"/>
-    <w:tmpl w:val="A47CB7A8"/>
-    <w:lvl w:ilvl="0" w:tplc="1D6C0286">
+    <w:tmpl w:val="6AE09384"/>
+    <w:lvl w:ilvl="0" w:tplc="C67292D6">
       <w:start w:val="1"/>
       <w:numFmt w:val="decimal"/>
       <w:lvlText w:val="%1."/>
@@ -11363,52 +11367,110 @@
         <w:color w:val="A67C27"/>
       </w:rPr>
     </w:lvl>
-    <w:lvl w:ilvl="1" w:tplc="47921CB6">
+    <w:lvl w:ilvl="1" w:tplc="9C5295FC">
       <w:numFmt w:val="decimal"/>
       <w:lvlText w:val=""/>
       <w:lvlJc w:val="left"/>
     </w:lvl>
-    <w:lvl w:ilvl="2" w:tplc="CF709A64">
+    <w:lvl w:ilvl="2" w:tplc="4F6A1160">
       <w:numFmt w:val="decimal"/>
       <w:lvlText w:val=""/>
       <w:lvlJc w:val="left"/>
     </w:lvl>
-    <w:lvl w:ilvl="3" w:tplc="9D507422">
+    <w:lvl w:ilvl="3" w:tplc="030C3460">
       <w:numFmt w:val="decimal"/>
       <w:lvlText w:val=""/>
       <w:lvlJc w:val="left"/>
     </w:lvl>
-    <w:lvl w:ilvl="4" w:tplc="A490BADC">
+    <w:lvl w:ilvl="4" w:tplc="B8949950">
       <w:numFmt w:val="decimal"/>
       <w:lvlText w:val=""/>
       <w:lvlJc w:val="left"/>
     </w:lvl>
-    <w:lvl w:ilvl="5" w:tplc="29728032">
+    <w:lvl w:ilvl="5" w:tplc="40067712">
       <w:numFmt w:val="decimal"/>
       <w:lvlText w:val=""/>
       <w:lvlJc w:val="left"/>
     </w:lvl>
-    <w:lvl w:ilvl="6" w:tplc="9CF27900">
+    <w:lvl w:ilvl="6" w:tplc="56A8EFEE">
       <w:numFmt w:val="decimal"/>
       <w:lvlText w:val=""/>
       <w:lvlJc w:val="left"/>
     </w:lvl>
-    <w:lvl w:ilvl="7" w:tplc="7890C9D2">
+    <w:lvl w:ilvl="7" w:tplc="3730B040">
       <w:numFmt w:val="decimal"/>
       <w:lvlText w:val=""/>
       <w:lvlJc w:val="left"/>
     </w:lvl>
-    <w:lvl w:ilvl="8" w:tplc="335C96A4">
+    <w:lvl w:ilvl="8" w:tplc="3D821436">
       <w:numFmt w:val="decimal"/>
       <w:lvlText w:val=""/>
       <w:lvlJc w:val="left"/>
     </w:lvl>
   </w:abstractNum>
   <w:abstractNum w:abstractNumId="6" w15:restartNumberingAfterBreak="0">
-    <w:nsid w:val="406B08B0"/>
+    <w:nsid w:val="3DFF2FFB"/>
     <w:multiLevelType w:val="hybridMultilevel"/>
-    <w:tmpl w:val="09F0977A"/>
-    <w:lvl w:ilvl="0" w:tplc="9A16EAA6">
+    <w:tmpl w:val="C4D0FAA0"/>
+    <w:lvl w:ilvl="0" w:tplc="911AF770">
+      <w:start w:val="1"/>
+      <w:numFmt w:val="bullet"/>
+      <w:lvlText w:val="•"/>
+      <w:lvlJc w:val="left"/>
+      <w:pPr>
+        <w:ind w:left="460" w:hanging="280"/>
+      </w:pPr>
+    </w:lvl>
+    <w:lvl w:ilvl="1" w:tplc="278A4678">
+      <w:start w:val="1"/>
+      <w:numFmt w:val="bullet"/>
+      <w:lvlText w:val="–"/>
+      <w:lvlJc w:val="left"/>
+      <w:pPr>
+        <w:ind w:left="900" w:hanging="280"/>
+      </w:pPr>
+    </w:lvl>
+    <w:lvl w:ilvl="2" w:tplc="FCCCB2B0">
+      <w:numFmt w:val="decimal"/>
+      <w:lvlText w:val=""/>
+      <w:lvlJc w:val="left"/>
+    </w:lvl>
+    <w:lvl w:ilvl="3" w:tplc="871A6428">
+      <w:numFmt w:val="decimal"/>
+      <w:lvlText w:val=""/>
+      <w:lvlJc w:val="left"/>
+    </w:lvl>
+    <w:lvl w:ilvl="4" w:tplc="EE281E16">
+      <w:numFmt w:val="decimal"/>
+      <w:lvlText w:val=""/>
+      <w:lvlJc w:val="left"/>
+    </w:lvl>
+    <w:lvl w:ilvl="5" w:tplc="77F09818">
+      <w:numFmt w:val="decimal"/>
+      <w:lvlText w:val=""/>
+      <w:lvlJc w:val="left"/>
+    </w:lvl>
+    <w:lvl w:ilvl="6" w:tplc="64545B9C">
+      <w:numFmt w:val="decimal"/>
+      <w:lvlText w:val=""/>
+      <w:lvlJc w:val="left"/>
+    </w:lvl>
+    <w:lvl w:ilvl="7" w:tplc="D3A26E06">
+      <w:numFmt w:val="decimal"/>
+      <w:lvlText w:val=""/>
+      <w:lvlJc w:val="left"/>
+    </w:lvl>
+    <w:lvl w:ilvl="8" w:tplc="53CC43C8">
+      <w:numFmt w:val="decimal"/>
+      <w:lvlText w:val=""/>
+      <w:lvlJc w:val="left"/>
+    </w:lvl>
+  </w:abstractNum>
+  <w:abstractNum w:abstractNumId="7" w15:restartNumberingAfterBreak="0">
+    <w:nsid w:val="44EB28B6"/>
+    <w:multiLevelType w:val="hybridMultilevel"/>
+    <w:tmpl w:val="1282756E"/>
+    <w:lvl w:ilvl="0" w:tplc="57E8C9B0">
       <w:start w:val="1"/>
       <w:numFmt w:val="decimal"/>
       <w:lvlText w:val="%1."/>
@@ -11422,52 +11484,52 @@
         <w:color w:val="A67C27"/>
       </w:rPr>
     </w:lvl>
-    <w:lvl w:ilvl="1" w:tplc="6F4C173C">
+    <w:lvl w:ilvl="1" w:tplc="DF7C3A46">
       <w:numFmt w:val="decimal"/>
       <w:lvlText w:val=""/>
       <w:lvlJc w:val="left"/>
     </w:lvl>
-    <w:lvl w:ilvl="2" w:tplc="99609086">
+    <w:lvl w:ilvl="2" w:tplc="FDF40B56">
       <w:numFmt w:val="decimal"/>
       <w:lvlText w:val=""/>
       <w:lvlJc w:val="left"/>
     </w:lvl>
-    <w:lvl w:ilvl="3" w:tplc="E4844510">
+    <w:lvl w:ilvl="3" w:tplc="5E7AD1CE">
       <w:numFmt w:val="decimal"/>
       <w:lvlText w:val=""/>
       <w:lvlJc w:val="left"/>
     </w:lvl>
-    <w:lvl w:ilvl="4" w:tplc="F6500AC0">
+    <w:lvl w:ilvl="4" w:tplc="681EAD84">
       <w:numFmt w:val="decimal"/>
       <w:lvlText w:val=""/>
       <w:lvlJc w:val="left"/>
     </w:lvl>
-    <w:lvl w:ilvl="5" w:tplc="CFD8105A">
+    <w:lvl w:ilvl="5" w:tplc="2222EB08">
       <w:numFmt w:val="decimal"/>
       <w:lvlText w:val=""/>
       <w:lvlJc w:val="left"/>
     </w:lvl>
-    <w:lvl w:ilvl="6" w:tplc="9C3AF664">
+    <w:lvl w:ilvl="6" w:tplc="521A1B30">
       <w:numFmt w:val="decimal"/>
       <w:lvlText w:val=""/>
       <w:lvlJc w:val="left"/>
     </w:lvl>
-    <w:lvl w:ilvl="7" w:tplc="DE6092E4">
+    <w:lvl w:ilvl="7" w:tplc="806E8010">
       <w:numFmt w:val="decimal"/>
       <w:lvlText w:val=""/>
       <w:lvlJc w:val="left"/>
     </w:lvl>
-    <w:lvl w:ilvl="8" w:tplc="B55AC24A">
+    <w:lvl w:ilvl="8" w:tplc="56F2DA5A">
       <w:numFmt w:val="decimal"/>
       <w:lvlText w:val=""/>
       <w:lvlJc w:val="left"/>
     </w:lvl>
   </w:abstractNum>
-  <w:abstractNum w:abstractNumId="7" w15:restartNumberingAfterBreak="0">
-    <w:nsid w:val="44E65BDE"/>
+  <w:abstractNum w:abstractNumId="8" w15:restartNumberingAfterBreak="0">
+    <w:nsid w:val="4FD90070"/>
     <w:multiLevelType w:val="hybridMultilevel"/>
-    <w:tmpl w:val="3B603A52"/>
-    <w:lvl w:ilvl="0" w:tplc="D3AE5580">
+    <w:tmpl w:val="ECF4061C"/>
+    <w:lvl w:ilvl="0" w:tplc="A4525F24">
       <w:start w:val="1"/>
       <w:numFmt w:val="decimal"/>
       <w:lvlText w:val="%1."/>
@@ -11481,196 +11543,52 @@
         <w:color w:val="A67C27"/>
       </w:rPr>
     </w:lvl>
-    <w:lvl w:ilvl="1" w:tplc="8730D5F6">
+    <w:lvl w:ilvl="1" w:tplc="71100328">
       <w:numFmt w:val="decimal"/>
       <w:lvlText w:val=""/>
       <w:lvlJc w:val="left"/>
     </w:lvl>
-    <w:lvl w:ilvl="2" w:tplc="E91EA498">
+    <w:lvl w:ilvl="2" w:tplc="684814B4">
       <w:numFmt w:val="decimal"/>
       <w:lvlText w:val=""/>
       <w:lvlJc w:val="left"/>
     </w:lvl>
-    <w:lvl w:ilvl="3" w:tplc="C8E20D84">
+    <w:lvl w:ilvl="3" w:tplc="89FE5AF6">
       <w:numFmt w:val="decimal"/>
       <w:lvlText w:val=""/>
       <w:lvlJc w:val="left"/>
     </w:lvl>
-    <w:lvl w:ilvl="4" w:tplc="DDCA2118">
+    <w:lvl w:ilvl="4" w:tplc="F6D4C0BE">
       <w:numFmt w:val="decimal"/>
       <w:lvlText w:val=""/>
       <w:lvlJc w:val="left"/>
     </w:lvl>
-    <w:lvl w:ilvl="5" w:tplc="08CA96B6">
+    <w:lvl w:ilvl="5" w:tplc="ADE6DAF8">
       <w:numFmt w:val="decimal"/>
       <w:lvlText w:val=""/>
       <w:lvlJc w:val="left"/>
     </w:lvl>
-    <w:lvl w:ilvl="6" w:tplc="5D68ED80">
+    <w:lvl w:ilvl="6" w:tplc="F948C03C">
       <w:numFmt w:val="decimal"/>
       <w:lvlText w:val=""/>
       <w:lvlJc w:val="left"/>
     </w:lvl>
-    <w:lvl w:ilvl="7" w:tplc="FADA3620">
+    <w:lvl w:ilvl="7" w:tplc="4D8667D4">
       <w:numFmt w:val="decimal"/>
       <w:lvlText w:val=""/>
       <w:lvlJc w:val="left"/>
     </w:lvl>
-    <w:lvl w:ilvl="8" w:tplc="C7165048">
-      <w:numFmt w:val="decimal"/>
-      <w:lvlText w:val=""/>
-      <w:lvlJc w:val="left"/>
-    </w:lvl>
-  </w:abstractNum>
-  <w:abstractNum w:abstractNumId="8" w15:restartNumberingAfterBreak="0">
-    <w:nsid w:val="491A210D"/>
-    <w:multiLevelType w:val="hybridMultilevel"/>
-    <w:tmpl w:val="6764EF2C"/>
-    <w:lvl w:ilvl="0" w:tplc="0A582738">
-      <w:start w:val="1"/>
-      <w:numFmt w:val="bullet"/>
-      <w:lvlText w:val="•"/>
-      <w:lvlJc w:val="left"/>
-      <w:pPr>
-        <w:ind w:left="460" w:hanging="280"/>
-      </w:pPr>
-    </w:lvl>
-    <w:lvl w:ilvl="1" w:tplc="E822F958">
-      <w:start w:val="1"/>
-      <w:numFmt w:val="bullet"/>
-      <w:lvlText w:val="–"/>
-      <w:lvlJc w:val="left"/>
-      <w:pPr>
-        <w:ind w:left="900" w:hanging="280"/>
-      </w:pPr>
-    </w:lvl>
-    <w:lvl w:ilvl="2" w:tplc="555ADDB8">
-      <w:numFmt w:val="decimal"/>
-      <w:lvlText w:val=""/>
-      <w:lvlJc w:val="left"/>
-    </w:lvl>
-    <w:lvl w:ilvl="3" w:tplc="58A4E0BA">
-      <w:numFmt w:val="decimal"/>
-      <w:lvlText w:val=""/>
-      <w:lvlJc w:val="left"/>
-    </w:lvl>
-    <w:lvl w:ilvl="4" w:tplc="FC82D4C6">
-      <w:numFmt w:val="decimal"/>
-      <w:lvlText w:val=""/>
-      <w:lvlJc w:val="left"/>
-    </w:lvl>
-    <w:lvl w:ilvl="5" w:tplc="4FC6D390">
-      <w:numFmt w:val="decimal"/>
-      <w:lvlText w:val=""/>
-      <w:lvlJc w:val="left"/>
-    </w:lvl>
-    <w:lvl w:ilvl="6" w:tplc="D9B47980">
-      <w:numFmt w:val="decimal"/>
-      <w:lvlText w:val=""/>
-      <w:lvlJc w:val="left"/>
-    </w:lvl>
-    <w:lvl w:ilvl="7" w:tplc="A01E0860">
-      <w:numFmt w:val="decimal"/>
-      <w:lvlText w:val=""/>
-      <w:lvlJc w:val="left"/>
-    </w:lvl>
-    <w:lvl w:ilvl="8" w:tplc="B0CC0638">
+    <w:lvl w:ilvl="8" w:tplc="ADBCB8C6">
       <w:numFmt w:val="decimal"/>
       <w:lvlText w:val=""/>
       <w:lvlJc w:val="left"/>
     </w:lvl>
   </w:abstractNum>
   <w:abstractNum w:abstractNumId="9" w15:restartNumberingAfterBreak="0">
-    <w:nsid w:val="5BA925BA"/>
+    <w:nsid w:val="722264E2"/>
     <w:multiLevelType w:val="hybridMultilevel"/>
-    <w:tmpl w:val="05EC9C60"/>
-    <w:lvl w:ilvl="0" w:tplc="A80C3CFA">
-      <w:start w:val="1"/>
-      <w:numFmt w:val="bullet"/>
-      <w:lvlText w:val="●"/>
-      <w:lvlJc w:val="left"/>
-      <w:pPr>
-        <w:ind w:left="720" w:hanging="360"/>
-      </w:pPr>
-    </w:lvl>
-    <w:lvl w:ilvl="1" w:tplc="B0227E84">
-      <w:start w:val="1"/>
-      <w:numFmt w:val="bullet"/>
-      <w:lvlText w:val="○"/>
-      <w:lvlJc w:val="left"/>
-      <w:pPr>
-        <w:ind w:left="1440" w:hanging="360"/>
-      </w:pPr>
-    </w:lvl>
-    <w:lvl w:ilvl="2" w:tplc="0C00ABA0">
-      <w:start w:val="1"/>
-      <w:numFmt w:val="bullet"/>
-      <w:lvlText w:val="■"/>
-      <w:lvlJc w:val="left"/>
-      <w:pPr>
-        <w:ind w:left="2160" w:hanging="360"/>
-      </w:pPr>
-    </w:lvl>
-    <w:lvl w:ilvl="3" w:tplc="C03433A8">
-      <w:start w:val="1"/>
-      <w:numFmt w:val="bullet"/>
-      <w:lvlText w:val="●"/>
-      <w:lvlJc w:val="left"/>
-      <w:pPr>
-        <w:ind w:left="2880" w:hanging="360"/>
-      </w:pPr>
-    </w:lvl>
-    <w:lvl w:ilvl="4" w:tplc="00646682">
-      <w:start w:val="1"/>
-      <w:numFmt w:val="bullet"/>
-      <w:lvlText w:val="○"/>
-      <w:lvlJc w:val="left"/>
-      <w:pPr>
-        <w:ind w:left="3600" w:hanging="360"/>
-      </w:pPr>
-    </w:lvl>
-    <w:lvl w:ilvl="5" w:tplc="F57418A0">
-      <w:start w:val="1"/>
-      <w:numFmt w:val="bullet"/>
-      <w:lvlText w:val="■"/>
-      <w:lvlJc w:val="left"/>
-      <w:pPr>
-        <w:ind w:left="4320" w:hanging="360"/>
-      </w:pPr>
-    </w:lvl>
-    <w:lvl w:ilvl="6" w:tplc="0D46B392">
-      <w:start w:val="1"/>
-      <w:numFmt w:val="bullet"/>
-      <w:lvlText w:val="●"/>
-      <w:lvlJc w:val="left"/>
-      <w:pPr>
-        <w:ind w:left="5040" w:hanging="360"/>
-      </w:pPr>
-    </w:lvl>
-    <w:lvl w:ilvl="7" w:tplc="8550F2BE">
-      <w:start w:val="1"/>
-      <w:numFmt w:val="bullet"/>
-      <w:lvlText w:val="●"/>
-      <w:lvlJc w:val="left"/>
-      <w:pPr>
-        <w:ind w:left="5760" w:hanging="360"/>
-      </w:pPr>
-    </w:lvl>
-    <w:lvl w:ilvl="8" w:tplc="03148EDA">
-      <w:start w:val="1"/>
-      <w:numFmt w:val="bullet"/>
-      <w:lvlText w:val="●"/>
-      <w:lvlJc w:val="left"/>
-      <w:pPr>
-        <w:ind w:left="6480" w:hanging="360"/>
-      </w:pPr>
-    </w:lvl>
-  </w:abstractNum>
-  <w:abstractNum w:abstractNumId="10" w15:restartNumberingAfterBreak="0">
-    <w:nsid w:val="6D3434B5"/>
-    <w:multiLevelType w:val="hybridMultilevel"/>
-    <w:tmpl w:val="A21C7C06"/>
-    <w:lvl w:ilvl="0" w:tplc="5712DA2A">
+    <w:tmpl w:val="025835E4"/>
+    <w:lvl w:ilvl="0" w:tplc="CB88AAAA">
       <w:start w:val="1"/>
       <w:numFmt w:val="decimal"/>
       <w:lvlText w:val="%1."/>
@@ -11684,52 +11602,138 @@
         <w:color w:val="A67C27"/>
       </w:rPr>
     </w:lvl>
-    <w:lvl w:ilvl="1" w:tplc="FABCA63E">
+    <w:lvl w:ilvl="1" w:tplc="C57002BE">
       <w:numFmt w:val="decimal"/>
       <w:lvlText w:val=""/>
       <w:lvlJc w:val="left"/>
     </w:lvl>
-    <w:lvl w:ilvl="2" w:tplc="36E090C2">
+    <w:lvl w:ilvl="2" w:tplc="B24EFD7C">
       <w:numFmt w:val="decimal"/>
       <w:lvlText w:val=""/>
       <w:lvlJc w:val="left"/>
     </w:lvl>
-    <w:lvl w:ilvl="3" w:tplc="E20A4844">
+    <w:lvl w:ilvl="3" w:tplc="0B589EDE">
       <w:numFmt w:val="decimal"/>
       <w:lvlText w:val=""/>
       <w:lvlJc w:val="left"/>
     </w:lvl>
-    <w:lvl w:ilvl="4" w:tplc="E4868A78">
+    <w:lvl w:ilvl="4" w:tplc="523AE2C8">
       <w:numFmt w:val="decimal"/>
       <w:lvlText w:val=""/>
       <w:lvlJc w:val="left"/>
     </w:lvl>
-    <w:lvl w:ilvl="5" w:tplc="A5C274DE">
+    <w:lvl w:ilvl="5" w:tplc="BEE2714C">
       <w:numFmt w:val="decimal"/>
       <w:lvlText w:val=""/>
       <w:lvlJc w:val="left"/>
     </w:lvl>
-    <w:lvl w:ilvl="6" w:tplc="0C043B02">
+    <w:lvl w:ilvl="6" w:tplc="CB7CF4C2">
       <w:numFmt w:val="decimal"/>
       <w:lvlText w:val=""/>
       <w:lvlJc w:val="left"/>
     </w:lvl>
-    <w:lvl w:ilvl="7" w:tplc="049AE7FC">
+    <w:lvl w:ilvl="7" w:tplc="65C22FA4">
       <w:numFmt w:val="decimal"/>
       <w:lvlText w:val=""/>
       <w:lvlJc w:val="left"/>
     </w:lvl>
-    <w:lvl w:ilvl="8" w:tplc="5F98BFEE">
+    <w:lvl w:ilvl="8" w:tplc="1E8669DC">
       <w:numFmt w:val="decimal"/>
       <w:lvlText w:val=""/>
       <w:lvlJc w:val="left"/>
     </w:lvl>
   </w:abstractNum>
+  <w:abstractNum w:abstractNumId="10" w15:restartNumberingAfterBreak="0">
+    <w:nsid w:val="74A11084"/>
+    <w:multiLevelType w:val="hybridMultilevel"/>
+    <w:tmpl w:val="AC1AD19E"/>
+    <w:lvl w:ilvl="0" w:tplc="3DEE65D8">
+      <w:start w:val="1"/>
+      <w:numFmt w:val="bullet"/>
+      <w:lvlText w:val="●"/>
+      <w:lvlJc w:val="left"/>
+      <w:pPr>
+        <w:ind w:left="720" w:hanging="360"/>
+      </w:pPr>
+    </w:lvl>
+    <w:lvl w:ilvl="1" w:tplc="93DABCEA">
+      <w:start w:val="1"/>
+      <w:numFmt w:val="bullet"/>
+      <w:lvlText w:val="○"/>
+      <w:lvlJc w:val="left"/>
+      <w:pPr>
+        <w:ind w:left="1440" w:hanging="360"/>
+      </w:pPr>
+    </w:lvl>
+    <w:lvl w:ilvl="2" w:tplc="CDE68542">
+      <w:start w:val="1"/>
+      <w:numFmt w:val="bullet"/>
+      <w:lvlText w:val="■"/>
+      <w:lvlJc w:val="left"/>
+      <w:pPr>
+        <w:ind w:left="2160" w:hanging="360"/>
+      </w:pPr>
+    </w:lvl>
+    <w:lvl w:ilvl="3" w:tplc="D42A0F2E">
+      <w:start w:val="1"/>
+      <w:numFmt w:val="bullet"/>
+      <w:lvlText w:val="●"/>
+      <w:lvlJc w:val="left"/>
+      <w:pPr>
+        <w:ind w:left="2880" w:hanging="360"/>
+      </w:pPr>
+    </w:lvl>
+    <w:lvl w:ilvl="4" w:tplc="D2D00410">
+      <w:start w:val="1"/>
+      <w:numFmt w:val="bullet"/>
+      <w:lvlText w:val="○"/>
+      <w:lvlJc w:val="left"/>
+      <w:pPr>
+        <w:ind w:left="3600" w:hanging="360"/>
+      </w:pPr>
+    </w:lvl>
+    <w:lvl w:ilvl="5" w:tplc="1A2A361E">
+      <w:start w:val="1"/>
+      <w:numFmt w:val="bullet"/>
+      <w:lvlText w:val="■"/>
+      <w:lvlJc w:val="left"/>
+      <w:pPr>
+        <w:ind w:left="4320" w:hanging="360"/>
+      </w:pPr>
+    </w:lvl>
+    <w:lvl w:ilvl="6" w:tplc="949A7EF6">
+      <w:start w:val="1"/>
+      <w:numFmt w:val="bullet"/>
+      <w:lvlText w:val="●"/>
+      <w:lvlJc w:val="left"/>
+      <w:pPr>
+        <w:ind w:left="5040" w:hanging="360"/>
+      </w:pPr>
+    </w:lvl>
+    <w:lvl w:ilvl="7" w:tplc="32229E72">
+      <w:start w:val="1"/>
+      <w:numFmt w:val="bullet"/>
+      <w:lvlText w:val="●"/>
+      <w:lvlJc w:val="left"/>
+      <w:pPr>
+        <w:ind w:left="5760" w:hanging="360"/>
+      </w:pPr>
+    </w:lvl>
+    <w:lvl w:ilvl="8" w:tplc="295E633A">
+      <w:start w:val="1"/>
+      <w:numFmt w:val="bullet"/>
+      <w:lvlText w:val="●"/>
+      <w:lvlJc w:val="left"/>
+      <w:pPr>
+        <w:ind w:left="6480" w:hanging="360"/>
+      </w:pPr>
+    </w:lvl>
+  </w:abstractNum>
   <w:abstractNum w:abstractNumId="11" w15:restartNumberingAfterBreak="0">
-    <w:nsid w:val="7B400D6B"/>
+    <w:nsid w:val="7F275DB6"/>
     <w:multiLevelType w:val="hybridMultilevel"/>
-    <w:tmpl w:val="F0F44218"/>
-    <w:lvl w:ilvl="0" w:tplc="2878D574">
+    <w:tmpl w:val="9D4ACD54"/>
+    <w:lvl w:ilvl="0" w:tplc="85963AB2">
       <w:start w:val="1"/>
       <w:numFmt w:val="decimal"/>
       <w:lvlText w:val="%1."/>
@@ -11743,115 +11747,115 @@
         <w:color w:val="A67C27"/>
       </w:rPr>
     </w:lvl>
-    <w:lvl w:ilvl="1" w:tplc="761C907E">
+    <w:lvl w:ilvl="1" w:tplc="382C4670">
       <w:numFmt w:val="decimal"/>
       <w:lvlText w:val=""/>
       <w:lvlJc w:val="left"/>
     </w:lvl>
-    <w:lvl w:ilvl="2" w:tplc="BD0867AC">
+    <w:lvl w:ilvl="2" w:tplc="A620B764">
       <w:numFmt w:val="decimal"/>
       <w:lvlText w:val=""/>
       <w:lvlJc w:val="left"/>
     </w:lvl>
-    <w:lvl w:ilvl="3" w:tplc="A7C813AE">
+    <w:lvl w:ilvl="3" w:tplc="2FF06C06">
       <w:numFmt w:val="decimal"/>
       <w:lvlText w:val=""/>
       <w:lvlJc w:val="left"/>
     </w:lvl>
-    <w:lvl w:ilvl="4" w:tplc="81589A32">
+    <w:lvl w:ilvl="4" w:tplc="AEC09EDA">
       <w:numFmt w:val="decimal"/>
       <w:lvlText w:val=""/>
       <w:lvlJc w:val="left"/>
     </w:lvl>
-    <w:lvl w:ilvl="5" w:tplc="D68E7D08">
+    <w:lvl w:ilvl="5" w:tplc="88186C06">
       <w:numFmt w:val="decimal"/>
       <w:lvlText w:val=""/>
       <w:lvlJc w:val="left"/>
     </w:lvl>
-    <w:lvl w:ilvl="6" w:tplc="F9921BD4">
+    <w:lvl w:ilvl="6" w:tplc="92A65204">
       <w:numFmt w:val="decimal"/>
       <w:lvlText w:val=""/>
       <w:lvlJc w:val="left"/>
     </w:lvl>
-    <w:lvl w:ilvl="7" w:tplc="EBE2E432">
+    <w:lvl w:ilvl="7" w:tplc="ECD8DA30">
       <w:numFmt w:val="decimal"/>
       <w:lvlText w:val=""/>
       <w:lvlJc w:val="left"/>
     </w:lvl>
-    <w:lvl w:ilvl="8" w:tplc="ED768F16">
+    <w:lvl w:ilvl="8" w:tplc="E0F497CE">
       <w:numFmt w:val="decimal"/>
       <w:lvlText w:val=""/>
       <w:lvlJc w:val="left"/>
     </w:lvl>
   </w:abstractNum>
-  <w:num w:numId="1" w16cid:durableId="1195193453">
+  <w:num w:numId="1" w16cid:durableId="1794328114">
+    <w:abstractNumId w:val="10"/>
+    <w:lvlOverride w:ilvl="0">
+      <w:startOverride w:val="1"/>
+    </w:lvlOverride>
+  </w:num>
+  <w:num w:numId="2" w16cid:durableId="924991542">
+    <w:abstractNumId w:val="6"/>
+    <w:lvlOverride w:ilvl="0">
+      <w:startOverride w:val="1"/>
+    </w:lvlOverride>
+  </w:num>
+  <w:num w:numId="3" w16cid:durableId="313262892">
+    <w:abstractNumId w:val="5"/>
+    <w:lvlOverride w:ilvl="0">
+      <w:startOverride w:val="1"/>
+    </w:lvlOverride>
+  </w:num>
+  <w:num w:numId="4" w16cid:durableId="1613975697">
+    <w:abstractNumId w:val="2"/>
+    <w:lvlOverride w:ilvl="0">
+      <w:startOverride w:val="1"/>
+    </w:lvlOverride>
+  </w:num>
+  <w:num w:numId="5" w16cid:durableId="197358772">
     <w:abstractNumId w:val="9"/>
     <w:lvlOverride w:ilvl="0">
       <w:startOverride w:val="1"/>
     </w:lvlOverride>
   </w:num>
-  <w:num w:numId="2" w16cid:durableId="171258340">
+  <w:num w:numId="6" w16cid:durableId="1319269448">
+    <w:abstractNumId w:val="11"/>
+    <w:lvlOverride w:ilvl="0">
+      <w:startOverride w:val="1"/>
+    </w:lvlOverride>
+  </w:num>
+  <w:num w:numId="7" w16cid:durableId="739210842">
+    <w:abstractNumId w:val="1"/>
+    <w:lvlOverride w:ilvl="0">
+      <w:startOverride w:val="1"/>
+    </w:lvlOverride>
+  </w:num>
+  <w:num w:numId="8" w16cid:durableId="1767264524">
     <w:abstractNumId w:val="8"/>
     <w:lvlOverride w:ilvl="0">
       <w:startOverride w:val="1"/>
     </w:lvlOverride>
   </w:num>
-  <w:num w:numId="3" w16cid:durableId="1422530458">
-    <w:abstractNumId w:val="6"/>
-    <w:lvlOverride w:ilvl="0">
-      <w:startOverride w:val="1"/>
-    </w:lvlOverride>
-  </w:num>
-  <w:num w:numId="4" w16cid:durableId="898637621">
-    <w:abstractNumId w:val="3"/>
-    <w:lvlOverride w:ilvl="0">
-      <w:startOverride w:val="1"/>
-    </w:lvlOverride>
-  </w:num>
-  <w:num w:numId="5" w16cid:durableId="1731464423">
-    <w:abstractNumId w:val="2"/>
-    <w:lvlOverride w:ilvl="0">
-      <w:startOverride w:val="1"/>
-    </w:lvlOverride>
-  </w:num>
-  <w:num w:numId="6" w16cid:durableId="1158687653">
+  <w:num w:numId="9" w16cid:durableId="921716272">
     <w:abstractNumId w:val="4"/>
     <w:lvlOverride w:ilvl="0">
       <w:startOverride w:val="1"/>
     </w:lvlOverride>
   </w:num>
-  <w:num w:numId="7" w16cid:durableId="937566456">
-    <w:abstractNumId w:val="1"/>
+  <w:num w:numId="10" w16cid:durableId="792748603">
+    <w:abstractNumId w:val="7"/>
     <w:lvlOverride w:ilvl="0">
       <w:startOverride w:val="1"/>
     </w:lvlOverride>
   </w:num>
-  <w:num w:numId="8" w16cid:durableId="163447185">
-    <w:abstractNumId w:val="10"/>
-    <w:lvlOverride w:ilvl="0">
-      <w:startOverride w:val="1"/>
-    </w:lvlOverride>
-  </w:num>
-  <w:num w:numId="9" w16cid:durableId="134371682">
-    <w:abstractNumId w:val="11"/>
-    <w:lvlOverride w:ilvl="0">
-      <w:startOverride w:val="1"/>
-    </w:lvlOverride>
-  </w:num>
-  <w:num w:numId="10" w16cid:durableId="1237090010">
+  <w:num w:numId="11" w16cid:durableId="759982979">
     <w:abstractNumId w:val="0"/>
     <w:lvlOverride w:ilvl="0">
       <w:startOverride w:val="1"/>
     </w:lvlOverride>
   </w:num>
-  <w:num w:numId="11" w16cid:durableId="1745105511">
-    <w:abstractNumId w:val="7"/>
-    <w:lvlOverride w:ilvl="0">
-      <w:startOverride w:val="1"/>
-    </w:lvlOverride>
-  </w:num>
-  <w:num w:numId="12" w16cid:durableId="880752662">
-    <w:abstractNumId w:val="5"/>
+  <w:num w:numId="12" w16cid:durableId="1406491744">
+    <w:abstractNumId w:val="3"/>
     <w:lvlOverride w:ilvl="0">
       <w:startOverride w:val="1"/>
     </w:lvlOverride>
@@ -12476,7 +12480,7 @@
     <w:autoRedefine/>
     <w:uiPriority w:val="39"/>
     <w:unhideWhenUsed/>
-    <w:rsid w:val="00A708A7"/>
+    <w:rsid w:val="00CA5935"/>
     <w:pPr>
       <w:spacing w:after="100"/>
     </w:pPr>
@@ -12488,7 +12492,7 @@
     <w:autoRedefine/>
     <w:uiPriority w:val="39"/>
     <w:unhideWhenUsed/>
-    <w:rsid w:val="00A708A7"/>
+    <w:rsid w:val="00CA5935"/>
     <w:pPr>
       <w:spacing w:after="100"/>
       <w:ind w:left="210"/>

--- a/docs/manuals/Role_Guide_6_Documentary_RA.docx
+++ b/docs/manuals/Role_Guide_6_Documentary_RA.docx
@@ -469,7 +469,7 @@
                 <w:sz w:val="19"/>
                 <w:szCs w:val="19"/>
               </w:rPr>
-              <w:t>Version 1.6 · 20 September 2026</w:t>
+              <w:t>Version 1.7 · 21 September 2026</w:t>
             </w:r>
           </w:p>
         </w:tc>
@@ -538,7 +538,7 @@
     <w:sdt>
       <w:sdtPr>
         <w:alias w:val="Contents"/>
-        <w:id w:val="-1679425628"/>
+        <w:id w:val="787080007"/>
       </w:sdtPr>
       <w:sdtEndPr/>
       <w:sdtContent>
@@ -567,7 +567,7 @@
           <w:r>
             <w:fldChar w:fldCharType="separate"/>
           </w:r>
-          <w:hyperlink w:anchor="_Toc240784474" w:history="1">
+          <w:hyperlink w:anchor="_Toc240889073" w:history="1">
             <w:r>
               <w:rPr>
                 <w:rStyle w:val="Hyperlink"/>
@@ -591,7 +591,7 @@
               <w:rPr>
                 <w:noProof/>
               </w:rPr>
-              <w:instrText xml:space="preserve"> PAGEREF _Toc240784474 \h </w:instrText>
+              <w:instrText xml:space="preserve"> PAGEREF _Toc240889073 \h </w:instrText>
             </w:r>
             <w:r>
               <w:rPr>
@@ -634,7 +634,7 @@
               <w14:ligatures w14:val="standardContextual"/>
             </w:rPr>
           </w:pPr>
-          <w:hyperlink w:anchor="_Toc240784475" w:history="1">
+          <w:hyperlink w:anchor="_Toc240889074" w:history="1">
             <w:r>
               <w:rPr>
                 <w:rStyle w:val="Hyperlink"/>
@@ -658,7 +658,7 @@
               <w:rPr>
                 <w:noProof/>
               </w:rPr>
-              <w:instrText xml:space="preserve"> PAGEREF _Toc240784475 \h </w:instrText>
+              <w:instrText xml:space="preserve"> PAGEREF _Toc240889074 \h </w:instrText>
             </w:r>
             <w:r>
               <w:rPr>
@@ -701,7 +701,7 @@
               <w14:ligatures w14:val="standardContextual"/>
             </w:rPr>
           </w:pPr>
-          <w:hyperlink w:anchor="_Toc240784476" w:history="1">
+          <w:hyperlink w:anchor="_Toc240889075" w:history="1">
             <w:r>
               <w:rPr>
                 <w:rStyle w:val="Hyperlink"/>
@@ -725,7 +725,7 @@
               <w:rPr>
                 <w:noProof/>
               </w:rPr>
-              <w:instrText xml:space="preserve"> PAGEREF _Toc240784476 \h </w:instrText>
+              <w:instrText xml:space="preserve"> PAGEREF _Toc240889075 \h </w:instrText>
             </w:r>
             <w:r>
               <w:rPr>
@@ -768,7 +768,7 @@
               <w14:ligatures w14:val="standardContextual"/>
             </w:rPr>
           </w:pPr>
-          <w:hyperlink w:anchor="_Toc240784477" w:history="1">
+          <w:hyperlink w:anchor="_Toc240889076" w:history="1">
             <w:r>
               <w:rPr>
                 <w:rStyle w:val="Hyperlink"/>
@@ -792,7 +792,7 @@
               <w:rPr>
                 <w:noProof/>
               </w:rPr>
-              <w:instrText xml:space="preserve"> PAGEREF _Toc240784477 \h </w:instrText>
+              <w:instrText xml:space="preserve"> PAGEREF _Toc240889076 \h </w:instrText>
             </w:r>
             <w:r>
               <w:rPr>
@@ -835,7 +835,7 @@
               <w14:ligatures w14:val="standardContextual"/>
             </w:rPr>
           </w:pPr>
-          <w:hyperlink w:anchor="_Toc240784478" w:history="1">
+          <w:hyperlink w:anchor="_Toc240889077" w:history="1">
             <w:r>
               <w:rPr>
                 <w:rStyle w:val="Hyperlink"/>
@@ -859,7 +859,7 @@
               <w:rPr>
                 <w:noProof/>
               </w:rPr>
-              <w:instrText xml:space="preserve"> PAGEREF _Toc240784478 \h </w:instrText>
+              <w:instrText xml:space="preserve"> PAGEREF _Toc240889077 \h </w:instrText>
             </w:r>
             <w:r>
               <w:rPr>
@@ -902,7 +902,7 @@
               <w14:ligatures w14:val="standardContextual"/>
             </w:rPr>
           </w:pPr>
-          <w:hyperlink w:anchor="_Toc240784479" w:history="1">
+          <w:hyperlink w:anchor="_Toc240889078" w:history="1">
             <w:r>
               <w:rPr>
                 <w:rStyle w:val="Hyperlink"/>
@@ -926,7 +926,7 @@
               <w:rPr>
                 <w:noProof/>
               </w:rPr>
-              <w:instrText xml:space="preserve"> PAGEREF _Toc240784479 \h </w:instrText>
+              <w:instrText xml:space="preserve"> PAGEREF _Toc240889078 \h </w:instrText>
             </w:r>
             <w:r>
               <w:rPr>
@@ -969,7 +969,7 @@
               <w14:ligatures w14:val="standardContextual"/>
             </w:rPr>
           </w:pPr>
-          <w:hyperlink w:anchor="_Toc240784480" w:history="1">
+          <w:hyperlink w:anchor="_Toc240889079" w:history="1">
             <w:r>
               <w:rPr>
                 <w:rStyle w:val="Hyperlink"/>
@@ -993,7 +993,7 @@
               <w:rPr>
                 <w:noProof/>
               </w:rPr>
-              <w:instrText xml:space="preserve"> PAGEREF _Toc240784480 \h </w:instrText>
+              <w:instrText xml:space="preserve"> PAGEREF _Toc240889079 \h </w:instrText>
             </w:r>
             <w:r>
               <w:rPr>
@@ -1036,7 +1036,7 @@
               <w14:ligatures w14:val="standardContextual"/>
             </w:rPr>
           </w:pPr>
-          <w:hyperlink w:anchor="_Toc240784481" w:history="1">
+          <w:hyperlink w:anchor="_Toc240889080" w:history="1">
             <w:r>
               <w:rPr>
                 <w:rStyle w:val="Hyperlink"/>
@@ -1060,7 +1060,7 @@
               <w:rPr>
                 <w:noProof/>
               </w:rPr>
-              <w:instrText xml:space="preserve"> PAGEREF _Toc240784481 \h </w:instrText>
+              <w:instrText xml:space="preserve"> PAGEREF _Toc240889080 \h </w:instrText>
             </w:r>
             <w:r>
               <w:rPr>
@@ -1103,7 +1103,7 @@
               <w14:ligatures w14:val="standardContextual"/>
             </w:rPr>
           </w:pPr>
-          <w:hyperlink w:anchor="_Toc240784482" w:history="1">
+          <w:hyperlink w:anchor="_Toc240889081" w:history="1">
             <w:r>
               <w:rPr>
                 <w:rStyle w:val="Hyperlink"/>
@@ -1127,7 +1127,7 @@
               <w:rPr>
                 <w:noProof/>
               </w:rPr>
-              <w:instrText xml:space="preserve"> PAGEREF _Toc240784482 \h </w:instrText>
+              <w:instrText xml:space="preserve"> PAGEREF _Toc240889081 \h </w:instrText>
             </w:r>
             <w:r>
               <w:rPr>
@@ -1170,7 +1170,7 @@
               <w14:ligatures w14:val="standardContextual"/>
             </w:rPr>
           </w:pPr>
-          <w:hyperlink w:anchor="_Toc240784483" w:history="1">
+          <w:hyperlink w:anchor="_Toc240889082" w:history="1">
             <w:r>
               <w:rPr>
                 <w:rStyle w:val="Hyperlink"/>
@@ -1194,7 +1194,7 @@
               <w:rPr>
                 <w:noProof/>
               </w:rPr>
-              <w:instrText xml:space="preserve"> PAGEREF _Toc240784483 \h </w:instrText>
+              <w:instrText xml:space="preserve"> PAGEREF _Toc240889082 \h </w:instrText>
             </w:r>
             <w:r>
               <w:rPr>
@@ -1237,7 +1237,7 @@
               <w14:ligatures w14:val="standardContextual"/>
             </w:rPr>
           </w:pPr>
-          <w:hyperlink w:anchor="_Toc240784484" w:history="1">
+          <w:hyperlink w:anchor="_Toc240889083" w:history="1">
             <w:r>
               <w:rPr>
                 <w:rStyle w:val="Hyperlink"/>
@@ -1261,7 +1261,7 @@
               <w:rPr>
                 <w:noProof/>
               </w:rPr>
-              <w:instrText xml:space="preserve"> PAGEREF _Toc240784484 \h </w:instrText>
+              <w:instrText xml:space="preserve"> PAGEREF _Toc240889083 \h </w:instrText>
             </w:r>
             <w:r>
               <w:rPr>
@@ -1304,7 +1304,7 @@
               <w14:ligatures w14:val="standardContextual"/>
             </w:rPr>
           </w:pPr>
-          <w:hyperlink w:anchor="_Toc240784485" w:history="1">
+          <w:hyperlink w:anchor="_Toc240889084" w:history="1">
             <w:r>
               <w:rPr>
                 <w:rStyle w:val="Hyperlink"/>
@@ -1328,7 +1328,7 @@
               <w:rPr>
                 <w:noProof/>
               </w:rPr>
-              <w:instrText xml:space="preserve"> PAGEREF _Toc240784485 \h </w:instrText>
+              <w:instrText xml:space="preserve"> PAGEREF _Toc240889084 \h </w:instrText>
             </w:r>
             <w:r>
               <w:rPr>
@@ -1371,7 +1371,7 @@
               <w14:ligatures w14:val="standardContextual"/>
             </w:rPr>
           </w:pPr>
-          <w:hyperlink w:anchor="_Toc240784486" w:history="1">
+          <w:hyperlink w:anchor="_Toc240889085" w:history="1">
             <w:r>
               <w:rPr>
                 <w:rStyle w:val="Hyperlink"/>
@@ -1395,7 +1395,7 @@
               <w:rPr>
                 <w:noProof/>
               </w:rPr>
-              <w:instrText xml:space="preserve"> PAGEREF _Toc240784486 \h </w:instrText>
+              <w:instrText xml:space="preserve"> PAGEREF _Toc240889085 \h </w:instrText>
             </w:r>
             <w:r>
               <w:rPr>
@@ -1438,7 +1438,7 @@
               <w14:ligatures w14:val="standardContextual"/>
             </w:rPr>
           </w:pPr>
-          <w:hyperlink w:anchor="_Toc240784487" w:history="1">
+          <w:hyperlink w:anchor="_Toc240889086" w:history="1">
             <w:r>
               <w:rPr>
                 <w:rStyle w:val="Hyperlink"/>
@@ -1462,7 +1462,7 @@
               <w:rPr>
                 <w:noProof/>
               </w:rPr>
-              <w:instrText xml:space="preserve"> PAGEREF _Toc240784487 \h </w:instrText>
+              <w:instrText xml:space="preserve"> PAGEREF _Toc240889086 \h </w:instrText>
             </w:r>
             <w:r>
               <w:rPr>
@@ -1505,7 +1505,7 @@
               <w14:ligatures w14:val="standardContextual"/>
             </w:rPr>
           </w:pPr>
-          <w:hyperlink w:anchor="_Toc240784488" w:history="1">
+          <w:hyperlink w:anchor="_Toc240889087" w:history="1">
             <w:r>
               <w:rPr>
                 <w:rStyle w:val="Hyperlink"/>
@@ -1529,7 +1529,7 @@
               <w:rPr>
                 <w:noProof/>
               </w:rPr>
-              <w:instrText xml:space="preserve"> PAGEREF _Toc240784488 \h </w:instrText>
+              <w:instrText xml:space="preserve"> PAGEREF _Toc240889087 \h </w:instrText>
             </w:r>
             <w:r>
               <w:rPr>
@@ -1572,7 +1572,7 @@
               <w14:ligatures w14:val="standardContextual"/>
             </w:rPr>
           </w:pPr>
-          <w:hyperlink w:anchor="_Toc240784489" w:history="1">
+          <w:hyperlink w:anchor="_Toc240889088" w:history="1">
             <w:r>
               <w:rPr>
                 <w:rStyle w:val="Hyperlink"/>
@@ -1596,7 +1596,7 @@
               <w:rPr>
                 <w:noProof/>
               </w:rPr>
-              <w:instrText xml:space="preserve"> PAGEREF _Toc240784489 \h </w:instrText>
+              <w:instrText xml:space="preserve"> PAGEREF _Toc240889088 \h </w:instrText>
             </w:r>
             <w:r>
               <w:rPr>
@@ -1639,7 +1639,7 @@
               <w14:ligatures w14:val="standardContextual"/>
             </w:rPr>
           </w:pPr>
-          <w:hyperlink w:anchor="_Toc240784490" w:history="1">
+          <w:hyperlink w:anchor="_Toc240889089" w:history="1">
             <w:r>
               <w:rPr>
                 <w:rStyle w:val="Hyperlink"/>
@@ -1663,7 +1663,7 @@
               <w:rPr>
                 <w:noProof/>
               </w:rPr>
-              <w:instrText xml:space="preserve"> PAGEREF _Toc240784490 \h </w:instrText>
+              <w:instrText xml:space="preserve"> PAGEREF _Toc240889089 \h </w:instrText>
             </w:r>
             <w:r>
               <w:rPr>
@@ -1706,7 +1706,7 @@
               <w14:ligatures w14:val="standardContextual"/>
             </w:rPr>
           </w:pPr>
-          <w:hyperlink w:anchor="_Toc240784491" w:history="1">
+          <w:hyperlink w:anchor="_Toc240889090" w:history="1">
             <w:r>
               <w:rPr>
                 <w:rStyle w:val="Hyperlink"/>
@@ -1730,7 +1730,7 @@
               <w:rPr>
                 <w:noProof/>
               </w:rPr>
-              <w:instrText xml:space="preserve"> PAGEREF _Toc240784491 \h </w:instrText>
+              <w:instrText xml:space="preserve"> PAGEREF _Toc240889090 \h </w:instrText>
             </w:r>
             <w:r>
               <w:rPr>
@@ -1773,7 +1773,7 @@
               <w14:ligatures w14:val="standardContextual"/>
             </w:rPr>
           </w:pPr>
-          <w:hyperlink w:anchor="_Toc240784492" w:history="1">
+          <w:hyperlink w:anchor="_Toc240889091" w:history="1">
             <w:r>
               <w:rPr>
                 <w:rStyle w:val="Hyperlink"/>
@@ -1797,7 +1797,7 @@
               <w:rPr>
                 <w:noProof/>
               </w:rPr>
-              <w:instrText xml:space="preserve"> PAGEREF _Toc240784492 \h </w:instrText>
+              <w:instrText xml:space="preserve"> PAGEREF _Toc240889091 \h </w:instrText>
             </w:r>
             <w:r>
               <w:rPr>
@@ -1840,7 +1840,7 @@
               <w14:ligatures w14:val="standardContextual"/>
             </w:rPr>
           </w:pPr>
-          <w:hyperlink w:anchor="_Toc240784493" w:history="1">
+          <w:hyperlink w:anchor="_Toc240889092" w:history="1">
             <w:r>
               <w:rPr>
                 <w:rStyle w:val="Hyperlink"/>
@@ -1864,7 +1864,7 @@
               <w:rPr>
                 <w:noProof/>
               </w:rPr>
-              <w:instrText xml:space="preserve"> PAGEREF _Toc240784493 \h </w:instrText>
+              <w:instrText xml:space="preserve"> PAGEREF _Toc240889092 \h </w:instrText>
             </w:r>
             <w:r>
               <w:rPr>
@@ -1907,7 +1907,7 @@
               <w14:ligatures w14:val="standardContextual"/>
             </w:rPr>
           </w:pPr>
-          <w:hyperlink w:anchor="_Toc240784494" w:history="1">
+          <w:hyperlink w:anchor="_Toc240889093" w:history="1">
             <w:r>
               <w:rPr>
                 <w:rStyle w:val="Hyperlink"/>
@@ -1931,7 +1931,7 @@
               <w:rPr>
                 <w:noProof/>
               </w:rPr>
-              <w:instrText xml:space="preserve"> PAGEREF _Toc240784494 \h </w:instrText>
+              <w:instrText xml:space="preserve"> PAGEREF _Toc240889093 \h </w:instrText>
             </w:r>
             <w:r>
               <w:rPr>
@@ -1974,7 +1974,7 @@
               <w14:ligatures w14:val="standardContextual"/>
             </w:rPr>
           </w:pPr>
-          <w:hyperlink w:anchor="_Toc240784495" w:history="1">
+          <w:hyperlink w:anchor="_Toc240889094" w:history="1">
             <w:r>
               <w:rPr>
                 <w:rStyle w:val="Hyperlink"/>
@@ -1998,7 +1998,7 @@
               <w:rPr>
                 <w:noProof/>
               </w:rPr>
-              <w:instrText xml:space="preserve"> PAGEREF _Toc240784495 \h </w:instrText>
+              <w:instrText xml:space="preserve"> PAGEREF _Toc240889094 \h </w:instrText>
             </w:r>
             <w:r>
               <w:rPr>
@@ -2016,6 +2016,676 @@
                 <w:noProof/>
               </w:rPr>
               <w:t>21</w:t>
+            </w:r>
+            <w:r>
+              <w:rPr>
+                <w:noProof/>
+              </w:rPr>
+              <w:fldChar w:fldCharType="end"/>
+            </w:r>
+          </w:hyperlink>
+        </w:p>
+        <w:p>
+          <w:pPr>
+            <w:pStyle w:val="TOC1"/>
+            <w:tabs>
+              <w:tab w:val="right" w:leader="dot" w:pos="9402"/>
+            </w:tabs>
+            <w:rPr>
+              <w:rFonts w:asciiTheme="minorHAnsi" w:eastAsiaTheme="minorEastAsia" w:hAnsiTheme="minorHAnsi" w:cstheme="minorBidi"/>
+              <w:noProof/>
+              <w:color w:val="auto"/>
+              <w:kern w:val="2"/>
+              <w:sz w:val="24"/>
+              <w:szCs w:val="24"/>
+              <w14:ligatures w14:val="standardContextual"/>
+            </w:rPr>
+          </w:pPr>
+          <w:hyperlink w:anchor="_Toc240889095" w:history="1">
+            <w:r>
+              <w:rPr>
+                <w:rStyle w:val="Hyperlink"/>
+                <w:noProof/>
+              </w:rPr>
+              <w:t>8. Every screen and button for your role</w:t>
+            </w:r>
+            <w:r>
+              <w:rPr>
+                <w:noProof/>
+              </w:rPr>
+              <w:tab/>
+            </w:r>
+            <w:r>
+              <w:rPr>
+                <w:noProof/>
+              </w:rPr>
+              <w:fldChar w:fldCharType="begin"/>
+            </w:r>
+            <w:r>
+              <w:rPr>
+                <w:noProof/>
+              </w:rPr>
+              <w:instrText xml:space="preserve"> PAGEREF _Toc240889095 \h </w:instrText>
+            </w:r>
+            <w:r>
+              <w:rPr>
+                <w:noProof/>
+              </w:rPr>
+            </w:r>
+            <w:r>
+              <w:rPr>
+                <w:noProof/>
+              </w:rPr>
+              <w:fldChar w:fldCharType="separate"/>
+            </w:r>
+            <w:r>
+              <w:rPr>
+                <w:noProof/>
+              </w:rPr>
+              <w:t>22</w:t>
+            </w:r>
+            <w:r>
+              <w:rPr>
+                <w:noProof/>
+              </w:rPr>
+              <w:fldChar w:fldCharType="end"/>
+            </w:r>
+          </w:hyperlink>
+        </w:p>
+        <w:p>
+          <w:pPr>
+            <w:pStyle w:val="TOC2"/>
+            <w:tabs>
+              <w:tab w:val="right" w:leader="dot" w:pos="9402"/>
+            </w:tabs>
+            <w:rPr>
+              <w:rFonts w:asciiTheme="minorHAnsi" w:eastAsiaTheme="minorEastAsia" w:hAnsiTheme="minorHAnsi" w:cstheme="minorBidi"/>
+              <w:noProof/>
+              <w:color w:val="auto"/>
+              <w:kern w:val="2"/>
+              <w:sz w:val="24"/>
+              <w:szCs w:val="24"/>
+              <w14:ligatures w14:val="standardContextual"/>
+            </w:rPr>
+          </w:pPr>
+          <w:hyperlink w:anchor="_Toc240889096" w:history="1">
+            <w:r>
+              <w:rPr>
+                <w:rStyle w:val="Hyperlink"/>
+                <w:noProof/>
+              </w:rPr>
+              <w:t>8.1 Sign in</w:t>
+            </w:r>
+            <w:r>
+              <w:rPr>
+                <w:noProof/>
+              </w:rPr>
+              <w:tab/>
+            </w:r>
+            <w:r>
+              <w:rPr>
+                <w:noProof/>
+              </w:rPr>
+              <w:fldChar w:fldCharType="begin"/>
+            </w:r>
+            <w:r>
+              <w:rPr>
+                <w:noProof/>
+              </w:rPr>
+              <w:instrText xml:space="preserve"> PAGEREF _Toc240889096 \h </w:instrText>
+            </w:r>
+            <w:r>
+              <w:rPr>
+                <w:noProof/>
+              </w:rPr>
+            </w:r>
+            <w:r>
+              <w:rPr>
+                <w:noProof/>
+              </w:rPr>
+              <w:fldChar w:fldCharType="separate"/>
+            </w:r>
+            <w:r>
+              <w:rPr>
+                <w:noProof/>
+              </w:rPr>
+              <w:t>22</w:t>
+            </w:r>
+            <w:r>
+              <w:rPr>
+                <w:noProof/>
+              </w:rPr>
+              <w:fldChar w:fldCharType="end"/>
+            </w:r>
+          </w:hyperlink>
+        </w:p>
+        <w:p>
+          <w:pPr>
+            <w:pStyle w:val="TOC2"/>
+            <w:tabs>
+              <w:tab w:val="right" w:leader="dot" w:pos="9402"/>
+            </w:tabs>
+            <w:rPr>
+              <w:rFonts w:asciiTheme="minorHAnsi" w:eastAsiaTheme="minorEastAsia" w:hAnsiTheme="minorHAnsi" w:cstheme="minorBidi"/>
+              <w:noProof/>
+              <w:color w:val="auto"/>
+              <w:kern w:val="2"/>
+              <w:sz w:val="24"/>
+              <w:szCs w:val="24"/>
+              <w14:ligatures w14:val="standardContextual"/>
+            </w:rPr>
+          </w:pPr>
+          <w:hyperlink w:anchor="_Toc240889097" w:history="1">
+            <w:r>
+              <w:rPr>
+                <w:rStyle w:val="Hyperlink"/>
+                <w:noProof/>
+              </w:rPr>
+              <w:t>8.2 The header and menu bar (every screen)</w:t>
+            </w:r>
+            <w:r>
+              <w:rPr>
+                <w:noProof/>
+              </w:rPr>
+              <w:tab/>
+            </w:r>
+            <w:r>
+              <w:rPr>
+                <w:noProof/>
+              </w:rPr>
+              <w:fldChar w:fldCharType="begin"/>
+            </w:r>
+            <w:r>
+              <w:rPr>
+                <w:noProof/>
+              </w:rPr>
+              <w:instrText xml:space="preserve"> PAGEREF _Toc240889097 \h </w:instrText>
+            </w:r>
+            <w:r>
+              <w:rPr>
+                <w:noProof/>
+              </w:rPr>
+            </w:r>
+            <w:r>
+              <w:rPr>
+                <w:noProof/>
+              </w:rPr>
+              <w:fldChar w:fldCharType="separate"/>
+            </w:r>
+            <w:r>
+              <w:rPr>
+                <w:noProof/>
+              </w:rPr>
+              <w:t>22</w:t>
+            </w:r>
+            <w:r>
+              <w:rPr>
+                <w:noProof/>
+              </w:rPr>
+              <w:fldChar w:fldCharType="end"/>
+            </w:r>
+          </w:hyperlink>
+        </w:p>
+        <w:p>
+          <w:pPr>
+            <w:pStyle w:val="TOC2"/>
+            <w:tabs>
+              <w:tab w:val="right" w:leader="dot" w:pos="9402"/>
+            </w:tabs>
+            <w:rPr>
+              <w:rFonts w:asciiTheme="minorHAnsi" w:eastAsiaTheme="minorEastAsia" w:hAnsiTheme="minorHAnsi" w:cstheme="minorBidi"/>
+              <w:noProof/>
+              <w:color w:val="auto"/>
+              <w:kern w:val="2"/>
+              <w:sz w:val="24"/>
+              <w:szCs w:val="24"/>
+              <w14:ligatures w14:val="standardContextual"/>
+            </w:rPr>
+          </w:pPr>
+          <w:hyperlink w:anchor="_Toc240889098" w:history="1">
+            <w:r>
+              <w:rPr>
+                <w:rStyle w:val="Hyperlink"/>
+                <w:noProof/>
+              </w:rPr>
+              <w:t>8.3 Change Password</w:t>
+            </w:r>
+            <w:r>
+              <w:rPr>
+                <w:noProof/>
+              </w:rPr>
+              <w:tab/>
+            </w:r>
+            <w:r>
+              <w:rPr>
+                <w:noProof/>
+              </w:rPr>
+              <w:fldChar w:fldCharType="begin"/>
+            </w:r>
+            <w:r>
+              <w:rPr>
+                <w:noProof/>
+              </w:rPr>
+              <w:instrText xml:space="preserve"> PAGEREF _Toc240889098 \h </w:instrText>
+            </w:r>
+            <w:r>
+              <w:rPr>
+                <w:noProof/>
+              </w:rPr>
+            </w:r>
+            <w:r>
+              <w:rPr>
+                <w:noProof/>
+              </w:rPr>
+              <w:fldChar w:fldCharType="separate"/>
+            </w:r>
+            <w:r>
+              <w:rPr>
+                <w:noProof/>
+              </w:rPr>
+              <w:t>23</w:t>
+            </w:r>
+            <w:r>
+              <w:rPr>
+                <w:noProof/>
+              </w:rPr>
+              <w:fldChar w:fldCharType="end"/>
+            </w:r>
+          </w:hyperlink>
+        </w:p>
+        <w:p>
+          <w:pPr>
+            <w:pStyle w:val="TOC2"/>
+            <w:tabs>
+              <w:tab w:val="right" w:leader="dot" w:pos="9402"/>
+            </w:tabs>
+            <w:rPr>
+              <w:rFonts w:asciiTheme="minorHAnsi" w:eastAsiaTheme="minorEastAsia" w:hAnsiTheme="minorHAnsi" w:cstheme="minorBidi"/>
+              <w:noProof/>
+              <w:color w:val="auto"/>
+              <w:kern w:val="2"/>
+              <w:sz w:val="24"/>
+              <w:szCs w:val="24"/>
+              <w14:ligatures w14:val="standardContextual"/>
+            </w:rPr>
+          </w:pPr>
+          <w:hyperlink w:anchor="_Toc240889099" w:history="1">
+            <w:r>
+              <w:rPr>
+                <w:rStyle w:val="Hyperlink"/>
+                <w:noProof/>
+              </w:rPr>
+              <w:t>8.4 KII / Document Dashboard</w:t>
+            </w:r>
+            <w:r>
+              <w:rPr>
+                <w:noProof/>
+              </w:rPr>
+              <w:tab/>
+            </w:r>
+            <w:r>
+              <w:rPr>
+                <w:noProof/>
+              </w:rPr>
+              <w:fldChar w:fldCharType="begin"/>
+            </w:r>
+            <w:r>
+              <w:rPr>
+                <w:noProof/>
+              </w:rPr>
+              <w:instrText xml:space="preserve"> PAGEREF _Toc240889099 \h </w:instrText>
+            </w:r>
+            <w:r>
+              <w:rPr>
+                <w:noProof/>
+              </w:rPr>
+            </w:r>
+            <w:r>
+              <w:rPr>
+                <w:noProof/>
+              </w:rPr>
+              <w:fldChar w:fldCharType="separate"/>
+            </w:r>
+            <w:r>
+              <w:rPr>
+                <w:noProof/>
+              </w:rPr>
+              <w:t>23</w:t>
+            </w:r>
+            <w:r>
+              <w:rPr>
+                <w:noProof/>
+              </w:rPr>
+              <w:fldChar w:fldCharType="end"/>
+            </w:r>
+          </w:hyperlink>
+        </w:p>
+        <w:p>
+          <w:pPr>
+            <w:pStyle w:val="TOC2"/>
+            <w:tabs>
+              <w:tab w:val="right" w:leader="dot" w:pos="9402"/>
+            </w:tabs>
+            <w:rPr>
+              <w:rFonts w:asciiTheme="minorHAnsi" w:eastAsiaTheme="minorEastAsia" w:hAnsiTheme="minorHAnsi" w:cstheme="minorBidi"/>
+              <w:noProof/>
+              <w:color w:val="auto"/>
+              <w:kern w:val="2"/>
+              <w:sz w:val="24"/>
+              <w:szCs w:val="24"/>
+              <w14:ligatures w14:val="standardContextual"/>
+            </w:rPr>
+          </w:pPr>
+          <w:hyperlink w:anchor="_Toc240889100" w:history="1">
+            <w:r>
+              <w:rPr>
+                <w:rStyle w:val="Hyperlink"/>
+                <w:noProof/>
+              </w:rPr>
+              <w:t>8.5 Documents (the corpus)</w:t>
+            </w:r>
+            <w:r>
+              <w:rPr>
+                <w:noProof/>
+              </w:rPr>
+              <w:tab/>
+            </w:r>
+            <w:r>
+              <w:rPr>
+                <w:noProof/>
+              </w:rPr>
+              <w:fldChar w:fldCharType="begin"/>
+            </w:r>
+            <w:r>
+              <w:rPr>
+                <w:noProof/>
+              </w:rPr>
+              <w:instrText xml:space="preserve"> PAGEREF _Toc240889100 \h </w:instrText>
+            </w:r>
+            <w:r>
+              <w:rPr>
+                <w:noProof/>
+              </w:rPr>
+            </w:r>
+            <w:r>
+              <w:rPr>
+                <w:noProof/>
+              </w:rPr>
+              <w:fldChar w:fldCharType="separate"/>
+            </w:r>
+            <w:r>
+              <w:rPr>
+                <w:noProof/>
+              </w:rPr>
+              <w:t>24</w:t>
+            </w:r>
+            <w:r>
+              <w:rPr>
+                <w:noProof/>
+              </w:rPr>
+              <w:fldChar w:fldCharType="end"/>
+            </w:r>
+          </w:hyperlink>
+        </w:p>
+        <w:p>
+          <w:pPr>
+            <w:pStyle w:val="TOC2"/>
+            <w:tabs>
+              <w:tab w:val="right" w:leader="dot" w:pos="9402"/>
+            </w:tabs>
+            <w:rPr>
+              <w:rFonts w:asciiTheme="minorHAnsi" w:eastAsiaTheme="minorEastAsia" w:hAnsiTheme="minorHAnsi" w:cstheme="minorBidi"/>
+              <w:noProof/>
+              <w:color w:val="auto"/>
+              <w:kern w:val="2"/>
+              <w:sz w:val="24"/>
+              <w:szCs w:val="24"/>
+              <w14:ligatures w14:val="standardContextual"/>
+            </w:rPr>
+          </w:pPr>
+          <w:hyperlink w:anchor="_Toc240889101" w:history="1">
+            <w:r>
+              <w:rPr>
+                <w:rStyle w:val="Hyperlink"/>
+                <w:noProof/>
+              </w:rPr>
+              <w:t>8.6 New Documentary Evidence Record</w:t>
+            </w:r>
+            <w:r>
+              <w:rPr>
+                <w:noProof/>
+              </w:rPr>
+              <w:tab/>
+            </w:r>
+            <w:r>
+              <w:rPr>
+                <w:noProof/>
+              </w:rPr>
+              <w:fldChar w:fldCharType="begin"/>
+            </w:r>
+            <w:r>
+              <w:rPr>
+                <w:noProof/>
+              </w:rPr>
+              <w:instrText xml:space="preserve"> PAGEREF _Toc240889101 \h </w:instrText>
+            </w:r>
+            <w:r>
+              <w:rPr>
+                <w:noProof/>
+              </w:rPr>
+            </w:r>
+            <w:r>
+              <w:rPr>
+                <w:noProof/>
+              </w:rPr>
+              <w:fldChar w:fldCharType="separate"/>
+            </w:r>
+            <w:r>
+              <w:rPr>
+                <w:noProof/>
+              </w:rPr>
+              <w:t>24</w:t>
+            </w:r>
+            <w:r>
+              <w:rPr>
+                <w:noProof/>
+              </w:rPr>
+              <w:fldChar w:fldCharType="end"/>
+            </w:r>
+          </w:hyperlink>
+        </w:p>
+        <w:p>
+          <w:pPr>
+            <w:pStyle w:val="TOC2"/>
+            <w:tabs>
+              <w:tab w:val="right" w:leader="dot" w:pos="9402"/>
+            </w:tabs>
+            <w:rPr>
+              <w:rFonts w:asciiTheme="minorHAnsi" w:eastAsiaTheme="minorEastAsia" w:hAnsiTheme="minorHAnsi" w:cstheme="minorBidi"/>
+              <w:noProof/>
+              <w:color w:val="auto"/>
+              <w:kern w:val="2"/>
+              <w:sz w:val="24"/>
+              <w:szCs w:val="24"/>
+              <w14:ligatures w14:val="standardContextual"/>
+            </w:rPr>
+          </w:pPr>
+          <w:hyperlink w:anchor="_Toc240889102" w:history="1">
+            <w:r>
+              <w:rPr>
+                <w:rStyle w:val="Hyperlink"/>
+                <w:noProof/>
+              </w:rPr>
+              <w:t>8.7 Document record</w:t>
+            </w:r>
+            <w:r>
+              <w:rPr>
+                <w:noProof/>
+              </w:rPr>
+              <w:tab/>
+            </w:r>
+            <w:r>
+              <w:rPr>
+                <w:noProof/>
+              </w:rPr>
+              <w:fldChar w:fldCharType="begin"/>
+            </w:r>
+            <w:r>
+              <w:rPr>
+                <w:noProof/>
+              </w:rPr>
+              <w:instrText xml:space="preserve"> PAGEREF _Toc240889102 \h </w:instrText>
+            </w:r>
+            <w:r>
+              <w:rPr>
+                <w:noProof/>
+              </w:rPr>
+            </w:r>
+            <w:r>
+              <w:rPr>
+                <w:noProof/>
+              </w:rPr>
+              <w:fldChar w:fldCharType="separate"/>
+            </w:r>
+            <w:r>
+              <w:rPr>
+                <w:noProof/>
+              </w:rPr>
+              <w:t>25</w:t>
+            </w:r>
+            <w:r>
+              <w:rPr>
+                <w:noProof/>
+              </w:rPr>
+              <w:fldChar w:fldCharType="end"/>
+            </w:r>
+          </w:hyperlink>
+        </w:p>
+        <w:p>
+          <w:pPr>
+            <w:pStyle w:val="TOC2"/>
+            <w:tabs>
+              <w:tab w:val="right" w:leader="dot" w:pos="9402"/>
+            </w:tabs>
+            <w:rPr>
+              <w:rFonts w:asciiTheme="minorHAnsi" w:eastAsiaTheme="minorEastAsia" w:hAnsiTheme="minorHAnsi" w:cstheme="minorBidi"/>
+              <w:noProof/>
+              <w:color w:val="auto"/>
+              <w:kern w:val="2"/>
+              <w:sz w:val="24"/>
+              <w:szCs w:val="24"/>
+              <w14:ligatures w14:val="standardContextual"/>
+            </w:rPr>
+          </w:pPr>
+          <w:hyperlink w:anchor="_Toc240889103" w:history="1">
+            <w:r>
+              <w:rPr>
+                <w:rStyle w:val="Hyperlink"/>
+                <w:noProof/>
+              </w:rPr>
+              <w:t>8.8 Auto-fill review screen</w:t>
+            </w:r>
+            <w:r>
+              <w:rPr>
+                <w:noProof/>
+              </w:rPr>
+              <w:tab/>
+            </w:r>
+            <w:r>
+              <w:rPr>
+                <w:noProof/>
+              </w:rPr>
+              <w:fldChar w:fldCharType="begin"/>
+            </w:r>
+            <w:r>
+              <w:rPr>
+                <w:noProof/>
+              </w:rPr>
+              <w:instrText xml:space="preserve"> PAGEREF _Toc240889103 \h </w:instrText>
+            </w:r>
+            <w:r>
+              <w:rPr>
+                <w:noProof/>
+              </w:rPr>
+            </w:r>
+            <w:r>
+              <w:rPr>
+                <w:noProof/>
+              </w:rPr>
+              <w:fldChar w:fldCharType="separate"/>
+            </w:r>
+            <w:r>
+              <w:rPr>
+                <w:noProof/>
+              </w:rPr>
+              <w:t>26</w:t>
+            </w:r>
+            <w:r>
+              <w:rPr>
+                <w:noProof/>
+              </w:rPr>
+              <w:fldChar w:fldCharType="end"/>
+            </w:r>
+          </w:hyperlink>
+        </w:p>
+        <w:p>
+          <w:pPr>
+            <w:pStyle w:val="TOC2"/>
+            <w:tabs>
+              <w:tab w:val="right" w:leader="dot" w:pos="9402"/>
+            </w:tabs>
+            <w:rPr>
+              <w:rFonts w:asciiTheme="minorHAnsi" w:eastAsiaTheme="minorEastAsia" w:hAnsiTheme="minorHAnsi" w:cstheme="minorBidi"/>
+              <w:noProof/>
+              <w:color w:val="auto"/>
+              <w:kern w:val="2"/>
+              <w:sz w:val="24"/>
+              <w:szCs w:val="24"/>
+              <w14:ligatures w14:val="standardContextual"/>
+            </w:rPr>
+          </w:pPr>
+          <w:hyperlink w:anchor="_Toc240889104" w:history="1">
+            <w:r>
+              <w:rPr>
+                <w:rStyle w:val="Hyperlink"/>
+                <w:noProof/>
+              </w:rPr>
+              <w:t>8.9 Completed forms (Form PDFs)</w:t>
+            </w:r>
+            <w:r>
+              <w:rPr>
+                <w:noProof/>
+              </w:rPr>
+              <w:tab/>
+            </w:r>
+            <w:r>
+              <w:rPr>
+                <w:noProof/>
+              </w:rPr>
+              <w:fldChar w:fldCharType="begin"/>
+            </w:r>
+            <w:r>
+              <w:rPr>
+                <w:noProof/>
+              </w:rPr>
+              <w:instrText xml:space="preserve"> PAGEREF _Toc240889104 \h </w:instrText>
+            </w:r>
+            <w:r>
+              <w:rPr>
+                <w:noProof/>
+              </w:rPr>
+            </w:r>
+            <w:r>
+              <w:rPr>
+                <w:noProof/>
+              </w:rPr>
+              <w:fldChar w:fldCharType="separate"/>
+            </w:r>
+            <w:r>
+              <w:rPr>
+                <w:noProof/>
+              </w:rPr>
+              <w:t>27</w:t>
             </w:r>
             <w:r>
               <w:rPr>
@@ -2037,7 +2707,7 @@
         <w:pStyle w:val="Heading1"/>
         <w:pageBreakBefore/>
       </w:pPr>
-      <w:bookmarkStart w:id="0" w:name="_Toc240784474"/>
+      <w:bookmarkStart w:id="0" w:name="_Toc240889073"/>
       <w:r>
         <w:lastRenderedPageBreak/>
         <w:t>1. Your role at a glance</w:t>
@@ -2272,7 +2942,7 @@
                 <w:sz w:val="19"/>
                 <w:szCs w:val="19"/>
               </w:rPr>
-              <w:t>The System Manual explains how the whole system works. This guide covers only what you do. Ask the Field Coordinator or PI when something is outside your role.</w:t>
+              <w:t>The System Manual explains how the whole system works. This guide covers only what you do, and its last section lists every screen and button you can use, with what each does and why. Ask the Field Coordinator or PI when something is outside your role.</w:t>
             </w:r>
           </w:p>
         </w:tc>
@@ -2283,7 +2953,7 @@
         <w:pStyle w:val="Heading1"/>
         <w:pageBreakBefore/>
       </w:pPr>
-      <w:bookmarkStart w:id="1" w:name="_Toc240784475"/>
+      <w:bookmarkStart w:id="1" w:name="_Toc240889074"/>
       <w:r>
         <w:lastRenderedPageBreak/>
         <w:t>2. Signing in and your screens</w:t>
@@ -2294,7 +2964,7 @@
       <w:pPr>
         <w:pStyle w:val="Heading2"/>
       </w:pPr>
-      <w:bookmarkStart w:id="2" w:name="_Toc240784476"/>
+      <w:bookmarkStart w:id="2" w:name="_Toc240889075"/>
       <w:r>
         <w:t>Signing in</w:t>
       </w:r>
@@ -2377,7 +3047,7 @@
           <w:noProof/>
         </w:rPr>
         <w:drawing>
-          <wp:inline distT="0" distB="0" distL="0" distR="0" wp14:anchorId="305AB2D4" wp14:editId="228B48B5">
+          <wp:inline distT="0" distB="0" distL="0" distR="0">
             <wp:extent cx="5334000" cy="2333625"/>
             <wp:effectExtent l="0" t="0" r="0" b="0"/>
             <wp:docPr id="1" name="adm_login.jpg" descr="The sign-in screen for all internal staff." title="The sign-in screen for all internal staff."/>
@@ -2544,7 +3214,7 @@
       <w:pPr>
         <w:pStyle w:val="Heading2"/>
       </w:pPr>
-      <w:bookmarkStart w:id="3" w:name="_Toc240784477"/>
+      <w:bookmarkStart w:id="3" w:name="_Toc240889076"/>
       <w:r>
         <w:t>Finding your way around</w:t>
       </w:r>
@@ -2729,7 +3399,7 @@
         </w:rPr>
         <w:lastRenderedPageBreak/>
         <w:drawing>
-          <wp:inline distT="0" distB="0" distL="0" distR="0" wp14:anchorId="54710B7D" wp14:editId="0FD29C0C">
+          <wp:inline distT="0" distB="0" distL="0" distR="0">
             <wp:extent cx="5715000" cy="1876425"/>
             <wp:effectExtent l="0" t="0" r="0" b="0"/>
             <wp:docPr id="2" name="adm_not_your_role.jpg" descr="Opening a screen outside your role (for example from an old bookmark) shows this card instead of the screen." title="Opening a screen outside your role (for example from an old bookmark) shows this card instead of the screen."/>
@@ -2798,7 +3468,7 @@
       <w:pPr>
         <w:pStyle w:val="Heading2"/>
       </w:pPr>
-      <w:bookmarkStart w:id="4" w:name="_Toc240784478"/>
+      <w:bookmarkStart w:id="4" w:name="_Toc240889077"/>
       <w:r>
         <w:t>Your screens</w:t>
       </w:r>
@@ -3073,7 +3743,7 @@
       <w:pPr>
         <w:pStyle w:val="Heading2"/>
       </w:pPr>
-      <w:bookmarkStart w:id="5" w:name="_Toc240784479"/>
+      <w:bookmarkStart w:id="5" w:name="_Toc240889078"/>
       <w:r>
         <w:t>Changing your password</w:t>
       </w:r>
@@ -3156,7 +3826,7 @@
           <w:noProof/>
         </w:rPr>
         <w:drawing>
-          <wp:inline distT="0" distB="0" distL="0" distR="0" wp14:anchorId="1DB91F79" wp14:editId="61F937C0">
+          <wp:inline distT="0" distB="0" distL="0" distR="0">
             <wp:extent cx="5334000" cy="2171700"/>
             <wp:effectExtent l="0" t="0" r="0" b="0"/>
             <wp:docPr id="3" name="adm_account.jpg" descr="Change Password screen." title="Change Password screen."/>
@@ -3244,7 +3914,7 @@
         <w:pStyle w:val="Heading1"/>
         <w:pageBreakBefore/>
       </w:pPr>
-      <w:bookmarkStart w:id="6" w:name="_Toc240784480"/>
+      <w:bookmarkStart w:id="6" w:name="_Toc240889079"/>
       <w:r>
         <w:lastRenderedPageBreak/>
         <w:t>3. Your routine</w:t>
@@ -3820,7 +4490,7 @@
         <w:pStyle w:val="Heading1"/>
         <w:pageBreakBefore/>
       </w:pPr>
-      <w:bookmarkStart w:id="7" w:name="_Toc240784481"/>
+      <w:bookmarkStart w:id="7" w:name="_Toc240889080"/>
       <w:r>
         <w:lastRenderedPageBreak/>
         <w:t>4. Step-by-step tasks</w:t>
@@ -3831,7 +4501,7 @@
       <w:pPr>
         <w:pStyle w:val="Heading2"/>
       </w:pPr>
-      <w:bookmarkStart w:id="8" w:name="_Toc240784482"/>
+      <w:bookmarkStart w:id="8" w:name="_Toc240889081"/>
       <w:r>
         <w:t>4.1 Reading the dashboard</w:t>
       </w:r>
@@ -3848,7 +4518,7 @@
           <w:noProof/>
         </w:rPr>
         <w:drawing>
-          <wp:inline distT="0" distB="0" distL="0" distR="0" wp14:anchorId="30DCB5F0" wp14:editId="1E3C9553">
+          <wp:inline distT="0" distB="0" distL="0" distR="0">
             <wp:extent cx="5715000" cy="3571875"/>
             <wp:effectExtent l="0" t="0" r="0" b="0"/>
             <wp:docPr id="4" name="kii_dashboard.jpg" descr="Documents by type and by QA status." title="Documents by type and by QA status."/>
@@ -3917,7 +4587,7 @@
       <w:pPr>
         <w:pStyle w:val="Heading2"/>
       </w:pPr>
-      <w:bookmarkStart w:id="9" w:name="_Toc240784483"/>
+      <w:bookmarkStart w:id="9" w:name="_Toc240889082"/>
       <w:r>
         <w:t>4.2 The fastest way: upload the document (Quick add)</w:t>
       </w:r>
@@ -3976,7 +4646,7 @@
         </w:rPr>
         <w:lastRenderedPageBreak/>
         <w:drawing>
-          <wp:inline distT="0" distB="0" distL="0" distR="0" wp14:anchorId="15396287" wp14:editId="5585928F">
+          <wp:inline distT="0" distB="0" distL="0" distR="0">
             <wp:extent cx="5334000" cy="4248150"/>
             <wp:effectExtent l="0" t="0" r="0" b="0"/>
             <wp:docPr id="5" name="doc_new.jpg" descr="New document: upload the file and let the AI do the rest." title="New document: upload the file and let the AI do the rest."/>
@@ -4270,7 +4940,7 @@
       <w:pPr>
         <w:pStyle w:val="Heading2"/>
       </w:pPr>
-      <w:bookmarkStart w:id="10" w:name="_Toc240784484"/>
+      <w:bookmarkStart w:id="10" w:name="_Toc240889083"/>
       <w:r>
         <w:lastRenderedPageBreak/>
         <w:t>4.3 Coding another chapter of the same document (Copy for another chapter)</w:t>
@@ -4351,7 +5021,7 @@
           <w:noProof/>
         </w:rPr>
         <w:drawing>
-          <wp:inline distT="0" distB="0" distL="0" distR="0" wp14:anchorId="005456AA" wp14:editId="3E8D5BA6">
+          <wp:inline distT="0" distB="0" distL="0" distR="0">
             <wp:extent cx="5334000" cy="1019175"/>
             <wp:effectExtent l="0" t="0" r="0" b="0"/>
             <wp:docPr id="6" name="doc_copy_chapter.jpg" descr="Copy for another chapter: pages, and an optional title." title="Copy for another chapter: pages, and an optional title."/>
@@ -4590,7 +5260,7 @@
       <w:pPr>
         <w:pStyle w:val="Heading2"/>
       </w:pPr>
-      <w:bookmarkStart w:id="11" w:name="_Toc240784485"/>
+      <w:bookmarkStart w:id="11" w:name="_Toc240889084"/>
       <w:r>
         <w:t>4.4 Adding a document by hand</w:t>
       </w:r>
@@ -4731,7 +5401,7 @@
       <w:pPr>
         <w:pStyle w:val="Heading2"/>
       </w:pPr>
-      <w:bookmarkStart w:id="12" w:name="_Toc240784486"/>
+      <w:bookmarkStart w:id="12" w:name="_Toc240889085"/>
       <w:r>
         <w:t>4.5 Correcting a record's details</w:t>
       </w:r>
@@ -4772,7 +5442,7 @@
         </w:rPr>
         <w:lastRenderedPageBreak/>
         <w:drawing>
-          <wp:inline distT="0" distB="0" distL="0" distR="0" wp14:anchorId="5001C95F" wp14:editId="6F97101C">
+          <wp:inline distT="0" distB="0" distL="0" distR="0">
             <wp:extent cx="5334000" cy="2038350"/>
             <wp:effectExtent l="0" t="0" r="0" b="0"/>
             <wp:docPr id="7" name="doc_record_details.jpg" descr="Record details: the details the AI filled in, ready to check." title="Record details: the details the AI filled in, ready to check."/>
@@ -4869,7 +5539,7 @@
       <w:pPr>
         <w:pStyle w:val="Heading2"/>
       </w:pPr>
-      <w:bookmarkStart w:id="13" w:name="_Toc240784487"/>
+      <w:bookmarkStart w:id="13" w:name="_Toc240889086"/>
       <w:r>
         <w:t>4.6 Attaching the source file, and removing a wrong one</w:t>
       </w:r>
@@ -4919,7 +5589,7 @@
           <w:noProof/>
         </w:rPr>
         <w:drawing>
-          <wp:inline distT="0" distB="0" distL="0" distR="0" wp14:anchorId="1151F0C5" wp14:editId="0F8E6CF1">
+          <wp:inline distT="0" distB="0" distL="0" distR="0">
             <wp:extent cx="5334000" cy="952500"/>
             <wp:effectExtent l="0" t="0" r="0" b="0"/>
             <wp:docPr id="8" name="doc_source_file.jpg" descr="Source file: the file name, size and date, with Remove file beside it." title="Source file: the file name, size and date, with Remove file beside it."/>
@@ -5132,7 +5802,7 @@
       <w:pPr>
         <w:pStyle w:val="Heading2"/>
       </w:pPr>
-      <w:bookmarkStart w:id="14" w:name="_Toc240784488"/>
+      <w:bookmarkStart w:id="14" w:name="_Toc240889087"/>
       <w:r>
         <w:t>4.7 Assessing and including a document</w:t>
       </w:r>
@@ -5183,7 +5853,7 @@
         </w:rPr>
         <w:lastRenderedPageBreak/>
         <w:drawing>
-          <wp:inline distT="0" distB="0" distL="0" distR="0" wp14:anchorId="65F615F1" wp14:editId="2CB4A7D4">
+          <wp:inline distT="0" distB="0" distL="0" distR="0">
             <wp:extent cx="5334000" cy="3333750"/>
             <wp:effectExtent l="0" t="0" r="0" b="0"/>
             <wp:docPr id="9" name="doc_register.jpg" descr="Documentary Evidence Corpus." title="Documentary Evidence Corpus."/>
@@ -5292,7 +5962,7 @@
           <w:noProof/>
         </w:rPr>
         <w:drawing>
-          <wp:inline distT="0" distB="0" distL="0" distR="0" wp14:anchorId="29972B5C" wp14:editId="27673CDE">
+          <wp:inline distT="0" distB="0" distL="0" distR="0">
             <wp:extent cx="5334000" cy="3419475"/>
             <wp:effectExtent l="0" t="0" r="0" b="0"/>
             <wp:docPr id="10" name="doc_detail.jpg" descr="Document record: authenticity, QA status, memo and coding form." title="Document record: authenticity, QA status, memo and coding form."/>
@@ -5455,7 +6125,7 @@
       <w:pPr>
         <w:pStyle w:val="Heading2"/>
       </w:pPr>
-      <w:bookmarkStart w:id="15" w:name="_Toc240784489"/>
+      <w:bookmarkStart w:id="15" w:name="_Toc240889088"/>
       <w:r>
         <w:lastRenderedPageBreak/>
         <w:t>4.8 Coding a document: two ways</w:t>
@@ -5774,7 +6444,7 @@
           <w:noProof/>
         </w:rPr>
         <w:drawing>
-          <wp:inline distT="0" distB="0" distL="0" distR="0" wp14:anchorId="3E96DF53" wp14:editId="3D02425A">
+          <wp:inline distT="0" distB="0" distL="0" distR="0">
             <wp:extent cx="5715000" cy="904875"/>
             <wp:effectExtent l="0" t="0" r="0" b="0"/>
             <wp:docPr id="11" name="doc_coding_buttons.jpg" descr="The Coding panel: Code this document, and Auto-fill." title="The Coding panel: Code this document, and Auto-fill."/>
@@ -5843,7 +6513,7 @@
       <w:pPr>
         <w:pStyle w:val="Heading2"/>
       </w:pPr>
-      <w:bookmarkStart w:id="16" w:name="_Toc240784490"/>
+      <w:bookmarkStart w:id="16" w:name="_Toc240889089"/>
       <w:r>
         <w:t>4.9 Auto-fill: the AI drafts, you review</w:t>
       </w:r>
@@ -5938,7 +6608,7 @@
           <w:noProof/>
         </w:rPr>
         <w:drawing>
-          <wp:inline distT="0" distB="0" distL="0" distR="0" wp14:anchorId="1AB85050" wp14:editId="2BEDC9D5">
+          <wp:inline distT="0" distB="0" distL="0" distR="0">
             <wp:extent cx="5334000" cy="2667000"/>
             <wp:effectExtent l="0" t="0" r="0" b="0"/>
             <wp:docPr id="12" name="doc_autofill_pages.jpg" descr="A 240-page PDF: enter a page range, or read the whole document in parts." title="A 240-page PDF: enter a page range, or read the whole document in parts."/>
@@ -6038,7 +6708,7 @@
         </w:rPr>
         <w:lastRenderedPageBreak/>
         <w:drawing>
-          <wp:inline distT="0" distB="0" distL="0" distR="0" wp14:anchorId="5C64AFC4" wp14:editId="1DB7E5AC">
+          <wp:inline distT="0" distB="0" distL="0" distR="0">
             <wp:extent cx="5334000" cy="1752600"/>
             <wp:effectExtent l="0" t="0" r="0" b="0"/>
             <wp:docPr id="13" name="doc_autofill_running.jpg" descr="The AI is reading the document." title="The AI is reading the document."/>
@@ -6127,7 +6797,7 @@
           <w:noProof/>
         </w:rPr>
         <w:drawing>
-          <wp:inline distT="0" distB="0" distL="0" distR="0" wp14:anchorId="32F2A771" wp14:editId="220E571F">
+          <wp:inline distT="0" distB="0" distL="0" distR="0">
             <wp:extent cx="5334000" cy="4581525"/>
             <wp:effectExtent l="0" t="0" r="0" b="0"/>
             <wp:docPr id="14" name="doc_autofill_review.jpg" descr="The review screen: the draft, ready to check and edit." title="The review screen: the draft, ready to check and edit."/>
@@ -6217,7 +6887,7 @@
         </w:rPr>
         <w:lastRenderedPageBreak/>
         <w:drawing>
-          <wp:inline distT="0" distB="0" distL="0" distR="0" wp14:anchorId="1B30F52A" wp14:editId="403A08E0">
+          <wp:inline distT="0" distB="0" distL="0" distR="0">
             <wp:extent cx="5334000" cy="3838575"/>
             <wp:effectExtent l="0" t="0" r="0" b="0"/>
             <wp:docPr id="15" name="doc_autofill_section_d.jpg" descr="Section D: ratings and locators, all editable." title="Section D: ratings and locators, all editable."/>
@@ -6306,7 +6976,7 @@
           <w:noProof/>
         </w:rPr>
         <w:drawing>
-          <wp:inline distT="0" distB="0" distL="0" distR="0" wp14:anchorId="0D735132" wp14:editId="1BFE9A26">
+          <wp:inline distT="0" distB="0" distL="0" distR="0">
             <wp:extent cx="5334000" cy="3838575"/>
             <wp:effectExtent l="0" t="0" r="0" b="0"/>
             <wp:docPr id="16" name="doc_autofill_section_j.jpg" descr="Section J: quantitative metrics." title="Section J: quantitative metrics."/>
@@ -8459,7 +9129,7 @@
       <w:pPr>
         <w:pStyle w:val="Heading2"/>
       </w:pPr>
-      <w:bookmarkStart w:id="17" w:name="_Toc240784491"/>
+      <w:bookmarkStart w:id="17" w:name="_Toc240889090"/>
       <w:r>
         <w:lastRenderedPageBreak/>
         <w:t>4.10 Downloading or emailing completed forms (Form PDFs)</w:t>
@@ -8500,7 +9170,7 @@
           <w:noProof/>
         </w:rPr>
         <w:drawing>
-          <wp:inline distT="0" distB="0" distL="0" distR="0" wp14:anchorId="116C5303" wp14:editId="03B95E34">
+          <wp:inline distT="0" distB="0" distL="0" distR="0">
             <wp:extent cx="5334000" cy="3333750"/>
             <wp:effectExtent l="0" t="0" r="0" b="0"/>
             <wp:docPr id="17" name="doc_form_pdfs.jpg" descr="Completed document coding forms, with the sync status." title="Completed document coding forms, with the sync status."/>
@@ -8716,7 +9386,7 @@
       <w:pPr>
         <w:pStyle w:val="Heading2"/>
       </w:pPr>
-      <w:bookmarkStart w:id="18" w:name="_Toc240784492"/>
+      <w:bookmarkStart w:id="18" w:name="_Toc240889091"/>
       <w:r>
         <w:t>4.11 Judging authenticity</w:t>
       </w:r>
@@ -8816,7 +9486,7 @@
         <w:pStyle w:val="Heading1"/>
         <w:pageBreakBefore/>
       </w:pPr>
-      <w:bookmarkStart w:id="19" w:name="_Toc240784493"/>
+      <w:bookmarkStart w:id="19" w:name="_Toc240889092"/>
       <w:r>
         <w:lastRenderedPageBreak/>
         <w:t>5. Rules you must follow</w:t>
@@ -8967,7 +9637,7 @@
         <w:pStyle w:val="Heading1"/>
         <w:pageBreakBefore/>
       </w:pPr>
-      <w:bookmarkStart w:id="20" w:name="_Toc240784494"/>
+      <w:bookmarkStart w:id="20" w:name="_Toc240889093"/>
       <w:r>
         <w:lastRenderedPageBreak/>
         <w:t>6. Troubleshooting</w:t>
@@ -10320,7 +10990,7 @@
         <w:pStyle w:val="Heading1"/>
         <w:pageBreakBefore/>
       </w:pPr>
-      <w:bookmarkStart w:id="21" w:name="_Toc240784495"/>
+      <w:bookmarkStart w:id="21" w:name="_Toc240889094"/>
       <w:r>
         <w:lastRenderedPageBreak/>
         <w:t>7. Quick reference</w:t>
@@ -10834,6 +11504,7073 @@
         <w:spacing w:after="120"/>
       </w:pPr>
     </w:p>
+    <w:p>
+      <w:pPr>
+        <w:pStyle w:val="Heading1"/>
+        <w:pageBreakBefore/>
+      </w:pPr>
+      <w:bookmarkStart w:id="22" w:name="_Toc240889095"/>
+      <w:r>
+        <w:lastRenderedPageBreak/>
+        <w:t>8. Every screen and button for your role</w:t>
+      </w:r>
+      <w:bookmarkEnd w:id="22"/>
+    </w:p>
+    <w:p>
+      <w:pPr>
+        <w:spacing w:after="120" w:line="288" w:lineRule="auto"/>
+      </w:pPr>
+      <w:r>
+        <w:t>This section lists every screen you can open as Documentary RA, and for each control: what it does and when to use it, why it exists (the rule behind it), and what you will see next. It is the same material as the Screen and Button Reference, cut down to your role.</w:t>
+      </w:r>
+    </w:p>
+    <w:tbl>
+      <w:tblPr>
+        <w:tblW w:w="9412" w:type="dxa"/>
+        <w:tblBorders>
+          <w:top w:val="single" w:sz="2" w:space="0" w:color="EAF2FA"/>
+          <w:left w:val="single" w:sz="24" w:space="0" w:color="2A6FB0"/>
+          <w:bottom w:val="single" w:sz="2" w:space="0" w:color="EAF2FA"/>
+          <w:right w:val="single" w:sz="2" w:space="0" w:color="EAF2FA"/>
+          <w:insideH w:val="single" w:sz="4" w:space="0" w:color="EAF2FA"/>
+          <w:insideV w:val="single" w:sz="4" w:space="0" w:color="EAF2FA"/>
+        </w:tblBorders>
+        <w:tblCellMar>
+          <w:left w:w="10" w:type="dxa"/>
+          <w:right w:w="10" w:type="dxa"/>
+        </w:tblCellMar>
+        <w:tblLook w:val="04A0" w:firstRow="1" w:lastRow="0" w:firstColumn="1" w:lastColumn="0" w:noHBand="0" w:noVBand="1"/>
+      </w:tblPr>
+      <w:tblGrid>
+        <w:gridCol w:w="9412"/>
+      </w:tblGrid>
+      <w:tr>
+        <w:tblPrEx>
+          <w:tblCellMar>
+            <w:top w:w="0" w:type="dxa"/>
+            <w:bottom w:w="0" w:type="dxa"/>
+          </w:tblCellMar>
+        </w:tblPrEx>
+        <w:trPr>
+          <w:cantSplit/>
+        </w:trPr>
+        <w:tc>
+          <w:tcPr>
+            <w:tcW w:w="9412" w:type="dxa"/>
+            <w:shd w:val="clear" w:color="auto" w:fill="EAF2FA"/>
+            <w:tcMar>
+              <w:top w:w="100" w:type="dxa"/>
+              <w:left w:w="180" w:type="dxa"/>
+              <w:bottom w:w="100" w:type="dxa"/>
+              <w:right w:w="160" w:type="dxa"/>
+            </w:tcMar>
+          </w:tcPr>
+          <w:p>
+            <w:pPr>
+              <w:spacing w:after="40"/>
+            </w:pPr>
+            <w:r>
+              <w:rPr>
+                <w:b/>
+                <w:bCs/>
+                <w:sz w:val="20"/>
+                <w:szCs w:val="20"/>
+              </w:rPr>
+              <w:t>Reading the tables</w:t>
+            </w:r>
+          </w:p>
+          <w:p>
+            <w:pPr>
+              <w:spacing w:after="40" w:line="264" w:lineRule="auto"/>
+            </w:pPr>
+            <w:r>
+              <w:rPr>
+                <w:b/>
+                <w:bCs/>
+                <w:sz w:val="19"/>
+                <w:szCs w:val="19"/>
+              </w:rPr>
+              <w:t>Control</w:t>
+            </w:r>
+            <w:r>
+              <w:rPr>
+                <w:sz w:val="19"/>
+                <w:szCs w:val="19"/>
+              </w:rPr>
+              <w:t xml:space="preserve"> is the label you see on screen. </w:t>
+            </w:r>
+            <w:r>
+              <w:rPr>
+                <w:b/>
+                <w:bCs/>
+                <w:sz w:val="19"/>
+                <w:szCs w:val="19"/>
+              </w:rPr>
+              <w:t>Why it exists</w:t>
+            </w:r>
+            <w:r>
+              <w:rPr>
+                <w:sz w:val="19"/>
+                <w:szCs w:val="19"/>
+              </w:rPr>
+              <w:t xml:space="preserve"> explains the rule or risk behind it; if a button is greyed out, this column usually says why. A control that needs a note or a confirmation says so.</w:t>
+            </w:r>
+          </w:p>
+        </w:tc>
+      </w:tr>
+    </w:tbl>
+    <w:p>
+      <w:pPr>
+        <w:pStyle w:val="Heading2"/>
+      </w:pPr>
+      <w:bookmarkStart w:id="23" w:name="_Toc240889096"/>
+      <w:r>
+        <w:t>8.1 Sign in</w:t>
+      </w:r>
+      <w:bookmarkEnd w:id="23"/>
+    </w:p>
+    <w:p>
+      <w:pPr>
+        <w:spacing w:after="120" w:line="288" w:lineRule="auto"/>
+      </w:pPr>
+      <w:r>
+        <w:rPr>
+          <w:b/>
+          <w:bCs/>
+        </w:rPr>
+        <w:t>Who can open it:</w:t>
+      </w:r>
+      <w:r>
+        <w:t xml:space="preserve"> every role.  </w:t>
+      </w:r>
+      <w:r>
+        <w:rPr>
+          <w:b/>
+          <w:bCs/>
+        </w:rPr>
+        <w:t>Where:</w:t>
+      </w:r>
+      <w:r>
+        <w:t xml:space="preserve"> </w:t>
+      </w:r>
+      <w:r>
+        <w:rPr>
+          <w:rFonts w:ascii="Consolas" w:eastAsia="Consolas" w:hAnsi="Consolas" w:cs="Consolas"/>
+          <w:color w:val="122238"/>
+          <w:sz w:val="19"/>
+          <w:szCs w:val="19"/>
+        </w:rPr>
+        <w:t>/admin/login</w:t>
+      </w:r>
+    </w:p>
+    <w:p>
+      <w:pPr>
+        <w:spacing w:after="120" w:line="288" w:lineRule="auto"/>
+      </w:pPr>
+      <w:r>
+        <w:t>Where every staff member starts. Staff accounts are created by the PI; there is no self-registration.</w:t>
+      </w:r>
+    </w:p>
+    <w:tbl>
+      <w:tblPr>
+        <w:tblW w:w="9412" w:type="dxa"/>
+        <w:tblBorders>
+          <w:top w:val="single" w:sz="4" w:space="0" w:color="D5DAE0"/>
+          <w:left w:val="single" w:sz="4" w:space="0" w:color="D5DAE0"/>
+          <w:bottom w:val="single" w:sz="4" w:space="0" w:color="D5DAE0"/>
+          <w:right w:val="single" w:sz="4" w:space="0" w:color="D5DAE0"/>
+          <w:insideH w:val="single" w:sz="4" w:space="0" w:color="D5DAE0"/>
+          <w:insideV w:val="single" w:sz="4" w:space="0" w:color="D5DAE0"/>
+        </w:tblBorders>
+        <w:tblCellMar>
+          <w:left w:w="10" w:type="dxa"/>
+          <w:right w:w="10" w:type="dxa"/>
+        </w:tblCellMar>
+        <w:tblLook w:val="04A0" w:firstRow="1" w:lastRow="0" w:firstColumn="1" w:lastColumn="0" w:noHBand="0" w:noVBand="1"/>
+      </w:tblPr>
+      <w:tblGrid>
+        <w:gridCol w:w="1882"/>
+        <w:gridCol w:w="3012"/>
+        <w:gridCol w:w="2447"/>
+        <w:gridCol w:w="2071"/>
+      </w:tblGrid>
+      <w:tr>
+        <w:tblPrEx>
+          <w:tblCellMar>
+            <w:top w:w="0" w:type="dxa"/>
+            <w:bottom w:w="0" w:type="dxa"/>
+          </w:tblCellMar>
+        </w:tblPrEx>
+        <w:trPr>
+          <w:tblHeader/>
+        </w:trPr>
+        <w:tc>
+          <w:tcPr>
+            <w:tcW w:w="1882" w:type="dxa"/>
+            <w:shd w:val="clear" w:color="auto" w:fill="1B3350"/>
+            <w:tcMar>
+              <w:top w:w="70" w:type="dxa"/>
+              <w:left w:w="110" w:type="dxa"/>
+              <w:bottom w:w="70" w:type="dxa"/>
+              <w:right w:w="110" w:type="dxa"/>
+            </w:tcMar>
+          </w:tcPr>
+          <w:p>
+            <w:pPr>
+              <w:spacing w:after="40"/>
+            </w:pPr>
+            <w:r>
+              <w:rPr>
+                <w:b/>
+                <w:bCs/>
+                <w:color w:val="FFFFFF"/>
+                <w:sz w:val="19"/>
+                <w:szCs w:val="19"/>
+              </w:rPr>
+              <w:t>Control</w:t>
+            </w:r>
+          </w:p>
+        </w:tc>
+        <w:tc>
+          <w:tcPr>
+            <w:tcW w:w="3012" w:type="dxa"/>
+            <w:shd w:val="clear" w:color="auto" w:fill="1B3350"/>
+            <w:tcMar>
+              <w:top w:w="70" w:type="dxa"/>
+              <w:left w:w="110" w:type="dxa"/>
+              <w:bottom w:w="70" w:type="dxa"/>
+              <w:right w:w="110" w:type="dxa"/>
+            </w:tcMar>
+          </w:tcPr>
+          <w:p>
+            <w:pPr>
+              <w:spacing w:after="40"/>
+            </w:pPr>
+            <w:r>
+              <w:rPr>
+                <w:b/>
+                <w:bCs/>
+                <w:color w:val="FFFFFF"/>
+                <w:sz w:val="19"/>
+                <w:szCs w:val="19"/>
+              </w:rPr>
+              <w:t>What it does and when to use it</w:t>
+            </w:r>
+          </w:p>
+        </w:tc>
+        <w:tc>
+          <w:tcPr>
+            <w:tcW w:w="2447" w:type="dxa"/>
+            <w:shd w:val="clear" w:color="auto" w:fill="1B3350"/>
+            <w:tcMar>
+              <w:top w:w="70" w:type="dxa"/>
+              <w:left w:w="110" w:type="dxa"/>
+              <w:bottom w:w="70" w:type="dxa"/>
+              <w:right w:w="110" w:type="dxa"/>
+            </w:tcMar>
+          </w:tcPr>
+          <w:p>
+            <w:pPr>
+              <w:spacing w:after="40"/>
+            </w:pPr>
+            <w:r>
+              <w:rPr>
+                <w:b/>
+                <w:bCs/>
+                <w:color w:val="FFFFFF"/>
+                <w:sz w:val="19"/>
+                <w:szCs w:val="19"/>
+              </w:rPr>
+              <w:t>Why it exists</w:t>
+            </w:r>
+          </w:p>
+        </w:tc>
+        <w:tc>
+          <w:tcPr>
+            <w:tcW w:w="2071" w:type="dxa"/>
+            <w:shd w:val="clear" w:color="auto" w:fill="1B3350"/>
+            <w:tcMar>
+              <w:top w:w="70" w:type="dxa"/>
+              <w:left w:w="110" w:type="dxa"/>
+              <w:bottom w:w="70" w:type="dxa"/>
+              <w:right w:w="110" w:type="dxa"/>
+            </w:tcMar>
+          </w:tcPr>
+          <w:p>
+            <w:pPr>
+              <w:spacing w:after="40"/>
+            </w:pPr>
+            <w:r>
+              <w:rPr>
+                <w:b/>
+                <w:bCs/>
+                <w:color w:val="FFFFFF"/>
+                <w:sz w:val="19"/>
+                <w:szCs w:val="19"/>
+              </w:rPr>
+              <w:t>What happens next</w:t>
+            </w:r>
+          </w:p>
+        </w:tc>
+      </w:tr>
+      <w:tr>
+        <w:tblPrEx>
+          <w:tblCellMar>
+            <w:top w:w="0" w:type="dxa"/>
+            <w:bottom w:w="0" w:type="dxa"/>
+          </w:tblCellMar>
+        </w:tblPrEx>
+        <w:trPr>
+          <w:cantSplit/>
+        </w:trPr>
+        <w:tc>
+          <w:tcPr>
+            <w:tcW w:w="1882" w:type="dxa"/>
+            <w:tcMar>
+              <w:top w:w="70" w:type="dxa"/>
+              <w:left w:w="110" w:type="dxa"/>
+              <w:bottom w:w="70" w:type="dxa"/>
+              <w:right w:w="110" w:type="dxa"/>
+            </w:tcMar>
+          </w:tcPr>
+          <w:p>
+            <w:pPr>
+              <w:spacing w:after="40"/>
+            </w:pPr>
+            <w:r>
+              <w:rPr>
+                <w:sz w:val="19"/>
+                <w:szCs w:val="19"/>
+              </w:rPr>
+              <w:t>Username</w:t>
+            </w:r>
+          </w:p>
+        </w:tc>
+        <w:tc>
+          <w:tcPr>
+            <w:tcW w:w="3012" w:type="dxa"/>
+            <w:tcMar>
+              <w:top w:w="70" w:type="dxa"/>
+              <w:left w:w="110" w:type="dxa"/>
+              <w:bottom w:w="70" w:type="dxa"/>
+              <w:right w:w="110" w:type="dxa"/>
+            </w:tcMar>
+          </w:tcPr>
+          <w:p>
+            <w:pPr>
+              <w:spacing w:after="40"/>
+            </w:pPr>
+            <w:r>
+              <w:rPr>
+                <w:sz w:val="19"/>
+                <w:szCs w:val="19"/>
+              </w:rPr>
+              <w:t>Type the username the PI gave you.</w:t>
+            </w:r>
+          </w:p>
+        </w:tc>
+        <w:tc>
+          <w:tcPr>
+            <w:tcW w:w="2447" w:type="dxa"/>
+            <w:tcMar>
+              <w:top w:w="70" w:type="dxa"/>
+              <w:left w:w="110" w:type="dxa"/>
+              <w:bottom w:w="70" w:type="dxa"/>
+              <w:right w:w="110" w:type="dxa"/>
+            </w:tcMar>
+          </w:tcPr>
+          <w:p>
+            <w:pPr>
+              <w:spacing w:after="40"/>
+            </w:pPr>
+            <w:r>
+              <w:rPr>
+                <w:sz w:val="19"/>
+                <w:szCs w:val="19"/>
+              </w:rPr>
+              <w:t>Every action in the portal is recorded against a named person, so accounts are never shared.</w:t>
+            </w:r>
+          </w:p>
+        </w:tc>
+        <w:tc>
+          <w:tcPr>
+            <w:tcW w:w="2071" w:type="dxa"/>
+            <w:tcMar>
+              <w:top w:w="70" w:type="dxa"/>
+              <w:left w:w="110" w:type="dxa"/>
+              <w:bottom w:w="70" w:type="dxa"/>
+              <w:right w:w="110" w:type="dxa"/>
+            </w:tcMar>
+          </w:tcPr>
+          <w:p>
+            <w:pPr>
+              <w:spacing w:after="40"/>
+            </w:pPr>
+            <w:r>
+              <w:rPr>
+                <w:sz w:val="19"/>
+                <w:szCs w:val="19"/>
+              </w:rPr>
+              <w:t>Nothing yet; you also need the password.</w:t>
+            </w:r>
+          </w:p>
+        </w:tc>
+      </w:tr>
+      <w:tr>
+        <w:tblPrEx>
+          <w:tblCellMar>
+            <w:top w:w="0" w:type="dxa"/>
+            <w:bottom w:w="0" w:type="dxa"/>
+          </w:tblCellMar>
+        </w:tblPrEx>
+        <w:trPr>
+          <w:cantSplit/>
+        </w:trPr>
+        <w:tc>
+          <w:tcPr>
+            <w:tcW w:w="1882" w:type="dxa"/>
+            <w:shd w:val="clear" w:color="auto" w:fill="F8FAFB"/>
+            <w:tcMar>
+              <w:top w:w="70" w:type="dxa"/>
+              <w:left w:w="110" w:type="dxa"/>
+              <w:bottom w:w="70" w:type="dxa"/>
+              <w:right w:w="110" w:type="dxa"/>
+            </w:tcMar>
+          </w:tcPr>
+          <w:p>
+            <w:pPr>
+              <w:spacing w:after="40"/>
+            </w:pPr>
+            <w:r>
+              <w:rPr>
+                <w:sz w:val="19"/>
+                <w:szCs w:val="19"/>
+              </w:rPr>
+              <w:t>Password</w:t>
+            </w:r>
+          </w:p>
+        </w:tc>
+        <w:tc>
+          <w:tcPr>
+            <w:tcW w:w="3012" w:type="dxa"/>
+            <w:shd w:val="clear" w:color="auto" w:fill="F8FAFB"/>
+            <w:tcMar>
+              <w:top w:w="70" w:type="dxa"/>
+              <w:left w:w="110" w:type="dxa"/>
+              <w:bottom w:w="70" w:type="dxa"/>
+              <w:right w:w="110" w:type="dxa"/>
+            </w:tcMar>
+          </w:tcPr>
+          <w:p>
+            <w:pPr>
+              <w:spacing w:after="40"/>
+            </w:pPr>
+            <w:r>
+              <w:rPr>
+                <w:sz w:val="19"/>
+                <w:szCs w:val="19"/>
+              </w:rPr>
+              <w:t>Type your password. The characters are hidden.</w:t>
+            </w:r>
+          </w:p>
+        </w:tc>
+        <w:tc>
+          <w:tcPr>
+            <w:tcW w:w="2447" w:type="dxa"/>
+            <w:shd w:val="clear" w:color="auto" w:fill="F8FAFB"/>
+            <w:tcMar>
+              <w:top w:w="70" w:type="dxa"/>
+              <w:left w:w="110" w:type="dxa"/>
+              <w:bottom w:w="70" w:type="dxa"/>
+              <w:right w:w="110" w:type="dxa"/>
+            </w:tcMar>
+          </w:tcPr>
+          <w:p>
+            <w:pPr>
+              <w:spacing w:after="40"/>
+            </w:pPr>
+            <w:r>
+              <w:rPr>
+                <w:sz w:val="19"/>
+                <w:szCs w:val="19"/>
+              </w:rPr>
+              <w:t>Passwords are never shown or emailed; the PI can reset yours but cannot read it.</w:t>
+            </w:r>
+          </w:p>
+        </w:tc>
+        <w:tc>
+          <w:tcPr>
+            <w:tcW w:w="2071" w:type="dxa"/>
+            <w:shd w:val="clear" w:color="auto" w:fill="F8FAFB"/>
+            <w:tcMar>
+              <w:top w:w="70" w:type="dxa"/>
+              <w:left w:w="110" w:type="dxa"/>
+              <w:bottom w:w="70" w:type="dxa"/>
+              <w:right w:w="110" w:type="dxa"/>
+            </w:tcMar>
+          </w:tcPr>
+          <w:p>
+            <w:pPr>
+              <w:spacing w:after="40"/>
+            </w:pPr>
+            <w:r>
+              <w:rPr>
+                <w:sz w:val="19"/>
+                <w:szCs w:val="19"/>
+              </w:rPr>
+              <w:t>Nothing yet; select Sign in.</w:t>
+            </w:r>
+          </w:p>
+        </w:tc>
+      </w:tr>
+      <w:tr>
+        <w:tblPrEx>
+          <w:tblCellMar>
+            <w:top w:w="0" w:type="dxa"/>
+            <w:bottom w:w="0" w:type="dxa"/>
+          </w:tblCellMar>
+        </w:tblPrEx>
+        <w:trPr>
+          <w:cantSplit/>
+        </w:trPr>
+        <w:tc>
+          <w:tcPr>
+            <w:tcW w:w="1882" w:type="dxa"/>
+            <w:tcMar>
+              <w:top w:w="70" w:type="dxa"/>
+              <w:left w:w="110" w:type="dxa"/>
+              <w:bottom w:w="70" w:type="dxa"/>
+              <w:right w:w="110" w:type="dxa"/>
+            </w:tcMar>
+          </w:tcPr>
+          <w:p>
+            <w:pPr>
+              <w:spacing w:after="40"/>
+            </w:pPr>
+            <w:r>
+              <w:rPr>
+                <w:sz w:val="19"/>
+                <w:szCs w:val="19"/>
+              </w:rPr>
+              <w:t>Sign in</w:t>
+            </w:r>
+          </w:p>
+        </w:tc>
+        <w:tc>
+          <w:tcPr>
+            <w:tcW w:w="3012" w:type="dxa"/>
+            <w:tcMar>
+              <w:top w:w="70" w:type="dxa"/>
+              <w:left w:w="110" w:type="dxa"/>
+              <w:bottom w:w="70" w:type="dxa"/>
+              <w:right w:w="110" w:type="dxa"/>
+            </w:tcMar>
+          </w:tcPr>
+          <w:p>
+            <w:pPr>
+              <w:spacing w:after="40"/>
+            </w:pPr>
+            <w:r>
+              <w:rPr>
+                <w:sz w:val="19"/>
+                <w:szCs w:val="19"/>
+              </w:rPr>
+              <w:t>Checks your username and password and opens your start screen (the first screen your role uses).</w:t>
+            </w:r>
+          </w:p>
+        </w:tc>
+        <w:tc>
+          <w:tcPr>
+            <w:tcW w:w="2447" w:type="dxa"/>
+            <w:tcMar>
+              <w:top w:w="70" w:type="dxa"/>
+              <w:left w:w="110" w:type="dxa"/>
+              <w:bottom w:w="70" w:type="dxa"/>
+              <w:right w:w="110" w:type="dxa"/>
+            </w:tcMar>
+          </w:tcPr>
+          <w:p>
+            <w:pPr>
+              <w:spacing w:after="40"/>
+            </w:pPr>
+            <w:r>
+              <w:rPr>
+                <w:sz w:val="19"/>
+                <w:szCs w:val="19"/>
+              </w:rPr>
+              <w:t>Repeated wrong attempts from one network are refused for a minute, to stop password guessing.</w:t>
+            </w:r>
+          </w:p>
+        </w:tc>
+        <w:tc>
+          <w:tcPr>
+            <w:tcW w:w="2071" w:type="dxa"/>
+            <w:tcMar>
+              <w:top w:w="70" w:type="dxa"/>
+              <w:left w:w="110" w:type="dxa"/>
+              <w:bottom w:w="70" w:type="dxa"/>
+              <w:right w:w="110" w:type="dxa"/>
+            </w:tcMar>
+          </w:tcPr>
+          <w:p>
+            <w:pPr>
+              <w:spacing w:after="40"/>
+            </w:pPr>
+            <w:r>
+              <w:rPr>
+                <w:sz w:val="19"/>
+                <w:szCs w:val="19"/>
+              </w:rPr>
+              <w:t>Your start screen opens. A wrong password says so. “Too many sign-in attempts” means wait a minute.</w:t>
+            </w:r>
+          </w:p>
+        </w:tc>
+      </w:tr>
+    </w:tbl>
+    <w:p>
+      <w:pPr>
+        <w:spacing w:after="120"/>
+      </w:pPr>
+    </w:p>
+    <w:p>
+      <w:pPr>
+        <w:pStyle w:val="Heading2"/>
+      </w:pPr>
+      <w:bookmarkStart w:id="24" w:name="_Toc240889097"/>
+      <w:r>
+        <w:t>8.2 The header and menu bar (every screen)</w:t>
+      </w:r>
+      <w:bookmarkEnd w:id="24"/>
+    </w:p>
+    <w:p>
+      <w:pPr>
+        <w:spacing w:after="120" w:line="288" w:lineRule="auto"/>
+      </w:pPr>
+      <w:r>
+        <w:rPr>
+          <w:b/>
+          <w:bCs/>
+        </w:rPr>
+        <w:t>Who can open it:</w:t>
+      </w:r>
+      <w:r>
+        <w:t xml:space="preserve"> every role.  </w:t>
+      </w:r>
+      <w:r>
+        <w:rPr>
+          <w:b/>
+          <w:bCs/>
+        </w:rPr>
+        <w:t>Where:</w:t>
+      </w:r>
+      <w:r>
+        <w:t xml:space="preserve"> </w:t>
+      </w:r>
+      <w:r>
+        <w:rPr>
+          <w:rFonts w:ascii="Consolas" w:eastAsia="Consolas" w:hAnsi="Consolas" w:cs="Consolas"/>
+          <w:color w:val="122238"/>
+          <w:sz w:val="19"/>
+          <w:szCs w:val="19"/>
+        </w:rPr>
+        <w:t>(top of every screen)</w:t>
+      </w:r>
+    </w:p>
+    <w:p>
+      <w:pPr>
+        <w:spacing w:after="120" w:line="288" w:lineRule="auto"/>
+      </w:pPr>
+      <w:r>
+        <w:t>Shown at the top of every signed-in screen. The menu bar lists only the screens your role may open.</w:t>
+      </w:r>
+    </w:p>
+    <w:tbl>
+      <w:tblPr>
+        <w:tblW w:w="9412" w:type="dxa"/>
+        <w:tblBorders>
+          <w:top w:val="single" w:sz="4" w:space="0" w:color="D5DAE0"/>
+          <w:left w:val="single" w:sz="4" w:space="0" w:color="D5DAE0"/>
+          <w:bottom w:val="single" w:sz="4" w:space="0" w:color="D5DAE0"/>
+          <w:right w:val="single" w:sz="4" w:space="0" w:color="D5DAE0"/>
+          <w:insideH w:val="single" w:sz="4" w:space="0" w:color="D5DAE0"/>
+          <w:insideV w:val="single" w:sz="4" w:space="0" w:color="D5DAE0"/>
+        </w:tblBorders>
+        <w:tblCellMar>
+          <w:left w:w="10" w:type="dxa"/>
+          <w:right w:w="10" w:type="dxa"/>
+        </w:tblCellMar>
+        <w:tblLook w:val="04A0" w:firstRow="1" w:lastRow="0" w:firstColumn="1" w:lastColumn="0" w:noHBand="0" w:noVBand="1"/>
+      </w:tblPr>
+      <w:tblGrid>
+        <w:gridCol w:w="1882"/>
+        <w:gridCol w:w="3012"/>
+        <w:gridCol w:w="2447"/>
+        <w:gridCol w:w="2071"/>
+      </w:tblGrid>
+      <w:tr>
+        <w:tblPrEx>
+          <w:tblCellMar>
+            <w:top w:w="0" w:type="dxa"/>
+            <w:bottom w:w="0" w:type="dxa"/>
+          </w:tblCellMar>
+        </w:tblPrEx>
+        <w:trPr>
+          <w:tblHeader/>
+        </w:trPr>
+        <w:tc>
+          <w:tcPr>
+            <w:tcW w:w="1882" w:type="dxa"/>
+            <w:shd w:val="clear" w:color="auto" w:fill="1B3350"/>
+            <w:tcMar>
+              <w:top w:w="70" w:type="dxa"/>
+              <w:left w:w="110" w:type="dxa"/>
+              <w:bottom w:w="70" w:type="dxa"/>
+              <w:right w:w="110" w:type="dxa"/>
+            </w:tcMar>
+          </w:tcPr>
+          <w:p>
+            <w:pPr>
+              <w:spacing w:after="40"/>
+            </w:pPr>
+            <w:r>
+              <w:rPr>
+                <w:b/>
+                <w:bCs/>
+                <w:color w:val="FFFFFF"/>
+                <w:sz w:val="19"/>
+                <w:szCs w:val="19"/>
+              </w:rPr>
+              <w:t>Control</w:t>
+            </w:r>
+          </w:p>
+        </w:tc>
+        <w:tc>
+          <w:tcPr>
+            <w:tcW w:w="3012" w:type="dxa"/>
+            <w:shd w:val="clear" w:color="auto" w:fill="1B3350"/>
+            <w:tcMar>
+              <w:top w:w="70" w:type="dxa"/>
+              <w:left w:w="110" w:type="dxa"/>
+              <w:bottom w:w="70" w:type="dxa"/>
+              <w:right w:w="110" w:type="dxa"/>
+            </w:tcMar>
+          </w:tcPr>
+          <w:p>
+            <w:pPr>
+              <w:spacing w:after="40"/>
+            </w:pPr>
+            <w:r>
+              <w:rPr>
+                <w:b/>
+                <w:bCs/>
+                <w:color w:val="FFFFFF"/>
+                <w:sz w:val="19"/>
+                <w:szCs w:val="19"/>
+              </w:rPr>
+              <w:t>What it does and when to use it</w:t>
+            </w:r>
+          </w:p>
+        </w:tc>
+        <w:tc>
+          <w:tcPr>
+            <w:tcW w:w="2447" w:type="dxa"/>
+            <w:shd w:val="clear" w:color="auto" w:fill="1B3350"/>
+            <w:tcMar>
+              <w:top w:w="70" w:type="dxa"/>
+              <w:left w:w="110" w:type="dxa"/>
+              <w:bottom w:w="70" w:type="dxa"/>
+              <w:right w:w="110" w:type="dxa"/>
+            </w:tcMar>
+          </w:tcPr>
+          <w:p>
+            <w:pPr>
+              <w:spacing w:after="40"/>
+            </w:pPr>
+            <w:r>
+              <w:rPr>
+                <w:b/>
+                <w:bCs/>
+                <w:color w:val="FFFFFF"/>
+                <w:sz w:val="19"/>
+                <w:szCs w:val="19"/>
+              </w:rPr>
+              <w:t>Why it exists</w:t>
+            </w:r>
+          </w:p>
+        </w:tc>
+        <w:tc>
+          <w:tcPr>
+            <w:tcW w:w="2071" w:type="dxa"/>
+            <w:shd w:val="clear" w:color="auto" w:fill="1B3350"/>
+            <w:tcMar>
+              <w:top w:w="70" w:type="dxa"/>
+              <w:left w:w="110" w:type="dxa"/>
+              <w:bottom w:w="70" w:type="dxa"/>
+              <w:right w:w="110" w:type="dxa"/>
+            </w:tcMar>
+          </w:tcPr>
+          <w:p>
+            <w:pPr>
+              <w:spacing w:after="40"/>
+            </w:pPr>
+            <w:r>
+              <w:rPr>
+                <w:b/>
+                <w:bCs/>
+                <w:color w:val="FFFFFF"/>
+                <w:sz w:val="19"/>
+                <w:szCs w:val="19"/>
+              </w:rPr>
+              <w:t>What happens next</w:t>
+            </w:r>
+          </w:p>
+        </w:tc>
+      </w:tr>
+      <w:tr>
+        <w:tblPrEx>
+          <w:tblCellMar>
+            <w:top w:w="0" w:type="dxa"/>
+            <w:bottom w:w="0" w:type="dxa"/>
+          </w:tblCellMar>
+        </w:tblPrEx>
+        <w:trPr>
+          <w:cantSplit/>
+        </w:trPr>
+        <w:tc>
+          <w:tcPr>
+            <w:tcW w:w="1882" w:type="dxa"/>
+            <w:tcMar>
+              <w:top w:w="70" w:type="dxa"/>
+              <w:left w:w="110" w:type="dxa"/>
+              <w:bottom w:w="70" w:type="dxa"/>
+              <w:right w:w="110" w:type="dxa"/>
+            </w:tcMar>
+          </w:tcPr>
+          <w:p>
+            <w:pPr>
+              <w:spacing w:after="40"/>
+            </w:pPr>
+            <w:r>
+              <w:rPr>
+                <w:sz w:val="19"/>
+                <w:szCs w:val="19"/>
+              </w:rPr>
+              <w:t>Menu bar (Executive, Sampling, … Audit)</w:t>
+            </w:r>
+          </w:p>
+        </w:tc>
+        <w:tc>
+          <w:tcPr>
+            <w:tcW w:w="3012" w:type="dxa"/>
+            <w:tcMar>
+              <w:top w:w="70" w:type="dxa"/>
+              <w:left w:w="110" w:type="dxa"/>
+              <w:bottom w:w="70" w:type="dxa"/>
+              <w:right w:w="110" w:type="dxa"/>
+            </w:tcMar>
+          </w:tcPr>
+          <w:p>
+            <w:pPr>
+              <w:spacing w:after="40"/>
+            </w:pPr>
+            <w:r>
+              <w:rPr>
+                <w:sz w:val="19"/>
+                <w:szCs w:val="19"/>
+              </w:rPr>
+              <w:t>Opens a screen. The current screen is underlined.</w:t>
+            </w:r>
+          </w:p>
+        </w:tc>
+        <w:tc>
+          <w:tcPr>
+            <w:tcW w:w="2447" w:type="dxa"/>
+            <w:tcMar>
+              <w:top w:w="70" w:type="dxa"/>
+              <w:left w:w="110" w:type="dxa"/>
+              <w:bottom w:w="70" w:type="dxa"/>
+              <w:right w:w="110" w:type="dxa"/>
+            </w:tcMar>
+          </w:tcPr>
+          <w:p>
+            <w:pPr>
+              <w:spacing w:after="40"/>
+            </w:pPr>
+            <w:r>
+              <w:rPr>
+                <w:sz w:val="19"/>
+                <w:szCs w:val="19"/>
+              </w:rPr>
+              <w:t>The list is built by the server from your role, so you never see a screen that would refuse you.</w:t>
+            </w:r>
+          </w:p>
+        </w:tc>
+        <w:tc>
+          <w:tcPr>
+            <w:tcW w:w="2071" w:type="dxa"/>
+            <w:tcMar>
+              <w:top w:w="70" w:type="dxa"/>
+              <w:left w:w="110" w:type="dxa"/>
+              <w:bottom w:w="70" w:type="dxa"/>
+              <w:right w:w="110" w:type="dxa"/>
+            </w:tcMar>
+          </w:tcPr>
+          <w:p>
+            <w:pPr>
+              <w:spacing w:after="40"/>
+            </w:pPr>
+            <w:r>
+              <w:rPr>
+                <w:sz w:val="19"/>
+                <w:szCs w:val="19"/>
+              </w:rPr>
+              <w:t>The screen opens. A screen not in your list shows “This screen isn't part of your role”.</w:t>
+            </w:r>
+          </w:p>
+        </w:tc>
+      </w:tr>
+      <w:tr>
+        <w:tblPrEx>
+          <w:tblCellMar>
+            <w:top w:w="0" w:type="dxa"/>
+            <w:bottom w:w="0" w:type="dxa"/>
+          </w:tblCellMar>
+        </w:tblPrEx>
+        <w:trPr>
+          <w:cantSplit/>
+        </w:trPr>
+        <w:tc>
+          <w:tcPr>
+            <w:tcW w:w="1882" w:type="dxa"/>
+            <w:shd w:val="clear" w:color="auto" w:fill="F8FAFB"/>
+            <w:tcMar>
+              <w:top w:w="70" w:type="dxa"/>
+              <w:left w:w="110" w:type="dxa"/>
+              <w:bottom w:w="70" w:type="dxa"/>
+              <w:right w:w="110" w:type="dxa"/>
+            </w:tcMar>
+          </w:tcPr>
+          <w:p>
+            <w:pPr>
+              <w:spacing w:after="40"/>
+            </w:pPr>
+            <w:r>
+              <w:rPr>
+                <w:sz w:val="19"/>
+                <w:szCs w:val="19"/>
+              </w:rPr>
+              <w:t>Change password</w:t>
+            </w:r>
+          </w:p>
+        </w:tc>
+        <w:tc>
+          <w:tcPr>
+            <w:tcW w:w="3012" w:type="dxa"/>
+            <w:shd w:val="clear" w:color="auto" w:fill="F8FAFB"/>
+            <w:tcMar>
+              <w:top w:w="70" w:type="dxa"/>
+              <w:left w:w="110" w:type="dxa"/>
+              <w:bottom w:w="70" w:type="dxa"/>
+              <w:right w:w="110" w:type="dxa"/>
+            </w:tcMar>
+          </w:tcPr>
+          <w:p>
+            <w:pPr>
+              <w:spacing w:after="40"/>
+            </w:pPr>
+            <w:r>
+              <w:rPr>
+                <w:sz w:val="19"/>
+                <w:szCs w:val="19"/>
+              </w:rPr>
+              <w:t>Opens the Change Password screen.</w:t>
+            </w:r>
+          </w:p>
+        </w:tc>
+        <w:tc>
+          <w:tcPr>
+            <w:tcW w:w="2447" w:type="dxa"/>
+            <w:shd w:val="clear" w:color="auto" w:fill="F8FAFB"/>
+            <w:tcMar>
+              <w:top w:w="70" w:type="dxa"/>
+              <w:left w:w="110" w:type="dxa"/>
+              <w:bottom w:w="70" w:type="dxa"/>
+              <w:right w:w="110" w:type="dxa"/>
+            </w:tcMar>
+          </w:tcPr>
+          <w:p>
+            <w:pPr>
+              <w:spacing w:after="40"/>
+            </w:pPr>
+            <w:r>
+              <w:rPr>
+                <w:sz w:val="19"/>
+                <w:szCs w:val="19"/>
+              </w:rPr>
+              <w:t>You should change the first password you were given, and any password you think someone saw.</w:t>
+            </w:r>
+          </w:p>
+        </w:tc>
+        <w:tc>
+          <w:tcPr>
+            <w:tcW w:w="2071" w:type="dxa"/>
+            <w:shd w:val="clear" w:color="auto" w:fill="F8FAFB"/>
+            <w:tcMar>
+              <w:top w:w="70" w:type="dxa"/>
+              <w:left w:w="110" w:type="dxa"/>
+              <w:bottom w:w="70" w:type="dxa"/>
+              <w:right w:w="110" w:type="dxa"/>
+            </w:tcMar>
+          </w:tcPr>
+          <w:p>
+            <w:pPr>
+              <w:spacing w:after="40"/>
+            </w:pPr>
+            <w:r>
+              <w:rPr>
+                <w:sz w:val="19"/>
+                <w:szCs w:val="19"/>
+              </w:rPr>
+              <w:t>The Change Password screen opens.</w:t>
+            </w:r>
+          </w:p>
+        </w:tc>
+      </w:tr>
+      <w:tr>
+        <w:tblPrEx>
+          <w:tblCellMar>
+            <w:top w:w="0" w:type="dxa"/>
+            <w:bottom w:w="0" w:type="dxa"/>
+          </w:tblCellMar>
+        </w:tblPrEx>
+        <w:trPr>
+          <w:cantSplit/>
+        </w:trPr>
+        <w:tc>
+          <w:tcPr>
+            <w:tcW w:w="1882" w:type="dxa"/>
+            <w:tcMar>
+              <w:top w:w="70" w:type="dxa"/>
+              <w:left w:w="110" w:type="dxa"/>
+              <w:bottom w:w="70" w:type="dxa"/>
+              <w:right w:w="110" w:type="dxa"/>
+            </w:tcMar>
+          </w:tcPr>
+          <w:p>
+            <w:pPr>
+              <w:spacing w:after="40"/>
+            </w:pPr>
+            <w:r>
+              <w:rPr>
+                <w:sz w:val="19"/>
+                <w:szCs w:val="19"/>
+              </w:rPr>
+              <w:t>Sign out</w:t>
+            </w:r>
+          </w:p>
+        </w:tc>
+        <w:tc>
+          <w:tcPr>
+            <w:tcW w:w="3012" w:type="dxa"/>
+            <w:tcMar>
+              <w:top w:w="70" w:type="dxa"/>
+              <w:left w:w="110" w:type="dxa"/>
+              <w:bottom w:w="70" w:type="dxa"/>
+              <w:right w:w="110" w:type="dxa"/>
+            </w:tcMar>
+          </w:tcPr>
+          <w:p>
+            <w:pPr>
+              <w:spacing w:after="40"/>
+            </w:pPr>
+            <w:r>
+              <w:rPr>
+                <w:sz w:val="19"/>
+                <w:szCs w:val="19"/>
+              </w:rPr>
+              <w:t>Ends your session on this device.</w:t>
+            </w:r>
+          </w:p>
+        </w:tc>
+        <w:tc>
+          <w:tcPr>
+            <w:tcW w:w="2447" w:type="dxa"/>
+            <w:tcMar>
+              <w:top w:w="70" w:type="dxa"/>
+              <w:left w:w="110" w:type="dxa"/>
+              <w:bottom w:w="70" w:type="dxa"/>
+              <w:right w:w="110" w:type="dxa"/>
+            </w:tcMar>
+          </w:tcPr>
+          <w:p>
+            <w:pPr>
+              <w:spacing w:after="40"/>
+            </w:pPr>
+            <w:r>
+              <w:rPr>
+                <w:sz w:val="19"/>
+                <w:szCs w:val="19"/>
+              </w:rPr>
+              <w:t>Protects the data if the device is shared or lost. Always sign out on a shared device.</w:t>
+            </w:r>
+          </w:p>
+        </w:tc>
+        <w:tc>
+          <w:tcPr>
+            <w:tcW w:w="2071" w:type="dxa"/>
+            <w:tcMar>
+              <w:top w:w="70" w:type="dxa"/>
+              <w:left w:w="110" w:type="dxa"/>
+              <w:bottom w:w="70" w:type="dxa"/>
+              <w:right w:w="110" w:type="dxa"/>
+            </w:tcMar>
+          </w:tcPr>
+          <w:p>
+            <w:pPr>
+              <w:spacing w:after="40"/>
+            </w:pPr>
+            <w:r>
+              <w:rPr>
+                <w:sz w:val="19"/>
+                <w:szCs w:val="19"/>
+              </w:rPr>
+              <w:t>Your session on this device ends and you return to the Sign in screen.</w:t>
+            </w:r>
+          </w:p>
+        </w:tc>
+      </w:tr>
+      <w:tr>
+        <w:tblPrEx>
+          <w:tblCellMar>
+            <w:top w:w="0" w:type="dxa"/>
+            <w:bottom w:w="0" w:type="dxa"/>
+          </w:tblCellMar>
+        </w:tblPrEx>
+        <w:trPr>
+          <w:cantSplit/>
+        </w:trPr>
+        <w:tc>
+          <w:tcPr>
+            <w:tcW w:w="1882" w:type="dxa"/>
+            <w:shd w:val="clear" w:color="auto" w:fill="F8FAFB"/>
+            <w:tcMar>
+              <w:top w:w="70" w:type="dxa"/>
+              <w:left w:w="110" w:type="dxa"/>
+              <w:bottom w:w="70" w:type="dxa"/>
+              <w:right w:w="110" w:type="dxa"/>
+            </w:tcMar>
+          </w:tcPr>
+          <w:p>
+            <w:pPr>
+              <w:spacing w:after="40"/>
+            </w:pPr>
+            <w:r>
+              <w:rPr>
+                <w:sz w:val="19"/>
+                <w:szCs w:val="19"/>
+              </w:rPr>
+              <w:lastRenderedPageBreak/>
+              <w:t>← Back to … (top left)</w:t>
+            </w:r>
+          </w:p>
+        </w:tc>
+        <w:tc>
+          <w:tcPr>
+            <w:tcW w:w="3012" w:type="dxa"/>
+            <w:shd w:val="clear" w:color="auto" w:fill="F8FAFB"/>
+            <w:tcMar>
+              <w:top w:w="70" w:type="dxa"/>
+              <w:left w:w="110" w:type="dxa"/>
+              <w:bottom w:w="70" w:type="dxa"/>
+              <w:right w:w="110" w:type="dxa"/>
+            </w:tcMar>
+          </w:tcPr>
+          <w:p>
+            <w:pPr>
+              <w:spacing w:after="40"/>
+            </w:pPr>
+            <w:r>
+              <w:rPr>
+                <w:sz w:val="19"/>
+                <w:szCs w:val="19"/>
+              </w:rPr>
+              <w:t>Returns to the parent screen (for example from a case to the register).</w:t>
+            </w:r>
+          </w:p>
+        </w:tc>
+        <w:tc>
+          <w:tcPr>
+            <w:tcW w:w="2447" w:type="dxa"/>
+            <w:shd w:val="clear" w:color="auto" w:fill="F8FAFB"/>
+            <w:tcMar>
+              <w:top w:w="70" w:type="dxa"/>
+              <w:left w:w="110" w:type="dxa"/>
+              <w:bottom w:w="70" w:type="dxa"/>
+              <w:right w:w="110" w:type="dxa"/>
+            </w:tcMar>
+          </w:tcPr>
+          <w:p>
+            <w:pPr>
+              <w:spacing w:after="40"/>
+            </w:pPr>
+            <w:r>
+              <w:rPr>
+                <w:sz w:val="19"/>
+                <w:szCs w:val="19"/>
+              </w:rPr>
+              <w:t>A consistent way back that does not lose your place in the menu.</w:t>
+            </w:r>
+          </w:p>
+        </w:tc>
+        <w:tc>
+          <w:tcPr>
+            <w:tcW w:w="2071" w:type="dxa"/>
+            <w:shd w:val="clear" w:color="auto" w:fill="F8FAFB"/>
+            <w:tcMar>
+              <w:top w:w="70" w:type="dxa"/>
+              <w:left w:w="110" w:type="dxa"/>
+              <w:bottom w:w="70" w:type="dxa"/>
+              <w:right w:w="110" w:type="dxa"/>
+            </w:tcMar>
+          </w:tcPr>
+          <w:p>
+            <w:pPr>
+              <w:spacing w:after="40"/>
+            </w:pPr>
+            <w:r>
+              <w:rPr>
+                <w:sz w:val="19"/>
+                <w:szCs w:val="19"/>
+              </w:rPr>
+              <w:t>The parent screen opens.</w:t>
+            </w:r>
+          </w:p>
+        </w:tc>
+      </w:tr>
+      <w:tr>
+        <w:tblPrEx>
+          <w:tblCellMar>
+            <w:top w:w="0" w:type="dxa"/>
+            <w:bottom w:w="0" w:type="dxa"/>
+          </w:tblCellMar>
+        </w:tblPrEx>
+        <w:trPr>
+          <w:cantSplit/>
+        </w:trPr>
+        <w:tc>
+          <w:tcPr>
+            <w:tcW w:w="1882" w:type="dxa"/>
+            <w:tcMar>
+              <w:top w:w="70" w:type="dxa"/>
+              <w:left w:w="110" w:type="dxa"/>
+              <w:bottom w:w="70" w:type="dxa"/>
+              <w:right w:w="110" w:type="dxa"/>
+            </w:tcMar>
+          </w:tcPr>
+          <w:p>
+            <w:pPr>
+              <w:spacing w:after="40"/>
+            </w:pPr>
+            <w:r>
+              <w:rPr>
+                <w:sz w:val="19"/>
+                <w:szCs w:val="19"/>
+              </w:rPr>
+              <w:t>Go to my start screen</w:t>
+            </w:r>
+          </w:p>
+        </w:tc>
+        <w:tc>
+          <w:tcPr>
+            <w:tcW w:w="3012" w:type="dxa"/>
+            <w:tcMar>
+              <w:top w:w="70" w:type="dxa"/>
+              <w:left w:w="110" w:type="dxa"/>
+              <w:bottom w:w="70" w:type="dxa"/>
+              <w:right w:w="110" w:type="dxa"/>
+            </w:tcMar>
+          </w:tcPr>
+          <w:p>
+            <w:pPr>
+              <w:spacing w:after="40"/>
+            </w:pPr>
+            <w:r>
+              <w:rPr>
+                <w:sz w:val="19"/>
+                <w:szCs w:val="19"/>
+              </w:rPr>
+              <w:t>Appears on the “This screen isn't part of your role” page and takes you to your own start screen.</w:t>
+            </w:r>
+          </w:p>
+        </w:tc>
+        <w:tc>
+          <w:tcPr>
+            <w:tcW w:w="2447" w:type="dxa"/>
+            <w:tcMar>
+              <w:top w:w="70" w:type="dxa"/>
+              <w:left w:w="110" w:type="dxa"/>
+              <w:bottom w:w="70" w:type="dxa"/>
+              <w:right w:w="110" w:type="dxa"/>
+            </w:tcMar>
+          </w:tcPr>
+          <w:p>
+            <w:pPr>
+              <w:spacing w:after="40"/>
+            </w:pPr>
+            <w:r>
+              <w:rPr>
+                <w:sz w:val="19"/>
+                <w:szCs w:val="19"/>
+              </w:rPr>
+              <w:t>An old bookmark or shared link may point at a screen that belongs to another role; this gets you out safely.</w:t>
+            </w:r>
+          </w:p>
+        </w:tc>
+        <w:tc>
+          <w:tcPr>
+            <w:tcW w:w="2071" w:type="dxa"/>
+            <w:tcMar>
+              <w:top w:w="70" w:type="dxa"/>
+              <w:left w:w="110" w:type="dxa"/>
+              <w:bottom w:w="70" w:type="dxa"/>
+              <w:right w:w="110" w:type="dxa"/>
+            </w:tcMar>
+          </w:tcPr>
+          <w:p>
+            <w:pPr>
+              <w:spacing w:after="40"/>
+            </w:pPr>
+            <w:r>
+              <w:rPr>
+                <w:sz w:val="19"/>
+                <w:szCs w:val="19"/>
+              </w:rPr>
+              <w:t>Your start screen opens.</w:t>
+            </w:r>
+          </w:p>
+        </w:tc>
+      </w:tr>
+    </w:tbl>
+    <w:p>
+      <w:pPr>
+        <w:spacing w:after="120"/>
+      </w:pPr>
+    </w:p>
+    <w:p>
+      <w:pPr>
+        <w:pStyle w:val="Heading2"/>
+      </w:pPr>
+      <w:bookmarkStart w:id="25" w:name="_Toc240889098"/>
+      <w:r>
+        <w:t>8.3 Change Password</w:t>
+      </w:r>
+      <w:bookmarkEnd w:id="25"/>
+    </w:p>
+    <w:p>
+      <w:pPr>
+        <w:spacing w:after="120" w:line="288" w:lineRule="auto"/>
+      </w:pPr>
+      <w:r>
+        <w:rPr>
+          <w:b/>
+          <w:bCs/>
+        </w:rPr>
+        <w:t>Who can open it:</w:t>
+      </w:r>
+      <w:r>
+        <w:t xml:space="preserve"> every role.  </w:t>
+      </w:r>
+      <w:r>
+        <w:rPr>
+          <w:b/>
+          <w:bCs/>
+        </w:rPr>
+        <w:t>Where:</w:t>
+      </w:r>
+      <w:r>
+        <w:t xml:space="preserve"> </w:t>
+      </w:r>
+      <w:r>
+        <w:rPr>
+          <w:rFonts w:ascii="Consolas" w:eastAsia="Consolas" w:hAnsi="Consolas" w:cs="Consolas"/>
+          <w:color w:val="122238"/>
+          <w:sz w:val="19"/>
+          <w:szCs w:val="19"/>
+        </w:rPr>
+        <w:t>/admin/account</w:t>
+      </w:r>
+    </w:p>
+    <w:p>
+      <w:pPr>
+        <w:spacing w:after="120" w:line="288" w:lineRule="auto"/>
+      </w:pPr>
+      <w:r>
+        <w:t>Change your own password.</w:t>
+      </w:r>
+    </w:p>
+    <w:tbl>
+      <w:tblPr>
+        <w:tblW w:w="9412" w:type="dxa"/>
+        <w:tblBorders>
+          <w:top w:val="single" w:sz="4" w:space="0" w:color="D5DAE0"/>
+          <w:left w:val="single" w:sz="4" w:space="0" w:color="D5DAE0"/>
+          <w:bottom w:val="single" w:sz="4" w:space="0" w:color="D5DAE0"/>
+          <w:right w:val="single" w:sz="4" w:space="0" w:color="D5DAE0"/>
+          <w:insideH w:val="single" w:sz="4" w:space="0" w:color="D5DAE0"/>
+          <w:insideV w:val="single" w:sz="4" w:space="0" w:color="D5DAE0"/>
+        </w:tblBorders>
+        <w:tblCellMar>
+          <w:left w:w="10" w:type="dxa"/>
+          <w:right w:w="10" w:type="dxa"/>
+        </w:tblCellMar>
+        <w:tblLook w:val="04A0" w:firstRow="1" w:lastRow="0" w:firstColumn="1" w:lastColumn="0" w:noHBand="0" w:noVBand="1"/>
+      </w:tblPr>
+      <w:tblGrid>
+        <w:gridCol w:w="1882"/>
+        <w:gridCol w:w="3012"/>
+        <w:gridCol w:w="2447"/>
+        <w:gridCol w:w="2071"/>
+      </w:tblGrid>
+      <w:tr>
+        <w:tblPrEx>
+          <w:tblCellMar>
+            <w:top w:w="0" w:type="dxa"/>
+            <w:bottom w:w="0" w:type="dxa"/>
+          </w:tblCellMar>
+        </w:tblPrEx>
+        <w:trPr>
+          <w:tblHeader/>
+        </w:trPr>
+        <w:tc>
+          <w:tcPr>
+            <w:tcW w:w="1882" w:type="dxa"/>
+            <w:shd w:val="clear" w:color="auto" w:fill="1B3350"/>
+            <w:tcMar>
+              <w:top w:w="70" w:type="dxa"/>
+              <w:left w:w="110" w:type="dxa"/>
+              <w:bottom w:w="70" w:type="dxa"/>
+              <w:right w:w="110" w:type="dxa"/>
+            </w:tcMar>
+          </w:tcPr>
+          <w:p>
+            <w:pPr>
+              <w:spacing w:after="40"/>
+            </w:pPr>
+            <w:r>
+              <w:rPr>
+                <w:b/>
+                <w:bCs/>
+                <w:color w:val="FFFFFF"/>
+                <w:sz w:val="19"/>
+                <w:szCs w:val="19"/>
+              </w:rPr>
+              <w:t>Control</w:t>
+            </w:r>
+          </w:p>
+        </w:tc>
+        <w:tc>
+          <w:tcPr>
+            <w:tcW w:w="3012" w:type="dxa"/>
+            <w:shd w:val="clear" w:color="auto" w:fill="1B3350"/>
+            <w:tcMar>
+              <w:top w:w="70" w:type="dxa"/>
+              <w:left w:w="110" w:type="dxa"/>
+              <w:bottom w:w="70" w:type="dxa"/>
+              <w:right w:w="110" w:type="dxa"/>
+            </w:tcMar>
+          </w:tcPr>
+          <w:p>
+            <w:pPr>
+              <w:spacing w:after="40"/>
+            </w:pPr>
+            <w:r>
+              <w:rPr>
+                <w:b/>
+                <w:bCs/>
+                <w:color w:val="FFFFFF"/>
+                <w:sz w:val="19"/>
+                <w:szCs w:val="19"/>
+              </w:rPr>
+              <w:t>What it does and when to use it</w:t>
+            </w:r>
+          </w:p>
+        </w:tc>
+        <w:tc>
+          <w:tcPr>
+            <w:tcW w:w="2447" w:type="dxa"/>
+            <w:shd w:val="clear" w:color="auto" w:fill="1B3350"/>
+            <w:tcMar>
+              <w:top w:w="70" w:type="dxa"/>
+              <w:left w:w="110" w:type="dxa"/>
+              <w:bottom w:w="70" w:type="dxa"/>
+              <w:right w:w="110" w:type="dxa"/>
+            </w:tcMar>
+          </w:tcPr>
+          <w:p>
+            <w:pPr>
+              <w:spacing w:after="40"/>
+            </w:pPr>
+            <w:r>
+              <w:rPr>
+                <w:b/>
+                <w:bCs/>
+                <w:color w:val="FFFFFF"/>
+                <w:sz w:val="19"/>
+                <w:szCs w:val="19"/>
+              </w:rPr>
+              <w:t>Why it exists</w:t>
+            </w:r>
+          </w:p>
+        </w:tc>
+        <w:tc>
+          <w:tcPr>
+            <w:tcW w:w="2071" w:type="dxa"/>
+            <w:shd w:val="clear" w:color="auto" w:fill="1B3350"/>
+            <w:tcMar>
+              <w:top w:w="70" w:type="dxa"/>
+              <w:left w:w="110" w:type="dxa"/>
+              <w:bottom w:w="70" w:type="dxa"/>
+              <w:right w:w="110" w:type="dxa"/>
+            </w:tcMar>
+          </w:tcPr>
+          <w:p>
+            <w:pPr>
+              <w:spacing w:after="40"/>
+            </w:pPr>
+            <w:r>
+              <w:rPr>
+                <w:b/>
+                <w:bCs/>
+                <w:color w:val="FFFFFF"/>
+                <w:sz w:val="19"/>
+                <w:szCs w:val="19"/>
+              </w:rPr>
+              <w:t>What happens next</w:t>
+            </w:r>
+          </w:p>
+        </w:tc>
+      </w:tr>
+      <w:tr>
+        <w:tblPrEx>
+          <w:tblCellMar>
+            <w:top w:w="0" w:type="dxa"/>
+            <w:bottom w:w="0" w:type="dxa"/>
+          </w:tblCellMar>
+        </w:tblPrEx>
+        <w:trPr>
+          <w:cantSplit/>
+        </w:trPr>
+        <w:tc>
+          <w:tcPr>
+            <w:tcW w:w="1882" w:type="dxa"/>
+            <w:tcMar>
+              <w:top w:w="70" w:type="dxa"/>
+              <w:left w:w="110" w:type="dxa"/>
+              <w:bottom w:w="70" w:type="dxa"/>
+              <w:right w:w="110" w:type="dxa"/>
+            </w:tcMar>
+          </w:tcPr>
+          <w:p>
+            <w:pPr>
+              <w:spacing w:after="40"/>
+            </w:pPr>
+            <w:r>
+              <w:rPr>
+                <w:sz w:val="19"/>
+                <w:szCs w:val="19"/>
+              </w:rPr>
+              <w:t>Current password</w:t>
+            </w:r>
+          </w:p>
+        </w:tc>
+        <w:tc>
+          <w:tcPr>
+            <w:tcW w:w="3012" w:type="dxa"/>
+            <w:tcMar>
+              <w:top w:w="70" w:type="dxa"/>
+              <w:left w:w="110" w:type="dxa"/>
+              <w:bottom w:w="70" w:type="dxa"/>
+              <w:right w:w="110" w:type="dxa"/>
+            </w:tcMar>
+          </w:tcPr>
+          <w:p>
+            <w:pPr>
+              <w:spacing w:after="40"/>
+            </w:pPr>
+            <w:r>
+              <w:rPr>
+                <w:sz w:val="19"/>
+                <w:szCs w:val="19"/>
+              </w:rPr>
+              <w:t>Type the password you use now.</w:t>
+            </w:r>
+          </w:p>
+        </w:tc>
+        <w:tc>
+          <w:tcPr>
+            <w:tcW w:w="2447" w:type="dxa"/>
+            <w:tcMar>
+              <w:top w:w="70" w:type="dxa"/>
+              <w:left w:w="110" w:type="dxa"/>
+              <w:bottom w:w="70" w:type="dxa"/>
+              <w:right w:w="110" w:type="dxa"/>
+            </w:tcMar>
+          </w:tcPr>
+          <w:p>
+            <w:pPr>
+              <w:spacing w:after="40"/>
+            </w:pPr>
+            <w:r>
+              <w:rPr>
+                <w:sz w:val="19"/>
+                <w:szCs w:val="19"/>
+              </w:rPr>
+              <w:t>Proves it is really you before a change, in case a signed-in device was left open.</w:t>
+            </w:r>
+          </w:p>
+        </w:tc>
+        <w:tc>
+          <w:tcPr>
+            <w:tcW w:w="2071" w:type="dxa"/>
+            <w:tcMar>
+              <w:top w:w="70" w:type="dxa"/>
+              <w:left w:w="110" w:type="dxa"/>
+              <w:bottom w:w="70" w:type="dxa"/>
+              <w:right w:w="110" w:type="dxa"/>
+            </w:tcMar>
+          </w:tcPr>
+          <w:p>
+            <w:pPr>
+              <w:spacing w:after="40"/>
+            </w:pPr>
+            <w:r>
+              <w:rPr>
+                <w:sz w:val="19"/>
+                <w:szCs w:val="19"/>
+              </w:rPr>
+              <w:t>Nothing yet.</w:t>
+            </w:r>
+          </w:p>
+        </w:tc>
+      </w:tr>
+      <w:tr>
+        <w:tblPrEx>
+          <w:tblCellMar>
+            <w:top w:w="0" w:type="dxa"/>
+            <w:bottom w:w="0" w:type="dxa"/>
+          </w:tblCellMar>
+        </w:tblPrEx>
+        <w:trPr>
+          <w:cantSplit/>
+        </w:trPr>
+        <w:tc>
+          <w:tcPr>
+            <w:tcW w:w="1882" w:type="dxa"/>
+            <w:shd w:val="clear" w:color="auto" w:fill="F8FAFB"/>
+            <w:tcMar>
+              <w:top w:w="70" w:type="dxa"/>
+              <w:left w:w="110" w:type="dxa"/>
+              <w:bottom w:w="70" w:type="dxa"/>
+              <w:right w:w="110" w:type="dxa"/>
+            </w:tcMar>
+          </w:tcPr>
+          <w:p>
+            <w:pPr>
+              <w:spacing w:after="40"/>
+            </w:pPr>
+            <w:r>
+              <w:rPr>
+                <w:sz w:val="19"/>
+                <w:szCs w:val="19"/>
+              </w:rPr>
+              <w:t>New password</w:t>
+            </w:r>
+          </w:p>
+        </w:tc>
+        <w:tc>
+          <w:tcPr>
+            <w:tcW w:w="3012" w:type="dxa"/>
+            <w:shd w:val="clear" w:color="auto" w:fill="F8FAFB"/>
+            <w:tcMar>
+              <w:top w:w="70" w:type="dxa"/>
+              <w:left w:w="110" w:type="dxa"/>
+              <w:bottom w:w="70" w:type="dxa"/>
+              <w:right w:w="110" w:type="dxa"/>
+            </w:tcMar>
+          </w:tcPr>
+          <w:p>
+            <w:pPr>
+              <w:spacing w:after="40"/>
+            </w:pPr>
+            <w:r>
+              <w:rPr>
+                <w:sz w:val="19"/>
+                <w:szCs w:val="19"/>
+              </w:rPr>
+              <w:t>Type the new password.</w:t>
+            </w:r>
+          </w:p>
+        </w:tc>
+        <w:tc>
+          <w:tcPr>
+            <w:tcW w:w="2447" w:type="dxa"/>
+            <w:shd w:val="clear" w:color="auto" w:fill="F8FAFB"/>
+            <w:tcMar>
+              <w:top w:w="70" w:type="dxa"/>
+              <w:left w:w="110" w:type="dxa"/>
+              <w:bottom w:w="70" w:type="dxa"/>
+              <w:right w:w="110" w:type="dxa"/>
+            </w:tcMar>
+          </w:tcPr>
+          <w:p>
+            <w:pPr>
+              <w:spacing w:after="40"/>
+            </w:pPr>
+            <w:r>
+              <w:rPr>
+                <w:sz w:val="19"/>
+                <w:szCs w:val="19"/>
+              </w:rPr>
+              <w:t>It must be long enough, not a common password, not all digits and not similar to your username or name; the screen says which rule failed.</w:t>
+            </w:r>
+          </w:p>
+        </w:tc>
+        <w:tc>
+          <w:tcPr>
+            <w:tcW w:w="2071" w:type="dxa"/>
+            <w:shd w:val="clear" w:color="auto" w:fill="F8FAFB"/>
+            <w:tcMar>
+              <w:top w:w="70" w:type="dxa"/>
+              <w:left w:w="110" w:type="dxa"/>
+              <w:bottom w:w="70" w:type="dxa"/>
+              <w:right w:w="110" w:type="dxa"/>
+            </w:tcMar>
+          </w:tcPr>
+          <w:p>
+            <w:pPr>
+              <w:spacing w:after="40"/>
+            </w:pPr>
+            <w:r>
+              <w:rPr>
+                <w:sz w:val="19"/>
+                <w:szCs w:val="19"/>
+              </w:rPr>
+              <w:t>Nothing yet.</w:t>
+            </w:r>
+          </w:p>
+        </w:tc>
+      </w:tr>
+      <w:tr>
+        <w:tblPrEx>
+          <w:tblCellMar>
+            <w:top w:w="0" w:type="dxa"/>
+            <w:bottom w:w="0" w:type="dxa"/>
+          </w:tblCellMar>
+        </w:tblPrEx>
+        <w:trPr>
+          <w:cantSplit/>
+        </w:trPr>
+        <w:tc>
+          <w:tcPr>
+            <w:tcW w:w="1882" w:type="dxa"/>
+            <w:tcMar>
+              <w:top w:w="70" w:type="dxa"/>
+              <w:left w:w="110" w:type="dxa"/>
+              <w:bottom w:w="70" w:type="dxa"/>
+              <w:right w:w="110" w:type="dxa"/>
+            </w:tcMar>
+          </w:tcPr>
+          <w:p>
+            <w:pPr>
+              <w:spacing w:after="40"/>
+            </w:pPr>
+            <w:r>
+              <w:rPr>
+                <w:sz w:val="19"/>
+                <w:szCs w:val="19"/>
+              </w:rPr>
+              <w:t>Confirm new password</w:t>
+            </w:r>
+          </w:p>
+        </w:tc>
+        <w:tc>
+          <w:tcPr>
+            <w:tcW w:w="3012" w:type="dxa"/>
+            <w:tcMar>
+              <w:top w:w="70" w:type="dxa"/>
+              <w:left w:w="110" w:type="dxa"/>
+              <w:bottom w:w="70" w:type="dxa"/>
+              <w:right w:w="110" w:type="dxa"/>
+            </w:tcMar>
+          </w:tcPr>
+          <w:p>
+            <w:pPr>
+              <w:spacing w:after="40"/>
+            </w:pPr>
+            <w:r>
+              <w:rPr>
+                <w:sz w:val="19"/>
+                <w:szCs w:val="19"/>
+              </w:rPr>
+              <w:t>Type the new password again.</w:t>
+            </w:r>
+          </w:p>
+        </w:tc>
+        <w:tc>
+          <w:tcPr>
+            <w:tcW w:w="2447" w:type="dxa"/>
+            <w:tcMar>
+              <w:top w:w="70" w:type="dxa"/>
+              <w:left w:w="110" w:type="dxa"/>
+              <w:bottom w:w="70" w:type="dxa"/>
+              <w:right w:w="110" w:type="dxa"/>
+            </w:tcMar>
+          </w:tcPr>
+          <w:p>
+            <w:pPr>
+              <w:spacing w:after="40"/>
+            </w:pPr>
+            <w:r>
+              <w:rPr>
+                <w:sz w:val="19"/>
+                <w:szCs w:val="19"/>
+              </w:rPr>
+              <w:t>Catches a typing slip that would lock you out.</w:t>
+            </w:r>
+          </w:p>
+        </w:tc>
+        <w:tc>
+          <w:tcPr>
+            <w:tcW w:w="2071" w:type="dxa"/>
+            <w:tcMar>
+              <w:top w:w="70" w:type="dxa"/>
+              <w:left w:w="110" w:type="dxa"/>
+              <w:bottom w:w="70" w:type="dxa"/>
+              <w:right w:w="110" w:type="dxa"/>
+            </w:tcMar>
+          </w:tcPr>
+          <w:p>
+            <w:pPr>
+              <w:spacing w:after="40"/>
+            </w:pPr>
+            <w:r>
+              <w:rPr>
+                <w:sz w:val="19"/>
+                <w:szCs w:val="19"/>
+              </w:rPr>
+              <w:t>Nothing yet.</w:t>
+            </w:r>
+          </w:p>
+        </w:tc>
+      </w:tr>
+      <w:tr>
+        <w:tblPrEx>
+          <w:tblCellMar>
+            <w:top w:w="0" w:type="dxa"/>
+            <w:bottom w:w="0" w:type="dxa"/>
+          </w:tblCellMar>
+        </w:tblPrEx>
+        <w:trPr>
+          <w:cantSplit/>
+        </w:trPr>
+        <w:tc>
+          <w:tcPr>
+            <w:tcW w:w="1882" w:type="dxa"/>
+            <w:shd w:val="clear" w:color="auto" w:fill="F8FAFB"/>
+            <w:tcMar>
+              <w:top w:w="70" w:type="dxa"/>
+              <w:left w:w="110" w:type="dxa"/>
+              <w:bottom w:w="70" w:type="dxa"/>
+              <w:right w:w="110" w:type="dxa"/>
+            </w:tcMar>
+          </w:tcPr>
+          <w:p>
+            <w:pPr>
+              <w:spacing w:after="40"/>
+            </w:pPr>
+            <w:r>
+              <w:rPr>
+                <w:sz w:val="19"/>
+                <w:szCs w:val="19"/>
+              </w:rPr>
+              <w:t>Change password</w:t>
+            </w:r>
+          </w:p>
+        </w:tc>
+        <w:tc>
+          <w:tcPr>
+            <w:tcW w:w="3012" w:type="dxa"/>
+            <w:shd w:val="clear" w:color="auto" w:fill="F8FAFB"/>
+            <w:tcMar>
+              <w:top w:w="70" w:type="dxa"/>
+              <w:left w:w="110" w:type="dxa"/>
+              <w:bottom w:w="70" w:type="dxa"/>
+              <w:right w:w="110" w:type="dxa"/>
+            </w:tcMar>
+          </w:tcPr>
+          <w:p>
+            <w:pPr>
+              <w:spacing w:after="40"/>
+            </w:pPr>
+            <w:r>
+              <w:rPr>
+                <w:sz w:val="19"/>
+                <w:szCs w:val="19"/>
+              </w:rPr>
+              <w:t>Saves the new password.</w:t>
+            </w:r>
+          </w:p>
+        </w:tc>
+        <w:tc>
+          <w:tcPr>
+            <w:tcW w:w="2447" w:type="dxa"/>
+            <w:shd w:val="clear" w:color="auto" w:fill="F8FAFB"/>
+            <w:tcMar>
+              <w:top w:w="70" w:type="dxa"/>
+              <w:left w:w="110" w:type="dxa"/>
+              <w:bottom w:w="70" w:type="dxa"/>
+              <w:right w:w="110" w:type="dxa"/>
+            </w:tcMar>
+          </w:tcPr>
+          <w:p>
+            <w:pPr>
+              <w:spacing w:after="40"/>
+            </w:pPr>
+            <w:r>
+              <w:rPr>
+                <w:sz w:val="19"/>
+                <w:szCs w:val="19"/>
+              </w:rPr>
+              <w:t>Your old password stops working straight away, and other people (including the PI) never see your new one.</w:t>
+            </w:r>
+          </w:p>
+        </w:tc>
+        <w:tc>
+          <w:tcPr>
+            <w:tcW w:w="2071" w:type="dxa"/>
+            <w:shd w:val="clear" w:color="auto" w:fill="F8FAFB"/>
+            <w:tcMar>
+              <w:top w:w="70" w:type="dxa"/>
+              <w:left w:w="110" w:type="dxa"/>
+              <w:bottom w:w="70" w:type="dxa"/>
+              <w:right w:w="110" w:type="dxa"/>
+            </w:tcMar>
+          </w:tcPr>
+          <w:p>
+            <w:pPr>
+              <w:spacing w:after="40"/>
+            </w:pPr>
+            <w:r>
+              <w:rPr>
+                <w:sz w:val="19"/>
+                <w:szCs w:val="19"/>
+              </w:rPr>
+              <w:t>A confirmation appears. Use the new password next time.</w:t>
+            </w:r>
+          </w:p>
+        </w:tc>
+      </w:tr>
+    </w:tbl>
+    <w:p>
+      <w:pPr>
+        <w:spacing w:after="120"/>
+      </w:pPr>
+    </w:p>
+    <w:p>
+      <w:pPr>
+        <w:pStyle w:val="Heading2"/>
+      </w:pPr>
+      <w:bookmarkStart w:id="26" w:name="_Toc240889099"/>
+      <w:r>
+        <w:t>8.4 KII / Document Dashboard</w:t>
+      </w:r>
+      <w:bookmarkEnd w:id="26"/>
+    </w:p>
+    <w:p>
+      <w:pPr>
+        <w:spacing w:after="120" w:line="288" w:lineRule="auto"/>
+      </w:pPr>
+      <w:r>
+        <w:rPr>
+          <w:b/>
+          <w:bCs/>
+        </w:rPr>
+        <w:t>Who can open it:</w:t>
+      </w:r>
+      <w:r>
+        <w:t xml:space="preserve"> PI / System Admin, Field / Digital Coordinator, Data Analyst, Supervisor, KII RA, Documentary RA.  </w:t>
+      </w:r>
+      <w:r>
+        <w:rPr>
+          <w:b/>
+          <w:bCs/>
+        </w:rPr>
+        <w:t>Where:</w:t>
+      </w:r>
+      <w:r>
+        <w:t xml:space="preserve"> </w:t>
+      </w:r>
+      <w:r>
+        <w:rPr>
+          <w:rFonts w:ascii="Consolas" w:eastAsia="Consolas" w:hAnsi="Consolas" w:cs="Consolas"/>
+          <w:color w:val="122238"/>
+          <w:sz w:val="19"/>
+          <w:szCs w:val="19"/>
+        </w:rPr>
+        <w:t>/admin/dashboard/kii-documents</w:t>
+      </w:r>
+    </w:p>
+    <w:p>
+      <w:pPr>
+        <w:spacing w:after="120" w:line="288" w:lineRule="auto"/>
+      </w:pPr>
+      <w:r>
+        <w:t>Progress of the two qualitative strands against their targets (about 60 KIIs, 50–75 documents).</w:t>
+      </w:r>
+    </w:p>
+    <w:tbl>
+      <w:tblPr>
+        <w:tblW w:w="9412" w:type="dxa"/>
+        <w:tblBorders>
+          <w:top w:val="single" w:sz="4" w:space="0" w:color="D5DAE0"/>
+          <w:left w:val="single" w:sz="4" w:space="0" w:color="D5DAE0"/>
+          <w:bottom w:val="single" w:sz="4" w:space="0" w:color="D5DAE0"/>
+          <w:right w:val="single" w:sz="4" w:space="0" w:color="D5DAE0"/>
+          <w:insideH w:val="single" w:sz="4" w:space="0" w:color="D5DAE0"/>
+          <w:insideV w:val="single" w:sz="4" w:space="0" w:color="D5DAE0"/>
+        </w:tblBorders>
+        <w:tblCellMar>
+          <w:left w:w="10" w:type="dxa"/>
+          <w:right w:w="10" w:type="dxa"/>
+        </w:tblCellMar>
+        <w:tblLook w:val="04A0" w:firstRow="1" w:lastRow="0" w:firstColumn="1" w:lastColumn="0" w:noHBand="0" w:noVBand="1"/>
+      </w:tblPr>
+      <w:tblGrid>
+        <w:gridCol w:w="1882"/>
+        <w:gridCol w:w="3012"/>
+        <w:gridCol w:w="2447"/>
+        <w:gridCol w:w="2071"/>
+      </w:tblGrid>
+      <w:tr>
+        <w:tblPrEx>
+          <w:tblCellMar>
+            <w:top w:w="0" w:type="dxa"/>
+            <w:bottom w:w="0" w:type="dxa"/>
+          </w:tblCellMar>
+        </w:tblPrEx>
+        <w:trPr>
+          <w:tblHeader/>
+        </w:trPr>
+        <w:tc>
+          <w:tcPr>
+            <w:tcW w:w="1882" w:type="dxa"/>
+            <w:shd w:val="clear" w:color="auto" w:fill="1B3350"/>
+            <w:tcMar>
+              <w:top w:w="70" w:type="dxa"/>
+              <w:left w:w="110" w:type="dxa"/>
+              <w:bottom w:w="70" w:type="dxa"/>
+              <w:right w:w="110" w:type="dxa"/>
+            </w:tcMar>
+          </w:tcPr>
+          <w:p>
+            <w:pPr>
+              <w:spacing w:after="40"/>
+            </w:pPr>
+            <w:r>
+              <w:rPr>
+                <w:b/>
+                <w:bCs/>
+                <w:color w:val="FFFFFF"/>
+                <w:sz w:val="19"/>
+                <w:szCs w:val="19"/>
+              </w:rPr>
+              <w:t>Control</w:t>
+            </w:r>
+          </w:p>
+        </w:tc>
+        <w:tc>
+          <w:tcPr>
+            <w:tcW w:w="3012" w:type="dxa"/>
+            <w:shd w:val="clear" w:color="auto" w:fill="1B3350"/>
+            <w:tcMar>
+              <w:top w:w="70" w:type="dxa"/>
+              <w:left w:w="110" w:type="dxa"/>
+              <w:bottom w:w="70" w:type="dxa"/>
+              <w:right w:w="110" w:type="dxa"/>
+            </w:tcMar>
+          </w:tcPr>
+          <w:p>
+            <w:pPr>
+              <w:spacing w:after="40"/>
+            </w:pPr>
+            <w:r>
+              <w:rPr>
+                <w:b/>
+                <w:bCs/>
+                <w:color w:val="FFFFFF"/>
+                <w:sz w:val="19"/>
+                <w:szCs w:val="19"/>
+              </w:rPr>
+              <w:t>What it does and when to use it</w:t>
+            </w:r>
+          </w:p>
+        </w:tc>
+        <w:tc>
+          <w:tcPr>
+            <w:tcW w:w="2447" w:type="dxa"/>
+            <w:shd w:val="clear" w:color="auto" w:fill="1B3350"/>
+            <w:tcMar>
+              <w:top w:w="70" w:type="dxa"/>
+              <w:left w:w="110" w:type="dxa"/>
+              <w:bottom w:w="70" w:type="dxa"/>
+              <w:right w:w="110" w:type="dxa"/>
+            </w:tcMar>
+          </w:tcPr>
+          <w:p>
+            <w:pPr>
+              <w:spacing w:after="40"/>
+            </w:pPr>
+            <w:r>
+              <w:rPr>
+                <w:b/>
+                <w:bCs/>
+                <w:color w:val="FFFFFF"/>
+                <w:sz w:val="19"/>
+                <w:szCs w:val="19"/>
+              </w:rPr>
+              <w:t>Why it exists</w:t>
+            </w:r>
+          </w:p>
+        </w:tc>
+        <w:tc>
+          <w:tcPr>
+            <w:tcW w:w="2071" w:type="dxa"/>
+            <w:shd w:val="clear" w:color="auto" w:fill="1B3350"/>
+            <w:tcMar>
+              <w:top w:w="70" w:type="dxa"/>
+              <w:left w:w="110" w:type="dxa"/>
+              <w:bottom w:w="70" w:type="dxa"/>
+              <w:right w:w="110" w:type="dxa"/>
+            </w:tcMar>
+          </w:tcPr>
+          <w:p>
+            <w:pPr>
+              <w:spacing w:after="40"/>
+            </w:pPr>
+            <w:r>
+              <w:rPr>
+                <w:b/>
+                <w:bCs/>
+                <w:color w:val="FFFFFF"/>
+                <w:sz w:val="19"/>
+                <w:szCs w:val="19"/>
+              </w:rPr>
+              <w:t>What happens next</w:t>
+            </w:r>
+          </w:p>
+        </w:tc>
+      </w:tr>
+      <w:tr>
+        <w:tblPrEx>
+          <w:tblCellMar>
+            <w:top w:w="0" w:type="dxa"/>
+            <w:bottom w:w="0" w:type="dxa"/>
+          </w:tblCellMar>
+        </w:tblPrEx>
+        <w:trPr>
+          <w:cantSplit/>
+        </w:trPr>
+        <w:tc>
+          <w:tcPr>
+            <w:tcW w:w="1882" w:type="dxa"/>
+            <w:tcMar>
+              <w:top w:w="70" w:type="dxa"/>
+              <w:left w:w="110" w:type="dxa"/>
+              <w:bottom w:w="70" w:type="dxa"/>
+              <w:right w:w="110" w:type="dxa"/>
+            </w:tcMar>
+          </w:tcPr>
+          <w:p>
+            <w:pPr>
+              <w:spacing w:after="40"/>
+            </w:pPr>
+            <w:r>
+              <w:rPr>
+                <w:sz w:val="19"/>
+                <w:szCs w:val="19"/>
+              </w:rPr>
+              <w:t>KII by status</w:t>
+            </w:r>
+          </w:p>
+        </w:tc>
+        <w:tc>
+          <w:tcPr>
+            <w:tcW w:w="3012" w:type="dxa"/>
+            <w:tcMar>
+              <w:top w:w="70" w:type="dxa"/>
+              <w:left w:w="110" w:type="dxa"/>
+              <w:bottom w:w="70" w:type="dxa"/>
+              <w:right w:w="110" w:type="dxa"/>
+            </w:tcMar>
+          </w:tcPr>
+          <w:p>
+            <w:pPr>
+              <w:spacing w:after="40"/>
+            </w:pPr>
+            <w:r>
+              <w:rPr>
+                <w:sz w:val="19"/>
+                <w:szCs w:val="19"/>
+              </w:rPr>
+              <w:t>Counts KII records at each stage (prospect, invited, scheduled, completed, declined, no-show).</w:t>
+            </w:r>
+          </w:p>
+        </w:tc>
+        <w:tc>
+          <w:tcPr>
+            <w:tcW w:w="2447" w:type="dxa"/>
+            <w:tcMar>
+              <w:top w:w="70" w:type="dxa"/>
+              <w:left w:w="110" w:type="dxa"/>
+              <w:bottom w:w="70" w:type="dxa"/>
+              <w:right w:w="110" w:type="dxa"/>
+            </w:tcMar>
+          </w:tcPr>
+          <w:p>
+            <w:pPr>
+              <w:spacing w:after="40"/>
+            </w:pPr>
+            <w:r>
+              <w:rPr>
+                <w:sz w:val="19"/>
+                <w:szCs w:val="19"/>
+              </w:rPr>
+              <w:t>Shows how far the interview target has come.</w:t>
+            </w:r>
+          </w:p>
+        </w:tc>
+        <w:tc>
+          <w:tcPr>
+            <w:tcW w:w="2071" w:type="dxa"/>
+            <w:tcMar>
+              <w:top w:w="70" w:type="dxa"/>
+              <w:left w:w="110" w:type="dxa"/>
+              <w:bottom w:w="70" w:type="dxa"/>
+              <w:right w:w="110" w:type="dxa"/>
+            </w:tcMar>
+          </w:tcPr>
+          <w:p>
+            <w:pPr>
+              <w:spacing w:after="40"/>
+            </w:pPr>
+            <w:r>
+              <w:rPr>
+                <w:sz w:val="19"/>
+                <w:szCs w:val="19"/>
+              </w:rPr>
+              <w:t>Read only.</w:t>
+            </w:r>
+          </w:p>
+        </w:tc>
+      </w:tr>
+      <w:tr>
+        <w:tblPrEx>
+          <w:tblCellMar>
+            <w:top w:w="0" w:type="dxa"/>
+            <w:bottom w:w="0" w:type="dxa"/>
+          </w:tblCellMar>
+        </w:tblPrEx>
+        <w:trPr>
+          <w:cantSplit/>
+        </w:trPr>
+        <w:tc>
+          <w:tcPr>
+            <w:tcW w:w="1882" w:type="dxa"/>
+            <w:shd w:val="clear" w:color="auto" w:fill="F8FAFB"/>
+            <w:tcMar>
+              <w:top w:w="70" w:type="dxa"/>
+              <w:left w:w="110" w:type="dxa"/>
+              <w:bottom w:w="70" w:type="dxa"/>
+              <w:right w:w="110" w:type="dxa"/>
+            </w:tcMar>
+          </w:tcPr>
+          <w:p>
+            <w:pPr>
+              <w:spacing w:after="40"/>
+            </w:pPr>
+            <w:r>
+              <w:rPr>
+                <w:sz w:val="19"/>
+                <w:szCs w:val="19"/>
+              </w:rPr>
+              <w:t>Documents by type / by QA status</w:t>
+            </w:r>
+          </w:p>
+        </w:tc>
+        <w:tc>
+          <w:tcPr>
+            <w:tcW w:w="3012" w:type="dxa"/>
+            <w:shd w:val="clear" w:color="auto" w:fill="F8FAFB"/>
+            <w:tcMar>
+              <w:top w:w="70" w:type="dxa"/>
+              <w:left w:w="110" w:type="dxa"/>
+              <w:bottom w:w="70" w:type="dxa"/>
+              <w:right w:w="110" w:type="dxa"/>
+            </w:tcMar>
+          </w:tcPr>
+          <w:p>
+            <w:pPr>
+              <w:spacing w:after="40"/>
+            </w:pPr>
+            <w:r>
+              <w:rPr>
+                <w:sz w:val="19"/>
+                <w:szCs w:val="19"/>
+              </w:rPr>
+              <w:t>Counts documents by type (official, secondary, platform) and by decision (pending, included, excluded).</w:t>
+            </w:r>
+          </w:p>
+        </w:tc>
+        <w:tc>
+          <w:tcPr>
+            <w:tcW w:w="2447" w:type="dxa"/>
+            <w:shd w:val="clear" w:color="auto" w:fill="F8FAFB"/>
+            <w:tcMar>
+              <w:top w:w="70" w:type="dxa"/>
+              <w:left w:w="110" w:type="dxa"/>
+              <w:bottom w:w="70" w:type="dxa"/>
+              <w:right w:w="110" w:type="dxa"/>
+            </w:tcMar>
+          </w:tcPr>
+          <w:p>
+            <w:pPr>
+              <w:spacing w:after="40"/>
+            </w:pPr>
+            <w:r>
+              <w:rPr>
+                <w:sz w:val="19"/>
+                <w:szCs w:val="19"/>
+              </w:rPr>
+              <w:t>Only included documents count towards the corpus target.</w:t>
+            </w:r>
+          </w:p>
+        </w:tc>
+        <w:tc>
+          <w:tcPr>
+            <w:tcW w:w="2071" w:type="dxa"/>
+            <w:shd w:val="clear" w:color="auto" w:fill="F8FAFB"/>
+            <w:tcMar>
+              <w:top w:w="70" w:type="dxa"/>
+              <w:left w:w="110" w:type="dxa"/>
+              <w:bottom w:w="70" w:type="dxa"/>
+              <w:right w:w="110" w:type="dxa"/>
+            </w:tcMar>
+          </w:tcPr>
+          <w:p>
+            <w:pPr>
+              <w:spacing w:after="40"/>
+            </w:pPr>
+            <w:r>
+              <w:rPr>
+                <w:sz w:val="19"/>
+                <w:szCs w:val="19"/>
+              </w:rPr>
+              <w:t>Read only.</w:t>
+            </w:r>
+          </w:p>
+        </w:tc>
+      </w:tr>
+    </w:tbl>
+    <w:p>
+      <w:pPr>
+        <w:spacing w:after="120"/>
+      </w:pPr>
+    </w:p>
+    <w:p>
+      <w:pPr>
+        <w:pStyle w:val="Heading2"/>
+      </w:pPr>
+      <w:bookmarkStart w:id="27" w:name="_Toc240889100"/>
+      <w:r>
+        <w:lastRenderedPageBreak/>
+        <w:t>8.5 Documents (the corpus)</w:t>
+      </w:r>
+      <w:bookmarkEnd w:id="27"/>
+    </w:p>
+    <w:p>
+      <w:pPr>
+        <w:spacing w:after="120" w:line="288" w:lineRule="auto"/>
+      </w:pPr>
+      <w:r>
+        <w:rPr>
+          <w:b/>
+          <w:bCs/>
+        </w:rPr>
+        <w:t>Who can open it:</w:t>
+      </w:r>
+      <w:r>
+        <w:t xml:space="preserve"> PI / System Admin, Field / Digital Coordinator, Documentary RA, Supervisor.  </w:t>
+      </w:r>
+      <w:r>
+        <w:rPr>
+          <w:b/>
+          <w:bCs/>
+        </w:rPr>
+        <w:t>Where:</w:t>
+      </w:r>
+      <w:r>
+        <w:t xml:space="preserve"> </w:t>
+      </w:r>
+      <w:r>
+        <w:rPr>
+          <w:rFonts w:ascii="Consolas" w:eastAsia="Consolas" w:hAnsi="Consolas" w:cs="Consolas"/>
+          <w:color w:val="122238"/>
+          <w:sz w:val="19"/>
+          <w:szCs w:val="19"/>
+        </w:rPr>
+        <w:t>/admin/documents</w:t>
+      </w:r>
+    </w:p>
+    <w:p>
+      <w:pPr>
+        <w:spacing w:after="120" w:line="288" w:lineRule="auto"/>
+      </w:pPr>
+      <w:r>
+        <w:t>The register of documentary evidence (target 50–75 coded, included documents).</w:t>
+      </w:r>
+    </w:p>
+    <w:tbl>
+      <w:tblPr>
+        <w:tblW w:w="9412" w:type="dxa"/>
+        <w:tblBorders>
+          <w:top w:val="single" w:sz="4" w:space="0" w:color="D5DAE0"/>
+          <w:left w:val="single" w:sz="4" w:space="0" w:color="D5DAE0"/>
+          <w:bottom w:val="single" w:sz="4" w:space="0" w:color="D5DAE0"/>
+          <w:right w:val="single" w:sz="4" w:space="0" w:color="D5DAE0"/>
+          <w:insideH w:val="single" w:sz="4" w:space="0" w:color="D5DAE0"/>
+          <w:insideV w:val="single" w:sz="4" w:space="0" w:color="D5DAE0"/>
+        </w:tblBorders>
+        <w:tblCellMar>
+          <w:left w:w="10" w:type="dxa"/>
+          <w:right w:w="10" w:type="dxa"/>
+        </w:tblCellMar>
+        <w:tblLook w:val="04A0" w:firstRow="1" w:lastRow="0" w:firstColumn="1" w:lastColumn="0" w:noHBand="0" w:noVBand="1"/>
+      </w:tblPr>
+      <w:tblGrid>
+        <w:gridCol w:w="1882"/>
+        <w:gridCol w:w="3012"/>
+        <w:gridCol w:w="2447"/>
+        <w:gridCol w:w="2071"/>
+      </w:tblGrid>
+      <w:tr>
+        <w:tblPrEx>
+          <w:tblCellMar>
+            <w:top w:w="0" w:type="dxa"/>
+            <w:bottom w:w="0" w:type="dxa"/>
+          </w:tblCellMar>
+        </w:tblPrEx>
+        <w:trPr>
+          <w:tblHeader/>
+        </w:trPr>
+        <w:tc>
+          <w:tcPr>
+            <w:tcW w:w="1882" w:type="dxa"/>
+            <w:shd w:val="clear" w:color="auto" w:fill="1B3350"/>
+            <w:tcMar>
+              <w:top w:w="70" w:type="dxa"/>
+              <w:left w:w="110" w:type="dxa"/>
+              <w:bottom w:w="70" w:type="dxa"/>
+              <w:right w:w="110" w:type="dxa"/>
+            </w:tcMar>
+          </w:tcPr>
+          <w:p>
+            <w:pPr>
+              <w:spacing w:after="40"/>
+            </w:pPr>
+            <w:r>
+              <w:rPr>
+                <w:b/>
+                <w:bCs/>
+                <w:color w:val="FFFFFF"/>
+                <w:sz w:val="19"/>
+                <w:szCs w:val="19"/>
+              </w:rPr>
+              <w:t>Control</w:t>
+            </w:r>
+          </w:p>
+        </w:tc>
+        <w:tc>
+          <w:tcPr>
+            <w:tcW w:w="3012" w:type="dxa"/>
+            <w:shd w:val="clear" w:color="auto" w:fill="1B3350"/>
+            <w:tcMar>
+              <w:top w:w="70" w:type="dxa"/>
+              <w:left w:w="110" w:type="dxa"/>
+              <w:bottom w:w="70" w:type="dxa"/>
+              <w:right w:w="110" w:type="dxa"/>
+            </w:tcMar>
+          </w:tcPr>
+          <w:p>
+            <w:pPr>
+              <w:spacing w:after="40"/>
+            </w:pPr>
+            <w:r>
+              <w:rPr>
+                <w:b/>
+                <w:bCs/>
+                <w:color w:val="FFFFFF"/>
+                <w:sz w:val="19"/>
+                <w:szCs w:val="19"/>
+              </w:rPr>
+              <w:t>What it does and when to use it</w:t>
+            </w:r>
+          </w:p>
+        </w:tc>
+        <w:tc>
+          <w:tcPr>
+            <w:tcW w:w="2447" w:type="dxa"/>
+            <w:shd w:val="clear" w:color="auto" w:fill="1B3350"/>
+            <w:tcMar>
+              <w:top w:w="70" w:type="dxa"/>
+              <w:left w:w="110" w:type="dxa"/>
+              <w:bottom w:w="70" w:type="dxa"/>
+              <w:right w:w="110" w:type="dxa"/>
+            </w:tcMar>
+          </w:tcPr>
+          <w:p>
+            <w:pPr>
+              <w:spacing w:after="40"/>
+            </w:pPr>
+            <w:r>
+              <w:rPr>
+                <w:b/>
+                <w:bCs/>
+                <w:color w:val="FFFFFF"/>
+                <w:sz w:val="19"/>
+                <w:szCs w:val="19"/>
+              </w:rPr>
+              <w:t>Why it exists</w:t>
+            </w:r>
+          </w:p>
+        </w:tc>
+        <w:tc>
+          <w:tcPr>
+            <w:tcW w:w="2071" w:type="dxa"/>
+            <w:shd w:val="clear" w:color="auto" w:fill="1B3350"/>
+            <w:tcMar>
+              <w:top w:w="70" w:type="dxa"/>
+              <w:left w:w="110" w:type="dxa"/>
+              <w:bottom w:w="70" w:type="dxa"/>
+              <w:right w:w="110" w:type="dxa"/>
+            </w:tcMar>
+          </w:tcPr>
+          <w:p>
+            <w:pPr>
+              <w:spacing w:after="40"/>
+            </w:pPr>
+            <w:r>
+              <w:rPr>
+                <w:b/>
+                <w:bCs/>
+                <w:color w:val="FFFFFF"/>
+                <w:sz w:val="19"/>
+                <w:szCs w:val="19"/>
+              </w:rPr>
+              <w:t>What happens next</w:t>
+            </w:r>
+          </w:p>
+        </w:tc>
+      </w:tr>
+      <w:tr>
+        <w:tblPrEx>
+          <w:tblCellMar>
+            <w:top w:w="0" w:type="dxa"/>
+            <w:bottom w:w="0" w:type="dxa"/>
+          </w:tblCellMar>
+        </w:tblPrEx>
+        <w:trPr>
+          <w:cantSplit/>
+        </w:trPr>
+        <w:tc>
+          <w:tcPr>
+            <w:tcW w:w="1882" w:type="dxa"/>
+            <w:tcMar>
+              <w:top w:w="70" w:type="dxa"/>
+              <w:left w:w="110" w:type="dxa"/>
+              <w:bottom w:w="70" w:type="dxa"/>
+              <w:right w:w="110" w:type="dxa"/>
+            </w:tcMar>
+          </w:tcPr>
+          <w:p>
+            <w:pPr>
+              <w:spacing w:after="40"/>
+            </w:pPr>
+            <w:r>
+              <w:rPr>
+                <w:sz w:val="19"/>
+                <w:szCs w:val="19"/>
+              </w:rPr>
+              <w:t>New document</w:t>
+            </w:r>
+          </w:p>
+        </w:tc>
+        <w:tc>
+          <w:tcPr>
+            <w:tcW w:w="3012" w:type="dxa"/>
+            <w:tcMar>
+              <w:top w:w="70" w:type="dxa"/>
+              <w:left w:w="110" w:type="dxa"/>
+              <w:bottom w:w="70" w:type="dxa"/>
+              <w:right w:w="110" w:type="dxa"/>
+            </w:tcMar>
+          </w:tcPr>
+          <w:p>
+            <w:pPr>
+              <w:spacing w:after="40"/>
+            </w:pPr>
+            <w:r>
+              <w:rPr>
+                <w:sz w:val="19"/>
+                <w:szCs w:val="19"/>
+              </w:rPr>
+              <w:t>Opens the New Documentary Evidence Record screen.</w:t>
+            </w:r>
+          </w:p>
+        </w:tc>
+        <w:tc>
+          <w:tcPr>
+            <w:tcW w:w="2447" w:type="dxa"/>
+            <w:tcMar>
+              <w:top w:w="70" w:type="dxa"/>
+              <w:left w:w="110" w:type="dxa"/>
+              <w:bottom w:w="70" w:type="dxa"/>
+              <w:right w:w="110" w:type="dxa"/>
+            </w:tcMar>
+          </w:tcPr>
+          <w:p>
+            <w:pPr>
+              <w:spacing w:after="40"/>
+            </w:pPr>
+            <w:r>
+              <w:rPr>
+                <w:sz w:val="19"/>
+                <w:szCs w:val="19"/>
+              </w:rPr>
+              <w:t>Every source needs a record with a document ID before it can be coded.</w:t>
+            </w:r>
+          </w:p>
+        </w:tc>
+        <w:tc>
+          <w:tcPr>
+            <w:tcW w:w="2071" w:type="dxa"/>
+            <w:tcMar>
+              <w:top w:w="70" w:type="dxa"/>
+              <w:left w:w="110" w:type="dxa"/>
+              <w:bottom w:w="70" w:type="dxa"/>
+              <w:right w:w="110" w:type="dxa"/>
+            </w:tcMar>
+          </w:tcPr>
+          <w:p>
+            <w:pPr>
+              <w:spacing w:after="40"/>
+            </w:pPr>
+            <w:r>
+              <w:rPr>
+                <w:sz w:val="19"/>
+                <w:szCs w:val="19"/>
+              </w:rPr>
+              <w:t>The New document screen opens.</w:t>
+            </w:r>
+          </w:p>
+        </w:tc>
+      </w:tr>
+      <w:tr>
+        <w:tblPrEx>
+          <w:tblCellMar>
+            <w:top w:w="0" w:type="dxa"/>
+            <w:bottom w:w="0" w:type="dxa"/>
+          </w:tblCellMar>
+        </w:tblPrEx>
+        <w:trPr>
+          <w:cantSplit/>
+        </w:trPr>
+        <w:tc>
+          <w:tcPr>
+            <w:tcW w:w="1882" w:type="dxa"/>
+            <w:shd w:val="clear" w:color="auto" w:fill="F8FAFB"/>
+            <w:tcMar>
+              <w:top w:w="70" w:type="dxa"/>
+              <w:left w:w="110" w:type="dxa"/>
+              <w:bottom w:w="70" w:type="dxa"/>
+              <w:right w:w="110" w:type="dxa"/>
+            </w:tcMar>
+          </w:tcPr>
+          <w:p>
+            <w:pPr>
+              <w:spacing w:after="40"/>
+            </w:pPr>
+            <w:r>
+              <w:rPr>
+                <w:sz w:val="19"/>
+                <w:szCs w:val="19"/>
+              </w:rPr>
+              <w:t>Search title, ID or author</w:t>
+            </w:r>
+          </w:p>
+        </w:tc>
+        <w:tc>
+          <w:tcPr>
+            <w:tcW w:w="3012" w:type="dxa"/>
+            <w:shd w:val="clear" w:color="auto" w:fill="F8FAFB"/>
+            <w:tcMar>
+              <w:top w:w="70" w:type="dxa"/>
+              <w:left w:w="110" w:type="dxa"/>
+              <w:bottom w:w="70" w:type="dxa"/>
+              <w:right w:w="110" w:type="dxa"/>
+            </w:tcMar>
+          </w:tcPr>
+          <w:p>
+            <w:pPr>
+              <w:spacing w:after="40"/>
+            </w:pPr>
+            <w:r>
+              <w:rPr>
+                <w:sz w:val="19"/>
+                <w:szCs w:val="19"/>
+              </w:rPr>
+              <w:t>Filters the list as you type.</w:t>
+            </w:r>
+          </w:p>
+        </w:tc>
+        <w:tc>
+          <w:tcPr>
+            <w:tcW w:w="2447" w:type="dxa"/>
+            <w:shd w:val="clear" w:color="auto" w:fill="F8FAFB"/>
+            <w:tcMar>
+              <w:top w:w="70" w:type="dxa"/>
+              <w:left w:w="110" w:type="dxa"/>
+              <w:bottom w:w="70" w:type="dxa"/>
+              <w:right w:w="110" w:type="dxa"/>
+            </w:tcMar>
+          </w:tcPr>
+          <w:p>
+            <w:pPr>
+              <w:spacing w:after="40"/>
+            </w:pPr>
+            <w:r>
+              <w:rPr>
+                <w:sz w:val="19"/>
+                <w:szCs w:val="19"/>
+              </w:rPr>
+              <w:t>Finding one document in 100 or more.</w:t>
+            </w:r>
+          </w:p>
+        </w:tc>
+        <w:tc>
+          <w:tcPr>
+            <w:tcW w:w="2071" w:type="dxa"/>
+            <w:shd w:val="clear" w:color="auto" w:fill="F8FAFB"/>
+            <w:tcMar>
+              <w:top w:w="70" w:type="dxa"/>
+              <w:left w:w="110" w:type="dxa"/>
+              <w:bottom w:w="70" w:type="dxa"/>
+              <w:right w:w="110" w:type="dxa"/>
+            </w:tcMar>
+          </w:tcPr>
+          <w:p>
+            <w:pPr>
+              <w:spacing w:after="40"/>
+            </w:pPr>
+            <w:r>
+              <w:rPr>
+                <w:sz w:val="19"/>
+                <w:szCs w:val="19"/>
+              </w:rPr>
+              <w:t>Only matching documents are listed.</w:t>
+            </w:r>
+          </w:p>
+        </w:tc>
+      </w:tr>
+      <w:tr>
+        <w:tblPrEx>
+          <w:tblCellMar>
+            <w:top w:w="0" w:type="dxa"/>
+            <w:bottom w:w="0" w:type="dxa"/>
+          </w:tblCellMar>
+        </w:tblPrEx>
+        <w:trPr>
+          <w:cantSplit/>
+        </w:trPr>
+        <w:tc>
+          <w:tcPr>
+            <w:tcW w:w="1882" w:type="dxa"/>
+            <w:tcMar>
+              <w:top w:w="70" w:type="dxa"/>
+              <w:left w:w="110" w:type="dxa"/>
+              <w:bottom w:w="70" w:type="dxa"/>
+              <w:right w:w="110" w:type="dxa"/>
+            </w:tcMar>
+          </w:tcPr>
+          <w:p>
+            <w:pPr>
+              <w:spacing w:after="40"/>
+            </w:pPr>
+            <w:r>
+              <w:rPr>
+                <w:sz w:val="19"/>
+                <w:szCs w:val="19"/>
+              </w:rPr>
+              <w:t>Manage</w:t>
+            </w:r>
+          </w:p>
+        </w:tc>
+        <w:tc>
+          <w:tcPr>
+            <w:tcW w:w="3012" w:type="dxa"/>
+            <w:tcMar>
+              <w:top w:w="70" w:type="dxa"/>
+              <w:left w:w="110" w:type="dxa"/>
+              <w:bottom w:w="70" w:type="dxa"/>
+              <w:right w:w="110" w:type="dxa"/>
+            </w:tcMar>
+          </w:tcPr>
+          <w:p>
+            <w:pPr>
+              <w:spacing w:after="40"/>
+            </w:pPr>
+            <w:r>
+              <w:rPr>
+                <w:sz w:val="19"/>
+                <w:szCs w:val="19"/>
+              </w:rPr>
+              <w:t>Opens the document record.</w:t>
+            </w:r>
+          </w:p>
+        </w:tc>
+        <w:tc>
+          <w:tcPr>
+            <w:tcW w:w="2447" w:type="dxa"/>
+            <w:tcMar>
+              <w:top w:w="70" w:type="dxa"/>
+              <w:left w:w="110" w:type="dxa"/>
+              <w:bottom w:w="70" w:type="dxa"/>
+              <w:right w:w="110" w:type="dxa"/>
+            </w:tcMar>
+          </w:tcPr>
+          <w:p>
+            <w:pPr>
+              <w:spacing w:after="40"/>
+            </w:pPr>
+            <w:r>
+              <w:rPr>
+                <w:sz w:val="19"/>
+                <w:szCs w:val="19"/>
+              </w:rPr>
+              <w:t>All work on a document happens on its own record.</w:t>
+            </w:r>
+          </w:p>
+        </w:tc>
+        <w:tc>
+          <w:tcPr>
+            <w:tcW w:w="2071" w:type="dxa"/>
+            <w:tcMar>
+              <w:top w:w="70" w:type="dxa"/>
+              <w:left w:w="110" w:type="dxa"/>
+              <w:bottom w:w="70" w:type="dxa"/>
+              <w:right w:w="110" w:type="dxa"/>
+            </w:tcMar>
+          </w:tcPr>
+          <w:p>
+            <w:pPr>
+              <w:spacing w:after="40"/>
+            </w:pPr>
+            <w:r>
+              <w:rPr>
+                <w:sz w:val="19"/>
+                <w:szCs w:val="19"/>
+              </w:rPr>
+              <w:t>The document record opens.</w:t>
+            </w:r>
+          </w:p>
+        </w:tc>
+      </w:tr>
+      <w:tr>
+        <w:tblPrEx>
+          <w:tblCellMar>
+            <w:top w:w="0" w:type="dxa"/>
+            <w:bottom w:w="0" w:type="dxa"/>
+          </w:tblCellMar>
+        </w:tblPrEx>
+        <w:trPr>
+          <w:cantSplit/>
+        </w:trPr>
+        <w:tc>
+          <w:tcPr>
+            <w:tcW w:w="1882" w:type="dxa"/>
+            <w:shd w:val="clear" w:color="auto" w:fill="F8FAFB"/>
+            <w:tcMar>
+              <w:top w:w="70" w:type="dxa"/>
+              <w:left w:w="110" w:type="dxa"/>
+              <w:bottom w:w="70" w:type="dxa"/>
+              <w:right w:w="110" w:type="dxa"/>
+            </w:tcMar>
+          </w:tcPr>
+          <w:p>
+            <w:pPr>
+              <w:spacing w:after="40"/>
+            </w:pPr>
+            <w:r>
+              <w:rPr>
+                <w:sz w:val="19"/>
+                <w:szCs w:val="19"/>
+              </w:rPr>
+              <w:t>Show / page numbers</w:t>
+            </w:r>
+          </w:p>
+        </w:tc>
+        <w:tc>
+          <w:tcPr>
+            <w:tcW w:w="3012" w:type="dxa"/>
+            <w:shd w:val="clear" w:color="auto" w:fill="F8FAFB"/>
+            <w:tcMar>
+              <w:top w:w="70" w:type="dxa"/>
+              <w:left w:w="110" w:type="dxa"/>
+              <w:bottom w:w="70" w:type="dxa"/>
+              <w:right w:w="110" w:type="dxa"/>
+            </w:tcMar>
+          </w:tcPr>
+          <w:p>
+            <w:pPr>
+              <w:spacing w:after="40"/>
+            </w:pPr>
+            <w:r>
+              <w:rPr>
+                <w:sz w:val="19"/>
+                <w:szCs w:val="19"/>
+              </w:rPr>
+              <w:t>Choose rows per page and move between pages.</w:t>
+            </w:r>
+          </w:p>
+        </w:tc>
+        <w:tc>
+          <w:tcPr>
+            <w:tcW w:w="2447" w:type="dxa"/>
+            <w:shd w:val="clear" w:color="auto" w:fill="F8FAFB"/>
+            <w:tcMar>
+              <w:top w:w="70" w:type="dxa"/>
+              <w:left w:w="110" w:type="dxa"/>
+              <w:bottom w:w="70" w:type="dxa"/>
+              <w:right w:w="110" w:type="dxa"/>
+            </w:tcMar>
+          </w:tcPr>
+          <w:p>
+            <w:pPr>
+              <w:spacing w:after="40"/>
+            </w:pPr>
+            <w:r>
+              <w:rPr>
+                <w:sz w:val="19"/>
+                <w:szCs w:val="19"/>
+              </w:rPr>
+              <w:t>As on every register.</w:t>
+            </w:r>
+          </w:p>
+        </w:tc>
+        <w:tc>
+          <w:tcPr>
+            <w:tcW w:w="2071" w:type="dxa"/>
+            <w:shd w:val="clear" w:color="auto" w:fill="F8FAFB"/>
+            <w:tcMar>
+              <w:top w:w="70" w:type="dxa"/>
+              <w:left w:w="110" w:type="dxa"/>
+              <w:bottom w:w="70" w:type="dxa"/>
+              <w:right w:w="110" w:type="dxa"/>
+            </w:tcMar>
+          </w:tcPr>
+          <w:p>
+            <w:pPr>
+              <w:spacing w:after="40"/>
+            </w:pPr>
+            <w:r>
+              <w:rPr>
+                <w:sz w:val="19"/>
+                <w:szCs w:val="19"/>
+              </w:rPr>
+              <w:t>The list redraws.</w:t>
+            </w:r>
+          </w:p>
+        </w:tc>
+      </w:tr>
+    </w:tbl>
+    <w:p>
+      <w:pPr>
+        <w:spacing w:after="120"/>
+      </w:pPr>
+    </w:p>
+    <w:p>
+      <w:pPr>
+        <w:pStyle w:val="Heading2"/>
+      </w:pPr>
+      <w:bookmarkStart w:id="28" w:name="_Toc240889101"/>
+      <w:r>
+        <w:t>8.6 New Documentary Evidence Record</w:t>
+      </w:r>
+      <w:bookmarkEnd w:id="28"/>
+    </w:p>
+    <w:p>
+      <w:pPr>
+        <w:spacing w:after="120" w:line="288" w:lineRule="auto"/>
+      </w:pPr>
+      <w:r>
+        <w:rPr>
+          <w:b/>
+          <w:bCs/>
+        </w:rPr>
+        <w:t>Who can open it:</w:t>
+      </w:r>
+      <w:r>
+        <w:t xml:space="preserve"> PI / System Admin, Field / Digital Coordinator, Documentary RA.  </w:t>
+      </w:r>
+      <w:r>
+        <w:rPr>
+          <w:b/>
+          <w:bCs/>
+        </w:rPr>
+        <w:t>Where:</w:t>
+      </w:r>
+      <w:r>
+        <w:t xml:space="preserve"> </w:t>
+      </w:r>
+      <w:r>
+        <w:rPr>
+          <w:rFonts w:ascii="Consolas" w:eastAsia="Consolas" w:hAnsi="Consolas" w:cs="Consolas"/>
+          <w:color w:val="122238"/>
+          <w:sz w:val="19"/>
+          <w:szCs w:val="19"/>
+        </w:rPr>
+        <w:t>/admin/documents/new</w:t>
+      </w:r>
+    </w:p>
+    <w:p>
+      <w:pPr>
+        <w:spacing w:after="120" w:line="288" w:lineRule="auto"/>
+      </w:pPr>
+      <w:r>
+        <w:t>Creates a document record. The fastest way is to upload the file and let the AI fill in the record and draft the coding form.</w:t>
+      </w:r>
+    </w:p>
+    <w:tbl>
+      <w:tblPr>
+        <w:tblW w:w="9412" w:type="dxa"/>
+        <w:tblBorders>
+          <w:top w:val="single" w:sz="4" w:space="0" w:color="D5DAE0"/>
+          <w:left w:val="single" w:sz="4" w:space="0" w:color="D5DAE0"/>
+          <w:bottom w:val="single" w:sz="4" w:space="0" w:color="D5DAE0"/>
+          <w:right w:val="single" w:sz="4" w:space="0" w:color="D5DAE0"/>
+          <w:insideH w:val="single" w:sz="4" w:space="0" w:color="D5DAE0"/>
+          <w:insideV w:val="single" w:sz="4" w:space="0" w:color="D5DAE0"/>
+        </w:tblBorders>
+        <w:tblCellMar>
+          <w:left w:w="10" w:type="dxa"/>
+          <w:right w:w="10" w:type="dxa"/>
+        </w:tblCellMar>
+        <w:tblLook w:val="04A0" w:firstRow="1" w:lastRow="0" w:firstColumn="1" w:lastColumn="0" w:noHBand="0" w:noVBand="1"/>
+      </w:tblPr>
+      <w:tblGrid>
+        <w:gridCol w:w="1882"/>
+        <w:gridCol w:w="3012"/>
+        <w:gridCol w:w="2447"/>
+        <w:gridCol w:w="2071"/>
+      </w:tblGrid>
+      <w:tr>
+        <w:tblPrEx>
+          <w:tblCellMar>
+            <w:top w:w="0" w:type="dxa"/>
+            <w:bottom w:w="0" w:type="dxa"/>
+          </w:tblCellMar>
+        </w:tblPrEx>
+        <w:trPr>
+          <w:tblHeader/>
+        </w:trPr>
+        <w:tc>
+          <w:tcPr>
+            <w:tcW w:w="1882" w:type="dxa"/>
+            <w:shd w:val="clear" w:color="auto" w:fill="1B3350"/>
+            <w:tcMar>
+              <w:top w:w="70" w:type="dxa"/>
+              <w:left w:w="110" w:type="dxa"/>
+              <w:bottom w:w="70" w:type="dxa"/>
+              <w:right w:w="110" w:type="dxa"/>
+            </w:tcMar>
+          </w:tcPr>
+          <w:p>
+            <w:pPr>
+              <w:spacing w:after="40"/>
+            </w:pPr>
+            <w:r>
+              <w:rPr>
+                <w:b/>
+                <w:bCs/>
+                <w:color w:val="FFFFFF"/>
+                <w:sz w:val="19"/>
+                <w:szCs w:val="19"/>
+              </w:rPr>
+              <w:t>Control</w:t>
+            </w:r>
+          </w:p>
+        </w:tc>
+        <w:tc>
+          <w:tcPr>
+            <w:tcW w:w="3012" w:type="dxa"/>
+            <w:shd w:val="clear" w:color="auto" w:fill="1B3350"/>
+            <w:tcMar>
+              <w:top w:w="70" w:type="dxa"/>
+              <w:left w:w="110" w:type="dxa"/>
+              <w:bottom w:w="70" w:type="dxa"/>
+              <w:right w:w="110" w:type="dxa"/>
+            </w:tcMar>
+          </w:tcPr>
+          <w:p>
+            <w:pPr>
+              <w:spacing w:after="40"/>
+            </w:pPr>
+            <w:r>
+              <w:rPr>
+                <w:b/>
+                <w:bCs/>
+                <w:color w:val="FFFFFF"/>
+                <w:sz w:val="19"/>
+                <w:szCs w:val="19"/>
+              </w:rPr>
+              <w:t>What it does and when to use it</w:t>
+            </w:r>
+          </w:p>
+        </w:tc>
+        <w:tc>
+          <w:tcPr>
+            <w:tcW w:w="2447" w:type="dxa"/>
+            <w:shd w:val="clear" w:color="auto" w:fill="1B3350"/>
+            <w:tcMar>
+              <w:top w:w="70" w:type="dxa"/>
+              <w:left w:w="110" w:type="dxa"/>
+              <w:bottom w:w="70" w:type="dxa"/>
+              <w:right w:w="110" w:type="dxa"/>
+            </w:tcMar>
+          </w:tcPr>
+          <w:p>
+            <w:pPr>
+              <w:spacing w:after="40"/>
+            </w:pPr>
+            <w:r>
+              <w:rPr>
+                <w:b/>
+                <w:bCs/>
+                <w:color w:val="FFFFFF"/>
+                <w:sz w:val="19"/>
+                <w:szCs w:val="19"/>
+              </w:rPr>
+              <w:t>Why it exists</w:t>
+            </w:r>
+          </w:p>
+        </w:tc>
+        <w:tc>
+          <w:tcPr>
+            <w:tcW w:w="2071" w:type="dxa"/>
+            <w:shd w:val="clear" w:color="auto" w:fill="1B3350"/>
+            <w:tcMar>
+              <w:top w:w="70" w:type="dxa"/>
+              <w:left w:w="110" w:type="dxa"/>
+              <w:bottom w:w="70" w:type="dxa"/>
+              <w:right w:w="110" w:type="dxa"/>
+            </w:tcMar>
+          </w:tcPr>
+          <w:p>
+            <w:pPr>
+              <w:spacing w:after="40"/>
+            </w:pPr>
+            <w:r>
+              <w:rPr>
+                <w:b/>
+                <w:bCs/>
+                <w:color w:val="FFFFFF"/>
+                <w:sz w:val="19"/>
+                <w:szCs w:val="19"/>
+              </w:rPr>
+              <w:t>What happens next</w:t>
+            </w:r>
+          </w:p>
+        </w:tc>
+      </w:tr>
+      <w:tr>
+        <w:tblPrEx>
+          <w:tblCellMar>
+            <w:top w:w="0" w:type="dxa"/>
+            <w:bottom w:w="0" w:type="dxa"/>
+          </w:tblCellMar>
+        </w:tblPrEx>
+        <w:trPr>
+          <w:cantSplit/>
+        </w:trPr>
+        <w:tc>
+          <w:tcPr>
+            <w:tcW w:w="1882" w:type="dxa"/>
+            <w:tcMar>
+              <w:top w:w="70" w:type="dxa"/>
+              <w:left w:w="110" w:type="dxa"/>
+              <w:bottom w:w="70" w:type="dxa"/>
+              <w:right w:w="110" w:type="dxa"/>
+            </w:tcMar>
+          </w:tcPr>
+          <w:p>
+            <w:pPr>
+              <w:spacing w:after="40"/>
+            </w:pPr>
+            <w:r>
+              <w:rPr>
+                <w:sz w:val="19"/>
+                <w:szCs w:val="19"/>
+              </w:rPr>
+              <w:t>Choose file (Fastest: upload the document)</w:t>
+            </w:r>
+          </w:p>
+        </w:tc>
+        <w:tc>
+          <w:tcPr>
+            <w:tcW w:w="3012" w:type="dxa"/>
+            <w:tcMar>
+              <w:top w:w="70" w:type="dxa"/>
+              <w:left w:w="110" w:type="dxa"/>
+              <w:bottom w:w="70" w:type="dxa"/>
+              <w:right w:w="110" w:type="dxa"/>
+            </w:tcMar>
+          </w:tcPr>
+          <w:p>
+            <w:pPr>
+              <w:spacing w:after="40"/>
+            </w:pPr>
+            <w:r>
+              <w:rPr>
+                <w:sz w:val="19"/>
+                <w:szCs w:val="19"/>
+              </w:rPr>
+              <w:t>Choose the document: PDF, Word, Excel, text or CSV, or a JPG/PNG scan or photo (up to 20 MB).</w:t>
+            </w:r>
+          </w:p>
+        </w:tc>
+        <w:tc>
+          <w:tcPr>
+            <w:tcW w:w="2447" w:type="dxa"/>
+            <w:tcMar>
+              <w:top w:w="70" w:type="dxa"/>
+              <w:left w:w="110" w:type="dxa"/>
+              <w:bottom w:w="70" w:type="dxa"/>
+              <w:right w:w="110" w:type="dxa"/>
+            </w:tcMar>
+          </w:tcPr>
+          <w:p>
+            <w:pPr>
+              <w:spacing w:after="40"/>
+            </w:pPr>
+            <w:r>
+              <w:rPr>
+                <w:sz w:val="19"/>
+                <w:szCs w:val="19"/>
+              </w:rPr>
+              <w:t>The AI can read all of these, so you do not retype details that are already on the first page.</w:t>
+            </w:r>
+          </w:p>
+        </w:tc>
+        <w:tc>
+          <w:tcPr>
+            <w:tcW w:w="2071" w:type="dxa"/>
+            <w:tcMar>
+              <w:top w:w="70" w:type="dxa"/>
+              <w:left w:w="110" w:type="dxa"/>
+              <w:bottom w:w="70" w:type="dxa"/>
+              <w:right w:w="110" w:type="dxa"/>
+            </w:tcMar>
+          </w:tcPr>
+          <w:p>
+            <w:pPr>
+              <w:spacing w:after="40"/>
+            </w:pPr>
+            <w:r>
+              <w:rPr>
+                <w:sz w:val="19"/>
+                <w:szCs w:val="19"/>
+              </w:rPr>
+              <w:t>Nothing is sent until you select Upload and auto-fill.</w:t>
+            </w:r>
+          </w:p>
+        </w:tc>
+      </w:tr>
+      <w:tr>
+        <w:tblPrEx>
+          <w:tblCellMar>
+            <w:top w:w="0" w:type="dxa"/>
+            <w:bottom w:w="0" w:type="dxa"/>
+          </w:tblCellMar>
+        </w:tblPrEx>
+        <w:trPr>
+          <w:cantSplit/>
+        </w:trPr>
+        <w:tc>
+          <w:tcPr>
+            <w:tcW w:w="1882" w:type="dxa"/>
+            <w:shd w:val="clear" w:color="auto" w:fill="F8FAFB"/>
+            <w:tcMar>
+              <w:top w:w="70" w:type="dxa"/>
+              <w:left w:w="110" w:type="dxa"/>
+              <w:bottom w:w="70" w:type="dxa"/>
+              <w:right w:w="110" w:type="dxa"/>
+            </w:tcMar>
+          </w:tcPr>
+          <w:p>
+            <w:pPr>
+              <w:spacing w:after="40"/>
+            </w:pPr>
+            <w:r>
+              <w:rPr>
+                <w:sz w:val="19"/>
+                <w:szCs w:val="19"/>
+              </w:rPr>
+              <w:t>Optional: Title</w:t>
+            </w:r>
+          </w:p>
+        </w:tc>
+        <w:tc>
+          <w:tcPr>
+            <w:tcW w:w="3012" w:type="dxa"/>
+            <w:shd w:val="clear" w:color="auto" w:fill="F8FAFB"/>
+            <w:tcMar>
+              <w:top w:w="70" w:type="dxa"/>
+              <w:left w:w="110" w:type="dxa"/>
+              <w:bottom w:w="70" w:type="dxa"/>
+              <w:right w:w="110" w:type="dxa"/>
+            </w:tcMar>
+          </w:tcPr>
+          <w:p>
+            <w:pPr>
+              <w:spacing w:after="40"/>
+            </w:pPr>
+            <w:r>
+              <w:rPr>
+                <w:sz w:val="19"/>
+                <w:szCs w:val="19"/>
+              </w:rPr>
+              <w:t>Type a title of your own.</w:t>
+            </w:r>
+          </w:p>
+        </w:tc>
+        <w:tc>
+          <w:tcPr>
+            <w:tcW w:w="2447" w:type="dxa"/>
+            <w:shd w:val="clear" w:color="auto" w:fill="F8FAFB"/>
+            <w:tcMar>
+              <w:top w:w="70" w:type="dxa"/>
+              <w:left w:w="110" w:type="dxa"/>
+              <w:bottom w:w="70" w:type="dxa"/>
+              <w:right w:w="110" w:type="dxa"/>
+            </w:tcMar>
+          </w:tcPr>
+          <w:p>
+            <w:pPr>
+              <w:spacing w:after="40"/>
+            </w:pPr>
+            <w:r>
+              <w:rPr>
+                <w:sz w:val="19"/>
+                <w:szCs w:val="19"/>
+              </w:rPr>
+              <w:t>You may want a specific name, for example for one chapter of a report.</w:t>
+            </w:r>
+          </w:p>
+        </w:tc>
+        <w:tc>
+          <w:tcPr>
+            <w:tcW w:w="2071" w:type="dxa"/>
+            <w:shd w:val="clear" w:color="auto" w:fill="F8FAFB"/>
+            <w:tcMar>
+              <w:top w:w="70" w:type="dxa"/>
+              <w:left w:w="110" w:type="dxa"/>
+              <w:bottom w:w="70" w:type="dxa"/>
+              <w:right w:w="110" w:type="dxa"/>
+            </w:tcMar>
+          </w:tcPr>
+          <w:p>
+            <w:pPr>
+              <w:spacing w:after="40"/>
+            </w:pPr>
+            <w:r>
+              <w:rPr>
+                <w:sz w:val="19"/>
+                <w:szCs w:val="19"/>
+              </w:rPr>
+              <w:t>A typed title is kept; the AI does not replace it.</w:t>
+            </w:r>
+          </w:p>
+        </w:tc>
+      </w:tr>
+      <w:tr>
+        <w:tblPrEx>
+          <w:tblCellMar>
+            <w:top w:w="0" w:type="dxa"/>
+            <w:bottom w:w="0" w:type="dxa"/>
+          </w:tblCellMar>
+        </w:tblPrEx>
+        <w:trPr>
+          <w:cantSplit/>
+        </w:trPr>
+        <w:tc>
+          <w:tcPr>
+            <w:tcW w:w="1882" w:type="dxa"/>
+            <w:tcMar>
+              <w:top w:w="70" w:type="dxa"/>
+              <w:left w:w="110" w:type="dxa"/>
+              <w:bottom w:w="70" w:type="dxa"/>
+              <w:right w:w="110" w:type="dxa"/>
+            </w:tcMar>
+          </w:tcPr>
+          <w:p>
+            <w:pPr>
+              <w:spacing w:after="40"/>
+            </w:pPr>
+            <w:r>
+              <w:rPr>
+                <w:sz w:val="19"/>
+                <w:szCs w:val="19"/>
+              </w:rPr>
+              <w:t>Optional: Pages to read</w:t>
+            </w:r>
+          </w:p>
+        </w:tc>
+        <w:tc>
+          <w:tcPr>
+            <w:tcW w:w="3012" w:type="dxa"/>
+            <w:tcMar>
+              <w:top w:w="70" w:type="dxa"/>
+              <w:left w:w="110" w:type="dxa"/>
+              <w:bottom w:w="70" w:type="dxa"/>
+              <w:right w:w="110" w:type="dxa"/>
+            </w:tcMar>
+          </w:tcPr>
+          <w:p>
+            <w:pPr>
+              <w:spacing w:after="40"/>
+            </w:pPr>
+            <w:r>
+              <w:rPr>
+                <w:sz w:val="19"/>
+                <w:szCs w:val="19"/>
+              </w:rPr>
+              <w:t>Enter the pages of a long PDF that make up this evidence unit, for example 290-340.</w:t>
+            </w:r>
+          </w:p>
+        </w:tc>
+        <w:tc>
+          <w:tcPr>
+            <w:tcW w:w="2447" w:type="dxa"/>
+            <w:tcMar>
+              <w:top w:w="70" w:type="dxa"/>
+              <w:left w:w="110" w:type="dxa"/>
+              <w:bottom w:w="70" w:type="dxa"/>
+              <w:right w:w="110" w:type="dxa"/>
+            </w:tcMar>
+          </w:tcPr>
+          <w:p>
+            <w:pPr>
+              <w:spacing w:after="40"/>
+            </w:pPr>
+            <w:r>
+              <w:rPr>
+                <w:sz w:val="19"/>
+                <w:szCs w:val="19"/>
+              </w:rPr>
+              <w:t>The AI reads at most 100 pages at a time, and a long report holds several evidence units.</w:t>
+            </w:r>
+          </w:p>
+        </w:tc>
+        <w:tc>
+          <w:tcPr>
+            <w:tcW w:w="2071" w:type="dxa"/>
+            <w:tcMar>
+              <w:top w:w="70" w:type="dxa"/>
+              <w:left w:w="110" w:type="dxa"/>
+              <w:bottom w:w="70" w:type="dxa"/>
+              <w:right w:w="110" w:type="dxa"/>
+            </w:tcMar>
+          </w:tcPr>
+          <w:p>
+            <w:pPr>
+              <w:spacing w:after="40"/>
+            </w:pPr>
+            <w:r>
+              <w:rPr>
+                <w:sz w:val="19"/>
+                <w:szCs w:val="19"/>
+              </w:rPr>
+              <w:t>Only those pages are read. With no title, the AI names the part.</w:t>
+            </w:r>
+          </w:p>
+        </w:tc>
+      </w:tr>
+      <w:tr>
+        <w:tblPrEx>
+          <w:tblCellMar>
+            <w:top w:w="0" w:type="dxa"/>
+            <w:bottom w:w="0" w:type="dxa"/>
+          </w:tblCellMar>
+        </w:tblPrEx>
+        <w:trPr>
+          <w:cantSplit/>
+        </w:trPr>
+        <w:tc>
+          <w:tcPr>
+            <w:tcW w:w="1882" w:type="dxa"/>
+            <w:shd w:val="clear" w:color="auto" w:fill="F8FAFB"/>
+            <w:tcMar>
+              <w:top w:w="70" w:type="dxa"/>
+              <w:left w:w="110" w:type="dxa"/>
+              <w:bottom w:w="70" w:type="dxa"/>
+              <w:right w:w="110" w:type="dxa"/>
+            </w:tcMar>
+          </w:tcPr>
+          <w:p>
+            <w:pPr>
+              <w:spacing w:after="40"/>
+            </w:pPr>
+            <w:r>
+              <w:rPr>
+                <w:sz w:val="19"/>
+                <w:szCs w:val="19"/>
+              </w:rPr>
+              <w:t>Optional: Read the whole document in parts</w:t>
+            </w:r>
+          </w:p>
+        </w:tc>
+        <w:tc>
+          <w:tcPr>
+            <w:tcW w:w="3012" w:type="dxa"/>
+            <w:shd w:val="clear" w:color="auto" w:fill="F8FAFB"/>
+            <w:tcMar>
+              <w:top w:w="70" w:type="dxa"/>
+              <w:left w:w="110" w:type="dxa"/>
+              <w:bottom w:w="70" w:type="dxa"/>
+              <w:right w:w="110" w:type="dxa"/>
+            </w:tcMar>
+          </w:tcPr>
+          <w:p>
+            <w:pPr>
+              <w:spacing w:after="40"/>
+            </w:pPr>
+            <w:r>
+              <w:rPr>
+                <w:sz w:val="19"/>
+                <w:szCs w:val="19"/>
+              </w:rPr>
+              <w:t>Ticks the option to read a PDF longer than 100 pages in parts of about 80 pages, then combine them.</w:t>
+            </w:r>
+          </w:p>
+        </w:tc>
+        <w:tc>
+          <w:tcPr>
+            <w:tcW w:w="2447" w:type="dxa"/>
+            <w:shd w:val="clear" w:color="auto" w:fill="F8FAFB"/>
+            <w:tcMar>
+              <w:top w:w="70" w:type="dxa"/>
+              <w:left w:w="110" w:type="dxa"/>
+              <w:bottom w:w="70" w:type="dxa"/>
+              <w:right w:w="110" w:type="dxa"/>
+            </w:tcMar>
+          </w:tcPr>
+          <w:p>
+            <w:pPr>
+              <w:spacing w:after="40"/>
+            </w:pPr>
+            <w:r>
+              <w:rPr>
+                <w:sz w:val="19"/>
+                <w:szCs w:val="19"/>
+              </w:rPr>
+              <w:t>For a document you want coded as one unit; slower and dearer, and the ratings need extra checking.</w:t>
+            </w:r>
+          </w:p>
+        </w:tc>
+        <w:tc>
+          <w:tcPr>
+            <w:tcW w:w="2071" w:type="dxa"/>
+            <w:shd w:val="clear" w:color="auto" w:fill="F8FAFB"/>
+            <w:tcMar>
+              <w:top w:w="70" w:type="dxa"/>
+              <w:left w:w="110" w:type="dxa"/>
+              <w:bottom w:w="70" w:type="dxa"/>
+              <w:right w:w="110" w:type="dxa"/>
+            </w:tcMar>
+          </w:tcPr>
+          <w:p>
+            <w:pPr>
+              <w:spacing w:after="40"/>
+            </w:pPr>
+            <w:r>
+              <w:rPr>
+                <w:sz w:val="19"/>
+                <w:szCs w:val="19"/>
+              </w:rPr>
+              <w:t>The screen shows how many parts and asks you to confirm before it starts.</w:t>
+            </w:r>
+          </w:p>
+        </w:tc>
+      </w:tr>
+      <w:tr>
+        <w:tblPrEx>
+          <w:tblCellMar>
+            <w:top w:w="0" w:type="dxa"/>
+            <w:bottom w:w="0" w:type="dxa"/>
+          </w:tblCellMar>
+        </w:tblPrEx>
+        <w:trPr>
+          <w:cantSplit/>
+        </w:trPr>
+        <w:tc>
+          <w:tcPr>
+            <w:tcW w:w="1882" w:type="dxa"/>
+            <w:tcMar>
+              <w:top w:w="70" w:type="dxa"/>
+              <w:left w:w="110" w:type="dxa"/>
+              <w:bottom w:w="70" w:type="dxa"/>
+              <w:right w:w="110" w:type="dxa"/>
+            </w:tcMar>
+          </w:tcPr>
+          <w:p>
+            <w:pPr>
+              <w:spacing w:after="40"/>
+            </w:pPr>
+            <w:r>
+              <w:rPr>
+                <w:sz w:val="19"/>
+                <w:szCs w:val="19"/>
+              </w:rPr>
+              <w:t>Upload and auto-fill</w:t>
+            </w:r>
+          </w:p>
+        </w:tc>
+        <w:tc>
+          <w:tcPr>
+            <w:tcW w:w="3012" w:type="dxa"/>
+            <w:tcMar>
+              <w:top w:w="70" w:type="dxa"/>
+              <w:left w:w="110" w:type="dxa"/>
+              <w:bottom w:w="70" w:type="dxa"/>
+              <w:right w:w="110" w:type="dxa"/>
+            </w:tcMar>
+          </w:tcPr>
+          <w:p>
+            <w:pPr>
+              <w:spacing w:after="40"/>
+            </w:pPr>
+            <w:r>
+              <w:rPr>
+                <w:sz w:val="19"/>
+                <w:szCs w:val="19"/>
+              </w:rPr>
+              <w:t>Creates the record, uploads the file, and starts the AI: first it fills in the record's details, then it drafts the whole coding form.</w:t>
+            </w:r>
+          </w:p>
+        </w:tc>
+        <w:tc>
+          <w:tcPr>
+            <w:tcW w:w="2447" w:type="dxa"/>
+            <w:tcMar>
+              <w:top w:w="70" w:type="dxa"/>
+              <w:left w:w="110" w:type="dxa"/>
+              <w:bottom w:w="70" w:type="dxa"/>
+              <w:right w:w="110" w:type="dxa"/>
+            </w:tcMar>
+          </w:tcPr>
+          <w:p>
+            <w:pPr>
+              <w:spacing w:after="40"/>
+            </w:pPr>
+            <w:r>
+              <w:rPr>
+                <w:sz w:val="19"/>
+                <w:szCs w:val="19"/>
+              </w:rPr>
+              <w:t>Saves typing every detail and every answer; a person still reviews and submits.</w:t>
+            </w:r>
+          </w:p>
+        </w:tc>
+        <w:tc>
+          <w:tcPr>
+            <w:tcW w:w="2071" w:type="dxa"/>
+            <w:tcMar>
+              <w:top w:w="70" w:type="dxa"/>
+              <w:left w:w="110" w:type="dxa"/>
+              <w:bottom w:w="70" w:type="dxa"/>
+              <w:right w:w="110" w:type="dxa"/>
+            </w:tcMar>
+          </w:tcPr>
+          <w:p>
+            <w:pPr>
+              <w:spacing w:after="40"/>
+            </w:pPr>
+            <w:r>
+              <w:rPr>
+                <w:sz w:val="19"/>
+                <w:szCs w:val="19"/>
+              </w:rPr>
+              <w:t>The review screen opens and shows “Step 1 of 2… Step 2 of 2”. If the file cannot be used, nothing is created.</w:t>
+            </w:r>
+          </w:p>
+        </w:tc>
+      </w:tr>
+      <w:tr>
+        <w:tblPrEx>
+          <w:tblCellMar>
+            <w:top w:w="0" w:type="dxa"/>
+            <w:bottom w:w="0" w:type="dxa"/>
+          </w:tblCellMar>
+        </w:tblPrEx>
+        <w:trPr>
+          <w:cantSplit/>
+        </w:trPr>
+        <w:tc>
+          <w:tcPr>
+            <w:tcW w:w="1882" w:type="dxa"/>
+            <w:shd w:val="clear" w:color="auto" w:fill="F8FAFB"/>
+            <w:tcMar>
+              <w:top w:w="70" w:type="dxa"/>
+              <w:left w:w="110" w:type="dxa"/>
+              <w:bottom w:w="70" w:type="dxa"/>
+              <w:right w:w="110" w:type="dxa"/>
+            </w:tcMar>
+          </w:tcPr>
+          <w:p>
+            <w:pPr>
+              <w:spacing w:after="40"/>
+            </w:pPr>
+            <w:r>
+              <w:rPr>
+                <w:sz w:val="19"/>
+                <w:szCs w:val="19"/>
+              </w:rPr>
+              <w:lastRenderedPageBreak/>
+              <w:t>Title, Author / speaker, Source URL / reference, Document type, Geographic scope, Evidence extract → Create document record</w:t>
+            </w:r>
+          </w:p>
+        </w:tc>
+        <w:tc>
+          <w:tcPr>
+            <w:tcW w:w="3012" w:type="dxa"/>
+            <w:shd w:val="clear" w:color="auto" w:fill="F8FAFB"/>
+            <w:tcMar>
+              <w:top w:w="70" w:type="dxa"/>
+              <w:left w:w="110" w:type="dxa"/>
+              <w:bottom w:w="70" w:type="dxa"/>
+              <w:right w:w="110" w:type="dxa"/>
+            </w:tcMar>
+          </w:tcPr>
+          <w:p>
+            <w:pPr>
+              <w:spacing w:after="40"/>
+            </w:pPr>
+            <w:r>
+              <w:rPr>
+                <w:sz w:val="19"/>
+                <w:szCs w:val="19"/>
+              </w:rPr>
+              <w:t>The manual way: type the details yourself and save.</w:t>
+            </w:r>
+          </w:p>
+        </w:tc>
+        <w:tc>
+          <w:tcPr>
+            <w:tcW w:w="2447" w:type="dxa"/>
+            <w:shd w:val="clear" w:color="auto" w:fill="F8FAFB"/>
+            <w:tcMar>
+              <w:top w:w="70" w:type="dxa"/>
+              <w:left w:w="110" w:type="dxa"/>
+              <w:bottom w:w="70" w:type="dxa"/>
+              <w:right w:w="110" w:type="dxa"/>
+            </w:tcMar>
+          </w:tcPr>
+          <w:p>
+            <w:pPr>
+              <w:spacing w:after="40"/>
+            </w:pPr>
+            <w:r>
+              <w:rPr>
+                <w:sz w:val="19"/>
+                <w:szCs w:val="19"/>
+              </w:rPr>
+              <w:t>For a source with no file yet, or when AI drafting is switched off.</w:t>
+            </w:r>
+          </w:p>
+        </w:tc>
+        <w:tc>
+          <w:tcPr>
+            <w:tcW w:w="2071" w:type="dxa"/>
+            <w:shd w:val="clear" w:color="auto" w:fill="F8FAFB"/>
+            <w:tcMar>
+              <w:top w:w="70" w:type="dxa"/>
+              <w:left w:w="110" w:type="dxa"/>
+              <w:bottom w:w="70" w:type="dxa"/>
+              <w:right w:w="110" w:type="dxa"/>
+            </w:tcMar>
+          </w:tcPr>
+          <w:p>
+            <w:pPr>
+              <w:spacing w:after="40"/>
+            </w:pPr>
+            <w:r>
+              <w:rPr>
+                <w:sz w:val="19"/>
+                <w:szCs w:val="19"/>
+              </w:rPr>
+              <w:t>The record is created with a document ID (for example DOC-0025) and opens.</w:t>
+            </w:r>
+          </w:p>
+        </w:tc>
+      </w:tr>
+    </w:tbl>
+    <w:p>
+      <w:pPr>
+        <w:spacing w:after="120"/>
+      </w:pPr>
+    </w:p>
+    <w:p>
+      <w:pPr>
+        <w:pStyle w:val="Heading2"/>
+      </w:pPr>
+      <w:bookmarkStart w:id="29" w:name="_Toc240889102"/>
+      <w:r>
+        <w:t>8.7 Document record</w:t>
+      </w:r>
+      <w:bookmarkEnd w:id="29"/>
+    </w:p>
+    <w:p>
+      <w:pPr>
+        <w:spacing w:after="120" w:line="288" w:lineRule="auto"/>
+      </w:pPr>
+      <w:r>
+        <w:rPr>
+          <w:b/>
+          <w:bCs/>
+        </w:rPr>
+        <w:t>Who can open it:</w:t>
+      </w:r>
+      <w:r>
+        <w:t xml:space="preserve"> PI / System Admin, Field / Digital Coordinator, Documentary RA, Supervisor.  </w:t>
+      </w:r>
+      <w:r>
+        <w:rPr>
+          <w:b/>
+          <w:bCs/>
+        </w:rPr>
+        <w:t>Where:</w:t>
+      </w:r>
+      <w:r>
+        <w:t xml:space="preserve"> </w:t>
+      </w:r>
+      <w:r>
+        <w:rPr>
+          <w:rFonts w:ascii="Consolas" w:eastAsia="Consolas" w:hAnsi="Consolas" w:cs="Consolas"/>
+          <w:color w:val="122238"/>
+          <w:sz w:val="19"/>
+          <w:szCs w:val="19"/>
+        </w:rPr>
+        <w:t>/admin/documents/{id}</w:t>
+      </w:r>
+    </w:p>
+    <w:p>
+      <w:pPr>
+        <w:spacing w:after="120" w:line="288" w:lineRule="auto"/>
+      </w:pPr>
+      <w:r>
+        <w:t>Everything about one document: authenticity, the decision to include it, its file, its details, its coding and its memo.</w:t>
+      </w:r>
+    </w:p>
+    <w:tbl>
+      <w:tblPr>
+        <w:tblW w:w="9412" w:type="dxa"/>
+        <w:tblBorders>
+          <w:top w:val="single" w:sz="4" w:space="0" w:color="D5DAE0"/>
+          <w:left w:val="single" w:sz="4" w:space="0" w:color="D5DAE0"/>
+          <w:bottom w:val="single" w:sz="4" w:space="0" w:color="D5DAE0"/>
+          <w:right w:val="single" w:sz="4" w:space="0" w:color="D5DAE0"/>
+          <w:insideH w:val="single" w:sz="4" w:space="0" w:color="D5DAE0"/>
+          <w:insideV w:val="single" w:sz="4" w:space="0" w:color="D5DAE0"/>
+        </w:tblBorders>
+        <w:tblCellMar>
+          <w:left w:w="10" w:type="dxa"/>
+          <w:right w:w="10" w:type="dxa"/>
+        </w:tblCellMar>
+        <w:tblLook w:val="04A0" w:firstRow="1" w:lastRow="0" w:firstColumn="1" w:lastColumn="0" w:noHBand="0" w:noVBand="1"/>
+      </w:tblPr>
+      <w:tblGrid>
+        <w:gridCol w:w="1882"/>
+        <w:gridCol w:w="3012"/>
+        <w:gridCol w:w="2447"/>
+        <w:gridCol w:w="2071"/>
+      </w:tblGrid>
+      <w:tr>
+        <w:tblPrEx>
+          <w:tblCellMar>
+            <w:top w:w="0" w:type="dxa"/>
+            <w:bottom w:w="0" w:type="dxa"/>
+          </w:tblCellMar>
+        </w:tblPrEx>
+        <w:trPr>
+          <w:tblHeader/>
+        </w:trPr>
+        <w:tc>
+          <w:tcPr>
+            <w:tcW w:w="1882" w:type="dxa"/>
+            <w:shd w:val="clear" w:color="auto" w:fill="1B3350"/>
+            <w:tcMar>
+              <w:top w:w="70" w:type="dxa"/>
+              <w:left w:w="110" w:type="dxa"/>
+              <w:bottom w:w="70" w:type="dxa"/>
+              <w:right w:w="110" w:type="dxa"/>
+            </w:tcMar>
+          </w:tcPr>
+          <w:p>
+            <w:pPr>
+              <w:spacing w:after="40"/>
+            </w:pPr>
+            <w:r>
+              <w:rPr>
+                <w:b/>
+                <w:bCs/>
+                <w:color w:val="FFFFFF"/>
+                <w:sz w:val="19"/>
+                <w:szCs w:val="19"/>
+              </w:rPr>
+              <w:t>Control</w:t>
+            </w:r>
+          </w:p>
+        </w:tc>
+        <w:tc>
+          <w:tcPr>
+            <w:tcW w:w="3012" w:type="dxa"/>
+            <w:shd w:val="clear" w:color="auto" w:fill="1B3350"/>
+            <w:tcMar>
+              <w:top w:w="70" w:type="dxa"/>
+              <w:left w:w="110" w:type="dxa"/>
+              <w:bottom w:w="70" w:type="dxa"/>
+              <w:right w:w="110" w:type="dxa"/>
+            </w:tcMar>
+          </w:tcPr>
+          <w:p>
+            <w:pPr>
+              <w:spacing w:after="40"/>
+            </w:pPr>
+            <w:r>
+              <w:rPr>
+                <w:b/>
+                <w:bCs/>
+                <w:color w:val="FFFFFF"/>
+                <w:sz w:val="19"/>
+                <w:szCs w:val="19"/>
+              </w:rPr>
+              <w:t>What it does and when to use it</w:t>
+            </w:r>
+          </w:p>
+        </w:tc>
+        <w:tc>
+          <w:tcPr>
+            <w:tcW w:w="2447" w:type="dxa"/>
+            <w:shd w:val="clear" w:color="auto" w:fill="1B3350"/>
+            <w:tcMar>
+              <w:top w:w="70" w:type="dxa"/>
+              <w:left w:w="110" w:type="dxa"/>
+              <w:bottom w:w="70" w:type="dxa"/>
+              <w:right w:w="110" w:type="dxa"/>
+            </w:tcMar>
+          </w:tcPr>
+          <w:p>
+            <w:pPr>
+              <w:spacing w:after="40"/>
+            </w:pPr>
+            <w:r>
+              <w:rPr>
+                <w:b/>
+                <w:bCs/>
+                <w:color w:val="FFFFFF"/>
+                <w:sz w:val="19"/>
+                <w:szCs w:val="19"/>
+              </w:rPr>
+              <w:t>Why it exists</w:t>
+            </w:r>
+          </w:p>
+        </w:tc>
+        <w:tc>
+          <w:tcPr>
+            <w:tcW w:w="2071" w:type="dxa"/>
+            <w:shd w:val="clear" w:color="auto" w:fill="1B3350"/>
+            <w:tcMar>
+              <w:top w:w="70" w:type="dxa"/>
+              <w:left w:w="110" w:type="dxa"/>
+              <w:bottom w:w="70" w:type="dxa"/>
+              <w:right w:w="110" w:type="dxa"/>
+            </w:tcMar>
+          </w:tcPr>
+          <w:p>
+            <w:pPr>
+              <w:spacing w:after="40"/>
+            </w:pPr>
+            <w:r>
+              <w:rPr>
+                <w:b/>
+                <w:bCs/>
+                <w:color w:val="FFFFFF"/>
+                <w:sz w:val="19"/>
+                <w:szCs w:val="19"/>
+              </w:rPr>
+              <w:t>What happens next</w:t>
+            </w:r>
+          </w:p>
+        </w:tc>
+      </w:tr>
+      <w:tr>
+        <w:tblPrEx>
+          <w:tblCellMar>
+            <w:top w:w="0" w:type="dxa"/>
+            <w:bottom w:w="0" w:type="dxa"/>
+          </w:tblCellMar>
+        </w:tblPrEx>
+        <w:trPr>
+          <w:cantSplit/>
+        </w:trPr>
+        <w:tc>
+          <w:tcPr>
+            <w:tcW w:w="1882" w:type="dxa"/>
+            <w:tcMar>
+              <w:top w:w="70" w:type="dxa"/>
+              <w:left w:w="110" w:type="dxa"/>
+              <w:bottom w:w="70" w:type="dxa"/>
+              <w:right w:w="110" w:type="dxa"/>
+            </w:tcMar>
+          </w:tcPr>
+          <w:p>
+            <w:pPr>
+              <w:spacing w:after="40"/>
+            </w:pPr>
+            <w:r>
+              <w:rPr>
+                <w:sz w:val="19"/>
+                <w:szCs w:val="19"/>
+              </w:rPr>
+              <w:t>Mark verified / Mark disputed</w:t>
+            </w:r>
+          </w:p>
+        </w:tc>
+        <w:tc>
+          <w:tcPr>
+            <w:tcW w:w="3012" w:type="dxa"/>
+            <w:tcMar>
+              <w:top w:w="70" w:type="dxa"/>
+              <w:left w:w="110" w:type="dxa"/>
+              <w:bottom w:w="70" w:type="dxa"/>
+              <w:right w:w="110" w:type="dxa"/>
+            </w:tcMar>
+          </w:tcPr>
+          <w:p>
+            <w:pPr>
+              <w:spacing w:after="40"/>
+            </w:pPr>
+            <w:r>
+              <w:rPr>
+                <w:sz w:val="19"/>
+                <w:szCs w:val="19"/>
+              </w:rPr>
+              <w:t>Records your judgement of whether the document is what it claims to be: the right author, date and content.</w:t>
+            </w:r>
+          </w:p>
+        </w:tc>
+        <w:tc>
+          <w:tcPr>
+            <w:tcW w:w="2447" w:type="dxa"/>
+            <w:tcMar>
+              <w:top w:w="70" w:type="dxa"/>
+              <w:left w:w="110" w:type="dxa"/>
+              <w:bottom w:w="70" w:type="dxa"/>
+              <w:right w:w="110" w:type="dxa"/>
+            </w:tcMar>
+          </w:tcPr>
+          <w:p>
+            <w:pPr>
+              <w:spacing w:after="40"/>
+            </w:pPr>
+            <w:r>
+              <w:rPr>
+                <w:sz w:val="19"/>
+                <w:szCs w:val="19"/>
+              </w:rPr>
+              <w:t>Documents are evidence; a forged or doubtful one must not enter the corpus unnoticed. Disputed documents are kept and explained, not deleted.</w:t>
+            </w:r>
+          </w:p>
+        </w:tc>
+        <w:tc>
+          <w:tcPr>
+            <w:tcW w:w="2071" w:type="dxa"/>
+            <w:tcMar>
+              <w:top w:w="70" w:type="dxa"/>
+              <w:left w:w="110" w:type="dxa"/>
+              <w:bottom w:w="70" w:type="dxa"/>
+              <w:right w:w="110" w:type="dxa"/>
+            </w:tcMar>
+          </w:tcPr>
+          <w:p>
+            <w:pPr>
+              <w:spacing w:after="40"/>
+            </w:pPr>
+            <w:r>
+              <w:rPr>
+                <w:sz w:val="19"/>
+                <w:szCs w:val="19"/>
+              </w:rPr>
+              <w:t>The authenticity changes and is audited. Include becomes available once assessed.</w:t>
+            </w:r>
+          </w:p>
+        </w:tc>
+      </w:tr>
+      <w:tr>
+        <w:tblPrEx>
+          <w:tblCellMar>
+            <w:top w:w="0" w:type="dxa"/>
+            <w:bottom w:w="0" w:type="dxa"/>
+          </w:tblCellMar>
+        </w:tblPrEx>
+        <w:trPr>
+          <w:cantSplit/>
+        </w:trPr>
+        <w:tc>
+          <w:tcPr>
+            <w:tcW w:w="1882" w:type="dxa"/>
+            <w:shd w:val="clear" w:color="auto" w:fill="F8FAFB"/>
+            <w:tcMar>
+              <w:top w:w="70" w:type="dxa"/>
+              <w:left w:w="110" w:type="dxa"/>
+              <w:bottom w:w="70" w:type="dxa"/>
+              <w:right w:w="110" w:type="dxa"/>
+            </w:tcMar>
+          </w:tcPr>
+          <w:p>
+            <w:pPr>
+              <w:spacing w:after="40"/>
+            </w:pPr>
+            <w:r>
+              <w:rPr>
+                <w:sz w:val="19"/>
+                <w:szCs w:val="19"/>
+              </w:rPr>
+              <w:t>Include / Exclude</w:t>
+            </w:r>
+          </w:p>
+        </w:tc>
+        <w:tc>
+          <w:tcPr>
+            <w:tcW w:w="3012" w:type="dxa"/>
+            <w:shd w:val="clear" w:color="auto" w:fill="F8FAFB"/>
+            <w:tcMar>
+              <w:top w:w="70" w:type="dxa"/>
+              <w:left w:w="110" w:type="dxa"/>
+              <w:bottom w:w="70" w:type="dxa"/>
+              <w:right w:w="110" w:type="dxa"/>
+            </w:tcMar>
+          </w:tcPr>
+          <w:p>
+            <w:pPr>
+              <w:spacing w:after="40"/>
+            </w:pPr>
+            <w:r>
+              <w:rPr>
+                <w:sz w:val="19"/>
+                <w:szCs w:val="19"/>
+              </w:rPr>
+              <w:t>Decides whether the document counts in the corpus.</w:t>
+            </w:r>
+          </w:p>
+        </w:tc>
+        <w:tc>
+          <w:tcPr>
+            <w:tcW w:w="2447" w:type="dxa"/>
+            <w:shd w:val="clear" w:color="auto" w:fill="F8FAFB"/>
+            <w:tcMar>
+              <w:top w:w="70" w:type="dxa"/>
+              <w:left w:w="110" w:type="dxa"/>
+              <w:bottom w:w="70" w:type="dxa"/>
+              <w:right w:w="110" w:type="dxa"/>
+            </w:tcMar>
+          </w:tcPr>
+          <w:p>
+            <w:pPr>
+              <w:spacing w:after="40"/>
+            </w:pPr>
+            <w:r>
+              <w:rPr>
+                <w:sz w:val="19"/>
+                <w:szCs w:val="19"/>
+              </w:rPr>
+              <w:t>A document cannot be Included until authenticity has been assessed, so unassessed evidence never counts.</w:t>
+            </w:r>
+          </w:p>
+        </w:tc>
+        <w:tc>
+          <w:tcPr>
+            <w:tcW w:w="2071" w:type="dxa"/>
+            <w:shd w:val="clear" w:color="auto" w:fill="F8FAFB"/>
+            <w:tcMar>
+              <w:top w:w="70" w:type="dxa"/>
+              <w:left w:w="110" w:type="dxa"/>
+              <w:bottom w:w="70" w:type="dxa"/>
+              <w:right w:w="110" w:type="dxa"/>
+            </w:tcMar>
+          </w:tcPr>
+          <w:p>
+            <w:pPr>
+              <w:spacing w:after="40"/>
+            </w:pPr>
+            <w:r>
+              <w:rPr>
+                <w:sz w:val="19"/>
+                <w:szCs w:val="19"/>
+              </w:rPr>
+              <w:t>The QA status changes; Include stays greyed out while authenticity is Unverified.</w:t>
+            </w:r>
+          </w:p>
+        </w:tc>
+      </w:tr>
+      <w:tr>
+        <w:tblPrEx>
+          <w:tblCellMar>
+            <w:top w:w="0" w:type="dxa"/>
+            <w:bottom w:w="0" w:type="dxa"/>
+          </w:tblCellMar>
+        </w:tblPrEx>
+        <w:trPr>
+          <w:cantSplit/>
+        </w:trPr>
+        <w:tc>
+          <w:tcPr>
+            <w:tcW w:w="1882" w:type="dxa"/>
+            <w:tcMar>
+              <w:top w:w="70" w:type="dxa"/>
+              <w:left w:w="110" w:type="dxa"/>
+              <w:bottom w:w="70" w:type="dxa"/>
+              <w:right w:w="110" w:type="dxa"/>
+            </w:tcMar>
+          </w:tcPr>
+          <w:p>
+            <w:pPr>
+              <w:spacing w:after="40"/>
+            </w:pPr>
+            <w:r>
+              <w:rPr>
+                <w:sz w:val="19"/>
+                <w:szCs w:val="19"/>
+              </w:rPr>
+              <w:t>Source file → Choose File</w:t>
+            </w:r>
+          </w:p>
+        </w:tc>
+        <w:tc>
+          <w:tcPr>
+            <w:tcW w:w="3012" w:type="dxa"/>
+            <w:tcMar>
+              <w:top w:w="70" w:type="dxa"/>
+              <w:left w:w="110" w:type="dxa"/>
+              <w:bottom w:w="70" w:type="dxa"/>
+              <w:right w:w="110" w:type="dxa"/>
+            </w:tcMar>
+          </w:tcPr>
+          <w:p>
+            <w:pPr>
+              <w:spacing w:after="40"/>
+            </w:pPr>
+            <w:r>
+              <w:rPr>
+                <w:sz w:val="19"/>
+                <w:szCs w:val="19"/>
+              </w:rPr>
+              <w:t>Uploads or replaces the source (up to 20 MB). Replacing removes the old file and any unsubmitted draft made from it.</w:t>
+            </w:r>
+          </w:p>
+        </w:tc>
+        <w:tc>
+          <w:tcPr>
+            <w:tcW w:w="2447" w:type="dxa"/>
+            <w:tcMar>
+              <w:top w:w="70" w:type="dxa"/>
+              <w:left w:w="110" w:type="dxa"/>
+              <w:bottom w:w="70" w:type="dxa"/>
+              <w:right w:w="110" w:type="dxa"/>
+            </w:tcMar>
+          </w:tcPr>
+          <w:p>
+            <w:pPr>
+              <w:spacing w:after="40"/>
+            </w:pPr>
+            <w:r>
+              <w:rPr>
+                <w:sz w:val="19"/>
+                <w:szCs w:val="19"/>
+              </w:rPr>
+              <w:t>The record keeps one current source. A draft of the wrong document must never be submitted for the right one.</w:t>
+            </w:r>
+          </w:p>
+        </w:tc>
+        <w:tc>
+          <w:tcPr>
+            <w:tcW w:w="2071" w:type="dxa"/>
+            <w:tcMar>
+              <w:top w:w="70" w:type="dxa"/>
+              <w:left w:w="110" w:type="dxa"/>
+              <w:bottom w:w="70" w:type="dxa"/>
+              <w:right w:w="110" w:type="dxa"/>
+            </w:tcMar>
+          </w:tcPr>
+          <w:p>
+            <w:pPr>
+              <w:spacing w:after="40"/>
+            </w:pPr>
+            <w:r>
+              <w:rPr>
+                <w:sz w:val="19"/>
+                <w:szCs w:val="19"/>
+              </w:rPr>
+              <w:t>A bar shows progress, then the file name appears. With Start Auto-fill ticked, the review screen opens.</w:t>
+            </w:r>
+          </w:p>
+        </w:tc>
+      </w:tr>
+      <w:tr>
+        <w:tblPrEx>
+          <w:tblCellMar>
+            <w:top w:w="0" w:type="dxa"/>
+            <w:bottom w:w="0" w:type="dxa"/>
+          </w:tblCellMar>
+        </w:tblPrEx>
+        <w:trPr>
+          <w:cantSplit/>
+        </w:trPr>
+        <w:tc>
+          <w:tcPr>
+            <w:tcW w:w="1882" w:type="dxa"/>
+            <w:shd w:val="clear" w:color="auto" w:fill="F8FAFB"/>
+            <w:tcMar>
+              <w:top w:w="70" w:type="dxa"/>
+              <w:left w:w="110" w:type="dxa"/>
+              <w:bottom w:w="70" w:type="dxa"/>
+              <w:right w:w="110" w:type="dxa"/>
+            </w:tcMar>
+          </w:tcPr>
+          <w:p>
+            <w:pPr>
+              <w:spacing w:after="40"/>
+            </w:pPr>
+            <w:r>
+              <w:rPr>
+                <w:sz w:val="19"/>
+                <w:szCs w:val="19"/>
+              </w:rPr>
+              <w:t>Start Auto-fill as soon as the file is uploaded (tick box)</w:t>
+            </w:r>
+          </w:p>
+        </w:tc>
+        <w:tc>
+          <w:tcPr>
+            <w:tcW w:w="3012" w:type="dxa"/>
+            <w:shd w:val="clear" w:color="auto" w:fill="F8FAFB"/>
+            <w:tcMar>
+              <w:top w:w="70" w:type="dxa"/>
+              <w:left w:w="110" w:type="dxa"/>
+              <w:bottom w:w="70" w:type="dxa"/>
+              <w:right w:w="110" w:type="dxa"/>
+            </w:tcMar>
+          </w:tcPr>
+          <w:p>
+            <w:pPr>
+              <w:spacing w:after="40"/>
+            </w:pPr>
+            <w:r>
+              <w:rPr>
+                <w:sz w:val="19"/>
+                <w:szCs w:val="19"/>
+              </w:rPr>
+              <w:t>When ticked, uploading immediately starts the AI draft.</w:t>
+            </w:r>
+          </w:p>
+        </w:tc>
+        <w:tc>
+          <w:tcPr>
+            <w:tcW w:w="2447" w:type="dxa"/>
+            <w:shd w:val="clear" w:color="auto" w:fill="F8FAFB"/>
+            <w:tcMar>
+              <w:top w:w="70" w:type="dxa"/>
+              <w:left w:w="110" w:type="dxa"/>
+              <w:bottom w:w="70" w:type="dxa"/>
+              <w:right w:w="110" w:type="dxa"/>
+            </w:tcMar>
+          </w:tcPr>
+          <w:p>
+            <w:pPr>
+              <w:spacing w:after="40"/>
+            </w:pPr>
+            <w:r>
+              <w:rPr>
+                <w:sz w:val="19"/>
+                <w:szCs w:val="19"/>
+              </w:rPr>
+              <w:t>Saves a step for the common case.</w:t>
+            </w:r>
+          </w:p>
+        </w:tc>
+        <w:tc>
+          <w:tcPr>
+            <w:tcW w:w="2071" w:type="dxa"/>
+            <w:shd w:val="clear" w:color="auto" w:fill="F8FAFB"/>
+            <w:tcMar>
+              <w:top w:w="70" w:type="dxa"/>
+              <w:left w:w="110" w:type="dxa"/>
+              <w:bottom w:w="70" w:type="dxa"/>
+              <w:right w:w="110" w:type="dxa"/>
+            </w:tcMar>
+          </w:tcPr>
+          <w:p>
+            <w:pPr>
+              <w:spacing w:after="40"/>
+            </w:pPr>
+            <w:r>
+              <w:rPr>
+                <w:sz w:val="19"/>
+                <w:szCs w:val="19"/>
+              </w:rPr>
+              <w:t>After the upload, the review screen opens and the AI starts reading.</w:t>
+            </w:r>
+          </w:p>
+        </w:tc>
+      </w:tr>
+      <w:tr>
+        <w:tblPrEx>
+          <w:tblCellMar>
+            <w:top w:w="0" w:type="dxa"/>
+            <w:bottom w:w="0" w:type="dxa"/>
+          </w:tblCellMar>
+        </w:tblPrEx>
+        <w:trPr>
+          <w:cantSplit/>
+        </w:trPr>
+        <w:tc>
+          <w:tcPr>
+            <w:tcW w:w="1882" w:type="dxa"/>
+            <w:tcMar>
+              <w:top w:w="70" w:type="dxa"/>
+              <w:left w:w="110" w:type="dxa"/>
+              <w:bottom w:w="70" w:type="dxa"/>
+              <w:right w:w="110" w:type="dxa"/>
+            </w:tcMar>
+          </w:tcPr>
+          <w:p>
+            <w:pPr>
+              <w:spacing w:after="40"/>
+            </w:pPr>
+            <w:r>
+              <w:rPr>
+                <w:sz w:val="19"/>
+                <w:szCs w:val="19"/>
+              </w:rPr>
+              <w:t>Remove file</w:t>
+            </w:r>
+          </w:p>
+        </w:tc>
+        <w:tc>
+          <w:tcPr>
+            <w:tcW w:w="3012" w:type="dxa"/>
+            <w:tcMar>
+              <w:top w:w="70" w:type="dxa"/>
+              <w:left w:w="110" w:type="dxa"/>
+              <w:bottom w:w="70" w:type="dxa"/>
+              <w:right w:w="110" w:type="dxa"/>
+            </w:tcMar>
+          </w:tcPr>
+          <w:p>
+            <w:pPr>
+              <w:spacing w:after="40"/>
+            </w:pPr>
+            <w:r>
+              <w:rPr>
+                <w:sz w:val="19"/>
+                <w:szCs w:val="19"/>
+              </w:rPr>
+              <w:t>Deletes the source file from the server.</w:t>
+            </w:r>
+          </w:p>
+        </w:tc>
+        <w:tc>
+          <w:tcPr>
+            <w:tcW w:w="2447" w:type="dxa"/>
+            <w:tcMar>
+              <w:top w:w="70" w:type="dxa"/>
+              <w:left w:w="110" w:type="dxa"/>
+              <w:bottom w:w="70" w:type="dxa"/>
+              <w:right w:w="110" w:type="dxa"/>
+            </w:tcMar>
+          </w:tcPr>
+          <w:p>
+            <w:pPr>
+              <w:spacing w:after="40"/>
+            </w:pPr>
+            <w:r>
+              <w:rPr>
+                <w:sz w:val="19"/>
+                <w:szCs w:val="19"/>
+              </w:rPr>
+              <w:t>For a wrong upload. It also discards the unsubmitted AI draft made from it; a draft already submitted is kept as the record of what was filed.</w:t>
+            </w:r>
+          </w:p>
+        </w:tc>
+        <w:tc>
+          <w:tcPr>
+            <w:tcW w:w="2071" w:type="dxa"/>
+            <w:tcMar>
+              <w:top w:w="70" w:type="dxa"/>
+              <w:left w:w="110" w:type="dxa"/>
+              <w:bottom w:w="70" w:type="dxa"/>
+              <w:right w:w="110" w:type="dxa"/>
+            </w:tcMar>
+          </w:tcPr>
+          <w:p>
+            <w:pPr>
+              <w:spacing w:after="40"/>
+            </w:pPr>
+            <w:r>
+              <w:rPr>
+                <w:sz w:val="19"/>
+                <w:szCs w:val="19"/>
+              </w:rPr>
+              <w:t>A confirmation names what goes. The record says “No file uploaded yet”.</w:t>
+            </w:r>
+          </w:p>
+        </w:tc>
+      </w:tr>
+      <w:tr>
+        <w:tblPrEx>
+          <w:tblCellMar>
+            <w:top w:w="0" w:type="dxa"/>
+            <w:bottom w:w="0" w:type="dxa"/>
+          </w:tblCellMar>
+        </w:tblPrEx>
+        <w:trPr>
+          <w:cantSplit/>
+        </w:trPr>
+        <w:tc>
+          <w:tcPr>
+            <w:tcW w:w="1882" w:type="dxa"/>
+            <w:shd w:val="clear" w:color="auto" w:fill="F8FAFB"/>
+            <w:tcMar>
+              <w:top w:w="70" w:type="dxa"/>
+              <w:left w:w="110" w:type="dxa"/>
+              <w:bottom w:w="70" w:type="dxa"/>
+              <w:right w:w="110" w:type="dxa"/>
+            </w:tcMar>
+          </w:tcPr>
+          <w:p>
+            <w:pPr>
+              <w:spacing w:after="40"/>
+            </w:pPr>
+            <w:r>
+              <w:rPr>
+                <w:sz w:val="19"/>
+                <w:szCs w:val="19"/>
+              </w:rPr>
+              <w:t>Copy for another chapter (Chapter title, Pages to read, Copy and auto-fill)</w:t>
+            </w:r>
+          </w:p>
+        </w:tc>
+        <w:tc>
+          <w:tcPr>
+            <w:tcW w:w="3012" w:type="dxa"/>
+            <w:shd w:val="clear" w:color="auto" w:fill="F8FAFB"/>
+            <w:tcMar>
+              <w:top w:w="70" w:type="dxa"/>
+              <w:left w:w="110" w:type="dxa"/>
+              <w:bottom w:w="70" w:type="dxa"/>
+              <w:right w:w="110" w:type="dxa"/>
+            </w:tcMar>
+          </w:tcPr>
+          <w:p>
+            <w:pPr>
+              <w:spacing w:after="40"/>
+            </w:pPr>
+            <w:r>
+              <w:rPr>
+                <w:sz w:val="19"/>
+                <w:szCs w:val="19"/>
+              </w:rPr>
+              <w:t>Makes another record for a different part of the same source: same author, date, source and type, and its own copy of the file.</w:t>
+            </w:r>
+          </w:p>
+        </w:tc>
+        <w:tc>
+          <w:tcPr>
+            <w:tcW w:w="2447" w:type="dxa"/>
+            <w:shd w:val="clear" w:color="auto" w:fill="F8FAFB"/>
+            <w:tcMar>
+              <w:top w:w="70" w:type="dxa"/>
+              <w:left w:w="110" w:type="dxa"/>
+              <w:bottom w:w="70" w:type="dxa"/>
+              <w:right w:w="110" w:type="dxa"/>
+            </w:tcMar>
+          </w:tcPr>
+          <w:p>
+            <w:pPr>
+              <w:spacing w:after="40"/>
+            </w:pPr>
+            <w:r>
+              <w:rPr>
+                <w:sz w:val="19"/>
+                <w:szCs w:val="19"/>
+              </w:rPr>
+              <w:t>A long report holds several evidence units, each of which should be coded, judged and exported on its own.</w:t>
+            </w:r>
+          </w:p>
+        </w:tc>
+        <w:tc>
+          <w:tcPr>
+            <w:tcW w:w="2071" w:type="dxa"/>
+            <w:shd w:val="clear" w:color="auto" w:fill="F8FAFB"/>
+            <w:tcMar>
+              <w:top w:w="70" w:type="dxa"/>
+              <w:left w:w="110" w:type="dxa"/>
+              <w:bottom w:w="70" w:type="dxa"/>
+              <w:right w:w="110" w:type="dxa"/>
+            </w:tcMar>
+          </w:tcPr>
+          <w:p>
+            <w:pPr>
+              <w:spacing w:after="40"/>
+            </w:pPr>
+            <w:r>
+              <w:rPr>
+                <w:sz w:val="19"/>
+                <w:szCs w:val="19"/>
+              </w:rPr>
+              <w:t>A new record is created (and, with AI on, drafted) and opens. Authenticity and inclusion are not copied.</w:t>
+            </w:r>
+          </w:p>
+        </w:tc>
+      </w:tr>
+      <w:tr>
+        <w:tblPrEx>
+          <w:tblCellMar>
+            <w:top w:w="0" w:type="dxa"/>
+            <w:bottom w:w="0" w:type="dxa"/>
+          </w:tblCellMar>
+        </w:tblPrEx>
+        <w:trPr>
+          <w:cantSplit/>
+        </w:trPr>
+        <w:tc>
+          <w:tcPr>
+            <w:tcW w:w="1882" w:type="dxa"/>
+            <w:tcMar>
+              <w:top w:w="70" w:type="dxa"/>
+              <w:left w:w="110" w:type="dxa"/>
+              <w:bottom w:w="70" w:type="dxa"/>
+              <w:right w:w="110" w:type="dxa"/>
+            </w:tcMar>
+          </w:tcPr>
+          <w:p>
+            <w:pPr>
+              <w:spacing w:after="40"/>
+            </w:pPr>
+            <w:r>
+              <w:rPr>
+                <w:sz w:val="19"/>
+                <w:szCs w:val="19"/>
+              </w:rPr>
+              <w:lastRenderedPageBreak/>
+              <w:t>Record details → Save details</w:t>
+            </w:r>
+          </w:p>
+        </w:tc>
+        <w:tc>
+          <w:tcPr>
+            <w:tcW w:w="3012" w:type="dxa"/>
+            <w:tcMar>
+              <w:top w:w="70" w:type="dxa"/>
+              <w:left w:w="110" w:type="dxa"/>
+              <w:bottom w:w="70" w:type="dxa"/>
+              <w:right w:w="110" w:type="dxa"/>
+            </w:tcMar>
+          </w:tcPr>
+          <w:p>
+            <w:pPr>
+              <w:spacing w:after="40"/>
+            </w:pPr>
+            <w:r>
+              <w:rPr>
+                <w:sz w:val="19"/>
+                <w:szCs w:val="19"/>
+              </w:rPr>
+              <w:t>Edits the title, author, date, source, scope, value chain and type.</w:t>
+            </w:r>
+          </w:p>
+        </w:tc>
+        <w:tc>
+          <w:tcPr>
+            <w:tcW w:w="2447" w:type="dxa"/>
+            <w:tcMar>
+              <w:top w:w="70" w:type="dxa"/>
+              <w:left w:w="110" w:type="dxa"/>
+              <w:bottom w:w="70" w:type="dxa"/>
+              <w:right w:w="110" w:type="dxa"/>
+            </w:tcMar>
+          </w:tcPr>
+          <w:p>
+            <w:pPr>
+              <w:spacing w:after="40"/>
+            </w:pPr>
+            <w:r>
+              <w:rPr>
+                <w:sz w:val="19"/>
+                <w:szCs w:val="19"/>
+              </w:rPr>
+              <w:t>These feed Section A of the coding form; if the AI filled them in from the document, this is where you check and correct them.</w:t>
+            </w:r>
+          </w:p>
+        </w:tc>
+        <w:tc>
+          <w:tcPr>
+            <w:tcW w:w="2071" w:type="dxa"/>
+            <w:tcMar>
+              <w:top w:w="70" w:type="dxa"/>
+              <w:left w:w="110" w:type="dxa"/>
+              <w:bottom w:w="70" w:type="dxa"/>
+              <w:right w:w="110" w:type="dxa"/>
+            </w:tcMar>
+          </w:tcPr>
+          <w:p>
+            <w:pPr>
+              <w:spacing w:after="40"/>
+            </w:pPr>
+            <w:r>
+              <w:rPr>
+                <w:sz w:val="19"/>
+                <w:szCs w:val="19"/>
+              </w:rPr>
+              <w:t>“Details saved.” The draft and the submission use the corrected values.</w:t>
+            </w:r>
+          </w:p>
+        </w:tc>
+      </w:tr>
+      <w:tr>
+        <w:tblPrEx>
+          <w:tblCellMar>
+            <w:top w:w="0" w:type="dxa"/>
+            <w:bottom w:w="0" w:type="dxa"/>
+          </w:tblCellMar>
+        </w:tblPrEx>
+        <w:trPr>
+          <w:cantSplit/>
+        </w:trPr>
+        <w:tc>
+          <w:tcPr>
+            <w:tcW w:w="1882" w:type="dxa"/>
+            <w:shd w:val="clear" w:color="auto" w:fill="F8FAFB"/>
+            <w:tcMar>
+              <w:top w:w="70" w:type="dxa"/>
+              <w:left w:w="110" w:type="dxa"/>
+              <w:bottom w:w="70" w:type="dxa"/>
+              <w:right w:w="110" w:type="dxa"/>
+            </w:tcMar>
+          </w:tcPr>
+          <w:p>
+            <w:pPr>
+              <w:spacing w:after="40"/>
+            </w:pPr>
+            <w:r>
+              <w:rPr>
+                <w:sz w:val="19"/>
+                <w:szCs w:val="19"/>
+              </w:rPr>
+              <w:t>Code this document</w:t>
+            </w:r>
+          </w:p>
+        </w:tc>
+        <w:tc>
+          <w:tcPr>
+            <w:tcW w:w="3012" w:type="dxa"/>
+            <w:shd w:val="clear" w:color="auto" w:fill="F8FAFB"/>
+            <w:tcMar>
+              <w:top w:w="70" w:type="dxa"/>
+              <w:left w:w="110" w:type="dxa"/>
+              <w:bottom w:w="70" w:type="dxa"/>
+              <w:right w:w="110" w:type="dxa"/>
+            </w:tcMar>
+          </w:tcPr>
+          <w:p>
+            <w:pPr>
+              <w:spacing w:after="40"/>
+            </w:pPr>
+            <w:r>
+              <w:rPr>
+                <w:sz w:val="19"/>
+                <w:szCs w:val="19"/>
+              </w:rPr>
+              <w:t>Opens the KoboToolbox Document Analysis Tool with the document ID and details filled in.</w:t>
+            </w:r>
+          </w:p>
+        </w:tc>
+        <w:tc>
+          <w:tcPr>
+            <w:tcW w:w="2447" w:type="dxa"/>
+            <w:shd w:val="clear" w:color="auto" w:fill="F8FAFB"/>
+            <w:tcMar>
+              <w:top w:w="70" w:type="dxa"/>
+              <w:left w:w="110" w:type="dxa"/>
+              <w:bottom w:w="70" w:type="dxa"/>
+              <w:right w:w="110" w:type="dxa"/>
+            </w:tcMar>
+          </w:tcPr>
+          <w:p>
+            <w:pPr>
+              <w:spacing w:after="40"/>
+            </w:pPr>
+            <w:r>
+              <w:rPr>
+                <w:sz w:val="19"/>
+                <w:szCs w:val="19"/>
+              </w:rPr>
+              <w:t>For coding by hand, or when the AI cannot read the source.</w:t>
+            </w:r>
+          </w:p>
+        </w:tc>
+        <w:tc>
+          <w:tcPr>
+            <w:tcW w:w="2071" w:type="dxa"/>
+            <w:shd w:val="clear" w:color="auto" w:fill="F8FAFB"/>
+            <w:tcMar>
+              <w:top w:w="70" w:type="dxa"/>
+              <w:left w:w="110" w:type="dxa"/>
+              <w:bottom w:w="70" w:type="dxa"/>
+              <w:right w:w="110" w:type="dxa"/>
+            </w:tcMar>
+          </w:tcPr>
+          <w:p>
+            <w:pPr>
+              <w:spacing w:after="40"/>
+            </w:pPr>
+            <w:r>
+              <w:rPr>
+                <w:sz w:val="19"/>
+                <w:szCs w:val="19"/>
+              </w:rPr>
+              <w:t>The KoboToolbox form opens in a new tab.</w:t>
+            </w:r>
+          </w:p>
+        </w:tc>
+      </w:tr>
+      <w:tr>
+        <w:tblPrEx>
+          <w:tblCellMar>
+            <w:top w:w="0" w:type="dxa"/>
+            <w:bottom w:w="0" w:type="dxa"/>
+          </w:tblCellMar>
+        </w:tblPrEx>
+        <w:trPr>
+          <w:cantSplit/>
+        </w:trPr>
+        <w:tc>
+          <w:tcPr>
+            <w:tcW w:w="1882" w:type="dxa"/>
+            <w:tcMar>
+              <w:top w:w="70" w:type="dxa"/>
+              <w:left w:w="110" w:type="dxa"/>
+              <w:bottom w:w="70" w:type="dxa"/>
+              <w:right w:w="110" w:type="dxa"/>
+            </w:tcMar>
+          </w:tcPr>
+          <w:p>
+            <w:pPr>
+              <w:spacing w:after="40"/>
+            </w:pPr>
+            <w:r>
+              <w:rPr>
+                <w:sz w:val="19"/>
+                <w:szCs w:val="19"/>
+              </w:rPr>
+              <w:t>Auto-fill</w:t>
+            </w:r>
+          </w:p>
+        </w:tc>
+        <w:tc>
+          <w:tcPr>
+            <w:tcW w:w="3012" w:type="dxa"/>
+            <w:tcMar>
+              <w:top w:w="70" w:type="dxa"/>
+              <w:left w:w="110" w:type="dxa"/>
+              <w:bottom w:w="70" w:type="dxa"/>
+              <w:right w:w="110" w:type="dxa"/>
+            </w:tcMar>
+          </w:tcPr>
+          <w:p>
+            <w:pPr>
+              <w:spacing w:after="40"/>
+            </w:pPr>
+            <w:r>
+              <w:rPr>
+                <w:sz w:val="19"/>
+                <w:szCs w:val="19"/>
+              </w:rPr>
+              <w:t>Opens the review screen for the AI draft of the whole coding form.</w:t>
+            </w:r>
+          </w:p>
+        </w:tc>
+        <w:tc>
+          <w:tcPr>
+            <w:tcW w:w="2447" w:type="dxa"/>
+            <w:tcMar>
+              <w:top w:w="70" w:type="dxa"/>
+              <w:left w:w="110" w:type="dxa"/>
+              <w:bottom w:w="70" w:type="dxa"/>
+              <w:right w:w="110" w:type="dxa"/>
+            </w:tcMar>
+          </w:tcPr>
+          <w:p>
+            <w:pPr>
+              <w:spacing w:after="40"/>
+            </w:pPr>
+            <w:r>
+              <w:rPr>
+                <w:sz w:val="19"/>
+                <w:szCs w:val="19"/>
+              </w:rPr>
+              <w:t>A fast first draft that a person then checks.</w:t>
+            </w:r>
+          </w:p>
+        </w:tc>
+        <w:tc>
+          <w:tcPr>
+            <w:tcW w:w="2071" w:type="dxa"/>
+            <w:tcMar>
+              <w:top w:w="70" w:type="dxa"/>
+              <w:left w:w="110" w:type="dxa"/>
+              <w:bottom w:w="70" w:type="dxa"/>
+              <w:right w:w="110" w:type="dxa"/>
+            </w:tcMar>
+          </w:tcPr>
+          <w:p>
+            <w:pPr>
+              <w:spacing w:after="40"/>
+            </w:pPr>
+            <w:r>
+              <w:rPr>
+                <w:sz w:val="19"/>
+                <w:szCs w:val="19"/>
+              </w:rPr>
+              <w:t>The Auto-fill review screen opens.</w:t>
+            </w:r>
+          </w:p>
+        </w:tc>
+      </w:tr>
+      <w:tr>
+        <w:tblPrEx>
+          <w:tblCellMar>
+            <w:top w:w="0" w:type="dxa"/>
+            <w:bottom w:w="0" w:type="dxa"/>
+          </w:tblCellMar>
+        </w:tblPrEx>
+        <w:trPr>
+          <w:cantSplit/>
+        </w:trPr>
+        <w:tc>
+          <w:tcPr>
+            <w:tcW w:w="1882" w:type="dxa"/>
+            <w:shd w:val="clear" w:color="auto" w:fill="F8FAFB"/>
+            <w:tcMar>
+              <w:top w:w="70" w:type="dxa"/>
+              <w:left w:w="110" w:type="dxa"/>
+              <w:bottom w:w="70" w:type="dxa"/>
+              <w:right w:w="110" w:type="dxa"/>
+            </w:tcMar>
+          </w:tcPr>
+          <w:p>
+            <w:pPr>
+              <w:spacing w:after="40"/>
+            </w:pPr>
+            <w:r>
+              <w:rPr>
+                <w:sz w:val="19"/>
+                <w:szCs w:val="19"/>
+              </w:rPr>
+              <w:t>Interpretive memo → Save memo</w:t>
+            </w:r>
+          </w:p>
+        </w:tc>
+        <w:tc>
+          <w:tcPr>
+            <w:tcW w:w="3012" w:type="dxa"/>
+            <w:shd w:val="clear" w:color="auto" w:fill="F8FAFB"/>
+            <w:tcMar>
+              <w:top w:w="70" w:type="dxa"/>
+              <w:left w:w="110" w:type="dxa"/>
+              <w:bottom w:w="70" w:type="dxa"/>
+              <w:right w:w="110" w:type="dxa"/>
+            </w:tcMar>
+          </w:tcPr>
+          <w:p>
+            <w:pPr>
+              <w:spacing w:after="40"/>
+            </w:pPr>
+            <w:r>
+              <w:rPr>
+                <w:sz w:val="19"/>
+                <w:szCs w:val="19"/>
+              </w:rPr>
+              <w:t>Writes down your reasoning: why authenticity was disputed, how you read the document.</w:t>
+            </w:r>
+          </w:p>
+        </w:tc>
+        <w:tc>
+          <w:tcPr>
+            <w:tcW w:w="2447" w:type="dxa"/>
+            <w:shd w:val="clear" w:color="auto" w:fill="F8FAFB"/>
+            <w:tcMar>
+              <w:top w:w="70" w:type="dxa"/>
+              <w:left w:w="110" w:type="dxa"/>
+              <w:bottom w:w="70" w:type="dxa"/>
+              <w:right w:w="110" w:type="dxa"/>
+            </w:tcMar>
+          </w:tcPr>
+          <w:p>
+            <w:pPr>
+              <w:spacing w:after="40"/>
+            </w:pPr>
+            <w:r>
+              <w:rPr>
+                <w:sz w:val="19"/>
+                <w:szCs w:val="19"/>
+              </w:rPr>
+              <w:t>The memo is the audit trail of your judgement, needed for the dissertation.</w:t>
+            </w:r>
+          </w:p>
+        </w:tc>
+        <w:tc>
+          <w:tcPr>
+            <w:tcW w:w="2071" w:type="dxa"/>
+            <w:shd w:val="clear" w:color="auto" w:fill="F8FAFB"/>
+            <w:tcMar>
+              <w:top w:w="70" w:type="dxa"/>
+              <w:left w:w="110" w:type="dxa"/>
+              <w:bottom w:w="70" w:type="dxa"/>
+              <w:right w:w="110" w:type="dxa"/>
+            </w:tcMar>
+          </w:tcPr>
+          <w:p>
+            <w:pPr>
+              <w:spacing w:after="40"/>
+            </w:pPr>
+            <w:r>
+              <w:rPr>
+                <w:sz w:val="19"/>
+                <w:szCs w:val="19"/>
+              </w:rPr>
+              <w:t>A “saved” message; the memo stays on the record.</w:t>
+            </w:r>
+          </w:p>
+        </w:tc>
+      </w:tr>
+      <w:tr>
+        <w:tblPrEx>
+          <w:tblCellMar>
+            <w:top w:w="0" w:type="dxa"/>
+            <w:bottom w:w="0" w:type="dxa"/>
+          </w:tblCellMar>
+        </w:tblPrEx>
+        <w:trPr>
+          <w:cantSplit/>
+        </w:trPr>
+        <w:tc>
+          <w:tcPr>
+            <w:tcW w:w="1882" w:type="dxa"/>
+            <w:tcMar>
+              <w:top w:w="70" w:type="dxa"/>
+              <w:left w:w="110" w:type="dxa"/>
+              <w:bottom w:w="70" w:type="dxa"/>
+              <w:right w:w="110" w:type="dxa"/>
+            </w:tcMar>
+          </w:tcPr>
+          <w:p>
+            <w:pPr>
+              <w:spacing w:after="40"/>
+            </w:pPr>
+            <w:r>
+              <w:rPr>
+                <w:sz w:val="19"/>
+                <w:szCs w:val="19"/>
+              </w:rPr>
+              <w:t>Completed coding form → Download PDF</w:t>
+            </w:r>
+          </w:p>
+        </w:tc>
+        <w:tc>
+          <w:tcPr>
+            <w:tcW w:w="3012" w:type="dxa"/>
+            <w:tcMar>
+              <w:top w:w="70" w:type="dxa"/>
+              <w:left w:w="110" w:type="dxa"/>
+              <w:bottom w:w="70" w:type="dxa"/>
+              <w:right w:w="110" w:type="dxa"/>
+            </w:tcMar>
+          </w:tcPr>
+          <w:p>
+            <w:pPr>
+              <w:spacing w:after="40"/>
+            </w:pPr>
+            <w:r>
+              <w:rPr>
+                <w:sz w:val="19"/>
+                <w:szCs w:val="19"/>
+              </w:rPr>
+              <w:t>Downloads the completed coding form for this document.</w:t>
+            </w:r>
+          </w:p>
+        </w:tc>
+        <w:tc>
+          <w:tcPr>
+            <w:tcW w:w="2447" w:type="dxa"/>
+            <w:tcMar>
+              <w:top w:w="70" w:type="dxa"/>
+              <w:left w:w="110" w:type="dxa"/>
+              <w:bottom w:w="70" w:type="dxa"/>
+              <w:right w:w="110" w:type="dxa"/>
+            </w:tcMar>
+          </w:tcPr>
+          <w:p>
+            <w:pPr>
+              <w:spacing w:after="40"/>
+            </w:pPr>
+            <w:r>
+              <w:rPr>
+                <w:sz w:val="19"/>
+                <w:szCs w:val="19"/>
+              </w:rPr>
+              <w:t>A readable copy of what was submitted.</w:t>
+            </w:r>
+          </w:p>
+        </w:tc>
+        <w:tc>
+          <w:tcPr>
+            <w:tcW w:w="2071" w:type="dxa"/>
+            <w:tcMar>
+              <w:top w:w="70" w:type="dxa"/>
+              <w:left w:w="110" w:type="dxa"/>
+              <w:bottom w:w="70" w:type="dxa"/>
+              <w:right w:w="110" w:type="dxa"/>
+            </w:tcMar>
+          </w:tcPr>
+          <w:p>
+            <w:pPr>
+              <w:spacing w:after="40"/>
+            </w:pPr>
+            <w:r>
+              <w:rPr>
+                <w:sz w:val="19"/>
+                <w:szCs w:val="19"/>
+              </w:rPr>
+              <w:t>A PDF downloads (only if a form was submitted with this document ID).</w:t>
+            </w:r>
+          </w:p>
+        </w:tc>
+      </w:tr>
+    </w:tbl>
+    <w:p>
+      <w:pPr>
+        <w:spacing w:after="120"/>
+      </w:pPr>
+    </w:p>
+    <w:p>
+      <w:pPr>
+        <w:pStyle w:val="Heading2"/>
+      </w:pPr>
+      <w:bookmarkStart w:id="30" w:name="_Toc240889103"/>
+      <w:r>
+        <w:t>8.8 Auto-fill review screen</w:t>
+      </w:r>
+      <w:bookmarkEnd w:id="30"/>
+    </w:p>
+    <w:p>
+      <w:pPr>
+        <w:spacing w:after="120" w:line="288" w:lineRule="auto"/>
+      </w:pPr>
+      <w:r>
+        <w:rPr>
+          <w:b/>
+          <w:bCs/>
+        </w:rPr>
+        <w:t>Who can open it:</w:t>
+      </w:r>
+      <w:r>
+        <w:t xml:space="preserve"> PI / System Admin, Field / Digital Coordinator, Documentary RA, Supervisor.  </w:t>
+      </w:r>
+      <w:r>
+        <w:rPr>
+          <w:b/>
+          <w:bCs/>
+        </w:rPr>
+        <w:t>Where:</w:t>
+      </w:r>
+      <w:r>
+        <w:t xml:space="preserve"> </w:t>
+      </w:r>
+      <w:r>
+        <w:rPr>
+          <w:rFonts w:ascii="Consolas" w:eastAsia="Consolas" w:hAnsi="Consolas" w:cs="Consolas"/>
+          <w:color w:val="122238"/>
+          <w:sz w:val="19"/>
+          <w:szCs w:val="19"/>
+        </w:rPr>
+        <w:t>/admin/documents/{id}/ai-draft</w:t>
+      </w:r>
+    </w:p>
+    <w:p>
+      <w:pPr>
+        <w:spacing w:after="120" w:line="288" w:lineRule="auto"/>
+      </w:pPr>
+      <w:r>
+        <w:t>Where you review the AI's draft of the KoboToolbox coding form, edit it and submit it. Nothing reaches KoboToolbox until you select Submit.</w:t>
+      </w:r>
+    </w:p>
+    <w:tbl>
+      <w:tblPr>
+        <w:tblW w:w="9412" w:type="dxa"/>
+        <w:tblBorders>
+          <w:top w:val="single" w:sz="4" w:space="0" w:color="D5DAE0"/>
+          <w:left w:val="single" w:sz="4" w:space="0" w:color="D5DAE0"/>
+          <w:bottom w:val="single" w:sz="4" w:space="0" w:color="D5DAE0"/>
+          <w:right w:val="single" w:sz="4" w:space="0" w:color="D5DAE0"/>
+          <w:insideH w:val="single" w:sz="4" w:space="0" w:color="D5DAE0"/>
+          <w:insideV w:val="single" w:sz="4" w:space="0" w:color="D5DAE0"/>
+        </w:tblBorders>
+        <w:tblCellMar>
+          <w:left w:w="10" w:type="dxa"/>
+          <w:right w:w="10" w:type="dxa"/>
+        </w:tblCellMar>
+        <w:tblLook w:val="04A0" w:firstRow="1" w:lastRow="0" w:firstColumn="1" w:lastColumn="0" w:noHBand="0" w:noVBand="1"/>
+      </w:tblPr>
+      <w:tblGrid>
+        <w:gridCol w:w="1882"/>
+        <w:gridCol w:w="3012"/>
+        <w:gridCol w:w="2447"/>
+        <w:gridCol w:w="2071"/>
+      </w:tblGrid>
+      <w:tr>
+        <w:tblPrEx>
+          <w:tblCellMar>
+            <w:top w:w="0" w:type="dxa"/>
+            <w:bottom w:w="0" w:type="dxa"/>
+          </w:tblCellMar>
+        </w:tblPrEx>
+        <w:trPr>
+          <w:tblHeader/>
+        </w:trPr>
+        <w:tc>
+          <w:tcPr>
+            <w:tcW w:w="1882" w:type="dxa"/>
+            <w:shd w:val="clear" w:color="auto" w:fill="1B3350"/>
+            <w:tcMar>
+              <w:top w:w="70" w:type="dxa"/>
+              <w:left w:w="110" w:type="dxa"/>
+              <w:bottom w:w="70" w:type="dxa"/>
+              <w:right w:w="110" w:type="dxa"/>
+            </w:tcMar>
+          </w:tcPr>
+          <w:p>
+            <w:pPr>
+              <w:spacing w:after="40"/>
+            </w:pPr>
+            <w:r>
+              <w:rPr>
+                <w:b/>
+                <w:bCs/>
+                <w:color w:val="FFFFFF"/>
+                <w:sz w:val="19"/>
+                <w:szCs w:val="19"/>
+              </w:rPr>
+              <w:t>Control</w:t>
+            </w:r>
+          </w:p>
+        </w:tc>
+        <w:tc>
+          <w:tcPr>
+            <w:tcW w:w="3012" w:type="dxa"/>
+            <w:shd w:val="clear" w:color="auto" w:fill="1B3350"/>
+            <w:tcMar>
+              <w:top w:w="70" w:type="dxa"/>
+              <w:left w:w="110" w:type="dxa"/>
+              <w:bottom w:w="70" w:type="dxa"/>
+              <w:right w:w="110" w:type="dxa"/>
+            </w:tcMar>
+          </w:tcPr>
+          <w:p>
+            <w:pPr>
+              <w:spacing w:after="40"/>
+            </w:pPr>
+            <w:r>
+              <w:rPr>
+                <w:b/>
+                <w:bCs/>
+                <w:color w:val="FFFFFF"/>
+                <w:sz w:val="19"/>
+                <w:szCs w:val="19"/>
+              </w:rPr>
+              <w:t>What it does and when to use it</w:t>
+            </w:r>
+          </w:p>
+        </w:tc>
+        <w:tc>
+          <w:tcPr>
+            <w:tcW w:w="2447" w:type="dxa"/>
+            <w:shd w:val="clear" w:color="auto" w:fill="1B3350"/>
+            <w:tcMar>
+              <w:top w:w="70" w:type="dxa"/>
+              <w:left w:w="110" w:type="dxa"/>
+              <w:bottom w:w="70" w:type="dxa"/>
+              <w:right w:w="110" w:type="dxa"/>
+            </w:tcMar>
+          </w:tcPr>
+          <w:p>
+            <w:pPr>
+              <w:spacing w:after="40"/>
+            </w:pPr>
+            <w:r>
+              <w:rPr>
+                <w:b/>
+                <w:bCs/>
+                <w:color w:val="FFFFFF"/>
+                <w:sz w:val="19"/>
+                <w:szCs w:val="19"/>
+              </w:rPr>
+              <w:t>Why it exists</w:t>
+            </w:r>
+          </w:p>
+        </w:tc>
+        <w:tc>
+          <w:tcPr>
+            <w:tcW w:w="2071" w:type="dxa"/>
+            <w:shd w:val="clear" w:color="auto" w:fill="1B3350"/>
+            <w:tcMar>
+              <w:top w:w="70" w:type="dxa"/>
+              <w:left w:w="110" w:type="dxa"/>
+              <w:bottom w:w="70" w:type="dxa"/>
+              <w:right w:w="110" w:type="dxa"/>
+            </w:tcMar>
+          </w:tcPr>
+          <w:p>
+            <w:pPr>
+              <w:spacing w:after="40"/>
+            </w:pPr>
+            <w:r>
+              <w:rPr>
+                <w:b/>
+                <w:bCs/>
+                <w:color w:val="FFFFFF"/>
+                <w:sz w:val="19"/>
+                <w:szCs w:val="19"/>
+              </w:rPr>
+              <w:t>What happens next</w:t>
+            </w:r>
+          </w:p>
+        </w:tc>
+      </w:tr>
+      <w:tr>
+        <w:tblPrEx>
+          <w:tblCellMar>
+            <w:top w:w="0" w:type="dxa"/>
+            <w:bottom w:w="0" w:type="dxa"/>
+          </w:tblCellMar>
+        </w:tblPrEx>
+        <w:trPr>
+          <w:cantSplit/>
+        </w:trPr>
+        <w:tc>
+          <w:tcPr>
+            <w:tcW w:w="1882" w:type="dxa"/>
+            <w:tcMar>
+              <w:top w:w="70" w:type="dxa"/>
+              <w:left w:w="110" w:type="dxa"/>
+              <w:bottom w:w="70" w:type="dxa"/>
+              <w:right w:w="110" w:type="dxa"/>
+            </w:tcMar>
+          </w:tcPr>
+          <w:p>
+            <w:pPr>
+              <w:spacing w:after="40"/>
+            </w:pPr>
+            <w:r>
+              <w:rPr>
+                <w:sz w:val="19"/>
+                <w:szCs w:val="19"/>
+              </w:rPr>
+              <w:t>Pages to read</w:t>
+            </w:r>
+          </w:p>
+        </w:tc>
+        <w:tc>
+          <w:tcPr>
+            <w:tcW w:w="3012" w:type="dxa"/>
+            <w:tcMar>
+              <w:top w:w="70" w:type="dxa"/>
+              <w:left w:w="110" w:type="dxa"/>
+              <w:bottom w:w="70" w:type="dxa"/>
+              <w:right w:w="110" w:type="dxa"/>
+            </w:tcMar>
+          </w:tcPr>
+          <w:p>
+            <w:pPr>
+              <w:spacing w:after="40"/>
+            </w:pPr>
+            <w:r>
+              <w:rPr>
+                <w:sz w:val="19"/>
+                <w:szCs w:val="19"/>
+              </w:rPr>
+              <w:t>For a PDF over 100 pages, enter the pages that make up this evidence unit.</w:t>
+            </w:r>
+          </w:p>
+        </w:tc>
+        <w:tc>
+          <w:tcPr>
+            <w:tcW w:w="2447" w:type="dxa"/>
+            <w:tcMar>
+              <w:top w:w="70" w:type="dxa"/>
+              <w:left w:w="110" w:type="dxa"/>
+              <w:bottom w:w="70" w:type="dxa"/>
+              <w:right w:w="110" w:type="dxa"/>
+            </w:tcMar>
+          </w:tcPr>
+          <w:p>
+            <w:pPr>
+              <w:spacing w:after="40"/>
+            </w:pPr>
+            <w:r>
+              <w:rPr>
+                <w:sz w:val="19"/>
+                <w:szCs w:val="19"/>
+              </w:rPr>
+              <w:t>The AI reads at most 100 pages at a time.</w:t>
+            </w:r>
+          </w:p>
+        </w:tc>
+        <w:tc>
+          <w:tcPr>
+            <w:tcW w:w="2071" w:type="dxa"/>
+            <w:tcMar>
+              <w:top w:w="70" w:type="dxa"/>
+              <w:left w:w="110" w:type="dxa"/>
+              <w:bottom w:w="70" w:type="dxa"/>
+              <w:right w:w="110" w:type="dxa"/>
+            </w:tcMar>
+          </w:tcPr>
+          <w:p>
+            <w:pPr>
+              <w:spacing w:after="40"/>
+            </w:pPr>
+            <w:r>
+              <w:rPr>
+                <w:sz w:val="19"/>
+                <w:szCs w:val="19"/>
+              </w:rPr>
+              <w:t>Only those pages are drafted; locators keep the original page numbers.</w:t>
+            </w:r>
+          </w:p>
+        </w:tc>
+      </w:tr>
+      <w:tr>
+        <w:tblPrEx>
+          <w:tblCellMar>
+            <w:top w:w="0" w:type="dxa"/>
+            <w:bottom w:w="0" w:type="dxa"/>
+          </w:tblCellMar>
+        </w:tblPrEx>
+        <w:trPr>
+          <w:cantSplit/>
+        </w:trPr>
+        <w:tc>
+          <w:tcPr>
+            <w:tcW w:w="1882" w:type="dxa"/>
+            <w:shd w:val="clear" w:color="auto" w:fill="F8FAFB"/>
+            <w:tcMar>
+              <w:top w:w="70" w:type="dxa"/>
+              <w:left w:w="110" w:type="dxa"/>
+              <w:bottom w:w="70" w:type="dxa"/>
+              <w:right w:w="110" w:type="dxa"/>
+            </w:tcMar>
+          </w:tcPr>
+          <w:p>
+            <w:pPr>
+              <w:spacing w:after="40"/>
+            </w:pPr>
+            <w:r>
+              <w:rPr>
+                <w:sz w:val="19"/>
+                <w:szCs w:val="19"/>
+              </w:rPr>
+              <w:t>Read the whole document in parts</w:t>
+            </w:r>
+          </w:p>
+        </w:tc>
+        <w:tc>
+          <w:tcPr>
+            <w:tcW w:w="3012" w:type="dxa"/>
+            <w:shd w:val="clear" w:color="auto" w:fill="F8FAFB"/>
+            <w:tcMar>
+              <w:top w:w="70" w:type="dxa"/>
+              <w:left w:w="110" w:type="dxa"/>
+              <w:bottom w:w="70" w:type="dxa"/>
+              <w:right w:w="110" w:type="dxa"/>
+            </w:tcMar>
+          </w:tcPr>
+          <w:p>
+            <w:pPr>
+              <w:spacing w:after="40"/>
+            </w:pPr>
+            <w:r>
+              <w:rPr>
+                <w:sz w:val="19"/>
+                <w:szCs w:val="19"/>
+              </w:rPr>
+              <w:t>Reads the whole PDF (or a long range) in parts of about 80 pages and combines them.</w:t>
+            </w:r>
+          </w:p>
+        </w:tc>
+        <w:tc>
+          <w:tcPr>
+            <w:tcW w:w="2447" w:type="dxa"/>
+            <w:shd w:val="clear" w:color="auto" w:fill="F8FAFB"/>
+            <w:tcMar>
+              <w:top w:w="70" w:type="dxa"/>
+              <w:left w:w="110" w:type="dxa"/>
+              <w:bottom w:w="70" w:type="dxa"/>
+              <w:right w:w="110" w:type="dxa"/>
+            </w:tcMar>
+          </w:tcPr>
+          <w:p>
+            <w:pPr>
+              <w:spacing w:after="40"/>
+            </w:pPr>
+            <w:r>
+              <w:rPr>
+                <w:sz w:val="19"/>
+                <w:szCs w:val="19"/>
+              </w:rPr>
+              <w:t>For one coding of a long document; costs about the number of parts plus one times an ordinary draft.</w:t>
+            </w:r>
+          </w:p>
+        </w:tc>
+        <w:tc>
+          <w:tcPr>
+            <w:tcW w:w="2071" w:type="dxa"/>
+            <w:shd w:val="clear" w:color="auto" w:fill="F8FAFB"/>
+            <w:tcMar>
+              <w:top w:w="70" w:type="dxa"/>
+              <w:left w:w="110" w:type="dxa"/>
+              <w:bottom w:w="70" w:type="dxa"/>
+              <w:right w:w="110" w:type="dxa"/>
+            </w:tcMar>
+          </w:tcPr>
+          <w:p>
+            <w:pPr>
+              <w:spacing w:after="40"/>
+            </w:pPr>
+            <w:r>
+              <w:rPr>
+                <w:sz w:val="19"/>
+                <w:szCs w:val="19"/>
+              </w:rPr>
+              <w:t>You are asked to confirm. Progress shows “Read part 3 of 8”, then “Combining the parts”.</w:t>
+            </w:r>
+          </w:p>
+        </w:tc>
+      </w:tr>
+      <w:tr>
+        <w:tblPrEx>
+          <w:tblCellMar>
+            <w:top w:w="0" w:type="dxa"/>
+            <w:bottom w:w="0" w:type="dxa"/>
+          </w:tblCellMar>
+        </w:tblPrEx>
+        <w:trPr>
+          <w:cantSplit/>
+        </w:trPr>
+        <w:tc>
+          <w:tcPr>
+            <w:tcW w:w="1882" w:type="dxa"/>
+            <w:tcMar>
+              <w:top w:w="70" w:type="dxa"/>
+              <w:left w:w="110" w:type="dxa"/>
+              <w:bottom w:w="70" w:type="dxa"/>
+              <w:right w:w="110" w:type="dxa"/>
+            </w:tcMar>
+          </w:tcPr>
+          <w:p>
+            <w:pPr>
+              <w:spacing w:after="40"/>
+            </w:pPr>
+            <w:r>
+              <w:rPr>
+                <w:sz w:val="19"/>
+                <w:szCs w:val="19"/>
+              </w:rPr>
+              <w:t>Generate AI draft / Regenerate draft</w:t>
+            </w:r>
+          </w:p>
+        </w:tc>
+        <w:tc>
+          <w:tcPr>
+            <w:tcW w:w="3012" w:type="dxa"/>
+            <w:tcMar>
+              <w:top w:w="70" w:type="dxa"/>
+              <w:left w:w="110" w:type="dxa"/>
+              <w:bottom w:w="70" w:type="dxa"/>
+              <w:right w:w="110" w:type="dxa"/>
+            </w:tcMar>
+          </w:tcPr>
+          <w:p>
+            <w:pPr>
+              <w:spacing w:after="40"/>
+            </w:pPr>
+            <w:r>
+              <w:rPr>
+                <w:sz w:val="19"/>
+                <w:szCs w:val="19"/>
+              </w:rPr>
+              <w:t>Starts the AI reading the source. Regenerate replaces the current draft and any unsaved edits.</w:t>
+            </w:r>
+          </w:p>
+        </w:tc>
+        <w:tc>
+          <w:tcPr>
+            <w:tcW w:w="2447" w:type="dxa"/>
+            <w:tcMar>
+              <w:top w:w="70" w:type="dxa"/>
+              <w:left w:w="110" w:type="dxa"/>
+              <w:bottom w:w="70" w:type="dxa"/>
+              <w:right w:w="110" w:type="dxa"/>
+            </w:tcMar>
+          </w:tcPr>
+          <w:p>
+            <w:pPr>
+              <w:spacing w:after="40"/>
+            </w:pPr>
+            <w:r>
+              <w:rPr>
+                <w:sz w:val="19"/>
+                <w:szCs w:val="19"/>
+              </w:rPr>
+              <w:t>Each draft is a paid request, so it starts only when you ask; regenerating asks first because it discards your edits.</w:t>
+            </w:r>
+          </w:p>
+        </w:tc>
+        <w:tc>
+          <w:tcPr>
+            <w:tcW w:w="2071" w:type="dxa"/>
+            <w:tcMar>
+              <w:top w:w="70" w:type="dxa"/>
+              <w:left w:w="110" w:type="dxa"/>
+              <w:bottom w:w="70" w:type="dxa"/>
+              <w:right w:w="110" w:type="dxa"/>
+            </w:tcMar>
+          </w:tcPr>
+          <w:p>
+            <w:pPr>
+              <w:spacing w:after="40"/>
+            </w:pPr>
+            <w:r>
+              <w:rPr>
+                <w:sz w:val="19"/>
+                <w:szCs w:val="19"/>
+              </w:rPr>
+              <w:t>The AI works in the background (usually one to five minutes) and you can leave the page. The draft appears here when ready.</w:t>
+            </w:r>
+          </w:p>
+        </w:tc>
+      </w:tr>
+      <w:tr>
+        <w:tblPrEx>
+          <w:tblCellMar>
+            <w:top w:w="0" w:type="dxa"/>
+            <w:bottom w:w="0" w:type="dxa"/>
+          </w:tblCellMar>
+        </w:tblPrEx>
+        <w:trPr>
+          <w:cantSplit/>
+        </w:trPr>
+        <w:tc>
+          <w:tcPr>
+            <w:tcW w:w="1882" w:type="dxa"/>
+            <w:shd w:val="clear" w:color="auto" w:fill="F8FAFB"/>
+            <w:tcMar>
+              <w:top w:w="70" w:type="dxa"/>
+              <w:left w:w="110" w:type="dxa"/>
+              <w:bottom w:w="70" w:type="dxa"/>
+              <w:right w:w="110" w:type="dxa"/>
+            </w:tcMar>
+          </w:tcPr>
+          <w:p>
+            <w:pPr>
+              <w:spacing w:after="40"/>
+            </w:pPr>
+            <w:r>
+              <w:rPr>
+                <w:sz w:val="19"/>
+                <w:szCs w:val="19"/>
+              </w:rPr>
+              <w:t>The draft fields (sections A to L)</w:t>
+            </w:r>
+          </w:p>
+        </w:tc>
+        <w:tc>
+          <w:tcPr>
+            <w:tcW w:w="3012" w:type="dxa"/>
+            <w:shd w:val="clear" w:color="auto" w:fill="F8FAFB"/>
+            <w:tcMar>
+              <w:top w:w="70" w:type="dxa"/>
+              <w:left w:w="110" w:type="dxa"/>
+              <w:bottom w:w="70" w:type="dxa"/>
+              <w:right w:w="110" w:type="dxa"/>
+            </w:tcMar>
+          </w:tcPr>
+          <w:p>
+            <w:pPr>
+              <w:spacing w:after="40"/>
+            </w:pPr>
+            <w:r>
+              <w:rPr>
+                <w:sz w:val="19"/>
+                <w:szCs w:val="19"/>
+              </w:rPr>
+              <w:t>Every question of the form, with the AI's answer. Edit any grey-free field: text, choices, tick boxes, dates.</w:t>
+            </w:r>
+          </w:p>
+        </w:tc>
+        <w:tc>
+          <w:tcPr>
+            <w:tcW w:w="2447" w:type="dxa"/>
+            <w:shd w:val="clear" w:color="auto" w:fill="F8FAFB"/>
+            <w:tcMar>
+              <w:top w:w="70" w:type="dxa"/>
+              <w:left w:w="110" w:type="dxa"/>
+              <w:bottom w:w="70" w:type="dxa"/>
+              <w:right w:w="110" w:type="dxa"/>
+            </w:tcMar>
+          </w:tcPr>
+          <w:p>
+            <w:pPr>
+              <w:spacing w:after="40"/>
+            </w:pPr>
+            <w:r>
+              <w:rPr>
+                <w:sz w:val="19"/>
+                <w:szCs w:val="19"/>
+              </w:rPr>
+              <w:t>The AI drafts; you are responsible for the judgements (strength ratings, hypothesis codes) that are the study's documentary analysis.</w:t>
+            </w:r>
+          </w:p>
+        </w:tc>
+        <w:tc>
+          <w:tcPr>
+            <w:tcW w:w="2071" w:type="dxa"/>
+            <w:shd w:val="clear" w:color="auto" w:fill="F8FAFB"/>
+            <w:tcMar>
+              <w:top w:w="70" w:type="dxa"/>
+              <w:left w:w="110" w:type="dxa"/>
+              <w:bottom w:w="70" w:type="dxa"/>
+              <w:right w:w="110" w:type="dxa"/>
+            </w:tcMar>
+          </w:tcPr>
+          <w:p>
+            <w:pPr>
+              <w:spacing w:after="40"/>
+            </w:pPr>
+            <w:r>
+              <w:rPr>
+                <w:sz w:val="19"/>
+                <w:szCs w:val="19"/>
+              </w:rPr>
+              <w:t>Edits are kept in the browser until you select Save changes.</w:t>
+            </w:r>
+          </w:p>
+        </w:tc>
+      </w:tr>
+      <w:tr>
+        <w:tblPrEx>
+          <w:tblCellMar>
+            <w:top w:w="0" w:type="dxa"/>
+            <w:bottom w:w="0" w:type="dxa"/>
+          </w:tblCellMar>
+        </w:tblPrEx>
+        <w:trPr>
+          <w:cantSplit/>
+        </w:trPr>
+        <w:tc>
+          <w:tcPr>
+            <w:tcW w:w="1882" w:type="dxa"/>
+            <w:tcMar>
+              <w:top w:w="70" w:type="dxa"/>
+              <w:left w:w="110" w:type="dxa"/>
+              <w:bottom w:w="70" w:type="dxa"/>
+              <w:right w:w="110" w:type="dxa"/>
+            </w:tcMar>
+          </w:tcPr>
+          <w:p>
+            <w:pPr>
+              <w:spacing w:after="40"/>
+            </w:pPr>
+            <w:r>
+              <w:rPr>
+                <w:sz w:val="19"/>
+                <w:szCs w:val="19"/>
+              </w:rPr>
+              <w:lastRenderedPageBreak/>
+              <w:t>Section A grey fields (DOC ID, author, title, date, source)</w:t>
+            </w:r>
+          </w:p>
+        </w:tc>
+        <w:tc>
+          <w:tcPr>
+            <w:tcW w:w="3012" w:type="dxa"/>
+            <w:tcMar>
+              <w:top w:w="70" w:type="dxa"/>
+              <w:left w:w="110" w:type="dxa"/>
+              <w:bottom w:w="70" w:type="dxa"/>
+              <w:right w:w="110" w:type="dxa"/>
+            </w:tcMar>
+          </w:tcPr>
+          <w:p>
+            <w:pPr>
+              <w:spacing w:after="40"/>
+            </w:pPr>
+            <w:r>
+              <w:rPr>
+                <w:sz w:val="19"/>
+                <w:szCs w:val="19"/>
+              </w:rPr>
+              <w:t>Come from the record and cannot be edited here; use “edit the record details”.</w:t>
+            </w:r>
+          </w:p>
+        </w:tc>
+        <w:tc>
+          <w:tcPr>
+            <w:tcW w:w="2447" w:type="dxa"/>
+            <w:tcMar>
+              <w:top w:w="70" w:type="dxa"/>
+              <w:left w:w="110" w:type="dxa"/>
+              <w:bottom w:w="70" w:type="dxa"/>
+              <w:right w:w="110" w:type="dxa"/>
+            </w:tcMar>
+          </w:tcPr>
+          <w:p>
+            <w:pPr>
+              <w:spacing w:after="40"/>
+            </w:pPr>
+            <w:r>
+              <w:rPr>
+                <w:sz w:val="19"/>
+                <w:szCs w:val="19"/>
+              </w:rPr>
+              <w:t>The draft must agree with the record it is attached to.</w:t>
+            </w:r>
+          </w:p>
+        </w:tc>
+        <w:tc>
+          <w:tcPr>
+            <w:tcW w:w="2071" w:type="dxa"/>
+            <w:tcMar>
+              <w:top w:w="70" w:type="dxa"/>
+              <w:left w:w="110" w:type="dxa"/>
+              <w:bottom w:w="70" w:type="dxa"/>
+              <w:right w:w="110" w:type="dxa"/>
+            </w:tcMar>
+          </w:tcPr>
+          <w:p>
+            <w:pPr>
+              <w:spacing w:after="40"/>
+            </w:pPr>
+            <w:r>
+              <w:rPr>
+                <w:sz w:val="19"/>
+                <w:szCs w:val="19"/>
+              </w:rPr>
+              <w:t>Corrections on the record show here at once and are the values submitted.</w:t>
+            </w:r>
+          </w:p>
+        </w:tc>
+      </w:tr>
+      <w:tr>
+        <w:tblPrEx>
+          <w:tblCellMar>
+            <w:top w:w="0" w:type="dxa"/>
+            <w:bottom w:w="0" w:type="dxa"/>
+          </w:tblCellMar>
+        </w:tblPrEx>
+        <w:trPr>
+          <w:cantSplit/>
+        </w:trPr>
+        <w:tc>
+          <w:tcPr>
+            <w:tcW w:w="1882" w:type="dxa"/>
+            <w:shd w:val="clear" w:color="auto" w:fill="F8FAFB"/>
+            <w:tcMar>
+              <w:top w:w="70" w:type="dxa"/>
+              <w:left w:w="110" w:type="dxa"/>
+              <w:bottom w:w="70" w:type="dxa"/>
+              <w:right w:w="110" w:type="dxa"/>
+            </w:tcMar>
+          </w:tcPr>
+          <w:p>
+            <w:pPr>
+              <w:spacing w:after="40"/>
+            </w:pPr>
+            <w:r>
+              <w:rPr>
+                <w:sz w:val="19"/>
+                <w:szCs w:val="19"/>
+              </w:rPr>
+              <w:t>Add metric / Remove this metric (Section J)</w:t>
+            </w:r>
+          </w:p>
+        </w:tc>
+        <w:tc>
+          <w:tcPr>
+            <w:tcW w:w="3012" w:type="dxa"/>
+            <w:shd w:val="clear" w:color="auto" w:fill="F8FAFB"/>
+            <w:tcMar>
+              <w:top w:w="70" w:type="dxa"/>
+              <w:left w:w="110" w:type="dxa"/>
+              <w:bottom w:w="70" w:type="dxa"/>
+              <w:right w:w="110" w:type="dxa"/>
+            </w:tcMar>
+          </w:tcPr>
+          <w:p>
+            <w:pPr>
+              <w:spacing w:after="40"/>
+            </w:pPr>
+            <w:r>
+              <w:rPr>
+                <w:sz w:val="19"/>
+                <w:szCs w:val="19"/>
+              </w:rPr>
+              <w:t>Adds or deletes a row of the quantitative metrics table.</w:t>
+            </w:r>
+          </w:p>
+        </w:tc>
+        <w:tc>
+          <w:tcPr>
+            <w:tcW w:w="2447" w:type="dxa"/>
+            <w:shd w:val="clear" w:color="auto" w:fill="F8FAFB"/>
+            <w:tcMar>
+              <w:top w:w="70" w:type="dxa"/>
+              <w:left w:w="110" w:type="dxa"/>
+              <w:bottom w:w="70" w:type="dxa"/>
+              <w:right w:w="110" w:type="dxa"/>
+            </w:tcMar>
+          </w:tcPr>
+          <w:p>
+            <w:pPr>
+              <w:spacing w:after="40"/>
+            </w:pPr>
+            <w:r>
+              <w:rPr>
+                <w:sz w:val="19"/>
+                <w:szCs w:val="19"/>
+              </w:rPr>
+              <w:t>Numbers in the source (percentages, amounts, targets) are recorded one per row with a locator.</w:t>
+            </w:r>
+          </w:p>
+        </w:tc>
+        <w:tc>
+          <w:tcPr>
+            <w:tcW w:w="2071" w:type="dxa"/>
+            <w:shd w:val="clear" w:color="auto" w:fill="F8FAFB"/>
+            <w:tcMar>
+              <w:top w:w="70" w:type="dxa"/>
+              <w:left w:w="110" w:type="dxa"/>
+              <w:bottom w:w="70" w:type="dxa"/>
+              <w:right w:w="110" w:type="dxa"/>
+            </w:tcMar>
+          </w:tcPr>
+          <w:p>
+            <w:pPr>
+              <w:spacing w:after="40"/>
+            </w:pPr>
+            <w:r>
+              <w:rPr>
+                <w:sz w:val="19"/>
+                <w:szCs w:val="19"/>
+              </w:rPr>
+              <w:t>The row is added or removed in the draft.</w:t>
+            </w:r>
+          </w:p>
+        </w:tc>
+      </w:tr>
+      <w:tr>
+        <w:tblPrEx>
+          <w:tblCellMar>
+            <w:top w:w="0" w:type="dxa"/>
+            <w:bottom w:w="0" w:type="dxa"/>
+          </w:tblCellMar>
+        </w:tblPrEx>
+        <w:trPr>
+          <w:cantSplit/>
+        </w:trPr>
+        <w:tc>
+          <w:tcPr>
+            <w:tcW w:w="1882" w:type="dxa"/>
+            <w:tcMar>
+              <w:top w:w="70" w:type="dxa"/>
+              <w:left w:w="110" w:type="dxa"/>
+              <w:bottom w:w="70" w:type="dxa"/>
+              <w:right w:w="110" w:type="dxa"/>
+            </w:tcMar>
+          </w:tcPr>
+          <w:p>
+            <w:pPr>
+              <w:spacing w:after="40"/>
+            </w:pPr>
+            <w:r>
+              <w:rPr>
+                <w:sz w:val="19"/>
+                <w:szCs w:val="19"/>
+              </w:rPr>
+              <w:t>Save changes</w:t>
+            </w:r>
+          </w:p>
+        </w:tc>
+        <w:tc>
+          <w:tcPr>
+            <w:tcW w:w="3012" w:type="dxa"/>
+            <w:tcMar>
+              <w:top w:w="70" w:type="dxa"/>
+              <w:left w:w="110" w:type="dxa"/>
+              <w:bottom w:w="70" w:type="dxa"/>
+              <w:right w:w="110" w:type="dxa"/>
+            </w:tcMar>
+          </w:tcPr>
+          <w:p>
+            <w:pPr>
+              <w:spacing w:after="40"/>
+            </w:pPr>
+            <w:r>
+              <w:rPr>
+                <w:sz w:val="19"/>
+                <w:szCs w:val="19"/>
+              </w:rPr>
+              <w:t>Saves your edits to the draft on the server.</w:t>
+            </w:r>
+          </w:p>
+        </w:tc>
+        <w:tc>
+          <w:tcPr>
+            <w:tcW w:w="2447" w:type="dxa"/>
+            <w:tcMar>
+              <w:top w:w="70" w:type="dxa"/>
+              <w:left w:w="110" w:type="dxa"/>
+              <w:bottom w:w="70" w:type="dxa"/>
+              <w:right w:w="110" w:type="dxa"/>
+            </w:tcMar>
+          </w:tcPr>
+          <w:p>
+            <w:pPr>
+              <w:spacing w:after="40"/>
+            </w:pPr>
+            <w:r>
+              <w:rPr>
+                <w:sz w:val="19"/>
+                <w:szCs w:val="19"/>
+              </w:rPr>
+              <w:t>Lets you stop and finish later without submitting.</w:t>
+            </w:r>
+          </w:p>
+        </w:tc>
+        <w:tc>
+          <w:tcPr>
+            <w:tcW w:w="2071" w:type="dxa"/>
+            <w:tcMar>
+              <w:top w:w="70" w:type="dxa"/>
+              <w:left w:w="110" w:type="dxa"/>
+              <w:bottom w:w="70" w:type="dxa"/>
+              <w:right w:w="110" w:type="dxa"/>
+            </w:tcMar>
+          </w:tcPr>
+          <w:p>
+            <w:pPr>
+              <w:spacing w:after="40"/>
+            </w:pPr>
+            <w:r>
+              <w:rPr>
+                <w:sz w:val="19"/>
+                <w:szCs w:val="19"/>
+              </w:rPr>
+              <w:t>“Changes saved.” The button is unavailable after submission.</w:t>
+            </w:r>
+          </w:p>
+        </w:tc>
+      </w:tr>
+      <w:tr>
+        <w:tblPrEx>
+          <w:tblCellMar>
+            <w:top w:w="0" w:type="dxa"/>
+            <w:bottom w:w="0" w:type="dxa"/>
+          </w:tblCellMar>
+        </w:tblPrEx>
+        <w:trPr>
+          <w:cantSplit/>
+        </w:trPr>
+        <w:tc>
+          <w:tcPr>
+            <w:tcW w:w="1882" w:type="dxa"/>
+            <w:shd w:val="clear" w:color="auto" w:fill="F8FAFB"/>
+            <w:tcMar>
+              <w:top w:w="70" w:type="dxa"/>
+              <w:left w:w="110" w:type="dxa"/>
+              <w:bottom w:w="70" w:type="dxa"/>
+              <w:right w:w="110" w:type="dxa"/>
+            </w:tcMar>
+          </w:tcPr>
+          <w:p>
+            <w:pPr>
+              <w:spacing w:after="40"/>
+            </w:pPr>
+            <w:r>
+              <w:rPr>
+                <w:sz w:val="19"/>
+                <w:szCs w:val="19"/>
+              </w:rPr>
+              <w:t>Submit to KoboToolbox</w:t>
+            </w:r>
+          </w:p>
+        </w:tc>
+        <w:tc>
+          <w:tcPr>
+            <w:tcW w:w="3012" w:type="dxa"/>
+            <w:shd w:val="clear" w:color="auto" w:fill="F8FAFB"/>
+            <w:tcMar>
+              <w:top w:w="70" w:type="dxa"/>
+              <w:left w:w="110" w:type="dxa"/>
+              <w:bottom w:w="70" w:type="dxa"/>
+              <w:right w:w="110" w:type="dxa"/>
+            </w:tcMar>
+          </w:tcPr>
+          <w:p>
+            <w:pPr>
+              <w:spacing w:after="40"/>
+            </w:pPr>
+            <w:r>
+              <w:rPr>
+                <w:sz w:val="19"/>
+                <w:szCs w:val="19"/>
+              </w:rPr>
+              <w:t>Sends the reviewed draft to KoboToolbox as a completed record, after you confirm. It saves your edits first.</w:t>
+            </w:r>
+          </w:p>
+        </w:tc>
+        <w:tc>
+          <w:tcPr>
+            <w:tcW w:w="2447" w:type="dxa"/>
+            <w:shd w:val="clear" w:color="auto" w:fill="F8FAFB"/>
+            <w:tcMar>
+              <w:top w:w="70" w:type="dxa"/>
+              <w:left w:w="110" w:type="dxa"/>
+              <w:bottom w:w="70" w:type="dxa"/>
+              <w:right w:w="110" w:type="dxa"/>
+            </w:tcMar>
+          </w:tcPr>
+          <w:p>
+            <w:pPr>
+              <w:spacing w:after="40"/>
+            </w:pPr>
+            <w:r>
+              <w:rPr>
+                <w:sz w:val="19"/>
+                <w:szCs w:val="19"/>
+              </w:rPr>
+              <w:t>The one place the portal writes to KoboToolbox, and only on this deliberate click: a person, not the AI, submits the study's documentary analysis. Once only, so no duplicate.</w:t>
+            </w:r>
+          </w:p>
+        </w:tc>
+        <w:tc>
+          <w:tcPr>
+            <w:tcW w:w="2071" w:type="dxa"/>
+            <w:shd w:val="clear" w:color="auto" w:fill="F8FAFB"/>
+            <w:tcMar>
+              <w:top w:w="70" w:type="dxa"/>
+              <w:left w:w="110" w:type="dxa"/>
+              <w:bottom w:w="70" w:type="dxa"/>
+              <w:right w:w="110" w:type="dxa"/>
+            </w:tcMar>
+          </w:tcPr>
+          <w:p>
+            <w:pPr>
+              <w:spacing w:after="40"/>
+            </w:pPr>
+            <w:r>
+              <w:rPr>
+                <w:sz w:val="19"/>
+                <w:szCs w:val="19"/>
+              </w:rPr>
+              <w:t>“Submitted to KoboToolbox, and a copy is now held in the portal.” The answers lock and the screen says “Already submitted”. A second click is refused.</w:t>
+            </w:r>
+          </w:p>
+        </w:tc>
+      </w:tr>
+    </w:tbl>
+    <w:p>
+      <w:pPr>
+        <w:spacing w:after="120"/>
+      </w:pPr>
+    </w:p>
+    <w:p>
+      <w:pPr>
+        <w:pStyle w:val="Heading2"/>
+      </w:pPr>
+      <w:bookmarkStart w:id="31" w:name="_Toc240889104"/>
+      <w:r>
+        <w:t>8.9 Completed forms (Form PDFs)</w:t>
+      </w:r>
+      <w:bookmarkEnd w:id="31"/>
+    </w:p>
+    <w:p>
+      <w:pPr>
+        <w:spacing w:after="120" w:line="288" w:lineRule="auto"/>
+      </w:pPr>
+      <w:r>
+        <w:rPr>
+          <w:b/>
+          <w:bCs/>
+        </w:rPr>
+        <w:t>Who can open it:</w:t>
+      </w:r>
+      <w:r>
+        <w:t xml:space="preserve"> PI / System Admin, Field / Digital Coordinator, QUAN/Kobo QA RA, KII RA, Documentary RA, Supervisor.  </w:t>
+      </w:r>
+      <w:r>
+        <w:rPr>
+          <w:b/>
+          <w:bCs/>
+        </w:rPr>
+        <w:t>Where:</w:t>
+      </w:r>
+      <w:r>
+        <w:t xml:space="preserve"> </w:t>
+      </w:r>
+      <w:r>
+        <w:rPr>
+          <w:rFonts w:ascii="Consolas" w:eastAsia="Consolas" w:hAnsi="Consolas" w:cs="Consolas"/>
+          <w:color w:val="122238"/>
+          <w:sz w:val="19"/>
+          <w:szCs w:val="19"/>
+        </w:rPr>
+        <w:t>/admin/submissions</w:t>
+      </w:r>
+    </w:p>
+    <w:p>
+      <w:pPr>
+        <w:spacing w:after="120" w:line="288" w:lineRule="auto"/>
+      </w:pPr>
+      <w:r>
+        <w:t>The completed KoboToolbox forms for your role (the questionnaire, the KII Guide or the Document Analysis Tool; the PI, coordinator and supervisor can switch between all three).</w:t>
+      </w:r>
+    </w:p>
+    <w:tbl>
+      <w:tblPr>
+        <w:tblW w:w="9412" w:type="dxa"/>
+        <w:tblBorders>
+          <w:top w:val="single" w:sz="4" w:space="0" w:color="D5DAE0"/>
+          <w:left w:val="single" w:sz="4" w:space="0" w:color="D5DAE0"/>
+          <w:bottom w:val="single" w:sz="4" w:space="0" w:color="D5DAE0"/>
+          <w:right w:val="single" w:sz="4" w:space="0" w:color="D5DAE0"/>
+          <w:insideH w:val="single" w:sz="4" w:space="0" w:color="D5DAE0"/>
+          <w:insideV w:val="single" w:sz="4" w:space="0" w:color="D5DAE0"/>
+        </w:tblBorders>
+        <w:tblCellMar>
+          <w:left w:w="10" w:type="dxa"/>
+          <w:right w:w="10" w:type="dxa"/>
+        </w:tblCellMar>
+        <w:tblLook w:val="04A0" w:firstRow="1" w:lastRow="0" w:firstColumn="1" w:lastColumn="0" w:noHBand="0" w:noVBand="1"/>
+      </w:tblPr>
+      <w:tblGrid>
+        <w:gridCol w:w="1882"/>
+        <w:gridCol w:w="3012"/>
+        <w:gridCol w:w="2447"/>
+        <w:gridCol w:w="2071"/>
+      </w:tblGrid>
+      <w:tr>
+        <w:tblPrEx>
+          <w:tblCellMar>
+            <w:top w:w="0" w:type="dxa"/>
+            <w:bottom w:w="0" w:type="dxa"/>
+          </w:tblCellMar>
+        </w:tblPrEx>
+        <w:trPr>
+          <w:tblHeader/>
+        </w:trPr>
+        <w:tc>
+          <w:tcPr>
+            <w:tcW w:w="1882" w:type="dxa"/>
+            <w:shd w:val="clear" w:color="auto" w:fill="1B3350"/>
+            <w:tcMar>
+              <w:top w:w="70" w:type="dxa"/>
+              <w:left w:w="110" w:type="dxa"/>
+              <w:bottom w:w="70" w:type="dxa"/>
+              <w:right w:w="110" w:type="dxa"/>
+            </w:tcMar>
+          </w:tcPr>
+          <w:p>
+            <w:pPr>
+              <w:spacing w:after="40"/>
+            </w:pPr>
+            <w:r>
+              <w:rPr>
+                <w:b/>
+                <w:bCs/>
+                <w:color w:val="FFFFFF"/>
+                <w:sz w:val="19"/>
+                <w:szCs w:val="19"/>
+              </w:rPr>
+              <w:t>Control</w:t>
+            </w:r>
+          </w:p>
+        </w:tc>
+        <w:tc>
+          <w:tcPr>
+            <w:tcW w:w="3012" w:type="dxa"/>
+            <w:shd w:val="clear" w:color="auto" w:fill="1B3350"/>
+            <w:tcMar>
+              <w:top w:w="70" w:type="dxa"/>
+              <w:left w:w="110" w:type="dxa"/>
+              <w:bottom w:w="70" w:type="dxa"/>
+              <w:right w:w="110" w:type="dxa"/>
+            </w:tcMar>
+          </w:tcPr>
+          <w:p>
+            <w:pPr>
+              <w:spacing w:after="40"/>
+            </w:pPr>
+            <w:r>
+              <w:rPr>
+                <w:b/>
+                <w:bCs/>
+                <w:color w:val="FFFFFF"/>
+                <w:sz w:val="19"/>
+                <w:szCs w:val="19"/>
+              </w:rPr>
+              <w:t>What it does and when to use it</w:t>
+            </w:r>
+          </w:p>
+        </w:tc>
+        <w:tc>
+          <w:tcPr>
+            <w:tcW w:w="2447" w:type="dxa"/>
+            <w:shd w:val="clear" w:color="auto" w:fill="1B3350"/>
+            <w:tcMar>
+              <w:top w:w="70" w:type="dxa"/>
+              <w:left w:w="110" w:type="dxa"/>
+              <w:bottom w:w="70" w:type="dxa"/>
+              <w:right w:w="110" w:type="dxa"/>
+            </w:tcMar>
+          </w:tcPr>
+          <w:p>
+            <w:pPr>
+              <w:spacing w:after="40"/>
+            </w:pPr>
+            <w:r>
+              <w:rPr>
+                <w:b/>
+                <w:bCs/>
+                <w:color w:val="FFFFFF"/>
+                <w:sz w:val="19"/>
+                <w:szCs w:val="19"/>
+              </w:rPr>
+              <w:t>Why it exists</w:t>
+            </w:r>
+          </w:p>
+        </w:tc>
+        <w:tc>
+          <w:tcPr>
+            <w:tcW w:w="2071" w:type="dxa"/>
+            <w:shd w:val="clear" w:color="auto" w:fill="1B3350"/>
+            <w:tcMar>
+              <w:top w:w="70" w:type="dxa"/>
+              <w:left w:w="110" w:type="dxa"/>
+              <w:bottom w:w="70" w:type="dxa"/>
+              <w:right w:w="110" w:type="dxa"/>
+            </w:tcMar>
+          </w:tcPr>
+          <w:p>
+            <w:pPr>
+              <w:spacing w:after="40"/>
+            </w:pPr>
+            <w:r>
+              <w:rPr>
+                <w:b/>
+                <w:bCs/>
+                <w:color w:val="FFFFFF"/>
+                <w:sz w:val="19"/>
+                <w:szCs w:val="19"/>
+              </w:rPr>
+              <w:t>What happens next</w:t>
+            </w:r>
+          </w:p>
+        </w:tc>
+      </w:tr>
+      <w:tr>
+        <w:tblPrEx>
+          <w:tblCellMar>
+            <w:top w:w="0" w:type="dxa"/>
+            <w:bottom w:w="0" w:type="dxa"/>
+          </w:tblCellMar>
+        </w:tblPrEx>
+        <w:trPr>
+          <w:cantSplit/>
+        </w:trPr>
+        <w:tc>
+          <w:tcPr>
+            <w:tcW w:w="1882" w:type="dxa"/>
+            <w:tcMar>
+              <w:top w:w="70" w:type="dxa"/>
+              <w:left w:w="110" w:type="dxa"/>
+              <w:bottom w:w="70" w:type="dxa"/>
+              <w:right w:w="110" w:type="dxa"/>
+            </w:tcMar>
+          </w:tcPr>
+          <w:p>
+            <w:pPr>
+              <w:spacing w:after="40"/>
+            </w:pPr>
+            <w:r>
+              <w:rPr>
+                <w:sz w:val="19"/>
+                <w:szCs w:val="19"/>
+              </w:rPr>
+              <w:t>Sync panel: “In sync with KoboToolbox”</w:t>
+            </w:r>
+          </w:p>
+        </w:tc>
+        <w:tc>
+          <w:tcPr>
+            <w:tcW w:w="3012" w:type="dxa"/>
+            <w:tcMar>
+              <w:top w:w="70" w:type="dxa"/>
+              <w:left w:w="110" w:type="dxa"/>
+              <w:bottom w:w="70" w:type="dxa"/>
+              <w:right w:w="110" w:type="dxa"/>
+            </w:tcMar>
+          </w:tcPr>
+          <w:p>
+            <w:pPr>
+              <w:spacing w:after="40"/>
+            </w:pPr>
+            <w:r>
+              <w:rPr>
+                <w:sz w:val="19"/>
+                <w:szCs w:val="19"/>
+              </w:rPr>
+              <w:t>Shows how many submissions KoboToolbox holds and how many the portal holds, and when they were last matched.</w:t>
+            </w:r>
+          </w:p>
+        </w:tc>
+        <w:tc>
+          <w:tcPr>
+            <w:tcW w:w="2447" w:type="dxa"/>
+            <w:tcMar>
+              <w:top w:w="70" w:type="dxa"/>
+              <w:left w:w="110" w:type="dxa"/>
+              <w:bottom w:w="70" w:type="dxa"/>
+              <w:right w:w="110" w:type="dxa"/>
+            </w:tcMar>
+          </w:tcPr>
+          <w:p>
+            <w:pPr>
+              <w:spacing w:after="40"/>
+            </w:pPr>
+            <w:r>
+              <w:rPr>
+                <w:sz w:val="19"/>
+                <w:szCs w:val="19"/>
+              </w:rPr>
+              <w:t>The portal keeps its own copy of the completed forms. If the two numbers differ, the portal is behind.</w:t>
+            </w:r>
+          </w:p>
+        </w:tc>
+        <w:tc>
+          <w:tcPr>
+            <w:tcW w:w="2071" w:type="dxa"/>
+            <w:tcMar>
+              <w:top w:w="70" w:type="dxa"/>
+              <w:left w:w="110" w:type="dxa"/>
+              <w:bottom w:w="70" w:type="dxa"/>
+              <w:right w:w="110" w:type="dxa"/>
+            </w:tcMar>
+          </w:tcPr>
+          <w:p>
+            <w:pPr>
+              <w:spacing w:after="40"/>
+            </w:pPr>
+            <w:r>
+              <w:rPr>
+                <w:sz w:val="19"/>
+                <w:szCs w:val="19"/>
+              </w:rPr>
+              <w:t>Read only. “Not in sync” means press Sync now.</w:t>
+            </w:r>
+          </w:p>
+        </w:tc>
+      </w:tr>
+      <w:tr>
+        <w:tblPrEx>
+          <w:tblCellMar>
+            <w:top w:w="0" w:type="dxa"/>
+            <w:bottom w:w="0" w:type="dxa"/>
+          </w:tblCellMar>
+        </w:tblPrEx>
+        <w:trPr>
+          <w:cantSplit/>
+        </w:trPr>
+        <w:tc>
+          <w:tcPr>
+            <w:tcW w:w="1882" w:type="dxa"/>
+            <w:shd w:val="clear" w:color="auto" w:fill="F8FAFB"/>
+            <w:tcMar>
+              <w:top w:w="70" w:type="dxa"/>
+              <w:left w:w="110" w:type="dxa"/>
+              <w:bottom w:w="70" w:type="dxa"/>
+              <w:right w:w="110" w:type="dxa"/>
+            </w:tcMar>
+          </w:tcPr>
+          <w:p>
+            <w:pPr>
+              <w:spacing w:after="40"/>
+            </w:pPr>
+            <w:r>
+              <w:rPr>
+                <w:sz w:val="19"/>
+                <w:szCs w:val="19"/>
+              </w:rPr>
+              <w:t>Sync now</w:t>
+            </w:r>
+          </w:p>
+        </w:tc>
+        <w:tc>
+          <w:tcPr>
+            <w:tcW w:w="3012" w:type="dxa"/>
+            <w:shd w:val="clear" w:color="auto" w:fill="F8FAFB"/>
+            <w:tcMar>
+              <w:top w:w="70" w:type="dxa"/>
+              <w:left w:w="110" w:type="dxa"/>
+              <w:bottom w:w="70" w:type="dxa"/>
+              <w:right w:w="110" w:type="dxa"/>
+            </w:tcMar>
+          </w:tcPr>
+          <w:p>
+            <w:pPr>
+              <w:spacing w:after="40"/>
+            </w:pPr>
+            <w:r>
+              <w:rPr>
+                <w:sz w:val="19"/>
+                <w:szCs w:val="19"/>
+              </w:rPr>
+              <w:t>Pulls that form from KoboToolbox now and updates the portal's copy.</w:t>
+            </w:r>
+          </w:p>
+        </w:tc>
+        <w:tc>
+          <w:tcPr>
+            <w:tcW w:w="2447" w:type="dxa"/>
+            <w:shd w:val="clear" w:color="auto" w:fill="F8FAFB"/>
+            <w:tcMar>
+              <w:top w:w="70" w:type="dxa"/>
+              <w:left w:w="110" w:type="dxa"/>
+              <w:bottom w:w="70" w:type="dxa"/>
+              <w:right w:w="110" w:type="dxa"/>
+            </w:tcMar>
+          </w:tcPr>
+          <w:p>
+            <w:pPr>
+              <w:spacing w:after="40"/>
+            </w:pPr>
+            <w:r>
+              <w:rPr>
+                <w:sz w:val="19"/>
+                <w:szCs w:val="19"/>
+              </w:rPr>
+              <w:t>The automatic sync runs every 15 minutes; this brings it up to date immediately. It also notices edits and deletions made in KoboToolbox.</w:t>
+            </w:r>
+          </w:p>
+        </w:tc>
+        <w:tc>
+          <w:tcPr>
+            <w:tcW w:w="2071" w:type="dxa"/>
+            <w:shd w:val="clear" w:color="auto" w:fill="F8FAFB"/>
+            <w:tcMar>
+              <w:top w:w="70" w:type="dxa"/>
+              <w:left w:w="110" w:type="dxa"/>
+              <w:bottom w:w="70" w:type="dxa"/>
+              <w:right w:w="110" w:type="dxa"/>
+            </w:tcMar>
+          </w:tcPr>
+          <w:p>
+            <w:pPr>
+              <w:spacing w:after="40"/>
+            </w:pPr>
+            <w:r>
+              <w:rPr>
+                <w:sz w:val="19"/>
+                <w:szCs w:val="19"/>
+              </w:rPr>
+              <w:t>The counts refresh. A KII record's coding can move to COMPLETE; a document whose submission was deleted in KoboToolbox unlocks.</w:t>
+            </w:r>
+          </w:p>
+        </w:tc>
+      </w:tr>
+      <w:tr>
+        <w:tblPrEx>
+          <w:tblCellMar>
+            <w:top w:w="0" w:type="dxa"/>
+            <w:bottom w:w="0" w:type="dxa"/>
+          </w:tblCellMar>
+        </w:tblPrEx>
+        <w:trPr>
+          <w:cantSplit/>
+        </w:trPr>
+        <w:tc>
+          <w:tcPr>
+            <w:tcW w:w="1882" w:type="dxa"/>
+            <w:tcMar>
+              <w:top w:w="70" w:type="dxa"/>
+              <w:left w:w="110" w:type="dxa"/>
+              <w:bottom w:w="70" w:type="dxa"/>
+              <w:right w:w="110" w:type="dxa"/>
+            </w:tcMar>
+          </w:tcPr>
+          <w:p>
+            <w:pPr>
+              <w:spacing w:after="40"/>
+            </w:pPr>
+            <w:r>
+              <w:rPr>
+                <w:sz w:val="19"/>
+                <w:szCs w:val="19"/>
+              </w:rPr>
+              <w:t>✓</w:t>
+            </w:r>
+            <w:r>
+              <w:rPr>
+                <w:sz w:val="19"/>
+                <w:szCs w:val="19"/>
+              </w:rPr>
+              <w:t xml:space="preserve"> saved in portal (on each row)</w:t>
+            </w:r>
+          </w:p>
+        </w:tc>
+        <w:tc>
+          <w:tcPr>
+            <w:tcW w:w="3012" w:type="dxa"/>
+            <w:tcMar>
+              <w:top w:w="70" w:type="dxa"/>
+              <w:left w:w="110" w:type="dxa"/>
+              <w:bottom w:w="70" w:type="dxa"/>
+              <w:right w:w="110" w:type="dxa"/>
+            </w:tcMar>
+          </w:tcPr>
+          <w:p>
+            <w:pPr>
+              <w:spacing w:after="40"/>
+            </w:pPr>
+            <w:r>
+              <w:rPr>
+                <w:sz w:val="19"/>
+                <w:szCs w:val="19"/>
+              </w:rPr>
+              <w:t>Says the portal holds an identical copy of that submission.</w:t>
+            </w:r>
+          </w:p>
+        </w:tc>
+        <w:tc>
+          <w:tcPr>
+            <w:tcW w:w="2447" w:type="dxa"/>
+            <w:tcMar>
+              <w:top w:w="70" w:type="dxa"/>
+              <w:left w:w="110" w:type="dxa"/>
+              <w:bottom w:w="70" w:type="dxa"/>
+              <w:right w:w="110" w:type="dxa"/>
+            </w:tcMar>
+          </w:tcPr>
+          <w:p>
+            <w:pPr>
+              <w:spacing w:after="40"/>
+            </w:pPr>
+            <w:r>
+              <w:rPr>
+                <w:sz w:val="19"/>
+                <w:szCs w:val="19"/>
+              </w:rPr>
+              <w:t>Proof, row by row, that nothing was lost or changed between KoboToolbox and the portal.</w:t>
+            </w:r>
+          </w:p>
+        </w:tc>
+        <w:tc>
+          <w:tcPr>
+            <w:tcW w:w="2071" w:type="dxa"/>
+            <w:tcMar>
+              <w:top w:w="70" w:type="dxa"/>
+              <w:left w:w="110" w:type="dxa"/>
+              <w:bottom w:w="70" w:type="dxa"/>
+              <w:right w:w="110" w:type="dxa"/>
+            </w:tcMar>
+          </w:tcPr>
+          <w:p>
+            <w:pPr>
+              <w:spacing w:after="40"/>
+            </w:pPr>
+            <w:r>
+              <w:rPr>
+                <w:sz w:val="19"/>
+                <w:szCs w:val="19"/>
+              </w:rPr>
+              <w:t>Read only. It is missing until the next sync for a new or edited row.</w:t>
+            </w:r>
+          </w:p>
+        </w:tc>
+      </w:tr>
+      <w:tr>
+        <w:tblPrEx>
+          <w:tblCellMar>
+            <w:top w:w="0" w:type="dxa"/>
+            <w:bottom w:w="0" w:type="dxa"/>
+          </w:tblCellMar>
+        </w:tblPrEx>
+        <w:trPr>
+          <w:cantSplit/>
+        </w:trPr>
+        <w:tc>
+          <w:tcPr>
+            <w:tcW w:w="1882" w:type="dxa"/>
+            <w:shd w:val="clear" w:color="auto" w:fill="F8FAFB"/>
+            <w:tcMar>
+              <w:top w:w="70" w:type="dxa"/>
+              <w:left w:w="110" w:type="dxa"/>
+              <w:bottom w:w="70" w:type="dxa"/>
+              <w:right w:w="110" w:type="dxa"/>
+            </w:tcMar>
+          </w:tcPr>
+          <w:p>
+            <w:pPr>
+              <w:spacing w:after="40"/>
+            </w:pPr>
+            <w:r>
+              <w:rPr>
+                <w:sz w:val="19"/>
+                <w:szCs w:val="19"/>
+              </w:rPr>
+              <w:t>Download PDF</w:t>
+            </w:r>
+          </w:p>
+        </w:tc>
+        <w:tc>
+          <w:tcPr>
+            <w:tcW w:w="3012" w:type="dxa"/>
+            <w:shd w:val="clear" w:color="auto" w:fill="F8FAFB"/>
+            <w:tcMar>
+              <w:top w:w="70" w:type="dxa"/>
+              <w:left w:w="110" w:type="dxa"/>
+              <w:bottom w:w="70" w:type="dxa"/>
+              <w:right w:w="110" w:type="dxa"/>
+            </w:tcMar>
+          </w:tcPr>
+          <w:p>
+            <w:pPr>
+              <w:spacing w:after="40"/>
+            </w:pPr>
+            <w:r>
+              <w:rPr>
+                <w:sz w:val="19"/>
+                <w:szCs w:val="19"/>
+              </w:rPr>
+              <w:t>Downloads that completed form as a readable PDF (sections, questions, answers as words).</w:t>
+            </w:r>
+          </w:p>
+        </w:tc>
+        <w:tc>
+          <w:tcPr>
+            <w:tcW w:w="2447" w:type="dxa"/>
+            <w:shd w:val="clear" w:color="auto" w:fill="F8FAFB"/>
+            <w:tcMar>
+              <w:top w:w="70" w:type="dxa"/>
+              <w:left w:w="110" w:type="dxa"/>
+              <w:bottom w:w="70" w:type="dxa"/>
+              <w:right w:w="110" w:type="dxa"/>
+            </w:tcMar>
+          </w:tcPr>
+          <w:p>
+            <w:pPr>
+              <w:spacing w:after="40"/>
+            </w:pPr>
+            <w:r>
+              <w:rPr>
+                <w:sz w:val="19"/>
+                <w:szCs w:val="19"/>
+              </w:rPr>
+              <w:t>A readable copy for records, meetings and checking.</w:t>
+            </w:r>
+          </w:p>
+        </w:tc>
+        <w:tc>
+          <w:tcPr>
+            <w:tcW w:w="2071" w:type="dxa"/>
+            <w:shd w:val="clear" w:color="auto" w:fill="F8FAFB"/>
+            <w:tcMar>
+              <w:top w:w="70" w:type="dxa"/>
+              <w:left w:w="110" w:type="dxa"/>
+              <w:bottom w:w="70" w:type="dxa"/>
+              <w:right w:w="110" w:type="dxa"/>
+            </w:tcMar>
+          </w:tcPr>
+          <w:p>
+            <w:pPr>
+              <w:spacing w:after="40"/>
+            </w:pPr>
+            <w:r>
+              <w:rPr>
+                <w:sz w:val="19"/>
+                <w:szCs w:val="19"/>
+              </w:rPr>
+              <w:t>A PDF downloads; the download is audited.</w:t>
+            </w:r>
+          </w:p>
+        </w:tc>
+      </w:tr>
+      <w:tr>
+        <w:tblPrEx>
+          <w:tblCellMar>
+            <w:top w:w="0" w:type="dxa"/>
+            <w:bottom w:w="0" w:type="dxa"/>
+          </w:tblCellMar>
+        </w:tblPrEx>
+        <w:trPr>
+          <w:cantSplit/>
+        </w:trPr>
+        <w:tc>
+          <w:tcPr>
+            <w:tcW w:w="1882" w:type="dxa"/>
+            <w:tcMar>
+              <w:top w:w="70" w:type="dxa"/>
+              <w:left w:w="110" w:type="dxa"/>
+              <w:bottom w:w="70" w:type="dxa"/>
+              <w:right w:w="110" w:type="dxa"/>
+            </w:tcMar>
+          </w:tcPr>
+          <w:p>
+            <w:pPr>
+              <w:spacing w:after="40"/>
+            </w:pPr>
+            <w:r>
+              <w:rPr>
+                <w:sz w:val="19"/>
+                <w:szCs w:val="19"/>
+              </w:rPr>
+              <w:lastRenderedPageBreak/>
+              <w:t>Email to me</w:t>
+            </w:r>
+          </w:p>
+        </w:tc>
+        <w:tc>
+          <w:tcPr>
+            <w:tcW w:w="3012" w:type="dxa"/>
+            <w:tcMar>
+              <w:top w:w="70" w:type="dxa"/>
+              <w:left w:w="110" w:type="dxa"/>
+              <w:bottom w:w="70" w:type="dxa"/>
+              <w:right w:w="110" w:type="dxa"/>
+            </w:tcMar>
+          </w:tcPr>
+          <w:p>
+            <w:pPr>
+              <w:spacing w:after="40"/>
+            </w:pPr>
+            <w:r>
+              <w:rPr>
+                <w:sz w:val="19"/>
+                <w:szCs w:val="19"/>
+              </w:rPr>
+              <w:t>Emails that PDF to the address on your own account.</w:t>
+            </w:r>
+          </w:p>
+        </w:tc>
+        <w:tc>
+          <w:tcPr>
+            <w:tcW w:w="2447" w:type="dxa"/>
+            <w:tcMar>
+              <w:top w:w="70" w:type="dxa"/>
+              <w:left w:w="110" w:type="dxa"/>
+              <w:bottom w:w="70" w:type="dxa"/>
+              <w:right w:w="110" w:type="dxa"/>
+            </w:tcMar>
+          </w:tcPr>
+          <w:p>
+            <w:pPr>
+              <w:spacing w:after="40"/>
+            </w:pPr>
+            <w:r>
+              <w:rPr>
+                <w:sz w:val="19"/>
+                <w:szCs w:val="19"/>
+              </w:rPr>
+              <w:t>A PDF is a full research record, so it goes only to you, never to a typed-in address.</w:t>
+            </w:r>
+          </w:p>
+        </w:tc>
+        <w:tc>
+          <w:tcPr>
+            <w:tcW w:w="2071" w:type="dxa"/>
+            <w:tcMar>
+              <w:top w:w="70" w:type="dxa"/>
+              <w:left w:w="110" w:type="dxa"/>
+              <w:bottom w:w="70" w:type="dxa"/>
+              <w:right w:w="110" w:type="dxa"/>
+            </w:tcMar>
+          </w:tcPr>
+          <w:p>
+            <w:pPr>
+              <w:spacing w:after="40"/>
+            </w:pPr>
+            <w:r>
+              <w:rPr>
+                <w:sz w:val="19"/>
+                <w:szCs w:val="19"/>
+              </w:rPr>
+              <w:t>“Sent to …” (address masked). Recorded in the audit log.</w:t>
+            </w:r>
+          </w:p>
+        </w:tc>
+      </w:tr>
+      <w:tr>
+        <w:tblPrEx>
+          <w:tblCellMar>
+            <w:top w:w="0" w:type="dxa"/>
+            <w:bottom w:w="0" w:type="dxa"/>
+          </w:tblCellMar>
+        </w:tblPrEx>
+        <w:trPr>
+          <w:cantSplit/>
+        </w:trPr>
+        <w:tc>
+          <w:tcPr>
+            <w:tcW w:w="1882" w:type="dxa"/>
+            <w:shd w:val="clear" w:color="auto" w:fill="F8FAFB"/>
+            <w:tcMar>
+              <w:top w:w="70" w:type="dxa"/>
+              <w:left w:w="110" w:type="dxa"/>
+              <w:bottom w:w="70" w:type="dxa"/>
+              <w:right w:w="110" w:type="dxa"/>
+            </w:tcMar>
+          </w:tcPr>
+          <w:p>
+            <w:pPr>
+              <w:spacing w:after="40"/>
+            </w:pPr>
+            <w:r>
+              <w:rPr>
+                <w:sz w:val="19"/>
+                <w:szCs w:val="19"/>
+              </w:rPr>
+              <w:t>Show / page numbers</w:t>
+            </w:r>
+          </w:p>
+        </w:tc>
+        <w:tc>
+          <w:tcPr>
+            <w:tcW w:w="3012" w:type="dxa"/>
+            <w:shd w:val="clear" w:color="auto" w:fill="F8FAFB"/>
+            <w:tcMar>
+              <w:top w:w="70" w:type="dxa"/>
+              <w:left w:w="110" w:type="dxa"/>
+              <w:bottom w:w="70" w:type="dxa"/>
+              <w:right w:w="110" w:type="dxa"/>
+            </w:tcMar>
+          </w:tcPr>
+          <w:p>
+            <w:pPr>
+              <w:spacing w:after="40"/>
+            </w:pPr>
+            <w:r>
+              <w:rPr>
+                <w:sz w:val="19"/>
+                <w:szCs w:val="19"/>
+              </w:rPr>
+              <w:t>Choose rows per page and move between pages.</w:t>
+            </w:r>
+          </w:p>
+        </w:tc>
+        <w:tc>
+          <w:tcPr>
+            <w:tcW w:w="2447" w:type="dxa"/>
+            <w:shd w:val="clear" w:color="auto" w:fill="F8FAFB"/>
+            <w:tcMar>
+              <w:top w:w="70" w:type="dxa"/>
+              <w:left w:w="110" w:type="dxa"/>
+              <w:bottom w:w="70" w:type="dxa"/>
+              <w:right w:w="110" w:type="dxa"/>
+            </w:tcMar>
+          </w:tcPr>
+          <w:p>
+            <w:pPr>
+              <w:spacing w:after="40"/>
+            </w:pPr>
+            <w:r>
+              <w:rPr>
+                <w:sz w:val="19"/>
+                <w:szCs w:val="19"/>
+              </w:rPr>
+              <w:t>As on every register.</w:t>
+            </w:r>
+          </w:p>
+        </w:tc>
+        <w:tc>
+          <w:tcPr>
+            <w:tcW w:w="2071" w:type="dxa"/>
+            <w:shd w:val="clear" w:color="auto" w:fill="F8FAFB"/>
+            <w:tcMar>
+              <w:top w:w="70" w:type="dxa"/>
+              <w:left w:w="110" w:type="dxa"/>
+              <w:bottom w:w="70" w:type="dxa"/>
+              <w:right w:w="110" w:type="dxa"/>
+            </w:tcMar>
+          </w:tcPr>
+          <w:p>
+            <w:pPr>
+              <w:spacing w:after="40"/>
+            </w:pPr>
+            <w:r>
+              <w:rPr>
+                <w:sz w:val="19"/>
+                <w:szCs w:val="19"/>
+              </w:rPr>
+              <w:t>The list redraws.</w:t>
+            </w:r>
+          </w:p>
+        </w:tc>
+      </w:tr>
+    </w:tbl>
+    <w:p>
+      <w:pPr>
+        <w:spacing w:after="120"/>
+      </w:pPr>
+    </w:p>
     <w:sectPr>
       <w:headerReference w:type="default" r:id="rId24"/>
       <w:footerReference w:type="default" r:id="rId25"/>
@@ -10882,7 +18619,7 @@
         <w:sz w:val="16"/>
         <w:szCs w:val="16"/>
       </w:rPr>
-      <w:t>Version 1.6 · 20 September 2026</w:t>
+      <w:t>Version 1.7 · 21 September 2026</w:t>
     </w:r>
     <w:r>
       <w:rPr>
@@ -11055,10 +18792,10 @@
 <file path=word/numbering.xml><?xml version="1.0" encoding="utf-8"?>
 <w:numbering xmlns:wpc="http://schemas.microsoft.com/office/word/2010/wordprocessingCanvas" xmlns:cx="http://schemas.microsoft.com/office/drawing/2014/chartex" xmlns:cx1="http://schemas.microsoft.com/office/drawing/2015/9/8/chartex" xmlns:cx2="http://schemas.microsoft.com/office/drawing/2015/10/21/chartex" xmlns:cx3="http://schemas.microsoft.com/office/drawing/2016/5/9/chartex" xmlns:cx4="http://schemas.microsoft.com/office/drawing/2016/5/10/chartex" xmlns:cx5="http://schemas.microsoft.com/office/drawing/2016/5/11/chartex" xmlns:cx6="http://schemas.microsoft.com/office/drawing/2016/5/12/chartex" xmlns:cx7="http://schemas.microsoft.com/office/drawing/2016/5/13/chartex" xmlns:cx8="http://schemas.microsoft.com/office/drawing/2016/5/14/chartex" xmlns:mc="http://schemas.openxmlformats.org/markup-compatibility/2006" xmlns:aink="http://schemas.microsoft.com/office/drawing/2016/ink" xmlns:am3d="http://schemas.microsoft.com/office/drawing/2017/model3d" xmlns:o="urn:schemas-microsoft-com:office:office" xmlns:oel="http://schemas.microsoft.com/office/2019/extlst" xmlns:r="http://schemas.openxmlformats.org/officeDocument/2006/relationships" xmlns:m="http://schemas.openxmlformats.org/officeDocument/2006/math" xmlns:v="urn:schemas-microsoft-com:vml" xmlns:wp14="http://schemas.microsoft.com/office/word/2010/wordprocessingDrawing" xmlns:wp="http://schemas.openxmlformats.org/drawingml/2006/wordprocessingDrawing" xmlns:w10="urn:schemas-microsoft-com:office:word" xmlns:w="http://schemas.openxmlformats.org/wordprocessingml/2006/main" xmlns:w14="http://schemas.microsoft.com/office/word/2010/wordml" xmlns:w15="http://schemas.microsoft.com/office/word/2012/wordml" xmlns:w16cex="http://schemas.microsoft.com/office/word/2018/wordml/cex" xmlns:w16cid="http://schemas.microsoft.com/office/word/2016/wordml/cid" xmlns:w16="http://schemas.microsoft.com/office/word/2018/wordml" xmlns:w16sdtdh="http://schemas.microsoft.com/office/word/2020/wordml/sdtdatahash" xmlns:w16se="http://schemas.microsoft.com/office/word/2015/wordml/symex" xmlns:wpg="http://schemas.microsoft.com/office/word/2010/wordprocessingGroup" xmlns:wpi="http://schemas.microsoft.com/office/word/2010/wordprocessingInk" xmlns:wne="http://schemas.microsoft.com/office/word/2006/wordml" xmlns:wps="http://schemas.microsoft.com/office/word/2010/wordprocessingShape" mc:Ignorable="w14 w15 w16se w16cid w16 w16cex w16sdtdh wp14">
   <w:abstractNum w:abstractNumId="0" w15:restartNumberingAfterBreak="0">
-    <w:nsid w:val="071E45E0"/>
+    <w:nsid w:val="18BC0E0F"/>
     <w:multiLevelType w:val="hybridMultilevel"/>
-    <w:tmpl w:val="BF7A4D2C"/>
-    <w:lvl w:ilvl="0" w:tplc="E762409E">
+    <w:tmpl w:val="1BA02B02"/>
+    <w:lvl w:ilvl="0" w:tplc="35B4AEDA">
       <w:start w:val="1"/>
       <w:numFmt w:val="decimal"/>
       <w:lvlText w:val="%1."/>
@@ -11072,52 +18809,52 @@
         <w:color w:val="A67C27"/>
       </w:rPr>
     </w:lvl>
-    <w:lvl w:ilvl="1" w:tplc="6CCEB70E">
+    <w:lvl w:ilvl="1" w:tplc="8C82D6B4">
       <w:numFmt w:val="decimal"/>
       <w:lvlText w:val=""/>
       <w:lvlJc w:val="left"/>
     </w:lvl>
-    <w:lvl w:ilvl="2" w:tplc="1ADCD4D2">
+    <w:lvl w:ilvl="2" w:tplc="2F0C25F8">
       <w:numFmt w:val="decimal"/>
       <w:lvlText w:val=""/>
       <w:lvlJc w:val="left"/>
     </w:lvl>
-    <w:lvl w:ilvl="3" w:tplc="15EE929E">
+    <w:lvl w:ilvl="3" w:tplc="DDDAA134">
       <w:numFmt w:val="decimal"/>
       <w:lvlText w:val=""/>
       <w:lvlJc w:val="left"/>
     </w:lvl>
-    <w:lvl w:ilvl="4" w:tplc="1972927E">
+    <w:lvl w:ilvl="4" w:tplc="B3BCA35A">
       <w:numFmt w:val="decimal"/>
       <w:lvlText w:val=""/>
       <w:lvlJc w:val="left"/>
     </w:lvl>
-    <w:lvl w:ilvl="5" w:tplc="5C8E215E">
+    <w:lvl w:ilvl="5" w:tplc="1E868694">
       <w:numFmt w:val="decimal"/>
       <w:lvlText w:val=""/>
       <w:lvlJc w:val="left"/>
     </w:lvl>
-    <w:lvl w:ilvl="6" w:tplc="557CD5E0">
+    <w:lvl w:ilvl="6" w:tplc="6D302AF6">
       <w:numFmt w:val="decimal"/>
       <w:lvlText w:val=""/>
       <w:lvlJc w:val="left"/>
     </w:lvl>
-    <w:lvl w:ilvl="7" w:tplc="898E9066">
+    <w:lvl w:ilvl="7" w:tplc="7BC4A206">
       <w:numFmt w:val="decimal"/>
       <w:lvlText w:val=""/>
       <w:lvlJc w:val="left"/>
     </w:lvl>
-    <w:lvl w:ilvl="8" w:tplc="13FCFAA8">
+    <w:lvl w:ilvl="8" w:tplc="63A4E61A">
       <w:numFmt w:val="decimal"/>
       <w:lvlText w:val=""/>
       <w:lvlJc w:val="left"/>
     </w:lvl>
   </w:abstractNum>
   <w:abstractNum w:abstractNumId="1" w15:restartNumberingAfterBreak="0">
-    <w:nsid w:val="0ED36E64"/>
+    <w:nsid w:val="1DD52DC7"/>
     <w:multiLevelType w:val="hybridMultilevel"/>
-    <w:tmpl w:val="9ABED604"/>
-    <w:lvl w:ilvl="0" w:tplc="0D84F046">
+    <w:tmpl w:val="D73A52FC"/>
+    <w:lvl w:ilvl="0" w:tplc="EFA63A30">
       <w:start w:val="1"/>
       <w:numFmt w:val="decimal"/>
       <w:lvlText w:val="%1."/>
@@ -11131,52 +18868,52 @@
         <w:color w:val="A67C27"/>
       </w:rPr>
     </w:lvl>
-    <w:lvl w:ilvl="1" w:tplc="734A48DC">
+    <w:lvl w:ilvl="1" w:tplc="C57A94CA">
       <w:numFmt w:val="decimal"/>
       <w:lvlText w:val=""/>
       <w:lvlJc w:val="left"/>
     </w:lvl>
-    <w:lvl w:ilvl="2" w:tplc="7D14FA42">
+    <w:lvl w:ilvl="2" w:tplc="ADD07742">
       <w:numFmt w:val="decimal"/>
       <w:lvlText w:val=""/>
       <w:lvlJc w:val="left"/>
     </w:lvl>
-    <w:lvl w:ilvl="3" w:tplc="7F600070">
+    <w:lvl w:ilvl="3" w:tplc="A1524600">
       <w:numFmt w:val="decimal"/>
       <w:lvlText w:val=""/>
       <w:lvlJc w:val="left"/>
     </w:lvl>
-    <w:lvl w:ilvl="4" w:tplc="279CD89A">
+    <w:lvl w:ilvl="4" w:tplc="EF44BAE4">
       <w:numFmt w:val="decimal"/>
       <w:lvlText w:val=""/>
       <w:lvlJc w:val="left"/>
     </w:lvl>
-    <w:lvl w:ilvl="5" w:tplc="06FEC1D4">
+    <w:lvl w:ilvl="5" w:tplc="72209288">
       <w:numFmt w:val="decimal"/>
       <w:lvlText w:val=""/>
       <w:lvlJc w:val="left"/>
     </w:lvl>
-    <w:lvl w:ilvl="6" w:tplc="6DEA2652">
+    <w:lvl w:ilvl="6" w:tplc="060420B4">
       <w:numFmt w:val="decimal"/>
       <w:lvlText w:val=""/>
       <w:lvlJc w:val="left"/>
     </w:lvl>
-    <w:lvl w:ilvl="7" w:tplc="7662F804">
+    <w:lvl w:ilvl="7" w:tplc="DA6A967E">
       <w:numFmt w:val="decimal"/>
       <w:lvlText w:val=""/>
       <w:lvlJc w:val="left"/>
     </w:lvl>
-    <w:lvl w:ilvl="8" w:tplc="6C100746">
+    <w:lvl w:ilvl="8" w:tplc="E6BEAC78">
       <w:numFmt w:val="decimal"/>
       <w:lvlText w:val=""/>
       <w:lvlJc w:val="left"/>
     </w:lvl>
   </w:abstractNum>
   <w:abstractNum w:abstractNumId="2" w15:restartNumberingAfterBreak="0">
-    <w:nsid w:val="0FFD0E95"/>
+    <w:nsid w:val="1F925B12"/>
     <w:multiLevelType w:val="hybridMultilevel"/>
-    <w:tmpl w:val="2F309134"/>
-    <w:lvl w:ilvl="0" w:tplc="0526BBF4">
+    <w:tmpl w:val="3C7CF578"/>
+    <w:lvl w:ilvl="0" w:tplc="B42A4F86">
       <w:start w:val="1"/>
       <w:numFmt w:val="decimal"/>
       <w:lvlText w:val="%1."/>
@@ -11190,52 +18927,110 @@
         <w:color w:val="A67C27"/>
       </w:rPr>
     </w:lvl>
-    <w:lvl w:ilvl="1" w:tplc="262CAB14">
+    <w:lvl w:ilvl="1" w:tplc="39A86234">
       <w:numFmt w:val="decimal"/>
       <w:lvlText w:val=""/>
       <w:lvlJc w:val="left"/>
     </w:lvl>
-    <w:lvl w:ilvl="2" w:tplc="C2F8523C">
+    <w:lvl w:ilvl="2" w:tplc="D7DC9C06">
       <w:numFmt w:val="decimal"/>
       <w:lvlText w:val=""/>
       <w:lvlJc w:val="left"/>
     </w:lvl>
-    <w:lvl w:ilvl="3" w:tplc="37309E74">
+    <w:lvl w:ilvl="3" w:tplc="1FD45E4C">
       <w:numFmt w:val="decimal"/>
       <w:lvlText w:val=""/>
       <w:lvlJc w:val="left"/>
     </w:lvl>
-    <w:lvl w:ilvl="4" w:tplc="4E20BA20">
+    <w:lvl w:ilvl="4" w:tplc="F074163C">
       <w:numFmt w:val="decimal"/>
       <w:lvlText w:val=""/>
       <w:lvlJc w:val="left"/>
     </w:lvl>
-    <w:lvl w:ilvl="5" w:tplc="FB1277B0">
+    <w:lvl w:ilvl="5" w:tplc="4E8E1F10">
       <w:numFmt w:val="decimal"/>
       <w:lvlText w:val=""/>
       <w:lvlJc w:val="left"/>
     </w:lvl>
-    <w:lvl w:ilvl="6" w:tplc="1CB21A48">
+    <w:lvl w:ilvl="6" w:tplc="02B2C56E">
       <w:numFmt w:val="decimal"/>
       <w:lvlText w:val=""/>
       <w:lvlJc w:val="left"/>
     </w:lvl>
-    <w:lvl w:ilvl="7" w:tplc="8A6E26AE">
+    <w:lvl w:ilvl="7" w:tplc="874CFCB6">
       <w:numFmt w:val="decimal"/>
       <w:lvlText w:val=""/>
       <w:lvlJc w:val="left"/>
     </w:lvl>
-    <w:lvl w:ilvl="8" w:tplc="52C0FF66">
+    <w:lvl w:ilvl="8" w:tplc="94FAD758">
       <w:numFmt w:val="decimal"/>
       <w:lvlText w:val=""/>
       <w:lvlJc w:val="left"/>
     </w:lvl>
   </w:abstractNum>
   <w:abstractNum w:abstractNumId="3" w15:restartNumberingAfterBreak="0">
-    <w:nsid w:val="163B10D6"/>
+    <w:nsid w:val="214756AA"/>
     <w:multiLevelType w:val="hybridMultilevel"/>
-    <w:tmpl w:val="09FE8F40"/>
-    <w:lvl w:ilvl="0" w:tplc="11B4A488">
+    <w:tmpl w:val="F8E4F044"/>
+    <w:lvl w:ilvl="0" w:tplc="16DC4B04">
+      <w:start w:val="1"/>
+      <w:numFmt w:val="bullet"/>
+      <w:lvlText w:val="•"/>
+      <w:lvlJc w:val="left"/>
+      <w:pPr>
+        <w:ind w:left="460" w:hanging="280"/>
+      </w:pPr>
+    </w:lvl>
+    <w:lvl w:ilvl="1" w:tplc="51D0E7B2">
+      <w:start w:val="1"/>
+      <w:numFmt w:val="bullet"/>
+      <w:lvlText w:val="–"/>
+      <w:lvlJc w:val="left"/>
+      <w:pPr>
+        <w:ind w:left="900" w:hanging="280"/>
+      </w:pPr>
+    </w:lvl>
+    <w:lvl w:ilvl="2" w:tplc="5A3C01D2">
+      <w:numFmt w:val="decimal"/>
+      <w:lvlText w:val=""/>
+      <w:lvlJc w:val="left"/>
+    </w:lvl>
+    <w:lvl w:ilvl="3" w:tplc="1BD8B300">
+      <w:numFmt w:val="decimal"/>
+      <w:lvlText w:val=""/>
+      <w:lvlJc w:val="left"/>
+    </w:lvl>
+    <w:lvl w:ilvl="4" w:tplc="8A30D4A8">
+      <w:numFmt w:val="decimal"/>
+      <w:lvlText w:val=""/>
+      <w:lvlJc w:val="left"/>
+    </w:lvl>
+    <w:lvl w:ilvl="5" w:tplc="EAA8F1D6">
+      <w:numFmt w:val="decimal"/>
+      <w:lvlText w:val=""/>
+      <w:lvlJc w:val="left"/>
+    </w:lvl>
+    <w:lvl w:ilvl="6" w:tplc="26A87BAE">
+      <w:numFmt w:val="decimal"/>
+      <w:lvlText w:val=""/>
+      <w:lvlJc w:val="left"/>
+    </w:lvl>
+    <w:lvl w:ilvl="7" w:tplc="36B2BB3C">
+      <w:numFmt w:val="decimal"/>
+      <w:lvlText w:val=""/>
+      <w:lvlJc w:val="left"/>
+    </w:lvl>
+    <w:lvl w:ilvl="8" w:tplc="641A9984">
+      <w:numFmt w:val="decimal"/>
+      <w:lvlText w:val=""/>
+      <w:lvlJc w:val="left"/>
+    </w:lvl>
+  </w:abstractNum>
+  <w:abstractNum w:abstractNumId="4" w15:restartNumberingAfterBreak="0">
+    <w:nsid w:val="24DF2924"/>
+    <w:multiLevelType w:val="hybridMultilevel"/>
+    <w:tmpl w:val="122A5A3E"/>
+    <w:lvl w:ilvl="0" w:tplc="949E0064">
       <w:start w:val="1"/>
       <w:numFmt w:val="decimal"/>
       <w:lvlText w:val="%1."/>
@@ -11249,52 +19044,52 @@
         <w:color w:val="A67C27"/>
       </w:rPr>
     </w:lvl>
-    <w:lvl w:ilvl="1" w:tplc="7E342E8A">
+    <w:lvl w:ilvl="1" w:tplc="686EBEFA">
       <w:numFmt w:val="decimal"/>
       <w:lvlText w:val=""/>
       <w:lvlJc w:val="left"/>
     </w:lvl>
-    <w:lvl w:ilvl="2" w:tplc="AD426D48">
+    <w:lvl w:ilvl="2" w:tplc="FE52401C">
       <w:numFmt w:val="decimal"/>
       <w:lvlText w:val=""/>
       <w:lvlJc w:val="left"/>
     </w:lvl>
-    <w:lvl w:ilvl="3" w:tplc="BB0671A8">
+    <w:lvl w:ilvl="3" w:tplc="F77C0B44">
       <w:numFmt w:val="decimal"/>
       <w:lvlText w:val=""/>
       <w:lvlJc w:val="left"/>
     </w:lvl>
-    <w:lvl w:ilvl="4" w:tplc="A4888ABE">
+    <w:lvl w:ilvl="4" w:tplc="791EFC10">
       <w:numFmt w:val="decimal"/>
       <w:lvlText w:val=""/>
       <w:lvlJc w:val="left"/>
     </w:lvl>
-    <w:lvl w:ilvl="5" w:tplc="251E667A">
+    <w:lvl w:ilvl="5" w:tplc="7CC8ABD2">
       <w:numFmt w:val="decimal"/>
       <w:lvlText w:val=""/>
       <w:lvlJc w:val="left"/>
     </w:lvl>
-    <w:lvl w:ilvl="6" w:tplc="BB58D504">
+    <w:lvl w:ilvl="6" w:tplc="339EB410">
       <w:numFmt w:val="decimal"/>
       <w:lvlText w:val=""/>
       <w:lvlJc w:val="left"/>
     </w:lvl>
-    <w:lvl w:ilvl="7" w:tplc="B93CD548">
+    <w:lvl w:ilvl="7" w:tplc="5AC4751E">
       <w:numFmt w:val="decimal"/>
       <w:lvlText w:val=""/>
       <w:lvlJc w:val="left"/>
     </w:lvl>
-    <w:lvl w:ilvl="8" w:tplc="AEDCCE32">
+    <w:lvl w:ilvl="8" w:tplc="649E8A2A">
       <w:numFmt w:val="decimal"/>
       <w:lvlText w:val=""/>
       <w:lvlJc w:val="left"/>
     </w:lvl>
   </w:abstractNum>
-  <w:abstractNum w:abstractNumId="4" w15:restartNumberingAfterBreak="0">
-    <w:nsid w:val="19E40692"/>
+  <w:abstractNum w:abstractNumId="5" w15:restartNumberingAfterBreak="0">
+    <w:nsid w:val="25143B58"/>
     <w:multiLevelType w:val="hybridMultilevel"/>
-    <w:tmpl w:val="68E6A3FC"/>
-    <w:lvl w:ilvl="0" w:tplc="ABDA5B84">
+    <w:tmpl w:val="A6A8F470"/>
+    <w:lvl w:ilvl="0" w:tplc="077A1E60">
       <w:start w:val="1"/>
       <w:numFmt w:val="decimal"/>
       <w:lvlText w:val="%1."/>
@@ -11308,52 +19103,52 @@
         <w:color w:val="A67C27"/>
       </w:rPr>
     </w:lvl>
-    <w:lvl w:ilvl="1" w:tplc="45CC1B92">
+    <w:lvl w:ilvl="1" w:tplc="CCC4370E">
       <w:numFmt w:val="decimal"/>
       <w:lvlText w:val=""/>
       <w:lvlJc w:val="left"/>
     </w:lvl>
-    <w:lvl w:ilvl="2" w:tplc="39D65336">
+    <w:lvl w:ilvl="2" w:tplc="7010700C">
       <w:numFmt w:val="decimal"/>
       <w:lvlText w:val=""/>
       <w:lvlJc w:val="left"/>
     </w:lvl>
-    <w:lvl w:ilvl="3" w:tplc="AAF63678">
+    <w:lvl w:ilvl="3" w:tplc="DCA08A62">
       <w:numFmt w:val="decimal"/>
       <w:lvlText w:val=""/>
       <w:lvlJc w:val="left"/>
     </w:lvl>
-    <w:lvl w:ilvl="4" w:tplc="E09698C2">
+    <w:lvl w:ilvl="4" w:tplc="59429504">
       <w:numFmt w:val="decimal"/>
       <w:lvlText w:val=""/>
       <w:lvlJc w:val="left"/>
     </w:lvl>
-    <w:lvl w:ilvl="5" w:tplc="D2E08F3E">
+    <w:lvl w:ilvl="5" w:tplc="3152A118">
       <w:numFmt w:val="decimal"/>
       <w:lvlText w:val=""/>
       <w:lvlJc w:val="left"/>
     </w:lvl>
-    <w:lvl w:ilvl="6" w:tplc="B896F138">
+    <w:lvl w:ilvl="6" w:tplc="82DC9F6C">
       <w:numFmt w:val="decimal"/>
       <w:lvlText w:val=""/>
       <w:lvlJc w:val="left"/>
     </w:lvl>
-    <w:lvl w:ilvl="7" w:tplc="92BCA962">
+    <w:lvl w:ilvl="7" w:tplc="737CCCCC">
       <w:numFmt w:val="decimal"/>
       <w:lvlText w:val=""/>
       <w:lvlJc w:val="left"/>
     </w:lvl>
-    <w:lvl w:ilvl="8" w:tplc="B5EA47E8">
+    <w:lvl w:ilvl="8" w:tplc="2CAC239E">
       <w:numFmt w:val="decimal"/>
       <w:lvlText w:val=""/>
       <w:lvlJc w:val="left"/>
     </w:lvl>
   </w:abstractNum>
-  <w:abstractNum w:abstractNumId="5" w15:restartNumberingAfterBreak="0">
-    <w:nsid w:val="29597159"/>
+  <w:abstractNum w:abstractNumId="6" w15:restartNumberingAfterBreak="0">
+    <w:nsid w:val="29061329"/>
     <w:multiLevelType w:val="hybridMultilevel"/>
-    <w:tmpl w:val="6AE09384"/>
-    <w:lvl w:ilvl="0" w:tplc="C67292D6">
+    <w:tmpl w:val="96689CFE"/>
+    <w:lvl w:ilvl="0" w:tplc="4CE09850">
       <w:start w:val="1"/>
       <w:numFmt w:val="decimal"/>
       <w:lvlText w:val="%1."/>
@@ -11367,110 +19162,52 @@
         <w:color w:val="A67C27"/>
       </w:rPr>
     </w:lvl>
-    <w:lvl w:ilvl="1" w:tplc="9C5295FC">
+    <w:lvl w:ilvl="1" w:tplc="D438057E">
       <w:numFmt w:val="decimal"/>
       <w:lvlText w:val=""/>
       <w:lvlJc w:val="left"/>
     </w:lvl>
-    <w:lvl w:ilvl="2" w:tplc="4F6A1160">
+    <w:lvl w:ilvl="2" w:tplc="0C382B58">
       <w:numFmt w:val="decimal"/>
       <w:lvlText w:val=""/>
       <w:lvlJc w:val="left"/>
     </w:lvl>
-    <w:lvl w:ilvl="3" w:tplc="030C3460">
+    <w:lvl w:ilvl="3" w:tplc="23608DDA">
       <w:numFmt w:val="decimal"/>
       <w:lvlText w:val=""/>
       <w:lvlJc w:val="left"/>
     </w:lvl>
-    <w:lvl w:ilvl="4" w:tplc="B8949950">
+    <w:lvl w:ilvl="4" w:tplc="8B80565A">
       <w:numFmt w:val="decimal"/>
       <w:lvlText w:val=""/>
       <w:lvlJc w:val="left"/>
     </w:lvl>
-    <w:lvl w:ilvl="5" w:tplc="40067712">
+    <w:lvl w:ilvl="5" w:tplc="4118931E">
       <w:numFmt w:val="decimal"/>
       <w:lvlText w:val=""/>
       <w:lvlJc w:val="left"/>
     </w:lvl>
-    <w:lvl w:ilvl="6" w:tplc="56A8EFEE">
+    <w:lvl w:ilvl="6" w:tplc="77FA1ABC">
       <w:numFmt w:val="decimal"/>
       <w:lvlText w:val=""/>
       <w:lvlJc w:val="left"/>
     </w:lvl>
-    <w:lvl w:ilvl="7" w:tplc="3730B040">
+    <w:lvl w:ilvl="7" w:tplc="ED78D4CC">
       <w:numFmt w:val="decimal"/>
       <w:lvlText w:val=""/>
       <w:lvlJc w:val="left"/>
     </w:lvl>
-    <w:lvl w:ilvl="8" w:tplc="3D821436">
-      <w:numFmt w:val="decimal"/>
-      <w:lvlText w:val=""/>
-      <w:lvlJc w:val="left"/>
-    </w:lvl>
-  </w:abstractNum>
-  <w:abstractNum w:abstractNumId="6" w15:restartNumberingAfterBreak="0">
-    <w:nsid w:val="3DFF2FFB"/>
-    <w:multiLevelType w:val="hybridMultilevel"/>
-    <w:tmpl w:val="C4D0FAA0"/>
-    <w:lvl w:ilvl="0" w:tplc="911AF770">
-      <w:start w:val="1"/>
-      <w:numFmt w:val="bullet"/>
-      <w:lvlText w:val="•"/>
-      <w:lvlJc w:val="left"/>
-      <w:pPr>
-        <w:ind w:left="460" w:hanging="280"/>
-      </w:pPr>
-    </w:lvl>
-    <w:lvl w:ilvl="1" w:tplc="278A4678">
-      <w:start w:val="1"/>
-      <w:numFmt w:val="bullet"/>
-      <w:lvlText w:val="–"/>
-      <w:lvlJc w:val="left"/>
-      <w:pPr>
-        <w:ind w:left="900" w:hanging="280"/>
-      </w:pPr>
-    </w:lvl>
-    <w:lvl w:ilvl="2" w:tplc="FCCCB2B0">
-      <w:numFmt w:val="decimal"/>
-      <w:lvlText w:val=""/>
-      <w:lvlJc w:val="left"/>
-    </w:lvl>
-    <w:lvl w:ilvl="3" w:tplc="871A6428">
-      <w:numFmt w:val="decimal"/>
-      <w:lvlText w:val=""/>
-      <w:lvlJc w:val="left"/>
-    </w:lvl>
-    <w:lvl w:ilvl="4" w:tplc="EE281E16">
-      <w:numFmt w:val="decimal"/>
-      <w:lvlText w:val=""/>
-      <w:lvlJc w:val="left"/>
-    </w:lvl>
-    <w:lvl w:ilvl="5" w:tplc="77F09818">
-      <w:numFmt w:val="decimal"/>
-      <w:lvlText w:val=""/>
-      <w:lvlJc w:val="left"/>
-    </w:lvl>
-    <w:lvl w:ilvl="6" w:tplc="64545B9C">
-      <w:numFmt w:val="decimal"/>
-      <w:lvlText w:val=""/>
-      <w:lvlJc w:val="left"/>
-    </w:lvl>
-    <w:lvl w:ilvl="7" w:tplc="D3A26E06">
-      <w:numFmt w:val="decimal"/>
-      <w:lvlText w:val=""/>
-      <w:lvlJc w:val="left"/>
-    </w:lvl>
-    <w:lvl w:ilvl="8" w:tplc="53CC43C8">
+    <w:lvl w:ilvl="8" w:tplc="42228EB6">
       <w:numFmt w:val="decimal"/>
       <w:lvlText w:val=""/>
       <w:lvlJc w:val="left"/>
     </w:lvl>
   </w:abstractNum>
   <w:abstractNum w:abstractNumId="7" w15:restartNumberingAfterBreak="0">
-    <w:nsid w:val="44EB28B6"/>
+    <w:nsid w:val="49371922"/>
     <w:multiLevelType w:val="hybridMultilevel"/>
-    <w:tmpl w:val="1282756E"/>
-    <w:lvl w:ilvl="0" w:tplc="57E8C9B0">
+    <w:tmpl w:val="BC88226A"/>
+    <w:lvl w:ilvl="0" w:tplc="B9B6280E">
       <w:start w:val="1"/>
       <w:numFmt w:val="decimal"/>
       <w:lvlText w:val="%1."/>
@@ -11484,52 +19221,52 @@
         <w:color w:val="A67C27"/>
       </w:rPr>
     </w:lvl>
-    <w:lvl w:ilvl="1" w:tplc="DF7C3A46">
+    <w:lvl w:ilvl="1" w:tplc="FFEEFCE2">
       <w:numFmt w:val="decimal"/>
       <w:lvlText w:val=""/>
       <w:lvlJc w:val="left"/>
     </w:lvl>
-    <w:lvl w:ilvl="2" w:tplc="FDF40B56">
+    <w:lvl w:ilvl="2" w:tplc="0EE854C6">
       <w:numFmt w:val="decimal"/>
       <w:lvlText w:val=""/>
       <w:lvlJc w:val="left"/>
     </w:lvl>
-    <w:lvl w:ilvl="3" w:tplc="5E7AD1CE">
+    <w:lvl w:ilvl="3" w:tplc="B08453A4">
       <w:numFmt w:val="decimal"/>
       <w:lvlText w:val=""/>
       <w:lvlJc w:val="left"/>
     </w:lvl>
-    <w:lvl w:ilvl="4" w:tplc="681EAD84">
+    <w:lvl w:ilvl="4" w:tplc="423ED3AE">
       <w:numFmt w:val="decimal"/>
       <w:lvlText w:val=""/>
       <w:lvlJc w:val="left"/>
     </w:lvl>
-    <w:lvl w:ilvl="5" w:tplc="2222EB08">
+    <w:lvl w:ilvl="5" w:tplc="575E2E22">
       <w:numFmt w:val="decimal"/>
       <w:lvlText w:val=""/>
       <w:lvlJc w:val="left"/>
     </w:lvl>
-    <w:lvl w:ilvl="6" w:tplc="521A1B30">
+    <w:lvl w:ilvl="6" w:tplc="1AA2FB18">
       <w:numFmt w:val="decimal"/>
       <w:lvlText w:val=""/>
       <w:lvlJc w:val="left"/>
     </w:lvl>
-    <w:lvl w:ilvl="7" w:tplc="806E8010">
+    <w:lvl w:ilvl="7" w:tplc="8CD0867E">
       <w:numFmt w:val="decimal"/>
       <w:lvlText w:val=""/>
       <w:lvlJc w:val="left"/>
     </w:lvl>
-    <w:lvl w:ilvl="8" w:tplc="56F2DA5A">
+    <w:lvl w:ilvl="8" w:tplc="35AA3394">
       <w:numFmt w:val="decimal"/>
       <w:lvlText w:val=""/>
       <w:lvlJc w:val="left"/>
     </w:lvl>
   </w:abstractNum>
   <w:abstractNum w:abstractNumId="8" w15:restartNumberingAfterBreak="0">
-    <w:nsid w:val="4FD90070"/>
+    <w:nsid w:val="53FF313E"/>
     <w:multiLevelType w:val="hybridMultilevel"/>
-    <w:tmpl w:val="ECF4061C"/>
-    <w:lvl w:ilvl="0" w:tplc="A4525F24">
+    <w:tmpl w:val="BED461CC"/>
+    <w:lvl w:ilvl="0" w:tplc="2AA0BB6A">
       <w:start w:val="1"/>
       <w:numFmt w:val="decimal"/>
       <w:lvlText w:val="%1."/>
@@ -11543,52 +19280,52 @@
         <w:color w:val="A67C27"/>
       </w:rPr>
     </w:lvl>
-    <w:lvl w:ilvl="1" w:tplc="71100328">
+    <w:lvl w:ilvl="1" w:tplc="88186E50">
       <w:numFmt w:val="decimal"/>
       <w:lvlText w:val=""/>
       <w:lvlJc w:val="left"/>
     </w:lvl>
-    <w:lvl w:ilvl="2" w:tplc="684814B4">
+    <w:lvl w:ilvl="2" w:tplc="6DDC22E8">
       <w:numFmt w:val="decimal"/>
       <w:lvlText w:val=""/>
       <w:lvlJc w:val="left"/>
     </w:lvl>
-    <w:lvl w:ilvl="3" w:tplc="89FE5AF6">
+    <w:lvl w:ilvl="3" w:tplc="970C41BE">
       <w:numFmt w:val="decimal"/>
       <w:lvlText w:val=""/>
       <w:lvlJc w:val="left"/>
     </w:lvl>
-    <w:lvl w:ilvl="4" w:tplc="F6D4C0BE">
+    <w:lvl w:ilvl="4" w:tplc="A754C8F4">
       <w:numFmt w:val="decimal"/>
       <w:lvlText w:val=""/>
       <w:lvlJc w:val="left"/>
     </w:lvl>
-    <w:lvl w:ilvl="5" w:tplc="ADE6DAF8">
+    <w:lvl w:ilvl="5" w:tplc="BC827BFE">
       <w:numFmt w:val="decimal"/>
       <w:lvlText w:val=""/>
       <w:lvlJc w:val="left"/>
     </w:lvl>
-    <w:lvl w:ilvl="6" w:tplc="F948C03C">
+    <w:lvl w:ilvl="6" w:tplc="6514060C">
       <w:numFmt w:val="decimal"/>
       <w:lvlText w:val=""/>
       <w:lvlJc w:val="left"/>
     </w:lvl>
-    <w:lvl w:ilvl="7" w:tplc="4D8667D4">
+    <w:lvl w:ilvl="7" w:tplc="5FF4AA48">
       <w:numFmt w:val="decimal"/>
       <w:lvlText w:val=""/>
       <w:lvlJc w:val="left"/>
     </w:lvl>
-    <w:lvl w:ilvl="8" w:tplc="ADBCB8C6">
+    <w:lvl w:ilvl="8" w:tplc="04AA4720">
       <w:numFmt w:val="decimal"/>
       <w:lvlText w:val=""/>
       <w:lvlJc w:val="left"/>
     </w:lvl>
   </w:abstractNum>
   <w:abstractNum w:abstractNumId="9" w15:restartNumberingAfterBreak="0">
-    <w:nsid w:val="722264E2"/>
+    <w:nsid w:val="59972F5E"/>
     <w:multiLevelType w:val="hybridMultilevel"/>
-    <w:tmpl w:val="025835E4"/>
-    <w:lvl w:ilvl="0" w:tplc="CB88AAAA">
+    <w:tmpl w:val="BB7CFF5A"/>
+    <w:lvl w:ilvl="0" w:tplc="ADD681F2">
       <w:start w:val="1"/>
       <w:numFmt w:val="decimal"/>
       <w:lvlText w:val="%1."/>
@@ -11602,52 +19339,52 @@
         <w:color w:val="A67C27"/>
       </w:rPr>
     </w:lvl>
-    <w:lvl w:ilvl="1" w:tplc="C57002BE">
+    <w:lvl w:ilvl="1" w:tplc="BBBA4DAA">
       <w:numFmt w:val="decimal"/>
       <w:lvlText w:val=""/>
       <w:lvlJc w:val="left"/>
     </w:lvl>
-    <w:lvl w:ilvl="2" w:tplc="B24EFD7C">
+    <w:lvl w:ilvl="2" w:tplc="E57AFE0C">
       <w:numFmt w:val="decimal"/>
       <w:lvlText w:val=""/>
       <w:lvlJc w:val="left"/>
     </w:lvl>
-    <w:lvl w:ilvl="3" w:tplc="0B589EDE">
+    <w:lvl w:ilvl="3" w:tplc="A628FC7E">
       <w:numFmt w:val="decimal"/>
       <w:lvlText w:val=""/>
       <w:lvlJc w:val="left"/>
     </w:lvl>
-    <w:lvl w:ilvl="4" w:tplc="523AE2C8">
+    <w:lvl w:ilvl="4" w:tplc="F15AA324">
       <w:numFmt w:val="decimal"/>
       <w:lvlText w:val=""/>
       <w:lvlJc w:val="left"/>
     </w:lvl>
-    <w:lvl w:ilvl="5" w:tplc="BEE2714C">
+    <w:lvl w:ilvl="5" w:tplc="102CC188">
       <w:numFmt w:val="decimal"/>
       <w:lvlText w:val=""/>
       <w:lvlJc w:val="left"/>
     </w:lvl>
-    <w:lvl w:ilvl="6" w:tplc="CB7CF4C2">
+    <w:lvl w:ilvl="6" w:tplc="2ADA3550">
       <w:numFmt w:val="decimal"/>
       <w:lvlText w:val=""/>
       <w:lvlJc w:val="left"/>
     </w:lvl>
-    <w:lvl w:ilvl="7" w:tplc="65C22FA4">
+    <w:lvl w:ilvl="7" w:tplc="C70CBEDA">
       <w:numFmt w:val="decimal"/>
       <w:lvlText w:val=""/>
       <w:lvlJc w:val="left"/>
     </w:lvl>
-    <w:lvl w:ilvl="8" w:tplc="1E8669DC">
+    <w:lvl w:ilvl="8" w:tplc="324E334E">
       <w:numFmt w:val="decimal"/>
       <w:lvlText w:val=""/>
       <w:lvlJc w:val="left"/>
     </w:lvl>
   </w:abstractNum>
   <w:abstractNum w:abstractNumId="10" w15:restartNumberingAfterBreak="0">
-    <w:nsid w:val="74A11084"/>
+    <w:nsid w:val="65E72291"/>
     <w:multiLevelType w:val="hybridMultilevel"/>
-    <w:tmpl w:val="AC1AD19E"/>
-    <w:lvl w:ilvl="0" w:tplc="3DEE65D8">
+    <w:tmpl w:val="9752C70C"/>
+    <w:lvl w:ilvl="0" w:tplc="AA74D458">
       <w:start w:val="1"/>
       <w:numFmt w:val="bullet"/>
       <w:lvlText w:val="●"/>
@@ -11656,7 +19393,7 @@
         <w:ind w:left="720" w:hanging="360"/>
       </w:pPr>
     </w:lvl>
-    <w:lvl w:ilvl="1" w:tplc="93DABCEA">
+    <w:lvl w:ilvl="1" w:tplc="EDEC24F8">
       <w:start w:val="1"/>
       <w:numFmt w:val="bullet"/>
       <w:lvlText w:val="○"/>
@@ -11665,7 +19402,7 @@
         <w:ind w:left="1440" w:hanging="360"/>
       </w:pPr>
     </w:lvl>
-    <w:lvl w:ilvl="2" w:tplc="CDE68542">
+    <w:lvl w:ilvl="2" w:tplc="93D4D6D6">
       <w:start w:val="1"/>
       <w:numFmt w:val="bullet"/>
       <w:lvlText w:val="■"/>
@@ -11674,7 +19411,7 @@
         <w:ind w:left="2160" w:hanging="360"/>
       </w:pPr>
     </w:lvl>
-    <w:lvl w:ilvl="3" w:tplc="D42A0F2E">
+    <w:lvl w:ilvl="3" w:tplc="6088A3D4">
       <w:start w:val="1"/>
       <w:numFmt w:val="bullet"/>
       <w:lvlText w:val="●"/>
@@ -11683,7 +19420,7 @@
         <w:ind w:left="2880" w:hanging="360"/>
       </w:pPr>
     </w:lvl>
-    <w:lvl w:ilvl="4" w:tplc="D2D00410">
+    <w:lvl w:ilvl="4" w:tplc="6C9C0A70">
       <w:start w:val="1"/>
       <w:numFmt w:val="bullet"/>
       <w:lvlText w:val="○"/>
@@ -11692,7 +19429,7 @@
         <w:ind w:left="3600" w:hanging="360"/>
       </w:pPr>
     </w:lvl>
-    <w:lvl w:ilvl="5" w:tplc="1A2A361E">
+    <w:lvl w:ilvl="5" w:tplc="C3FAC57A">
       <w:start w:val="1"/>
       <w:numFmt w:val="bullet"/>
       <w:lvlText w:val="■"/>
@@ -11701,7 +19438,7 @@
         <w:ind w:left="4320" w:hanging="360"/>
       </w:pPr>
     </w:lvl>
-    <w:lvl w:ilvl="6" w:tplc="949A7EF6">
+    <w:lvl w:ilvl="6" w:tplc="8C7ACB6A">
       <w:start w:val="1"/>
       <w:numFmt w:val="bullet"/>
       <w:lvlText w:val="●"/>
@@ -11710,7 +19447,7 @@
         <w:ind w:left="5040" w:hanging="360"/>
       </w:pPr>
     </w:lvl>
-    <w:lvl w:ilvl="7" w:tplc="32229E72">
+    <w:lvl w:ilvl="7" w:tplc="32D21138">
       <w:start w:val="1"/>
       <w:numFmt w:val="bullet"/>
       <w:lvlText w:val="●"/>
@@ -11719,7 +19456,7 @@
         <w:ind w:left="5760" w:hanging="360"/>
       </w:pPr>
     </w:lvl>
-    <w:lvl w:ilvl="8" w:tplc="295E633A">
+    <w:lvl w:ilvl="8" w:tplc="D7DEFD92">
       <w:start w:val="1"/>
       <w:numFmt w:val="bullet"/>
       <w:lvlText w:val="●"/>
@@ -11730,10 +19467,10 @@
     </w:lvl>
   </w:abstractNum>
   <w:abstractNum w:abstractNumId="11" w15:restartNumberingAfterBreak="0">
-    <w:nsid w:val="7F275DB6"/>
+    <w:nsid w:val="744D7A67"/>
     <w:multiLevelType w:val="hybridMultilevel"/>
-    <w:tmpl w:val="9D4ACD54"/>
-    <w:lvl w:ilvl="0" w:tplc="85963AB2">
+    <w:tmpl w:val="0AB28BDA"/>
+    <w:lvl w:ilvl="0" w:tplc="CCAA4E10">
       <w:start w:val="1"/>
       <w:numFmt w:val="decimal"/>
       <w:lvlText w:val="%1."/>
@@ -11747,115 +19484,115 @@
         <w:color w:val="A67C27"/>
       </w:rPr>
     </w:lvl>
-    <w:lvl w:ilvl="1" w:tplc="382C4670">
+    <w:lvl w:ilvl="1" w:tplc="40C2E0E4">
       <w:numFmt w:val="decimal"/>
       <w:lvlText w:val=""/>
       <w:lvlJc w:val="left"/>
     </w:lvl>
-    <w:lvl w:ilvl="2" w:tplc="A620B764">
+    <w:lvl w:ilvl="2" w:tplc="21529366">
       <w:numFmt w:val="decimal"/>
       <w:lvlText w:val=""/>
       <w:lvlJc w:val="left"/>
     </w:lvl>
-    <w:lvl w:ilvl="3" w:tplc="2FF06C06">
+    <w:lvl w:ilvl="3" w:tplc="2B5828A8">
       <w:numFmt w:val="decimal"/>
       <w:lvlText w:val=""/>
       <w:lvlJc w:val="left"/>
     </w:lvl>
-    <w:lvl w:ilvl="4" w:tplc="AEC09EDA">
+    <w:lvl w:ilvl="4" w:tplc="3998E72E">
       <w:numFmt w:val="decimal"/>
       <w:lvlText w:val=""/>
       <w:lvlJc w:val="left"/>
     </w:lvl>
-    <w:lvl w:ilvl="5" w:tplc="88186C06">
+    <w:lvl w:ilvl="5" w:tplc="82AEE0DE">
       <w:numFmt w:val="decimal"/>
       <w:lvlText w:val=""/>
       <w:lvlJc w:val="left"/>
     </w:lvl>
-    <w:lvl w:ilvl="6" w:tplc="92A65204">
+    <w:lvl w:ilvl="6" w:tplc="2B5A9EF2">
       <w:numFmt w:val="decimal"/>
       <w:lvlText w:val=""/>
       <w:lvlJc w:val="left"/>
     </w:lvl>
-    <w:lvl w:ilvl="7" w:tplc="ECD8DA30">
+    <w:lvl w:ilvl="7" w:tplc="4C20C252">
       <w:numFmt w:val="decimal"/>
       <w:lvlText w:val=""/>
       <w:lvlJc w:val="left"/>
     </w:lvl>
-    <w:lvl w:ilvl="8" w:tplc="E0F497CE">
+    <w:lvl w:ilvl="8" w:tplc="73FA9E72">
       <w:numFmt w:val="decimal"/>
       <w:lvlText w:val=""/>
       <w:lvlJc w:val="left"/>
     </w:lvl>
   </w:abstractNum>
-  <w:num w:numId="1" w16cid:durableId="1794328114">
+  <w:num w:numId="1" w16cid:durableId="289744329">
     <w:abstractNumId w:val="10"/>
     <w:lvlOverride w:ilvl="0">
       <w:startOverride w:val="1"/>
     </w:lvlOverride>
   </w:num>
-  <w:num w:numId="2" w16cid:durableId="924991542">
+  <w:num w:numId="2" w16cid:durableId="790712943">
+    <w:abstractNumId w:val="3"/>
+    <w:lvlOverride w:ilvl="0">
+      <w:startOverride w:val="1"/>
+    </w:lvlOverride>
+  </w:num>
+  <w:num w:numId="3" w16cid:durableId="195847852">
+    <w:abstractNumId w:val="4"/>
+    <w:lvlOverride w:ilvl="0">
+      <w:startOverride w:val="1"/>
+    </w:lvlOverride>
+  </w:num>
+  <w:num w:numId="4" w16cid:durableId="88159227">
+    <w:abstractNumId w:val="1"/>
+    <w:lvlOverride w:ilvl="0">
+      <w:startOverride w:val="1"/>
+    </w:lvlOverride>
+  </w:num>
+  <w:num w:numId="5" w16cid:durableId="1435899430">
+    <w:abstractNumId w:val="5"/>
+    <w:lvlOverride w:ilvl="0">
+      <w:startOverride w:val="1"/>
+    </w:lvlOverride>
+  </w:num>
+  <w:num w:numId="6" w16cid:durableId="112943837">
+    <w:abstractNumId w:val="8"/>
+    <w:lvlOverride w:ilvl="0">
+      <w:startOverride w:val="1"/>
+    </w:lvlOverride>
+  </w:num>
+  <w:num w:numId="7" w16cid:durableId="1667200864">
+    <w:abstractNumId w:val="0"/>
+    <w:lvlOverride w:ilvl="0">
+      <w:startOverride w:val="1"/>
+    </w:lvlOverride>
+  </w:num>
+  <w:num w:numId="8" w16cid:durableId="127474750">
     <w:abstractNumId w:val="6"/>
     <w:lvlOverride w:ilvl="0">
       <w:startOverride w:val="1"/>
     </w:lvlOverride>
   </w:num>
-  <w:num w:numId="3" w16cid:durableId="313262892">
-    <w:abstractNumId w:val="5"/>
+  <w:num w:numId="9" w16cid:durableId="1550650846">
+    <w:abstractNumId w:val="7"/>
     <w:lvlOverride w:ilvl="0">
       <w:startOverride w:val="1"/>
     </w:lvlOverride>
   </w:num>
-  <w:num w:numId="4" w16cid:durableId="1613975697">
+  <w:num w:numId="10" w16cid:durableId="812060782">
+    <w:abstractNumId w:val="9"/>
+    <w:lvlOverride w:ilvl="0">
+      <w:startOverride w:val="1"/>
+    </w:lvlOverride>
+  </w:num>
+  <w:num w:numId="11" w16cid:durableId="556361752">
     <w:abstractNumId w:val="2"/>
     <w:lvlOverride w:ilvl="0">
       <w:startOverride w:val="1"/>
     </w:lvlOverride>
   </w:num>
-  <w:num w:numId="5" w16cid:durableId="197358772">
-    <w:abstractNumId w:val="9"/>
-    <w:lvlOverride w:ilvl="0">
-      <w:startOverride w:val="1"/>
-    </w:lvlOverride>
-  </w:num>
-  <w:num w:numId="6" w16cid:durableId="1319269448">
+  <w:num w:numId="12" w16cid:durableId="1886287195">
     <w:abstractNumId w:val="11"/>
-    <w:lvlOverride w:ilvl="0">
-      <w:startOverride w:val="1"/>
-    </w:lvlOverride>
-  </w:num>
-  <w:num w:numId="7" w16cid:durableId="739210842">
-    <w:abstractNumId w:val="1"/>
-    <w:lvlOverride w:ilvl="0">
-      <w:startOverride w:val="1"/>
-    </w:lvlOverride>
-  </w:num>
-  <w:num w:numId="8" w16cid:durableId="1767264524">
-    <w:abstractNumId w:val="8"/>
-    <w:lvlOverride w:ilvl="0">
-      <w:startOverride w:val="1"/>
-    </w:lvlOverride>
-  </w:num>
-  <w:num w:numId="9" w16cid:durableId="921716272">
-    <w:abstractNumId w:val="4"/>
-    <w:lvlOverride w:ilvl="0">
-      <w:startOverride w:val="1"/>
-    </w:lvlOverride>
-  </w:num>
-  <w:num w:numId="10" w16cid:durableId="792748603">
-    <w:abstractNumId w:val="7"/>
-    <w:lvlOverride w:ilvl="0">
-      <w:startOverride w:val="1"/>
-    </w:lvlOverride>
-  </w:num>
-  <w:num w:numId="11" w16cid:durableId="759982979">
-    <w:abstractNumId w:val="0"/>
-    <w:lvlOverride w:ilvl="0">
-      <w:startOverride w:val="1"/>
-    </w:lvlOverride>
-  </w:num>
-  <w:num w:numId="12" w16cid:durableId="1406491744">
-    <w:abstractNumId w:val="3"/>
     <w:lvlOverride w:ilvl="0">
       <w:startOverride w:val="1"/>
     </w:lvlOverride>
@@ -12480,7 +20217,7 @@
     <w:autoRedefine/>
     <w:uiPriority w:val="39"/>
     <w:unhideWhenUsed/>
-    <w:rsid w:val="00CA5935"/>
+    <w:rsid w:val="002A4014"/>
     <w:pPr>
       <w:spacing w:after="100"/>
     </w:pPr>
@@ -12492,7 +20229,7 @@
     <w:autoRedefine/>
     <w:uiPriority w:val="39"/>
     <w:unhideWhenUsed/>
-    <w:rsid w:val="00CA5935"/>
+    <w:rsid w:val="002A4014"/>
     <w:pPr>
       <w:spacing w:after="100"/>
       <w:ind w:left="210"/>

--- a/docs/manuals/Role_Guide_6_Documentary_RA.docx
+++ b/docs/manuals/Role_Guide_6_Documentary_RA.docx
@@ -538,7 +538,7 @@
     <w:sdt>
       <w:sdtPr>
         <w:alias w:val="Contents"/>
-        <w:id w:val="787080007"/>
+        <w:id w:val="-1372531846"/>
       </w:sdtPr>
       <w:sdtEndPr/>
       <w:sdtContent>
@@ -567,7 +567,7 @@
           <w:r>
             <w:fldChar w:fldCharType="separate"/>
           </w:r>
-          <w:hyperlink w:anchor="_Toc240889073" w:history="1">
+          <w:hyperlink w:anchor="_Toc240917167" w:history="1">
             <w:r>
               <w:rPr>
                 <w:rStyle w:val="Hyperlink"/>
@@ -591,7 +591,7 @@
               <w:rPr>
                 <w:noProof/>
               </w:rPr>
-              <w:instrText xml:space="preserve"> PAGEREF _Toc240889073 \h </w:instrText>
+              <w:instrText xml:space="preserve"> PAGEREF _Toc240917167 \h </w:instrText>
             </w:r>
             <w:r>
               <w:rPr>
@@ -634,7 +634,7 @@
               <w14:ligatures w14:val="standardContextual"/>
             </w:rPr>
           </w:pPr>
-          <w:hyperlink w:anchor="_Toc240889074" w:history="1">
+          <w:hyperlink w:anchor="_Toc240917168" w:history="1">
             <w:r>
               <w:rPr>
                 <w:rStyle w:val="Hyperlink"/>
@@ -658,7 +658,7 @@
               <w:rPr>
                 <w:noProof/>
               </w:rPr>
-              <w:instrText xml:space="preserve"> PAGEREF _Toc240889074 \h </w:instrText>
+              <w:instrText xml:space="preserve"> PAGEREF _Toc240917168 \h </w:instrText>
             </w:r>
             <w:r>
               <w:rPr>
@@ -701,7 +701,7 @@
               <w14:ligatures w14:val="standardContextual"/>
             </w:rPr>
           </w:pPr>
-          <w:hyperlink w:anchor="_Toc240889075" w:history="1">
+          <w:hyperlink w:anchor="_Toc240917169" w:history="1">
             <w:r>
               <w:rPr>
                 <w:rStyle w:val="Hyperlink"/>
@@ -725,7 +725,7 @@
               <w:rPr>
                 <w:noProof/>
               </w:rPr>
-              <w:instrText xml:space="preserve"> PAGEREF _Toc240889075 \h </w:instrText>
+              <w:instrText xml:space="preserve"> PAGEREF _Toc240917169 \h </w:instrText>
             </w:r>
             <w:r>
               <w:rPr>
@@ -768,7 +768,7 @@
               <w14:ligatures w14:val="standardContextual"/>
             </w:rPr>
           </w:pPr>
-          <w:hyperlink w:anchor="_Toc240889076" w:history="1">
+          <w:hyperlink w:anchor="_Toc240917170" w:history="1">
             <w:r>
               <w:rPr>
                 <w:rStyle w:val="Hyperlink"/>
@@ -792,7 +792,7 @@
               <w:rPr>
                 <w:noProof/>
               </w:rPr>
-              <w:instrText xml:space="preserve"> PAGEREF _Toc240889076 \h </w:instrText>
+              <w:instrText xml:space="preserve"> PAGEREF _Toc240917170 \h </w:instrText>
             </w:r>
             <w:r>
               <w:rPr>
@@ -835,7 +835,7 @@
               <w14:ligatures w14:val="standardContextual"/>
             </w:rPr>
           </w:pPr>
-          <w:hyperlink w:anchor="_Toc240889077" w:history="1">
+          <w:hyperlink w:anchor="_Toc240917171" w:history="1">
             <w:r>
               <w:rPr>
                 <w:rStyle w:val="Hyperlink"/>
@@ -859,7 +859,7 @@
               <w:rPr>
                 <w:noProof/>
               </w:rPr>
-              <w:instrText xml:space="preserve"> PAGEREF _Toc240889077 \h </w:instrText>
+              <w:instrText xml:space="preserve"> PAGEREF _Toc240917171 \h </w:instrText>
             </w:r>
             <w:r>
               <w:rPr>
@@ -902,7 +902,7 @@
               <w14:ligatures w14:val="standardContextual"/>
             </w:rPr>
           </w:pPr>
-          <w:hyperlink w:anchor="_Toc240889078" w:history="1">
+          <w:hyperlink w:anchor="_Toc240917172" w:history="1">
             <w:r>
               <w:rPr>
                 <w:rStyle w:val="Hyperlink"/>
@@ -926,7 +926,7 @@
               <w:rPr>
                 <w:noProof/>
               </w:rPr>
-              <w:instrText xml:space="preserve"> PAGEREF _Toc240889078 \h </w:instrText>
+              <w:instrText xml:space="preserve"> PAGEREF _Toc240917172 \h </w:instrText>
             </w:r>
             <w:r>
               <w:rPr>
@@ -969,7 +969,7 @@
               <w14:ligatures w14:val="standardContextual"/>
             </w:rPr>
           </w:pPr>
-          <w:hyperlink w:anchor="_Toc240889079" w:history="1">
+          <w:hyperlink w:anchor="_Toc240917173" w:history="1">
             <w:r>
               <w:rPr>
                 <w:rStyle w:val="Hyperlink"/>
@@ -993,7 +993,7 @@
               <w:rPr>
                 <w:noProof/>
               </w:rPr>
-              <w:instrText xml:space="preserve"> PAGEREF _Toc240889079 \h </w:instrText>
+              <w:instrText xml:space="preserve"> PAGEREF _Toc240917173 \h </w:instrText>
             </w:r>
             <w:r>
               <w:rPr>
@@ -1036,7 +1036,7 @@
               <w14:ligatures w14:val="standardContextual"/>
             </w:rPr>
           </w:pPr>
-          <w:hyperlink w:anchor="_Toc240889080" w:history="1">
+          <w:hyperlink w:anchor="_Toc240917174" w:history="1">
             <w:r>
               <w:rPr>
                 <w:rStyle w:val="Hyperlink"/>
@@ -1060,7 +1060,7 @@
               <w:rPr>
                 <w:noProof/>
               </w:rPr>
-              <w:instrText xml:space="preserve"> PAGEREF _Toc240889080 \h </w:instrText>
+              <w:instrText xml:space="preserve"> PAGEREF _Toc240917174 \h </w:instrText>
             </w:r>
             <w:r>
               <w:rPr>
@@ -1103,7 +1103,7 @@
               <w14:ligatures w14:val="standardContextual"/>
             </w:rPr>
           </w:pPr>
-          <w:hyperlink w:anchor="_Toc240889081" w:history="1">
+          <w:hyperlink w:anchor="_Toc240917175" w:history="1">
             <w:r>
               <w:rPr>
                 <w:rStyle w:val="Hyperlink"/>
@@ -1127,7 +1127,7 @@
               <w:rPr>
                 <w:noProof/>
               </w:rPr>
-              <w:instrText xml:space="preserve"> PAGEREF _Toc240889081 \h </w:instrText>
+              <w:instrText xml:space="preserve"> PAGEREF _Toc240917175 \h </w:instrText>
             </w:r>
             <w:r>
               <w:rPr>
@@ -1170,7 +1170,7 @@
               <w14:ligatures w14:val="standardContextual"/>
             </w:rPr>
           </w:pPr>
-          <w:hyperlink w:anchor="_Toc240889082" w:history="1">
+          <w:hyperlink w:anchor="_Toc240917176" w:history="1">
             <w:r>
               <w:rPr>
                 <w:rStyle w:val="Hyperlink"/>
@@ -1194,7 +1194,7 @@
               <w:rPr>
                 <w:noProof/>
               </w:rPr>
-              <w:instrText xml:space="preserve"> PAGEREF _Toc240889082 \h </w:instrText>
+              <w:instrText xml:space="preserve"> PAGEREF _Toc240917176 \h </w:instrText>
             </w:r>
             <w:r>
               <w:rPr>
@@ -1237,7 +1237,7 @@
               <w14:ligatures w14:val="standardContextual"/>
             </w:rPr>
           </w:pPr>
-          <w:hyperlink w:anchor="_Toc240889083" w:history="1">
+          <w:hyperlink w:anchor="_Toc240917177" w:history="1">
             <w:r>
               <w:rPr>
                 <w:rStyle w:val="Hyperlink"/>
@@ -1261,7 +1261,7 @@
               <w:rPr>
                 <w:noProof/>
               </w:rPr>
-              <w:instrText xml:space="preserve"> PAGEREF _Toc240889083 \h </w:instrText>
+              <w:instrText xml:space="preserve"> PAGEREF _Toc240917177 \h </w:instrText>
             </w:r>
             <w:r>
               <w:rPr>
@@ -1304,7 +1304,7 @@
               <w14:ligatures w14:val="standardContextual"/>
             </w:rPr>
           </w:pPr>
-          <w:hyperlink w:anchor="_Toc240889084" w:history="1">
+          <w:hyperlink w:anchor="_Toc240917178" w:history="1">
             <w:r>
               <w:rPr>
                 <w:rStyle w:val="Hyperlink"/>
@@ -1328,7 +1328,7 @@
               <w:rPr>
                 <w:noProof/>
               </w:rPr>
-              <w:instrText xml:space="preserve"> PAGEREF _Toc240889084 \h </w:instrText>
+              <w:instrText xml:space="preserve"> PAGEREF _Toc240917178 \h </w:instrText>
             </w:r>
             <w:r>
               <w:rPr>
@@ -1371,7 +1371,7 @@
               <w14:ligatures w14:val="standardContextual"/>
             </w:rPr>
           </w:pPr>
-          <w:hyperlink w:anchor="_Toc240889085" w:history="1">
+          <w:hyperlink w:anchor="_Toc240917179" w:history="1">
             <w:r>
               <w:rPr>
                 <w:rStyle w:val="Hyperlink"/>
@@ -1395,7 +1395,7 @@
               <w:rPr>
                 <w:noProof/>
               </w:rPr>
-              <w:instrText xml:space="preserve"> PAGEREF _Toc240889085 \h </w:instrText>
+              <w:instrText xml:space="preserve"> PAGEREF _Toc240917179 \h </w:instrText>
             </w:r>
             <w:r>
               <w:rPr>
@@ -1438,7 +1438,7 @@
               <w14:ligatures w14:val="standardContextual"/>
             </w:rPr>
           </w:pPr>
-          <w:hyperlink w:anchor="_Toc240889086" w:history="1">
+          <w:hyperlink w:anchor="_Toc240917180" w:history="1">
             <w:r>
               <w:rPr>
                 <w:rStyle w:val="Hyperlink"/>
@@ -1462,7 +1462,7 @@
               <w:rPr>
                 <w:noProof/>
               </w:rPr>
-              <w:instrText xml:space="preserve"> PAGEREF _Toc240889086 \h </w:instrText>
+              <w:instrText xml:space="preserve"> PAGEREF _Toc240917180 \h </w:instrText>
             </w:r>
             <w:r>
               <w:rPr>
@@ -1505,7 +1505,7 @@
               <w14:ligatures w14:val="standardContextual"/>
             </w:rPr>
           </w:pPr>
-          <w:hyperlink w:anchor="_Toc240889087" w:history="1">
+          <w:hyperlink w:anchor="_Toc240917181" w:history="1">
             <w:r>
               <w:rPr>
                 <w:rStyle w:val="Hyperlink"/>
@@ -1529,7 +1529,7 @@
               <w:rPr>
                 <w:noProof/>
               </w:rPr>
-              <w:instrText xml:space="preserve"> PAGEREF _Toc240889087 \h </w:instrText>
+              <w:instrText xml:space="preserve"> PAGEREF _Toc240917181 \h </w:instrText>
             </w:r>
             <w:r>
               <w:rPr>
@@ -1572,7 +1572,7 @@
               <w14:ligatures w14:val="standardContextual"/>
             </w:rPr>
           </w:pPr>
-          <w:hyperlink w:anchor="_Toc240889088" w:history="1">
+          <w:hyperlink w:anchor="_Toc240917182" w:history="1">
             <w:r>
               <w:rPr>
                 <w:rStyle w:val="Hyperlink"/>
@@ -1596,7 +1596,7 @@
               <w:rPr>
                 <w:noProof/>
               </w:rPr>
-              <w:instrText xml:space="preserve"> PAGEREF _Toc240889088 \h </w:instrText>
+              <w:instrText xml:space="preserve"> PAGEREF _Toc240917182 \h </w:instrText>
             </w:r>
             <w:r>
               <w:rPr>
@@ -1639,7 +1639,7 @@
               <w14:ligatures w14:val="standardContextual"/>
             </w:rPr>
           </w:pPr>
-          <w:hyperlink w:anchor="_Toc240889089" w:history="1">
+          <w:hyperlink w:anchor="_Toc240917183" w:history="1">
             <w:r>
               <w:rPr>
                 <w:rStyle w:val="Hyperlink"/>
@@ -1663,7 +1663,7 @@
               <w:rPr>
                 <w:noProof/>
               </w:rPr>
-              <w:instrText xml:space="preserve"> PAGEREF _Toc240889089 \h </w:instrText>
+              <w:instrText xml:space="preserve"> PAGEREF _Toc240917183 \h </w:instrText>
             </w:r>
             <w:r>
               <w:rPr>
@@ -1706,7 +1706,7 @@
               <w14:ligatures w14:val="standardContextual"/>
             </w:rPr>
           </w:pPr>
-          <w:hyperlink w:anchor="_Toc240889090" w:history="1">
+          <w:hyperlink w:anchor="_Toc240917184" w:history="1">
             <w:r>
               <w:rPr>
                 <w:rStyle w:val="Hyperlink"/>
@@ -1730,7 +1730,7 @@
               <w:rPr>
                 <w:noProof/>
               </w:rPr>
-              <w:instrText xml:space="preserve"> PAGEREF _Toc240889090 \h </w:instrText>
+              <w:instrText xml:space="preserve"> PAGEREF _Toc240917184 \h </w:instrText>
             </w:r>
             <w:r>
               <w:rPr>
@@ -1773,7 +1773,7 @@
               <w14:ligatures w14:val="standardContextual"/>
             </w:rPr>
           </w:pPr>
-          <w:hyperlink w:anchor="_Toc240889091" w:history="1">
+          <w:hyperlink w:anchor="_Toc240917185" w:history="1">
             <w:r>
               <w:rPr>
                 <w:rStyle w:val="Hyperlink"/>
@@ -1797,7 +1797,7 @@
               <w:rPr>
                 <w:noProof/>
               </w:rPr>
-              <w:instrText xml:space="preserve"> PAGEREF _Toc240889091 \h </w:instrText>
+              <w:instrText xml:space="preserve"> PAGEREF _Toc240917185 \h </w:instrText>
             </w:r>
             <w:r>
               <w:rPr>
@@ -1840,7 +1840,7 @@
               <w14:ligatures w14:val="standardContextual"/>
             </w:rPr>
           </w:pPr>
-          <w:hyperlink w:anchor="_Toc240889092" w:history="1">
+          <w:hyperlink w:anchor="_Toc240917186" w:history="1">
             <w:r>
               <w:rPr>
                 <w:rStyle w:val="Hyperlink"/>
@@ -1864,7 +1864,7 @@
               <w:rPr>
                 <w:noProof/>
               </w:rPr>
-              <w:instrText xml:space="preserve"> PAGEREF _Toc240889092 \h </w:instrText>
+              <w:instrText xml:space="preserve"> PAGEREF _Toc240917186 \h </w:instrText>
             </w:r>
             <w:r>
               <w:rPr>
@@ -1907,7 +1907,7 @@
               <w14:ligatures w14:val="standardContextual"/>
             </w:rPr>
           </w:pPr>
-          <w:hyperlink w:anchor="_Toc240889093" w:history="1">
+          <w:hyperlink w:anchor="_Toc240917187" w:history="1">
             <w:r>
               <w:rPr>
                 <w:rStyle w:val="Hyperlink"/>
@@ -1931,7 +1931,7 @@
               <w:rPr>
                 <w:noProof/>
               </w:rPr>
-              <w:instrText xml:space="preserve"> PAGEREF _Toc240889093 \h </w:instrText>
+              <w:instrText xml:space="preserve"> PAGEREF _Toc240917187 \h </w:instrText>
             </w:r>
             <w:r>
               <w:rPr>
@@ -1974,7 +1974,7 @@
               <w14:ligatures w14:val="standardContextual"/>
             </w:rPr>
           </w:pPr>
-          <w:hyperlink w:anchor="_Toc240889094" w:history="1">
+          <w:hyperlink w:anchor="_Toc240917188" w:history="1">
             <w:r>
               <w:rPr>
                 <w:rStyle w:val="Hyperlink"/>
@@ -1998,7 +1998,7 @@
               <w:rPr>
                 <w:noProof/>
               </w:rPr>
-              <w:instrText xml:space="preserve"> PAGEREF _Toc240889094 \h </w:instrText>
+              <w:instrText xml:space="preserve"> PAGEREF _Toc240917188 \h </w:instrText>
             </w:r>
             <w:r>
               <w:rPr>
@@ -2041,7 +2041,7 @@
               <w14:ligatures w14:val="standardContextual"/>
             </w:rPr>
           </w:pPr>
-          <w:hyperlink w:anchor="_Toc240889095" w:history="1">
+          <w:hyperlink w:anchor="_Toc240917189" w:history="1">
             <w:r>
               <w:rPr>
                 <w:rStyle w:val="Hyperlink"/>
@@ -2065,7 +2065,7 @@
               <w:rPr>
                 <w:noProof/>
               </w:rPr>
-              <w:instrText xml:space="preserve"> PAGEREF _Toc240889095 \h </w:instrText>
+              <w:instrText xml:space="preserve"> PAGEREF _Toc240917189 \h </w:instrText>
             </w:r>
             <w:r>
               <w:rPr>
@@ -2108,7 +2108,7 @@
               <w14:ligatures w14:val="standardContextual"/>
             </w:rPr>
           </w:pPr>
-          <w:hyperlink w:anchor="_Toc240889096" w:history="1">
+          <w:hyperlink w:anchor="_Toc240917190" w:history="1">
             <w:r>
               <w:rPr>
                 <w:rStyle w:val="Hyperlink"/>
@@ -2132,7 +2132,7 @@
               <w:rPr>
                 <w:noProof/>
               </w:rPr>
-              <w:instrText xml:space="preserve"> PAGEREF _Toc240889096 \h </w:instrText>
+              <w:instrText xml:space="preserve"> PAGEREF _Toc240917190 \h </w:instrText>
             </w:r>
             <w:r>
               <w:rPr>
@@ -2175,7 +2175,7 @@
               <w14:ligatures w14:val="standardContextual"/>
             </w:rPr>
           </w:pPr>
-          <w:hyperlink w:anchor="_Toc240889097" w:history="1">
+          <w:hyperlink w:anchor="_Toc240917191" w:history="1">
             <w:r>
               <w:rPr>
                 <w:rStyle w:val="Hyperlink"/>
@@ -2199,7 +2199,7 @@
               <w:rPr>
                 <w:noProof/>
               </w:rPr>
-              <w:instrText xml:space="preserve"> PAGEREF _Toc240889097 \h </w:instrText>
+              <w:instrText xml:space="preserve"> PAGEREF _Toc240917191 \h </w:instrText>
             </w:r>
             <w:r>
               <w:rPr>
@@ -2242,7 +2242,7 @@
               <w14:ligatures w14:val="standardContextual"/>
             </w:rPr>
           </w:pPr>
-          <w:hyperlink w:anchor="_Toc240889098" w:history="1">
+          <w:hyperlink w:anchor="_Toc240917192" w:history="1">
             <w:r>
               <w:rPr>
                 <w:rStyle w:val="Hyperlink"/>
@@ -2266,7 +2266,7 @@
               <w:rPr>
                 <w:noProof/>
               </w:rPr>
-              <w:instrText xml:space="preserve"> PAGEREF _Toc240889098 \h </w:instrText>
+              <w:instrText xml:space="preserve"> PAGEREF _Toc240917192 \h </w:instrText>
             </w:r>
             <w:r>
               <w:rPr>
@@ -2309,7 +2309,7 @@
               <w14:ligatures w14:val="standardContextual"/>
             </w:rPr>
           </w:pPr>
-          <w:hyperlink w:anchor="_Toc240889099" w:history="1">
+          <w:hyperlink w:anchor="_Toc240917193" w:history="1">
             <w:r>
               <w:rPr>
                 <w:rStyle w:val="Hyperlink"/>
@@ -2333,7 +2333,7 @@
               <w:rPr>
                 <w:noProof/>
               </w:rPr>
-              <w:instrText xml:space="preserve"> PAGEREF _Toc240889099 \h </w:instrText>
+              <w:instrText xml:space="preserve"> PAGEREF _Toc240917193 \h </w:instrText>
             </w:r>
             <w:r>
               <w:rPr>
@@ -2376,7 +2376,7 @@
               <w14:ligatures w14:val="standardContextual"/>
             </w:rPr>
           </w:pPr>
-          <w:hyperlink w:anchor="_Toc240889100" w:history="1">
+          <w:hyperlink w:anchor="_Toc240917194" w:history="1">
             <w:r>
               <w:rPr>
                 <w:rStyle w:val="Hyperlink"/>
@@ -2400,7 +2400,7 @@
               <w:rPr>
                 <w:noProof/>
               </w:rPr>
-              <w:instrText xml:space="preserve"> PAGEREF _Toc240889100 \h </w:instrText>
+              <w:instrText xml:space="preserve"> PAGEREF _Toc240917194 \h </w:instrText>
             </w:r>
             <w:r>
               <w:rPr>
@@ -2443,7 +2443,7 @@
               <w14:ligatures w14:val="standardContextual"/>
             </w:rPr>
           </w:pPr>
-          <w:hyperlink w:anchor="_Toc240889101" w:history="1">
+          <w:hyperlink w:anchor="_Toc240917195" w:history="1">
             <w:r>
               <w:rPr>
                 <w:rStyle w:val="Hyperlink"/>
@@ -2467,7 +2467,7 @@
               <w:rPr>
                 <w:noProof/>
               </w:rPr>
-              <w:instrText xml:space="preserve"> PAGEREF _Toc240889101 \h </w:instrText>
+              <w:instrText xml:space="preserve"> PAGEREF _Toc240917195 \h </w:instrText>
             </w:r>
             <w:r>
               <w:rPr>
@@ -2510,7 +2510,7 @@
               <w14:ligatures w14:val="standardContextual"/>
             </w:rPr>
           </w:pPr>
-          <w:hyperlink w:anchor="_Toc240889102" w:history="1">
+          <w:hyperlink w:anchor="_Toc240917196" w:history="1">
             <w:r>
               <w:rPr>
                 <w:rStyle w:val="Hyperlink"/>
@@ -2534,7 +2534,7 @@
               <w:rPr>
                 <w:noProof/>
               </w:rPr>
-              <w:instrText xml:space="preserve"> PAGEREF _Toc240889102 \h </w:instrText>
+              <w:instrText xml:space="preserve"> PAGEREF _Toc240917196 \h </w:instrText>
             </w:r>
             <w:r>
               <w:rPr>
@@ -2577,7 +2577,7 @@
               <w14:ligatures w14:val="standardContextual"/>
             </w:rPr>
           </w:pPr>
-          <w:hyperlink w:anchor="_Toc240889103" w:history="1">
+          <w:hyperlink w:anchor="_Toc240917197" w:history="1">
             <w:r>
               <w:rPr>
                 <w:rStyle w:val="Hyperlink"/>
@@ -2601,7 +2601,7 @@
               <w:rPr>
                 <w:noProof/>
               </w:rPr>
-              <w:instrText xml:space="preserve"> PAGEREF _Toc240889103 \h </w:instrText>
+              <w:instrText xml:space="preserve"> PAGEREF _Toc240917197 \h </w:instrText>
             </w:r>
             <w:r>
               <w:rPr>
@@ -2644,7 +2644,7 @@
               <w14:ligatures w14:val="standardContextual"/>
             </w:rPr>
           </w:pPr>
-          <w:hyperlink w:anchor="_Toc240889104" w:history="1">
+          <w:hyperlink w:anchor="_Toc240917198" w:history="1">
             <w:r>
               <w:rPr>
                 <w:rStyle w:val="Hyperlink"/>
@@ -2668,7 +2668,7 @@
               <w:rPr>
                 <w:noProof/>
               </w:rPr>
-              <w:instrText xml:space="preserve"> PAGEREF _Toc240889104 \h </w:instrText>
+              <w:instrText xml:space="preserve"> PAGEREF _Toc240917198 \h </w:instrText>
             </w:r>
             <w:r>
               <w:rPr>
@@ -2707,7 +2707,7 @@
         <w:pStyle w:val="Heading1"/>
         <w:pageBreakBefore/>
       </w:pPr>
-      <w:bookmarkStart w:id="0" w:name="_Toc240889073"/>
+      <w:bookmarkStart w:id="0" w:name="_Toc240917167"/>
       <w:r>
         <w:lastRenderedPageBreak/>
         <w:t>1. Your role at a glance</w:t>
@@ -2953,7 +2953,7 @@
         <w:pStyle w:val="Heading1"/>
         <w:pageBreakBefore/>
       </w:pPr>
-      <w:bookmarkStart w:id="1" w:name="_Toc240889074"/>
+      <w:bookmarkStart w:id="1" w:name="_Toc240917168"/>
       <w:r>
         <w:lastRenderedPageBreak/>
         <w:t>2. Signing in and your screens</w:t>
@@ -2964,7 +2964,7 @@
       <w:pPr>
         <w:pStyle w:val="Heading2"/>
       </w:pPr>
-      <w:bookmarkStart w:id="2" w:name="_Toc240889075"/>
+      <w:bookmarkStart w:id="2" w:name="_Toc240917169"/>
       <w:r>
         <w:t>Signing in</w:t>
       </w:r>
@@ -3047,7 +3047,7 @@
           <w:noProof/>
         </w:rPr>
         <w:drawing>
-          <wp:inline distT="0" distB="0" distL="0" distR="0">
+          <wp:inline distT="0" distB="0" distL="0" distR="0" wp14:anchorId="5D0F4A13" wp14:editId="2E99A9A6">
             <wp:extent cx="5334000" cy="2333625"/>
             <wp:effectExtent l="0" t="0" r="0" b="0"/>
             <wp:docPr id="1" name="adm_login.jpg" descr="The sign-in screen for all internal staff." title="The sign-in screen for all internal staff."/>
@@ -3214,7 +3214,7 @@
       <w:pPr>
         <w:pStyle w:val="Heading2"/>
       </w:pPr>
-      <w:bookmarkStart w:id="3" w:name="_Toc240889076"/>
+      <w:bookmarkStart w:id="3" w:name="_Toc240917170"/>
       <w:r>
         <w:t>Finding your way around</w:t>
       </w:r>
@@ -3399,7 +3399,7 @@
         </w:rPr>
         <w:lastRenderedPageBreak/>
         <w:drawing>
-          <wp:inline distT="0" distB="0" distL="0" distR="0">
+          <wp:inline distT="0" distB="0" distL="0" distR="0" wp14:anchorId="580E0A9D" wp14:editId="2DBA038D">
             <wp:extent cx="5715000" cy="1876425"/>
             <wp:effectExtent l="0" t="0" r="0" b="0"/>
             <wp:docPr id="2" name="adm_not_your_role.jpg" descr="Opening a screen outside your role (for example from an old bookmark) shows this card instead of the screen." title="Opening a screen outside your role (for example from an old bookmark) shows this card instead of the screen."/>
@@ -3468,7 +3468,7 @@
       <w:pPr>
         <w:pStyle w:val="Heading2"/>
       </w:pPr>
-      <w:bookmarkStart w:id="4" w:name="_Toc240889077"/>
+      <w:bookmarkStart w:id="4" w:name="_Toc240917171"/>
       <w:r>
         <w:t>Your screens</w:t>
       </w:r>
@@ -3743,7 +3743,7 @@
       <w:pPr>
         <w:pStyle w:val="Heading2"/>
       </w:pPr>
-      <w:bookmarkStart w:id="5" w:name="_Toc240889078"/>
+      <w:bookmarkStart w:id="5" w:name="_Toc240917172"/>
       <w:r>
         <w:t>Changing your password</w:t>
       </w:r>
@@ -3826,7 +3826,7 @@
           <w:noProof/>
         </w:rPr>
         <w:drawing>
-          <wp:inline distT="0" distB="0" distL="0" distR="0">
+          <wp:inline distT="0" distB="0" distL="0" distR="0" wp14:anchorId="5426FBE2" wp14:editId="7699E7C3">
             <wp:extent cx="5334000" cy="2171700"/>
             <wp:effectExtent l="0" t="0" r="0" b="0"/>
             <wp:docPr id="3" name="adm_account.jpg" descr="Change Password screen." title="Change Password screen."/>
@@ -3914,7 +3914,7 @@
         <w:pStyle w:val="Heading1"/>
         <w:pageBreakBefore/>
       </w:pPr>
-      <w:bookmarkStart w:id="6" w:name="_Toc240889079"/>
+      <w:bookmarkStart w:id="6" w:name="_Toc240917173"/>
       <w:r>
         <w:lastRenderedPageBreak/>
         <w:t>3. Your routine</w:t>
@@ -4490,7 +4490,7 @@
         <w:pStyle w:val="Heading1"/>
         <w:pageBreakBefore/>
       </w:pPr>
-      <w:bookmarkStart w:id="7" w:name="_Toc240889080"/>
+      <w:bookmarkStart w:id="7" w:name="_Toc240917174"/>
       <w:r>
         <w:lastRenderedPageBreak/>
         <w:t>4. Step-by-step tasks</w:t>
@@ -4501,7 +4501,7 @@
       <w:pPr>
         <w:pStyle w:val="Heading2"/>
       </w:pPr>
-      <w:bookmarkStart w:id="8" w:name="_Toc240889081"/>
+      <w:bookmarkStart w:id="8" w:name="_Toc240917175"/>
       <w:r>
         <w:t>4.1 Reading the dashboard</w:t>
       </w:r>
@@ -4518,7 +4518,7 @@
           <w:noProof/>
         </w:rPr>
         <w:drawing>
-          <wp:inline distT="0" distB="0" distL="0" distR="0">
+          <wp:inline distT="0" distB="0" distL="0" distR="0" wp14:anchorId="095D1BCE" wp14:editId="540059F8">
             <wp:extent cx="5715000" cy="3571875"/>
             <wp:effectExtent l="0" t="0" r="0" b="0"/>
             <wp:docPr id="4" name="kii_dashboard.jpg" descr="Documents by type and by QA status." title="Documents by type and by QA status."/>
@@ -4587,7 +4587,7 @@
       <w:pPr>
         <w:pStyle w:val="Heading2"/>
       </w:pPr>
-      <w:bookmarkStart w:id="9" w:name="_Toc240889082"/>
+      <w:bookmarkStart w:id="9" w:name="_Toc240917176"/>
       <w:r>
         <w:t>4.2 The fastest way: upload the document (Quick add)</w:t>
       </w:r>
@@ -4646,7 +4646,7 @@
         </w:rPr>
         <w:lastRenderedPageBreak/>
         <w:drawing>
-          <wp:inline distT="0" distB="0" distL="0" distR="0">
+          <wp:inline distT="0" distB="0" distL="0" distR="0" wp14:anchorId="2C885869" wp14:editId="05B47B68">
             <wp:extent cx="5334000" cy="4248150"/>
             <wp:effectExtent l="0" t="0" r="0" b="0"/>
             <wp:docPr id="5" name="doc_new.jpg" descr="New document: upload the file and let the AI do the rest." title="New document: upload the file and let the AI do the rest."/>
@@ -4940,7 +4940,7 @@
       <w:pPr>
         <w:pStyle w:val="Heading2"/>
       </w:pPr>
-      <w:bookmarkStart w:id="10" w:name="_Toc240889083"/>
+      <w:bookmarkStart w:id="10" w:name="_Toc240917177"/>
       <w:r>
         <w:lastRenderedPageBreak/>
         <w:t>4.3 Coding another chapter of the same document (Copy for another chapter)</w:t>
@@ -5021,7 +5021,7 @@
           <w:noProof/>
         </w:rPr>
         <w:drawing>
-          <wp:inline distT="0" distB="0" distL="0" distR="0">
+          <wp:inline distT="0" distB="0" distL="0" distR="0" wp14:anchorId="77EEEE4A" wp14:editId="24387EDA">
             <wp:extent cx="5334000" cy="1019175"/>
             <wp:effectExtent l="0" t="0" r="0" b="0"/>
             <wp:docPr id="6" name="doc_copy_chapter.jpg" descr="Copy for another chapter: pages, and an optional title." title="Copy for another chapter: pages, and an optional title."/>
@@ -5260,7 +5260,7 @@
       <w:pPr>
         <w:pStyle w:val="Heading2"/>
       </w:pPr>
-      <w:bookmarkStart w:id="11" w:name="_Toc240889084"/>
+      <w:bookmarkStart w:id="11" w:name="_Toc240917178"/>
       <w:r>
         <w:t>4.4 Adding a document by hand</w:t>
       </w:r>
@@ -5401,7 +5401,7 @@
       <w:pPr>
         <w:pStyle w:val="Heading2"/>
       </w:pPr>
-      <w:bookmarkStart w:id="12" w:name="_Toc240889085"/>
+      <w:bookmarkStart w:id="12" w:name="_Toc240917179"/>
       <w:r>
         <w:t>4.5 Correcting a record's details</w:t>
       </w:r>
@@ -5442,7 +5442,7 @@
         </w:rPr>
         <w:lastRenderedPageBreak/>
         <w:drawing>
-          <wp:inline distT="0" distB="0" distL="0" distR="0">
+          <wp:inline distT="0" distB="0" distL="0" distR="0" wp14:anchorId="26672F50" wp14:editId="5F8ED9CA">
             <wp:extent cx="5334000" cy="2038350"/>
             <wp:effectExtent l="0" t="0" r="0" b="0"/>
             <wp:docPr id="7" name="doc_record_details.jpg" descr="Record details: the details the AI filled in, ready to check." title="Record details: the details the AI filled in, ready to check."/>
@@ -5539,7 +5539,7 @@
       <w:pPr>
         <w:pStyle w:val="Heading2"/>
       </w:pPr>
-      <w:bookmarkStart w:id="13" w:name="_Toc240889086"/>
+      <w:bookmarkStart w:id="13" w:name="_Toc240917180"/>
       <w:r>
         <w:t>4.6 Attaching the source file, and removing a wrong one</w:t>
       </w:r>
@@ -5589,7 +5589,7 @@
           <w:noProof/>
         </w:rPr>
         <w:drawing>
-          <wp:inline distT="0" distB="0" distL="0" distR="0">
+          <wp:inline distT="0" distB="0" distL="0" distR="0" wp14:anchorId="06461066" wp14:editId="48EFCFC1">
             <wp:extent cx="5334000" cy="952500"/>
             <wp:effectExtent l="0" t="0" r="0" b="0"/>
             <wp:docPr id="8" name="doc_source_file.jpg" descr="Source file: the file name, size and date, with Remove file beside it." title="Source file: the file name, size and date, with Remove file beside it."/>
@@ -5802,7 +5802,7 @@
       <w:pPr>
         <w:pStyle w:val="Heading2"/>
       </w:pPr>
-      <w:bookmarkStart w:id="14" w:name="_Toc240889087"/>
+      <w:bookmarkStart w:id="14" w:name="_Toc240917181"/>
       <w:r>
         <w:t>4.7 Assessing and including a document</w:t>
       </w:r>
@@ -5853,7 +5853,7 @@
         </w:rPr>
         <w:lastRenderedPageBreak/>
         <w:drawing>
-          <wp:inline distT="0" distB="0" distL="0" distR="0">
+          <wp:inline distT="0" distB="0" distL="0" distR="0" wp14:anchorId="3301E985" wp14:editId="6B6854F4">
             <wp:extent cx="5334000" cy="3333750"/>
             <wp:effectExtent l="0" t="0" r="0" b="0"/>
             <wp:docPr id="9" name="doc_register.jpg" descr="Documentary Evidence Corpus." title="Documentary Evidence Corpus."/>
@@ -5962,7 +5962,7 @@
           <w:noProof/>
         </w:rPr>
         <w:drawing>
-          <wp:inline distT="0" distB="0" distL="0" distR="0">
+          <wp:inline distT="0" distB="0" distL="0" distR="0" wp14:anchorId="1C8FF2FA" wp14:editId="59692EAB">
             <wp:extent cx="5334000" cy="3419475"/>
             <wp:effectExtent l="0" t="0" r="0" b="0"/>
             <wp:docPr id="10" name="doc_detail.jpg" descr="Document record: authenticity, QA status, memo and coding form." title="Document record: authenticity, QA status, memo and coding form."/>
@@ -6125,7 +6125,7 @@
       <w:pPr>
         <w:pStyle w:val="Heading2"/>
       </w:pPr>
-      <w:bookmarkStart w:id="15" w:name="_Toc240889088"/>
+      <w:bookmarkStart w:id="15" w:name="_Toc240917182"/>
       <w:r>
         <w:lastRenderedPageBreak/>
         <w:t>4.8 Coding a document: two ways</w:t>
@@ -6444,7 +6444,7 @@
           <w:noProof/>
         </w:rPr>
         <w:drawing>
-          <wp:inline distT="0" distB="0" distL="0" distR="0">
+          <wp:inline distT="0" distB="0" distL="0" distR="0" wp14:anchorId="33304BC2" wp14:editId="5ED7320F">
             <wp:extent cx="5715000" cy="904875"/>
             <wp:effectExtent l="0" t="0" r="0" b="0"/>
             <wp:docPr id="11" name="doc_coding_buttons.jpg" descr="The Coding panel: Code this document, and Auto-fill." title="The Coding panel: Code this document, and Auto-fill."/>
@@ -6513,7 +6513,7 @@
       <w:pPr>
         <w:pStyle w:val="Heading2"/>
       </w:pPr>
-      <w:bookmarkStart w:id="16" w:name="_Toc240889089"/>
+      <w:bookmarkStart w:id="16" w:name="_Toc240917183"/>
       <w:r>
         <w:t>4.9 Auto-fill: the AI drafts, you review</w:t>
       </w:r>
@@ -6608,7 +6608,7 @@
           <w:noProof/>
         </w:rPr>
         <w:drawing>
-          <wp:inline distT="0" distB="0" distL="0" distR="0">
+          <wp:inline distT="0" distB="0" distL="0" distR="0" wp14:anchorId="00A84876" wp14:editId="52F096A1">
             <wp:extent cx="5334000" cy="2667000"/>
             <wp:effectExtent l="0" t="0" r="0" b="0"/>
             <wp:docPr id="12" name="doc_autofill_pages.jpg" descr="A 240-page PDF: enter a page range, or read the whole document in parts." title="A 240-page PDF: enter a page range, or read the whole document in parts."/>
@@ -6708,7 +6708,7 @@
         </w:rPr>
         <w:lastRenderedPageBreak/>
         <w:drawing>
-          <wp:inline distT="0" distB="0" distL="0" distR="0">
+          <wp:inline distT="0" distB="0" distL="0" distR="0" wp14:anchorId="72CF8E6E" wp14:editId="1F980581">
             <wp:extent cx="5334000" cy="1752600"/>
             <wp:effectExtent l="0" t="0" r="0" b="0"/>
             <wp:docPr id="13" name="doc_autofill_running.jpg" descr="The AI is reading the document." title="The AI is reading the document."/>
@@ -6797,7 +6797,7 @@
           <w:noProof/>
         </w:rPr>
         <w:drawing>
-          <wp:inline distT="0" distB="0" distL="0" distR="0">
+          <wp:inline distT="0" distB="0" distL="0" distR="0" wp14:anchorId="2617DCF0" wp14:editId="7C83AA11">
             <wp:extent cx="5334000" cy="4581525"/>
             <wp:effectExtent l="0" t="0" r="0" b="0"/>
             <wp:docPr id="14" name="doc_autofill_review.jpg" descr="The review screen: the draft, ready to check and edit." title="The review screen: the draft, ready to check and edit."/>
@@ -6887,7 +6887,7 @@
         </w:rPr>
         <w:lastRenderedPageBreak/>
         <w:drawing>
-          <wp:inline distT="0" distB="0" distL="0" distR="0">
+          <wp:inline distT="0" distB="0" distL="0" distR="0" wp14:anchorId="622047EF" wp14:editId="0B747C1C">
             <wp:extent cx="5334000" cy="3838575"/>
             <wp:effectExtent l="0" t="0" r="0" b="0"/>
             <wp:docPr id="15" name="doc_autofill_section_d.jpg" descr="Section D: ratings and locators, all editable." title="Section D: ratings and locators, all editable."/>
@@ -6976,7 +6976,7 @@
           <w:noProof/>
         </w:rPr>
         <w:drawing>
-          <wp:inline distT="0" distB="0" distL="0" distR="0">
+          <wp:inline distT="0" distB="0" distL="0" distR="0" wp14:anchorId="0ECA0150" wp14:editId="76A103F2">
             <wp:extent cx="5334000" cy="3838575"/>
             <wp:effectExtent l="0" t="0" r="0" b="0"/>
             <wp:docPr id="16" name="doc_autofill_section_j.jpg" descr="Section J: quantitative metrics." title="Section J: quantitative metrics."/>
@@ -9129,7 +9129,7 @@
       <w:pPr>
         <w:pStyle w:val="Heading2"/>
       </w:pPr>
-      <w:bookmarkStart w:id="17" w:name="_Toc240889090"/>
+      <w:bookmarkStart w:id="17" w:name="_Toc240917184"/>
       <w:r>
         <w:lastRenderedPageBreak/>
         <w:t>4.10 Downloading or emailing completed forms (Form PDFs)</w:t>
@@ -9170,7 +9170,7 @@
           <w:noProof/>
         </w:rPr>
         <w:drawing>
-          <wp:inline distT="0" distB="0" distL="0" distR="0">
+          <wp:inline distT="0" distB="0" distL="0" distR="0" wp14:anchorId="1A21495C" wp14:editId="0A081E60">
             <wp:extent cx="5334000" cy="3333750"/>
             <wp:effectExtent l="0" t="0" r="0" b="0"/>
             <wp:docPr id="17" name="doc_form_pdfs.jpg" descr="Completed document coding forms, with the sync status." title="Completed document coding forms, with the sync status."/>
@@ -9386,7 +9386,7 @@
       <w:pPr>
         <w:pStyle w:val="Heading2"/>
       </w:pPr>
-      <w:bookmarkStart w:id="18" w:name="_Toc240889091"/>
+      <w:bookmarkStart w:id="18" w:name="_Toc240917185"/>
       <w:r>
         <w:t>4.11 Judging authenticity</w:t>
       </w:r>
@@ -9486,7 +9486,7 @@
         <w:pStyle w:val="Heading1"/>
         <w:pageBreakBefore/>
       </w:pPr>
-      <w:bookmarkStart w:id="19" w:name="_Toc240889092"/>
+      <w:bookmarkStart w:id="19" w:name="_Toc240917186"/>
       <w:r>
         <w:lastRenderedPageBreak/>
         <w:t>5. Rules you must follow</w:t>
@@ -9637,7 +9637,7 @@
         <w:pStyle w:val="Heading1"/>
         <w:pageBreakBefore/>
       </w:pPr>
-      <w:bookmarkStart w:id="20" w:name="_Toc240889093"/>
+      <w:bookmarkStart w:id="20" w:name="_Toc240917187"/>
       <w:r>
         <w:lastRenderedPageBreak/>
         <w:t>6. Troubleshooting</w:t>
@@ -10990,7 +10990,7 @@
         <w:pStyle w:val="Heading1"/>
         <w:pageBreakBefore/>
       </w:pPr>
-      <w:bookmarkStart w:id="21" w:name="_Toc240889094"/>
+      <w:bookmarkStart w:id="21" w:name="_Toc240917188"/>
       <w:r>
         <w:lastRenderedPageBreak/>
         <w:t>7. Quick reference</w:t>
@@ -11509,7 +11509,7 @@
         <w:pStyle w:val="Heading1"/>
         <w:pageBreakBefore/>
       </w:pPr>
-      <w:bookmarkStart w:id="22" w:name="_Toc240889095"/>
+      <w:bookmarkStart w:id="22" w:name="_Toc240917189"/>
       <w:r>
         <w:lastRenderedPageBreak/>
         <w:t>8. Every screen and button for your role</w:t>
@@ -11623,7 +11623,7 @@
       <w:pPr>
         <w:pStyle w:val="Heading2"/>
       </w:pPr>
-      <w:bookmarkStart w:id="23" w:name="_Toc240889096"/>
+      <w:bookmarkStart w:id="23" w:name="_Toc240917190"/>
       <w:r>
         <w:t>8.1 Sign in</w:t>
       </w:r>
@@ -12136,7 +12136,7 @@
       <w:pPr>
         <w:pStyle w:val="Heading2"/>
       </w:pPr>
-      <w:bookmarkStart w:id="24" w:name="_Toc240889097"/>
+      <w:bookmarkStart w:id="24" w:name="_Toc240917191"/>
       <w:r>
         <w:t>8.2 The header and menu bar (every screen)</w:t>
       </w:r>
@@ -12860,7 +12860,7 @@
       <w:pPr>
         <w:pStyle w:val="Heading2"/>
       </w:pPr>
-      <w:bookmarkStart w:id="25" w:name="_Toc240889098"/>
+      <w:bookmarkStart w:id="25" w:name="_Toc240917192"/>
       <w:r>
         <w:t>8.3 Change Password</w:t>
       </w:r>
@@ -13480,7 +13480,7 @@
       <w:pPr>
         <w:pStyle w:val="Heading2"/>
       </w:pPr>
-      <w:bookmarkStart w:id="26" w:name="_Toc240889099"/>
+      <w:bookmarkStart w:id="26" w:name="_Toc240917193"/>
       <w:r>
         <w:t>8.4 KII / Document Dashboard</w:t>
       </w:r>
@@ -13890,7 +13890,7 @@
       <w:pPr>
         <w:pStyle w:val="Heading2"/>
       </w:pPr>
-      <w:bookmarkStart w:id="27" w:name="_Toc240889100"/>
+      <w:bookmarkStart w:id="27" w:name="_Toc240917194"/>
       <w:r>
         <w:lastRenderedPageBreak/>
         <w:t>8.5 Documents (the corpus)</w:t>
@@ -14511,7 +14511,7 @@
       <w:pPr>
         <w:pStyle w:val="Heading2"/>
       </w:pPr>
-      <w:bookmarkStart w:id="28" w:name="_Toc240889101"/>
+      <w:bookmarkStart w:id="28" w:name="_Toc240917195"/>
       <w:r>
         <w:t>8.6 New Documentary Evidence Record</w:t>
       </w:r>
@@ -15342,7 +15342,7 @@
       <w:pPr>
         <w:pStyle w:val="Heading2"/>
       </w:pPr>
-      <w:bookmarkStart w:id="29" w:name="_Toc240889102"/>
+      <w:bookmarkStart w:id="29" w:name="_Toc240917196"/>
       <w:r>
         <w:t>8.7 Document record</w:t>
       </w:r>
@@ -16696,7 +16696,7 @@
       <w:pPr>
         <w:pStyle w:val="Heading2"/>
       </w:pPr>
-      <w:bookmarkStart w:id="30" w:name="_Toc240889103"/>
+      <w:bookmarkStart w:id="30" w:name="_Toc240917197"/>
       <w:r>
         <w:t>8.8 Auto-fill review screen</w:t>
       </w:r>
@@ -17737,7 +17737,7 @@
       <w:pPr>
         <w:pStyle w:val="Heading2"/>
       </w:pPr>
-      <w:bookmarkStart w:id="31" w:name="_Toc240889104"/>
+      <w:bookmarkStart w:id="31" w:name="_Toc240917198"/>
       <w:r>
         <w:t>8.9 Completed forms (Form PDFs)</w:t>
       </w:r>
@@ -18792,10 +18792,10 @@
 <file path=word/numbering.xml><?xml version="1.0" encoding="utf-8"?>
 <w:numbering xmlns:wpc="http://schemas.microsoft.com/office/word/2010/wordprocessingCanvas" xmlns:cx="http://schemas.microsoft.com/office/drawing/2014/chartex" xmlns:cx1="http://schemas.microsoft.com/office/drawing/2015/9/8/chartex" xmlns:cx2="http://schemas.microsoft.com/office/drawing/2015/10/21/chartex" xmlns:cx3="http://schemas.microsoft.com/office/drawing/2016/5/9/chartex" xmlns:cx4="http://schemas.microsoft.com/office/drawing/2016/5/10/chartex" xmlns:cx5="http://schemas.microsoft.com/office/drawing/2016/5/11/chartex" xmlns:cx6="http://schemas.microsoft.com/office/drawing/2016/5/12/chartex" xmlns:cx7="http://schemas.microsoft.com/office/drawing/2016/5/13/chartex" xmlns:cx8="http://schemas.microsoft.com/office/drawing/2016/5/14/chartex" xmlns:mc="http://schemas.openxmlformats.org/markup-compatibility/2006" xmlns:aink="http://schemas.microsoft.com/office/drawing/2016/ink" xmlns:am3d="http://schemas.microsoft.com/office/drawing/2017/model3d" xmlns:o="urn:schemas-microsoft-com:office:office" xmlns:oel="http://schemas.microsoft.com/office/2019/extlst" xmlns:r="http://schemas.openxmlformats.org/officeDocument/2006/relationships" xmlns:m="http://schemas.openxmlformats.org/officeDocument/2006/math" xmlns:v="urn:schemas-microsoft-com:vml" xmlns:wp14="http://schemas.microsoft.com/office/word/2010/wordprocessingDrawing" xmlns:wp="http://schemas.openxmlformats.org/drawingml/2006/wordprocessingDrawing" xmlns:w10="urn:schemas-microsoft-com:office:word" xmlns:w="http://schemas.openxmlformats.org/wordprocessingml/2006/main" xmlns:w14="http://schemas.microsoft.com/office/word/2010/wordml" xmlns:w15="http://schemas.microsoft.com/office/word/2012/wordml" xmlns:w16cex="http://schemas.microsoft.com/office/word/2018/wordml/cex" xmlns:w16cid="http://schemas.microsoft.com/office/word/2016/wordml/cid" xmlns:w16="http://schemas.microsoft.com/office/word/2018/wordml" xmlns:w16sdtdh="http://schemas.microsoft.com/office/word/2020/wordml/sdtdatahash" xmlns:w16se="http://schemas.microsoft.com/office/word/2015/wordml/symex" xmlns:wpg="http://schemas.microsoft.com/office/word/2010/wordprocessingGroup" xmlns:wpi="http://schemas.microsoft.com/office/word/2010/wordprocessingInk" xmlns:wne="http://schemas.microsoft.com/office/word/2006/wordml" xmlns:wps="http://schemas.microsoft.com/office/word/2010/wordprocessingShape" mc:Ignorable="w14 w15 w16se w16cid w16 w16cex w16sdtdh wp14">
   <w:abstractNum w:abstractNumId="0" w15:restartNumberingAfterBreak="0">
-    <w:nsid w:val="18BC0E0F"/>
+    <w:nsid w:val="036E3212"/>
     <w:multiLevelType w:val="hybridMultilevel"/>
-    <w:tmpl w:val="1BA02B02"/>
-    <w:lvl w:ilvl="0" w:tplc="35B4AEDA">
+    <w:tmpl w:val="39B43AF8"/>
+    <w:lvl w:ilvl="0" w:tplc="9A540508">
       <w:start w:val="1"/>
       <w:numFmt w:val="decimal"/>
       <w:lvlText w:val="%1."/>
@@ -18809,52 +18809,52 @@
         <w:color w:val="A67C27"/>
       </w:rPr>
     </w:lvl>
-    <w:lvl w:ilvl="1" w:tplc="8C82D6B4">
+    <w:lvl w:ilvl="1" w:tplc="5DC0E488">
       <w:numFmt w:val="decimal"/>
       <w:lvlText w:val=""/>
       <w:lvlJc w:val="left"/>
     </w:lvl>
-    <w:lvl w:ilvl="2" w:tplc="2F0C25F8">
+    <w:lvl w:ilvl="2" w:tplc="BFA011C2">
       <w:numFmt w:val="decimal"/>
       <w:lvlText w:val=""/>
       <w:lvlJc w:val="left"/>
     </w:lvl>
-    <w:lvl w:ilvl="3" w:tplc="DDDAA134">
+    <w:lvl w:ilvl="3" w:tplc="C0620286">
       <w:numFmt w:val="decimal"/>
       <w:lvlText w:val=""/>
       <w:lvlJc w:val="left"/>
     </w:lvl>
-    <w:lvl w:ilvl="4" w:tplc="B3BCA35A">
+    <w:lvl w:ilvl="4" w:tplc="178CD042">
       <w:numFmt w:val="decimal"/>
       <w:lvlText w:val=""/>
       <w:lvlJc w:val="left"/>
     </w:lvl>
-    <w:lvl w:ilvl="5" w:tplc="1E868694">
+    <w:lvl w:ilvl="5" w:tplc="FF48F6DE">
       <w:numFmt w:val="decimal"/>
       <w:lvlText w:val=""/>
       <w:lvlJc w:val="left"/>
     </w:lvl>
-    <w:lvl w:ilvl="6" w:tplc="6D302AF6">
+    <w:lvl w:ilvl="6" w:tplc="6F72EAEA">
       <w:numFmt w:val="decimal"/>
       <w:lvlText w:val=""/>
       <w:lvlJc w:val="left"/>
     </w:lvl>
-    <w:lvl w:ilvl="7" w:tplc="7BC4A206">
+    <w:lvl w:ilvl="7" w:tplc="C94862F4">
       <w:numFmt w:val="decimal"/>
       <w:lvlText w:val=""/>
       <w:lvlJc w:val="left"/>
     </w:lvl>
-    <w:lvl w:ilvl="8" w:tplc="63A4E61A">
+    <w:lvl w:ilvl="8" w:tplc="8360A0E4">
       <w:numFmt w:val="decimal"/>
       <w:lvlText w:val=""/>
       <w:lvlJc w:val="left"/>
     </w:lvl>
   </w:abstractNum>
   <w:abstractNum w:abstractNumId="1" w15:restartNumberingAfterBreak="0">
-    <w:nsid w:val="1DD52DC7"/>
+    <w:nsid w:val="096B0581"/>
     <w:multiLevelType w:val="hybridMultilevel"/>
-    <w:tmpl w:val="D73A52FC"/>
-    <w:lvl w:ilvl="0" w:tplc="EFA63A30">
+    <w:tmpl w:val="AD1210D6"/>
+    <w:lvl w:ilvl="0" w:tplc="43BE297A">
       <w:start w:val="1"/>
       <w:numFmt w:val="decimal"/>
       <w:lvlText w:val="%1."/>
@@ -18868,52 +18868,52 @@
         <w:color w:val="A67C27"/>
       </w:rPr>
     </w:lvl>
-    <w:lvl w:ilvl="1" w:tplc="C57A94CA">
+    <w:lvl w:ilvl="1" w:tplc="7C58B8E6">
       <w:numFmt w:val="decimal"/>
       <w:lvlText w:val=""/>
       <w:lvlJc w:val="left"/>
     </w:lvl>
-    <w:lvl w:ilvl="2" w:tplc="ADD07742">
+    <w:lvl w:ilvl="2" w:tplc="09903776">
       <w:numFmt w:val="decimal"/>
       <w:lvlText w:val=""/>
       <w:lvlJc w:val="left"/>
     </w:lvl>
-    <w:lvl w:ilvl="3" w:tplc="A1524600">
+    <w:lvl w:ilvl="3" w:tplc="FD46E95C">
       <w:numFmt w:val="decimal"/>
       <w:lvlText w:val=""/>
       <w:lvlJc w:val="left"/>
     </w:lvl>
-    <w:lvl w:ilvl="4" w:tplc="EF44BAE4">
+    <w:lvl w:ilvl="4" w:tplc="2EB2B114">
       <w:numFmt w:val="decimal"/>
       <w:lvlText w:val=""/>
       <w:lvlJc w:val="left"/>
     </w:lvl>
-    <w:lvl w:ilvl="5" w:tplc="72209288">
+    <w:lvl w:ilvl="5" w:tplc="C4929DB0">
       <w:numFmt w:val="decimal"/>
       <w:lvlText w:val=""/>
       <w:lvlJc w:val="left"/>
     </w:lvl>
-    <w:lvl w:ilvl="6" w:tplc="060420B4">
+    <w:lvl w:ilvl="6" w:tplc="15AE3CF8">
       <w:numFmt w:val="decimal"/>
       <w:lvlText w:val=""/>
       <w:lvlJc w:val="left"/>
     </w:lvl>
-    <w:lvl w:ilvl="7" w:tplc="DA6A967E">
+    <w:lvl w:ilvl="7" w:tplc="4BEC024C">
       <w:numFmt w:val="decimal"/>
       <w:lvlText w:val=""/>
       <w:lvlJc w:val="left"/>
     </w:lvl>
-    <w:lvl w:ilvl="8" w:tplc="E6BEAC78">
+    <w:lvl w:ilvl="8" w:tplc="85D22AAA">
       <w:numFmt w:val="decimal"/>
       <w:lvlText w:val=""/>
       <w:lvlJc w:val="left"/>
     </w:lvl>
   </w:abstractNum>
   <w:abstractNum w:abstractNumId="2" w15:restartNumberingAfterBreak="0">
-    <w:nsid w:val="1F925B12"/>
+    <w:nsid w:val="1E042C59"/>
     <w:multiLevelType w:val="hybridMultilevel"/>
-    <w:tmpl w:val="3C7CF578"/>
-    <w:lvl w:ilvl="0" w:tplc="B42A4F86">
+    <w:tmpl w:val="F79E10F8"/>
+    <w:lvl w:ilvl="0" w:tplc="78143402">
       <w:start w:val="1"/>
       <w:numFmt w:val="decimal"/>
       <w:lvlText w:val="%1."/>
@@ -18927,110 +18927,169 @@
         <w:color w:val="A67C27"/>
       </w:rPr>
     </w:lvl>
-    <w:lvl w:ilvl="1" w:tplc="39A86234">
+    <w:lvl w:ilvl="1" w:tplc="AD7AA5D4">
       <w:numFmt w:val="decimal"/>
       <w:lvlText w:val=""/>
       <w:lvlJc w:val="left"/>
     </w:lvl>
-    <w:lvl w:ilvl="2" w:tplc="D7DC9C06">
+    <w:lvl w:ilvl="2" w:tplc="32F42E86">
       <w:numFmt w:val="decimal"/>
       <w:lvlText w:val=""/>
       <w:lvlJc w:val="left"/>
     </w:lvl>
-    <w:lvl w:ilvl="3" w:tplc="1FD45E4C">
+    <w:lvl w:ilvl="3" w:tplc="309C52CA">
       <w:numFmt w:val="decimal"/>
       <w:lvlText w:val=""/>
       <w:lvlJc w:val="left"/>
     </w:lvl>
-    <w:lvl w:ilvl="4" w:tplc="F074163C">
+    <w:lvl w:ilvl="4" w:tplc="9A9846AE">
       <w:numFmt w:val="decimal"/>
       <w:lvlText w:val=""/>
       <w:lvlJc w:val="left"/>
     </w:lvl>
-    <w:lvl w:ilvl="5" w:tplc="4E8E1F10">
+    <w:lvl w:ilvl="5" w:tplc="0FE406FE">
       <w:numFmt w:val="decimal"/>
       <w:lvlText w:val=""/>
       <w:lvlJc w:val="left"/>
     </w:lvl>
-    <w:lvl w:ilvl="6" w:tplc="02B2C56E">
+    <w:lvl w:ilvl="6" w:tplc="9178168A">
       <w:numFmt w:val="decimal"/>
       <w:lvlText w:val=""/>
       <w:lvlJc w:val="left"/>
     </w:lvl>
-    <w:lvl w:ilvl="7" w:tplc="874CFCB6">
+    <w:lvl w:ilvl="7" w:tplc="1BC6D99A">
       <w:numFmt w:val="decimal"/>
       <w:lvlText w:val=""/>
       <w:lvlJc w:val="left"/>
     </w:lvl>
-    <w:lvl w:ilvl="8" w:tplc="94FAD758">
+    <w:lvl w:ilvl="8" w:tplc="91B4415C">
       <w:numFmt w:val="decimal"/>
       <w:lvlText w:val=""/>
       <w:lvlJc w:val="left"/>
     </w:lvl>
   </w:abstractNum>
   <w:abstractNum w:abstractNumId="3" w15:restartNumberingAfterBreak="0">
-    <w:nsid w:val="214756AA"/>
+    <w:nsid w:val="3D0D5B58"/>
     <w:multiLevelType w:val="hybridMultilevel"/>
-    <w:tmpl w:val="F8E4F044"/>
-    <w:lvl w:ilvl="0" w:tplc="16DC4B04">
+    <w:tmpl w:val="34224D96"/>
+    <w:lvl w:ilvl="0" w:tplc="CCBE39A0">
       <w:start w:val="1"/>
-      <w:numFmt w:val="bullet"/>
-      <w:lvlText w:val="•"/>
+      <w:numFmt w:val="decimal"/>
+      <w:lvlText w:val="%1."/>
       <w:lvlJc w:val="left"/>
       <w:pPr>
-        <w:ind w:left="460" w:hanging="280"/>
-      </w:pPr>
+        <w:ind w:left="460" w:hanging="360"/>
+      </w:pPr>
+      <w:rPr>
+        <w:b/>
+        <w:bCs/>
+        <w:color w:val="A67C27"/>
+      </w:rPr>
     </w:lvl>
-    <w:lvl w:ilvl="1" w:tplc="51D0E7B2">
-      <w:start w:val="1"/>
-      <w:numFmt w:val="bullet"/>
-      <w:lvlText w:val="–"/>
-      <w:lvlJc w:val="left"/>
-      <w:pPr>
-        <w:ind w:left="900" w:hanging="280"/>
-      </w:pPr>
-    </w:lvl>
-    <w:lvl w:ilvl="2" w:tplc="5A3C01D2">
+    <w:lvl w:ilvl="1" w:tplc="0B844B96">
       <w:numFmt w:val="decimal"/>
       <w:lvlText w:val=""/>
       <w:lvlJc w:val="left"/>
     </w:lvl>
-    <w:lvl w:ilvl="3" w:tplc="1BD8B300">
+    <w:lvl w:ilvl="2" w:tplc="4560CEA8">
       <w:numFmt w:val="decimal"/>
       <w:lvlText w:val=""/>
       <w:lvlJc w:val="left"/>
     </w:lvl>
-    <w:lvl w:ilvl="4" w:tplc="8A30D4A8">
+    <w:lvl w:ilvl="3" w:tplc="AAFCF576">
       <w:numFmt w:val="decimal"/>
       <w:lvlText w:val=""/>
       <w:lvlJc w:val="left"/>
     </w:lvl>
-    <w:lvl w:ilvl="5" w:tplc="EAA8F1D6">
+    <w:lvl w:ilvl="4" w:tplc="4670BF70">
       <w:numFmt w:val="decimal"/>
       <w:lvlText w:val=""/>
       <w:lvlJc w:val="left"/>
     </w:lvl>
-    <w:lvl w:ilvl="6" w:tplc="26A87BAE">
+    <w:lvl w:ilvl="5" w:tplc="9E500828">
       <w:numFmt w:val="decimal"/>
       <w:lvlText w:val=""/>
       <w:lvlJc w:val="left"/>
     </w:lvl>
-    <w:lvl w:ilvl="7" w:tplc="36B2BB3C">
+    <w:lvl w:ilvl="6" w:tplc="65EA44BC">
       <w:numFmt w:val="decimal"/>
       <w:lvlText w:val=""/>
       <w:lvlJc w:val="left"/>
     </w:lvl>
-    <w:lvl w:ilvl="8" w:tplc="641A9984">
+    <w:lvl w:ilvl="7" w:tplc="5D98E8C6">
+      <w:numFmt w:val="decimal"/>
+      <w:lvlText w:val=""/>
+      <w:lvlJc w:val="left"/>
+    </w:lvl>
+    <w:lvl w:ilvl="8" w:tplc="9A9A976C">
       <w:numFmt w:val="decimal"/>
       <w:lvlText w:val=""/>
       <w:lvlJc w:val="left"/>
     </w:lvl>
   </w:abstractNum>
   <w:abstractNum w:abstractNumId="4" w15:restartNumberingAfterBreak="0">
-    <w:nsid w:val="24DF2924"/>
+    <w:nsid w:val="3EB9711B"/>
     <w:multiLevelType w:val="hybridMultilevel"/>
-    <w:tmpl w:val="122A5A3E"/>
-    <w:lvl w:ilvl="0" w:tplc="949E0064">
+    <w:tmpl w:val="E72E678A"/>
+    <w:lvl w:ilvl="0" w:tplc="8CB0D254">
+      <w:start w:val="1"/>
+      <w:numFmt w:val="bullet"/>
+      <w:lvlText w:val="•"/>
+      <w:lvlJc w:val="left"/>
+      <w:pPr>
+        <w:ind w:left="460" w:hanging="280"/>
+      </w:pPr>
+    </w:lvl>
+    <w:lvl w:ilvl="1" w:tplc="9E361716">
+      <w:start w:val="1"/>
+      <w:numFmt w:val="bullet"/>
+      <w:lvlText w:val="–"/>
+      <w:lvlJc w:val="left"/>
+      <w:pPr>
+        <w:ind w:left="900" w:hanging="280"/>
+      </w:pPr>
+    </w:lvl>
+    <w:lvl w:ilvl="2" w:tplc="16D8CC6E">
+      <w:numFmt w:val="decimal"/>
+      <w:lvlText w:val=""/>
+      <w:lvlJc w:val="left"/>
+    </w:lvl>
+    <w:lvl w:ilvl="3" w:tplc="2E40C4C4">
+      <w:numFmt w:val="decimal"/>
+      <w:lvlText w:val=""/>
+      <w:lvlJc w:val="left"/>
+    </w:lvl>
+    <w:lvl w:ilvl="4" w:tplc="11309D20">
+      <w:numFmt w:val="decimal"/>
+      <w:lvlText w:val=""/>
+      <w:lvlJc w:val="left"/>
+    </w:lvl>
+    <w:lvl w:ilvl="5" w:tplc="809E9A80">
+      <w:numFmt w:val="decimal"/>
+      <w:lvlText w:val=""/>
+      <w:lvlJc w:val="left"/>
+    </w:lvl>
+    <w:lvl w:ilvl="6" w:tplc="9848AB94">
+      <w:numFmt w:val="decimal"/>
+      <w:lvlText w:val=""/>
+      <w:lvlJc w:val="left"/>
+    </w:lvl>
+    <w:lvl w:ilvl="7" w:tplc="D5689D34">
+      <w:numFmt w:val="decimal"/>
+      <w:lvlText w:val=""/>
+      <w:lvlJc w:val="left"/>
+    </w:lvl>
+    <w:lvl w:ilvl="8" w:tplc="65B669D0">
+      <w:numFmt w:val="decimal"/>
+      <w:lvlText w:val=""/>
+      <w:lvlJc w:val="left"/>
+    </w:lvl>
+  </w:abstractNum>
+  <w:abstractNum w:abstractNumId="5" w15:restartNumberingAfterBreak="0">
+    <w:nsid w:val="5A83114A"/>
+    <w:multiLevelType w:val="hybridMultilevel"/>
+    <w:tmpl w:val="EB1E9B82"/>
+    <w:lvl w:ilvl="0" w:tplc="4B185DCA">
       <w:start w:val="1"/>
       <w:numFmt w:val="decimal"/>
       <w:lvlText w:val="%1."/>
@@ -19044,52 +19103,52 @@
         <w:color w:val="A67C27"/>
       </w:rPr>
     </w:lvl>
-    <w:lvl w:ilvl="1" w:tplc="686EBEFA">
+    <w:lvl w:ilvl="1" w:tplc="942A9E24">
       <w:numFmt w:val="decimal"/>
       <w:lvlText w:val=""/>
       <w:lvlJc w:val="left"/>
     </w:lvl>
-    <w:lvl w:ilvl="2" w:tplc="FE52401C">
+    <w:lvl w:ilvl="2" w:tplc="493E5E4E">
       <w:numFmt w:val="decimal"/>
       <w:lvlText w:val=""/>
       <w:lvlJc w:val="left"/>
     </w:lvl>
-    <w:lvl w:ilvl="3" w:tplc="F77C0B44">
+    <w:lvl w:ilvl="3" w:tplc="35A45A50">
       <w:numFmt w:val="decimal"/>
       <w:lvlText w:val=""/>
       <w:lvlJc w:val="left"/>
     </w:lvl>
-    <w:lvl w:ilvl="4" w:tplc="791EFC10">
+    <w:lvl w:ilvl="4" w:tplc="3F168360">
       <w:numFmt w:val="decimal"/>
       <w:lvlText w:val=""/>
       <w:lvlJc w:val="left"/>
     </w:lvl>
-    <w:lvl w:ilvl="5" w:tplc="7CC8ABD2">
+    <w:lvl w:ilvl="5" w:tplc="67A236D0">
       <w:numFmt w:val="decimal"/>
       <w:lvlText w:val=""/>
       <w:lvlJc w:val="left"/>
     </w:lvl>
-    <w:lvl w:ilvl="6" w:tplc="339EB410">
+    <w:lvl w:ilvl="6" w:tplc="2D8E10E6">
       <w:numFmt w:val="decimal"/>
       <w:lvlText w:val=""/>
       <w:lvlJc w:val="left"/>
     </w:lvl>
-    <w:lvl w:ilvl="7" w:tplc="5AC4751E">
+    <w:lvl w:ilvl="7" w:tplc="953213F4">
       <w:numFmt w:val="decimal"/>
       <w:lvlText w:val=""/>
       <w:lvlJc w:val="left"/>
     </w:lvl>
-    <w:lvl w:ilvl="8" w:tplc="649E8A2A">
+    <w:lvl w:ilvl="8" w:tplc="FCA854DE">
       <w:numFmt w:val="decimal"/>
       <w:lvlText w:val=""/>
       <w:lvlJc w:val="left"/>
     </w:lvl>
   </w:abstractNum>
-  <w:abstractNum w:abstractNumId="5" w15:restartNumberingAfterBreak="0">
-    <w:nsid w:val="25143B58"/>
+  <w:abstractNum w:abstractNumId="6" w15:restartNumberingAfterBreak="0">
+    <w:nsid w:val="5C462487"/>
     <w:multiLevelType w:val="hybridMultilevel"/>
-    <w:tmpl w:val="A6A8F470"/>
-    <w:lvl w:ilvl="0" w:tplc="077A1E60">
+    <w:tmpl w:val="F8A2064A"/>
+    <w:lvl w:ilvl="0" w:tplc="AE64B0BE">
       <w:start w:val="1"/>
       <w:numFmt w:val="decimal"/>
       <w:lvlText w:val="%1."/>
@@ -19103,52 +19162,138 @@
         <w:color w:val="A67C27"/>
       </w:rPr>
     </w:lvl>
-    <w:lvl w:ilvl="1" w:tplc="CCC4370E">
+    <w:lvl w:ilvl="1" w:tplc="E6FE6600">
       <w:numFmt w:val="decimal"/>
       <w:lvlText w:val=""/>
       <w:lvlJc w:val="left"/>
     </w:lvl>
-    <w:lvl w:ilvl="2" w:tplc="7010700C">
+    <w:lvl w:ilvl="2" w:tplc="A65E01CE">
       <w:numFmt w:val="decimal"/>
       <w:lvlText w:val=""/>
       <w:lvlJc w:val="left"/>
     </w:lvl>
-    <w:lvl w:ilvl="3" w:tplc="DCA08A62">
+    <w:lvl w:ilvl="3" w:tplc="A8BA6594">
       <w:numFmt w:val="decimal"/>
       <w:lvlText w:val=""/>
       <w:lvlJc w:val="left"/>
     </w:lvl>
-    <w:lvl w:ilvl="4" w:tplc="59429504">
+    <w:lvl w:ilvl="4" w:tplc="7BACDE24">
       <w:numFmt w:val="decimal"/>
       <w:lvlText w:val=""/>
       <w:lvlJc w:val="left"/>
     </w:lvl>
-    <w:lvl w:ilvl="5" w:tplc="3152A118">
+    <w:lvl w:ilvl="5" w:tplc="B2923F70">
       <w:numFmt w:val="decimal"/>
       <w:lvlText w:val=""/>
       <w:lvlJc w:val="left"/>
     </w:lvl>
-    <w:lvl w:ilvl="6" w:tplc="82DC9F6C">
+    <w:lvl w:ilvl="6" w:tplc="1F4299AA">
       <w:numFmt w:val="decimal"/>
       <w:lvlText w:val=""/>
       <w:lvlJc w:val="left"/>
     </w:lvl>
-    <w:lvl w:ilvl="7" w:tplc="737CCCCC">
+    <w:lvl w:ilvl="7" w:tplc="7DEAFBB8">
       <w:numFmt w:val="decimal"/>
       <w:lvlText w:val=""/>
       <w:lvlJc w:val="left"/>
     </w:lvl>
-    <w:lvl w:ilvl="8" w:tplc="2CAC239E">
+    <w:lvl w:ilvl="8" w:tplc="5EFC4E9E">
       <w:numFmt w:val="decimal"/>
       <w:lvlText w:val=""/>
       <w:lvlJc w:val="left"/>
     </w:lvl>
   </w:abstractNum>
-  <w:abstractNum w:abstractNumId="6" w15:restartNumberingAfterBreak="0">
-    <w:nsid w:val="29061329"/>
+  <w:abstractNum w:abstractNumId="7" w15:restartNumberingAfterBreak="0">
+    <w:nsid w:val="5CAB5420"/>
     <w:multiLevelType w:val="hybridMultilevel"/>
-    <w:tmpl w:val="96689CFE"/>
-    <w:lvl w:ilvl="0" w:tplc="4CE09850">
+    <w:tmpl w:val="2F428068"/>
+    <w:lvl w:ilvl="0" w:tplc="8DCC3426">
+      <w:start w:val="1"/>
+      <w:numFmt w:val="bullet"/>
+      <w:lvlText w:val="●"/>
+      <w:lvlJc w:val="left"/>
+      <w:pPr>
+        <w:ind w:left="720" w:hanging="360"/>
+      </w:pPr>
+    </w:lvl>
+    <w:lvl w:ilvl="1" w:tplc="0E9CC960">
+      <w:start w:val="1"/>
+      <w:numFmt w:val="bullet"/>
+      <w:lvlText w:val="○"/>
+      <w:lvlJc w:val="left"/>
+      <w:pPr>
+        <w:ind w:left="1440" w:hanging="360"/>
+      </w:pPr>
+    </w:lvl>
+    <w:lvl w:ilvl="2" w:tplc="DB12BA5A">
+      <w:start w:val="1"/>
+      <w:numFmt w:val="bullet"/>
+      <w:lvlText w:val="■"/>
+      <w:lvlJc w:val="left"/>
+      <w:pPr>
+        <w:ind w:left="2160" w:hanging="360"/>
+      </w:pPr>
+    </w:lvl>
+    <w:lvl w:ilvl="3" w:tplc="8DF694D4">
+      <w:start w:val="1"/>
+      <w:numFmt w:val="bullet"/>
+      <w:lvlText w:val="●"/>
+      <w:lvlJc w:val="left"/>
+      <w:pPr>
+        <w:ind w:left="2880" w:hanging="360"/>
+      </w:pPr>
+    </w:lvl>
+    <w:lvl w:ilvl="4" w:tplc="FBA21BCA">
+      <w:start w:val="1"/>
+      <w:numFmt w:val="bullet"/>
+      <w:lvlText w:val="○"/>
+      <w:lvlJc w:val="left"/>
+      <w:pPr>
+        <w:ind w:left="3600" w:hanging="360"/>
+      </w:pPr>
+    </w:lvl>
+    <w:lvl w:ilvl="5" w:tplc="9A0EA6DE">
+      <w:start w:val="1"/>
+      <w:numFmt w:val="bullet"/>
+      <w:lvlText w:val="■"/>
+      <w:lvlJc w:val="left"/>
+      <w:pPr>
+        <w:ind w:left="4320" w:hanging="360"/>
+      </w:pPr>
+    </w:lvl>
+    <w:lvl w:ilvl="6" w:tplc="1A50D132">
+      <w:start w:val="1"/>
+      <w:numFmt w:val="bullet"/>
+      <w:lvlText w:val="●"/>
+      <w:lvlJc w:val="left"/>
+      <w:pPr>
+        <w:ind w:left="5040" w:hanging="360"/>
+      </w:pPr>
+    </w:lvl>
+    <w:lvl w:ilvl="7" w:tplc="EC88CD1A">
+      <w:start w:val="1"/>
+      <w:numFmt w:val="bullet"/>
+      <w:lvlText w:val="●"/>
+      <w:lvlJc w:val="left"/>
+      <w:pPr>
+        <w:ind w:left="5760" w:hanging="360"/>
+      </w:pPr>
+    </w:lvl>
+    <w:lvl w:ilvl="8" w:tplc="EBE429FC">
+      <w:start w:val="1"/>
+      <w:numFmt w:val="bullet"/>
+      <w:lvlText w:val="●"/>
+      <w:lvlJc w:val="left"/>
+      <w:pPr>
+        <w:ind w:left="6480" w:hanging="360"/>
+      </w:pPr>
+    </w:lvl>
+  </w:abstractNum>
+  <w:abstractNum w:abstractNumId="8" w15:restartNumberingAfterBreak="0">
+    <w:nsid w:val="62104173"/>
+    <w:multiLevelType w:val="hybridMultilevel"/>
+    <w:tmpl w:val="154C4A64"/>
+    <w:lvl w:ilvl="0" w:tplc="44062DD6">
       <w:start w:val="1"/>
       <w:numFmt w:val="decimal"/>
       <w:lvlText w:val="%1."/>
@@ -19162,52 +19307,52 @@
         <w:color w:val="A67C27"/>
       </w:rPr>
     </w:lvl>
-    <w:lvl w:ilvl="1" w:tplc="D438057E">
+    <w:lvl w:ilvl="1" w:tplc="F6BE777E">
       <w:numFmt w:val="decimal"/>
       <w:lvlText w:val=""/>
       <w:lvlJc w:val="left"/>
     </w:lvl>
-    <w:lvl w:ilvl="2" w:tplc="0C382B58">
+    <w:lvl w:ilvl="2" w:tplc="A1A0E044">
       <w:numFmt w:val="decimal"/>
       <w:lvlText w:val=""/>
       <w:lvlJc w:val="left"/>
     </w:lvl>
-    <w:lvl w:ilvl="3" w:tplc="23608DDA">
+    <w:lvl w:ilvl="3" w:tplc="21787D02">
       <w:numFmt w:val="decimal"/>
       <w:lvlText w:val=""/>
       <w:lvlJc w:val="left"/>
     </w:lvl>
-    <w:lvl w:ilvl="4" w:tplc="8B80565A">
+    <w:lvl w:ilvl="4" w:tplc="4606E6DA">
       <w:numFmt w:val="decimal"/>
       <w:lvlText w:val=""/>
       <w:lvlJc w:val="left"/>
     </w:lvl>
-    <w:lvl w:ilvl="5" w:tplc="4118931E">
+    <w:lvl w:ilvl="5" w:tplc="E564CDE2">
       <w:numFmt w:val="decimal"/>
       <w:lvlText w:val=""/>
       <w:lvlJc w:val="left"/>
     </w:lvl>
-    <w:lvl w:ilvl="6" w:tplc="77FA1ABC">
+    <w:lvl w:ilvl="6" w:tplc="FC469BC4">
       <w:numFmt w:val="decimal"/>
       <w:lvlText w:val=""/>
       <w:lvlJc w:val="left"/>
     </w:lvl>
-    <w:lvl w:ilvl="7" w:tplc="ED78D4CC">
+    <w:lvl w:ilvl="7" w:tplc="35D206B6">
       <w:numFmt w:val="decimal"/>
       <w:lvlText w:val=""/>
       <w:lvlJc w:val="left"/>
     </w:lvl>
-    <w:lvl w:ilvl="8" w:tplc="42228EB6">
+    <w:lvl w:ilvl="8" w:tplc="D4A44F22">
       <w:numFmt w:val="decimal"/>
       <w:lvlText w:val=""/>
       <w:lvlJc w:val="left"/>
     </w:lvl>
   </w:abstractNum>
-  <w:abstractNum w:abstractNumId="7" w15:restartNumberingAfterBreak="0">
-    <w:nsid w:val="49371922"/>
+  <w:abstractNum w:abstractNumId="9" w15:restartNumberingAfterBreak="0">
+    <w:nsid w:val="652049D4"/>
     <w:multiLevelType w:val="hybridMultilevel"/>
-    <w:tmpl w:val="BC88226A"/>
-    <w:lvl w:ilvl="0" w:tplc="B9B6280E">
+    <w:tmpl w:val="3A682390"/>
+    <w:lvl w:ilvl="0" w:tplc="BC3A6DAC">
       <w:start w:val="1"/>
       <w:numFmt w:val="decimal"/>
       <w:lvlText w:val="%1."/>
@@ -19221,52 +19366,52 @@
         <w:color w:val="A67C27"/>
       </w:rPr>
     </w:lvl>
-    <w:lvl w:ilvl="1" w:tplc="FFEEFCE2">
+    <w:lvl w:ilvl="1" w:tplc="CF6E530C">
       <w:numFmt w:val="decimal"/>
       <w:lvlText w:val=""/>
       <w:lvlJc w:val="left"/>
     </w:lvl>
-    <w:lvl w:ilvl="2" w:tplc="0EE854C6">
+    <w:lvl w:ilvl="2" w:tplc="45CC0282">
       <w:numFmt w:val="decimal"/>
       <w:lvlText w:val=""/>
       <w:lvlJc w:val="left"/>
     </w:lvl>
-    <w:lvl w:ilvl="3" w:tplc="B08453A4">
+    <w:lvl w:ilvl="3" w:tplc="A4C4A2DA">
       <w:numFmt w:val="decimal"/>
       <w:lvlText w:val=""/>
       <w:lvlJc w:val="left"/>
     </w:lvl>
-    <w:lvl w:ilvl="4" w:tplc="423ED3AE">
+    <w:lvl w:ilvl="4" w:tplc="23B42B72">
       <w:numFmt w:val="decimal"/>
       <w:lvlText w:val=""/>
       <w:lvlJc w:val="left"/>
     </w:lvl>
-    <w:lvl w:ilvl="5" w:tplc="575E2E22">
+    <w:lvl w:ilvl="5" w:tplc="0FBE6674">
       <w:numFmt w:val="decimal"/>
       <w:lvlText w:val=""/>
       <w:lvlJc w:val="left"/>
     </w:lvl>
-    <w:lvl w:ilvl="6" w:tplc="1AA2FB18">
+    <w:lvl w:ilvl="6" w:tplc="F9527674">
       <w:numFmt w:val="decimal"/>
       <w:lvlText w:val=""/>
       <w:lvlJc w:val="left"/>
     </w:lvl>
-    <w:lvl w:ilvl="7" w:tplc="8CD0867E">
+    <w:lvl w:ilvl="7" w:tplc="A36E3132">
       <w:numFmt w:val="decimal"/>
       <w:lvlText w:val=""/>
       <w:lvlJc w:val="left"/>
     </w:lvl>
-    <w:lvl w:ilvl="8" w:tplc="35AA3394">
+    <w:lvl w:ilvl="8" w:tplc="AE02FB4C">
       <w:numFmt w:val="decimal"/>
       <w:lvlText w:val=""/>
       <w:lvlJc w:val="left"/>
     </w:lvl>
   </w:abstractNum>
-  <w:abstractNum w:abstractNumId="8" w15:restartNumberingAfterBreak="0">
-    <w:nsid w:val="53FF313E"/>
+  <w:abstractNum w:abstractNumId="10" w15:restartNumberingAfterBreak="0">
+    <w:nsid w:val="6C293575"/>
     <w:multiLevelType w:val="hybridMultilevel"/>
-    <w:tmpl w:val="BED461CC"/>
-    <w:lvl w:ilvl="0" w:tplc="2AA0BB6A">
+    <w:tmpl w:val="28EC55AE"/>
+    <w:lvl w:ilvl="0" w:tplc="606698D4">
       <w:start w:val="1"/>
       <w:numFmt w:val="decimal"/>
       <w:lvlText w:val="%1."/>
@@ -19280,52 +19425,52 @@
         <w:color w:val="A67C27"/>
       </w:rPr>
     </w:lvl>
-    <w:lvl w:ilvl="1" w:tplc="88186E50">
+    <w:lvl w:ilvl="1" w:tplc="7FD21B6A">
       <w:numFmt w:val="decimal"/>
       <w:lvlText w:val=""/>
       <w:lvlJc w:val="left"/>
     </w:lvl>
-    <w:lvl w:ilvl="2" w:tplc="6DDC22E8">
+    <w:lvl w:ilvl="2" w:tplc="179AE672">
       <w:numFmt w:val="decimal"/>
       <w:lvlText w:val=""/>
       <w:lvlJc w:val="left"/>
     </w:lvl>
-    <w:lvl w:ilvl="3" w:tplc="970C41BE">
+    <w:lvl w:ilvl="3" w:tplc="5472EF66">
       <w:numFmt w:val="decimal"/>
       <w:lvlText w:val=""/>
       <w:lvlJc w:val="left"/>
     </w:lvl>
-    <w:lvl w:ilvl="4" w:tplc="A754C8F4">
+    <w:lvl w:ilvl="4" w:tplc="BA747566">
       <w:numFmt w:val="decimal"/>
       <w:lvlText w:val=""/>
       <w:lvlJc w:val="left"/>
     </w:lvl>
-    <w:lvl w:ilvl="5" w:tplc="BC827BFE">
+    <w:lvl w:ilvl="5" w:tplc="4DA89914">
       <w:numFmt w:val="decimal"/>
       <w:lvlText w:val=""/>
       <w:lvlJc w:val="left"/>
     </w:lvl>
-    <w:lvl w:ilvl="6" w:tplc="6514060C">
+    <w:lvl w:ilvl="6" w:tplc="1692215A">
       <w:numFmt w:val="decimal"/>
       <w:lvlText w:val=""/>
       <w:lvlJc w:val="left"/>
     </w:lvl>
-    <w:lvl w:ilvl="7" w:tplc="5FF4AA48">
+    <w:lvl w:ilvl="7" w:tplc="CB02C99C">
       <w:numFmt w:val="decimal"/>
       <w:lvlText w:val=""/>
       <w:lvlJc w:val="left"/>
     </w:lvl>
-    <w:lvl w:ilvl="8" w:tplc="04AA4720">
+    <w:lvl w:ilvl="8" w:tplc="EBAE097C">
       <w:numFmt w:val="decimal"/>
       <w:lvlText w:val=""/>
       <w:lvlJc w:val="left"/>
     </w:lvl>
   </w:abstractNum>
-  <w:abstractNum w:abstractNumId="9" w15:restartNumberingAfterBreak="0">
-    <w:nsid w:val="59972F5E"/>
+  <w:abstractNum w:abstractNumId="11" w15:restartNumberingAfterBreak="0">
+    <w:nsid w:val="72197A27"/>
     <w:multiLevelType w:val="hybridMultilevel"/>
-    <w:tmpl w:val="BB7CFF5A"/>
-    <w:lvl w:ilvl="0" w:tplc="ADD681F2">
+    <w:tmpl w:val="0C44FE7C"/>
+    <w:lvl w:ilvl="0" w:tplc="920EBF94">
       <w:start w:val="1"/>
       <w:numFmt w:val="decimal"/>
       <w:lvlText w:val="%1."/>
@@ -19339,260 +19484,115 @@
         <w:color w:val="A67C27"/>
       </w:rPr>
     </w:lvl>
-    <w:lvl w:ilvl="1" w:tplc="BBBA4DAA">
+    <w:lvl w:ilvl="1" w:tplc="3AE27B3A">
       <w:numFmt w:val="decimal"/>
       <w:lvlText w:val=""/>
       <w:lvlJc w:val="left"/>
     </w:lvl>
-    <w:lvl w:ilvl="2" w:tplc="E57AFE0C">
+    <w:lvl w:ilvl="2" w:tplc="F97EE2E8">
       <w:numFmt w:val="decimal"/>
       <w:lvlText w:val=""/>
       <w:lvlJc w:val="left"/>
     </w:lvl>
-    <w:lvl w:ilvl="3" w:tplc="A628FC7E">
+    <w:lvl w:ilvl="3" w:tplc="85767BB2">
       <w:numFmt w:val="decimal"/>
       <w:lvlText w:val=""/>
       <w:lvlJc w:val="left"/>
     </w:lvl>
-    <w:lvl w:ilvl="4" w:tplc="F15AA324">
+    <w:lvl w:ilvl="4" w:tplc="DD963E90">
       <w:numFmt w:val="decimal"/>
       <w:lvlText w:val=""/>
       <w:lvlJc w:val="left"/>
     </w:lvl>
-    <w:lvl w:ilvl="5" w:tplc="102CC188">
+    <w:lvl w:ilvl="5" w:tplc="6F3CD9FC">
       <w:numFmt w:val="decimal"/>
       <w:lvlText w:val=""/>
       <w:lvlJc w:val="left"/>
     </w:lvl>
-    <w:lvl w:ilvl="6" w:tplc="2ADA3550">
+    <w:lvl w:ilvl="6" w:tplc="3D4A9F50">
       <w:numFmt w:val="decimal"/>
       <w:lvlText w:val=""/>
       <w:lvlJc w:val="left"/>
     </w:lvl>
-    <w:lvl w:ilvl="7" w:tplc="C70CBEDA">
+    <w:lvl w:ilvl="7" w:tplc="2716F994">
       <w:numFmt w:val="decimal"/>
       <w:lvlText w:val=""/>
       <w:lvlJc w:val="left"/>
     </w:lvl>
-    <w:lvl w:ilvl="8" w:tplc="324E334E">
+    <w:lvl w:ilvl="8" w:tplc="3F40DBBA">
       <w:numFmt w:val="decimal"/>
       <w:lvlText w:val=""/>
       <w:lvlJc w:val="left"/>
     </w:lvl>
   </w:abstractNum>
-  <w:abstractNum w:abstractNumId="10" w15:restartNumberingAfterBreak="0">
-    <w:nsid w:val="65E72291"/>
-    <w:multiLevelType w:val="hybridMultilevel"/>
-    <w:tmpl w:val="9752C70C"/>
-    <w:lvl w:ilvl="0" w:tplc="AA74D458">
-      <w:start w:val="1"/>
-      <w:numFmt w:val="bullet"/>
-      <w:lvlText w:val="●"/>
-      <w:lvlJc w:val="left"/>
-      <w:pPr>
-        <w:ind w:left="720" w:hanging="360"/>
-      </w:pPr>
-    </w:lvl>
-    <w:lvl w:ilvl="1" w:tplc="EDEC24F8">
-      <w:start w:val="1"/>
-      <w:numFmt w:val="bullet"/>
-      <w:lvlText w:val="○"/>
-      <w:lvlJc w:val="left"/>
-      <w:pPr>
-        <w:ind w:left="1440" w:hanging="360"/>
-      </w:pPr>
-    </w:lvl>
-    <w:lvl w:ilvl="2" w:tplc="93D4D6D6">
-      <w:start w:val="1"/>
-      <w:numFmt w:val="bullet"/>
-      <w:lvlText w:val="■"/>
-      <w:lvlJc w:val="left"/>
-      <w:pPr>
-        <w:ind w:left="2160" w:hanging="360"/>
-      </w:pPr>
-    </w:lvl>
-    <w:lvl w:ilvl="3" w:tplc="6088A3D4">
-      <w:start w:val="1"/>
-      <w:numFmt w:val="bullet"/>
-      <w:lvlText w:val="●"/>
-      <w:lvlJc w:val="left"/>
-      <w:pPr>
-        <w:ind w:left="2880" w:hanging="360"/>
-      </w:pPr>
-    </w:lvl>
-    <w:lvl w:ilvl="4" w:tplc="6C9C0A70">
-      <w:start w:val="1"/>
-      <w:numFmt w:val="bullet"/>
-      <w:lvlText w:val="○"/>
-      <w:lvlJc w:val="left"/>
-      <w:pPr>
-        <w:ind w:left="3600" w:hanging="360"/>
-      </w:pPr>
-    </w:lvl>
-    <w:lvl w:ilvl="5" w:tplc="C3FAC57A">
-      <w:start w:val="1"/>
-      <w:numFmt w:val="bullet"/>
-      <w:lvlText w:val="■"/>
-      <w:lvlJc w:val="left"/>
-      <w:pPr>
-        <w:ind w:left="4320" w:hanging="360"/>
-      </w:pPr>
-    </w:lvl>
-    <w:lvl w:ilvl="6" w:tplc="8C7ACB6A">
-      <w:start w:val="1"/>
-      <w:numFmt w:val="bullet"/>
-      <w:lvlText w:val="●"/>
-      <w:lvlJc w:val="left"/>
-      <w:pPr>
-        <w:ind w:left="5040" w:hanging="360"/>
-      </w:pPr>
-    </w:lvl>
-    <w:lvl w:ilvl="7" w:tplc="32D21138">
-      <w:start w:val="1"/>
-      <w:numFmt w:val="bullet"/>
-      <w:lvlText w:val="●"/>
-      <w:lvlJc w:val="left"/>
-      <w:pPr>
-        <w:ind w:left="5760" w:hanging="360"/>
-      </w:pPr>
-    </w:lvl>
-    <w:lvl w:ilvl="8" w:tplc="D7DEFD92">
-      <w:start w:val="1"/>
-      <w:numFmt w:val="bullet"/>
-      <w:lvlText w:val="●"/>
-      <w:lvlJc w:val="left"/>
-      <w:pPr>
-        <w:ind w:left="6480" w:hanging="360"/>
-      </w:pPr>
-    </w:lvl>
-  </w:abstractNum>
-  <w:abstractNum w:abstractNumId="11" w15:restartNumberingAfterBreak="0">
-    <w:nsid w:val="744D7A67"/>
-    <w:multiLevelType w:val="hybridMultilevel"/>
-    <w:tmpl w:val="0AB28BDA"/>
-    <w:lvl w:ilvl="0" w:tplc="CCAA4E10">
-      <w:start w:val="1"/>
-      <w:numFmt w:val="decimal"/>
-      <w:lvlText w:val="%1."/>
-      <w:lvlJc w:val="left"/>
-      <w:pPr>
-        <w:ind w:left="460" w:hanging="360"/>
-      </w:pPr>
-      <w:rPr>
-        <w:b/>
-        <w:bCs/>
-        <w:color w:val="A67C27"/>
-      </w:rPr>
-    </w:lvl>
-    <w:lvl w:ilvl="1" w:tplc="40C2E0E4">
-      <w:numFmt w:val="decimal"/>
-      <w:lvlText w:val=""/>
-      <w:lvlJc w:val="left"/>
-    </w:lvl>
-    <w:lvl w:ilvl="2" w:tplc="21529366">
-      <w:numFmt w:val="decimal"/>
-      <w:lvlText w:val=""/>
-      <w:lvlJc w:val="left"/>
-    </w:lvl>
-    <w:lvl w:ilvl="3" w:tplc="2B5828A8">
-      <w:numFmt w:val="decimal"/>
-      <w:lvlText w:val=""/>
-      <w:lvlJc w:val="left"/>
-    </w:lvl>
-    <w:lvl w:ilvl="4" w:tplc="3998E72E">
-      <w:numFmt w:val="decimal"/>
-      <w:lvlText w:val=""/>
-      <w:lvlJc w:val="left"/>
-    </w:lvl>
-    <w:lvl w:ilvl="5" w:tplc="82AEE0DE">
-      <w:numFmt w:val="decimal"/>
-      <w:lvlText w:val=""/>
-      <w:lvlJc w:val="left"/>
-    </w:lvl>
-    <w:lvl w:ilvl="6" w:tplc="2B5A9EF2">
-      <w:numFmt w:val="decimal"/>
-      <w:lvlText w:val=""/>
-      <w:lvlJc w:val="left"/>
-    </w:lvl>
-    <w:lvl w:ilvl="7" w:tplc="4C20C252">
-      <w:numFmt w:val="decimal"/>
-      <w:lvlText w:val=""/>
-      <w:lvlJc w:val="left"/>
-    </w:lvl>
-    <w:lvl w:ilvl="8" w:tplc="73FA9E72">
-      <w:numFmt w:val="decimal"/>
-      <w:lvlText w:val=""/>
-      <w:lvlJc w:val="left"/>
-    </w:lvl>
-  </w:abstractNum>
-  <w:num w:numId="1" w16cid:durableId="289744329">
+  <w:num w:numId="1" w16cid:durableId="1338734034">
+    <w:abstractNumId w:val="7"/>
+    <w:lvlOverride w:ilvl="0">
+      <w:startOverride w:val="1"/>
+    </w:lvlOverride>
+  </w:num>
+  <w:num w:numId="2" w16cid:durableId="822892844">
+    <w:abstractNumId w:val="4"/>
+    <w:lvlOverride w:ilvl="0">
+      <w:startOverride w:val="1"/>
+    </w:lvlOverride>
+  </w:num>
+  <w:num w:numId="3" w16cid:durableId="1973712194">
     <w:abstractNumId w:val="10"/>
     <w:lvlOverride w:ilvl="0">
       <w:startOverride w:val="1"/>
     </w:lvlOverride>
   </w:num>
-  <w:num w:numId="2" w16cid:durableId="790712943">
+  <w:num w:numId="4" w16cid:durableId="1418209972">
+    <w:abstractNumId w:val="2"/>
+    <w:lvlOverride w:ilvl="0">
+      <w:startOverride w:val="1"/>
+    </w:lvlOverride>
+  </w:num>
+  <w:num w:numId="5" w16cid:durableId="1139955618">
+    <w:abstractNumId w:val="11"/>
+    <w:lvlOverride w:ilvl="0">
+      <w:startOverride w:val="1"/>
+    </w:lvlOverride>
+  </w:num>
+  <w:num w:numId="6" w16cid:durableId="241530002">
+    <w:abstractNumId w:val="6"/>
+    <w:lvlOverride w:ilvl="0">
+      <w:startOverride w:val="1"/>
+    </w:lvlOverride>
+  </w:num>
+  <w:num w:numId="7" w16cid:durableId="56368322">
+    <w:abstractNumId w:val="0"/>
+    <w:lvlOverride w:ilvl="0">
+      <w:startOverride w:val="1"/>
+    </w:lvlOverride>
+  </w:num>
+  <w:num w:numId="8" w16cid:durableId="90123856">
+    <w:abstractNumId w:val="5"/>
+    <w:lvlOverride w:ilvl="0">
+      <w:startOverride w:val="1"/>
+    </w:lvlOverride>
+  </w:num>
+  <w:num w:numId="9" w16cid:durableId="1074201687">
+    <w:abstractNumId w:val="9"/>
+    <w:lvlOverride w:ilvl="0">
+      <w:startOverride w:val="1"/>
+    </w:lvlOverride>
+  </w:num>
+  <w:num w:numId="10" w16cid:durableId="1801337600">
+    <w:abstractNumId w:val="1"/>
+    <w:lvlOverride w:ilvl="0">
+      <w:startOverride w:val="1"/>
+    </w:lvlOverride>
+  </w:num>
+  <w:num w:numId="11" w16cid:durableId="520553070">
     <w:abstractNumId w:val="3"/>
     <w:lvlOverride w:ilvl="0">
       <w:startOverride w:val="1"/>
     </w:lvlOverride>
   </w:num>
-  <w:num w:numId="3" w16cid:durableId="195847852">
-    <w:abstractNumId w:val="4"/>
-    <w:lvlOverride w:ilvl="0">
-      <w:startOverride w:val="1"/>
-    </w:lvlOverride>
-  </w:num>
-  <w:num w:numId="4" w16cid:durableId="88159227">
-    <w:abstractNumId w:val="1"/>
-    <w:lvlOverride w:ilvl="0">
-      <w:startOverride w:val="1"/>
-    </w:lvlOverride>
-  </w:num>
-  <w:num w:numId="5" w16cid:durableId="1435899430">
-    <w:abstractNumId w:val="5"/>
-    <w:lvlOverride w:ilvl="0">
-      <w:startOverride w:val="1"/>
-    </w:lvlOverride>
-  </w:num>
-  <w:num w:numId="6" w16cid:durableId="112943837">
+  <w:num w:numId="12" w16cid:durableId="517741003">
     <w:abstractNumId w:val="8"/>
-    <w:lvlOverride w:ilvl="0">
-      <w:startOverride w:val="1"/>
-    </w:lvlOverride>
-  </w:num>
-  <w:num w:numId="7" w16cid:durableId="1667200864">
-    <w:abstractNumId w:val="0"/>
-    <w:lvlOverride w:ilvl="0">
-      <w:startOverride w:val="1"/>
-    </w:lvlOverride>
-  </w:num>
-  <w:num w:numId="8" w16cid:durableId="127474750">
-    <w:abstractNumId w:val="6"/>
-    <w:lvlOverride w:ilvl="0">
-      <w:startOverride w:val="1"/>
-    </w:lvlOverride>
-  </w:num>
-  <w:num w:numId="9" w16cid:durableId="1550650846">
-    <w:abstractNumId w:val="7"/>
-    <w:lvlOverride w:ilvl="0">
-      <w:startOverride w:val="1"/>
-    </w:lvlOverride>
-  </w:num>
-  <w:num w:numId="10" w16cid:durableId="812060782">
-    <w:abstractNumId w:val="9"/>
-    <w:lvlOverride w:ilvl="0">
-      <w:startOverride w:val="1"/>
-    </w:lvlOverride>
-  </w:num>
-  <w:num w:numId="11" w16cid:durableId="556361752">
-    <w:abstractNumId w:val="2"/>
-    <w:lvlOverride w:ilvl="0">
-      <w:startOverride w:val="1"/>
-    </w:lvlOverride>
-  </w:num>
-  <w:num w:numId="12" w16cid:durableId="1886287195">
-    <w:abstractNumId w:val="11"/>
     <w:lvlOverride w:ilvl="0">
       <w:startOverride w:val="1"/>
     </w:lvlOverride>
@@ -20217,7 +20217,7 @@
     <w:autoRedefine/>
     <w:uiPriority w:val="39"/>
     <w:unhideWhenUsed/>
-    <w:rsid w:val="002A4014"/>
+    <w:rsid w:val="00286E18"/>
     <w:pPr>
       <w:spacing w:after="100"/>
     </w:pPr>
@@ -20229,7 +20229,7 @@
     <w:autoRedefine/>
     <w:uiPriority w:val="39"/>
     <w:unhideWhenUsed/>
-    <w:rsid w:val="002A4014"/>
+    <w:rsid w:val="00286E18"/>
     <w:pPr>
       <w:spacing w:after="100"/>
       <w:ind w:left="210"/>

--- a/docs/manuals/Role_Guide_6_Documentary_RA.docx
+++ b/docs/manuals/Role_Guide_6_Documentary_RA.docx
@@ -469,7 +469,7 @@
                 <w:sz w:val="19"/>
                 <w:szCs w:val="19"/>
               </w:rPr>
-              <w:t>Version 1.7 · 21 September 2026</w:t>
+              <w:t>Version 1.8 · 21 September 2026</w:t>
             </w:r>
           </w:p>
         </w:tc>
@@ -538,7 +538,7 @@
     <w:sdt>
       <w:sdtPr>
         <w:alias w:val="Contents"/>
-        <w:id w:val="-1372531846"/>
+        <w:id w:val="2005546001"/>
       </w:sdtPr>
       <w:sdtEndPr/>
       <w:sdtContent>
@@ -567,7 +567,7 @@
           <w:r>
             <w:fldChar w:fldCharType="separate"/>
           </w:r>
-          <w:hyperlink w:anchor="_Toc240917167" w:history="1">
+          <w:hyperlink w:anchor="_Toc240920476" w:history="1">
             <w:r>
               <w:rPr>
                 <w:rStyle w:val="Hyperlink"/>
@@ -591,7 +591,7 @@
               <w:rPr>
                 <w:noProof/>
               </w:rPr>
-              <w:instrText xml:space="preserve"> PAGEREF _Toc240917167 \h </w:instrText>
+              <w:instrText xml:space="preserve"> PAGEREF _Toc240920476 \h </w:instrText>
             </w:r>
             <w:r>
               <w:rPr>
@@ -634,7 +634,7 @@
               <w14:ligatures w14:val="standardContextual"/>
             </w:rPr>
           </w:pPr>
-          <w:hyperlink w:anchor="_Toc240917168" w:history="1">
+          <w:hyperlink w:anchor="_Toc240920477" w:history="1">
             <w:r>
               <w:rPr>
                 <w:rStyle w:val="Hyperlink"/>
@@ -658,7 +658,7 @@
               <w:rPr>
                 <w:noProof/>
               </w:rPr>
-              <w:instrText xml:space="preserve"> PAGEREF _Toc240917168 \h </w:instrText>
+              <w:instrText xml:space="preserve"> PAGEREF _Toc240920477 \h </w:instrText>
             </w:r>
             <w:r>
               <w:rPr>
@@ -701,7 +701,7 @@
               <w14:ligatures w14:val="standardContextual"/>
             </w:rPr>
           </w:pPr>
-          <w:hyperlink w:anchor="_Toc240917169" w:history="1">
+          <w:hyperlink w:anchor="_Toc240920478" w:history="1">
             <w:r>
               <w:rPr>
                 <w:rStyle w:val="Hyperlink"/>
@@ -725,7 +725,7 @@
               <w:rPr>
                 <w:noProof/>
               </w:rPr>
-              <w:instrText xml:space="preserve"> PAGEREF _Toc240917169 \h </w:instrText>
+              <w:instrText xml:space="preserve"> PAGEREF _Toc240920478 \h </w:instrText>
             </w:r>
             <w:r>
               <w:rPr>
@@ -768,7 +768,7 @@
               <w14:ligatures w14:val="standardContextual"/>
             </w:rPr>
           </w:pPr>
-          <w:hyperlink w:anchor="_Toc240917170" w:history="1">
+          <w:hyperlink w:anchor="_Toc240920479" w:history="1">
             <w:r>
               <w:rPr>
                 <w:rStyle w:val="Hyperlink"/>
@@ -792,7 +792,7 @@
               <w:rPr>
                 <w:noProof/>
               </w:rPr>
-              <w:instrText xml:space="preserve"> PAGEREF _Toc240917170 \h </w:instrText>
+              <w:instrText xml:space="preserve"> PAGEREF _Toc240920479 \h </w:instrText>
             </w:r>
             <w:r>
               <w:rPr>
@@ -835,7 +835,7 @@
               <w14:ligatures w14:val="standardContextual"/>
             </w:rPr>
           </w:pPr>
-          <w:hyperlink w:anchor="_Toc240917171" w:history="1">
+          <w:hyperlink w:anchor="_Toc240920480" w:history="1">
             <w:r>
               <w:rPr>
                 <w:rStyle w:val="Hyperlink"/>
@@ -859,7 +859,7 @@
               <w:rPr>
                 <w:noProof/>
               </w:rPr>
-              <w:instrText xml:space="preserve"> PAGEREF _Toc240917171 \h </w:instrText>
+              <w:instrText xml:space="preserve"> PAGEREF _Toc240920480 \h </w:instrText>
             </w:r>
             <w:r>
               <w:rPr>
@@ -902,7 +902,7 @@
               <w14:ligatures w14:val="standardContextual"/>
             </w:rPr>
           </w:pPr>
-          <w:hyperlink w:anchor="_Toc240917172" w:history="1">
+          <w:hyperlink w:anchor="_Toc240920481" w:history="1">
             <w:r>
               <w:rPr>
                 <w:rStyle w:val="Hyperlink"/>
@@ -926,7 +926,7 @@
               <w:rPr>
                 <w:noProof/>
               </w:rPr>
-              <w:instrText xml:space="preserve"> PAGEREF _Toc240917172 \h </w:instrText>
+              <w:instrText xml:space="preserve"> PAGEREF _Toc240920481 \h </w:instrText>
             </w:r>
             <w:r>
               <w:rPr>
@@ -969,7 +969,7 @@
               <w14:ligatures w14:val="standardContextual"/>
             </w:rPr>
           </w:pPr>
-          <w:hyperlink w:anchor="_Toc240917173" w:history="1">
+          <w:hyperlink w:anchor="_Toc240920482" w:history="1">
             <w:r>
               <w:rPr>
                 <w:rStyle w:val="Hyperlink"/>
@@ -993,7 +993,7 @@
               <w:rPr>
                 <w:noProof/>
               </w:rPr>
-              <w:instrText xml:space="preserve"> PAGEREF _Toc240917173 \h </w:instrText>
+              <w:instrText xml:space="preserve"> PAGEREF _Toc240920482 \h </w:instrText>
             </w:r>
             <w:r>
               <w:rPr>
@@ -1036,7 +1036,7 @@
               <w14:ligatures w14:val="standardContextual"/>
             </w:rPr>
           </w:pPr>
-          <w:hyperlink w:anchor="_Toc240917174" w:history="1">
+          <w:hyperlink w:anchor="_Toc240920483" w:history="1">
             <w:r>
               <w:rPr>
                 <w:rStyle w:val="Hyperlink"/>
@@ -1060,7 +1060,7 @@
               <w:rPr>
                 <w:noProof/>
               </w:rPr>
-              <w:instrText xml:space="preserve"> PAGEREF _Toc240917174 \h </w:instrText>
+              <w:instrText xml:space="preserve"> PAGEREF _Toc240920483 \h </w:instrText>
             </w:r>
             <w:r>
               <w:rPr>
@@ -1103,7 +1103,7 @@
               <w14:ligatures w14:val="standardContextual"/>
             </w:rPr>
           </w:pPr>
-          <w:hyperlink w:anchor="_Toc240917175" w:history="1">
+          <w:hyperlink w:anchor="_Toc240920484" w:history="1">
             <w:r>
               <w:rPr>
                 <w:rStyle w:val="Hyperlink"/>
@@ -1127,7 +1127,7 @@
               <w:rPr>
                 <w:noProof/>
               </w:rPr>
-              <w:instrText xml:space="preserve"> PAGEREF _Toc240917175 \h </w:instrText>
+              <w:instrText xml:space="preserve"> PAGEREF _Toc240920484 \h </w:instrText>
             </w:r>
             <w:r>
               <w:rPr>
@@ -1170,7 +1170,7 @@
               <w14:ligatures w14:val="standardContextual"/>
             </w:rPr>
           </w:pPr>
-          <w:hyperlink w:anchor="_Toc240917176" w:history="1">
+          <w:hyperlink w:anchor="_Toc240920485" w:history="1">
             <w:r>
               <w:rPr>
                 <w:rStyle w:val="Hyperlink"/>
@@ -1194,7 +1194,7 @@
               <w:rPr>
                 <w:noProof/>
               </w:rPr>
-              <w:instrText xml:space="preserve"> PAGEREF _Toc240917176 \h </w:instrText>
+              <w:instrText xml:space="preserve"> PAGEREF _Toc240920485 \h </w:instrText>
             </w:r>
             <w:r>
               <w:rPr>
@@ -1237,7 +1237,7 @@
               <w14:ligatures w14:val="standardContextual"/>
             </w:rPr>
           </w:pPr>
-          <w:hyperlink w:anchor="_Toc240917177" w:history="1">
+          <w:hyperlink w:anchor="_Toc240920486" w:history="1">
             <w:r>
               <w:rPr>
                 <w:rStyle w:val="Hyperlink"/>
@@ -1261,7 +1261,7 @@
               <w:rPr>
                 <w:noProof/>
               </w:rPr>
-              <w:instrText xml:space="preserve"> PAGEREF _Toc240917177 \h </w:instrText>
+              <w:instrText xml:space="preserve"> PAGEREF _Toc240920486 \h </w:instrText>
             </w:r>
             <w:r>
               <w:rPr>
@@ -1304,7 +1304,7 @@
               <w14:ligatures w14:val="standardContextual"/>
             </w:rPr>
           </w:pPr>
-          <w:hyperlink w:anchor="_Toc240917178" w:history="1">
+          <w:hyperlink w:anchor="_Toc240920487" w:history="1">
             <w:r>
               <w:rPr>
                 <w:rStyle w:val="Hyperlink"/>
@@ -1328,7 +1328,7 @@
               <w:rPr>
                 <w:noProof/>
               </w:rPr>
-              <w:instrText xml:space="preserve"> PAGEREF _Toc240917178 \h </w:instrText>
+              <w:instrText xml:space="preserve"> PAGEREF _Toc240920487 \h </w:instrText>
             </w:r>
             <w:r>
               <w:rPr>
@@ -1371,7 +1371,7 @@
               <w14:ligatures w14:val="standardContextual"/>
             </w:rPr>
           </w:pPr>
-          <w:hyperlink w:anchor="_Toc240917179" w:history="1">
+          <w:hyperlink w:anchor="_Toc240920488" w:history="1">
             <w:r>
               <w:rPr>
                 <w:rStyle w:val="Hyperlink"/>
@@ -1395,7 +1395,7 @@
               <w:rPr>
                 <w:noProof/>
               </w:rPr>
-              <w:instrText xml:space="preserve"> PAGEREF _Toc240917179 \h </w:instrText>
+              <w:instrText xml:space="preserve"> PAGEREF _Toc240920488 \h </w:instrText>
             </w:r>
             <w:r>
               <w:rPr>
@@ -1438,7 +1438,7 @@
               <w14:ligatures w14:val="standardContextual"/>
             </w:rPr>
           </w:pPr>
-          <w:hyperlink w:anchor="_Toc240917180" w:history="1">
+          <w:hyperlink w:anchor="_Toc240920489" w:history="1">
             <w:r>
               <w:rPr>
                 <w:rStyle w:val="Hyperlink"/>
@@ -1462,7 +1462,7 @@
               <w:rPr>
                 <w:noProof/>
               </w:rPr>
-              <w:instrText xml:space="preserve"> PAGEREF _Toc240917180 \h </w:instrText>
+              <w:instrText xml:space="preserve"> PAGEREF _Toc240920489 \h </w:instrText>
             </w:r>
             <w:r>
               <w:rPr>
@@ -1505,7 +1505,7 @@
               <w14:ligatures w14:val="standardContextual"/>
             </w:rPr>
           </w:pPr>
-          <w:hyperlink w:anchor="_Toc240917181" w:history="1">
+          <w:hyperlink w:anchor="_Toc240920490" w:history="1">
             <w:r>
               <w:rPr>
                 <w:rStyle w:val="Hyperlink"/>
@@ -1529,7 +1529,7 @@
               <w:rPr>
                 <w:noProof/>
               </w:rPr>
-              <w:instrText xml:space="preserve"> PAGEREF _Toc240917181 \h </w:instrText>
+              <w:instrText xml:space="preserve"> PAGEREF _Toc240920490 \h </w:instrText>
             </w:r>
             <w:r>
               <w:rPr>
@@ -1572,7 +1572,7 @@
               <w14:ligatures w14:val="standardContextual"/>
             </w:rPr>
           </w:pPr>
-          <w:hyperlink w:anchor="_Toc240917182" w:history="1">
+          <w:hyperlink w:anchor="_Toc240920491" w:history="1">
             <w:r>
               <w:rPr>
                 <w:rStyle w:val="Hyperlink"/>
@@ -1596,7 +1596,7 @@
               <w:rPr>
                 <w:noProof/>
               </w:rPr>
-              <w:instrText xml:space="preserve"> PAGEREF _Toc240917182 \h </w:instrText>
+              <w:instrText xml:space="preserve"> PAGEREF _Toc240920491 \h </w:instrText>
             </w:r>
             <w:r>
               <w:rPr>
@@ -1639,7 +1639,7 @@
               <w14:ligatures w14:val="standardContextual"/>
             </w:rPr>
           </w:pPr>
-          <w:hyperlink w:anchor="_Toc240917183" w:history="1">
+          <w:hyperlink w:anchor="_Toc240920492" w:history="1">
             <w:r>
               <w:rPr>
                 <w:rStyle w:val="Hyperlink"/>
@@ -1663,7 +1663,7 @@
               <w:rPr>
                 <w:noProof/>
               </w:rPr>
-              <w:instrText xml:space="preserve"> PAGEREF _Toc240917183 \h </w:instrText>
+              <w:instrText xml:space="preserve"> PAGEREF _Toc240920492 \h </w:instrText>
             </w:r>
             <w:r>
               <w:rPr>
@@ -1706,7 +1706,7 @@
               <w14:ligatures w14:val="standardContextual"/>
             </w:rPr>
           </w:pPr>
-          <w:hyperlink w:anchor="_Toc240917184" w:history="1">
+          <w:hyperlink w:anchor="_Toc240920493" w:history="1">
             <w:r>
               <w:rPr>
                 <w:rStyle w:val="Hyperlink"/>
@@ -1730,7 +1730,7 @@
               <w:rPr>
                 <w:noProof/>
               </w:rPr>
-              <w:instrText xml:space="preserve"> PAGEREF _Toc240917184 \h </w:instrText>
+              <w:instrText xml:space="preserve"> PAGEREF _Toc240920493 \h </w:instrText>
             </w:r>
             <w:r>
               <w:rPr>
@@ -1773,7 +1773,7 @@
               <w14:ligatures w14:val="standardContextual"/>
             </w:rPr>
           </w:pPr>
-          <w:hyperlink w:anchor="_Toc240917185" w:history="1">
+          <w:hyperlink w:anchor="_Toc240920494" w:history="1">
             <w:r>
               <w:rPr>
                 <w:rStyle w:val="Hyperlink"/>
@@ -1797,7 +1797,7 @@
               <w:rPr>
                 <w:noProof/>
               </w:rPr>
-              <w:instrText xml:space="preserve"> PAGEREF _Toc240917185 \h </w:instrText>
+              <w:instrText xml:space="preserve"> PAGEREF _Toc240920494 \h </w:instrText>
             </w:r>
             <w:r>
               <w:rPr>
@@ -1814,7 +1814,7 @@
               <w:rPr>
                 <w:noProof/>
               </w:rPr>
-              <w:t>17</w:t>
+              <w:t>18</w:t>
             </w:r>
             <w:r>
               <w:rPr>
@@ -1840,7 +1840,7 @@
               <w14:ligatures w14:val="standardContextual"/>
             </w:rPr>
           </w:pPr>
-          <w:hyperlink w:anchor="_Toc240917186" w:history="1">
+          <w:hyperlink w:anchor="_Toc240920495" w:history="1">
             <w:r>
               <w:rPr>
                 <w:rStyle w:val="Hyperlink"/>
@@ -1864,7 +1864,7 @@
               <w:rPr>
                 <w:noProof/>
               </w:rPr>
-              <w:instrText xml:space="preserve"> PAGEREF _Toc240917186 \h </w:instrText>
+              <w:instrText xml:space="preserve"> PAGEREF _Toc240920495 \h </w:instrText>
             </w:r>
             <w:r>
               <w:rPr>
@@ -1907,7 +1907,7 @@
               <w14:ligatures w14:val="standardContextual"/>
             </w:rPr>
           </w:pPr>
-          <w:hyperlink w:anchor="_Toc240917187" w:history="1">
+          <w:hyperlink w:anchor="_Toc240920496" w:history="1">
             <w:r>
               <w:rPr>
                 <w:rStyle w:val="Hyperlink"/>
@@ -1931,7 +1931,7 @@
               <w:rPr>
                 <w:noProof/>
               </w:rPr>
-              <w:instrText xml:space="preserve"> PAGEREF _Toc240917187 \h </w:instrText>
+              <w:instrText xml:space="preserve"> PAGEREF _Toc240920496 \h </w:instrText>
             </w:r>
             <w:r>
               <w:rPr>
@@ -1974,7 +1974,7 @@
               <w14:ligatures w14:val="standardContextual"/>
             </w:rPr>
           </w:pPr>
-          <w:hyperlink w:anchor="_Toc240917188" w:history="1">
+          <w:hyperlink w:anchor="_Toc240920497" w:history="1">
             <w:r>
               <w:rPr>
                 <w:rStyle w:val="Hyperlink"/>
@@ -1998,7 +1998,7 @@
               <w:rPr>
                 <w:noProof/>
               </w:rPr>
-              <w:instrText xml:space="preserve"> PAGEREF _Toc240917188 \h </w:instrText>
+              <w:instrText xml:space="preserve"> PAGEREF _Toc240920497 \h </w:instrText>
             </w:r>
             <w:r>
               <w:rPr>
@@ -2041,7 +2041,7 @@
               <w14:ligatures w14:val="standardContextual"/>
             </w:rPr>
           </w:pPr>
-          <w:hyperlink w:anchor="_Toc240917189" w:history="1">
+          <w:hyperlink w:anchor="_Toc240920498" w:history="1">
             <w:r>
               <w:rPr>
                 <w:rStyle w:val="Hyperlink"/>
@@ -2065,7 +2065,7 @@
               <w:rPr>
                 <w:noProof/>
               </w:rPr>
-              <w:instrText xml:space="preserve"> PAGEREF _Toc240917189 \h </w:instrText>
+              <w:instrText xml:space="preserve"> PAGEREF _Toc240920498 \h </w:instrText>
             </w:r>
             <w:r>
               <w:rPr>
@@ -2108,7 +2108,7 @@
               <w14:ligatures w14:val="standardContextual"/>
             </w:rPr>
           </w:pPr>
-          <w:hyperlink w:anchor="_Toc240917190" w:history="1">
+          <w:hyperlink w:anchor="_Toc240920499" w:history="1">
             <w:r>
               <w:rPr>
                 <w:rStyle w:val="Hyperlink"/>
@@ -2132,7 +2132,7 @@
               <w:rPr>
                 <w:noProof/>
               </w:rPr>
-              <w:instrText xml:space="preserve"> PAGEREF _Toc240917190 \h </w:instrText>
+              <w:instrText xml:space="preserve"> PAGEREF _Toc240920499 \h </w:instrText>
             </w:r>
             <w:r>
               <w:rPr>
@@ -2175,7 +2175,7 @@
               <w14:ligatures w14:val="standardContextual"/>
             </w:rPr>
           </w:pPr>
-          <w:hyperlink w:anchor="_Toc240917191" w:history="1">
+          <w:hyperlink w:anchor="_Toc240920500" w:history="1">
             <w:r>
               <w:rPr>
                 <w:rStyle w:val="Hyperlink"/>
@@ -2199,7 +2199,7 @@
               <w:rPr>
                 <w:noProof/>
               </w:rPr>
-              <w:instrText xml:space="preserve"> PAGEREF _Toc240917191 \h </w:instrText>
+              <w:instrText xml:space="preserve"> PAGEREF _Toc240920500 \h </w:instrText>
             </w:r>
             <w:r>
               <w:rPr>
@@ -2242,7 +2242,7 @@
               <w14:ligatures w14:val="standardContextual"/>
             </w:rPr>
           </w:pPr>
-          <w:hyperlink w:anchor="_Toc240917192" w:history="1">
+          <w:hyperlink w:anchor="_Toc240920501" w:history="1">
             <w:r>
               <w:rPr>
                 <w:rStyle w:val="Hyperlink"/>
@@ -2266,7 +2266,7 @@
               <w:rPr>
                 <w:noProof/>
               </w:rPr>
-              <w:instrText xml:space="preserve"> PAGEREF _Toc240917192 \h </w:instrText>
+              <w:instrText xml:space="preserve"> PAGEREF _Toc240920501 \h </w:instrText>
             </w:r>
             <w:r>
               <w:rPr>
@@ -2309,7 +2309,7 @@
               <w14:ligatures w14:val="standardContextual"/>
             </w:rPr>
           </w:pPr>
-          <w:hyperlink w:anchor="_Toc240917193" w:history="1">
+          <w:hyperlink w:anchor="_Toc240920502" w:history="1">
             <w:r>
               <w:rPr>
                 <w:rStyle w:val="Hyperlink"/>
@@ -2333,7 +2333,7 @@
               <w:rPr>
                 <w:noProof/>
               </w:rPr>
-              <w:instrText xml:space="preserve"> PAGEREF _Toc240917193 \h </w:instrText>
+              <w:instrText xml:space="preserve"> PAGEREF _Toc240920502 \h </w:instrText>
             </w:r>
             <w:r>
               <w:rPr>
@@ -2376,7 +2376,7 @@
               <w14:ligatures w14:val="standardContextual"/>
             </w:rPr>
           </w:pPr>
-          <w:hyperlink w:anchor="_Toc240917194" w:history="1">
+          <w:hyperlink w:anchor="_Toc240920503" w:history="1">
             <w:r>
               <w:rPr>
                 <w:rStyle w:val="Hyperlink"/>
@@ -2400,7 +2400,7 @@
               <w:rPr>
                 <w:noProof/>
               </w:rPr>
-              <w:instrText xml:space="preserve"> PAGEREF _Toc240917194 \h </w:instrText>
+              <w:instrText xml:space="preserve"> PAGEREF _Toc240920503 \h </w:instrText>
             </w:r>
             <w:r>
               <w:rPr>
@@ -2443,7 +2443,7 @@
               <w14:ligatures w14:val="standardContextual"/>
             </w:rPr>
           </w:pPr>
-          <w:hyperlink w:anchor="_Toc240917195" w:history="1">
+          <w:hyperlink w:anchor="_Toc240920504" w:history="1">
             <w:r>
               <w:rPr>
                 <w:rStyle w:val="Hyperlink"/>
@@ -2467,7 +2467,7 @@
               <w:rPr>
                 <w:noProof/>
               </w:rPr>
-              <w:instrText xml:space="preserve"> PAGEREF _Toc240917195 \h </w:instrText>
+              <w:instrText xml:space="preserve"> PAGEREF _Toc240920504 \h </w:instrText>
             </w:r>
             <w:r>
               <w:rPr>
@@ -2510,7 +2510,7 @@
               <w14:ligatures w14:val="standardContextual"/>
             </w:rPr>
           </w:pPr>
-          <w:hyperlink w:anchor="_Toc240917196" w:history="1">
+          <w:hyperlink w:anchor="_Toc240920505" w:history="1">
             <w:r>
               <w:rPr>
                 <w:rStyle w:val="Hyperlink"/>
@@ -2534,7 +2534,7 @@
               <w:rPr>
                 <w:noProof/>
               </w:rPr>
-              <w:instrText xml:space="preserve"> PAGEREF _Toc240917196 \h </w:instrText>
+              <w:instrText xml:space="preserve"> PAGEREF _Toc240920505 \h </w:instrText>
             </w:r>
             <w:r>
               <w:rPr>
@@ -2577,7 +2577,7 @@
               <w14:ligatures w14:val="standardContextual"/>
             </w:rPr>
           </w:pPr>
-          <w:hyperlink w:anchor="_Toc240917197" w:history="1">
+          <w:hyperlink w:anchor="_Toc240920506" w:history="1">
             <w:r>
               <w:rPr>
                 <w:rStyle w:val="Hyperlink"/>
@@ -2601,7 +2601,7 @@
               <w:rPr>
                 <w:noProof/>
               </w:rPr>
-              <w:instrText xml:space="preserve"> PAGEREF _Toc240917197 \h </w:instrText>
+              <w:instrText xml:space="preserve"> PAGEREF _Toc240920506 \h </w:instrText>
             </w:r>
             <w:r>
               <w:rPr>
@@ -2644,7 +2644,7 @@
               <w14:ligatures w14:val="standardContextual"/>
             </w:rPr>
           </w:pPr>
-          <w:hyperlink w:anchor="_Toc240917198" w:history="1">
+          <w:hyperlink w:anchor="_Toc240920507" w:history="1">
             <w:r>
               <w:rPr>
                 <w:rStyle w:val="Hyperlink"/>
@@ -2668,7 +2668,7 @@
               <w:rPr>
                 <w:noProof/>
               </w:rPr>
-              <w:instrText xml:space="preserve"> PAGEREF _Toc240917198 \h </w:instrText>
+              <w:instrText xml:space="preserve"> PAGEREF _Toc240920507 \h </w:instrText>
             </w:r>
             <w:r>
               <w:rPr>
@@ -2707,7 +2707,7 @@
         <w:pStyle w:val="Heading1"/>
         <w:pageBreakBefore/>
       </w:pPr>
-      <w:bookmarkStart w:id="0" w:name="_Toc240917167"/>
+      <w:bookmarkStart w:id="0" w:name="_Toc240920476"/>
       <w:r>
         <w:lastRenderedPageBreak/>
         <w:t>1. Your role at a glance</w:t>
@@ -2953,7 +2953,7 @@
         <w:pStyle w:val="Heading1"/>
         <w:pageBreakBefore/>
       </w:pPr>
-      <w:bookmarkStart w:id="1" w:name="_Toc240917168"/>
+      <w:bookmarkStart w:id="1" w:name="_Toc240920477"/>
       <w:r>
         <w:lastRenderedPageBreak/>
         <w:t>2. Signing in and your screens</w:t>
@@ -2964,7 +2964,7 @@
       <w:pPr>
         <w:pStyle w:val="Heading2"/>
       </w:pPr>
-      <w:bookmarkStart w:id="2" w:name="_Toc240917169"/>
+      <w:bookmarkStart w:id="2" w:name="_Toc240920478"/>
       <w:r>
         <w:t>Signing in</w:t>
       </w:r>
@@ -3047,7 +3047,7 @@
           <w:noProof/>
         </w:rPr>
         <w:drawing>
-          <wp:inline distT="0" distB="0" distL="0" distR="0" wp14:anchorId="5D0F4A13" wp14:editId="2E99A9A6">
+          <wp:inline distT="0" distB="0" distL="0" distR="0">
             <wp:extent cx="5334000" cy="2333625"/>
             <wp:effectExtent l="0" t="0" r="0" b="0"/>
             <wp:docPr id="1" name="adm_login.jpg" descr="The sign-in screen for all internal staff." title="The sign-in screen for all internal staff."/>
@@ -3214,7 +3214,7 @@
       <w:pPr>
         <w:pStyle w:val="Heading2"/>
       </w:pPr>
-      <w:bookmarkStart w:id="3" w:name="_Toc240917170"/>
+      <w:bookmarkStart w:id="3" w:name="_Toc240920479"/>
       <w:r>
         <w:t>Finding your way around</w:t>
       </w:r>
@@ -3399,7 +3399,7 @@
         </w:rPr>
         <w:lastRenderedPageBreak/>
         <w:drawing>
-          <wp:inline distT="0" distB="0" distL="0" distR="0" wp14:anchorId="580E0A9D" wp14:editId="2DBA038D">
+          <wp:inline distT="0" distB="0" distL="0" distR="0">
             <wp:extent cx="5715000" cy="1876425"/>
             <wp:effectExtent l="0" t="0" r="0" b="0"/>
             <wp:docPr id="2" name="adm_not_your_role.jpg" descr="Opening a screen outside your role (for example from an old bookmark) shows this card instead of the screen." title="Opening a screen outside your role (for example from an old bookmark) shows this card instead of the screen."/>
@@ -3468,7 +3468,7 @@
       <w:pPr>
         <w:pStyle w:val="Heading2"/>
       </w:pPr>
-      <w:bookmarkStart w:id="4" w:name="_Toc240917171"/>
+      <w:bookmarkStart w:id="4" w:name="_Toc240920480"/>
       <w:r>
         <w:t>Your screens</w:t>
       </w:r>
@@ -3743,7 +3743,7 @@
       <w:pPr>
         <w:pStyle w:val="Heading2"/>
       </w:pPr>
-      <w:bookmarkStart w:id="5" w:name="_Toc240917172"/>
+      <w:bookmarkStart w:id="5" w:name="_Toc240920481"/>
       <w:r>
         <w:t>Changing your password</w:t>
       </w:r>
@@ -3826,7 +3826,7 @@
           <w:noProof/>
         </w:rPr>
         <w:drawing>
-          <wp:inline distT="0" distB="0" distL="0" distR="0" wp14:anchorId="5426FBE2" wp14:editId="7699E7C3">
+          <wp:inline distT="0" distB="0" distL="0" distR="0">
             <wp:extent cx="5334000" cy="2171700"/>
             <wp:effectExtent l="0" t="0" r="0" b="0"/>
             <wp:docPr id="3" name="adm_account.jpg" descr="Change Password screen." title="Change Password screen."/>
@@ -3914,7 +3914,7 @@
         <w:pStyle w:val="Heading1"/>
         <w:pageBreakBefore/>
       </w:pPr>
-      <w:bookmarkStart w:id="6" w:name="_Toc240917173"/>
+      <w:bookmarkStart w:id="6" w:name="_Toc240920482"/>
       <w:r>
         <w:lastRenderedPageBreak/>
         <w:t>3. Your routine</w:t>
@@ -4490,7 +4490,7 @@
         <w:pStyle w:val="Heading1"/>
         <w:pageBreakBefore/>
       </w:pPr>
-      <w:bookmarkStart w:id="7" w:name="_Toc240917174"/>
+      <w:bookmarkStart w:id="7" w:name="_Toc240920483"/>
       <w:r>
         <w:lastRenderedPageBreak/>
         <w:t>4. Step-by-step tasks</w:t>
@@ -4501,7 +4501,7 @@
       <w:pPr>
         <w:pStyle w:val="Heading2"/>
       </w:pPr>
-      <w:bookmarkStart w:id="8" w:name="_Toc240917175"/>
+      <w:bookmarkStart w:id="8" w:name="_Toc240920484"/>
       <w:r>
         <w:t>4.1 Reading the dashboard</w:t>
       </w:r>
@@ -4518,7 +4518,7 @@
           <w:noProof/>
         </w:rPr>
         <w:drawing>
-          <wp:inline distT="0" distB="0" distL="0" distR="0" wp14:anchorId="095D1BCE" wp14:editId="540059F8">
+          <wp:inline distT="0" distB="0" distL="0" distR="0">
             <wp:extent cx="5715000" cy="3571875"/>
             <wp:effectExtent l="0" t="0" r="0" b="0"/>
             <wp:docPr id="4" name="kii_dashboard.jpg" descr="Documents by type and by QA status." title="Documents by type and by QA status."/>
@@ -4587,7 +4587,7 @@
       <w:pPr>
         <w:pStyle w:val="Heading2"/>
       </w:pPr>
-      <w:bookmarkStart w:id="9" w:name="_Toc240917176"/>
+      <w:bookmarkStart w:id="9" w:name="_Toc240920485"/>
       <w:r>
         <w:t>4.2 The fastest way: upload the document (Quick add)</w:t>
       </w:r>
@@ -4646,7 +4646,7 @@
         </w:rPr>
         <w:lastRenderedPageBreak/>
         <w:drawing>
-          <wp:inline distT="0" distB="0" distL="0" distR="0" wp14:anchorId="2C885869" wp14:editId="05B47B68">
+          <wp:inline distT="0" distB="0" distL="0" distR="0">
             <wp:extent cx="5334000" cy="4248150"/>
             <wp:effectExtent l="0" t="0" r="0" b="0"/>
             <wp:docPr id="5" name="doc_new.jpg" descr="New document: upload the file and let the AI do the rest." title="New document: upload the file and let the AI do the rest."/>
@@ -4940,7 +4940,7 @@
       <w:pPr>
         <w:pStyle w:val="Heading2"/>
       </w:pPr>
-      <w:bookmarkStart w:id="10" w:name="_Toc240917177"/>
+      <w:bookmarkStart w:id="10" w:name="_Toc240920486"/>
       <w:r>
         <w:lastRenderedPageBreak/>
         <w:t>4.3 Coding another chapter of the same document (Copy for another chapter)</w:t>
@@ -5021,7 +5021,7 @@
           <w:noProof/>
         </w:rPr>
         <w:drawing>
-          <wp:inline distT="0" distB="0" distL="0" distR="0" wp14:anchorId="77EEEE4A" wp14:editId="24387EDA">
+          <wp:inline distT="0" distB="0" distL="0" distR="0">
             <wp:extent cx="5334000" cy="1019175"/>
             <wp:effectExtent l="0" t="0" r="0" b="0"/>
             <wp:docPr id="6" name="doc_copy_chapter.jpg" descr="Copy for another chapter: pages, and an optional title." title="Copy for another chapter: pages, and an optional title."/>
@@ -5260,7 +5260,7 @@
       <w:pPr>
         <w:pStyle w:val="Heading2"/>
       </w:pPr>
-      <w:bookmarkStart w:id="11" w:name="_Toc240917178"/>
+      <w:bookmarkStart w:id="11" w:name="_Toc240920487"/>
       <w:r>
         <w:t>4.4 Adding a document by hand</w:t>
       </w:r>
@@ -5401,7 +5401,7 @@
       <w:pPr>
         <w:pStyle w:val="Heading2"/>
       </w:pPr>
-      <w:bookmarkStart w:id="12" w:name="_Toc240917179"/>
+      <w:bookmarkStart w:id="12" w:name="_Toc240920488"/>
       <w:r>
         <w:t>4.5 Correcting a record's details</w:t>
       </w:r>
@@ -5442,7 +5442,7 @@
         </w:rPr>
         <w:lastRenderedPageBreak/>
         <w:drawing>
-          <wp:inline distT="0" distB="0" distL="0" distR="0" wp14:anchorId="26672F50" wp14:editId="5F8ED9CA">
+          <wp:inline distT="0" distB="0" distL="0" distR="0">
             <wp:extent cx="5334000" cy="2038350"/>
             <wp:effectExtent l="0" t="0" r="0" b="0"/>
             <wp:docPr id="7" name="doc_record_details.jpg" descr="Record details: the details the AI filled in, ready to check." title="Record details: the details the AI filled in, ready to check."/>
@@ -5539,7 +5539,7 @@
       <w:pPr>
         <w:pStyle w:val="Heading2"/>
       </w:pPr>
-      <w:bookmarkStart w:id="13" w:name="_Toc240917180"/>
+      <w:bookmarkStart w:id="13" w:name="_Toc240920489"/>
       <w:r>
         <w:t>4.6 Attaching the source file, and removing a wrong one</w:t>
       </w:r>
@@ -5589,7 +5589,7 @@
           <w:noProof/>
         </w:rPr>
         <w:drawing>
-          <wp:inline distT="0" distB="0" distL="0" distR="0" wp14:anchorId="06461066" wp14:editId="48EFCFC1">
+          <wp:inline distT="0" distB="0" distL="0" distR="0">
             <wp:extent cx="5334000" cy="952500"/>
             <wp:effectExtent l="0" t="0" r="0" b="0"/>
             <wp:docPr id="8" name="doc_source_file.jpg" descr="Source file: the file name, size and date, with Remove file beside it." title="Source file: the file name, size and date, with Remove file beside it."/>
@@ -5802,7 +5802,7 @@
       <w:pPr>
         <w:pStyle w:val="Heading2"/>
       </w:pPr>
-      <w:bookmarkStart w:id="14" w:name="_Toc240917181"/>
+      <w:bookmarkStart w:id="14" w:name="_Toc240920490"/>
       <w:r>
         <w:t>4.7 Assessing and including a document</w:t>
       </w:r>
@@ -5853,7 +5853,7 @@
         </w:rPr>
         <w:lastRenderedPageBreak/>
         <w:drawing>
-          <wp:inline distT="0" distB="0" distL="0" distR="0" wp14:anchorId="3301E985" wp14:editId="6B6854F4">
+          <wp:inline distT="0" distB="0" distL="0" distR="0">
             <wp:extent cx="5334000" cy="3333750"/>
             <wp:effectExtent l="0" t="0" r="0" b="0"/>
             <wp:docPr id="9" name="doc_register.jpg" descr="Documentary Evidence Corpus." title="Documentary Evidence Corpus."/>
@@ -5962,7 +5962,7 @@
           <w:noProof/>
         </w:rPr>
         <w:drawing>
-          <wp:inline distT="0" distB="0" distL="0" distR="0" wp14:anchorId="1C8FF2FA" wp14:editId="59692EAB">
+          <wp:inline distT="0" distB="0" distL="0" distR="0">
             <wp:extent cx="5334000" cy="3419475"/>
             <wp:effectExtent l="0" t="0" r="0" b="0"/>
             <wp:docPr id="10" name="doc_detail.jpg" descr="Document record: authenticity, QA status, memo and coding form." title="Document record: authenticity, QA status, memo and coding form."/>
@@ -6125,7 +6125,7 @@
       <w:pPr>
         <w:pStyle w:val="Heading2"/>
       </w:pPr>
-      <w:bookmarkStart w:id="15" w:name="_Toc240917182"/>
+      <w:bookmarkStart w:id="15" w:name="_Toc240920491"/>
       <w:r>
         <w:lastRenderedPageBreak/>
         <w:t>4.8 Coding a document: two ways</w:t>
@@ -6444,7 +6444,7 @@
           <w:noProof/>
         </w:rPr>
         <w:drawing>
-          <wp:inline distT="0" distB="0" distL="0" distR="0" wp14:anchorId="33304BC2" wp14:editId="5ED7320F">
+          <wp:inline distT="0" distB="0" distL="0" distR="0">
             <wp:extent cx="5715000" cy="904875"/>
             <wp:effectExtent l="0" t="0" r="0" b="0"/>
             <wp:docPr id="11" name="doc_coding_buttons.jpg" descr="The Coding panel: Code this document, and Auto-fill." title="The Coding panel: Code this document, and Auto-fill."/>
@@ -6513,7 +6513,7 @@
       <w:pPr>
         <w:pStyle w:val="Heading2"/>
       </w:pPr>
-      <w:bookmarkStart w:id="16" w:name="_Toc240917183"/>
+      <w:bookmarkStart w:id="16" w:name="_Toc240920492"/>
       <w:r>
         <w:t>4.9 Auto-fill: the AI drafts, you review</w:t>
       </w:r>
@@ -6608,7 +6608,7 @@
           <w:noProof/>
         </w:rPr>
         <w:drawing>
-          <wp:inline distT="0" distB="0" distL="0" distR="0" wp14:anchorId="00A84876" wp14:editId="52F096A1">
+          <wp:inline distT="0" distB="0" distL="0" distR="0">
             <wp:extent cx="5334000" cy="2667000"/>
             <wp:effectExtent l="0" t="0" r="0" b="0"/>
             <wp:docPr id="12" name="doc_autofill_pages.jpg" descr="A 240-page PDF: enter a page range, or read the whole document in parts." title="A 240-page PDF: enter a page range, or read the whole document in parts."/>
@@ -6708,7 +6708,7 @@
         </w:rPr>
         <w:lastRenderedPageBreak/>
         <w:drawing>
-          <wp:inline distT="0" distB="0" distL="0" distR="0" wp14:anchorId="72CF8E6E" wp14:editId="1F980581">
+          <wp:inline distT="0" distB="0" distL="0" distR="0">
             <wp:extent cx="5334000" cy="1752600"/>
             <wp:effectExtent l="0" t="0" r="0" b="0"/>
             <wp:docPr id="13" name="doc_autofill_running.jpg" descr="The AI is reading the document." title="The AI is reading the document."/>
@@ -6797,7 +6797,7 @@
           <w:noProof/>
         </w:rPr>
         <w:drawing>
-          <wp:inline distT="0" distB="0" distL="0" distR="0" wp14:anchorId="2617DCF0" wp14:editId="7C83AA11">
+          <wp:inline distT="0" distB="0" distL="0" distR="0">
             <wp:extent cx="5334000" cy="4581525"/>
             <wp:effectExtent l="0" t="0" r="0" b="0"/>
             <wp:docPr id="14" name="doc_autofill_review.jpg" descr="The review screen: the draft, ready to check and edit." title="The review screen: the draft, ready to check and edit."/>
@@ -6887,7 +6887,7 @@
         </w:rPr>
         <w:lastRenderedPageBreak/>
         <w:drawing>
-          <wp:inline distT="0" distB="0" distL="0" distR="0" wp14:anchorId="622047EF" wp14:editId="0B747C1C">
+          <wp:inline distT="0" distB="0" distL="0" distR="0">
             <wp:extent cx="5334000" cy="3838575"/>
             <wp:effectExtent l="0" t="0" r="0" b="0"/>
             <wp:docPr id="15" name="doc_autofill_section_d.jpg" descr="Section D: ratings and locators, all editable." title="Section D: ratings and locators, all editable."/>
@@ -6976,7 +6976,7 @@
           <w:noProof/>
         </w:rPr>
         <w:drawing>
-          <wp:inline distT="0" distB="0" distL="0" distR="0" wp14:anchorId="0ECA0150" wp14:editId="76A103F2">
+          <wp:inline distT="0" distB="0" distL="0" distR="0">
             <wp:extent cx="5334000" cy="3838575"/>
             <wp:effectExtent l="0" t="0" r="0" b="0"/>
             <wp:docPr id="16" name="doc_autofill_section_j.jpg" descr="Section J: quantitative metrics." title="Section J: quantitative metrics."/>
@@ -8583,7 +8583,7 @@
                 <w:sz w:val="19"/>
                 <w:szCs w:val="19"/>
               </w:rPr>
-              <w:t>“Read part 4 of 12” or “Combining the parts…”</w:t>
+              <w:t>“Reconcile the pre-interview profile first…” when accepting a questionnaire, or a KII's coding will not complete</w:t>
             </w:r>
           </w:p>
         </w:tc>
@@ -8607,7 +8607,7 @@
                 <w:sz w:val="19"/>
                 <w:szCs w:val="19"/>
               </w:rPr>
-              <w:t>A long document is being read in parts. Nothing is wrong.</w:t>
+              <w:t>The case has a locked pre-interview profile with facts not yet verified with the respondent or not reconciled.</w:t>
             </w:r>
           </w:p>
         </w:tc>
@@ -8631,7 +8631,7 @@
                 <w:sz w:val="19"/>
                 <w:szCs w:val="19"/>
               </w:rPr>
-              <w:t>Wait, or leave the page and come back.</w:t>
+              <w:t>Open the case (or KII record) → Interview sheet; verify every fact, and ask the coordinator to reconcile the corrected ones.</w:t>
             </w:r>
           </w:p>
         </w:tc>
@@ -8665,7 +8665,7 @@
                 <w:sz w:val="19"/>
                 <w:szCs w:val="19"/>
               </w:rPr>
-              <w:t>“The AI's answer was cut off…”</w:t>
+              <w:t>“Read part 4 of 12” or “Combining the parts…”</w:t>
             </w:r>
           </w:p>
         </w:tc>
@@ -8688,7 +8688,7 @@
                 <w:sz w:val="19"/>
                 <w:szCs w:val="19"/>
               </w:rPr>
-              <w:t>The range was too big to answer in one go.</w:t>
+              <w:t>A long document is being read in parts. Nothing is wrong.</w:t>
             </w:r>
           </w:p>
         </w:tc>
@@ -8711,7 +8711,7 @@
                 <w:sz w:val="19"/>
                 <w:szCs w:val="19"/>
               </w:rPr>
-              <w:t>Try a narrower range.</w:t>
+              <w:t>Wait, or leave the page and come back.</w:t>
             </w:r>
           </w:p>
         </w:tc>
@@ -8746,7 +8746,7 @@
                 <w:sz w:val="19"/>
                 <w:szCs w:val="19"/>
               </w:rPr>
-              <w:t>“A draft is already being generated”</w:t>
+              <w:t>“The AI's answer was cut off…”</w:t>
             </w:r>
           </w:p>
         </w:tc>
@@ -8770,7 +8770,7 @@
                 <w:sz w:val="19"/>
                 <w:szCs w:val="19"/>
               </w:rPr>
-              <w:t>You or a colleague already started one.</w:t>
+              <w:t>The range was too big to answer in one go.</w:t>
             </w:r>
           </w:p>
         </w:tc>
@@ -8794,7 +8794,7 @@
                 <w:sz w:val="19"/>
                 <w:szCs w:val="19"/>
               </w:rPr>
-              <w:t>Wait for it to finish (about five minutes; up to half an hour for a document read in parts).</w:t>
+              <w:t>Try a narrower range.</w:t>
             </w:r>
           </w:p>
         </w:tc>
@@ -8828,7 +8828,7 @@
                 <w:sz w:val="19"/>
                 <w:szCs w:val="19"/>
               </w:rPr>
-              <w:t>“The last attempt failed: …”</w:t>
+              <w:t>“A draft is already being generated”</w:t>
             </w:r>
           </w:p>
         </w:tc>
@@ -8851,7 +8851,7 @@
                 <w:sz w:val="19"/>
                 <w:szCs w:val="19"/>
               </w:rPr>
-              <w:t>The AI request did not complete.</w:t>
+              <w:t>You or a colleague already started one.</w:t>
             </w:r>
           </w:p>
         </w:tc>
@@ -8874,7 +8874,7 @@
                 <w:sz w:val="19"/>
                 <w:szCs w:val="19"/>
               </w:rPr>
-              <w:t>Select Generate AI draft again. If it keeps failing, tell the administrator the message.</w:t>
+              <w:t>Wait for it to finish (about five minutes; up to half an hour for a document read in parts).</w:t>
             </w:r>
           </w:p>
         </w:tc>
@@ -8909,14 +8909,7 @@
                 <w:sz w:val="19"/>
                 <w:szCs w:val="19"/>
               </w:rPr>
-              <w:t xml:space="preserve">No </w:t>
-            </w:r>
-            <w:r>
-              <w:rPr>
-                <w:sz w:val="19"/>
-                <w:szCs w:val="19"/>
-              </w:rPr>
-              <w:t>Auto-fill button</w:t>
+              <w:t>“The last attempt failed: …”</w:t>
             </w:r>
           </w:p>
         </w:tc>
@@ -8940,7 +8933,7 @@
                 <w:sz w:val="19"/>
                 <w:szCs w:val="19"/>
               </w:rPr>
-              <w:t>AI drafting has not been switched on, or there is no source file yet.</w:t>
+              <w:t>The AI request did not complete.</w:t>
             </w:r>
           </w:p>
         </w:tc>
@@ -8964,7 +8957,7 @@
                 <w:sz w:val="19"/>
                 <w:szCs w:val="19"/>
               </w:rPr>
-              <w:t>Attach the file; otherwise ask the administrator.</w:t>
+              <w:t>Select Generate AI draft again. If it keeps failing, tell the administrator the message.</w:t>
             </w:r>
           </w:p>
         </w:tc>
@@ -8998,6 +8991,87 @@
                 <w:sz w:val="19"/>
                 <w:szCs w:val="19"/>
               </w:rPr>
+              <w:t>No Auto-fill button</w:t>
+            </w:r>
+          </w:p>
+        </w:tc>
+        <w:tc>
+          <w:tcPr>
+            <w:tcW w:w="3294" w:type="dxa"/>
+            <w:tcMar>
+              <w:top w:w="70" w:type="dxa"/>
+              <w:left w:w="110" w:type="dxa"/>
+              <w:bottom w:w="70" w:type="dxa"/>
+              <w:right w:w="110" w:type="dxa"/>
+            </w:tcMar>
+          </w:tcPr>
+          <w:p>
+            <w:pPr>
+              <w:spacing w:after="40"/>
+            </w:pPr>
+            <w:r>
+              <w:rPr>
+                <w:sz w:val="19"/>
+                <w:szCs w:val="19"/>
+              </w:rPr>
+              <w:t>AI drafting has not been switched on, or there is no source file yet.</w:t>
+            </w:r>
+          </w:p>
+        </w:tc>
+        <w:tc>
+          <w:tcPr>
+            <w:tcW w:w="3294" w:type="dxa"/>
+            <w:tcMar>
+              <w:top w:w="70" w:type="dxa"/>
+              <w:left w:w="110" w:type="dxa"/>
+              <w:bottom w:w="70" w:type="dxa"/>
+              <w:right w:w="110" w:type="dxa"/>
+            </w:tcMar>
+          </w:tcPr>
+          <w:p>
+            <w:pPr>
+              <w:spacing w:after="40"/>
+            </w:pPr>
+            <w:r>
+              <w:rPr>
+                <w:sz w:val="19"/>
+                <w:szCs w:val="19"/>
+              </w:rPr>
+              <w:t>Attach the file; otherwise ask the administrator.</w:t>
+            </w:r>
+          </w:p>
+        </w:tc>
+      </w:tr>
+      <w:tr>
+        <w:tblPrEx>
+          <w:tblCellMar>
+            <w:top w:w="0" w:type="dxa"/>
+            <w:bottom w:w="0" w:type="dxa"/>
+          </w:tblCellMar>
+        </w:tblPrEx>
+        <w:trPr>
+          <w:cantSplit/>
+        </w:trPr>
+        <w:tc>
+          <w:tcPr>
+            <w:tcW w:w="2824" w:type="dxa"/>
+            <w:shd w:val="clear" w:color="auto" w:fill="F8FAFB"/>
+            <w:tcMar>
+              <w:top w:w="70" w:type="dxa"/>
+              <w:left w:w="110" w:type="dxa"/>
+              <w:bottom w:w="70" w:type="dxa"/>
+              <w:right w:w="110" w:type="dxa"/>
+            </w:tcMar>
+          </w:tcPr>
+          <w:p>
+            <w:pPr>
+              <w:spacing w:after="40"/>
+            </w:pPr>
+            <w:r>
+              <w:rPr>
+                <w:sz w:val="19"/>
+                <w:szCs w:val="19"/>
+              </w:rPr>
               <w:t>Submit is refused by KoboToolbox</w:t>
             </w:r>
           </w:p>
@@ -9005,6 +9079,7 @@
         <w:tc>
           <w:tcPr>
             <w:tcW w:w="3294" w:type="dxa"/>
+            <w:shd w:val="clear" w:color="auto" w:fill="F8FAFB"/>
             <w:tcMar>
               <w:top w:w="70" w:type="dxa"/>
               <w:left w:w="110" w:type="dxa"/>
@@ -9028,6 +9103,7 @@
         <w:tc>
           <w:tcPr>
             <w:tcW w:w="3294" w:type="dxa"/>
+            <w:shd w:val="clear" w:color="auto" w:fill="F8FAFB"/>
             <w:tcMar>
               <w:top w:w="70" w:type="dxa"/>
               <w:left w:w="110" w:type="dxa"/>
@@ -9107,6 +9183,7 @@
                 <w:sz w:val="20"/>
                 <w:szCs w:val="20"/>
               </w:rPr>
+              <w:lastRenderedPageBreak/>
               <w:t>Cost</w:t>
             </w:r>
           </w:p>
@@ -9129,9 +9206,8 @@
       <w:pPr>
         <w:pStyle w:val="Heading2"/>
       </w:pPr>
-      <w:bookmarkStart w:id="17" w:name="_Toc240917184"/>
-      <w:r>
-        <w:lastRenderedPageBreak/>
+      <w:bookmarkStart w:id="17" w:name="_Toc240920493"/>
+      <w:r>
         <w:t>4.10 Downloading or emailing completed forms (Form PDFs)</w:t>
       </w:r>
       <w:bookmarkEnd w:id="17"/>
@@ -9170,7 +9246,7 @@
           <w:noProof/>
         </w:rPr>
         <w:drawing>
-          <wp:inline distT="0" distB="0" distL="0" distR="0" wp14:anchorId="1A21495C" wp14:editId="0A081E60">
+          <wp:inline distT="0" distB="0" distL="0" distR="0">
             <wp:extent cx="5334000" cy="3333750"/>
             <wp:effectExtent l="0" t="0" r="0" b="0"/>
             <wp:docPr id="17" name="doc_form_pdfs.jpg" descr="Completed document coding forms, with the sync status." title="Completed document coding forms, with the sync status."/>
@@ -9386,8 +9462,9 @@
       <w:pPr>
         <w:pStyle w:val="Heading2"/>
       </w:pPr>
-      <w:bookmarkStart w:id="18" w:name="_Toc240917185"/>
-      <w:r>
+      <w:bookmarkStart w:id="18" w:name="_Toc240920494"/>
+      <w:r>
+        <w:lastRenderedPageBreak/>
         <w:t>4.11 Judging authenticity</w:t>
       </w:r>
       <w:bookmarkEnd w:id="18"/>
@@ -9462,7 +9539,6 @@
         <w:spacing w:after="60" w:line="276" w:lineRule="auto"/>
       </w:pPr>
       <w:r>
-        <w:lastRenderedPageBreak/>
         <w:t xml:space="preserve">Mark </w:t>
       </w:r>
       <w:r>
@@ -9486,7 +9562,7 @@
         <w:pStyle w:val="Heading1"/>
         <w:pageBreakBefore/>
       </w:pPr>
-      <w:bookmarkStart w:id="19" w:name="_Toc240917186"/>
+      <w:bookmarkStart w:id="19" w:name="_Toc240920495"/>
       <w:r>
         <w:lastRenderedPageBreak/>
         <w:t>5. Rules you must follow</w:t>
@@ -9637,7 +9713,7 @@
         <w:pStyle w:val="Heading1"/>
         <w:pageBreakBefore/>
       </w:pPr>
-      <w:bookmarkStart w:id="20" w:name="_Toc240917187"/>
+      <w:bookmarkStart w:id="20" w:name="_Toc240920496"/>
       <w:r>
         <w:lastRenderedPageBreak/>
         <w:t>6. Troubleshooting</w:t>
@@ -10990,7 +11066,7 @@
         <w:pStyle w:val="Heading1"/>
         <w:pageBreakBefore/>
       </w:pPr>
-      <w:bookmarkStart w:id="21" w:name="_Toc240917188"/>
+      <w:bookmarkStart w:id="21" w:name="_Toc240920497"/>
       <w:r>
         <w:lastRenderedPageBreak/>
         <w:t>7. Quick reference</w:t>
@@ -11509,7 +11585,7 @@
         <w:pStyle w:val="Heading1"/>
         <w:pageBreakBefore/>
       </w:pPr>
-      <w:bookmarkStart w:id="22" w:name="_Toc240917189"/>
+      <w:bookmarkStart w:id="22" w:name="_Toc240920498"/>
       <w:r>
         <w:lastRenderedPageBreak/>
         <w:t>8. Every screen and button for your role</w:t>
@@ -11623,7 +11699,7 @@
       <w:pPr>
         <w:pStyle w:val="Heading2"/>
       </w:pPr>
-      <w:bookmarkStart w:id="23" w:name="_Toc240917190"/>
+      <w:bookmarkStart w:id="23" w:name="_Toc240920499"/>
       <w:r>
         <w:t>8.1 Sign in</w:t>
       </w:r>
@@ -12136,7 +12212,7 @@
       <w:pPr>
         <w:pStyle w:val="Heading2"/>
       </w:pPr>
-      <w:bookmarkStart w:id="24" w:name="_Toc240917191"/>
+      <w:bookmarkStart w:id="24" w:name="_Toc240920500"/>
       <w:r>
         <w:t>8.2 The header and menu bar (every screen)</w:t>
       </w:r>
@@ -12860,7 +12936,7 @@
       <w:pPr>
         <w:pStyle w:val="Heading2"/>
       </w:pPr>
-      <w:bookmarkStart w:id="25" w:name="_Toc240917192"/>
+      <w:bookmarkStart w:id="25" w:name="_Toc240920501"/>
       <w:r>
         <w:t>8.3 Change Password</w:t>
       </w:r>
@@ -13480,7 +13556,7 @@
       <w:pPr>
         <w:pStyle w:val="Heading2"/>
       </w:pPr>
-      <w:bookmarkStart w:id="26" w:name="_Toc240917193"/>
+      <w:bookmarkStart w:id="26" w:name="_Toc240920502"/>
       <w:r>
         <w:t>8.4 KII / Document Dashboard</w:t>
       </w:r>
@@ -13890,7 +13966,7 @@
       <w:pPr>
         <w:pStyle w:val="Heading2"/>
       </w:pPr>
-      <w:bookmarkStart w:id="27" w:name="_Toc240917194"/>
+      <w:bookmarkStart w:id="27" w:name="_Toc240920503"/>
       <w:r>
         <w:lastRenderedPageBreak/>
         <w:t>8.5 Documents (the corpus)</w:t>
@@ -14511,7 +14587,7 @@
       <w:pPr>
         <w:pStyle w:val="Heading2"/>
       </w:pPr>
-      <w:bookmarkStart w:id="28" w:name="_Toc240917195"/>
+      <w:bookmarkStart w:id="28" w:name="_Toc240920504"/>
       <w:r>
         <w:t>8.6 New Documentary Evidence Record</w:t>
       </w:r>
@@ -15342,7 +15418,7 @@
       <w:pPr>
         <w:pStyle w:val="Heading2"/>
       </w:pPr>
-      <w:bookmarkStart w:id="29" w:name="_Toc240917196"/>
+      <w:bookmarkStart w:id="29" w:name="_Toc240920505"/>
       <w:r>
         <w:t>8.7 Document record</w:t>
       </w:r>
@@ -16696,7 +16772,7 @@
       <w:pPr>
         <w:pStyle w:val="Heading2"/>
       </w:pPr>
-      <w:bookmarkStart w:id="30" w:name="_Toc240917197"/>
+      <w:bookmarkStart w:id="30" w:name="_Toc240920506"/>
       <w:r>
         <w:t>8.8 Auto-fill review screen</w:t>
       </w:r>
@@ -17737,7 +17813,7 @@
       <w:pPr>
         <w:pStyle w:val="Heading2"/>
       </w:pPr>
-      <w:bookmarkStart w:id="31" w:name="_Toc240917198"/>
+      <w:bookmarkStart w:id="31" w:name="_Toc240920507"/>
       <w:r>
         <w:t>8.9 Completed forms (Form PDFs)</w:t>
       </w:r>
@@ -18619,7 +18695,7 @@
         <w:sz w:val="16"/>
         <w:szCs w:val="16"/>
       </w:rPr>
-      <w:t>Version 1.7 · 21 September 2026</w:t>
+      <w:t>Version 1.8 · 21 September 2026</w:t>
     </w:r>
     <w:r>
       <w:rPr>
@@ -18792,10 +18868,10 @@
 <file path=word/numbering.xml><?xml version="1.0" encoding="utf-8"?>
 <w:numbering xmlns:wpc="http://schemas.microsoft.com/office/word/2010/wordprocessingCanvas" xmlns:cx="http://schemas.microsoft.com/office/drawing/2014/chartex" xmlns:cx1="http://schemas.microsoft.com/office/drawing/2015/9/8/chartex" xmlns:cx2="http://schemas.microsoft.com/office/drawing/2015/10/21/chartex" xmlns:cx3="http://schemas.microsoft.com/office/drawing/2016/5/9/chartex" xmlns:cx4="http://schemas.microsoft.com/office/drawing/2016/5/10/chartex" xmlns:cx5="http://schemas.microsoft.com/office/drawing/2016/5/11/chartex" xmlns:cx6="http://schemas.microsoft.com/office/drawing/2016/5/12/chartex" xmlns:cx7="http://schemas.microsoft.com/office/drawing/2016/5/13/chartex" xmlns:cx8="http://schemas.microsoft.com/office/drawing/2016/5/14/chartex" xmlns:mc="http://schemas.openxmlformats.org/markup-compatibility/2006" xmlns:aink="http://schemas.microsoft.com/office/drawing/2016/ink" xmlns:am3d="http://schemas.microsoft.com/office/drawing/2017/model3d" xmlns:o="urn:schemas-microsoft-com:office:office" xmlns:oel="http://schemas.microsoft.com/office/2019/extlst" xmlns:r="http://schemas.openxmlformats.org/officeDocument/2006/relationships" xmlns:m="http://schemas.openxmlformats.org/officeDocument/2006/math" xmlns:v="urn:schemas-microsoft-com:vml" xmlns:wp14="http://schemas.microsoft.com/office/word/2010/wordprocessingDrawing" xmlns:wp="http://schemas.openxmlformats.org/drawingml/2006/wordprocessingDrawing" xmlns:w10="urn:schemas-microsoft-com:office:word" xmlns:w="http://schemas.openxmlformats.org/wordprocessingml/2006/main" xmlns:w14="http://schemas.microsoft.com/office/word/2010/wordml" xmlns:w15="http://schemas.microsoft.com/office/word/2012/wordml" xmlns:w16cex="http://schemas.microsoft.com/office/word/2018/wordml/cex" xmlns:w16cid="http://schemas.microsoft.com/office/word/2016/wordml/cid" xmlns:w16="http://schemas.microsoft.com/office/word/2018/wordml" xmlns:w16sdtdh="http://schemas.microsoft.com/office/word/2020/wordml/sdtdatahash" xmlns:w16se="http://schemas.microsoft.com/office/word/2015/wordml/symex" xmlns:wpg="http://schemas.microsoft.com/office/word/2010/wordprocessingGroup" xmlns:wpi="http://schemas.microsoft.com/office/word/2010/wordprocessingInk" xmlns:wne="http://schemas.microsoft.com/office/word/2006/wordml" xmlns:wps="http://schemas.microsoft.com/office/word/2010/wordprocessingShape" mc:Ignorable="w14 w15 w16se w16cid w16 w16cex w16sdtdh wp14">
   <w:abstractNum w:abstractNumId="0" w15:restartNumberingAfterBreak="0">
-    <w:nsid w:val="036E3212"/>
+    <w:nsid w:val="06FC29D9"/>
     <w:multiLevelType w:val="hybridMultilevel"/>
-    <w:tmpl w:val="39B43AF8"/>
-    <w:lvl w:ilvl="0" w:tplc="9A540508">
+    <w:tmpl w:val="35BCEFC8"/>
+    <w:lvl w:ilvl="0" w:tplc="877636D8">
       <w:start w:val="1"/>
       <w:numFmt w:val="decimal"/>
       <w:lvlText w:val="%1."/>
@@ -18809,52 +18885,52 @@
         <w:color w:val="A67C27"/>
       </w:rPr>
     </w:lvl>
-    <w:lvl w:ilvl="1" w:tplc="5DC0E488">
+    <w:lvl w:ilvl="1" w:tplc="729E95CE">
       <w:numFmt w:val="decimal"/>
       <w:lvlText w:val=""/>
       <w:lvlJc w:val="left"/>
     </w:lvl>
-    <w:lvl w:ilvl="2" w:tplc="BFA011C2">
+    <w:lvl w:ilvl="2" w:tplc="7B1C4E84">
       <w:numFmt w:val="decimal"/>
       <w:lvlText w:val=""/>
       <w:lvlJc w:val="left"/>
     </w:lvl>
-    <w:lvl w:ilvl="3" w:tplc="C0620286">
+    <w:lvl w:ilvl="3" w:tplc="901631F2">
       <w:numFmt w:val="decimal"/>
       <w:lvlText w:val=""/>
       <w:lvlJc w:val="left"/>
     </w:lvl>
-    <w:lvl w:ilvl="4" w:tplc="178CD042">
+    <w:lvl w:ilvl="4" w:tplc="964EA514">
       <w:numFmt w:val="decimal"/>
       <w:lvlText w:val=""/>
       <w:lvlJc w:val="left"/>
     </w:lvl>
-    <w:lvl w:ilvl="5" w:tplc="FF48F6DE">
+    <w:lvl w:ilvl="5" w:tplc="6BF64B9C">
       <w:numFmt w:val="decimal"/>
       <w:lvlText w:val=""/>
       <w:lvlJc w:val="left"/>
     </w:lvl>
-    <w:lvl w:ilvl="6" w:tplc="6F72EAEA">
+    <w:lvl w:ilvl="6" w:tplc="2792886C">
       <w:numFmt w:val="decimal"/>
       <w:lvlText w:val=""/>
       <w:lvlJc w:val="left"/>
     </w:lvl>
-    <w:lvl w:ilvl="7" w:tplc="C94862F4">
+    <w:lvl w:ilvl="7" w:tplc="2C24DE3C">
       <w:numFmt w:val="decimal"/>
       <w:lvlText w:val=""/>
       <w:lvlJc w:val="left"/>
     </w:lvl>
-    <w:lvl w:ilvl="8" w:tplc="8360A0E4">
+    <w:lvl w:ilvl="8" w:tplc="34E6D5CC">
       <w:numFmt w:val="decimal"/>
       <w:lvlText w:val=""/>
       <w:lvlJc w:val="left"/>
     </w:lvl>
   </w:abstractNum>
   <w:abstractNum w:abstractNumId="1" w15:restartNumberingAfterBreak="0">
-    <w:nsid w:val="096B0581"/>
+    <w:nsid w:val="260018AA"/>
     <w:multiLevelType w:val="hybridMultilevel"/>
-    <w:tmpl w:val="AD1210D6"/>
-    <w:lvl w:ilvl="0" w:tplc="43BE297A">
+    <w:tmpl w:val="B5B442E4"/>
+    <w:lvl w:ilvl="0" w:tplc="8F2C29CC">
       <w:start w:val="1"/>
       <w:numFmt w:val="decimal"/>
       <w:lvlText w:val="%1."/>
@@ -18868,52 +18944,52 @@
         <w:color w:val="A67C27"/>
       </w:rPr>
     </w:lvl>
-    <w:lvl w:ilvl="1" w:tplc="7C58B8E6">
+    <w:lvl w:ilvl="1" w:tplc="058E90AE">
       <w:numFmt w:val="decimal"/>
       <w:lvlText w:val=""/>
       <w:lvlJc w:val="left"/>
     </w:lvl>
-    <w:lvl w:ilvl="2" w:tplc="09903776">
+    <w:lvl w:ilvl="2" w:tplc="E20EB570">
       <w:numFmt w:val="decimal"/>
       <w:lvlText w:val=""/>
       <w:lvlJc w:val="left"/>
     </w:lvl>
-    <w:lvl w:ilvl="3" w:tplc="FD46E95C">
+    <w:lvl w:ilvl="3" w:tplc="28E40854">
       <w:numFmt w:val="decimal"/>
       <w:lvlText w:val=""/>
       <w:lvlJc w:val="left"/>
     </w:lvl>
-    <w:lvl w:ilvl="4" w:tplc="2EB2B114">
+    <w:lvl w:ilvl="4" w:tplc="BBA2D00C">
       <w:numFmt w:val="decimal"/>
       <w:lvlText w:val=""/>
       <w:lvlJc w:val="left"/>
     </w:lvl>
-    <w:lvl w:ilvl="5" w:tplc="C4929DB0">
+    <w:lvl w:ilvl="5" w:tplc="EC02B38A">
       <w:numFmt w:val="decimal"/>
       <w:lvlText w:val=""/>
       <w:lvlJc w:val="left"/>
     </w:lvl>
-    <w:lvl w:ilvl="6" w:tplc="15AE3CF8">
+    <w:lvl w:ilvl="6" w:tplc="41D8897C">
       <w:numFmt w:val="decimal"/>
       <w:lvlText w:val=""/>
       <w:lvlJc w:val="left"/>
     </w:lvl>
-    <w:lvl w:ilvl="7" w:tplc="4BEC024C">
+    <w:lvl w:ilvl="7" w:tplc="F01E5484">
       <w:numFmt w:val="decimal"/>
       <w:lvlText w:val=""/>
       <w:lvlJc w:val="left"/>
     </w:lvl>
-    <w:lvl w:ilvl="8" w:tplc="85D22AAA">
+    <w:lvl w:ilvl="8" w:tplc="B9E28C50">
       <w:numFmt w:val="decimal"/>
       <w:lvlText w:val=""/>
       <w:lvlJc w:val="left"/>
     </w:lvl>
   </w:abstractNum>
   <w:abstractNum w:abstractNumId="2" w15:restartNumberingAfterBreak="0">
-    <w:nsid w:val="1E042C59"/>
+    <w:nsid w:val="2A9017A6"/>
     <w:multiLevelType w:val="hybridMultilevel"/>
-    <w:tmpl w:val="F79E10F8"/>
-    <w:lvl w:ilvl="0" w:tplc="78143402">
+    <w:tmpl w:val="D0FCE510"/>
+    <w:lvl w:ilvl="0" w:tplc="53F2BA40">
       <w:start w:val="1"/>
       <w:numFmt w:val="decimal"/>
       <w:lvlText w:val="%1."/>
@@ -18927,52 +19003,138 @@
         <w:color w:val="A67C27"/>
       </w:rPr>
     </w:lvl>
-    <w:lvl w:ilvl="1" w:tplc="AD7AA5D4">
+    <w:lvl w:ilvl="1" w:tplc="E12E22CC">
       <w:numFmt w:val="decimal"/>
       <w:lvlText w:val=""/>
       <w:lvlJc w:val="left"/>
     </w:lvl>
-    <w:lvl w:ilvl="2" w:tplc="32F42E86">
+    <w:lvl w:ilvl="2" w:tplc="326267A2">
       <w:numFmt w:val="decimal"/>
       <w:lvlText w:val=""/>
       <w:lvlJc w:val="left"/>
     </w:lvl>
-    <w:lvl w:ilvl="3" w:tplc="309C52CA">
+    <w:lvl w:ilvl="3" w:tplc="4D90E02A">
       <w:numFmt w:val="decimal"/>
       <w:lvlText w:val=""/>
       <w:lvlJc w:val="left"/>
     </w:lvl>
-    <w:lvl w:ilvl="4" w:tplc="9A9846AE">
+    <w:lvl w:ilvl="4" w:tplc="280469A0">
       <w:numFmt w:val="decimal"/>
       <w:lvlText w:val=""/>
       <w:lvlJc w:val="left"/>
     </w:lvl>
-    <w:lvl w:ilvl="5" w:tplc="0FE406FE">
+    <w:lvl w:ilvl="5" w:tplc="B9547EF4">
       <w:numFmt w:val="decimal"/>
       <w:lvlText w:val=""/>
       <w:lvlJc w:val="left"/>
     </w:lvl>
-    <w:lvl w:ilvl="6" w:tplc="9178168A">
+    <w:lvl w:ilvl="6" w:tplc="C588972A">
       <w:numFmt w:val="decimal"/>
       <w:lvlText w:val=""/>
       <w:lvlJc w:val="left"/>
     </w:lvl>
-    <w:lvl w:ilvl="7" w:tplc="1BC6D99A">
+    <w:lvl w:ilvl="7" w:tplc="95045766">
       <w:numFmt w:val="decimal"/>
       <w:lvlText w:val=""/>
       <w:lvlJc w:val="left"/>
     </w:lvl>
-    <w:lvl w:ilvl="8" w:tplc="91B4415C">
+    <w:lvl w:ilvl="8" w:tplc="675A4DAA">
       <w:numFmt w:val="decimal"/>
       <w:lvlText w:val=""/>
       <w:lvlJc w:val="left"/>
     </w:lvl>
   </w:abstractNum>
   <w:abstractNum w:abstractNumId="3" w15:restartNumberingAfterBreak="0">
-    <w:nsid w:val="3D0D5B58"/>
+    <w:nsid w:val="30253753"/>
     <w:multiLevelType w:val="hybridMultilevel"/>
-    <w:tmpl w:val="34224D96"/>
-    <w:lvl w:ilvl="0" w:tplc="CCBE39A0">
+    <w:tmpl w:val="66BCD734"/>
+    <w:lvl w:ilvl="0" w:tplc="9FBC60FE">
+      <w:start w:val="1"/>
+      <w:numFmt w:val="bullet"/>
+      <w:lvlText w:val="●"/>
+      <w:lvlJc w:val="left"/>
+      <w:pPr>
+        <w:ind w:left="720" w:hanging="360"/>
+      </w:pPr>
+    </w:lvl>
+    <w:lvl w:ilvl="1" w:tplc="6E647CDA">
+      <w:start w:val="1"/>
+      <w:numFmt w:val="bullet"/>
+      <w:lvlText w:val="○"/>
+      <w:lvlJc w:val="left"/>
+      <w:pPr>
+        <w:ind w:left="1440" w:hanging="360"/>
+      </w:pPr>
+    </w:lvl>
+    <w:lvl w:ilvl="2" w:tplc="42C00F90">
+      <w:start w:val="1"/>
+      <w:numFmt w:val="bullet"/>
+      <w:lvlText w:val="■"/>
+      <w:lvlJc w:val="left"/>
+      <w:pPr>
+        <w:ind w:left="2160" w:hanging="360"/>
+      </w:pPr>
+    </w:lvl>
+    <w:lvl w:ilvl="3" w:tplc="61AC89E0">
+      <w:start w:val="1"/>
+      <w:numFmt w:val="bullet"/>
+      <w:lvlText w:val="●"/>
+      <w:lvlJc w:val="left"/>
+      <w:pPr>
+        <w:ind w:left="2880" w:hanging="360"/>
+      </w:pPr>
+    </w:lvl>
+    <w:lvl w:ilvl="4" w:tplc="B98A563E">
+      <w:start w:val="1"/>
+      <w:numFmt w:val="bullet"/>
+      <w:lvlText w:val="○"/>
+      <w:lvlJc w:val="left"/>
+      <w:pPr>
+        <w:ind w:left="3600" w:hanging="360"/>
+      </w:pPr>
+    </w:lvl>
+    <w:lvl w:ilvl="5" w:tplc="EAB0FD9E">
+      <w:start w:val="1"/>
+      <w:numFmt w:val="bullet"/>
+      <w:lvlText w:val="■"/>
+      <w:lvlJc w:val="left"/>
+      <w:pPr>
+        <w:ind w:left="4320" w:hanging="360"/>
+      </w:pPr>
+    </w:lvl>
+    <w:lvl w:ilvl="6" w:tplc="333CED98">
+      <w:start w:val="1"/>
+      <w:numFmt w:val="bullet"/>
+      <w:lvlText w:val="●"/>
+      <w:lvlJc w:val="left"/>
+      <w:pPr>
+        <w:ind w:left="5040" w:hanging="360"/>
+      </w:pPr>
+    </w:lvl>
+    <w:lvl w:ilvl="7" w:tplc="A6DE1F40">
+      <w:start w:val="1"/>
+      <w:numFmt w:val="bullet"/>
+      <w:lvlText w:val="●"/>
+      <w:lvlJc w:val="left"/>
+      <w:pPr>
+        <w:ind w:left="5760" w:hanging="360"/>
+      </w:pPr>
+    </w:lvl>
+    <w:lvl w:ilvl="8" w:tplc="444205B2">
+      <w:start w:val="1"/>
+      <w:numFmt w:val="bullet"/>
+      <w:lvlText w:val="●"/>
+      <w:lvlJc w:val="left"/>
+      <w:pPr>
+        <w:ind w:left="6480" w:hanging="360"/>
+      </w:pPr>
+    </w:lvl>
+  </w:abstractNum>
+  <w:abstractNum w:abstractNumId="4" w15:restartNumberingAfterBreak="0">
+    <w:nsid w:val="3027148E"/>
+    <w:multiLevelType w:val="hybridMultilevel"/>
+    <w:tmpl w:val="73728078"/>
+    <w:lvl w:ilvl="0" w:tplc="DBFAC272">
       <w:start w:val="1"/>
       <w:numFmt w:val="decimal"/>
       <w:lvlText w:val="%1."/>
@@ -18986,110 +19148,110 @@
         <w:color w:val="A67C27"/>
       </w:rPr>
     </w:lvl>
-    <w:lvl w:ilvl="1" w:tplc="0B844B96">
+    <w:lvl w:ilvl="1" w:tplc="08A4E696">
       <w:numFmt w:val="decimal"/>
       <w:lvlText w:val=""/>
       <w:lvlJc w:val="left"/>
     </w:lvl>
-    <w:lvl w:ilvl="2" w:tplc="4560CEA8">
+    <w:lvl w:ilvl="2" w:tplc="BEC62E28">
       <w:numFmt w:val="decimal"/>
       <w:lvlText w:val=""/>
       <w:lvlJc w:val="left"/>
     </w:lvl>
-    <w:lvl w:ilvl="3" w:tplc="AAFCF576">
+    <w:lvl w:ilvl="3" w:tplc="07D26CF6">
       <w:numFmt w:val="decimal"/>
       <w:lvlText w:val=""/>
       <w:lvlJc w:val="left"/>
     </w:lvl>
-    <w:lvl w:ilvl="4" w:tplc="4670BF70">
+    <w:lvl w:ilvl="4" w:tplc="9CE23920">
       <w:numFmt w:val="decimal"/>
       <w:lvlText w:val=""/>
       <w:lvlJc w:val="left"/>
     </w:lvl>
-    <w:lvl w:ilvl="5" w:tplc="9E500828">
+    <w:lvl w:ilvl="5" w:tplc="E70E9F76">
       <w:numFmt w:val="decimal"/>
       <w:lvlText w:val=""/>
       <w:lvlJc w:val="left"/>
     </w:lvl>
-    <w:lvl w:ilvl="6" w:tplc="65EA44BC">
+    <w:lvl w:ilvl="6" w:tplc="DDDC02EA">
       <w:numFmt w:val="decimal"/>
       <w:lvlText w:val=""/>
       <w:lvlJc w:val="left"/>
     </w:lvl>
-    <w:lvl w:ilvl="7" w:tplc="5D98E8C6">
+    <w:lvl w:ilvl="7" w:tplc="2B524E34">
       <w:numFmt w:val="decimal"/>
       <w:lvlText w:val=""/>
       <w:lvlJc w:val="left"/>
     </w:lvl>
-    <w:lvl w:ilvl="8" w:tplc="9A9A976C">
-      <w:numFmt w:val="decimal"/>
-      <w:lvlText w:val=""/>
-      <w:lvlJc w:val="left"/>
-    </w:lvl>
-  </w:abstractNum>
-  <w:abstractNum w:abstractNumId="4" w15:restartNumberingAfterBreak="0">
-    <w:nsid w:val="3EB9711B"/>
-    <w:multiLevelType w:val="hybridMultilevel"/>
-    <w:tmpl w:val="E72E678A"/>
-    <w:lvl w:ilvl="0" w:tplc="8CB0D254">
-      <w:start w:val="1"/>
-      <w:numFmt w:val="bullet"/>
-      <w:lvlText w:val="•"/>
-      <w:lvlJc w:val="left"/>
-      <w:pPr>
-        <w:ind w:left="460" w:hanging="280"/>
-      </w:pPr>
-    </w:lvl>
-    <w:lvl w:ilvl="1" w:tplc="9E361716">
-      <w:start w:val="1"/>
-      <w:numFmt w:val="bullet"/>
-      <w:lvlText w:val="–"/>
-      <w:lvlJc w:val="left"/>
-      <w:pPr>
-        <w:ind w:left="900" w:hanging="280"/>
-      </w:pPr>
-    </w:lvl>
-    <w:lvl w:ilvl="2" w:tplc="16D8CC6E">
-      <w:numFmt w:val="decimal"/>
-      <w:lvlText w:val=""/>
-      <w:lvlJc w:val="left"/>
-    </w:lvl>
-    <w:lvl w:ilvl="3" w:tplc="2E40C4C4">
-      <w:numFmt w:val="decimal"/>
-      <w:lvlText w:val=""/>
-      <w:lvlJc w:val="left"/>
-    </w:lvl>
-    <w:lvl w:ilvl="4" w:tplc="11309D20">
-      <w:numFmt w:val="decimal"/>
-      <w:lvlText w:val=""/>
-      <w:lvlJc w:val="left"/>
-    </w:lvl>
-    <w:lvl w:ilvl="5" w:tplc="809E9A80">
-      <w:numFmt w:val="decimal"/>
-      <w:lvlText w:val=""/>
-      <w:lvlJc w:val="left"/>
-    </w:lvl>
-    <w:lvl w:ilvl="6" w:tplc="9848AB94">
-      <w:numFmt w:val="decimal"/>
-      <w:lvlText w:val=""/>
-      <w:lvlJc w:val="left"/>
-    </w:lvl>
-    <w:lvl w:ilvl="7" w:tplc="D5689D34">
-      <w:numFmt w:val="decimal"/>
-      <w:lvlText w:val=""/>
-      <w:lvlJc w:val="left"/>
-    </w:lvl>
-    <w:lvl w:ilvl="8" w:tplc="65B669D0">
+    <w:lvl w:ilvl="8" w:tplc="7D06E8F8">
       <w:numFmt w:val="decimal"/>
       <w:lvlText w:val=""/>
       <w:lvlJc w:val="left"/>
     </w:lvl>
   </w:abstractNum>
   <w:abstractNum w:abstractNumId="5" w15:restartNumberingAfterBreak="0">
-    <w:nsid w:val="5A83114A"/>
+    <w:nsid w:val="44217969"/>
     <w:multiLevelType w:val="hybridMultilevel"/>
-    <w:tmpl w:val="EB1E9B82"/>
-    <w:lvl w:ilvl="0" w:tplc="4B185DCA">
+    <w:tmpl w:val="E3360EDA"/>
+    <w:lvl w:ilvl="0" w:tplc="FE107AAC">
+      <w:start w:val="1"/>
+      <w:numFmt w:val="bullet"/>
+      <w:lvlText w:val="•"/>
+      <w:lvlJc w:val="left"/>
+      <w:pPr>
+        <w:ind w:left="460" w:hanging="280"/>
+      </w:pPr>
+    </w:lvl>
+    <w:lvl w:ilvl="1" w:tplc="BEEE4C30">
+      <w:start w:val="1"/>
+      <w:numFmt w:val="bullet"/>
+      <w:lvlText w:val="–"/>
+      <w:lvlJc w:val="left"/>
+      <w:pPr>
+        <w:ind w:left="900" w:hanging="280"/>
+      </w:pPr>
+    </w:lvl>
+    <w:lvl w:ilvl="2" w:tplc="515498CE">
+      <w:numFmt w:val="decimal"/>
+      <w:lvlText w:val=""/>
+      <w:lvlJc w:val="left"/>
+    </w:lvl>
+    <w:lvl w:ilvl="3" w:tplc="98964930">
+      <w:numFmt w:val="decimal"/>
+      <w:lvlText w:val=""/>
+      <w:lvlJc w:val="left"/>
+    </w:lvl>
+    <w:lvl w:ilvl="4" w:tplc="1CA8D7F4">
+      <w:numFmt w:val="decimal"/>
+      <w:lvlText w:val=""/>
+      <w:lvlJc w:val="left"/>
+    </w:lvl>
+    <w:lvl w:ilvl="5" w:tplc="46F8048A">
+      <w:numFmt w:val="decimal"/>
+      <w:lvlText w:val=""/>
+      <w:lvlJc w:val="left"/>
+    </w:lvl>
+    <w:lvl w:ilvl="6" w:tplc="6538AEF6">
+      <w:numFmt w:val="decimal"/>
+      <w:lvlText w:val=""/>
+      <w:lvlJc w:val="left"/>
+    </w:lvl>
+    <w:lvl w:ilvl="7" w:tplc="B47A4778">
+      <w:numFmt w:val="decimal"/>
+      <w:lvlText w:val=""/>
+      <w:lvlJc w:val="left"/>
+    </w:lvl>
+    <w:lvl w:ilvl="8" w:tplc="19FE85FA">
+      <w:numFmt w:val="decimal"/>
+      <w:lvlText w:val=""/>
+      <w:lvlJc w:val="left"/>
+    </w:lvl>
+  </w:abstractNum>
+  <w:abstractNum w:abstractNumId="6" w15:restartNumberingAfterBreak="0">
+    <w:nsid w:val="5E3852D7"/>
+    <w:multiLevelType w:val="hybridMultilevel"/>
+    <w:tmpl w:val="99EED418"/>
+    <w:lvl w:ilvl="0" w:tplc="51C0B2D0">
       <w:start w:val="1"/>
       <w:numFmt w:val="decimal"/>
       <w:lvlText w:val="%1."/>
@@ -19103,52 +19265,52 @@
         <w:color w:val="A67C27"/>
       </w:rPr>
     </w:lvl>
-    <w:lvl w:ilvl="1" w:tplc="942A9E24">
+    <w:lvl w:ilvl="1" w:tplc="5E5ED280">
       <w:numFmt w:val="decimal"/>
       <w:lvlText w:val=""/>
       <w:lvlJc w:val="left"/>
     </w:lvl>
-    <w:lvl w:ilvl="2" w:tplc="493E5E4E">
+    <w:lvl w:ilvl="2" w:tplc="099AB980">
       <w:numFmt w:val="decimal"/>
       <w:lvlText w:val=""/>
       <w:lvlJc w:val="left"/>
     </w:lvl>
-    <w:lvl w:ilvl="3" w:tplc="35A45A50">
+    <w:lvl w:ilvl="3" w:tplc="F1003CF0">
       <w:numFmt w:val="decimal"/>
       <w:lvlText w:val=""/>
       <w:lvlJc w:val="left"/>
     </w:lvl>
-    <w:lvl w:ilvl="4" w:tplc="3F168360">
+    <w:lvl w:ilvl="4" w:tplc="35B278B6">
       <w:numFmt w:val="decimal"/>
       <w:lvlText w:val=""/>
       <w:lvlJc w:val="left"/>
     </w:lvl>
-    <w:lvl w:ilvl="5" w:tplc="67A236D0">
+    <w:lvl w:ilvl="5" w:tplc="3EE2D61C">
       <w:numFmt w:val="decimal"/>
       <w:lvlText w:val=""/>
       <w:lvlJc w:val="left"/>
     </w:lvl>
-    <w:lvl w:ilvl="6" w:tplc="2D8E10E6">
+    <w:lvl w:ilvl="6" w:tplc="A1608BD8">
       <w:numFmt w:val="decimal"/>
       <w:lvlText w:val=""/>
       <w:lvlJc w:val="left"/>
     </w:lvl>
-    <w:lvl w:ilvl="7" w:tplc="953213F4">
+    <w:lvl w:ilvl="7" w:tplc="6FE4E938">
       <w:numFmt w:val="decimal"/>
       <w:lvlText w:val=""/>
       <w:lvlJc w:val="left"/>
     </w:lvl>
-    <w:lvl w:ilvl="8" w:tplc="FCA854DE">
+    <w:lvl w:ilvl="8" w:tplc="9BAE0D38">
       <w:numFmt w:val="decimal"/>
       <w:lvlText w:val=""/>
       <w:lvlJc w:val="left"/>
     </w:lvl>
   </w:abstractNum>
-  <w:abstractNum w:abstractNumId="6" w15:restartNumberingAfterBreak="0">
-    <w:nsid w:val="5C462487"/>
+  <w:abstractNum w:abstractNumId="7" w15:restartNumberingAfterBreak="0">
+    <w:nsid w:val="63F617D1"/>
     <w:multiLevelType w:val="hybridMultilevel"/>
-    <w:tmpl w:val="F8A2064A"/>
-    <w:lvl w:ilvl="0" w:tplc="AE64B0BE">
+    <w:tmpl w:val="E1D896C6"/>
+    <w:lvl w:ilvl="0" w:tplc="93AC9A10">
       <w:start w:val="1"/>
       <w:numFmt w:val="decimal"/>
       <w:lvlText w:val="%1."/>
@@ -19162,138 +19324,52 @@
         <w:color w:val="A67C27"/>
       </w:rPr>
     </w:lvl>
-    <w:lvl w:ilvl="1" w:tplc="E6FE6600">
+    <w:lvl w:ilvl="1" w:tplc="0576C406">
       <w:numFmt w:val="decimal"/>
       <w:lvlText w:val=""/>
       <w:lvlJc w:val="left"/>
     </w:lvl>
-    <w:lvl w:ilvl="2" w:tplc="A65E01CE">
+    <w:lvl w:ilvl="2" w:tplc="92BCD9E4">
       <w:numFmt w:val="decimal"/>
       <w:lvlText w:val=""/>
       <w:lvlJc w:val="left"/>
     </w:lvl>
-    <w:lvl w:ilvl="3" w:tplc="A8BA6594">
+    <w:lvl w:ilvl="3" w:tplc="A3208BBC">
       <w:numFmt w:val="decimal"/>
       <w:lvlText w:val=""/>
       <w:lvlJc w:val="left"/>
     </w:lvl>
-    <w:lvl w:ilvl="4" w:tplc="7BACDE24">
+    <w:lvl w:ilvl="4" w:tplc="253602C6">
       <w:numFmt w:val="decimal"/>
       <w:lvlText w:val=""/>
       <w:lvlJc w:val="left"/>
     </w:lvl>
-    <w:lvl w:ilvl="5" w:tplc="B2923F70">
+    <w:lvl w:ilvl="5" w:tplc="C7909AC4">
       <w:numFmt w:val="decimal"/>
       <w:lvlText w:val=""/>
       <w:lvlJc w:val="left"/>
     </w:lvl>
-    <w:lvl w:ilvl="6" w:tplc="1F4299AA">
+    <w:lvl w:ilvl="6" w:tplc="E696B1AC">
       <w:numFmt w:val="decimal"/>
       <w:lvlText w:val=""/>
       <w:lvlJc w:val="left"/>
     </w:lvl>
-    <w:lvl w:ilvl="7" w:tplc="7DEAFBB8">
+    <w:lvl w:ilvl="7" w:tplc="AC2CC590">
       <w:numFmt w:val="decimal"/>
       <w:lvlText w:val=""/>
       <w:lvlJc w:val="left"/>
     </w:lvl>
-    <w:lvl w:ilvl="8" w:tplc="5EFC4E9E">
+    <w:lvl w:ilvl="8" w:tplc="CE809DC8">
       <w:numFmt w:val="decimal"/>
       <w:lvlText w:val=""/>
       <w:lvlJc w:val="left"/>
     </w:lvl>
   </w:abstractNum>
-  <w:abstractNum w:abstractNumId="7" w15:restartNumberingAfterBreak="0">
-    <w:nsid w:val="5CAB5420"/>
+  <w:abstractNum w:abstractNumId="8" w15:restartNumberingAfterBreak="0">
+    <w:nsid w:val="6AF46A49"/>
     <w:multiLevelType w:val="hybridMultilevel"/>
-    <w:tmpl w:val="2F428068"/>
-    <w:lvl w:ilvl="0" w:tplc="8DCC3426">
-      <w:start w:val="1"/>
-      <w:numFmt w:val="bullet"/>
-      <w:lvlText w:val="●"/>
-      <w:lvlJc w:val="left"/>
-      <w:pPr>
-        <w:ind w:left="720" w:hanging="360"/>
-      </w:pPr>
-    </w:lvl>
-    <w:lvl w:ilvl="1" w:tplc="0E9CC960">
-      <w:start w:val="1"/>
-      <w:numFmt w:val="bullet"/>
-      <w:lvlText w:val="○"/>
-      <w:lvlJc w:val="left"/>
-      <w:pPr>
-        <w:ind w:left="1440" w:hanging="360"/>
-      </w:pPr>
-    </w:lvl>
-    <w:lvl w:ilvl="2" w:tplc="DB12BA5A">
-      <w:start w:val="1"/>
-      <w:numFmt w:val="bullet"/>
-      <w:lvlText w:val="■"/>
-      <w:lvlJc w:val="left"/>
-      <w:pPr>
-        <w:ind w:left="2160" w:hanging="360"/>
-      </w:pPr>
-    </w:lvl>
-    <w:lvl w:ilvl="3" w:tplc="8DF694D4">
-      <w:start w:val="1"/>
-      <w:numFmt w:val="bullet"/>
-      <w:lvlText w:val="●"/>
-      <w:lvlJc w:val="left"/>
-      <w:pPr>
-        <w:ind w:left="2880" w:hanging="360"/>
-      </w:pPr>
-    </w:lvl>
-    <w:lvl w:ilvl="4" w:tplc="FBA21BCA">
-      <w:start w:val="1"/>
-      <w:numFmt w:val="bullet"/>
-      <w:lvlText w:val="○"/>
-      <w:lvlJc w:val="left"/>
-      <w:pPr>
-        <w:ind w:left="3600" w:hanging="360"/>
-      </w:pPr>
-    </w:lvl>
-    <w:lvl w:ilvl="5" w:tplc="9A0EA6DE">
-      <w:start w:val="1"/>
-      <w:numFmt w:val="bullet"/>
-      <w:lvlText w:val="■"/>
-      <w:lvlJc w:val="left"/>
-      <w:pPr>
-        <w:ind w:left="4320" w:hanging="360"/>
-      </w:pPr>
-    </w:lvl>
-    <w:lvl w:ilvl="6" w:tplc="1A50D132">
-      <w:start w:val="1"/>
-      <w:numFmt w:val="bullet"/>
-      <w:lvlText w:val="●"/>
-      <w:lvlJc w:val="left"/>
-      <w:pPr>
-        <w:ind w:left="5040" w:hanging="360"/>
-      </w:pPr>
-    </w:lvl>
-    <w:lvl w:ilvl="7" w:tplc="EC88CD1A">
-      <w:start w:val="1"/>
-      <w:numFmt w:val="bullet"/>
-      <w:lvlText w:val="●"/>
-      <w:lvlJc w:val="left"/>
-      <w:pPr>
-        <w:ind w:left="5760" w:hanging="360"/>
-      </w:pPr>
-    </w:lvl>
-    <w:lvl w:ilvl="8" w:tplc="EBE429FC">
-      <w:start w:val="1"/>
-      <w:numFmt w:val="bullet"/>
-      <w:lvlText w:val="●"/>
-      <w:lvlJc w:val="left"/>
-      <w:pPr>
-        <w:ind w:left="6480" w:hanging="360"/>
-      </w:pPr>
-    </w:lvl>
-  </w:abstractNum>
-  <w:abstractNum w:abstractNumId="8" w15:restartNumberingAfterBreak="0">
-    <w:nsid w:val="62104173"/>
-    <w:multiLevelType w:val="hybridMultilevel"/>
-    <w:tmpl w:val="154C4A64"/>
-    <w:lvl w:ilvl="0" w:tplc="44062DD6">
+    <w:tmpl w:val="71F4220E"/>
+    <w:lvl w:ilvl="0" w:tplc="FCE45E4C">
       <w:start w:val="1"/>
       <w:numFmt w:val="decimal"/>
       <w:lvlText w:val="%1."/>
@@ -19307,52 +19383,52 @@
         <w:color w:val="A67C27"/>
       </w:rPr>
     </w:lvl>
-    <w:lvl w:ilvl="1" w:tplc="F6BE777E">
+    <w:lvl w:ilvl="1" w:tplc="0C546988">
       <w:numFmt w:val="decimal"/>
       <w:lvlText w:val=""/>
       <w:lvlJc w:val="left"/>
     </w:lvl>
-    <w:lvl w:ilvl="2" w:tplc="A1A0E044">
+    <w:lvl w:ilvl="2" w:tplc="21809510">
       <w:numFmt w:val="decimal"/>
       <w:lvlText w:val=""/>
       <w:lvlJc w:val="left"/>
     </w:lvl>
-    <w:lvl w:ilvl="3" w:tplc="21787D02">
+    <w:lvl w:ilvl="3" w:tplc="1DDCEADE">
       <w:numFmt w:val="decimal"/>
       <w:lvlText w:val=""/>
       <w:lvlJc w:val="left"/>
     </w:lvl>
-    <w:lvl w:ilvl="4" w:tplc="4606E6DA">
+    <w:lvl w:ilvl="4" w:tplc="CEE24522">
       <w:numFmt w:val="decimal"/>
       <w:lvlText w:val=""/>
       <w:lvlJc w:val="left"/>
     </w:lvl>
-    <w:lvl w:ilvl="5" w:tplc="E564CDE2">
+    <w:lvl w:ilvl="5" w:tplc="805A6D5A">
       <w:numFmt w:val="decimal"/>
       <w:lvlText w:val=""/>
       <w:lvlJc w:val="left"/>
     </w:lvl>
-    <w:lvl w:ilvl="6" w:tplc="FC469BC4">
+    <w:lvl w:ilvl="6" w:tplc="727C7AC6">
       <w:numFmt w:val="decimal"/>
       <w:lvlText w:val=""/>
       <w:lvlJc w:val="left"/>
     </w:lvl>
-    <w:lvl w:ilvl="7" w:tplc="35D206B6">
+    <w:lvl w:ilvl="7" w:tplc="84065C76">
       <w:numFmt w:val="decimal"/>
       <w:lvlText w:val=""/>
       <w:lvlJc w:val="left"/>
     </w:lvl>
-    <w:lvl w:ilvl="8" w:tplc="D4A44F22">
+    <w:lvl w:ilvl="8" w:tplc="B5504E52">
       <w:numFmt w:val="decimal"/>
       <w:lvlText w:val=""/>
       <w:lvlJc w:val="left"/>
     </w:lvl>
   </w:abstractNum>
   <w:abstractNum w:abstractNumId="9" w15:restartNumberingAfterBreak="0">
-    <w:nsid w:val="652049D4"/>
+    <w:nsid w:val="6E4E689C"/>
     <w:multiLevelType w:val="hybridMultilevel"/>
-    <w:tmpl w:val="3A682390"/>
-    <w:lvl w:ilvl="0" w:tplc="BC3A6DAC">
+    <w:tmpl w:val="D1227D90"/>
+    <w:lvl w:ilvl="0" w:tplc="83082C14">
       <w:start w:val="1"/>
       <w:numFmt w:val="decimal"/>
       <w:lvlText w:val="%1."/>
@@ -19366,52 +19442,52 @@
         <w:color w:val="A67C27"/>
       </w:rPr>
     </w:lvl>
-    <w:lvl w:ilvl="1" w:tplc="CF6E530C">
+    <w:lvl w:ilvl="1" w:tplc="44CA660E">
       <w:numFmt w:val="decimal"/>
       <w:lvlText w:val=""/>
       <w:lvlJc w:val="left"/>
     </w:lvl>
-    <w:lvl w:ilvl="2" w:tplc="45CC0282">
+    <w:lvl w:ilvl="2" w:tplc="88361138">
       <w:numFmt w:val="decimal"/>
       <w:lvlText w:val=""/>
       <w:lvlJc w:val="left"/>
     </w:lvl>
-    <w:lvl w:ilvl="3" w:tplc="A4C4A2DA">
+    <w:lvl w:ilvl="3" w:tplc="DA7C7FBE">
       <w:numFmt w:val="decimal"/>
       <w:lvlText w:val=""/>
       <w:lvlJc w:val="left"/>
     </w:lvl>
-    <w:lvl w:ilvl="4" w:tplc="23B42B72">
+    <w:lvl w:ilvl="4" w:tplc="190C368E">
       <w:numFmt w:val="decimal"/>
       <w:lvlText w:val=""/>
       <w:lvlJc w:val="left"/>
     </w:lvl>
-    <w:lvl w:ilvl="5" w:tplc="0FBE6674">
+    <w:lvl w:ilvl="5" w:tplc="34D888B8">
       <w:numFmt w:val="decimal"/>
       <w:lvlText w:val=""/>
       <w:lvlJc w:val="left"/>
     </w:lvl>
-    <w:lvl w:ilvl="6" w:tplc="F9527674">
+    <w:lvl w:ilvl="6" w:tplc="9442341C">
       <w:numFmt w:val="decimal"/>
       <w:lvlText w:val=""/>
       <w:lvlJc w:val="left"/>
     </w:lvl>
-    <w:lvl w:ilvl="7" w:tplc="A36E3132">
+    <w:lvl w:ilvl="7" w:tplc="65362656">
       <w:numFmt w:val="decimal"/>
       <w:lvlText w:val=""/>
       <w:lvlJc w:val="left"/>
     </w:lvl>
-    <w:lvl w:ilvl="8" w:tplc="AE02FB4C">
+    <w:lvl w:ilvl="8" w:tplc="14F452D2">
       <w:numFmt w:val="decimal"/>
       <w:lvlText w:val=""/>
       <w:lvlJc w:val="left"/>
     </w:lvl>
   </w:abstractNum>
   <w:abstractNum w:abstractNumId="10" w15:restartNumberingAfterBreak="0">
-    <w:nsid w:val="6C293575"/>
+    <w:nsid w:val="702E76C1"/>
     <w:multiLevelType w:val="hybridMultilevel"/>
-    <w:tmpl w:val="28EC55AE"/>
-    <w:lvl w:ilvl="0" w:tplc="606698D4">
+    <w:tmpl w:val="476EB1A2"/>
+    <w:lvl w:ilvl="0" w:tplc="1BD8B3FA">
       <w:start w:val="1"/>
       <w:numFmt w:val="decimal"/>
       <w:lvlText w:val="%1."/>
@@ -19425,52 +19501,52 @@
         <w:color w:val="A67C27"/>
       </w:rPr>
     </w:lvl>
-    <w:lvl w:ilvl="1" w:tplc="7FD21B6A">
+    <w:lvl w:ilvl="1" w:tplc="042E9786">
       <w:numFmt w:val="decimal"/>
       <w:lvlText w:val=""/>
       <w:lvlJc w:val="left"/>
     </w:lvl>
-    <w:lvl w:ilvl="2" w:tplc="179AE672">
+    <w:lvl w:ilvl="2" w:tplc="7D62A77E">
       <w:numFmt w:val="decimal"/>
       <w:lvlText w:val=""/>
       <w:lvlJc w:val="left"/>
     </w:lvl>
-    <w:lvl w:ilvl="3" w:tplc="5472EF66">
+    <w:lvl w:ilvl="3" w:tplc="FC02964A">
       <w:numFmt w:val="decimal"/>
       <w:lvlText w:val=""/>
       <w:lvlJc w:val="left"/>
     </w:lvl>
-    <w:lvl w:ilvl="4" w:tplc="BA747566">
+    <w:lvl w:ilvl="4" w:tplc="0D1AE54A">
       <w:numFmt w:val="decimal"/>
       <w:lvlText w:val=""/>
       <w:lvlJc w:val="left"/>
     </w:lvl>
-    <w:lvl w:ilvl="5" w:tplc="4DA89914">
+    <w:lvl w:ilvl="5" w:tplc="D544384C">
       <w:numFmt w:val="decimal"/>
       <w:lvlText w:val=""/>
       <w:lvlJc w:val="left"/>
     </w:lvl>
-    <w:lvl w:ilvl="6" w:tplc="1692215A">
+    <w:lvl w:ilvl="6" w:tplc="3F6A229A">
       <w:numFmt w:val="decimal"/>
       <w:lvlText w:val=""/>
       <w:lvlJc w:val="left"/>
     </w:lvl>
-    <w:lvl w:ilvl="7" w:tplc="CB02C99C">
+    <w:lvl w:ilvl="7" w:tplc="E61C7776">
       <w:numFmt w:val="decimal"/>
       <w:lvlText w:val=""/>
       <w:lvlJc w:val="left"/>
     </w:lvl>
-    <w:lvl w:ilvl="8" w:tplc="EBAE097C">
+    <w:lvl w:ilvl="8" w:tplc="84DEBE22">
       <w:numFmt w:val="decimal"/>
       <w:lvlText w:val=""/>
       <w:lvlJc w:val="left"/>
     </w:lvl>
   </w:abstractNum>
   <w:abstractNum w:abstractNumId="11" w15:restartNumberingAfterBreak="0">
-    <w:nsid w:val="72197A27"/>
+    <w:nsid w:val="7035727F"/>
     <w:multiLevelType w:val="hybridMultilevel"/>
-    <w:tmpl w:val="0C44FE7C"/>
-    <w:lvl w:ilvl="0" w:tplc="920EBF94">
+    <w:tmpl w:val="6B4826F8"/>
+    <w:lvl w:ilvl="0" w:tplc="5BA4332A">
       <w:start w:val="1"/>
       <w:numFmt w:val="decimal"/>
       <w:lvlText w:val="%1."/>
@@ -19484,115 +19560,115 @@
         <w:color w:val="A67C27"/>
       </w:rPr>
     </w:lvl>
-    <w:lvl w:ilvl="1" w:tplc="3AE27B3A">
+    <w:lvl w:ilvl="1" w:tplc="35705C40">
       <w:numFmt w:val="decimal"/>
       <w:lvlText w:val=""/>
       <w:lvlJc w:val="left"/>
     </w:lvl>
-    <w:lvl w:ilvl="2" w:tplc="F97EE2E8">
+    <w:lvl w:ilvl="2" w:tplc="7AE8B2F6">
       <w:numFmt w:val="decimal"/>
       <w:lvlText w:val=""/>
       <w:lvlJc w:val="left"/>
     </w:lvl>
-    <w:lvl w:ilvl="3" w:tplc="85767BB2">
+    <w:lvl w:ilvl="3" w:tplc="1222E32C">
       <w:numFmt w:val="decimal"/>
       <w:lvlText w:val=""/>
       <w:lvlJc w:val="left"/>
     </w:lvl>
-    <w:lvl w:ilvl="4" w:tplc="DD963E90">
+    <w:lvl w:ilvl="4" w:tplc="9C3066FE">
       <w:numFmt w:val="decimal"/>
       <w:lvlText w:val=""/>
       <w:lvlJc w:val="left"/>
     </w:lvl>
-    <w:lvl w:ilvl="5" w:tplc="6F3CD9FC">
+    <w:lvl w:ilvl="5" w:tplc="8D161B60">
       <w:numFmt w:val="decimal"/>
       <w:lvlText w:val=""/>
       <w:lvlJc w:val="left"/>
     </w:lvl>
-    <w:lvl w:ilvl="6" w:tplc="3D4A9F50">
+    <w:lvl w:ilvl="6" w:tplc="BA34FA4E">
       <w:numFmt w:val="decimal"/>
       <w:lvlText w:val=""/>
       <w:lvlJc w:val="left"/>
     </w:lvl>
-    <w:lvl w:ilvl="7" w:tplc="2716F994">
+    <w:lvl w:ilvl="7" w:tplc="3058178A">
       <w:numFmt w:val="decimal"/>
       <w:lvlText w:val=""/>
       <w:lvlJc w:val="left"/>
     </w:lvl>
-    <w:lvl w:ilvl="8" w:tplc="3F40DBBA">
+    <w:lvl w:ilvl="8" w:tplc="74229F1A">
       <w:numFmt w:val="decimal"/>
       <w:lvlText w:val=""/>
       <w:lvlJc w:val="left"/>
     </w:lvl>
   </w:abstractNum>
-  <w:num w:numId="1" w16cid:durableId="1338734034">
+  <w:num w:numId="1" w16cid:durableId="2143499936">
+    <w:abstractNumId w:val="3"/>
+    <w:lvlOverride w:ilvl="0">
+      <w:startOverride w:val="1"/>
+    </w:lvlOverride>
+  </w:num>
+  <w:num w:numId="2" w16cid:durableId="286552187">
+    <w:abstractNumId w:val="5"/>
+    <w:lvlOverride w:ilvl="0">
+      <w:startOverride w:val="1"/>
+    </w:lvlOverride>
+  </w:num>
+  <w:num w:numId="3" w16cid:durableId="187064612">
+    <w:abstractNumId w:val="2"/>
+    <w:lvlOverride w:ilvl="0">
+      <w:startOverride w:val="1"/>
+    </w:lvlOverride>
+  </w:num>
+  <w:num w:numId="4" w16cid:durableId="889607034">
+    <w:abstractNumId w:val="8"/>
+    <w:lvlOverride w:ilvl="0">
+      <w:startOverride w:val="1"/>
+    </w:lvlOverride>
+  </w:num>
+  <w:num w:numId="5" w16cid:durableId="547911154">
+    <w:abstractNumId w:val="0"/>
+    <w:lvlOverride w:ilvl="0">
+      <w:startOverride w:val="1"/>
+    </w:lvlOverride>
+  </w:num>
+  <w:num w:numId="6" w16cid:durableId="610937096">
+    <w:abstractNumId w:val="4"/>
+    <w:lvlOverride w:ilvl="0">
+      <w:startOverride w:val="1"/>
+    </w:lvlOverride>
+  </w:num>
+  <w:num w:numId="7" w16cid:durableId="1184589238">
+    <w:abstractNumId w:val="1"/>
+    <w:lvlOverride w:ilvl="0">
+      <w:startOverride w:val="1"/>
+    </w:lvlOverride>
+  </w:num>
+  <w:num w:numId="8" w16cid:durableId="1725134698">
+    <w:abstractNumId w:val="9"/>
+    <w:lvlOverride w:ilvl="0">
+      <w:startOverride w:val="1"/>
+    </w:lvlOverride>
+  </w:num>
+  <w:num w:numId="9" w16cid:durableId="260182409">
+    <w:abstractNumId w:val="10"/>
+    <w:lvlOverride w:ilvl="0">
+      <w:startOverride w:val="1"/>
+    </w:lvlOverride>
+  </w:num>
+  <w:num w:numId="10" w16cid:durableId="841973277">
     <w:abstractNumId w:val="7"/>
     <w:lvlOverride w:ilvl="0">
       <w:startOverride w:val="1"/>
     </w:lvlOverride>
   </w:num>
-  <w:num w:numId="2" w16cid:durableId="822892844">
-    <w:abstractNumId w:val="4"/>
-    <w:lvlOverride w:ilvl="0">
-      <w:startOverride w:val="1"/>
-    </w:lvlOverride>
-  </w:num>
-  <w:num w:numId="3" w16cid:durableId="1973712194">
-    <w:abstractNumId w:val="10"/>
-    <w:lvlOverride w:ilvl="0">
-      <w:startOverride w:val="1"/>
-    </w:lvlOverride>
-  </w:num>
-  <w:num w:numId="4" w16cid:durableId="1418209972">
-    <w:abstractNumId w:val="2"/>
-    <w:lvlOverride w:ilvl="0">
-      <w:startOverride w:val="1"/>
-    </w:lvlOverride>
-  </w:num>
-  <w:num w:numId="5" w16cid:durableId="1139955618">
+  <w:num w:numId="11" w16cid:durableId="2099981170">
     <w:abstractNumId w:val="11"/>
     <w:lvlOverride w:ilvl="0">
       <w:startOverride w:val="1"/>
     </w:lvlOverride>
   </w:num>
-  <w:num w:numId="6" w16cid:durableId="241530002">
+  <w:num w:numId="12" w16cid:durableId="1822653716">
     <w:abstractNumId w:val="6"/>
-    <w:lvlOverride w:ilvl="0">
-      <w:startOverride w:val="1"/>
-    </w:lvlOverride>
-  </w:num>
-  <w:num w:numId="7" w16cid:durableId="56368322">
-    <w:abstractNumId w:val="0"/>
-    <w:lvlOverride w:ilvl="0">
-      <w:startOverride w:val="1"/>
-    </w:lvlOverride>
-  </w:num>
-  <w:num w:numId="8" w16cid:durableId="90123856">
-    <w:abstractNumId w:val="5"/>
-    <w:lvlOverride w:ilvl="0">
-      <w:startOverride w:val="1"/>
-    </w:lvlOverride>
-  </w:num>
-  <w:num w:numId="9" w16cid:durableId="1074201687">
-    <w:abstractNumId w:val="9"/>
-    <w:lvlOverride w:ilvl="0">
-      <w:startOverride w:val="1"/>
-    </w:lvlOverride>
-  </w:num>
-  <w:num w:numId="10" w16cid:durableId="1801337600">
-    <w:abstractNumId w:val="1"/>
-    <w:lvlOverride w:ilvl="0">
-      <w:startOverride w:val="1"/>
-    </w:lvlOverride>
-  </w:num>
-  <w:num w:numId="11" w16cid:durableId="520553070">
-    <w:abstractNumId w:val="3"/>
-    <w:lvlOverride w:ilvl="0">
-      <w:startOverride w:val="1"/>
-    </w:lvlOverride>
-  </w:num>
-  <w:num w:numId="12" w16cid:durableId="517741003">
-    <w:abstractNumId w:val="8"/>
     <w:lvlOverride w:ilvl="0">
       <w:startOverride w:val="1"/>
     </w:lvlOverride>
@@ -20217,7 +20293,7 @@
     <w:autoRedefine/>
     <w:uiPriority w:val="39"/>
     <w:unhideWhenUsed/>
-    <w:rsid w:val="00286E18"/>
+    <w:rsid w:val="001B072F"/>
     <w:pPr>
       <w:spacing w:after="100"/>
     </w:pPr>
@@ -20229,7 +20305,7 @@
     <w:autoRedefine/>
     <w:uiPriority w:val="39"/>
     <w:unhideWhenUsed/>
-    <w:rsid w:val="00286E18"/>
+    <w:rsid w:val="001B072F"/>
     <w:pPr>
       <w:spacing w:after="100"/>
       <w:ind w:left="210"/>

--- a/docs/manuals/Role_Guide_6_Documentary_RA.docx
+++ b/docs/manuals/Role_Guide_6_Documentary_RA.docx
@@ -538,7 +538,7 @@
     <w:sdt>
       <w:sdtPr>
         <w:alias w:val="Contents"/>
-        <w:id w:val="2005546001"/>
+        <w:id w:val="-1975208533"/>
       </w:sdtPr>
       <w:sdtEndPr/>
       <w:sdtContent>
@@ -567,7 +567,7 @@
           <w:r>
             <w:fldChar w:fldCharType="separate"/>
           </w:r>
-          <w:hyperlink w:anchor="_Toc240920476" w:history="1">
+          <w:hyperlink w:anchor="_Toc240923623" w:history="1">
             <w:r>
               <w:rPr>
                 <w:rStyle w:val="Hyperlink"/>
@@ -591,7 +591,7 @@
               <w:rPr>
                 <w:noProof/>
               </w:rPr>
-              <w:instrText xml:space="preserve"> PAGEREF _Toc240920476 \h </w:instrText>
+              <w:instrText xml:space="preserve"> PAGEREF _Toc240923623 \h </w:instrText>
             </w:r>
             <w:r>
               <w:rPr>
@@ -634,7 +634,7 @@
               <w14:ligatures w14:val="standardContextual"/>
             </w:rPr>
           </w:pPr>
-          <w:hyperlink w:anchor="_Toc240920477" w:history="1">
+          <w:hyperlink w:anchor="_Toc240923624" w:history="1">
             <w:r>
               <w:rPr>
                 <w:rStyle w:val="Hyperlink"/>
@@ -658,7 +658,7 @@
               <w:rPr>
                 <w:noProof/>
               </w:rPr>
-              <w:instrText xml:space="preserve"> PAGEREF _Toc240920477 \h </w:instrText>
+              <w:instrText xml:space="preserve"> PAGEREF _Toc240923624 \h </w:instrText>
             </w:r>
             <w:r>
               <w:rPr>
@@ -701,7 +701,7 @@
               <w14:ligatures w14:val="standardContextual"/>
             </w:rPr>
           </w:pPr>
-          <w:hyperlink w:anchor="_Toc240920478" w:history="1">
+          <w:hyperlink w:anchor="_Toc240923625" w:history="1">
             <w:r>
               <w:rPr>
                 <w:rStyle w:val="Hyperlink"/>
@@ -725,7 +725,7 @@
               <w:rPr>
                 <w:noProof/>
               </w:rPr>
-              <w:instrText xml:space="preserve"> PAGEREF _Toc240920478 \h </w:instrText>
+              <w:instrText xml:space="preserve"> PAGEREF _Toc240923625 \h </w:instrText>
             </w:r>
             <w:r>
               <w:rPr>
@@ -768,7 +768,7 @@
               <w14:ligatures w14:val="standardContextual"/>
             </w:rPr>
           </w:pPr>
-          <w:hyperlink w:anchor="_Toc240920479" w:history="1">
+          <w:hyperlink w:anchor="_Toc240923626" w:history="1">
             <w:r>
               <w:rPr>
                 <w:rStyle w:val="Hyperlink"/>
@@ -792,7 +792,7 @@
               <w:rPr>
                 <w:noProof/>
               </w:rPr>
-              <w:instrText xml:space="preserve"> PAGEREF _Toc240920479 \h </w:instrText>
+              <w:instrText xml:space="preserve"> PAGEREF _Toc240923626 \h </w:instrText>
             </w:r>
             <w:r>
               <w:rPr>
@@ -835,7 +835,7 @@
               <w14:ligatures w14:val="standardContextual"/>
             </w:rPr>
           </w:pPr>
-          <w:hyperlink w:anchor="_Toc240920480" w:history="1">
+          <w:hyperlink w:anchor="_Toc240923627" w:history="1">
             <w:r>
               <w:rPr>
                 <w:rStyle w:val="Hyperlink"/>
@@ -859,7 +859,7 @@
               <w:rPr>
                 <w:noProof/>
               </w:rPr>
-              <w:instrText xml:space="preserve"> PAGEREF _Toc240920480 \h </w:instrText>
+              <w:instrText xml:space="preserve"> PAGEREF _Toc240923627 \h </w:instrText>
             </w:r>
             <w:r>
               <w:rPr>
@@ -902,7 +902,7 @@
               <w14:ligatures w14:val="standardContextual"/>
             </w:rPr>
           </w:pPr>
-          <w:hyperlink w:anchor="_Toc240920481" w:history="1">
+          <w:hyperlink w:anchor="_Toc240923628" w:history="1">
             <w:r>
               <w:rPr>
                 <w:rStyle w:val="Hyperlink"/>
@@ -926,7 +926,7 @@
               <w:rPr>
                 <w:noProof/>
               </w:rPr>
-              <w:instrText xml:space="preserve"> PAGEREF _Toc240920481 \h </w:instrText>
+              <w:instrText xml:space="preserve"> PAGEREF _Toc240923628 \h </w:instrText>
             </w:r>
             <w:r>
               <w:rPr>
@@ -969,7 +969,7 @@
               <w14:ligatures w14:val="standardContextual"/>
             </w:rPr>
           </w:pPr>
-          <w:hyperlink w:anchor="_Toc240920482" w:history="1">
+          <w:hyperlink w:anchor="_Toc240923629" w:history="1">
             <w:r>
               <w:rPr>
                 <w:rStyle w:val="Hyperlink"/>
@@ -993,7 +993,7 @@
               <w:rPr>
                 <w:noProof/>
               </w:rPr>
-              <w:instrText xml:space="preserve"> PAGEREF _Toc240920482 \h </w:instrText>
+              <w:instrText xml:space="preserve"> PAGEREF _Toc240923629 \h </w:instrText>
             </w:r>
             <w:r>
               <w:rPr>
@@ -1036,7 +1036,7 @@
               <w14:ligatures w14:val="standardContextual"/>
             </w:rPr>
           </w:pPr>
-          <w:hyperlink w:anchor="_Toc240920483" w:history="1">
+          <w:hyperlink w:anchor="_Toc240923630" w:history="1">
             <w:r>
               <w:rPr>
                 <w:rStyle w:val="Hyperlink"/>
@@ -1060,7 +1060,7 @@
               <w:rPr>
                 <w:noProof/>
               </w:rPr>
-              <w:instrText xml:space="preserve"> PAGEREF _Toc240920483 \h </w:instrText>
+              <w:instrText xml:space="preserve"> PAGEREF _Toc240923630 \h </w:instrText>
             </w:r>
             <w:r>
               <w:rPr>
@@ -1103,7 +1103,7 @@
               <w14:ligatures w14:val="standardContextual"/>
             </w:rPr>
           </w:pPr>
-          <w:hyperlink w:anchor="_Toc240920484" w:history="1">
+          <w:hyperlink w:anchor="_Toc240923631" w:history="1">
             <w:r>
               <w:rPr>
                 <w:rStyle w:val="Hyperlink"/>
@@ -1127,7 +1127,7 @@
               <w:rPr>
                 <w:noProof/>
               </w:rPr>
-              <w:instrText xml:space="preserve"> PAGEREF _Toc240920484 \h </w:instrText>
+              <w:instrText xml:space="preserve"> PAGEREF _Toc240923631 \h </w:instrText>
             </w:r>
             <w:r>
               <w:rPr>
@@ -1170,7 +1170,7 @@
               <w14:ligatures w14:val="standardContextual"/>
             </w:rPr>
           </w:pPr>
-          <w:hyperlink w:anchor="_Toc240920485" w:history="1">
+          <w:hyperlink w:anchor="_Toc240923632" w:history="1">
             <w:r>
               <w:rPr>
                 <w:rStyle w:val="Hyperlink"/>
@@ -1194,7 +1194,7 @@
               <w:rPr>
                 <w:noProof/>
               </w:rPr>
-              <w:instrText xml:space="preserve"> PAGEREF _Toc240920485 \h </w:instrText>
+              <w:instrText xml:space="preserve"> PAGEREF _Toc240923632 \h </w:instrText>
             </w:r>
             <w:r>
               <w:rPr>
@@ -1237,7 +1237,7 @@
               <w14:ligatures w14:val="standardContextual"/>
             </w:rPr>
           </w:pPr>
-          <w:hyperlink w:anchor="_Toc240920486" w:history="1">
+          <w:hyperlink w:anchor="_Toc240923633" w:history="1">
             <w:r>
               <w:rPr>
                 <w:rStyle w:val="Hyperlink"/>
@@ -1261,7 +1261,7 @@
               <w:rPr>
                 <w:noProof/>
               </w:rPr>
-              <w:instrText xml:space="preserve"> PAGEREF _Toc240920486 \h </w:instrText>
+              <w:instrText xml:space="preserve"> PAGEREF _Toc240923633 \h </w:instrText>
             </w:r>
             <w:r>
               <w:rPr>
@@ -1304,7 +1304,7 @@
               <w14:ligatures w14:val="standardContextual"/>
             </w:rPr>
           </w:pPr>
-          <w:hyperlink w:anchor="_Toc240920487" w:history="1">
+          <w:hyperlink w:anchor="_Toc240923634" w:history="1">
             <w:r>
               <w:rPr>
                 <w:rStyle w:val="Hyperlink"/>
@@ -1328,7 +1328,7 @@
               <w:rPr>
                 <w:noProof/>
               </w:rPr>
-              <w:instrText xml:space="preserve"> PAGEREF _Toc240920487 \h </w:instrText>
+              <w:instrText xml:space="preserve"> PAGEREF _Toc240923634 \h </w:instrText>
             </w:r>
             <w:r>
               <w:rPr>
@@ -1371,7 +1371,7 @@
               <w14:ligatures w14:val="standardContextual"/>
             </w:rPr>
           </w:pPr>
-          <w:hyperlink w:anchor="_Toc240920488" w:history="1">
+          <w:hyperlink w:anchor="_Toc240923635" w:history="1">
             <w:r>
               <w:rPr>
                 <w:rStyle w:val="Hyperlink"/>
@@ -1395,7 +1395,7 @@
               <w:rPr>
                 <w:noProof/>
               </w:rPr>
-              <w:instrText xml:space="preserve"> PAGEREF _Toc240920488 \h </w:instrText>
+              <w:instrText xml:space="preserve"> PAGEREF _Toc240923635 \h </w:instrText>
             </w:r>
             <w:r>
               <w:rPr>
@@ -1438,7 +1438,7 @@
               <w14:ligatures w14:val="standardContextual"/>
             </w:rPr>
           </w:pPr>
-          <w:hyperlink w:anchor="_Toc240920489" w:history="1">
+          <w:hyperlink w:anchor="_Toc240923636" w:history="1">
             <w:r>
               <w:rPr>
                 <w:rStyle w:val="Hyperlink"/>
@@ -1462,7 +1462,7 @@
               <w:rPr>
                 <w:noProof/>
               </w:rPr>
-              <w:instrText xml:space="preserve"> PAGEREF _Toc240920489 \h </w:instrText>
+              <w:instrText xml:space="preserve"> PAGEREF _Toc240923636 \h </w:instrText>
             </w:r>
             <w:r>
               <w:rPr>
@@ -1505,7 +1505,7 @@
               <w14:ligatures w14:val="standardContextual"/>
             </w:rPr>
           </w:pPr>
-          <w:hyperlink w:anchor="_Toc240920490" w:history="1">
+          <w:hyperlink w:anchor="_Toc240923637" w:history="1">
             <w:r>
               <w:rPr>
                 <w:rStyle w:val="Hyperlink"/>
@@ -1529,7 +1529,7 @@
               <w:rPr>
                 <w:noProof/>
               </w:rPr>
-              <w:instrText xml:space="preserve"> PAGEREF _Toc240920490 \h </w:instrText>
+              <w:instrText xml:space="preserve"> PAGEREF _Toc240923637 \h </w:instrText>
             </w:r>
             <w:r>
               <w:rPr>
@@ -1572,7 +1572,7 @@
               <w14:ligatures w14:val="standardContextual"/>
             </w:rPr>
           </w:pPr>
-          <w:hyperlink w:anchor="_Toc240920491" w:history="1">
+          <w:hyperlink w:anchor="_Toc240923638" w:history="1">
             <w:r>
               <w:rPr>
                 <w:rStyle w:val="Hyperlink"/>
@@ -1596,7 +1596,7 @@
               <w:rPr>
                 <w:noProof/>
               </w:rPr>
-              <w:instrText xml:space="preserve"> PAGEREF _Toc240920491 \h </w:instrText>
+              <w:instrText xml:space="preserve"> PAGEREF _Toc240923638 \h </w:instrText>
             </w:r>
             <w:r>
               <w:rPr>
@@ -1639,7 +1639,7 @@
               <w14:ligatures w14:val="standardContextual"/>
             </w:rPr>
           </w:pPr>
-          <w:hyperlink w:anchor="_Toc240920492" w:history="1">
+          <w:hyperlink w:anchor="_Toc240923639" w:history="1">
             <w:r>
               <w:rPr>
                 <w:rStyle w:val="Hyperlink"/>
@@ -1663,7 +1663,7 @@
               <w:rPr>
                 <w:noProof/>
               </w:rPr>
-              <w:instrText xml:space="preserve"> PAGEREF _Toc240920492 \h </w:instrText>
+              <w:instrText xml:space="preserve"> PAGEREF _Toc240923639 \h </w:instrText>
             </w:r>
             <w:r>
               <w:rPr>
@@ -1706,7 +1706,7 @@
               <w14:ligatures w14:val="standardContextual"/>
             </w:rPr>
           </w:pPr>
-          <w:hyperlink w:anchor="_Toc240920493" w:history="1">
+          <w:hyperlink w:anchor="_Toc240923640" w:history="1">
             <w:r>
               <w:rPr>
                 <w:rStyle w:val="Hyperlink"/>
@@ -1730,7 +1730,7 @@
               <w:rPr>
                 <w:noProof/>
               </w:rPr>
-              <w:instrText xml:space="preserve"> PAGEREF _Toc240920493 \h </w:instrText>
+              <w:instrText xml:space="preserve"> PAGEREF _Toc240923640 \h </w:instrText>
             </w:r>
             <w:r>
               <w:rPr>
@@ -1773,7 +1773,7 @@
               <w14:ligatures w14:val="standardContextual"/>
             </w:rPr>
           </w:pPr>
-          <w:hyperlink w:anchor="_Toc240920494" w:history="1">
+          <w:hyperlink w:anchor="_Toc240923641" w:history="1">
             <w:r>
               <w:rPr>
                 <w:rStyle w:val="Hyperlink"/>
@@ -1797,7 +1797,7 @@
               <w:rPr>
                 <w:noProof/>
               </w:rPr>
-              <w:instrText xml:space="preserve"> PAGEREF _Toc240920494 \h </w:instrText>
+              <w:instrText xml:space="preserve"> PAGEREF _Toc240923641 \h </w:instrText>
             </w:r>
             <w:r>
               <w:rPr>
@@ -1840,7 +1840,7 @@
               <w14:ligatures w14:val="standardContextual"/>
             </w:rPr>
           </w:pPr>
-          <w:hyperlink w:anchor="_Toc240920495" w:history="1">
+          <w:hyperlink w:anchor="_Toc240923642" w:history="1">
             <w:r>
               <w:rPr>
                 <w:rStyle w:val="Hyperlink"/>
@@ -1864,7 +1864,7 @@
               <w:rPr>
                 <w:noProof/>
               </w:rPr>
-              <w:instrText xml:space="preserve"> PAGEREF _Toc240920495 \h </w:instrText>
+              <w:instrText xml:space="preserve"> PAGEREF _Toc240923642 \h </w:instrText>
             </w:r>
             <w:r>
               <w:rPr>
@@ -1907,7 +1907,7 @@
               <w14:ligatures w14:val="standardContextual"/>
             </w:rPr>
           </w:pPr>
-          <w:hyperlink w:anchor="_Toc240920496" w:history="1">
+          <w:hyperlink w:anchor="_Toc240923643" w:history="1">
             <w:r>
               <w:rPr>
                 <w:rStyle w:val="Hyperlink"/>
@@ -1931,7 +1931,7 @@
               <w:rPr>
                 <w:noProof/>
               </w:rPr>
-              <w:instrText xml:space="preserve"> PAGEREF _Toc240920496 \h </w:instrText>
+              <w:instrText xml:space="preserve"> PAGEREF _Toc240923643 \h </w:instrText>
             </w:r>
             <w:r>
               <w:rPr>
@@ -1974,7 +1974,7 @@
               <w14:ligatures w14:val="standardContextual"/>
             </w:rPr>
           </w:pPr>
-          <w:hyperlink w:anchor="_Toc240920497" w:history="1">
+          <w:hyperlink w:anchor="_Toc240923644" w:history="1">
             <w:r>
               <w:rPr>
                 <w:rStyle w:val="Hyperlink"/>
@@ -1998,7 +1998,7 @@
               <w:rPr>
                 <w:noProof/>
               </w:rPr>
-              <w:instrText xml:space="preserve"> PAGEREF _Toc240920497 \h </w:instrText>
+              <w:instrText xml:space="preserve"> PAGEREF _Toc240923644 \h </w:instrText>
             </w:r>
             <w:r>
               <w:rPr>
@@ -2041,7 +2041,7 @@
               <w14:ligatures w14:val="standardContextual"/>
             </w:rPr>
           </w:pPr>
-          <w:hyperlink w:anchor="_Toc240920498" w:history="1">
+          <w:hyperlink w:anchor="_Toc240923645" w:history="1">
             <w:r>
               <w:rPr>
                 <w:rStyle w:val="Hyperlink"/>
@@ -2065,7 +2065,7 @@
               <w:rPr>
                 <w:noProof/>
               </w:rPr>
-              <w:instrText xml:space="preserve"> PAGEREF _Toc240920498 \h </w:instrText>
+              <w:instrText xml:space="preserve"> PAGEREF _Toc240923645 \h </w:instrText>
             </w:r>
             <w:r>
               <w:rPr>
@@ -2108,7 +2108,7 @@
               <w14:ligatures w14:val="standardContextual"/>
             </w:rPr>
           </w:pPr>
-          <w:hyperlink w:anchor="_Toc240920499" w:history="1">
+          <w:hyperlink w:anchor="_Toc240923646" w:history="1">
             <w:r>
               <w:rPr>
                 <w:rStyle w:val="Hyperlink"/>
@@ -2132,7 +2132,7 @@
               <w:rPr>
                 <w:noProof/>
               </w:rPr>
-              <w:instrText xml:space="preserve"> PAGEREF _Toc240920499 \h </w:instrText>
+              <w:instrText xml:space="preserve"> PAGEREF _Toc240923646 \h </w:instrText>
             </w:r>
             <w:r>
               <w:rPr>
@@ -2175,7 +2175,7 @@
               <w14:ligatures w14:val="standardContextual"/>
             </w:rPr>
           </w:pPr>
-          <w:hyperlink w:anchor="_Toc240920500" w:history="1">
+          <w:hyperlink w:anchor="_Toc240923647" w:history="1">
             <w:r>
               <w:rPr>
                 <w:rStyle w:val="Hyperlink"/>
@@ -2199,7 +2199,7 @@
               <w:rPr>
                 <w:noProof/>
               </w:rPr>
-              <w:instrText xml:space="preserve"> PAGEREF _Toc240920500 \h </w:instrText>
+              <w:instrText xml:space="preserve"> PAGEREF _Toc240923647 \h </w:instrText>
             </w:r>
             <w:r>
               <w:rPr>
@@ -2242,7 +2242,7 @@
               <w14:ligatures w14:val="standardContextual"/>
             </w:rPr>
           </w:pPr>
-          <w:hyperlink w:anchor="_Toc240920501" w:history="1">
+          <w:hyperlink w:anchor="_Toc240923648" w:history="1">
             <w:r>
               <w:rPr>
                 <w:rStyle w:val="Hyperlink"/>
@@ -2266,7 +2266,7 @@
               <w:rPr>
                 <w:noProof/>
               </w:rPr>
-              <w:instrText xml:space="preserve"> PAGEREF _Toc240920501 \h </w:instrText>
+              <w:instrText xml:space="preserve"> PAGEREF _Toc240923648 \h </w:instrText>
             </w:r>
             <w:r>
               <w:rPr>
@@ -2309,7 +2309,7 @@
               <w14:ligatures w14:val="standardContextual"/>
             </w:rPr>
           </w:pPr>
-          <w:hyperlink w:anchor="_Toc240920502" w:history="1">
+          <w:hyperlink w:anchor="_Toc240923649" w:history="1">
             <w:r>
               <w:rPr>
                 <w:rStyle w:val="Hyperlink"/>
@@ -2333,7 +2333,7 @@
               <w:rPr>
                 <w:noProof/>
               </w:rPr>
-              <w:instrText xml:space="preserve"> PAGEREF _Toc240920502 \h </w:instrText>
+              <w:instrText xml:space="preserve"> PAGEREF _Toc240923649 \h </w:instrText>
             </w:r>
             <w:r>
               <w:rPr>
@@ -2376,7 +2376,7 @@
               <w14:ligatures w14:val="standardContextual"/>
             </w:rPr>
           </w:pPr>
-          <w:hyperlink w:anchor="_Toc240920503" w:history="1">
+          <w:hyperlink w:anchor="_Toc240923650" w:history="1">
             <w:r>
               <w:rPr>
                 <w:rStyle w:val="Hyperlink"/>
@@ -2400,7 +2400,7 @@
               <w:rPr>
                 <w:noProof/>
               </w:rPr>
-              <w:instrText xml:space="preserve"> PAGEREF _Toc240920503 \h </w:instrText>
+              <w:instrText xml:space="preserve"> PAGEREF _Toc240923650 \h </w:instrText>
             </w:r>
             <w:r>
               <w:rPr>
@@ -2443,7 +2443,7 @@
               <w14:ligatures w14:val="standardContextual"/>
             </w:rPr>
           </w:pPr>
-          <w:hyperlink w:anchor="_Toc240920504" w:history="1">
+          <w:hyperlink w:anchor="_Toc240923651" w:history="1">
             <w:r>
               <w:rPr>
                 <w:rStyle w:val="Hyperlink"/>
@@ -2467,7 +2467,7 @@
               <w:rPr>
                 <w:noProof/>
               </w:rPr>
-              <w:instrText xml:space="preserve"> PAGEREF _Toc240920504 \h </w:instrText>
+              <w:instrText xml:space="preserve"> PAGEREF _Toc240923651 \h </w:instrText>
             </w:r>
             <w:r>
               <w:rPr>
@@ -2510,7 +2510,7 @@
               <w14:ligatures w14:val="standardContextual"/>
             </w:rPr>
           </w:pPr>
-          <w:hyperlink w:anchor="_Toc240920505" w:history="1">
+          <w:hyperlink w:anchor="_Toc240923652" w:history="1">
             <w:r>
               <w:rPr>
                 <w:rStyle w:val="Hyperlink"/>
@@ -2534,7 +2534,7 @@
               <w:rPr>
                 <w:noProof/>
               </w:rPr>
-              <w:instrText xml:space="preserve"> PAGEREF _Toc240920505 \h </w:instrText>
+              <w:instrText xml:space="preserve"> PAGEREF _Toc240923652 \h </w:instrText>
             </w:r>
             <w:r>
               <w:rPr>
@@ -2577,7 +2577,7 @@
               <w14:ligatures w14:val="standardContextual"/>
             </w:rPr>
           </w:pPr>
-          <w:hyperlink w:anchor="_Toc240920506" w:history="1">
+          <w:hyperlink w:anchor="_Toc240923653" w:history="1">
             <w:r>
               <w:rPr>
                 <w:rStyle w:val="Hyperlink"/>
@@ -2601,7 +2601,7 @@
               <w:rPr>
                 <w:noProof/>
               </w:rPr>
-              <w:instrText xml:space="preserve"> PAGEREF _Toc240920506 \h </w:instrText>
+              <w:instrText xml:space="preserve"> PAGEREF _Toc240923653 \h </w:instrText>
             </w:r>
             <w:r>
               <w:rPr>
@@ -2644,7 +2644,7 @@
               <w14:ligatures w14:val="standardContextual"/>
             </w:rPr>
           </w:pPr>
-          <w:hyperlink w:anchor="_Toc240920507" w:history="1">
+          <w:hyperlink w:anchor="_Toc240923654" w:history="1">
             <w:r>
               <w:rPr>
                 <w:rStyle w:val="Hyperlink"/>
@@ -2668,7 +2668,7 @@
               <w:rPr>
                 <w:noProof/>
               </w:rPr>
-              <w:instrText xml:space="preserve"> PAGEREF _Toc240920507 \h </w:instrText>
+              <w:instrText xml:space="preserve"> PAGEREF _Toc240923654 \h </w:instrText>
             </w:r>
             <w:r>
               <w:rPr>
@@ -2707,7 +2707,7 @@
         <w:pStyle w:val="Heading1"/>
         <w:pageBreakBefore/>
       </w:pPr>
-      <w:bookmarkStart w:id="0" w:name="_Toc240920476"/>
+      <w:bookmarkStart w:id="0" w:name="_Toc240923623"/>
       <w:r>
         <w:lastRenderedPageBreak/>
         <w:t>1. Your role at a glance</w:t>
@@ -2953,7 +2953,7 @@
         <w:pStyle w:val="Heading1"/>
         <w:pageBreakBefore/>
       </w:pPr>
-      <w:bookmarkStart w:id="1" w:name="_Toc240920477"/>
+      <w:bookmarkStart w:id="1" w:name="_Toc240923624"/>
       <w:r>
         <w:lastRenderedPageBreak/>
         <w:t>2. Signing in and your screens</w:t>
@@ -2964,7 +2964,7 @@
       <w:pPr>
         <w:pStyle w:val="Heading2"/>
       </w:pPr>
-      <w:bookmarkStart w:id="2" w:name="_Toc240920478"/>
+      <w:bookmarkStart w:id="2" w:name="_Toc240923625"/>
       <w:r>
         <w:t>Signing in</w:t>
       </w:r>
@@ -3047,7 +3047,7 @@
           <w:noProof/>
         </w:rPr>
         <w:drawing>
-          <wp:inline distT="0" distB="0" distL="0" distR="0">
+          <wp:inline distT="0" distB="0" distL="0" distR="0" wp14:anchorId="0CCEE247" wp14:editId="77CB6760">
             <wp:extent cx="5334000" cy="2333625"/>
             <wp:effectExtent l="0" t="0" r="0" b="0"/>
             <wp:docPr id="1" name="adm_login.jpg" descr="The sign-in screen for all internal staff." title="The sign-in screen for all internal staff."/>
@@ -3214,7 +3214,7 @@
       <w:pPr>
         <w:pStyle w:val="Heading2"/>
       </w:pPr>
-      <w:bookmarkStart w:id="3" w:name="_Toc240920479"/>
+      <w:bookmarkStart w:id="3" w:name="_Toc240923626"/>
       <w:r>
         <w:t>Finding your way around</w:t>
       </w:r>
@@ -3399,7 +3399,7 @@
         </w:rPr>
         <w:lastRenderedPageBreak/>
         <w:drawing>
-          <wp:inline distT="0" distB="0" distL="0" distR="0">
+          <wp:inline distT="0" distB="0" distL="0" distR="0" wp14:anchorId="5149C6CF" wp14:editId="165CD3A3">
             <wp:extent cx="5715000" cy="1876425"/>
             <wp:effectExtent l="0" t="0" r="0" b="0"/>
             <wp:docPr id="2" name="adm_not_your_role.jpg" descr="Opening a screen outside your role (for example from an old bookmark) shows this card instead of the screen." title="Opening a screen outside your role (for example from an old bookmark) shows this card instead of the screen."/>
@@ -3468,7 +3468,7 @@
       <w:pPr>
         <w:pStyle w:val="Heading2"/>
       </w:pPr>
-      <w:bookmarkStart w:id="4" w:name="_Toc240920480"/>
+      <w:bookmarkStart w:id="4" w:name="_Toc240923627"/>
       <w:r>
         <w:t>Your screens</w:t>
       </w:r>
@@ -3743,7 +3743,7 @@
       <w:pPr>
         <w:pStyle w:val="Heading2"/>
       </w:pPr>
-      <w:bookmarkStart w:id="5" w:name="_Toc240920481"/>
+      <w:bookmarkStart w:id="5" w:name="_Toc240923628"/>
       <w:r>
         <w:t>Changing your password</w:t>
       </w:r>
@@ -3826,7 +3826,7 @@
           <w:noProof/>
         </w:rPr>
         <w:drawing>
-          <wp:inline distT="0" distB="0" distL="0" distR="0">
+          <wp:inline distT="0" distB="0" distL="0" distR="0" wp14:anchorId="022FBEEE" wp14:editId="7CBC521A">
             <wp:extent cx="5334000" cy="2171700"/>
             <wp:effectExtent l="0" t="0" r="0" b="0"/>
             <wp:docPr id="3" name="adm_account.jpg" descr="Change Password screen." title="Change Password screen."/>
@@ -3914,7 +3914,7 @@
         <w:pStyle w:val="Heading1"/>
         <w:pageBreakBefore/>
       </w:pPr>
-      <w:bookmarkStart w:id="6" w:name="_Toc240920482"/>
+      <w:bookmarkStart w:id="6" w:name="_Toc240923629"/>
       <w:r>
         <w:lastRenderedPageBreak/>
         <w:t>3. Your routine</w:t>
@@ -4490,7 +4490,7 @@
         <w:pStyle w:val="Heading1"/>
         <w:pageBreakBefore/>
       </w:pPr>
-      <w:bookmarkStart w:id="7" w:name="_Toc240920483"/>
+      <w:bookmarkStart w:id="7" w:name="_Toc240923630"/>
       <w:r>
         <w:lastRenderedPageBreak/>
         <w:t>4. Step-by-step tasks</w:t>
@@ -4501,7 +4501,7 @@
       <w:pPr>
         <w:pStyle w:val="Heading2"/>
       </w:pPr>
-      <w:bookmarkStart w:id="8" w:name="_Toc240920484"/>
+      <w:bookmarkStart w:id="8" w:name="_Toc240923631"/>
       <w:r>
         <w:t>4.1 Reading the dashboard</w:t>
       </w:r>
@@ -4518,7 +4518,7 @@
           <w:noProof/>
         </w:rPr>
         <w:drawing>
-          <wp:inline distT="0" distB="0" distL="0" distR="0">
+          <wp:inline distT="0" distB="0" distL="0" distR="0" wp14:anchorId="5FA69EA4" wp14:editId="1620D96A">
             <wp:extent cx="5715000" cy="3571875"/>
             <wp:effectExtent l="0" t="0" r="0" b="0"/>
             <wp:docPr id="4" name="kii_dashboard.jpg" descr="Documents by type and by QA status." title="Documents by type and by QA status."/>
@@ -4587,7 +4587,7 @@
       <w:pPr>
         <w:pStyle w:val="Heading2"/>
       </w:pPr>
-      <w:bookmarkStart w:id="9" w:name="_Toc240920485"/>
+      <w:bookmarkStart w:id="9" w:name="_Toc240923632"/>
       <w:r>
         <w:t>4.2 The fastest way: upload the document (Quick add)</w:t>
       </w:r>
@@ -4646,7 +4646,7 @@
         </w:rPr>
         <w:lastRenderedPageBreak/>
         <w:drawing>
-          <wp:inline distT="0" distB="0" distL="0" distR="0">
+          <wp:inline distT="0" distB="0" distL="0" distR="0" wp14:anchorId="05417733" wp14:editId="3B86A224">
             <wp:extent cx="5334000" cy="4248150"/>
             <wp:effectExtent l="0" t="0" r="0" b="0"/>
             <wp:docPr id="5" name="doc_new.jpg" descr="New document: upload the file and let the AI do the rest." title="New document: upload the file and let the AI do the rest."/>
@@ -4940,7 +4940,7 @@
       <w:pPr>
         <w:pStyle w:val="Heading2"/>
       </w:pPr>
-      <w:bookmarkStart w:id="10" w:name="_Toc240920486"/>
+      <w:bookmarkStart w:id="10" w:name="_Toc240923633"/>
       <w:r>
         <w:lastRenderedPageBreak/>
         <w:t>4.3 Coding another chapter of the same document (Copy for another chapter)</w:t>
@@ -5021,7 +5021,7 @@
           <w:noProof/>
         </w:rPr>
         <w:drawing>
-          <wp:inline distT="0" distB="0" distL="0" distR="0">
+          <wp:inline distT="0" distB="0" distL="0" distR="0" wp14:anchorId="370704EA" wp14:editId="23544393">
             <wp:extent cx="5334000" cy="1019175"/>
             <wp:effectExtent l="0" t="0" r="0" b="0"/>
             <wp:docPr id="6" name="doc_copy_chapter.jpg" descr="Copy for another chapter: pages, and an optional title." title="Copy for another chapter: pages, and an optional title."/>
@@ -5260,7 +5260,7 @@
       <w:pPr>
         <w:pStyle w:val="Heading2"/>
       </w:pPr>
-      <w:bookmarkStart w:id="11" w:name="_Toc240920487"/>
+      <w:bookmarkStart w:id="11" w:name="_Toc240923634"/>
       <w:r>
         <w:t>4.4 Adding a document by hand</w:t>
       </w:r>
@@ -5401,7 +5401,7 @@
       <w:pPr>
         <w:pStyle w:val="Heading2"/>
       </w:pPr>
-      <w:bookmarkStart w:id="12" w:name="_Toc240920488"/>
+      <w:bookmarkStart w:id="12" w:name="_Toc240923635"/>
       <w:r>
         <w:t>4.5 Correcting a record's details</w:t>
       </w:r>
@@ -5442,7 +5442,7 @@
         </w:rPr>
         <w:lastRenderedPageBreak/>
         <w:drawing>
-          <wp:inline distT="0" distB="0" distL="0" distR="0">
+          <wp:inline distT="0" distB="0" distL="0" distR="0" wp14:anchorId="72B12B93" wp14:editId="11E1AA0E">
             <wp:extent cx="5334000" cy="2038350"/>
             <wp:effectExtent l="0" t="0" r="0" b="0"/>
             <wp:docPr id="7" name="doc_record_details.jpg" descr="Record details: the details the AI filled in, ready to check." title="Record details: the details the AI filled in, ready to check."/>
@@ -5539,7 +5539,7 @@
       <w:pPr>
         <w:pStyle w:val="Heading2"/>
       </w:pPr>
-      <w:bookmarkStart w:id="13" w:name="_Toc240920489"/>
+      <w:bookmarkStart w:id="13" w:name="_Toc240923636"/>
       <w:r>
         <w:t>4.6 Attaching the source file, and removing a wrong one</w:t>
       </w:r>
@@ -5589,7 +5589,7 @@
           <w:noProof/>
         </w:rPr>
         <w:drawing>
-          <wp:inline distT="0" distB="0" distL="0" distR="0">
+          <wp:inline distT="0" distB="0" distL="0" distR="0" wp14:anchorId="1945941C" wp14:editId="1D4FB26B">
             <wp:extent cx="5334000" cy="952500"/>
             <wp:effectExtent l="0" t="0" r="0" b="0"/>
             <wp:docPr id="8" name="doc_source_file.jpg" descr="Source file: the file name, size and date, with Remove file beside it." title="Source file: the file name, size and date, with Remove file beside it."/>
@@ -5802,7 +5802,7 @@
       <w:pPr>
         <w:pStyle w:val="Heading2"/>
       </w:pPr>
-      <w:bookmarkStart w:id="14" w:name="_Toc240920490"/>
+      <w:bookmarkStart w:id="14" w:name="_Toc240923637"/>
       <w:r>
         <w:t>4.7 Assessing and including a document</w:t>
       </w:r>
@@ -5853,7 +5853,7 @@
         </w:rPr>
         <w:lastRenderedPageBreak/>
         <w:drawing>
-          <wp:inline distT="0" distB="0" distL="0" distR="0">
+          <wp:inline distT="0" distB="0" distL="0" distR="0" wp14:anchorId="157C67D9" wp14:editId="60A8B36A">
             <wp:extent cx="5334000" cy="3333750"/>
             <wp:effectExtent l="0" t="0" r="0" b="0"/>
             <wp:docPr id="9" name="doc_register.jpg" descr="Documentary Evidence Corpus." title="Documentary Evidence Corpus."/>
@@ -5962,7 +5962,7 @@
           <w:noProof/>
         </w:rPr>
         <w:drawing>
-          <wp:inline distT="0" distB="0" distL="0" distR="0">
+          <wp:inline distT="0" distB="0" distL="0" distR="0" wp14:anchorId="42F7E391" wp14:editId="3AE20765">
             <wp:extent cx="5334000" cy="3419475"/>
             <wp:effectExtent l="0" t="0" r="0" b="0"/>
             <wp:docPr id="10" name="doc_detail.jpg" descr="Document record: authenticity, QA status, memo and coding form." title="Document record: authenticity, QA status, memo and coding form."/>
@@ -6125,7 +6125,7 @@
       <w:pPr>
         <w:pStyle w:val="Heading2"/>
       </w:pPr>
-      <w:bookmarkStart w:id="15" w:name="_Toc240920491"/>
+      <w:bookmarkStart w:id="15" w:name="_Toc240923638"/>
       <w:r>
         <w:lastRenderedPageBreak/>
         <w:t>4.8 Coding a document: two ways</w:t>
@@ -6444,7 +6444,7 @@
           <w:noProof/>
         </w:rPr>
         <w:drawing>
-          <wp:inline distT="0" distB="0" distL="0" distR="0">
+          <wp:inline distT="0" distB="0" distL="0" distR="0" wp14:anchorId="0C427FBE" wp14:editId="6E2B4B87">
             <wp:extent cx="5715000" cy="904875"/>
             <wp:effectExtent l="0" t="0" r="0" b="0"/>
             <wp:docPr id="11" name="doc_coding_buttons.jpg" descr="The Coding panel: Code this document, and Auto-fill." title="The Coding panel: Code this document, and Auto-fill."/>
@@ -6513,7 +6513,7 @@
       <w:pPr>
         <w:pStyle w:val="Heading2"/>
       </w:pPr>
-      <w:bookmarkStart w:id="16" w:name="_Toc240920492"/>
+      <w:bookmarkStart w:id="16" w:name="_Toc240923639"/>
       <w:r>
         <w:t>4.9 Auto-fill: the AI drafts, you review</w:t>
       </w:r>
@@ -6608,7 +6608,7 @@
           <w:noProof/>
         </w:rPr>
         <w:drawing>
-          <wp:inline distT="0" distB="0" distL="0" distR="0">
+          <wp:inline distT="0" distB="0" distL="0" distR="0" wp14:anchorId="0DFD5A08" wp14:editId="4B738C3E">
             <wp:extent cx="5334000" cy="2667000"/>
             <wp:effectExtent l="0" t="0" r="0" b="0"/>
             <wp:docPr id="12" name="doc_autofill_pages.jpg" descr="A 240-page PDF: enter a page range, or read the whole document in parts." title="A 240-page PDF: enter a page range, or read the whole document in parts."/>
@@ -6708,7 +6708,7 @@
         </w:rPr>
         <w:lastRenderedPageBreak/>
         <w:drawing>
-          <wp:inline distT="0" distB="0" distL="0" distR="0">
+          <wp:inline distT="0" distB="0" distL="0" distR="0" wp14:anchorId="2AD80E3A" wp14:editId="3DA68988">
             <wp:extent cx="5334000" cy="1752600"/>
             <wp:effectExtent l="0" t="0" r="0" b="0"/>
             <wp:docPr id="13" name="doc_autofill_running.jpg" descr="The AI is reading the document." title="The AI is reading the document."/>
@@ -6797,7 +6797,7 @@
           <w:noProof/>
         </w:rPr>
         <w:drawing>
-          <wp:inline distT="0" distB="0" distL="0" distR="0">
+          <wp:inline distT="0" distB="0" distL="0" distR="0" wp14:anchorId="38F704AB" wp14:editId="777ADAED">
             <wp:extent cx="5334000" cy="4581525"/>
             <wp:effectExtent l="0" t="0" r="0" b="0"/>
             <wp:docPr id="14" name="doc_autofill_review.jpg" descr="The review screen: the draft, ready to check and edit." title="The review screen: the draft, ready to check and edit."/>
@@ -6887,7 +6887,7 @@
         </w:rPr>
         <w:lastRenderedPageBreak/>
         <w:drawing>
-          <wp:inline distT="0" distB="0" distL="0" distR="0">
+          <wp:inline distT="0" distB="0" distL="0" distR="0" wp14:anchorId="3F2DA8E3" wp14:editId="55B4F0CB">
             <wp:extent cx="5334000" cy="3838575"/>
             <wp:effectExtent l="0" t="0" r="0" b="0"/>
             <wp:docPr id="15" name="doc_autofill_section_d.jpg" descr="Section D: ratings and locators, all editable." title="Section D: ratings and locators, all editable."/>
@@ -6976,7 +6976,7 @@
           <w:noProof/>
         </w:rPr>
         <w:drawing>
-          <wp:inline distT="0" distB="0" distL="0" distR="0">
+          <wp:inline distT="0" distB="0" distL="0" distR="0" wp14:anchorId="19867DE8" wp14:editId="5798DECF">
             <wp:extent cx="5334000" cy="3838575"/>
             <wp:effectExtent l="0" t="0" r="0" b="0"/>
             <wp:docPr id="16" name="doc_autofill_section_j.jpg" descr="Section J: quantitative metrics." title="Section J: quantitative metrics."/>
@@ -9206,7 +9206,7 @@
       <w:pPr>
         <w:pStyle w:val="Heading2"/>
       </w:pPr>
-      <w:bookmarkStart w:id="17" w:name="_Toc240920493"/>
+      <w:bookmarkStart w:id="17" w:name="_Toc240923640"/>
       <w:r>
         <w:t>4.10 Downloading or emailing completed forms (Form PDFs)</w:t>
       </w:r>
@@ -9246,7 +9246,7 @@
           <w:noProof/>
         </w:rPr>
         <w:drawing>
-          <wp:inline distT="0" distB="0" distL="0" distR="0">
+          <wp:inline distT="0" distB="0" distL="0" distR="0" wp14:anchorId="1EA88783" wp14:editId="42637E09">
             <wp:extent cx="5334000" cy="3333750"/>
             <wp:effectExtent l="0" t="0" r="0" b="0"/>
             <wp:docPr id="17" name="doc_form_pdfs.jpg" descr="Completed document coding forms, with the sync status." title="Completed document coding forms, with the sync status."/>
@@ -9462,7 +9462,7 @@
       <w:pPr>
         <w:pStyle w:val="Heading2"/>
       </w:pPr>
-      <w:bookmarkStart w:id="18" w:name="_Toc240920494"/>
+      <w:bookmarkStart w:id="18" w:name="_Toc240923641"/>
       <w:r>
         <w:lastRenderedPageBreak/>
         <w:t>4.11 Judging authenticity</w:t>
@@ -9562,7 +9562,7 @@
         <w:pStyle w:val="Heading1"/>
         <w:pageBreakBefore/>
       </w:pPr>
-      <w:bookmarkStart w:id="19" w:name="_Toc240920495"/>
+      <w:bookmarkStart w:id="19" w:name="_Toc240923642"/>
       <w:r>
         <w:lastRenderedPageBreak/>
         <w:t>5. Rules you must follow</w:t>
@@ -9713,7 +9713,7 @@
         <w:pStyle w:val="Heading1"/>
         <w:pageBreakBefore/>
       </w:pPr>
-      <w:bookmarkStart w:id="20" w:name="_Toc240920496"/>
+      <w:bookmarkStart w:id="20" w:name="_Toc240923643"/>
       <w:r>
         <w:lastRenderedPageBreak/>
         <w:t>6. Troubleshooting</w:t>
@@ -11066,7 +11066,7 @@
         <w:pStyle w:val="Heading1"/>
         <w:pageBreakBefore/>
       </w:pPr>
-      <w:bookmarkStart w:id="21" w:name="_Toc240920497"/>
+      <w:bookmarkStart w:id="21" w:name="_Toc240923644"/>
       <w:r>
         <w:lastRenderedPageBreak/>
         <w:t>7. Quick reference</w:t>
@@ -11585,7 +11585,7 @@
         <w:pStyle w:val="Heading1"/>
         <w:pageBreakBefore/>
       </w:pPr>
-      <w:bookmarkStart w:id="22" w:name="_Toc240920498"/>
+      <w:bookmarkStart w:id="22" w:name="_Toc240923645"/>
       <w:r>
         <w:lastRenderedPageBreak/>
         <w:t>8. Every screen and button for your role</w:t>
@@ -11699,7 +11699,7 @@
       <w:pPr>
         <w:pStyle w:val="Heading2"/>
       </w:pPr>
-      <w:bookmarkStart w:id="23" w:name="_Toc240920499"/>
+      <w:bookmarkStart w:id="23" w:name="_Toc240923646"/>
       <w:r>
         <w:t>8.1 Sign in</w:t>
       </w:r>
@@ -12212,7 +12212,7 @@
       <w:pPr>
         <w:pStyle w:val="Heading2"/>
       </w:pPr>
-      <w:bookmarkStart w:id="24" w:name="_Toc240920500"/>
+      <w:bookmarkStart w:id="24" w:name="_Toc240923647"/>
       <w:r>
         <w:t>8.2 The header and menu bar (every screen)</w:t>
       </w:r>
@@ -12936,7 +12936,7 @@
       <w:pPr>
         <w:pStyle w:val="Heading2"/>
       </w:pPr>
-      <w:bookmarkStart w:id="25" w:name="_Toc240920501"/>
+      <w:bookmarkStart w:id="25" w:name="_Toc240923648"/>
       <w:r>
         <w:t>8.3 Change Password</w:t>
       </w:r>
@@ -13556,7 +13556,7 @@
       <w:pPr>
         <w:pStyle w:val="Heading2"/>
       </w:pPr>
-      <w:bookmarkStart w:id="26" w:name="_Toc240920502"/>
+      <w:bookmarkStart w:id="26" w:name="_Toc240923649"/>
       <w:r>
         <w:t>8.4 KII / Document Dashboard</w:t>
       </w:r>
@@ -13966,7 +13966,7 @@
       <w:pPr>
         <w:pStyle w:val="Heading2"/>
       </w:pPr>
-      <w:bookmarkStart w:id="27" w:name="_Toc240920503"/>
+      <w:bookmarkStart w:id="27" w:name="_Toc240923650"/>
       <w:r>
         <w:lastRenderedPageBreak/>
         <w:t>8.5 Documents (the corpus)</w:t>
@@ -14587,7 +14587,7 @@
       <w:pPr>
         <w:pStyle w:val="Heading2"/>
       </w:pPr>
-      <w:bookmarkStart w:id="28" w:name="_Toc240920504"/>
+      <w:bookmarkStart w:id="28" w:name="_Toc240923651"/>
       <w:r>
         <w:t>8.6 New Documentary Evidence Record</w:t>
       </w:r>
@@ -15418,7 +15418,7 @@
       <w:pPr>
         <w:pStyle w:val="Heading2"/>
       </w:pPr>
-      <w:bookmarkStart w:id="29" w:name="_Toc240920505"/>
+      <w:bookmarkStart w:id="29" w:name="_Toc240923652"/>
       <w:r>
         <w:t>8.7 Document record</w:t>
       </w:r>
@@ -16772,7 +16772,7 @@
       <w:pPr>
         <w:pStyle w:val="Heading2"/>
       </w:pPr>
-      <w:bookmarkStart w:id="30" w:name="_Toc240920506"/>
+      <w:bookmarkStart w:id="30" w:name="_Toc240923653"/>
       <w:r>
         <w:t>8.8 Auto-fill review screen</w:t>
       </w:r>
@@ -17813,7 +17813,7 @@
       <w:pPr>
         <w:pStyle w:val="Heading2"/>
       </w:pPr>
-      <w:bookmarkStart w:id="31" w:name="_Toc240920507"/>
+      <w:bookmarkStart w:id="31" w:name="_Toc240923654"/>
       <w:r>
         <w:t>8.9 Completed forms (Form PDFs)</w:t>
       </w:r>
@@ -18868,10 +18868,68 @@
 <file path=word/numbering.xml><?xml version="1.0" encoding="utf-8"?>
 <w:numbering xmlns:wpc="http://schemas.microsoft.com/office/word/2010/wordprocessingCanvas" xmlns:cx="http://schemas.microsoft.com/office/drawing/2014/chartex" xmlns:cx1="http://schemas.microsoft.com/office/drawing/2015/9/8/chartex" xmlns:cx2="http://schemas.microsoft.com/office/drawing/2015/10/21/chartex" xmlns:cx3="http://schemas.microsoft.com/office/drawing/2016/5/9/chartex" xmlns:cx4="http://schemas.microsoft.com/office/drawing/2016/5/10/chartex" xmlns:cx5="http://schemas.microsoft.com/office/drawing/2016/5/11/chartex" xmlns:cx6="http://schemas.microsoft.com/office/drawing/2016/5/12/chartex" xmlns:cx7="http://schemas.microsoft.com/office/drawing/2016/5/13/chartex" xmlns:cx8="http://schemas.microsoft.com/office/drawing/2016/5/14/chartex" xmlns:mc="http://schemas.openxmlformats.org/markup-compatibility/2006" xmlns:aink="http://schemas.microsoft.com/office/drawing/2016/ink" xmlns:am3d="http://schemas.microsoft.com/office/drawing/2017/model3d" xmlns:o="urn:schemas-microsoft-com:office:office" xmlns:oel="http://schemas.microsoft.com/office/2019/extlst" xmlns:r="http://schemas.openxmlformats.org/officeDocument/2006/relationships" xmlns:m="http://schemas.openxmlformats.org/officeDocument/2006/math" xmlns:v="urn:schemas-microsoft-com:vml" xmlns:wp14="http://schemas.microsoft.com/office/word/2010/wordprocessingDrawing" xmlns:wp="http://schemas.openxmlformats.org/drawingml/2006/wordprocessingDrawing" xmlns:w10="urn:schemas-microsoft-com:office:word" xmlns:w="http://schemas.openxmlformats.org/wordprocessingml/2006/main" xmlns:w14="http://schemas.microsoft.com/office/word/2010/wordml" xmlns:w15="http://schemas.microsoft.com/office/word/2012/wordml" xmlns:w16cex="http://schemas.microsoft.com/office/word/2018/wordml/cex" xmlns:w16cid="http://schemas.microsoft.com/office/word/2016/wordml/cid" xmlns:w16="http://schemas.microsoft.com/office/word/2018/wordml" xmlns:w16sdtdh="http://schemas.microsoft.com/office/word/2020/wordml/sdtdatahash" xmlns:w16se="http://schemas.microsoft.com/office/word/2015/wordml/symex" xmlns:wpg="http://schemas.microsoft.com/office/word/2010/wordprocessingGroup" xmlns:wpi="http://schemas.microsoft.com/office/word/2010/wordprocessingInk" xmlns:wne="http://schemas.microsoft.com/office/word/2006/wordml" xmlns:wps="http://schemas.microsoft.com/office/word/2010/wordprocessingShape" mc:Ignorable="w14 w15 w16se w16cid w16 w16cex w16sdtdh wp14">
   <w:abstractNum w:abstractNumId="0" w15:restartNumberingAfterBreak="0">
-    <w:nsid w:val="06FC29D9"/>
+    <w:nsid w:val="01903316"/>
     <w:multiLevelType w:val="hybridMultilevel"/>
-    <w:tmpl w:val="35BCEFC8"/>
-    <w:lvl w:ilvl="0" w:tplc="877636D8">
+    <w:tmpl w:val="17E02A40"/>
+    <w:lvl w:ilvl="0" w:tplc="1DFCB11E">
+      <w:start w:val="1"/>
+      <w:numFmt w:val="bullet"/>
+      <w:lvlText w:val="•"/>
+      <w:lvlJc w:val="left"/>
+      <w:pPr>
+        <w:ind w:left="460" w:hanging="280"/>
+      </w:pPr>
+    </w:lvl>
+    <w:lvl w:ilvl="1" w:tplc="68DAF744">
+      <w:start w:val="1"/>
+      <w:numFmt w:val="bullet"/>
+      <w:lvlText w:val="–"/>
+      <w:lvlJc w:val="left"/>
+      <w:pPr>
+        <w:ind w:left="900" w:hanging="280"/>
+      </w:pPr>
+    </w:lvl>
+    <w:lvl w:ilvl="2" w:tplc="B6DE0816">
+      <w:numFmt w:val="decimal"/>
+      <w:lvlText w:val=""/>
+      <w:lvlJc w:val="left"/>
+    </w:lvl>
+    <w:lvl w:ilvl="3" w:tplc="ACACD516">
+      <w:numFmt w:val="decimal"/>
+      <w:lvlText w:val=""/>
+      <w:lvlJc w:val="left"/>
+    </w:lvl>
+    <w:lvl w:ilvl="4" w:tplc="543C1A56">
+      <w:numFmt w:val="decimal"/>
+      <w:lvlText w:val=""/>
+      <w:lvlJc w:val="left"/>
+    </w:lvl>
+    <w:lvl w:ilvl="5" w:tplc="978ECF5E">
+      <w:numFmt w:val="decimal"/>
+      <w:lvlText w:val=""/>
+      <w:lvlJc w:val="left"/>
+    </w:lvl>
+    <w:lvl w:ilvl="6" w:tplc="F904CD02">
+      <w:numFmt w:val="decimal"/>
+      <w:lvlText w:val=""/>
+      <w:lvlJc w:val="left"/>
+    </w:lvl>
+    <w:lvl w:ilvl="7" w:tplc="5FF6B356">
+      <w:numFmt w:val="decimal"/>
+      <w:lvlText w:val=""/>
+      <w:lvlJc w:val="left"/>
+    </w:lvl>
+    <w:lvl w:ilvl="8" w:tplc="9D809D22">
+      <w:numFmt w:val="decimal"/>
+      <w:lvlText w:val=""/>
+      <w:lvlJc w:val="left"/>
+    </w:lvl>
+  </w:abstractNum>
+  <w:abstractNum w:abstractNumId="1" w15:restartNumberingAfterBreak="0">
+    <w:nsid w:val="05860F11"/>
+    <w:multiLevelType w:val="hybridMultilevel"/>
+    <w:tmpl w:val="5B1A7E36"/>
+    <w:lvl w:ilvl="0" w:tplc="42481788">
       <w:start w:val="1"/>
       <w:numFmt w:val="decimal"/>
       <w:lvlText w:val="%1."/>
@@ -18885,52 +18943,52 @@
         <w:color w:val="A67C27"/>
       </w:rPr>
     </w:lvl>
-    <w:lvl w:ilvl="1" w:tplc="729E95CE">
+    <w:lvl w:ilvl="1" w:tplc="FDCC1548">
       <w:numFmt w:val="decimal"/>
       <w:lvlText w:val=""/>
       <w:lvlJc w:val="left"/>
     </w:lvl>
-    <w:lvl w:ilvl="2" w:tplc="7B1C4E84">
+    <w:lvl w:ilvl="2" w:tplc="AE90502E">
       <w:numFmt w:val="decimal"/>
       <w:lvlText w:val=""/>
       <w:lvlJc w:val="left"/>
     </w:lvl>
-    <w:lvl w:ilvl="3" w:tplc="901631F2">
+    <w:lvl w:ilvl="3" w:tplc="739212FE">
       <w:numFmt w:val="decimal"/>
       <w:lvlText w:val=""/>
       <w:lvlJc w:val="left"/>
     </w:lvl>
-    <w:lvl w:ilvl="4" w:tplc="964EA514">
+    <w:lvl w:ilvl="4" w:tplc="F5289984">
       <w:numFmt w:val="decimal"/>
       <w:lvlText w:val=""/>
       <w:lvlJc w:val="left"/>
     </w:lvl>
-    <w:lvl w:ilvl="5" w:tplc="6BF64B9C">
+    <w:lvl w:ilvl="5" w:tplc="FCEA205C">
       <w:numFmt w:val="decimal"/>
       <w:lvlText w:val=""/>
       <w:lvlJc w:val="left"/>
     </w:lvl>
-    <w:lvl w:ilvl="6" w:tplc="2792886C">
+    <w:lvl w:ilvl="6" w:tplc="AA26EBB2">
       <w:numFmt w:val="decimal"/>
       <w:lvlText w:val=""/>
       <w:lvlJc w:val="left"/>
     </w:lvl>
-    <w:lvl w:ilvl="7" w:tplc="2C24DE3C">
+    <w:lvl w:ilvl="7" w:tplc="CA40A718">
       <w:numFmt w:val="decimal"/>
       <w:lvlText w:val=""/>
       <w:lvlJc w:val="left"/>
     </w:lvl>
-    <w:lvl w:ilvl="8" w:tplc="34E6D5CC">
+    <w:lvl w:ilvl="8" w:tplc="EF486444">
       <w:numFmt w:val="decimal"/>
       <w:lvlText w:val=""/>
       <w:lvlJc w:val="left"/>
     </w:lvl>
   </w:abstractNum>
-  <w:abstractNum w:abstractNumId="1" w15:restartNumberingAfterBreak="0">
-    <w:nsid w:val="260018AA"/>
+  <w:abstractNum w:abstractNumId="2" w15:restartNumberingAfterBreak="0">
+    <w:nsid w:val="0CA25934"/>
     <w:multiLevelType w:val="hybridMultilevel"/>
-    <w:tmpl w:val="B5B442E4"/>
-    <w:lvl w:ilvl="0" w:tplc="8F2C29CC">
+    <w:tmpl w:val="CFBE40E0"/>
+    <w:lvl w:ilvl="0" w:tplc="47667E38">
       <w:start w:val="1"/>
       <w:numFmt w:val="decimal"/>
       <w:lvlText w:val="%1."/>
@@ -18944,52 +19002,52 @@
         <w:color w:val="A67C27"/>
       </w:rPr>
     </w:lvl>
-    <w:lvl w:ilvl="1" w:tplc="058E90AE">
+    <w:lvl w:ilvl="1" w:tplc="A17EF422">
       <w:numFmt w:val="decimal"/>
       <w:lvlText w:val=""/>
       <w:lvlJc w:val="left"/>
     </w:lvl>
-    <w:lvl w:ilvl="2" w:tplc="E20EB570">
+    <w:lvl w:ilvl="2" w:tplc="4588D350">
       <w:numFmt w:val="decimal"/>
       <w:lvlText w:val=""/>
       <w:lvlJc w:val="left"/>
     </w:lvl>
-    <w:lvl w:ilvl="3" w:tplc="28E40854">
+    <w:lvl w:ilvl="3" w:tplc="46CA31AA">
       <w:numFmt w:val="decimal"/>
       <w:lvlText w:val=""/>
       <w:lvlJc w:val="left"/>
     </w:lvl>
-    <w:lvl w:ilvl="4" w:tplc="BBA2D00C">
+    <w:lvl w:ilvl="4" w:tplc="C00039BE">
       <w:numFmt w:val="decimal"/>
       <w:lvlText w:val=""/>
       <w:lvlJc w:val="left"/>
     </w:lvl>
-    <w:lvl w:ilvl="5" w:tplc="EC02B38A">
+    <w:lvl w:ilvl="5" w:tplc="9E9E79CC">
       <w:numFmt w:val="decimal"/>
       <w:lvlText w:val=""/>
       <w:lvlJc w:val="left"/>
     </w:lvl>
-    <w:lvl w:ilvl="6" w:tplc="41D8897C">
+    <w:lvl w:ilvl="6" w:tplc="ED1CDBF8">
       <w:numFmt w:val="decimal"/>
       <w:lvlText w:val=""/>
       <w:lvlJc w:val="left"/>
     </w:lvl>
-    <w:lvl w:ilvl="7" w:tplc="F01E5484">
+    <w:lvl w:ilvl="7" w:tplc="31F60940">
       <w:numFmt w:val="decimal"/>
       <w:lvlText w:val=""/>
       <w:lvlJc w:val="left"/>
     </w:lvl>
-    <w:lvl w:ilvl="8" w:tplc="B9E28C50">
+    <w:lvl w:ilvl="8" w:tplc="2C6A545C">
       <w:numFmt w:val="decimal"/>
       <w:lvlText w:val=""/>
       <w:lvlJc w:val="left"/>
     </w:lvl>
   </w:abstractNum>
-  <w:abstractNum w:abstractNumId="2" w15:restartNumberingAfterBreak="0">
-    <w:nsid w:val="2A9017A6"/>
+  <w:abstractNum w:abstractNumId="3" w15:restartNumberingAfterBreak="0">
+    <w:nsid w:val="22710222"/>
     <w:multiLevelType w:val="hybridMultilevel"/>
-    <w:tmpl w:val="D0FCE510"/>
-    <w:lvl w:ilvl="0" w:tplc="53F2BA40">
+    <w:tmpl w:val="09F6A344"/>
+    <w:lvl w:ilvl="0" w:tplc="DCE6F7F2">
       <w:start w:val="1"/>
       <w:numFmt w:val="decimal"/>
       <w:lvlText w:val="%1."/>
@@ -19003,52 +19061,52 @@
         <w:color w:val="A67C27"/>
       </w:rPr>
     </w:lvl>
-    <w:lvl w:ilvl="1" w:tplc="E12E22CC">
+    <w:lvl w:ilvl="1" w:tplc="9E0A78CA">
       <w:numFmt w:val="decimal"/>
       <w:lvlText w:val=""/>
       <w:lvlJc w:val="left"/>
     </w:lvl>
-    <w:lvl w:ilvl="2" w:tplc="326267A2">
+    <w:lvl w:ilvl="2" w:tplc="83DAB234">
       <w:numFmt w:val="decimal"/>
       <w:lvlText w:val=""/>
       <w:lvlJc w:val="left"/>
     </w:lvl>
-    <w:lvl w:ilvl="3" w:tplc="4D90E02A">
+    <w:lvl w:ilvl="3" w:tplc="F3721188">
       <w:numFmt w:val="decimal"/>
       <w:lvlText w:val=""/>
       <w:lvlJc w:val="left"/>
     </w:lvl>
-    <w:lvl w:ilvl="4" w:tplc="280469A0">
+    <w:lvl w:ilvl="4" w:tplc="D7AED38A">
       <w:numFmt w:val="decimal"/>
       <w:lvlText w:val=""/>
       <w:lvlJc w:val="left"/>
     </w:lvl>
-    <w:lvl w:ilvl="5" w:tplc="B9547EF4">
+    <w:lvl w:ilvl="5" w:tplc="FFB2024A">
       <w:numFmt w:val="decimal"/>
       <w:lvlText w:val=""/>
       <w:lvlJc w:val="left"/>
     </w:lvl>
-    <w:lvl w:ilvl="6" w:tplc="C588972A">
+    <w:lvl w:ilvl="6" w:tplc="4BFC629A">
       <w:numFmt w:val="decimal"/>
       <w:lvlText w:val=""/>
       <w:lvlJc w:val="left"/>
     </w:lvl>
-    <w:lvl w:ilvl="7" w:tplc="95045766">
+    <w:lvl w:ilvl="7" w:tplc="1818AE7C">
       <w:numFmt w:val="decimal"/>
       <w:lvlText w:val=""/>
       <w:lvlJc w:val="left"/>
     </w:lvl>
-    <w:lvl w:ilvl="8" w:tplc="675A4DAA">
+    <w:lvl w:ilvl="8" w:tplc="5D60B628">
       <w:numFmt w:val="decimal"/>
       <w:lvlText w:val=""/>
       <w:lvlJc w:val="left"/>
     </w:lvl>
   </w:abstractNum>
-  <w:abstractNum w:abstractNumId="3" w15:restartNumberingAfterBreak="0">
-    <w:nsid w:val="30253753"/>
+  <w:abstractNum w:abstractNumId="4" w15:restartNumberingAfterBreak="0">
+    <w:nsid w:val="26137249"/>
     <w:multiLevelType w:val="hybridMultilevel"/>
-    <w:tmpl w:val="66BCD734"/>
-    <w:lvl w:ilvl="0" w:tplc="9FBC60FE">
+    <w:tmpl w:val="68AE61C4"/>
+    <w:lvl w:ilvl="0" w:tplc="F1BE90F4">
       <w:start w:val="1"/>
       <w:numFmt w:val="bullet"/>
       <w:lvlText w:val="●"/>
@@ -19057,7 +19115,7 @@
         <w:ind w:left="720" w:hanging="360"/>
       </w:pPr>
     </w:lvl>
-    <w:lvl w:ilvl="1" w:tplc="6E647CDA">
+    <w:lvl w:ilvl="1" w:tplc="8404ED92">
       <w:start w:val="1"/>
       <w:numFmt w:val="bullet"/>
       <w:lvlText w:val="○"/>
@@ -19066,7 +19124,7 @@
         <w:ind w:left="1440" w:hanging="360"/>
       </w:pPr>
     </w:lvl>
-    <w:lvl w:ilvl="2" w:tplc="42C00F90">
+    <w:lvl w:ilvl="2" w:tplc="C3843676">
       <w:start w:val="1"/>
       <w:numFmt w:val="bullet"/>
       <w:lvlText w:val="■"/>
@@ -19075,7 +19133,7 @@
         <w:ind w:left="2160" w:hanging="360"/>
       </w:pPr>
     </w:lvl>
-    <w:lvl w:ilvl="3" w:tplc="61AC89E0">
+    <w:lvl w:ilvl="3" w:tplc="BC3615A6">
       <w:start w:val="1"/>
       <w:numFmt w:val="bullet"/>
       <w:lvlText w:val="●"/>
@@ -19084,7 +19142,7 @@
         <w:ind w:left="2880" w:hanging="360"/>
       </w:pPr>
     </w:lvl>
-    <w:lvl w:ilvl="4" w:tplc="B98A563E">
+    <w:lvl w:ilvl="4" w:tplc="0A6EA330">
       <w:start w:val="1"/>
       <w:numFmt w:val="bullet"/>
       <w:lvlText w:val="○"/>
@@ -19093,7 +19151,7 @@
         <w:ind w:left="3600" w:hanging="360"/>
       </w:pPr>
     </w:lvl>
-    <w:lvl w:ilvl="5" w:tplc="EAB0FD9E">
+    <w:lvl w:ilvl="5" w:tplc="EF843D46">
       <w:start w:val="1"/>
       <w:numFmt w:val="bullet"/>
       <w:lvlText w:val="■"/>
@@ -19102,7 +19160,7 @@
         <w:ind w:left="4320" w:hanging="360"/>
       </w:pPr>
     </w:lvl>
-    <w:lvl w:ilvl="6" w:tplc="333CED98">
+    <w:lvl w:ilvl="6" w:tplc="F84AEB58">
       <w:start w:val="1"/>
       <w:numFmt w:val="bullet"/>
       <w:lvlText w:val="●"/>
@@ -19111,7 +19169,7 @@
         <w:ind w:left="5040" w:hanging="360"/>
       </w:pPr>
     </w:lvl>
-    <w:lvl w:ilvl="7" w:tplc="A6DE1F40">
+    <w:lvl w:ilvl="7" w:tplc="55368168">
       <w:start w:val="1"/>
       <w:numFmt w:val="bullet"/>
       <w:lvlText w:val="●"/>
@@ -19120,7 +19178,7 @@
         <w:ind w:left="5760" w:hanging="360"/>
       </w:pPr>
     </w:lvl>
-    <w:lvl w:ilvl="8" w:tplc="444205B2">
+    <w:lvl w:ilvl="8" w:tplc="D9EE2E64">
       <w:start w:val="1"/>
       <w:numFmt w:val="bullet"/>
       <w:lvlText w:val="●"/>
@@ -19130,11 +19188,11 @@
       </w:pPr>
     </w:lvl>
   </w:abstractNum>
-  <w:abstractNum w:abstractNumId="4" w15:restartNumberingAfterBreak="0">
-    <w:nsid w:val="3027148E"/>
+  <w:abstractNum w:abstractNumId="5" w15:restartNumberingAfterBreak="0">
+    <w:nsid w:val="52CB045D"/>
     <w:multiLevelType w:val="hybridMultilevel"/>
-    <w:tmpl w:val="73728078"/>
-    <w:lvl w:ilvl="0" w:tplc="DBFAC272">
+    <w:tmpl w:val="246A6FE6"/>
+    <w:lvl w:ilvl="0" w:tplc="280A6280">
       <w:start w:val="1"/>
       <w:numFmt w:val="decimal"/>
       <w:lvlText w:val="%1."/>
@@ -19148,110 +19206,52 @@
         <w:color w:val="A67C27"/>
       </w:rPr>
     </w:lvl>
-    <w:lvl w:ilvl="1" w:tplc="08A4E696">
+    <w:lvl w:ilvl="1" w:tplc="1EB20A80">
       <w:numFmt w:val="decimal"/>
       <w:lvlText w:val=""/>
       <w:lvlJc w:val="left"/>
     </w:lvl>
-    <w:lvl w:ilvl="2" w:tplc="BEC62E28">
+    <w:lvl w:ilvl="2" w:tplc="495E1168">
       <w:numFmt w:val="decimal"/>
       <w:lvlText w:val=""/>
       <w:lvlJc w:val="left"/>
     </w:lvl>
-    <w:lvl w:ilvl="3" w:tplc="07D26CF6">
+    <w:lvl w:ilvl="3" w:tplc="2DB6FF7A">
       <w:numFmt w:val="decimal"/>
       <w:lvlText w:val=""/>
       <w:lvlJc w:val="left"/>
     </w:lvl>
-    <w:lvl w:ilvl="4" w:tplc="9CE23920">
+    <w:lvl w:ilvl="4" w:tplc="76562114">
       <w:numFmt w:val="decimal"/>
       <w:lvlText w:val=""/>
       <w:lvlJc w:val="left"/>
     </w:lvl>
-    <w:lvl w:ilvl="5" w:tplc="E70E9F76">
+    <w:lvl w:ilvl="5" w:tplc="422AA0FC">
       <w:numFmt w:val="decimal"/>
       <w:lvlText w:val=""/>
       <w:lvlJc w:val="left"/>
     </w:lvl>
-    <w:lvl w:ilvl="6" w:tplc="DDDC02EA">
+    <w:lvl w:ilvl="6" w:tplc="60E81CDA">
       <w:numFmt w:val="decimal"/>
       <w:lvlText w:val=""/>
       <w:lvlJc w:val="left"/>
     </w:lvl>
-    <w:lvl w:ilvl="7" w:tplc="2B524E34">
+    <w:lvl w:ilvl="7" w:tplc="1BD2A520">
       <w:numFmt w:val="decimal"/>
       <w:lvlText w:val=""/>
       <w:lvlJc w:val="left"/>
     </w:lvl>
-    <w:lvl w:ilvl="8" w:tplc="7D06E8F8">
-      <w:numFmt w:val="decimal"/>
-      <w:lvlText w:val=""/>
-      <w:lvlJc w:val="left"/>
-    </w:lvl>
-  </w:abstractNum>
-  <w:abstractNum w:abstractNumId="5" w15:restartNumberingAfterBreak="0">
-    <w:nsid w:val="44217969"/>
-    <w:multiLevelType w:val="hybridMultilevel"/>
-    <w:tmpl w:val="E3360EDA"/>
-    <w:lvl w:ilvl="0" w:tplc="FE107AAC">
-      <w:start w:val="1"/>
-      <w:numFmt w:val="bullet"/>
-      <w:lvlText w:val="•"/>
-      <w:lvlJc w:val="left"/>
-      <w:pPr>
-        <w:ind w:left="460" w:hanging="280"/>
-      </w:pPr>
-    </w:lvl>
-    <w:lvl w:ilvl="1" w:tplc="BEEE4C30">
-      <w:start w:val="1"/>
-      <w:numFmt w:val="bullet"/>
-      <w:lvlText w:val="–"/>
-      <w:lvlJc w:val="left"/>
-      <w:pPr>
-        <w:ind w:left="900" w:hanging="280"/>
-      </w:pPr>
-    </w:lvl>
-    <w:lvl w:ilvl="2" w:tplc="515498CE">
-      <w:numFmt w:val="decimal"/>
-      <w:lvlText w:val=""/>
-      <w:lvlJc w:val="left"/>
-    </w:lvl>
-    <w:lvl w:ilvl="3" w:tplc="98964930">
-      <w:numFmt w:val="decimal"/>
-      <w:lvlText w:val=""/>
-      <w:lvlJc w:val="left"/>
-    </w:lvl>
-    <w:lvl w:ilvl="4" w:tplc="1CA8D7F4">
-      <w:numFmt w:val="decimal"/>
-      <w:lvlText w:val=""/>
-      <w:lvlJc w:val="left"/>
-    </w:lvl>
-    <w:lvl w:ilvl="5" w:tplc="46F8048A">
-      <w:numFmt w:val="decimal"/>
-      <w:lvlText w:val=""/>
-      <w:lvlJc w:val="left"/>
-    </w:lvl>
-    <w:lvl w:ilvl="6" w:tplc="6538AEF6">
-      <w:numFmt w:val="decimal"/>
-      <w:lvlText w:val=""/>
-      <w:lvlJc w:val="left"/>
-    </w:lvl>
-    <w:lvl w:ilvl="7" w:tplc="B47A4778">
-      <w:numFmt w:val="decimal"/>
-      <w:lvlText w:val=""/>
-      <w:lvlJc w:val="left"/>
-    </w:lvl>
-    <w:lvl w:ilvl="8" w:tplc="19FE85FA">
+    <w:lvl w:ilvl="8" w:tplc="29DC4986">
       <w:numFmt w:val="decimal"/>
       <w:lvlText w:val=""/>
       <w:lvlJc w:val="left"/>
     </w:lvl>
   </w:abstractNum>
   <w:abstractNum w:abstractNumId="6" w15:restartNumberingAfterBreak="0">
-    <w:nsid w:val="5E3852D7"/>
+    <w:nsid w:val="53D727BE"/>
     <w:multiLevelType w:val="hybridMultilevel"/>
-    <w:tmpl w:val="99EED418"/>
-    <w:lvl w:ilvl="0" w:tplc="51C0B2D0">
+    <w:tmpl w:val="E1A89D7A"/>
+    <w:lvl w:ilvl="0" w:tplc="FD9E3C82">
       <w:start w:val="1"/>
       <w:numFmt w:val="decimal"/>
       <w:lvlText w:val="%1."/>
@@ -19265,52 +19265,52 @@
         <w:color w:val="A67C27"/>
       </w:rPr>
     </w:lvl>
-    <w:lvl w:ilvl="1" w:tplc="5E5ED280">
+    <w:lvl w:ilvl="1" w:tplc="CACEE262">
       <w:numFmt w:val="decimal"/>
       <w:lvlText w:val=""/>
       <w:lvlJc w:val="left"/>
     </w:lvl>
-    <w:lvl w:ilvl="2" w:tplc="099AB980">
+    <w:lvl w:ilvl="2" w:tplc="72CA34E8">
       <w:numFmt w:val="decimal"/>
       <w:lvlText w:val=""/>
       <w:lvlJc w:val="left"/>
     </w:lvl>
-    <w:lvl w:ilvl="3" w:tplc="F1003CF0">
+    <w:lvl w:ilvl="3" w:tplc="2674A18E">
       <w:numFmt w:val="decimal"/>
       <w:lvlText w:val=""/>
       <w:lvlJc w:val="left"/>
     </w:lvl>
-    <w:lvl w:ilvl="4" w:tplc="35B278B6">
+    <w:lvl w:ilvl="4" w:tplc="3BA6A3B6">
       <w:numFmt w:val="decimal"/>
       <w:lvlText w:val=""/>
       <w:lvlJc w:val="left"/>
     </w:lvl>
-    <w:lvl w:ilvl="5" w:tplc="3EE2D61C">
+    <w:lvl w:ilvl="5" w:tplc="F8A4616E">
       <w:numFmt w:val="decimal"/>
       <w:lvlText w:val=""/>
       <w:lvlJc w:val="left"/>
     </w:lvl>
-    <w:lvl w:ilvl="6" w:tplc="A1608BD8">
+    <w:lvl w:ilvl="6" w:tplc="359C2860">
       <w:numFmt w:val="decimal"/>
       <w:lvlText w:val=""/>
       <w:lvlJc w:val="left"/>
     </w:lvl>
-    <w:lvl w:ilvl="7" w:tplc="6FE4E938">
+    <w:lvl w:ilvl="7" w:tplc="7270CD68">
       <w:numFmt w:val="decimal"/>
       <w:lvlText w:val=""/>
       <w:lvlJc w:val="left"/>
     </w:lvl>
-    <w:lvl w:ilvl="8" w:tplc="9BAE0D38">
+    <w:lvl w:ilvl="8" w:tplc="9CD053F2">
       <w:numFmt w:val="decimal"/>
       <w:lvlText w:val=""/>
       <w:lvlJc w:val="left"/>
     </w:lvl>
   </w:abstractNum>
   <w:abstractNum w:abstractNumId="7" w15:restartNumberingAfterBreak="0">
-    <w:nsid w:val="63F617D1"/>
+    <w:nsid w:val="56C765F4"/>
     <w:multiLevelType w:val="hybridMultilevel"/>
-    <w:tmpl w:val="E1D896C6"/>
-    <w:lvl w:ilvl="0" w:tplc="93AC9A10">
+    <w:tmpl w:val="1BCA5918"/>
+    <w:lvl w:ilvl="0" w:tplc="424A7C02">
       <w:start w:val="1"/>
       <w:numFmt w:val="decimal"/>
       <w:lvlText w:val="%1."/>
@@ -19324,52 +19324,52 @@
         <w:color w:val="A67C27"/>
       </w:rPr>
     </w:lvl>
-    <w:lvl w:ilvl="1" w:tplc="0576C406">
+    <w:lvl w:ilvl="1" w:tplc="B81EFE70">
       <w:numFmt w:val="decimal"/>
       <w:lvlText w:val=""/>
       <w:lvlJc w:val="left"/>
     </w:lvl>
-    <w:lvl w:ilvl="2" w:tplc="92BCD9E4">
+    <w:lvl w:ilvl="2" w:tplc="B2285780">
       <w:numFmt w:val="decimal"/>
       <w:lvlText w:val=""/>
       <w:lvlJc w:val="left"/>
     </w:lvl>
-    <w:lvl w:ilvl="3" w:tplc="A3208BBC">
+    <w:lvl w:ilvl="3" w:tplc="34343600">
       <w:numFmt w:val="decimal"/>
       <w:lvlText w:val=""/>
       <w:lvlJc w:val="left"/>
     </w:lvl>
-    <w:lvl w:ilvl="4" w:tplc="253602C6">
+    <w:lvl w:ilvl="4" w:tplc="10A27F40">
       <w:numFmt w:val="decimal"/>
       <w:lvlText w:val=""/>
       <w:lvlJc w:val="left"/>
     </w:lvl>
-    <w:lvl w:ilvl="5" w:tplc="C7909AC4">
+    <w:lvl w:ilvl="5" w:tplc="578065FC">
       <w:numFmt w:val="decimal"/>
       <w:lvlText w:val=""/>
       <w:lvlJc w:val="left"/>
     </w:lvl>
-    <w:lvl w:ilvl="6" w:tplc="E696B1AC">
+    <w:lvl w:ilvl="6" w:tplc="DA185744">
       <w:numFmt w:val="decimal"/>
       <w:lvlText w:val=""/>
       <w:lvlJc w:val="left"/>
     </w:lvl>
-    <w:lvl w:ilvl="7" w:tplc="AC2CC590">
+    <w:lvl w:ilvl="7" w:tplc="542A5B72">
       <w:numFmt w:val="decimal"/>
       <w:lvlText w:val=""/>
       <w:lvlJc w:val="left"/>
     </w:lvl>
-    <w:lvl w:ilvl="8" w:tplc="CE809DC8">
+    <w:lvl w:ilvl="8" w:tplc="B92685BE">
       <w:numFmt w:val="decimal"/>
       <w:lvlText w:val=""/>
       <w:lvlJc w:val="left"/>
     </w:lvl>
   </w:abstractNum>
   <w:abstractNum w:abstractNumId="8" w15:restartNumberingAfterBreak="0">
-    <w:nsid w:val="6AF46A49"/>
+    <w:nsid w:val="640325A1"/>
     <w:multiLevelType w:val="hybridMultilevel"/>
-    <w:tmpl w:val="71F4220E"/>
-    <w:lvl w:ilvl="0" w:tplc="FCE45E4C">
+    <w:tmpl w:val="7A34B0B4"/>
+    <w:lvl w:ilvl="0" w:tplc="5BAEAA66">
       <w:start w:val="1"/>
       <w:numFmt w:val="decimal"/>
       <w:lvlText w:val="%1."/>
@@ -19383,52 +19383,52 @@
         <w:color w:val="A67C27"/>
       </w:rPr>
     </w:lvl>
-    <w:lvl w:ilvl="1" w:tplc="0C546988">
+    <w:lvl w:ilvl="1" w:tplc="89E8FE2A">
       <w:numFmt w:val="decimal"/>
       <w:lvlText w:val=""/>
       <w:lvlJc w:val="left"/>
     </w:lvl>
-    <w:lvl w:ilvl="2" w:tplc="21809510">
+    <w:lvl w:ilvl="2" w:tplc="4C3C2826">
       <w:numFmt w:val="decimal"/>
       <w:lvlText w:val=""/>
       <w:lvlJc w:val="left"/>
     </w:lvl>
-    <w:lvl w:ilvl="3" w:tplc="1DDCEADE">
+    <w:lvl w:ilvl="3" w:tplc="A1BC245A">
       <w:numFmt w:val="decimal"/>
       <w:lvlText w:val=""/>
       <w:lvlJc w:val="left"/>
     </w:lvl>
-    <w:lvl w:ilvl="4" w:tplc="CEE24522">
+    <w:lvl w:ilvl="4" w:tplc="F01CE8BA">
       <w:numFmt w:val="decimal"/>
       <w:lvlText w:val=""/>
       <w:lvlJc w:val="left"/>
     </w:lvl>
-    <w:lvl w:ilvl="5" w:tplc="805A6D5A">
+    <w:lvl w:ilvl="5" w:tplc="C65C7094">
       <w:numFmt w:val="decimal"/>
       <w:lvlText w:val=""/>
       <w:lvlJc w:val="left"/>
     </w:lvl>
-    <w:lvl w:ilvl="6" w:tplc="727C7AC6">
+    <w:lvl w:ilvl="6" w:tplc="4030E47A">
       <w:numFmt w:val="decimal"/>
       <w:lvlText w:val=""/>
       <w:lvlJc w:val="left"/>
     </w:lvl>
-    <w:lvl w:ilvl="7" w:tplc="84065C76">
+    <w:lvl w:ilvl="7" w:tplc="A2A080C2">
       <w:numFmt w:val="decimal"/>
       <w:lvlText w:val=""/>
       <w:lvlJc w:val="left"/>
     </w:lvl>
-    <w:lvl w:ilvl="8" w:tplc="B5504E52">
+    <w:lvl w:ilvl="8" w:tplc="159A3DD6">
       <w:numFmt w:val="decimal"/>
       <w:lvlText w:val=""/>
       <w:lvlJc w:val="left"/>
     </w:lvl>
   </w:abstractNum>
   <w:abstractNum w:abstractNumId="9" w15:restartNumberingAfterBreak="0">
-    <w:nsid w:val="6E4E689C"/>
+    <w:nsid w:val="674A5022"/>
     <w:multiLevelType w:val="hybridMultilevel"/>
-    <w:tmpl w:val="D1227D90"/>
-    <w:lvl w:ilvl="0" w:tplc="83082C14">
+    <w:tmpl w:val="D9D0C3CC"/>
+    <w:lvl w:ilvl="0" w:tplc="F4920E92">
       <w:start w:val="1"/>
       <w:numFmt w:val="decimal"/>
       <w:lvlText w:val="%1."/>
@@ -19442,52 +19442,52 @@
         <w:color w:val="A67C27"/>
       </w:rPr>
     </w:lvl>
-    <w:lvl w:ilvl="1" w:tplc="44CA660E">
+    <w:lvl w:ilvl="1" w:tplc="545CA636">
       <w:numFmt w:val="decimal"/>
       <w:lvlText w:val=""/>
       <w:lvlJc w:val="left"/>
     </w:lvl>
-    <w:lvl w:ilvl="2" w:tplc="88361138">
+    <w:lvl w:ilvl="2" w:tplc="DBDAB37C">
       <w:numFmt w:val="decimal"/>
       <w:lvlText w:val=""/>
       <w:lvlJc w:val="left"/>
     </w:lvl>
-    <w:lvl w:ilvl="3" w:tplc="DA7C7FBE">
+    <w:lvl w:ilvl="3" w:tplc="512C8D38">
       <w:numFmt w:val="decimal"/>
       <w:lvlText w:val=""/>
       <w:lvlJc w:val="left"/>
     </w:lvl>
-    <w:lvl w:ilvl="4" w:tplc="190C368E">
+    <w:lvl w:ilvl="4" w:tplc="116235AA">
       <w:numFmt w:val="decimal"/>
       <w:lvlText w:val=""/>
       <w:lvlJc w:val="left"/>
     </w:lvl>
-    <w:lvl w:ilvl="5" w:tplc="34D888B8">
+    <w:lvl w:ilvl="5" w:tplc="34CA8FDC">
       <w:numFmt w:val="decimal"/>
       <w:lvlText w:val=""/>
       <w:lvlJc w:val="left"/>
     </w:lvl>
-    <w:lvl w:ilvl="6" w:tplc="9442341C">
+    <w:lvl w:ilvl="6" w:tplc="93BC0656">
       <w:numFmt w:val="decimal"/>
       <w:lvlText w:val=""/>
       <w:lvlJc w:val="left"/>
     </w:lvl>
-    <w:lvl w:ilvl="7" w:tplc="65362656">
+    <w:lvl w:ilvl="7" w:tplc="7D42AA50">
       <w:numFmt w:val="decimal"/>
       <w:lvlText w:val=""/>
       <w:lvlJc w:val="left"/>
     </w:lvl>
-    <w:lvl w:ilvl="8" w:tplc="14F452D2">
+    <w:lvl w:ilvl="8" w:tplc="72B610CC">
       <w:numFmt w:val="decimal"/>
       <w:lvlText w:val=""/>
       <w:lvlJc w:val="left"/>
     </w:lvl>
   </w:abstractNum>
   <w:abstractNum w:abstractNumId="10" w15:restartNumberingAfterBreak="0">
-    <w:nsid w:val="702E76C1"/>
+    <w:nsid w:val="73E32325"/>
     <w:multiLevelType w:val="hybridMultilevel"/>
-    <w:tmpl w:val="476EB1A2"/>
-    <w:lvl w:ilvl="0" w:tplc="1BD8B3FA">
+    <w:tmpl w:val="014AB24A"/>
+    <w:lvl w:ilvl="0" w:tplc="3F6A2B98">
       <w:start w:val="1"/>
       <w:numFmt w:val="decimal"/>
       <w:lvlText w:val="%1."/>
@@ -19501,52 +19501,52 @@
         <w:color w:val="A67C27"/>
       </w:rPr>
     </w:lvl>
-    <w:lvl w:ilvl="1" w:tplc="042E9786">
+    <w:lvl w:ilvl="1" w:tplc="B922C89A">
       <w:numFmt w:val="decimal"/>
       <w:lvlText w:val=""/>
       <w:lvlJc w:val="left"/>
     </w:lvl>
-    <w:lvl w:ilvl="2" w:tplc="7D62A77E">
+    <w:lvl w:ilvl="2" w:tplc="4EFEC1C4">
       <w:numFmt w:val="decimal"/>
       <w:lvlText w:val=""/>
       <w:lvlJc w:val="left"/>
     </w:lvl>
-    <w:lvl w:ilvl="3" w:tplc="FC02964A">
+    <w:lvl w:ilvl="3" w:tplc="FD8224FE">
       <w:numFmt w:val="decimal"/>
       <w:lvlText w:val=""/>
       <w:lvlJc w:val="left"/>
     </w:lvl>
-    <w:lvl w:ilvl="4" w:tplc="0D1AE54A">
+    <w:lvl w:ilvl="4" w:tplc="68C49E64">
       <w:numFmt w:val="decimal"/>
       <w:lvlText w:val=""/>
       <w:lvlJc w:val="left"/>
     </w:lvl>
-    <w:lvl w:ilvl="5" w:tplc="D544384C">
+    <w:lvl w:ilvl="5" w:tplc="1458F1AA">
       <w:numFmt w:val="decimal"/>
       <w:lvlText w:val=""/>
       <w:lvlJc w:val="left"/>
     </w:lvl>
-    <w:lvl w:ilvl="6" w:tplc="3F6A229A">
+    <w:lvl w:ilvl="6" w:tplc="AF34EBCA">
       <w:numFmt w:val="decimal"/>
       <w:lvlText w:val=""/>
       <w:lvlJc w:val="left"/>
     </w:lvl>
-    <w:lvl w:ilvl="7" w:tplc="E61C7776">
+    <w:lvl w:ilvl="7" w:tplc="382081B0">
       <w:numFmt w:val="decimal"/>
       <w:lvlText w:val=""/>
       <w:lvlJc w:val="left"/>
     </w:lvl>
-    <w:lvl w:ilvl="8" w:tplc="84DEBE22">
+    <w:lvl w:ilvl="8" w:tplc="D7741DB8">
       <w:numFmt w:val="decimal"/>
       <w:lvlText w:val=""/>
       <w:lvlJc w:val="left"/>
     </w:lvl>
   </w:abstractNum>
   <w:abstractNum w:abstractNumId="11" w15:restartNumberingAfterBreak="0">
-    <w:nsid w:val="7035727F"/>
+    <w:nsid w:val="7C941D06"/>
     <w:multiLevelType w:val="hybridMultilevel"/>
-    <w:tmpl w:val="6B4826F8"/>
-    <w:lvl w:ilvl="0" w:tplc="5BA4332A">
+    <w:tmpl w:val="46463BE8"/>
+    <w:lvl w:ilvl="0" w:tplc="BBB8254C">
       <w:start w:val="1"/>
       <w:numFmt w:val="decimal"/>
       <w:lvlText w:val="%1."/>
@@ -19560,115 +19560,115 @@
         <w:color w:val="A67C27"/>
       </w:rPr>
     </w:lvl>
-    <w:lvl w:ilvl="1" w:tplc="35705C40">
+    <w:lvl w:ilvl="1" w:tplc="3BACC244">
       <w:numFmt w:val="decimal"/>
       <w:lvlText w:val=""/>
       <w:lvlJc w:val="left"/>
     </w:lvl>
-    <w:lvl w:ilvl="2" w:tplc="7AE8B2F6">
+    <w:lvl w:ilvl="2" w:tplc="48647FFC">
       <w:numFmt w:val="decimal"/>
       <w:lvlText w:val=""/>
       <w:lvlJc w:val="left"/>
     </w:lvl>
-    <w:lvl w:ilvl="3" w:tplc="1222E32C">
+    <w:lvl w:ilvl="3" w:tplc="6CE628CC">
       <w:numFmt w:val="decimal"/>
       <w:lvlText w:val=""/>
       <w:lvlJc w:val="left"/>
     </w:lvl>
-    <w:lvl w:ilvl="4" w:tplc="9C3066FE">
+    <w:lvl w:ilvl="4" w:tplc="8B2A6D1A">
       <w:numFmt w:val="decimal"/>
       <w:lvlText w:val=""/>
       <w:lvlJc w:val="left"/>
     </w:lvl>
-    <w:lvl w:ilvl="5" w:tplc="8D161B60">
+    <w:lvl w:ilvl="5" w:tplc="DF32FC46">
       <w:numFmt w:val="decimal"/>
       <w:lvlText w:val=""/>
       <w:lvlJc w:val="left"/>
     </w:lvl>
-    <w:lvl w:ilvl="6" w:tplc="BA34FA4E">
+    <w:lvl w:ilvl="6" w:tplc="A740AD2C">
       <w:numFmt w:val="decimal"/>
       <w:lvlText w:val=""/>
       <w:lvlJc w:val="left"/>
     </w:lvl>
-    <w:lvl w:ilvl="7" w:tplc="3058178A">
+    <w:lvl w:ilvl="7" w:tplc="FC5044BE">
       <w:numFmt w:val="decimal"/>
       <w:lvlText w:val=""/>
       <w:lvlJc w:val="left"/>
     </w:lvl>
-    <w:lvl w:ilvl="8" w:tplc="74229F1A">
+    <w:lvl w:ilvl="8" w:tplc="A454C686">
       <w:numFmt w:val="decimal"/>
       <w:lvlText w:val=""/>
       <w:lvlJc w:val="left"/>
     </w:lvl>
   </w:abstractNum>
-  <w:num w:numId="1" w16cid:durableId="2143499936">
+  <w:num w:numId="1" w16cid:durableId="1955285969">
+    <w:abstractNumId w:val="4"/>
+    <w:lvlOverride w:ilvl="0">
+      <w:startOverride w:val="1"/>
+    </w:lvlOverride>
+  </w:num>
+  <w:num w:numId="2" w16cid:durableId="1634941700">
+    <w:abstractNumId w:val="0"/>
+    <w:lvlOverride w:ilvl="0">
+      <w:startOverride w:val="1"/>
+    </w:lvlOverride>
+  </w:num>
+  <w:num w:numId="3" w16cid:durableId="369065558">
+    <w:abstractNumId w:val="7"/>
+    <w:lvlOverride w:ilvl="0">
+      <w:startOverride w:val="1"/>
+    </w:lvlOverride>
+  </w:num>
+  <w:num w:numId="4" w16cid:durableId="1706632286">
+    <w:abstractNumId w:val="11"/>
+    <w:lvlOverride w:ilvl="0">
+      <w:startOverride w:val="1"/>
+    </w:lvlOverride>
+  </w:num>
+  <w:num w:numId="5" w16cid:durableId="1110202171">
     <w:abstractNumId w:val="3"/>
     <w:lvlOverride w:ilvl="0">
       <w:startOverride w:val="1"/>
     </w:lvlOverride>
   </w:num>
-  <w:num w:numId="2" w16cid:durableId="286552187">
+  <w:num w:numId="6" w16cid:durableId="1725450330">
+    <w:abstractNumId w:val="6"/>
+    <w:lvlOverride w:ilvl="0">
+      <w:startOverride w:val="1"/>
+    </w:lvlOverride>
+  </w:num>
+  <w:num w:numId="7" w16cid:durableId="1958871685">
+    <w:abstractNumId w:val="2"/>
+    <w:lvlOverride w:ilvl="0">
+      <w:startOverride w:val="1"/>
+    </w:lvlOverride>
+  </w:num>
+  <w:num w:numId="8" w16cid:durableId="57285011">
+    <w:abstractNumId w:val="1"/>
+    <w:lvlOverride w:ilvl="0">
+      <w:startOverride w:val="1"/>
+    </w:lvlOverride>
+  </w:num>
+  <w:num w:numId="9" w16cid:durableId="1316178444">
+    <w:abstractNumId w:val="9"/>
+    <w:lvlOverride w:ilvl="0">
+      <w:startOverride w:val="1"/>
+    </w:lvlOverride>
+  </w:num>
+  <w:num w:numId="10" w16cid:durableId="1998916414">
     <w:abstractNumId w:val="5"/>
     <w:lvlOverride w:ilvl="0">
       <w:startOverride w:val="1"/>
     </w:lvlOverride>
   </w:num>
-  <w:num w:numId="3" w16cid:durableId="187064612">
-    <w:abstractNumId w:val="2"/>
-    <w:lvlOverride w:ilvl="0">
-      <w:startOverride w:val="1"/>
-    </w:lvlOverride>
-  </w:num>
-  <w:num w:numId="4" w16cid:durableId="889607034">
+  <w:num w:numId="11" w16cid:durableId="638924494">
     <w:abstractNumId w:val="8"/>
     <w:lvlOverride w:ilvl="0">
       <w:startOverride w:val="1"/>
     </w:lvlOverride>
   </w:num>
-  <w:num w:numId="5" w16cid:durableId="547911154">
-    <w:abstractNumId w:val="0"/>
-    <w:lvlOverride w:ilvl="0">
-      <w:startOverride w:val="1"/>
-    </w:lvlOverride>
-  </w:num>
-  <w:num w:numId="6" w16cid:durableId="610937096">
-    <w:abstractNumId w:val="4"/>
-    <w:lvlOverride w:ilvl="0">
-      <w:startOverride w:val="1"/>
-    </w:lvlOverride>
-  </w:num>
-  <w:num w:numId="7" w16cid:durableId="1184589238">
-    <w:abstractNumId w:val="1"/>
-    <w:lvlOverride w:ilvl="0">
-      <w:startOverride w:val="1"/>
-    </w:lvlOverride>
-  </w:num>
-  <w:num w:numId="8" w16cid:durableId="1725134698">
-    <w:abstractNumId w:val="9"/>
-    <w:lvlOverride w:ilvl="0">
-      <w:startOverride w:val="1"/>
-    </w:lvlOverride>
-  </w:num>
-  <w:num w:numId="9" w16cid:durableId="260182409">
+  <w:num w:numId="12" w16cid:durableId="1660042140">
     <w:abstractNumId w:val="10"/>
-    <w:lvlOverride w:ilvl="0">
-      <w:startOverride w:val="1"/>
-    </w:lvlOverride>
-  </w:num>
-  <w:num w:numId="10" w16cid:durableId="841973277">
-    <w:abstractNumId w:val="7"/>
-    <w:lvlOverride w:ilvl="0">
-      <w:startOverride w:val="1"/>
-    </w:lvlOverride>
-  </w:num>
-  <w:num w:numId="11" w16cid:durableId="2099981170">
-    <w:abstractNumId w:val="11"/>
-    <w:lvlOverride w:ilvl="0">
-      <w:startOverride w:val="1"/>
-    </w:lvlOverride>
-  </w:num>
-  <w:num w:numId="12" w16cid:durableId="1822653716">
-    <w:abstractNumId w:val="6"/>
     <w:lvlOverride w:ilvl="0">
       <w:startOverride w:val="1"/>
     </w:lvlOverride>
@@ -20293,7 +20293,7 @@
     <w:autoRedefine/>
     <w:uiPriority w:val="39"/>
     <w:unhideWhenUsed/>
-    <w:rsid w:val="001B072F"/>
+    <w:rsid w:val="00FF46D7"/>
     <w:pPr>
       <w:spacing w:after="100"/>
     </w:pPr>
@@ -20305,7 +20305,7 @@
     <w:autoRedefine/>
     <w:uiPriority w:val="39"/>
     <w:unhideWhenUsed/>
-    <w:rsid w:val="001B072F"/>
+    <w:rsid w:val="00FF46D7"/>
     <w:pPr>
       <w:spacing w:after="100"/>
       <w:ind w:left="210"/>

--- a/docs/manuals/Role_Guide_6_Documentary_RA.docx
+++ b/docs/manuals/Role_Guide_6_Documentary_RA.docx
@@ -469,7 +469,7 @@
                 <w:sz w:val="19"/>
                 <w:szCs w:val="19"/>
               </w:rPr>
-              <w:t>Version 1.8 · 21 September 2026</w:t>
+              <w:t>Version 1.9 · 22 September 2026</w:t>
             </w:r>
           </w:p>
         </w:tc>
@@ -538,7 +538,7 @@
     <w:sdt>
       <w:sdtPr>
         <w:alias w:val="Contents"/>
-        <w:id w:val="-1975208533"/>
+        <w:id w:val="-367995072"/>
       </w:sdtPr>
       <w:sdtEndPr/>
       <w:sdtContent>
@@ -567,7 +567,7 @@
           <w:r>
             <w:fldChar w:fldCharType="separate"/>
           </w:r>
-          <w:hyperlink w:anchor="_Toc240923623" w:history="1">
+          <w:hyperlink w:anchor="_Toc240961143" w:history="1">
             <w:r>
               <w:rPr>
                 <w:rStyle w:val="Hyperlink"/>
@@ -591,7 +591,7 @@
               <w:rPr>
                 <w:noProof/>
               </w:rPr>
-              <w:instrText xml:space="preserve"> PAGEREF _Toc240923623 \h </w:instrText>
+              <w:instrText xml:space="preserve"> PAGEREF _Toc240961143 \h </w:instrText>
             </w:r>
             <w:r>
               <w:rPr>
@@ -634,7 +634,7 @@
               <w14:ligatures w14:val="standardContextual"/>
             </w:rPr>
           </w:pPr>
-          <w:hyperlink w:anchor="_Toc240923624" w:history="1">
+          <w:hyperlink w:anchor="_Toc240961144" w:history="1">
             <w:r>
               <w:rPr>
                 <w:rStyle w:val="Hyperlink"/>
@@ -658,7 +658,7 @@
               <w:rPr>
                 <w:noProof/>
               </w:rPr>
-              <w:instrText xml:space="preserve"> PAGEREF _Toc240923624 \h </w:instrText>
+              <w:instrText xml:space="preserve"> PAGEREF _Toc240961144 \h </w:instrText>
             </w:r>
             <w:r>
               <w:rPr>
@@ -701,7 +701,7 @@
               <w14:ligatures w14:val="standardContextual"/>
             </w:rPr>
           </w:pPr>
-          <w:hyperlink w:anchor="_Toc240923625" w:history="1">
+          <w:hyperlink w:anchor="_Toc240961145" w:history="1">
             <w:r>
               <w:rPr>
                 <w:rStyle w:val="Hyperlink"/>
@@ -725,7 +725,7 @@
               <w:rPr>
                 <w:noProof/>
               </w:rPr>
-              <w:instrText xml:space="preserve"> PAGEREF _Toc240923625 \h </w:instrText>
+              <w:instrText xml:space="preserve"> PAGEREF _Toc240961145 \h </w:instrText>
             </w:r>
             <w:r>
               <w:rPr>
@@ -768,7 +768,7 @@
               <w14:ligatures w14:val="standardContextual"/>
             </w:rPr>
           </w:pPr>
-          <w:hyperlink w:anchor="_Toc240923626" w:history="1">
+          <w:hyperlink w:anchor="_Toc240961146" w:history="1">
             <w:r>
               <w:rPr>
                 <w:rStyle w:val="Hyperlink"/>
@@ -792,7 +792,7 @@
               <w:rPr>
                 <w:noProof/>
               </w:rPr>
-              <w:instrText xml:space="preserve"> PAGEREF _Toc240923626 \h </w:instrText>
+              <w:instrText xml:space="preserve"> PAGEREF _Toc240961146 \h </w:instrText>
             </w:r>
             <w:r>
               <w:rPr>
@@ -835,7 +835,7 @@
               <w14:ligatures w14:val="standardContextual"/>
             </w:rPr>
           </w:pPr>
-          <w:hyperlink w:anchor="_Toc240923627" w:history="1">
+          <w:hyperlink w:anchor="_Toc240961147" w:history="1">
             <w:r>
               <w:rPr>
                 <w:rStyle w:val="Hyperlink"/>
@@ -859,7 +859,7 @@
               <w:rPr>
                 <w:noProof/>
               </w:rPr>
-              <w:instrText xml:space="preserve"> PAGEREF _Toc240923627 \h </w:instrText>
+              <w:instrText xml:space="preserve"> PAGEREF _Toc240961147 \h </w:instrText>
             </w:r>
             <w:r>
               <w:rPr>
@@ -902,7 +902,7 @@
               <w14:ligatures w14:val="standardContextual"/>
             </w:rPr>
           </w:pPr>
-          <w:hyperlink w:anchor="_Toc240923628" w:history="1">
+          <w:hyperlink w:anchor="_Toc240961148" w:history="1">
             <w:r>
               <w:rPr>
                 <w:rStyle w:val="Hyperlink"/>
@@ -926,7 +926,7 @@
               <w:rPr>
                 <w:noProof/>
               </w:rPr>
-              <w:instrText xml:space="preserve"> PAGEREF _Toc240923628 \h </w:instrText>
+              <w:instrText xml:space="preserve"> PAGEREF _Toc240961148 \h </w:instrText>
             </w:r>
             <w:r>
               <w:rPr>
@@ -969,7 +969,7 @@
               <w14:ligatures w14:val="standardContextual"/>
             </w:rPr>
           </w:pPr>
-          <w:hyperlink w:anchor="_Toc240923629" w:history="1">
+          <w:hyperlink w:anchor="_Toc240961149" w:history="1">
             <w:r>
               <w:rPr>
                 <w:rStyle w:val="Hyperlink"/>
@@ -993,7 +993,7 @@
               <w:rPr>
                 <w:noProof/>
               </w:rPr>
-              <w:instrText xml:space="preserve"> PAGEREF _Toc240923629 \h </w:instrText>
+              <w:instrText xml:space="preserve"> PAGEREF _Toc240961149 \h </w:instrText>
             </w:r>
             <w:r>
               <w:rPr>
@@ -1036,7 +1036,7 @@
               <w14:ligatures w14:val="standardContextual"/>
             </w:rPr>
           </w:pPr>
-          <w:hyperlink w:anchor="_Toc240923630" w:history="1">
+          <w:hyperlink w:anchor="_Toc240961150" w:history="1">
             <w:r>
               <w:rPr>
                 <w:rStyle w:val="Hyperlink"/>
@@ -1060,7 +1060,7 @@
               <w:rPr>
                 <w:noProof/>
               </w:rPr>
-              <w:instrText xml:space="preserve"> PAGEREF _Toc240923630 \h </w:instrText>
+              <w:instrText xml:space="preserve"> PAGEREF _Toc240961150 \h </w:instrText>
             </w:r>
             <w:r>
               <w:rPr>
@@ -1103,7 +1103,7 @@
               <w14:ligatures w14:val="standardContextual"/>
             </w:rPr>
           </w:pPr>
-          <w:hyperlink w:anchor="_Toc240923631" w:history="1">
+          <w:hyperlink w:anchor="_Toc240961151" w:history="1">
             <w:r>
               <w:rPr>
                 <w:rStyle w:val="Hyperlink"/>
@@ -1127,7 +1127,7 @@
               <w:rPr>
                 <w:noProof/>
               </w:rPr>
-              <w:instrText xml:space="preserve"> PAGEREF _Toc240923631 \h </w:instrText>
+              <w:instrText xml:space="preserve"> PAGEREF _Toc240961151 \h </w:instrText>
             </w:r>
             <w:r>
               <w:rPr>
@@ -1170,7 +1170,7 @@
               <w14:ligatures w14:val="standardContextual"/>
             </w:rPr>
           </w:pPr>
-          <w:hyperlink w:anchor="_Toc240923632" w:history="1">
+          <w:hyperlink w:anchor="_Toc240961152" w:history="1">
             <w:r>
               <w:rPr>
                 <w:rStyle w:val="Hyperlink"/>
@@ -1194,7 +1194,7 @@
               <w:rPr>
                 <w:noProof/>
               </w:rPr>
-              <w:instrText xml:space="preserve"> PAGEREF _Toc240923632 \h </w:instrText>
+              <w:instrText xml:space="preserve"> PAGEREF _Toc240961152 \h </w:instrText>
             </w:r>
             <w:r>
               <w:rPr>
@@ -1237,7 +1237,7 @@
               <w14:ligatures w14:val="standardContextual"/>
             </w:rPr>
           </w:pPr>
-          <w:hyperlink w:anchor="_Toc240923633" w:history="1">
+          <w:hyperlink w:anchor="_Toc240961153" w:history="1">
             <w:r>
               <w:rPr>
                 <w:rStyle w:val="Hyperlink"/>
@@ -1261,7 +1261,7 @@
               <w:rPr>
                 <w:noProof/>
               </w:rPr>
-              <w:instrText xml:space="preserve"> PAGEREF _Toc240923633 \h </w:instrText>
+              <w:instrText xml:space="preserve"> PAGEREF _Toc240961153 \h </w:instrText>
             </w:r>
             <w:r>
               <w:rPr>
@@ -1304,7 +1304,7 @@
               <w14:ligatures w14:val="standardContextual"/>
             </w:rPr>
           </w:pPr>
-          <w:hyperlink w:anchor="_Toc240923634" w:history="1">
+          <w:hyperlink w:anchor="_Toc240961154" w:history="1">
             <w:r>
               <w:rPr>
                 <w:rStyle w:val="Hyperlink"/>
@@ -1328,7 +1328,7 @@
               <w:rPr>
                 <w:noProof/>
               </w:rPr>
-              <w:instrText xml:space="preserve"> PAGEREF _Toc240923634 \h </w:instrText>
+              <w:instrText xml:space="preserve"> PAGEREF _Toc240961154 \h </w:instrText>
             </w:r>
             <w:r>
               <w:rPr>
@@ -1371,7 +1371,7 @@
               <w14:ligatures w14:val="standardContextual"/>
             </w:rPr>
           </w:pPr>
-          <w:hyperlink w:anchor="_Toc240923635" w:history="1">
+          <w:hyperlink w:anchor="_Toc240961155" w:history="1">
             <w:r>
               <w:rPr>
                 <w:rStyle w:val="Hyperlink"/>
@@ -1395,7 +1395,7 @@
               <w:rPr>
                 <w:noProof/>
               </w:rPr>
-              <w:instrText xml:space="preserve"> PAGEREF _Toc240923635 \h </w:instrText>
+              <w:instrText xml:space="preserve"> PAGEREF _Toc240961155 \h </w:instrText>
             </w:r>
             <w:r>
               <w:rPr>
@@ -1438,7 +1438,7 @@
               <w14:ligatures w14:val="standardContextual"/>
             </w:rPr>
           </w:pPr>
-          <w:hyperlink w:anchor="_Toc240923636" w:history="1">
+          <w:hyperlink w:anchor="_Toc240961156" w:history="1">
             <w:r>
               <w:rPr>
                 <w:rStyle w:val="Hyperlink"/>
@@ -1462,7 +1462,7 @@
               <w:rPr>
                 <w:noProof/>
               </w:rPr>
-              <w:instrText xml:space="preserve"> PAGEREF _Toc240923636 \h </w:instrText>
+              <w:instrText xml:space="preserve"> PAGEREF _Toc240961156 \h </w:instrText>
             </w:r>
             <w:r>
               <w:rPr>
@@ -1505,7 +1505,7 @@
               <w14:ligatures w14:val="standardContextual"/>
             </w:rPr>
           </w:pPr>
-          <w:hyperlink w:anchor="_Toc240923637" w:history="1">
+          <w:hyperlink w:anchor="_Toc240961157" w:history="1">
             <w:r>
               <w:rPr>
                 <w:rStyle w:val="Hyperlink"/>
@@ -1529,7 +1529,7 @@
               <w:rPr>
                 <w:noProof/>
               </w:rPr>
-              <w:instrText xml:space="preserve"> PAGEREF _Toc240923637 \h </w:instrText>
+              <w:instrText xml:space="preserve"> PAGEREF _Toc240961157 \h </w:instrText>
             </w:r>
             <w:r>
               <w:rPr>
@@ -1572,7 +1572,7 @@
               <w14:ligatures w14:val="standardContextual"/>
             </w:rPr>
           </w:pPr>
-          <w:hyperlink w:anchor="_Toc240923638" w:history="1">
+          <w:hyperlink w:anchor="_Toc240961158" w:history="1">
             <w:r>
               <w:rPr>
                 <w:rStyle w:val="Hyperlink"/>
@@ -1596,7 +1596,7 @@
               <w:rPr>
                 <w:noProof/>
               </w:rPr>
-              <w:instrText xml:space="preserve"> PAGEREF _Toc240923638 \h </w:instrText>
+              <w:instrText xml:space="preserve"> PAGEREF _Toc240961158 \h </w:instrText>
             </w:r>
             <w:r>
               <w:rPr>
@@ -1639,7 +1639,7 @@
               <w14:ligatures w14:val="standardContextual"/>
             </w:rPr>
           </w:pPr>
-          <w:hyperlink w:anchor="_Toc240923639" w:history="1">
+          <w:hyperlink w:anchor="_Toc240961159" w:history="1">
             <w:r>
               <w:rPr>
                 <w:rStyle w:val="Hyperlink"/>
@@ -1663,7 +1663,7 @@
               <w:rPr>
                 <w:noProof/>
               </w:rPr>
-              <w:instrText xml:space="preserve"> PAGEREF _Toc240923639 \h </w:instrText>
+              <w:instrText xml:space="preserve"> PAGEREF _Toc240961159 \h </w:instrText>
             </w:r>
             <w:r>
               <w:rPr>
@@ -1706,7 +1706,7 @@
               <w14:ligatures w14:val="standardContextual"/>
             </w:rPr>
           </w:pPr>
-          <w:hyperlink w:anchor="_Toc240923640" w:history="1">
+          <w:hyperlink w:anchor="_Toc240961160" w:history="1">
             <w:r>
               <w:rPr>
                 <w:rStyle w:val="Hyperlink"/>
@@ -1730,7 +1730,7 @@
               <w:rPr>
                 <w:noProof/>
               </w:rPr>
-              <w:instrText xml:space="preserve"> PAGEREF _Toc240923640 \h </w:instrText>
+              <w:instrText xml:space="preserve"> PAGEREF _Toc240961160 \h </w:instrText>
             </w:r>
             <w:r>
               <w:rPr>
@@ -1773,7 +1773,7 @@
               <w14:ligatures w14:val="standardContextual"/>
             </w:rPr>
           </w:pPr>
-          <w:hyperlink w:anchor="_Toc240923641" w:history="1">
+          <w:hyperlink w:anchor="_Toc240961161" w:history="1">
             <w:r>
               <w:rPr>
                 <w:rStyle w:val="Hyperlink"/>
@@ -1797,7 +1797,7 @@
               <w:rPr>
                 <w:noProof/>
               </w:rPr>
-              <w:instrText xml:space="preserve"> PAGEREF _Toc240923641 \h </w:instrText>
+              <w:instrText xml:space="preserve"> PAGEREF _Toc240961161 \h </w:instrText>
             </w:r>
             <w:r>
               <w:rPr>
@@ -1840,7 +1840,7 @@
               <w14:ligatures w14:val="standardContextual"/>
             </w:rPr>
           </w:pPr>
-          <w:hyperlink w:anchor="_Toc240923642" w:history="1">
+          <w:hyperlink w:anchor="_Toc240961162" w:history="1">
             <w:r>
               <w:rPr>
                 <w:rStyle w:val="Hyperlink"/>
@@ -1864,7 +1864,7 @@
               <w:rPr>
                 <w:noProof/>
               </w:rPr>
-              <w:instrText xml:space="preserve"> PAGEREF _Toc240923642 \h </w:instrText>
+              <w:instrText xml:space="preserve"> PAGEREF _Toc240961162 \h </w:instrText>
             </w:r>
             <w:r>
               <w:rPr>
@@ -1907,7 +1907,7 @@
               <w14:ligatures w14:val="standardContextual"/>
             </w:rPr>
           </w:pPr>
-          <w:hyperlink w:anchor="_Toc240923643" w:history="1">
+          <w:hyperlink w:anchor="_Toc240961163" w:history="1">
             <w:r>
               <w:rPr>
                 <w:rStyle w:val="Hyperlink"/>
@@ -1931,7 +1931,7 @@
               <w:rPr>
                 <w:noProof/>
               </w:rPr>
-              <w:instrText xml:space="preserve"> PAGEREF _Toc240923643 \h </w:instrText>
+              <w:instrText xml:space="preserve"> PAGEREF _Toc240961163 \h </w:instrText>
             </w:r>
             <w:r>
               <w:rPr>
@@ -1974,7 +1974,7 @@
               <w14:ligatures w14:val="standardContextual"/>
             </w:rPr>
           </w:pPr>
-          <w:hyperlink w:anchor="_Toc240923644" w:history="1">
+          <w:hyperlink w:anchor="_Toc240961164" w:history="1">
             <w:r>
               <w:rPr>
                 <w:rStyle w:val="Hyperlink"/>
@@ -1998,7 +1998,7 @@
               <w:rPr>
                 <w:noProof/>
               </w:rPr>
-              <w:instrText xml:space="preserve"> PAGEREF _Toc240923644 \h </w:instrText>
+              <w:instrText xml:space="preserve"> PAGEREF _Toc240961164 \h </w:instrText>
             </w:r>
             <w:r>
               <w:rPr>
@@ -2041,7 +2041,7 @@
               <w14:ligatures w14:val="standardContextual"/>
             </w:rPr>
           </w:pPr>
-          <w:hyperlink w:anchor="_Toc240923645" w:history="1">
+          <w:hyperlink w:anchor="_Toc240961165" w:history="1">
             <w:r>
               <w:rPr>
                 <w:rStyle w:val="Hyperlink"/>
@@ -2065,7 +2065,7 @@
               <w:rPr>
                 <w:noProof/>
               </w:rPr>
-              <w:instrText xml:space="preserve"> PAGEREF _Toc240923645 \h </w:instrText>
+              <w:instrText xml:space="preserve"> PAGEREF _Toc240961165 \h </w:instrText>
             </w:r>
             <w:r>
               <w:rPr>
@@ -2108,7 +2108,7 @@
               <w14:ligatures w14:val="standardContextual"/>
             </w:rPr>
           </w:pPr>
-          <w:hyperlink w:anchor="_Toc240923646" w:history="1">
+          <w:hyperlink w:anchor="_Toc240961166" w:history="1">
             <w:r>
               <w:rPr>
                 <w:rStyle w:val="Hyperlink"/>
@@ -2132,7 +2132,7 @@
               <w:rPr>
                 <w:noProof/>
               </w:rPr>
-              <w:instrText xml:space="preserve"> PAGEREF _Toc240923646 \h </w:instrText>
+              <w:instrText xml:space="preserve"> PAGEREF _Toc240961166 \h </w:instrText>
             </w:r>
             <w:r>
               <w:rPr>
@@ -2175,7 +2175,7 @@
               <w14:ligatures w14:val="standardContextual"/>
             </w:rPr>
           </w:pPr>
-          <w:hyperlink w:anchor="_Toc240923647" w:history="1">
+          <w:hyperlink w:anchor="_Toc240961167" w:history="1">
             <w:r>
               <w:rPr>
                 <w:rStyle w:val="Hyperlink"/>
@@ -2199,7 +2199,7 @@
               <w:rPr>
                 <w:noProof/>
               </w:rPr>
-              <w:instrText xml:space="preserve"> PAGEREF _Toc240923647 \h </w:instrText>
+              <w:instrText xml:space="preserve"> PAGEREF _Toc240961167 \h </w:instrText>
             </w:r>
             <w:r>
               <w:rPr>
@@ -2242,7 +2242,7 @@
               <w14:ligatures w14:val="standardContextual"/>
             </w:rPr>
           </w:pPr>
-          <w:hyperlink w:anchor="_Toc240923648" w:history="1">
+          <w:hyperlink w:anchor="_Toc240961168" w:history="1">
             <w:r>
               <w:rPr>
                 <w:rStyle w:val="Hyperlink"/>
@@ -2266,7 +2266,7 @@
               <w:rPr>
                 <w:noProof/>
               </w:rPr>
-              <w:instrText xml:space="preserve"> PAGEREF _Toc240923648 \h </w:instrText>
+              <w:instrText xml:space="preserve"> PAGEREF _Toc240961168 \h </w:instrText>
             </w:r>
             <w:r>
               <w:rPr>
@@ -2309,7 +2309,7 @@
               <w14:ligatures w14:val="standardContextual"/>
             </w:rPr>
           </w:pPr>
-          <w:hyperlink w:anchor="_Toc240923649" w:history="1">
+          <w:hyperlink w:anchor="_Toc240961169" w:history="1">
             <w:r>
               <w:rPr>
                 <w:rStyle w:val="Hyperlink"/>
@@ -2333,7 +2333,7 @@
               <w:rPr>
                 <w:noProof/>
               </w:rPr>
-              <w:instrText xml:space="preserve"> PAGEREF _Toc240923649 \h </w:instrText>
+              <w:instrText xml:space="preserve"> PAGEREF _Toc240961169 \h </w:instrText>
             </w:r>
             <w:r>
               <w:rPr>
@@ -2376,7 +2376,7 @@
               <w14:ligatures w14:val="standardContextual"/>
             </w:rPr>
           </w:pPr>
-          <w:hyperlink w:anchor="_Toc240923650" w:history="1">
+          <w:hyperlink w:anchor="_Toc240961170" w:history="1">
             <w:r>
               <w:rPr>
                 <w:rStyle w:val="Hyperlink"/>
@@ -2400,7 +2400,7 @@
               <w:rPr>
                 <w:noProof/>
               </w:rPr>
-              <w:instrText xml:space="preserve"> PAGEREF _Toc240923650 \h </w:instrText>
+              <w:instrText xml:space="preserve"> PAGEREF _Toc240961170 \h </w:instrText>
             </w:r>
             <w:r>
               <w:rPr>
@@ -2443,7 +2443,7 @@
               <w14:ligatures w14:val="standardContextual"/>
             </w:rPr>
           </w:pPr>
-          <w:hyperlink w:anchor="_Toc240923651" w:history="1">
+          <w:hyperlink w:anchor="_Toc240961171" w:history="1">
             <w:r>
               <w:rPr>
                 <w:rStyle w:val="Hyperlink"/>
@@ -2467,7 +2467,7 @@
               <w:rPr>
                 <w:noProof/>
               </w:rPr>
-              <w:instrText xml:space="preserve"> PAGEREF _Toc240923651 \h </w:instrText>
+              <w:instrText xml:space="preserve"> PAGEREF _Toc240961171 \h </w:instrText>
             </w:r>
             <w:r>
               <w:rPr>
@@ -2510,7 +2510,7 @@
               <w14:ligatures w14:val="standardContextual"/>
             </w:rPr>
           </w:pPr>
-          <w:hyperlink w:anchor="_Toc240923652" w:history="1">
+          <w:hyperlink w:anchor="_Toc240961172" w:history="1">
             <w:r>
               <w:rPr>
                 <w:rStyle w:val="Hyperlink"/>
@@ -2534,7 +2534,7 @@
               <w:rPr>
                 <w:noProof/>
               </w:rPr>
-              <w:instrText xml:space="preserve"> PAGEREF _Toc240923652 \h </w:instrText>
+              <w:instrText xml:space="preserve"> PAGEREF _Toc240961172 \h </w:instrText>
             </w:r>
             <w:r>
               <w:rPr>
@@ -2577,7 +2577,7 @@
               <w14:ligatures w14:val="standardContextual"/>
             </w:rPr>
           </w:pPr>
-          <w:hyperlink w:anchor="_Toc240923653" w:history="1">
+          <w:hyperlink w:anchor="_Toc240961173" w:history="1">
             <w:r>
               <w:rPr>
                 <w:rStyle w:val="Hyperlink"/>
@@ -2601,7 +2601,7 @@
               <w:rPr>
                 <w:noProof/>
               </w:rPr>
-              <w:instrText xml:space="preserve"> PAGEREF _Toc240923653 \h </w:instrText>
+              <w:instrText xml:space="preserve"> PAGEREF _Toc240961173 \h </w:instrText>
             </w:r>
             <w:r>
               <w:rPr>
@@ -2644,7 +2644,7 @@
               <w14:ligatures w14:val="standardContextual"/>
             </w:rPr>
           </w:pPr>
-          <w:hyperlink w:anchor="_Toc240923654" w:history="1">
+          <w:hyperlink w:anchor="_Toc240961174" w:history="1">
             <w:r>
               <w:rPr>
                 <w:rStyle w:val="Hyperlink"/>
@@ -2668,7 +2668,7 @@
               <w:rPr>
                 <w:noProof/>
               </w:rPr>
-              <w:instrText xml:space="preserve"> PAGEREF _Toc240923654 \h </w:instrText>
+              <w:instrText xml:space="preserve"> PAGEREF _Toc240961174 \h </w:instrText>
             </w:r>
             <w:r>
               <w:rPr>
@@ -2707,7 +2707,7 @@
         <w:pStyle w:val="Heading1"/>
         <w:pageBreakBefore/>
       </w:pPr>
-      <w:bookmarkStart w:id="0" w:name="_Toc240923623"/>
+      <w:bookmarkStart w:id="0" w:name="_Toc240961143"/>
       <w:r>
         <w:lastRenderedPageBreak/>
         <w:t>1. Your role at a glance</w:t>
@@ -2953,7 +2953,7 @@
         <w:pStyle w:val="Heading1"/>
         <w:pageBreakBefore/>
       </w:pPr>
-      <w:bookmarkStart w:id="1" w:name="_Toc240923624"/>
+      <w:bookmarkStart w:id="1" w:name="_Toc240961144"/>
       <w:r>
         <w:lastRenderedPageBreak/>
         <w:t>2. Signing in and your screens</w:t>
@@ -2964,7 +2964,7 @@
       <w:pPr>
         <w:pStyle w:val="Heading2"/>
       </w:pPr>
-      <w:bookmarkStart w:id="2" w:name="_Toc240923625"/>
+      <w:bookmarkStart w:id="2" w:name="_Toc240961145"/>
       <w:r>
         <w:t>Signing in</w:t>
       </w:r>
@@ -3047,7 +3047,7 @@
           <w:noProof/>
         </w:rPr>
         <w:drawing>
-          <wp:inline distT="0" distB="0" distL="0" distR="0" wp14:anchorId="0CCEE247" wp14:editId="77CB6760">
+          <wp:inline distT="0" distB="0" distL="0" distR="0" wp14:anchorId="269BB97B" wp14:editId="3F275B81">
             <wp:extent cx="5334000" cy="2333625"/>
             <wp:effectExtent l="0" t="0" r="0" b="0"/>
             <wp:docPr id="1" name="adm_login.jpg" descr="The sign-in screen for all internal staff." title="The sign-in screen for all internal staff."/>
@@ -3214,7 +3214,7 @@
       <w:pPr>
         <w:pStyle w:val="Heading2"/>
       </w:pPr>
-      <w:bookmarkStart w:id="3" w:name="_Toc240923626"/>
+      <w:bookmarkStart w:id="3" w:name="_Toc240961146"/>
       <w:r>
         <w:t>Finding your way around</w:t>
       </w:r>
@@ -3399,7 +3399,7 @@
         </w:rPr>
         <w:lastRenderedPageBreak/>
         <w:drawing>
-          <wp:inline distT="0" distB="0" distL="0" distR="0" wp14:anchorId="5149C6CF" wp14:editId="165CD3A3">
+          <wp:inline distT="0" distB="0" distL="0" distR="0" wp14:anchorId="63EE4A10" wp14:editId="479C3EB9">
             <wp:extent cx="5715000" cy="1876425"/>
             <wp:effectExtent l="0" t="0" r="0" b="0"/>
             <wp:docPr id="2" name="adm_not_your_role.jpg" descr="Opening a screen outside your role (for example from an old bookmark) shows this card instead of the screen." title="Opening a screen outside your role (for example from an old bookmark) shows this card instead of the screen."/>
@@ -3468,7 +3468,7 @@
       <w:pPr>
         <w:pStyle w:val="Heading2"/>
       </w:pPr>
-      <w:bookmarkStart w:id="4" w:name="_Toc240923627"/>
+      <w:bookmarkStart w:id="4" w:name="_Toc240961147"/>
       <w:r>
         <w:t>Your screens</w:t>
       </w:r>
@@ -3743,7 +3743,7 @@
       <w:pPr>
         <w:pStyle w:val="Heading2"/>
       </w:pPr>
-      <w:bookmarkStart w:id="5" w:name="_Toc240923628"/>
+      <w:bookmarkStart w:id="5" w:name="_Toc240961148"/>
       <w:r>
         <w:t>Changing your password</w:t>
       </w:r>
@@ -3826,7 +3826,7 @@
           <w:noProof/>
         </w:rPr>
         <w:drawing>
-          <wp:inline distT="0" distB="0" distL="0" distR="0" wp14:anchorId="022FBEEE" wp14:editId="7CBC521A">
+          <wp:inline distT="0" distB="0" distL="0" distR="0" wp14:anchorId="501F2329" wp14:editId="5594C192">
             <wp:extent cx="5334000" cy="2171700"/>
             <wp:effectExtent l="0" t="0" r="0" b="0"/>
             <wp:docPr id="3" name="adm_account.jpg" descr="Change Password screen." title="Change Password screen."/>
@@ -3914,7 +3914,7 @@
         <w:pStyle w:val="Heading1"/>
         <w:pageBreakBefore/>
       </w:pPr>
-      <w:bookmarkStart w:id="6" w:name="_Toc240923629"/>
+      <w:bookmarkStart w:id="6" w:name="_Toc240961149"/>
       <w:r>
         <w:lastRenderedPageBreak/>
         <w:t>3. Your routine</w:t>
@@ -4490,7 +4490,7 @@
         <w:pStyle w:val="Heading1"/>
         <w:pageBreakBefore/>
       </w:pPr>
-      <w:bookmarkStart w:id="7" w:name="_Toc240923630"/>
+      <w:bookmarkStart w:id="7" w:name="_Toc240961150"/>
       <w:r>
         <w:lastRenderedPageBreak/>
         <w:t>4. Step-by-step tasks</w:t>
@@ -4501,7 +4501,7 @@
       <w:pPr>
         <w:pStyle w:val="Heading2"/>
       </w:pPr>
-      <w:bookmarkStart w:id="8" w:name="_Toc240923631"/>
+      <w:bookmarkStart w:id="8" w:name="_Toc240961151"/>
       <w:r>
         <w:t>4.1 Reading the dashboard</w:t>
       </w:r>
@@ -4518,7 +4518,7 @@
           <w:noProof/>
         </w:rPr>
         <w:drawing>
-          <wp:inline distT="0" distB="0" distL="0" distR="0" wp14:anchorId="5FA69EA4" wp14:editId="1620D96A">
+          <wp:inline distT="0" distB="0" distL="0" distR="0" wp14:anchorId="46D2EA89" wp14:editId="247C6436">
             <wp:extent cx="5715000" cy="3571875"/>
             <wp:effectExtent l="0" t="0" r="0" b="0"/>
             <wp:docPr id="4" name="kii_dashboard.jpg" descr="Documents by type and by QA status." title="Documents by type and by QA status."/>
@@ -4587,7 +4587,7 @@
       <w:pPr>
         <w:pStyle w:val="Heading2"/>
       </w:pPr>
-      <w:bookmarkStart w:id="9" w:name="_Toc240923632"/>
+      <w:bookmarkStart w:id="9" w:name="_Toc240961152"/>
       <w:r>
         <w:t>4.2 The fastest way: upload the document (Quick add)</w:t>
       </w:r>
@@ -4646,7 +4646,7 @@
         </w:rPr>
         <w:lastRenderedPageBreak/>
         <w:drawing>
-          <wp:inline distT="0" distB="0" distL="0" distR="0" wp14:anchorId="05417733" wp14:editId="3B86A224">
+          <wp:inline distT="0" distB="0" distL="0" distR="0" wp14:anchorId="531D284F" wp14:editId="20A03D7C">
             <wp:extent cx="5334000" cy="4248150"/>
             <wp:effectExtent l="0" t="0" r="0" b="0"/>
             <wp:docPr id="5" name="doc_new.jpg" descr="New document: upload the file and let the AI do the rest." title="New document: upload the file and let the AI do the rest."/>
@@ -4940,7 +4940,7 @@
       <w:pPr>
         <w:pStyle w:val="Heading2"/>
       </w:pPr>
-      <w:bookmarkStart w:id="10" w:name="_Toc240923633"/>
+      <w:bookmarkStart w:id="10" w:name="_Toc240961153"/>
       <w:r>
         <w:lastRenderedPageBreak/>
         <w:t>4.3 Coding another chapter of the same document (Copy for another chapter)</w:t>
@@ -5021,7 +5021,7 @@
           <w:noProof/>
         </w:rPr>
         <w:drawing>
-          <wp:inline distT="0" distB="0" distL="0" distR="0" wp14:anchorId="370704EA" wp14:editId="23544393">
+          <wp:inline distT="0" distB="0" distL="0" distR="0" wp14:anchorId="3E638F45" wp14:editId="0C7C2003">
             <wp:extent cx="5334000" cy="1019175"/>
             <wp:effectExtent l="0" t="0" r="0" b="0"/>
             <wp:docPr id="6" name="doc_copy_chapter.jpg" descr="Copy for another chapter: pages, and an optional title." title="Copy for another chapter: pages, and an optional title."/>
@@ -5260,7 +5260,7 @@
       <w:pPr>
         <w:pStyle w:val="Heading2"/>
       </w:pPr>
-      <w:bookmarkStart w:id="11" w:name="_Toc240923634"/>
+      <w:bookmarkStart w:id="11" w:name="_Toc240961154"/>
       <w:r>
         <w:t>4.4 Adding a document by hand</w:t>
       </w:r>
@@ -5401,7 +5401,7 @@
       <w:pPr>
         <w:pStyle w:val="Heading2"/>
       </w:pPr>
-      <w:bookmarkStart w:id="12" w:name="_Toc240923635"/>
+      <w:bookmarkStart w:id="12" w:name="_Toc240961155"/>
       <w:r>
         <w:t>4.5 Correcting a record's details</w:t>
       </w:r>
@@ -5442,7 +5442,7 @@
         </w:rPr>
         <w:lastRenderedPageBreak/>
         <w:drawing>
-          <wp:inline distT="0" distB="0" distL="0" distR="0" wp14:anchorId="72B12B93" wp14:editId="11E1AA0E">
+          <wp:inline distT="0" distB="0" distL="0" distR="0" wp14:anchorId="10E4D3AE" wp14:editId="359983B7">
             <wp:extent cx="5334000" cy="2038350"/>
             <wp:effectExtent l="0" t="0" r="0" b="0"/>
             <wp:docPr id="7" name="doc_record_details.jpg" descr="Record details: the details the AI filled in, ready to check." title="Record details: the details the AI filled in, ready to check."/>
@@ -5539,7 +5539,7 @@
       <w:pPr>
         <w:pStyle w:val="Heading2"/>
       </w:pPr>
-      <w:bookmarkStart w:id="13" w:name="_Toc240923636"/>
+      <w:bookmarkStart w:id="13" w:name="_Toc240961156"/>
       <w:r>
         <w:t>4.6 Attaching the source file, and removing a wrong one</w:t>
       </w:r>
@@ -5589,7 +5589,7 @@
           <w:noProof/>
         </w:rPr>
         <w:drawing>
-          <wp:inline distT="0" distB="0" distL="0" distR="0" wp14:anchorId="1945941C" wp14:editId="1D4FB26B">
+          <wp:inline distT="0" distB="0" distL="0" distR="0" wp14:anchorId="5D5EE496" wp14:editId="1C7437EB">
             <wp:extent cx="5334000" cy="952500"/>
             <wp:effectExtent l="0" t="0" r="0" b="0"/>
             <wp:docPr id="8" name="doc_source_file.jpg" descr="Source file: the file name, size and date, with Remove file beside it." title="Source file: the file name, size and date, with Remove file beside it."/>
@@ -5802,7 +5802,7 @@
       <w:pPr>
         <w:pStyle w:val="Heading2"/>
       </w:pPr>
-      <w:bookmarkStart w:id="14" w:name="_Toc240923637"/>
+      <w:bookmarkStart w:id="14" w:name="_Toc240961157"/>
       <w:r>
         <w:t>4.7 Assessing and including a document</w:t>
       </w:r>
@@ -5853,7 +5853,7 @@
         </w:rPr>
         <w:lastRenderedPageBreak/>
         <w:drawing>
-          <wp:inline distT="0" distB="0" distL="0" distR="0" wp14:anchorId="157C67D9" wp14:editId="60A8B36A">
+          <wp:inline distT="0" distB="0" distL="0" distR="0" wp14:anchorId="3191FBA7" wp14:editId="487001DF">
             <wp:extent cx="5334000" cy="3333750"/>
             <wp:effectExtent l="0" t="0" r="0" b="0"/>
             <wp:docPr id="9" name="doc_register.jpg" descr="Documentary Evidence Corpus." title="Documentary Evidence Corpus."/>
@@ -5962,7 +5962,7 @@
           <w:noProof/>
         </w:rPr>
         <w:drawing>
-          <wp:inline distT="0" distB="0" distL="0" distR="0" wp14:anchorId="42F7E391" wp14:editId="3AE20765">
+          <wp:inline distT="0" distB="0" distL="0" distR="0" wp14:anchorId="0C049770" wp14:editId="27326BD8">
             <wp:extent cx="5334000" cy="3419475"/>
             <wp:effectExtent l="0" t="0" r="0" b="0"/>
             <wp:docPr id="10" name="doc_detail.jpg" descr="Document record: authenticity, QA status, memo and coding form." title="Document record: authenticity, QA status, memo and coding form."/>
@@ -6125,7 +6125,7 @@
       <w:pPr>
         <w:pStyle w:val="Heading2"/>
       </w:pPr>
-      <w:bookmarkStart w:id="15" w:name="_Toc240923638"/>
+      <w:bookmarkStart w:id="15" w:name="_Toc240961158"/>
       <w:r>
         <w:lastRenderedPageBreak/>
         <w:t>4.8 Coding a document: two ways</w:t>
@@ -6444,7 +6444,7 @@
           <w:noProof/>
         </w:rPr>
         <w:drawing>
-          <wp:inline distT="0" distB="0" distL="0" distR="0" wp14:anchorId="0C427FBE" wp14:editId="6E2B4B87">
+          <wp:inline distT="0" distB="0" distL="0" distR="0" wp14:anchorId="5460143C" wp14:editId="04F528AD">
             <wp:extent cx="5715000" cy="904875"/>
             <wp:effectExtent l="0" t="0" r="0" b="0"/>
             <wp:docPr id="11" name="doc_coding_buttons.jpg" descr="The Coding panel: Code this document, and Auto-fill." title="The Coding panel: Code this document, and Auto-fill."/>
@@ -6513,7 +6513,7 @@
       <w:pPr>
         <w:pStyle w:val="Heading2"/>
       </w:pPr>
-      <w:bookmarkStart w:id="16" w:name="_Toc240923639"/>
+      <w:bookmarkStart w:id="16" w:name="_Toc240961159"/>
       <w:r>
         <w:t>4.9 Auto-fill: the AI drafts, you review</w:t>
       </w:r>
@@ -6608,7 +6608,7 @@
           <w:noProof/>
         </w:rPr>
         <w:drawing>
-          <wp:inline distT="0" distB="0" distL="0" distR="0" wp14:anchorId="0DFD5A08" wp14:editId="4B738C3E">
+          <wp:inline distT="0" distB="0" distL="0" distR="0" wp14:anchorId="4C263762" wp14:editId="71278FD4">
             <wp:extent cx="5334000" cy="2667000"/>
             <wp:effectExtent l="0" t="0" r="0" b="0"/>
             <wp:docPr id="12" name="doc_autofill_pages.jpg" descr="A 240-page PDF: enter a page range, or read the whole document in parts." title="A 240-page PDF: enter a page range, or read the whole document in parts."/>
@@ -6708,7 +6708,7 @@
         </w:rPr>
         <w:lastRenderedPageBreak/>
         <w:drawing>
-          <wp:inline distT="0" distB="0" distL="0" distR="0" wp14:anchorId="2AD80E3A" wp14:editId="3DA68988">
+          <wp:inline distT="0" distB="0" distL="0" distR="0" wp14:anchorId="15C5A111" wp14:editId="59C0D620">
             <wp:extent cx="5334000" cy="1752600"/>
             <wp:effectExtent l="0" t="0" r="0" b="0"/>
             <wp:docPr id="13" name="doc_autofill_running.jpg" descr="The AI is reading the document." title="The AI is reading the document."/>
@@ -6797,7 +6797,7 @@
           <w:noProof/>
         </w:rPr>
         <w:drawing>
-          <wp:inline distT="0" distB="0" distL="0" distR="0" wp14:anchorId="38F704AB" wp14:editId="777ADAED">
+          <wp:inline distT="0" distB="0" distL="0" distR="0" wp14:anchorId="55E3785E" wp14:editId="128D99D3">
             <wp:extent cx="5334000" cy="4581525"/>
             <wp:effectExtent l="0" t="0" r="0" b="0"/>
             <wp:docPr id="14" name="doc_autofill_review.jpg" descr="The review screen: the draft, ready to check and edit." title="The review screen: the draft, ready to check and edit."/>
@@ -6887,7 +6887,7 @@
         </w:rPr>
         <w:lastRenderedPageBreak/>
         <w:drawing>
-          <wp:inline distT="0" distB="0" distL="0" distR="0" wp14:anchorId="3F2DA8E3" wp14:editId="55B4F0CB">
+          <wp:inline distT="0" distB="0" distL="0" distR="0" wp14:anchorId="5D52E7CD" wp14:editId="50938D7F">
             <wp:extent cx="5334000" cy="3838575"/>
             <wp:effectExtent l="0" t="0" r="0" b="0"/>
             <wp:docPr id="15" name="doc_autofill_section_d.jpg" descr="Section D: ratings and locators, all editable." title="Section D: ratings and locators, all editable."/>
@@ -6976,7 +6976,7 @@
           <w:noProof/>
         </w:rPr>
         <w:drawing>
-          <wp:inline distT="0" distB="0" distL="0" distR="0" wp14:anchorId="19867DE8" wp14:editId="5798DECF">
+          <wp:inline distT="0" distB="0" distL="0" distR="0" wp14:anchorId="47A81BCD" wp14:editId="173F5913">
             <wp:extent cx="5334000" cy="3838575"/>
             <wp:effectExtent l="0" t="0" r="0" b="0"/>
             <wp:docPr id="16" name="doc_autofill_section_j.jpg" descr="Section J: quantitative metrics." title="Section J: quantitative metrics."/>
@@ -8991,7 +8991,7 @@
                 <w:sz w:val="19"/>
                 <w:szCs w:val="19"/>
               </w:rPr>
-              <w:t>No Auto-fill button</w:t>
+              <w:t>“The AI account has run out of credit…”</w:t>
             </w:r>
           </w:p>
         </w:tc>
@@ -9014,7 +9014,7 @@
                 <w:sz w:val="19"/>
                 <w:szCs w:val="19"/>
               </w:rPr>
-              <w:t>AI drafting has not been switched on, or there is no source file yet.</w:t>
+              <w:t>The study's AI account has no funds left.</w:t>
             </w:r>
           </w:p>
         </w:tc>
@@ -9037,7 +9037,7 @@
                 <w:sz w:val="19"/>
                 <w:szCs w:val="19"/>
               </w:rPr>
-              <w:t>Attach the file; otherwise ask the administrator.</w:t>
+              <w:t>Tell the administrator to add credit in the Anthropic console; nothing else to do on this screen.</w:t>
             </w:r>
           </w:p>
         </w:tc>
@@ -9072,7 +9072,7 @@
                 <w:sz w:val="19"/>
                 <w:szCs w:val="19"/>
               </w:rPr>
-              <w:t>Submit is refused by KoboToolbox</w:t>
+              <w:t>No Auto-fill button</w:t>
             </w:r>
           </w:p>
         </w:tc>
@@ -9096,7 +9096,7 @@
                 <w:sz w:val="19"/>
                 <w:szCs w:val="19"/>
               </w:rPr>
-              <w:t>KoboToolbox did not accept the record.</w:t>
+              <w:t>AI drafting has not been switched on, or there is no source file yet.</w:t>
             </w:r>
           </w:p>
         </w:tc>
@@ -9104,6 +9104,93 @@
           <w:tcPr>
             <w:tcW w:w="3294" w:type="dxa"/>
             <w:shd w:val="clear" w:color="auto" w:fill="F8FAFB"/>
+            <w:tcMar>
+              <w:top w:w="70" w:type="dxa"/>
+              <w:left w:w="110" w:type="dxa"/>
+              <w:bottom w:w="70" w:type="dxa"/>
+              <w:right w:w="110" w:type="dxa"/>
+            </w:tcMar>
+          </w:tcPr>
+          <w:p>
+            <w:pPr>
+              <w:spacing w:after="40"/>
+            </w:pPr>
+            <w:r>
+              <w:rPr>
+                <w:sz w:val="19"/>
+                <w:szCs w:val="19"/>
+              </w:rPr>
+              <w:t>Attach the file; otherwise ask the administrator.</w:t>
+            </w:r>
+          </w:p>
+        </w:tc>
+      </w:tr>
+      <w:tr>
+        <w:tblPrEx>
+          <w:tblCellMar>
+            <w:top w:w="0" w:type="dxa"/>
+            <w:bottom w:w="0" w:type="dxa"/>
+          </w:tblCellMar>
+        </w:tblPrEx>
+        <w:trPr>
+          <w:cantSplit/>
+        </w:trPr>
+        <w:tc>
+          <w:tcPr>
+            <w:tcW w:w="2824" w:type="dxa"/>
+            <w:tcMar>
+              <w:top w:w="70" w:type="dxa"/>
+              <w:left w:w="110" w:type="dxa"/>
+              <w:bottom w:w="70" w:type="dxa"/>
+              <w:right w:w="110" w:type="dxa"/>
+            </w:tcMar>
+          </w:tcPr>
+          <w:p>
+            <w:pPr>
+              <w:spacing w:after="40"/>
+            </w:pPr>
+            <w:r>
+              <w:rPr>
+                <w:sz w:val="19"/>
+                <w:szCs w:val="19"/>
+              </w:rPr>
+              <w:t>Submit</w:t>
+            </w:r>
+            <w:r>
+              <w:rPr>
+                <w:sz w:val="19"/>
+                <w:szCs w:val="19"/>
+              </w:rPr>
+              <w:t xml:space="preserve"> is refused by KoboToolbox</w:t>
+            </w:r>
+          </w:p>
+        </w:tc>
+        <w:tc>
+          <w:tcPr>
+            <w:tcW w:w="3294" w:type="dxa"/>
+            <w:tcMar>
+              <w:top w:w="70" w:type="dxa"/>
+              <w:left w:w="110" w:type="dxa"/>
+              <w:bottom w:w="70" w:type="dxa"/>
+              <w:right w:w="110" w:type="dxa"/>
+            </w:tcMar>
+          </w:tcPr>
+          <w:p>
+            <w:pPr>
+              <w:spacing w:after="40"/>
+            </w:pPr>
+            <w:r>
+              <w:rPr>
+                <w:sz w:val="19"/>
+                <w:szCs w:val="19"/>
+              </w:rPr>
+              <w:t>KoboToolbox did not accept the record.</w:t>
+            </w:r>
+          </w:p>
+        </w:tc>
+        <w:tc>
+          <w:tcPr>
+            <w:tcW w:w="3294" w:type="dxa"/>
             <w:tcMar>
               <w:top w:w="70" w:type="dxa"/>
               <w:left w:w="110" w:type="dxa"/>
@@ -9206,7 +9293,7 @@
       <w:pPr>
         <w:pStyle w:val="Heading2"/>
       </w:pPr>
-      <w:bookmarkStart w:id="17" w:name="_Toc240923640"/>
+      <w:bookmarkStart w:id="17" w:name="_Toc240961160"/>
       <w:r>
         <w:t>4.10 Downloading or emailing completed forms (Form PDFs)</w:t>
       </w:r>
@@ -9246,7 +9333,7 @@
           <w:noProof/>
         </w:rPr>
         <w:drawing>
-          <wp:inline distT="0" distB="0" distL="0" distR="0" wp14:anchorId="1EA88783" wp14:editId="42637E09">
+          <wp:inline distT="0" distB="0" distL="0" distR="0" wp14:anchorId="7448D9F5" wp14:editId="29DE84B7">
             <wp:extent cx="5334000" cy="3333750"/>
             <wp:effectExtent l="0" t="0" r="0" b="0"/>
             <wp:docPr id="17" name="doc_form_pdfs.jpg" descr="Completed document coding forms, with the sync status." title="Completed document coding forms, with the sync status."/>
@@ -9462,7 +9549,7 @@
       <w:pPr>
         <w:pStyle w:val="Heading2"/>
       </w:pPr>
-      <w:bookmarkStart w:id="18" w:name="_Toc240923641"/>
+      <w:bookmarkStart w:id="18" w:name="_Toc240961161"/>
       <w:r>
         <w:lastRenderedPageBreak/>
         <w:t>4.11 Judging authenticity</w:t>
@@ -9562,7 +9649,7 @@
         <w:pStyle w:val="Heading1"/>
         <w:pageBreakBefore/>
       </w:pPr>
-      <w:bookmarkStart w:id="19" w:name="_Toc240923642"/>
+      <w:bookmarkStart w:id="19" w:name="_Toc240961162"/>
       <w:r>
         <w:lastRenderedPageBreak/>
         <w:t>5. Rules you must follow</w:t>
@@ -9713,7 +9800,7 @@
         <w:pStyle w:val="Heading1"/>
         <w:pageBreakBefore/>
       </w:pPr>
-      <w:bookmarkStart w:id="20" w:name="_Toc240923643"/>
+      <w:bookmarkStart w:id="20" w:name="_Toc240961163"/>
       <w:r>
         <w:lastRenderedPageBreak/>
         <w:t>6. Troubleshooting</w:t>
@@ -10318,7 +10405,14 @@
                 <w:sz w:val="19"/>
                 <w:szCs w:val="19"/>
               </w:rPr>
-              <w:t>Select Remove file beside the file name, then upload the right one.</w:t>
+              <w:t>Select Remove file</w:t>
+            </w:r>
+            <w:r>
+              <w:rPr>
+                <w:sz w:val="19"/>
+                <w:szCs w:val="19"/>
+              </w:rPr>
+              <w:t xml:space="preserve"> beside the file name, then upload the right one.</w:t>
             </w:r>
           </w:p>
         </w:tc>
@@ -10398,7 +10492,14 @@
                 <w:sz w:val="19"/>
                 <w:szCs w:val="19"/>
               </w:rPr>
-              <w:t>Select Go to my start screen. If you need that screen, ask the PI about your role.</w:t>
+              <w:t>Select Go to my start screen</w:t>
+            </w:r>
+            <w:r>
+              <w:rPr>
+                <w:sz w:val="19"/>
+                <w:szCs w:val="19"/>
+              </w:rPr>
+              <w:t>. If you need that screen, ask the PI about your role.</w:t>
             </w:r>
           </w:p>
         </w:tc>
@@ -11066,7 +11167,7 @@
         <w:pStyle w:val="Heading1"/>
         <w:pageBreakBefore/>
       </w:pPr>
-      <w:bookmarkStart w:id="21" w:name="_Toc240923644"/>
+      <w:bookmarkStart w:id="21" w:name="_Toc240961164"/>
       <w:r>
         <w:lastRenderedPageBreak/>
         <w:t>7. Quick reference</w:t>
@@ -11585,7 +11686,7 @@
         <w:pStyle w:val="Heading1"/>
         <w:pageBreakBefore/>
       </w:pPr>
-      <w:bookmarkStart w:id="22" w:name="_Toc240923645"/>
+      <w:bookmarkStart w:id="22" w:name="_Toc240961165"/>
       <w:r>
         <w:lastRenderedPageBreak/>
         <w:t>8. Every screen and button for your role</w:t>
@@ -11699,7 +11800,7 @@
       <w:pPr>
         <w:pStyle w:val="Heading2"/>
       </w:pPr>
-      <w:bookmarkStart w:id="23" w:name="_Toc240923646"/>
+      <w:bookmarkStart w:id="23" w:name="_Toc240961166"/>
       <w:r>
         <w:t>8.1 Sign in</w:t>
       </w:r>
@@ -12212,7 +12313,7 @@
       <w:pPr>
         <w:pStyle w:val="Heading2"/>
       </w:pPr>
-      <w:bookmarkStart w:id="24" w:name="_Toc240923647"/>
+      <w:bookmarkStart w:id="24" w:name="_Toc240961167"/>
       <w:r>
         <w:t>8.2 The header and menu bar (every screen)</w:t>
       </w:r>
@@ -12936,7 +13037,7 @@
       <w:pPr>
         <w:pStyle w:val="Heading2"/>
       </w:pPr>
-      <w:bookmarkStart w:id="25" w:name="_Toc240923648"/>
+      <w:bookmarkStart w:id="25" w:name="_Toc240961168"/>
       <w:r>
         <w:t>8.3 Change Password</w:t>
       </w:r>
@@ -13556,7 +13657,7 @@
       <w:pPr>
         <w:pStyle w:val="Heading2"/>
       </w:pPr>
-      <w:bookmarkStart w:id="26" w:name="_Toc240923649"/>
+      <w:bookmarkStart w:id="26" w:name="_Toc240961169"/>
       <w:r>
         <w:t>8.4 KII / Document Dashboard</w:t>
       </w:r>
@@ -13966,7 +14067,7 @@
       <w:pPr>
         <w:pStyle w:val="Heading2"/>
       </w:pPr>
-      <w:bookmarkStart w:id="27" w:name="_Toc240923650"/>
+      <w:bookmarkStart w:id="27" w:name="_Toc240961170"/>
       <w:r>
         <w:lastRenderedPageBreak/>
         <w:t>8.5 Documents (the corpus)</w:t>
@@ -14587,7 +14688,7 @@
       <w:pPr>
         <w:pStyle w:val="Heading2"/>
       </w:pPr>
-      <w:bookmarkStart w:id="28" w:name="_Toc240923651"/>
+      <w:bookmarkStart w:id="28" w:name="_Toc240961171"/>
       <w:r>
         <w:t>8.6 New Documentary Evidence Record</w:t>
       </w:r>
@@ -15418,7 +15519,7 @@
       <w:pPr>
         <w:pStyle w:val="Heading2"/>
       </w:pPr>
-      <w:bookmarkStart w:id="29" w:name="_Toc240923652"/>
+      <w:bookmarkStart w:id="29" w:name="_Toc240961172"/>
       <w:r>
         <w:t>8.7 Document record</w:t>
       </w:r>
@@ -16772,7 +16873,7 @@
       <w:pPr>
         <w:pStyle w:val="Heading2"/>
       </w:pPr>
-      <w:bookmarkStart w:id="30" w:name="_Toc240923653"/>
+      <w:bookmarkStart w:id="30" w:name="_Toc240961173"/>
       <w:r>
         <w:t>8.8 Auto-fill review screen</w:t>
       </w:r>
@@ -17813,7 +17914,7 @@
       <w:pPr>
         <w:pStyle w:val="Heading2"/>
       </w:pPr>
-      <w:bookmarkStart w:id="31" w:name="_Toc240923654"/>
+      <w:bookmarkStart w:id="31" w:name="_Toc240961174"/>
       <w:r>
         <w:t>8.9 Completed forms (Form PDFs)</w:t>
       </w:r>
@@ -18695,7 +18796,7 @@
         <w:sz w:val="16"/>
         <w:szCs w:val="16"/>
       </w:rPr>
-      <w:t>Version 1.8 · 21 September 2026</w:t>
+      <w:t>Version 1.9 · 22 September 2026</w:t>
     </w:r>
     <w:r>
       <w:rPr>
@@ -18868,68 +18969,69 @@
 <file path=word/numbering.xml><?xml version="1.0" encoding="utf-8"?>
 <w:numbering xmlns:wpc="http://schemas.microsoft.com/office/word/2010/wordprocessingCanvas" xmlns:cx="http://schemas.microsoft.com/office/drawing/2014/chartex" xmlns:cx1="http://schemas.microsoft.com/office/drawing/2015/9/8/chartex" xmlns:cx2="http://schemas.microsoft.com/office/drawing/2015/10/21/chartex" xmlns:cx3="http://schemas.microsoft.com/office/drawing/2016/5/9/chartex" xmlns:cx4="http://schemas.microsoft.com/office/drawing/2016/5/10/chartex" xmlns:cx5="http://schemas.microsoft.com/office/drawing/2016/5/11/chartex" xmlns:cx6="http://schemas.microsoft.com/office/drawing/2016/5/12/chartex" xmlns:cx7="http://schemas.microsoft.com/office/drawing/2016/5/13/chartex" xmlns:cx8="http://schemas.microsoft.com/office/drawing/2016/5/14/chartex" xmlns:mc="http://schemas.openxmlformats.org/markup-compatibility/2006" xmlns:aink="http://schemas.microsoft.com/office/drawing/2016/ink" xmlns:am3d="http://schemas.microsoft.com/office/drawing/2017/model3d" xmlns:o="urn:schemas-microsoft-com:office:office" xmlns:oel="http://schemas.microsoft.com/office/2019/extlst" xmlns:r="http://schemas.openxmlformats.org/officeDocument/2006/relationships" xmlns:m="http://schemas.openxmlformats.org/officeDocument/2006/math" xmlns:v="urn:schemas-microsoft-com:vml" xmlns:wp14="http://schemas.microsoft.com/office/word/2010/wordprocessingDrawing" xmlns:wp="http://schemas.openxmlformats.org/drawingml/2006/wordprocessingDrawing" xmlns:w10="urn:schemas-microsoft-com:office:word" xmlns:w="http://schemas.openxmlformats.org/wordprocessingml/2006/main" xmlns:w14="http://schemas.microsoft.com/office/word/2010/wordml" xmlns:w15="http://schemas.microsoft.com/office/word/2012/wordml" xmlns:w16cex="http://schemas.microsoft.com/office/word/2018/wordml/cex" xmlns:w16cid="http://schemas.microsoft.com/office/word/2016/wordml/cid" xmlns:w16="http://schemas.microsoft.com/office/word/2018/wordml" xmlns:w16sdtdh="http://schemas.microsoft.com/office/word/2020/wordml/sdtdatahash" xmlns:w16se="http://schemas.microsoft.com/office/word/2015/wordml/symex" xmlns:wpg="http://schemas.microsoft.com/office/word/2010/wordprocessingGroup" xmlns:wpi="http://schemas.microsoft.com/office/word/2010/wordprocessingInk" xmlns:wne="http://schemas.microsoft.com/office/word/2006/wordml" xmlns:wps="http://schemas.microsoft.com/office/word/2010/wordprocessingShape" mc:Ignorable="w14 w15 w16se w16cid w16 w16cex w16sdtdh wp14">
   <w:abstractNum w:abstractNumId="0" w15:restartNumberingAfterBreak="0">
-    <w:nsid w:val="01903316"/>
+    <w:nsid w:val="14024DF8"/>
     <w:multiLevelType w:val="hybridMultilevel"/>
-    <w:tmpl w:val="17E02A40"/>
-    <w:lvl w:ilvl="0" w:tplc="1DFCB11E">
+    <w:tmpl w:val="DA4E6412"/>
+    <w:lvl w:ilvl="0" w:tplc="6596BE1C">
       <w:start w:val="1"/>
-      <w:numFmt w:val="bullet"/>
-      <w:lvlText w:val="•"/>
+      <w:numFmt w:val="decimal"/>
+      <w:lvlText w:val="%1."/>
       <w:lvlJc w:val="left"/>
       <w:pPr>
-        <w:ind w:left="460" w:hanging="280"/>
-      </w:pPr>
+        <w:ind w:left="460" w:hanging="360"/>
+      </w:pPr>
+      <w:rPr>
+        <w:b/>
+        <w:bCs/>
+        <w:color w:val="A67C27"/>
+      </w:rPr>
     </w:lvl>
-    <w:lvl w:ilvl="1" w:tplc="68DAF744">
-      <w:start w:val="1"/>
-      <w:numFmt w:val="bullet"/>
-      <w:lvlText w:val="–"/>
-      <w:lvlJc w:val="left"/>
-      <w:pPr>
-        <w:ind w:left="900" w:hanging="280"/>
-      </w:pPr>
-    </w:lvl>
-    <w:lvl w:ilvl="2" w:tplc="B6DE0816">
+    <w:lvl w:ilvl="1" w:tplc="E842C284">
       <w:numFmt w:val="decimal"/>
       <w:lvlText w:val=""/>
       <w:lvlJc w:val="left"/>
     </w:lvl>
-    <w:lvl w:ilvl="3" w:tplc="ACACD516">
+    <w:lvl w:ilvl="2" w:tplc="EB501542">
       <w:numFmt w:val="decimal"/>
       <w:lvlText w:val=""/>
       <w:lvlJc w:val="left"/>
     </w:lvl>
-    <w:lvl w:ilvl="4" w:tplc="543C1A56">
+    <w:lvl w:ilvl="3" w:tplc="E5A473DA">
       <w:numFmt w:val="decimal"/>
       <w:lvlText w:val=""/>
       <w:lvlJc w:val="left"/>
     </w:lvl>
-    <w:lvl w:ilvl="5" w:tplc="978ECF5E">
+    <w:lvl w:ilvl="4" w:tplc="DB4687E6">
       <w:numFmt w:val="decimal"/>
       <w:lvlText w:val=""/>
       <w:lvlJc w:val="left"/>
     </w:lvl>
-    <w:lvl w:ilvl="6" w:tplc="F904CD02">
+    <w:lvl w:ilvl="5" w:tplc="26968A56">
       <w:numFmt w:val="decimal"/>
       <w:lvlText w:val=""/>
       <w:lvlJc w:val="left"/>
     </w:lvl>
-    <w:lvl w:ilvl="7" w:tplc="5FF6B356">
+    <w:lvl w:ilvl="6" w:tplc="7DFA417E">
       <w:numFmt w:val="decimal"/>
       <w:lvlText w:val=""/>
       <w:lvlJc w:val="left"/>
     </w:lvl>
-    <w:lvl w:ilvl="8" w:tplc="9D809D22">
+    <w:lvl w:ilvl="7" w:tplc="D1264620">
+      <w:numFmt w:val="decimal"/>
+      <w:lvlText w:val=""/>
+      <w:lvlJc w:val="left"/>
+    </w:lvl>
+    <w:lvl w:ilvl="8" w:tplc="CAEC6DAE">
       <w:numFmt w:val="decimal"/>
       <w:lvlText w:val=""/>
       <w:lvlJc w:val="left"/>
     </w:lvl>
   </w:abstractNum>
   <w:abstractNum w:abstractNumId="1" w15:restartNumberingAfterBreak="0">
-    <w:nsid w:val="05860F11"/>
+    <w:nsid w:val="17DC7F1C"/>
     <w:multiLevelType w:val="hybridMultilevel"/>
-    <w:tmpl w:val="5B1A7E36"/>
-    <w:lvl w:ilvl="0" w:tplc="42481788">
+    <w:tmpl w:val="5FA82440"/>
+    <w:lvl w:ilvl="0" w:tplc="04966C0C">
       <w:start w:val="1"/>
       <w:numFmt w:val="decimal"/>
       <w:lvlText w:val="%1."/>
@@ -18943,52 +19045,196 @@
         <w:color w:val="A67C27"/>
       </w:rPr>
     </w:lvl>
-    <w:lvl w:ilvl="1" w:tplc="FDCC1548">
+    <w:lvl w:ilvl="1" w:tplc="82DA847C">
       <w:numFmt w:val="decimal"/>
       <w:lvlText w:val=""/>
       <w:lvlJc w:val="left"/>
     </w:lvl>
-    <w:lvl w:ilvl="2" w:tplc="AE90502E">
+    <w:lvl w:ilvl="2" w:tplc="003C7E84">
       <w:numFmt w:val="decimal"/>
       <w:lvlText w:val=""/>
       <w:lvlJc w:val="left"/>
     </w:lvl>
-    <w:lvl w:ilvl="3" w:tplc="739212FE">
+    <w:lvl w:ilvl="3" w:tplc="30C8C9C4">
       <w:numFmt w:val="decimal"/>
       <w:lvlText w:val=""/>
       <w:lvlJc w:val="left"/>
     </w:lvl>
-    <w:lvl w:ilvl="4" w:tplc="F5289984">
+    <w:lvl w:ilvl="4" w:tplc="0F464D12">
       <w:numFmt w:val="decimal"/>
       <w:lvlText w:val=""/>
       <w:lvlJc w:val="left"/>
     </w:lvl>
-    <w:lvl w:ilvl="5" w:tplc="FCEA205C">
+    <w:lvl w:ilvl="5" w:tplc="FFDC4208">
       <w:numFmt w:val="decimal"/>
       <w:lvlText w:val=""/>
       <w:lvlJc w:val="left"/>
     </w:lvl>
-    <w:lvl w:ilvl="6" w:tplc="AA26EBB2">
+    <w:lvl w:ilvl="6" w:tplc="A9A48526">
       <w:numFmt w:val="decimal"/>
       <w:lvlText w:val=""/>
       <w:lvlJc w:val="left"/>
     </w:lvl>
-    <w:lvl w:ilvl="7" w:tplc="CA40A718">
+    <w:lvl w:ilvl="7" w:tplc="A7AE3BA4">
       <w:numFmt w:val="decimal"/>
       <w:lvlText w:val=""/>
       <w:lvlJc w:val="left"/>
     </w:lvl>
-    <w:lvl w:ilvl="8" w:tplc="EF486444">
+    <w:lvl w:ilvl="8" w:tplc="551EBD30">
       <w:numFmt w:val="decimal"/>
       <w:lvlText w:val=""/>
       <w:lvlJc w:val="left"/>
     </w:lvl>
   </w:abstractNum>
   <w:abstractNum w:abstractNumId="2" w15:restartNumberingAfterBreak="0">
-    <w:nsid w:val="0CA25934"/>
+    <w:nsid w:val="189A074D"/>
     <w:multiLevelType w:val="hybridMultilevel"/>
-    <w:tmpl w:val="CFBE40E0"/>
-    <w:lvl w:ilvl="0" w:tplc="47667E38">
+    <w:tmpl w:val="74F6A3B6"/>
+    <w:lvl w:ilvl="0" w:tplc="2B28E6C8">
+      <w:start w:val="1"/>
+      <w:numFmt w:val="bullet"/>
+      <w:lvlText w:val="•"/>
+      <w:lvlJc w:val="left"/>
+      <w:pPr>
+        <w:ind w:left="460" w:hanging="280"/>
+      </w:pPr>
+    </w:lvl>
+    <w:lvl w:ilvl="1" w:tplc="228E0A32">
+      <w:start w:val="1"/>
+      <w:numFmt w:val="bullet"/>
+      <w:lvlText w:val="–"/>
+      <w:lvlJc w:val="left"/>
+      <w:pPr>
+        <w:ind w:left="900" w:hanging="280"/>
+      </w:pPr>
+    </w:lvl>
+    <w:lvl w:ilvl="2" w:tplc="60704460">
+      <w:numFmt w:val="decimal"/>
+      <w:lvlText w:val=""/>
+      <w:lvlJc w:val="left"/>
+    </w:lvl>
+    <w:lvl w:ilvl="3" w:tplc="A98CC8D8">
+      <w:numFmt w:val="decimal"/>
+      <w:lvlText w:val=""/>
+      <w:lvlJc w:val="left"/>
+    </w:lvl>
+    <w:lvl w:ilvl="4" w:tplc="8B2CBB54">
+      <w:numFmt w:val="decimal"/>
+      <w:lvlText w:val=""/>
+      <w:lvlJc w:val="left"/>
+    </w:lvl>
+    <w:lvl w:ilvl="5" w:tplc="302668E6">
+      <w:numFmt w:val="decimal"/>
+      <w:lvlText w:val=""/>
+      <w:lvlJc w:val="left"/>
+    </w:lvl>
+    <w:lvl w:ilvl="6" w:tplc="A83ED05A">
+      <w:numFmt w:val="decimal"/>
+      <w:lvlText w:val=""/>
+      <w:lvlJc w:val="left"/>
+    </w:lvl>
+    <w:lvl w:ilvl="7" w:tplc="A6E07540">
+      <w:numFmt w:val="decimal"/>
+      <w:lvlText w:val=""/>
+      <w:lvlJc w:val="left"/>
+    </w:lvl>
+    <w:lvl w:ilvl="8" w:tplc="B4A24764">
+      <w:numFmt w:val="decimal"/>
+      <w:lvlText w:val=""/>
+      <w:lvlJc w:val="left"/>
+    </w:lvl>
+  </w:abstractNum>
+  <w:abstractNum w:abstractNumId="3" w15:restartNumberingAfterBreak="0">
+    <w:nsid w:val="1D685E68"/>
+    <w:multiLevelType w:val="hybridMultilevel"/>
+    <w:tmpl w:val="24B8FEBC"/>
+    <w:lvl w:ilvl="0" w:tplc="F7CC018E">
+      <w:start w:val="1"/>
+      <w:numFmt w:val="bullet"/>
+      <w:lvlText w:val="●"/>
+      <w:lvlJc w:val="left"/>
+      <w:pPr>
+        <w:ind w:left="720" w:hanging="360"/>
+      </w:pPr>
+    </w:lvl>
+    <w:lvl w:ilvl="1" w:tplc="1C4C063A">
+      <w:start w:val="1"/>
+      <w:numFmt w:val="bullet"/>
+      <w:lvlText w:val="○"/>
+      <w:lvlJc w:val="left"/>
+      <w:pPr>
+        <w:ind w:left="1440" w:hanging="360"/>
+      </w:pPr>
+    </w:lvl>
+    <w:lvl w:ilvl="2" w:tplc="2892CB68">
+      <w:start w:val="1"/>
+      <w:numFmt w:val="bullet"/>
+      <w:lvlText w:val="■"/>
+      <w:lvlJc w:val="left"/>
+      <w:pPr>
+        <w:ind w:left="2160" w:hanging="360"/>
+      </w:pPr>
+    </w:lvl>
+    <w:lvl w:ilvl="3" w:tplc="DA240FC0">
+      <w:start w:val="1"/>
+      <w:numFmt w:val="bullet"/>
+      <w:lvlText w:val="●"/>
+      <w:lvlJc w:val="left"/>
+      <w:pPr>
+        <w:ind w:left="2880" w:hanging="360"/>
+      </w:pPr>
+    </w:lvl>
+    <w:lvl w:ilvl="4" w:tplc="AE883502">
+      <w:start w:val="1"/>
+      <w:numFmt w:val="bullet"/>
+      <w:lvlText w:val="○"/>
+      <w:lvlJc w:val="left"/>
+      <w:pPr>
+        <w:ind w:left="3600" w:hanging="360"/>
+      </w:pPr>
+    </w:lvl>
+    <w:lvl w:ilvl="5" w:tplc="1FA2F4A0">
+      <w:start w:val="1"/>
+      <w:numFmt w:val="bullet"/>
+      <w:lvlText w:val="■"/>
+      <w:lvlJc w:val="left"/>
+      <w:pPr>
+        <w:ind w:left="4320" w:hanging="360"/>
+      </w:pPr>
+    </w:lvl>
+    <w:lvl w:ilvl="6" w:tplc="47D4243C">
+      <w:start w:val="1"/>
+      <w:numFmt w:val="bullet"/>
+      <w:lvlText w:val="●"/>
+      <w:lvlJc w:val="left"/>
+      <w:pPr>
+        <w:ind w:left="5040" w:hanging="360"/>
+      </w:pPr>
+    </w:lvl>
+    <w:lvl w:ilvl="7" w:tplc="90408A42">
+      <w:start w:val="1"/>
+      <w:numFmt w:val="bullet"/>
+      <w:lvlText w:val="●"/>
+      <w:lvlJc w:val="left"/>
+      <w:pPr>
+        <w:ind w:left="5760" w:hanging="360"/>
+      </w:pPr>
+    </w:lvl>
+    <w:lvl w:ilvl="8" w:tplc="7CECEECE">
+      <w:start w:val="1"/>
+      <w:numFmt w:val="bullet"/>
+      <w:lvlText w:val="●"/>
+      <w:lvlJc w:val="left"/>
+      <w:pPr>
+        <w:ind w:left="6480" w:hanging="360"/>
+      </w:pPr>
+    </w:lvl>
+  </w:abstractNum>
+  <w:abstractNum w:abstractNumId="4" w15:restartNumberingAfterBreak="0">
+    <w:nsid w:val="1F1E6838"/>
+    <w:multiLevelType w:val="hybridMultilevel"/>
+    <w:tmpl w:val="F9421CB6"/>
+    <w:lvl w:ilvl="0" w:tplc="E68C334E">
       <w:start w:val="1"/>
       <w:numFmt w:val="decimal"/>
       <w:lvlText w:val="%1."/>
@@ -19002,52 +19248,52 @@
         <w:color w:val="A67C27"/>
       </w:rPr>
     </w:lvl>
-    <w:lvl w:ilvl="1" w:tplc="A17EF422">
+    <w:lvl w:ilvl="1" w:tplc="BA8874D4">
       <w:numFmt w:val="decimal"/>
       <w:lvlText w:val=""/>
       <w:lvlJc w:val="left"/>
     </w:lvl>
-    <w:lvl w:ilvl="2" w:tplc="4588D350">
+    <w:lvl w:ilvl="2" w:tplc="82964512">
       <w:numFmt w:val="decimal"/>
       <w:lvlText w:val=""/>
       <w:lvlJc w:val="left"/>
     </w:lvl>
-    <w:lvl w:ilvl="3" w:tplc="46CA31AA">
+    <w:lvl w:ilvl="3" w:tplc="1C8EF29C">
       <w:numFmt w:val="decimal"/>
       <w:lvlText w:val=""/>
       <w:lvlJc w:val="left"/>
     </w:lvl>
-    <w:lvl w:ilvl="4" w:tplc="C00039BE">
+    <w:lvl w:ilvl="4" w:tplc="F3CA1F54">
       <w:numFmt w:val="decimal"/>
       <w:lvlText w:val=""/>
       <w:lvlJc w:val="left"/>
     </w:lvl>
-    <w:lvl w:ilvl="5" w:tplc="9E9E79CC">
+    <w:lvl w:ilvl="5" w:tplc="1CC64E62">
       <w:numFmt w:val="decimal"/>
       <w:lvlText w:val=""/>
       <w:lvlJc w:val="left"/>
     </w:lvl>
-    <w:lvl w:ilvl="6" w:tplc="ED1CDBF8">
+    <w:lvl w:ilvl="6" w:tplc="55B8C708">
       <w:numFmt w:val="decimal"/>
       <w:lvlText w:val=""/>
       <w:lvlJc w:val="left"/>
     </w:lvl>
-    <w:lvl w:ilvl="7" w:tplc="31F60940">
+    <w:lvl w:ilvl="7" w:tplc="F8987A26">
       <w:numFmt w:val="decimal"/>
       <w:lvlText w:val=""/>
       <w:lvlJc w:val="left"/>
     </w:lvl>
-    <w:lvl w:ilvl="8" w:tplc="2C6A545C">
+    <w:lvl w:ilvl="8" w:tplc="8CE483EC">
       <w:numFmt w:val="decimal"/>
       <w:lvlText w:val=""/>
       <w:lvlJc w:val="left"/>
     </w:lvl>
   </w:abstractNum>
-  <w:abstractNum w:abstractNumId="3" w15:restartNumberingAfterBreak="0">
-    <w:nsid w:val="22710222"/>
+  <w:abstractNum w:abstractNumId="5" w15:restartNumberingAfterBreak="0">
+    <w:nsid w:val="37B430D3"/>
     <w:multiLevelType w:val="hybridMultilevel"/>
-    <w:tmpl w:val="09F6A344"/>
-    <w:lvl w:ilvl="0" w:tplc="DCE6F7F2">
+    <w:tmpl w:val="9C2E397C"/>
+    <w:lvl w:ilvl="0" w:tplc="9DD223A4">
       <w:start w:val="1"/>
       <w:numFmt w:val="decimal"/>
       <w:lvlText w:val="%1."/>
@@ -19061,138 +19307,52 @@
         <w:color w:val="A67C27"/>
       </w:rPr>
     </w:lvl>
-    <w:lvl w:ilvl="1" w:tplc="9E0A78CA">
+    <w:lvl w:ilvl="1" w:tplc="AE825F72">
       <w:numFmt w:val="decimal"/>
       <w:lvlText w:val=""/>
       <w:lvlJc w:val="left"/>
     </w:lvl>
-    <w:lvl w:ilvl="2" w:tplc="83DAB234">
+    <w:lvl w:ilvl="2" w:tplc="05EC7CE2">
       <w:numFmt w:val="decimal"/>
       <w:lvlText w:val=""/>
       <w:lvlJc w:val="left"/>
     </w:lvl>
-    <w:lvl w:ilvl="3" w:tplc="F3721188">
+    <w:lvl w:ilvl="3" w:tplc="4B660366">
       <w:numFmt w:val="decimal"/>
       <w:lvlText w:val=""/>
       <w:lvlJc w:val="left"/>
     </w:lvl>
-    <w:lvl w:ilvl="4" w:tplc="D7AED38A">
+    <w:lvl w:ilvl="4" w:tplc="9F201E10">
       <w:numFmt w:val="decimal"/>
       <w:lvlText w:val=""/>
       <w:lvlJc w:val="left"/>
     </w:lvl>
-    <w:lvl w:ilvl="5" w:tplc="FFB2024A">
+    <w:lvl w:ilvl="5" w:tplc="D15AF8B8">
       <w:numFmt w:val="decimal"/>
       <w:lvlText w:val=""/>
       <w:lvlJc w:val="left"/>
     </w:lvl>
-    <w:lvl w:ilvl="6" w:tplc="4BFC629A">
+    <w:lvl w:ilvl="6" w:tplc="75EEA35A">
       <w:numFmt w:val="decimal"/>
       <w:lvlText w:val=""/>
       <w:lvlJc w:val="left"/>
     </w:lvl>
-    <w:lvl w:ilvl="7" w:tplc="1818AE7C">
+    <w:lvl w:ilvl="7" w:tplc="55621A06">
       <w:numFmt w:val="decimal"/>
       <w:lvlText w:val=""/>
       <w:lvlJc w:val="left"/>
     </w:lvl>
-    <w:lvl w:ilvl="8" w:tplc="5D60B628">
+    <w:lvl w:ilvl="8" w:tplc="9C3E6AAA">
       <w:numFmt w:val="decimal"/>
       <w:lvlText w:val=""/>
       <w:lvlJc w:val="left"/>
     </w:lvl>
   </w:abstractNum>
-  <w:abstractNum w:abstractNumId="4" w15:restartNumberingAfterBreak="0">
-    <w:nsid w:val="26137249"/>
+  <w:abstractNum w:abstractNumId="6" w15:restartNumberingAfterBreak="0">
+    <w:nsid w:val="3D3F4DF3"/>
     <w:multiLevelType w:val="hybridMultilevel"/>
-    <w:tmpl w:val="68AE61C4"/>
-    <w:lvl w:ilvl="0" w:tplc="F1BE90F4">
-      <w:start w:val="1"/>
-      <w:numFmt w:val="bullet"/>
-      <w:lvlText w:val="●"/>
-      <w:lvlJc w:val="left"/>
-      <w:pPr>
-        <w:ind w:left="720" w:hanging="360"/>
-      </w:pPr>
-    </w:lvl>
-    <w:lvl w:ilvl="1" w:tplc="8404ED92">
-      <w:start w:val="1"/>
-      <w:numFmt w:val="bullet"/>
-      <w:lvlText w:val="○"/>
-      <w:lvlJc w:val="left"/>
-      <w:pPr>
-        <w:ind w:left="1440" w:hanging="360"/>
-      </w:pPr>
-    </w:lvl>
-    <w:lvl w:ilvl="2" w:tplc="C3843676">
-      <w:start w:val="1"/>
-      <w:numFmt w:val="bullet"/>
-      <w:lvlText w:val="■"/>
-      <w:lvlJc w:val="left"/>
-      <w:pPr>
-        <w:ind w:left="2160" w:hanging="360"/>
-      </w:pPr>
-    </w:lvl>
-    <w:lvl w:ilvl="3" w:tplc="BC3615A6">
-      <w:start w:val="1"/>
-      <w:numFmt w:val="bullet"/>
-      <w:lvlText w:val="●"/>
-      <w:lvlJc w:val="left"/>
-      <w:pPr>
-        <w:ind w:left="2880" w:hanging="360"/>
-      </w:pPr>
-    </w:lvl>
-    <w:lvl w:ilvl="4" w:tplc="0A6EA330">
-      <w:start w:val="1"/>
-      <w:numFmt w:val="bullet"/>
-      <w:lvlText w:val="○"/>
-      <w:lvlJc w:val="left"/>
-      <w:pPr>
-        <w:ind w:left="3600" w:hanging="360"/>
-      </w:pPr>
-    </w:lvl>
-    <w:lvl w:ilvl="5" w:tplc="EF843D46">
-      <w:start w:val="1"/>
-      <w:numFmt w:val="bullet"/>
-      <w:lvlText w:val="■"/>
-      <w:lvlJc w:val="left"/>
-      <w:pPr>
-        <w:ind w:left="4320" w:hanging="360"/>
-      </w:pPr>
-    </w:lvl>
-    <w:lvl w:ilvl="6" w:tplc="F84AEB58">
-      <w:start w:val="1"/>
-      <w:numFmt w:val="bullet"/>
-      <w:lvlText w:val="●"/>
-      <w:lvlJc w:val="left"/>
-      <w:pPr>
-        <w:ind w:left="5040" w:hanging="360"/>
-      </w:pPr>
-    </w:lvl>
-    <w:lvl w:ilvl="7" w:tplc="55368168">
-      <w:start w:val="1"/>
-      <w:numFmt w:val="bullet"/>
-      <w:lvlText w:val="●"/>
-      <w:lvlJc w:val="left"/>
-      <w:pPr>
-        <w:ind w:left="5760" w:hanging="360"/>
-      </w:pPr>
-    </w:lvl>
-    <w:lvl w:ilvl="8" w:tplc="D9EE2E64">
-      <w:start w:val="1"/>
-      <w:numFmt w:val="bullet"/>
-      <w:lvlText w:val="●"/>
-      <w:lvlJc w:val="left"/>
-      <w:pPr>
-        <w:ind w:left="6480" w:hanging="360"/>
-      </w:pPr>
-    </w:lvl>
-  </w:abstractNum>
-  <w:abstractNum w:abstractNumId="5" w15:restartNumberingAfterBreak="0">
-    <w:nsid w:val="52CB045D"/>
-    <w:multiLevelType w:val="hybridMultilevel"/>
-    <w:tmpl w:val="246A6FE6"/>
-    <w:lvl w:ilvl="0" w:tplc="280A6280">
+    <w:tmpl w:val="6F824F98"/>
+    <w:lvl w:ilvl="0" w:tplc="0B6C906A">
       <w:start w:val="1"/>
       <w:numFmt w:val="decimal"/>
       <w:lvlText w:val="%1."/>
@@ -19206,52 +19366,52 @@
         <w:color w:val="A67C27"/>
       </w:rPr>
     </w:lvl>
-    <w:lvl w:ilvl="1" w:tplc="1EB20A80">
+    <w:lvl w:ilvl="1" w:tplc="9B9C512C">
       <w:numFmt w:val="decimal"/>
       <w:lvlText w:val=""/>
       <w:lvlJc w:val="left"/>
     </w:lvl>
-    <w:lvl w:ilvl="2" w:tplc="495E1168">
+    <w:lvl w:ilvl="2" w:tplc="6350863E">
       <w:numFmt w:val="decimal"/>
       <w:lvlText w:val=""/>
       <w:lvlJc w:val="left"/>
     </w:lvl>
-    <w:lvl w:ilvl="3" w:tplc="2DB6FF7A">
+    <w:lvl w:ilvl="3" w:tplc="696E33D2">
       <w:numFmt w:val="decimal"/>
       <w:lvlText w:val=""/>
       <w:lvlJc w:val="left"/>
     </w:lvl>
-    <w:lvl w:ilvl="4" w:tplc="76562114">
+    <w:lvl w:ilvl="4" w:tplc="88942BB0">
       <w:numFmt w:val="decimal"/>
       <w:lvlText w:val=""/>
       <w:lvlJc w:val="left"/>
     </w:lvl>
-    <w:lvl w:ilvl="5" w:tplc="422AA0FC">
+    <w:lvl w:ilvl="5" w:tplc="7CB46EC0">
       <w:numFmt w:val="decimal"/>
       <w:lvlText w:val=""/>
       <w:lvlJc w:val="left"/>
     </w:lvl>
-    <w:lvl w:ilvl="6" w:tplc="60E81CDA">
+    <w:lvl w:ilvl="6" w:tplc="1A7E98B4">
       <w:numFmt w:val="decimal"/>
       <w:lvlText w:val=""/>
       <w:lvlJc w:val="left"/>
     </w:lvl>
-    <w:lvl w:ilvl="7" w:tplc="1BD2A520">
+    <w:lvl w:ilvl="7" w:tplc="B63E0A32">
       <w:numFmt w:val="decimal"/>
       <w:lvlText w:val=""/>
       <w:lvlJc w:val="left"/>
     </w:lvl>
-    <w:lvl w:ilvl="8" w:tplc="29DC4986">
+    <w:lvl w:ilvl="8" w:tplc="6C242EBA">
       <w:numFmt w:val="decimal"/>
       <w:lvlText w:val=""/>
       <w:lvlJc w:val="left"/>
     </w:lvl>
   </w:abstractNum>
-  <w:abstractNum w:abstractNumId="6" w15:restartNumberingAfterBreak="0">
-    <w:nsid w:val="53D727BE"/>
+  <w:abstractNum w:abstractNumId="7" w15:restartNumberingAfterBreak="0">
+    <w:nsid w:val="44221AEB"/>
     <w:multiLevelType w:val="hybridMultilevel"/>
-    <w:tmpl w:val="E1A89D7A"/>
-    <w:lvl w:ilvl="0" w:tplc="FD9E3C82">
+    <w:tmpl w:val="CC7A23C0"/>
+    <w:lvl w:ilvl="0" w:tplc="F2AEA6DC">
       <w:start w:val="1"/>
       <w:numFmt w:val="decimal"/>
       <w:lvlText w:val="%1."/>
@@ -19265,52 +19425,52 @@
         <w:color w:val="A67C27"/>
       </w:rPr>
     </w:lvl>
-    <w:lvl w:ilvl="1" w:tplc="CACEE262">
+    <w:lvl w:ilvl="1" w:tplc="F932BF00">
       <w:numFmt w:val="decimal"/>
       <w:lvlText w:val=""/>
       <w:lvlJc w:val="left"/>
     </w:lvl>
-    <w:lvl w:ilvl="2" w:tplc="72CA34E8">
+    <w:lvl w:ilvl="2" w:tplc="DA1C282E">
       <w:numFmt w:val="decimal"/>
       <w:lvlText w:val=""/>
       <w:lvlJc w:val="left"/>
     </w:lvl>
-    <w:lvl w:ilvl="3" w:tplc="2674A18E">
+    <w:lvl w:ilvl="3" w:tplc="C288881A">
       <w:numFmt w:val="decimal"/>
       <w:lvlText w:val=""/>
       <w:lvlJc w:val="left"/>
     </w:lvl>
-    <w:lvl w:ilvl="4" w:tplc="3BA6A3B6">
+    <w:lvl w:ilvl="4" w:tplc="C8E4814A">
       <w:numFmt w:val="decimal"/>
       <w:lvlText w:val=""/>
       <w:lvlJc w:val="left"/>
     </w:lvl>
-    <w:lvl w:ilvl="5" w:tplc="F8A4616E">
+    <w:lvl w:ilvl="5" w:tplc="87A40A2A">
       <w:numFmt w:val="decimal"/>
       <w:lvlText w:val=""/>
       <w:lvlJc w:val="left"/>
     </w:lvl>
-    <w:lvl w:ilvl="6" w:tplc="359C2860">
+    <w:lvl w:ilvl="6" w:tplc="31003DF2">
       <w:numFmt w:val="decimal"/>
       <w:lvlText w:val=""/>
       <w:lvlJc w:val="left"/>
     </w:lvl>
-    <w:lvl w:ilvl="7" w:tplc="7270CD68">
+    <w:lvl w:ilvl="7" w:tplc="C5A25B9E">
       <w:numFmt w:val="decimal"/>
       <w:lvlText w:val=""/>
       <w:lvlJc w:val="left"/>
     </w:lvl>
-    <w:lvl w:ilvl="8" w:tplc="9CD053F2">
+    <w:lvl w:ilvl="8" w:tplc="175C9710">
       <w:numFmt w:val="decimal"/>
       <w:lvlText w:val=""/>
       <w:lvlJc w:val="left"/>
     </w:lvl>
   </w:abstractNum>
-  <w:abstractNum w:abstractNumId="7" w15:restartNumberingAfterBreak="0">
-    <w:nsid w:val="56C765F4"/>
+  <w:abstractNum w:abstractNumId="8" w15:restartNumberingAfterBreak="0">
+    <w:nsid w:val="49337708"/>
     <w:multiLevelType w:val="hybridMultilevel"/>
-    <w:tmpl w:val="1BCA5918"/>
-    <w:lvl w:ilvl="0" w:tplc="424A7C02">
+    <w:tmpl w:val="5E5E93CE"/>
+    <w:lvl w:ilvl="0" w:tplc="E6D4DA4E">
       <w:start w:val="1"/>
       <w:numFmt w:val="decimal"/>
       <w:lvlText w:val="%1."/>
@@ -19324,52 +19484,52 @@
         <w:color w:val="A67C27"/>
       </w:rPr>
     </w:lvl>
-    <w:lvl w:ilvl="1" w:tplc="B81EFE70">
+    <w:lvl w:ilvl="1" w:tplc="7F82FAC4">
       <w:numFmt w:val="decimal"/>
       <w:lvlText w:val=""/>
       <w:lvlJc w:val="left"/>
     </w:lvl>
-    <w:lvl w:ilvl="2" w:tplc="B2285780">
+    <w:lvl w:ilvl="2" w:tplc="FC4C7B30">
       <w:numFmt w:val="decimal"/>
       <w:lvlText w:val=""/>
       <w:lvlJc w:val="left"/>
     </w:lvl>
-    <w:lvl w:ilvl="3" w:tplc="34343600">
+    <w:lvl w:ilvl="3" w:tplc="45345AC4">
       <w:numFmt w:val="decimal"/>
       <w:lvlText w:val=""/>
       <w:lvlJc w:val="left"/>
     </w:lvl>
-    <w:lvl w:ilvl="4" w:tplc="10A27F40">
+    <w:lvl w:ilvl="4" w:tplc="75C68CEC">
       <w:numFmt w:val="decimal"/>
       <w:lvlText w:val=""/>
       <w:lvlJc w:val="left"/>
     </w:lvl>
-    <w:lvl w:ilvl="5" w:tplc="578065FC">
+    <w:lvl w:ilvl="5" w:tplc="CBEA5CC4">
       <w:numFmt w:val="decimal"/>
       <w:lvlText w:val=""/>
       <w:lvlJc w:val="left"/>
     </w:lvl>
-    <w:lvl w:ilvl="6" w:tplc="DA185744">
+    <w:lvl w:ilvl="6" w:tplc="2E00383A">
       <w:numFmt w:val="decimal"/>
       <w:lvlText w:val=""/>
       <w:lvlJc w:val="left"/>
     </w:lvl>
-    <w:lvl w:ilvl="7" w:tplc="542A5B72">
+    <w:lvl w:ilvl="7" w:tplc="7742AB98">
       <w:numFmt w:val="decimal"/>
       <w:lvlText w:val=""/>
       <w:lvlJc w:val="left"/>
     </w:lvl>
-    <w:lvl w:ilvl="8" w:tplc="B92685BE">
+    <w:lvl w:ilvl="8" w:tplc="55900D74">
       <w:numFmt w:val="decimal"/>
       <w:lvlText w:val=""/>
       <w:lvlJc w:val="left"/>
     </w:lvl>
   </w:abstractNum>
-  <w:abstractNum w:abstractNumId="8" w15:restartNumberingAfterBreak="0">
-    <w:nsid w:val="640325A1"/>
+  <w:abstractNum w:abstractNumId="9" w15:restartNumberingAfterBreak="0">
+    <w:nsid w:val="51951238"/>
     <w:multiLevelType w:val="hybridMultilevel"/>
-    <w:tmpl w:val="7A34B0B4"/>
-    <w:lvl w:ilvl="0" w:tplc="5BAEAA66">
+    <w:tmpl w:val="612A2284"/>
+    <w:lvl w:ilvl="0" w:tplc="6576C9D8">
       <w:start w:val="1"/>
       <w:numFmt w:val="decimal"/>
       <w:lvlText w:val="%1."/>
@@ -19383,52 +19543,52 @@
         <w:color w:val="A67C27"/>
       </w:rPr>
     </w:lvl>
-    <w:lvl w:ilvl="1" w:tplc="89E8FE2A">
+    <w:lvl w:ilvl="1" w:tplc="040A7536">
       <w:numFmt w:val="decimal"/>
       <w:lvlText w:val=""/>
       <w:lvlJc w:val="left"/>
     </w:lvl>
-    <w:lvl w:ilvl="2" w:tplc="4C3C2826">
+    <w:lvl w:ilvl="2" w:tplc="F8F6C0D0">
       <w:numFmt w:val="decimal"/>
       <w:lvlText w:val=""/>
       <w:lvlJc w:val="left"/>
     </w:lvl>
-    <w:lvl w:ilvl="3" w:tplc="A1BC245A">
+    <w:lvl w:ilvl="3" w:tplc="78D87B3C">
       <w:numFmt w:val="decimal"/>
       <w:lvlText w:val=""/>
       <w:lvlJc w:val="left"/>
     </w:lvl>
-    <w:lvl w:ilvl="4" w:tplc="F01CE8BA">
+    <w:lvl w:ilvl="4" w:tplc="530429DE">
       <w:numFmt w:val="decimal"/>
       <w:lvlText w:val=""/>
       <w:lvlJc w:val="left"/>
     </w:lvl>
-    <w:lvl w:ilvl="5" w:tplc="C65C7094">
+    <w:lvl w:ilvl="5" w:tplc="82404A70">
       <w:numFmt w:val="decimal"/>
       <w:lvlText w:val=""/>
       <w:lvlJc w:val="left"/>
     </w:lvl>
-    <w:lvl w:ilvl="6" w:tplc="4030E47A">
+    <w:lvl w:ilvl="6" w:tplc="0F768366">
       <w:numFmt w:val="decimal"/>
       <w:lvlText w:val=""/>
       <w:lvlJc w:val="left"/>
     </w:lvl>
-    <w:lvl w:ilvl="7" w:tplc="A2A080C2">
+    <w:lvl w:ilvl="7" w:tplc="52BEDE26">
       <w:numFmt w:val="decimal"/>
       <w:lvlText w:val=""/>
       <w:lvlJc w:val="left"/>
     </w:lvl>
-    <w:lvl w:ilvl="8" w:tplc="159A3DD6">
+    <w:lvl w:ilvl="8" w:tplc="ED880FBA">
       <w:numFmt w:val="decimal"/>
       <w:lvlText w:val=""/>
       <w:lvlJc w:val="left"/>
     </w:lvl>
   </w:abstractNum>
-  <w:abstractNum w:abstractNumId="9" w15:restartNumberingAfterBreak="0">
-    <w:nsid w:val="674A5022"/>
+  <w:abstractNum w:abstractNumId="10" w15:restartNumberingAfterBreak="0">
+    <w:nsid w:val="52F13D5D"/>
     <w:multiLevelType w:val="hybridMultilevel"/>
-    <w:tmpl w:val="D9D0C3CC"/>
-    <w:lvl w:ilvl="0" w:tplc="F4920E92">
+    <w:tmpl w:val="9D14A8E8"/>
+    <w:lvl w:ilvl="0" w:tplc="7A385760">
       <w:start w:val="1"/>
       <w:numFmt w:val="decimal"/>
       <w:lvlText w:val="%1."/>
@@ -19442,52 +19602,52 @@
         <w:color w:val="A67C27"/>
       </w:rPr>
     </w:lvl>
-    <w:lvl w:ilvl="1" w:tplc="545CA636">
+    <w:lvl w:ilvl="1" w:tplc="8D5CADD4">
       <w:numFmt w:val="decimal"/>
       <w:lvlText w:val=""/>
       <w:lvlJc w:val="left"/>
     </w:lvl>
-    <w:lvl w:ilvl="2" w:tplc="DBDAB37C">
+    <w:lvl w:ilvl="2" w:tplc="4FC0CC88">
       <w:numFmt w:val="decimal"/>
       <w:lvlText w:val=""/>
       <w:lvlJc w:val="left"/>
     </w:lvl>
-    <w:lvl w:ilvl="3" w:tplc="512C8D38">
+    <w:lvl w:ilvl="3" w:tplc="2BE44A9E">
       <w:numFmt w:val="decimal"/>
       <w:lvlText w:val=""/>
       <w:lvlJc w:val="left"/>
     </w:lvl>
-    <w:lvl w:ilvl="4" w:tplc="116235AA">
+    <w:lvl w:ilvl="4" w:tplc="DE1C7B20">
       <w:numFmt w:val="decimal"/>
       <w:lvlText w:val=""/>
       <w:lvlJc w:val="left"/>
     </w:lvl>
-    <w:lvl w:ilvl="5" w:tplc="34CA8FDC">
+    <w:lvl w:ilvl="5" w:tplc="12D60A82">
       <w:numFmt w:val="decimal"/>
       <w:lvlText w:val=""/>
       <w:lvlJc w:val="left"/>
     </w:lvl>
-    <w:lvl w:ilvl="6" w:tplc="93BC0656">
+    <w:lvl w:ilvl="6" w:tplc="8FDA0C7A">
       <w:numFmt w:val="decimal"/>
       <w:lvlText w:val=""/>
       <w:lvlJc w:val="left"/>
     </w:lvl>
-    <w:lvl w:ilvl="7" w:tplc="7D42AA50">
+    <w:lvl w:ilvl="7" w:tplc="F274E71C">
       <w:numFmt w:val="decimal"/>
       <w:lvlText w:val=""/>
       <w:lvlJc w:val="left"/>
     </w:lvl>
-    <w:lvl w:ilvl="8" w:tplc="72B610CC">
+    <w:lvl w:ilvl="8" w:tplc="ADF62F6E">
       <w:numFmt w:val="decimal"/>
       <w:lvlText w:val=""/>
       <w:lvlJc w:val="left"/>
     </w:lvl>
   </w:abstractNum>
-  <w:abstractNum w:abstractNumId="10" w15:restartNumberingAfterBreak="0">
-    <w:nsid w:val="73E32325"/>
+  <w:abstractNum w:abstractNumId="11" w15:restartNumberingAfterBreak="0">
+    <w:nsid w:val="59CC2E1B"/>
     <w:multiLevelType w:val="hybridMultilevel"/>
-    <w:tmpl w:val="014AB24A"/>
-    <w:lvl w:ilvl="0" w:tplc="3F6A2B98">
+    <w:tmpl w:val="F274D9A2"/>
+    <w:lvl w:ilvl="0" w:tplc="B90C9BFC">
       <w:start w:val="1"/>
       <w:numFmt w:val="decimal"/>
       <w:lvlText w:val="%1."/>
@@ -19501,174 +19661,115 @@
         <w:color w:val="A67C27"/>
       </w:rPr>
     </w:lvl>
-    <w:lvl w:ilvl="1" w:tplc="B922C89A">
+    <w:lvl w:ilvl="1" w:tplc="78060DAE">
       <w:numFmt w:val="decimal"/>
       <w:lvlText w:val=""/>
       <w:lvlJc w:val="left"/>
     </w:lvl>
-    <w:lvl w:ilvl="2" w:tplc="4EFEC1C4">
+    <w:lvl w:ilvl="2" w:tplc="3F02870C">
       <w:numFmt w:val="decimal"/>
       <w:lvlText w:val=""/>
       <w:lvlJc w:val="left"/>
     </w:lvl>
-    <w:lvl w:ilvl="3" w:tplc="FD8224FE">
+    <w:lvl w:ilvl="3" w:tplc="58DE97EA">
       <w:numFmt w:val="decimal"/>
       <w:lvlText w:val=""/>
       <w:lvlJc w:val="left"/>
     </w:lvl>
-    <w:lvl w:ilvl="4" w:tplc="68C49E64">
+    <w:lvl w:ilvl="4" w:tplc="4FC010C4">
       <w:numFmt w:val="decimal"/>
       <w:lvlText w:val=""/>
       <w:lvlJc w:val="left"/>
     </w:lvl>
-    <w:lvl w:ilvl="5" w:tplc="1458F1AA">
+    <w:lvl w:ilvl="5" w:tplc="B3984D62">
       <w:numFmt w:val="decimal"/>
       <w:lvlText w:val=""/>
       <w:lvlJc w:val="left"/>
     </w:lvl>
-    <w:lvl w:ilvl="6" w:tplc="AF34EBCA">
+    <w:lvl w:ilvl="6" w:tplc="FD041286">
       <w:numFmt w:val="decimal"/>
       <w:lvlText w:val=""/>
       <w:lvlJc w:val="left"/>
     </w:lvl>
-    <w:lvl w:ilvl="7" w:tplc="382081B0">
+    <w:lvl w:ilvl="7" w:tplc="DC9CEC3E">
       <w:numFmt w:val="decimal"/>
       <w:lvlText w:val=""/>
       <w:lvlJc w:val="left"/>
     </w:lvl>
-    <w:lvl w:ilvl="8" w:tplc="D7741DB8">
+    <w:lvl w:ilvl="8" w:tplc="C62ACC00">
       <w:numFmt w:val="decimal"/>
       <w:lvlText w:val=""/>
       <w:lvlJc w:val="left"/>
     </w:lvl>
   </w:abstractNum>
-  <w:abstractNum w:abstractNumId="11" w15:restartNumberingAfterBreak="0">
-    <w:nsid w:val="7C941D06"/>
-    <w:multiLevelType w:val="hybridMultilevel"/>
-    <w:tmpl w:val="46463BE8"/>
-    <w:lvl w:ilvl="0" w:tplc="BBB8254C">
-      <w:start w:val="1"/>
-      <w:numFmt w:val="decimal"/>
-      <w:lvlText w:val="%1."/>
-      <w:lvlJc w:val="left"/>
-      <w:pPr>
-        <w:ind w:left="460" w:hanging="360"/>
-      </w:pPr>
-      <w:rPr>
-        <w:b/>
-        <w:bCs/>
-        <w:color w:val="A67C27"/>
-      </w:rPr>
-    </w:lvl>
-    <w:lvl w:ilvl="1" w:tplc="3BACC244">
-      <w:numFmt w:val="decimal"/>
-      <w:lvlText w:val=""/>
-      <w:lvlJc w:val="left"/>
-    </w:lvl>
-    <w:lvl w:ilvl="2" w:tplc="48647FFC">
-      <w:numFmt w:val="decimal"/>
-      <w:lvlText w:val=""/>
-      <w:lvlJc w:val="left"/>
-    </w:lvl>
-    <w:lvl w:ilvl="3" w:tplc="6CE628CC">
-      <w:numFmt w:val="decimal"/>
-      <w:lvlText w:val=""/>
-      <w:lvlJc w:val="left"/>
-    </w:lvl>
-    <w:lvl w:ilvl="4" w:tplc="8B2A6D1A">
-      <w:numFmt w:val="decimal"/>
-      <w:lvlText w:val=""/>
-      <w:lvlJc w:val="left"/>
-    </w:lvl>
-    <w:lvl w:ilvl="5" w:tplc="DF32FC46">
-      <w:numFmt w:val="decimal"/>
-      <w:lvlText w:val=""/>
-      <w:lvlJc w:val="left"/>
-    </w:lvl>
-    <w:lvl w:ilvl="6" w:tplc="A740AD2C">
-      <w:numFmt w:val="decimal"/>
-      <w:lvlText w:val=""/>
-      <w:lvlJc w:val="left"/>
-    </w:lvl>
-    <w:lvl w:ilvl="7" w:tplc="FC5044BE">
-      <w:numFmt w:val="decimal"/>
-      <w:lvlText w:val=""/>
-      <w:lvlJc w:val="left"/>
-    </w:lvl>
-    <w:lvl w:ilvl="8" w:tplc="A454C686">
-      <w:numFmt w:val="decimal"/>
-      <w:lvlText w:val=""/>
-      <w:lvlJc w:val="left"/>
-    </w:lvl>
-  </w:abstractNum>
-  <w:num w:numId="1" w16cid:durableId="1955285969">
+  <w:num w:numId="1" w16cid:durableId="613364206">
+    <w:abstractNumId w:val="3"/>
+    <w:lvlOverride w:ilvl="0">
+      <w:startOverride w:val="1"/>
+    </w:lvlOverride>
+  </w:num>
+  <w:num w:numId="2" w16cid:durableId="849486309">
+    <w:abstractNumId w:val="2"/>
+    <w:lvlOverride w:ilvl="0">
+      <w:startOverride w:val="1"/>
+    </w:lvlOverride>
+  </w:num>
+  <w:num w:numId="3" w16cid:durableId="243804946">
+    <w:abstractNumId w:val="11"/>
+    <w:lvlOverride w:ilvl="0">
+      <w:startOverride w:val="1"/>
+    </w:lvlOverride>
+  </w:num>
+  <w:num w:numId="4" w16cid:durableId="243030127">
+    <w:abstractNumId w:val="6"/>
+    <w:lvlOverride w:ilvl="0">
+      <w:startOverride w:val="1"/>
+    </w:lvlOverride>
+  </w:num>
+  <w:num w:numId="5" w16cid:durableId="228420744">
+    <w:abstractNumId w:val="7"/>
+    <w:lvlOverride w:ilvl="0">
+      <w:startOverride w:val="1"/>
+    </w:lvlOverride>
+  </w:num>
+  <w:num w:numId="6" w16cid:durableId="405300453">
+    <w:abstractNumId w:val="1"/>
+    <w:lvlOverride w:ilvl="0">
+      <w:startOverride w:val="1"/>
+    </w:lvlOverride>
+  </w:num>
+  <w:num w:numId="7" w16cid:durableId="1351909234">
     <w:abstractNumId w:val="4"/>
     <w:lvlOverride w:ilvl="0">
       <w:startOverride w:val="1"/>
     </w:lvlOverride>
   </w:num>
-  <w:num w:numId="2" w16cid:durableId="1634941700">
-    <w:abstractNumId w:val="0"/>
+  <w:num w:numId="8" w16cid:durableId="75825287">
+    <w:abstractNumId w:val="10"/>
     <w:lvlOverride w:ilvl="0">
       <w:startOverride w:val="1"/>
     </w:lvlOverride>
   </w:num>
-  <w:num w:numId="3" w16cid:durableId="369065558">
-    <w:abstractNumId w:val="7"/>
+  <w:num w:numId="9" w16cid:durableId="189296423">
+    <w:abstractNumId w:val="5"/>
     <w:lvlOverride w:ilvl="0">
       <w:startOverride w:val="1"/>
     </w:lvlOverride>
   </w:num>
-  <w:num w:numId="4" w16cid:durableId="1706632286">
-    <w:abstractNumId w:val="11"/>
+  <w:num w:numId="10" w16cid:durableId="788863114">
+    <w:abstractNumId w:val="8"/>
     <w:lvlOverride w:ilvl="0">
       <w:startOverride w:val="1"/>
     </w:lvlOverride>
   </w:num>
-  <w:num w:numId="5" w16cid:durableId="1110202171">
-    <w:abstractNumId w:val="3"/>
-    <w:lvlOverride w:ilvl="0">
-      <w:startOverride w:val="1"/>
-    </w:lvlOverride>
-  </w:num>
-  <w:num w:numId="6" w16cid:durableId="1725450330">
-    <w:abstractNumId w:val="6"/>
-    <w:lvlOverride w:ilvl="0">
-      <w:startOverride w:val="1"/>
-    </w:lvlOverride>
-  </w:num>
-  <w:num w:numId="7" w16cid:durableId="1958871685">
-    <w:abstractNumId w:val="2"/>
-    <w:lvlOverride w:ilvl="0">
-      <w:startOverride w:val="1"/>
-    </w:lvlOverride>
-  </w:num>
-  <w:num w:numId="8" w16cid:durableId="57285011">
-    <w:abstractNumId w:val="1"/>
-    <w:lvlOverride w:ilvl="0">
-      <w:startOverride w:val="1"/>
-    </w:lvlOverride>
-  </w:num>
-  <w:num w:numId="9" w16cid:durableId="1316178444">
+  <w:num w:numId="11" w16cid:durableId="746535134">
     <w:abstractNumId w:val="9"/>
     <w:lvlOverride w:ilvl="0">
       <w:startOverride w:val="1"/>
     </w:lvlOverride>
   </w:num>
-  <w:num w:numId="10" w16cid:durableId="1998916414">
-    <w:abstractNumId w:val="5"/>
-    <w:lvlOverride w:ilvl="0">
-      <w:startOverride w:val="1"/>
-    </w:lvlOverride>
-  </w:num>
-  <w:num w:numId="11" w16cid:durableId="638924494">
-    <w:abstractNumId w:val="8"/>
-    <w:lvlOverride w:ilvl="0">
-      <w:startOverride w:val="1"/>
-    </w:lvlOverride>
-  </w:num>
-  <w:num w:numId="12" w16cid:durableId="1660042140">
-    <w:abstractNumId w:val="10"/>
+  <w:num w:numId="12" w16cid:durableId="656882148">
+    <w:abstractNumId w:val="0"/>
     <w:lvlOverride w:ilvl="0">
       <w:startOverride w:val="1"/>
     </w:lvlOverride>
@@ -20293,7 +20394,7 @@
     <w:autoRedefine/>
     <w:uiPriority w:val="39"/>
     <w:unhideWhenUsed/>
-    <w:rsid w:val="00FF46D7"/>
+    <w:rsid w:val="002212F1"/>
     <w:pPr>
       <w:spacing w:after="100"/>
     </w:pPr>
@@ -20305,7 +20406,7 @@
     <w:autoRedefine/>
     <w:uiPriority w:val="39"/>
     <w:unhideWhenUsed/>
-    <w:rsid w:val="00FF46D7"/>
+    <w:rsid w:val="002212F1"/>
     <w:pPr>
       <w:spacing w:after="100"/>
       <w:ind w:left="210"/>

--- a/docs/manuals/Role_Guide_6_Documentary_RA.docx
+++ b/docs/manuals/Role_Guide_6_Documentary_RA.docx
@@ -69,7 +69,7 @@
           <w:left w:w="10" w:type="dxa"/>
           <w:right w:w="10" w:type="dxa"/>
         </w:tblCellMar>
-        <w:tblLook w:val="04A0" w:firstRow="1" w:lastRow="0" w:firstColumn="1" w:lastColumn="0" w:noHBand="0" w:noVBand="1"/>
+        <w:tblLook w:val="0000" w:firstRow="0" w:lastRow="0" w:firstColumn="0" w:lastColumn="0" w:noHBand="0" w:noVBand="0"/>
       </w:tblPr>
       <w:tblGrid>
         <w:gridCol w:w="2300"/>
@@ -412,7 +412,7 @@
                 <w:sz w:val="19"/>
                 <w:szCs w:val="19"/>
               </w:rPr>
-              <w:t>0773943709 · abffst.research.cut@gmail.com</w:t>
+              <w:t>0773943709 · abffst.research@gmail.com</w:t>
             </w:r>
           </w:p>
         </w:tc>
@@ -469,7 +469,7 @@
                 <w:sz w:val="19"/>
                 <w:szCs w:val="19"/>
               </w:rPr>
-              <w:t>Version 1.9 · 22 September 2026</w:t>
+              <w:t>Version 1.10 · 22 September 2026</w:t>
             </w:r>
           </w:p>
         </w:tc>
@@ -538,7 +538,7 @@
     <w:sdt>
       <w:sdtPr>
         <w:alias w:val="Contents"/>
-        <w:id w:val="-367995072"/>
+        <w:id w:val="-1591454239"/>
       </w:sdtPr>
       <w:sdtEndPr/>
       <w:sdtContent>
@@ -567,7 +567,7 @@
           <w:r>
             <w:fldChar w:fldCharType="separate"/>
           </w:r>
-          <w:hyperlink w:anchor="_Toc240961143" w:history="1">
+          <w:hyperlink w:anchor="_Toc240976173" w:history="1">
             <w:r>
               <w:rPr>
                 <w:rStyle w:val="Hyperlink"/>
@@ -591,7 +591,7 @@
               <w:rPr>
                 <w:noProof/>
               </w:rPr>
-              <w:instrText xml:space="preserve"> PAGEREF _Toc240961143 \h </w:instrText>
+              <w:instrText xml:space="preserve"> PAGEREF _Toc240976173 \h </w:instrText>
             </w:r>
             <w:r>
               <w:rPr>
@@ -634,7 +634,7 @@
               <w14:ligatures w14:val="standardContextual"/>
             </w:rPr>
           </w:pPr>
-          <w:hyperlink w:anchor="_Toc240961144" w:history="1">
+          <w:hyperlink w:anchor="_Toc240976174" w:history="1">
             <w:r>
               <w:rPr>
                 <w:rStyle w:val="Hyperlink"/>
@@ -658,7 +658,7 @@
               <w:rPr>
                 <w:noProof/>
               </w:rPr>
-              <w:instrText xml:space="preserve"> PAGEREF _Toc240961144 \h </w:instrText>
+              <w:instrText xml:space="preserve"> PAGEREF _Toc240976174 \h </w:instrText>
             </w:r>
             <w:r>
               <w:rPr>
@@ -701,7 +701,7 @@
               <w14:ligatures w14:val="standardContextual"/>
             </w:rPr>
           </w:pPr>
-          <w:hyperlink w:anchor="_Toc240961145" w:history="1">
+          <w:hyperlink w:anchor="_Toc240976175" w:history="1">
             <w:r>
               <w:rPr>
                 <w:rStyle w:val="Hyperlink"/>
@@ -725,7 +725,7 @@
               <w:rPr>
                 <w:noProof/>
               </w:rPr>
-              <w:instrText xml:space="preserve"> PAGEREF _Toc240961145 \h </w:instrText>
+              <w:instrText xml:space="preserve"> PAGEREF _Toc240976175 \h </w:instrText>
             </w:r>
             <w:r>
               <w:rPr>
@@ -768,7 +768,7 @@
               <w14:ligatures w14:val="standardContextual"/>
             </w:rPr>
           </w:pPr>
-          <w:hyperlink w:anchor="_Toc240961146" w:history="1">
+          <w:hyperlink w:anchor="_Toc240976176" w:history="1">
             <w:r>
               <w:rPr>
                 <w:rStyle w:val="Hyperlink"/>
@@ -792,7 +792,7 @@
               <w:rPr>
                 <w:noProof/>
               </w:rPr>
-              <w:instrText xml:space="preserve"> PAGEREF _Toc240961146 \h </w:instrText>
+              <w:instrText xml:space="preserve"> PAGEREF _Toc240976176 \h </w:instrText>
             </w:r>
             <w:r>
               <w:rPr>
@@ -835,7 +835,7 @@
               <w14:ligatures w14:val="standardContextual"/>
             </w:rPr>
           </w:pPr>
-          <w:hyperlink w:anchor="_Toc240961147" w:history="1">
+          <w:hyperlink w:anchor="_Toc240976177" w:history="1">
             <w:r>
               <w:rPr>
                 <w:rStyle w:val="Hyperlink"/>
@@ -859,7 +859,7 @@
               <w:rPr>
                 <w:noProof/>
               </w:rPr>
-              <w:instrText xml:space="preserve"> PAGEREF _Toc240961147 \h </w:instrText>
+              <w:instrText xml:space="preserve"> PAGEREF _Toc240976177 \h </w:instrText>
             </w:r>
             <w:r>
               <w:rPr>
@@ -902,7 +902,7 @@
               <w14:ligatures w14:val="standardContextual"/>
             </w:rPr>
           </w:pPr>
-          <w:hyperlink w:anchor="_Toc240961148" w:history="1">
+          <w:hyperlink w:anchor="_Toc240976178" w:history="1">
             <w:r>
               <w:rPr>
                 <w:rStyle w:val="Hyperlink"/>
@@ -926,7 +926,7 @@
               <w:rPr>
                 <w:noProof/>
               </w:rPr>
-              <w:instrText xml:space="preserve"> PAGEREF _Toc240961148 \h </w:instrText>
+              <w:instrText xml:space="preserve"> PAGEREF _Toc240976178 \h </w:instrText>
             </w:r>
             <w:r>
               <w:rPr>
@@ -969,7 +969,7 @@
               <w14:ligatures w14:val="standardContextual"/>
             </w:rPr>
           </w:pPr>
-          <w:hyperlink w:anchor="_Toc240961149" w:history="1">
+          <w:hyperlink w:anchor="_Toc240976179" w:history="1">
             <w:r>
               <w:rPr>
                 <w:rStyle w:val="Hyperlink"/>
@@ -993,7 +993,7 @@
               <w:rPr>
                 <w:noProof/>
               </w:rPr>
-              <w:instrText xml:space="preserve"> PAGEREF _Toc240961149 \h </w:instrText>
+              <w:instrText xml:space="preserve"> PAGEREF _Toc240976179 \h </w:instrText>
             </w:r>
             <w:r>
               <w:rPr>
@@ -1036,7 +1036,7 @@
               <w14:ligatures w14:val="standardContextual"/>
             </w:rPr>
           </w:pPr>
-          <w:hyperlink w:anchor="_Toc240961150" w:history="1">
+          <w:hyperlink w:anchor="_Toc240976180" w:history="1">
             <w:r>
               <w:rPr>
                 <w:rStyle w:val="Hyperlink"/>
@@ -1060,7 +1060,7 @@
               <w:rPr>
                 <w:noProof/>
               </w:rPr>
-              <w:instrText xml:space="preserve"> PAGEREF _Toc240961150 \h </w:instrText>
+              <w:instrText xml:space="preserve"> PAGEREF _Toc240976180 \h </w:instrText>
             </w:r>
             <w:r>
               <w:rPr>
@@ -1103,7 +1103,7 @@
               <w14:ligatures w14:val="standardContextual"/>
             </w:rPr>
           </w:pPr>
-          <w:hyperlink w:anchor="_Toc240961151" w:history="1">
+          <w:hyperlink w:anchor="_Toc240976181" w:history="1">
             <w:r>
               <w:rPr>
                 <w:rStyle w:val="Hyperlink"/>
@@ -1127,7 +1127,7 @@
               <w:rPr>
                 <w:noProof/>
               </w:rPr>
-              <w:instrText xml:space="preserve"> PAGEREF _Toc240961151 \h </w:instrText>
+              <w:instrText xml:space="preserve"> PAGEREF _Toc240976181 \h </w:instrText>
             </w:r>
             <w:r>
               <w:rPr>
@@ -1170,7 +1170,7 @@
               <w14:ligatures w14:val="standardContextual"/>
             </w:rPr>
           </w:pPr>
-          <w:hyperlink w:anchor="_Toc240961152" w:history="1">
+          <w:hyperlink w:anchor="_Toc240976182" w:history="1">
             <w:r>
               <w:rPr>
                 <w:rStyle w:val="Hyperlink"/>
@@ -1194,7 +1194,7 @@
               <w:rPr>
                 <w:noProof/>
               </w:rPr>
-              <w:instrText xml:space="preserve"> PAGEREF _Toc240961152 \h </w:instrText>
+              <w:instrText xml:space="preserve"> PAGEREF _Toc240976182 \h </w:instrText>
             </w:r>
             <w:r>
               <w:rPr>
@@ -1237,7 +1237,7 @@
               <w14:ligatures w14:val="standardContextual"/>
             </w:rPr>
           </w:pPr>
-          <w:hyperlink w:anchor="_Toc240961153" w:history="1">
+          <w:hyperlink w:anchor="_Toc240976183" w:history="1">
             <w:r>
               <w:rPr>
                 <w:rStyle w:val="Hyperlink"/>
@@ -1261,7 +1261,7 @@
               <w:rPr>
                 <w:noProof/>
               </w:rPr>
-              <w:instrText xml:space="preserve"> PAGEREF _Toc240961153 \h </w:instrText>
+              <w:instrText xml:space="preserve"> PAGEREF _Toc240976183 \h </w:instrText>
             </w:r>
             <w:r>
               <w:rPr>
@@ -1304,7 +1304,7 @@
               <w14:ligatures w14:val="standardContextual"/>
             </w:rPr>
           </w:pPr>
-          <w:hyperlink w:anchor="_Toc240961154" w:history="1">
+          <w:hyperlink w:anchor="_Toc240976184" w:history="1">
             <w:r>
               <w:rPr>
                 <w:rStyle w:val="Hyperlink"/>
@@ -1328,7 +1328,7 @@
               <w:rPr>
                 <w:noProof/>
               </w:rPr>
-              <w:instrText xml:space="preserve"> PAGEREF _Toc240961154 \h </w:instrText>
+              <w:instrText xml:space="preserve"> PAGEREF _Toc240976184 \h </w:instrText>
             </w:r>
             <w:r>
               <w:rPr>
@@ -1371,7 +1371,7 @@
               <w14:ligatures w14:val="standardContextual"/>
             </w:rPr>
           </w:pPr>
-          <w:hyperlink w:anchor="_Toc240961155" w:history="1">
+          <w:hyperlink w:anchor="_Toc240976185" w:history="1">
             <w:r>
               <w:rPr>
                 <w:rStyle w:val="Hyperlink"/>
@@ -1395,7 +1395,7 @@
               <w:rPr>
                 <w:noProof/>
               </w:rPr>
-              <w:instrText xml:space="preserve"> PAGEREF _Toc240961155 \h </w:instrText>
+              <w:instrText xml:space="preserve"> PAGEREF _Toc240976185 \h </w:instrText>
             </w:r>
             <w:r>
               <w:rPr>
@@ -1438,7 +1438,7 @@
               <w14:ligatures w14:val="standardContextual"/>
             </w:rPr>
           </w:pPr>
-          <w:hyperlink w:anchor="_Toc240961156" w:history="1">
+          <w:hyperlink w:anchor="_Toc240976186" w:history="1">
             <w:r>
               <w:rPr>
                 <w:rStyle w:val="Hyperlink"/>
@@ -1462,7 +1462,7 @@
               <w:rPr>
                 <w:noProof/>
               </w:rPr>
-              <w:instrText xml:space="preserve"> PAGEREF _Toc240961156 \h </w:instrText>
+              <w:instrText xml:space="preserve"> PAGEREF _Toc240976186 \h </w:instrText>
             </w:r>
             <w:r>
               <w:rPr>
@@ -1505,7 +1505,7 @@
               <w14:ligatures w14:val="standardContextual"/>
             </w:rPr>
           </w:pPr>
-          <w:hyperlink w:anchor="_Toc240961157" w:history="1">
+          <w:hyperlink w:anchor="_Toc240976187" w:history="1">
             <w:r>
               <w:rPr>
                 <w:rStyle w:val="Hyperlink"/>
@@ -1529,7 +1529,7 @@
               <w:rPr>
                 <w:noProof/>
               </w:rPr>
-              <w:instrText xml:space="preserve"> PAGEREF _Toc240961157 \h </w:instrText>
+              <w:instrText xml:space="preserve"> PAGEREF _Toc240976187 \h </w:instrText>
             </w:r>
             <w:r>
               <w:rPr>
@@ -1572,7 +1572,7 @@
               <w14:ligatures w14:val="standardContextual"/>
             </w:rPr>
           </w:pPr>
-          <w:hyperlink w:anchor="_Toc240961158" w:history="1">
+          <w:hyperlink w:anchor="_Toc240976188" w:history="1">
             <w:r>
               <w:rPr>
                 <w:rStyle w:val="Hyperlink"/>
@@ -1596,7 +1596,7 @@
               <w:rPr>
                 <w:noProof/>
               </w:rPr>
-              <w:instrText xml:space="preserve"> PAGEREF _Toc240961158 \h </w:instrText>
+              <w:instrText xml:space="preserve"> PAGEREF _Toc240976188 \h </w:instrText>
             </w:r>
             <w:r>
               <w:rPr>
@@ -1639,7 +1639,7 @@
               <w14:ligatures w14:val="standardContextual"/>
             </w:rPr>
           </w:pPr>
-          <w:hyperlink w:anchor="_Toc240961159" w:history="1">
+          <w:hyperlink w:anchor="_Toc240976189" w:history="1">
             <w:r>
               <w:rPr>
                 <w:rStyle w:val="Hyperlink"/>
@@ -1663,7 +1663,7 @@
               <w:rPr>
                 <w:noProof/>
               </w:rPr>
-              <w:instrText xml:space="preserve"> PAGEREF _Toc240961159 \h </w:instrText>
+              <w:instrText xml:space="preserve"> PAGEREF _Toc240976189 \h </w:instrText>
             </w:r>
             <w:r>
               <w:rPr>
@@ -1706,7 +1706,7 @@
               <w14:ligatures w14:val="standardContextual"/>
             </w:rPr>
           </w:pPr>
-          <w:hyperlink w:anchor="_Toc240961160" w:history="1">
+          <w:hyperlink w:anchor="_Toc240976190" w:history="1">
             <w:r>
               <w:rPr>
                 <w:rStyle w:val="Hyperlink"/>
@@ -1730,7 +1730,7 @@
               <w:rPr>
                 <w:noProof/>
               </w:rPr>
-              <w:instrText xml:space="preserve"> PAGEREF _Toc240961160 \h </w:instrText>
+              <w:instrText xml:space="preserve"> PAGEREF _Toc240976190 \h </w:instrText>
             </w:r>
             <w:r>
               <w:rPr>
@@ -1773,7 +1773,7 @@
               <w14:ligatures w14:val="standardContextual"/>
             </w:rPr>
           </w:pPr>
-          <w:hyperlink w:anchor="_Toc240961161" w:history="1">
+          <w:hyperlink w:anchor="_Toc240976191" w:history="1">
             <w:r>
               <w:rPr>
                 <w:rStyle w:val="Hyperlink"/>
@@ -1797,7 +1797,7 @@
               <w:rPr>
                 <w:noProof/>
               </w:rPr>
-              <w:instrText xml:space="preserve"> PAGEREF _Toc240961161 \h </w:instrText>
+              <w:instrText xml:space="preserve"> PAGEREF _Toc240976191 \h </w:instrText>
             </w:r>
             <w:r>
               <w:rPr>
@@ -1840,7 +1840,7 @@
               <w14:ligatures w14:val="standardContextual"/>
             </w:rPr>
           </w:pPr>
-          <w:hyperlink w:anchor="_Toc240961162" w:history="1">
+          <w:hyperlink w:anchor="_Toc240976192" w:history="1">
             <w:r>
               <w:rPr>
                 <w:rStyle w:val="Hyperlink"/>
@@ -1864,7 +1864,7 @@
               <w:rPr>
                 <w:noProof/>
               </w:rPr>
-              <w:instrText xml:space="preserve"> PAGEREF _Toc240961162 \h </w:instrText>
+              <w:instrText xml:space="preserve"> PAGEREF _Toc240976192 \h </w:instrText>
             </w:r>
             <w:r>
               <w:rPr>
@@ -1907,7 +1907,7 @@
               <w14:ligatures w14:val="standardContextual"/>
             </w:rPr>
           </w:pPr>
-          <w:hyperlink w:anchor="_Toc240961163" w:history="1">
+          <w:hyperlink w:anchor="_Toc240976193" w:history="1">
             <w:r>
               <w:rPr>
                 <w:rStyle w:val="Hyperlink"/>
@@ -1931,7 +1931,7 @@
               <w:rPr>
                 <w:noProof/>
               </w:rPr>
-              <w:instrText xml:space="preserve"> PAGEREF _Toc240961163 \h </w:instrText>
+              <w:instrText xml:space="preserve"> PAGEREF _Toc240976193 \h </w:instrText>
             </w:r>
             <w:r>
               <w:rPr>
@@ -1974,7 +1974,7 @@
               <w14:ligatures w14:val="standardContextual"/>
             </w:rPr>
           </w:pPr>
-          <w:hyperlink w:anchor="_Toc240961164" w:history="1">
+          <w:hyperlink w:anchor="_Toc240976194" w:history="1">
             <w:r>
               <w:rPr>
                 <w:rStyle w:val="Hyperlink"/>
@@ -1998,7 +1998,7 @@
               <w:rPr>
                 <w:noProof/>
               </w:rPr>
-              <w:instrText xml:space="preserve"> PAGEREF _Toc240961164 \h </w:instrText>
+              <w:instrText xml:space="preserve"> PAGEREF _Toc240976194 \h </w:instrText>
             </w:r>
             <w:r>
               <w:rPr>
@@ -2041,7 +2041,7 @@
               <w14:ligatures w14:val="standardContextual"/>
             </w:rPr>
           </w:pPr>
-          <w:hyperlink w:anchor="_Toc240961165" w:history="1">
+          <w:hyperlink w:anchor="_Toc240976195" w:history="1">
             <w:r>
               <w:rPr>
                 <w:rStyle w:val="Hyperlink"/>
@@ -2065,7 +2065,7 @@
               <w:rPr>
                 <w:noProof/>
               </w:rPr>
-              <w:instrText xml:space="preserve"> PAGEREF _Toc240961165 \h </w:instrText>
+              <w:instrText xml:space="preserve"> PAGEREF _Toc240976195 \h </w:instrText>
             </w:r>
             <w:r>
               <w:rPr>
@@ -2108,7 +2108,7 @@
               <w14:ligatures w14:val="standardContextual"/>
             </w:rPr>
           </w:pPr>
-          <w:hyperlink w:anchor="_Toc240961166" w:history="1">
+          <w:hyperlink w:anchor="_Toc240976196" w:history="1">
             <w:r>
               <w:rPr>
                 <w:rStyle w:val="Hyperlink"/>
@@ -2132,7 +2132,7 @@
               <w:rPr>
                 <w:noProof/>
               </w:rPr>
-              <w:instrText xml:space="preserve"> PAGEREF _Toc240961166 \h </w:instrText>
+              <w:instrText xml:space="preserve"> PAGEREF _Toc240976196 \h </w:instrText>
             </w:r>
             <w:r>
               <w:rPr>
@@ -2175,7 +2175,7 @@
               <w14:ligatures w14:val="standardContextual"/>
             </w:rPr>
           </w:pPr>
-          <w:hyperlink w:anchor="_Toc240961167" w:history="1">
+          <w:hyperlink w:anchor="_Toc240976197" w:history="1">
             <w:r>
               <w:rPr>
                 <w:rStyle w:val="Hyperlink"/>
@@ -2199,7 +2199,7 @@
               <w:rPr>
                 <w:noProof/>
               </w:rPr>
-              <w:instrText xml:space="preserve"> PAGEREF _Toc240961167 \h </w:instrText>
+              <w:instrText xml:space="preserve"> PAGEREF _Toc240976197 \h </w:instrText>
             </w:r>
             <w:r>
               <w:rPr>
@@ -2242,7 +2242,7 @@
               <w14:ligatures w14:val="standardContextual"/>
             </w:rPr>
           </w:pPr>
-          <w:hyperlink w:anchor="_Toc240961168" w:history="1">
+          <w:hyperlink w:anchor="_Toc240976198" w:history="1">
             <w:r>
               <w:rPr>
                 <w:rStyle w:val="Hyperlink"/>
@@ -2266,7 +2266,7 @@
               <w:rPr>
                 <w:noProof/>
               </w:rPr>
-              <w:instrText xml:space="preserve"> PAGEREF _Toc240961168 \h </w:instrText>
+              <w:instrText xml:space="preserve"> PAGEREF _Toc240976198 \h </w:instrText>
             </w:r>
             <w:r>
               <w:rPr>
@@ -2309,7 +2309,7 @@
               <w14:ligatures w14:val="standardContextual"/>
             </w:rPr>
           </w:pPr>
-          <w:hyperlink w:anchor="_Toc240961169" w:history="1">
+          <w:hyperlink w:anchor="_Toc240976199" w:history="1">
             <w:r>
               <w:rPr>
                 <w:rStyle w:val="Hyperlink"/>
@@ -2333,7 +2333,7 @@
               <w:rPr>
                 <w:noProof/>
               </w:rPr>
-              <w:instrText xml:space="preserve"> PAGEREF _Toc240961169 \h </w:instrText>
+              <w:instrText xml:space="preserve"> PAGEREF _Toc240976199 \h </w:instrText>
             </w:r>
             <w:r>
               <w:rPr>
@@ -2376,7 +2376,7 @@
               <w14:ligatures w14:val="standardContextual"/>
             </w:rPr>
           </w:pPr>
-          <w:hyperlink w:anchor="_Toc240961170" w:history="1">
+          <w:hyperlink w:anchor="_Toc240976200" w:history="1">
             <w:r>
               <w:rPr>
                 <w:rStyle w:val="Hyperlink"/>
@@ -2400,7 +2400,7 @@
               <w:rPr>
                 <w:noProof/>
               </w:rPr>
-              <w:instrText xml:space="preserve"> PAGEREF _Toc240961170 \h </w:instrText>
+              <w:instrText xml:space="preserve"> PAGEREF _Toc240976200 \h </w:instrText>
             </w:r>
             <w:r>
               <w:rPr>
@@ -2443,7 +2443,7 @@
               <w14:ligatures w14:val="standardContextual"/>
             </w:rPr>
           </w:pPr>
-          <w:hyperlink w:anchor="_Toc240961171" w:history="1">
+          <w:hyperlink w:anchor="_Toc240976201" w:history="1">
             <w:r>
               <w:rPr>
                 <w:rStyle w:val="Hyperlink"/>
@@ -2467,7 +2467,7 @@
               <w:rPr>
                 <w:noProof/>
               </w:rPr>
-              <w:instrText xml:space="preserve"> PAGEREF _Toc240961171 \h </w:instrText>
+              <w:instrText xml:space="preserve"> PAGEREF _Toc240976201 \h </w:instrText>
             </w:r>
             <w:r>
               <w:rPr>
@@ -2510,7 +2510,7 @@
               <w14:ligatures w14:val="standardContextual"/>
             </w:rPr>
           </w:pPr>
-          <w:hyperlink w:anchor="_Toc240961172" w:history="1">
+          <w:hyperlink w:anchor="_Toc240976202" w:history="1">
             <w:r>
               <w:rPr>
                 <w:rStyle w:val="Hyperlink"/>
@@ -2534,7 +2534,7 @@
               <w:rPr>
                 <w:noProof/>
               </w:rPr>
-              <w:instrText xml:space="preserve"> PAGEREF _Toc240961172 \h </w:instrText>
+              <w:instrText xml:space="preserve"> PAGEREF _Toc240976202 \h </w:instrText>
             </w:r>
             <w:r>
               <w:rPr>
@@ -2577,7 +2577,7 @@
               <w14:ligatures w14:val="standardContextual"/>
             </w:rPr>
           </w:pPr>
-          <w:hyperlink w:anchor="_Toc240961173" w:history="1">
+          <w:hyperlink w:anchor="_Toc240976203" w:history="1">
             <w:r>
               <w:rPr>
                 <w:rStyle w:val="Hyperlink"/>
@@ -2601,7 +2601,7 @@
               <w:rPr>
                 <w:noProof/>
               </w:rPr>
-              <w:instrText xml:space="preserve"> PAGEREF _Toc240961173 \h </w:instrText>
+              <w:instrText xml:space="preserve"> PAGEREF _Toc240976203 \h </w:instrText>
             </w:r>
             <w:r>
               <w:rPr>
@@ -2644,7 +2644,7 @@
               <w14:ligatures w14:val="standardContextual"/>
             </w:rPr>
           </w:pPr>
-          <w:hyperlink w:anchor="_Toc240961174" w:history="1">
+          <w:hyperlink w:anchor="_Toc240976204" w:history="1">
             <w:r>
               <w:rPr>
                 <w:rStyle w:val="Hyperlink"/>
@@ -2668,7 +2668,7 @@
               <w:rPr>
                 <w:noProof/>
               </w:rPr>
-              <w:instrText xml:space="preserve"> PAGEREF _Toc240961174 \h </w:instrText>
+              <w:instrText xml:space="preserve"> PAGEREF _Toc240976204 \h </w:instrText>
             </w:r>
             <w:r>
               <w:rPr>
@@ -2707,7 +2707,7 @@
         <w:pStyle w:val="Heading1"/>
         <w:pageBreakBefore/>
       </w:pPr>
-      <w:bookmarkStart w:id="0" w:name="_Toc240961143"/>
+      <w:bookmarkStart w:id="0" w:name="_Toc240976173"/>
       <w:r>
         <w:lastRenderedPageBreak/>
         <w:t>1. Your role at a glance</w:t>
@@ -2893,7 +2893,7 @@
           <w:left w:w="10" w:type="dxa"/>
           <w:right w:w="10" w:type="dxa"/>
         </w:tblCellMar>
-        <w:tblLook w:val="04A0" w:firstRow="1" w:lastRow="0" w:firstColumn="1" w:lastColumn="0" w:noHBand="0" w:noVBand="1"/>
+        <w:tblLook w:val="0000" w:firstRow="0" w:lastRow="0" w:firstColumn="0" w:lastColumn="0" w:noHBand="0" w:noVBand="0"/>
       </w:tblPr>
       <w:tblGrid>
         <w:gridCol w:w="9412"/>
@@ -2953,7 +2953,7 @@
         <w:pStyle w:val="Heading1"/>
         <w:pageBreakBefore/>
       </w:pPr>
-      <w:bookmarkStart w:id="1" w:name="_Toc240961144"/>
+      <w:bookmarkStart w:id="1" w:name="_Toc240976174"/>
       <w:r>
         <w:lastRenderedPageBreak/>
         <w:t>2. Signing in and your screens</w:t>
@@ -2964,7 +2964,7 @@
       <w:pPr>
         <w:pStyle w:val="Heading2"/>
       </w:pPr>
-      <w:bookmarkStart w:id="2" w:name="_Toc240961145"/>
+      <w:bookmarkStart w:id="2" w:name="_Toc240976175"/>
       <w:r>
         <w:t>Signing in</w:t>
       </w:r>
@@ -3047,7 +3047,7 @@
           <w:noProof/>
         </w:rPr>
         <w:drawing>
-          <wp:inline distT="0" distB="0" distL="0" distR="0" wp14:anchorId="269BB97B" wp14:editId="3F275B81">
+          <wp:inline distT="0" distB="0" distL="0" distR="0" wp14:anchorId="4A42775C" wp14:editId="72E9F02A">
             <wp:extent cx="5334000" cy="2333625"/>
             <wp:effectExtent l="0" t="0" r="0" b="0"/>
             <wp:docPr id="1" name="adm_login.jpg" descr="The sign-in screen for all internal staff." title="The sign-in screen for all internal staff."/>
@@ -3155,7 +3155,7 @@
           <w:left w:w="10" w:type="dxa"/>
           <w:right w:w="10" w:type="dxa"/>
         </w:tblCellMar>
-        <w:tblLook w:val="04A0" w:firstRow="1" w:lastRow="0" w:firstColumn="1" w:lastColumn="0" w:noHBand="0" w:noVBand="1"/>
+        <w:tblLook w:val="0000" w:firstRow="0" w:lastRow="0" w:firstColumn="0" w:lastColumn="0" w:noHBand="0" w:noVBand="0"/>
       </w:tblPr>
       <w:tblGrid>
         <w:gridCol w:w="9412"/>
@@ -3214,7 +3214,7 @@
       <w:pPr>
         <w:pStyle w:val="Heading2"/>
       </w:pPr>
-      <w:bookmarkStart w:id="3" w:name="_Toc240961146"/>
+      <w:bookmarkStart w:id="3" w:name="_Toc240976176"/>
       <w:r>
         <w:t>Finding your way around</w:t>
       </w:r>
@@ -3399,7 +3399,7 @@
         </w:rPr>
         <w:lastRenderedPageBreak/>
         <w:drawing>
-          <wp:inline distT="0" distB="0" distL="0" distR="0" wp14:anchorId="63EE4A10" wp14:editId="479C3EB9">
+          <wp:inline distT="0" distB="0" distL="0" distR="0" wp14:anchorId="13AF831B" wp14:editId="4F45626C">
             <wp:extent cx="5715000" cy="1876425"/>
             <wp:effectExtent l="0" t="0" r="0" b="0"/>
             <wp:docPr id="2" name="adm_not_your_role.jpg" descr="Opening a screen outside your role (for example from an old bookmark) shows this card instead of the screen." title="Opening a screen outside your role (for example from an old bookmark) shows this card instead of the screen."/>
@@ -3468,7 +3468,7 @@
       <w:pPr>
         <w:pStyle w:val="Heading2"/>
       </w:pPr>
-      <w:bookmarkStart w:id="4" w:name="_Toc240961147"/>
+      <w:bookmarkStart w:id="4" w:name="_Toc240976177"/>
       <w:r>
         <w:t>Your screens</w:t>
       </w:r>
@@ -3489,7 +3489,7 @@
           <w:left w:w="10" w:type="dxa"/>
           <w:right w:w="10" w:type="dxa"/>
         </w:tblCellMar>
-        <w:tblLook w:val="04A0" w:firstRow="1" w:lastRow="0" w:firstColumn="1" w:lastColumn="0" w:noHBand="0" w:noVBand="1"/>
+        <w:tblLook w:val="0000" w:firstRow="0" w:lastRow="0" w:firstColumn="0" w:lastColumn="0" w:noHBand="0" w:noVBand="0"/>
       </w:tblPr>
       <w:tblGrid>
         <w:gridCol w:w="2824"/>
@@ -3743,7 +3743,7 @@
       <w:pPr>
         <w:pStyle w:val="Heading2"/>
       </w:pPr>
-      <w:bookmarkStart w:id="5" w:name="_Toc240961148"/>
+      <w:bookmarkStart w:id="5" w:name="_Toc240976178"/>
       <w:r>
         <w:t>Changing your password</w:t>
       </w:r>
@@ -3826,7 +3826,7 @@
           <w:noProof/>
         </w:rPr>
         <w:drawing>
-          <wp:inline distT="0" distB="0" distL="0" distR="0" wp14:anchorId="501F2329" wp14:editId="5594C192">
+          <wp:inline distT="0" distB="0" distL="0" distR="0" wp14:anchorId="33DDAB3E" wp14:editId="59FF337A">
             <wp:extent cx="5334000" cy="2171700"/>
             <wp:effectExtent l="0" t="0" r="0" b="0"/>
             <wp:docPr id="3" name="adm_account.jpg" descr="Change Password screen." title="Change Password screen."/>
@@ -3914,7 +3914,7 @@
         <w:pStyle w:val="Heading1"/>
         <w:pageBreakBefore/>
       </w:pPr>
-      <w:bookmarkStart w:id="6" w:name="_Toc240961149"/>
+      <w:bookmarkStart w:id="6" w:name="_Toc240976179"/>
       <w:r>
         <w:lastRenderedPageBreak/>
         <w:t>3. Your routine</w:t>
@@ -3944,7 +3944,7 @@
           <w:left w:w="10" w:type="dxa"/>
           <w:right w:w="10" w:type="dxa"/>
         </w:tblCellMar>
-        <w:tblLook w:val="04A0" w:firstRow="1" w:lastRow="0" w:firstColumn="1" w:lastColumn="0" w:noHBand="0" w:noVBand="1"/>
+        <w:tblLook w:val="0000" w:firstRow="0" w:lastRow="0" w:firstColumn="0" w:lastColumn="0" w:noHBand="0" w:noVBand="0"/>
       </w:tblPr>
       <w:tblGrid>
         <w:gridCol w:w="2071"/>
@@ -4490,7 +4490,7 @@
         <w:pStyle w:val="Heading1"/>
         <w:pageBreakBefore/>
       </w:pPr>
-      <w:bookmarkStart w:id="7" w:name="_Toc240961150"/>
+      <w:bookmarkStart w:id="7" w:name="_Toc240976180"/>
       <w:r>
         <w:lastRenderedPageBreak/>
         <w:t>4. Step-by-step tasks</w:t>
@@ -4501,7 +4501,7 @@
       <w:pPr>
         <w:pStyle w:val="Heading2"/>
       </w:pPr>
-      <w:bookmarkStart w:id="8" w:name="_Toc240961151"/>
+      <w:bookmarkStart w:id="8" w:name="_Toc240976181"/>
       <w:r>
         <w:t>4.1 Reading the dashboard</w:t>
       </w:r>
@@ -4518,7 +4518,7 @@
           <w:noProof/>
         </w:rPr>
         <w:drawing>
-          <wp:inline distT="0" distB="0" distL="0" distR="0" wp14:anchorId="46D2EA89" wp14:editId="247C6436">
+          <wp:inline distT="0" distB="0" distL="0" distR="0" wp14:anchorId="2E66B3E0" wp14:editId="350F6913">
             <wp:extent cx="5715000" cy="3571875"/>
             <wp:effectExtent l="0" t="0" r="0" b="0"/>
             <wp:docPr id="4" name="kii_dashboard.jpg" descr="Documents by type and by QA status." title="Documents by type and by QA status."/>
@@ -4587,7 +4587,7 @@
       <w:pPr>
         <w:pStyle w:val="Heading2"/>
       </w:pPr>
-      <w:bookmarkStart w:id="9" w:name="_Toc240961152"/>
+      <w:bookmarkStart w:id="9" w:name="_Toc240976182"/>
       <w:r>
         <w:t>4.2 The fastest way: upload the document (Quick add)</w:t>
       </w:r>
@@ -4646,7 +4646,7 @@
         </w:rPr>
         <w:lastRenderedPageBreak/>
         <w:drawing>
-          <wp:inline distT="0" distB="0" distL="0" distR="0" wp14:anchorId="531D284F" wp14:editId="20A03D7C">
+          <wp:inline distT="0" distB="0" distL="0" distR="0" wp14:anchorId="2B3EC96F" wp14:editId="22C25E66">
             <wp:extent cx="5334000" cy="4248150"/>
             <wp:effectExtent l="0" t="0" r="0" b="0"/>
             <wp:docPr id="5" name="doc_new.jpg" descr="New document: upload the file and let the AI do the rest." title="New document: upload the file and let the AI do the rest."/>
@@ -4940,7 +4940,7 @@
       <w:pPr>
         <w:pStyle w:val="Heading2"/>
       </w:pPr>
-      <w:bookmarkStart w:id="10" w:name="_Toc240961153"/>
+      <w:bookmarkStart w:id="10" w:name="_Toc240976183"/>
       <w:r>
         <w:lastRenderedPageBreak/>
         <w:t>4.3 Coding another chapter of the same document (Copy for another chapter)</w:t>
@@ -5021,7 +5021,7 @@
           <w:noProof/>
         </w:rPr>
         <w:drawing>
-          <wp:inline distT="0" distB="0" distL="0" distR="0" wp14:anchorId="3E638F45" wp14:editId="0C7C2003">
+          <wp:inline distT="0" distB="0" distL="0" distR="0" wp14:anchorId="15AC35F1" wp14:editId="0A9E0B96">
             <wp:extent cx="5334000" cy="1019175"/>
             <wp:effectExtent l="0" t="0" r="0" b="0"/>
             <wp:docPr id="6" name="doc_copy_chapter.jpg" descr="Copy for another chapter: pages, and an optional title." title="Copy for another chapter: pages, and an optional title."/>
@@ -5185,7 +5185,7 @@
           <w:left w:w="10" w:type="dxa"/>
           <w:right w:w="10" w:type="dxa"/>
         </w:tblCellMar>
-        <w:tblLook w:val="04A0" w:firstRow="1" w:lastRow="0" w:firstColumn="1" w:lastColumn="0" w:noHBand="0" w:noVBand="1"/>
+        <w:tblLook w:val="0000" w:firstRow="0" w:lastRow="0" w:firstColumn="0" w:lastColumn="0" w:noHBand="0" w:noVBand="0"/>
       </w:tblPr>
       <w:tblGrid>
         <w:gridCol w:w="9412"/>
@@ -5260,7 +5260,7 @@
       <w:pPr>
         <w:pStyle w:val="Heading2"/>
       </w:pPr>
-      <w:bookmarkStart w:id="11" w:name="_Toc240961154"/>
+      <w:bookmarkStart w:id="11" w:name="_Toc240976184"/>
       <w:r>
         <w:t>4.4 Adding a document by hand</w:t>
       </w:r>
@@ -5401,7 +5401,7 @@
       <w:pPr>
         <w:pStyle w:val="Heading2"/>
       </w:pPr>
-      <w:bookmarkStart w:id="12" w:name="_Toc240961155"/>
+      <w:bookmarkStart w:id="12" w:name="_Toc240976185"/>
       <w:r>
         <w:t>4.5 Correcting a record's details</w:t>
       </w:r>
@@ -5442,7 +5442,7 @@
         </w:rPr>
         <w:lastRenderedPageBreak/>
         <w:drawing>
-          <wp:inline distT="0" distB="0" distL="0" distR="0" wp14:anchorId="10E4D3AE" wp14:editId="359983B7">
+          <wp:inline distT="0" distB="0" distL="0" distR="0" wp14:anchorId="6C2F3356" wp14:editId="69D14CC5">
             <wp:extent cx="5334000" cy="2038350"/>
             <wp:effectExtent l="0" t="0" r="0" b="0"/>
             <wp:docPr id="7" name="doc_record_details.jpg" descr="Record details: the details the AI filled in, ready to check." title="Record details: the details the AI filled in, ready to check."/>
@@ -5539,7 +5539,7 @@
       <w:pPr>
         <w:pStyle w:val="Heading2"/>
       </w:pPr>
-      <w:bookmarkStart w:id="13" w:name="_Toc240961156"/>
+      <w:bookmarkStart w:id="13" w:name="_Toc240976186"/>
       <w:r>
         <w:t>4.6 Attaching the source file, and removing a wrong one</w:t>
       </w:r>
@@ -5589,7 +5589,7 @@
           <w:noProof/>
         </w:rPr>
         <w:drawing>
-          <wp:inline distT="0" distB="0" distL="0" distR="0" wp14:anchorId="5D5EE496" wp14:editId="1C7437EB">
+          <wp:inline distT="0" distB="0" distL="0" distR="0" wp14:anchorId="1D7B1C60" wp14:editId="16FC5D8D">
             <wp:extent cx="5334000" cy="952500"/>
             <wp:effectExtent l="0" t="0" r="0" b="0"/>
             <wp:docPr id="8" name="doc_source_file.jpg" descr="Source file: the file name, size and date, with Remove file beside it." title="Source file: the file name, size and date, with Remove file beside it."/>
@@ -5743,7 +5743,7 @@
           <w:left w:w="10" w:type="dxa"/>
           <w:right w:w="10" w:type="dxa"/>
         </w:tblCellMar>
-        <w:tblLook w:val="04A0" w:firstRow="1" w:lastRow="0" w:firstColumn="1" w:lastColumn="0" w:noHBand="0" w:noVBand="1"/>
+        <w:tblLook w:val="0000" w:firstRow="0" w:lastRow="0" w:firstColumn="0" w:lastColumn="0" w:noHBand="0" w:noVBand="0"/>
       </w:tblPr>
       <w:tblGrid>
         <w:gridCol w:w="9412"/>
@@ -5802,7 +5802,7 @@
       <w:pPr>
         <w:pStyle w:val="Heading2"/>
       </w:pPr>
-      <w:bookmarkStart w:id="14" w:name="_Toc240961157"/>
+      <w:bookmarkStart w:id="14" w:name="_Toc240976187"/>
       <w:r>
         <w:t>4.7 Assessing and including a document</w:t>
       </w:r>
@@ -5853,7 +5853,7 @@
         </w:rPr>
         <w:lastRenderedPageBreak/>
         <w:drawing>
-          <wp:inline distT="0" distB="0" distL="0" distR="0" wp14:anchorId="3191FBA7" wp14:editId="487001DF">
+          <wp:inline distT="0" distB="0" distL="0" distR="0" wp14:anchorId="6A9DB96B" wp14:editId="3FDF3DD9">
             <wp:extent cx="5334000" cy="3333750"/>
             <wp:effectExtent l="0" t="0" r="0" b="0"/>
             <wp:docPr id="9" name="doc_register.jpg" descr="Documentary Evidence Corpus." title="Documentary Evidence Corpus."/>
@@ -5962,7 +5962,7 @@
           <w:noProof/>
         </w:rPr>
         <w:drawing>
-          <wp:inline distT="0" distB="0" distL="0" distR="0" wp14:anchorId="0C049770" wp14:editId="27326BD8">
+          <wp:inline distT="0" distB="0" distL="0" distR="0" wp14:anchorId="725490F6" wp14:editId="314A131F">
             <wp:extent cx="5334000" cy="3419475"/>
             <wp:effectExtent l="0" t="0" r="0" b="0"/>
             <wp:docPr id="10" name="doc_detail.jpg" descr="Document record: authenticity, QA status, memo and coding form." title="Document record: authenticity, QA status, memo and coding form."/>
@@ -6125,7 +6125,7 @@
       <w:pPr>
         <w:pStyle w:val="Heading2"/>
       </w:pPr>
-      <w:bookmarkStart w:id="15" w:name="_Toc240961158"/>
+      <w:bookmarkStart w:id="15" w:name="_Toc240976188"/>
       <w:r>
         <w:lastRenderedPageBreak/>
         <w:t>4.8 Coding a document: two ways</w:t>
@@ -6165,7 +6165,7 @@
           <w:left w:w="10" w:type="dxa"/>
           <w:right w:w="10" w:type="dxa"/>
         </w:tblCellMar>
-        <w:tblLook w:val="04A0" w:firstRow="1" w:lastRow="0" w:firstColumn="1" w:lastColumn="0" w:noHBand="0" w:noVBand="1"/>
+        <w:tblLook w:val="0000" w:firstRow="0" w:lastRow="0" w:firstColumn="0" w:lastColumn="0" w:noHBand="0" w:noVBand="0"/>
       </w:tblPr>
       <w:tblGrid>
         <w:gridCol w:w="1882"/>
@@ -6444,7 +6444,7 @@
           <w:noProof/>
         </w:rPr>
         <w:drawing>
-          <wp:inline distT="0" distB="0" distL="0" distR="0" wp14:anchorId="5460143C" wp14:editId="04F528AD">
+          <wp:inline distT="0" distB="0" distL="0" distR="0" wp14:anchorId="01CC5984" wp14:editId="1792DAD9">
             <wp:extent cx="5715000" cy="904875"/>
             <wp:effectExtent l="0" t="0" r="0" b="0"/>
             <wp:docPr id="11" name="doc_coding_buttons.jpg" descr="The Coding panel: Code this document, and Auto-fill." title="The Coding panel: Code this document, and Auto-fill."/>
@@ -6513,7 +6513,7 @@
       <w:pPr>
         <w:pStyle w:val="Heading2"/>
       </w:pPr>
-      <w:bookmarkStart w:id="16" w:name="_Toc240961159"/>
+      <w:bookmarkStart w:id="16" w:name="_Toc240976189"/>
       <w:r>
         <w:t>4.9 Auto-fill: the AI drafts, you review</w:t>
       </w:r>
@@ -6608,7 +6608,7 @@
           <w:noProof/>
         </w:rPr>
         <w:drawing>
-          <wp:inline distT="0" distB="0" distL="0" distR="0" wp14:anchorId="4C263762" wp14:editId="71278FD4">
+          <wp:inline distT="0" distB="0" distL="0" distR="0" wp14:anchorId="77E26BA8" wp14:editId="4448FF0C">
             <wp:extent cx="5334000" cy="2667000"/>
             <wp:effectExtent l="0" t="0" r="0" b="0"/>
             <wp:docPr id="12" name="doc_autofill_pages.jpg" descr="A 240-page PDF: enter a page range, or read the whole document in parts." title="A 240-page PDF: enter a page range, or read the whole document in parts."/>
@@ -6708,7 +6708,7 @@
         </w:rPr>
         <w:lastRenderedPageBreak/>
         <w:drawing>
-          <wp:inline distT="0" distB="0" distL="0" distR="0" wp14:anchorId="15C5A111" wp14:editId="59C0D620">
+          <wp:inline distT="0" distB="0" distL="0" distR="0" wp14:anchorId="3F6D424E" wp14:editId="5D958718">
             <wp:extent cx="5334000" cy="1752600"/>
             <wp:effectExtent l="0" t="0" r="0" b="0"/>
             <wp:docPr id="13" name="doc_autofill_running.jpg" descr="The AI is reading the document." title="The AI is reading the document."/>
@@ -6797,7 +6797,7 @@
           <w:noProof/>
         </w:rPr>
         <w:drawing>
-          <wp:inline distT="0" distB="0" distL="0" distR="0" wp14:anchorId="55E3785E" wp14:editId="128D99D3">
+          <wp:inline distT="0" distB="0" distL="0" distR="0" wp14:anchorId="4C6C9EFA" wp14:editId="7E1BAEF0">
             <wp:extent cx="5334000" cy="4581525"/>
             <wp:effectExtent l="0" t="0" r="0" b="0"/>
             <wp:docPr id="14" name="doc_autofill_review.jpg" descr="The review screen: the draft, ready to check and edit." title="The review screen: the draft, ready to check and edit."/>
@@ -6887,7 +6887,7 @@
         </w:rPr>
         <w:lastRenderedPageBreak/>
         <w:drawing>
-          <wp:inline distT="0" distB="0" distL="0" distR="0" wp14:anchorId="5D52E7CD" wp14:editId="50938D7F">
+          <wp:inline distT="0" distB="0" distL="0" distR="0" wp14:anchorId="07133064" wp14:editId="063421E8">
             <wp:extent cx="5334000" cy="3838575"/>
             <wp:effectExtent l="0" t="0" r="0" b="0"/>
             <wp:docPr id="15" name="doc_autofill_section_d.jpg" descr="Section D: ratings and locators, all editable." title="Section D: ratings and locators, all editable."/>
@@ -6976,7 +6976,7 @@
           <w:noProof/>
         </w:rPr>
         <w:drawing>
-          <wp:inline distT="0" distB="0" distL="0" distR="0" wp14:anchorId="47A81BCD" wp14:editId="173F5913">
+          <wp:inline distT="0" distB="0" distL="0" distR="0" wp14:anchorId="19056FE4" wp14:editId="00A2308F">
             <wp:extent cx="5334000" cy="3838575"/>
             <wp:effectExtent l="0" t="0" r="0" b="0"/>
             <wp:docPr id="16" name="doc_autofill_section_j.jpg" descr="Section J: quantitative metrics." title="Section J: quantitative metrics."/>
@@ -7149,7 +7149,7 @@
           <w:left w:w="10" w:type="dxa"/>
           <w:right w:w="10" w:type="dxa"/>
         </w:tblCellMar>
-        <w:tblLook w:val="04A0" w:firstRow="1" w:lastRow="0" w:firstColumn="1" w:lastColumn="0" w:noHBand="0" w:noVBand="1"/>
+        <w:tblLook w:val="0000" w:firstRow="0" w:lastRow="0" w:firstColumn="0" w:lastColumn="0" w:noHBand="0" w:noVBand="0"/>
       </w:tblPr>
       <w:tblGrid>
         <w:gridCol w:w="24"/>
@@ -7938,7 +7938,7 @@
           <w:left w:w="10" w:type="dxa"/>
           <w:right w:w="10" w:type="dxa"/>
         </w:tblCellMar>
-        <w:tblLook w:val="04A0" w:firstRow="1" w:lastRow="0" w:firstColumn="1" w:lastColumn="0" w:noHBand="0" w:noVBand="1"/>
+        <w:tblLook w:val="0000" w:firstRow="0" w:lastRow="0" w:firstColumn="0" w:lastColumn="0" w:noHBand="0" w:noVBand="0"/>
       </w:tblPr>
       <w:tblGrid>
         <w:gridCol w:w="9412"/>
@@ -8041,7 +8041,7 @@
           <w:left w:w="10" w:type="dxa"/>
           <w:right w:w="10" w:type="dxa"/>
         </w:tblCellMar>
-        <w:tblLook w:val="04A0" w:firstRow="1" w:lastRow="0" w:firstColumn="1" w:lastColumn="0" w:noHBand="0" w:noVBand="1"/>
+        <w:tblLook w:val="0000" w:firstRow="0" w:lastRow="0" w:firstColumn="0" w:lastColumn="0" w:noHBand="0" w:noVBand="0"/>
       </w:tblPr>
       <w:tblGrid>
         <w:gridCol w:w="2824"/>
@@ -8957,7 +8957,14 @@
                 <w:sz w:val="19"/>
                 <w:szCs w:val="19"/>
               </w:rPr>
-              <w:t>Select Generate AI draft again. If it keeps failing, tell the administrator the message.</w:t>
+              <w:t>Select Generate AI draft</w:t>
+            </w:r>
+            <w:r>
+              <w:rPr>
+                <w:sz w:val="19"/>
+                <w:szCs w:val="19"/>
+              </w:rPr>
+              <w:t xml:space="preserve"> again. If it keeps failing, tell the administrator the message.</w:t>
             </w:r>
           </w:p>
         </w:tc>
@@ -9233,7 +9240,7 @@
           <w:left w:w="10" w:type="dxa"/>
           <w:right w:w="10" w:type="dxa"/>
         </w:tblCellMar>
-        <w:tblLook w:val="04A0" w:firstRow="1" w:lastRow="0" w:firstColumn="1" w:lastColumn="0" w:noHBand="0" w:noVBand="1"/>
+        <w:tblLook w:val="0000" w:firstRow="0" w:lastRow="0" w:firstColumn="0" w:lastColumn="0" w:noHBand="0" w:noVBand="0"/>
       </w:tblPr>
       <w:tblGrid>
         <w:gridCol w:w="9412"/>
@@ -9293,7 +9300,7 @@
       <w:pPr>
         <w:pStyle w:val="Heading2"/>
       </w:pPr>
-      <w:bookmarkStart w:id="17" w:name="_Toc240961160"/>
+      <w:bookmarkStart w:id="17" w:name="_Toc240976190"/>
       <w:r>
         <w:t>4.10 Downloading or emailing completed forms (Form PDFs)</w:t>
       </w:r>
@@ -9333,7 +9340,7 @@
           <w:noProof/>
         </w:rPr>
         <w:drawing>
-          <wp:inline distT="0" distB="0" distL="0" distR="0" wp14:anchorId="7448D9F5" wp14:editId="29DE84B7">
+          <wp:inline distT="0" distB="0" distL="0" distR="0" wp14:anchorId="692D904D" wp14:editId="1405B637">
             <wp:extent cx="5334000" cy="3333750"/>
             <wp:effectExtent l="0" t="0" r="0" b="0"/>
             <wp:docPr id="17" name="doc_form_pdfs.jpg" descr="Completed document coding forms, with the sync status." title="Completed document coding forms, with the sync status."/>
@@ -9490,7 +9497,7 @@
           <w:left w:w="10" w:type="dxa"/>
           <w:right w:w="10" w:type="dxa"/>
         </w:tblCellMar>
-        <w:tblLook w:val="04A0" w:firstRow="1" w:lastRow="0" w:firstColumn="1" w:lastColumn="0" w:noHBand="0" w:noVBand="1"/>
+        <w:tblLook w:val="0000" w:firstRow="0" w:lastRow="0" w:firstColumn="0" w:lastColumn="0" w:noHBand="0" w:noVBand="0"/>
       </w:tblPr>
       <w:tblGrid>
         <w:gridCol w:w="9412"/>
@@ -9549,7 +9556,7 @@
       <w:pPr>
         <w:pStyle w:val="Heading2"/>
       </w:pPr>
-      <w:bookmarkStart w:id="18" w:name="_Toc240961161"/>
+      <w:bookmarkStart w:id="18" w:name="_Toc240976191"/>
       <w:r>
         <w:lastRenderedPageBreak/>
         <w:t>4.11 Judging authenticity</w:t>
@@ -9649,7 +9656,7 @@
         <w:pStyle w:val="Heading1"/>
         <w:pageBreakBefore/>
       </w:pPr>
-      <w:bookmarkStart w:id="19" w:name="_Toc240961162"/>
+      <w:bookmarkStart w:id="19" w:name="_Toc240976192"/>
       <w:r>
         <w:lastRenderedPageBreak/>
         <w:t>5. Rules you must follow</w:t>
@@ -9800,7 +9807,7 @@
         <w:pStyle w:val="Heading1"/>
         <w:pageBreakBefore/>
       </w:pPr>
-      <w:bookmarkStart w:id="20" w:name="_Toc240961163"/>
+      <w:bookmarkStart w:id="20" w:name="_Toc240976193"/>
       <w:r>
         <w:lastRenderedPageBreak/>
         <w:t>6. Troubleshooting</w:t>
@@ -9822,7 +9829,7 @@
           <w:left w:w="10" w:type="dxa"/>
           <w:right w:w="10" w:type="dxa"/>
         </w:tblCellMar>
-        <w:tblLook w:val="04A0" w:firstRow="1" w:lastRow="0" w:firstColumn="1" w:lastColumn="0" w:noHBand="0" w:noVBand="1"/>
+        <w:tblLook w:val="0000" w:firstRow="0" w:lastRow="0" w:firstColumn="0" w:lastColumn="0" w:noHBand="0" w:noVBand="0"/>
       </w:tblPr>
       <w:tblGrid>
         <w:gridCol w:w="2635"/>
@@ -11167,7 +11174,7 @@
         <w:pStyle w:val="Heading1"/>
         <w:pageBreakBefore/>
       </w:pPr>
-      <w:bookmarkStart w:id="21" w:name="_Toc240961164"/>
+      <w:bookmarkStart w:id="21" w:name="_Toc240976194"/>
       <w:r>
         <w:lastRenderedPageBreak/>
         <w:t>7. Quick reference</w:t>
@@ -11189,7 +11196,7 @@
           <w:left w:w="10" w:type="dxa"/>
           <w:right w:w="10" w:type="dxa"/>
         </w:tblCellMar>
-        <w:tblLook w:val="04A0" w:firstRow="1" w:lastRow="0" w:firstColumn="1" w:lastColumn="0" w:noHBand="0" w:noVBand="1"/>
+        <w:tblLook w:val="0000" w:firstRow="0" w:lastRow="0" w:firstColumn="0" w:lastColumn="0" w:noHBand="0" w:noVBand="0"/>
       </w:tblPr>
       <w:tblGrid>
         <w:gridCol w:w="2824"/>
@@ -11670,7 +11677,7 @@
                 <w:sz w:val="19"/>
                 <w:szCs w:val="19"/>
               </w:rPr>
-              <w:t>Field Coordinator; PI: Happyson Saina, 0773943709, abffst.research.cut@gmail.com</w:t>
+              <w:t>Field Coordinator; PI: Happyson Saina, 0773943709, abffst.research@gmail.com</w:t>
             </w:r>
           </w:p>
         </w:tc>
@@ -11686,7 +11693,7 @@
         <w:pStyle w:val="Heading1"/>
         <w:pageBreakBefore/>
       </w:pPr>
-      <w:bookmarkStart w:id="22" w:name="_Toc240961165"/>
+      <w:bookmarkStart w:id="22" w:name="_Toc240976195"/>
       <w:r>
         <w:lastRenderedPageBreak/>
         <w:t>8. Every screen and button for your role</w:t>
@@ -11716,7 +11723,7 @@
           <w:left w:w="10" w:type="dxa"/>
           <w:right w:w="10" w:type="dxa"/>
         </w:tblCellMar>
-        <w:tblLook w:val="04A0" w:firstRow="1" w:lastRow="0" w:firstColumn="1" w:lastColumn="0" w:noHBand="0" w:noVBand="1"/>
+        <w:tblLook w:val="0000" w:firstRow="0" w:lastRow="0" w:firstColumn="0" w:lastColumn="0" w:noHBand="0" w:noVBand="0"/>
       </w:tblPr>
       <w:tblGrid>
         <w:gridCol w:w="9412"/>
@@ -11800,7 +11807,7 @@
       <w:pPr>
         <w:pStyle w:val="Heading2"/>
       </w:pPr>
-      <w:bookmarkStart w:id="23" w:name="_Toc240961166"/>
+      <w:bookmarkStart w:id="23" w:name="_Toc240976196"/>
       <w:r>
         <w:t>8.1 Sign in</w:t>
       </w:r>
@@ -11863,7 +11870,7 @@
           <w:left w:w="10" w:type="dxa"/>
           <w:right w:w="10" w:type="dxa"/>
         </w:tblCellMar>
-        <w:tblLook w:val="04A0" w:firstRow="1" w:lastRow="0" w:firstColumn="1" w:lastColumn="0" w:noHBand="0" w:noVBand="1"/>
+        <w:tblLook w:val="0000" w:firstRow="0" w:lastRow="0" w:firstColumn="0" w:lastColumn="0" w:noHBand="0" w:noVBand="0"/>
       </w:tblPr>
       <w:tblGrid>
         <w:gridCol w:w="1882"/>
@@ -12313,7 +12320,7 @@
       <w:pPr>
         <w:pStyle w:val="Heading2"/>
       </w:pPr>
-      <w:bookmarkStart w:id="24" w:name="_Toc240961167"/>
+      <w:bookmarkStart w:id="24" w:name="_Toc240976197"/>
       <w:r>
         <w:t>8.2 The header and menu bar (every screen)</w:t>
       </w:r>
@@ -12376,7 +12383,7 @@
           <w:left w:w="10" w:type="dxa"/>
           <w:right w:w="10" w:type="dxa"/>
         </w:tblCellMar>
-        <w:tblLook w:val="04A0" w:firstRow="1" w:lastRow="0" w:firstColumn="1" w:lastColumn="0" w:noHBand="0" w:noVBand="1"/>
+        <w:tblLook w:val="0000" w:firstRow="0" w:lastRow="0" w:firstColumn="0" w:lastColumn="0" w:noHBand="0" w:noVBand="0"/>
       </w:tblPr>
       <w:tblGrid>
         <w:gridCol w:w="1882"/>
@@ -13037,7 +13044,7 @@
       <w:pPr>
         <w:pStyle w:val="Heading2"/>
       </w:pPr>
-      <w:bookmarkStart w:id="25" w:name="_Toc240961168"/>
+      <w:bookmarkStart w:id="25" w:name="_Toc240976198"/>
       <w:r>
         <w:t>8.3 Change Password</w:t>
       </w:r>
@@ -13100,7 +13107,7 @@
           <w:left w:w="10" w:type="dxa"/>
           <w:right w:w="10" w:type="dxa"/>
         </w:tblCellMar>
-        <w:tblLook w:val="04A0" w:firstRow="1" w:lastRow="0" w:firstColumn="1" w:lastColumn="0" w:noHBand="0" w:noVBand="1"/>
+        <w:tblLook w:val="0000" w:firstRow="0" w:lastRow="0" w:firstColumn="0" w:lastColumn="0" w:noHBand="0" w:noVBand="0"/>
       </w:tblPr>
       <w:tblGrid>
         <w:gridCol w:w="1882"/>
@@ -13657,7 +13664,7 @@
       <w:pPr>
         <w:pStyle w:val="Heading2"/>
       </w:pPr>
-      <w:bookmarkStart w:id="26" w:name="_Toc240961169"/>
+      <w:bookmarkStart w:id="26" w:name="_Toc240976199"/>
       <w:r>
         <w:t>8.4 KII / Document Dashboard</w:t>
       </w:r>
@@ -13720,7 +13727,7 @@
           <w:left w:w="10" w:type="dxa"/>
           <w:right w:w="10" w:type="dxa"/>
         </w:tblCellMar>
-        <w:tblLook w:val="04A0" w:firstRow="1" w:lastRow="0" w:firstColumn="1" w:lastColumn="0" w:noHBand="0" w:noVBand="1"/>
+        <w:tblLook w:val="0000" w:firstRow="0" w:lastRow="0" w:firstColumn="0" w:lastColumn="0" w:noHBand="0" w:noVBand="0"/>
       </w:tblPr>
       <w:tblGrid>
         <w:gridCol w:w="1882"/>
@@ -14067,7 +14074,7 @@
       <w:pPr>
         <w:pStyle w:val="Heading2"/>
       </w:pPr>
-      <w:bookmarkStart w:id="27" w:name="_Toc240961170"/>
+      <w:bookmarkStart w:id="27" w:name="_Toc240976200"/>
       <w:r>
         <w:lastRenderedPageBreak/>
         <w:t>8.5 Documents (the corpus)</w:t>
@@ -14131,7 +14138,7 @@
           <w:left w:w="10" w:type="dxa"/>
           <w:right w:w="10" w:type="dxa"/>
         </w:tblCellMar>
-        <w:tblLook w:val="04A0" w:firstRow="1" w:lastRow="0" w:firstColumn="1" w:lastColumn="0" w:noHBand="0" w:noVBand="1"/>
+        <w:tblLook w:val="0000" w:firstRow="0" w:lastRow="0" w:firstColumn="0" w:lastColumn="0" w:noHBand="0" w:noVBand="0"/>
       </w:tblPr>
       <w:tblGrid>
         <w:gridCol w:w="1882"/>
@@ -14688,7 +14695,7 @@
       <w:pPr>
         <w:pStyle w:val="Heading2"/>
       </w:pPr>
-      <w:bookmarkStart w:id="28" w:name="_Toc240961171"/>
+      <w:bookmarkStart w:id="28" w:name="_Toc240976201"/>
       <w:r>
         <w:t>8.6 New Documentary Evidence Record</w:t>
       </w:r>
@@ -14751,7 +14758,7 @@
           <w:left w:w="10" w:type="dxa"/>
           <w:right w:w="10" w:type="dxa"/>
         </w:tblCellMar>
-        <w:tblLook w:val="04A0" w:firstRow="1" w:lastRow="0" w:firstColumn="1" w:lastColumn="0" w:noHBand="0" w:noVBand="1"/>
+        <w:tblLook w:val="0000" w:firstRow="0" w:lastRow="0" w:firstColumn="0" w:lastColumn="0" w:noHBand="0" w:noVBand="0"/>
       </w:tblPr>
       <w:tblGrid>
         <w:gridCol w:w="1882"/>
@@ -15519,7 +15526,7 @@
       <w:pPr>
         <w:pStyle w:val="Heading2"/>
       </w:pPr>
-      <w:bookmarkStart w:id="29" w:name="_Toc240961172"/>
+      <w:bookmarkStart w:id="29" w:name="_Toc240976202"/>
       <w:r>
         <w:t>8.7 Document record</w:t>
       </w:r>
@@ -15582,7 +15589,7 @@
           <w:left w:w="10" w:type="dxa"/>
           <w:right w:w="10" w:type="dxa"/>
         </w:tblCellMar>
-        <w:tblLook w:val="04A0" w:firstRow="1" w:lastRow="0" w:firstColumn="1" w:lastColumn="0" w:noHBand="0" w:noVBand="1"/>
+        <w:tblLook w:val="0000" w:firstRow="0" w:lastRow="0" w:firstColumn="0" w:lastColumn="0" w:noHBand="0" w:noVBand="0"/>
       </w:tblPr>
       <w:tblGrid>
         <w:gridCol w:w="1882"/>
@@ -16873,7 +16880,7 @@
       <w:pPr>
         <w:pStyle w:val="Heading2"/>
       </w:pPr>
-      <w:bookmarkStart w:id="30" w:name="_Toc240961173"/>
+      <w:bookmarkStart w:id="30" w:name="_Toc240976203"/>
       <w:r>
         <w:t>8.8 Auto-fill review screen</w:t>
       </w:r>
@@ -16936,7 +16943,7 @@
           <w:left w:w="10" w:type="dxa"/>
           <w:right w:w="10" w:type="dxa"/>
         </w:tblCellMar>
-        <w:tblLook w:val="04A0" w:firstRow="1" w:lastRow="0" w:firstColumn="1" w:lastColumn="0" w:noHBand="0" w:noVBand="1"/>
+        <w:tblLook w:val="0000" w:firstRow="0" w:lastRow="0" w:firstColumn="0" w:lastColumn="0" w:noHBand="0" w:noVBand="0"/>
       </w:tblPr>
       <w:tblGrid>
         <w:gridCol w:w="1882"/>
@@ -17914,7 +17921,7 @@
       <w:pPr>
         <w:pStyle w:val="Heading2"/>
       </w:pPr>
-      <w:bookmarkStart w:id="31" w:name="_Toc240961174"/>
+      <w:bookmarkStart w:id="31" w:name="_Toc240976204"/>
       <w:r>
         <w:t>8.9 Completed forms (Form PDFs)</w:t>
       </w:r>
@@ -17977,7 +17984,7 @@
           <w:left w:w="10" w:type="dxa"/>
           <w:right w:w="10" w:type="dxa"/>
         </w:tblCellMar>
-        <w:tblLook w:val="04A0" w:firstRow="1" w:lastRow="0" w:firstColumn="1" w:lastColumn="0" w:noHBand="0" w:noVBand="1"/>
+        <w:tblLook w:val="0000" w:firstRow="0" w:lastRow="0" w:firstColumn="0" w:lastColumn="0" w:noHBand="0" w:noVBand="0"/>
       </w:tblPr>
       <w:tblGrid>
         <w:gridCol w:w="1882"/>
@@ -18796,7 +18803,7 @@
         <w:sz w:val="16"/>
         <w:szCs w:val="16"/>
       </w:rPr>
-      <w:t>Version 1.9 · 22 September 2026</w:t>
+      <w:t>Version 1.10 · 22 September 2026</w:t>
     </w:r>
     <w:r>
       <w:rPr>
@@ -18969,10 +18976,10 @@
 <file path=word/numbering.xml><?xml version="1.0" encoding="utf-8"?>
 <w:numbering xmlns:wpc="http://schemas.microsoft.com/office/word/2010/wordprocessingCanvas" xmlns:cx="http://schemas.microsoft.com/office/drawing/2014/chartex" xmlns:cx1="http://schemas.microsoft.com/office/drawing/2015/9/8/chartex" xmlns:cx2="http://schemas.microsoft.com/office/drawing/2015/10/21/chartex" xmlns:cx3="http://schemas.microsoft.com/office/drawing/2016/5/9/chartex" xmlns:cx4="http://schemas.microsoft.com/office/drawing/2016/5/10/chartex" xmlns:cx5="http://schemas.microsoft.com/office/drawing/2016/5/11/chartex" xmlns:cx6="http://schemas.microsoft.com/office/drawing/2016/5/12/chartex" xmlns:cx7="http://schemas.microsoft.com/office/drawing/2016/5/13/chartex" xmlns:cx8="http://schemas.microsoft.com/office/drawing/2016/5/14/chartex" xmlns:mc="http://schemas.openxmlformats.org/markup-compatibility/2006" xmlns:aink="http://schemas.microsoft.com/office/drawing/2016/ink" xmlns:am3d="http://schemas.microsoft.com/office/drawing/2017/model3d" xmlns:o="urn:schemas-microsoft-com:office:office" xmlns:oel="http://schemas.microsoft.com/office/2019/extlst" xmlns:r="http://schemas.openxmlformats.org/officeDocument/2006/relationships" xmlns:m="http://schemas.openxmlformats.org/officeDocument/2006/math" xmlns:v="urn:schemas-microsoft-com:vml" xmlns:wp14="http://schemas.microsoft.com/office/word/2010/wordprocessingDrawing" xmlns:wp="http://schemas.openxmlformats.org/drawingml/2006/wordprocessingDrawing" xmlns:w10="urn:schemas-microsoft-com:office:word" xmlns:w="http://schemas.openxmlformats.org/wordprocessingml/2006/main" xmlns:w14="http://schemas.microsoft.com/office/word/2010/wordml" xmlns:w15="http://schemas.microsoft.com/office/word/2012/wordml" xmlns:w16cex="http://schemas.microsoft.com/office/word/2018/wordml/cex" xmlns:w16cid="http://schemas.microsoft.com/office/word/2016/wordml/cid" xmlns:w16="http://schemas.microsoft.com/office/word/2018/wordml" xmlns:w16sdtdh="http://schemas.microsoft.com/office/word/2020/wordml/sdtdatahash" xmlns:w16se="http://schemas.microsoft.com/office/word/2015/wordml/symex" xmlns:wpg="http://schemas.microsoft.com/office/word/2010/wordprocessingGroup" xmlns:wpi="http://schemas.microsoft.com/office/word/2010/wordprocessingInk" xmlns:wne="http://schemas.microsoft.com/office/word/2006/wordml" xmlns:wps="http://schemas.microsoft.com/office/word/2010/wordprocessingShape" mc:Ignorable="w14 w15 w16se w16cid w16 w16cex w16sdtdh wp14">
   <w:abstractNum w:abstractNumId="0" w15:restartNumberingAfterBreak="0">
-    <w:nsid w:val="14024DF8"/>
+    <w:nsid w:val="09122BBA"/>
     <w:multiLevelType w:val="hybridMultilevel"/>
-    <w:tmpl w:val="DA4E6412"/>
-    <w:lvl w:ilvl="0" w:tplc="6596BE1C">
+    <w:tmpl w:val="972E2C44"/>
+    <w:lvl w:ilvl="0" w:tplc="98F20510">
       <w:start w:val="1"/>
       <w:numFmt w:val="decimal"/>
       <w:lvlText w:val="%1."/>
@@ -18986,52 +18993,138 @@
         <w:color w:val="A67C27"/>
       </w:rPr>
     </w:lvl>
-    <w:lvl w:ilvl="1" w:tplc="E842C284">
+    <w:lvl w:ilvl="1" w:tplc="9AB8FE3C">
       <w:numFmt w:val="decimal"/>
       <w:lvlText w:val=""/>
       <w:lvlJc w:val="left"/>
     </w:lvl>
-    <w:lvl w:ilvl="2" w:tplc="EB501542">
+    <w:lvl w:ilvl="2" w:tplc="E0944BAA">
       <w:numFmt w:val="decimal"/>
       <w:lvlText w:val=""/>
       <w:lvlJc w:val="left"/>
     </w:lvl>
-    <w:lvl w:ilvl="3" w:tplc="E5A473DA">
+    <w:lvl w:ilvl="3" w:tplc="35FC7524">
       <w:numFmt w:val="decimal"/>
       <w:lvlText w:val=""/>
       <w:lvlJc w:val="left"/>
     </w:lvl>
-    <w:lvl w:ilvl="4" w:tplc="DB4687E6">
+    <w:lvl w:ilvl="4" w:tplc="82A4492E">
       <w:numFmt w:val="decimal"/>
       <w:lvlText w:val=""/>
       <w:lvlJc w:val="left"/>
     </w:lvl>
-    <w:lvl w:ilvl="5" w:tplc="26968A56">
+    <w:lvl w:ilvl="5" w:tplc="E29C2636">
       <w:numFmt w:val="decimal"/>
       <w:lvlText w:val=""/>
       <w:lvlJc w:val="left"/>
     </w:lvl>
-    <w:lvl w:ilvl="6" w:tplc="7DFA417E">
+    <w:lvl w:ilvl="6" w:tplc="524471FE">
       <w:numFmt w:val="decimal"/>
       <w:lvlText w:val=""/>
       <w:lvlJc w:val="left"/>
     </w:lvl>
-    <w:lvl w:ilvl="7" w:tplc="D1264620">
+    <w:lvl w:ilvl="7" w:tplc="8CB0AB16">
       <w:numFmt w:val="decimal"/>
       <w:lvlText w:val=""/>
       <w:lvlJc w:val="left"/>
     </w:lvl>
-    <w:lvl w:ilvl="8" w:tplc="CAEC6DAE">
+    <w:lvl w:ilvl="8" w:tplc="D5188438">
       <w:numFmt w:val="decimal"/>
       <w:lvlText w:val=""/>
       <w:lvlJc w:val="left"/>
     </w:lvl>
   </w:abstractNum>
   <w:abstractNum w:abstractNumId="1" w15:restartNumberingAfterBreak="0">
-    <w:nsid w:val="17DC7F1C"/>
+    <w:nsid w:val="1DE47D42"/>
     <w:multiLevelType w:val="hybridMultilevel"/>
-    <w:tmpl w:val="5FA82440"/>
-    <w:lvl w:ilvl="0" w:tplc="04966C0C">
+    <w:tmpl w:val="40AA3016"/>
+    <w:lvl w:ilvl="0" w:tplc="2F3ED346">
+      <w:start w:val="1"/>
+      <w:numFmt w:val="bullet"/>
+      <w:lvlText w:val="●"/>
+      <w:lvlJc w:val="left"/>
+      <w:pPr>
+        <w:ind w:left="720" w:hanging="360"/>
+      </w:pPr>
+    </w:lvl>
+    <w:lvl w:ilvl="1" w:tplc="C90C62F8">
+      <w:start w:val="1"/>
+      <w:numFmt w:val="bullet"/>
+      <w:lvlText w:val="○"/>
+      <w:lvlJc w:val="left"/>
+      <w:pPr>
+        <w:ind w:left="1440" w:hanging="360"/>
+      </w:pPr>
+    </w:lvl>
+    <w:lvl w:ilvl="2" w:tplc="46E07336">
+      <w:start w:val="1"/>
+      <w:numFmt w:val="bullet"/>
+      <w:lvlText w:val="■"/>
+      <w:lvlJc w:val="left"/>
+      <w:pPr>
+        <w:ind w:left="2160" w:hanging="360"/>
+      </w:pPr>
+    </w:lvl>
+    <w:lvl w:ilvl="3" w:tplc="4ACE36B2">
+      <w:start w:val="1"/>
+      <w:numFmt w:val="bullet"/>
+      <w:lvlText w:val="●"/>
+      <w:lvlJc w:val="left"/>
+      <w:pPr>
+        <w:ind w:left="2880" w:hanging="360"/>
+      </w:pPr>
+    </w:lvl>
+    <w:lvl w:ilvl="4" w:tplc="CC8EEB02">
+      <w:start w:val="1"/>
+      <w:numFmt w:val="bullet"/>
+      <w:lvlText w:val="○"/>
+      <w:lvlJc w:val="left"/>
+      <w:pPr>
+        <w:ind w:left="3600" w:hanging="360"/>
+      </w:pPr>
+    </w:lvl>
+    <w:lvl w:ilvl="5" w:tplc="570A913C">
+      <w:start w:val="1"/>
+      <w:numFmt w:val="bullet"/>
+      <w:lvlText w:val="■"/>
+      <w:lvlJc w:val="left"/>
+      <w:pPr>
+        <w:ind w:left="4320" w:hanging="360"/>
+      </w:pPr>
+    </w:lvl>
+    <w:lvl w:ilvl="6" w:tplc="4E882D20">
+      <w:start w:val="1"/>
+      <w:numFmt w:val="bullet"/>
+      <w:lvlText w:val="●"/>
+      <w:lvlJc w:val="left"/>
+      <w:pPr>
+        <w:ind w:left="5040" w:hanging="360"/>
+      </w:pPr>
+    </w:lvl>
+    <w:lvl w:ilvl="7" w:tplc="7A84B8FC">
+      <w:start w:val="1"/>
+      <w:numFmt w:val="bullet"/>
+      <w:lvlText w:val="●"/>
+      <w:lvlJc w:val="left"/>
+      <w:pPr>
+        <w:ind w:left="5760" w:hanging="360"/>
+      </w:pPr>
+    </w:lvl>
+    <w:lvl w:ilvl="8" w:tplc="226288DA">
+      <w:start w:val="1"/>
+      <w:numFmt w:val="bullet"/>
+      <w:lvlText w:val="●"/>
+      <w:lvlJc w:val="left"/>
+      <w:pPr>
+        <w:ind w:left="6480" w:hanging="360"/>
+      </w:pPr>
+    </w:lvl>
+  </w:abstractNum>
+  <w:abstractNum w:abstractNumId="2" w15:restartNumberingAfterBreak="0">
+    <w:nsid w:val="30810FA2"/>
+    <w:multiLevelType w:val="hybridMultilevel"/>
+    <w:tmpl w:val="D28CFC6A"/>
+    <w:lvl w:ilvl="0" w:tplc="F21835AA">
       <w:start w:val="1"/>
       <w:numFmt w:val="decimal"/>
       <w:lvlText w:val="%1."/>
@@ -19045,196 +19138,52 @@
         <w:color w:val="A67C27"/>
       </w:rPr>
     </w:lvl>
-    <w:lvl w:ilvl="1" w:tplc="82DA847C">
+    <w:lvl w:ilvl="1" w:tplc="17DEEF18">
       <w:numFmt w:val="decimal"/>
       <w:lvlText w:val=""/>
       <w:lvlJc w:val="left"/>
     </w:lvl>
-    <w:lvl w:ilvl="2" w:tplc="003C7E84">
+    <w:lvl w:ilvl="2" w:tplc="2040A808">
       <w:numFmt w:val="decimal"/>
       <w:lvlText w:val=""/>
       <w:lvlJc w:val="left"/>
     </w:lvl>
-    <w:lvl w:ilvl="3" w:tplc="30C8C9C4">
+    <w:lvl w:ilvl="3" w:tplc="AB600C4A">
       <w:numFmt w:val="decimal"/>
       <w:lvlText w:val=""/>
       <w:lvlJc w:val="left"/>
     </w:lvl>
-    <w:lvl w:ilvl="4" w:tplc="0F464D12">
+    <w:lvl w:ilvl="4" w:tplc="B6CE74F2">
       <w:numFmt w:val="decimal"/>
       <w:lvlText w:val=""/>
       <w:lvlJc w:val="left"/>
     </w:lvl>
-    <w:lvl w:ilvl="5" w:tplc="FFDC4208">
+    <w:lvl w:ilvl="5" w:tplc="E836F652">
       <w:numFmt w:val="decimal"/>
       <w:lvlText w:val=""/>
       <w:lvlJc w:val="left"/>
     </w:lvl>
-    <w:lvl w:ilvl="6" w:tplc="A9A48526">
+    <w:lvl w:ilvl="6" w:tplc="53D0D78C">
       <w:numFmt w:val="decimal"/>
       <w:lvlText w:val=""/>
       <w:lvlJc w:val="left"/>
     </w:lvl>
-    <w:lvl w:ilvl="7" w:tplc="A7AE3BA4">
+    <w:lvl w:ilvl="7" w:tplc="A55A01F2">
       <w:numFmt w:val="decimal"/>
       <w:lvlText w:val=""/>
       <w:lvlJc w:val="left"/>
     </w:lvl>
-    <w:lvl w:ilvl="8" w:tplc="551EBD30">
-      <w:numFmt w:val="decimal"/>
-      <w:lvlText w:val=""/>
-      <w:lvlJc w:val="left"/>
-    </w:lvl>
-  </w:abstractNum>
-  <w:abstractNum w:abstractNumId="2" w15:restartNumberingAfterBreak="0">
-    <w:nsid w:val="189A074D"/>
-    <w:multiLevelType w:val="hybridMultilevel"/>
-    <w:tmpl w:val="74F6A3B6"/>
-    <w:lvl w:ilvl="0" w:tplc="2B28E6C8">
-      <w:start w:val="1"/>
-      <w:numFmt w:val="bullet"/>
-      <w:lvlText w:val="•"/>
-      <w:lvlJc w:val="left"/>
-      <w:pPr>
-        <w:ind w:left="460" w:hanging="280"/>
-      </w:pPr>
-    </w:lvl>
-    <w:lvl w:ilvl="1" w:tplc="228E0A32">
-      <w:start w:val="1"/>
-      <w:numFmt w:val="bullet"/>
-      <w:lvlText w:val="–"/>
-      <w:lvlJc w:val="left"/>
-      <w:pPr>
-        <w:ind w:left="900" w:hanging="280"/>
-      </w:pPr>
-    </w:lvl>
-    <w:lvl w:ilvl="2" w:tplc="60704460">
-      <w:numFmt w:val="decimal"/>
-      <w:lvlText w:val=""/>
-      <w:lvlJc w:val="left"/>
-    </w:lvl>
-    <w:lvl w:ilvl="3" w:tplc="A98CC8D8">
-      <w:numFmt w:val="decimal"/>
-      <w:lvlText w:val=""/>
-      <w:lvlJc w:val="left"/>
-    </w:lvl>
-    <w:lvl w:ilvl="4" w:tplc="8B2CBB54">
-      <w:numFmt w:val="decimal"/>
-      <w:lvlText w:val=""/>
-      <w:lvlJc w:val="left"/>
-    </w:lvl>
-    <w:lvl w:ilvl="5" w:tplc="302668E6">
-      <w:numFmt w:val="decimal"/>
-      <w:lvlText w:val=""/>
-      <w:lvlJc w:val="left"/>
-    </w:lvl>
-    <w:lvl w:ilvl="6" w:tplc="A83ED05A">
-      <w:numFmt w:val="decimal"/>
-      <w:lvlText w:val=""/>
-      <w:lvlJc w:val="left"/>
-    </w:lvl>
-    <w:lvl w:ilvl="7" w:tplc="A6E07540">
-      <w:numFmt w:val="decimal"/>
-      <w:lvlText w:val=""/>
-      <w:lvlJc w:val="left"/>
-    </w:lvl>
-    <w:lvl w:ilvl="8" w:tplc="B4A24764">
+    <w:lvl w:ilvl="8" w:tplc="ECA6517E">
       <w:numFmt w:val="decimal"/>
       <w:lvlText w:val=""/>
       <w:lvlJc w:val="left"/>
     </w:lvl>
   </w:abstractNum>
   <w:abstractNum w:abstractNumId="3" w15:restartNumberingAfterBreak="0">
-    <w:nsid w:val="1D685E68"/>
+    <w:nsid w:val="35326EB5"/>
     <w:multiLevelType w:val="hybridMultilevel"/>
-    <w:tmpl w:val="24B8FEBC"/>
-    <w:lvl w:ilvl="0" w:tplc="F7CC018E">
-      <w:start w:val="1"/>
-      <w:numFmt w:val="bullet"/>
-      <w:lvlText w:val="●"/>
-      <w:lvlJc w:val="left"/>
-      <w:pPr>
-        <w:ind w:left="720" w:hanging="360"/>
-      </w:pPr>
-    </w:lvl>
-    <w:lvl w:ilvl="1" w:tplc="1C4C063A">
-      <w:start w:val="1"/>
-      <w:numFmt w:val="bullet"/>
-      <w:lvlText w:val="○"/>
-      <w:lvlJc w:val="left"/>
-      <w:pPr>
-        <w:ind w:left="1440" w:hanging="360"/>
-      </w:pPr>
-    </w:lvl>
-    <w:lvl w:ilvl="2" w:tplc="2892CB68">
-      <w:start w:val="1"/>
-      <w:numFmt w:val="bullet"/>
-      <w:lvlText w:val="■"/>
-      <w:lvlJc w:val="left"/>
-      <w:pPr>
-        <w:ind w:left="2160" w:hanging="360"/>
-      </w:pPr>
-    </w:lvl>
-    <w:lvl w:ilvl="3" w:tplc="DA240FC0">
-      <w:start w:val="1"/>
-      <w:numFmt w:val="bullet"/>
-      <w:lvlText w:val="●"/>
-      <w:lvlJc w:val="left"/>
-      <w:pPr>
-        <w:ind w:left="2880" w:hanging="360"/>
-      </w:pPr>
-    </w:lvl>
-    <w:lvl w:ilvl="4" w:tplc="AE883502">
-      <w:start w:val="1"/>
-      <w:numFmt w:val="bullet"/>
-      <w:lvlText w:val="○"/>
-      <w:lvlJc w:val="left"/>
-      <w:pPr>
-        <w:ind w:left="3600" w:hanging="360"/>
-      </w:pPr>
-    </w:lvl>
-    <w:lvl w:ilvl="5" w:tplc="1FA2F4A0">
-      <w:start w:val="1"/>
-      <w:numFmt w:val="bullet"/>
-      <w:lvlText w:val="■"/>
-      <w:lvlJc w:val="left"/>
-      <w:pPr>
-        <w:ind w:left="4320" w:hanging="360"/>
-      </w:pPr>
-    </w:lvl>
-    <w:lvl w:ilvl="6" w:tplc="47D4243C">
-      <w:start w:val="1"/>
-      <w:numFmt w:val="bullet"/>
-      <w:lvlText w:val="●"/>
-      <w:lvlJc w:val="left"/>
-      <w:pPr>
-        <w:ind w:left="5040" w:hanging="360"/>
-      </w:pPr>
-    </w:lvl>
-    <w:lvl w:ilvl="7" w:tplc="90408A42">
-      <w:start w:val="1"/>
-      <w:numFmt w:val="bullet"/>
-      <w:lvlText w:val="●"/>
-      <w:lvlJc w:val="left"/>
-      <w:pPr>
-        <w:ind w:left="5760" w:hanging="360"/>
-      </w:pPr>
-    </w:lvl>
-    <w:lvl w:ilvl="8" w:tplc="7CECEECE">
-      <w:start w:val="1"/>
-      <w:numFmt w:val="bullet"/>
-      <w:lvlText w:val="●"/>
-      <w:lvlJc w:val="left"/>
-      <w:pPr>
-        <w:ind w:left="6480" w:hanging="360"/>
-      </w:pPr>
-    </w:lvl>
-  </w:abstractNum>
-  <w:abstractNum w:abstractNumId="4" w15:restartNumberingAfterBreak="0">
-    <w:nsid w:val="1F1E6838"/>
-    <w:multiLevelType w:val="hybridMultilevel"/>
-    <w:tmpl w:val="F9421CB6"/>
-    <w:lvl w:ilvl="0" w:tplc="E68C334E">
+    <w:tmpl w:val="D5B41AF2"/>
+    <w:lvl w:ilvl="0" w:tplc="2258D73C">
       <w:start w:val="1"/>
       <w:numFmt w:val="decimal"/>
       <w:lvlText w:val="%1."/>
@@ -19248,52 +19197,111 @@
         <w:color w:val="A67C27"/>
       </w:rPr>
     </w:lvl>
-    <w:lvl w:ilvl="1" w:tplc="BA8874D4">
+    <w:lvl w:ilvl="1" w:tplc="9D2AF5D6">
       <w:numFmt w:val="decimal"/>
       <w:lvlText w:val=""/>
       <w:lvlJc w:val="left"/>
     </w:lvl>
-    <w:lvl w:ilvl="2" w:tplc="82964512">
+    <w:lvl w:ilvl="2" w:tplc="B61AA3FA">
       <w:numFmt w:val="decimal"/>
       <w:lvlText w:val=""/>
       <w:lvlJc w:val="left"/>
     </w:lvl>
-    <w:lvl w:ilvl="3" w:tplc="1C8EF29C">
+    <w:lvl w:ilvl="3" w:tplc="5AC2570C">
       <w:numFmt w:val="decimal"/>
       <w:lvlText w:val=""/>
       <w:lvlJc w:val="left"/>
     </w:lvl>
-    <w:lvl w:ilvl="4" w:tplc="F3CA1F54">
+    <w:lvl w:ilvl="4" w:tplc="C71C0378">
       <w:numFmt w:val="decimal"/>
       <w:lvlText w:val=""/>
       <w:lvlJc w:val="left"/>
     </w:lvl>
-    <w:lvl w:ilvl="5" w:tplc="1CC64E62">
+    <w:lvl w:ilvl="5" w:tplc="6798947E">
       <w:numFmt w:val="decimal"/>
       <w:lvlText w:val=""/>
       <w:lvlJc w:val="left"/>
     </w:lvl>
-    <w:lvl w:ilvl="6" w:tplc="55B8C708">
+    <w:lvl w:ilvl="6" w:tplc="236C6E16">
       <w:numFmt w:val="decimal"/>
       <w:lvlText w:val=""/>
       <w:lvlJc w:val="left"/>
     </w:lvl>
-    <w:lvl w:ilvl="7" w:tplc="F8987A26">
+    <w:lvl w:ilvl="7" w:tplc="CD2487FE">
       <w:numFmt w:val="decimal"/>
       <w:lvlText w:val=""/>
       <w:lvlJc w:val="left"/>
     </w:lvl>
-    <w:lvl w:ilvl="8" w:tplc="8CE483EC">
+    <w:lvl w:ilvl="8" w:tplc="7D4C438C">
+      <w:numFmt w:val="decimal"/>
+      <w:lvlText w:val=""/>
+      <w:lvlJc w:val="left"/>
+    </w:lvl>
+  </w:abstractNum>
+  <w:abstractNum w:abstractNumId="4" w15:restartNumberingAfterBreak="0">
+    <w:nsid w:val="3FAB501E"/>
+    <w:multiLevelType w:val="hybridMultilevel"/>
+    <w:tmpl w:val="C0145396"/>
+    <w:lvl w:ilvl="0" w:tplc="F536DA2E">
+      <w:start w:val="1"/>
+      <w:numFmt w:val="decimal"/>
+      <w:lvlText w:val="%1."/>
+      <w:lvlJc w:val="left"/>
+      <w:pPr>
+        <w:ind w:left="460" w:hanging="360"/>
+      </w:pPr>
+      <w:rPr>
+        <w:b/>
+        <w:bCs/>
+        <w:color w:val="A67C27"/>
+      </w:rPr>
+    </w:lvl>
+    <w:lvl w:ilvl="1" w:tplc="D152BAC4">
+      <w:numFmt w:val="decimal"/>
+      <w:lvlText w:val=""/>
+      <w:lvlJc w:val="left"/>
+    </w:lvl>
+    <w:lvl w:ilvl="2" w:tplc="878EE6C2">
+      <w:numFmt w:val="decimal"/>
+      <w:lvlText w:val=""/>
+      <w:lvlJc w:val="left"/>
+    </w:lvl>
+    <w:lvl w:ilvl="3" w:tplc="3EDCF1F4">
+      <w:numFmt w:val="decimal"/>
+      <w:lvlText w:val=""/>
+      <w:lvlJc w:val="left"/>
+    </w:lvl>
+    <w:lvl w:ilvl="4" w:tplc="C784991C">
+      <w:numFmt w:val="decimal"/>
+      <w:lvlText w:val=""/>
+      <w:lvlJc w:val="left"/>
+    </w:lvl>
+    <w:lvl w:ilvl="5" w:tplc="43509E5C">
+      <w:numFmt w:val="decimal"/>
+      <w:lvlText w:val=""/>
+      <w:lvlJc w:val="left"/>
+    </w:lvl>
+    <w:lvl w:ilvl="6" w:tplc="9DF2C7BA">
+      <w:numFmt w:val="decimal"/>
+      <w:lvlText w:val=""/>
+      <w:lvlJc w:val="left"/>
+    </w:lvl>
+    <w:lvl w:ilvl="7" w:tplc="9E582034">
+      <w:numFmt w:val="decimal"/>
+      <w:lvlText w:val=""/>
+      <w:lvlJc w:val="left"/>
+    </w:lvl>
+    <w:lvl w:ilvl="8" w:tplc="BAEEE860">
       <w:numFmt w:val="decimal"/>
       <w:lvlText w:val=""/>
       <w:lvlJc w:val="left"/>
     </w:lvl>
   </w:abstractNum>
   <w:abstractNum w:abstractNumId="5" w15:restartNumberingAfterBreak="0">
-    <w:nsid w:val="37B430D3"/>
+    <w:nsid w:val="4D433B6A"/>
     <w:multiLevelType w:val="hybridMultilevel"/>
-    <w:tmpl w:val="9C2E397C"/>
-    <w:lvl w:ilvl="0" w:tplc="9DD223A4">
+    <w:tmpl w:val="198C50F4"/>
+    <w:lvl w:ilvl="0" w:tplc="F03838DC">
       <w:start w:val="1"/>
       <w:numFmt w:val="decimal"/>
       <w:lvlText w:val="%1."/>
@@ -19307,52 +19315,52 @@
         <w:color w:val="A67C27"/>
       </w:rPr>
     </w:lvl>
-    <w:lvl w:ilvl="1" w:tplc="AE825F72">
+    <w:lvl w:ilvl="1" w:tplc="B884519E">
       <w:numFmt w:val="decimal"/>
       <w:lvlText w:val=""/>
       <w:lvlJc w:val="left"/>
     </w:lvl>
-    <w:lvl w:ilvl="2" w:tplc="05EC7CE2">
+    <w:lvl w:ilvl="2" w:tplc="AE82499C">
       <w:numFmt w:val="decimal"/>
       <w:lvlText w:val=""/>
       <w:lvlJc w:val="left"/>
     </w:lvl>
-    <w:lvl w:ilvl="3" w:tplc="4B660366">
+    <w:lvl w:ilvl="3" w:tplc="55540788">
       <w:numFmt w:val="decimal"/>
       <w:lvlText w:val=""/>
       <w:lvlJc w:val="left"/>
     </w:lvl>
-    <w:lvl w:ilvl="4" w:tplc="9F201E10">
+    <w:lvl w:ilvl="4" w:tplc="3086DCB8">
       <w:numFmt w:val="decimal"/>
       <w:lvlText w:val=""/>
       <w:lvlJc w:val="left"/>
     </w:lvl>
-    <w:lvl w:ilvl="5" w:tplc="D15AF8B8">
+    <w:lvl w:ilvl="5" w:tplc="0E3A10CA">
       <w:numFmt w:val="decimal"/>
       <w:lvlText w:val=""/>
       <w:lvlJc w:val="left"/>
     </w:lvl>
-    <w:lvl w:ilvl="6" w:tplc="75EEA35A">
+    <w:lvl w:ilvl="6" w:tplc="97FE67C2">
       <w:numFmt w:val="decimal"/>
       <w:lvlText w:val=""/>
       <w:lvlJc w:val="left"/>
     </w:lvl>
-    <w:lvl w:ilvl="7" w:tplc="55621A06">
+    <w:lvl w:ilvl="7" w:tplc="FEF0CD7C">
       <w:numFmt w:val="decimal"/>
       <w:lvlText w:val=""/>
       <w:lvlJc w:val="left"/>
     </w:lvl>
-    <w:lvl w:ilvl="8" w:tplc="9C3E6AAA">
+    <w:lvl w:ilvl="8" w:tplc="917A658C">
       <w:numFmt w:val="decimal"/>
       <w:lvlText w:val=""/>
       <w:lvlJc w:val="left"/>
     </w:lvl>
   </w:abstractNum>
   <w:abstractNum w:abstractNumId="6" w15:restartNumberingAfterBreak="0">
-    <w:nsid w:val="3D3F4DF3"/>
+    <w:nsid w:val="536A472B"/>
     <w:multiLevelType w:val="hybridMultilevel"/>
-    <w:tmpl w:val="6F824F98"/>
-    <w:lvl w:ilvl="0" w:tplc="0B6C906A">
+    <w:tmpl w:val="07B2B53E"/>
+    <w:lvl w:ilvl="0" w:tplc="B2B0A4C8">
       <w:start w:val="1"/>
       <w:numFmt w:val="decimal"/>
       <w:lvlText w:val="%1."/>
@@ -19366,52 +19374,52 @@
         <w:color w:val="A67C27"/>
       </w:rPr>
     </w:lvl>
-    <w:lvl w:ilvl="1" w:tplc="9B9C512C">
+    <w:lvl w:ilvl="1" w:tplc="221039C0">
       <w:numFmt w:val="decimal"/>
       <w:lvlText w:val=""/>
       <w:lvlJc w:val="left"/>
     </w:lvl>
-    <w:lvl w:ilvl="2" w:tplc="6350863E">
+    <w:lvl w:ilvl="2" w:tplc="F76C736A">
       <w:numFmt w:val="decimal"/>
       <w:lvlText w:val=""/>
       <w:lvlJc w:val="left"/>
     </w:lvl>
-    <w:lvl w:ilvl="3" w:tplc="696E33D2">
+    <w:lvl w:ilvl="3" w:tplc="1F265702">
       <w:numFmt w:val="decimal"/>
       <w:lvlText w:val=""/>
       <w:lvlJc w:val="left"/>
     </w:lvl>
-    <w:lvl w:ilvl="4" w:tplc="88942BB0">
+    <w:lvl w:ilvl="4" w:tplc="4BECF5EA">
       <w:numFmt w:val="decimal"/>
       <w:lvlText w:val=""/>
       <w:lvlJc w:val="left"/>
     </w:lvl>
-    <w:lvl w:ilvl="5" w:tplc="7CB46EC0">
+    <w:lvl w:ilvl="5" w:tplc="CAA0D21C">
       <w:numFmt w:val="decimal"/>
       <w:lvlText w:val=""/>
       <w:lvlJc w:val="left"/>
     </w:lvl>
-    <w:lvl w:ilvl="6" w:tplc="1A7E98B4">
+    <w:lvl w:ilvl="6" w:tplc="348E98CC">
       <w:numFmt w:val="decimal"/>
       <w:lvlText w:val=""/>
       <w:lvlJc w:val="left"/>
     </w:lvl>
-    <w:lvl w:ilvl="7" w:tplc="B63E0A32">
+    <w:lvl w:ilvl="7" w:tplc="3D9A8AE4">
       <w:numFmt w:val="decimal"/>
       <w:lvlText w:val=""/>
       <w:lvlJc w:val="left"/>
     </w:lvl>
-    <w:lvl w:ilvl="8" w:tplc="6C242EBA">
+    <w:lvl w:ilvl="8" w:tplc="D5CC76C4">
       <w:numFmt w:val="decimal"/>
       <w:lvlText w:val=""/>
       <w:lvlJc w:val="left"/>
     </w:lvl>
   </w:abstractNum>
   <w:abstractNum w:abstractNumId="7" w15:restartNumberingAfterBreak="0">
-    <w:nsid w:val="44221AEB"/>
+    <w:nsid w:val="55630E42"/>
     <w:multiLevelType w:val="hybridMultilevel"/>
-    <w:tmpl w:val="CC7A23C0"/>
-    <w:lvl w:ilvl="0" w:tplc="F2AEA6DC">
+    <w:tmpl w:val="533CB218"/>
+    <w:lvl w:ilvl="0" w:tplc="DCEE1B5A">
       <w:start w:val="1"/>
       <w:numFmt w:val="decimal"/>
       <w:lvlText w:val="%1."/>
@@ -19425,52 +19433,52 @@
         <w:color w:val="A67C27"/>
       </w:rPr>
     </w:lvl>
-    <w:lvl w:ilvl="1" w:tplc="F932BF00">
+    <w:lvl w:ilvl="1" w:tplc="D338AA72">
       <w:numFmt w:val="decimal"/>
       <w:lvlText w:val=""/>
       <w:lvlJc w:val="left"/>
     </w:lvl>
-    <w:lvl w:ilvl="2" w:tplc="DA1C282E">
+    <w:lvl w:ilvl="2" w:tplc="41802376">
       <w:numFmt w:val="decimal"/>
       <w:lvlText w:val=""/>
       <w:lvlJc w:val="left"/>
     </w:lvl>
-    <w:lvl w:ilvl="3" w:tplc="C288881A">
+    <w:lvl w:ilvl="3" w:tplc="C854D684">
       <w:numFmt w:val="decimal"/>
       <w:lvlText w:val=""/>
       <w:lvlJc w:val="left"/>
     </w:lvl>
-    <w:lvl w:ilvl="4" w:tplc="C8E4814A">
+    <w:lvl w:ilvl="4" w:tplc="2BFE0D74">
       <w:numFmt w:val="decimal"/>
       <w:lvlText w:val=""/>
       <w:lvlJc w:val="left"/>
     </w:lvl>
-    <w:lvl w:ilvl="5" w:tplc="87A40A2A">
+    <w:lvl w:ilvl="5" w:tplc="8328FC44">
       <w:numFmt w:val="decimal"/>
       <w:lvlText w:val=""/>
       <w:lvlJc w:val="left"/>
     </w:lvl>
-    <w:lvl w:ilvl="6" w:tplc="31003DF2">
+    <w:lvl w:ilvl="6" w:tplc="53728EBE">
       <w:numFmt w:val="decimal"/>
       <w:lvlText w:val=""/>
       <w:lvlJc w:val="left"/>
     </w:lvl>
-    <w:lvl w:ilvl="7" w:tplc="C5A25B9E">
+    <w:lvl w:ilvl="7" w:tplc="A8240BD8">
       <w:numFmt w:val="decimal"/>
       <w:lvlText w:val=""/>
       <w:lvlJc w:val="left"/>
     </w:lvl>
-    <w:lvl w:ilvl="8" w:tplc="175C9710">
+    <w:lvl w:ilvl="8" w:tplc="C3089726">
       <w:numFmt w:val="decimal"/>
       <w:lvlText w:val=""/>
       <w:lvlJc w:val="left"/>
     </w:lvl>
   </w:abstractNum>
   <w:abstractNum w:abstractNumId="8" w15:restartNumberingAfterBreak="0">
-    <w:nsid w:val="49337708"/>
+    <w:nsid w:val="5C450CDF"/>
     <w:multiLevelType w:val="hybridMultilevel"/>
-    <w:tmpl w:val="5E5E93CE"/>
-    <w:lvl w:ilvl="0" w:tplc="E6D4DA4E">
+    <w:tmpl w:val="1576BD36"/>
+    <w:lvl w:ilvl="0" w:tplc="6C509BA0">
       <w:start w:val="1"/>
       <w:numFmt w:val="decimal"/>
       <w:lvlText w:val="%1."/>
@@ -19484,52 +19492,52 @@
         <w:color w:val="A67C27"/>
       </w:rPr>
     </w:lvl>
-    <w:lvl w:ilvl="1" w:tplc="7F82FAC4">
+    <w:lvl w:ilvl="1" w:tplc="D9D45AFE">
       <w:numFmt w:val="decimal"/>
       <w:lvlText w:val=""/>
       <w:lvlJc w:val="left"/>
     </w:lvl>
-    <w:lvl w:ilvl="2" w:tplc="FC4C7B30">
+    <w:lvl w:ilvl="2" w:tplc="4E603C8A">
       <w:numFmt w:val="decimal"/>
       <w:lvlText w:val=""/>
       <w:lvlJc w:val="left"/>
     </w:lvl>
-    <w:lvl w:ilvl="3" w:tplc="45345AC4">
+    <w:lvl w:ilvl="3" w:tplc="DF2637B2">
       <w:numFmt w:val="decimal"/>
       <w:lvlText w:val=""/>
       <w:lvlJc w:val="left"/>
     </w:lvl>
-    <w:lvl w:ilvl="4" w:tplc="75C68CEC">
+    <w:lvl w:ilvl="4" w:tplc="06B24B00">
       <w:numFmt w:val="decimal"/>
       <w:lvlText w:val=""/>
       <w:lvlJc w:val="left"/>
     </w:lvl>
-    <w:lvl w:ilvl="5" w:tplc="CBEA5CC4">
+    <w:lvl w:ilvl="5" w:tplc="B37E7FEE">
       <w:numFmt w:val="decimal"/>
       <w:lvlText w:val=""/>
       <w:lvlJc w:val="left"/>
     </w:lvl>
-    <w:lvl w:ilvl="6" w:tplc="2E00383A">
+    <w:lvl w:ilvl="6" w:tplc="6D8028F0">
       <w:numFmt w:val="decimal"/>
       <w:lvlText w:val=""/>
       <w:lvlJc w:val="left"/>
     </w:lvl>
-    <w:lvl w:ilvl="7" w:tplc="7742AB98">
+    <w:lvl w:ilvl="7" w:tplc="E67E1BA0">
       <w:numFmt w:val="decimal"/>
       <w:lvlText w:val=""/>
       <w:lvlJc w:val="left"/>
     </w:lvl>
-    <w:lvl w:ilvl="8" w:tplc="55900D74">
+    <w:lvl w:ilvl="8" w:tplc="43EC23B0">
       <w:numFmt w:val="decimal"/>
       <w:lvlText w:val=""/>
       <w:lvlJc w:val="left"/>
     </w:lvl>
   </w:abstractNum>
   <w:abstractNum w:abstractNumId="9" w15:restartNumberingAfterBreak="0">
-    <w:nsid w:val="51951238"/>
+    <w:nsid w:val="679516BD"/>
     <w:multiLevelType w:val="hybridMultilevel"/>
-    <w:tmpl w:val="612A2284"/>
-    <w:lvl w:ilvl="0" w:tplc="6576C9D8">
+    <w:tmpl w:val="E91212C6"/>
+    <w:lvl w:ilvl="0" w:tplc="8676C936">
       <w:start w:val="1"/>
       <w:numFmt w:val="decimal"/>
       <w:lvlText w:val="%1."/>
@@ -19543,52 +19551,52 @@
         <w:color w:val="A67C27"/>
       </w:rPr>
     </w:lvl>
-    <w:lvl w:ilvl="1" w:tplc="040A7536">
+    <w:lvl w:ilvl="1" w:tplc="93F6AEFE">
       <w:numFmt w:val="decimal"/>
       <w:lvlText w:val=""/>
       <w:lvlJc w:val="left"/>
     </w:lvl>
-    <w:lvl w:ilvl="2" w:tplc="F8F6C0D0">
+    <w:lvl w:ilvl="2" w:tplc="C0FC0C58">
       <w:numFmt w:val="decimal"/>
       <w:lvlText w:val=""/>
       <w:lvlJc w:val="left"/>
     </w:lvl>
-    <w:lvl w:ilvl="3" w:tplc="78D87B3C">
+    <w:lvl w:ilvl="3" w:tplc="C6CC2710">
       <w:numFmt w:val="decimal"/>
       <w:lvlText w:val=""/>
       <w:lvlJc w:val="left"/>
     </w:lvl>
-    <w:lvl w:ilvl="4" w:tplc="530429DE">
+    <w:lvl w:ilvl="4" w:tplc="F4B46980">
       <w:numFmt w:val="decimal"/>
       <w:lvlText w:val=""/>
       <w:lvlJc w:val="left"/>
     </w:lvl>
-    <w:lvl w:ilvl="5" w:tplc="82404A70">
+    <w:lvl w:ilvl="5" w:tplc="BDBEDCCA">
       <w:numFmt w:val="decimal"/>
       <w:lvlText w:val=""/>
       <w:lvlJc w:val="left"/>
     </w:lvl>
-    <w:lvl w:ilvl="6" w:tplc="0F768366">
+    <w:lvl w:ilvl="6" w:tplc="CDF47D98">
       <w:numFmt w:val="decimal"/>
       <w:lvlText w:val=""/>
       <w:lvlJc w:val="left"/>
     </w:lvl>
-    <w:lvl w:ilvl="7" w:tplc="52BEDE26">
+    <w:lvl w:ilvl="7" w:tplc="A502AD30">
       <w:numFmt w:val="decimal"/>
       <w:lvlText w:val=""/>
       <w:lvlJc w:val="left"/>
     </w:lvl>
-    <w:lvl w:ilvl="8" w:tplc="ED880FBA">
+    <w:lvl w:ilvl="8" w:tplc="7EC257E2">
       <w:numFmt w:val="decimal"/>
       <w:lvlText w:val=""/>
       <w:lvlJc w:val="left"/>
     </w:lvl>
   </w:abstractNum>
   <w:abstractNum w:abstractNumId="10" w15:restartNumberingAfterBreak="0">
-    <w:nsid w:val="52F13D5D"/>
+    <w:nsid w:val="7A9A3140"/>
     <w:multiLevelType w:val="hybridMultilevel"/>
-    <w:tmpl w:val="9D14A8E8"/>
-    <w:lvl w:ilvl="0" w:tplc="7A385760">
+    <w:tmpl w:val="2F9609E4"/>
+    <w:lvl w:ilvl="0" w:tplc="CF6AAF3C">
       <w:start w:val="1"/>
       <w:numFmt w:val="decimal"/>
       <w:lvlText w:val="%1."/>
@@ -19602,174 +19610,173 @@
         <w:color w:val="A67C27"/>
       </w:rPr>
     </w:lvl>
-    <w:lvl w:ilvl="1" w:tplc="8D5CADD4">
+    <w:lvl w:ilvl="1" w:tplc="409C1890">
       <w:numFmt w:val="decimal"/>
       <w:lvlText w:val=""/>
       <w:lvlJc w:val="left"/>
     </w:lvl>
-    <w:lvl w:ilvl="2" w:tplc="4FC0CC88">
+    <w:lvl w:ilvl="2" w:tplc="C3C278AA">
       <w:numFmt w:val="decimal"/>
       <w:lvlText w:val=""/>
       <w:lvlJc w:val="left"/>
     </w:lvl>
-    <w:lvl w:ilvl="3" w:tplc="2BE44A9E">
+    <w:lvl w:ilvl="3" w:tplc="9ED86E22">
       <w:numFmt w:val="decimal"/>
       <w:lvlText w:val=""/>
       <w:lvlJc w:val="left"/>
     </w:lvl>
-    <w:lvl w:ilvl="4" w:tplc="DE1C7B20">
+    <w:lvl w:ilvl="4" w:tplc="A6BE782C">
       <w:numFmt w:val="decimal"/>
       <w:lvlText w:val=""/>
       <w:lvlJc w:val="left"/>
     </w:lvl>
-    <w:lvl w:ilvl="5" w:tplc="12D60A82">
+    <w:lvl w:ilvl="5" w:tplc="CD782FDE">
       <w:numFmt w:val="decimal"/>
       <w:lvlText w:val=""/>
       <w:lvlJc w:val="left"/>
     </w:lvl>
-    <w:lvl w:ilvl="6" w:tplc="8FDA0C7A">
+    <w:lvl w:ilvl="6" w:tplc="B5B8D862">
       <w:numFmt w:val="decimal"/>
       <w:lvlText w:val=""/>
       <w:lvlJc w:val="left"/>
     </w:lvl>
-    <w:lvl w:ilvl="7" w:tplc="F274E71C">
+    <w:lvl w:ilvl="7" w:tplc="C994E128">
       <w:numFmt w:val="decimal"/>
       <w:lvlText w:val=""/>
       <w:lvlJc w:val="left"/>
     </w:lvl>
-    <w:lvl w:ilvl="8" w:tplc="ADF62F6E">
+    <w:lvl w:ilvl="8" w:tplc="809C7668">
       <w:numFmt w:val="decimal"/>
       <w:lvlText w:val=""/>
       <w:lvlJc w:val="left"/>
     </w:lvl>
   </w:abstractNum>
   <w:abstractNum w:abstractNumId="11" w15:restartNumberingAfterBreak="0">
-    <w:nsid w:val="59CC2E1B"/>
+    <w:nsid w:val="7D9059AC"/>
     <w:multiLevelType w:val="hybridMultilevel"/>
-    <w:tmpl w:val="F274D9A2"/>
-    <w:lvl w:ilvl="0" w:tplc="B90C9BFC">
+    <w:tmpl w:val="C304F456"/>
+    <w:lvl w:ilvl="0" w:tplc="52109678">
       <w:start w:val="1"/>
-      <w:numFmt w:val="decimal"/>
-      <w:lvlText w:val="%1."/>
+      <w:numFmt w:val="bullet"/>
+      <w:lvlText w:val="•"/>
       <w:lvlJc w:val="left"/>
       <w:pPr>
-        <w:ind w:left="460" w:hanging="360"/>
-      </w:pPr>
-      <w:rPr>
-        <w:b/>
-        <w:bCs/>
-        <w:color w:val="A67C27"/>
-      </w:rPr>
+        <w:ind w:left="460" w:hanging="280"/>
+      </w:pPr>
     </w:lvl>
-    <w:lvl w:ilvl="1" w:tplc="78060DAE">
+    <w:lvl w:ilvl="1" w:tplc="FA682D70">
+      <w:start w:val="1"/>
+      <w:numFmt w:val="bullet"/>
+      <w:lvlText w:val="–"/>
+      <w:lvlJc w:val="left"/>
+      <w:pPr>
+        <w:ind w:left="900" w:hanging="280"/>
+      </w:pPr>
+    </w:lvl>
+    <w:lvl w:ilvl="2" w:tplc="6FFA322C">
       <w:numFmt w:val="decimal"/>
       <w:lvlText w:val=""/>
       <w:lvlJc w:val="left"/>
     </w:lvl>
-    <w:lvl w:ilvl="2" w:tplc="3F02870C">
+    <w:lvl w:ilvl="3" w:tplc="48B4A9C2">
       <w:numFmt w:val="decimal"/>
       <w:lvlText w:val=""/>
       <w:lvlJc w:val="left"/>
     </w:lvl>
-    <w:lvl w:ilvl="3" w:tplc="58DE97EA">
+    <w:lvl w:ilvl="4" w:tplc="0AE8BBA8">
       <w:numFmt w:val="decimal"/>
       <w:lvlText w:val=""/>
       <w:lvlJc w:val="left"/>
     </w:lvl>
-    <w:lvl w:ilvl="4" w:tplc="4FC010C4">
+    <w:lvl w:ilvl="5" w:tplc="98A6ADB4">
       <w:numFmt w:val="decimal"/>
       <w:lvlText w:val=""/>
       <w:lvlJc w:val="left"/>
     </w:lvl>
-    <w:lvl w:ilvl="5" w:tplc="B3984D62">
+    <w:lvl w:ilvl="6" w:tplc="5F96870A">
       <w:numFmt w:val="decimal"/>
       <w:lvlText w:val=""/>
       <w:lvlJc w:val="left"/>
     </w:lvl>
-    <w:lvl w:ilvl="6" w:tplc="FD041286">
+    <w:lvl w:ilvl="7" w:tplc="EDFC681A">
       <w:numFmt w:val="decimal"/>
       <w:lvlText w:val=""/>
       <w:lvlJc w:val="left"/>
     </w:lvl>
-    <w:lvl w:ilvl="7" w:tplc="DC9CEC3E">
-      <w:numFmt w:val="decimal"/>
-      <w:lvlText w:val=""/>
-      <w:lvlJc w:val="left"/>
-    </w:lvl>
-    <w:lvl w:ilvl="8" w:tplc="C62ACC00">
+    <w:lvl w:ilvl="8" w:tplc="1B366D3A">
       <w:numFmt w:val="decimal"/>
       <w:lvlText w:val=""/>
       <w:lvlJc w:val="left"/>
     </w:lvl>
   </w:abstractNum>
-  <w:num w:numId="1" w16cid:durableId="613364206">
+  <w:num w:numId="1" w16cid:durableId="2090687950">
+    <w:abstractNumId w:val="1"/>
+    <w:lvlOverride w:ilvl="0">
+      <w:startOverride w:val="1"/>
+    </w:lvlOverride>
+  </w:num>
+  <w:num w:numId="2" w16cid:durableId="1932927611">
+    <w:abstractNumId w:val="11"/>
+    <w:lvlOverride w:ilvl="0">
+      <w:startOverride w:val="1"/>
+    </w:lvlOverride>
+  </w:num>
+  <w:num w:numId="3" w16cid:durableId="1837257413">
+    <w:abstractNumId w:val="6"/>
+    <w:lvlOverride w:ilvl="0">
+      <w:startOverride w:val="1"/>
+    </w:lvlOverride>
+  </w:num>
+  <w:num w:numId="4" w16cid:durableId="438376906">
+    <w:abstractNumId w:val="9"/>
+    <w:lvlOverride w:ilvl="0">
+      <w:startOverride w:val="1"/>
+    </w:lvlOverride>
+  </w:num>
+  <w:num w:numId="5" w16cid:durableId="699084733">
+    <w:abstractNumId w:val="10"/>
+    <w:lvlOverride w:ilvl="0">
+      <w:startOverride w:val="1"/>
+    </w:lvlOverride>
+  </w:num>
+  <w:num w:numId="6" w16cid:durableId="1966621985">
+    <w:abstractNumId w:val="8"/>
+    <w:lvlOverride w:ilvl="0">
+      <w:startOverride w:val="1"/>
+    </w:lvlOverride>
+  </w:num>
+  <w:num w:numId="7" w16cid:durableId="1697727418">
+    <w:abstractNumId w:val="0"/>
+    <w:lvlOverride w:ilvl="0">
+      <w:startOverride w:val="1"/>
+    </w:lvlOverride>
+  </w:num>
+  <w:num w:numId="8" w16cid:durableId="1825121458">
+    <w:abstractNumId w:val="5"/>
+    <w:lvlOverride w:ilvl="0">
+      <w:startOverride w:val="1"/>
+    </w:lvlOverride>
+  </w:num>
+  <w:num w:numId="9" w16cid:durableId="317462247">
+    <w:abstractNumId w:val="7"/>
+    <w:lvlOverride w:ilvl="0">
+      <w:startOverride w:val="1"/>
+    </w:lvlOverride>
+  </w:num>
+  <w:num w:numId="10" w16cid:durableId="905215444">
     <w:abstractNumId w:val="3"/>
     <w:lvlOverride w:ilvl="0">
       <w:startOverride w:val="1"/>
     </w:lvlOverride>
   </w:num>
-  <w:num w:numId="2" w16cid:durableId="849486309">
-    <w:abstractNumId w:val="2"/>
-    <w:lvlOverride w:ilvl="0">
-      <w:startOverride w:val="1"/>
-    </w:lvlOverride>
-  </w:num>
-  <w:num w:numId="3" w16cid:durableId="243804946">
-    <w:abstractNumId w:val="11"/>
-    <w:lvlOverride w:ilvl="0">
-      <w:startOverride w:val="1"/>
-    </w:lvlOverride>
-  </w:num>
-  <w:num w:numId="4" w16cid:durableId="243030127">
-    <w:abstractNumId w:val="6"/>
-    <w:lvlOverride w:ilvl="0">
-      <w:startOverride w:val="1"/>
-    </w:lvlOverride>
-  </w:num>
-  <w:num w:numId="5" w16cid:durableId="228420744">
-    <w:abstractNumId w:val="7"/>
-    <w:lvlOverride w:ilvl="0">
-      <w:startOverride w:val="1"/>
-    </w:lvlOverride>
-  </w:num>
-  <w:num w:numId="6" w16cid:durableId="405300453">
-    <w:abstractNumId w:val="1"/>
-    <w:lvlOverride w:ilvl="0">
-      <w:startOverride w:val="1"/>
-    </w:lvlOverride>
-  </w:num>
-  <w:num w:numId="7" w16cid:durableId="1351909234">
+  <w:num w:numId="11" w16cid:durableId="1338385899">
     <w:abstractNumId w:val="4"/>
     <w:lvlOverride w:ilvl="0">
       <w:startOverride w:val="1"/>
     </w:lvlOverride>
   </w:num>
-  <w:num w:numId="8" w16cid:durableId="75825287">
-    <w:abstractNumId w:val="10"/>
-    <w:lvlOverride w:ilvl="0">
-      <w:startOverride w:val="1"/>
-    </w:lvlOverride>
-  </w:num>
-  <w:num w:numId="9" w16cid:durableId="189296423">
-    <w:abstractNumId w:val="5"/>
-    <w:lvlOverride w:ilvl="0">
-      <w:startOverride w:val="1"/>
-    </w:lvlOverride>
-  </w:num>
-  <w:num w:numId="10" w16cid:durableId="788863114">
-    <w:abstractNumId w:val="8"/>
-    <w:lvlOverride w:ilvl="0">
-      <w:startOverride w:val="1"/>
-    </w:lvlOverride>
-  </w:num>
-  <w:num w:numId="11" w16cid:durableId="746535134">
-    <w:abstractNumId w:val="9"/>
-    <w:lvlOverride w:ilvl="0">
-      <w:startOverride w:val="1"/>
-    </w:lvlOverride>
-  </w:num>
-  <w:num w:numId="12" w16cid:durableId="656882148">
-    <w:abstractNumId w:val="0"/>
+  <w:num w:numId="12" w16cid:durableId="83111326">
+    <w:abstractNumId w:val="2"/>
     <w:lvlOverride w:ilvl="0">
       <w:startOverride w:val="1"/>
     </w:lvlOverride>
@@ -20394,7 +20401,7 @@
     <w:autoRedefine/>
     <w:uiPriority w:val="39"/>
     <w:unhideWhenUsed/>
-    <w:rsid w:val="002212F1"/>
+    <w:rsid w:val="00BA7362"/>
     <w:pPr>
       <w:spacing w:after="100"/>
     </w:pPr>
@@ -20406,7 +20413,7 @@
     <w:autoRedefine/>
     <w:uiPriority w:val="39"/>
     <w:unhideWhenUsed/>
-    <w:rsid w:val="002212F1"/>
+    <w:rsid w:val="00BA7362"/>
     <w:pPr>
       <w:spacing w:after="100"/>
       <w:ind w:left="210"/>

--- a/docs/manuals/Role_Guide_6_Documentary_RA.docx
+++ b/docs/manuals/Role_Guide_6_Documentary_RA.docx
@@ -469,7 +469,7 @@
                 <w:sz w:val="19"/>
                 <w:szCs w:val="19"/>
               </w:rPr>
-              <w:t>Version 1.10 · 22 September 2026</w:t>
+              <w:t>Version 1.11 · 28 September 2026</w:t>
             </w:r>
           </w:p>
         </w:tc>
@@ -538,7 +538,7 @@
     <w:sdt>
       <w:sdtPr>
         <w:alias w:val="Contents"/>
-        <w:id w:val="-1591454239"/>
+        <w:id w:val="-1311397457"/>
       </w:sdtPr>
       <w:sdtEndPr/>
       <w:sdtContent>
@@ -567,7 +567,7 @@
           <w:r>
             <w:fldChar w:fldCharType="separate"/>
           </w:r>
-          <w:hyperlink w:anchor="_Toc240976173" w:history="1">
+          <w:hyperlink w:anchor="_Toc241491113" w:history="1">
             <w:r>
               <w:rPr>
                 <w:rStyle w:val="Hyperlink"/>
@@ -591,7 +591,7 @@
               <w:rPr>
                 <w:noProof/>
               </w:rPr>
-              <w:instrText xml:space="preserve"> PAGEREF _Toc240976173 \h </w:instrText>
+              <w:instrText xml:space="preserve"> PAGEREF _Toc241491113 \h </w:instrText>
             </w:r>
             <w:r>
               <w:rPr>
@@ -634,7 +634,7 @@
               <w14:ligatures w14:val="standardContextual"/>
             </w:rPr>
           </w:pPr>
-          <w:hyperlink w:anchor="_Toc240976174" w:history="1">
+          <w:hyperlink w:anchor="_Toc241491114" w:history="1">
             <w:r>
               <w:rPr>
                 <w:rStyle w:val="Hyperlink"/>
@@ -658,7 +658,7 @@
               <w:rPr>
                 <w:noProof/>
               </w:rPr>
-              <w:instrText xml:space="preserve"> PAGEREF _Toc240976174 \h </w:instrText>
+              <w:instrText xml:space="preserve"> PAGEREF _Toc241491114 \h </w:instrText>
             </w:r>
             <w:r>
               <w:rPr>
@@ -701,7 +701,7 @@
               <w14:ligatures w14:val="standardContextual"/>
             </w:rPr>
           </w:pPr>
-          <w:hyperlink w:anchor="_Toc240976175" w:history="1">
+          <w:hyperlink w:anchor="_Toc241491115" w:history="1">
             <w:r>
               <w:rPr>
                 <w:rStyle w:val="Hyperlink"/>
@@ -725,7 +725,7 @@
               <w:rPr>
                 <w:noProof/>
               </w:rPr>
-              <w:instrText xml:space="preserve"> PAGEREF _Toc240976175 \h </w:instrText>
+              <w:instrText xml:space="preserve"> PAGEREF _Toc241491115 \h </w:instrText>
             </w:r>
             <w:r>
               <w:rPr>
@@ -768,7 +768,7 @@
               <w14:ligatures w14:val="standardContextual"/>
             </w:rPr>
           </w:pPr>
-          <w:hyperlink w:anchor="_Toc240976176" w:history="1">
+          <w:hyperlink w:anchor="_Toc241491116" w:history="1">
             <w:r>
               <w:rPr>
                 <w:rStyle w:val="Hyperlink"/>
@@ -792,7 +792,7 @@
               <w:rPr>
                 <w:noProof/>
               </w:rPr>
-              <w:instrText xml:space="preserve"> PAGEREF _Toc240976176 \h </w:instrText>
+              <w:instrText xml:space="preserve"> PAGEREF _Toc241491116 \h </w:instrText>
             </w:r>
             <w:r>
               <w:rPr>
@@ -835,7 +835,7 @@
               <w14:ligatures w14:val="standardContextual"/>
             </w:rPr>
           </w:pPr>
-          <w:hyperlink w:anchor="_Toc240976177" w:history="1">
+          <w:hyperlink w:anchor="_Toc241491117" w:history="1">
             <w:r>
               <w:rPr>
                 <w:rStyle w:val="Hyperlink"/>
@@ -859,7 +859,7 @@
               <w:rPr>
                 <w:noProof/>
               </w:rPr>
-              <w:instrText xml:space="preserve"> PAGEREF _Toc240976177 \h </w:instrText>
+              <w:instrText xml:space="preserve"> PAGEREF _Toc241491117 \h </w:instrText>
             </w:r>
             <w:r>
               <w:rPr>
@@ -902,7 +902,7 @@
               <w14:ligatures w14:val="standardContextual"/>
             </w:rPr>
           </w:pPr>
-          <w:hyperlink w:anchor="_Toc240976178" w:history="1">
+          <w:hyperlink w:anchor="_Toc241491118" w:history="1">
             <w:r>
               <w:rPr>
                 <w:rStyle w:val="Hyperlink"/>
@@ -926,7 +926,7 @@
               <w:rPr>
                 <w:noProof/>
               </w:rPr>
-              <w:instrText xml:space="preserve"> PAGEREF _Toc240976178 \h </w:instrText>
+              <w:instrText xml:space="preserve"> PAGEREF _Toc241491118 \h </w:instrText>
             </w:r>
             <w:r>
               <w:rPr>
@@ -969,7 +969,7 @@
               <w14:ligatures w14:val="standardContextual"/>
             </w:rPr>
           </w:pPr>
-          <w:hyperlink w:anchor="_Toc240976179" w:history="1">
+          <w:hyperlink w:anchor="_Toc241491119" w:history="1">
             <w:r>
               <w:rPr>
                 <w:rStyle w:val="Hyperlink"/>
@@ -993,7 +993,7 @@
               <w:rPr>
                 <w:noProof/>
               </w:rPr>
-              <w:instrText xml:space="preserve"> PAGEREF _Toc240976179 \h </w:instrText>
+              <w:instrText xml:space="preserve"> PAGEREF _Toc241491119 \h </w:instrText>
             </w:r>
             <w:r>
               <w:rPr>
@@ -1036,7 +1036,7 @@
               <w14:ligatures w14:val="standardContextual"/>
             </w:rPr>
           </w:pPr>
-          <w:hyperlink w:anchor="_Toc240976180" w:history="1">
+          <w:hyperlink w:anchor="_Toc241491120" w:history="1">
             <w:r>
               <w:rPr>
                 <w:rStyle w:val="Hyperlink"/>
@@ -1060,7 +1060,7 @@
               <w:rPr>
                 <w:noProof/>
               </w:rPr>
-              <w:instrText xml:space="preserve"> PAGEREF _Toc240976180 \h </w:instrText>
+              <w:instrText xml:space="preserve"> PAGEREF _Toc241491120 \h </w:instrText>
             </w:r>
             <w:r>
               <w:rPr>
@@ -1103,7 +1103,7 @@
               <w14:ligatures w14:val="standardContextual"/>
             </w:rPr>
           </w:pPr>
-          <w:hyperlink w:anchor="_Toc240976181" w:history="1">
+          <w:hyperlink w:anchor="_Toc241491121" w:history="1">
             <w:r>
               <w:rPr>
                 <w:rStyle w:val="Hyperlink"/>
@@ -1127,7 +1127,7 @@
               <w:rPr>
                 <w:noProof/>
               </w:rPr>
-              <w:instrText xml:space="preserve"> PAGEREF _Toc240976181 \h </w:instrText>
+              <w:instrText xml:space="preserve"> PAGEREF _Toc241491121 \h </w:instrText>
             </w:r>
             <w:r>
               <w:rPr>
@@ -1170,7 +1170,7 @@
               <w14:ligatures w14:val="standardContextual"/>
             </w:rPr>
           </w:pPr>
-          <w:hyperlink w:anchor="_Toc240976182" w:history="1">
+          <w:hyperlink w:anchor="_Toc241491122" w:history="1">
             <w:r>
               <w:rPr>
                 <w:rStyle w:val="Hyperlink"/>
@@ -1194,7 +1194,7 @@
               <w:rPr>
                 <w:noProof/>
               </w:rPr>
-              <w:instrText xml:space="preserve"> PAGEREF _Toc240976182 \h </w:instrText>
+              <w:instrText xml:space="preserve"> PAGEREF _Toc241491122 \h </w:instrText>
             </w:r>
             <w:r>
               <w:rPr>
@@ -1237,7 +1237,7 @@
               <w14:ligatures w14:val="standardContextual"/>
             </w:rPr>
           </w:pPr>
-          <w:hyperlink w:anchor="_Toc240976183" w:history="1">
+          <w:hyperlink w:anchor="_Toc241491123" w:history="1">
             <w:r>
               <w:rPr>
                 <w:rStyle w:val="Hyperlink"/>
@@ -1261,7 +1261,7 @@
               <w:rPr>
                 <w:noProof/>
               </w:rPr>
-              <w:instrText xml:space="preserve"> PAGEREF _Toc240976183 \h </w:instrText>
+              <w:instrText xml:space="preserve"> PAGEREF _Toc241491123 \h </w:instrText>
             </w:r>
             <w:r>
               <w:rPr>
@@ -1304,7 +1304,7 @@
               <w14:ligatures w14:val="standardContextual"/>
             </w:rPr>
           </w:pPr>
-          <w:hyperlink w:anchor="_Toc240976184" w:history="1">
+          <w:hyperlink w:anchor="_Toc241491124" w:history="1">
             <w:r>
               <w:rPr>
                 <w:rStyle w:val="Hyperlink"/>
@@ -1328,7 +1328,7 @@
               <w:rPr>
                 <w:noProof/>
               </w:rPr>
-              <w:instrText xml:space="preserve"> PAGEREF _Toc240976184 \h </w:instrText>
+              <w:instrText xml:space="preserve"> PAGEREF _Toc241491124 \h </w:instrText>
             </w:r>
             <w:r>
               <w:rPr>
@@ -1371,7 +1371,7 @@
               <w14:ligatures w14:val="standardContextual"/>
             </w:rPr>
           </w:pPr>
-          <w:hyperlink w:anchor="_Toc240976185" w:history="1">
+          <w:hyperlink w:anchor="_Toc241491125" w:history="1">
             <w:r>
               <w:rPr>
                 <w:rStyle w:val="Hyperlink"/>
@@ -1395,7 +1395,7 @@
               <w:rPr>
                 <w:noProof/>
               </w:rPr>
-              <w:instrText xml:space="preserve"> PAGEREF _Toc240976185 \h </w:instrText>
+              <w:instrText xml:space="preserve"> PAGEREF _Toc241491125 \h </w:instrText>
             </w:r>
             <w:r>
               <w:rPr>
@@ -1438,7 +1438,7 @@
               <w14:ligatures w14:val="standardContextual"/>
             </w:rPr>
           </w:pPr>
-          <w:hyperlink w:anchor="_Toc240976186" w:history="1">
+          <w:hyperlink w:anchor="_Toc241491126" w:history="1">
             <w:r>
               <w:rPr>
                 <w:rStyle w:val="Hyperlink"/>
@@ -1462,7 +1462,7 @@
               <w:rPr>
                 <w:noProof/>
               </w:rPr>
-              <w:instrText xml:space="preserve"> PAGEREF _Toc240976186 \h </w:instrText>
+              <w:instrText xml:space="preserve"> PAGEREF _Toc241491126 \h </w:instrText>
             </w:r>
             <w:r>
               <w:rPr>
@@ -1505,7 +1505,7 @@
               <w14:ligatures w14:val="standardContextual"/>
             </w:rPr>
           </w:pPr>
-          <w:hyperlink w:anchor="_Toc240976187" w:history="1">
+          <w:hyperlink w:anchor="_Toc241491127" w:history="1">
             <w:r>
               <w:rPr>
                 <w:rStyle w:val="Hyperlink"/>
@@ -1529,7 +1529,7 @@
               <w:rPr>
                 <w:noProof/>
               </w:rPr>
-              <w:instrText xml:space="preserve"> PAGEREF _Toc240976187 \h </w:instrText>
+              <w:instrText xml:space="preserve"> PAGEREF _Toc241491127 \h </w:instrText>
             </w:r>
             <w:r>
               <w:rPr>
@@ -1572,7 +1572,7 @@
               <w14:ligatures w14:val="standardContextual"/>
             </w:rPr>
           </w:pPr>
-          <w:hyperlink w:anchor="_Toc240976188" w:history="1">
+          <w:hyperlink w:anchor="_Toc241491128" w:history="1">
             <w:r>
               <w:rPr>
                 <w:rStyle w:val="Hyperlink"/>
@@ -1596,7 +1596,7 @@
               <w:rPr>
                 <w:noProof/>
               </w:rPr>
-              <w:instrText xml:space="preserve"> PAGEREF _Toc240976188 \h </w:instrText>
+              <w:instrText xml:space="preserve"> PAGEREF _Toc241491128 \h </w:instrText>
             </w:r>
             <w:r>
               <w:rPr>
@@ -1639,7 +1639,7 @@
               <w14:ligatures w14:val="standardContextual"/>
             </w:rPr>
           </w:pPr>
-          <w:hyperlink w:anchor="_Toc240976189" w:history="1">
+          <w:hyperlink w:anchor="_Toc241491129" w:history="1">
             <w:r>
               <w:rPr>
                 <w:rStyle w:val="Hyperlink"/>
@@ -1663,7 +1663,7 @@
               <w:rPr>
                 <w:noProof/>
               </w:rPr>
-              <w:instrText xml:space="preserve"> PAGEREF _Toc240976189 \h </w:instrText>
+              <w:instrText xml:space="preserve"> PAGEREF _Toc241491129 \h </w:instrText>
             </w:r>
             <w:r>
               <w:rPr>
@@ -1706,7 +1706,7 @@
               <w14:ligatures w14:val="standardContextual"/>
             </w:rPr>
           </w:pPr>
-          <w:hyperlink w:anchor="_Toc240976190" w:history="1">
+          <w:hyperlink w:anchor="_Toc241491130" w:history="1">
             <w:r>
               <w:rPr>
                 <w:rStyle w:val="Hyperlink"/>
@@ -1730,7 +1730,7 @@
               <w:rPr>
                 <w:noProof/>
               </w:rPr>
-              <w:instrText xml:space="preserve"> PAGEREF _Toc240976190 \h </w:instrText>
+              <w:instrText xml:space="preserve"> PAGEREF _Toc241491130 \h </w:instrText>
             </w:r>
             <w:r>
               <w:rPr>
@@ -1773,7 +1773,7 @@
               <w14:ligatures w14:val="standardContextual"/>
             </w:rPr>
           </w:pPr>
-          <w:hyperlink w:anchor="_Toc240976191" w:history="1">
+          <w:hyperlink w:anchor="_Toc241491131" w:history="1">
             <w:r>
               <w:rPr>
                 <w:rStyle w:val="Hyperlink"/>
@@ -1797,7 +1797,7 @@
               <w:rPr>
                 <w:noProof/>
               </w:rPr>
-              <w:instrText xml:space="preserve"> PAGEREF _Toc240976191 \h </w:instrText>
+              <w:instrText xml:space="preserve"> PAGEREF _Toc241491131 \h </w:instrText>
             </w:r>
             <w:r>
               <w:rPr>
@@ -1840,7 +1840,7 @@
               <w14:ligatures w14:val="standardContextual"/>
             </w:rPr>
           </w:pPr>
-          <w:hyperlink w:anchor="_Toc240976192" w:history="1">
+          <w:hyperlink w:anchor="_Toc241491132" w:history="1">
             <w:r>
               <w:rPr>
                 <w:rStyle w:val="Hyperlink"/>
@@ -1864,7 +1864,7 @@
               <w:rPr>
                 <w:noProof/>
               </w:rPr>
-              <w:instrText xml:space="preserve"> PAGEREF _Toc240976192 \h </w:instrText>
+              <w:instrText xml:space="preserve"> PAGEREF _Toc241491132 \h </w:instrText>
             </w:r>
             <w:r>
               <w:rPr>
@@ -1907,7 +1907,7 @@
               <w14:ligatures w14:val="standardContextual"/>
             </w:rPr>
           </w:pPr>
-          <w:hyperlink w:anchor="_Toc240976193" w:history="1">
+          <w:hyperlink w:anchor="_Toc241491133" w:history="1">
             <w:r>
               <w:rPr>
                 <w:rStyle w:val="Hyperlink"/>
@@ -1931,7 +1931,7 @@
               <w:rPr>
                 <w:noProof/>
               </w:rPr>
-              <w:instrText xml:space="preserve"> PAGEREF _Toc240976193 \h </w:instrText>
+              <w:instrText xml:space="preserve"> PAGEREF _Toc241491133 \h </w:instrText>
             </w:r>
             <w:r>
               <w:rPr>
@@ -1974,7 +1974,7 @@
               <w14:ligatures w14:val="standardContextual"/>
             </w:rPr>
           </w:pPr>
-          <w:hyperlink w:anchor="_Toc240976194" w:history="1">
+          <w:hyperlink w:anchor="_Toc241491134" w:history="1">
             <w:r>
               <w:rPr>
                 <w:rStyle w:val="Hyperlink"/>
@@ -1998,7 +1998,7 @@
               <w:rPr>
                 <w:noProof/>
               </w:rPr>
-              <w:instrText xml:space="preserve"> PAGEREF _Toc240976194 \h </w:instrText>
+              <w:instrText xml:space="preserve"> PAGEREF _Toc241491134 \h </w:instrText>
             </w:r>
             <w:r>
               <w:rPr>
@@ -2041,7 +2041,7 @@
               <w14:ligatures w14:val="standardContextual"/>
             </w:rPr>
           </w:pPr>
-          <w:hyperlink w:anchor="_Toc240976195" w:history="1">
+          <w:hyperlink w:anchor="_Toc241491135" w:history="1">
             <w:r>
               <w:rPr>
                 <w:rStyle w:val="Hyperlink"/>
@@ -2065,7 +2065,7 @@
               <w:rPr>
                 <w:noProof/>
               </w:rPr>
-              <w:instrText xml:space="preserve"> PAGEREF _Toc240976195 \h </w:instrText>
+              <w:instrText xml:space="preserve"> PAGEREF _Toc241491135 \h </w:instrText>
             </w:r>
             <w:r>
               <w:rPr>
@@ -2108,7 +2108,7 @@
               <w14:ligatures w14:val="standardContextual"/>
             </w:rPr>
           </w:pPr>
-          <w:hyperlink w:anchor="_Toc240976196" w:history="1">
+          <w:hyperlink w:anchor="_Toc241491136" w:history="1">
             <w:r>
               <w:rPr>
                 <w:rStyle w:val="Hyperlink"/>
@@ -2132,7 +2132,7 @@
               <w:rPr>
                 <w:noProof/>
               </w:rPr>
-              <w:instrText xml:space="preserve"> PAGEREF _Toc240976196 \h </w:instrText>
+              <w:instrText xml:space="preserve"> PAGEREF _Toc241491136 \h </w:instrText>
             </w:r>
             <w:r>
               <w:rPr>
@@ -2175,7 +2175,7 @@
               <w14:ligatures w14:val="standardContextual"/>
             </w:rPr>
           </w:pPr>
-          <w:hyperlink w:anchor="_Toc240976197" w:history="1">
+          <w:hyperlink w:anchor="_Toc241491137" w:history="1">
             <w:r>
               <w:rPr>
                 <w:rStyle w:val="Hyperlink"/>
@@ -2199,7 +2199,7 @@
               <w:rPr>
                 <w:noProof/>
               </w:rPr>
-              <w:instrText xml:space="preserve"> PAGEREF _Toc240976197 \h </w:instrText>
+              <w:instrText xml:space="preserve"> PAGEREF _Toc241491137 \h </w:instrText>
             </w:r>
             <w:r>
               <w:rPr>
@@ -2242,7 +2242,7 @@
               <w14:ligatures w14:val="standardContextual"/>
             </w:rPr>
           </w:pPr>
-          <w:hyperlink w:anchor="_Toc240976198" w:history="1">
+          <w:hyperlink w:anchor="_Toc241491138" w:history="1">
             <w:r>
               <w:rPr>
                 <w:rStyle w:val="Hyperlink"/>
@@ -2266,7 +2266,7 @@
               <w:rPr>
                 <w:noProof/>
               </w:rPr>
-              <w:instrText xml:space="preserve"> PAGEREF _Toc240976198 \h </w:instrText>
+              <w:instrText xml:space="preserve"> PAGEREF _Toc241491138 \h </w:instrText>
             </w:r>
             <w:r>
               <w:rPr>
@@ -2309,7 +2309,7 @@
               <w14:ligatures w14:val="standardContextual"/>
             </w:rPr>
           </w:pPr>
-          <w:hyperlink w:anchor="_Toc240976199" w:history="1">
+          <w:hyperlink w:anchor="_Toc241491139" w:history="1">
             <w:r>
               <w:rPr>
                 <w:rStyle w:val="Hyperlink"/>
@@ -2333,7 +2333,7 @@
               <w:rPr>
                 <w:noProof/>
               </w:rPr>
-              <w:instrText xml:space="preserve"> PAGEREF _Toc240976199 \h </w:instrText>
+              <w:instrText xml:space="preserve"> PAGEREF _Toc241491139 \h </w:instrText>
             </w:r>
             <w:r>
               <w:rPr>
@@ -2376,7 +2376,7 @@
               <w14:ligatures w14:val="standardContextual"/>
             </w:rPr>
           </w:pPr>
-          <w:hyperlink w:anchor="_Toc240976200" w:history="1">
+          <w:hyperlink w:anchor="_Toc241491140" w:history="1">
             <w:r>
               <w:rPr>
                 <w:rStyle w:val="Hyperlink"/>
@@ -2400,7 +2400,7 @@
               <w:rPr>
                 <w:noProof/>
               </w:rPr>
-              <w:instrText xml:space="preserve"> PAGEREF _Toc240976200 \h </w:instrText>
+              <w:instrText xml:space="preserve"> PAGEREF _Toc241491140 \h </w:instrText>
             </w:r>
             <w:r>
               <w:rPr>
@@ -2443,7 +2443,7 @@
               <w14:ligatures w14:val="standardContextual"/>
             </w:rPr>
           </w:pPr>
-          <w:hyperlink w:anchor="_Toc240976201" w:history="1">
+          <w:hyperlink w:anchor="_Toc241491141" w:history="1">
             <w:r>
               <w:rPr>
                 <w:rStyle w:val="Hyperlink"/>
@@ -2467,7 +2467,7 @@
               <w:rPr>
                 <w:noProof/>
               </w:rPr>
-              <w:instrText xml:space="preserve"> PAGEREF _Toc240976201 \h </w:instrText>
+              <w:instrText xml:space="preserve"> PAGEREF _Toc241491141 \h </w:instrText>
             </w:r>
             <w:r>
               <w:rPr>
@@ -2510,7 +2510,7 @@
               <w14:ligatures w14:val="standardContextual"/>
             </w:rPr>
           </w:pPr>
-          <w:hyperlink w:anchor="_Toc240976202" w:history="1">
+          <w:hyperlink w:anchor="_Toc241491142" w:history="1">
             <w:r>
               <w:rPr>
                 <w:rStyle w:val="Hyperlink"/>
@@ -2534,7 +2534,7 @@
               <w:rPr>
                 <w:noProof/>
               </w:rPr>
-              <w:instrText xml:space="preserve"> PAGEREF _Toc240976202 \h </w:instrText>
+              <w:instrText xml:space="preserve"> PAGEREF _Toc241491142 \h </w:instrText>
             </w:r>
             <w:r>
               <w:rPr>
@@ -2577,7 +2577,7 @@
               <w14:ligatures w14:val="standardContextual"/>
             </w:rPr>
           </w:pPr>
-          <w:hyperlink w:anchor="_Toc240976203" w:history="1">
+          <w:hyperlink w:anchor="_Toc241491143" w:history="1">
             <w:r>
               <w:rPr>
                 <w:rStyle w:val="Hyperlink"/>
@@ -2601,7 +2601,7 @@
               <w:rPr>
                 <w:noProof/>
               </w:rPr>
-              <w:instrText xml:space="preserve"> PAGEREF _Toc240976203 \h </w:instrText>
+              <w:instrText xml:space="preserve"> PAGEREF _Toc241491143 \h </w:instrText>
             </w:r>
             <w:r>
               <w:rPr>
@@ -2644,7 +2644,7 @@
               <w14:ligatures w14:val="standardContextual"/>
             </w:rPr>
           </w:pPr>
-          <w:hyperlink w:anchor="_Toc240976204" w:history="1">
+          <w:hyperlink w:anchor="_Toc241491144" w:history="1">
             <w:r>
               <w:rPr>
                 <w:rStyle w:val="Hyperlink"/>
@@ -2668,7 +2668,7 @@
               <w:rPr>
                 <w:noProof/>
               </w:rPr>
-              <w:instrText xml:space="preserve"> PAGEREF _Toc240976204 \h </w:instrText>
+              <w:instrText xml:space="preserve"> PAGEREF _Toc241491144 \h </w:instrText>
             </w:r>
             <w:r>
               <w:rPr>
@@ -2707,7 +2707,7 @@
         <w:pStyle w:val="Heading1"/>
         <w:pageBreakBefore/>
       </w:pPr>
-      <w:bookmarkStart w:id="0" w:name="_Toc240976173"/>
+      <w:bookmarkStart w:id="0" w:name="_Toc241491113"/>
       <w:r>
         <w:lastRenderedPageBreak/>
         <w:t>1. Your role at a glance</w:t>
@@ -2953,7 +2953,7 @@
         <w:pStyle w:val="Heading1"/>
         <w:pageBreakBefore/>
       </w:pPr>
-      <w:bookmarkStart w:id="1" w:name="_Toc240976174"/>
+      <w:bookmarkStart w:id="1" w:name="_Toc241491114"/>
       <w:r>
         <w:lastRenderedPageBreak/>
         <w:t>2. Signing in and your screens</w:t>
@@ -2964,7 +2964,7 @@
       <w:pPr>
         <w:pStyle w:val="Heading2"/>
       </w:pPr>
-      <w:bookmarkStart w:id="2" w:name="_Toc240976175"/>
+      <w:bookmarkStart w:id="2" w:name="_Toc241491115"/>
       <w:r>
         <w:t>Signing in</w:t>
       </w:r>
@@ -3047,7 +3047,7 @@
           <w:noProof/>
         </w:rPr>
         <w:drawing>
-          <wp:inline distT="0" distB="0" distL="0" distR="0" wp14:anchorId="4A42775C" wp14:editId="72E9F02A">
+          <wp:inline distT="0" distB="0" distL="0" distR="0" wp14:anchorId="7C94D503" wp14:editId="74BCC574">
             <wp:extent cx="5334000" cy="2333625"/>
             <wp:effectExtent l="0" t="0" r="0" b="0"/>
             <wp:docPr id="1" name="adm_login.jpg" descr="The sign-in screen for all internal staff." title="The sign-in screen for all internal staff."/>
@@ -3214,7 +3214,7 @@
       <w:pPr>
         <w:pStyle w:val="Heading2"/>
       </w:pPr>
-      <w:bookmarkStart w:id="3" w:name="_Toc240976176"/>
+      <w:bookmarkStart w:id="3" w:name="_Toc241491116"/>
       <w:r>
         <w:t>Finding your way around</w:t>
       </w:r>
@@ -3399,7 +3399,7 @@
         </w:rPr>
         <w:lastRenderedPageBreak/>
         <w:drawing>
-          <wp:inline distT="0" distB="0" distL="0" distR="0" wp14:anchorId="13AF831B" wp14:editId="4F45626C">
+          <wp:inline distT="0" distB="0" distL="0" distR="0" wp14:anchorId="08EFEC9A" wp14:editId="7754945A">
             <wp:extent cx="5715000" cy="1876425"/>
             <wp:effectExtent l="0" t="0" r="0" b="0"/>
             <wp:docPr id="2" name="adm_not_your_role.jpg" descr="Opening a screen outside your role (for example from an old bookmark) shows this card instead of the screen." title="Opening a screen outside your role (for example from an old bookmark) shows this card instead of the screen."/>
@@ -3468,7 +3468,7 @@
       <w:pPr>
         <w:pStyle w:val="Heading2"/>
       </w:pPr>
-      <w:bookmarkStart w:id="4" w:name="_Toc240976177"/>
+      <w:bookmarkStart w:id="4" w:name="_Toc241491117"/>
       <w:r>
         <w:t>Your screens</w:t>
       </w:r>
@@ -3743,7 +3743,7 @@
       <w:pPr>
         <w:pStyle w:val="Heading2"/>
       </w:pPr>
-      <w:bookmarkStart w:id="5" w:name="_Toc240976178"/>
+      <w:bookmarkStart w:id="5" w:name="_Toc241491118"/>
       <w:r>
         <w:t>Changing your password</w:t>
       </w:r>
@@ -3826,7 +3826,7 @@
           <w:noProof/>
         </w:rPr>
         <w:drawing>
-          <wp:inline distT="0" distB="0" distL="0" distR="0" wp14:anchorId="33DDAB3E" wp14:editId="59FF337A">
+          <wp:inline distT="0" distB="0" distL="0" distR="0" wp14:anchorId="02CC3AAF" wp14:editId="6FF3F3F5">
             <wp:extent cx="5334000" cy="2171700"/>
             <wp:effectExtent l="0" t="0" r="0" b="0"/>
             <wp:docPr id="3" name="adm_account.jpg" descr="Change Password screen." title="Change Password screen."/>
@@ -3914,7 +3914,7 @@
         <w:pStyle w:val="Heading1"/>
         <w:pageBreakBefore/>
       </w:pPr>
-      <w:bookmarkStart w:id="6" w:name="_Toc240976179"/>
+      <w:bookmarkStart w:id="6" w:name="_Toc241491119"/>
       <w:r>
         <w:lastRenderedPageBreak/>
         <w:t>3. Your routine</w:t>
@@ -4490,7 +4490,7 @@
         <w:pStyle w:val="Heading1"/>
         <w:pageBreakBefore/>
       </w:pPr>
-      <w:bookmarkStart w:id="7" w:name="_Toc240976180"/>
+      <w:bookmarkStart w:id="7" w:name="_Toc241491120"/>
       <w:r>
         <w:lastRenderedPageBreak/>
         <w:t>4. Step-by-step tasks</w:t>
@@ -4501,7 +4501,7 @@
       <w:pPr>
         <w:pStyle w:val="Heading2"/>
       </w:pPr>
-      <w:bookmarkStart w:id="8" w:name="_Toc240976181"/>
+      <w:bookmarkStart w:id="8" w:name="_Toc241491121"/>
       <w:r>
         <w:t>4.1 Reading the dashboard</w:t>
       </w:r>
@@ -4518,7 +4518,7 @@
           <w:noProof/>
         </w:rPr>
         <w:drawing>
-          <wp:inline distT="0" distB="0" distL="0" distR="0" wp14:anchorId="2E66B3E0" wp14:editId="350F6913">
+          <wp:inline distT="0" distB="0" distL="0" distR="0" wp14:anchorId="7CE2FA89" wp14:editId="2AB24658">
             <wp:extent cx="5715000" cy="3571875"/>
             <wp:effectExtent l="0" t="0" r="0" b="0"/>
             <wp:docPr id="4" name="kii_dashboard.jpg" descr="Documents by type and by QA status." title="Documents by type and by QA status."/>
@@ -4587,7 +4587,7 @@
       <w:pPr>
         <w:pStyle w:val="Heading2"/>
       </w:pPr>
-      <w:bookmarkStart w:id="9" w:name="_Toc240976182"/>
+      <w:bookmarkStart w:id="9" w:name="_Toc241491122"/>
       <w:r>
         <w:t>4.2 The fastest way: upload the document (Quick add)</w:t>
       </w:r>
@@ -4646,7 +4646,7 @@
         </w:rPr>
         <w:lastRenderedPageBreak/>
         <w:drawing>
-          <wp:inline distT="0" distB="0" distL="0" distR="0" wp14:anchorId="2B3EC96F" wp14:editId="22C25E66">
+          <wp:inline distT="0" distB="0" distL="0" distR="0" wp14:anchorId="14415917" wp14:editId="2A0386E5">
             <wp:extent cx="5334000" cy="4248150"/>
             <wp:effectExtent l="0" t="0" r="0" b="0"/>
             <wp:docPr id="5" name="doc_new.jpg" descr="New document: upload the file and let the AI do the rest." title="New document: upload the file and let the AI do the rest."/>
@@ -4940,7 +4940,7 @@
       <w:pPr>
         <w:pStyle w:val="Heading2"/>
       </w:pPr>
-      <w:bookmarkStart w:id="10" w:name="_Toc240976183"/>
+      <w:bookmarkStart w:id="10" w:name="_Toc241491123"/>
       <w:r>
         <w:lastRenderedPageBreak/>
         <w:t>4.3 Coding another chapter of the same document (Copy for another chapter)</w:t>
@@ -5021,7 +5021,7 @@
           <w:noProof/>
         </w:rPr>
         <w:drawing>
-          <wp:inline distT="0" distB="0" distL="0" distR="0" wp14:anchorId="15AC35F1" wp14:editId="0A9E0B96">
+          <wp:inline distT="0" distB="0" distL="0" distR="0" wp14:anchorId="645ADA3A" wp14:editId="0C72D783">
             <wp:extent cx="5334000" cy="1019175"/>
             <wp:effectExtent l="0" t="0" r="0" b="0"/>
             <wp:docPr id="6" name="doc_copy_chapter.jpg" descr="Copy for another chapter: pages, and an optional title." title="Copy for another chapter: pages, and an optional title."/>
@@ -5260,7 +5260,7 @@
       <w:pPr>
         <w:pStyle w:val="Heading2"/>
       </w:pPr>
-      <w:bookmarkStart w:id="11" w:name="_Toc240976184"/>
+      <w:bookmarkStart w:id="11" w:name="_Toc241491124"/>
       <w:r>
         <w:t>4.4 Adding a document by hand</w:t>
       </w:r>
@@ -5401,7 +5401,7 @@
       <w:pPr>
         <w:pStyle w:val="Heading2"/>
       </w:pPr>
-      <w:bookmarkStart w:id="12" w:name="_Toc240976185"/>
+      <w:bookmarkStart w:id="12" w:name="_Toc241491125"/>
       <w:r>
         <w:t>4.5 Correcting a record's details</w:t>
       </w:r>
@@ -5442,7 +5442,7 @@
         </w:rPr>
         <w:lastRenderedPageBreak/>
         <w:drawing>
-          <wp:inline distT="0" distB="0" distL="0" distR="0" wp14:anchorId="6C2F3356" wp14:editId="69D14CC5">
+          <wp:inline distT="0" distB="0" distL="0" distR="0" wp14:anchorId="2CC27A68" wp14:editId="3BDEBC00">
             <wp:extent cx="5334000" cy="2038350"/>
             <wp:effectExtent l="0" t="0" r="0" b="0"/>
             <wp:docPr id="7" name="doc_record_details.jpg" descr="Record details: the details the AI filled in, ready to check." title="Record details: the details the AI filled in, ready to check."/>
@@ -5539,7 +5539,7 @@
       <w:pPr>
         <w:pStyle w:val="Heading2"/>
       </w:pPr>
-      <w:bookmarkStart w:id="13" w:name="_Toc240976186"/>
+      <w:bookmarkStart w:id="13" w:name="_Toc241491126"/>
       <w:r>
         <w:t>4.6 Attaching the source file, and removing a wrong one</w:t>
       </w:r>
@@ -5589,7 +5589,7 @@
           <w:noProof/>
         </w:rPr>
         <w:drawing>
-          <wp:inline distT="0" distB="0" distL="0" distR="0" wp14:anchorId="1D7B1C60" wp14:editId="16FC5D8D">
+          <wp:inline distT="0" distB="0" distL="0" distR="0" wp14:anchorId="6ADF2C21" wp14:editId="0EACEFEB">
             <wp:extent cx="5334000" cy="952500"/>
             <wp:effectExtent l="0" t="0" r="0" b="0"/>
             <wp:docPr id="8" name="doc_source_file.jpg" descr="Source file: the file name, size and date, with Remove file beside it." title="Source file: the file name, size and date, with Remove file beside it."/>
@@ -5802,7 +5802,7 @@
       <w:pPr>
         <w:pStyle w:val="Heading2"/>
       </w:pPr>
-      <w:bookmarkStart w:id="14" w:name="_Toc240976187"/>
+      <w:bookmarkStart w:id="14" w:name="_Toc241491127"/>
       <w:r>
         <w:t>4.7 Assessing and including a document</w:t>
       </w:r>
@@ -5853,7 +5853,7 @@
         </w:rPr>
         <w:lastRenderedPageBreak/>
         <w:drawing>
-          <wp:inline distT="0" distB="0" distL="0" distR="0" wp14:anchorId="6A9DB96B" wp14:editId="3FDF3DD9">
+          <wp:inline distT="0" distB="0" distL="0" distR="0" wp14:anchorId="1B7CBCA7" wp14:editId="1B5E0193">
             <wp:extent cx="5334000" cy="3333750"/>
             <wp:effectExtent l="0" t="0" r="0" b="0"/>
             <wp:docPr id="9" name="doc_register.jpg" descr="Documentary Evidence Corpus." title="Documentary Evidence Corpus."/>
@@ -5962,7 +5962,7 @@
           <w:noProof/>
         </w:rPr>
         <w:drawing>
-          <wp:inline distT="0" distB="0" distL="0" distR="0" wp14:anchorId="725490F6" wp14:editId="314A131F">
+          <wp:inline distT="0" distB="0" distL="0" distR="0" wp14:anchorId="006F3302" wp14:editId="45047598">
             <wp:extent cx="5334000" cy="3419475"/>
             <wp:effectExtent l="0" t="0" r="0" b="0"/>
             <wp:docPr id="10" name="doc_detail.jpg" descr="Document record: authenticity, QA status, memo and coding form." title="Document record: authenticity, QA status, memo and coding form."/>
@@ -6125,7 +6125,7 @@
       <w:pPr>
         <w:pStyle w:val="Heading2"/>
       </w:pPr>
-      <w:bookmarkStart w:id="15" w:name="_Toc240976188"/>
+      <w:bookmarkStart w:id="15" w:name="_Toc241491128"/>
       <w:r>
         <w:lastRenderedPageBreak/>
         <w:t>4.8 Coding a document: two ways</w:t>
@@ -6444,7 +6444,7 @@
           <w:noProof/>
         </w:rPr>
         <w:drawing>
-          <wp:inline distT="0" distB="0" distL="0" distR="0" wp14:anchorId="01CC5984" wp14:editId="1792DAD9">
+          <wp:inline distT="0" distB="0" distL="0" distR="0" wp14:anchorId="572025F4" wp14:editId="075CEFDD">
             <wp:extent cx="5715000" cy="904875"/>
             <wp:effectExtent l="0" t="0" r="0" b="0"/>
             <wp:docPr id="11" name="doc_coding_buttons.jpg" descr="The Coding panel: Code this document, and Auto-fill." title="The Coding panel: Code this document, and Auto-fill."/>
@@ -6513,7 +6513,7 @@
       <w:pPr>
         <w:pStyle w:val="Heading2"/>
       </w:pPr>
-      <w:bookmarkStart w:id="16" w:name="_Toc240976189"/>
+      <w:bookmarkStart w:id="16" w:name="_Toc241491129"/>
       <w:r>
         <w:t>4.9 Auto-fill: the AI drafts, you review</w:t>
       </w:r>
@@ -6608,7 +6608,7 @@
           <w:noProof/>
         </w:rPr>
         <w:drawing>
-          <wp:inline distT="0" distB="0" distL="0" distR="0" wp14:anchorId="77E26BA8" wp14:editId="4448FF0C">
+          <wp:inline distT="0" distB="0" distL="0" distR="0" wp14:anchorId="136AAC2F" wp14:editId="7E5C31B4">
             <wp:extent cx="5334000" cy="2667000"/>
             <wp:effectExtent l="0" t="0" r="0" b="0"/>
             <wp:docPr id="12" name="doc_autofill_pages.jpg" descr="A 240-page PDF: enter a page range, or read the whole document in parts." title="A 240-page PDF: enter a page range, or read the whole document in parts."/>
@@ -6708,7 +6708,7 @@
         </w:rPr>
         <w:lastRenderedPageBreak/>
         <w:drawing>
-          <wp:inline distT="0" distB="0" distL="0" distR="0" wp14:anchorId="3F6D424E" wp14:editId="5D958718">
+          <wp:inline distT="0" distB="0" distL="0" distR="0" wp14:anchorId="31EBD428" wp14:editId="3F36CF7C">
             <wp:extent cx="5334000" cy="1752600"/>
             <wp:effectExtent l="0" t="0" r="0" b="0"/>
             <wp:docPr id="13" name="doc_autofill_running.jpg" descr="The AI is reading the document." title="The AI is reading the document."/>
@@ -6797,7 +6797,7 @@
           <w:noProof/>
         </w:rPr>
         <w:drawing>
-          <wp:inline distT="0" distB="0" distL="0" distR="0" wp14:anchorId="4C6C9EFA" wp14:editId="7E1BAEF0">
+          <wp:inline distT="0" distB="0" distL="0" distR="0" wp14:anchorId="34C2906E" wp14:editId="272B9145">
             <wp:extent cx="5334000" cy="4581525"/>
             <wp:effectExtent l="0" t="0" r="0" b="0"/>
             <wp:docPr id="14" name="doc_autofill_review.jpg" descr="The review screen: the draft, ready to check and edit." title="The review screen: the draft, ready to check and edit."/>
@@ -6887,7 +6887,7 @@
         </w:rPr>
         <w:lastRenderedPageBreak/>
         <w:drawing>
-          <wp:inline distT="0" distB="0" distL="0" distR="0" wp14:anchorId="07133064" wp14:editId="063421E8">
+          <wp:inline distT="0" distB="0" distL="0" distR="0" wp14:anchorId="4D70DE94" wp14:editId="7E17BDC9">
             <wp:extent cx="5334000" cy="3838575"/>
             <wp:effectExtent l="0" t="0" r="0" b="0"/>
             <wp:docPr id="15" name="doc_autofill_section_d.jpg" descr="Section D: ratings and locators, all editable." title="Section D: ratings and locators, all editable."/>
@@ -6976,7 +6976,7 @@
           <w:noProof/>
         </w:rPr>
         <w:drawing>
-          <wp:inline distT="0" distB="0" distL="0" distR="0" wp14:anchorId="19056FE4" wp14:editId="00A2308F">
+          <wp:inline distT="0" distB="0" distL="0" distR="0" wp14:anchorId="6FD8C90B" wp14:editId="6AA5A31B">
             <wp:extent cx="5334000" cy="3838575"/>
             <wp:effectExtent l="0" t="0" r="0" b="0"/>
             <wp:docPr id="16" name="doc_autofill_section_j.jpg" descr="Section J: quantitative metrics." title="Section J: quantitative metrics."/>
@@ -9300,7 +9300,7 @@
       <w:pPr>
         <w:pStyle w:val="Heading2"/>
       </w:pPr>
-      <w:bookmarkStart w:id="17" w:name="_Toc240976190"/>
+      <w:bookmarkStart w:id="17" w:name="_Toc241491130"/>
       <w:r>
         <w:t>4.10 Downloading or emailing completed forms (Form PDFs)</w:t>
       </w:r>
@@ -9340,7 +9340,7 @@
           <w:noProof/>
         </w:rPr>
         <w:drawing>
-          <wp:inline distT="0" distB="0" distL="0" distR="0" wp14:anchorId="692D904D" wp14:editId="1405B637">
+          <wp:inline distT="0" distB="0" distL="0" distR="0" wp14:anchorId="6F6F233D" wp14:editId="15A7D299">
             <wp:extent cx="5334000" cy="3333750"/>
             <wp:effectExtent l="0" t="0" r="0" b="0"/>
             <wp:docPr id="17" name="doc_form_pdfs.jpg" descr="Completed document coding forms, with the sync status." title="Completed document coding forms, with the sync status."/>
@@ -9556,7 +9556,7 @@
       <w:pPr>
         <w:pStyle w:val="Heading2"/>
       </w:pPr>
-      <w:bookmarkStart w:id="18" w:name="_Toc240976191"/>
+      <w:bookmarkStart w:id="18" w:name="_Toc241491131"/>
       <w:r>
         <w:lastRenderedPageBreak/>
         <w:t>4.11 Judging authenticity</w:t>
@@ -9656,7 +9656,7 @@
         <w:pStyle w:val="Heading1"/>
         <w:pageBreakBefore/>
       </w:pPr>
-      <w:bookmarkStart w:id="19" w:name="_Toc240976192"/>
+      <w:bookmarkStart w:id="19" w:name="_Toc241491132"/>
       <w:r>
         <w:lastRenderedPageBreak/>
         <w:t>5. Rules you must follow</w:t>
@@ -9807,7 +9807,7 @@
         <w:pStyle w:val="Heading1"/>
         <w:pageBreakBefore/>
       </w:pPr>
-      <w:bookmarkStart w:id="20" w:name="_Toc240976193"/>
+      <w:bookmarkStart w:id="20" w:name="_Toc241491133"/>
       <w:r>
         <w:lastRenderedPageBreak/>
         <w:t>6. Troubleshooting</w:t>
@@ -11174,7 +11174,7 @@
         <w:pStyle w:val="Heading1"/>
         <w:pageBreakBefore/>
       </w:pPr>
-      <w:bookmarkStart w:id="21" w:name="_Toc240976194"/>
+      <w:bookmarkStart w:id="21" w:name="_Toc241491134"/>
       <w:r>
         <w:lastRenderedPageBreak/>
         <w:t>7. Quick reference</w:t>
@@ -11693,7 +11693,7 @@
         <w:pStyle w:val="Heading1"/>
         <w:pageBreakBefore/>
       </w:pPr>
-      <w:bookmarkStart w:id="22" w:name="_Toc240976195"/>
+      <w:bookmarkStart w:id="22" w:name="_Toc241491135"/>
       <w:r>
         <w:lastRenderedPageBreak/>
         <w:t>8. Every screen and button for your role</w:t>
@@ -11807,7 +11807,7 @@
       <w:pPr>
         <w:pStyle w:val="Heading2"/>
       </w:pPr>
-      <w:bookmarkStart w:id="23" w:name="_Toc240976196"/>
+      <w:bookmarkStart w:id="23" w:name="_Toc241491136"/>
       <w:r>
         <w:t>8.1 Sign in</w:t>
       </w:r>
@@ -12320,7 +12320,7 @@
       <w:pPr>
         <w:pStyle w:val="Heading2"/>
       </w:pPr>
-      <w:bookmarkStart w:id="24" w:name="_Toc240976197"/>
+      <w:bookmarkStart w:id="24" w:name="_Toc241491137"/>
       <w:r>
         <w:t>8.2 The header and menu bar (every screen)</w:t>
       </w:r>
@@ -13044,7 +13044,7 @@
       <w:pPr>
         <w:pStyle w:val="Heading2"/>
       </w:pPr>
-      <w:bookmarkStart w:id="25" w:name="_Toc240976198"/>
+      <w:bookmarkStart w:id="25" w:name="_Toc241491138"/>
       <w:r>
         <w:t>8.3 Change Password</w:t>
       </w:r>
@@ -13664,7 +13664,7 @@
       <w:pPr>
         <w:pStyle w:val="Heading2"/>
       </w:pPr>
-      <w:bookmarkStart w:id="26" w:name="_Toc240976199"/>
+      <w:bookmarkStart w:id="26" w:name="_Toc241491139"/>
       <w:r>
         <w:t>8.4 KII / Document Dashboard</w:t>
       </w:r>
@@ -14074,7 +14074,7 @@
       <w:pPr>
         <w:pStyle w:val="Heading2"/>
       </w:pPr>
-      <w:bookmarkStart w:id="27" w:name="_Toc240976200"/>
+      <w:bookmarkStart w:id="27" w:name="_Toc241491140"/>
       <w:r>
         <w:lastRenderedPageBreak/>
         <w:t>8.5 Documents (the corpus)</w:t>
@@ -14695,7 +14695,7 @@
       <w:pPr>
         <w:pStyle w:val="Heading2"/>
       </w:pPr>
-      <w:bookmarkStart w:id="28" w:name="_Toc240976201"/>
+      <w:bookmarkStart w:id="28" w:name="_Toc241491141"/>
       <w:r>
         <w:t>8.6 New Documentary Evidence Record</w:t>
       </w:r>
@@ -15526,7 +15526,7 @@
       <w:pPr>
         <w:pStyle w:val="Heading2"/>
       </w:pPr>
-      <w:bookmarkStart w:id="29" w:name="_Toc240976202"/>
+      <w:bookmarkStart w:id="29" w:name="_Toc241491142"/>
       <w:r>
         <w:t>8.7 Document record</w:t>
       </w:r>
@@ -16880,7 +16880,7 @@
       <w:pPr>
         <w:pStyle w:val="Heading2"/>
       </w:pPr>
-      <w:bookmarkStart w:id="30" w:name="_Toc240976203"/>
+      <w:bookmarkStart w:id="30" w:name="_Toc241491143"/>
       <w:r>
         <w:t>8.8 Auto-fill review screen</w:t>
       </w:r>
@@ -17921,7 +17921,7 @@
       <w:pPr>
         <w:pStyle w:val="Heading2"/>
       </w:pPr>
-      <w:bookmarkStart w:id="31" w:name="_Toc240976204"/>
+      <w:bookmarkStart w:id="31" w:name="_Toc241491144"/>
       <w:r>
         <w:t>8.9 Completed forms (Form PDFs)</w:t>
       </w:r>
@@ -18803,7 +18803,7 @@
         <w:sz w:val="16"/>
         <w:szCs w:val="16"/>
       </w:rPr>
-      <w:t>Version 1.10 · 22 September 2026</w:t>
+      <w:t>Version 1.11 · 28 September 2026</w:t>
     </w:r>
     <w:r>
       <w:rPr>
@@ -18976,10 +18976,10 @@
 <file path=word/numbering.xml><?xml version="1.0" encoding="utf-8"?>
 <w:numbering xmlns:wpc="http://schemas.microsoft.com/office/word/2010/wordprocessingCanvas" xmlns:cx="http://schemas.microsoft.com/office/drawing/2014/chartex" xmlns:cx1="http://schemas.microsoft.com/office/drawing/2015/9/8/chartex" xmlns:cx2="http://schemas.microsoft.com/office/drawing/2015/10/21/chartex" xmlns:cx3="http://schemas.microsoft.com/office/drawing/2016/5/9/chartex" xmlns:cx4="http://schemas.microsoft.com/office/drawing/2016/5/10/chartex" xmlns:cx5="http://schemas.microsoft.com/office/drawing/2016/5/11/chartex" xmlns:cx6="http://schemas.microsoft.com/office/drawing/2016/5/12/chartex" xmlns:cx7="http://schemas.microsoft.com/office/drawing/2016/5/13/chartex" xmlns:cx8="http://schemas.microsoft.com/office/drawing/2016/5/14/chartex" xmlns:mc="http://schemas.openxmlformats.org/markup-compatibility/2006" xmlns:aink="http://schemas.microsoft.com/office/drawing/2016/ink" xmlns:am3d="http://schemas.microsoft.com/office/drawing/2017/model3d" xmlns:o="urn:schemas-microsoft-com:office:office" xmlns:oel="http://schemas.microsoft.com/office/2019/extlst" xmlns:r="http://schemas.openxmlformats.org/officeDocument/2006/relationships" xmlns:m="http://schemas.openxmlformats.org/officeDocument/2006/math" xmlns:v="urn:schemas-microsoft-com:vml" xmlns:wp14="http://schemas.microsoft.com/office/word/2010/wordprocessingDrawing" xmlns:wp="http://schemas.openxmlformats.org/drawingml/2006/wordprocessingDrawing" xmlns:w10="urn:schemas-microsoft-com:office:word" xmlns:w="http://schemas.openxmlformats.org/wordprocessingml/2006/main" xmlns:w14="http://schemas.microsoft.com/office/word/2010/wordml" xmlns:w15="http://schemas.microsoft.com/office/word/2012/wordml" xmlns:w16cex="http://schemas.microsoft.com/office/word/2018/wordml/cex" xmlns:w16cid="http://schemas.microsoft.com/office/word/2016/wordml/cid" xmlns:w16="http://schemas.microsoft.com/office/word/2018/wordml" xmlns:w16sdtdh="http://schemas.microsoft.com/office/word/2020/wordml/sdtdatahash" xmlns:w16se="http://schemas.microsoft.com/office/word/2015/wordml/symex" xmlns:wpg="http://schemas.microsoft.com/office/word/2010/wordprocessingGroup" xmlns:wpi="http://schemas.microsoft.com/office/word/2010/wordprocessingInk" xmlns:wne="http://schemas.microsoft.com/office/word/2006/wordml" xmlns:wps="http://schemas.microsoft.com/office/word/2010/wordprocessingShape" mc:Ignorable="w14 w15 w16se w16cid w16 w16cex w16sdtdh wp14">
   <w:abstractNum w:abstractNumId="0" w15:restartNumberingAfterBreak="0">
-    <w:nsid w:val="09122BBA"/>
+    <w:nsid w:val="0AE80BF8"/>
     <w:multiLevelType w:val="hybridMultilevel"/>
-    <w:tmpl w:val="972E2C44"/>
-    <w:lvl w:ilvl="0" w:tplc="98F20510">
+    <w:tmpl w:val="C7906648"/>
+    <w:lvl w:ilvl="0" w:tplc="747C3E9A">
       <w:start w:val="1"/>
       <w:numFmt w:val="decimal"/>
       <w:lvlText w:val="%1."/>
@@ -18993,138 +18993,52 @@
         <w:color w:val="A67C27"/>
       </w:rPr>
     </w:lvl>
-    <w:lvl w:ilvl="1" w:tplc="9AB8FE3C">
+    <w:lvl w:ilvl="1" w:tplc="E732E9A6">
       <w:numFmt w:val="decimal"/>
       <w:lvlText w:val=""/>
       <w:lvlJc w:val="left"/>
     </w:lvl>
-    <w:lvl w:ilvl="2" w:tplc="E0944BAA">
+    <w:lvl w:ilvl="2" w:tplc="3D16D106">
       <w:numFmt w:val="decimal"/>
       <w:lvlText w:val=""/>
       <w:lvlJc w:val="left"/>
     </w:lvl>
-    <w:lvl w:ilvl="3" w:tplc="35FC7524">
+    <w:lvl w:ilvl="3" w:tplc="798EDC8A">
       <w:numFmt w:val="decimal"/>
       <w:lvlText w:val=""/>
       <w:lvlJc w:val="left"/>
     </w:lvl>
-    <w:lvl w:ilvl="4" w:tplc="82A4492E">
+    <w:lvl w:ilvl="4" w:tplc="4948DBE2">
       <w:numFmt w:val="decimal"/>
       <w:lvlText w:val=""/>
       <w:lvlJc w:val="left"/>
     </w:lvl>
-    <w:lvl w:ilvl="5" w:tplc="E29C2636">
+    <w:lvl w:ilvl="5" w:tplc="13CCE846">
       <w:numFmt w:val="decimal"/>
       <w:lvlText w:val=""/>
       <w:lvlJc w:val="left"/>
     </w:lvl>
-    <w:lvl w:ilvl="6" w:tplc="524471FE">
+    <w:lvl w:ilvl="6" w:tplc="67B85B04">
       <w:numFmt w:val="decimal"/>
       <w:lvlText w:val=""/>
       <w:lvlJc w:val="left"/>
     </w:lvl>
-    <w:lvl w:ilvl="7" w:tplc="8CB0AB16">
+    <w:lvl w:ilvl="7" w:tplc="1A1C2C66">
       <w:numFmt w:val="decimal"/>
       <w:lvlText w:val=""/>
       <w:lvlJc w:val="left"/>
     </w:lvl>
-    <w:lvl w:ilvl="8" w:tplc="D5188438">
+    <w:lvl w:ilvl="8" w:tplc="AB568DF8">
       <w:numFmt w:val="decimal"/>
       <w:lvlText w:val=""/>
       <w:lvlJc w:val="left"/>
     </w:lvl>
   </w:abstractNum>
   <w:abstractNum w:abstractNumId="1" w15:restartNumberingAfterBreak="0">
-    <w:nsid w:val="1DE47D42"/>
+    <w:nsid w:val="181474E8"/>
     <w:multiLevelType w:val="hybridMultilevel"/>
-    <w:tmpl w:val="40AA3016"/>
-    <w:lvl w:ilvl="0" w:tplc="2F3ED346">
-      <w:start w:val="1"/>
-      <w:numFmt w:val="bullet"/>
-      <w:lvlText w:val="●"/>
-      <w:lvlJc w:val="left"/>
-      <w:pPr>
-        <w:ind w:left="720" w:hanging="360"/>
-      </w:pPr>
-    </w:lvl>
-    <w:lvl w:ilvl="1" w:tplc="C90C62F8">
-      <w:start w:val="1"/>
-      <w:numFmt w:val="bullet"/>
-      <w:lvlText w:val="○"/>
-      <w:lvlJc w:val="left"/>
-      <w:pPr>
-        <w:ind w:left="1440" w:hanging="360"/>
-      </w:pPr>
-    </w:lvl>
-    <w:lvl w:ilvl="2" w:tplc="46E07336">
-      <w:start w:val="1"/>
-      <w:numFmt w:val="bullet"/>
-      <w:lvlText w:val="■"/>
-      <w:lvlJc w:val="left"/>
-      <w:pPr>
-        <w:ind w:left="2160" w:hanging="360"/>
-      </w:pPr>
-    </w:lvl>
-    <w:lvl w:ilvl="3" w:tplc="4ACE36B2">
-      <w:start w:val="1"/>
-      <w:numFmt w:val="bullet"/>
-      <w:lvlText w:val="●"/>
-      <w:lvlJc w:val="left"/>
-      <w:pPr>
-        <w:ind w:left="2880" w:hanging="360"/>
-      </w:pPr>
-    </w:lvl>
-    <w:lvl w:ilvl="4" w:tplc="CC8EEB02">
-      <w:start w:val="1"/>
-      <w:numFmt w:val="bullet"/>
-      <w:lvlText w:val="○"/>
-      <w:lvlJc w:val="left"/>
-      <w:pPr>
-        <w:ind w:left="3600" w:hanging="360"/>
-      </w:pPr>
-    </w:lvl>
-    <w:lvl w:ilvl="5" w:tplc="570A913C">
-      <w:start w:val="1"/>
-      <w:numFmt w:val="bullet"/>
-      <w:lvlText w:val="■"/>
-      <w:lvlJc w:val="left"/>
-      <w:pPr>
-        <w:ind w:left="4320" w:hanging="360"/>
-      </w:pPr>
-    </w:lvl>
-    <w:lvl w:ilvl="6" w:tplc="4E882D20">
-      <w:start w:val="1"/>
-      <w:numFmt w:val="bullet"/>
-      <w:lvlText w:val="●"/>
-      <w:lvlJc w:val="left"/>
-      <w:pPr>
-        <w:ind w:left="5040" w:hanging="360"/>
-      </w:pPr>
-    </w:lvl>
-    <w:lvl w:ilvl="7" w:tplc="7A84B8FC">
-      <w:start w:val="1"/>
-      <w:numFmt w:val="bullet"/>
-      <w:lvlText w:val="●"/>
-      <w:lvlJc w:val="left"/>
-      <w:pPr>
-        <w:ind w:left="5760" w:hanging="360"/>
-      </w:pPr>
-    </w:lvl>
-    <w:lvl w:ilvl="8" w:tplc="226288DA">
-      <w:start w:val="1"/>
-      <w:numFmt w:val="bullet"/>
-      <w:lvlText w:val="●"/>
-      <w:lvlJc w:val="left"/>
-      <w:pPr>
-        <w:ind w:left="6480" w:hanging="360"/>
-      </w:pPr>
-    </w:lvl>
-  </w:abstractNum>
-  <w:abstractNum w:abstractNumId="2" w15:restartNumberingAfterBreak="0">
-    <w:nsid w:val="30810FA2"/>
-    <w:multiLevelType w:val="hybridMultilevel"/>
-    <w:tmpl w:val="D28CFC6A"/>
-    <w:lvl w:ilvl="0" w:tplc="F21835AA">
+    <w:tmpl w:val="74C08EEC"/>
+    <w:lvl w:ilvl="0" w:tplc="6296B2FC">
       <w:start w:val="1"/>
       <w:numFmt w:val="decimal"/>
       <w:lvlText w:val="%1."/>
@@ -19138,52 +19052,111 @@
         <w:color w:val="A67C27"/>
       </w:rPr>
     </w:lvl>
-    <w:lvl w:ilvl="1" w:tplc="17DEEF18">
+    <w:lvl w:ilvl="1" w:tplc="DDE8CDAE">
       <w:numFmt w:val="decimal"/>
       <w:lvlText w:val=""/>
       <w:lvlJc w:val="left"/>
     </w:lvl>
-    <w:lvl w:ilvl="2" w:tplc="2040A808">
+    <w:lvl w:ilvl="2" w:tplc="3F540E1C">
       <w:numFmt w:val="decimal"/>
       <w:lvlText w:val=""/>
       <w:lvlJc w:val="left"/>
     </w:lvl>
-    <w:lvl w:ilvl="3" w:tplc="AB600C4A">
+    <w:lvl w:ilvl="3" w:tplc="AD14498E">
       <w:numFmt w:val="decimal"/>
       <w:lvlText w:val=""/>
       <w:lvlJc w:val="left"/>
     </w:lvl>
-    <w:lvl w:ilvl="4" w:tplc="B6CE74F2">
+    <w:lvl w:ilvl="4" w:tplc="56927874">
       <w:numFmt w:val="decimal"/>
       <w:lvlText w:val=""/>
       <w:lvlJc w:val="left"/>
     </w:lvl>
-    <w:lvl w:ilvl="5" w:tplc="E836F652">
+    <w:lvl w:ilvl="5" w:tplc="6E205F0E">
       <w:numFmt w:val="decimal"/>
       <w:lvlText w:val=""/>
       <w:lvlJc w:val="left"/>
     </w:lvl>
-    <w:lvl w:ilvl="6" w:tplc="53D0D78C">
+    <w:lvl w:ilvl="6" w:tplc="F322F402">
       <w:numFmt w:val="decimal"/>
       <w:lvlText w:val=""/>
       <w:lvlJc w:val="left"/>
     </w:lvl>
-    <w:lvl w:ilvl="7" w:tplc="A55A01F2">
+    <w:lvl w:ilvl="7" w:tplc="97181C40">
       <w:numFmt w:val="decimal"/>
       <w:lvlText w:val=""/>
       <w:lvlJc w:val="left"/>
     </w:lvl>
-    <w:lvl w:ilvl="8" w:tplc="ECA6517E">
+    <w:lvl w:ilvl="8" w:tplc="1EA878B6">
+      <w:numFmt w:val="decimal"/>
+      <w:lvlText w:val=""/>
+      <w:lvlJc w:val="left"/>
+    </w:lvl>
+  </w:abstractNum>
+  <w:abstractNum w:abstractNumId="2" w15:restartNumberingAfterBreak="0">
+    <w:nsid w:val="1E903971"/>
+    <w:multiLevelType w:val="hybridMultilevel"/>
+    <w:tmpl w:val="AD5AD93C"/>
+    <w:lvl w:ilvl="0" w:tplc="4B30D130">
+      <w:start w:val="1"/>
+      <w:numFmt w:val="decimal"/>
+      <w:lvlText w:val="%1."/>
+      <w:lvlJc w:val="left"/>
+      <w:pPr>
+        <w:ind w:left="460" w:hanging="360"/>
+      </w:pPr>
+      <w:rPr>
+        <w:b/>
+        <w:bCs/>
+        <w:color w:val="A67C27"/>
+      </w:rPr>
+    </w:lvl>
+    <w:lvl w:ilvl="1" w:tplc="D79E6E2C">
+      <w:numFmt w:val="decimal"/>
+      <w:lvlText w:val=""/>
+      <w:lvlJc w:val="left"/>
+    </w:lvl>
+    <w:lvl w:ilvl="2" w:tplc="0EFC26C2">
+      <w:numFmt w:val="decimal"/>
+      <w:lvlText w:val=""/>
+      <w:lvlJc w:val="left"/>
+    </w:lvl>
+    <w:lvl w:ilvl="3" w:tplc="27E853B4">
+      <w:numFmt w:val="decimal"/>
+      <w:lvlText w:val=""/>
+      <w:lvlJc w:val="left"/>
+    </w:lvl>
+    <w:lvl w:ilvl="4" w:tplc="BB3A4CBC">
+      <w:numFmt w:val="decimal"/>
+      <w:lvlText w:val=""/>
+      <w:lvlJc w:val="left"/>
+    </w:lvl>
+    <w:lvl w:ilvl="5" w:tplc="3506AE24">
+      <w:numFmt w:val="decimal"/>
+      <w:lvlText w:val=""/>
+      <w:lvlJc w:val="left"/>
+    </w:lvl>
+    <w:lvl w:ilvl="6" w:tplc="28385A50">
+      <w:numFmt w:val="decimal"/>
+      <w:lvlText w:val=""/>
+      <w:lvlJc w:val="left"/>
+    </w:lvl>
+    <w:lvl w:ilvl="7" w:tplc="484CF4BE">
+      <w:numFmt w:val="decimal"/>
+      <w:lvlText w:val=""/>
+      <w:lvlJc w:val="left"/>
+    </w:lvl>
+    <w:lvl w:ilvl="8" w:tplc="B7A48026">
       <w:numFmt w:val="decimal"/>
       <w:lvlText w:val=""/>
       <w:lvlJc w:val="left"/>
     </w:lvl>
   </w:abstractNum>
   <w:abstractNum w:abstractNumId="3" w15:restartNumberingAfterBreak="0">
-    <w:nsid w:val="35326EB5"/>
+    <w:nsid w:val="21086B51"/>
     <w:multiLevelType w:val="hybridMultilevel"/>
-    <w:tmpl w:val="D5B41AF2"/>
-    <w:lvl w:ilvl="0" w:tplc="2258D73C">
+    <w:tmpl w:val="A22ABCD8"/>
+    <w:lvl w:ilvl="0" w:tplc="572CA0B8">
       <w:start w:val="1"/>
       <w:numFmt w:val="decimal"/>
       <w:lvlText w:val="%1."/>
@@ -19197,52 +19170,52 @@
         <w:color w:val="A67C27"/>
       </w:rPr>
     </w:lvl>
-    <w:lvl w:ilvl="1" w:tplc="9D2AF5D6">
+    <w:lvl w:ilvl="1" w:tplc="54745FE2">
       <w:numFmt w:val="decimal"/>
       <w:lvlText w:val=""/>
       <w:lvlJc w:val="left"/>
     </w:lvl>
-    <w:lvl w:ilvl="2" w:tplc="B61AA3FA">
+    <w:lvl w:ilvl="2" w:tplc="D428C492">
       <w:numFmt w:val="decimal"/>
       <w:lvlText w:val=""/>
       <w:lvlJc w:val="left"/>
     </w:lvl>
-    <w:lvl w:ilvl="3" w:tplc="5AC2570C">
+    <w:lvl w:ilvl="3" w:tplc="A1662D96">
       <w:numFmt w:val="decimal"/>
       <w:lvlText w:val=""/>
       <w:lvlJc w:val="left"/>
     </w:lvl>
-    <w:lvl w:ilvl="4" w:tplc="C71C0378">
+    <w:lvl w:ilvl="4" w:tplc="292CC892">
       <w:numFmt w:val="decimal"/>
       <w:lvlText w:val=""/>
       <w:lvlJc w:val="left"/>
     </w:lvl>
-    <w:lvl w:ilvl="5" w:tplc="6798947E">
+    <w:lvl w:ilvl="5" w:tplc="0E44BDAE">
       <w:numFmt w:val="decimal"/>
       <w:lvlText w:val=""/>
       <w:lvlJc w:val="left"/>
     </w:lvl>
-    <w:lvl w:ilvl="6" w:tplc="236C6E16">
+    <w:lvl w:ilvl="6" w:tplc="5D8C3636">
       <w:numFmt w:val="decimal"/>
       <w:lvlText w:val=""/>
       <w:lvlJc w:val="left"/>
     </w:lvl>
-    <w:lvl w:ilvl="7" w:tplc="CD2487FE">
+    <w:lvl w:ilvl="7" w:tplc="41B2BD5A">
       <w:numFmt w:val="decimal"/>
       <w:lvlText w:val=""/>
       <w:lvlJc w:val="left"/>
     </w:lvl>
-    <w:lvl w:ilvl="8" w:tplc="7D4C438C">
+    <w:lvl w:ilvl="8" w:tplc="BD864B7E">
       <w:numFmt w:val="decimal"/>
       <w:lvlText w:val=""/>
       <w:lvlJc w:val="left"/>
     </w:lvl>
   </w:abstractNum>
   <w:abstractNum w:abstractNumId="4" w15:restartNumberingAfterBreak="0">
-    <w:nsid w:val="3FAB501E"/>
+    <w:nsid w:val="282B336F"/>
     <w:multiLevelType w:val="hybridMultilevel"/>
-    <w:tmpl w:val="C0145396"/>
-    <w:lvl w:ilvl="0" w:tplc="F536DA2E">
+    <w:tmpl w:val="B5169DE4"/>
+    <w:lvl w:ilvl="0" w:tplc="E098ADEE">
       <w:start w:val="1"/>
       <w:numFmt w:val="decimal"/>
       <w:lvlText w:val="%1."/>
@@ -19256,52 +19229,52 @@
         <w:color w:val="A67C27"/>
       </w:rPr>
     </w:lvl>
-    <w:lvl w:ilvl="1" w:tplc="D152BAC4">
+    <w:lvl w:ilvl="1" w:tplc="2578DB84">
       <w:numFmt w:val="decimal"/>
       <w:lvlText w:val=""/>
       <w:lvlJc w:val="left"/>
     </w:lvl>
-    <w:lvl w:ilvl="2" w:tplc="878EE6C2">
+    <w:lvl w:ilvl="2" w:tplc="F77A93EE">
       <w:numFmt w:val="decimal"/>
       <w:lvlText w:val=""/>
       <w:lvlJc w:val="left"/>
     </w:lvl>
-    <w:lvl w:ilvl="3" w:tplc="3EDCF1F4">
+    <w:lvl w:ilvl="3" w:tplc="ACBC4C36">
       <w:numFmt w:val="decimal"/>
       <w:lvlText w:val=""/>
       <w:lvlJc w:val="left"/>
     </w:lvl>
-    <w:lvl w:ilvl="4" w:tplc="C784991C">
+    <w:lvl w:ilvl="4" w:tplc="23804976">
       <w:numFmt w:val="decimal"/>
       <w:lvlText w:val=""/>
       <w:lvlJc w:val="left"/>
     </w:lvl>
-    <w:lvl w:ilvl="5" w:tplc="43509E5C">
+    <w:lvl w:ilvl="5" w:tplc="BFDE6128">
       <w:numFmt w:val="decimal"/>
       <w:lvlText w:val=""/>
       <w:lvlJc w:val="left"/>
     </w:lvl>
-    <w:lvl w:ilvl="6" w:tplc="9DF2C7BA">
+    <w:lvl w:ilvl="6" w:tplc="C51E88A2">
       <w:numFmt w:val="decimal"/>
       <w:lvlText w:val=""/>
       <w:lvlJc w:val="left"/>
     </w:lvl>
-    <w:lvl w:ilvl="7" w:tplc="9E582034">
+    <w:lvl w:ilvl="7" w:tplc="1520D3D4">
       <w:numFmt w:val="decimal"/>
       <w:lvlText w:val=""/>
       <w:lvlJc w:val="left"/>
     </w:lvl>
-    <w:lvl w:ilvl="8" w:tplc="BAEEE860">
+    <w:lvl w:ilvl="8" w:tplc="03A2B3AE">
       <w:numFmt w:val="decimal"/>
       <w:lvlText w:val=""/>
       <w:lvlJc w:val="left"/>
     </w:lvl>
   </w:abstractNum>
   <w:abstractNum w:abstractNumId="5" w15:restartNumberingAfterBreak="0">
-    <w:nsid w:val="4D433B6A"/>
+    <w:nsid w:val="322900F6"/>
     <w:multiLevelType w:val="hybridMultilevel"/>
-    <w:tmpl w:val="198C50F4"/>
-    <w:lvl w:ilvl="0" w:tplc="F03838DC">
+    <w:tmpl w:val="F54866C8"/>
+    <w:lvl w:ilvl="0" w:tplc="75584330">
       <w:start w:val="1"/>
       <w:numFmt w:val="decimal"/>
       <w:lvlText w:val="%1."/>
@@ -19315,52 +19288,196 @@
         <w:color w:val="A67C27"/>
       </w:rPr>
     </w:lvl>
-    <w:lvl w:ilvl="1" w:tplc="B884519E">
+    <w:lvl w:ilvl="1" w:tplc="1742C430">
       <w:numFmt w:val="decimal"/>
       <w:lvlText w:val=""/>
       <w:lvlJc w:val="left"/>
     </w:lvl>
-    <w:lvl w:ilvl="2" w:tplc="AE82499C">
+    <w:lvl w:ilvl="2" w:tplc="F61654E0">
       <w:numFmt w:val="decimal"/>
       <w:lvlText w:val=""/>
       <w:lvlJc w:val="left"/>
     </w:lvl>
-    <w:lvl w:ilvl="3" w:tplc="55540788">
+    <w:lvl w:ilvl="3" w:tplc="A788B4C6">
       <w:numFmt w:val="decimal"/>
       <w:lvlText w:val=""/>
       <w:lvlJc w:val="left"/>
     </w:lvl>
-    <w:lvl w:ilvl="4" w:tplc="3086DCB8">
+    <w:lvl w:ilvl="4" w:tplc="C3CE38BA">
       <w:numFmt w:val="decimal"/>
       <w:lvlText w:val=""/>
       <w:lvlJc w:val="left"/>
     </w:lvl>
-    <w:lvl w:ilvl="5" w:tplc="0E3A10CA">
+    <w:lvl w:ilvl="5" w:tplc="ADDE8C30">
       <w:numFmt w:val="decimal"/>
       <w:lvlText w:val=""/>
       <w:lvlJc w:val="left"/>
     </w:lvl>
-    <w:lvl w:ilvl="6" w:tplc="97FE67C2">
+    <w:lvl w:ilvl="6" w:tplc="AA503546">
       <w:numFmt w:val="decimal"/>
       <w:lvlText w:val=""/>
       <w:lvlJc w:val="left"/>
     </w:lvl>
-    <w:lvl w:ilvl="7" w:tplc="FEF0CD7C">
+    <w:lvl w:ilvl="7" w:tplc="3D96F2AA">
       <w:numFmt w:val="decimal"/>
       <w:lvlText w:val=""/>
       <w:lvlJc w:val="left"/>
     </w:lvl>
-    <w:lvl w:ilvl="8" w:tplc="917A658C">
+    <w:lvl w:ilvl="8" w:tplc="FB06B18C">
       <w:numFmt w:val="decimal"/>
       <w:lvlText w:val=""/>
       <w:lvlJc w:val="left"/>
     </w:lvl>
   </w:abstractNum>
   <w:abstractNum w:abstractNumId="6" w15:restartNumberingAfterBreak="0">
-    <w:nsid w:val="536A472B"/>
+    <w:nsid w:val="326B7007"/>
     <w:multiLevelType w:val="hybridMultilevel"/>
-    <w:tmpl w:val="07B2B53E"/>
-    <w:lvl w:ilvl="0" w:tplc="B2B0A4C8">
+    <w:tmpl w:val="0FA81B60"/>
+    <w:lvl w:ilvl="0" w:tplc="9EDA77C6">
+      <w:start w:val="1"/>
+      <w:numFmt w:val="bullet"/>
+      <w:lvlText w:val="•"/>
+      <w:lvlJc w:val="left"/>
+      <w:pPr>
+        <w:ind w:left="460" w:hanging="280"/>
+      </w:pPr>
+    </w:lvl>
+    <w:lvl w:ilvl="1" w:tplc="43DEF35E">
+      <w:start w:val="1"/>
+      <w:numFmt w:val="bullet"/>
+      <w:lvlText w:val="–"/>
+      <w:lvlJc w:val="left"/>
+      <w:pPr>
+        <w:ind w:left="900" w:hanging="280"/>
+      </w:pPr>
+    </w:lvl>
+    <w:lvl w:ilvl="2" w:tplc="E47AA518">
+      <w:numFmt w:val="decimal"/>
+      <w:lvlText w:val=""/>
+      <w:lvlJc w:val="left"/>
+    </w:lvl>
+    <w:lvl w:ilvl="3" w:tplc="2F6CA7E8">
+      <w:numFmt w:val="decimal"/>
+      <w:lvlText w:val=""/>
+      <w:lvlJc w:val="left"/>
+    </w:lvl>
+    <w:lvl w:ilvl="4" w:tplc="016A7BE8">
+      <w:numFmt w:val="decimal"/>
+      <w:lvlText w:val=""/>
+      <w:lvlJc w:val="left"/>
+    </w:lvl>
+    <w:lvl w:ilvl="5" w:tplc="CF743CB8">
+      <w:numFmt w:val="decimal"/>
+      <w:lvlText w:val=""/>
+      <w:lvlJc w:val="left"/>
+    </w:lvl>
+    <w:lvl w:ilvl="6" w:tplc="AE3CDA0C">
+      <w:numFmt w:val="decimal"/>
+      <w:lvlText w:val=""/>
+      <w:lvlJc w:val="left"/>
+    </w:lvl>
+    <w:lvl w:ilvl="7" w:tplc="8E12D97C">
+      <w:numFmt w:val="decimal"/>
+      <w:lvlText w:val=""/>
+      <w:lvlJc w:val="left"/>
+    </w:lvl>
+    <w:lvl w:ilvl="8" w:tplc="02304A7E">
+      <w:numFmt w:val="decimal"/>
+      <w:lvlText w:val=""/>
+      <w:lvlJc w:val="left"/>
+    </w:lvl>
+  </w:abstractNum>
+  <w:abstractNum w:abstractNumId="7" w15:restartNumberingAfterBreak="0">
+    <w:nsid w:val="3EC36F99"/>
+    <w:multiLevelType w:val="hybridMultilevel"/>
+    <w:tmpl w:val="2196C99A"/>
+    <w:lvl w:ilvl="0" w:tplc="9EAE05DE">
+      <w:start w:val="1"/>
+      <w:numFmt w:val="bullet"/>
+      <w:lvlText w:val="●"/>
+      <w:lvlJc w:val="left"/>
+      <w:pPr>
+        <w:ind w:left="720" w:hanging="360"/>
+      </w:pPr>
+    </w:lvl>
+    <w:lvl w:ilvl="1" w:tplc="5CAA500A">
+      <w:start w:val="1"/>
+      <w:numFmt w:val="bullet"/>
+      <w:lvlText w:val="○"/>
+      <w:lvlJc w:val="left"/>
+      <w:pPr>
+        <w:ind w:left="1440" w:hanging="360"/>
+      </w:pPr>
+    </w:lvl>
+    <w:lvl w:ilvl="2" w:tplc="1512AFA2">
+      <w:start w:val="1"/>
+      <w:numFmt w:val="bullet"/>
+      <w:lvlText w:val="■"/>
+      <w:lvlJc w:val="left"/>
+      <w:pPr>
+        <w:ind w:left="2160" w:hanging="360"/>
+      </w:pPr>
+    </w:lvl>
+    <w:lvl w:ilvl="3" w:tplc="5EA42592">
+      <w:start w:val="1"/>
+      <w:numFmt w:val="bullet"/>
+      <w:lvlText w:val="●"/>
+      <w:lvlJc w:val="left"/>
+      <w:pPr>
+        <w:ind w:left="2880" w:hanging="360"/>
+      </w:pPr>
+    </w:lvl>
+    <w:lvl w:ilvl="4" w:tplc="BBF8CE3E">
+      <w:start w:val="1"/>
+      <w:numFmt w:val="bullet"/>
+      <w:lvlText w:val="○"/>
+      <w:lvlJc w:val="left"/>
+      <w:pPr>
+        <w:ind w:left="3600" w:hanging="360"/>
+      </w:pPr>
+    </w:lvl>
+    <w:lvl w:ilvl="5" w:tplc="DD047E7E">
+      <w:start w:val="1"/>
+      <w:numFmt w:val="bullet"/>
+      <w:lvlText w:val="■"/>
+      <w:lvlJc w:val="left"/>
+      <w:pPr>
+        <w:ind w:left="4320" w:hanging="360"/>
+      </w:pPr>
+    </w:lvl>
+    <w:lvl w:ilvl="6" w:tplc="1748678A">
+      <w:start w:val="1"/>
+      <w:numFmt w:val="bullet"/>
+      <w:lvlText w:val="●"/>
+      <w:lvlJc w:val="left"/>
+      <w:pPr>
+        <w:ind w:left="5040" w:hanging="360"/>
+      </w:pPr>
+    </w:lvl>
+    <w:lvl w:ilvl="7" w:tplc="AD0C4402">
+      <w:start w:val="1"/>
+      <w:numFmt w:val="bullet"/>
+      <w:lvlText w:val="●"/>
+      <w:lvlJc w:val="left"/>
+      <w:pPr>
+        <w:ind w:left="5760" w:hanging="360"/>
+      </w:pPr>
+    </w:lvl>
+    <w:lvl w:ilvl="8" w:tplc="71123B52">
+      <w:start w:val="1"/>
+      <w:numFmt w:val="bullet"/>
+      <w:lvlText w:val="●"/>
+      <w:lvlJc w:val="left"/>
+      <w:pPr>
+        <w:ind w:left="6480" w:hanging="360"/>
+      </w:pPr>
+    </w:lvl>
+  </w:abstractNum>
+  <w:abstractNum w:abstractNumId="8" w15:restartNumberingAfterBreak="0">
+    <w:nsid w:val="40827F9C"/>
+    <w:multiLevelType w:val="hybridMultilevel"/>
+    <w:tmpl w:val="95C04C68"/>
+    <w:lvl w:ilvl="0" w:tplc="B40E144C">
       <w:start w:val="1"/>
       <w:numFmt w:val="decimal"/>
       <w:lvlText w:val="%1."/>
@@ -19374,52 +19491,52 @@
         <w:color w:val="A67C27"/>
       </w:rPr>
     </w:lvl>
-    <w:lvl w:ilvl="1" w:tplc="221039C0">
+    <w:lvl w:ilvl="1" w:tplc="E54C432E">
       <w:numFmt w:val="decimal"/>
       <w:lvlText w:val=""/>
       <w:lvlJc w:val="left"/>
     </w:lvl>
-    <w:lvl w:ilvl="2" w:tplc="F76C736A">
+    <w:lvl w:ilvl="2" w:tplc="B1F8129E">
       <w:numFmt w:val="decimal"/>
       <w:lvlText w:val=""/>
       <w:lvlJc w:val="left"/>
     </w:lvl>
-    <w:lvl w:ilvl="3" w:tplc="1F265702">
+    <w:lvl w:ilvl="3" w:tplc="B6F8DB50">
       <w:numFmt w:val="decimal"/>
       <w:lvlText w:val=""/>
       <w:lvlJc w:val="left"/>
     </w:lvl>
-    <w:lvl w:ilvl="4" w:tplc="4BECF5EA">
+    <w:lvl w:ilvl="4" w:tplc="35DCA854">
       <w:numFmt w:val="decimal"/>
       <w:lvlText w:val=""/>
       <w:lvlJc w:val="left"/>
     </w:lvl>
-    <w:lvl w:ilvl="5" w:tplc="CAA0D21C">
+    <w:lvl w:ilvl="5" w:tplc="25E2DA48">
       <w:numFmt w:val="decimal"/>
       <w:lvlText w:val=""/>
       <w:lvlJc w:val="left"/>
     </w:lvl>
-    <w:lvl w:ilvl="6" w:tplc="348E98CC">
+    <w:lvl w:ilvl="6" w:tplc="808E4B5C">
       <w:numFmt w:val="decimal"/>
       <w:lvlText w:val=""/>
       <w:lvlJc w:val="left"/>
     </w:lvl>
-    <w:lvl w:ilvl="7" w:tplc="3D9A8AE4">
+    <w:lvl w:ilvl="7" w:tplc="7D1406B6">
       <w:numFmt w:val="decimal"/>
       <w:lvlText w:val=""/>
       <w:lvlJc w:val="left"/>
     </w:lvl>
-    <w:lvl w:ilvl="8" w:tplc="D5CC76C4">
+    <w:lvl w:ilvl="8" w:tplc="EB1E87CC">
       <w:numFmt w:val="decimal"/>
       <w:lvlText w:val=""/>
       <w:lvlJc w:val="left"/>
     </w:lvl>
   </w:abstractNum>
-  <w:abstractNum w:abstractNumId="7" w15:restartNumberingAfterBreak="0">
-    <w:nsid w:val="55630E42"/>
+  <w:abstractNum w:abstractNumId="9" w15:restartNumberingAfterBreak="0">
+    <w:nsid w:val="42ED4B76"/>
     <w:multiLevelType w:val="hybridMultilevel"/>
-    <w:tmpl w:val="533CB218"/>
-    <w:lvl w:ilvl="0" w:tplc="DCEE1B5A">
+    <w:tmpl w:val="427AAE0A"/>
+    <w:lvl w:ilvl="0" w:tplc="3748540E">
       <w:start w:val="1"/>
       <w:numFmt w:val="decimal"/>
       <w:lvlText w:val="%1."/>
@@ -19433,52 +19550,52 @@
         <w:color w:val="A67C27"/>
       </w:rPr>
     </w:lvl>
-    <w:lvl w:ilvl="1" w:tplc="D338AA72">
+    <w:lvl w:ilvl="1" w:tplc="026AF058">
       <w:numFmt w:val="decimal"/>
       <w:lvlText w:val=""/>
       <w:lvlJc w:val="left"/>
     </w:lvl>
-    <w:lvl w:ilvl="2" w:tplc="41802376">
+    <w:lvl w:ilvl="2" w:tplc="0390F57A">
       <w:numFmt w:val="decimal"/>
       <w:lvlText w:val=""/>
       <w:lvlJc w:val="left"/>
     </w:lvl>
-    <w:lvl w:ilvl="3" w:tplc="C854D684">
+    <w:lvl w:ilvl="3" w:tplc="DFDCBDFA">
       <w:numFmt w:val="decimal"/>
       <w:lvlText w:val=""/>
       <w:lvlJc w:val="left"/>
     </w:lvl>
-    <w:lvl w:ilvl="4" w:tplc="2BFE0D74">
+    <w:lvl w:ilvl="4" w:tplc="B3960BE0">
       <w:numFmt w:val="decimal"/>
       <w:lvlText w:val=""/>
       <w:lvlJc w:val="left"/>
     </w:lvl>
-    <w:lvl w:ilvl="5" w:tplc="8328FC44">
+    <w:lvl w:ilvl="5" w:tplc="DA58F838">
       <w:numFmt w:val="decimal"/>
       <w:lvlText w:val=""/>
       <w:lvlJc w:val="left"/>
     </w:lvl>
-    <w:lvl w:ilvl="6" w:tplc="53728EBE">
+    <w:lvl w:ilvl="6" w:tplc="250A7A04">
       <w:numFmt w:val="decimal"/>
       <w:lvlText w:val=""/>
       <w:lvlJc w:val="left"/>
     </w:lvl>
-    <w:lvl w:ilvl="7" w:tplc="A8240BD8">
+    <w:lvl w:ilvl="7" w:tplc="6206E0A8">
       <w:numFmt w:val="decimal"/>
       <w:lvlText w:val=""/>
       <w:lvlJc w:val="left"/>
     </w:lvl>
-    <w:lvl w:ilvl="8" w:tplc="C3089726">
+    <w:lvl w:ilvl="8" w:tplc="52AE5360">
       <w:numFmt w:val="decimal"/>
       <w:lvlText w:val=""/>
       <w:lvlJc w:val="left"/>
     </w:lvl>
   </w:abstractNum>
-  <w:abstractNum w:abstractNumId="8" w15:restartNumberingAfterBreak="0">
-    <w:nsid w:val="5C450CDF"/>
+  <w:abstractNum w:abstractNumId="10" w15:restartNumberingAfterBreak="0">
+    <w:nsid w:val="4C871F38"/>
     <w:multiLevelType w:val="hybridMultilevel"/>
-    <w:tmpl w:val="1576BD36"/>
-    <w:lvl w:ilvl="0" w:tplc="6C509BA0">
+    <w:tmpl w:val="AEF2E6FC"/>
+    <w:lvl w:ilvl="0" w:tplc="E9E0F690">
       <w:start w:val="1"/>
       <w:numFmt w:val="decimal"/>
       <w:lvlText w:val="%1."/>
@@ -19492,52 +19609,52 @@
         <w:color w:val="A67C27"/>
       </w:rPr>
     </w:lvl>
-    <w:lvl w:ilvl="1" w:tplc="D9D45AFE">
+    <w:lvl w:ilvl="1" w:tplc="AA4A468C">
       <w:numFmt w:val="decimal"/>
       <w:lvlText w:val=""/>
       <w:lvlJc w:val="left"/>
     </w:lvl>
-    <w:lvl w:ilvl="2" w:tplc="4E603C8A">
+    <w:lvl w:ilvl="2" w:tplc="E54E9DD0">
       <w:numFmt w:val="decimal"/>
       <w:lvlText w:val=""/>
       <w:lvlJc w:val="left"/>
     </w:lvl>
-    <w:lvl w:ilvl="3" w:tplc="DF2637B2">
+    <w:lvl w:ilvl="3" w:tplc="D278C164">
       <w:numFmt w:val="decimal"/>
       <w:lvlText w:val=""/>
       <w:lvlJc w:val="left"/>
     </w:lvl>
-    <w:lvl w:ilvl="4" w:tplc="06B24B00">
+    <w:lvl w:ilvl="4" w:tplc="9BC68A7E">
       <w:numFmt w:val="decimal"/>
       <w:lvlText w:val=""/>
       <w:lvlJc w:val="left"/>
     </w:lvl>
-    <w:lvl w:ilvl="5" w:tplc="B37E7FEE">
+    <w:lvl w:ilvl="5" w:tplc="93F22166">
       <w:numFmt w:val="decimal"/>
       <w:lvlText w:val=""/>
       <w:lvlJc w:val="left"/>
     </w:lvl>
-    <w:lvl w:ilvl="6" w:tplc="6D8028F0">
+    <w:lvl w:ilvl="6" w:tplc="C24ED228">
       <w:numFmt w:val="decimal"/>
       <w:lvlText w:val=""/>
       <w:lvlJc w:val="left"/>
     </w:lvl>
-    <w:lvl w:ilvl="7" w:tplc="E67E1BA0">
+    <w:lvl w:ilvl="7" w:tplc="BF4698A0">
       <w:numFmt w:val="decimal"/>
       <w:lvlText w:val=""/>
       <w:lvlJc w:val="left"/>
     </w:lvl>
-    <w:lvl w:ilvl="8" w:tplc="43EC23B0">
+    <w:lvl w:ilvl="8" w:tplc="B8DA24B4">
       <w:numFmt w:val="decimal"/>
       <w:lvlText w:val=""/>
       <w:lvlJc w:val="left"/>
     </w:lvl>
   </w:abstractNum>
-  <w:abstractNum w:abstractNumId="9" w15:restartNumberingAfterBreak="0">
-    <w:nsid w:val="679516BD"/>
+  <w:abstractNum w:abstractNumId="11" w15:restartNumberingAfterBreak="0">
+    <w:nsid w:val="6B08624A"/>
     <w:multiLevelType w:val="hybridMultilevel"/>
-    <w:tmpl w:val="E91212C6"/>
-    <w:lvl w:ilvl="0" w:tplc="8676C936">
+    <w:tmpl w:val="16A89A6E"/>
+    <w:lvl w:ilvl="0" w:tplc="D59C51CE">
       <w:start w:val="1"/>
       <w:numFmt w:val="decimal"/>
       <w:lvlText w:val="%1."/>
@@ -19551,232 +19668,115 @@
         <w:color w:val="A67C27"/>
       </w:rPr>
     </w:lvl>
-    <w:lvl w:ilvl="1" w:tplc="93F6AEFE">
+    <w:lvl w:ilvl="1" w:tplc="AE10283C">
       <w:numFmt w:val="decimal"/>
       <w:lvlText w:val=""/>
       <w:lvlJc w:val="left"/>
     </w:lvl>
-    <w:lvl w:ilvl="2" w:tplc="C0FC0C58">
+    <w:lvl w:ilvl="2" w:tplc="CF08FE98">
       <w:numFmt w:val="decimal"/>
       <w:lvlText w:val=""/>
       <w:lvlJc w:val="left"/>
     </w:lvl>
-    <w:lvl w:ilvl="3" w:tplc="C6CC2710">
+    <w:lvl w:ilvl="3" w:tplc="9E084AB2">
       <w:numFmt w:val="decimal"/>
       <w:lvlText w:val=""/>
       <w:lvlJc w:val="left"/>
     </w:lvl>
-    <w:lvl w:ilvl="4" w:tplc="F4B46980">
+    <w:lvl w:ilvl="4" w:tplc="0212B7CE">
       <w:numFmt w:val="decimal"/>
       <w:lvlText w:val=""/>
       <w:lvlJc w:val="left"/>
     </w:lvl>
-    <w:lvl w:ilvl="5" w:tplc="BDBEDCCA">
+    <w:lvl w:ilvl="5" w:tplc="D32CCBB2">
       <w:numFmt w:val="decimal"/>
       <w:lvlText w:val=""/>
       <w:lvlJc w:val="left"/>
     </w:lvl>
-    <w:lvl w:ilvl="6" w:tplc="CDF47D98">
+    <w:lvl w:ilvl="6" w:tplc="FB6874A4">
       <w:numFmt w:val="decimal"/>
       <w:lvlText w:val=""/>
       <w:lvlJc w:val="left"/>
     </w:lvl>
-    <w:lvl w:ilvl="7" w:tplc="A502AD30">
+    <w:lvl w:ilvl="7" w:tplc="51AEF7A8">
       <w:numFmt w:val="decimal"/>
       <w:lvlText w:val=""/>
       <w:lvlJc w:val="left"/>
     </w:lvl>
-    <w:lvl w:ilvl="8" w:tplc="7EC257E2">
+    <w:lvl w:ilvl="8" w:tplc="89C0EE44">
       <w:numFmt w:val="decimal"/>
       <w:lvlText w:val=""/>
       <w:lvlJc w:val="left"/>
     </w:lvl>
   </w:abstractNum>
-  <w:abstractNum w:abstractNumId="10" w15:restartNumberingAfterBreak="0">
-    <w:nsid w:val="7A9A3140"/>
-    <w:multiLevelType w:val="hybridMultilevel"/>
-    <w:tmpl w:val="2F9609E4"/>
-    <w:lvl w:ilvl="0" w:tplc="CF6AAF3C">
-      <w:start w:val="1"/>
-      <w:numFmt w:val="decimal"/>
-      <w:lvlText w:val="%1."/>
-      <w:lvlJc w:val="left"/>
-      <w:pPr>
-        <w:ind w:left="460" w:hanging="360"/>
-      </w:pPr>
-      <w:rPr>
-        <w:b/>
-        <w:bCs/>
-        <w:color w:val="A67C27"/>
-      </w:rPr>
-    </w:lvl>
-    <w:lvl w:ilvl="1" w:tplc="409C1890">
-      <w:numFmt w:val="decimal"/>
-      <w:lvlText w:val=""/>
-      <w:lvlJc w:val="left"/>
-    </w:lvl>
-    <w:lvl w:ilvl="2" w:tplc="C3C278AA">
-      <w:numFmt w:val="decimal"/>
-      <w:lvlText w:val=""/>
-      <w:lvlJc w:val="left"/>
-    </w:lvl>
-    <w:lvl w:ilvl="3" w:tplc="9ED86E22">
-      <w:numFmt w:val="decimal"/>
-      <w:lvlText w:val=""/>
-      <w:lvlJc w:val="left"/>
-    </w:lvl>
-    <w:lvl w:ilvl="4" w:tplc="A6BE782C">
-      <w:numFmt w:val="decimal"/>
-      <w:lvlText w:val=""/>
-      <w:lvlJc w:val="left"/>
-    </w:lvl>
-    <w:lvl w:ilvl="5" w:tplc="CD782FDE">
-      <w:numFmt w:val="decimal"/>
-      <w:lvlText w:val=""/>
-      <w:lvlJc w:val="left"/>
-    </w:lvl>
-    <w:lvl w:ilvl="6" w:tplc="B5B8D862">
-      <w:numFmt w:val="decimal"/>
-      <w:lvlText w:val=""/>
-      <w:lvlJc w:val="left"/>
-    </w:lvl>
-    <w:lvl w:ilvl="7" w:tplc="C994E128">
-      <w:numFmt w:val="decimal"/>
-      <w:lvlText w:val=""/>
-      <w:lvlJc w:val="left"/>
-    </w:lvl>
-    <w:lvl w:ilvl="8" w:tplc="809C7668">
-      <w:numFmt w:val="decimal"/>
-      <w:lvlText w:val=""/>
-      <w:lvlJc w:val="left"/>
-    </w:lvl>
-  </w:abstractNum>
-  <w:abstractNum w:abstractNumId="11" w15:restartNumberingAfterBreak="0">
-    <w:nsid w:val="7D9059AC"/>
-    <w:multiLevelType w:val="hybridMultilevel"/>
-    <w:tmpl w:val="C304F456"/>
-    <w:lvl w:ilvl="0" w:tplc="52109678">
-      <w:start w:val="1"/>
-      <w:numFmt w:val="bullet"/>
-      <w:lvlText w:val="•"/>
-      <w:lvlJc w:val="left"/>
-      <w:pPr>
-        <w:ind w:left="460" w:hanging="280"/>
-      </w:pPr>
-    </w:lvl>
-    <w:lvl w:ilvl="1" w:tplc="FA682D70">
-      <w:start w:val="1"/>
-      <w:numFmt w:val="bullet"/>
-      <w:lvlText w:val="–"/>
-      <w:lvlJc w:val="left"/>
-      <w:pPr>
-        <w:ind w:left="900" w:hanging="280"/>
-      </w:pPr>
-    </w:lvl>
-    <w:lvl w:ilvl="2" w:tplc="6FFA322C">
-      <w:numFmt w:val="decimal"/>
-      <w:lvlText w:val=""/>
-      <w:lvlJc w:val="left"/>
-    </w:lvl>
-    <w:lvl w:ilvl="3" w:tplc="48B4A9C2">
-      <w:numFmt w:val="decimal"/>
-      <w:lvlText w:val=""/>
-      <w:lvlJc w:val="left"/>
-    </w:lvl>
-    <w:lvl w:ilvl="4" w:tplc="0AE8BBA8">
-      <w:numFmt w:val="decimal"/>
-      <w:lvlText w:val=""/>
-      <w:lvlJc w:val="left"/>
-    </w:lvl>
-    <w:lvl w:ilvl="5" w:tplc="98A6ADB4">
-      <w:numFmt w:val="decimal"/>
-      <w:lvlText w:val=""/>
-      <w:lvlJc w:val="left"/>
-    </w:lvl>
-    <w:lvl w:ilvl="6" w:tplc="5F96870A">
-      <w:numFmt w:val="decimal"/>
-      <w:lvlText w:val=""/>
-      <w:lvlJc w:val="left"/>
-    </w:lvl>
-    <w:lvl w:ilvl="7" w:tplc="EDFC681A">
-      <w:numFmt w:val="decimal"/>
-      <w:lvlText w:val=""/>
-      <w:lvlJc w:val="left"/>
-    </w:lvl>
-    <w:lvl w:ilvl="8" w:tplc="1B366D3A">
-      <w:numFmt w:val="decimal"/>
-      <w:lvlText w:val=""/>
-      <w:lvlJc w:val="left"/>
-    </w:lvl>
-  </w:abstractNum>
-  <w:num w:numId="1" w16cid:durableId="2090687950">
+  <w:num w:numId="1" w16cid:durableId="1764762995">
+    <w:abstractNumId w:val="7"/>
+    <w:lvlOverride w:ilvl="0">
+      <w:startOverride w:val="1"/>
+    </w:lvlOverride>
+  </w:num>
+  <w:num w:numId="2" w16cid:durableId="551232164">
+    <w:abstractNumId w:val="6"/>
+    <w:lvlOverride w:ilvl="0">
+      <w:startOverride w:val="1"/>
+    </w:lvlOverride>
+  </w:num>
+  <w:num w:numId="3" w16cid:durableId="1813479208">
+    <w:abstractNumId w:val="5"/>
+    <w:lvlOverride w:ilvl="0">
+      <w:startOverride w:val="1"/>
+    </w:lvlOverride>
+  </w:num>
+  <w:num w:numId="4" w16cid:durableId="1692610517">
+    <w:abstractNumId w:val="3"/>
+    <w:lvlOverride w:ilvl="0">
+      <w:startOverride w:val="1"/>
+    </w:lvlOverride>
+  </w:num>
+  <w:num w:numId="5" w16cid:durableId="2092046505">
     <w:abstractNumId w:val="1"/>
     <w:lvlOverride w:ilvl="0">
       <w:startOverride w:val="1"/>
     </w:lvlOverride>
   </w:num>
-  <w:num w:numId="2" w16cid:durableId="1932927611">
+  <w:num w:numId="6" w16cid:durableId="925116035">
+    <w:abstractNumId w:val="2"/>
+    <w:lvlOverride w:ilvl="0">
+      <w:startOverride w:val="1"/>
+    </w:lvlOverride>
+  </w:num>
+  <w:num w:numId="7" w16cid:durableId="1308164104">
+    <w:abstractNumId w:val="8"/>
+    <w:lvlOverride w:ilvl="0">
+      <w:startOverride w:val="1"/>
+    </w:lvlOverride>
+  </w:num>
+  <w:num w:numId="8" w16cid:durableId="235895419">
     <w:abstractNumId w:val="11"/>
     <w:lvlOverride w:ilvl="0">
       <w:startOverride w:val="1"/>
     </w:lvlOverride>
   </w:num>
-  <w:num w:numId="3" w16cid:durableId="1837257413">
-    <w:abstractNumId w:val="6"/>
+  <w:num w:numId="9" w16cid:durableId="559098705">
+    <w:abstractNumId w:val="0"/>
     <w:lvlOverride w:ilvl="0">
       <w:startOverride w:val="1"/>
     </w:lvlOverride>
   </w:num>
-  <w:num w:numId="4" w16cid:durableId="438376906">
-    <w:abstractNumId w:val="9"/>
+  <w:num w:numId="10" w16cid:durableId="1301350398">
+    <w:abstractNumId w:val="4"/>
     <w:lvlOverride w:ilvl="0">
       <w:startOverride w:val="1"/>
     </w:lvlOverride>
   </w:num>
-  <w:num w:numId="5" w16cid:durableId="699084733">
+  <w:num w:numId="11" w16cid:durableId="192768550">
     <w:abstractNumId w:val="10"/>
     <w:lvlOverride w:ilvl="0">
       <w:startOverride w:val="1"/>
     </w:lvlOverride>
   </w:num>
-  <w:num w:numId="6" w16cid:durableId="1966621985">
-    <w:abstractNumId w:val="8"/>
-    <w:lvlOverride w:ilvl="0">
-      <w:startOverride w:val="1"/>
-    </w:lvlOverride>
-  </w:num>
-  <w:num w:numId="7" w16cid:durableId="1697727418">
-    <w:abstractNumId w:val="0"/>
-    <w:lvlOverride w:ilvl="0">
-      <w:startOverride w:val="1"/>
-    </w:lvlOverride>
-  </w:num>
-  <w:num w:numId="8" w16cid:durableId="1825121458">
-    <w:abstractNumId w:val="5"/>
-    <w:lvlOverride w:ilvl="0">
-      <w:startOverride w:val="1"/>
-    </w:lvlOverride>
-  </w:num>
-  <w:num w:numId="9" w16cid:durableId="317462247">
-    <w:abstractNumId w:val="7"/>
-    <w:lvlOverride w:ilvl="0">
-      <w:startOverride w:val="1"/>
-    </w:lvlOverride>
-  </w:num>
-  <w:num w:numId="10" w16cid:durableId="905215444">
-    <w:abstractNumId w:val="3"/>
-    <w:lvlOverride w:ilvl="0">
-      <w:startOverride w:val="1"/>
-    </w:lvlOverride>
-  </w:num>
-  <w:num w:numId="11" w16cid:durableId="1338385899">
-    <w:abstractNumId w:val="4"/>
-    <w:lvlOverride w:ilvl="0">
-      <w:startOverride w:val="1"/>
-    </w:lvlOverride>
-  </w:num>
-  <w:num w:numId="12" w16cid:durableId="83111326">
-    <w:abstractNumId w:val="2"/>
+  <w:num w:numId="12" w16cid:durableId="1819105604">
+    <w:abstractNumId w:val="9"/>
     <w:lvlOverride w:ilvl="0">
       <w:startOverride w:val="1"/>
     </w:lvlOverride>
@@ -20401,7 +20401,7 @@
     <w:autoRedefine/>
     <w:uiPriority w:val="39"/>
     <w:unhideWhenUsed/>
-    <w:rsid w:val="00BA7362"/>
+    <w:rsid w:val="00D4782E"/>
     <w:pPr>
       <w:spacing w:after="100"/>
     </w:pPr>
@@ -20413,7 +20413,7 @@
     <w:autoRedefine/>
     <w:uiPriority w:val="39"/>
     <w:unhideWhenUsed/>
-    <w:rsid w:val="00BA7362"/>
+    <w:rsid w:val="00D4782E"/>
     <w:pPr>
       <w:spacing w:after="100"/>
       <w:ind w:left="210"/>

--- a/docs/manuals/Role_Guide_6_Documentary_RA.docx
+++ b/docs/manuals/Role_Guide_6_Documentary_RA.docx
@@ -69,7 +69,7 @@
           <w:left w:w="10" w:type="dxa"/>
           <w:right w:w="10" w:type="dxa"/>
         </w:tblCellMar>
-        <w:tblLook w:val="0000" w:firstRow="0" w:lastRow="0" w:firstColumn="0" w:lastColumn="0" w:noHBand="0" w:noVBand="0"/>
+        <w:tblLook w:val="04A0" w:firstRow="1" w:lastRow="0" w:firstColumn="1" w:lastColumn="0" w:noHBand="0" w:noVBand="1"/>
       </w:tblPr>
       <w:tblGrid>
         <w:gridCol w:w="2300"/>
@@ -469,7 +469,7 @@
                 <w:sz w:val="19"/>
                 <w:szCs w:val="19"/>
               </w:rPr>
-              <w:t>Version 1.11 · 28 September 2026</w:t>
+              <w:t>Version 1.12 · 28 September 2026</w:t>
             </w:r>
           </w:p>
         </w:tc>
@@ -538,7 +538,7 @@
     <w:sdt>
       <w:sdtPr>
         <w:alias w:val="Contents"/>
-        <w:id w:val="-1311397457"/>
+        <w:id w:val="-1999484732"/>
       </w:sdtPr>
       <w:sdtEndPr/>
       <w:sdtContent>
@@ -567,7 +567,7 @@
           <w:r>
             <w:fldChar w:fldCharType="separate"/>
           </w:r>
-          <w:hyperlink w:anchor="_Toc241491113" w:history="1">
+          <w:hyperlink w:anchor="_Toc241492534" w:history="1">
             <w:r>
               <w:rPr>
                 <w:rStyle w:val="Hyperlink"/>
@@ -591,7 +591,7 @@
               <w:rPr>
                 <w:noProof/>
               </w:rPr>
-              <w:instrText xml:space="preserve"> PAGEREF _Toc241491113 \h </w:instrText>
+              <w:instrText xml:space="preserve"> PAGEREF _Toc241492534 \h </w:instrText>
             </w:r>
             <w:r>
               <w:rPr>
@@ -634,7 +634,7 @@
               <w14:ligatures w14:val="standardContextual"/>
             </w:rPr>
           </w:pPr>
-          <w:hyperlink w:anchor="_Toc241491114" w:history="1">
+          <w:hyperlink w:anchor="_Toc241492535" w:history="1">
             <w:r>
               <w:rPr>
                 <w:rStyle w:val="Hyperlink"/>
@@ -658,7 +658,7 @@
               <w:rPr>
                 <w:noProof/>
               </w:rPr>
-              <w:instrText xml:space="preserve"> PAGEREF _Toc241491114 \h </w:instrText>
+              <w:instrText xml:space="preserve"> PAGEREF _Toc241492535 \h </w:instrText>
             </w:r>
             <w:r>
               <w:rPr>
@@ -701,7 +701,7 @@
               <w14:ligatures w14:val="standardContextual"/>
             </w:rPr>
           </w:pPr>
-          <w:hyperlink w:anchor="_Toc241491115" w:history="1">
+          <w:hyperlink w:anchor="_Toc241492536" w:history="1">
             <w:r>
               <w:rPr>
                 <w:rStyle w:val="Hyperlink"/>
@@ -725,7 +725,7 @@
               <w:rPr>
                 <w:noProof/>
               </w:rPr>
-              <w:instrText xml:space="preserve"> PAGEREF _Toc241491115 \h </w:instrText>
+              <w:instrText xml:space="preserve"> PAGEREF _Toc241492536 \h </w:instrText>
             </w:r>
             <w:r>
               <w:rPr>
@@ -768,7 +768,7 @@
               <w14:ligatures w14:val="standardContextual"/>
             </w:rPr>
           </w:pPr>
-          <w:hyperlink w:anchor="_Toc241491116" w:history="1">
+          <w:hyperlink w:anchor="_Toc241492537" w:history="1">
             <w:r>
               <w:rPr>
                 <w:rStyle w:val="Hyperlink"/>
@@ -792,7 +792,7 @@
               <w:rPr>
                 <w:noProof/>
               </w:rPr>
-              <w:instrText xml:space="preserve"> PAGEREF _Toc241491116 \h </w:instrText>
+              <w:instrText xml:space="preserve"> PAGEREF _Toc241492537 \h </w:instrText>
             </w:r>
             <w:r>
               <w:rPr>
@@ -835,7 +835,7 @@
               <w14:ligatures w14:val="standardContextual"/>
             </w:rPr>
           </w:pPr>
-          <w:hyperlink w:anchor="_Toc241491117" w:history="1">
+          <w:hyperlink w:anchor="_Toc241492538" w:history="1">
             <w:r>
               <w:rPr>
                 <w:rStyle w:val="Hyperlink"/>
@@ -859,7 +859,7 @@
               <w:rPr>
                 <w:noProof/>
               </w:rPr>
-              <w:instrText xml:space="preserve"> PAGEREF _Toc241491117 \h </w:instrText>
+              <w:instrText xml:space="preserve"> PAGEREF _Toc241492538 \h </w:instrText>
             </w:r>
             <w:r>
               <w:rPr>
@@ -902,7 +902,7 @@
               <w14:ligatures w14:val="standardContextual"/>
             </w:rPr>
           </w:pPr>
-          <w:hyperlink w:anchor="_Toc241491118" w:history="1">
+          <w:hyperlink w:anchor="_Toc241492539" w:history="1">
             <w:r>
               <w:rPr>
                 <w:rStyle w:val="Hyperlink"/>
@@ -926,7 +926,7 @@
               <w:rPr>
                 <w:noProof/>
               </w:rPr>
-              <w:instrText xml:space="preserve"> PAGEREF _Toc241491118 \h </w:instrText>
+              <w:instrText xml:space="preserve"> PAGEREF _Toc241492539 \h </w:instrText>
             </w:r>
             <w:r>
               <w:rPr>
@@ -969,7 +969,7 @@
               <w14:ligatures w14:val="standardContextual"/>
             </w:rPr>
           </w:pPr>
-          <w:hyperlink w:anchor="_Toc241491119" w:history="1">
+          <w:hyperlink w:anchor="_Toc241492540" w:history="1">
             <w:r>
               <w:rPr>
                 <w:rStyle w:val="Hyperlink"/>
@@ -993,7 +993,7 @@
               <w:rPr>
                 <w:noProof/>
               </w:rPr>
-              <w:instrText xml:space="preserve"> PAGEREF _Toc241491119 \h </w:instrText>
+              <w:instrText xml:space="preserve"> PAGEREF _Toc241492540 \h </w:instrText>
             </w:r>
             <w:r>
               <w:rPr>
@@ -1036,7 +1036,7 @@
               <w14:ligatures w14:val="standardContextual"/>
             </w:rPr>
           </w:pPr>
-          <w:hyperlink w:anchor="_Toc241491120" w:history="1">
+          <w:hyperlink w:anchor="_Toc241492541" w:history="1">
             <w:r>
               <w:rPr>
                 <w:rStyle w:val="Hyperlink"/>
@@ -1060,7 +1060,7 @@
               <w:rPr>
                 <w:noProof/>
               </w:rPr>
-              <w:instrText xml:space="preserve"> PAGEREF _Toc241491120 \h </w:instrText>
+              <w:instrText xml:space="preserve"> PAGEREF _Toc241492541 \h </w:instrText>
             </w:r>
             <w:r>
               <w:rPr>
@@ -1103,7 +1103,7 @@
               <w14:ligatures w14:val="standardContextual"/>
             </w:rPr>
           </w:pPr>
-          <w:hyperlink w:anchor="_Toc241491121" w:history="1">
+          <w:hyperlink w:anchor="_Toc241492542" w:history="1">
             <w:r>
               <w:rPr>
                 <w:rStyle w:val="Hyperlink"/>
@@ -1127,7 +1127,7 @@
               <w:rPr>
                 <w:noProof/>
               </w:rPr>
-              <w:instrText xml:space="preserve"> PAGEREF _Toc241491121 \h </w:instrText>
+              <w:instrText xml:space="preserve"> PAGEREF _Toc241492542 \h </w:instrText>
             </w:r>
             <w:r>
               <w:rPr>
@@ -1170,7 +1170,7 @@
               <w14:ligatures w14:val="standardContextual"/>
             </w:rPr>
           </w:pPr>
-          <w:hyperlink w:anchor="_Toc241491122" w:history="1">
+          <w:hyperlink w:anchor="_Toc241492543" w:history="1">
             <w:r>
               <w:rPr>
                 <w:rStyle w:val="Hyperlink"/>
@@ -1194,7 +1194,7 @@
               <w:rPr>
                 <w:noProof/>
               </w:rPr>
-              <w:instrText xml:space="preserve"> PAGEREF _Toc241491122 \h </w:instrText>
+              <w:instrText xml:space="preserve"> PAGEREF _Toc241492543 \h </w:instrText>
             </w:r>
             <w:r>
               <w:rPr>
@@ -1237,7 +1237,7 @@
               <w14:ligatures w14:val="standardContextual"/>
             </w:rPr>
           </w:pPr>
-          <w:hyperlink w:anchor="_Toc241491123" w:history="1">
+          <w:hyperlink w:anchor="_Toc241492544" w:history="1">
             <w:r>
               <w:rPr>
                 <w:rStyle w:val="Hyperlink"/>
@@ -1261,7 +1261,7 @@
               <w:rPr>
                 <w:noProof/>
               </w:rPr>
-              <w:instrText xml:space="preserve"> PAGEREF _Toc241491123 \h </w:instrText>
+              <w:instrText xml:space="preserve"> PAGEREF _Toc241492544 \h </w:instrText>
             </w:r>
             <w:r>
               <w:rPr>
@@ -1304,7 +1304,7 @@
               <w14:ligatures w14:val="standardContextual"/>
             </w:rPr>
           </w:pPr>
-          <w:hyperlink w:anchor="_Toc241491124" w:history="1">
+          <w:hyperlink w:anchor="_Toc241492545" w:history="1">
             <w:r>
               <w:rPr>
                 <w:rStyle w:val="Hyperlink"/>
@@ -1328,7 +1328,7 @@
               <w:rPr>
                 <w:noProof/>
               </w:rPr>
-              <w:instrText xml:space="preserve"> PAGEREF _Toc241491124 \h </w:instrText>
+              <w:instrText xml:space="preserve"> PAGEREF _Toc241492545 \h </w:instrText>
             </w:r>
             <w:r>
               <w:rPr>
@@ -1371,7 +1371,7 @@
               <w14:ligatures w14:val="standardContextual"/>
             </w:rPr>
           </w:pPr>
-          <w:hyperlink w:anchor="_Toc241491125" w:history="1">
+          <w:hyperlink w:anchor="_Toc241492546" w:history="1">
             <w:r>
               <w:rPr>
                 <w:rStyle w:val="Hyperlink"/>
@@ -1395,7 +1395,7 @@
               <w:rPr>
                 <w:noProof/>
               </w:rPr>
-              <w:instrText xml:space="preserve"> PAGEREF _Toc241491125 \h </w:instrText>
+              <w:instrText xml:space="preserve"> PAGEREF _Toc241492546 \h </w:instrText>
             </w:r>
             <w:r>
               <w:rPr>
@@ -1438,7 +1438,7 @@
               <w14:ligatures w14:val="standardContextual"/>
             </w:rPr>
           </w:pPr>
-          <w:hyperlink w:anchor="_Toc241491126" w:history="1">
+          <w:hyperlink w:anchor="_Toc241492547" w:history="1">
             <w:r>
               <w:rPr>
                 <w:rStyle w:val="Hyperlink"/>
@@ -1462,7 +1462,7 @@
               <w:rPr>
                 <w:noProof/>
               </w:rPr>
-              <w:instrText xml:space="preserve"> PAGEREF _Toc241491126 \h </w:instrText>
+              <w:instrText xml:space="preserve"> PAGEREF _Toc241492547 \h </w:instrText>
             </w:r>
             <w:r>
               <w:rPr>
@@ -1505,7 +1505,7 @@
               <w14:ligatures w14:val="standardContextual"/>
             </w:rPr>
           </w:pPr>
-          <w:hyperlink w:anchor="_Toc241491127" w:history="1">
+          <w:hyperlink w:anchor="_Toc241492548" w:history="1">
             <w:r>
               <w:rPr>
                 <w:rStyle w:val="Hyperlink"/>
@@ -1529,7 +1529,7 @@
               <w:rPr>
                 <w:noProof/>
               </w:rPr>
-              <w:instrText xml:space="preserve"> PAGEREF _Toc241491127 \h </w:instrText>
+              <w:instrText xml:space="preserve"> PAGEREF _Toc241492548 \h </w:instrText>
             </w:r>
             <w:r>
               <w:rPr>
@@ -1572,7 +1572,7 @@
               <w14:ligatures w14:val="standardContextual"/>
             </w:rPr>
           </w:pPr>
-          <w:hyperlink w:anchor="_Toc241491128" w:history="1">
+          <w:hyperlink w:anchor="_Toc241492549" w:history="1">
             <w:r>
               <w:rPr>
                 <w:rStyle w:val="Hyperlink"/>
@@ -1596,7 +1596,7 @@
               <w:rPr>
                 <w:noProof/>
               </w:rPr>
-              <w:instrText xml:space="preserve"> PAGEREF _Toc241491128 \h </w:instrText>
+              <w:instrText xml:space="preserve"> PAGEREF _Toc241492549 \h </w:instrText>
             </w:r>
             <w:r>
               <w:rPr>
@@ -1639,7 +1639,7 @@
               <w14:ligatures w14:val="standardContextual"/>
             </w:rPr>
           </w:pPr>
-          <w:hyperlink w:anchor="_Toc241491129" w:history="1">
+          <w:hyperlink w:anchor="_Toc241492550" w:history="1">
             <w:r>
               <w:rPr>
                 <w:rStyle w:val="Hyperlink"/>
@@ -1663,7 +1663,7 @@
               <w:rPr>
                 <w:noProof/>
               </w:rPr>
-              <w:instrText xml:space="preserve"> PAGEREF _Toc241491129 \h </w:instrText>
+              <w:instrText xml:space="preserve"> PAGEREF _Toc241492550 \h </w:instrText>
             </w:r>
             <w:r>
               <w:rPr>
@@ -1706,7 +1706,7 @@
               <w14:ligatures w14:val="standardContextual"/>
             </w:rPr>
           </w:pPr>
-          <w:hyperlink w:anchor="_Toc241491130" w:history="1">
+          <w:hyperlink w:anchor="_Toc241492551" w:history="1">
             <w:r>
               <w:rPr>
                 <w:rStyle w:val="Hyperlink"/>
@@ -1730,7 +1730,7 @@
               <w:rPr>
                 <w:noProof/>
               </w:rPr>
-              <w:instrText xml:space="preserve"> PAGEREF _Toc241491130 \h </w:instrText>
+              <w:instrText xml:space="preserve"> PAGEREF _Toc241492551 \h </w:instrText>
             </w:r>
             <w:r>
               <w:rPr>
@@ -1773,7 +1773,7 @@
               <w14:ligatures w14:val="standardContextual"/>
             </w:rPr>
           </w:pPr>
-          <w:hyperlink w:anchor="_Toc241491131" w:history="1">
+          <w:hyperlink w:anchor="_Toc241492552" w:history="1">
             <w:r>
               <w:rPr>
                 <w:rStyle w:val="Hyperlink"/>
@@ -1797,7 +1797,7 @@
               <w:rPr>
                 <w:noProof/>
               </w:rPr>
-              <w:instrText xml:space="preserve"> PAGEREF _Toc241491131 \h </w:instrText>
+              <w:instrText xml:space="preserve"> PAGEREF _Toc241492552 \h </w:instrText>
             </w:r>
             <w:r>
               <w:rPr>
@@ -1840,7 +1840,7 @@
               <w14:ligatures w14:val="standardContextual"/>
             </w:rPr>
           </w:pPr>
-          <w:hyperlink w:anchor="_Toc241491132" w:history="1">
+          <w:hyperlink w:anchor="_Toc241492553" w:history="1">
             <w:r>
               <w:rPr>
                 <w:rStyle w:val="Hyperlink"/>
@@ -1864,7 +1864,7 @@
               <w:rPr>
                 <w:noProof/>
               </w:rPr>
-              <w:instrText xml:space="preserve"> PAGEREF _Toc241491132 \h </w:instrText>
+              <w:instrText xml:space="preserve"> PAGEREF _Toc241492553 \h </w:instrText>
             </w:r>
             <w:r>
               <w:rPr>
@@ -1907,7 +1907,7 @@
               <w14:ligatures w14:val="standardContextual"/>
             </w:rPr>
           </w:pPr>
-          <w:hyperlink w:anchor="_Toc241491133" w:history="1">
+          <w:hyperlink w:anchor="_Toc241492554" w:history="1">
             <w:r>
               <w:rPr>
                 <w:rStyle w:val="Hyperlink"/>
@@ -1931,7 +1931,7 @@
               <w:rPr>
                 <w:noProof/>
               </w:rPr>
-              <w:instrText xml:space="preserve"> PAGEREF _Toc241491133 \h </w:instrText>
+              <w:instrText xml:space="preserve"> PAGEREF _Toc241492554 \h </w:instrText>
             </w:r>
             <w:r>
               <w:rPr>
@@ -1974,7 +1974,7 @@
               <w14:ligatures w14:val="standardContextual"/>
             </w:rPr>
           </w:pPr>
-          <w:hyperlink w:anchor="_Toc241491134" w:history="1">
+          <w:hyperlink w:anchor="_Toc241492555" w:history="1">
             <w:r>
               <w:rPr>
                 <w:rStyle w:val="Hyperlink"/>
@@ -1998,7 +1998,7 @@
               <w:rPr>
                 <w:noProof/>
               </w:rPr>
-              <w:instrText xml:space="preserve"> PAGEREF _Toc241491134 \h </w:instrText>
+              <w:instrText xml:space="preserve"> PAGEREF _Toc241492555 \h </w:instrText>
             </w:r>
             <w:r>
               <w:rPr>
@@ -2041,7 +2041,7 @@
               <w14:ligatures w14:val="standardContextual"/>
             </w:rPr>
           </w:pPr>
-          <w:hyperlink w:anchor="_Toc241491135" w:history="1">
+          <w:hyperlink w:anchor="_Toc241492556" w:history="1">
             <w:r>
               <w:rPr>
                 <w:rStyle w:val="Hyperlink"/>
@@ -2065,7 +2065,7 @@
               <w:rPr>
                 <w:noProof/>
               </w:rPr>
-              <w:instrText xml:space="preserve"> PAGEREF _Toc241491135 \h </w:instrText>
+              <w:instrText xml:space="preserve"> PAGEREF _Toc241492556 \h </w:instrText>
             </w:r>
             <w:r>
               <w:rPr>
@@ -2108,7 +2108,7 @@
               <w14:ligatures w14:val="standardContextual"/>
             </w:rPr>
           </w:pPr>
-          <w:hyperlink w:anchor="_Toc241491136" w:history="1">
+          <w:hyperlink w:anchor="_Toc241492557" w:history="1">
             <w:r>
               <w:rPr>
                 <w:rStyle w:val="Hyperlink"/>
@@ -2132,7 +2132,7 @@
               <w:rPr>
                 <w:noProof/>
               </w:rPr>
-              <w:instrText xml:space="preserve"> PAGEREF _Toc241491136 \h </w:instrText>
+              <w:instrText xml:space="preserve"> PAGEREF _Toc241492557 \h </w:instrText>
             </w:r>
             <w:r>
               <w:rPr>
@@ -2175,7 +2175,7 @@
               <w14:ligatures w14:val="standardContextual"/>
             </w:rPr>
           </w:pPr>
-          <w:hyperlink w:anchor="_Toc241491137" w:history="1">
+          <w:hyperlink w:anchor="_Toc241492558" w:history="1">
             <w:r>
               <w:rPr>
                 <w:rStyle w:val="Hyperlink"/>
@@ -2199,7 +2199,7 @@
               <w:rPr>
                 <w:noProof/>
               </w:rPr>
-              <w:instrText xml:space="preserve"> PAGEREF _Toc241491137 \h </w:instrText>
+              <w:instrText xml:space="preserve"> PAGEREF _Toc241492558 \h </w:instrText>
             </w:r>
             <w:r>
               <w:rPr>
@@ -2242,7 +2242,7 @@
               <w14:ligatures w14:val="standardContextual"/>
             </w:rPr>
           </w:pPr>
-          <w:hyperlink w:anchor="_Toc241491138" w:history="1">
+          <w:hyperlink w:anchor="_Toc241492559" w:history="1">
             <w:r>
               <w:rPr>
                 <w:rStyle w:val="Hyperlink"/>
@@ -2266,7 +2266,7 @@
               <w:rPr>
                 <w:noProof/>
               </w:rPr>
-              <w:instrText xml:space="preserve"> PAGEREF _Toc241491138 \h </w:instrText>
+              <w:instrText xml:space="preserve"> PAGEREF _Toc241492559 \h </w:instrText>
             </w:r>
             <w:r>
               <w:rPr>
@@ -2309,7 +2309,7 @@
               <w14:ligatures w14:val="standardContextual"/>
             </w:rPr>
           </w:pPr>
-          <w:hyperlink w:anchor="_Toc241491139" w:history="1">
+          <w:hyperlink w:anchor="_Toc241492560" w:history="1">
             <w:r>
               <w:rPr>
                 <w:rStyle w:val="Hyperlink"/>
@@ -2333,7 +2333,7 @@
               <w:rPr>
                 <w:noProof/>
               </w:rPr>
-              <w:instrText xml:space="preserve"> PAGEREF _Toc241491139 \h </w:instrText>
+              <w:instrText xml:space="preserve"> PAGEREF _Toc241492560 \h </w:instrText>
             </w:r>
             <w:r>
               <w:rPr>
@@ -2376,7 +2376,7 @@
               <w14:ligatures w14:val="standardContextual"/>
             </w:rPr>
           </w:pPr>
-          <w:hyperlink w:anchor="_Toc241491140" w:history="1">
+          <w:hyperlink w:anchor="_Toc241492561" w:history="1">
             <w:r>
               <w:rPr>
                 <w:rStyle w:val="Hyperlink"/>
@@ -2400,7 +2400,7 @@
               <w:rPr>
                 <w:noProof/>
               </w:rPr>
-              <w:instrText xml:space="preserve"> PAGEREF _Toc241491140 \h </w:instrText>
+              <w:instrText xml:space="preserve"> PAGEREF _Toc241492561 \h </w:instrText>
             </w:r>
             <w:r>
               <w:rPr>
@@ -2443,7 +2443,7 @@
               <w14:ligatures w14:val="standardContextual"/>
             </w:rPr>
           </w:pPr>
-          <w:hyperlink w:anchor="_Toc241491141" w:history="1">
+          <w:hyperlink w:anchor="_Toc241492562" w:history="1">
             <w:r>
               <w:rPr>
                 <w:rStyle w:val="Hyperlink"/>
@@ -2467,7 +2467,7 @@
               <w:rPr>
                 <w:noProof/>
               </w:rPr>
-              <w:instrText xml:space="preserve"> PAGEREF _Toc241491141 \h </w:instrText>
+              <w:instrText xml:space="preserve"> PAGEREF _Toc241492562 \h </w:instrText>
             </w:r>
             <w:r>
               <w:rPr>
@@ -2510,7 +2510,7 @@
               <w14:ligatures w14:val="standardContextual"/>
             </w:rPr>
           </w:pPr>
-          <w:hyperlink w:anchor="_Toc241491142" w:history="1">
+          <w:hyperlink w:anchor="_Toc241492563" w:history="1">
             <w:r>
               <w:rPr>
                 <w:rStyle w:val="Hyperlink"/>
@@ -2534,7 +2534,7 @@
               <w:rPr>
                 <w:noProof/>
               </w:rPr>
-              <w:instrText xml:space="preserve"> PAGEREF _Toc241491142 \h </w:instrText>
+              <w:instrText xml:space="preserve"> PAGEREF _Toc241492563 \h </w:instrText>
             </w:r>
             <w:r>
               <w:rPr>
@@ -2577,7 +2577,7 @@
               <w14:ligatures w14:val="standardContextual"/>
             </w:rPr>
           </w:pPr>
-          <w:hyperlink w:anchor="_Toc241491143" w:history="1">
+          <w:hyperlink w:anchor="_Toc241492564" w:history="1">
             <w:r>
               <w:rPr>
                 <w:rStyle w:val="Hyperlink"/>
@@ -2601,7 +2601,7 @@
               <w:rPr>
                 <w:noProof/>
               </w:rPr>
-              <w:instrText xml:space="preserve"> PAGEREF _Toc241491143 \h </w:instrText>
+              <w:instrText xml:space="preserve"> PAGEREF _Toc241492564 \h </w:instrText>
             </w:r>
             <w:r>
               <w:rPr>
@@ -2644,7 +2644,7 @@
               <w14:ligatures w14:val="standardContextual"/>
             </w:rPr>
           </w:pPr>
-          <w:hyperlink w:anchor="_Toc241491144" w:history="1">
+          <w:hyperlink w:anchor="_Toc241492565" w:history="1">
             <w:r>
               <w:rPr>
                 <w:rStyle w:val="Hyperlink"/>
@@ -2668,7 +2668,7 @@
               <w:rPr>
                 <w:noProof/>
               </w:rPr>
-              <w:instrText xml:space="preserve"> PAGEREF _Toc241491144 \h </w:instrText>
+              <w:instrText xml:space="preserve"> PAGEREF _Toc241492565 \h </w:instrText>
             </w:r>
             <w:r>
               <w:rPr>
@@ -2707,7 +2707,7 @@
         <w:pStyle w:val="Heading1"/>
         <w:pageBreakBefore/>
       </w:pPr>
-      <w:bookmarkStart w:id="0" w:name="_Toc241491113"/>
+      <w:bookmarkStart w:id="0" w:name="_Toc241492534"/>
       <w:r>
         <w:lastRenderedPageBreak/>
         <w:t>1. Your role at a glance</w:t>
@@ -2893,7 +2893,7 @@
           <w:left w:w="10" w:type="dxa"/>
           <w:right w:w="10" w:type="dxa"/>
         </w:tblCellMar>
-        <w:tblLook w:val="0000" w:firstRow="0" w:lastRow="0" w:firstColumn="0" w:lastColumn="0" w:noHBand="0" w:noVBand="0"/>
+        <w:tblLook w:val="04A0" w:firstRow="1" w:lastRow="0" w:firstColumn="1" w:lastColumn="0" w:noHBand="0" w:noVBand="1"/>
       </w:tblPr>
       <w:tblGrid>
         <w:gridCol w:w="9412"/>
@@ -2953,7 +2953,7 @@
         <w:pStyle w:val="Heading1"/>
         <w:pageBreakBefore/>
       </w:pPr>
-      <w:bookmarkStart w:id="1" w:name="_Toc241491114"/>
+      <w:bookmarkStart w:id="1" w:name="_Toc241492535"/>
       <w:r>
         <w:lastRenderedPageBreak/>
         <w:t>2. Signing in and your screens</w:t>
@@ -2964,7 +2964,7 @@
       <w:pPr>
         <w:pStyle w:val="Heading2"/>
       </w:pPr>
-      <w:bookmarkStart w:id="2" w:name="_Toc241491115"/>
+      <w:bookmarkStart w:id="2" w:name="_Toc241492536"/>
       <w:r>
         <w:t>Signing in</w:t>
       </w:r>
@@ -3047,7 +3047,7 @@
           <w:noProof/>
         </w:rPr>
         <w:drawing>
-          <wp:inline distT="0" distB="0" distL="0" distR="0" wp14:anchorId="7C94D503" wp14:editId="74BCC574">
+          <wp:inline distT="0" distB="0" distL="0" distR="0" wp14:anchorId="34BD9DA5" wp14:editId="69559C2E">
             <wp:extent cx="5334000" cy="2333625"/>
             <wp:effectExtent l="0" t="0" r="0" b="0"/>
             <wp:docPr id="1" name="adm_login.jpg" descr="The sign-in screen for all internal staff." title="The sign-in screen for all internal staff."/>
@@ -3155,7 +3155,7 @@
           <w:left w:w="10" w:type="dxa"/>
           <w:right w:w="10" w:type="dxa"/>
         </w:tblCellMar>
-        <w:tblLook w:val="0000" w:firstRow="0" w:lastRow="0" w:firstColumn="0" w:lastColumn="0" w:noHBand="0" w:noVBand="0"/>
+        <w:tblLook w:val="04A0" w:firstRow="1" w:lastRow="0" w:firstColumn="1" w:lastColumn="0" w:noHBand="0" w:noVBand="1"/>
       </w:tblPr>
       <w:tblGrid>
         <w:gridCol w:w="9412"/>
@@ -3214,7 +3214,7 @@
       <w:pPr>
         <w:pStyle w:val="Heading2"/>
       </w:pPr>
-      <w:bookmarkStart w:id="3" w:name="_Toc241491116"/>
+      <w:bookmarkStart w:id="3" w:name="_Toc241492537"/>
       <w:r>
         <w:t>Finding your way around</w:t>
       </w:r>
@@ -3399,7 +3399,7 @@
         </w:rPr>
         <w:lastRenderedPageBreak/>
         <w:drawing>
-          <wp:inline distT="0" distB="0" distL="0" distR="0" wp14:anchorId="08EFEC9A" wp14:editId="7754945A">
+          <wp:inline distT="0" distB="0" distL="0" distR="0" wp14:anchorId="1455775E" wp14:editId="2DD0FEC8">
             <wp:extent cx="5715000" cy="1876425"/>
             <wp:effectExtent l="0" t="0" r="0" b="0"/>
             <wp:docPr id="2" name="adm_not_your_role.jpg" descr="Opening a screen outside your role (for example from an old bookmark) shows this card instead of the screen." title="Opening a screen outside your role (for example from an old bookmark) shows this card instead of the screen."/>
@@ -3468,7 +3468,7 @@
       <w:pPr>
         <w:pStyle w:val="Heading2"/>
       </w:pPr>
-      <w:bookmarkStart w:id="4" w:name="_Toc241491117"/>
+      <w:bookmarkStart w:id="4" w:name="_Toc241492538"/>
       <w:r>
         <w:t>Your screens</w:t>
       </w:r>
@@ -3489,7 +3489,7 @@
           <w:left w:w="10" w:type="dxa"/>
           <w:right w:w="10" w:type="dxa"/>
         </w:tblCellMar>
-        <w:tblLook w:val="0000" w:firstRow="0" w:lastRow="0" w:firstColumn="0" w:lastColumn="0" w:noHBand="0" w:noVBand="0"/>
+        <w:tblLook w:val="04A0" w:firstRow="1" w:lastRow="0" w:firstColumn="1" w:lastColumn="0" w:noHBand="0" w:noVBand="1"/>
       </w:tblPr>
       <w:tblGrid>
         <w:gridCol w:w="2824"/>
@@ -3743,7 +3743,7 @@
       <w:pPr>
         <w:pStyle w:val="Heading2"/>
       </w:pPr>
-      <w:bookmarkStart w:id="5" w:name="_Toc241491118"/>
+      <w:bookmarkStart w:id="5" w:name="_Toc241492539"/>
       <w:r>
         <w:t>Changing your password</w:t>
       </w:r>
@@ -3826,7 +3826,7 @@
           <w:noProof/>
         </w:rPr>
         <w:drawing>
-          <wp:inline distT="0" distB="0" distL="0" distR="0" wp14:anchorId="02CC3AAF" wp14:editId="6FF3F3F5">
+          <wp:inline distT="0" distB="0" distL="0" distR="0" wp14:anchorId="45CB09E2" wp14:editId="19470B08">
             <wp:extent cx="5334000" cy="2171700"/>
             <wp:effectExtent l="0" t="0" r="0" b="0"/>
             <wp:docPr id="3" name="adm_account.jpg" descr="Change Password screen." title="Change Password screen."/>
@@ -3914,7 +3914,7 @@
         <w:pStyle w:val="Heading1"/>
         <w:pageBreakBefore/>
       </w:pPr>
-      <w:bookmarkStart w:id="6" w:name="_Toc241491119"/>
+      <w:bookmarkStart w:id="6" w:name="_Toc241492540"/>
       <w:r>
         <w:lastRenderedPageBreak/>
         <w:t>3. Your routine</w:t>
@@ -3944,7 +3944,7 @@
           <w:left w:w="10" w:type="dxa"/>
           <w:right w:w="10" w:type="dxa"/>
         </w:tblCellMar>
-        <w:tblLook w:val="0000" w:firstRow="0" w:lastRow="0" w:firstColumn="0" w:lastColumn="0" w:noHBand="0" w:noVBand="0"/>
+        <w:tblLook w:val="04A0" w:firstRow="1" w:lastRow="0" w:firstColumn="1" w:lastColumn="0" w:noHBand="0" w:noVBand="1"/>
       </w:tblPr>
       <w:tblGrid>
         <w:gridCol w:w="2071"/>
@@ -4490,7 +4490,7 @@
         <w:pStyle w:val="Heading1"/>
         <w:pageBreakBefore/>
       </w:pPr>
-      <w:bookmarkStart w:id="7" w:name="_Toc241491120"/>
+      <w:bookmarkStart w:id="7" w:name="_Toc241492541"/>
       <w:r>
         <w:lastRenderedPageBreak/>
         <w:t>4. Step-by-step tasks</w:t>
@@ -4501,7 +4501,7 @@
       <w:pPr>
         <w:pStyle w:val="Heading2"/>
       </w:pPr>
-      <w:bookmarkStart w:id="8" w:name="_Toc241491121"/>
+      <w:bookmarkStart w:id="8" w:name="_Toc241492542"/>
       <w:r>
         <w:t>4.1 Reading the dashboard</w:t>
       </w:r>
@@ -4518,7 +4518,7 @@
           <w:noProof/>
         </w:rPr>
         <w:drawing>
-          <wp:inline distT="0" distB="0" distL="0" distR="0" wp14:anchorId="7CE2FA89" wp14:editId="2AB24658">
+          <wp:inline distT="0" distB="0" distL="0" distR="0" wp14:anchorId="557EE2E9" wp14:editId="7FD3D68A">
             <wp:extent cx="5715000" cy="3571875"/>
             <wp:effectExtent l="0" t="0" r="0" b="0"/>
             <wp:docPr id="4" name="kii_dashboard.jpg" descr="Documents by type and by QA status." title="Documents by type and by QA status."/>
@@ -4587,7 +4587,7 @@
       <w:pPr>
         <w:pStyle w:val="Heading2"/>
       </w:pPr>
-      <w:bookmarkStart w:id="9" w:name="_Toc241491122"/>
+      <w:bookmarkStart w:id="9" w:name="_Toc241492543"/>
       <w:r>
         <w:t>4.2 The fastest way: upload the document (Quick add)</w:t>
       </w:r>
@@ -4646,7 +4646,7 @@
         </w:rPr>
         <w:lastRenderedPageBreak/>
         <w:drawing>
-          <wp:inline distT="0" distB="0" distL="0" distR="0" wp14:anchorId="14415917" wp14:editId="2A0386E5">
+          <wp:inline distT="0" distB="0" distL="0" distR="0" wp14:anchorId="7CDA5A6D" wp14:editId="5FCBEFD2">
             <wp:extent cx="5334000" cy="4248150"/>
             <wp:effectExtent l="0" t="0" r="0" b="0"/>
             <wp:docPr id="5" name="doc_new.jpg" descr="New document: upload the file and let the AI do the rest." title="New document: upload the file and let the AI do the rest."/>
@@ -4940,7 +4940,7 @@
       <w:pPr>
         <w:pStyle w:val="Heading2"/>
       </w:pPr>
-      <w:bookmarkStart w:id="10" w:name="_Toc241491123"/>
+      <w:bookmarkStart w:id="10" w:name="_Toc241492544"/>
       <w:r>
         <w:lastRenderedPageBreak/>
         <w:t>4.3 Coding another chapter of the same document (Copy for another chapter)</w:t>
@@ -5021,7 +5021,7 @@
           <w:noProof/>
         </w:rPr>
         <w:drawing>
-          <wp:inline distT="0" distB="0" distL="0" distR="0" wp14:anchorId="645ADA3A" wp14:editId="0C72D783">
+          <wp:inline distT="0" distB="0" distL="0" distR="0" wp14:anchorId="2DBC3E9B" wp14:editId="29BA88B1">
             <wp:extent cx="5334000" cy="1019175"/>
             <wp:effectExtent l="0" t="0" r="0" b="0"/>
             <wp:docPr id="6" name="doc_copy_chapter.jpg" descr="Copy for another chapter: pages, and an optional title." title="Copy for another chapter: pages, and an optional title."/>
@@ -5185,7 +5185,7 @@
           <w:left w:w="10" w:type="dxa"/>
           <w:right w:w="10" w:type="dxa"/>
         </w:tblCellMar>
-        <w:tblLook w:val="0000" w:firstRow="0" w:lastRow="0" w:firstColumn="0" w:lastColumn="0" w:noHBand="0" w:noVBand="0"/>
+        <w:tblLook w:val="04A0" w:firstRow="1" w:lastRow="0" w:firstColumn="1" w:lastColumn="0" w:noHBand="0" w:noVBand="1"/>
       </w:tblPr>
       <w:tblGrid>
         <w:gridCol w:w="9412"/>
@@ -5260,7 +5260,7 @@
       <w:pPr>
         <w:pStyle w:val="Heading2"/>
       </w:pPr>
-      <w:bookmarkStart w:id="11" w:name="_Toc241491124"/>
+      <w:bookmarkStart w:id="11" w:name="_Toc241492545"/>
       <w:r>
         <w:t>4.4 Adding a document by hand</w:t>
       </w:r>
@@ -5401,7 +5401,7 @@
       <w:pPr>
         <w:pStyle w:val="Heading2"/>
       </w:pPr>
-      <w:bookmarkStart w:id="12" w:name="_Toc241491125"/>
+      <w:bookmarkStart w:id="12" w:name="_Toc241492546"/>
       <w:r>
         <w:t>4.5 Correcting a record's details</w:t>
       </w:r>
@@ -5442,7 +5442,7 @@
         </w:rPr>
         <w:lastRenderedPageBreak/>
         <w:drawing>
-          <wp:inline distT="0" distB="0" distL="0" distR="0" wp14:anchorId="2CC27A68" wp14:editId="3BDEBC00">
+          <wp:inline distT="0" distB="0" distL="0" distR="0" wp14:anchorId="741AB39B" wp14:editId="3F694230">
             <wp:extent cx="5334000" cy="2038350"/>
             <wp:effectExtent l="0" t="0" r="0" b="0"/>
             <wp:docPr id="7" name="doc_record_details.jpg" descr="Record details: the details the AI filled in, ready to check." title="Record details: the details the AI filled in, ready to check."/>
@@ -5539,7 +5539,7 @@
       <w:pPr>
         <w:pStyle w:val="Heading2"/>
       </w:pPr>
-      <w:bookmarkStart w:id="13" w:name="_Toc241491126"/>
+      <w:bookmarkStart w:id="13" w:name="_Toc241492547"/>
       <w:r>
         <w:t>4.6 Attaching the source file, and removing a wrong one</w:t>
       </w:r>
@@ -5589,7 +5589,7 @@
           <w:noProof/>
         </w:rPr>
         <w:drawing>
-          <wp:inline distT="0" distB="0" distL="0" distR="0" wp14:anchorId="6ADF2C21" wp14:editId="0EACEFEB">
+          <wp:inline distT="0" distB="0" distL="0" distR="0" wp14:anchorId="441CEF19" wp14:editId="250D6CBF">
             <wp:extent cx="5334000" cy="952500"/>
             <wp:effectExtent l="0" t="0" r="0" b="0"/>
             <wp:docPr id="8" name="doc_source_file.jpg" descr="Source file: the file name, size and date, with Remove file beside it." title="Source file: the file name, size and date, with Remove file beside it."/>
@@ -5743,7 +5743,7 @@
           <w:left w:w="10" w:type="dxa"/>
           <w:right w:w="10" w:type="dxa"/>
         </w:tblCellMar>
-        <w:tblLook w:val="0000" w:firstRow="0" w:lastRow="0" w:firstColumn="0" w:lastColumn="0" w:noHBand="0" w:noVBand="0"/>
+        <w:tblLook w:val="04A0" w:firstRow="1" w:lastRow="0" w:firstColumn="1" w:lastColumn="0" w:noHBand="0" w:noVBand="1"/>
       </w:tblPr>
       <w:tblGrid>
         <w:gridCol w:w="9412"/>
@@ -5802,7 +5802,7 @@
       <w:pPr>
         <w:pStyle w:val="Heading2"/>
       </w:pPr>
-      <w:bookmarkStart w:id="14" w:name="_Toc241491127"/>
+      <w:bookmarkStart w:id="14" w:name="_Toc241492548"/>
       <w:r>
         <w:t>4.7 Assessing and including a document</w:t>
       </w:r>
@@ -5853,7 +5853,7 @@
         </w:rPr>
         <w:lastRenderedPageBreak/>
         <w:drawing>
-          <wp:inline distT="0" distB="0" distL="0" distR="0" wp14:anchorId="1B7CBCA7" wp14:editId="1B5E0193">
+          <wp:inline distT="0" distB="0" distL="0" distR="0" wp14:anchorId="0F11ACFD" wp14:editId="342611F8">
             <wp:extent cx="5334000" cy="3333750"/>
             <wp:effectExtent l="0" t="0" r="0" b="0"/>
             <wp:docPr id="9" name="doc_register.jpg" descr="Documentary Evidence Corpus." title="Documentary Evidence Corpus."/>
@@ -5962,7 +5962,7 @@
           <w:noProof/>
         </w:rPr>
         <w:drawing>
-          <wp:inline distT="0" distB="0" distL="0" distR="0" wp14:anchorId="006F3302" wp14:editId="45047598">
+          <wp:inline distT="0" distB="0" distL="0" distR="0" wp14:anchorId="338C2971" wp14:editId="231E9F6E">
             <wp:extent cx="5334000" cy="3419475"/>
             <wp:effectExtent l="0" t="0" r="0" b="0"/>
             <wp:docPr id="10" name="doc_detail.jpg" descr="Document record: authenticity, QA status, memo and coding form." title="Document record: authenticity, QA status, memo and coding form."/>
@@ -6125,7 +6125,7 @@
       <w:pPr>
         <w:pStyle w:val="Heading2"/>
       </w:pPr>
-      <w:bookmarkStart w:id="15" w:name="_Toc241491128"/>
+      <w:bookmarkStart w:id="15" w:name="_Toc241492549"/>
       <w:r>
         <w:lastRenderedPageBreak/>
         <w:t>4.8 Coding a document: two ways</w:t>
@@ -6165,7 +6165,7 @@
           <w:left w:w="10" w:type="dxa"/>
           <w:right w:w="10" w:type="dxa"/>
         </w:tblCellMar>
-        <w:tblLook w:val="0000" w:firstRow="0" w:lastRow="0" w:firstColumn="0" w:lastColumn="0" w:noHBand="0" w:noVBand="0"/>
+        <w:tblLook w:val="04A0" w:firstRow="1" w:lastRow="0" w:firstColumn="1" w:lastColumn="0" w:noHBand="0" w:noVBand="1"/>
       </w:tblPr>
       <w:tblGrid>
         <w:gridCol w:w="1882"/>
@@ -6444,7 +6444,7 @@
           <w:noProof/>
         </w:rPr>
         <w:drawing>
-          <wp:inline distT="0" distB="0" distL="0" distR="0" wp14:anchorId="572025F4" wp14:editId="075CEFDD">
+          <wp:inline distT="0" distB="0" distL="0" distR="0" wp14:anchorId="68D70E75" wp14:editId="1D5293FE">
             <wp:extent cx="5715000" cy="904875"/>
             <wp:effectExtent l="0" t="0" r="0" b="0"/>
             <wp:docPr id="11" name="doc_coding_buttons.jpg" descr="The Coding panel: Code this document, and Auto-fill." title="The Coding panel: Code this document, and Auto-fill."/>
@@ -6513,7 +6513,7 @@
       <w:pPr>
         <w:pStyle w:val="Heading2"/>
       </w:pPr>
-      <w:bookmarkStart w:id="16" w:name="_Toc241491129"/>
+      <w:bookmarkStart w:id="16" w:name="_Toc241492550"/>
       <w:r>
         <w:t>4.9 Auto-fill: the AI drafts, you review</w:t>
       </w:r>
@@ -6608,7 +6608,7 @@
           <w:noProof/>
         </w:rPr>
         <w:drawing>
-          <wp:inline distT="0" distB="0" distL="0" distR="0" wp14:anchorId="136AAC2F" wp14:editId="7E5C31B4">
+          <wp:inline distT="0" distB="0" distL="0" distR="0" wp14:anchorId="040449EC" wp14:editId="3394A3A0">
             <wp:extent cx="5334000" cy="2667000"/>
             <wp:effectExtent l="0" t="0" r="0" b="0"/>
             <wp:docPr id="12" name="doc_autofill_pages.jpg" descr="A 240-page PDF: enter a page range, or read the whole document in parts." title="A 240-page PDF: enter a page range, or read the whole document in parts."/>
@@ -6708,7 +6708,7 @@
         </w:rPr>
         <w:lastRenderedPageBreak/>
         <w:drawing>
-          <wp:inline distT="0" distB="0" distL="0" distR="0" wp14:anchorId="31EBD428" wp14:editId="3F36CF7C">
+          <wp:inline distT="0" distB="0" distL="0" distR="0" wp14:anchorId="6855F023" wp14:editId="43EA65B3">
             <wp:extent cx="5334000" cy="1752600"/>
             <wp:effectExtent l="0" t="0" r="0" b="0"/>
             <wp:docPr id="13" name="doc_autofill_running.jpg" descr="The AI is reading the document." title="The AI is reading the document."/>
@@ -6797,7 +6797,7 @@
           <w:noProof/>
         </w:rPr>
         <w:drawing>
-          <wp:inline distT="0" distB="0" distL="0" distR="0" wp14:anchorId="34C2906E" wp14:editId="272B9145">
+          <wp:inline distT="0" distB="0" distL="0" distR="0" wp14:anchorId="124C6EF4" wp14:editId="194941D6">
             <wp:extent cx="5334000" cy="4581525"/>
             <wp:effectExtent l="0" t="0" r="0" b="0"/>
             <wp:docPr id="14" name="doc_autofill_review.jpg" descr="The review screen: the draft, ready to check and edit." title="The review screen: the draft, ready to check and edit."/>
@@ -6887,7 +6887,7 @@
         </w:rPr>
         <w:lastRenderedPageBreak/>
         <w:drawing>
-          <wp:inline distT="0" distB="0" distL="0" distR="0" wp14:anchorId="4D70DE94" wp14:editId="7E17BDC9">
+          <wp:inline distT="0" distB="0" distL="0" distR="0" wp14:anchorId="2A6F7540" wp14:editId="10F1EF2C">
             <wp:extent cx="5334000" cy="3838575"/>
             <wp:effectExtent l="0" t="0" r="0" b="0"/>
             <wp:docPr id="15" name="doc_autofill_section_d.jpg" descr="Section D: ratings and locators, all editable." title="Section D: ratings and locators, all editable."/>
@@ -6976,7 +6976,7 @@
           <w:noProof/>
         </w:rPr>
         <w:drawing>
-          <wp:inline distT="0" distB="0" distL="0" distR="0" wp14:anchorId="6FD8C90B" wp14:editId="6AA5A31B">
+          <wp:inline distT="0" distB="0" distL="0" distR="0" wp14:anchorId="2C711313" wp14:editId="08F57A33">
             <wp:extent cx="5334000" cy="3838575"/>
             <wp:effectExtent l="0" t="0" r="0" b="0"/>
             <wp:docPr id="16" name="doc_autofill_section_j.jpg" descr="Section J: quantitative metrics." title="Section J: quantitative metrics."/>
@@ -7149,7 +7149,7 @@
           <w:left w:w="10" w:type="dxa"/>
           <w:right w:w="10" w:type="dxa"/>
         </w:tblCellMar>
-        <w:tblLook w:val="0000" w:firstRow="0" w:lastRow="0" w:firstColumn="0" w:lastColumn="0" w:noHBand="0" w:noVBand="0"/>
+        <w:tblLook w:val="04A0" w:firstRow="1" w:lastRow="0" w:firstColumn="1" w:lastColumn="0" w:noHBand="0" w:noVBand="1"/>
       </w:tblPr>
       <w:tblGrid>
         <w:gridCol w:w="24"/>
@@ -7938,7 +7938,7 @@
           <w:left w:w="10" w:type="dxa"/>
           <w:right w:w="10" w:type="dxa"/>
         </w:tblCellMar>
-        <w:tblLook w:val="0000" w:firstRow="0" w:lastRow="0" w:firstColumn="0" w:lastColumn="0" w:noHBand="0" w:noVBand="0"/>
+        <w:tblLook w:val="04A0" w:firstRow="1" w:lastRow="0" w:firstColumn="1" w:lastColumn="0" w:noHBand="0" w:noVBand="1"/>
       </w:tblPr>
       <w:tblGrid>
         <w:gridCol w:w="9412"/>
@@ -8041,7 +8041,7 @@
           <w:left w:w="10" w:type="dxa"/>
           <w:right w:w="10" w:type="dxa"/>
         </w:tblCellMar>
-        <w:tblLook w:val="0000" w:firstRow="0" w:lastRow="0" w:firstColumn="0" w:lastColumn="0" w:noHBand="0" w:noVBand="0"/>
+        <w:tblLook w:val="04A0" w:firstRow="1" w:lastRow="0" w:firstColumn="1" w:lastColumn="0" w:noHBand="0" w:noVBand="1"/>
       </w:tblPr>
       <w:tblGrid>
         <w:gridCol w:w="2824"/>
@@ -8957,14 +8957,7 @@
                 <w:sz w:val="19"/>
                 <w:szCs w:val="19"/>
               </w:rPr>
-              <w:t>Select Generate AI draft</w:t>
-            </w:r>
-            <w:r>
-              <w:rPr>
-                <w:sz w:val="19"/>
-                <w:szCs w:val="19"/>
-              </w:rPr>
-              <w:t xml:space="preserve"> again. If it keeps failing, tell the administrator the message.</w:t>
+              <w:t>Select Generate AI draft again. If it keeps failing, tell the administrator the message.</w:t>
             </w:r>
           </w:p>
         </w:tc>
@@ -9240,7 +9233,7 @@
           <w:left w:w="10" w:type="dxa"/>
           <w:right w:w="10" w:type="dxa"/>
         </w:tblCellMar>
-        <w:tblLook w:val="0000" w:firstRow="0" w:lastRow="0" w:firstColumn="0" w:lastColumn="0" w:noHBand="0" w:noVBand="0"/>
+        <w:tblLook w:val="04A0" w:firstRow="1" w:lastRow="0" w:firstColumn="1" w:lastColumn="0" w:noHBand="0" w:noVBand="1"/>
       </w:tblPr>
       <w:tblGrid>
         <w:gridCol w:w="9412"/>
@@ -9300,7 +9293,7 @@
       <w:pPr>
         <w:pStyle w:val="Heading2"/>
       </w:pPr>
-      <w:bookmarkStart w:id="17" w:name="_Toc241491130"/>
+      <w:bookmarkStart w:id="17" w:name="_Toc241492551"/>
       <w:r>
         <w:t>4.10 Downloading or emailing completed forms (Form PDFs)</w:t>
       </w:r>
@@ -9340,7 +9333,7 @@
           <w:noProof/>
         </w:rPr>
         <w:drawing>
-          <wp:inline distT="0" distB="0" distL="0" distR="0" wp14:anchorId="6F6F233D" wp14:editId="15A7D299">
+          <wp:inline distT="0" distB="0" distL="0" distR="0" wp14:anchorId="4C5DB624" wp14:editId="42216516">
             <wp:extent cx="5334000" cy="3333750"/>
             <wp:effectExtent l="0" t="0" r="0" b="0"/>
             <wp:docPr id="17" name="doc_form_pdfs.jpg" descr="Completed document coding forms, with the sync status." title="Completed document coding forms, with the sync status."/>
@@ -9497,7 +9490,7 @@
           <w:left w:w="10" w:type="dxa"/>
           <w:right w:w="10" w:type="dxa"/>
         </w:tblCellMar>
-        <w:tblLook w:val="0000" w:firstRow="0" w:lastRow="0" w:firstColumn="0" w:lastColumn="0" w:noHBand="0" w:noVBand="0"/>
+        <w:tblLook w:val="04A0" w:firstRow="1" w:lastRow="0" w:firstColumn="1" w:lastColumn="0" w:noHBand="0" w:noVBand="1"/>
       </w:tblPr>
       <w:tblGrid>
         <w:gridCol w:w="9412"/>
@@ -9556,7 +9549,7 @@
       <w:pPr>
         <w:pStyle w:val="Heading2"/>
       </w:pPr>
-      <w:bookmarkStart w:id="18" w:name="_Toc241491131"/>
+      <w:bookmarkStart w:id="18" w:name="_Toc241492552"/>
       <w:r>
         <w:lastRenderedPageBreak/>
         <w:t>4.11 Judging authenticity</w:t>
@@ -9656,7 +9649,7 @@
         <w:pStyle w:val="Heading1"/>
         <w:pageBreakBefore/>
       </w:pPr>
-      <w:bookmarkStart w:id="19" w:name="_Toc241491132"/>
+      <w:bookmarkStart w:id="19" w:name="_Toc241492553"/>
       <w:r>
         <w:lastRenderedPageBreak/>
         <w:t>5. Rules you must follow</w:t>
@@ -9807,7 +9800,7 @@
         <w:pStyle w:val="Heading1"/>
         <w:pageBreakBefore/>
       </w:pPr>
-      <w:bookmarkStart w:id="20" w:name="_Toc241491133"/>
+      <w:bookmarkStart w:id="20" w:name="_Toc241492554"/>
       <w:r>
         <w:lastRenderedPageBreak/>
         <w:t>6. Troubleshooting</w:t>
@@ -9829,7 +9822,7 @@
           <w:left w:w="10" w:type="dxa"/>
           <w:right w:w="10" w:type="dxa"/>
         </w:tblCellMar>
-        <w:tblLook w:val="0000" w:firstRow="0" w:lastRow="0" w:firstColumn="0" w:lastColumn="0" w:noHBand="0" w:noVBand="0"/>
+        <w:tblLook w:val="04A0" w:firstRow="1" w:lastRow="0" w:firstColumn="1" w:lastColumn="0" w:noHBand="0" w:noVBand="1"/>
       </w:tblPr>
       <w:tblGrid>
         <w:gridCol w:w="2635"/>
@@ -11174,7 +11167,7 @@
         <w:pStyle w:val="Heading1"/>
         <w:pageBreakBefore/>
       </w:pPr>
-      <w:bookmarkStart w:id="21" w:name="_Toc241491134"/>
+      <w:bookmarkStart w:id="21" w:name="_Toc241492555"/>
       <w:r>
         <w:lastRenderedPageBreak/>
         <w:t>7. Quick reference</w:t>
@@ -11196,7 +11189,7 @@
           <w:left w:w="10" w:type="dxa"/>
           <w:right w:w="10" w:type="dxa"/>
         </w:tblCellMar>
-        <w:tblLook w:val="0000" w:firstRow="0" w:lastRow="0" w:firstColumn="0" w:lastColumn="0" w:noHBand="0" w:noVBand="0"/>
+        <w:tblLook w:val="04A0" w:firstRow="1" w:lastRow="0" w:firstColumn="1" w:lastColumn="0" w:noHBand="0" w:noVBand="1"/>
       </w:tblPr>
       <w:tblGrid>
         <w:gridCol w:w="2824"/>
@@ -11693,7 +11686,7 @@
         <w:pStyle w:val="Heading1"/>
         <w:pageBreakBefore/>
       </w:pPr>
-      <w:bookmarkStart w:id="22" w:name="_Toc241491135"/>
+      <w:bookmarkStart w:id="22" w:name="_Toc241492556"/>
       <w:r>
         <w:lastRenderedPageBreak/>
         <w:t>8. Every screen and button for your role</w:t>
@@ -11723,7 +11716,7 @@
           <w:left w:w="10" w:type="dxa"/>
           <w:right w:w="10" w:type="dxa"/>
         </w:tblCellMar>
-        <w:tblLook w:val="0000" w:firstRow="0" w:lastRow="0" w:firstColumn="0" w:lastColumn="0" w:noHBand="0" w:noVBand="0"/>
+        <w:tblLook w:val="04A0" w:firstRow="1" w:lastRow="0" w:firstColumn="1" w:lastColumn="0" w:noHBand="0" w:noVBand="1"/>
       </w:tblPr>
       <w:tblGrid>
         <w:gridCol w:w="9412"/>
@@ -11807,7 +11800,7 @@
       <w:pPr>
         <w:pStyle w:val="Heading2"/>
       </w:pPr>
-      <w:bookmarkStart w:id="23" w:name="_Toc241491136"/>
+      <w:bookmarkStart w:id="23" w:name="_Toc241492557"/>
       <w:r>
         <w:t>8.1 Sign in</w:t>
       </w:r>
@@ -11870,7 +11863,7 @@
           <w:left w:w="10" w:type="dxa"/>
           <w:right w:w="10" w:type="dxa"/>
         </w:tblCellMar>
-        <w:tblLook w:val="0000" w:firstRow="0" w:lastRow="0" w:firstColumn="0" w:lastColumn="0" w:noHBand="0" w:noVBand="0"/>
+        <w:tblLook w:val="04A0" w:firstRow="1" w:lastRow="0" w:firstColumn="1" w:lastColumn="0" w:noHBand="0" w:noVBand="1"/>
       </w:tblPr>
       <w:tblGrid>
         <w:gridCol w:w="1882"/>
@@ -12320,7 +12313,7 @@
       <w:pPr>
         <w:pStyle w:val="Heading2"/>
       </w:pPr>
-      <w:bookmarkStart w:id="24" w:name="_Toc241491137"/>
+      <w:bookmarkStart w:id="24" w:name="_Toc241492558"/>
       <w:r>
         <w:t>8.2 The header and menu bar (every screen)</w:t>
       </w:r>
@@ -12383,7 +12376,7 @@
           <w:left w:w="10" w:type="dxa"/>
           <w:right w:w="10" w:type="dxa"/>
         </w:tblCellMar>
-        <w:tblLook w:val="0000" w:firstRow="0" w:lastRow="0" w:firstColumn="0" w:lastColumn="0" w:noHBand="0" w:noVBand="0"/>
+        <w:tblLook w:val="04A0" w:firstRow="1" w:lastRow="0" w:firstColumn="1" w:lastColumn="0" w:noHBand="0" w:noVBand="1"/>
       </w:tblPr>
       <w:tblGrid>
         <w:gridCol w:w="1882"/>
@@ -13044,7 +13037,7 @@
       <w:pPr>
         <w:pStyle w:val="Heading2"/>
       </w:pPr>
-      <w:bookmarkStart w:id="25" w:name="_Toc241491138"/>
+      <w:bookmarkStart w:id="25" w:name="_Toc241492559"/>
       <w:r>
         <w:t>8.3 Change Password</w:t>
       </w:r>
@@ -13107,7 +13100,7 @@
           <w:left w:w="10" w:type="dxa"/>
           <w:right w:w="10" w:type="dxa"/>
         </w:tblCellMar>
-        <w:tblLook w:val="0000" w:firstRow="0" w:lastRow="0" w:firstColumn="0" w:lastColumn="0" w:noHBand="0" w:noVBand="0"/>
+        <w:tblLook w:val="04A0" w:firstRow="1" w:lastRow="0" w:firstColumn="1" w:lastColumn="0" w:noHBand="0" w:noVBand="1"/>
       </w:tblPr>
       <w:tblGrid>
         <w:gridCol w:w="1882"/>
@@ -13664,7 +13657,7 @@
       <w:pPr>
         <w:pStyle w:val="Heading2"/>
       </w:pPr>
-      <w:bookmarkStart w:id="26" w:name="_Toc241491139"/>
+      <w:bookmarkStart w:id="26" w:name="_Toc241492560"/>
       <w:r>
         <w:t>8.4 KII / Document Dashboard</w:t>
       </w:r>
@@ -13727,7 +13720,7 @@
           <w:left w:w="10" w:type="dxa"/>
           <w:right w:w="10" w:type="dxa"/>
         </w:tblCellMar>
-        <w:tblLook w:val="0000" w:firstRow="0" w:lastRow="0" w:firstColumn="0" w:lastColumn="0" w:noHBand="0" w:noVBand="0"/>
+        <w:tblLook w:val="04A0" w:firstRow="1" w:lastRow="0" w:firstColumn="1" w:lastColumn="0" w:noHBand="0" w:noVBand="1"/>
       </w:tblPr>
       <w:tblGrid>
         <w:gridCol w:w="1882"/>
@@ -14074,7 +14067,7 @@
       <w:pPr>
         <w:pStyle w:val="Heading2"/>
       </w:pPr>
-      <w:bookmarkStart w:id="27" w:name="_Toc241491140"/>
+      <w:bookmarkStart w:id="27" w:name="_Toc241492561"/>
       <w:r>
         <w:lastRenderedPageBreak/>
         <w:t>8.5 Documents (the corpus)</w:t>
@@ -14138,7 +14131,7 @@
           <w:left w:w="10" w:type="dxa"/>
           <w:right w:w="10" w:type="dxa"/>
         </w:tblCellMar>
-        <w:tblLook w:val="0000" w:firstRow="0" w:lastRow="0" w:firstColumn="0" w:lastColumn="0" w:noHBand="0" w:noVBand="0"/>
+        <w:tblLook w:val="04A0" w:firstRow="1" w:lastRow="0" w:firstColumn="1" w:lastColumn="0" w:noHBand="0" w:noVBand="1"/>
       </w:tblPr>
       <w:tblGrid>
         <w:gridCol w:w="1882"/>
@@ -14695,7 +14688,7 @@
       <w:pPr>
         <w:pStyle w:val="Heading2"/>
       </w:pPr>
-      <w:bookmarkStart w:id="28" w:name="_Toc241491141"/>
+      <w:bookmarkStart w:id="28" w:name="_Toc241492562"/>
       <w:r>
         <w:t>8.6 New Documentary Evidence Record</w:t>
       </w:r>
@@ -14758,7 +14751,7 @@
           <w:left w:w="10" w:type="dxa"/>
           <w:right w:w="10" w:type="dxa"/>
         </w:tblCellMar>
-        <w:tblLook w:val="0000" w:firstRow="0" w:lastRow="0" w:firstColumn="0" w:lastColumn="0" w:noHBand="0" w:noVBand="0"/>
+        <w:tblLook w:val="04A0" w:firstRow="1" w:lastRow="0" w:firstColumn="1" w:lastColumn="0" w:noHBand="0" w:noVBand="1"/>
       </w:tblPr>
       <w:tblGrid>
         <w:gridCol w:w="1882"/>
@@ -15526,7 +15519,7 @@
       <w:pPr>
         <w:pStyle w:val="Heading2"/>
       </w:pPr>
-      <w:bookmarkStart w:id="29" w:name="_Toc241491142"/>
+      <w:bookmarkStart w:id="29" w:name="_Toc241492563"/>
       <w:r>
         <w:t>8.7 Document record</w:t>
       </w:r>
@@ -15589,7 +15582,7 @@
           <w:left w:w="10" w:type="dxa"/>
           <w:right w:w="10" w:type="dxa"/>
         </w:tblCellMar>
-        <w:tblLook w:val="0000" w:firstRow="0" w:lastRow="0" w:firstColumn="0" w:lastColumn="0" w:noHBand="0" w:noVBand="0"/>
+        <w:tblLook w:val="04A0" w:firstRow="1" w:lastRow="0" w:firstColumn="1" w:lastColumn="0" w:noHBand="0" w:noVBand="1"/>
       </w:tblPr>
       <w:tblGrid>
         <w:gridCol w:w="1882"/>
@@ -16880,7 +16873,7 @@
       <w:pPr>
         <w:pStyle w:val="Heading2"/>
       </w:pPr>
-      <w:bookmarkStart w:id="30" w:name="_Toc241491143"/>
+      <w:bookmarkStart w:id="30" w:name="_Toc241492564"/>
       <w:r>
         <w:t>8.8 Auto-fill review screen</w:t>
       </w:r>
@@ -16943,7 +16936,7 @@
           <w:left w:w="10" w:type="dxa"/>
           <w:right w:w="10" w:type="dxa"/>
         </w:tblCellMar>
-        <w:tblLook w:val="0000" w:firstRow="0" w:lastRow="0" w:firstColumn="0" w:lastColumn="0" w:noHBand="0" w:noVBand="0"/>
+        <w:tblLook w:val="04A0" w:firstRow="1" w:lastRow="0" w:firstColumn="1" w:lastColumn="0" w:noHBand="0" w:noVBand="1"/>
       </w:tblPr>
       <w:tblGrid>
         <w:gridCol w:w="1882"/>
@@ -17921,7 +17914,7 @@
       <w:pPr>
         <w:pStyle w:val="Heading2"/>
       </w:pPr>
-      <w:bookmarkStart w:id="31" w:name="_Toc241491144"/>
+      <w:bookmarkStart w:id="31" w:name="_Toc241492565"/>
       <w:r>
         <w:t>8.9 Completed forms (Form PDFs)</w:t>
       </w:r>
@@ -17984,7 +17977,7 @@
           <w:left w:w="10" w:type="dxa"/>
           <w:right w:w="10" w:type="dxa"/>
         </w:tblCellMar>
-        <w:tblLook w:val="0000" w:firstRow="0" w:lastRow="0" w:firstColumn="0" w:lastColumn="0" w:noHBand="0" w:noVBand="0"/>
+        <w:tblLook w:val="04A0" w:firstRow="1" w:lastRow="0" w:firstColumn="1" w:lastColumn="0" w:noHBand="0" w:noVBand="1"/>
       </w:tblPr>
       <w:tblGrid>
         <w:gridCol w:w="1882"/>
@@ -18803,7 +18796,7 @@
         <w:sz w:val="16"/>
         <w:szCs w:val="16"/>
       </w:rPr>
-      <w:t>Version 1.11 · 28 September 2026</w:t>
+      <w:t>Version 1.12 · 28 September 2026</w:t>
     </w:r>
     <w:r>
       <w:rPr>
@@ -18976,10 +18969,10 @@
 <file path=word/numbering.xml><?xml version="1.0" encoding="utf-8"?>
 <w:numbering xmlns:wpc="http://schemas.microsoft.com/office/word/2010/wordprocessingCanvas" xmlns:cx="http://schemas.microsoft.com/office/drawing/2014/chartex" xmlns:cx1="http://schemas.microsoft.com/office/drawing/2015/9/8/chartex" xmlns:cx2="http://schemas.microsoft.com/office/drawing/2015/10/21/chartex" xmlns:cx3="http://schemas.microsoft.com/office/drawing/2016/5/9/chartex" xmlns:cx4="http://schemas.microsoft.com/office/drawing/2016/5/10/chartex" xmlns:cx5="http://schemas.microsoft.com/office/drawing/2016/5/11/chartex" xmlns:cx6="http://schemas.microsoft.com/office/drawing/2016/5/12/chartex" xmlns:cx7="http://schemas.microsoft.com/office/drawing/2016/5/13/chartex" xmlns:cx8="http://schemas.microsoft.com/office/drawing/2016/5/14/chartex" xmlns:mc="http://schemas.openxmlformats.org/markup-compatibility/2006" xmlns:aink="http://schemas.microsoft.com/office/drawing/2016/ink" xmlns:am3d="http://schemas.microsoft.com/office/drawing/2017/model3d" xmlns:o="urn:schemas-microsoft-com:office:office" xmlns:oel="http://schemas.microsoft.com/office/2019/extlst" xmlns:r="http://schemas.openxmlformats.org/officeDocument/2006/relationships" xmlns:m="http://schemas.openxmlformats.org/officeDocument/2006/math" xmlns:v="urn:schemas-microsoft-com:vml" xmlns:wp14="http://schemas.microsoft.com/office/word/2010/wordprocessingDrawing" xmlns:wp="http://schemas.openxmlformats.org/drawingml/2006/wordprocessingDrawing" xmlns:w10="urn:schemas-microsoft-com:office:word" xmlns:w="http://schemas.openxmlformats.org/wordprocessingml/2006/main" xmlns:w14="http://schemas.microsoft.com/office/word/2010/wordml" xmlns:w15="http://schemas.microsoft.com/office/word/2012/wordml" xmlns:w16cex="http://schemas.microsoft.com/office/word/2018/wordml/cex" xmlns:w16cid="http://schemas.microsoft.com/office/word/2016/wordml/cid" xmlns:w16="http://schemas.microsoft.com/office/word/2018/wordml" xmlns:w16sdtdh="http://schemas.microsoft.com/office/word/2020/wordml/sdtdatahash" xmlns:w16se="http://schemas.microsoft.com/office/word/2015/wordml/symex" xmlns:wpg="http://schemas.microsoft.com/office/word/2010/wordprocessingGroup" xmlns:wpi="http://schemas.microsoft.com/office/word/2010/wordprocessingInk" xmlns:wne="http://schemas.microsoft.com/office/word/2006/wordml" xmlns:wps="http://schemas.microsoft.com/office/word/2010/wordprocessingShape" mc:Ignorable="w14 w15 w16se w16cid w16 w16cex w16sdtdh wp14">
   <w:abstractNum w:abstractNumId="0" w15:restartNumberingAfterBreak="0">
-    <w:nsid w:val="0AE80BF8"/>
+    <w:nsid w:val="104F5DBC"/>
     <w:multiLevelType w:val="hybridMultilevel"/>
-    <w:tmpl w:val="C7906648"/>
-    <w:lvl w:ilvl="0" w:tplc="747C3E9A">
+    <w:tmpl w:val="7CA063B0"/>
+    <w:lvl w:ilvl="0" w:tplc="B83EC326">
       <w:start w:val="1"/>
       <w:numFmt w:val="decimal"/>
       <w:lvlText w:val="%1."/>
@@ -18993,52 +18986,52 @@
         <w:color w:val="A67C27"/>
       </w:rPr>
     </w:lvl>
-    <w:lvl w:ilvl="1" w:tplc="E732E9A6">
+    <w:lvl w:ilvl="1" w:tplc="FF24C240">
       <w:numFmt w:val="decimal"/>
       <w:lvlText w:val=""/>
       <w:lvlJc w:val="left"/>
     </w:lvl>
-    <w:lvl w:ilvl="2" w:tplc="3D16D106">
+    <w:lvl w:ilvl="2" w:tplc="C4A69E4E">
       <w:numFmt w:val="decimal"/>
       <w:lvlText w:val=""/>
       <w:lvlJc w:val="left"/>
     </w:lvl>
-    <w:lvl w:ilvl="3" w:tplc="798EDC8A">
+    <w:lvl w:ilvl="3" w:tplc="9648C074">
       <w:numFmt w:val="decimal"/>
       <w:lvlText w:val=""/>
       <w:lvlJc w:val="left"/>
     </w:lvl>
-    <w:lvl w:ilvl="4" w:tplc="4948DBE2">
+    <w:lvl w:ilvl="4" w:tplc="CC883ACC">
       <w:numFmt w:val="decimal"/>
       <w:lvlText w:val=""/>
       <w:lvlJc w:val="left"/>
     </w:lvl>
-    <w:lvl w:ilvl="5" w:tplc="13CCE846">
+    <w:lvl w:ilvl="5" w:tplc="F74A8FFA">
       <w:numFmt w:val="decimal"/>
       <w:lvlText w:val=""/>
       <w:lvlJc w:val="left"/>
     </w:lvl>
-    <w:lvl w:ilvl="6" w:tplc="67B85B04">
+    <w:lvl w:ilvl="6" w:tplc="0B40ECD6">
       <w:numFmt w:val="decimal"/>
       <w:lvlText w:val=""/>
       <w:lvlJc w:val="left"/>
     </w:lvl>
-    <w:lvl w:ilvl="7" w:tplc="1A1C2C66">
+    <w:lvl w:ilvl="7" w:tplc="83108E02">
       <w:numFmt w:val="decimal"/>
       <w:lvlText w:val=""/>
       <w:lvlJc w:val="left"/>
     </w:lvl>
-    <w:lvl w:ilvl="8" w:tplc="AB568DF8">
+    <w:lvl w:ilvl="8" w:tplc="4F0038CA">
       <w:numFmt w:val="decimal"/>
       <w:lvlText w:val=""/>
       <w:lvlJc w:val="left"/>
     </w:lvl>
   </w:abstractNum>
   <w:abstractNum w:abstractNumId="1" w15:restartNumberingAfterBreak="0">
-    <w:nsid w:val="181474E8"/>
+    <w:nsid w:val="109A22F0"/>
     <w:multiLevelType w:val="hybridMultilevel"/>
-    <w:tmpl w:val="74C08EEC"/>
-    <w:lvl w:ilvl="0" w:tplc="6296B2FC">
+    <w:tmpl w:val="1D64DC62"/>
+    <w:lvl w:ilvl="0" w:tplc="57548320">
       <w:start w:val="1"/>
       <w:numFmt w:val="decimal"/>
       <w:lvlText w:val="%1."/>
@@ -19052,52 +19045,52 @@
         <w:color w:val="A67C27"/>
       </w:rPr>
     </w:lvl>
-    <w:lvl w:ilvl="1" w:tplc="DDE8CDAE">
+    <w:lvl w:ilvl="1" w:tplc="F4727B22">
       <w:numFmt w:val="decimal"/>
       <w:lvlText w:val=""/>
       <w:lvlJc w:val="left"/>
     </w:lvl>
-    <w:lvl w:ilvl="2" w:tplc="3F540E1C">
+    <w:lvl w:ilvl="2" w:tplc="69C66056">
       <w:numFmt w:val="decimal"/>
       <w:lvlText w:val=""/>
       <w:lvlJc w:val="left"/>
     </w:lvl>
-    <w:lvl w:ilvl="3" w:tplc="AD14498E">
+    <w:lvl w:ilvl="3" w:tplc="1A3E10F4">
       <w:numFmt w:val="decimal"/>
       <w:lvlText w:val=""/>
       <w:lvlJc w:val="left"/>
     </w:lvl>
-    <w:lvl w:ilvl="4" w:tplc="56927874">
+    <w:lvl w:ilvl="4" w:tplc="AB0438D0">
       <w:numFmt w:val="decimal"/>
       <w:lvlText w:val=""/>
       <w:lvlJc w:val="left"/>
     </w:lvl>
-    <w:lvl w:ilvl="5" w:tplc="6E205F0E">
+    <w:lvl w:ilvl="5" w:tplc="CBA6484E">
       <w:numFmt w:val="decimal"/>
       <w:lvlText w:val=""/>
       <w:lvlJc w:val="left"/>
     </w:lvl>
-    <w:lvl w:ilvl="6" w:tplc="F322F402">
+    <w:lvl w:ilvl="6" w:tplc="4ACE2A16">
       <w:numFmt w:val="decimal"/>
       <w:lvlText w:val=""/>
       <w:lvlJc w:val="left"/>
     </w:lvl>
-    <w:lvl w:ilvl="7" w:tplc="97181C40">
+    <w:lvl w:ilvl="7" w:tplc="E656FDBC">
       <w:numFmt w:val="decimal"/>
       <w:lvlText w:val=""/>
       <w:lvlJc w:val="left"/>
     </w:lvl>
-    <w:lvl w:ilvl="8" w:tplc="1EA878B6">
+    <w:lvl w:ilvl="8" w:tplc="A23C45CE">
       <w:numFmt w:val="decimal"/>
       <w:lvlText w:val=""/>
       <w:lvlJc w:val="left"/>
     </w:lvl>
   </w:abstractNum>
   <w:abstractNum w:abstractNumId="2" w15:restartNumberingAfterBreak="0">
-    <w:nsid w:val="1E903971"/>
+    <w:nsid w:val="2BAD5152"/>
     <w:multiLevelType w:val="hybridMultilevel"/>
-    <w:tmpl w:val="AD5AD93C"/>
-    <w:lvl w:ilvl="0" w:tplc="4B30D130">
+    <w:tmpl w:val="DD7ED42E"/>
+    <w:lvl w:ilvl="0" w:tplc="A74204AA">
       <w:start w:val="1"/>
       <w:numFmt w:val="decimal"/>
       <w:lvlText w:val="%1."/>
@@ -19111,52 +19104,196 @@
         <w:color w:val="A67C27"/>
       </w:rPr>
     </w:lvl>
-    <w:lvl w:ilvl="1" w:tplc="D79E6E2C">
+    <w:lvl w:ilvl="1" w:tplc="44689D04">
       <w:numFmt w:val="decimal"/>
       <w:lvlText w:val=""/>
       <w:lvlJc w:val="left"/>
     </w:lvl>
-    <w:lvl w:ilvl="2" w:tplc="0EFC26C2">
+    <w:lvl w:ilvl="2" w:tplc="22465518">
       <w:numFmt w:val="decimal"/>
       <w:lvlText w:val=""/>
       <w:lvlJc w:val="left"/>
     </w:lvl>
-    <w:lvl w:ilvl="3" w:tplc="27E853B4">
+    <w:lvl w:ilvl="3" w:tplc="CD720422">
       <w:numFmt w:val="decimal"/>
       <w:lvlText w:val=""/>
       <w:lvlJc w:val="left"/>
     </w:lvl>
-    <w:lvl w:ilvl="4" w:tplc="BB3A4CBC">
+    <w:lvl w:ilvl="4" w:tplc="0252451C">
       <w:numFmt w:val="decimal"/>
       <w:lvlText w:val=""/>
       <w:lvlJc w:val="left"/>
     </w:lvl>
-    <w:lvl w:ilvl="5" w:tplc="3506AE24">
+    <w:lvl w:ilvl="5" w:tplc="B0CAD8C2">
       <w:numFmt w:val="decimal"/>
       <w:lvlText w:val=""/>
       <w:lvlJc w:val="left"/>
     </w:lvl>
-    <w:lvl w:ilvl="6" w:tplc="28385A50">
+    <w:lvl w:ilvl="6" w:tplc="4762F578">
       <w:numFmt w:val="decimal"/>
       <w:lvlText w:val=""/>
       <w:lvlJc w:val="left"/>
     </w:lvl>
-    <w:lvl w:ilvl="7" w:tplc="484CF4BE">
+    <w:lvl w:ilvl="7" w:tplc="B0AE8B3C">
       <w:numFmt w:val="decimal"/>
       <w:lvlText w:val=""/>
       <w:lvlJc w:val="left"/>
     </w:lvl>
-    <w:lvl w:ilvl="8" w:tplc="B7A48026">
+    <w:lvl w:ilvl="8" w:tplc="2598812C">
       <w:numFmt w:val="decimal"/>
       <w:lvlText w:val=""/>
       <w:lvlJc w:val="left"/>
     </w:lvl>
   </w:abstractNum>
   <w:abstractNum w:abstractNumId="3" w15:restartNumberingAfterBreak="0">
-    <w:nsid w:val="21086B51"/>
+    <w:nsid w:val="2D611284"/>
     <w:multiLevelType w:val="hybridMultilevel"/>
-    <w:tmpl w:val="A22ABCD8"/>
-    <w:lvl w:ilvl="0" w:tplc="572CA0B8">
+    <w:tmpl w:val="F2AAF9B8"/>
+    <w:lvl w:ilvl="0" w:tplc="91944BE0">
+      <w:start w:val="1"/>
+      <w:numFmt w:val="bullet"/>
+      <w:lvlText w:val="●"/>
+      <w:lvlJc w:val="left"/>
+      <w:pPr>
+        <w:ind w:left="720" w:hanging="360"/>
+      </w:pPr>
+    </w:lvl>
+    <w:lvl w:ilvl="1" w:tplc="53A41200">
+      <w:start w:val="1"/>
+      <w:numFmt w:val="bullet"/>
+      <w:lvlText w:val="○"/>
+      <w:lvlJc w:val="left"/>
+      <w:pPr>
+        <w:ind w:left="1440" w:hanging="360"/>
+      </w:pPr>
+    </w:lvl>
+    <w:lvl w:ilvl="2" w:tplc="FFF62DDA">
+      <w:start w:val="1"/>
+      <w:numFmt w:val="bullet"/>
+      <w:lvlText w:val="■"/>
+      <w:lvlJc w:val="left"/>
+      <w:pPr>
+        <w:ind w:left="2160" w:hanging="360"/>
+      </w:pPr>
+    </w:lvl>
+    <w:lvl w:ilvl="3" w:tplc="884688D0">
+      <w:start w:val="1"/>
+      <w:numFmt w:val="bullet"/>
+      <w:lvlText w:val="●"/>
+      <w:lvlJc w:val="left"/>
+      <w:pPr>
+        <w:ind w:left="2880" w:hanging="360"/>
+      </w:pPr>
+    </w:lvl>
+    <w:lvl w:ilvl="4" w:tplc="1604E464">
+      <w:start w:val="1"/>
+      <w:numFmt w:val="bullet"/>
+      <w:lvlText w:val="○"/>
+      <w:lvlJc w:val="left"/>
+      <w:pPr>
+        <w:ind w:left="3600" w:hanging="360"/>
+      </w:pPr>
+    </w:lvl>
+    <w:lvl w:ilvl="5" w:tplc="889AFCDA">
+      <w:start w:val="1"/>
+      <w:numFmt w:val="bullet"/>
+      <w:lvlText w:val="■"/>
+      <w:lvlJc w:val="left"/>
+      <w:pPr>
+        <w:ind w:left="4320" w:hanging="360"/>
+      </w:pPr>
+    </w:lvl>
+    <w:lvl w:ilvl="6" w:tplc="FEC46FC4">
+      <w:start w:val="1"/>
+      <w:numFmt w:val="bullet"/>
+      <w:lvlText w:val="●"/>
+      <w:lvlJc w:val="left"/>
+      <w:pPr>
+        <w:ind w:left="5040" w:hanging="360"/>
+      </w:pPr>
+    </w:lvl>
+    <w:lvl w:ilvl="7" w:tplc="2ABCCD08">
+      <w:start w:val="1"/>
+      <w:numFmt w:val="bullet"/>
+      <w:lvlText w:val="●"/>
+      <w:lvlJc w:val="left"/>
+      <w:pPr>
+        <w:ind w:left="5760" w:hanging="360"/>
+      </w:pPr>
+    </w:lvl>
+    <w:lvl w:ilvl="8" w:tplc="59BA9C00">
+      <w:start w:val="1"/>
+      <w:numFmt w:val="bullet"/>
+      <w:lvlText w:val="●"/>
+      <w:lvlJc w:val="left"/>
+      <w:pPr>
+        <w:ind w:left="6480" w:hanging="360"/>
+      </w:pPr>
+    </w:lvl>
+  </w:abstractNum>
+  <w:abstractNum w:abstractNumId="4" w15:restartNumberingAfterBreak="0">
+    <w:nsid w:val="4A160161"/>
+    <w:multiLevelType w:val="hybridMultilevel"/>
+    <w:tmpl w:val="0A82A06C"/>
+    <w:lvl w:ilvl="0" w:tplc="D188F380">
+      <w:start w:val="1"/>
+      <w:numFmt w:val="bullet"/>
+      <w:lvlText w:val="•"/>
+      <w:lvlJc w:val="left"/>
+      <w:pPr>
+        <w:ind w:left="460" w:hanging="280"/>
+      </w:pPr>
+    </w:lvl>
+    <w:lvl w:ilvl="1" w:tplc="147075BA">
+      <w:start w:val="1"/>
+      <w:numFmt w:val="bullet"/>
+      <w:lvlText w:val="–"/>
+      <w:lvlJc w:val="left"/>
+      <w:pPr>
+        <w:ind w:left="900" w:hanging="280"/>
+      </w:pPr>
+    </w:lvl>
+    <w:lvl w:ilvl="2" w:tplc="E9FC11A8">
+      <w:numFmt w:val="decimal"/>
+      <w:lvlText w:val=""/>
+      <w:lvlJc w:val="left"/>
+    </w:lvl>
+    <w:lvl w:ilvl="3" w:tplc="D4242212">
+      <w:numFmt w:val="decimal"/>
+      <w:lvlText w:val=""/>
+      <w:lvlJc w:val="left"/>
+    </w:lvl>
+    <w:lvl w:ilvl="4" w:tplc="5FBAD2D0">
+      <w:numFmt w:val="decimal"/>
+      <w:lvlText w:val=""/>
+      <w:lvlJc w:val="left"/>
+    </w:lvl>
+    <w:lvl w:ilvl="5" w:tplc="2C1C9D22">
+      <w:numFmt w:val="decimal"/>
+      <w:lvlText w:val=""/>
+      <w:lvlJc w:val="left"/>
+    </w:lvl>
+    <w:lvl w:ilvl="6" w:tplc="B6F0AEB4">
+      <w:numFmt w:val="decimal"/>
+      <w:lvlText w:val=""/>
+      <w:lvlJc w:val="left"/>
+    </w:lvl>
+    <w:lvl w:ilvl="7" w:tplc="B31A6B8C">
+      <w:numFmt w:val="decimal"/>
+      <w:lvlText w:val=""/>
+      <w:lvlJc w:val="left"/>
+    </w:lvl>
+    <w:lvl w:ilvl="8" w:tplc="31329782">
+      <w:numFmt w:val="decimal"/>
+      <w:lvlText w:val=""/>
+      <w:lvlJc w:val="left"/>
+    </w:lvl>
+  </w:abstractNum>
+  <w:abstractNum w:abstractNumId="5" w15:restartNumberingAfterBreak="0">
+    <w:nsid w:val="55305924"/>
+    <w:multiLevelType w:val="hybridMultilevel"/>
+    <w:tmpl w:val="04523DDA"/>
+    <w:lvl w:ilvl="0" w:tplc="64708970">
       <w:start w:val="1"/>
       <w:numFmt w:val="decimal"/>
       <w:lvlText w:val="%1."/>
@@ -19170,52 +19307,52 @@
         <w:color w:val="A67C27"/>
       </w:rPr>
     </w:lvl>
-    <w:lvl w:ilvl="1" w:tplc="54745FE2">
+    <w:lvl w:ilvl="1" w:tplc="1F08E378">
       <w:numFmt w:val="decimal"/>
       <w:lvlText w:val=""/>
       <w:lvlJc w:val="left"/>
     </w:lvl>
-    <w:lvl w:ilvl="2" w:tplc="D428C492">
+    <w:lvl w:ilvl="2" w:tplc="22BE1E58">
       <w:numFmt w:val="decimal"/>
       <w:lvlText w:val=""/>
       <w:lvlJc w:val="left"/>
     </w:lvl>
-    <w:lvl w:ilvl="3" w:tplc="A1662D96">
+    <w:lvl w:ilvl="3" w:tplc="73528DF8">
       <w:numFmt w:val="decimal"/>
       <w:lvlText w:val=""/>
       <w:lvlJc w:val="left"/>
     </w:lvl>
-    <w:lvl w:ilvl="4" w:tplc="292CC892">
+    <w:lvl w:ilvl="4" w:tplc="F8322236">
       <w:numFmt w:val="decimal"/>
       <w:lvlText w:val=""/>
       <w:lvlJc w:val="left"/>
     </w:lvl>
-    <w:lvl w:ilvl="5" w:tplc="0E44BDAE">
+    <w:lvl w:ilvl="5" w:tplc="F0B29C9E">
       <w:numFmt w:val="decimal"/>
       <w:lvlText w:val=""/>
       <w:lvlJc w:val="left"/>
     </w:lvl>
-    <w:lvl w:ilvl="6" w:tplc="5D8C3636">
+    <w:lvl w:ilvl="6" w:tplc="DB68C1F2">
       <w:numFmt w:val="decimal"/>
       <w:lvlText w:val=""/>
       <w:lvlJc w:val="left"/>
     </w:lvl>
-    <w:lvl w:ilvl="7" w:tplc="41B2BD5A">
+    <w:lvl w:ilvl="7" w:tplc="E58E2C9C">
       <w:numFmt w:val="decimal"/>
       <w:lvlText w:val=""/>
       <w:lvlJc w:val="left"/>
     </w:lvl>
-    <w:lvl w:ilvl="8" w:tplc="BD864B7E">
+    <w:lvl w:ilvl="8" w:tplc="AD90F370">
       <w:numFmt w:val="decimal"/>
       <w:lvlText w:val=""/>
       <w:lvlJc w:val="left"/>
     </w:lvl>
   </w:abstractNum>
-  <w:abstractNum w:abstractNumId="4" w15:restartNumberingAfterBreak="0">
-    <w:nsid w:val="282B336F"/>
+  <w:abstractNum w:abstractNumId="6" w15:restartNumberingAfterBreak="0">
+    <w:nsid w:val="63516E76"/>
     <w:multiLevelType w:val="hybridMultilevel"/>
-    <w:tmpl w:val="B5169DE4"/>
-    <w:lvl w:ilvl="0" w:tplc="E098ADEE">
+    <w:tmpl w:val="031CB990"/>
+    <w:lvl w:ilvl="0" w:tplc="6166F644">
       <w:start w:val="1"/>
       <w:numFmt w:val="decimal"/>
       <w:lvlText w:val="%1."/>
@@ -19229,52 +19366,52 @@
         <w:color w:val="A67C27"/>
       </w:rPr>
     </w:lvl>
-    <w:lvl w:ilvl="1" w:tplc="2578DB84">
+    <w:lvl w:ilvl="1" w:tplc="3B1C0718">
       <w:numFmt w:val="decimal"/>
       <w:lvlText w:val=""/>
       <w:lvlJc w:val="left"/>
     </w:lvl>
-    <w:lvl w:ilvl="2" w:tplc="F77A93EE">
+    <w:lvl w:ilvl="2" w:tplc="83445332">
       <w:numFmt w:val="decimal"/>
       <w:lvlText w:val=""/>
       <w:lvlJc w:val="left"/>
     </w:lvl>
-    <w:lvl w:ilvl="3" w:tplc="ACBC4C36">
+    <w:lvl w:ilvl="3" w:tplc="34643B30">
       <w:numFmt w:val="decimal"/>
       <w:lvlText w:val=""/>
       <w:lvlJc w:val="left"/>
     </w:lvl>
-    <w:lvl w:ilvl="4" w:tplc="23804976">
+    <w:lvl w:ilvl="4" w:tplc="EA345856">
       <w:numFmt w:val="decimal"/>
       <w:lvlText w:val=""/>
       <w:lvlJc w:val="left"/>
     </w:lvl>
-    <w:lvl w:ilvl="5" w:tplc="BFDE6128">
+    <w:lvl w:ilvl="5" w:tplc="49F00428">
       <w:numFmt w:val="decimal"/>
       <w:lvlText w:val=""/>
       <w:lvlJc w:val="left"/>
     </w:lvl>
-    <w:lvl w:ilvl="6" w:tplc="C51E88A2">
+    <w:lvl w:ilvl="6" w:tplc="DB585FDE">
       <w:numFmt w:val="decimal"/>
       <w:lvlText w:val=""/>
       <w:lvlJc w:val="left"/>
     </w:lvl>
-    <w:lvl w:ilvl="7" w:tplc="1520D3D4">
+    <w:lvl w:ilvl="7" w:tplc="26028F74">
       <w:numFmt w:val="decimal"/>
       <w:lvlText w:val=""/>
       <w:lvlJc w:val="left"/>
     </w:lvl>
-    <w:lvl w:ilvl="8" w:tplc="03A2B3AE">
+    <w:lvl w:ilvl="8" w:tplc="E378292A">
       <w:numFmt w:val="decimal"/>
       <w:lvlText w:val=""/>
       <w:lvlJc w:val="left"/>
     </w:lvl>
   </w:abstractNum>
-  <w:abstractNum w:abstractNumId="5" w15:restartNumberingAfterBreak="0">
-    <w:nsid w:val="322900F6"/>
+  <w:abstractNum w:abstractNumId="7" w15:restartNumberingAfterBreak="0">
+    <w:nsid w:val="64CD5D0D"/>
     <w:multiLevelType w:val="hybridMultilevel"/>
-    <w:tmpl w:val="F54866C8"/>
-    <w:lvl w:ilvl="0" w:tplc="75584330">
+    <w:tmpl w:val="0A908F70"/>
+    <w:lvl w:ilvl="0" w:tplc="3E7C645E">
       <w:start w:val="1"/>
       <w:numFmt w:val="decimal"/>
       <w:lvlText w:val="%1."/>
@@ -19288,196 +19425,52 @@
         <w:color w:val="A67C27"/>
       </w:rPr>
     </w:lvl>
-    <w:lvl w:ilvl="1" w:tplc="1742C430">
+    <w:lvl w:ilvl="1" w:tplc="D6AC15E2">
       <w:numFmt w:val="decimal"/>
       <w:lvlText w:val=""/>
       <w:lvlJc w:val="left"/>
     </w:lvl>
-    <w:lvl w:ilvl="2" w:tplc="F61654E0">
+    <w:lvl w:ilvl="2" w:tplc="E71EED66">
       <w:numFmt w:val="decimal"/>
       <w:lvlText w:val=""/>
       <w:lvlJc w:val="left"/>
     </w:lvl>
-    <w:lvl w:ilvl="3" w:tplc="A788B4C6">
+    <w:lvl w:ilvl="3" w:tplc="0A48B452">
       <w:numFmt w:val="decimal"/>
       <w:lvlText w:val=""/>
       <w:lvlJc w:val="left"/>
     </w:lvl>
-    <w:lvl w:ilvl="4" w:tplc="C3CE38BA">
+    <w:lvl w:ilvl="4" w:tplc="4CC6B7BC">
       <w:numFmt w:val="decimal"/>
       <w:lvlText w:val=""/>
       <w:lvlJc w:val="left"/>
     </w:lvl>
-    <w:lvl w:ilvl="5" w:tplc="ADDE8C30">
+    <w:lvl w:ilvl="5" w:tplc="4CD61610">
       <w:numFmt w:val="decimal"/>
       <w:lvlText w:val=""/>
       <w:lvlJc w:val="left"/>
     </w:lvl>
-    <w:lvl w:ilvl="6" w:tplc="AA503546">
+    <w:lvl w:ilvl="6" w:tplc="ADEE0392">
       <w:numFmt w:val="decimal"/>
       <w:lvlText w:val=""/>
       <w:lvlJc w:val="left"/>
     </w:lvl>
-    <w:lvl w:ilvl="7" w:tplc="3D96F2AA">
+    <w:lvl w:ilvl="7" w:tplc="33BE5384">
       <w:numFmt w:val="decimal"/>
       <w:lvlText w:val=""/>
       <w:lvlJc w:val="left"/>
     </w:lvl>
-    <w:lvl w:ilvl="8" w:tplc="FB06B18C">
+    <w:lvl w:ilvl="8" w:tplc="87DC9BA6">
       <w:numFmt w:val="decimal"/>
       <w:lvlText w:val=""/>
       <w:lvlJc w:val="left"/>
     </w:lvl>
   </w:abstractNum>
-  <w:abstractNum w:abstractNumId="6" w15:restartNumberingAfterBreak="0">
-    <w:nsid w:val="326B7007"/>
+  <w:abstractNum w:abstractNumId="8" w15:restartNumberingAfterBreak="0">
+    <w:nsid w:val="6A1C03E0"/>
     <w:multiLevelType w:val="hybridMultilevel"/>
-    <w:tmpl w:val="0FA81B60"/>
-    <w:lvl w:ilvl="0" w:tplc="9EDA77C6">
-      <w:start w:val="1"/>
-      <w:numFmt w:val="bullet"/>
-      <w:lvlText w:val="•"/>
-      <w:lvlJc w:val="left"/>
-      <w:pPr>
-        <w:ind w:left="460" w:hanging="280"/>
-      </w:pPr>
-    </w:lvl>
-    <w:lvl w:ilvl="1" w:tplc="43DEF35E">
-      <w:start w:val="1"/>
-      <w:numFmt w:val="bullet"/>
-      <w:lvlText w:val="–"/>
-      <w:lvlJc w:val="left"/>
-      <w:pPr>
-        <w:ind w:left="900" w:hanging="280"/>
-      </w:pPr>
-    </w:lvl>
-    <w:lvl w:ilvl="2" w:tplc="E47AA518">
-      <w:numFmt w:val="decimal"/>
-      <w:lvlText w:val=""/>
-      <w:lvlJc w:val="left"/>
-    </w:lvl>
-    <w:lvl w:ilvl="3" w:tplc="2F6CA7E8">
-      <w:numFmt w:val="decimal"/>
-      <w:lvlText w:val=""/>
-      <w:lvlJc w:val="left"/>
-    </w:lvl>
-    <w:lvl w:ilvl="4" w:tplc="016A7BE8">
-      <w:numFmt w:val="decimal"/>
-      <w:lvlText w:val=""/>
-      <w:lvlJc w:val="left"/>
-    </w:lvl>
-    <w:lvl w:ilvl="5" w:tplc="CF743CB8">
-      <w:numFmt w:val="decimal"/>
-      <w:lvlText w:val=""/>
-      <w:lvlJc w:val="left"/>
-    </w:lvl>
-    <w:lvl w:ilvl="6" w:tplc="AE3CDA0C">
-      <w:numFmt w:val="decimal"/>
-      <w:lvlText w:val=""/>
-      <w:lvlJc w:val="left"/>
-    </w:lvl>
-    <w:lvl w:ilvl="7" w:tplc="8E12D97C">
-      <w:numFmt w:val="decimal"/>
-      <w:lvlText w:val=""/>
-      <w:lvlJc w:val="left"/>
-    </w:lvl>
-    <w:lvl w:ilvl="8" w:tplc="02304A7E">
-      <w:numFmt w:val="decimal"/>
-      <w:lvlText w:val=""/>
-      <w:lvlJc w:val="left"/>
-    </w:lvl>
-  </w:abstractNum>
-  <w:abstractNum w:abstractNumId="7" w15:restartNumberingAfterBreak="0">
-    <w:nsid w:val="3EC36F99"/>
-    <w:multiLevelType w:val="hybridMultilevel"/>
-    <w:tmpl w:val="2196C99A"/>
-    <w:lvl w:ilvl="0" w:tplc="9EAE05DE">
-      <w:start w:val="1"/>
-      <w:numFmt w:val="bullet"/>
-      <w:lvlText w:val="●"/>
-      <w:lvlJc w:val="left"/>
-      <w:pPr>
-        <w:ind w:left="720" w:hanging="360"/>
-      </w:pPr>
-    </w:lvl>
-    <w:lvl w:ilvl="1" w:tplc="5CAA500A">
-      <w:start w:val="1"/>
-      <w:numFmt w:val="bullet"/>
-      <w:lvlText w:val="○"/>
-      <w:lvlJc w:val="left"/>
-      <w:pPr>
-        <w:ind w:left="1440" w:hanging="360"/>
-      </w:pPr>
-    </w:lvl>
-    <w:lvl w:ilvl="2" w:tplc="1512AFA2">
-      <w:start w:val="1"/>
-      <w:numFmt w:val="bullet"/>
-      <w:lvlText w:val="■"/>
-      <w:lvlJc w:val="left"/>
-      <w:pPr>
-        <w:ind w:left="2160" w:hanging="360"/>
-      </w:pPr>
-    </w:lvl>
-    <w:lvl w:ilvl="3" w:tplc="5EA42592">
-      <w:start w:val="1"/>
-      <w:numFmt w:val="bullet"/>
-      <w:lvlText w:val="●"/>
-      <w:lvlJc w:val="left"/>
-      <w:pPr>
-        <w:ind w:left="2880" w:hanging="360"/>
-      </w:pPr>
-    </w:lvl>
-    <w:lvl w:ilvl="4" w:tplc="BBF8CE3E">
-      <w:start w:val="1"/>
-      <w:numFmt w:val="bullet"/>
-      <w:lvlText w:val="○"/>
-      <w:lvlJc w:val="left"/>
-      <w:pPr>
-        <w:ind w:left="3600" w:hanging="360"/>
-      </w:pPr>
-    </w:lvl>
-    <w:lvl w:ilvl="5" w:tplc="DD047E7E">
-      <w:start w:val="1"/>
-      <w:numFmt w:val="bullet"/>
-      <w:lvlText w:val="■"/>
-      <w:lvlJc w:val="left"/>
-      <w:pPr>
-        <w:ind w:left="4320" w:hanging="360"/>
-      </w:pPr>
-    </w:lvl>
-    <w:lvl w:ilvl="6" w:tplc="1748678A">
-      <w:start w:val="1"/>
-      <w:numFmt w:val="bullet"/>
-      <w:lvlText w:val="●"/>
-      <w:lvlJc w:val="left"/>
-      <w:pPr>
-        <w:ind w:left="5040" w:hanging="360"/>
-      </w:pPr>
-    </w:lvl>
-    <w:lvl w:ilvl="7" w:tplc="AD0C4402">
-      <w:start w:val="1"/>
-      <w:numFmt w:val="bullet"/>
-      <w:lvlText w:val="●"/>
-      <w:lvlJc w:val="left"/>
-      <w:pPr>
-        <w:ind w:left="5760" w:hanging="360"/>
-      </w:pPr>
-    </w:lvl>
-    <w:lvl w:ilvl="8" w:tplc="71123B52">
-      <w:start w:val="1"/>
-      <w:numFmt w:val="bullet"/>
-      <w:lvlText w:val="●"/>
-      <w:lvlJc w:val="left"/>
-      <w:pPr>
-        <w:ind w:left="6480" w:hanging="360"/>
-      </w:pPr>
-    </w:lvl>
-  </w:abstractNum>
-  <w:abstractNum w:abstractNumId="8" w15:restartNumberingAfterBreak="0">
-    <w:nsid w:val="40827F9C"/>
-    <w:multiLevelType w:val="hybridMultilevel"/>
-    <w:tmpl w:val="95C04C68"/>
-    <w:lvl w:ilvl="0" w:tplc="B40E144C">
+    <w:tmpl w:val="8E34C770"/>
+    <w:lvl w:ilvl="0" w:tplc="B23ADD3A">
       <w:start w:val="1"/>
       <w:numFmt w:val="decimal"/>
       <w:lvlText w:val="%1."/>
@@ -19491,52 +19484,52 @@
         <w:color w:val="A67C27"/>
       </w:rPr>
     </w:lvl>
-    <w:lvl w:ilvl="1" w:tplc="E54C432E">
+    <w:lvl w:ilvl="1" w:tplc="A6D0E98A">
       <w:numFmt w:val="decimal"/>
       <w:lvlText w:val=""/>
       <w:lvlJc w:val="left"/>
     </w:lvl>
-    <w:lvl w:ilvl="2" w:tplc="B1F8129E">
+    <w:lvl w:ilvl="2" w:tplc="16E0D8E6">
       <w:numFmt w:val="decimal"/>
       <w:lvlText w:val=""/>
       <w:lvlJc w:val="left"/>
     </w:lvl>
-    <w:lvl w:ilvl="3" w:tplc="B6F8DB50">
+    <w:lvl w:ilvl="3" w:tplc="9938644A">
       <w:numFmt w:val="decimal"/>
       <w:lvlText w:val=""/>
       <w:lvlJc w:val="left"/>
     </w:lvl>
-    <w:lvl w:ilvl="4" w:tplc="35DCA854">
+    <w:lvl w:ilvl="4" w:tplc="D114674E">
       <w:numFmt w:val="decimal"/>
       <w:lvlText w:val=""/>
       <w:lvlJc w:val="left"/>
     </w:lvl>
-    <w:lvl w:ilvl="5" w:tplc="25E2DA48">
+    <w:lvl w:ilvl="5" w:tplc="74B60A98">
       <w:numFmt w:val="decimal"/>
       <w:lvlText w:val=""/>
       <w:lvlJc w:val="left"/>
     </w:lvl>
-    <w:lvl w:ilvl="6" w:tplc="808E4B5C">
+    <w:lvl w:ilvl="6" w:tplc="D70220D8">
       <w:numFmt w:val="decimal"/>
       <w:lvlText w:val=""/>
       <w:lvlJc w:val="left"/>
     </w:lvl>
-    <w:lvl w:ilvl="7" w:tplc="7D1406B6">
+    <w:lvl w:ilvl="7" w:tplc="794CF83C">
       <w:numFmt w:val="decimal"/>
       <w:lvlText w:val=""/>
       <w:lvlJc w:val="left"/>
     </w:lvl>
-    <w:lvl w:ilvl="8" w:tplc="EB1E87CC">
+    <w:lvl w:ilvl="8" w:tplc="B7EC84E6">
       <w:numFmt w:val="decimal"/>
       <w:lvlText w:val=""/>
       <w:lvlJc w:val="left"/>
     </w:lvl>
   </w:abstractNum>
   <w:abstractNum w:abstractNumId="9" w15:restartNumberingAfterBreak="0">
-    <w:nsid w:val="42ED4B76"/>
+    <w:nsid w:val="6B24086F"/>
     <w:multiLevelType w:val="hybridMultilevel"/>
-    <w:tmpl w:val="427AAE0A"/>
-    <w:lvl w:ilvl="0" w:tplc="3748540E">
+    <w:tmpl w:val="965E1F94"/>
+    <w:lvl w:ilvl="0" w:tplc="E30E3E18">
       <w:start w:val="1"/>
       <w:numFmt w:val="decimal"/>
       <w:lvlText w:val="%1."/>
@@ -19550,52 +19543,52 @@
         <w:color w:val="A67C27"/>
       </w:rPr>
     </w:lvl>
-    <w:lvl w:ilvl="1" w:tplc="026AF058">
+    <w:lvl w:ilvl="1" w:tplc="82A8070C">
       <w:numFmt w:val="decimal"/>
       <w:lvlText w:val=""/>
       <w:lvlJc w:val="left"/>
     </w:lvl>
-    <w:lvl w:ilvl="2" w:tplc="0390F57A">
+    <w:lvl w:ilvl="2" w:tplc="A5AE7D66">
       <w:numFmt w:val="decimal"/>
       <w:lvlText w:val=""/>
       <w:lvlJc w:val="left"/>
     </w:lvl>
-    <w:lvl w:ilvl="3" w:tplc="DFDCBDFA">
+    <w:lvl w:ilvl="3" w:tplc="231688E8">
       <w:numFmt w:val="decimal"/>
       <w:lvlText w:val=""/>
       <w:lvlJc w:val="left"/>
     </w:lvl>
-    <w:lvl w:ilvl="4" w:tplc="B3960BE0">
+    <w:lvl w:ilvl="4" w:tplc="9312B912">
       <w:numFmt w:val="decimal"/>
       <w:lvlText w:val=""/>
       <w:lvlJc w:val="left"/>
     </w:lvl>
-    <w:lvl w:ilvl="5" w:tplc="DA58F838">
+    <w:lvl w:ilvl="5" w:tplc="977CEE42">
       <w:numFmt w:val="decimal"/>
       <w:lvlText w:val=""/>
       <w:lvlJc w:val="left"/>
     </w:lvl>
-    <w:lvl w:ilvl="6" w:tplc="250A7A04">
+    <w:lvl w:ilvl="6" w:tplc="1F5C6EDA">
       <w:numFmt w:val="decimal"/>
       <w:lvlText w:val=""/>
       <w:lvlJc w:val="left"/>
     </w:lvl>
-    <w:lvl w:ilvl="7" w:tplc="6206E0A8">
+    <w:lvl w:ilvl="7" w:tplc="2C960492">
       <w:numFmt w:val="decimal"/>
       <w:lvlText w:val=""/>
       <w:lvlJc w:val="left"/>
     </w:lvl>
-    <w:lvl w:ilvl="8" w:tplc="52AE5360">
+    <w:lvl w:ilvl="8" w:tplc="A386D88C">
       <w:numFmt w:val="decimal"/>
       <w:lvlText w:val=""/>
       <w:lvlJc w:val="left"/>
     </w:lvl>
   </w:abstractNum>
   <w:abstractNum w:abstractNumId="10" w15:restartNumberingAfterBreak="0">
-    <w:nsid w:val="4C871F38"/>
+    <w:nsid w:val="6D4957A4"/>
     <w:multiLevelType w:val="hybridMultilevel"/>
-    <w:tmpl w:val="AEF2E6FC"/>
-    <w:lvl w:ilvl="0" w:tplc="E9E0F690">
+    <w:tmpl w:val="ECF030DC"/>
+    <w:lvl w:ilvl="0" w:tplc="DB96B376">
       <w:start w:val="1"/>
       <w:numFmt w:val="decimal"/>
       <w:lvlText w:val="%1."/>
@@ -19609,52 +19602,52 @@
         <w:color w:val="A67C27"/>
       </w:rPr>
     </w:lvl>
-    <w:lvl w:ilvl="1" w:tplc="AA4A468C">
+    <w:lvl w:ilvl="1" w:tplc="45345E48">
       <w:numFmt w:val="decimal"/>
       <w:lvlText w:val=""/>
       <w:lvlJc w:val="left"/>
     </w:lvl>
-    <w:lvl w:ilvl="2" w:tplc="E54E9DD0">
+    <w:lvl w:ilvl="2" w:tplc="78F82114">
       <w:numFmt w:val="decimal"/>
       <w:lvlText w:val=""/>
       <w:lvlJc w:val="left"/>
     </w:lvl>
-    <w:lvl w:ilvl="3" w:tplc="D278C164">
+    <w:lvl w:ilvl="3" w:tplc="72187F74">
       <w:numFmt w:val="decimal"/>
       <w:lvlText w:val=""/>
       <w:lvlJc w:val="left"/>
     </w:lvl>
-    <w:lvl w:ilvl="4" w:tplc="9BC68A7E">
+    <w:lvl w:ilvl="4" w:tplc="0E1A636C">
       <w:numFmt w:val="decimal"/>
       <w:lvlText w:val=""/>
       <w:lvlJc w:val="left"/>
     </w:lvl>
-    <w:lvl w:ilvl="5" w:tplc="93F22166">
+    <w:lvl w:ilvl="5" w:tplc="C2B63D9E">
       <w:numFmt w:val="decimal"/>
       <w:lvlText w:val=""/>
       <w:lvlJc w:val="left"/>
     </w:lvl>
-    <w:lvl w:ilvl="6" w:tplc="C24ED228">
+    <w:lvl w:ilvl="6" w:tplc="5E2076C6">
       <w:numFmt w:val="decimal"/>
       <w:lvlText w:val=""/>
       <w:lvlJc w:val="left"/>
     </w:lvl>
-    <w:lvl w:ilvl="7" w:tplc="BF4698A0">
+    <w:lvl w:ilvl="7" w:tplc="03F89132">
       <w:numFmt w:val="decimal"/>
       <w:lvlText w:val=""/>
       <w:lvlJc w:val="left"/>
     </w:lvl>
-    <w:lvl w:ilvl="8" w:tplc="B8DA24B4">
+    <w:lvl w:ilvl="8" w:tplc="9C8ACCFE">
       <w:numFmt w:val="decimal"/>
       <w:lvlText w:val=""/>
       <w:lvlJc w:val="left"/>
     </w:lvl>
   </w:abstractNum>
   <w:abstractNum w:abstractNumId="11" w15:restartNumberingAfterBreak="0">
-    <w:nsid w:val="6B08624A"/>
+    <w:nsid w:val="74301E8A"/>
     <w:multiLevelType w:val="hybridMultilevel"/>
-    <w:tmpl w:val="16A89A6E"/>
-    <w:lvl w:ilvl="0" w:tplc="D59C51CE">
+    <w:tmpl w:val="A3CC6BF8"/>
+    <w:lvl w:ilvl="0" w:tplc="9EC46EEC">
       <w:start w:val="1"/>
       <w:numFmt w:val="decimal"/>
       <w:lvlText w:val="%1."/>
@@ -19668,114 +19661,114 @@
         <w:color w:val="A67C27"/>
       </w:rPr>
     </w:lvl>
-    <w:lvl w:ilvl="1" w:tplc="AE10283C">
+    <w:lvl w:ilvl="1" w:tplc="BC905702">
       <w:numFmt w:val="decimal"/>
       <w:lvlText w:val=""/>
       <w:lvlJc w:val="left"/>
     </w:lvl>
-    <w:lvl w:ilvl="2" w:tplc="CF08FE98">
+    <w:lvl w:ilvl="2" w:tplc="5910341E">
       <w:numFmt w:val="decimal"/>
       <w:lvlText w:val=""/>
       <w:lvlJc w:val="left"/>
     </w:lvl>
-    <w:lvl w:ilvl="3" w:tplc="9E084AB2">
+    <w:lvl w:ilvl="3" w:tplc="DA8EFC82">
       <w:numFmt w:val="decimal"/>
       <w:lvlText w:val=""/>
       <w:lvlJc w:val="left"/>
     </w:lvl>
-    <w:lvl w:ilvl="4" w:tplc="0212B7CE">
+    <w:lvl w:ilvl="4" w:tplc="8E7EE39E">
       <w:numFmt w:val="decimal"/>
       <w:lvlText w:val=""/>
       <w:lvlJc w:val="left"/>
     </w:lvl>
-    <w:lvl w:ilvl="5" w:tplc="D32CCBB2">
+    <w:lvl w:ilvl="5" w:tplc="D08C0110">
       <w:numFmt w:val="decimal"/>
       <w:lvlText w:val=""/>
       <w:lvlJc w:val="left"/>
     </w:lvl>
-    <w:lvl w:ilvl="6" w:tplc="FB6874A4">
+    <w:lvl w:ilvl="6" w:tplc="F976BE60">
       <w:numFmt w:val="decimal"/>
       <w:lvlText w:val=""/>
       <w:lvlJc w:val="left"/>
     </w:lvl>
-    <w:lvl w:ilvl="7" w:tplc="51AEF7A8">
+    <w:lvl w:ilvl="7" w:tplc="1E4810A8">
       <w:numFmt w:val="decimal"/>
       <w:lvlText w:val=""/>
       <w:lvlJc w:val="left"/>
     </w:lvl>
-    <w:lvl w:ilvl="8" w:tplc="89C0EE44">
+    <w:lvl w:ilvl="8" w:tplc="382671A6">
       <w:numFmt w:val="decimal"/>
       <w:lvlText w:val=""/>
       <w:lvlJc w:val="left"/>
     </w:lvl>
   </w:abstractNum>
-  <w:num w:numId="1" w16cid:durableId="1764762995">
+  <w:num w:numId="1" w16cid:durableId="2043554573">
+    <w:abstractNumId w:val="3"/>
+    <w:lvlOverride w:ilvl="0">
+      <w:startOverride w:val="1"/>
+    </w:lvlOverride>
+  </w:num>
+  <w:num w:numId="2" w16cid:durableId="211771979">
+    <w:abstractNumId w:val="4"/>
+    <w:lvlOverride w:ilvl="0">
+      <w:startOverride w:val="1"/>
+    </w:lvlOverride>
+  </w:num>
+  <w:num w:numId="3" w16cid:durableId="1041057598">
+    <w:abstractNumId w:val="11"/>
+    <w:lvlOverride w:ilvl="0">
+      <w:startOverride w:val="1"/>
+    </w:lvlOverride>
+  </w:num>
+  <w:num w:numId="4" w16cid:durableId="391850957">
+    <w:abstractNumId w:val="1"/>
+    <w:lvlOverride w:ilvl="0">
+      <w:startOverride w:val="1"/>
+    </w:lvlOverride>
+  </w:num>
+  <w:num w:numId="5" w16cid:durableId="1068261739">
+    <w:abstractNumId w:val="0"/>
+    <w:lvlOverride w:ilvl="0">
+      <w:startOverride w:val="1"/>
+    </w:lvlOverride>
+  </w:num>
+  <w:num w:numId="6" w16cid:durableId="1821118408">
+    <w:abstractNumId w:val="10"/>
+    <w:lvlOverride w:ilvl="0">
+      <w:startOverride w:val="1"/>
+    </w:lvlOverride>
+  </w:num>
+  <w:num w:numId="7" w16cid:durableId="988678988">
+    <w:abstractNumId w:val="2"/>
+    <w:lvlOverride w:ilvl="0">
+      <w:startOverride w:val="1"/>
+    </w:lvlOverride>
+  </w:num>
+  <w:num w:numId="8" w16cid:durableId="473369980">
     <w:abstractNumId w:val="7"/>
     <w:lvlOverride w:ilvl="0">
       <w:startOverride w:val="1"/>
     </w:lvlOverride>
   </w:num>
-  <w:num w:numId="2" w16cid:durableId="551232164">
+  <w:num w:numId="9" w16cid:durableId="1370758640">
+    <w:abstractNumId w:val="5"/>
+    <w:lvlOverride w:ilvl="0">
+      <w:startOverride w:val="1"/>
+    </w:lvlOverride>
+  </w:num>
+  <w:num w:numId="10" w16cid:durableId="323358668">
     <w:abstractNumId w:val="6"/>
     <w:lvlOverride w:ilvl="0">
       <w:startOverride w:val="1"/>
     </w:lvlOverride>
   </w:num>
-  <w:num w:numId="3" w16cid:durableId="1813479208">
-    <w:abstractNumId w:val="5"/>
-    <w:lvlOverride w:ilvl="0">
-      <w:startOverride w:val="1"/>
-    </w:lvlOverride>
-  </w:num>
-  <w:num w:numId="4" w16cid:durableId="1692610517">
-    <w:abstractNumId w:val="3"/>
-    <w:lvlOverride w:ilvl="0">
-      <w:startOverride w:val="1"/>
-    </w:lvlOverride>
-  </w:num>
-  <w:num w:numId="5" w16cid:durableId="2092046505">
-    <w:abstractNumId w:val="1"/>
-    <w:lvlOverride w:ilvl="0">
-      <w:startOverride w:val="1"/>
-    </w:lvlOverride>
-  </w:num>
-  <w:num w:numId="6" w16cid:durableId="925116035">
-    <w:abstractNumId w:val="2"/>
-    <w:lvlOverride w:ilvl="0">
-      <w:startOverride w:val="1"/>
-    </w:lvlOverride>
-  </w:num>
-  <w:num w:numId="7" w16cid:durableId="1308164104">
+  <w:num w:numId="11" w16cid:durableId="2009017257">
     <w:abstractNumId w:val="8"/>
     <w:lvlOverride w:ilvl="0">
       <w:startOverride w:val="1"/>
     </w:lvlOverride>
   </w:num>
-  <w:num w:numId="8" w16cid:durableId="235895419">
-    <w:abstractNumId w:val="11"/>
-    <w:lvlOverride w:ilvl="0">
-      <w:startOverride w:val="1"/>
-    </w:lvlOverride>
-  </w:num>
-  <w:num w:numId="9" w16cid:durableId="559098705">
-    <w:abstractNumId w:val="0"/>
-    <w:lvlOverride w:ilvl="0">
-      <w:startOverride w:val="1"/>
-    </w:lvlOverride>
-  </w:num>
-  <w:num w:numId="10" w16cid:durableId="1301350398">
-    <w:abstractNumId w:val="4"/>
-    <w:lvlOverride w:ilvl="0">
-      <w:startOverride w:val="1"/>
-    </w:lvlOverride>
-  </w:num>
-  <w:num w:numId="11" w16cid:durableId="192768550">
-    <w:abstractNumId w:val="10"/>
-    <w:lvlOverride w:ilvl="0">
-      <w:startOverride w:val="1"/>
-    </w:lvlOverride>
-  </w:num>
-  <w:num w:numId="12" w16cid:durableId="1819105604">
+  <w:num w:numId="12" w16cid:durableId="398944905">
     <w:abstractNumId w:val="9"/>
     <w:lvlOverride w:ilvl="0">
       <w:startOverride w:val="1"/>
@@ -20401,7 +20394,7 @@
     <w:autoRedefine/>
     <w:uiPriority w:val="39"/>
     <w:unhideWhenUsed/>
-    <w:rsid w:val="00D4782E"/>
+    <w:rsid w:val="00F37C7D"/>
     <w:pPr>
       <w:spacing w:after="100"/>
     </w:pPr>
@@ -20413,7 +20406,7 @@
     <w:autoRedefine/>
     <w:uiPriority w:val="39"/>
     <w:unhideWhenUsed/>
-    <w:rsid w:val="00D4782E"/>
+    <w:rsid w:val="00F37C7D"/>
     <w:pPr>
       <w:spacing w:after="100"/>
       <w:ind w:left="210"/>

--- a/docs/manuals/Role_Guide_6_Documentary_RA.docx
+++ b/docs/manuals/Role_Guide_6_Documentary_RA.docx
@@ -469,7 +469,7 @@
                 <w:sz w:val="19"/>
                 <w:szCs w:val="19"/>
               </w:rPr>
-              <w:t>Version 1.12 · 28 September 2026</w:t>
+              <w:t>Version 1.13 · 1 October 2026</w:t>
             </w:r>
           </w:p>
         </w:tc>
@@ -538,7 +538,7 @@
     <w:sdt>
       <w:sdtPr>
         <w:alias w:val="Contents"/>
-        <w:id w:val="-1999484732"/>
+        <w:id w:val="-56788068"/>
       </w:sdtPr>
       <w:sdtEndPr/>
       <w:sdtContent>
@@ -567,7 +567,7 @@
           <w:r>
             <w:fldChar w:fldCharType="separate"/>
           </w:r>
-          <w:hyperlink w:anchor="_Toc241492534" w:history="1">
+          <w:hyperlink w:anchor="_Toc241726921" w:history="1">
             <w:r>
               <w:rPr>
                 <w:rStyle w:val="Hyperlink"/>
@@ -591,7 +591,7 @@
               <w:rPr>
                 <w:noProof/>
               </w:rPr>
-              <w:instrText xml:space="preserve"> PAGEREF _Toc241492534 \h </w:instrText>
+              <w:instrText xml:space="preserve"> PAGEREF _Toc241726921 \h </w:instrText>
             </w:r>
             <w:r>
               <w:rPr>
@@ -634,7 +634,7 @@
               <w14:ligatures w14:val="standardContextual"/>
             </w:rPr>
           </w:pPr>
-          <w:hyperlink w:anchor="_Toc241492535" w:history="1">
+          <w:hyperlink w:anchor="_Toc241726922" w:history="1">
             <w:r>
               <w:rPr>
                 <w:rStyle w:val="Hyperlink"/>
@@ -658,7 +658,7 @@
               <w:rPr>
                 <w:noProof/>
               </w:rPr>
-              <w:instrText xml:space="preserve"> PAGEREF _Toc241492535 \h </w:instrText>
+              <w:instrText xml:space="preserve"> PAGEREF _Toc241726922 \h </w:instrText>
             </w:r>
             <w:r>
               <w:rPr>
@@ -701,7 +701,7 @@
               <w14:ligatures w14:val="standardContextual"/>
             </w:rPr>
           </w:pPr>
-          <w:hyperlink w:anchor="_Toc241492536" w:history="1">
+          <w:hyperlink w:anchor="_Toc241726923" w:history="1">
             <w:r>
               <w:rPr>
                 <w:rStyle w:val="Hyperlink"/>
@@ -725,7 +725,7 @@
               <w:rPr>
                 <w:noProof/>
               </w:rPr>
-              <w:instrText xml:space="preserve"> PAGEREF _Toc241492536 \h </w:instrText>
+              <w:instrText xml:space="preserve"> PAGEREF _Toc241726923 \h </w:instrText>
             </w:r>
             <w:r>
               <w:rPr>
@@ -768,7 +768,7 @@
               <w14:ligatures w14:val="standardContextual"/>
             </w:rPr>
           </w:pPr>
-          <w:hyperlink w:anchor="_Toc241492537" w:history="1">
+          <w:hyperlink w:anchor="_Toc241726924" w:history="1">
             <w:r>
               <w:rPr>
                 <w:rStyle w:val="Hyperlink"/>
@@ -792,7 +792,7 @@
               <w:rPr>
                 <w:noProof/>
               </w:rPr>
-              <w:instrText xml:space="preserve"> PAGEREF _Toc241492537 \h </w:instrText>
+              <w:instrText xml:space="preserve"> PAGEREF _Toc241726924 \h </w:instrText>
             </w:r>
             <w:r>
               <w:rPr>
@@ -835,7 +835,7 @@
               <w14:ligatures w14:val="standardContextual"/>
             </w:rPr>
           </w:pPr>
-          <w:hyperlink w:anchor="_Toc241492538" w:history="1">
+          <w:hyperlink w:anchor="_Toc241726925" w:history="1">
             <w:r>
               <w:rPr>
                 <w:rStyle w:val="Hyperlink"/>
@@ -859,7 +859,7 @@
               <w:rPr>
                 <w:noProof/>
               </w:rPr>
-              <w:instrText xml:space="preserve"> PAGEREF _Toc241492538 \h </w:instrText>
+              <w:instrText xml:space="preserve"> PAGEREF _Toc241726925 \h </w:instrText>
             </w:r>
             <w:r>
               <w:rPr>
@@ -902,7 +902,7 @@
               <w14:ligatures w14:val="standardContextual"/>
             </w:rPr>
           </w:pPr>
-          <w:hyperlink w:anchor="_Toc241492539" w:history="1">
+          <w:hyperlink w:anchor="_Toc241726926" w:history="1">
             <w:r>
               <w:rPr>
                 <w:rStyle w:val="Hyperlink"/>
@@ -926,7 +926,7 @@
               <w:rPr>
                 <w:noProof/>
               </w:rPr>
-              <w:instrText xml:space="preserve"> PAGEREF _Toc241492539 \h </w:instrText>
+              <w:instrText xml:space="preserve"> PAGEREF _Toc241726926 \h </w:instrText>
             </w:r>
             <w:r>
               <w:rPr>
@@ -969,7 +969,7 @@
               <w14:ligatures w14:val="standardContextual"/>
             </w:rPr>
           </w:pPr>
-          <w:hyperlink w:anchor="_Toc241492540" w:history="1">
+          <w:hyperlink w:anchor="_Toc241726927" w:history="1">
             <w:r>
               <w:rPr>
                 <w:rStyle w:val="Hyperlink"/>
@@ -993,7 +993,7 @@
               <w:rPr>
                 <w:noProof/>
               </w:rPr>
-              <w:instrText xml:space="preserve"> PAGEREF _Toc241492540 \h </w:instrText>
+              <w:instrText xml:space="preserve"> PAGEREF _Toc241726927 \h </w:instrText>
             </w:r>
             <w:r>
               <w:rPr>
@@ -1036,7 +1036,7 @@
               <w14:ligatures w14:val="standardContextual"/>
             </w:rPr>
           </w:pPr>
-          <w:hyperlink w:anchor="_Toc241492541" w:history="1">
+          <w:hyperlink w:anchor="_Toc241726928" w:history="1">
             <w:r>
               <w:rPr>
                 <w:rStyle w:val="Hyperlink"/>
@@ -1060,7 +1060,7 @@
               <w:rPr>
                 <w:noProof/>
               </w:rPr>
-              <w:instrText xml:space="preserve"> PAGEREF _Toc241492541 \h </w:instrText>
+              <w:instrText xml:space="preserve"> PAGEREF _Toc241726928 \h </w:instrText>
             </w:r>
             <w:r>
               <w:rPr>
@@ -1103,7 +1103,7 @@
               <w14:ligatures w14:val="standardContextual"/>
             </w:rPr>
           </w:pPr>
-          <w:hyperlink w:anchor="_Toc241492542" w:history="1">
+          <w:hyperlink w:anchor="_Toc241726929" w:history="1">
             <w:r>
               <w:rPr>
                 <w:rStyle w:val="Hyperlink"/>
@@ -1127,7 +1127,7 @@
               <w:rPr>
                 <w:noProof/>
               </w:rPr>
-              <w:instrText xml:space="preserve"> PAGEREF _Toc241492542 \h </w:instrText>
+              <w:instrText xml:space="preserve"> PAGEREF _Toc241726929 \h </w:instrText>
             </w:r>
             <w:r>
               <w:rPr>
@@ -1170,7 +1170,7 @@
               <w14:ligatures w14:val="standardContextual"/>
             </w:rPr>
           </w:pPr>
-          <w:hyperlink w:anchor="_Toc241492543" w:history="1">
+          <w:hyperlink w:anchor="_Toc241726930" w:history="1">
             <w:r>
               <w:rPr>
                 <w:rStyle w:val="Hyperlink"/>
@@ -1194,7 +1194,7 @@
               <w:rPr>
                 <w:noProof/>
               </w:rPr>
-              <w:instrText xml:space="preserve"> PAGEREF _Toc241492543 \h </w:instrText>
+              <w:instrText xml:space="preserve"> PAGEREF _Toc241726930 \h </w:instrText>
             </w:r>
             <w:r>
               <w:rPr>
@@ -1237,7 +1237,7 @@
               <w14:ligatures w14:val="standardContextual"/>
             </w:rPr>
           </w:pPr>
-          <w:hyperlink w:anchor="_Toc241492544" w:history="1">
+          <w:hyperlink w:anchor="_Toc241726931" w:history="1">
             <w:r>
               <w:rPr>
                 <w:rStyle w:val="Hyperlink"/>
@@ -1261,7 +1261,7 @@
               <w:rPr>
                 <w:noProof/>
               </w:rPr>
-              <w:instrText xml:space="preserve"> PAGEREF _Toc241492544 \h </w:instrText>
+              <w:instrText xml:space="preserve"> PAGEREF _Toc241726931 \h </w:instrText>
             </w:r>
             <w:r>
               <w:rPr>
@@ -1304,7 +1304,7 @@
               <w14:ligatures w14:val="standardContextual"/>
             </w:rPr>
           </w:pPr>
-          <w:hyperlink w:anchor="_Toc241492545" w:history="1">
+          <w:hyperlink w:anchor="_Toc241726932" w:history="1">
             <w:r>
               <w:rPr>
                 <w:rStyle w:val="Hyperlink"/>
@@ -1328,7 +1328,7 @@
               <w:rPr>
                 <w:noProof/>
               </w:rPr>
-              <w:instrText xml:space="preserve"> PAGEREF _Toc241492545 \h </w:instrText>
+              <w:instrText xml:space="preserve"> PAGEREF _Toc241726932 \h </w:instrText>
             </w:r>
             <w:r>
               <w:rPr>
@@ -1371,7 +1371,7 @@
               <w14:ligatures w14:val="standardContextual"/>
             </w:rPr>
           </w:pPr>
-          <w:hyperlink w:anchor="_Toc241492546" w:history="1">
+          <w:hyperlink w:anchor="_Toc241726933" w:history="1">
             <w:r>
               <w:rPr>
                 <w:rStyle w:val="Hyperlink"/>
@@ -1395,7 +1395,7 @@
               <w:rPr>
                 <w:noProof/>
               </w:rPr>
-              <w:instrText xml:space="preserve"> PAGEREF _Toc241492546 \h </w:instrText>
+              <w:instrText xml:space="preserve"> PAGEREF _Toc241726933 \h </w:instrText>
             </w:r>
             <w:r>
               <w:rPr>
@@ -1438,7 +1438,7 @@
               <w14:ligatures w14:val="standardContextual"/>
             </w:rPr>
           </w:pPr>
-          <w:hyperlink w:anchor="_Toc241492547" w:history="1">
+          <w:hyperlink w:anchor="_Toc241726934" w:history="1">
             <w:r>
               <w:rPr>
                 <w:rStyle w:val="Hyperlink"/>
@@ -1462,7 +1462,7 @@
               <w:rPr>
                 <w:noProof/>
               </w:rPr>
-              <w:instrText xml:space="preserve"> PAGEREF _Toc241492547 \h </w:instrText>
+              <w:instrText xml:space="preserve"> PAGEREF _Toc241726934 \h </w:instrText>
             </w:r>
             <w:r>
               <w:rPr>
@@ -1505,7 +1505,7 @@
               <w14:ligatures w14:val="standardContextual"/>
             </w:rPr>
           </w:pPr>
-          <w:hyperlink w:anchor="_Toc241492548" w:history="1">
+          <w:hyperlink w:anchor="_Toc241726935" w:history="1">
             <w:r>
               <w:rPr>
                 <w:rStyle w:val="Hyperlink"/>
@@ -1529,7 +1529,7 @@
               <w:rPr>
                 <w:noProof/>
               </w:rPr>
-              <w:instrText xml:space="preserve"> PAGEREF _Toc241492548 \h </w:instrText>
+              <w:instrText xml:space="preserve"> PAGEREF _Toc241726935 \h </w:instrText>
             </w:r>
             <w:r>
               <w:rPr>
@@ -1572,7 +1572,7 @@
               <w14:ligatures w14:val="standardContextual"/>
             </w:rPr>
           </w:pPr>
-          <w:hyperlink w:anchor="_Toc241492549" w:history="1">
+          <w:hyperlink w:anchor="_Toc241726936" w:history="1">
             <w:r>
               <w:rPr>
                 <w:rStyle w:val="Hyperlink"/>
@@ -1596,7 +1596,7 @@
               <w:rPr>
                 <w:noProof/>
               </w:rPr>
-              <w:instrText xml:space="preserve"> PAGEREF _Toc241492549 \h </w:instrText>
+              <w:instrText xml:space="preserve"> PAGEREF _Toc241726936 \h </w:instrText>
             </w:r>
             <w:r>
               <w:rPr>
@@ -1639,7 +1639,7 @@
               <w14:ligatures w14:val="standardContextual"/>
             </w:rPr>
           </w:pPr>
-          <w:hyperlink w:anchor="_Toc241492550" w:history="1">
+          <w:hyperlink w:anchor="_Toc241726937" w:history="1">
             <w:r>
               <w:rPr>
                 <w:rStyle w:val="Hyperlink"/>
@@ -1663,7 +1663,7 @@
               <w:rPr>
                 <w:noProof/>
               </w:rPr>
-              <w:instrText xml:space="preserve"> PAGEREF _Toc241492550 \h </w:instrText>
+              <w:instrText xml:space="preserve"> PAGEREF _Toc241726937 \h </w:instrText>
             </w:r>
             <w:r>
               <w:rPr>
@@ -1706,7 +1706,7 @@
               <w14:ligatures w14:val="standardContextual"/>
             </w:rPr>
           </w:pPr>
-          <w:hyperlink w:anchor="_Toc241492551" w:history="1">
+          <w:hyperlink w:anchor="_Toc241726938" w:history="1">
             <w:r>
               <w:rPr>
                 <w:rStyle w:val="Hyperlink"/>
@@ -1730,7 +1730,7 @@
               <w:rPr>
                 <w:noProof/>
               </w:rPr>
-              <w:instrText xml:space="preserve"> PAGEREF _Toc241492551 \h </w:instrText>
+              <w:instrText xml:space="preserve"> PAGEREF _Toc241726938 \h </w:instrText>
             </w:r>
             <w:r>
               <w:rPr>
@@ -1773,7 +1773,7 @@
               <w14:ligatures w14:val="standardContextual"/>
             </w:rPr>
           </w:pPr>
-          <w:hyperlink w:anchor="_Toc241492552" w:history="1">
+          <w:hyperlink w:anchor="_Toc241726939" w:history="1">
             <w:r>
               <w:rPr>
                 <w:rStyle w:val="Hyperlink"/>
@@ -1797,7 +1797,7 @@
               <w:rPr>
                 <w:noProof/>
               </w:rPr>
-              <w:instrText xml:space="preserve"> PAGEREF _Toc241492552 \h </w:instrText>
+              <w:instrText xml:space="preserve"> PAGEREF _Toc241726939 \h </w:instrText>
             </w:r>
             <w:r>
               <w:rPr>
@@ -1840,7 +1840,7 @@
               <w14:ligatures w14:val="standardContextual"/>
             </w:rPr>
           </w:pPr>
-          <w:hyperlink w:anchor="_Toc241492553" w:history="1">
+          <w:hyperlink w:anchor="_Toc241726940" w:history="1">
             <w:r>
               <w:rPr>
                 <w:rStyle w:val="Hyperlink"/>
@@ -1864,7 +1864,7 @@
               <w:rPr>
                 <w:noProof/>
               </w:rPr>
-              <w:instrText xml:space="preserve"> PAGEREF _Toc241492553 \h </w:instrText>
+              <w:instrText xml:space="preserve"> PAGEREF _Toc241726940 \h </w:instrText>
             </w:r>
             <w:r>
               <w:rPr>
@@ -1907,7 +1907,7 @@
               <w14:ligatures w14:val="standardContextual"/>
             </w:rPr>
           </w:pPr>
-          <w:hyperlink w:anchor="_Toc241492554" w:history="1">
+          <w:hyperlink w:anchor="_Toc241726941" w:history="1">
             <w:r>
               <w:rPr>
                 <w:rStyle w:val="Hyperlink"/>
@@ -1931,7 +1931,7 @@
               <w:rPr>
                 <w:noProof/>
               </w:rPr>
-              <w:instrText xml:space="preserve"> PAGEREF _Toc241492554 \h </w:instrText>
+              <w:instrText xml:space="preserve"> PAGEREF _Toc241726941 \h </w:instrText>
             </w:r>
             <w:r>
               <w:rPr>
@@ -1974,7 +1974,7 @@
               <w14:ligatures w14:val="standardContextual"/>
             </w:rPr>
           </w:pPr>
-          <w:hyperlink w:anchor="_Toc241492555" w:history="1">
+          <w:hyperlink w:anchor="_Toc241726942" w:history="1">
             <w:r>
               <w:rPr>
                 <w:rStyle w:val="Hyperlink"/>
@@ -1998,7 +1998,7 @@
               <w:rPr>
                 <w:noProof/>
               </w:rPr>
-              <w:instrText xml:space="preserve"> PAGEREF _Toc241492555 \h </w:instrText>
+              <w:instrText xml:space="preserve"> PAGEREF _Toc241726942 \h </w:instrText>
             </w:r>
             <w:r>
               <w:rPr>
@@ -2041,7 +2041,7 @@
               <w14:ligatures w14:val="standardContextual"/>
             </w:rPr>
           </w:pPr>
-          <w:hyperlink w:anchor="_Toc241492556" w:history="1">
+          <w:hyperlink w:anchor="_Toc241726943" w:history="1">
             <w:r>
               <w:rPr>
                 <w:rStyle w:val="Hyperlink"/>
@@ -2065,7 +2065,7 @@
               <w:rPr>
                 <w:noProof/>
               </w:rPr>
-              <w:instrText xml:space="preserve"> PAGEREF _Toc241492556 \h </w:instrText>
+              <w:instrText xml:space="preserve"> PAGEREF _Toc241726943 \h </w:instrText>
             </w:r>
             <w:r>
               <w:rPr>
@@ -2108,7 +2108,7 @@
               <w14:ligatures w14:val="standardContextual"/>
             </w:rPr>
           </w:pPr>
-          <w:hyperlink w:anchor="_Toc241492557" w:history="1">
+          <w:hyperlink w:anchor="_Toc241726944" w:history="1">
             <w:r>
               <w:rPr>
                 <w:rStyle w:val="Hyperlink"/>
@@ -2132,7 +2132,7 @@
               <w:rPr>
                 <w:noProof/>
               </w:rPr>
-              <w:instrText xml:space="preserve"> PAGEREF _Toc241492557 \h </w:instrText>
+              <w:instrText xml:space="preserve"> PAGEREF _Toc241726944 \h </w:instrText>
             </w:r>
             <w:r>
               <w:rPr>
@@ -2175,7 +2175,7 @@
               <w14:ligatures w14:val="standardContextual"/>
             </w:rPr>
           </w:pPr>
-          <w:hyperlink w:anchor="_Toc241492558" w:history="1">
+          <w:hyperlink w:anchor="_Toc241726945" w:history="1">
             <w:r>
               <w:rPr>
                 <w:rStyle w:val="Hyperlink"/>
@@ -2199,7 +2199,7 @@
               <w:rPr>
                 <w:noProof/>
               </w:rPr>
-              <w:instrText xml:space="preserve"> PAGEREF _Toc241492558 \h </w:instrText>
+              <w:instrText xml:space="preserve"> PAGEREF _Toc241726945 \h </w:instrText>
             </w:r>
             <w:r>
               <w:rPr>
@@ -2242,7 +2242,7 @@
               <w14:ligatures w14:val="standardContextual"/>
             </w:rPr>
           </w:pPr>
-          <w:hyperlink w:anchor="_Toc241492559" w:history="1">
+          <w:hyperlink w:anchor="_Toc241726946" w:history="1">
             <w:r>
               <w:rPr>
                 <w:rStyle w:val="Hyperlink"/>
@@ -2266,7 +2266,7 @@
               <w:rPr>
                 <w:noProof/>
               </w:rPr>
-              <w:instrText xml:space="preserve"> PAGEREF _Toc241492559 \h </w:instrText>
+              <w:instrText xml:space="preserve"> PAGEREF _Toc241726946 \h </w:instrText>
             </w:r>
             <w:r>
               <w:rPr>
@@ -2309,7 +2309,7 @@
               <w14:ligatures w14:val="standardContextual"/>
             </w:rPr>
           </w:pPr>
-          <w:hyperlink w:anchor="_Toc241492560" w:history="1">
+          <w:hyperlink w:anchor="_Toc241726947" w:history="1">
             <w:r>
               <w:rPr>
                 <w:rStyle w:val="Hyperlink"/>
@@ -2333,7 +2333,7 @@
               <w:rPr>
                 <w:noProof/>
               </w:rPr>
-              <w:instrText xml:space="preserve"> PAGEREF _Toc241492560 \h </w:instrText>
+              <w:instrText xml:space="preserve"> PAGEREF _Toc241726947 \h </w:instrText>
             </w:r>
             <w:r>
               <w:rPr>
@@ -2376,7 +2376,7 @@
               <w14:ligatures w14:val="standardContextual"/>
             </w:rPr>
           </w:pPr>
-          <w:hyperlink w:anchor="_Toc241492561" w:history="1">
+          <w:hyperlink w:anchor="_Toc241726948" w:history="1">
             <w:r>
               <w:rPr>
                 <w:rStyle w:val="Hyperlink"/>
@@ -2400,7 +2400,7 @@
               <w:rPr>
                 <w:noProof/>
               </w:rPr>
-              <w:instrText xml:space="preserve"> PAGEREF _Toc241492561 \h </w:instrText>
+              <w:instrText xml:space="preserve"> PAGEREF _Toc241726948 \h </w:instrText>
             </w:r>
             <w:r>
               <w:rPr>
@@ -2443,7 +2443,7 @@
               <w14:ligatures w14:val="standardContextual"/>
             </w:rPr>
           </w:pPr>
-          <w:hyperlink w:anchor="_Toc241492562" w:history="1">
+          <w:hyperlink w:anchor="_Toc241726949" w:history="1">
             <w:r>
               <w:rPr>
                 <w:rStyle w:val="Hyperlink"/>
@@ -2467,7 +2467,7 @@
               <w:rPr>
                 <w:noProof/>
               </w:rPr>
-              <w:instrText xml:space="preserve"> PAGEREF _Toc241492562 \h </w:instrText>
+              <w:instrText xml:space="preserve"> PAGEREF _Toc241726949 \h </w:instrText>
             </w:r>
             <w:r>
               <w:rPr>
@@ -2510,7 +2510,7 @@
               <w14:ligatures w14:val="standardContextual"/>
             </w:rPr>
           </w:pPr>
-          <w:hyperlink w:anchor="_Toc241492563" w:history="1">
+          <w:hyperlink w:anchor="_Toc241726950" w:history="1">
             <w:r>
               <w:rPr>
                 <w:rStyle w:val="Hyperlink"/>
@@ -2534,7 +2534,7 @@
               <w:rPr>
                 <w:noProof/>
               </w:rPr>
-              <w:instrText xml:space="preserve"> PAGEREF _Toc241492563 \h </w:instrText>
+              <w:instrText xml:space="preserve"> PAGEREF _Toc241726950 \h </w:instrText>
             </w:r>
             <w:r>
               <w:rPr>
@@ -2577,7 +2577,7 @@
               <w14:ligatures w14:val="standardContextual"/>
             </w:rPr>
           </w:pPr>
-          <w:hyperlink w:anchor="_Toc241492564" w:history="1">
+          <w:hyperlink w:anchor="_Toc241726951" w:history="1">
             <w:r>
               <w:rPr>
                 <w:rStyle w:val="Hyperlink"/>
@@ -2601,7 +2601,7 @@
               <w:rPr>
                 <w:noProof/>
               </w:rPr>
-              <w:instrText xml:space="preserve"> PAGEREF _Toc241492564 \h </w:instrText>
+              <w:instrText xml:space="preserve"> PAGEREF _Toc241726951 \h </w:instrText>
             </w:r>
             <w:r>
               <w:rPr>
@@ -2644,7 +2644,7 @@
               <w14:ligatures w14:val="standardContextual"/>
             </w:rPr>
           </w:pPr>
-          <w:hyperlink w:anchor="_Toc241492565" w:history="1">
+          <w:hyperlink w:anchor="_Toc241726952" w:history="1">
             <w:r>
               <w:rPr>
                 <w:rStyle w:val="Hyperlink"/>
@@ -2668,7 +2668,7 @@
               <w:rPr>
                 <w:noProof/>
               </w:rPr>
-              <w:instrText xml:space="preserve"> PAGEREF _Toc241492565 \h </w:instrText>
+              <w:instrText xml:space="preserve"> PAGEREF _Toc241726952 \h </w:instrText>
             </w:r>
             <w:r>
               <w:rPr>
@@ -2707,7 +2707,7 @@
         <w:pStyle w:val="Heading1"/>
         <w:pageBreakBefore/>
       </w:pPr>
-      <w:bookmarkStart w:id="0" w:name="_Toc241492534"/>
+      <w:bookmarkStart w:id="0" w:name="_Toc241726921"/>
       <w:r>
         <w:lastRenderedPageBreak/>
         <w:t>1. Your role at a glance</w:t>
@@ -2953,7 +2953,7 @@
         <w:pStyle w:val="Heading1"/>
         <w:pageBreakBefore/>
       </w:pPr>
-      <w:bookmarkStart w:id="1" w:name="_Toc241492535"/>
+      <w:bookmarkStart w:id="1" w:name="_Toc241726922"/>
       <w:r>
         <w:lastRenderedPageBreak/>
         <w:t>2. Signing in and your screens</w:t>
@@ -2964,7 +2964,7 @@
       <w:pPr>
         <w:pStyle w:val="Heading2"/>
       </w:pPr>
-      <w:bookmarkStart w:id="2" w:name="_Toc241492536"/>
+      <w:bookmarkStart w:id="2" w:name="_Toc241726923"/>
       <w:r>
         <w:t>Signing in</w:t>
       </w:r>
@@ -3047,7 +3047,7 @@
           <w:noProof/>
         </w:rPr>
         <w:drawing>
-          <wp:inline distT="0" distB="0" distL="0" distR="0" wp14:anchorId="34BD9DA5" wp14:editId="69559C2E">
+          <wp:inline distT="0" distB="0" distL="0" distR="0" wp14:anchorId="74F023FB" wp14:editId="3BA13943">
             <wp:extent cx="5334000" cy="2333625"/>
             <wp:effectExtent l="0" t="0" r="0" b="0"/>
             <wp:docPr id="1" name="adm_login.jpg" descr="The sign-in screen for all internal staff." title="The sign-in screen for all internal staff."/>
@@ -3214,7 +3214,7 @@
       <w:pPr>
         <w:pStyle w:val="Heading2"/>
       </w:pPr>
-      <w:bookmarkStart w:id="3" w:name="_Toc241492537"/>
+      <w:bookmarkStart w:id="3" w:name="_Toc241726924"/>
       <w:r>
         <w:t>Finding your way around</w:t>
       </w:r>
@@ -3399,7 +3399,7 @@
         </w:rPr>
         <w:lastRenderedPageBreak/>
         <w:drawing>
-          <wp:inline distT="0" distB="0" distL="0" distR="0" wp14:anchorId="1455775E" wp14:editId="2DD0FEC8">
+          <wp:inline distT="0" distB="0" distL="0" distR="0" wp14:anchorId="331E9A87" wp14:editId="381B090E">
             <wp:extent cx="5715000" cy="1876425"/>
             <wp:effectExtent l="0" t="0" r="0" b="0"/>
             <wp:docPr id="2" name="adm_not_your_role.jpg" descr="Opening a screen outside your role (for example from an old bookmark) shows this card instead of the screen." title="Opening a screen outside your role (for example from an old bookmark) shows this card instead of the screen."/>
@@ -3468,7 +3468,7 @@
       <w:pPr>
         <w:pStyle w:val="Heading2"/>
       </w:pPr>
-      <w:bookmarkStart w:id="4" w:name="_Toc241492538"/>
+      <w:bookmarkStart w:id="4" w:name="_Toc241726925"/>
       <w:r>
         <w:t>Your screens</w:t>
       </w:r>
@@ -3743,7 +3743,7 @@
       <w:pPr>
         <w:pStyle w:val="Heading2"/>
       </w:pPr>
-      <w:bookmarkStart w:id="5" w:name="_Toc241492539"/>
+      <w:bookmarkStart w:id="5" w:name="_Toc241726926"/>
       <w:r>
         <w:t>Changing your password</w:t>
       </w:r>
@@ -3826,7 +3826,7 @@
           <w:noProof/>
         </w:rPr>
         <w:drawing>
-          <wp:inline distT="0" distB="0" distL="0" distR="0" wp14:anchorId="45CB09E2" wp14:editId="19470B08">
+          <wp:inline distT="0" distB="0" distL="0" distR="0" wp14:anchorId="00373A07" wp14:editId="61B9CD26">
             <wp:extent cx="5334000" cy="2171700"/>
             <wp:effectExtent l="0" t="0" r="0" b="0"/>
             <wp:docPr id="3" name="adm_account.jpg" descr="Change Password screen." title="Change Password screen."/>
@@ -3914,7 +3914,7 @@
         <w:pStyle w:val="Heading1"/>
         <w:pageBreakBefore/>
       </w:pPr>
-      <w:bookmarkStart w:id="6" w:name="_Toc241492540"/>
+      <w:bookmarkStart w:id="6" w:name="_Toc241726927"/>
       <w:r>
         <w:lastRenderedPageBreak/>
         <w:t>3. Your routine</w:t>
@@ -4490,7 +4490,7 @@
         <w:pStyle w:val="Heading1"/>
         <w:pageBreakBefore/>
       </w:pPr>
-      <w:bookmarkStart w:id="7" w:name="_Toc241492541"/>
+      <w:bookmarkStart w:id="7" w:name="_Toc241726928"/>
       <w:r>
         <w:lastRenderedPageBreak/>
         <w:t>4. Step-by-step tasks</w:t>
@@ -4501,7 +4501,7 @@
       <w:pPr>
         <w:pStyle w:val="Heading2"/>
       </w:pPr>
-      <w:bookmarkStart w:id="8" w:name="_Toc241492542"/>
+      <w:bookmarkStart w:id="8" w:name="_Toc241726929"/>
       <w:r>
         <w:t>4.1 Reading the dashboard</w:t>
       </w:r>
@@ -4518,7 +4518,7 @@
           <w:noProof/>
         </w:rPr>
         <w:drawing>
-          <wp:inline distT="0" distB="0" distL="0" distR="0" wp14:anchorId="557EE2E9" wp14:editId="7FD3D68A">
+          <wp:inline distT="0" distB="0" distL="0" distR="0" wp14:anchorId="300003E6" wp14:editId="0BA24F4C">
             <wp:extent cx="5715000" cy="3571875"/>
             <wp:effectExtent l="0" t="0" r="0" b="0"/>
             <wp:docPr id="4" name="kii_dashboard.jpg" descr="Documents by type and by QA status." title="Documents by type and by QA status."/>
@@ -4587,7 +4587,7 @@
       <w:pPr>
         <w:pStyle w:val="Heading2"/>
       </w:pPr>
-      <w:bookmarkStart w:id="9" w:name="_Toc241492543"/>
+      <w:bookmarkStart w:id="9" w:name="_Toc241726930"/>
       <w:r>
         <w:t>4.2 The fastest way: upload the document (Quick add)</w:t>
       </w:r>
@@ -4646,7 +4646,7 @@
         </w:rPr>
         <w:lastRenderedPageBreak/>
         <w:drawing>
-          <wp:inline distT="0" distB="0" distL="0" distR="0" wp14:anchorId="7CDA5A6D" wp14:editId="5FCBEFD2">
+          <wp:inline distT="0" distB="0" distL="0" distR="0" wp14:anchorId="6CC8C7AF" wp14:editId="6DA183CD">
             <wp:extent cx="5334000" cy="4248150"/>
             <wp:effectExtent l="0" t="0" r="0" b="0"/>
             <wp:docPr id="5" name="doc_new.jpg" descr="New document: upload the file and let the AI do the rest." title="New document: upload the file and let the AI do the rest."/>
@@ -4940,7 +4940,7 @@
       <w:pPr>
         <w:pStyle w:val="Heading2"/>
       </w:pPr>
-      <w:bookmarkStart w:id="10" w:name="_Toc241492544"/>
+      <w:bookmarkStart w:id="10" w:name="_Toc241726931"/>
       <w:r>
         <w:lastRenderedPageBreak/>
         <w:t>4.3 Coding another chapter of the same document (Copy for another chapter)</w:t>
@@ -5021,7 +5021,7 @@
           <w:noProof/>
         </w:rPr>
         <w:drawing>
-          <wp:inline distT="0" distB="0" distL="0" distR="0" wp14:anchorId="2DBC3E9B" wp14:editId="29BA88B1">
+          <wp:inline distT="0" distB="0" distL="0" distR="0" wp14:anchorId="684A39CB" wp14:editId="0298175D">
             <wp:extent cx="5334000" cy="1019175"/>
             <wp:effectExtent l="0" t="0" r="0" b="0"/>
             <wp:docPr id="6" name="doc_copy_chapter.jpg" descr="Copy for another chapter: pages, and an optional title." title="Copy for another chapter: pages, and an optional title."/>
@@ -5260,7 +5260,7 @@
       <w:pPr>
         <w:pStyle w:val="Heading2"/>
       </w:pPr>
-      <w:bookmarkStart w:id="11" w:name="_Toc241492545"/>
+      <w:bookmarkStart w:id="11" w:name="_Toc241726932"/>
       <w:r>
         <w:t>4.4 Adding a document by hand</w:t>
       </w:r>
@@ -5401,7 +5401,7 @@
       <w:pPr>
         <w:pStyle w:val="Heading2"/>
       </w:pPr>
-      <w:bookmarkStart w:id="12" w:name="_Toc241492546"/>
+      <w:bookmarkStart w:id="12" w:name="_Toc241726933"/>
       <w:r>
         <w:t>4.5 Correcting a record's details</w:t>
       </w:r>
@@ -5442,7 +5442,7 @@
         </w:rPr>
         <w:lastRenderedPageBreak/>
         <w:drawing>
-          <wp:inline distT="0" distB="0" distL="0" distR="0" wp14:anchorId="741AB39B" wp14:editId="3F694230">
+          <wp:inline distT="0" distB="0" distL="0" distR="0" wp14:anchorId="1FC4EC81" wp14:editId="60B1E0AA">
             <wp:extent cx="5334000" cy="2038350"/>
             <wp:effectExtent l="0" t="0" r="0" b="0"/>
             <wp:docPr id="7" name="doc_record_details.jpg" descr="Record details: the details the AI filled in, ready to check." title="Record details: the details the AI filled in, ready to check."/>
@@ -5539,7 +5539,7 @@
       <w:pPr>
         <w:pStyle w:val="Heading2"/>
       </w:pPr>
-      <w:bookmarkStart w:id="13" w:name="_Toc241492547"/>
+      <w:bookmarkStart w:id="13" w:name="_Toc241726934"/>
       <w:r>
         <w:t>4.6 Attaching the source file, and removing a wrong one</w:t>
       </w:r>
@@ -5589,7 +5589,7 @@
           <w:noProof/>
         </w:rPr>
         <w:drawing>
-          <wp:inline distT="0" distB="0" distL="0" distR="0" wp14:anchorId="441CEF19" wp14:editId="250D6CBF">
+          <wp:inline distT="0" distB="0" distL="0" distR="0" wp14:anchorId="2304B566" wp14:editId="06AFC327">
             <wp:extent cx="5334000" cy="952500"/>
             <wp:effectExtent l="0" t="0" r="0" b="0"/>
             <wp:docPr id="8" name="doc_source_file.jpg" descr="Source file: the file name, size and date, with Remove file beside it." title="Source file: the file name, size and date, with Remove file beside it."/>
@@ -5802,7 +5802,7 @@
       <w:pPr>
         <w:pStyle w:val="Heading2"/>
       </w:pPr>
-      <w:bookmarkStart w:id="14" w:name="_Toc241492548"/>
+      <w:bookmarkStart w:id="14" w:name="_Toc241726935"/>
       <w:r>
         <w:t>4.7 Assessing and including a document</w:t>
       </w:r>
@@ -5853,7 +5853,7 @@
         </w:rPr>
         <w:lastRenderedPageBreak/>
         <w:drawing>
-          <wp:inline distT="0" distB="0" distL="0" distR="0" wp14:anchorId="0F11ACFD" wp14:editId="342611F8">
+          <wp:inline distT="0" distB="0" distL="0" distR="0" wp14:anchorId="1FDE7262" wp14:editId="33D6CA75">
             <wp:extent cx="5334000" cy="3333750"/>
             <wp:effectExtent l="0" t="0" r="0" b="0"/>
             <wp:docPr id="9" name="doc_register.jpg" descr="Documentary Evidence Corpus." title="Documentary Evidence Corpus."/>
@@ -5962,7 +5962,7 @@
           <w:noProof/>
         </w:rPr>
         <w:drawing>
-          <wp:inline distT="0" distB="0" distL="0" distR="0" wp14:anchorId="338C2971" wp14:editId="231E9F6E">
+          <wp:inline distT="0" distB="0" distL="0" distR="0" wp14:anchorId="5221AE77" wp14:editId="712EDB67">
             <wp:extent cx="5334000" cy="3419475"/>
             <wp:effectExtent l="0" t="0" r="0" b="0"/>
             <wp:docPr id="10" name="doc_detail.jpg" descr="Document record: authenticity, QA status, memo and coding form." title="Document record: authenticity, QA status, memo and coding form."/>
@@ -6125,7 +6125,7 @@
       <w:pPr>
         <w:pStyle w:val="Heading2"/>
       </w:pPr>
-      <w:bookmarkStart w:id="15" w:name="_Toc241492549"/>
+      <w:bookmarkStart w:id="15" w:name="_Toc241726936"/>
       <w:r>
         <w:lastRenderedPageBreak/>
         <w:t>4.8 Coding a document: two ways</w:t>
@@ -6444,7 +6444,7 @@
           <w:noProof/>
         </w:rPr>
         <w:drawing>
-          <wp:inline distT="0" distB="0" distL="0" distR="0" wp14:anchorId="68D70E75" wp14:editId="1D5293FE">
+          <wp:inline distT="0" distB="0" distL="0" distR="0" wp14:anchorId="2DA3E5E5" wp14:editId="03B75631">
             <wp:extent cx="5715000" cy="904875"/>
             <wp:effectExtent l="0" t="0" r="0" b="0"/>
             <wp:docPr id="11" name="doc_coding_buttons.jpg" descr="The Coding panel: Code this document, and Auto-fill." title="The Coding panel: Code this document, and Auto-fill."/>
@@ -6513,7 +6513,7 @@
       <w:pPr>
         <w:pStyle w:val="Heading2"/>
       </w:pPr>
-      <w:bookmarkStart w:id="16" w:name="_Toc241492550"/>
+      <w:bookmarkStart w:id="16" w:name="_Toc241726937"/>
       <w:r>
         <w:t>4.9 Auto-fill: the AI drafts, you review</w:t>
       </w:r>
@@ -6608,7 +6608,7 @@
           <w:noProof/>
         </w:rPr>
         <w:drawing>
-          <wp:inline distT="0" distB="0" distL="0" distR="0" wp14:anchorId="040449EC" wp14:editId="3394A3A0">
+          <wp:inline distT="0" distB="0" distL="0" distR="0" wp14:anchorId="2B723AAB" wp14:editId="584173AF">
             <wp:extent cx="5334000" cy="2667000"/>
             <wp:effectExtent l="0" t="0" r="0" b="0"/>
             <wp:docPr id="12" name="doc_autofill_pages.jpg" descr="A 240-page PDF: enter a page range, or read the whole document in parts." title="A 240-page PDF: enter a page range, or read the whole document in parts."/>
@@ -6708,7 +6708,7 @@
         </w:rPr>
         <w:lastRenderedPageBreak/>
         <w:drawing>
-          <wp:inline distT="0" distB="0" distL="0" distR="0" wp14:anchorId="6855F023" wp14:editId="43EA65B3">
+          <wp:inline distT="0" distB="0" distL="0" distR="0" wp14:anchorId="61FFD7F0" wp14:editId="2F0C0A73">
             <wp:extent cx="5334000" cy="1752600"/>
             <wp:effectExtent l="0" t="0" r="0" b="0"/>
             <wp:docPr id="13" name="doc_autofill_running.jpg" descr="The AI is reading the document." title="The AI is reading the document."/>
@@ -6797,7 +6797,7 @@
           <w:noProof/>
         </w:rPr>
         <w:drawing>
-          <wp:inline distT="0" distB="0" distL="0" distR="0" wp14:anchorId="124C6EF4" wp14:editId="194941D6">
+          <wp:inline distT="0" distB="0" distL="0" distR="0" wp14:anchorId="7BF9A5B5" wp14:editId="3356F8FB">
             <wp:extent cx="5334000" cy="4581525"/>
             <wp:effectExtent l="0" t="0" r="0" b="0"/>
             <wp:docPr id="14" name="doc_autofill_review.jpg" descr="The review screen: the draft, ready to check and edit." title="The review screen: the draft, ready to check and edit."/>
@@ -6887,7 +6887,7 @@
         </w:rPr>
         <w:lastRenderedPageBreak/>
         <w:drawing>
-          <wp:inline distT="0" distB="0" distL="0" distR="0" wp14:anchorId="2A6F7540" wp14:editId="10F1EF2C">
+          <wp:inline distT="0" distB="0" distL="0" distR="0" wp14:anchorId="2A9A8223" wp14:editId="047F4119">
             <wp:extent cx="5334000" cy="3838575"/>
             <wp:effectExtent l="0" t="0" r="0" b="0"/>
             <wp:docPr id="15" name="doc_autofill_section_d.jpg" descr="Section D: ratings and locators, all editable." title="Section D: ratings and locators, all editable."/>
@@ -6976,7 +6976,7 @@
           <w:noProof/>
         </w:rPr>
         <w:drawing>
-          <wp:inline distT="0" distB="0" distL="0" distR="0" wp14:anchorId="2C711313" wp14:editId="08F57A33">
+          <wp:inline distT="0" distB="0" distL="0" distR="0" wp14:anchorId="20F12165" wp14:editId="5D9AD3D7">
             <wp:extent cx="5334000" cy="3838575"/>
             <wp:effectExtent l="0" t="0" r="0" b="0"/>
             <wp:docPr id="16" name="doc_autofill_section_j.jpg" descr="Section J: quantitative metrics." title="Section J: quantitative metrics."/>
@@ -9293,7 +9293,7 @@
       <w:pPr>
         <w:pStyle w:val="Heading2"/>
       </w:pPr>
-      <w:bookmarkStart w:id="17" w:name="_Toc241492551"/>
+      <w:bookmarkStart w:id="17" w:name="_Toc241726938"/>
       <w:r>
         <w:t>4.10 Downloading or emailing completed forms (Form PDFs)</w:t>
       </w:r>
@@ -9333,7 +9333,7 @@
           <w:noProof/>
         </w:rPr>
         <w:drawing>
-          <wp:inline distT="0" distB="0" distL="0" distR="0" wp14:anchorId="4C5DB624" wp14:editId="42216516">
+          <wp:inline distT="0" distB="0" distL="0" distR="0" wp14:anchorId="17BDC922" wp14:editId="66D9D1A6">
             <wp:extent cx="5334000" cy="3333750"/>
             <wp:effectExtent l="0" t="0" r="0" b="0"/>
             <wp:docPr id="17" name="doc_form_pdfs.jpg" descr="Completed document coding forms, with the sync status." title="Completed document coding forms, with the sync status."/>
@@ -9549,7 +9549,7 @@
       <w:pPr>
         <w:pStyle w:val="Heading2"/>
       </w:pPr>
-      <w:bookmarkStart w:id="18" w:name="_Toc241492552"/>
+      <w:bookmarkStart w:id="18" w:name="_Toc241726939"/>
       <w:r>
         <w:lastRenderedPageBreak/>
         <w:t>4.11 Judging authenticity</w:t>
@@ -9649,7 +9649,7 @@
         <w:pStyle w:val="Heading1"/>
         <w:pageBreakBefore/>
       </w:pPr>
-      <w:bookmarkStart w:id="19" w:name="_Toc241492553"/>
+      <w:bookmarkStart w:id="19" w:name="_Toc241726940"/>
       <w:r>
         <w:lastRenderedPageBreak/>
         <w:t>5. Rules you must follow</w:t>
@@ -9800,7 +9800,7 @@
         <w:pStyle w:val="Heading1"/>
         <w:pageBreakBefore/>
       </w:pPr>
-      <w:bookmarkStart w:id="20" w:name="_Toc241492554"/>
+      <w:bookmarkStart w:id="20" w:name="_Toc241726941"/>
       <w:r>
         <w:lastRenderedPageBreak/>
         <w:t>6. Troubleshooting</w:t>
@@ -11167,7 +11167,7 @@
         <w:pStyle w:val="Heading1"/>
         <w:pageBreakBefore/>
       </w:pPr>
-      <w:bookmarkStart w:id="21" w:name="_Toc241492555"/>
+      <w:bookmarkStart w:id="21" w:name="_Toc241726942"/>
       <w:r>
         <w:lastRenderedPageBreak/>
         <w:t>7. Quick reference</w:t>
@@ -11686,7 +11686,7 @@
         <w:pStyle w:val="Heading1"/>
         <w:pageBreakBefore/>
       </w:pPr>
-      <w:bookmarkStart w:id="22" w:name="_Toc241492556"/>
+      <w:bookmarkStart w:id="22" w:name="_Toc241726943"/>
       <w:r>
         <w:lastRenderedPageBreak/>
         <w:t>8. Every screen and button for your role</w:t>
@@ -11800,7 +11800,7 @@
       <w:pPr>
         <w:pStyle w:val="Heading2"/>
       </w:pPr>
-      <w:bookmarkStart w:id="23" w:name="_Toc241492557"/>
+      <w:bookmarkStart w:id="23" w:name="_Toc241726944"/>
       <w:r>
         <w:t>8.1 Sign in</w:t>
       </w:r>
@@ -12313,7 +12313,7 @@
       <w:pPr>
         <w:pStyle w:val="Heading2"/>
       </w:pPr>
-      <w:bookmarkStart w:id="24" w:name="_Toc241492558"/>
+      <w:bookmarkStart w:id="24" w:name="_Toc241726945"/>
       <w:r>
         <w:t>8.2 The header and menu bar (every screen)</w:t>
       </w:r>
@@ -13037,7 +13037,7 @@
       <w:pPr>
         <w:pStyle w:val="Heading2"/>
       </w:pPr>
-      <w:bookmarkStart w:id="25" w:name="_Toc241492559"/>
+      <w:bookmarkStart w:id="25" w:name="_Toc241726946"/>
       <w:r>
         <w:t>8.3 Change Password</w:t>
       </w:r>
@@ -13657,7 +13657,7 @@
       <w:pPr>
         <w:pStyle w:val="Heading2"/>
       </w:pPr>
-      <w:bookmarkStart w:id="26" w:name="_Toc241492560"/>
+      <w:bookmarkStart w:id="26" w:name="_Toc241726947"/>
       <w:r>
         <w:t>8.4 KII / Document Dashboard</w:t>
       </w:r>
@@ -14067,7 +14067,7 @@
       <w:pPr>
         <w:pStyle w:val="Heading2"/>
       </w:pPr>
-      <w:bookmarkStart w:id="27" w:name="_Toc241492561"/>
+      <w:bookmarkStart w:id="27" w:name="_Toc241726948"/>
       <w:r>
         <w:lastRenderedPageBreak/>
         <w:t>8.5 Documents (the corpus)</w:t>
@@ -14688,7 +14688,7 @@
       <w:pPr>
         <w:pStyle w:val="Heading2"/>
       </w:pPr>
-      <w:bookmarkStart w:id="28" w:name="_Toc241492562"/>
+      <w:bookmarkStart w:id="28" w:name="_Toc241726949"/>
       <w:r>
         <w:t>8.6 New Documentary Evidence Record</w:t>
       </w:r>
@@ -15519,7 +15519,7 @@
       <w:pPr>
         <w:pStyle w:val="Heading2"/>
       </w:pPr>
-      <w:bookmarkStart w:id="29" w:name="_Toc241492563"/>
+      <w:bookmarkStart w:id="29" w:name="_Toc241726950"/>
       <w:r>
         <w:t>8.7 Document record</w:t>
       </w:r>
@@ -16873,7 +16873,7 @@
       <w:pPr>
         <w:pStyle w:val="Heading2"/>
       </w:pPr>
-      <w:bookmarkStart w:id="30" w:name="_Toc241492564"/>
+      <w:bookmarkStart w:id="30" w:name="_Toc241726951"/>
       <w:r>
         <w:t>8.8 Auto-fill review screen</w:t>
       </w:r>
@@ -17914,7 +17914,7 @@
       <w:pPr>
         <w:pStyle w:val="Heading2"/>
       </w:pPr>
-      <w:bookmarkStart w:id="31" w:name="_Toc241492565"/>
+      <w:bookmarkStart w:id="31" w:name="_Toc241726952"/>
       <w:r>
         <w:t>8.9 Completed forms (Form PDFs)</w:t>
       </w:r>
@@ -18796,7 +18796,7 @@
         <w:sz w:val="16"/>
         <w:szCs w:val="16"/>
       </w:rPr>
-      <w:t>Version 1.12 · 28 September 2026</w:t>
+      <w:t>Version 1.13 · 1 October 2026</w:t>
     </w:r>
     <w:r>
       <w:rPr>
@@ -18969,10 +18969,10 @@
 <file path=word/numbering.xml><?xml version="1.0" encoding="utf-8"?>
 <w:numbering xmlns:wpc="http://schemas.microsoft.com/office/word/2010/wordprocessingCanvas" xmlns:cx="http://schemas.microsoft.com/office/drawing/2014/chartex" xmlns:cx1="http://schemas.microsoft.com/office/drawing/2015/9/8/chartex" xmlns:cx2="http://schemas.microsoft.com/office/drawing/2015/10/21/chartex" xmlns:cx3="http://schemas.microsoft.com/office/drawing/2016/5/9/chartex" xmlns:cx4="http://schemas.microsoft.com/office/drawing/2016/5/10/chartex" xmlns:cx5="http://schemas.microsoft.com/office/drawing/2016/5/11/chartex" xmlns:cx6="http://schemas.microsoft.com/office/drawing/2016/5/12/chartex" xmlns:cx7="http://schemas.microsoft.com/office/drawing/2016/5/13/chartex" xmlns:cx8="http://schemas.microsoft.com/office/drawing/2016/5/14/chartex" xmlns:mc="http://schemas.openxmlformats.org/markup-compatibility/2006" xmlns:aink="http://schemas.microsoft.com/office/drawing/2016/ink" xmlns:am3d="http://schemas.microsoft.com/office/drawing/2017/model3d" xmlns:o="urn:schemas-microsoft-com:office:office" xmlns:oel="http://schemas.microsoft.com/office/2019/extlst" xmlns:r="http://schemas.openxmlformats.org/officeDocument/2006/relationships" xmlns:m="http://schemas.openxmlformats.org/officeDocument/2006/math" xmlns:v="urn:schemas-microsoft-com:vml" xmlns:wp14="http://schemas.microsoft.com/office/word/2010/wordprocessingDrawing" xmlns:wp="http://schemas.openxmlformats.org/drawingml/2006/wordprocessingDrawing" xmlns:w10="urn:schemas-microsoft-com:office:word" xmlns:w="http://schemas.openxmlformats.org/wordprocessingml/2006/main" xmlns:w14="http://schemas.microsoft.com/office/word/2010/wordml" xmlns:w15="http://schemas.microsoft.com/office/word/2012/wordml" xmlns:w16cex="http://schemas.microsoft.com/office/word/2018/wordml/cex" xmlns:w16cid="http://schemas.microsoft.com/office/word/2016/wordml/cid" xmlns:w16="http://schemas.microsoft.com/office/word/2018/wordml" xmlns:w16sdtdh="http://schemas.microsoft.com/office/word/2020/wordml/sdtdatahash" xmlns:w16se="http://schemas.microsoft.com/office/word/2015/wordml/symex" xmlns:wpg="http://schemas.microsoft.com/office/word/2010/wordprocessingGroup" xmlns:wpi="http://schemas.microsoft.com/office/word/2010/wordprocessingInk" xmlns:wne="http://schemas.microsoft.com/office/word/2006/wordml" xmlns:wps="http://schemas.microsoft.com/office/word/2010/wordprocessingShape" mc:Ignorable="w14 w15 w16se w16cid w16 w16cex w16sdtdh wp14">
   <w:abstractNum w:abstractNumId="0" w15:restartNumberingAfterBreak="0">
-    <w:nsid w:val="104F5DBC"/>
+    <w:nsid w:val="0313265E"/>
     <w:multiLevelType w:val="hybridMultilevel"/>
-    <w:tmpl w:val="7CA063B0"/>
-    <w:lvl w:ilvl="0" w:tplc="B83EC326">
+    <w:tmpl w:val="5F5E30C8"/>
+    <w:lvl w:ilvl="0" w:tplc="C1A46D20">
       <w:start w:val="1"/>
       <w:numFmt w:val="decimal"/>
       <w:lvlText w:val="%1."/>
@@ -18986,52 +18986,110 @@
         <w:color w:val="A67C27"/>
       </w:rPr>
     </w:lvl>
-    <w:lvl w:ilvl="1" w:tplc="FF24C240">
+    <w:lvl w:ilvl="1" w:tplc="DF543C42">
       <w:numFmt w:val="decimal"/>
       <w:lvlText w:val=""/>
       <w:lvlJc w:val="left"/>
     </w:lvl>
-    <w:lvl w:ilvl="2" w:tplc="C4A69E4E">
+    <w:lvl w:ilvl="2" w:tplc="25AECCD6">
       <w:numFmt w:val="decimal"/>
       <w:lvlText w:val=""/>
       <w:lvlJc w:val="left"/>
     </w:lvl>
-    <w:lvl w:ilvl="3" w:tplc="9648C074">
+    <w:lvl w:ilvl="3" w:tplc="B9A0C310">
       <w:numFmt w:val="decimal"/>
       <w:lvlText w:val=""/>
       <w:lvlJc w:val="left"/>
     </w:lvl>
-    <w:lvl w:ilvl="4" w:tplc="CC883ACC">
+    <w:lvl w:ilvl="4" w:tplc="C540CE08">
       <w:numFmt w:val="decimal"/>
       <w:lvlText w:val=""/>
       <w:lvlJc w:val="left"/>
     </w:lvl>
-    <w:lvl w:ilvl="5" w:tplc="F74A8FFA">
+    <w:lvl w:ilvl="5" w:tplc="B8AADFEE">
       <w:numFmt w:val="decimal"/>
       <w:lvlText w:val=""/>
       <w:lvlJc w:val="left"/>
     </w:lvl>
-    <w:lvl w:ilvl="6" w:tplc="0B40ECD6">
+    <w:lvl w:ilvl="6" w:tplc="2B1A05FC">
       <w:numFmt w:val="decimal"/>
       <w:lvlText w:val=""/>
       <w:lvlJc w:val="left"/>
     </w:lvl>
-    <w:lvl w:ilvl="7" w:tplc="83108E02">
+    <w:lvl w:ilvl="7" w:tplc="DC0EC23C">
       <w:numFmt w:val="decimal"/>
       <w:lvlText w:val=""/>
       <w:lvlJc w:val="left"/>
     </w:lvl>
-    <w:lvl w:ilvl="8" w:tplc="4F0038CA">
+    <w:lvl w:ilvl="8" w:tplc="1BC80B3E">
       <w:numFmt w:val="decimal"/>
       <w:lvlText w:val=""/>
       <w:lvlJc w:val="left"/>
     </w:lvl>
   </w:abstractNum>
   <w:abstractNum w:abstractNumId="1" w15:restartNumberingAfterBreak="0">
-    <w:nsid w:val="109A22F0"/>
+    <w:nsid w:val="0D720523"/>
     <w:multiLevelType w:val="hybridMultilevel"/>
-    <w:tmpl w:val="1D64DC62"/>
-    <w:lvl w:ilvl="0" w:tplc="57548320">
+    <w:tmpl w:val="7E3C3CBE"/>
+    <w:lvl w:ilvl="0" w:tplc="C1F8DF40">
+      <w:start w:val="1"/>
+      <w:numFmt w:val="bullet"/>
+      <w:lvlText w:val="•"/>
+      <w:lvlJc w:val="left"/>
+      <w:pPr>
+        <w:ind w:left="460" w:hanging="280"/>
+      </w:pPr>
+    </w:lvl>
+    <w:lvl w:ilvl="1" w:tplc="235255E6">
+      <w:start w:val="1"/>
+      <w:numFmt w:val="bullet"/>
+      <w:lvlText w:val="–"/>
+      <w:lvlJc w:val="left"/>
+      <w:pPr>
+        <w:ind w:left="900" w:hanging="280"/>
+      </w:pPr>
+    </w:lvl>
+    <w:lvl w:ilvl="2" w:tplc="BC52343C">
+      <w:numFmt w:val="decimal"/>
+      <w:lvlText w:val=""/>
+      <w:lvlJc w:val="left"/>
+    </w:lvl>
+    <w:lvl w:ilvl="3" w:tplc="4D7045A6">
+      <w:numFmt w:val="decimal"/>
+      <w:lvlText w:val=""/>
+      <w:lvlJc w:val="left"/>
+    </w:lvl>
+    <w:lvl w:ilvl="4" w:tplc="8690C182">
+      <w:numFmt w:val="decimal"/>
+      <w:lvlText w:val=""/>
+      <w:lvlJc w:val="left"/>
+    </w:lvl>
+    <w:lvl w:ilvl="5" w:tplc="52528200">
+      <w:numFmt w:val="decimal"/>
+      <w:lvlText w:val=""/>
+      <w:lvlJc w:val="left"/>
+    </w:lvl>
+    <w:lvl w:ilvl="6" w:tplc="AC4C81E6">
+      <w:numFmt w:val="decimal"/>
+      <w:lvlText w:val=""/>
+      <w:lvlJc w:val="left"/>
+    </w:lvl>
+    <w:lvl w:ilvl="7" w:tplc="EB526D34">
+      <w:numFmt w:val="decimal"/>
+      <w:lvlText w:val=""/>
+      <w:lvlJc w:val="left"/>
+    </w:lvl>
+    <w:lvl w:ilvl="8" w:tplc="FD7052D4">
+      <w:numFmt w:val="decimal"/>
+      <w:lvlText w:val=""/>
+      <w:lvlJc w:val="left"/>
+    </w:lvl>
+  </w:abstractNum>
+  <w:abstractNum w:abstractNumId="2" w15:restartNumberingAfterBreak="0">
+    <w:nsid w:val="14040022"/>
+    <w:multiLevelType w:val="hybridMultilevel"/>
+    <w:tmpl w:val="A4166212"/>
+    <w:lvl w:ilvl="0" w:tplc="CB3E947E">
       <w:start w:val="1"/>
       <w:numFmt w:val="decimal"/>
       <w:lvlText w:val="%1."/>
@@ -19045,52 +19103,138 @@
         <w:color w:val="A67C27"/>
       </w:rPr>
     </w:lvl>
-    <w:lvl w:ilvl="1" w:tplc="F4727B22">
+    <w:lvl w:ilvl="1" w:tplc="51300378">
       <w:numFmt w:val="decimal"/>
       <w:lvlText w:val=""/>
       <w:lvlJc w:val="left"/>
     </w:lvl>
-    <w:lvl w:ilvl="2" w:tplc="69C66056">
+    <w:lvl w:ilvl="2" w:tplc="5CC0B33E">
       <w:numFmt w:val="decimal"/>
       <w:lvlText w:val=""/>
       <w:lvlJc w:val="left"/>
     </w:lvl>
-    <w:lvl w:ilvl="3" w:tplc="1A3E10F4">
+    <w:lvl w:ilvl="3" w:tplc="EA58C820">
       <w:numFmt w:val="decimal"/>
       <w:lvlText w:val=""/>
       <w:lvlJc w:val="left"/>
     </w:lvl>
-    <w:lvl w:ilvl="4" w:tplc="AB0438D0">
+    <w:lvl w:ilvl="4" w:tplc="01F8BE64">
       <w:numFmt w:val="decimal"/>
       <w:lvlText w:val=""/>
       <w:lvlJc w:val="left"/>
     </w:lvl>
-    <w:lvl w:ilvl="5" w:tplc="CBA6484E">
+    <w:lvl w:ilvl="5" w:tplc="A91AFD46">
       <w:numFmt w:val="decimal"/>
       <w:lvlText w:val=""/>
       <w:lvlJc w:val="left"/>
     </w:lvl>
-    <w:lvl w:ilvl="6" w:tplc="4ACE2A16">
+    <w:lvl w:ilvl="6" w:tplc="0010A43E">
       <w:numFmt w:val="decimal"/>
       <w:lvlText w:val=""/>
       <w:lvlJc w:val="left"/>
     </w:lvl>
-    <w:lvl w:ilvl="7" w:tplc="E656FDBC">
+    <w:lvl w:ilvl="7" w:tplc="6A8E3AAA">
       <w:numFmt w:val="decimal"/>
       <w:lvlText w:val=""/>
       <w:lvlJc w:val="left"/>
     </w:lvl>
-    <w:lvl w:ilvl="8" w:tplc="A23C45CE">
+    <w:lvl w:ilvl="8" w:tplc="FAC4F0EE">
       <w:numFmt w:val="decimal"/>
       <w:lvlText w:val=""/>
       <w:lvlJc w:val="left"/>
     </w:lvl>
   </w:abstractNum>
-  <w:abstractNum w:abstractNumId="2" w15:restartNumberingAfterBreak="0">
-    <w:nsid w:val="2BAD5152"/>
+  <w:abstractNum w:abstractNumId="3" w15:restartNumberingAfterBreak="0">
+    <w:nsid w:val="2E47221B"/>
     <w:multiLevelType w:val="hybridMultilevel"/>
-    <w:tmpl w:val="DD7ED42E"/>
-    <w:lvl w:ilvl="0" w:tplc="A74204AA">
+    <w:tmpl w:val="50869C8C"/>
+    <w:lvl w:ilvl="0" w:tplc="3E48C8FE">
+      <w:start w:val="1"/>
+      <w:numFmt w:val="bullet"/>
+      <w:lvlText w:val="●"/>
+      <w:lvlJc w:val="left"/>
+      <w:pPr>
+        <w:ind w:left="720" w:hanging="360"/>
+      </w:pPr>
+    </w:lvl>
+    <w:lvl w:ilvl="1" w:tplc="58DAF742">
+      <w:start w:val="1"/>
+      <w:numFmt w:val="bullet"/>
+      <w:lvlText w:val="○"/>
+      <w:lvlJc w:val="left"/>
+      <w:pPr>
+        <w:ind w:left="1440" w:hanging="360"/>
+      </w:pPr>
+    </w:lvl>
+    <w:lvl w:ilvl="2" w:tplc="295C298E">
+      <w:start w:val="1"/>
+      <w:numFmt w:val="bullet"/>
+      <w:lvlText w:val="■"/>
+      <w:lvlJc w:val="left"/>
+      <w:pPr>
+        <w:ind w:left="2160" w:hanging="360"/>
+      </w:pPr>
+    </w:lvl>
+    <w:lvl w:ilvl="3" w:tplc="8ACADC16">
+      <w:start w:val="1"/>
+      <w:numFmt w:val="bullet"/>
+      <w:lvlText w:val="●"/>
+      <w:lvlJc w:val="left"/>
+      <w:pPr>
+        <w:ind w:left="2880" w:hanging="360"/>
+      </w:pPr>
+    </w:lvl>
+    <w:lvl w:ilvl="4" w:tplc="D17AEFE0">
+      <w:start w:val="1"/>
+      <w:numFmt w:val="bullet"/>
+      <w:lvlText w:val="○"/>
+      <w:lvlJc w:val="left"/>
+      <w:pPr>
+        <w:ind w:left="3600" w:hanging="360"/>
+      </w:pPr>
+    </w:lvl>
+    <w:lvl w:ilvl="5" w:tplc="16E49B7E">
+      <w:start w:val="1"/>
+      <w:numFmt w:val="bullet"/>
+      <w:lvlText w:val="■"/>
+      <w:lvlJc w:val="left"/>
+      <w:pPr>
+        <w:ind w:left="4320" w:hanging="360"/>
+      </w:pPr>
+    </w:lvl>
+    <w:lvl w:ilvl="6" w:tplc="ABF68A26">
+      <w:start w:val="1"/>
+      <w:numFmt w:val="bullet"/>
+      <w:lvlText w:val="●"/>
+      <w:lvlJc w:val="left"/>
+      <w:pPr>
+        <w:ind w:left="5040" w:hanging="360"/>
+      </w:pPr>
+    </w:lvl>
+    <w:lvl w:ilvl="7" w:tplc="6CC6813E">
+      <w:start w:val="1"/>
+      <w:numFmt w:val="bullet"/>
+      <w:lvlText w:val="●"/>
+      <w:lvlJc w:val="left"/>
+      <w:pPr>
+        <w:ind w:left="5760" w:hanging="360"/>
+      </w:pPr>
+    </w:lvl>
+    <w:lvl w:ilvl="8" w:tplc="C038CC02">
+      <w:start w:val="1"/>
+      <w:numFmt w:val="bullet"/>
+      <w:lvlText w:val="●"/>
+      <w:lvlJc w:val="left"/>
+      <w:pPr>
+        <w:ind w:left="6480" w:hanging="360"/>
+      </w:pPr>
+    </w:lvl>
+  </w:abstractNum>
+  <w:abstractNum w:abstractNumId="4" w15:restartNumberingAfterBreak="0">
+    <w:nsid w:val="3A865E86"/>
+    <w:multiLevelType w:val="hybridMultilevel"/>
+    <w:tmpl w:val="EB48E4CA"/>
+    <w:lvl w:ilvl="0" w:tplc="989C1266">
       <w:start w:val="1"/>
       <w:numFmt w:val="decimal"/>
       <w:lvlText w:val="%1."/>
@@ -19104,196 +19248,52 @@
         <w:color w:val="A67C27"/>
       </w:rPr>
     </w:lvl>
-    <w:lvl w:ilvl="1" w:tplc="44689D04">
+    <w:lvl w:ilvl="1" w:tplc="1E4E1324">
       <w:numFmt w:val="decimal"/>
       <w:lvlText w:val=""/>
       <w:lvlJc w:val="left"/>
     </w:lvl>
-    <w:lvl w:ilvl="2" w:tplc="22465518">
+    <w:lvl w:ilvl="2" w:tplc="9F2C008E">
       <w:numFmt w:val="decimal"/>
       <w:lvlText w:val=""/>
       <w:lvlJc w:val="left"/>
     </w:lvl>
-    <w:lvl w:ilvl="3" w:tplc="CD720422">
+    <w:lvl w:ilvl="3" w:tplc="959870B2">
       <w:numFmt w:val="decimal"/>
       <w:lvlText w:val=""/>
       <w:lvlJc w:val="left"/>
     </w:lvl>
-    <w:lvl w:ilvl="4" w:tplc="0252451C">
+    <w:lvl w:ilvl="4" w:tplc="F97CC39C">
       <w:numFmt w:val="decimal"/>
       <w:lvlText w:val=""/>
       <w:lvlJc w:val="left"/>
     </w:lvl>
-    <w:lvl w:ilvl="5" w:tplc="B0CAD8C2">
+    <w:lvl w:ilvl="5" w:tplc="C58ADA28">
       <w:numFmt w:val="decimal"/>
       <w:lvlText w:val=""/>
       <w:lvlJc w:val="left"/>
     </w:lvl>
-    <w:lvl w:ilvl="6" w:tplc="4762F578">
+    <w:lvl w:ilvl="6" w:tplc="B43291E4">
       <w:numFmt w:val="decimal"/>
       <w:lvlText w:val=""/>
       <w:lvlJc w:val="left"/>
     </w:lvl>
-    <w:lvl w:ilvl="7" w:tplc="B0AE8B3C">
+    <w:lvl w:ilvl="7" w:tplc="7CD43314">
       <w:numFmt w:val="decimal"/>
       <w:lvlText w:val=""/>
       <w:lvlJc w:val="left"/>
     </w:lvl>
-    <w:lvl w:ilvl="8" w:tplc="2598812C">
-      <w:numFmt w:val="decimal"/>
-      <w:lvlText w:val=""/>
-      <w:lvlJc w:val="left"/>
-    </w:lvl>
-  </w:abstractNum>
-  <w:abstractNum w:abstractNumId="3" w15:restartNumberingAfterBreak="0">
-    <w:nsid w:val="2D611284"/>
-    <w:multiLevelType w:val="hybridMultilevel"/>
-    <w:tmpl w:val="F2AAF9B8"/>
-    <w:lvl w:ilvl="0" w:tplc="91944BE0">
-      <w:start w:val="1"/>
-      <w:numFmt w:val="bullet"/>
-      <w:lvlText w:val="●"/>
-      <w:lvlJc w:val="left"/>
-      <w:pPr>
-        <w:ind w:left="720" w:hanging="360"/>
-      </w:pPr>
-    </w:lvl>
-    <w:lvl w:ilvl="1" w:tplc="53A41200">
-      <w:start w:val="1"/>
-      <w:numFmt w:val="bullet"/>
-      <w:lvlText w:val="○"/>
-      <w:lvlJc w:val="left"/>
-      <w:pPr>
-        <w:ind w:left="1440" w:hanging="360"/>
-      </w:pPr>
-    </w:lvl>
-    <w:lvl w:ilvl="2" w:tplc="FFF62DDA">
-      <w:start w:val="1"/>
-      <w:numFmt w:val="bullet"/>
-      <w:lvlText w:val="■"/>
-      <w:lvlJc w:val="left"/>
-      <w:pPr>
-        <w:ind w:left="2160" w:hanging="360"/>
-      </w:pPr>
-    </w:lvl>
-    <w:lvl w:ilvl="3" w:tplc="884688D0">
-      <w:start w:val="1"/>
-      <w:numFmt w:val="bullet"/>
-      <w:lvlText w:val="●"/>
-      <w:lvlJc w:val="left"/>
-      <w:pPr>
-        <w:ind w:left="2880" w:hanging="360"/>
-      </w:pPr>
-    </w:lvl>
-    <w:lvl w:ilvl="4" w:tplc="1604E464">
-      <w:start w:val="1"/>
-      <w:numFmt w:val="bullet"/>
-      <w:lvlText w:val="○"/>
-      <w:lvlJc w:val="left"/>
-      <w:pPr>
-        <w:ind w:left="3600" w:hanging="360"/>
-      </w:pPr>
-    </w:lvl>
-    <w:lvl w:ilvl="5" w:tplc="889AFCDA">
-      <w:start w:val="1"/>
-      <w:numFmt w:val="bullet"/>
-      <w:lvlText w:val="■"/>
-      <w:lvlJc w:val="left"/>
-      <w:pPr>
-        <w:ind w:left="4320" w:hanging="360"/>
-      </w:pPr>
-    </w:lvl>
-    <w:lvl w:ilvl="6" w:tplc="FEC46FC4">
-      <w:start w:val="1"/>
-      <w:numFmt w:val="bullet"/>
-      <w:lvlText w:val="●"/>
-      <w:lvlJc w:val="left"/>
-      <w:pPr>
-        <w:ind w:left="5040" w:hanging="360"/>
-      </w:pPr>
-    </w:lvl>
-    <w:lvl w:ilvl="7" w:tplc="2ABCCD08">
-      <w:start w:val="1"/>
-      <w:numFmt w:val="bullet"/>
-      <w:lvlText w:val="●"/>
-      <w:lvlJc w:val="left"/>
-      <w:pPr>
-        <w:ind w:left="5760" w:hanging="360"/>
-      </w:pPr>
-    </w:lvl>
-    <w:lvl w:ilvl="8" w:tplc="59BA9C00">
-      <w:start w:val="1"/>
-      <w:numFmt w:val="bullet"/>
-      <w:lvlText w:val="●"/>
-      <w:lvlJc w:val="left"/>
-      <w:pPr>
-        <w:ind w:left="6480" w:hanging="360"/>
-      </w:pPr>
-    </w:lvl>
-  </w:abstractNum>
-  <w:abstractNum w:abstractNumId="4" w15:restartNumberingAfterBreak="0">
-    <w:nsid w:val="4A160161"/>
-    <w:multiLevelType w:val="hybridMultilevel"/>
-    <w:tmpl w:val="0A82A06C"/>
-    <w:lvl w:ilvl="0" w:tplc="D188F380">
-      <w:start w:val="1"/>
-      <w:numFmt w:val="bullet"/>
-      <w:lvlText w:val="•"/>
-      <w:lvlJc w:val="left"/>
-      <w:pPr>
-        <w:ind w:left="460" w:hanging="280"/>
-      </w:pPr>
-    </w:lvl>
-    <w:lvl w:ilvl="1" w:tplc="147075BA">
-      <w:start w:val="1"/>
-      <w:numFmt w:val="bullet"/>
-      <w:lvlText w:val="–"/>
-      <w:lvlJc w:val="left"/>
-      <w:pPr>
-        <w:ind w:left="900" w:hanging="280"/>
-      </w:pPr>
-    </w:lvl>
-    <w:lvl w:ilvl="2" w:tplc="E9FC11A8">
-      <w:numFmt w:val="decimal"/>
-      <w:lvlText w:val=""/>
-      <w:lvlJc w:val="left"/>
-    </w:lvl>
-    <w:lvl w:ilvl="3" w:tplc="D4242212">
-      <w:numFmt w:val="decimal"/>
-      <w:lvlText w:val=""/>
-      <w:lvlJc w:val="left"/>
-    </w:lvl>
-    <w:lvl w:ilvl="4" w:tplc="5FBAD2D0">
-      <w:numFmt w:val="decimal"/>
-      <w:lvlText w:val=""/>
-      <w:lvlJc w:val="left"/>
-    </w:lvl>
-    <w:lvl w:ilvl="5" w:tplc="2C1C9D22">
-      <w:numFmt w:val="decimal"/>
-      <w:lvlText w:val=""/>
-      <w:lvlJc w:val="left"/>
-    </w:lvl>
-    <w:lvl w:ilvl="6" w:tplc="B6F0AEB4">
-      <w:numFmt w:val="decimal"/>
-      <w:lvlText w:val=""/>
-      <w:lvlJc w:val="left"/>
-    </w:lvl>
-    <w:lvl w:ilvl="7" w:tplc="B31A6B8C">
-      <w:numFmt w:val="decimal"/>
-      <w:lvlText w:val=""/>
-      <w:lvlJc w:val="left"/>
-    </w:lvl>
-    <w:lvl w:ilvl="8" w:tplc="31329782">
+    <w:lvl w:ilvl="8" w:tplc="E25EB946">
       <w:numFmt w:val="decimal"/>
       <w:lvlText w:val=""/>
       <w:lvlJc w:val="left"/>
     </w:lvl>
   </w:abstractNum>
   <w:abstractNum w:abstractNumId="5" w15:restartNumberingAfterBreak="0">
-    <w:nsid w:val="55305924"/>
+    <w:nsid w:val="3C304896"/>
     <w:multiLevelType w:val="hybridMultilevel"/>
-    <w:tmpl w:val="04523DDA"/>
-    <w:lvl w:ilvl="0" w:tplc="64708970">
+    <w:tmpl w:val="C53E729C"/>
+    <w:lvl w:ilvl="0" w:tplc="6CD47E2C">
       <w:start w:val="1"/>
       <w:numFmt w:val="decimal"/>
       <w:lvlText w:val="%1."/>
@@ -19307,52 +19307,52 @@
         <w:color w:val="A67C27"/>
       </w:rPr>
     </w:lvl>
-    <w:lvl w:ilvl="1" w:tplc="1F08E378">
+    <w:lvl w:ilvl="1" w:tplc="C5CE1E26">
       <w:numFmt w:val="decimal"/>
       <w:lvlText w:val=""/>
       <w:lvlJc w:val="left"/>
     </w:lvl>
-    <w:lvl w:ilvl="2" w:tplc="22BE1E58">
+    <w:lvl w:ilvl="2" w:tplc="E4E0E4D4">
       <w:numFmt w:val="decimal"/>
       <w:lvlText w:val=""/>
       <w:lvlJc w:val="left"/>
     </w:lvl>
-    <w:lvl w:ilvl="3" w:tplc="73528DF8">
+    <w:lvl w:ilvl="3" w:tplc="150CB080">
       <w:numFmt w:val="decimal"/>
       <w:lvlText w:val=""/>
       <w:lvlJc w:val="left"/>
     </w:lvl>
-    <w:lvl w:ilvl="4" w:tplc="F8322236">
+    <w:lvl w:ilvl="4" w:tplc="9C62CFFC">
       <w:numFmt w:val="decimal"/>
       <w:lvlText w:val=""/>
       <w:lvlJc w:val="left"/>
     </w:lvl>
-    <w:lvl w:ilvl="5" w:tplc="F0B29C9E">
+    <w:lvl w:ilvl="5" w:tplc="7110DDC6">
       <w:numFmt w:val="decimal"/>
       <w:lvlText w:val=""/>
       <w:lvlJc w:val="left"/>
     </w:lvl>
-    <w:lvl w:ilvl="6" w:tplc="DB68C1F2">
+    <w:lvl w:ilvl="6" w:tplc="B1DE3A76">
       <w:numFmt w:val="decimal"/>
       <w:lvlText w:val=""/>
       <w:lvlJc w:val="left"/>
     </w:lvl>
-    <w:lvl w:ilvl="7" w:tplc="E58E2C9C">
+    <w:lvl w:ilvl="7" w:tplc="2D0816F6">
       <w:numFmt w:val="decimal"/>
       <w:lvlText w:val=""/>
       <w:lvlJc w:val="left"/>
     </w:lvl>
-    <w:lvl w:ilvl="8" w:tplc="AD90F370">
+    <w:lvl w:ilvl="8" w:tplc="59848E0C">
       <w:numFmt w:val="decimal"/>
       <w:lvlText w:val=""/>
       <w:lvlJc w:val="left"/>
     </w:lvl>
   </w:abstractNum>
   <w:abstractNum w:abstractNumId="6" w15:restartNumberingAfterBreak="0">
-    <w:nsid w:val="63516E76"/>
+    <w:nsid w:val="5F521A62"/>
     <w:multiLevelType w:val="hybridMultilevel"/>
-    <w:tmpl w:val="031CB990"/>
-    <w:lvl w:ilvl="0" w:tplc="6166F644">
+    <w:tmpl w:val="CA781104"/>
+    <w:lvl w:ilvl="0" w:tplc="2702BE78">
       <w:start w:val="1"/>
       <w:numFmt w:val="decimal"/>
       <w:lvlText w:val="%1."/>
@@ -19366,52 +19366,52 @@
         <w:color w:val="A67C27"/>
       </w:rPr>
     </w:lvl>
-    <w:lvl w:ilvl="1" w:tplc="3B1C0718">
+    <w:lvl w:ilvl="1" w:tplc="889EB89E">
       <w:numFmt w:val="decimal"/>
       <w:lvlText w:val=""/>
       <w:lvlJc w:val="left"/>
     </w:lvl>
-    <w:lvl w:ilvl="2" w:tplc="83445332">
+    <w:lvl w:ilvl="2" w:tplc="025CF64A">
       <w:numFmt w:val="decimal"/>
       <w:lvlText w:val=""/>
       <w:lvlJc w:val="left"/>
     </w:lvl>
-    <w:lvl w:ilvl="3" w:tplc="34643B30">
+    <w:lvl w:ilvl="3" w:tplc="3864E1E6">
       <w:numFmt w:val="decimal"/>
       <w:lvlText w:val=""/>
       <w:lvlJc w:val="left"/>
     </w:lvl>
-    <w:lvl w:ilvl="4" w:tplc="EA345856">
+    <w:lvl w:ilvl="4" w:tplc="CE621212">
       <w:numFmt w:val="decimal"/>
       <w:lvlText w:val=""/>
       <w:lvlJc w:val="left"/>
     </w:lvl>
-    <w:lvl w:ilvl="5" w:tplc="49F00428">
+    <w:lvl w:ilvl="5" w:tplc="BCB05A64">
       <w:numFmt w:val="decimal"/>
       <w:lvlText w:val=""/>
       <w:lvlJc w:val="left"/>
     </w:lvl>
-    <w:lvl w:ilvl="6" w:tplc="DB585FDE">
+    <w:lvl w:ilvl="6" w:tplc="34BC9AAA">
       <w:numFmt w:val="decimal"/>
       <w:lvlText w:val=""/>
       <w:lvlJc w:val="left"/>
     </w:lvl>
-    <w:lvl w:ilvl="7" w:tplc="26028F74">
+    <w:lvl w:ilvl="7" w:tplc="F5320DB2">
       <w:numFmt w:val="decimal"/>
       <w:lvlText w:val=""/>
       <w:lvlJc w:val="left"/>
     </w:lvl>
-    <w:lvl w:ilvl="8" w:tplc="E378292A">
+    <w:lvl w:ilvl="8" w:tplc="A01A7322">
       <w:numFmt w:val="decimal"/>
       <w:lvlText w:val=""/>
       <w:lvlJc w:val="left"/>
     </w:lvl>
   </w:abstractNum>
   <w:abstractNum w:abstractNumId="7" w15:restartNumberingAfterBreak="0">
-    <w:nsid w:val="64CD5D0D"/>
+    <w:nsid w:val="66CE4A9F"/>
     <w:multiLevelType w:val="hybridMultilevel"/>
-    <w:tmpl w:val="0A908F70"/>
-    <w:lvl w:ilvl="0" w:tplc="3E7C645E">
+    <w:tmpl w:val="F3C08E84"/>
+    <w:lvl w:ilvl="0" w:tplc="06F8BF26">
       <w:start w:val="1"/>
       <w:numFmt w:val="decimal"/>
       <w:lvlText w:val="%1."/>
@@ -19425,52 +19425,52 @@
         <w:color w:val="A67C27"/>
       </w:rPr>
     </w:lvl>
-    <w:lvl w:ilvl="1" w:tplc="D6AC15E2">
+    <w:lvl w:ilvl="1" w:tplc="8BD84888">
       <w:numFmt w:val="decimal"/>
       <w:lvlText w:val=""/>
       <w:lvlJc w:val="left"/>
     </w:lvl>
-    <w:lvl w:ilvl="2" w:tplc="E71EED66">
+    <w:lvl w:ilvl="2" w:tplc="F5149710">
       <w:numFmt w:val="decimal"/>
       <w:lvlText w:val=""/>
       <w:lvlJc w:val="left"/>
     </w:lvl>
-    <w:lvl w:ilvl="3" w:tplc="0A48B452">
+    <w:lvl w:ilvl="3" w:tplc="B358A574">
       <w:numFmt w:val="decimal"/>
       <w:lvlText w:val=""/>
       <w:lvlJc w:val="left"/>
     </w:lvl>
-    <w:lvl w:ilvl="4" w:tplc="4CC6B7BC">
+    <w:lvl w:ilvl="4" w:tplc="C45C9EE6">
       <w:numFmt w:val="decimal"/>
       <w:lvlText w:val=""/>
       <w:lvlJc w:val="left"/>
     </w:lvl>
-    <w:lvl w:ilvl="5" w:tplc="4CD61610">
+    <w:lvl w:ilvl="5" w:tplc="7A847DA6">
       <w:numFmt w:val="decimal"/>
       <w:lvlText w:val=""/>
       <w:lvlJc w:val="left"/>
     </w:lvl>
-    <w:lvl w:ilvl="6" w:tplc="ADEE0392">
+    <w:lvl w:ilvl="6" w:tplc="AFF49248">
       <w:numFmt w:val="decimal"/>
       <w:lvlText w:val=""/>
       <w:lvlJc w:val="left"/>
     </w:lvl>
-    <w:lvl w:ilvl="7" w:tplc="33BE5384">
+    <w:lvl w:ilvl="7" w:tplc="6A9C7BE8">
       <w:numFmt w:val="decimal"/>
       <w:lvlText w:val=""/>
       <w:lvlJc w:val="left"/>
     </w:lvl>
-    <w:lvl w:ilvl="8" w:tplc="87DC9BA6">
+    <w:lvl w:ilvl="8" w:tplc="DDBE3D94">
       <w:numFmt w:val="decimal"/>
       <w:lvlText w:val=""/>
       <w:lvlJc w:val="left"/>
     </w:lvl>
   </w:abstractNum>
   <w:abstractNum w:abstractNumId="8" w15:restartNumberingAfterBreak="0">
-    <w:nsid w:val="6A1C03E0"/>
+    <w:nsid w:val="6A1318B3"/>
     <w:multiLevelType w:val="hybridMultilevel"/>
-    <w:tmpl w:val="8E34C770"/>
-    <w:lvl w:ilvl="0" w:tplc="B23ADD3A">
+    <w:tmpl w:val="A698A94C"/>
+    <w:lvl w:ilvl="0" w:tplc="41FCF4C2">
       <w:start w:val="1"/>
       <w:numFmt w:val="decimal"/>
       <w:lvlText w:val="%1."/>
@@ -19484,52 +19484,52 @@
         <w:color w:val="A67C27"/>
       </w:rPr>
     </w:lvl>
-    <w:lvl w:ilvl="1" w:tplc="A6D0E98A">
+    <w:lvl w:ilvl="1" w:tplc="48A44452">
       <w:numFmt w:val="decimal"/>
       <w:lvlText w:val=""/>
       <w:lvlJc w:val="left"/>
     </w:lvl>
-    <w:lvl w:ilvl="2" w:tplc="16E0D8E6">
+    <w:lvl w:ilvl="2" w:tplc="63DC47F4">
       <w:numFmt w:val="decimal"/>
       <w:lvlText w:val=""/>
       <w:lvlJc w:val="left"/>
     </w:lvl>
-    <w:lvl w:ilvl="3" w:tplc="9938644A">
+    <w:lvl w:ilvl="3" w:tplc="ABE29ABE">
       <w:numFmt w:val="decimal"/>
       <w:lvlText w:val=""/>
       <w:lvlJc w:val="left"/>
     </w:lvl>
-    <w:lvl w:ilvl="4" w:tplc="D114674E">
+    <w:lvl w:ilvl="4" w:tplc="EC2CEE7A">
       <w:numFmt w:val="decimal"/>
       <w:lvlText w:val=""/>
       <w:lvlJc w:val="left"/>
     </w:lvl>
-    <w:lvl w:ilvl="5" w:tplc="74B60A98">
+    <w:lvl w:ilvl="5" w:tplc="4664C534">
       <w:numFmt w:val="decimal"/>
       <w:lvlText w:val=""/>
       <w:lvlJc w:val="left"/>
     </w:lvl>
-    <w:lvl w:ilvl="6" w:tplc="D70220D8">
+    <w:lvl w:ilvl="6" w:tplc="D67E4DB2">
       <w:numFmt w:val="decimal"/>
       <w:lvlText w:val=""/>
       <w:lvlJc w:val="left"/>
     </w:lvl>
-    <w:lvl w:ilvl="7" w:tplc="794CF83C">
+    <w:lvl w:ilvl="7" w:tplc="167E255C">
       <w:numFmt w:val="decimal"/>
       <w:lvlText w:val=""/>
       <w:lvlJc w:val="left"/>
     </w:lvl>
-    <w:lvl w:ilvl="8" w:tplc="B7EC84E6">
+    <w:lvl w:ilvl="8" w:tplc="B9FCAE30">
       <w:numFmt w:val="decimal"/>
       <w:lvlText w:val=""/>
       <w:lvlJc w:val="left"/>
     </w:lvl>
   </w:abstractNum>
   <w:abstractNum w:abstractNumId="9" w15:restartNumberingAfterBreak="0">
-    <w:nsid w:val="6B24086F"/>
+    <w:nsid w:val="6D702AF3"/>
     <w:multiLevelType w:val="hybridMultilevel"/>
-    <w:tmpl w:val="965E1F94"/>
-    <w:lvl w:ilvl="0" w:tplc="E30E3E18">
+    <w:tmpl w:val="E5242D7A"/>
+    <w:lvl w:ilvl="0" w:tplc="09BE1F24">
       <w:start w:val="1"/>
       <w:numFmt w:val="decimal"/>
       <w:lvlText w:val="%1."/>
@@ -19543,52 +19543,52 @@
         <w:color w:val="A67C27"/>
       </w:rPr>
     </w:lvl>
-    <w:lvl w:ilvl="1" w:tplc="82A8070C">
+    <w:lvl w:ilvl="1" w:tplc="2B9C68D8">
       <w:numFmt w:val="decimal"/>
       <w:lvlText w:val=""/>
       <w:lvlJc w:val="left"/>
     </w:lvl>
-    <w:lvl w:ilvl="2" w:tplc="A5AE7D66">
+    <w:lvl w:ilvl="2" w:tplc="C60086A8">
       <w:numFmt w:val="decimal"/>
       <w:lvlText w:val=""/>
       <w:lvlJc w:val="left"/>
     </w:lvl>
-    <w:lvl w:ilvl="3" w:tplc="231688E8">
+    <w:lvl w:ilvl="3" w:tplc="64AC97C0">
       <w:numFmt w:val="decimal"/>
       <w:lvlText w:val=""/>
       <w:lvlJc w:val="left"/>
     </w:lvl>
-    <w:lvl w:ilvl="4" w:tplc="9312B912">
+    <w:lvl w:ilvl="4" w:tplc="0C18606C">
       <w:numFmt w:val="decimal"/>
       <w:lvlText w:val=""/>
       <w:lvlJc w:val="left"/>
     </w:lvl>
-    <w:lvl w:ilvl="5" w:tplc="977CEE42">
+    <w:lvl w:ilvl="5" w:tplc="A5240176">
       <w:numFmt w:val="decimal"/>
       <w:lvlText w:val=""/>
       <w:lvlJc w:val="left"/>
     </w:lvl>
-    <w:lvl w:ilvl="6" w:tplc="1F5C6EDA">
+    <w:lvl w:ilvl="6" w:tplc="5C5A7EE4">
       <w:numFmt w:val="decimal"/>
       <w:lvlText w:val=""/>
       <w:lvlJc w:val="left"/>
     </w:lvl>
-    <w:lvl w:ilvl="7" w:tplc="2C960492">
+    <w:lvl w:ilvl="7" w:tplc="619C3164">
       <w:numFmt w:val="decimal"/>
       <w:lvlText w:val=""/>
       <w:lvlJc w:val="left"/>
     </w:lvl>
-    <w:lvl w:ilvl="8" w:tplc="A386D88C">
+    <w:lvl w:ilvl="8" w:tplc="2EE455B4">
       <w:numFmt w:val="decimal"/>
       <w:lvlText w:val=""/>
       <w:lvlJc w:val="left"/>
     </w:lvl>
   </w:abstractNum>
   <w:abstractNum w:abstractNumId="10" w15:restartNumberingAfterBreak="0">
-    <w:nsid w:val="6D4957A4"/>
+    <w:nsid w:val="6EC2652B"/>
     <w:multiLevelType w:val="hybridMultilevel"/>
-    <w:tmpl w:val="ECF030DC"/>
-    <w:lvl w:ilvl="0" w:tplc="DB96B376">
+    <w:tmpl w:val="D3E47112"/>
+    <w:lvl w:ilvl="0" w:tplc="5AA616B4">
       <w:start w:val="1"/>
       <w:numFmt w:val="decimal"/>
       <w:lvlText w:val="%1."/>
@@ -19602,52 +19602,52 @@
         <w:color w:val="A67C27"/>
       </w:rPr>
     </w:lvl>
-    <w:lvl w:ilvl="1" w:tplc="45345E48">
+    <w:lvl w:ilvl="1" w:tplc="63CE72CE">
       <w:numFmt w:val="decimal"/>
       <w:lvlText w:val=""/>
       <w:lvlJc w:val="left"/>
     </w:lvl>
-    <w:lvl w:ilvl="2" w:tplc="78F82114">
+    <w:lvl w:ilvl="2" w:tplc="D968EF4E">
       <w:numFmt w:val="decimal"/>
       <w:lvlText w:val=""/>
       <w:lvlJc w:val="left"/>
     </w:lvl>
-    <w:lvl w:ilvl="3" w:tplc="72187F74">
+    <w:lvl w:ilvl="3" w:tplc="321A7DBC">
       <w:numFmt w:val="decimal"/>
       <w:lvlText w:val=""/>
       <w:lvlJc w:val="left"/>
     </w:lvl>
-    <w:lvl w:ilvl="4" w:tplc="0E1A636C">
+    <w:lvl w:ilvl="4" w:tplc="0CB8612C">
       <w:numFmt w:val="decimal"/>
       <w:lvlText w:val=""/>
       <w:lvlJc w:val="left"/>
     </w:lvl>
-    <w:lvl w:ilvl="5" w:tplc="C2B63D9E">
+    <w:lvl w:ilvl="5" w:tplc="4B3A83EA">
       <w:numFmt w:val="decimal"/>
       <w:lvlText w:val=""/>
       <w:lvlJc w:val="left"/>
     </w:lvl>
-    <w:lvl w:ilvl="6" w:tplc="5E2076C6">
+    <w:lvl w:ilvl="6" w:tplc="4DECA9F6">
       <w:numFmt w:val="decimal"/>
       <w:lvlText w:val=""/>
       <w:lvlJc w:val="left"/>
     </w:lvl>
-    <w:lvl w:ilvl="7" w:tplc="03F89132">
+    <w:lvl w:ilvl="7" w:tplc="F618A1E8">
       <w:numFmt w:val="decimal"/>
       <w:lvlText w:val=""/>
       <w:lvlJc w:val="left"/>
     </w:lvl>
-    <w:lvl w:ilvl="8" w:tplc="9C8ACCFE">
+    <w:lvl w:ilvl="8" w:tplc="B886A1D0">
       <w:numFmt w:val="decimal"/>
       <w:lvlText w:val=""/>
       <w:lvlJc w:val="left"/>
     </w:lvl>
   </w:abstractNum>
   <w:abstractNum w:abstractNumId="11" w15:restartNumberingAfterBreak="0">
-    <w:nsid w:val="74301E8A"/>
+    <w:nsid w:val="747C0748"/>
     <w:multiLevelType w:val="hybridMultilevel"/>
-    <w:tmpl w:val="A3CC6BF8"/>
-    <w:lvl w:ilvl="0" w:tplc="9EC46EEC">
+    <w:tmpl w:val="06C05C70"/>
+    <w:lvl w:ilvl="0" w:tplc="925C5862">
       <w:start w:val="1"/>
       <w:numFmt w:val="decimal"/>
       <w:lvlText w:val="%1."/>
@@ -19661,115 +19661,115 @@
         <w:color w:val="A67C27"/>
       </w:rPr>
     </w:lvl>
-    <w:lvl w:ilvl="1" w:tplc="BC905702">
+    <w:lvl w:ilvl="1" w:tplc="247AC80A">
       <w:numFmt w:val="decimal"/>
       <w:lvlText w:val=""/>
       <w:lvlJc w:val="left"/>
     </w:lvl>
-    <w:lvl w:ilvl="2" w:tplc="5910341E">
+    <w:lvl w:ilvl="2" w:tplc="D9A29A6E">
       <w:numFmt w:val="decimal"/>
       <w:lvlText w:val=""/>
       <w:lvlJc w:val="left"/>
     </w:lvl>
-    <w:lvl w:ilvl="3" w:tplc="DA8EFC82">
+    <w:lvl w:ilvl="3" w:tplc="FE04A7C0">
       <w:numFmt w:val="decimal"/>
       <w:lvlText w:val=""/>
       <w:lvlJc w:val="left"/>
     </w:lvl>
-    <w:lvl w:ilvl="4" w:tplc="8E7EE39E">
+    <w:lvl w:ilvl="4" w:tplc="DDA0C28E">
       <w:numFmt w:val="decimal"/>
       <w:lvlText w:val=""/>
       <w:lvlJc w:val="left"/>
     </w:lvl>
-    <w:lvl w:ilvl="5" w:tplc="D08C0110">
+    <w:lvl w:ilvl="5" w:tplc="452E4312">
       <w:numFmt w:val="decimal"/>
       <w:lvlText w:val=""/>
       <w:lvlJc w:val="left"/>
     </w:lvl>
-    <w:lvl w:ilvl="6" w:tplc="F976BE60">
+    <w:lvl w:ilvl="6" w:tplc="618EEF60">
       <w:numFmt w:val="decimal"/>
       <w:lvlText w:val=""/>
       <w:lvlJc w:val="left"/>
     </w:lvl>
-    <w:lvl w:ilvl="7" w:tplc="1E4810A8">
+    <w:lvl w:ilvl="7" w:tplc="C2CEFC08">
       <w:numFmt w:val="decimal"/>
       <w:lvlText w:val=""/>
       <w:lvlJc w:val="left"/>
     </w:lvl>
-    <w:lvl w:ilvl="8" w:tplc="382671A6">
+    <w:lvl w:ilvl="8" w:tplc="6404623C">
       <w:numFmt w:val="decimal"/>
       <w:lvlText w:val=""/>
       <w:lvlJc w:val="left"/>
     </w:lvl>
   </w:abstractNum>
-  <w:num w:numId="1" w16cid:durableId="2043554573">
+  <w:num w:numId="1" w16cid:durableId="523248384">
     <w:abstractNumId w:val="3"/>
     <w:lvlOverride w:ilvl="0">
       <w:startOverride w:val="1"/>
     </w:lvlOverride>
   </w:num>
-  <w:num w:numId="2" w16cid:durableId="211771979">
+  <w:num w:numId="2" w16cid:durableId="18094115">
+    <w:abstractNumId w:val="1"/>
+    <w:lvlOverride w:ilvl="0">
+      <w:startOverride w:val="1"/>
+    </w:lvlOverride>
+  </w:num>
+  <w:num w:numId="3" w16cid:durableId="1935161027">
+    <w:abstractNumId w:val="8"/>
+    <w:lvlOverride w:ilvl="0">
+      <w:startOverride w:val="1"/>
+    </w:lvlOverride>
+  </w:num>
+  <w:num w:numId="4" w16cid:durableId="844830177">
+    <w:abstractNumId w:val="5"/>
+    <w:lvlOverride w:ilvl="0">
+      <w:startOverride w:val="1"/>
+    </w:lvlOverride>
+  </w:num>
+  <w:num w:numId="5" w16cid:durableId="375197610">
+    <w:abstractNumId w:val="0"/>
+    <w:lvlOverride w:ilvl="0">
+      <w:startOverride w:val="1"/>
+    </w:lvlOverride>
+  </w:num>
+  <w:num w:numId="6" w16cid:durableId="1509783438">
     <w:abstractNumId w:val="4"/>
     <w:lvlOverride w:ilvl="0">
       <w:startOverride w:val="1"/>
     </w:lvlOverride>
   </w:num>
-  <w:num w:numId="3" w16cid:durableId="1041057598">
-    <w:abstractNumId w:val="11"/>
+  <w:num w:numId="7" w16cid:durableId="286090738">
+    <w:abstractNumId w:val="9"/>
     <w:lvlOverride w:ilvl="0">
       <w:startOverride w:val="1"/>
     </w:lvlOverride>
   </w:num>
-  <w:num w:numId="4" w16cid:durableId="391850957">
-    <w:abstractNumId w:val="1"/>
+  <w:num w:numId="8" w16cid:durableId="1696348116">
+    <w:abstractNumId w:val="7"/>
     <w:lvlOverride w:ilvl="0">
       <w:startOverride w:val="1"/>
     </w:lvlOverride>
   </w:num>
-  <w:num w:numId="5" w16cid:durableId="1068261739">
-    <w:abstractNumId w:val="0"/>
+  <w:num w:numId="9" w16cid:durableId="1920016357">
+    <w:abstractNumId w:val="2"/>
     <w:lvlOverride w:ilvl="0">
       <w:startOverride w:val="1"/>
     </w:lvlOverride>
   </w:num>
-  <w:num w:numId="6" w16cid:durableId="1821118408">
+  <w:num w:numId="10" w16cid:durableId="352266400">
+    <w:abstractNumId w:val="6"/>
+    <w:lvlOverride w:ilvl="0">
+      <w:startOverride w:val="1"/>
+    </w:lvlOverride>
+  </w:num>
+  <w:num w:numId="11" w16cid:durableId="1582371109">
     <w:abstractNumId w:val="10"/>
     <w:lvlOverride w:ilvl="0">
       <w:startOverride w:val="1"/>
     </w:lvlOverride>
   </w:num>
-  <w:num w:numId="7" w16cid:durableId="988678988">
-    <w:abstractNumId w:val="2"/>
-    <w:lvlOverride w:ilvl="0">
-      <w:startOverride w:val="1"/>
-    </w:lvlOverride>
-  </w:num>
-  <w:num w:numId="8" w16cid:durableId="473369980">
-    <w:abstractNumId w:val="7"/>
-    <w:lvlOverride w:ilvl="0">
-      <w:startOverride w:val="1"/>
-    </w:lvlOverride>
-  </w:num>
-  <w:num w:numId="9" w16cid:durableId="1370758640">
-    <w:abstractNumId w:val="5"/>
-    <w:lvlOverride w:ilvl="0">
-      <w:startOverride w:val="1"/>
-    </w:lvlOverride>
-  </w:num>
-  <w:num w:numId="10" w16cid:durableId="323358668">
-    <w:abstractNumId w:val="6"/>
-    <w:lvlOverride w:ilvl="0">
-      <w:startOverride w:val="1"/>
-    </w:lvlOverride>
-  </w:num>
-  <w:num w:numId="11" w16cid:durableId="2009017257">
-    <w:abstractNumId w:val="8"/>
-    <w:lvlOverride w:ilvl="0">
-      <w:startOverride w:val="1"/>
-    </w:lvlOverride>
-  </w:num>
-  <w:num w:numId="12" w16cid:durableId="398944905">
-    <w:abstractNumId w:val="9"/>
+  <w:num w:numId="12" w16cid:durableId="2039314647">
+    <w:abstractNumId w:val="11"/>
     <w:lvlOverride w:ilvl="0">
       <w:startOverride w:val="1"/>
     </w:lvlOverride>
@@ -20394,7 +20394,7 @@
     <w:autoRedefine/>
     <w:uiPriority w:val="39"/>
     <w:unhideWhenUsed/>
-    <w:rsid w:val="00F37C7D"/>
+    <w:rsid w:val="00CB798D"/>
     <w:pPr>
       <w:spacing w:after="100"/>
     </w:pPr>
@@ -20406,7 +20406,7 @@
     <w:autoRedefine/>
     <w:uiPriority w:val="39"/>
     <w:unhideWhenUsed/>
-    <w:rsid w:val="00F37C7D"/>
+    <w:rsid w:val="00CB798D"/>
     <w:pPr>
       <w:spacing w:after="100"/>
       <w:ind w:left="210"/>

--- a/docs/manuals/Role_Guide_6_Documentary_RA.docx
+++ b/docs/manuals/Role_Guide_6_Documentary_RA.docx
@@ -469,7 +469,7 @@
                 <w:sz w:val="19"/>
                 <w:szCs w:val="19"/>
               </w:rPr>
-              <w:t>Version 1.13 · 1 October 2026</w:t>
+              <w:t>Version 1.14 · 1 October 2026</w:t>
             </w:r>
           </w:p>
         </w:tc>
@@ -538,7 +538,7 @@
     <w:sdt>
       <w:sdtPr>
         <w:alias w:val="Contents"/>
-        <w:id w:val="-56788068"/>
+        <w:id w:val="193585937"/>
       </w:sdtPr>
       <w:sdtEndPr/>
       <w:sdtContent>
@@ -567,7 +567,7 @@
           <w:r>
             <w:fldChar w:fldCharType="separate"/>
           </w:r>
-          <w:hyperlink w:anchor="_Toc241726921" w:history="1">
+          <w:hyperlink w:anchor="_Toc241780839" w:history="1">
             <w:r>
               <w:rPr>
                 <w:rStyle w:val="Hyperlink"/>
@@ -591,7 +591,7 @@
               <w:rPr>
                 <w:noProof/>
               </w:rPr>
-              <w:instrText xml:space="preserve"> PAGEREF _Toc241726921 \h </w:instrText>
+              <w:instrText xml:space="preserve"> PAGEREF _Toc241780839 \h </w:instrText>
             </w:r>
             <w:r>
               <w:rPr>
@@ -634,7 +634,7 @@
               <w14:ligatures w14:val="standardContextual"/>
             </w:rPr>
           </w:pPr>
-          <w:hyperlink w:anchor="_Toc241726922" w:history="1">
+          <w:hyperlink w:anchor="_Toc241780840" w:history="1">
             <w:r>
               <w:rPr>
                 <w:rStyle w:val="Hyperlink"/>
@@ -658,7 +658,7 @@
               <w:rPr>
                 <w:noProof/>
               </w:rPr>
-              <w:instrText xml:space="preserve"> PAGEREF _Toc241726922 \h </w:instrText>
+              <w:instrText xml:space="preserve"> PAGEREF _Toc241780840 \h </w:instrText>
             </w:r>
             <w:r>
               <w:rPr>
@@ -701,7 +701,7 @@
               <w14:ligatures w14:val="standardContextual"/>
             </w:rPr>
           </w:pPr>
-          <w:hyperlink w:anchor="_Toc241726923" w:history="1">
+          <w:hyperlink w:anchor="_Toc241780841" w:history="1">
             <w:r>
               <w:rPr>
                 <w:rStyle w:val="Hyperlink"/>
@@ -725,7 +725,7 @@
               <w:rPr>
                 <w:noProof/>
               </w:rPr>
-              <w:instrText xml:space="preserve"> PAGEREF _Toc241726923 \h </w:instrText>
+              <w:instrText xml:space="preserve"> PAGEREF _Toc241780841 \h </w:instrText>
             </w:r>
             <w:r>
               <w:rPr>
@@ -768,7 +768,7 @@
               <w14:ligatures w14:val="standardContextual"/>
             </w:rPr>
           </w:pPr>
-          <w:hyperlink w:anchor="_Toc241726924" w:history="1">
+          <w:hyperlink w:anchor="_Toc241780842" w:history="1">
             <w:r>
               <w:rPr>
                 <w:rStyle w:val="Hyperlink"/>
@@ -792,7 +792,7 @@
               <w:rPr>
                 <w:noProof/>
               </w:rPr>
-              <w:instrText xml:space="preserve"> PAGEREF _Toc241726924 \h </w:instrText>
+              <w:instrText xml:space="preserve"> PAGEREF _Toc241780842 \h </w:instrText>
             </w:r>
             <w:r>
               <w:rPr>
@@ -835,7 +835,7 @@
               <w14:ligatures w14:val="standardContextual"/>
             </w:rPr>
           </w:pPr>
-          <w:hyperlink w:anchor="_Toc241726925" w:history="1">
+          <w:hyperlink w:anchor="_Toc241780843" w:history="1">
             <w:r>
               <w:rPr>
                 <w:rStyle w:val="Hyperlink"/>
@@ -859,7 +859,7 @@
               <w:rPr>
                 <w:noProof/>
               </w:rPr>
-              <w:instrText xml:space="preserve"> PAGEREF _Toc241726925 \h </w:instrText>
+              <w:instrText xml:space="preserve"> PAGEREF _Toc241780843 \h </w:instrText>
             </w:r>
             <w:r>
               <w:rPr>
@@ -902,7 +902,7 @@
               <w14:ligatures w14:val="standardContextual"/>
             </w:rPr>
           </w:pPr>
-          <w:hyperlink w:anchor="_Toc241726926" w:history="1">
+          <w:hyperlink w:anchor="_Toc241780844" w:history="1">
             <w:r>
               <w:rPr>
                 <w:rStyle w:val="Hyperlink"/>
@@ -926,7 +926,7 @@
               <w:rPr>
                 <w:noProof/>
               </w:rPr>
-              <w:instrText xml:space="preserve"> PAGEREF _Toc241726926 \h </w:instrText>
+              <w:instrText xml:space="preserve"> PAGEREF _Toc241780844 \h </w:instrText>
             </w:r>
             <w:r>
               <w:rPr>
@@ -969,7 +969,7 @@
               <w14:ligatures w14:val="standardContextual"/>
             </w:rPr>
           </w:pPr>
-          <w:hyperlink w:anchor="_Toc241726927" w:history="1">
+          <w:hyperlink w:anchor="_Toc241780845" w:history="1">
             <w:r>
               <w:rPr>
                 <w:rStyle w:val="Hyperlink"/>
@@ -993,7 +993,7 @@
               <w:rPr>
                 <w:noProof/>
               </w:rPr>
-              <w:instrText xml:space="preserve"> PAGEREF _Toc241726927 \h </w:instrText>
+              <w:instrText xml:space="preserve"> PAGEREF _Toc241780845 \h </w:instrText>
             </w:r>
             <w:r>
               <w:rPr>
@@ -1036,7 +1036,7 @@
               <w14:ligatures w14:val="standardContextual"/>
             </w:rPr>
           </w:pPr>
-          <w:hyperlink w:anchor="_Toc241726928" w:history="1">
+          <w:hyperlink w:anchor="_Toc241780846" w:history="1">
             <w:r>
               <w:rPr>
                 <w:rStyle w:val="Hyperlink"/>
@@ -1060,7 +1060,7 @@
               <w:rPr>
                 <w:noProof/>
               </w:rPr>
-              <w:instrText xml:space="preserve"> PAGEREF _Toc241726928 \h </w:instrText>
+              <w:instrText xml:space="preserve"> PAGEREF _Toc241780846 \h </w:instrText>
             </w:r>
             <w:r>
               <w:rPr>
@@ -1103,7 +1103,7 @@
               <w14:ligatures w14:val="standardContextual"/>
             </w:rPr>
           </w:pPr>
-          <w:hyperlink w:anchor="_Toc241726929" w:history="1">
+          <w:hyperlink w:anchor="_Toc241780847" w:history="1">
             <w:r>
               <w:rPr>
                 <w:rStyle w:val="Hyperlink"/>
@@ -1127,7 +1127,7 @@
               <w:rPr>
                 <w:noProof/>
               </w:rPr>
-              <w:instrText xml:space="preserve"> PAGEREF _Toc241726929 \h </w:instrText>
+              <w:instrText xml:space="preserve"> PAGEREF _Toc241780847 \h </w:instrText>
             </w:r>
             <w:r>
               <w:rPr>
@@ -1170,7 +1170,7 @@
               <w14:ligatures w14:val="standardContextual"/>
             </w:rPr>
           </w:pPr>
-          <w:hyperlink w:anchor="_Toc241726930" w:history="1">
+          <w:hyperlink w:anchor="_Toc241780848" w:history="1">
             <w:r>
               <w:rPr>
                 <w:rStyle w:val="Hyperlink"/>
@@ -1194,7 +1194,7 @@
               <w:rPr>
                 <w:noProof/>
               </w:rPr>
-              <w:instrText xml:space="preserve"> PAGEREF _Toc241726930 \h </w:instrText>
+              <w:instrText xml:space="preserve"> PAGEREF _Toc241780848 \h </w:instrText>
             </w:r>
             <w:r>
               <w:rPr>
@@ -1237,7 +1237,7 @@
               <w14:ligatures w14:val="standardContextual"/>
             </w:rPr>
           </w:pPr>
-          <w:hyperlink w:anchor="_Toc241726931" w:history="1">
+          <w:hyperlink w:anchor="_Toc241780849" w:history="1">
             <w:r>
               <w:rPr>
                 <w:rStyle w:val="Hyperlink"/>
@@ -1261,7 +1261,7 @@
               <w:rPr>
                 <w:noProof/>
               </w:rPr>
-              <w:instrText xml:space="preserve"> PAGEREF _Toc241726931 \h </w:instrText>
+              <w:instrText xml:space="preserve"> PAGEREF _Toc241780849 \h </w:instrText>
             </w:r>
             <w:r>
               <w:rPr>
@@ -1304,7 +1304,7 @@
               <w14:ligatures w14:val="standardContextual"/>
             </w:rPr>
           </w:pPr>
-          <w:hyperlink w:anchor="_Toc241726932" w:history="1">
+          <w:hyperlink w:anchor="_Toc241780850" w:history="1">
             <w:r>
               <w:rPr>
                 <w:rStyle w:val="Hyperlink"/>
@@ -1328,7 +1328,7 @@
               <w:rPr>
                 <w:noProof/>
               </w:rPr>
-              <w:instrText xml:space="preserve"> PAGEREF _Toc241726932 \h </w:instrText>
+              <w:instrText xml:space="preserve"> PAGEREF _Toc241780850 \h </w:instrText>
             </w:r>
             <w:r>
               <w:rPr>
@@ -1371,7 +1371,7 @@
               <w14:ligatures w14:val="standardContextual"/>
             </w:rPr>
           </w:pPr>
-          <w:hyperlink w:anchor="_Toc241726933" w:history="1">
+          <w:hyperlink w:anchor="_Toc241780851" w:history="1">
             <w:r>
               <w:rPr>
                 <w:rStyle w:val="Hyperlink"/>
@@ -1395,7 +1395,7 @@
               <w:rPr>
                 <w:noProof/>
               </w:rPr>
-              <w:instrText xml:space="preserve"> PAGEREF _Toc241726933 \h </w:instrText>
+              <w:instrText xml:space="preserve"> PAGEREF _Toc241780851 \h </w:instrText>
             </w:r>
             <w:r>
               <w:rPr>
@@ -1438,7 +1438,7 @@
               <w14:ligatures w14:val="standardContextual"/>
             </w:rPr>
           </w:pPr>
-          <w:hyperlink w:anchor="_Toc241726934" w:history="1">
+          <w:hyperlink w:anchor="_Toc241780852" w:history="1">
             <w:r>
               <w:rPr>
                 <w:rStyle w:val="Hyperlink"/>
@@ -1462,7 +1462,7 @@
               <w:rPr>
                 <w:noProof/>
               </w:rPr>
-              <w:instrText xml:space="preserve"> PAGEREF _Toc241726934 \h </w:instrText>
+              <w:instrText xml:space="preserve"> PAGEREF _Toc241780852 \h </w:instrText>
             </w:r>
             <w:r>
               <w:rPr>
@@ -1505,7 +1505,7 @@
               <w14:ligatures w14:val="standardContextual"/>
             </w:rPr>
           </w:pPr>
-          <w:hyperlink w:anchor="_Toc241726935" w:history="1">
+          <w:hyperlink w:anchor="_Toc241780853" w:history="1">
             <w:r>
               <w:rPr>
                 <w:rStyle w:val="Hyperlink"/>
@@ -1529,7 +1529,7 @@
               <w:rPr>
                 <w:noProof/>
               </w:rPr>
-              <w:instrText xml:space="preserve"> PAGEREF _Toc241726935 \h </w:instrText>
+              <w:instrText xml:space="preserve"> PAGEREF _Toc241780853 \h </w:instrText>
             </w:r>
             <w:r>
               <w:rPr>
@@ -1572,7 +1572,7 @@
               <w14:ligatures w14:val="standardContextual"/>
             </w:rPr>
           </w:pPr>
-          <w:hyperlink w:anchor="_Toc241726936" w:history="1">
+          <w:hyperlink w:anchor="_Toc241780854" w:history="1">
             <w:r>
               <w:rPr>
                 <w:rStyle w:val="Hyperlink"/>
@@ -1596,7 +1596,7 @@
               <w:rPr>
                 <w:noProof/>
               </w:rPr>
-              <w:instrText xml:space="preserve"> PAGEREF _Toc241726936 \h </w:instrText>
+              <w:instrText xml:space="preserve"> PAGEREF _Toc241780854 \h </w:instrText>
             </w:r>
             <w:r>
               <w:rPr>
@@ -1639,7 +1639,7 @@
               <w14:ligatures w14:val="standardContextual"/>
             </w:rPr>
           </w:pPr>
-          <w:hyperlink w:anchor="_Toc241726937" w:history="1">
+          <w:hyperlink w:anchor="_Toc241780855" w:history="1">
             <w:r>
               <w:rPr>
                 <w:rStyle w:val="Hyperlink"/>
@@ -1663,7 +1663,7 @@
               <w:rPr>
                 <w:noProof/>
               </w:rPr>
-              <w:instrText xml:space="preserve"> PAGEREF _Toc241726937 \h </w:instrText>
+              <w:instrText xml:space="preserve"> PAGEREF _Toc241780855 \h </w:instrText>
             </w:r>
             <w:r>
               <w:rPr>
@@ -1706,7 +1706,7 @@
               <w14:ligatures w14:val="standardContextual"/>
             </w:rPr>
           </w:pPr>
-          <w:hyperlink w:anchor="_Toc241726938" w:history="1">
+          <w:hyperlink w:anchor="_Toc241780856" w:history="1">
             <w:r>
               <w:rPr>
                 <w:rStyle w:val="Hyperlink"/>
@@ -1730,7 +1730,7 @@
               <w:rPr>
                 <w:noProof/>
               </w:rPr>
-              <w:instrText xml:space="preserve"> PAGEREF _Toc241726938 \h </w:instrText>
+              <w:instrText xml:space="preserve"> PAGEREF _Toc241780856 \h </w:instrText>
             </w:r>
             <w:r>
               <w:rPr>
@@ -1773,7 +1773,7 @@
               <w14:ligatures w14:val="standardContextual"/>
             </w:rPr>
           </w:pPr>
-          <w:hyperlink w:anchor="_Toc241726939" w:history="1">
+          <w:hyperlink w:anchor="_Toc241780857" w:history="1">
             <w:r>
               <w:rPr>
                 <w:rStyle w:val="Hyperlink"/>
@@ -1797,7 +1797,7 @@
               <w:rPr>
                 <w:noProof/>
               </w:rPr>
-              <w:instrText xml:space="preserve"> PAGEREF _Toc241726939 \h </w:instrText>
+              <w:instrText xml:space="preserve"> PAGEREF _Toc241780857 \h </w:instrText>
             </w:r>
             <w:r>
               <w:rPr>
@@ -1840,7 +1840,7 @@
               <w14:ligatures w14:val="standardContextual"/>
             </w:rPr>
           </w:pPr>
-          <w:hyperlink w:anchor="_Toc241726940" w:history="1">
+          <w:hyperlink w:anchor="_Toc241780858" w:history="1">
             <w:r>
               <w:rPr>
                 <w:rStyle w:val="Hyperlink"/>
@@ -1864,7 +1864,7 @@
               <w:rPr>
                 <w:noProof/>
               </w:rPr>
-              <w:instrText xml:space="preserve"> PAGEREF _Toc241726940 \h </w:instrText>
+              <w:instrText xml:space="preserve"> PAGEREF _Toc241780858 \h </w:instrText>
             </w:r>
             <w:r>
               <w:rPr>
@@ -1907,7 +1907,7 @@
               <w14:ligatures w14:val="standardContextual"/>
             </w:rPr>
           </w:pPr>
-          <w:hyperlink w:anchor="_Toc241726941" w:history="1">
+          <w:hyperlink w:anchor="_Toc241780859" w:history="1">
             <w:r>
               <w:rPr>
                 <w:rStyle w:val="Hyperlink"/>
@@ -1931,7 +1931,7 @@
               <w:rPr>
                 <w:noProof/>
               </w:rPr>
-              <w:instrText xml:space="preserve"> PAGEREF _Toc241726941 \h </w:instrText>
+              <w:instrText xml:space="preserve"> PAGEREF _Toc241780859 \h </w:instrText>
             </w:r>
             <w:r>
               <w:rPr>
@@ -1974,7 +1974,7 @@
               <w14:ligatures w14:val="standardContextual"/>
             </w:rPr>
           </w:pPr>
-          <w:hyperlink w:anchor="_Toc241726942" w:history="1">
+          <w:hyperlink w:anchor="_Toc241780860" w:history="1">
             <w:r>
               <w:rPr>
                 <w:rStyle w:val="Hyperlink"/>
@@ -1998,7 +1998,7 @@
               <w:rPr>
                 <w:noProof/>
               </w:rPr>
-              <w:instrText xml:space="preserve"> PAGEREF _Toc241726942 \h </w:instrText>
+              <w:instrText xml:space="preserve"> PAGEREF _Toc241780860 \h </w:instrText>
             </w:r>
             <w:r>
               <w:rPr>
@@ -2041,7 +2041,7 @@
               <w14:ligatures w14:val="standardContextual"/>
             </w:rPr>
           </w:pPr>
-          <w:hyperlink w:anchor="_Toc241726943" w:history="1">
+          <w:hyperlink w:anchor="_Toc241780861" w:history="1">
             <w:r>
               <w:rPr>
                 <w:rStyle w:val="Hyperlink"/>
@@ -2065,7 +2065,7 @@
               <w:rPr>
                 <w:noProof/>
               </w:rPr>
-              <w:instrText xml:space="preserve"> PAGEREF _Toc241726943 \h </w:instrText>
+              <w:instrText xml:space="preserve"> PAGEREF _Toc241780861 \h </w:instrText>
             </w:r>
             <w:r>
               <w:rPr>
@@ -2108,7 +2108,7 @@
               <w14:ligatures w14:val="standardContextual"/>
             </w:rPr>
           </w:pPr>
-          <w:hyperlink w:anchor="_Toc241726944" w:history="1">
+          <w:hyperlink w:anchor="_Toc241780862" w:history="1">
             <w:r>
               <w:rPr>
                 <w:rStyle w:val="Hyperlink"/>
@@ -2132,7 +2132,7 @@
               <w:rPr>
                 <w:noProof/>
               </w:rPr>
-              <w:instrText xml:space="preserve"> PAGEREF _Toc241726944 \h </w:instrText>
+              <w:instrText xml:space="preserve"> PAGEREF _Toc241780862 \h </w:instrText>
             </w:r>
             <w:r>
               <w:rPr>
@@ -2175,7 +2175,7 @@
               <w14:ligatures w14:val="standardContextual"/>
             </w:rPr>
           </w:pPr>
-          <w:hyperlink w:anchor="_Toc241726945" w:history="1">
+          <w:hyperlink w:anchor="_Toc241780863" w:history="1">
             <w:r>
               <w:rPr>
                 <w:rStyle w:val="Hyperlink"/>
@@ -2199,7 +2199,7 @@
               <w:rPr>
                 <w:noProof/>
               </w:rPr>
-              <w:instrText xml:space="preserve"> PAGEREF _Toc241726945 \h </w:instrText>
+              <w:instrText xml:space="preserve"> PAGEREF _Toc241780863 \h </w:instrText>
             </w:r>
             <w:r>
               <w:rPr>
@@ -2242,7 +2242,7 @@
               <w14:ligatures w14:val="standardContextual"/>
             </w:rPr>
           </w:pPr>
-          <w:hyperlink w:anchor="_Toc241726946" w:history="1">
+          <w:hyperlink w:anchor="_Toc241780864" w:history="1">
             <w:r>
               <w:rPr>
                 <w:rStyle w:val="Hyperlink"/>
@@ -2266,7 +2266,7 @@
               <w:rPr>
                 <w:noProof/>
               </w:rPr>
-              <w:instrText xml:space="preserve"> PAGEREF _Toc241726946 \h </w:instrText>
+              <w:instrText xml:space="preserve"> PAGEREF _Toc241780864 \h </w:instrText>
             </w:r>
             <w:r>
               <w:rPr>
@@ -2309,7 +2309,7 @@
               <w14:ligatures w14:val="standardContextual"/>
             </w:rPr>
           </w:pPr>
-          <w:hyperlink w:anchor="_Toc241726947" w:history="1">
+          <w:hyperlink w:anchor="_Toc241780865" w:history="1">
             <w:r>
               <w:rPr>
                 <w:rStyle w:val="Hyperlink"/>
@@ -2333,7 +2333,7 @@
               <w:rPr>
                 <w:noProof/>
               </w:rPr>
-              <w:instrText xml:space="preserve"> PAGEREF _Toc241726947 \h </w:instrText>
+              <w:instrText xml:space="preserve"> PAGEREF _Toc241780865 \h </w:instrText>
             </w:r>
             <w:r>
               <w:rPr>
@@ -2376,7 +2376,7 @@
               <w14:ligatures w14:val="standardContextual"/>
             </w:rPr>
           </w:pPr>
-          <w:hyperlink w:anchor="_Toc241726948" w:history="1">
+          <w:hyperlink w:anchor="_Toc241780866" w:history="1">
             <w:r>
               <w:rPr>
                 <w:rStyle w:val="Hyperlink"/>
@@ -2400,7 +2400,7 @@
               <w:rPr>
                 <w:noProof/>
               </w:rPr>
-              <w:instrText xml:space="preserve"> PAGEREF _Toc241726948 \h </w:instrText>
+              <w:instrText xml:space="preserve"> PAGEREF _Toc241780866 \h </w:instrText>
             </w:r>
             <w:r>
               <w:rPr>
@@ -2443,7 +2443,7 @@
               <w14:ligatures w14:val="standardContextual"/>
             </w:rPr>
           </w:pPr>
-          <w:hyperlink w:anchor="_Toc241726949" w:history="1">
+          <w:hyperlink w:anchor="_Toc241780867" w:history="1">
             <w:r>
               <w:rPr>
                 <w:rStyle w:val="Hyperlink"/>
@@ -2467,7 +2467,7 @@
               <w:rPr>
                 <w:noProof/>
               </w:rPr>
-              <w:instrText xml:space="preserve"> PAGEREF _Toc241726949 \h </w:instrText>
+              <w:instrText xml:space="preserve"> PAGEREF _Toc241780867 \h </w:instrText>
             </w:r>
             <w:r>
               <w:rPr>
@@ -2510,7 +2510,7 @@
               <w14:ligatures w14:val="standardContextual"/>
             </w:rPr>
           </w:pPr>
-          <w:hyperlink w:anchor="_Toc241726950" w:history="1">
+          <w:hyperlink w:anchor="_Toc241780868" w:history="1">
             <w:r>
               <w:rPr>
                 <w:rStyle w:val="Hyperlink"/>
@@ -2534,7 +2534,7 @@
               <w:rPr>
                 <w:noProof/>
               </w:rPr>
-              <w:instrText xml:space="preserve"> PAGEREF _Toc241726950 \h </w:instrText>
+              <w:instrText xml:space="preserve"> PAGEREF _Toc241780868 \h </w:instrText>
             </w:r>
             <w:r>
               <w:rPr>
@@ -2577,7 +2577,7 @@
               <w14:ligatures w14:val="standardContextual"/>
             </w:rPr>
           </w:pPr>
-          <w:hyperlink w:anchor="_Toc241726951" w:history="1">
+          <w:hyperlink w:anchor="_Toc241780869" w:history="1">
             <w:r>
               <w:rPr>
                 <w:rStyle w:val="Hyperlink"/>
@@ -2601,7 +2601,7 @@
               <w:rPr>
                 <w:noProof/>
               </w:rPr>
-              <w:instrText xml:space="preserve"> PAGEREF _Toc241726951 \h </w:instrText>
+              <w:instrText xml:space="preserve"> PAGEREF _Toc241780869 \h </w:instrText>
             </w:r>
             <w:r>
               <w:rPr>
@@ -2644,7 +2644,7 @@
               <w14:ligatures w14:val="standardContextual"/>
             </w:rPr>
           </w:pPr>
-          <w:hyperlink w:anchor="_Toc241726952" w:history="1">
+          <w:hyperlink w:anchor="_Toc241780870" w:history="1">
             <w:r>
               <w:rPr>
                 <w:rStyle w:val="Hyperlink"/>
@@ -2668,7 +2668,7 @@
               <w:rPr>
                 <w:noProof/>
               </w:rPr>
-              <w:instrText xml:space="preserve"> PAGEREF _Toc241726952 \h </w:instrText>
+              <w:instrText xml:space="preserve"> PAGEREF _Toc241780870 \h </w:instrText>
             </w:r>
             <w:r>
               <w:rPr>
@@ -2707,7 +2707,7 @@
         <w:pStyle w:val="Heading1"/>
         <w:pageBreakBefore/>
       </w:pPr>
-      <w:bookmarkStart w:id="0" w:name="_Toc241726921"/>
+      <w:bookmarkStart w:id="0" w:name="_Toc241780839"/>
       <w:r>
         <w:lastRenderedPageBreak/>
         <w:t>1. Your role at a glance</w:t>
@@ -2953,7 +2953,7 @@
         <w:pStyle w:val="Heading1"/>
         <w:pageBreakBefore/>
       </w:pPr>
-      <w:bookmarkStart w:id="1" w:name="_Toc241726922"/>
+      <w:bookmarkStart w:id="1" w:name="_Toc241780840"/>
       <w:r>
         <w:lastRenderedPageBreak/>
         <w:t>2. Signing in and your screens</w:t>
@@ -2964,7 +2964,7 @@
       <w:pPr>
         <w:pStyle w:val="Heading2"/>
       </w:pPr>
-      <w:bookmarkStart w:id="2" w:name="_Toc241726923"/>
+      <w:bookmarkStart w:id="2" w:name="_Toc241780841"/>
       <w:r>
         <w:t>Signing in</w:t>
       </w:r>
@@ -3047,7 +3047,7 @@
           <w:noProof/>
         </w:rPr>
         <w:drawing>
-          <wp:inline distT="0" distB="0" distL="0" distR="0" wp14:anchorId="74F023FB" wp14:editId="3BA13943">
+          <wp:inline distT="0" distB="0" distL="0" distR="0" wp14:anchorId="45D7669D" wp14:editId="7388722B">
             <wp:extent cx="5334000" cy="2333625"/>
             <wp:effectExtent l="0" t="0" r="0" b="0"/>
             <wp:docPr id="1" name="adm_login.jpg" descr="The sign-in screen for all internal staff." title="The sign-in screen for all internal staff."/>
@@ -3214,7 +3214,7 @@
       <w:pPr>
         <w:pStyle w:val="Heading2"/>
       </w:pPr>
-      <w:bookmarkStart w:id="3" w:name="_Toc241726924"/>
+      <w:bookmarkStart w:id="3" w:name="_Toc241780842"/>
       <w:r>
         <w:t>Finding your way around</w:t>
       </w:r>
@@ -3399,7 +3399,7 @@
         </w:rPr>
         <w:lastRenderedPageBreak/>
         <w:drawing>
-          <wp:inline distT="0" distB="0" distL="0" distR="0" wp14:anchorId="331E9A87" wp14:editId="381B090E">
+          <wp:inline distT="0" distB="0" distL="0" distR="0" wp14:anchorId="5490D35B" wp14:editId="53092E16">
             <wp:extent cx="5715000" cy="1876425"/>
             <wp:effectExtent l="0" t="0" r="0" b="0"/>
             <wp:docPr id="2" name="adm_not_your_role.jpg" descr="Opening a screen outside your role (for example from an old bookmark) shows this card instead of the screen." title="Opening a screen outside your role (for example from an old bookmark) shows this card instead of the screen."/>
@@ -3468,7 +3468,7 @@
       <w:pPr>
         <w:pStyle w:val="Heading2"/>
       </w:pPr>
-      <w:bookmarkStart w:id="4" w:name="_Toc241726925"/>
+      <w:bookmarkStart w:id="4" w:name="_Toc241780843"/>
       <w:r>
         <w:t>Your screens</w:t>
       </w:r>
@@ -3743,7 +3743,7 @@
       <w:pPr>
         <w:pStyle w:val="Heading2"/>
       </w:pPr>
-      <w:bookmarkStart w:id="5" w:name="_Toc241726926"/>
+      <w:bookmarkStart w:id="5" w:name="_Toc241780844"/>
       <w:r>
         <w:t>Changing your password</w:t>
       </w:r>
@@ -3826,7 +3826,7 @@
           <w:noProof/>
         </w:rPr>
         <w:drawing>
-          <wp:inline distT="0" distB="0" distL="0" distR="0" wp14:anchorId="00373A07" wp14:editId="61B9CD26">
+          <wp:inline distT="0" distB="0" distL="0" distR="0" wp14:anchorId="2239EEA4" wp14:editId="2384CB98">
             <wp:extent cx="5334000" cy="2171700"/>
             <wp:effectExtent l="0" t="0" r="0" b="0"/>
             <wp:docPr id="3" name="adm_account.jpg" descr="Change Password screen." title="Change Password screen."/>
@@ -3914,7 +3914,7 @@
         <w:pStyle w:val="Heading1"/>
         <w:pageBreakBefore/>
       </w:pPr>
-      <w:bookmarkStart w:id="6" w:name="_Toc241726927"/>
+      <w:bookmarkStart w:id="6" w:name="_Toc241780845"/>
       <w:r>
         <w:lastRenderedPageBreak/>
         <w:t>3. Your routine</w:t>
@@ -4490,7 +4490,7 @@
         <w:pStyle w:val="Heading1"/>
         <w:pageBreakBefore/>
       </w:pPr>
-      <w:bookmarkStart w:id="7" w:name="_Toc241726928"/>
+      <w:bookmarkStart w:id="7" w:name="_Toc241780846"/>
       <w:r>
         <w:lastRenderedPageBreak/>
         <w:t>4. Step-by-step tasks</w:t>
@@ -4501,7 +4501,7 @@
       <w:pPr>
         <w:pStyle w:val="Heading2"/>
       </w:pPr>
-      <w:bookmarkStart w:id="8" w:name="_Toc241726929"/>
+      <w:bookmarkStart w:id="8" w:name="_Toc241780847"/>
       <w:r>
         <w:t>4.1 Reading the dashboard</w:t>
       </w:r>
@@ -4518,7 +4518,7 @@
           <w:noProof/>
         </w:rPr>
         <w:drawing>
-          <wp:inline distT="0" distB="0" distL="0" distR="0" wp14:anchorId="300003E6" wp14:editId="0BA24F4C">
+          <wp:inline distT="0" distB="0" distL="0" distR="0" wp14:anchorId="38833AAB" wp14:editId="1D6E91A8">
             <wp:extent cx="5715000" cy="3571875"/>
             <wp:effectExtent l="0" t="0" r="0" b="0"/>
             <wp:docPr id="4" name="kii_dashboard.jpg" descr="Documents by type and by QA status." title="Documents by type and by QA status."/>
@@ -4587,7 +4587,7 @@
       <w:pPr>
         <w:pStyle w:val="Heading2"/>
       </w:pPr>
-      <w:bookmarkStart w:id="9" w:name="_Toc241726930"/>
+      <w:bookmarkStart w:id="9" w:name="_Toc241780848"/>
       <w:r>
         <w:t>4.2 The fastest way: upload the document (Quick add)</w:t>
       </w:r>
@@ -4646,7 +4646,7 @@
         </w:rPr>
         <w:lastRenderedPageBreak/>
         <w:drawing>
-          <wp:inline distT="0" distB="0" distL="0" distR="0" wp14:anchorId="6CC8C7AF" wp14:editId="6DA183CD">
+          <wp:inline distT="0" distB="0" distL="0" distR="0" wp14:anchorId="35D6A436" wp14:editId="06667EB7">
             <wp:extent cx="5334000" cy="4248150"/>
             <wp:effectExtent l="0" t="0" r="0" b="0"/>
             <wp:docPr id="5" name="doc_new.jpg" descr="New document: upload the file and let the AI do the rest." title="New document: upload the file and let the AI do the rest."/>
@@ -4940,7 +4940,7 @@
       <w:pPr>
         <w:pStyle w:val="Heading2"/>
       </w:pPr>
-      <w:bookmarkStart w:id="10" w:name="_Toc241726931"/>
+      <w:bookmarkStart w:id="10" w:name="_Toc241780849"/>
       <w:r>
         <w:lastRenderedPageBreak/>
         <w:t>4.3 Coding another chapter of the same document (Copy for another chapter)</w:t>
@@ -5021,7 +5021,7 @@
           <w:noProof/>
         </w:rPr>
         <w:drawing>
-          <wp:inline distT="0" distB="0" distL="0" distR="0" wp14:anchorId="684A39CB" wp14:editId="0298175D">
+          <wp:inline distT="0" distB="0" distL="0" distR="0" wp14:anchorId="2517F6D1" wp14:editId="23647C94">
             <wp:extent cx="5334000" cy="1019175"/>
             <wp:effectExtent l="0" t="0" r="0" b="0"/>
             <wp:docPr id="6" name="doc_copy_chapter.jpg" descr="Copy for another chapter: pages, and an optional title." title="Copy for another chapter: pages, and an optional title."/>
@@ -5260,7 +5260,7 @@
       <w:pPr>
         <w:pStyle w:val="Heading2"/>
       </w:pPr>
-      <w:bookmarkStart w:id="11" w:name="_Toc241726932"/>
+      <w:bookmarkStart w:id="11" w:name="_Toc241780850"/>
       <w:r>
         <w:t>4.4 Adding a document by hand</w:t>
       </w:r>
@@ -5401,7 +5401,7 @@
       <w:pPr>
         <w:pStyle w:val="Heading2"/>
       </w:pPr>
-      <w:bookmarkStart w:id="12" w:name="_Toc241726933"/>
+      <w:bookmarkStart w:id="12" w:name="_Toc241780851"/>
       <w:r>
         <w:t>4.5 Correcting a record's details</w:t>
       </w:r>
@@ -5442,7 +5442,7 @@
         </w:rPr>
         <w:lastRenderedPageBreak/>
         <w:drawing>
-          <wp:inline distT="0" distB="0" distL="0" distR="0" wp14:anchorId="1FC4EC81" wp14:editId="60B1E0AA">
+          <wp:inline distT="0" distB="0" distL="0" distR="0" wp14:anchorId="610C0CA2" wp14:editId="264D9F02">
             <wp:extent cx="5334000" cy="2038350"/>
             <wp:effectExtent l="0" t="0" r="0" b="0"/>
             <wp:docPr id="7" name="doc_record_details.jpg" descr="Record details: the details the AI filled in, ready to check." title="Record details: the details the AI filled in, ready to check."/>
@@ -5539,7 +5539,7 @@
       <w:pPr>
         <w:pStyle w:val="Heading2"/>
       </w:pPr>
-      <w:bookmarkStart w:id="13" w:name="_Toc241726934"/>
+      <w:bookmarkStart w:id="13" w:name="_Toc241780852"/>
       <w:r>
         <w:t>4.6 Attaching the source file, and removing a wrong one</w:t>
       </w:r>
@@ -5589,7 +5589,7 @@
           <w:noProof/>
         </w:rPr>
         <w:drawing>
-          <wp:inline distT="0" distB="0" distL="0" distR="0" wp14:anchorId="2304B566" wp14:editId="06AFC327">
+          <wp:inline distT="0" distB="0" distL="0" distR="0" wp14:anchorId="0AD9E8BF" wp14:editId="64C292C5">
             <wp:extent cx="5334000" cy="952500"/>
             <wp:effectExtent l="0" t="0" r="0" b="0"/>
             <wp:docPr id="8" name="doc_source_file.jpg" descr="Source file: the file name, size and date, with Remove file beside it." title="Source file: the file name, size and date, with Remove file beside it."/>
@@ -5802,7 +5802,7 @@
       <w:pPr>
         <w:pStyle w:val="Heading2"/>
       </w:pPr>
-      <w:bookmarkStart w:id="14" w:name="_Toc241726935"/>
+      <w:bookmarkStart w:id="14" w:name="_Toc241780853"/>
       <w:r>
         <w:t>4.7 Assessing and including a document</w:t>
       </w:r>
@@ -5853,7 +5853,7 @@
         </w:rPr>
         <w:lastRenderedPageBreak/>
         <w:drawing>
-          <wp:inline distT="0" distB="0" distL="0" distR="0" wp14:anchorId="1FDE7262" wp14:editId="33D6CA75">
+          <wp:inline distT="0" distB="0" distL="0" distR="0" wp14:anchorId="17856FED" wp14:editId="7523A133">
             <wp:extent cx="5334000" cy="3333750"/>
             <wp:effectExtent l="0" t="0" r="0" b="0"/>
             <wp:docPr id="9" name="doc_register.jpg" descr="Documentary Evidence Corpus." title="Documentary Evidence Corpus."/>
@@ -5962,7 +5962,7 @@
           <w:noProof/>
         </w:rPr>
         <w:drawing>
-          <wp:inline distT="0" distB="0" distL="0" distR="0" wp14:anchorId="5221AE77" wp14:editId="712EDB67">
+          <wp:inline distT="0" distB="0" distL="0" distR="0" wp14:anchorId="72EC1404" wp14:editId="65C8CC45">
             <wp:extent cx="5334000" cy="3419475"/>
             <wp:effectExtent l="0" t="0" r="0" b="0"/>
             <wp:docPr id="10" name="doc_detail.jpg" descr="Document record: authenticity, QA status, memo and coding form." title="Document record: authenticity, QA status, memo and coding form."/>
@@ -6125,7 +6125,7 @@
       <w:pPr>
         <w:pStyle w:val="Heading2"/>
       </w:pPr>
-      <w:bookmarkStart w:id="15" w:name="_Toc241726936"/>
+      <w:bookmarkStart w:id="15" w:name="_Toc241780854"/>
       <w:r>
         <w:lastRenderedPageBreak/>
         <w:t>4.8 Coding a document: two ways</w:t>
@@ -6444,7 +6444,7 @@
           <w:noProof/>
         </w:rPr>
         <w:drawing>
-          <wp:inline distT="0" distB="0" distL="0" distR="0" wp14:anchorId="2DA3E5E5" wp14:editId="03B75631">
+          <wp:inline distT="0" distB="0" distL="0" distR="0" wp14:anchorId="635165C8" wp14:editId="44BA8704">
             <wp:extent cx="5715000" cy="904875"/>
             <wp:effectExtent l="0" t="0" r="0" b="0"/>
             <wp:docPr id="11" name="doc_coding_buttons.jpg" descr="The Coding panel: Code this document, and Auto-fill." title="The Coding panel: Code this document, and Auto-fill."/>
@@ -6513,7 +6513,7 @@
       <w:pPr>
         <w:pStyle w:val="Heading2"/>
       </w:pPr>
-      <w:bookmarkStart w:id="16" w:name="_Toc241726937"/>
+      <w:bookmarkStart w:id="16" w:name="_Toc241780855"/>
       <w:r>
         <w:t>4.9 Auto-fill: the AI drafts, you review</w:t>
       </w:r>
@@ -6608,7 +6608,7 @@
           <w:noProof/>
         </w:rPr>
         <w:drawing>
-          <wp:inline distT="0" distB="0" distL="0" distR="0" wp14:anchorId="2B723AAB" wp14:editId="584173AF">
+          <wp:inline distT="0" distB="0" distL="0" distR="0" wp14:anchorId="42DA8ABB" wp14:editId="5508FF73">
             <wp:extent cx="5334000" cy="2667000"/>
             <wp:effectExtent l="0" t="0" r="0" b="0"/>
             <wp:docPr id="12" name="doc_autofill_pages.jpg" descr="A 240-page PDF: enter a page range, or read the whole document in parts." title="A 240-page PDF: enter a page range, or read the whole document in parts."/>
@@ -6708,7 +6708,7 @@
         </w:rPr>
         <w:lastRenderedPageBreak/>
         <w:drawing>
-          <wp:inline distT="0" distB="0" distL="0" distR="0" wp14:anchorId="61FFD7F0" wp14:editId="2F0C0A73">
+          <wp:inline distT="0" distB="0" distL="0" distR="0" wp14:anchorId="553CBE9C" wp14:editId="16694CBA">
             <wp:extent cx="5334000" cy="1752600"/>
             <wp:effectExtent l="0" t="0" r="0" b="0"/>
             <wp:docPr id="13" name="doc_autofill_running.jpg" descr="The AI is reading the document." title="The AI is reading the document."/>
@@ -6797,7 +6797,7 @@
           <w:noProof/>
         </w:rPr>
         <w:drawing>
-          <wp:inline distT="0" distB="0" distL="0" distR="0" wp14:anchorId="7BF9A5B5" wp14:editId="3356F8FB">
+          <wp:inline distT="0" distB="0" distL="0" distR="0" wp14:anchorId="60B13E2E" wp14:editId="0AAB56E9">
             <wp:extent cx="5334000" cy="4581525"/>
             <wp:effectExtent l="0" t="0" r="0" b="0"/>
             <wp:docPr id="14" name="doc_autofill_review.jpg" descr="The review screen: the draft, ready to check and edit." title="The review screen: the draft, ready to check and edit."/>
@@ -6887,7 +6887,7 @@
         </w:rPr>
         <w:lastRenderedPageBreak/>
         <w:drawing>
-          <wp:inline distT="0" distB="0" distL="0" distR="0" wp14:anchorId="2A9A8223" wp14:editId="047F4119">
+          <wp:inline distT="0" distB="0" distL="0" distR="0" wp14:anchorId="6A31E735" wp14:editId="177FCFCC">
             <wp:extent cx="5334000" cy="3838575"/>
             <wp:effectExtent l="0" t="0" r="0" b="0"/>
             <wp:docPr id="15" name="doc_autofill_section_d.jpg" descr="Section D: ratings and locators, all editable." title="Section D: ratings and locators, all editable."/>
@@ -6976,7 +6976,7 @@
           <w:noProof/>
         </w:rPr>
         <w:drawing>
-          <wp:inline distT="0" distB="0" distL="0" distR="0" wp14:anchorId="20F12165" wp14:editId="5D9AD3D7">
+          <wp:inline distT="0" distB="0" distL="0" distR="0" wp14:anchorId="1D537C09" wp14:editId="26CA1E38">
             <wp:extent cx="5334000" cy="3838575"/>
             <wp:effectExtent l="0" t="0" r="0" b="0"/>
             <wp:docPr id="16" name="doc_autofill_section_j.jpg" descr="Section J: quantitative metrics." title="Section J: quantitative metrics."/>
@@ -9293,7 +9293,7 @@
       <w:pPr>
         <w:pStyle w:val="Heading2"/>
       </w:pPr>
-      <w:bookmarkStart w:id="17" w:name="_Toc241726938"/>
+      <w:bookmarkStart w:id="17" w:name="_Toc241780856"/>
       <w:r>
         <w:t>4.10 Downloading or emailing completed forms (Form PDFs)</w:t>
       </w:r>
@@ -9333,7 +9333,7 @@
           <w:noProof/>
         </w:rPr>
         <w:drawing>
-          <wp:inline distT="0" distB="0" distL="0" distR="0" wp14:anchorId="17BDC922" wp14:editId="66D9D1A6">
+          <wp:inline distT="0" distB="0" distL="0" distR="0" wp14:anchorId="32F5FF9E" wp14:editId="225C2FDC">
             <wp:extent cx="5334000" cy="3333750"/>
             <wp:effectExtent l="0" t="0" r="0" b="0"/>
             <wp:docPr id="17" name="doc_form_pdfs.jpg" descr="Completed document coding forms, with the sync status." title="Completed document coding forms, with the sync status."/>
@@ -9549,7 +9549,7 @@
       <w:pPr>
         <w:pStyle w:val="Heading2"/>
       </w:pPr>
-      <w:bookmarkStart w:id="18" w:name="_Toc241726939"/>
+      <w:bookmarkStart w:id="18" w:name="_Toc241780857"/>
       <w:r>
         <w:lastRenderedPageBreak/>
         <w:t>4.11 Judging authenticity</w:t>
@@ -9649,7 +9649,7 @@
         <w:pStyle w:val="Heading1"/>
         <w:pageBreakBefore/>
       </w:pPr>
-      <w:bookmarkStart w:id="19" w:name="_Toc241726940"/>
+      <w:bookmarkStart w:id="19" w:name="_Toc241780858"/>
       <w:r>
         <w:lastRenderedPageBreak/>
         <w:t>5. Rules you must follow</w:t>
@@ -9800,7 +9800,7 @@
         <w:pStyle w:val="Heading1"/>
         <w:pageBreakBefore/>
       </w:pPr>
-      <w:bookmarkStart w:id="20" w:name="_Toc241726941"/>
+      <w:bookmarkStart w:id="20" w:name="_Toc241780859"/>
       <w:r>
         <w:lastRenderedPageBreak/>
         <w:t>6. Troubleshooting</w:t>
@@ -11167,7 +11167,7 @@
         <w:pStyle w:val="Heading1"/>
         <w:pageBreakBefore/>
       </w:pPr>
-      <w:bookmarkStart w:id="21" w:name="_Toc241726942"/>
+      <w:bookmarkStart w:id="21" w:name="_Toc241780860"/>
       <w:r>
         <w:lastRenderedPageBreak/>
         <w:t>7. Quick reference</w:t>
@@ -11686,7 +11686,7 @@
         <w:pStyle w:val="Heading1"/>
         <w:pageBreakBefore/>
       </w:pPr>
-      <w:bookmarkStart w:id="22" w:name="_Toc241726943"/>
+      <w:bookmarkStart w:id="22" w:name="_Toc241780861"/>
       <w:r>
         <w:lastRenderedPageBreak/>
         <w:t>8. Every screen and button for your role</w:t>
@@ -11800,7 +11800,7 @@
       <w:pPr>
         <w:pStyle w:val="Heading2"/>
       </w:pPr>
-      <w:bookmarkStart w:id="23" w:name="_Toc241726944"/>
+      <w:bookmarkStart w:id="23" w:name="_Toc241780862"/>
       <w:r>
         <w:t>8.1 Sign in</w:t>
       </w:r>
@@ -12313,7 +12313,7 @@
       <w:pPr>
         <w:pStyle w:val="Heading2"/>
       </w:pPr>
-      <w:bookmarkStart w:id="24" w:name="_Toc241726945"/>
+      <w:bookmarkStart w:id="24" w:name="_Toc241780863"/>
       <w:r>
         <w:t>8.2 The header and menu bar (every screen)</w:t>
       </w:r>
@@ -13037,7 +13037,7 @@
       <w:pPr>
         <w:pStyle w:val="Heading2"/>
       </w:pPr>
-      <w:bookmarkStart w:id="25" w:name="_Toc241726946"/>
+      <w:bookmarkStart w:id="25" w:name="_Toc241780864"/>
       <w:r>
         <w:t>8.3 Change Password</w:t>
       </w:r>
@@ -13657,7 +13657,7 @@
       <w:pPr>
         <w:pStyle w:val="Heading2"/>
       </w:pPr>
-      <w:bookmarkStart w:id="26" w:name="_Toc241726947"/>
+      <w:bookmarkStart w:id="26" w:name="_Toc241780865"/>
       <w:r>
         <w:t>8.4 KII / Document Dashboard</w:t>
       </w:r>
@@ -14067,7 +14067,7 @@
       <w:pPr>
         <w:pStyle w:val="Heading2"/>
       </w:pPr>
-      <w:bookmarkStart w:id="27" w:name="_Toc241726948"/>
+      <w:bookmarkStart w:id="27" w:name="_Toc241780866"/>
       <w:r>
         <w:lastRenderedPageBreak/>
         <w:t>8.5 Documents (the corpus)</w:t>
@@ -14688,7 +14688,7 @@
       <w:pPr>
         <w:pStyle w:val="Heading2"/>
       </w:pPr>
-      <w:bookmarkStart w:id="28" w:name="_Toc241726949"/>
+      <w:bookmarkStart w:id="28" w:name="_Toc241780867"/>
       <w:r>
         <w:t>8.6 New Documentary Evidence Record</w:t>
       </w:r>
@@ -15519,7 +15519,7 @@
       <w:pPr>
         <w:pStyle w:val="Heading2"/>
       </w:pPr>
-      <w:bookmarkStart w:id="29" w:name="_Toc241726950"/>
+      <w:bookmarkStart w:id="29" w:name="_Toc241780868"/>
       <w:r>
         <w:t>8.7 Document record</w:t>
       </w:r>
@@ -16873,7 +16873,7 @@
       <w:pPr>
         <w:pStyle w:val="Heading2"/>
       </w:pPr>
-      <w:bookmarkStart w:id="30" w:name="_Toc241726951"/>
+      <w:bookmarkStart w:id="30" w:name="_Toc241780869"/>
       <w:r>
         <w:t>8.8 Auto-fill review screen</w:t>
       </w:r>
@@ -17914,7 +17914,7 @@
       <w:pPr>
         <w:pStyle w:val="Heading2"/>
       </w:pPr>
-      <w:bookmarkStart w:id="31" w:name="_Toc241726952"/>
+      <w:bookmarkStart w:id="31" w:name="_Toc241780870"/>
       <w:r>
         <w:t>8.9 Completed forms (Form PDFs)</w:t>
       </w:r>
@@ -18796,7 +18796,7 @@
         <w:sz w:val="16"/>
         <w:szCs w:val="16"/>
       </w:rPr>
-      <w:t>Version 1.13 · 1 October 2026</w:t>
+      <w:t>Version 1.14 · 1 October 2026</w:t>
     </w:r>
     <w:r>
       <w:rPr>
@@ -18969,10 +18969,10 @@
 <file path=word/numbering.xml><?xml version="1.0" encoding="utf-8"?>
 <w:numbering xmlns:wpc="http://schemas.microsoft.com/office/word/2010/wordprocessingCanvas" xmlns:cx="http://schemas.microsoft.com/office/drawing/2014/chartex" xmlns:cx1="http://schemas.microsoft.com/office/drawing/2015/9/8/chartex" xmlns:cx2="http://schemas.microsoft.com/office/drawing/2015/10/21/chartex" xmlns:cx3="http://schemas.microsoft.com/office/drawing/2016/5/9/chartex" xmlns:cx4="http://schemas.microsoft.com/office/drawing/2016/5/10/chartex" xmlns:cx5="http://schemas.microsoft.com/office/drawing/2016/5/11/chartex" xmlns:cx6="http://schemas.microsoft.com/office/drawing/2016/5/12/chartex" xmlns:cx7="http://schemas.microsoft.com/office/drawing/2016/5/13/chartex" xmlns:cx8="http://schemas.microsoft.com/office/drawing/2016/5/14/chartex" xmlns:mc="http://schemas.openxmlformats.org/markup-compatibility/2006" xmlns:aink="http://schemas.microsoft.com/office/drawing/2016/ink" xmlns:am3d="http://schemas.microsoft.com/office/drawing/2017/model3d" xmlns:o="urn:schemas-microsoft-com:office:office" xmlns:oel="http://schemas.microsoft.com/office/2019/extlst" xmlns:r="http://schemas.openxmlformats.org/officeDocument/2006/relationships" xmlns:m="http://schemas.openxmlformats.org/officeDocument/2006/math" xmlns:v="urn:schemas-microsoft-com:vml" xmlns:wp14="http://schemas.microsoft.com/office/word/2010/wordprocessingDrawing" xmlns:wp="http://schemas.openxmlformats.org/drawingml/2006/wordprocessingDrawing" xmlns:w10="urn:schemas-microsoft-com:office:word" xmlns:w="http://schemas.openxmlformats.org/wordprocessingml/2006/main" xmlns:w14="http://schemas.microsoft.com/office/word/2010/wordml" xmlns:w15="http://schemas.microsoft.com/office/word/2012/wordml" xmlns:w16cex="http://schemas.microsoft.com/office/word/2018/wordml/cex" xmlns:w16cid="http://schemas.microsoft.com/office/word/2016/wordml/cid" xmlns:w16="http://schemas.microsoft.com/office/word/2018/wordml" xmlns:w16sdtdh="http://schemas.microsoft.com/office/word/2020/wordml/sdtdatahash" xmlns:w16se="http://schemas.microsoft.com/office/word/2015/wordml/symex" xmlns:wpg="http://schemas.microsoft.com/office/word/2010/wordprocessingGroup" xmlns:wpi="http://schemas.microsoft.com/office/word/2010/wordprocessingInk" xmlns:wne="http://schemas.microsoft.com/office/word/2006/wordml" xmlns:wps="http://schemas.microsoft.com/office/word/2010/wordprocessingShape" mc:Ignorable="w14 w15 w16se w16cid w16 w16cex w16sdtdh wp14">
   <w:abstractNum w:abstractNumId="0" w15:restartNumberingAfterBreak="0">
-    <w:nsid w:val="0313265E"/>
+    <w:nsid w:val="00271066"/>
     <w:multiLevelType w:val="hybridMultilevel"/>
-    <w:tmpl w:val="5F5E30C8"/>
-    <w:lvl w:ilvl="0" w:tplc="C1A46D20">
+    <w:tmpl w:val="8CC4B2EE"/>
+    <w:lvl w:ilvl="0" w:tplc="E1AC3254">
       <w:start w:val="1"/>
       <w:numFmt w:val="decimal"/>
       <w:lvlText w:val="%1."/>
@@ -18986,110 +18986,197 @@
         <w:color w:val="A67C27"/>
       </w:rPr>
     </w:lvl>
-    <w:lvl w:ilvl="1" w:tplc="DF543C42">
+    <w:lvl w:ilvl="1" w:tplc="20BADE98">
       <w:numFmt w:val="decimal"/>
       <w:lvlText w:val=""/>
       <w:lvlJc w:val="left"/>
     </w:lvl>
-    <w:lvl w:ilvl="2" w:tplc="25AECCD6">
+    <w:lvl w:ilvl="2" w:tplc="1C567F08">
       <w:numFmt w:val="decimal"/>
       <w:lvlText w:val=""/>
       <w:lvlJc w:val="left"/>
     </w:lvl>
-    <w:lvl w:ilvl="3" w:tplc="B9A0C310">
+    <w:lvl w:ilvl="3" w:tplc="F73EBE1E">
       <w:numFmt w:val="decimal"/>
       <w:lvlText w:val=""/>
       <w:lvlJc w:val="left"/>
     </w:lvl>
-    <w:lvl w:ilvl="4" w:tplc="C540CE08">
+    <w:lvl w:ilvl="4" w:tplc="313066C2">
       <w:numFmt w:val="decimal"/>
       <w:lvlText w:val=""/>
       <w:lvlJc w:val="left"/>
     </w:lvl>
-    <w:lvl w:ilvl="5" w:tplc="B8AADFEE">
+    <w:lvl w:ilvl="5" w:tplc="ACF496E2">
       <w:numFmt w:val="decimal"/>
       <w:lvlText w:val=""/>
       <w:lvlJc w:val="left"/>
     </w:lvl>
-    <w:lvl w:ilvl="6" w:tplc="2B1A05FC">
+    <w:lvl w:ilvl="6" w:tplc="FAFAD802">
       <w:numFmt w:val="decimal"/>
       <w:lvlText w:val=""/>
       <w:lvlJc w:val="left"/>
     </w:lvl>
-    <w:lvl w:ilvl="7" w:tplc="DC0EC23C">
+    <w:lvl w:ilvl="7" w:tplc="5D74873A">
       <w:numFmt w:val="decimal"/>
       <w:lvlText w:val=""/>
       <w:lvlJc w:val="left"/>
     </w:lvl>
-    <w:lvl w:ilvl="8" w:tplc="1BC80B3E">
+    <w:lvl w:ilvl="8" w:tplc="556C73AA">
       <w:numFmt w:val="decimal"/>
       <w:lvlText w:val=""/>
       <w:lvlJc w:val="left"/>
     </w:lvl>
   </w:abstractNum>
   <w:abstractNum w:abstractNumId="1" w15:restartNumberingAfterBreak="0">
-    <w:nsid w:val="0D720523"/>
+    <w:nsid w:val="03D645EE"/>
     <w:multiLevelType w:val="hybridMultilevel"/>
-    <w:tmpl w:val="7E3C3CBE"/>
-    <w:lvl w:ilvl="0" w:tplc="C1F8DF40">
+    <w:tmpl w:val="F55A2634"/>
+    <w:lvl w:ilvl="0" w:tplc="F73A1D7A">
       <w:start w:val="1"/>
-      <w:numFmt w:val="bullet"/>
-      <w:lvlText w:val="•"/>
+      <w:numFmt w:val="decimal"/>
+      <w:lvlText w:val="%1."/>
       <w:lvlJc w:val="left"/>
       <w:pPr>
-        <w:ind w:left="460" w:hanging="280"/>
-      </w:pPr>
+        <w:ind w:left="460" w:hanging="360"/>
+      </w:pPr>
+      <w:rPr>
+        <w:b/>
+        <w:bCs/>
+        <w:color w:val="A67C27"/>
+      </w:rPr>
     </w:lvl>
-    <w:lvl w:ilvl="1" w:tplc="235255E6">
-      <w:start w:val="1"/>
-      <w:numFmt w:val="bullet"/>
-      <w:lvlText w:val="–"/>
-      <w:lvlJc w:val="left"/>
-      <w:pPr>
-        <w:ind w:left="900" w:hanging="280"/>
-      </w:pPr>
-    </w:lvl>
-    <w:lvl w:ilvl="2" w:tplc="BC52343C">
+    <w:lvl w:ilvl="1" w:tplc="2AF43352">
       <w:numFmt w:val="decimal"/>
       <w:lvlText w:val=""/>
       <w:lvlJc w:val="left"/>
     </w:lvl>
-    <w:lvl w:ilvl="3" w:tplc="4D7045A6">
+    <w:lvl w:ilvl="2" w:tplc="466E770E">
       <w:numFmt w:val="decimal"/>
       <w:lvlText w:val=""/>
       <w:lvlJc w:val="left"/>
     </w:lvl>
-    <w:lvl w:ilvl="4" w:tplc="8690C182">
+    <w:lvl w:ilvl="3" w:tplc="CE263110">
       <w:numFmt w:val="decimal"/>
       <w:lvlText w:val=""/>
       <w:lvlJc w:val="left"/>
     </w:lvl>
-    <w:lvl w:ilvl="5" w:tplc="52528200">
+    <w:lvl w:ilvl="4" w:tplc="BC7465B4">
       <w:numFmt w:val="decimal"/>
       <w:lvlText w:val=""/>
       <w:lvlJc w:val="left"/>
     </w:lvl>
-    <w:lvl w:ilvl="6" w:tplc="AC4C81E6">
+    <w:lvl w:ilvl="5" w:tplc="24343B10">
       <w:numFmt w:val="decimal"/>
       <w:lvlText w:val=""/>
       <w:lvlJc w:val="left"/>
     </w:lvl>
-    <w:lvl w:ilvl="7" w:tplc="EB526D34">
+    <w:lvl w:ilvl="6" w:tplc="357E7F9A">
       <w:numFmt w:val="decimal"/>
       <w:lvlText w:val=""/>
       <w:lvlJc w:val="left"/>
     </w:lvl>
-    <w:lvl w:ilvl="8" w:tplc="FD7052D4">
+    <w:lvl w:ilvl="7" w:tplc="ABBCC036">
+      <w:numFmt w:val="decimal"/>
+      <w:lvlText w:val=""/>
+      <w:lvlJc w:val="left"/>
+    </w:lvl>
+    <w:lvl w:ilvl="8" w:tplc="727A0C64">
       <w:numFmt w:val="decimal"/>
       <w:lvlText w:val=""/>
       <w:lvlJc w:val="left"/>
     </w:lvl>
   </w:abstractNum>
   <w:abstractNum w:abstractNumId="2" w15:restartNumberingAfterBreak="0">
-    <w:nsid w:val="14040022"/>
+    <w:nsid w:val="1B3D23D5"/>
     <w:multiLevelType w:val="hybridMultilevel"/>
-    <w:tmpl w:val="A4166212"/>
-    <w:lvl w:ilvl="0" w:tplc="CB3E947E">
+    <w:tmpl w:val="B8C85D80"/>
+    <w:lvl w:ilvl="0" w:tplc="5C687CAA">
+      <w:start w:val="1"/>
+      <w:numFmt w:val="bullet"/>
+      <w:lvlText w:val="●"/>
+      <w:lvlJc w:val="left"/>
+      <w:pPr>
+        <w:ind w:left="720" w:hanging="360"/>
+      </w:pPr>
+    </w:lvl>
+    <w:lvl w:ilvl="1" w:tplc="E26A85AC">
+      <w:start w:val="1"/>
+      <w:numFmt w:val="bullet"/>
+      <w:lvlText w:val="○"/>
+      <w:lvlJc w:val="left"/>
+      <w:pPr>
+        <w:ind w:left="1440" w:hanging="360"/>
+      </w:pPr>
+    </w:lvl>
+    <w:lvl w:ilvl="2" w:tplc="7A44E4FA">
+      <w:start w:val="1"/>
+      <w:numFmt w:val="bullet"/>
+      <w:lvlText w:val="■"/>
+      <w:lvlJc w:val="left"/>
+      <w:pPr>
+        <w:ind w:left="2160" w:hanging="360"/>
+      </w:pPr>
+    </w:lvl>
+    <w:lvl w:ilvl="3" w:tplc="C61CAECA">
+      <w:start w:val="1"/>
+      <w:numFmt w:val="bullet"/>
+      <w:lvlText w:val="●"/>
+      <w:lvlJc w:val="left"/>
+      <w:pPr>
+        <w:ind w:left="2880" w:hanging="360"/>
+      </w:pPr>
+    </w:lvl>
+    <w:lvl w:ilvl="4" w:tplc="0E1CA4CC">
+      <w:start w:val="1"/>
+      <w:numFmt w:val="bullet"/>
+      <w:lvlText w:val="○"/>
+      <w:lvlJc w:val="left"/>
+      <w:pPr>
+        <w:ind w:left="3600" w:hanging="360"/>
+      </w:pPr>
+    </w:lvl>
+    <w:lvl w:ilvl="5" w:tplc="CD0850A0">
+      <w:start w:val="1"/>
+      <w:numFmt w:val="bullet"/>
+      <w:lvlText w:val="■"/>
+      <w:lvlJc w:val="left"/>
+      <w:pPr>
+        <w:ind w:left="4320" w:hanging="360"/>
+      </w:pPr>
+    </w:lvl>
+    <w:lvl w:ilvl="6" w:tplc="855A38BE">
+      <w:start w:val="1"/>
+      <w:numFmt w:val="bullet"/>
+      <w:lvlText w:val="●"/>
+      <w:lvlJc w:val="left"/>
+      <w:pPr>
+        <w:ind w:left="5040" w:hanging="360"/>
+      </w:pPr>
+    </w:lvl>
+    <w:lvl w:ilvl="7" w:tplc="28E65E88">
+      <w:start w:val="1"/>
+      <w:numFmt w:val="bullet"/>
+      <w:lvlText w:val="●"/>
+      <w:lvlJc w:val="left"/>
+      <w:pPr>
+        <w:ind w:left="5760" w:hanging="360"/>
+      </w:pPr>
+    </w:lvl>
+    <w:lvl w:ilvl="8" w:tplc="EACE984C">
+      <w:start w:val="1"/>
+      <w:numFmt w:val="bullet"/>
+      <w:lvlText w:val="●"/>
+      <w:lvlJc w:val="left"/>
+      <w:pPr>
+        <w:ind w:left="6480" w:hanging="360"/>
+      </w:pPr>
+    </w:lvl>
+  </w:abstractNum>
+  <w:abstractNum w:abstractNumId="3" w15:restartNumberingAfterBreak="0">
+    <w:nsid w:val="2379152A"/>
+    <w:multiLevelType w:val="hybridMultilevel"/>
+    <w:tmpl w:val="480EACB0"/>
+    <w:lvl w:ilvl="0" w:tplc="8FFA15FA">
       <w:start w:val="1"/>
       <w:numFmt w:val="decimal"/>
       <w:lvlText w:val="%1."/>
@@ -19103,138 +19190,52 @@
         <w:color w:val="A67C27"/>
       </w:rPr>
     </w:lvl>
-    <w:lvl w:ilvl="1" w:tplc="51300378">
+    <w:lvl w:ilvl="1" w:tplc="6D942408">
       <w:numFmt w:val="decimal"/>
       <w:lvlText w:val=""/>
       <w:lvlJc w:val="left"/>
     </w:lvl>
-    <w:lvl w:ilvl="2" w:tplc="5CC0B33E">
+    <w:lvl w:ilvl="2" w:tplc="90185038">
       <w:numFmt w:val="decimal"/>
       <w:lvlText w:val=""/>
       <w:lvlJc w:val="left"/>
     </w:lvl>
-    <w:lvl w:ilvl="3" w:tplc="EA58C820">
+    <w:lvl w:ilvl="3" w:tplc="EF1A4C84">
       <w:numFmt w:val="decimal"/>
       <w:lvlText w:val=""/>
       <w:lvlJc w:val="left"/>
     </w:lvl>
-    <w:lvl w:ilvl="4" w:tplc="01F8BE64">
+    <w:lvl w:ilvl="4" w:tplc="F64442C2">
       <w:numFmt w:val="decimal"/>
       <w:lvlText w:val=""/>
       <w:lvlJc w:val="left"/>
     </w:lvl>
-    <w:lvl w:ilvl="5" w:tplc="A91AFD46">
+    <w:lvl w:ilvl="5" w:tplc="5DF2730E">
       <w:numFmt w:val="decimal"/>
       <w:lvlText w:val=""/>
       <w:lvlJc w:val="left"/>
     </w:lvl>
-    <w:lvl w:ilvl="6" w:tplc="0010A43E">
+    <w:lvl w:ilvl="6" w:tplc="7F54276C">
       <w:numFmt w:val="decimal"/>
       <w:lvlText w:val=""/>
       <w:lvlJc w:val="left"/>
     </w:lvl>
-    <w:lvl w:ilvl="7" w:tplc="6A8E3AAA">
+    <w:lvl w:ilvl="7" w:tplc="C3285CF4">
       <w:numFmt w:val="decimal"/>
       <w:lvlText w:val=""/>
       <w:lvlJc w:val="left"/>
     </w:lvl>
-    <w:lvl w:ilvl="8" w:tplc="FAC4F0EE">
+    <w:lvl w:ilvl="8" w:tplc="6736EC48">
       <w:numFmt w:val="decimal"/>
       <w:lvlText w:val=""/>
       <w:lvlJc w:val="left"/>
     </w:lvl>
   </w:abstractNum>
-  <w:abstractNum w:abstractNumId="3" w15:restartNumberingAfterBreak="0">
-    <w:nsid w:val="2E47221B"/>
+  <w:abstractNum w:abstractNumId="4" w15:restartNumberingAfterBreak="0">
+    <w:nsid w:val="2C3E7C0E"/>
     <w:multiLevelType w:val="hybridMultilevel"/>
-    <w:tmpl w:val="50869C8C"/>
-    <w:lvl w:ilvl="0" w:tplc="3E48C8FE">
-      <w:start w:val="1"/>
-      <w:numFmt w:val="bullet"/>
-      <w:lvlText w:val="●"/>
-      <w:lvlJc w:val="left"/>
-      <w:pPr>
-        <w:ind w:left="720" w:hanging="360"/>
-      </w:pPr>
-    </w:lvl>
-    <w:lvl w:ilvl="1" w:tplc="58DAF742">
-      <w:start w:val="1"/>
-      <w:numFmt w:val="bullet"/>
-      <w:lvlText w:val="○"/>
-      <w:lvlJc w:val="left"/>
-      <w:pPr>
-        <w:ind w:left="1440" w:hanging="360"/>
-      </w:pPr>
-    </w:lvl>
-    <w:lvl w:ilvl="2" w:tplc="295C298E">
-      <w:start w:val="1"/>
-      <w:numFmt w:val="bullet"/>
-      <w:lvlText w:val="■"/>
-      <w:lvlJc w:val="left"/>
-      <w:pPr>
-        <w:ind w:left="2160" w:hanging="360"/>
-      </w:pPr>
-    </w:lvl>
-    <w:lvl w:ilvl="3" w:tplc="8ACADC16">
-      <w:start w:val="1"/>
-      <w:numFmt w:val="bullet"/>
-      <w:lvlText w:val="●"/>
-      <w:lvlJc w:val="left"/>
-      <w:pPr>
-        <w:ind w:left="2880" w:hanging="360"/>
-      </w:pPr>
-    </w:lvl>
-    <w:lvl w:ilvl="4" w:tplc="D17AEFE0">
-      <w:start w:val="1"/>
-      <w:numFmt w:val="bullet"/>
-      <w:lvlText w:val="○"/>
-      <w:lvlJc w:val="left"/>
-      <w:pPr>
-        <w:ind w:left="3600" w:hanging="360"/>
-      </w:pPr>
-    </w:lvl>
-    <w:lvl w:ilvl="5" w:tplc="16E49B7E">
-      <w:start w:val="1"/>
-      <w:numFmt w:val="bullet"/>
-      <w:lvlText w:val="■"/>
-      <w:lvlJc w:val="left"/>
-      <w:pPr>
-        <w:ind w:left="4320" w:hanging="360"/>
-      </w:pPr>
-    </w:lvl>
-    <w:lvl w:ilvl="6" w:tplc="ABF68A26">
-      <w:start w:val="1"/>
-      <w:numFmt w:val="bullet"/>
-      <w:lvlText w:val="●"/>
-      <w:lvlJc w:val="left"/>
-      <w:pPr>
-        <w:ind w:left="5040" w:hanging="360"/>
-      </w:pPr>
-    </w:lvl>
-    <w:lvl w:ilvl="7" w:tplc="6CC6813E">
-      <w:start w:val="1"/>
-      <w:numFmt w:val="bullet"/>
-      <w:lvlText w:val="●"/>
-      <w:lvlJc w:val="left"/>
-      <w:pPr>
-        <w:ind w:left="5760" w:hanging="360"/>
-      </w:pPr>
-    </w:lvl>
-    <w:lvl w:ilvl="8" w:tplc="C038CC02">
-      <w:start w:val="1"/>
-      <w:numFmt w:val="bullet"/>
-      <w:lvlText w:val="●"/>
-      <w:lvlJc w:val="left"/>
-      <w:pPr>
-        <w:ind w:left="6480" w:hanging="360"/>
-      </w:pPr>
-    </w:lvl>
-  </w:abstractNum>
-  <w:abstractNum w:abstractNumId="4" w15:restartNumberingAfterBreak="0">
-    <w:nsid w:val="3A865E86"/>
-    <w:multiLevelType w:val="hybridMultilevel"/>
-    <w:tmpl w:val="EB48E4CA"/>
-    <w:lvl w:ilvl="0" w:tplc="989C1266">
+    <w:tmpl w:val="DAD4A44A"/>
+    <w:lvl w:ilvl="0" w:tplc="31388BEE">
       <w:start w:val="1"/>
       <w:numFmt w:val="decimal"/>
       <w:lvlText w:val="%1."/>
@@ -19248,52 +19249,52 @@
         <w:color w:val="A67C27"/>
       </w:rPr>
     </w:lvl>
-    <w:lvl w:ilvl="1" w:tplc="1E4E1324">
+    <w:lvl w:ilvl="1" w:tplc="C4D6CD46">
       <w:numFmt w:val="decimal"/>
       <w:lvlText w:val=""/>
       <w:lvlJc w:val="left"/>
     </w:lvl>
-    <w:lvl w:ilvl="2" w:tplc="9F2C008E">
+    <w:lvl w:ilvl="2" w:tplc="75B2A094">
       <w:numFmt w:val="decimal"/>
       <w:lvlText w:val=""/>
       <w:lvlJc w:val="left"/>
     </w:lvl>
-    <w:lvl w:ilvl="3" w:tplc="959870B2">
+    <w:lvl w:ilvl="3" w:tplc="E77C4404">
       <w:numFmt w:val="decimal"/>
       <w:lvlText w:val=""/>
       <w:lvlJc w:val="left"/>
     </w:lvl>
-    <w:lvl w:ilvl="4" w:tplc="F97CC39C">
+    <w:lvl w:ilvl="4" w:tplc="D0AA853A">
       <w:numFmt w:val="decimal"/>
       <w:lvlText w:val=""/>
       <w:lvlJc w:val="left"/>
     </w:lvl>
-    <w:lvl w:ilvl="5" w:tplc="C58ADA28">
+    <w:lvl w:ilvl="5" w:tplc="833E5F7A">
       <w:numFmt w:val="decimal"/>
       <w:lvlText w:val=""/>
       <w:lvlJc w:val="left"/>
     </w:lvl>
-    <w:lvl w:ilvl="6" w:tplc="B43291E4">
+    <w:lvl w:ilvl="6" w:tplc="5A3873AC">
       <w:numFmt w:val="decimal"/>
       <w:lvlText w:val=""/>
       <w:lvlJc w:val="left"/>
     </w:lvl>
-    <w:lvl w:ilvl="7" w:tplc="7CD43314">
+    <w:lvl w:ilvl="7" w:tplc="157EC620">
       <w:numFmt w:val="decimal"/>
       <w:lvlText w:val=""/>
       <w:lvlJc w:val="left"/>
     </w:lvl>
-    <w:lvl w:ilvl="8" w:tplc="E25EB946">
+    <w:lvl w:ilvl="8" w:tplc="746E0CE2">
       <w:numFmt w:val="decimal"/>
       <w:lvlText w:val=""/>
       <w:lvlJc w:val="left"/>
     </w:lvl>
   </w:abstractNum>
   <w:abstractNum w:abstractNumId="5" w15:restartNumberingAfterBreak="0">
-    <w:nsid w:val="3C304896"/>
+    <w:nsid w:val="30474586"/>
     <w:multiLevelType w:val="hybridMultilevel"/>
-    <w:tmpl w:val="C53E729C"/>
-    <w:lvl w:ilvl="0" w:tplc="6CD47E2C">
+    <w:tmpl w:val="DF463CAE"/>
+    <w:lvl w:ilvl="0" w:tplc="2FA67C48">
       <w:start w:val="1"/>
       <w:numFmt w:val="decimal"/>
       <w:lvlText w:val="%1."/>
@@ -19307,52 +19308,52 @@
         <w:color w:val="A67C27"/>
       </w:rPr>
     </w:lvl>
-    <w:lvl w:ilvl="1" w:tplc="C5CE1E26">
+    <w:lvl w:ilvl="1" w:tplc="790EB20A">
       <w:numFmt w:val="decimal"/>
       <w:lvlText w:val=""/>
       <w:lvlJc w:val="left"/>
     </w:lvl>
-    <w:lvl w:ilvl="2" w:tplc="E4E0E4D4">
+    <w:lvl w:ilvl="2" w:tplc="E0ACEBD2">
       <w:numFmt w:val="decimal"/>
       <w:lvlText w:val=""/>
       <w:lvlJc w:val="left"/>
     </w:lvl>
-    <w:lvl w:ilvl="3" w:tplc="150CB080">
+    <w:lvl w:ilvl="3" w:tplc="5F04793A">
       <w:numFmt w:val="decimal"/>
       <w:lvlText w:val=""/>
       <w:lvlJc w:val="left"/>
     </w:lvl>
-    <w:lvl w:ilvl="4" w:tplc="9C62CFFC">
+    <w:lvl w:ilvl="4" w:tplc="05EA3E3C">
       <w:numFmt w:val="decimal"/>
       <w:lvlText w:val=""/>
       <w:lvlJc w:val="left"/>
     </w:lvl>
-    <w:lvl w:ilvl="5" w:tplc="7110DDC6">
+    <w:lvl w:ilvl="5" w:tplc="FDF420E0">
       <w:numFmt w:val="decimal"/>
       <w:lvlText w:val=""/>
       <w:lvlJc w:val="left"/>
     </w:lvl>
-    <w:lvl w:ilvl="6" w:tplc="B1DE3A76">
+    <w:lvl w:ilvl="6" w:tplc="AB8E150A">
       <w:numFmt w:val="decimal"/>
       <w:lvlText w:val=""/>
       <w:lvlJc w:val="left"/>
     </w:lvl>
-    <w:lvl w:ilvl="7" w:tplc="2D0816F6">
+    <w:lvl w:ilvl="7" w:tplc="5D0CFC66">
       <w:numFmt w:val="decimal"/>
       <w:lvlText w:val=""/>
       <w:lvlJc w:val="left"/>
     </w:lvl>
-    <w:lvl w:ilvl="8" w:tplc="59848E0C">
+    <w:lvl w:ilvl="8" w:tplc="63F898CE">
       <w:numFmt w:val="decimal"/>
       <w:lvlText w:val=""/>
       <w:lvlJc w:val="left"/>
     </w:lvl>
   </w:abstractNum>
   <w:abstractNum w:abstractNumId="6" w15:restartNumberingAfterBreak="0">
-    <w:nsid w:val="5F521A62"/>
+    <w:nsid w:val="33626ABF"/>
     <w:multiLevelType w:val="hybridMultilevel"/>
-    <w:tmpl w:val="CA781104"/>
-    <w:lvl w:ilvl="0" w:tplc="2702BE78">
+    <w:tmpl w:val="BE64ABE4"/>
+    <w:lvl w:ilvl="0" w:tplc="CB6C9204">
       <w:start w:val="1"/>
       <w:numFmt w:val="decimal"/>
       <w:lvlText w:val="%1."/>
@@ -19366,52 +19367,52 @@
         <w:color w:val="A67C27"/>
       </w:rPr>
     </w:lvl>
-    <w:lvl w:ilvl="1" w:tplc="889EB89E">
+    <w:lvl w:ilvl="1" w:tplc="4AECA120">
       <w:numFmt w:val="decimal"/>
       <w:lvlText w:val=""/>
       <w:lvlJc w:val="left"/>
     </w:lvl>
-    <w:lvl w:ilvl="2" w:tplc="025CF64A">
+    <w:lvl w:ilvl="2" w:tplc="D2CC83DE">
       <w:numFmt w:val="decimal"/>
       <w:lvlText w:val=""/>
       <w:lvlJc w:val="left"/>
     </w:lvl>
-    <w:lvl w:ilvl="3" w:tplc="3864E1E6">
+    <w:lvl w:ilvl="3" w:tplc="4AF04C64">
       <w:numFmt w:val="decimal"/>
       <w:lvlText w:val=""/>
       <w:lvlJc w:val="left"/>
     </w:lvl>
-    <w:lvl w:ilvl="4" w:tplc="CE621212">
+    <w:lvl w:ilvl="4" w:tplc="0DEC5A46">
       <w:numFmt w:val="decimal"/>
       <w:lvlText w:val=""/>
       <w:lvlJc w:val="left"/>
     </w:lvl>
-    <w:lvl w:ilvl="5" w:tplc="BCB05A64">
+    <w:lvl w:ilvl="5" w:tplc="A0B84E2A">
       <w:numFmt w:val="decimal"/>
       <w:lvlText w:val=""/>
       <w:lvlJc w:val="left"/>
     </w:lvl>
-    <w:lvl w:ilvl="6" w:tplc="34BC9AAA">
+    <w:lvl w:ilvl="6" w:tplc="031ED636">
       <w:numFmt w:val="decimal"/>
       <w:lvlText w:val=""/>
       <w:lvlJc w:val="left"/>
     </w:lvl>
-    <w:lvl w:ilvl="7" w:tplc="F5320DB2">
+    <w:lvl w:ilvl="7" w:tplc="686A25C8">
       <w:numFmt w:val="decimal"/>
       <w:lvlText w:val=""/>
       <w:lvlJc w:val="left"/>
     </w:lvl>
-    <w:lvl w:ilvl="8" w:tplc="A01A7322">
+    <w:lvl w:ilvl="8" w:tplc="EFB816CE">
       <w:numFmt w:val="decimal"/>
       <w:lvlText w:val=""/>
       <w:lvlJc w:val="left"/>
     </w:lvl>
   </w:abstractNum>
   <w:abstractNum w:abstractNumId="7" w15:restartNumberingAfterBreak="0">
-    <w:nsid w:val="66CE4A9F"/>
+    <w:nsid w:val="390B2BF2"/>
     <w:multiLevelType w:val="hybridMultilevel"/>
-    <w:tmpl w:val="F3C08E84"/>
-    <w:lvl w:ilvl="0" w:tplc="06F8BF26">
+    <w:tmpl w:val="196A4D8A"/>
+    <w:lvl w:ilvl="0" w:tplc="F918AADC">
       <w:start w:val="1"/>
       <w:numFmt w:val="decimal"/>
       <w:lvlText w:val="%1."/>
@@ -19425,52 +19426,52 @@
         <w:color w:val="A67C27"/>
       </w:rPr>
     </w:lvl>
-    <w:lvl w:ilvl="1" w:tplc="8BD84888">
+    <w:lvl w:ilvl="1" w:tplc="64ACA3F6">
       <w:numFmt w:val="decimal"/>
       <w:lvlText w:val=""/>
       <w:lvlJc w:val="left"/>
     </w:lvl>
-    <w:lvl w:ilvl="2" w:tplc="F5149710">
+    <w:lvl w:ilvl="2" w:tplc="7C6CC146">
       <w:numFmt w:val="decimal"/>
       <w:lvlText w:val=""/>
       <w:lvlJc w:val="left"/>
     </w:lvl>
-    <w:lvl w:ilvl="3" w:tplc="B358A574">
+    <w:lvl w:ilvl="3" w:tplc="344CD2D2">
       <w:numFmt w:val="decimal"/>
       <w:lvlText w:val=""/>
       <w:lvlJc w:val="left"/>
     </w:lvl>
-    <w:lvl w:ilvl="4" w:tplc="C45C9EE6">
+    <w:lvl w:ilvl="4" w:tplc="44305820">
       <w:numFmt w:val="decimal"/>
       <w:lvlText w:val=""/>
       <w:lvlJc w:val="left"/>
     </w:lvl>
-    <w:lvl w:ilvl="5" w:tplc="7A847DA6">
+    <w:lvl w:ilvl="5" w:tplc="2B1423B0">
       <w:numFmt w:val="decimal"/>
       <w:lvlText w:val=""/>
       <w:lvlJc w:val="left"/>
     </w:lvl>
-    <w:lvl w:ilvl="6" w:tplc="AFF49248">
+    <w:lvl w:ilvl="6" w:tplc="70CA83F2">
       <w:numFmt w:val="decimal"/>
       <w:lvlText w:val=""/>
       <w:lvlJc w:val="left"/>
     </w:lvl>
-    <w:lvl w:ilvl="7" w:tplc="6A9C7BE8">
+    <w:lvl w:ilvl="7" w:tplc="5B4CD86A">
       <w:numFmt w:val="decimal"/>
       <w:lvlText w:val=""/>
       <w:lvlJc w:val="left"/>
     </w:lvl>
-    <w:lvl w:ilvl="8" w:tplc="DDBE3D94">
+    <w:lvl w:ilvl="8" w:tplc="DF5458E8">
       <w:numFmt w:val="decimal"/>
       <w:lvlText w:val=""/>
       <w:lvlJc w:val="left"/>
     </w:lvl>
   </w:abstractNum>
   <w:abstractNum w:abstractNumId="8" w15:restartNumberingAfterBreak="0">
-    <w:nsid w:val="6A1318B3"/>
+    <w:nsid w:val="493C46EC"/>
     <w:multiLevelType w:val="hybridMultilevel"/>
-    <w:tmpl w:val="A698A94C"/>
-    <w:lvl w:ilvl="0" w:tplc="41FCF4C2">
+    <w:tmpl w:val="11D0BD9A"/>
+    <w:lvl w:ilvl="0" w:tplc="652E367C">
       <w:start w:val="1"/>
       <w:numFmt w:val="decimal"/>
       <w:lvlText w:val="%1."/>
@@ -19484,52 +19485,110 @@
         <w:color w:val="A67C27"/>
       </w:rPr>
     </w:lvl>
-    <w:lvl w:ilvl="1" w:tplc="48A44452">
+    <w:lvl w:ilvl="1" w:tplc="87A672DA">
       <w:numFmt w:val="decimal"/>
       <w:lvlText w:val=""/>
       <w:lvlJc w:val="left"/>
     </w:lvl>
-    <w:lvl w:ilvl="2" w:tplc="63DC47F4">
+    <w:lvl w:ilvl="2" w:tplc="7144B780">
       <w:numFmt w:val="decimal"/>
       <w:lvlText w:val=""/>
       <w:lvlJc w:val="left"/>
     </w:lvl>
-    <w:lvl w:ilvl="3" w:tplc="ABE29ABE">
+    <w:lvl w:ilvl="3" w:tplc="52E20FB2">
       <w:numFmt w:val="decimal"/>
       <w:lvlText w:val=""/>
       <w:lvlJc w:val="left"/>
     </w:lvl>
-    <w:lvl w:ilvl="4" w:tplc="EC2CEE7A">
+    <w:lvl w:ilvl="4" w:tplc="661251FC">
       <w:numFmt w:val="decimal"/>
       <w:lvlText w:val=""/>
       <w:lvlJc w:val="left"/>
     </w:lvl>
-    <w:lvl w:ilvl="5" w:tplc="4664C534">
+    <w:lvl w:ilvl="5" w:tplc="98F44CE8">
       <w:numFmt w:val="decimal"/>
       <w:lvlText w:val=""/>
       <w:lvlJc w:val="left"/>
     </w:lvl>
-    <w:lvl w:ilvl="6" w:tplc="D67E4DB2">
+    <w:lvl w:ilvl="6" w:tplc="F02EC836">
       <w:numFmt w:val="decimal"/>
       <w:lvlText w:val=""/>
       <w:lvlJc w:val="left"/>
     </w:lvl>
-    <w:lvl w:ilvl="7" w:tplc="167E255C">
+    <w:lvl w:ilvl="7" w:tplc="3EBC06AA">
       <w:numFmt w:val="decimal"/>
       <w:lvlText w:val=""/>
       <w:lvlJc w:val="left"/>
     </w:lvl>
-    <w:lvl w:ilvl="8" w:tplc="B9FCAE30">
+    <w:lvl w:ilvl="8" w:tplc="F350005E">
       <w:numFmt w:val="decimal"/>
       <w:lvlText w:val=""/>
       <w:lvlJc w:val="left"/>
     </w:lvl>
   </w:abstractNum>
   <w:abstractNum w:abstractNumId="9" w15:restartNumberingAfterBreak="0">
-    <w:nsid w:val="6D702AF3"/>
+    <w:nsid w:val="523F7BEE"/>
     <w:multiLevelType w:val="hybridMultilevel"/>
-    <w:tmpl w:val="E5242D7A"/>
-    <w:lvl w:ilvl="0" w:tplc="09BE1F24">
+    <w:tmpl w:val="3B2ECBBA"/>
+    <w:lvl w:ilvl="0" w:tplc="1316A194">
+      <w:start w:val="1"/>
+      <w:numFmt w:val="bullet"/>
+      <w:lvlText w:val="•"/>
+      <w:lvlJc w:val="left"/>
+      <w:pPr>
+        <w:ind w:left="460" w:hanging="280"/>
+      </w:pPr>
+    </w:lvl>
+    <w:lvl w:ilvl="1" w:tplc="19AEA27C">
+      <w:start w:val="1"/>
+      <w:numFmt w:val="bullet"/>
+      <w:lvlText w:val="–"/>
+      <w:lvlJc w:val="left"/>
+      <w:pPr>
+        <w:ind w:left="900" w:hanging="280"/>
+      </w:pPr>
+    </w:lvl>
+    <w:lvl w:ilvl="2" w:tplc="DFEE570C">
+      <w:numFmt w:val="decimal"/>
+      <w:lvlText w:val=""/>
+      <w:lvlJc w:val="left"/>
+    </w:lvl>
+    <w:lvl w:ilvl="3" w:tplc="C3E824A8">
+      <w:numFmt w:val="decimal"/>
+      <w:lvlText w:val=""/>
+      <w:lvlJc w:val="left"/>
+    </w:lvl>
+    <w:lvl w:ilvl="4" w:tplc="A66E6302">
+      <w:numFmt w:val="decimal"/>
+      <w:lvlText w:val=""/>
+      <w:lvlJc w:val="left"/>
+    </w:lvl>
+    <w:lvl w:ilvl="5" w:tplc="9D38ED2A">
+      <w:numFmt w:val="decimal"/>
+      <w:lvlText w:val=""/>
+      <w:lvlJc w:val="left"/>
+    </w:lvl>
+    <w:lvl w:ilvl="6" w:tplc="F6141476">
+      <w:numFmt w:val="decimal"/>
+      <w:lvlText w:val=""/>
+      <w:lvlJc w:val="left"/>
+    </w:lvl>
+    <w:lvl w:ilvl="7" w:tplc="3DFEBF6E">
+      <w:numFmt w:val="decimal"/>
+      <w:lvlText w:val=""/>
+      <w:lvlJc w:val="left"/>
+    </w:lvl>
+    <w:lvl w:ilvl="8" w:tplc="5AC2527E">
+      <w:numFmt w:val="decimal"/>
+      <w:lvlText w:val=""/>
+      <w:lvlJc w:val="left"/>
+    </w:lvl>
+  </w:abstractNum>
+  <w:abstractNum w:abstractNumId="10" w15:restartNumberingAfterBreak="0">
+    <w:nsid w:val="6A2308E4"/>
+    <w:multiLevelType w:val="hybridMultilevel"/>
+    <w:tmpl w:val="61D45710"/>
+    <w:lvl w:ilvl="0" w:tplc="6282B21A">
       <w:start w:val="1"/>
       <w:numFmt w:val="decimal"/>
       <w:lvlText w:val="%1."/>
@@ -19543,52 +19602,52 @@
         <w:color w:val="A67C27"/>
       </w:rPr>
     </w:lvl>
-    <w:lvl w:ilvl="1" w:tplc="2B9C68D8">
+    <w:lvl w:ilvl="1" w:tplc="FED87280">
       <w:numFmt w:val="decimal"/>
       <w:lvlText w:val=""/>
       <w:lvlJc w:val="left"/>
     </w:lvl>
-    <w:lvl w:ilvl="2" w:tplc="C60086A8">
+    <w:lvl w:ilvl="2" w:tplc="1AF8EC32">
       <w:numFmt w:val="decimal"/>
       <w:lvlText w:val=""/>
       <w:lvlJc w:val="left"/>
     </w:lvl>
-    <w:lvl w:ilvl="3" w:tplc="64AC97C0">
+    <w:lvl w:ilvl="3" w:tplc="DD7A476E">
       <w:numFmt w:val="decimal"/>
       <w:lvlText w:val=""/>
       <w:lvlJc w:val="left"/>
     </w:lvl>
-    <w:lvl w:ilvl="4" w:tplc="0C18606C">
+    <w:lvl w:ilvl="4" w:tplc="BA0CE59E">
       <w:numFmt w:val="decimal"/>
       <w:lvlText w:val=""/>
       <w:lvlJc w:val="left"/>
     </w:lvl>
-    <w:lvl w:ilvl="5" w:tplc="A5240176">
+    <w:lvl w:ilvl="5" w:tplc="81423C44">
       <w:numFmt w:val="decimal"/>
       <w:lvlText w:val=""/>
       <w:lvlJc w:val="left"/>
     </w:lvl>
-    <w:lvl w:ilvl="6" w:tplc="5C5A7EE4">
+    <w:lvl w:ilvl="6" w:tplc="7DAC8D06">
       <w:numFmt w:val="decimal"/>
       <w:lvlText w:val=""/>
       <w:lvlJc w:val="left"/>
     </w:lvl>
-    <w:lvl w:ilvl="7" w:tplc="619C3164">
+    <w:lvl w:ilvl="7" w:tplc="AC8AD918">
       <w:numFmt w:val="decimal"/>
       <w:lvlText w:val=""/>
       <w:lvlJc w:val="left"/>
     </w:lvl>
-    <w:lvl w:ilvl="8" w:tplc="2EE455B4">
+    <w:lvl w:ilvl="8" w:tplc="20AA5BE4">
       <w:numFmt w:val="decimal"/>
       <w:lvlText w:val=""/>
       <w:lvlJc w:val="left"/>
     </w:lvl>
   </w:abstractNum>
-  <w:abstractNum w:abstractNumId="10" w15:restartNumberingAfterBreak="0">
-    <w:nsid w:val="6EC2652B"/>
+  <w:abstractNum w:abstractNumId="11" w15:restartNumberingAfterBreak="0">
+    <w:nsid w:val="783F648A"/>
     <w:multiLevelType w:val="hybridMultilevel"/>
-    <w:tmpl w:val="D3E47112"/>
-    <w:lvl w:ilvl="0" w:tplc="5AA616B4">
+    <w:tmpl w:val="ACA0E83C"/>
+    <w:lvl w:ilvl="0" w:tplc="E208E848">
       <w:start w:val="1"/>
       <w:numFmt w:val="decimal"/>
       <w:lvlText w:val="%1."/>
@@ -19602,174 +19661,115 @@
         <w:color w:val="A67C27"/>
       </w:rPr>
     </w:lvl>
-    <w:lvl w:ilvl="1" w:tplc="63CE72CE">
+    <w:lvl w:ilvl="1" w:tplc="D9DEB06E">
       <w:numFmt w:val="decimal"/>
       <w:lvlText w:val=""/>
       <w:lvlJc w:val="left"/>
     </w:lvl>
-    <w:lvl w:ilvl="2" w:tplc="D968EF4E">
+    <w:lvl w:ilvl="2" w:tplc="E2509804">
       <w:numFmt w:val="decimal"/>
       <w:lvlText w:val=""/>
       <w:lvlJc w:val="left"/>
     </w:lvl>
-    <w:lvl w:ilvl="3" w:tplc="321A7DBC">
+    <w:lvl w:ilvl="3" w:tplc="4844B6D0">
       <w:numFmt w:val="decimal"/>
       <w:lvlText w:val=""/>
       <w:lvlJc w:val="left"/>
     </w:lvl>
-    <w:lvl w:ilvl="4" w:tplc="0CB8612C">
+    <w:lvl w:ilvl="4" w:tplc="E2E62272">
       <w:numFmt w:val="decimal"/>
       <w:lvlText w:val=""/>
       <w:lvlJc w:val="left"/>
     </w:lvl